--- a/data/outputs/v2/Core_Mathematics/SS2.9_Linear_Motion/Core_Mathematics_Linear_Motion_CBE_LessonSequence.docx
+++ b/data/outputs/v2/Core_Mathematics/SS2.9_Linear_Motion/Core_Mathematics_Linear_Motion_CBE_LessonSequence.docx
@@ -3202,7 +3202,7 @@
             <w:pPr>
               <w:spacing w:after="20" w:before="0"/>
             </w:pPr>
-            <w:hyperlink w:history="1" r:id="rIdqfremrlpg4_k9wjbatck_">
+            <w:hyperlink w:history="1" r:id="rIdr9xs_ukbtmxbrwazws-6d">
               <w:r>
                 <w:rPr>
                   <w:rFonts w:ascii="Arial" w:cs="Arial" w:eastAsia="Arial" w:hAnsi="Arial"/>
@@ -3211,7 +3211,7 @@
                   <w:szCs w:val="16"/>
                   <w:u w:val="single" w:color="2E75B6"/>
                 </w:rPr>
-                <w:t xml:space="preserve">Multiplying fractions word problem: movies</w:t>
+                <w:t xml:space="preserve">Position vs. time graphs</w:t>
               </w:r>
             </w:hyperlink>
           </w:p>
@@ -3235,7 +3235,7 @@
               <w:spacing w:after="10" w:before="0"/>
               <w:ind w:left="120"/>
             </w:pPr>
-            <w:hyperlink w:history="1" r:id="rIdlnj9pa-wxxfptb6yde-my">
+            <w:hyperlink w:history="1" r:id="rIdnsjdnbjeioi4tsbinwb9h">
               <w:r>
                 <w:rPr>
                   <w:rFonts w:ascii="Arial" w:cs="Arial" w:eastAsia="Arial" w:hAnsi="Arial"/>
@@ -3273,14 +3273,14 @@
                 <w:sz w:val="16"/>
                 <w:szCs w:val="16"/>
               </w:rPr>
-              <w:t xml:space="preserve">📖 HTML:</w:t>
+              <w:t xml:space="preserve">📖 EXERCISE:</w:t>
             </w:r>
           </w:p>
           <w:p>
             <w:pPr>
               <w:spacing w:after="20" w:before="0"/>
             </w:pPr>
-            <w:hyperlink w:history="1" r:id="rIdydnijmmmo3zq-frqldzg4">
+            <w:hyperlink w:history="1" r:id="rIdfseyj0i9hdiq0bn_tcekk">
               <w:r>
                 <w:rPr>
                   <w:rFonts w:ascii="Arial" w:cs="Arial" w:eastAsia="Arial" w:hAnsi="Arial"/>
@@ -3289,7 +3289,7 @@
                   <w:szCs w:val="16"/>
                   <w:u w:val="single" w:color="2E75B6"/>
                 </w:rPr>
-                <w:t xml:space="preserve">Linear Equations: Deep Dish Pizza (PLIX)</w:t>
+                <w:t xml:space="preserve">Average velocity and average speed from graphs</w:t>
               </w:r>
             </w:hyperlink>
           </w:p>
@@ -3305,7 +3305,7 @@
                 <w:sz w:val="14"/>
                 <w:szCs w:val="14"/>
               </w:rPr>
-              <w:t xml:space="preserve">Source: CK-12</w:t>
+              <w:t xml:space="preserve">Source: Khan Academy (English - US curriculum)</w:t>
             </w:r>
           </w:p>
           <w:p>
@@ -3313,7 +3313,7 @@
               <w:spacing w:after="10" w:before="0"/>
               <w:ind w:left="120"/>
             </w:pPr>
-            <w:hyperlink w:history="1" r:id="rIdi-d14rxsenv8ikmnejtls">
+            <w:hyperlink w:history="1" r:id="rIdhocbquikqsn_oizzbtzcx">
               <w:r>
                 <w:rPr>
                   <w:rFonts w:ascii="Arial" w:cs="Arial" w:eastAsia="Arial" w:hAnsi="Arial"/>
@@ -3508,7 +3508,7 @@
             <w:pPr>
               <w:spacing w:after="20" w:before="0"/>
             </w:pPr>
-            <w:hyperlink w:history="1" r:id="rId1stvqiw4jp35zr2nmd9as">
+            <w:hyperlink w:history="1" r:id="rIdz2tg7ggmtevhtjf5x5c6e">
               <w:r>
                 <w:rPr>
                   <w:rFonts w:ascii="Arial" w:cs="Arial" w:eastAsia="Arial" w:hAnsi="Arial"/>
@@ -3517,7 +3517,7 @@
                   <w:szCs w:val="16"/>
                   <w:u w:val="single" w:color="2E75B6"/>
                 </w:rPr>
-                <w:t xml:space="preserve">Multiplying fractions word problem: movies</w:t>
+                <w:t xml:space="preserve">Calculating average velocity or speed</w:t>
               </w:r>
             </w:hyperlink>
           </w:p>
@@ -3541,7 +3541,7 @@
               <w:spacing w:after="10" w:before="0"/>
               <w:ind w:left="120"/>
             </w:pPr>
-            <w:hyperlink w:history="1" r:id="rIdcl5l8aqi3faci7jxde6um">
+            <w:hyperlink w:history="1" r:id="rIdnaxcqgidzocqwuziz7nz1">
               <w:r>
                 <w:rPr>
                   <w:rFonts w:ascii="Arial" w:cs="Arial" w:eastAsia="Arial" w:hAnsi="Arial"/>
@@ -3579,14 +3579,14 @@
                 <w:sz w:val="16"/>
                 <w:szCs w:val="16"/>
               </w:rPr>
-              <w:t xml:space="preserve">📖 HTML:</w:t>
+              <w:t xml:space="preserve">📖 EXERCISE:</w:t>
             </w:r>
           </w:p>
           <w:p>
             <w:pPr>
               <w:spacing w:after="20" w:before="0"/>
             </w:pPr>
-            <w:hyperlink w:history="1" r:id="rId080kvkcrqhisv3zmz4zw2">
+            <w:hyperlink w:history="1" r:id="rIdkiwdmfc2pbwckg7l7ggnl">
               <w:r>
                 <w:rPr>
                   <w:rFonts w:ascii="Arial" w:cs="Arial" w:eastAsia="Arial" w:hAnsi="Arial"/>
@@ -3595,7 +3595,7 @@
                   <w:szCs w:val="16"/>
                   <w:u w:val="single" w:color="2E75B6"/>
                 </w:rPr>
-                <w:t xml:space="preserve">Linear Equations: Deep Dish Pizza (PLIX)</w:t>
+                <w:t xml:space="preserve">2D projectile motion: Vectors and comparing multiple trajectories</w:t>
               </w:r>
             </w:hyperlink>
           </w:p>
@@ -3611,7 +3611,7 @@
                 <w:sz w:val="14"/>
                 <w:szCs w:val="14"/>
               </w:rPr>
-              <w:t xml:space="preserve">Source: CK-12</w:t>
+              <w:t xml:space="preserve">Source: Khan Academy (English - US curriculum)</w:t>
             </w:r>
           </w:p>
           <w:p>
@@ -3619,7 +3619,7 @@
               <w:spacing w:after="10" w:before="0"/>
               <w:ind w:left="120"/>
             </w:pPr>
-            <w:hyperlink w:history="1" r:id="rIdiccwfeywfkck1hsvvzr_q">
+            <w:hyperlink w:history="1" r:id="rIdtnuj7nshqdgnw3o_23cln">
               <w:r>
                 <w:rPr>
                   <w:rFonts w:ascii="Arial" w:cs="Arial" w:eastAsia="Arial" w:hAnsi="Arial"/>
@@ -3814,7 +3814,7 @@
             <w:pPr>
               <w:spacing w:after="20" w:before="0"/>
             </w:pPr>
-            <w:hyperlink w:history="1" r:id="rIdqfi090qrnd8s4c-fpxru_">
+            <w:hyperlink w:history="1" r:id="rIdzg9rja57pgeonibdppeat">
               <w:r>
                 <w:rPr>
                   <w:rFonts w:ascii="Arial" w:cs="Arial" w:eastAsia="Arial" w:hAnsi="Arial"/>
@@ -3823,7 +3823,7 @@
                   <w:szCs w:val="16"/>
                   <w:u w:val="single" w:color="2E75B6"/>
                 </w:rPr>
-                <w:t xml:space="preserve">Multiplying fractions word problem: movies</w:t>
+                <w:t xml:space="preserve">Position vs. time graphs</w:t>
               </w:r>
             </w:hyperlink>
           </w:p>
@@ -3847,7 +3847,7 @@
               <w:spacing w:after="10" w:before="0"/>
               <w:ind w:left="120"/>
             </w:pPr>
-            <w:hyperlink w:history="1" r:id="rId_ixzyhxhxerzxbgycxvwt">
+            <w:hyperlink w:history="1" r:id="rIdtk2i9qgadcucn-lqc7jil">
               <w:r>
                 <w:rPr>
                   <w:rFonts w:ascii="Arial" w:cs="Arial" w:eastAsia="Arial" w:hAnsi="Arial"/>
@@ -3885,14 +3885,14 @@
                 <w:sz w:val="16"/>
                 <w:szCs w:val="16"/>
               </w:rPr>
-              <w:t xml:space="preserve">📖 HTML:</w:t>
+              <w:t xml:space="preserve">📖 EXERCISE:</w:t>
             </w:r>
           </w:p>
           <w:p>
             <w:pPr>
               <w:spacing w:after="20" w:before="0"/>
             </w:pPr>
-            <w:hyperlink w:history="1" r:id="rIdbqjcnm52igce4qp_sslrx">
+            <w:hyperlink w:history="1" r:id="rIdyeh64_qka9w3txygfqeuu">
               <w:r>
                 <w:rPr>
                   <w:rFonts w:ascii="Arial" w:cs="Arial" w:eastAsia="Arial" w:hAnsi="Arial"/>
@@ -3901,7 +3901,7 @@
                   <w:szCs w:val="16"/>
                   <w:u w:val="single" w:color="2E75B6"/>
                 </w:rPr>
-                <w:t xml:space="preserve">Linear Equations: Deep Dish Pizza (PLIX)</w:t>
+                <w:t xml:space="preserve">2D projectile motion: Identifying graphs for projectiles</w:t>
               </w:r>
             </w:hyperlink>
           </w:p>
@@ -3917,7 +3917,7 @@
                 <w:sz w:val="14"/>
                 <w:szCs w:val="14"/>
               </w:rPr>
-              <w:t xml:space="preserve">Source: CK-12</w:t>
+              <w:t xml:space="preserve">Source: Khan Academy (English - US curriculum)</w:t>
             </w:r>
           </w:p>
           <w:p>
@@ -3925,7 +3925,7 @@
               <w:spacing w:after="10" w:before="0"/>
               <w:ind w:left="120"/>
             </w:pPr>
-            <w:hyperlink w:history="1" r:id="rIdgu8vzx0_ag8dflw1mkzwb">
+            <w:hyperlink w:history="1" r:id="rId3i6ifzwpncoxhnhvczp64">
               <w:r>
                 <w:rPr>
                   <w:rFonts w:ascii="Arial" w:cs="Arial" w:eastAsia="Arial" w:hAnsi="Arial"/>
@@ -4120,7 +4120,7 @@
             <w:pPr>
               <w:spacing w:after="20" w:before="0"/>
             </w:pPr>
-            <w:hyperlink w:history="1" r:id="rIdxa9nxxrjxdyukbtswqfzv">
+            <w:hyperlink w:history="1" r:id="rIddxvhylqnn2_dhkdznxyfg">
               <w:r>
                 <w:rPr>
                   <w:rFonts w:ascii="Arial" w:cs="Arial" w:eastAsia="Arial" w:hAnsi="Arial"/>
@@ -4129,7 +4129,7 @@
                   <w:szCs w:val="16"/>
                   <w:u w:val="single" w:color="2E75B6"/>
                 </w:rPr>
-                <w:t xml:space="preserve">Multiplying fractions word problem: movies</w:t>
+                <w:t xml:space="preserve">Position vs. time graphs</w:t>
               </w:r>
             </w:hyperlink>
           </w:p>
@@ -4153,7 +4153,7 @@
               <w:spacing w:after="10" w:before="0"/>
               <w:ind w:left="120"/>
             </w:pPr>
-            <w:hyperlink w:history="1" r:id="rIdgl_2ladyoqd4ik1lgof5o">
+            <w:hyperlink w:history="1" r:id="rIdu2zbk9ev37n7n-ly2eius">
               <w:r>
                 <w:rPr>
                   <w:rFonts w:ascii="Arial" w:cs="Arial" w:eastAsia="Arial" w:hAnsi="Arial"/>
@@ -4191,14 +4191,14 @@
                 <w:sz w:val="16"/>
                 <w:szCs w:val="16"/>
               </w:rPr>
-              <w:t xml:space="preserve">📖 HTML:</w:t>
+              <w:t xml:space="preserve">📖 EXERCISE:</w:t>
             </w:r>
           </w:p>
           <w:p>
             <w:pPr>
               <w:spacing w:after="20" w:before="0"/>
             </w:pPr>
-            <w:hyperlink w:history="1" r:id="rIde8fgie4pfejs38psdbbo3">
+            <w:hyperlink w:history="1" r:id="rIdkueub2d5zuxpob5igpuhc">
               <w:r>
                 <w:rPr>
                   <w:rFonts w:ascii="Arial" w:cs="Arial" w:eastAsia="Arial" w:hAnsi="Arial"/>
@@ -4207,7 +4207,7 @@
                   <w:szCs w:val="16"/>
                   <w:u w:val="single" w:color="2E75B6"/>
                 </w:rPr>
-                <w:t xml:space="preserve">Linear Equations: Deep Dish Pizza (PLIX)</w:t>
+                <w:t xml:space="preserve">Average velocity and average speed from graphs</w:t>
               </w:r>
             </w:hyperlink>
           </w:p>
@@ -4223,7 +4223,7 @@
                 <w:sz w:val="14"/>
                 <w:szCs w:val="14"/>
               </w:rPr>
-              <w:t xml:space="preserve">Source: CK-12</w:t>
+              <w:t xml:space="preserve">Source: Khan Academy (English - US curriculum)</w:t>
             </w:r>
           </w:p>
           <w:p>
@@ -4231,7 +4231,7 @@
               <w:spacing w:after="10" w:before="0"/>
               <w:ind w:left="120"/>
             </w:pPr>
-            <w:hyperlink w:history="1" r:id="rIdyo56cytfligv9uxfr2xh_">
+            <w:hyperlink w:history="1" r:id="rIdroobbfwyfjrin5v9egoyk">
               <w:r>
                 <w:rPr>
                   <w:rFonts w:ascii="Arial" w:cs="Arial" w:eastAsia="Arial" w:hAnsi="Arial"/>
@@ -4426,7 +4426,7 @@
             <w:pPr>
               <w:spacing w:after="20" w:before="0"/>
             </w:pPr>
-            <w:hyperlink w:history="1" r:id="rId43ilawoyaa5tzh9bpex0b">
+            <w:hyperlink w:history="1" r:id="rIdqhiiaepg95wkfg0am8pjq">
               <w:r>
                 <w:rPr>
                   <w:rFonts w:ascii="Arial" w:cs="Arial" w:eastAsia="Arial" w:hAnsi="Arial"/>
@@ -4435,7 +4435,7 @@
                   <w:szCs w:val="16"/>
                   <w:u w:val="single" w:color="2E75B6"/>
                 </w:rPr>
-                <w:t xml:space="preserve">Multiplying fractions word problem: movies</w:t>
+                <w:t xml:space="preserve">Position vs. time graphs</w:t>
               </w:r>
             </w:hyperlink>
           </w:p>
@@ -4459,7 +4459,7 @@
               <w:spacing w:after="10" w:before="0"/>
               <w:ind w:left="120"/>
             </w:pPr>
-            <w:hyperlink w:history="1" r:id="rIdkist0q6918oobd6sv2ivk">
+            <w:hyperlink w:history="1" r:id="rId_fxxwa-guluvgjlydlthw">
               <w:r>
                 <w:rPr>
                   <w:rFonts w:ascii="Arial" w:cs="Arial" w:eastAsia="Arial" w:hAnsi="Arial"/>
@@ -4497,14 +4497,14 @@
                 <w:sz w:val="16"/>
                 <w:szCs w:val="16"/>
               </w:rPr>
-              <w:t xml:space="preserve">📖 HTML:</w:t>
+              <w:t xml:space="preserve">📖 EXERCISE:</w:t>
             </w:r>
           </w:p>
           <w:p>
             <w:pPr>
               <w:spacing w:after="20" w:before="0"/>
             </w:pPr>
-            <w:hyperlink w:history="1" r:id="rIdf5sny862de5gfie6ze0uw">
+            <w:hyperlink w:history="1" r:id="rIdvqggyf6slw61_jceafzge">
               <w:r>
                 <w:rPr>
                   <w:rFonts w:ascii="Arial" w:cs="Arial" w:eastAsia="Arial" w:hAnsi="Arial"/>
@@ -4513,7 +4513,7 @@
                   <w:szCs w:val="16"/>
                   <w:u w:val="single" w:color="2E75B6"/>
                 </w:rPr>
-                <w:t xml:space="preserve">Linear Equations: Deep Dish Pizza (PLIX)</w:t>
+                <w:t xml:space="preserve">Average velocity and average speed from graphs</w:t>
               </w:r>
             </w:hyperlink>
           </w:p>
@@ -4529,7 +4529,7 @@
                 <w:sz w:val="14"/>
                 <w:szCs w:val="14"/>
               </w:rPr>
-              <w:t xml:space="preserve">Source: CK-12</w:t>
+              <w:t xml:space="preserve">Source: Khan Academy (English - US curriculum)</w:t>
             </w:r>
           </w:p>
           <w:p>
@@ -4537,7 +4537,7 @@
               <w:spacing w:after="10" w:before="0"/>
               <w:ind w:left="120"/>
             </w:pPr>
-            <w:hyperlink w:history="1" r:id="rIdybda3byr8ygfyb5rgezsw">
+            <w:hyperlink w:history="1" r:id="rIde1h6ermtod_6akdknghgz">
               <w:r>
                 <w:rPr>
                   <w:rFonts w:ascii="Arial" w:cs="Arial" w:eastAsia="Arial" w:hAnsi="Arial"/>
@@ -6107,7 +6107,7 @@
             <w:pPr>
               <w:spacing w:after="20" w:before="0"/>
             </w:pPr>
-            <w:hyperlink w:history="1" r:id="rId4lnyosj8dwklli27wr3qu">
+            <w:hyperlink w:history="1" r:id="rId7jfpw3x42dat56bnewxjw">
               <w:r>
                 <w:rPr>
                   <w:rFonts w:ascii="Arial" w:cs="Arial" w:eastAsia="Arial" w:hAnsi="Arial"/>
@@ -6116,7 +6116,7 @@
                   <w:szCs w:val="16"/>
                   <w:u w:val="single" w:color="2E75B6"/>
                 </w:rPr>
-                <w:t xml:space="preserve">Genetics vocabulary</w:t>
+                <w:t xml:space="preserve">Visual understanding of centripetal acceleration formula</w:t>
               </w:r>
             </w:hyperlink>
           </w:p>
@@ -6140,7 +6140,7 @@
               <w:spacing w:after="10" w:before="0"/>
               <w:ind w:left="120"/>
             </w:pPr>
-            <w:hyperlink w:history="1" r:id="rIdwjnrnojhcsfdque9e8s4-">
+            <w:hyperlink w:history="1" r:id="rIdhletviqnqurukh_6dzipx">
               <w:r>
                 <w:rPr>
                   <w:rFonts w:ascii="Arial" w:cs="Arial" w:eastAsia="Arial" w:hAnsi="Arial"/>
@@ -6178,14 +6178,14 @@
                 <w:sz w:val="16"/>
                 <w:szCs w:val="16"/>
               </w:rPr>
-              <w:t xml:space="preserve">📖 HTML:</w:t>
+              <w:t xml:space="preserve">📖 EXERCISE:</w:t>
             </w:r>
           </w:p>
           <w:p>
             <w:pPr>
               <w:spacing w:after="20" w:before="0"/>
             </w:pPr>
-            <w:hyperlink w:history="1" r:id="rIdzpgpdsqi2duokelndjn6u">
+            <w:hyperlink w:history="1" r:id="rId31wf7bm5kz_3efhw_1wsz">
               <w:r>
                 <w:rPr>
                   <w:rFonts w:ascii="Arial" w:cs="Arial" w:eastAsia="Arial" w:hAnsi="Arial"/>
@@ -6194,7 +6194,7 @@
                   <w:szCs w:val="16"/>
                   <w:u w:val="single" w:color="2E75B6"/>
                 </w:rPr>
-                <w:t xml:space="preserve">Angular Velocity (Flexbook)</w:t>
+                <w:t xml:space="preserve">Setting up problems with constant acceleration</w:t>
               </w:r>
             </w:hyperlink>
           </w:p>
@@ -6210,7 +6210,7 @@
                 <w:sz w:val="14"/>
                 <w:szCs w:val="14"/>
               </w:rPr>
-              <w:t xml:space="preserve">Source: CK-12</w:t>
+              <w:t xml:space="preserve">Source: Khan Academy (English - US curriculum)</w:t>
             </w:r>
           </w:p>
           <w:p>
@@ -6218,7 +6218,7 @@
               <w:spacing w:after="10" w:before="0"/>
               <w:ind w:left="120"/>
             </w:pPr>
-            <w:hyperlink w:history="1" r:id="rId1j0inrrt2y-vj6jdi-asr">
+            <w:hyperlink w:history="1" r:id="rIdnl3eg_s0d0qyy4y2knmie">
               <w:r>
                 <w:rPr>
                   <w:rFonts w:ascii="Arial" w:cs="Arial" w:eastAsia="Arial" w:hAnsi="Arial"/>
@@ -6413,7 +6413,7 @@
             <w:pPr>
               <w:spacing w:after="20" w:before="0"/>
             </w:pPr>
-            <w:hyperlink w:history="1" r:id="rIdpjm50wrgqoyx_izg8k_em">
+            <w:hyperlink w:history="1" r:id="rIduhp3btm4uljemiunpbkhz">
               <w:r>
                 <w:rPr>
                   <w:rFonts w:ascii="Arial" w:cs="Arial" w:eastAsia="Arial" w:hAnsi="Arial"/>
@@ -6422,7 +6422,7 @@
                   <w:szCs w:val="16"/>
                   <w:u w:val="single" w:color="2E75B6"/>
                 </w:rPr>
-                <w:t xml:space="preserve">Genetics vocabulary</w:t>
+                <w:t xml:space="preserve">Calculus proof of centripetal acceleration formula</w:t>
               </w:r>
             </w:hyperlink>
           </w:p>
@@ -6446,7 +6446,7 @@
               <w:spacing w:after="10" w:before="0"/>
               <w:ind w:left="120"/>
             </w:pPr>
-            <w:hyperlink w:history="1" r:id="rId96i_amnffjef-csr2kof_">
+            <w:hyperlink w:history="1" r:id="rIdqfc8e2uwkkm6l3tr_s04_">
               <w:r>
                 <w:rPr>
                   <w:rFonts w:ascii="Arial" w:cs="Arial" w:eastAsia="Arial" w:hAnsi="Arial"/>
@@ -6484,14 +6484,14 @@
                 <w:sz w:val="16"/>
                 <w:szCs w:val="16"/>
               </w:rPr>
-              <w:t xml:space="preserve">📖 HTML:</w:t>
+              <w:t xml:space="preserve">📖 EXERCISE:</w:t>
             </w:r>
           </w:p>
           <w:p>
             <w:pPr>
               <w:spacing w:after="20" w:before="0"/>
             </w:pPr>
-            <w:hyperlink w:history="1" r:id="rIdlz1d-bmtic54-zhdltj3r">
+            <w:hyperlink w:history="1" r:id="rIddwo7cutekigwis0kycopm">
               <w:r>
                 <w:rPr>
                   <w:rFonts w:ascii="Arial" w:cs="Arial" w:eastAsia="Arial" w:hAnsi="Arial"/>
@@ -6500,7 +6500,7 @@
                   <w:szCs w:val="16"/>
                   <w:u w:val="single" w:color="2E75B6"/>
                 </w:rPr>
-                <w:t xml:space="preserve">Angular Velocity (Flexbook)</w:t>
+                <w:t xml:space="preserve">Setting up problems with constant acceleration</w:t>
               </w:r>
             </w:hyperlink>
           </w:p>
@@ -6516,7 +6516,7 @@
                 <w:sz w:val="14"/>
                 <w:szCs w:val="14"/>
               </w:rPr>
-              <w:t xml:space="preserve">Source: CK-12</w:t>
+              <w:t xml:space="preserve">Source: Khan Academy (English - US curriculum)</w:t>
             </w:r>
           </w:p>
           <w:p>
@@ -6524,7 +6524,7 @@
               <w:spacing w:after="10" w:before="0"/>
               <w:ind w:left="120"/>
             </w:pPr>
-            <w:hyperlink w:history="1" r:id="rIdgmrdcrebu_zhjauzgjvqi">
+            <w:hyperlink w:history="1" r:id="rIda5j2jnbk_1pstajulhfx4">
               <w:r>
                 <w:rPr>
                   <w:rFonts w:ascii="Arial" w:cs="Arial" w:eastAsia="Arial" w:hAnsi="Arial"/>
@@ -6719,7 +6719,7 @@
             <w:pPr>
               <w:spacing w:after="20" w:before="0"/>
             </w:pPr>
-            <w:hyperlink w:history="1" r:id="rIduqm_p08srmwkco5kzsvry">
+            <w:hyperlink w:history="1" r:id="rIdu49lwjd7xozwd0be-woma">
               <w:r>
                 <w:rPr>
                   <w:rFonts w:ascii="Arial" w:cs="Arial" w:eastAsia="Arial" w:hAnsi="Arial"/>
@@ -6728,7 +6728,7 @@
                   <w:szCs w:val="16"/>
                   <w:u w:val="single" w:color="2E75B6"/>
                 </w:rPr>
-                <w:t xml:space="preserve">Genetics vocabulary</w:t>
+                <w:t xml:space="preserve">Visual understanding of centripetal acceleration formula</w:t>
               </w:r>
             </w:hyperlink>
           </w:p>
@@ -6752,7 +6752,7 @@
               <w:spacing w:after="10" w:before="0"/>
               <w:ind w:left="120"/>
             </w:pPr>
-            <w:hyperlink w:history="1" r:id="rId1kwn2mxoloie5ldgt_6jm">
+            <w:hyperlink w:history="1" r:id="rIdkxlzdwmmggleanzsnuq7d">
               <w:r>
                 <w:rPr>
                   <w:rFonts w:ascii="Arial" w:cs="Arial" w:eastAsia="Arial" w:hAnsi="Arial"/>
@@ -6790,14 +6790,14 @@
                 <w:sz w:val="16"/>
                 <w:szCs w:val="16"/>
               </w:rPr>
-              <w:t xml:space="preserve">📖 HTML:</w:t>
+              <w:t xml:space="preserve">📖 EXERCISE:</w:t>
             </w:r>
           </w:p>
           <w:p>
             <w:pPr>
               <w:spacing w:after="20" w:before="0"/>
             </w:pPr>
-            <w:hyperlink w:history="1" r:id="rId45m5zcpjyzlz70n4ytin3">
+            <w:hyperlink w:history="1" r:id="rIdiaz3kxm3grobjzc_hotoi">
               <w:r>
                 <w:rPr>
                   <w:rFonts w:ascii="Arial" w:cs="Arial" w:eastAsia="Arial" w:hAnsi="Arial"/>
@@ -6806,7 +6806,7 @@
                   <w:szCs w:val="16"/>
                   <w:u w:val="single" w:color="2E75B6"/>
                 </w:rPr>
-                <w:t xml:space="preserve">Angular Velocity (Flexbook)</w:t>
+                <w:t xml:space="preserve">Setting up problems with constant acceleration</w:t>
               </w:r>
             </w:hyperlink>
           </w:p>
@@ -6822,7 +6822,7 @@
                 <w:sz w:val="14"/>
                 <w:szCs w:val="14"/>
               </w:rPr>
-              <w:t xml:space="preserve">Source: CK-12</w:t>
+              <w:t xml:space="preserve">Source: Khan Academy (English - US curriculum)</w:t>
             </w:r>
           </w:p>
           <w:p>
@@ -6830,7 +6830,7 @@
               <w:spacing w:after="10" w:before="0"/>
               <w:ind w:left="120"/>
             </w:pPr>
-            <w:hyperlink w:history="1" r:id="rIdyf15su4cjhi_a0vjmq8yw">
+            <w:hyperlink w:history="1" r:id="rIdwx4vi9vromrzvvviheb9i">
               <w:r>
                 <w:rPr>
                   <w:rFonts w:ascii="Arial" w:cs="Arial" w:eastAsia="Arial" w:hAnsi="Arial"/>
@@ -7139,7 +7139,7 @@
             <w:pPr>
               <w:spacing w:after="20" w:before="0"/>
             </w:pPr>
-            <w:hyperlink w:history="1" r:id="rId48uljryqrqlbjvf_qgxkl">
+            <w:hyperlink w:history="1" r:id="rIdcfwdvrfsva5q-1vkmjgxa">
               <w:r>
                 <w:rPr>
                   <w:rFonts w:ascii="Arial" w:cs="Arial" w:eastAsia="Arial" w:hAnsi="Arial"/>
@@ -7148,7 +7148,7 @@
                   <w:szCs w:val="16"/>
                   <w:u w:val="single" w:color="2E75B6"/>
                 </w:rPr>
-                <w:t xml:space="preserve">Genetics vocabulary</w:t>
+                <w:t xml:space="preserve">Visual understanding of centripetal acceleration formula</w:t>
               </w:r>
             </w:hyperlink>
           </w:p>
@@ -7172,7 +7172,7 @@
               <w:spacing w:after="10" w:before="0"/>
               <w:ind w:left="120"/>
             </w:pPr>
-            <w:hyperlink w:history="1" r:id="rId1vrvrathbn5ptgiry0rxw">
+            <w:hyperlink w:history="1" r:id="rIdbbbrkx_ud5ff6dwii4rmo">
               <w:r>
                 <w:rPr>
                   <w:rFonts w:ascii="Arial" w:cs="Arial" w:eastAsia="Arial" w:hAnsi="Arial"/>
@@ -7210,14 +7210,14 @@
                 <w:sz w:val="16"/>
                 <w:szCs w:val="16"/>
               </w:rPr>
-              <w:t xml:space="preserve">📖 HTML:</w:t>
+              <w:t xml:space="preserve">📖 EXERCISE:</w:t>
             </w:r>
           </w:p>
           <w:p>
             <w:pPr>
               <w:spacing w:after="20" w:before="0"/>
             </w:pPr>
-            <w:hyperlink w:history="1" r:id="rIdattygyi7bhfb1p1_wvvss">
+            <w:hyperlink w:history="1" r:id="rIdzc1yqg7gbygywp0056atj">
               <w:r>
                 <w:rPr>
                   <w:rFonts w:ascii="Arial" w:cs="Arial" w:eastAsia="Arial" w:hAnsi="Arial"/>
@@ -7226,7 +7226,7 @@
                   <w:szCs w:val="16"/>
                   <w:u w:val="single" w:color="2E75B6"/>
                 </w:rPr>
-                <w:t xml:space="preserve">Angular Velocity (Flexbook)</w:t>
+                <w:t xml:space="preserve">Setting up problems with constant acceleration</w:t>
               </w:r>
             </w:hyperlink>
           </w:p>
@@ -7242,7 +7242,7 @@
                 <w:sz w:val="14"/>
                 <w:szCs w:val="14"/>
               </w:rPr>
-              <w:t xml:space="preserve">Source: CK-12</w:t>
+              <w:t xml:space="preserve">Source: Khan Academy (English - US curriculum)</w:t>
             </w:r>
           </w:p>
           <w:p>
@@ -7250,7 +7250,7 @@
               <w:spacing w:after="10" w:before="0"/>
               <w:ind w:left="120"/>
             </w:pPr>
-            <w:hyperlink w:history="1" r:id="rIdw1emzt1l4lpd5uo1yjsfx">
+            <w:hyperlink w:history="1" r:id="rId-qsxoplyeetyzioxoiquq">
               <w:r>
                 <w:rPr>
                   <w:rFonts w:ascii="Arial" w:cs="Arial" w:eastAsia="Arial" w:hAnsi="Arial"/>
@@ -7445,7 +7445,7 @@
             <w:pPr>
               <w:spacing w:after="20" w:before="0"/>
             </w:pPr>
-            <w:hyperlink w:history="1" r:id="rId3lhf-fxfgglm-16kl52c8">
+            <w:hyperlink w:history="1" r:id="rIde54fb4d_8ejofnker4-bx">
               <w:r>
                 <w:rPr>
                   <w:rFonts w:ascii="Arial" w:cs="Arial" w:eastAsia="Arial" w:hAnsi="Arial"/>
@@ -7454,7 +7454,7 @@
                   <w:szCs w:val="16"/>
                   <w:u w:val="single" w:color="2E75B6"/>
                 </w:rPr>
-                <w:t xml:space="preserve">Genetics vocabulary</w:t>
+                <w:t xml:space="preserve">Visual understanding of centripetal acceleration formula</w:t>
               </w:r>
             </w:hyperlink>
           </w:p>
@@ -7478,7 +7478,7 @@
               <w:spacing w:after="10" w:before="0"/>
               <w:ind w:left="120"/>
             </w:pPr>
-            <w:hyperlink w:history="1" r:id="rIdponqi4xk10t3mvbuiqae8">
+            <w:hyperlink w:history="1" r:id="rId4hd2xursahrhg4chzycbt">
               <w:r>
                 <w:rPr>
                   <w:rFonts w:ascii="Arial" w:cs="Arial" w:eastAsia="Arial" w:hAnsi="Arial"/>
@@ -7516,14 +7516,14 @@
                 <w:sz w:val="16"/>
                 <w:szCs w:val="16"/>
               </w:rPr>
-              <w:t xml:space="preserve">📖 HTML:</w:t>
+              <w:t xml:space="preserve">📖 EXERCISE:</w:t>
             </w:r>
           </w:p>
           <w:p>
             <w:pPr>
               <w:spacing w:after="20" w:before="0"/>
             </w:pPr>
-            <w:hyperlink w:history="1" r:id="rIdmsvbqadu98m0uqm12sszq">
+            <w:hyperlink w:history="1" r:id="rIdcoxqwebq5dlrhpexqxf5n">
               <w:r>
                 <w:rPr>
                   <w:rFonts w:ascii="Arial" w:cs="Arial" w:eastAsia="Arial" w:hAnsi="Arial"/>
@@ -7532,7 +7532,7 @@
                   <w:szCs w:val="16"/>
                   <w:u w:val="single" w:color="2E75B6"/>
                 </w:rPr>
-                <w:t xml:space="preserve">Angular Velocity (Flexbook)</w:t>
+                <w:t xml:space="preserve">Setting up problems with constant acceleration</w:t>
               </w:r>
             </w:hyperlink>
           </w:p>
@@ -7548,7 +7548,7 @@
                 <w:sz w:val="14"/>
                 <w:szCs w:val="14"/>
               </w:rPr>
-              <w:t xml:space="preserve">Source: CK-12</w:t>
+              <w:t xml:space="preserve">Source: Khan Academy (English - US curriculum)</w:t>
             </w:r>
           </w:p>
           <w:p>
@@ -7556,7 +7556,7 @@
               <w:spacing w:after="10" w:before="0"/>
               <w:ind w:left="120"/>
             </w:pPr>
-            <w:hyperlink w:history="1" r:id="rId_okkulgvnhokz1teawazl">
+            <w:hyperlink w:history="1" r:id="rIdo1jpal01j4-chuy0hzn6v">
               <w:r>
                 <w:rPr>
                   <w:rFonts w:ascii="Arial" w:cs="Arial" w:eastAsia="Arial" w:hAnsi="Arial"/>
@@ -9043,7 +9043,7 @@
             <w:pPr>
               <w:spacing w:after="20" w:before="0"/>
             </w:pPr>
-            <w:hyperlink w:history="1" r:id="rIddthmvuneumiueu3g_-v1f">
+            <w:hyperlink w:history="1" r:id="rIdqaj7boj8mvvswhmjyrhca">
               <w:r>
                 <w:rPr>
                   <w:rFonts w:ascii="Arial" w:cs="Arial" w:eastAsia="Arial" w:hAnsi="Arial"/>
@@ -9052,7 +9052,7 @@
                   <w:szCs w:val="16"/>
                   <w:u w:val="single" w:color="2E75B6"/>
                 </w:rPr>
-                <w:t xml:space="preserve">Multiplying fractions word problem: movies</w:t>
+                <w:t xml:space="preserve">Race cars with constant speed around curve</w:t>
               </w:r>
             </w:hyperlink>
           </w:p>
@@ -9076,7 +9076,7 @@
               <w:spacing w:after="10" w:before="0"/>
               <w:ind w:left="120"/>
             </w:pPr>
-            <w:hyperlink w:history="1" r:id="rIdlj5qb813jvpyl-qxdxx-p">
+            <w:hyperlink w:history="1" r:id="rIdxtjwgc99ckt25td8oeiqz">
               <w:r>
                 <w:rPr>
                   <w:rFonts w:ascii="Arial" w:cs="Arial" w:eastAsia="Arial" w:hAnsi="Arial"/>
@@ -9114,14 +9114,14 @@
                 <w:sz w:val="16"/>
                 <w:szCs w:val="16"/>
               </w:rPr>
-              <w:t xml:space="preserve">📖 HTML:</w:t>
+              <w:t xml:space="preserve">📖 EXERCISE:</w:t>
             </w:r>
           </w:p>
           <w:p>
             <w:pPr>
               <w:spacing w:after="20" w:before="0"/>
             </w:pPr>
-            <w:hyperlink w:history="1" r:id="rIdpxlbc79eod4yx9lcf3ykg">
+            <w:hyperlink w:history="1" r:id="rIdwwearkcuyqs1h07f1kbwc">
               <w:r>
                 <w:rPr>
                   <w:rFonts w:ascii="Arial" w:cs="Arial" w:eastAsia="Arial" w:hAnsi="Arial"/>
@@ -9130,7 +9130,7 @@
                   <w:szCs w:val="16"/>
                   <w:u w:val="single" w:color="2E75B6"/>
                 </w:rPr>
-                <w:t xml:space="preserve">Gas Collection by Water Displacement (Flexbook)</w:t>
+                <w:t xml:space="preserve">Visual zero gradient</w:t>
               </w:r>
             </w:hyperlink>
           </w:p>
@@ -9146,7 +9146,7 @@
                 <w:sz w:val="14"/>
                 <w:szCs w:val="14"/>
               </w:rPr>
-              <w:t xml:space="preserve">Source: CK-12</w:t>
+              <w:t xml:space="preserve">Source: Khan Academy (English - US curriculum)</w:t>
             </w:r>
           </w:p>
           <w:p>
@@ -9154,7 +9154,7 @@
               <w:spacing w:after="10" w:before="0"/>
               <w:ind w:left="120"/>
             </w:pPr>
-            <w:hyperlink w:history="1" r:id="rIdnceon_f9758nmwv5pgyvt">
+            <w:hyperlink w:history="1" r:id="rIdvrkzois-y2mhk--mrcon-">
               <w:r>
                 <w:rPr>
                   <w:rFonts w:ascii="Arial" w:cs="Arial" w:eastAsia="Arial" w:hAnsi="Arial"/>
@@ -9349,7 +9349,7 @@
             <w:pPr>
               <w:spacing w:after="20" w:before="0"/>
             </w:pPr>
-            <w:hyperlink w:history="1" r:id="rIdcclb0i37su-njabfha3h8">
+            <w:hyperlink w:history="1" r:id="rIdxqvenfbszq_jhsergsihf">
               <w:r>
                 <w:rPr>
                   <w:rFonts w:ascii="Arial" w:cs="Arial" w:eastAsia="Arial" w:hAnsi="Arial"/>
@@ -9358,7 +9358,7 @@
                   <w:szCs w:val="16"/>
                   <w:u w:val="single" w:color="2E75B6"/>
                 </w:rPr>
-                <w:t xml:space="preserve">Multiplying fractions word problem: movies</w:t>
+                <w:t xml:space="preserve">Position vs. time graphs</w:t>
               </w:r>
             </w:hyperlink>
           </w:p>
@@ -9382,7 +9382,7 @@
               <w:spacing w:after="10" w:before="0"/>
               <w:ind w:left="120"/>
             </w:pPr>
-            <w:hyperlink w:history="1" r:id="rIdk-r0hydva7jkwmynvdk0k">
+            <w:hyperlink w:history="1" r:id="rIdxkt2e1usonoy3kbfrx2pm">
               <w:r>
                 <w:rPr>
                   <w:rFonts w:ascii="Arial" w:cs="Arial" w:eastAsia="Arial" w:hAnsi="Arial"/>
@@ -9420,14 +9420,14 @@
                 <w:sz w:val="16"/>
                 <w:szCs w:val="16"/>
               </w:rPr>
-              <w:t xml:space="preserve">📖 HTML:</w:t>
+              <w:t xml:space="preserve">📖 EXERCISE:</w:t>
             </w:r>
           </w:p>
           <w:p>
             <w:pPr>
               <w:spacing w:after="20" w:before="0"/>
             </w:pPr>
-            <w:hyperlink w:history="1" r:id="rIdlz4zu6eehgzxsz11yhtjs">
+            <w:hyperlink w:history="1" r:id="rIdgq3wg9pxedlhg-a2j7s5e">
               <w:r>
                 <w:rPr>
                   <w:rFonts w:ascii="Arial" w:cs="Arial" w:eastAsia="Arial" w:hAnsi="Arial"/>
@@ -9436,7 +9436,7 @@
                   <w:szCs w:val="16"/>
                   <w:u w:val="single" w:color="2E75B6"/>
                 </w:rPr>
-                <w:t xml:space="preserve">Gas Collection by Water Displacement (Flexbook)</w:t>
+                <w:t xml:space="preserve">Visual zero gradient</w:t>
               </w:r>
             </w:hyperlink>
           </w:p>
@@ -9452,7 +9452,7 @@
                 <w:sz w:val="14"/>
                 <w:szCs w:val="14"/>
               </w:rPr>
-              <w:t xml:space="preserve">Source: CK-12</w:t>
+              <w:t xml:space="preserve">Source: Khan Academy (English - US curriculum)</w:t>
             </w:r>
           </w:p>
           <w:p>
@@ -9460,7 +9460,7 @@
               <w:spacing w:after="10" w:before="0"/>
               <w:ind w:left="120"/>
             </w:pPr>
-            <w:hyperlink w:history="1" r:id="rId4svl8fcxuctdjkhkfv_tk">
+            <w:hyperlink w:history="1" r:id="rIdigcvnuawuwork1_z6cdab">
               <w:r>
                 <w:rPr>
                   <w:rFonts w:ascii="Arial" w:cs="Arial" w:eastAsia="Arial" w:hAnsi="Arial"/>
@@ -9655,7 +9655,7 @@
             <w:pPr>
               <w:spacing w:after="20" w:before="0"/>
             </w:pPr>
-            <w:hyperlink w:history="1" r:id="rId0fnkfm6wna3n2qhweljzn">
+            <w:hyperlink w:history="1" r:id="rIdusutbfzigysszvln8on1n">
               <w:r>
                 <w:rPr>
                   <w:rFonts w:ascii="Arial" w:cs="Arial" w:eastAsia="Arial" w:hAnsi="Arial"/>
@@ -9664,7 +9664,7 @@
                   <w:szCs w:val="16"/>
                   <w:u w:val="single" w:color="2E75B6"/>
                 </w:rPr>
-                <w:t xml:space="preserve">Multiplying fractions word problem: movies</w:t>
+                <w:t xml:space="preserve">Comparing linear rates example</w:t>
               </w:r>
             </w:hyperlink>
           </w:p>
@@ -9688,7 +9688,7 @@
               <w:spacing w:after="10" w:before="0"/>
               <w:ind w:left="120"/>
             </w:pPr>
-            <w:hyperlink w:history="1" r:id="rIdycmdvzj5m63gd1wh3wjib">
+            <w:hyperlink w:history="1" r:id="rIdxom71umwmcqui3jogjgyz">
               <w:r>
                 <w:rPr>
                   <w:rFonts w:ascii="Arial" w:cs="Arial" w:eastAsia="Arial" w:hAnsi="Arial"/>
@@ -9726,14 +9726,14 @@
                 <w:sz w:val="16"/>
                 <w:szCs w:val="16"/>
               </w:rPr>
-              <w:t xml:space="preserve">📖 HTML:</w:t>
+              <w:t xml:space="preserve">📖 EXERCISE:</w:t>
             </w:r>
           </w:p>
           <w:p>
             <w:pPr>
               <w:spacing w:after="20" w:before="0"/>
             </w:pPr>
-            <w:hyperlink w:history="1" r:id="rIddefaggjfxkob_lnbjdg04">
+            <w:hyperlink w:history="1" r:id="rIdbcs01qhqh_n7ivc4tlljq">
               <w:r>
                 <w:rPr>
                   <w:rFonts w:ascii="Arial" w:cs="Arial" w:eastAsia="Arial" w:hAnsi="Arial"/>
@@ -9742,7 +9742,7 @@
                   <w:szCs w:val="16"/>
                   <w:u w:val="single" w:color="2E75B6"/>
                 </w:rPr>
-                <w:t xml:space="preserve">Gas Collection by Water Displacement (Flexbook)</w:t>
+                <w:t xml:space="preserve">Visual zero gradient</w:t>
               </w:r>
             </w:hyperlink>
           </w:p>
@@ -9758,7 +9758,7 @@
                 <w:sz w:val="14"/>
                 <w:szCs w:val="14"/>
               </w:rPr>
-              <w:t xml:space="preserve">Source: CK-12</w:t>
+              <w:t xml:space="preserve">Source: Khan Academy (English - US curriculum)</w:t>
             </w:r>
           </w:p>
           <w:p>
@@ -9766,7 +9766,7 @@
               <w:spacing w:after="10" w:before="0"/>
               <w:ind w:left="120"/>
             </w:pPr>
-            <w:hyperlink w:history="1" r:id="rId6cfh65c1p-u2czaojilhz">
+            <w:hyperlink w:history="1" r:id="rIdagfunc8l7kxxkntkw566u">
               <w:r>
                 <w:rPr>
                   <w:rFonts w:ascii="Arial" w:cs="Arial" w:eastAsia="Arial" w:hAnsi="Arial"/>
@@ -9961,7 +9961,7 @@
             <w:pPr>
               <w:spacing w:after="20" w:before="0"/>
             </w:pPr>
-            <w:hyperlink w:history="1" r:id="rIdr9vdcnwu4kvuqbjqiy780">
+            <w:hyperlink w:history="1" r:id="rIddvyxvku9sqfw4xcou64xg">
               <w:r>
                 <w:rPr>
                   <w:rFonts w:ascii="Arial" w:cs="Arial" w:eastAsia="Arial" w:hAnsi="Arial"/>
@@ -9970,7 +9970,7 @@
                   <w:szCs w:val="16"/>
                   <w:u w:val="single" w:color="2E75B6"/>
                 </w:rPr>
-                <w:t xml:space="preserve">Multiplying fractions word problem: movies</w:t>
+                <w:t xml:space="preserve">Race cars with constant speed around curve</w:t>
               </w:r>
             </w:hyperlink>
           </w:p>
@@ -9994,7 +9994,7 @@
               <w:spacing w:after="10" w:before="0"/>
               <w:ind w:left="120"/>
             </w:pPr>
-            <w:hyperlink w:history="1" r:id="rIdw_cgyexuambqpju5ptvra">
+            <w:hyperlink w:history="1" r:id="rIdimecnq7si1xo61b0iicrp">
               <w:r>
                 <w:rPr>
                   <w:rFonts w:ascii="Arial" w:cs="Arial" w:eastAsia="Arial" w:hAnsi="Arial"/>
@@ -10032,14 +10032,14 @@
                 <w:sz w:val="16"/>
                 <w:szCs w:val="16"/>
               </w:rPr>
-              <w:t xml:space="preserve">📖 HTML:</w:t>
+              <w:t xml:space="preserve">📖 EXERCISE:</w:t>
             </w:r>
           </w:p>
           <w:p>
             <w:pPr>
               <w:spacing w:after="20" w:before="0"/>
             </w:pPr>
-            <w:hyperlink w:history="1" r:id="rIdf717nw3jscu0ydpdjpoaj">
+            <w:hyperlink w:history="1" r:id="rIdg5h817ir82o8qhejxoxkz">
               <w:r>
                 <w:rPr>
                   <w:rFonts w:ascii="Arial" w:cs="Arial" w:eastAsia="Arial" w:hAnsi="Arial"/>
@@ -10048,7 +10048,7 @@
                   <w:szCs w:val="16"/>
                   <w:u w:val="single" w:color="2E75B6"/>
                 </w:rPr>
-                <w:t xml:space="preserve">Gas Collection by Water Displacement (Flexbook)</w:t>
+                <w:t xml:space="preserve">Visual zero gradient</w:t>
               </w:r>
             </w:hyperlink>
           </w:p>
@@ -10064,7 +10064,7 @@
                 <w:sz w:val="14"/>
                 <w:szCs w:val="14"/>
               </w:rPr>
-              <w:t xml:space="preserve">Source: CK-12</w:t>
+              <w:t xml:space="preserve">Source: Khan Academy (English - US curriculum)</w:t>
             </w:r>
           </w:p>
           <w:p>
@@ -10072,7 +10072,7 @@
               <w:spacing w:after="10" w:before="0"/>
               <w:ind w:left="120"/>
             </w:pPr>
-            <w:hyperlink w:history="1" r:id="rIdlrbua8hbxqkeq-rywqyje">
+            <w:hyperlink w:history="1" r:id="rIdndevhapyuuswbhi0-tqda">
               <w:r>
                 <w:rPr>
                   <w:rFonts w:ascii="Arial" w:cs="Arial" w:eastAsia="Arial" w:hAnsi="Arial"/>
@@ -10267,7 +10267,7 @@
             <w:pPr>
               <w:spacing w:after="20" w:before="0"/>
             </w:pPr>
-            <w:hyperlink w:history="1" r:id="rIdql_2cfpjjxp5mtgxywut0">
+            <w:hyperlink w:history="1" r:id="rIdldi0ntbl98bmcpjw6_xvo">
               <w:r>
                 <w:rPr>
                   <w:rFonts w:ascii="Arial" w:cs="Arial" w:eastAsia="Arial" w:hAnsi="Arial"/>
@@ -10276,7 +10276,7 @@
                   <w:szCs w:val="16"/>
                   <w:u w:val="single" w:color="2E75B6"/>
                 </w:rPr>
-                <w:t xml:space="preserve">Multiplying fractions word problem: movies</w:t>
+                <w:t xml:space="preserve">Race cars with constant speed around curve</w:t>
               </w:r>
             </w:hyperlink>
           </w:p>
@@ -10300,7 +10300,7 @@
               <w:spacing w:after="10" w:before="0"/>
               <w:ind w:left="120"/>
             </w:pPr>
-            <w:hyperlink w:history="1" r:id="rIdgevwhfo_1duvmmhkccuo2">
+            <w:hyperlink w:history="1" r:id="rId86wavi81kmfhlnbbi3m3c">
               <w:r>
                 <w:rPr>
                   <w:rFonts w:ascii="Arial" w:cs="Arial" w:eastAsia="Arial" w:hAnsi="Arial"/>
@@ -10338,14 +10338,14 @@
                 <w:sz w:val="16"/>
                 <w:szCs w:val="16"/>
               </w:rPr>
-              <w:t xml:space="preserve">📖 HTML:</w:t>
+              <w:t xml:space="preserve">📖 EXERCISE:</w:t>
             </w:r>
           </w:p>
           <w:p>
             <w:pPr>
               <w:spacing w:after="20" w:before="0"/>
             </w:pPr>
-            <w:hyperlink w:history="1" r:id="rIdjepyvi7blsb7i5r45ri36">
+            <w:hyperlink w:history="1" r:id="rId7_je8wd7sya8qfrzkyz6b">
               <w:r>
                 <w:rPr>
                   <w:rFonts w:ascii="Arial" w:cs="Arial" w:eastAsia="Arial" w:hAnsi="Arial"/>
@@ -10354,7 +10354,7 @@
                   <w:szCs w:val="16"/>
                   <w:u w:val="single" w:color="2E75B6"/>
                 </w:rPr>
-                <w:t xml:space="preserve">Gas Collection by Water Displacement (Flexbook)</w:t>
+                <w:t xml:space="preserve">Visual zero gradient</w:t>
               </w:r>
             </w:hyperlink>
           </w:p>
@@ -10370,7 +10370,7 @@
                 <w:sz w:val="14"/>
                 <w:szCs w:val="14"/>
               </w:rPr>
-              <w:t xml:space="preserve">Source: CK-12</w:t>
+              <w:t xml:space="preserve">Source: Khan Academy (English - US curriculum)</w:t>
             </w:r>
           </w:p>
           <w:p>
@@ -10378,7 +10378,7 @@
               <w:spacing w:after="10" w:before="0"/>
               <w:ind w:left="120"/>
             </w:pPr>
-            <w:hyperlink w:history="1" r:id="rIdx8480cgjipilalzkk7cjk">
+            <w:hyperlink w:history="1" r:id="rIdjay_ekuwzusq8f0veur5y">
               <w:r>
                 <w:rPr>
                   <w:rFonts w:ascii="Arial" w:cs="Arial" w:eastAsia="Arial" w:hAnsi="Arial"/>
@@ -11865,7 +11865,7 @@
             <w:pPr>
               <w:spacing w:after="20" w:before="0"/>
             </w:pPr>
-            <w:hyperlink w:history="1" r:id="rIdhduld5mabrvu27avcpx7q">
+            <w:hyperlink w:history="1" r:id="rIdqkovcwbsv21moks0lpara">
               <w:r>
                 <w:rPr>
                   <w:rFonts w:ascii="Arial" w:cs="Arial" w:eastAsia="Arial" w:hAnsi="Arial"/>
@@ -11874,7 +11874,7 @@
                   <w:szCs w:val="16"/>
                   <w:u w:val="single" w:color="2E75B6"/>
                 </w:rPr>
-                <w:t xml:space="preserve">Net force</w:t>
+                <w:t xml:space="preserve">Position vs. time graphs</w:t>
               </w:r>
             </w:hyperlink>
           </w:p>
@@ -11898,7 +11898,7 @@
               <w:spacing w:after="10" w:before="0"/>
               <w:ind w:left="120"/>
             </w:pPr>
-            <w:hyperlink w:history="1" r:id="rIdyogau06ziwo-zfhmrjaia">
+            <w:hyperlink w:history="1" r:id="rId-6yah6zz63nm9uv_ryovt">
               <w:r>
                 <w:rPr>
                   <w:rFonts w:ascii="Arial" w:cs="Arial" w:eastAsia="Arial" w:hAnsi="Arial"/>
@@ -11936,14 +11936,14 @@
                 <w:sz w:val="16"/>
                 <w:szCs w:val="16"/>
               </w:rPr>
-              <w:t xml:space="preserve">📖 HTML:</w:t>
+              <w:t xml:space="preserve">📖 EXERCISE:</w:t>
             </w:r>
           </w:p>
           <w:p>
             <w:pPr>
               <w:spacing w:after="20" w:before="0"/>
             </w:pPr>
-            <w:hyperlink w:history="1" r:id="rId7fkw1dnglmkxrcwgaberl">
+            <w:hyperlink w:history="1" r:id="rId18zvwybuhicxovjlysu10">
               <w:r>
                 <w:rPr>
                   <w:rFonts w:ascii="Arial" w:cs="Arial" w:eastAsia="Arial" w:hAnsi="Arial"/>
@@ -11952,7 +11952,7 @@
                   <w:szCs w:val="16"/>
                   <w:u w:val="single" w:color="2E75B6"/>
                 </w:rPr>
-                <w:t xml:space="preserve">Gas Collection by Water Displacement (Flexbook)</w:t>
+                <w:t xml:space="preserve">2D projectile motion: Identifying graphs for projectiles</w:t>
               </w:r>
             </w:hyperlink>
           </w:p>
@@ -11968,7 +11968,7 @@
                 <w:sz w:val="14"/>
                 <w:szCs w:val="14"/>
               </w:rPr>
-              <w:t xml:space="preserve">Source: CK-12</w:t>
+              <w:t xml:space="preserve">Source: Khan Academy (English - US curriculum)</w:t>
             </w:r>
           </w:p>
           <w:p>
@@ -11976,7 +11976,7 @@
               <w:spacing w:after="10" w:before="0"/>
               <w:ind w:left="120"/>
             </w:pPr>
-            <w:hyperlink w:history="1" r:id="rId5ccyn70ozktps2aijdnyg">
+            <w:hyperlink w:history="1" r:id="rIdsgjo6tqed8m9839on15ok">
               <w:r>
                 <w:rPr>
                   <w:rFonts w:ascii="Arial" w:cs="Arial" w:eastAsia="Arial" w:hAnsi="Arial"/>
@@ -12171,7 +12171,7 @@
             <w:pPr>
               <w:spacing w:after="20" w:before="0"/>
             </w:pPr>
-            <w:hyperlink w:history="1" r:id="rIdcyhlsvxinhhwrick2etme">
+            <w:hyperlink w:history="1" r:id="rIdk5-5wub53qizfedtfe209">
               <w:r>
                 <w:rPr>
                   <w:rFonts w:ascii="Arial" w:cs="Arial" w:eastAsia="Arial" w:hAnsi="Arial"/>
@@ -12180,7 +12180,7 @@
                   <w:szCs w:val="16"/>
                   <w:u w:val="single" w:color="2E75B6"/>
                 </w:rPr>
-                <w:t xml:space="preserve">Net force</w:t>
+                <w:t xml:space="preserve">Interpreting direction of motion from velocity-time graph</w:t>
               </w:r>
             </w:hyperlink>
           </w:p>
@@ -12204,7 +12204,7 @@
               <w:spacing w:after="10" w:before="0"/>
               <w:ind w:left="120"/>
             </w:pPr>
-            <w:hyperlink w:history="1" r:id="rIdy-ihldahhsorswdvh5cfh">
+            <w:hyperlink w:history="1" r:id="rId8k9xf8syv6ift8-jqppmr">
               <w:r>
                 <w:rPr>
                   <w:rFonts w:ascii="Arial" w:cs="Arial" w:eastAsia="Arial" w:hAnsi="Arial"/>
@@ -12242,14 +12242,14 @@
                 <w:sz w:val="16"/>
                 <w:szCs w:val="16"/>
               </w:rPr>
-              <w:t xml:space="preserve">📖 HTML:</w:t>
+              <w:t xml:space="preserve">📖 EXERCISE:</w:t>
             </w:r>
           </w:p>
           <w:p>
             <w:pPr>
               <w:spacing w:after="20" w:before="0"/>
             </w:pPr>
-            <w:hyperlink w:history="1" r:id="rIdjmx2tj5suxyruza0dtaec">
+            <w:hyperlink w:history="1" r:id="rIdajkxfhsqn66muu_jdjil9">
               <w:r>
                 <w:rPr>
                   <w:rFonts w:ascii="Arial" w:cs="Arial" w:eastAsia="Arial" w:hAnsi="Arial"/>
@@ -12258,7 +12258,7 @@
                   <w:szCs w:val="16"/>
                   <w:u w:val="single" w:color="2E75B6"/>
                 </w:rPr>
-                <w:t xml:space="preserve">Gas Collection by Water Displacement (Flexbook)</w:t>
+                <w:t xml:space="preserve">Relating linear contexts to graph features</w:t>
               </w:r>
             </w:hyperlink>
           </w:p>
@@ -12274,7 +12274,7 @@
                 <w:sz w:val="14"/>
                 <w:szCs w:val="14"/>
               </w:rPr>
-              <w:t xml:space="preserve">Source: CK-12</w:t>
+              <w:t xml:space="preserve">Source: Khan Academy (English - US curriculum)</w:t>
             </w:r>
           </w:p>
           <w:p>
@@ -12282,7 +12282,7 @@
               <w:spacing w:after="10" w:before="0"/>
               <w:ind w:left="120"/>
             </w:pPr>
-            <w:hyperlink w:history="1" r:id="rIdwm6evp7wjqv14c_z3tujt">
+            <w:hyperlink w:history="1" r:id="rIdeeb7x-yltadmpqithltgl">
               <w:r>
                 <w:rPr>
                   <w:rFonts w:ascii="Arial" w:cs="Arial" w:eastAsia="Arial" w:hAnsi="Arial"/>
@@ -12477,7 +12477,7 @@
             <w:pPr>
               <w:spacing w:after="20" w:before="0"/>
             </w:pPr>
-            <w:hyperlink w:history="1" r:id="rIdq0kb2ypx7dasqj7nw2gga">
+            <w:hyperlink w:history="1" r:id="rIdti22bzxzjmonr0zrjcyt9">
               <w:r>
                 <w:rPr>
                   <w:rFonts w:ascii="Arial" w:cs="Arial" w:eastAsia="Arial" w:hAnsi="Arial"/>
@@ -12486,7 +12486,7 @@
                   <w:szCs w:val="16"/>
                   <w:u w:val="single" w:color="2E75B6"/>
                 </w:rPr>
-                <w:t xml:space="preserve">Net force</w:t>
+                <w:t xml:space="preserve">Interpreting direction of motion from position-time graph</w:t>
               </w:r>
             </w:hyperlink>
           </w:p>
@@ -12510,7 +12510,7 @@
               <w:spacing w:after="10" w:before="0"/>
               <w:ind w:left="120"/>
             </w:pPr>
-            <w:hyperlink w:history="1" r:id="rIdocz0o-8_usl1qphksjtms">
+            <w:hyperlink w:history="1" r:id="rId5fhehn1ldjbegy4aqbcpl">
               <w:r>
                 <w:rPr>
                   <w:rFonts w:ascii="Arial" w:cs="Arial" w:eastAsia="Arial" w:hAnsi="Arial"/>
@@ -12548,14 +12548,14 @@
                 <w:sz w:val="16"/>
                 <w:szCs w:val="16"/>
               </w:rPr>
-              <w:t xml:space="preserve">📖 HTML:</w:t>
+              <w:t xml:space="preserve">📖 EXERCISE:</w:t>
             </w:r>
           </w:p>
           <w:p>
             <w:pPr>
               <w:spacing w:after="20" w:before="0"/>
             </w:pPr>
-            <w:hyperlink w:history="1" r:id="rIdrycvpnsqlxlcvlgq007ei">
+            <w:hyperlink w:history="1" r:id="rIdlgarodgwd4oi-iq9edxy1">
               <w:r>
                 <w:rPr>
                   <w:rFonts w:ascii="Arial" w:cs="Arial" w:eastAsia="Arial" w:hAnsi="Arial"/>
@@ -12564,7 +12564,7 @@
                   <w:szCs w:val="16"/>
                   <w:u w:val="single" w:color="2E75B6"/>
                 </w:rPr>
-                <w:t xml:space="preserve">Gas Collection by Water Displacement (Flexbook)</w:t>
+                <w:t xml:space="preserve">Average velocity and average speed from graphs</w:t>
               </w:r>
             </w:hyperlink>
           </w:p>
@@ -12580,7 +12580,7 @@
                 <w:sz w:val="14"/>
                 <w:szCs w:val="14"/>
               </w:rPr>
-              <w:t xml:space="preserve">Source: CK-12</w:t>
+              <w:t xml:space="preserve">Source: Khan Academy (English - US curriculum)</w:t>
             </w:r>
           </w:p>
           <w:p>
@@ -12588,7 +12588,7 @@
               <w:spacing w:after="10" w:before="0"/>
               <w:ind w:left="120"/>
             </w:pPr>
-            <w:hyperlink w:history="1" r:id="rIdacqsvp3q5sktgrly2az91">
+            <w:hyperlink w:history="1" r:id="rId8hkkxhllo3zdh38wlb5km">
               <w:r>
                 <w:rPr>
                   <w:rFonts w:ascii="Arial" w:cs="Arial" w:eastAsia="Arial" w:hAnsi="Arial"/>
@@ -12783,7 +12783,7 @@
             <w:pPr>
               <w:spacing w:after="20" w:before="0"/>
             </w:pPr>
-            <w:hyperlink w:history="1" r:id="rIdxgzxtdcrhp6ybioac5dfo">
+            <w:hyperlink w:history="1" r:id="rIdp-sdhdparwiom9m8jgmjb">
               <w:r>
                 <w:rPr>
                   <w:rFonts w:ascii="Arial" w:cs="Arial" w:eastAsia="Arial" w:hAnsi="Arial"/>
@@ -12792,7 +12792,7 @@
                   <w:szCs w:val="16"/>
                   <w:u w:val="single" w:color="2E75B6"/>
                 </w:rPr>
-                <w:t xml:space="preserve">Net force</w:t>
+                <w:t xml:space="preserve">Interpreting change in speed from velocity-time graph</w:t>
               </w:r>
             </w:hyperlink>
           </w:p>
@@ -12816,7 +12816,7 @@
               <w:spacing w:after="10" w:before="0"/>
               <w:ind w:left="120"/>
             </w:pPr>
-            <w:hyperlink w:history="1" r:id="rIdbajn-7ehl1cr0wngmrw0u">
+            <w:hyperlink w:history="1" r:id="rIdyie_mf7examfp0b7iyozc">
               <w:r>
                 <w:rPr>
                   <w:rFonts w:ascii="Arial" w:cs="Arial" w:eastAsia="Arial" w:hAnsi="Arial"/>
@@ -12854,14 +12854,14 @@
                 <w:sz w:val="16"/>
                 <w:szCs w:val="16"/>
               </w:rPr>
-              <w:t xml:space="preserve">📖 HTML:</w:t>
+              <w:t xml:space="preserve">📖 EXERCISE:</w:t>
             </w:r>
           </w:p>
           <w:p>
             <w:pPr>
               <w:spacing w:after="20" w:before="0"/>
             </w:pPr>
-            <w:hyperlink w:history="1" r:id="rIdvk2bhfq8z72pw5btxbmjl">
+            <w:hyperlink w:history="1" r:id="rId9ew23hk3ryd-st1x8tl27">
               <w:r>
                 <w:rPr>
                   <w:rFonts w:ascii="Arial" w:cs="Arial" w:eastAsia="Arial" w:hAnsi="Arial"/>
@@ -12870,7 +12870,7 @@
                   <w:szCs w:val="16"/>
                   <w:u w:val="single" w:color="2E75B6"/>
                 </w:rPr>
-                <w:t xml:space="preserve">Gas Collection by Water Displacement (Flexbook)</w:t>
+                <w:t xml:space="preserve">Instantaneous velocity and instantaneous speed from graphs</w:t>
               </w:r>
             </w:hyperlink>
           </w:p>
@@ -12886,7 +12886,7 @@
                 <w:sz w:val="14"/>
                 <w:szCs w:val="14"/>
               </w:rPr>
-              <w:t xml:space="preserve">Source: CK-12</w:t>
+              <w:t xml:space="preserve">Source: Khan Academy (English - US curriculum)</w:t>
             </w:r>
           </w:p>
           <w:p>
@@ -12894,7 +12894,7 @@
               <w:spacing w:after="10" w:before="0"/>
               <w:ind w:left="120"/>
             </w:pPr>
-            <w:hyperlink w:history="1" r:id="rIdameg0qr7tfo6r4c2rui_j">
+            <w:hyperlink w:history="1" r:id="rId4h6vzr6e74ntoxrhvcmnl">
               <w:r>
                 <w:rPr>
                   <w:rFonts w:ascii="Arial" w:cs="Arial" w:eastAsia="Arial" w:hAnsi="Arial"/>
@@ -13089,7 +13089,7 @@
             <w:pPr>
               <w:spacing w:after="20" w:before="0"/>
             </w:pPr>
-            <w:hyperlink w:history="1" r:id="rIditra6recyg2btxrawwa_1">
+            <w:hyperlink w:history="1" r:id="rIdzw49z0vucknr-ekgzhm1p">
               <w:r>
                 <w:rPr>
                   <w:rFonts w:ascii="Arial" w:cs="Arial" w:eastAsia="Arial" w:hAnsi="Arial"/>
@@ -13098,7 +13098,7 @@
                   <w:szCs w:val="16"/>
                   <w:u w:val="single" w:color="2E75B6"/>
                 </w:rPr>
-                <w:t xml:space="preserve">Net force</w:t>
+                <w:t xml:space="preserve">Deriving displacement as a function of time, acceleration, and initial velocity</w:t>
               </w:r>
             </w:hyperlink>
           </w:p>
@@ -13122,7 +13122,7 @@
               <w:spacing w:after="10" w:before="0"/>
               <w:ind w:left="120"/>
             </w:pPr>
-            <w:hyperlink w:history="1" r:id="rIdsan9kb9gnaimt7bjy6kbs">
+            <w:hyperlink w:history="1" r:id="rIdk94az6ckzgh_dlr6kw90w">
               <w:r>
                 <w:rPr>
                   <w:rFonts w:ascii="Arial" w:cs="Arial" w:eastAsia="Arial" w:hAnsi="Arial"/>
@@ -13160,14 +13160,14 @@
                 <w:sz w:val="16"/>
                 <w:szCs w:val="16"/>
               </w:rPr>
-              <w:t xml:space="preserve">📖 HTML:</w:t>
+              <w:t xml:space="preserve">📖 EXERCISE:</w:t>
             </w:r>
           </w:p>
           <w:p>
             <w:pPr>
               <w:spacing w:after="20" w:before="0"/>
             </w:pPr>
-            <w:hyperlink w:history="1" r:id="rId1eaf6zyyf7bviibojs7ej">
+            <w:hyperlink w:history="1" r:id="rIdm6okf6yhl2f40xgdh2r1z">
               <w:r>
                 <w:rPr>
                   <w:rFonts w:ascii="Arial" w:cs="Arial" w:eastAsia="Arial" w:hAnsi="Arial"/>
@@ -13176,7 +13176,7 @@
                   <w:szCs w:val="16"/>
                   <w:u w:val="single" w:color="2E75B6"/>
                 </w:rPr>
-                <w:t xml:space="preserve">Gas Collection by Water Displacement (Flexbook)</w:t>
+                <w:t xml:space="preserve">2D projectile motion: Vectors and comparing multiple trajectories</w:t>
               </w:r>
             </w:hyperlink>
           </w:p>
@@ -13192,7 +13192,7 @@
                 <w:sz w:val="14"/>
                 <w:szCs w:val="14"/>
               </w:rPr>
-              <w:t xml:space="preserve">Source: CK-12</w:t>
+              <w:t xml:space="preserve">Source: Khan Academy (English - US curriculum)</w:t>
             </w:r>
           </w:p>
           <w:p>
@@ -13200,7 +13200,7 @@
               <w:spacing w:after="10" w:before="0"/>
               <w:ind w:left="120"/>
             </w:pPr>
-            <w:hyperlink w:history="1" r:id="rIds5pgogql8eykmb17-tkou">
+            <w:hyperlink w:history="1" r:id="rId8umbptk-igobf_kf2ei47">
               <w:r>
                 <w:rPr>
                   <w:rFonts w:ascii="Arial" w:cs="Arial" w:eastAsia="Arial" w:hAnsi="Arial"/>
@@ -14906,7 +14906,7 @@
             <w:pPr>
               <w:spacing w:after="20" w:before="0"/>
             </w:pPr>
-            <w:hyperlink w:history="1" r:id="rIdxvq2kcusgfptk0mg0f4he">
+            <w:hyperlink w:history="1" r:id="rIdh2zchr8sr8tmrfjvgpobe">
               <w:r>
                 <w:rPr>
                   <w:rFonts w:ascii="Arial" w:cs="Arial" w:eastAsia="Arial" w:hAnsi="Arial"/>
@@ -14915,7 +14915,7 @@
                   <w:szCs w:val="16"/>
                   <w:u w:val="single" w:color="2E75B6"/>
                 </w:rPr>
-                <w:t xml:space="preserve">Genetics vocabulary</w:t>
+                <w:t xml:space="preserve">Interpreting direction of motion from velocity-time graph</w:t>
               </w:r>
             </w:hyperlink>
           </w:p>
@@ -14939,7 +14939,7 @@
               <w:spacing w:after="10" w:before="0"/>
               <w:ind w:left="120"/>
             </w:pPr>
-            <w:hyperlink w:history="1" r:id="rIdmlk64y9brkbv16ib7rcg8">
+            <w:hyperlink w:history="1" r:id="rId5viqsoaqme6mibufdaluh">
               <w:r>
                 <w:rPr>
                   <w:rFonts w:ascii="Arial" w:cs="Arial" w:eastAsia="Arial" w:hAnsi="Arial"/>
@@ -14977,14 +14977,14 @@
                 <w:sz w:val="16"/>
                 <w:szCs w:val="16"/>
               </w:rPr>
-              <w:t xml:space="preserve">📖 HTML:</w:t>
+              <w:t xml:space="preserve">📖 EXERCISE:</w:t>
             </w:r>
           </w:p>
           <w:p>
             <w:pPr>
               <w:spacing w:after="20" w:before="0"/>
             </w:pPr>
-            <w:hyperlink w:history="1" r:id="rIdabt1kbwabfblztgimqsx9">
+            <w:hyperlink w:history="1" r:id="rIdxo8qqwlygxceq7vgm4ywp">
               <w:r>
                 <w:rPr>
                   <w:rFonts w:ascii="Arial" w:cs="Arial" w:eastAsia="Arial" w:hAnsi="Arial"/>
@@ -14993,7 +14993,7 @@
                   <w:szCs w:val="16"/>
                   <w:u w:val="single" w:color="2E75B6"/>
                 </w:rPr>
-                <w:t xml:space="preserve">Angular Velocity (Flexbook)</w:t>
+                <w:t xml:space="preserve">Average velocity and average speed from graphs</w:t>
               </w:r>
             </w:hyperlink>
           </w:p>
@@ -15009,7 +15009,7 @@
                 <w:sz w:val="14"/>
                 <w:szCs w:val="14"/>
               </w:rPr>
-              <w:t xml:space="preserve">Source: CK-12</w:t>
+              <w:t xml:space="preserve">Source: Khan Academy (English - US curriculum)</w:t>
             </w:r>
           </w:p>
           <w:p>
@@ -15017,7 +15017,7 @@
               <w:spacing w:after="10" w:before="0"/>
               <w:ind w:left="120"/>
             </w:pPr>
-            <w:hyperlink w:history="1" r:id="rIdgryoxmipwjy5retwgomms">
+            <w:hyperlink w:history="1" r:id="rIdbl2o4gpeqxudb436ykvdt">
               <w:r>
                 <w:rPr>
                   <w:rFonts w:ascii="Arial" w:cs="Arial" w:eastAsia="Arial" w:hAnsi="Arial"/>
@@ -15212,7 +15212,7 @@
             <w:pPr>
               <w:spacing w:after="20" w:before="0"/>
             </w:pPr>
-            <w:hyperlink w:history="1" r:id="rIdl1el7tjir0h-vv4lzd-js">
+            <w:hyperlink w:history="1" r:id="rIddo99wnlybinipox_az4r5">
               <w:r>
                 <w:rPr>
                   <w:rFonts w:ascii="Arial" w:cs="Arial" w:eastAsia="Arial" w:hAnsi="Arial"/>
@@ -15221,7 +15221,7 @@
                   <w:szCs w:val="16"/>
                   <w:u w:val="single" w:color="2E75B6"/>
                 </w:rPr>
-                <w:t xml:space="preserve">Genetics vocabulary</w:t>
+                <w:t xml:space="preserve">Acceleration vs. time graphs</w:t>
               </w:r>
             </w:hyperlink>
           </w:p>
@@ -15245,7 +15245,7 @@
               <w:spacing w:after="10" w:before="0"/>
               <w:ind w:left="120"/>
             </w:pPr>
-            <w:hyperlink w:history="1" r:id="rIdlhrlek4-3qqlkxb6wkvvi">
+            <w:hyperlink w:history="1" r:id="rIdoqrt9jvbw_sdpangeyuvp">
               <w:r>
                 <w:rPr>
                   <w:rFonts w:ascii="Arial" w:cs="Arial" w:eastAsia="Arial" w:hAnsi="Arial"/>
@@ -15283,14 +15283,14 @@
                 <w:sz w:val="16"/>
                 <w:szCs w:val="16"/>
               </w:rPr>
-              <w:t xml:space="preserve">📖 HTML:</w:t>
+              <w:t xml:space="preserve">📖 EXERCISE:</w:t>
             </w:r>
           </w:p>
           <w:p>
             <w:pPr>
               <w:spacing w:after="20" w:before="0"/>
             </w:pPr>
-            <w:hyperlink w:history="1" r:id="rIdnyk9yctvuzkjccgi-mr8a">
+            <w:hyperlink w:history="1" r:id="rIdqd8y0uebalqhrkhylsfm5">
               <w:r>
                 <w:rPr>
                   <w:rFonts w:ascii="Arial" w:cs="Arial" w:eastAsia="Arial" w:hAnsi="Arial"/>
@@ -15299,7 +15299,7 @@
                   <w:szCs w:val="16"/>
                   <w:u w:val="single" w:color="2E75B6"/>
                 </w:rPr>
-                <w:t xml:space="preserve">Angular Velocity (Flexbook)</w:t>
+                <w:t xml:space="preserve">Instantaneous velocity and instantaneous speed from graphs</w:t>
               </w:r>
             </w:hyperlink>
           </w:p>
@@ -15315,7 +15315,7 @@
                 <w:sz w:val="14"/>
                 <w:szCs w:val="14"/>
               </w:rPr>
-              <w:t xml:space="preserve">Source: CK-12</w:t>
+              <w:t xml:space="preserve">Source: Khan Academy (English - US curriculum)</w:t>
             </w:r>
           </w:p>
           <w:p>
@@ -15323,7 +15323,7 @@
               <w:spacing w:after="10" w:before="0"/>
               <w:ind w:left="120"/>
             </w:pPr>
-            <w:hyperlink w:history="1" r:id="rIdzehhuwrto2xb4jmbjshkb">
+            <w:hyperlink w:history="1" r:id="rId9wf7c8v4h0qrce2uujznw">
               <w:r>
                 <w:rPr>
                   <w:rFonts w:ascii="Arial" w:cs="Arial" w:eastAsia="Arial" w:hAnsi="Arial"/>
@@ -15518,7 +15518,7 @@
             <w:pPr>
               <w:spacing w:after="20" w:before="0"/>
             </w:pPr>
-            <w:hyperlink w:history="1" r:id="rIdevfuzc8t_3pfdjxstxlwt">
+            <w:hyperlink w:history="1" r:id="rIdpcnz0d-wwwjtlsa6jcj6f">
               <w:r>
                 <w:rPr>
                   <w:rFonts w:ascii="Arial" w:cs="Arial" w:eastAsia="Arial" w:hAnsi="Arial"/>
@@ -15527,7 +15527,7 @@
                   <w:szCs w:val="16"/>
                   <w:u w:val="single" w:color="2E75B6"/>
                 </w:rPr>
-                <w:t xml:space="preserve">Genetics vocabulary</w:t>
+                <w:t xml:space="preserve">Interpreting change in speed from velocity-time graph</w:t>
               </w:r>
             </w:hyperlink>
           </w:p>
@@ -15551,7 +15551,7 @@
               <w:spacing w:after="10" w:before="0"/>
               <w:ind w:left="120"/>
             </w:pPr>
-            <w:hyperlink w:history="1" r:id="rId34bs0lwnclvvrx9zrvt2y">
+            <w:hyperlink w:history="1" r:id="rIdmnbwhhqtmvrjpsz0mhmbb">
               <w:r>
                 <w:rPr>
                   <w:rFonts w:ascii="Arial" w:cs="Arial" w:eastAsia="Arial" w:hAnsi="Arial"/>
@@ -15589,14 +15589,14 @@
                 <w:sz w:val="16"/>
                 <w:szCs w:val="16"/>
               </w:rPr>
-              <w:t xml:space="preserve">📖 HTML:</w:t>
+              <w:t xml:space="preserve">📖 EXERCISE:</w:t>
             </w:r>
           </w:p>
           <w:p>
             <w:pPr>
               <w:spacing w:after="20" w:before="0"/>
             </w:pPr>
-            <w:hyperlink w:history="1" r:id="rIdjg5l0jyq9mwvdqll_iobs">
+            <w:hyperlink w:history="1" r:id="rIdvwbopxa3nkljccbaqlirh">
               <w:r>
                 <w:rPr>
                   <w:rFonts w:ascii="Arial" w:cs="Arial" w:eastAsia="Arial" w:hAnsi="Arial"/>
@@ -15605,7 +15605,7 @@
                   <w:szCs w:val="16"/>
                   <w:u w:val="single" w:color="2E75B6"/>
                 </w:rPr>
-                <w:t xml:space="preserve">Angular Velocity (Flexbook)</w:t>
+                <w:t xml:space="preserve">2D projectile motion: Identifying graphs for projectiles</w:t>
               </w:r>
             </w:hyperlink>
           </w:p>
@@ -15621,7 +15621,7 @@
                 <w:sz w:val="14"/>
                 <w:szCs w:val="14"/>
               </w:rPr>
-              <w:t xml:space="preserve">Source: CK-12</w:t>
+              <w:t xml:space="preserve">Source: Khan Academy (English - US curriculum)</w:t>
             </w:r>
           </w:p>
           <w:p>
@@ -15629,7 +15629,7 @@
               <w:spacing w:after="10" w:before="0"/>
               <w:ind w:left="120"/>
             </w:pPr>
-            <w:hyperlink w:history="1" r:id="rId81ozhq64w8vwjde6etj38">
+            <w:hyperlink w:history="1" r:id="rIdtgyy2zpmqi7ynodjyujst">
               <w:r>
                 <w:rPr>
                   <w:rFonts w:ascii="Arial" w:cs="Arial" w:eastAsia="Arial" w:hAnsi="Arial"/>
@@ -15824,7 +15824,7 @@
             <w:pPr>
               <w:spacing w:after="20" w:before="0"/>
             </w:pPr>
-            <w:hyperlink w:history="1" r:id="rIdkkgiey5d8cruqbje0c0qf">
+            <w:hyperlink w:history="1" r:id="rIdk0bscvlx4vcsqj1oaqytw">
               <w:r>
                 <w:rPr>
                   <w:rFonts w:ascii="Arial" w:cs="Arial" w:eastAsia="Arial" w:hAnsi="Arial"/>
@@ -15833,7 +15833,7 @@
                   <w:szCs w:val="16"/>
                   <w:u w:val="single" w:color="2E75B6"/>
                 </w:rPr>
-                <w:t xml:space="preserve">Genetics vocabulary</w:t>
+                <w:t xml:space="preserve">Interpreting direction of motion from velocity-time graph</w:t>
               </w:r>
             </w:hyperlink>
           </w:p>
@@ -15857,7 +15857,7 @@
               <w:spacing w:after="10" w:before="0"/>
               <w:ind w:left="120"/>
             </w:pPr>
-            <w:hyperlink w:history="1" r:id="rIdkujears1ghhgwlce0ai-a">
+            <w:hyperlink w:history="1" r:id="rIdx0qk4umkpgd_qhaz6buf4">
               <w:r>
                 <w:rPr>
                   <w:rFonts w:ascii="Arial" w:cs="Arial" w:eastAsia="Arial" w:hAnsi="Arial"/>
@@ -15902,7 +15902,7 @@
             <w:pPr>
               <w:spacing w:after="20" w:before="0"/>
             </w:pPr>
-            <w:hyperlink w:history="1" r:id="rIdn1irbbg9wyrtkkevzfsuw">
+            <w:hyperlink w:history="1" r:id="rIdqnv8firxp7daqpidomjqf">
               <w:r>
                 <w:rPr>
                   <w:rFonts w:ascii="Arial" w:cs="Arial" w:eastAsia="Arial" w:hAnsi="Arial"/>
@@ -15911,7 +15911,7 @@
                   <w:szCs w:val="16"/>
                   <w:u w:val="single" w:color="2E75B6"/>
                 </w:rPr>
-                <w:t xml:space="preserve">Angular Velocity (Flexbook)</w:t>
+                <w:t xml:space="preserve">Velocity-Time Graphs (Flexbook)</w:t>
               </w:r>
             </w:hyperlink>
           </w:p>
@@ -15935,7 +15935,7 @@
               <w:spacing w:after="10" w:before="0"/>
               <w:ind w:left="120"/>
             </w:pPr>
-            <w:hyperlink w:history="1" r:id="rIdv1bljdirsuhalvhvf3yr5">
+            <w:hyperlink w:history="1" r:id="rIdqx_b6-yxxufvkkjvv4xcz">
               <w:r>
                 <w:rPr>
                   <w:rFonts w:ascii="Arial" w:cs="Arial" w:eastAsia="Arial" w:hAnsi="Arial"/>
@@ -16130,7 +16130,7 @@
             <w:pPr>
               <w:spacing w:after="20" w:before="0"/>
             </w:pPr>
-            <w:hyperlink w:history="1" r:id="rIdry3fymsnarap7wjid2l2n">
+            <w:hyperlink w:history="1" r:id="rIdfbcge3kvu_zsmg14szeed">
               <w:r>
                 <w:rPr>
                   <w:rFonts w:ascii="Arial" w:cs="Arial" w:eastAsia="Arial" w:hAnsi="Arial"/>
@@ -16139,7 +16139,7 @@
                   <w:szCs w:val="16"/>
                   <w:u w:val="single" w:color="2E75B6"/>
                 </w:rPr>
-                <w:t xml:space="preserve">Genetics vocabulary</w:t>
+                <w:t xml:space="preserve">Interpreting direction of motion from velocity-time graph</w:t>
               </w:r>
             </w:hyperlink>
           </w:p>
@@ -16163,7 +16163,7 @@
               <w:spacing w:after="10" w:before="0"/>
               <w:ind w:left="120"/>
             </w:pPr>
-            <w:hyperlink w:history="1" r:id="rIdsydtkh4mxcqfqbl91v2ii">
+            <w:hyperlink w:history="1" r:id="rIdanvjwh2h8vay9mz5oykfn">
               <w:r>
                 <w:rPr>
                   <w:rFonts w:ascii="Arial" w:cs="Arial" w:eastAsia="Arial" w:hAnsi="Arial"/>
@@ -16208,7 +16208,7 @@
             <w:pPr>
               <w:spacing w:after="20" w:before="0"/>
             </w:pPr>
-            <w:hyperlink w:history="1" r:id="rIdg0ebe_qc8ey2oupahjs9r">
+            <w:hyperlink w:history="1" r:id="rIdp9ro-u8oj3irlcbe055bl">
               <w:r>
                 <w:rPr>
                   <w:rFonts w:ascii="Arial" w:cs="Arial" w:eastAsia="Arial" w:hAnsi="Arial"/>
@@ -16217,7 +16217,7 @@
                   <w:szCs w:val="16"/>
                   <w:u w:val="single" w:color="2E75B6"/>
                 </w:rPr>
-                <w:t xml:space="preserve">Angular Velocity (Flexbook)</w:t>
+                <w:t xml:space="preserve">Calculating Acceleration from Velocity and Time (Flexbook)</w:t>
               </w:r>
             </w:hyperlink>
           </w:p>
@@ -16241,7 +16241,7 @@
               <w:spacing w:after="10" w:before="0"/>
               <w:ind w:left="120"/>
             </w:pPr>
-            <w:hyperlink w:history="1" r:id="rId1vyd3rvrknh8smgtrmlyr">
+            <w:hyperlink w:history="1" r:id="rIdsqwgdwx1bq9u6k7b6u846">
               <w:r>
                 <w:rPr>
                   <w:rFonts w:ascii="Arial" w:cs="Arial" w:eastAsia="Arial" w:hAnsi="Arial"/>
@@ -17804,7 +17804,7 @@
             <w:pPr>
               <w:spacing w:after="20" w:before="0"/>
             </w:pPr>
-            <w:hyperlink w:history="1" r:id="rIdmkzfcj3limrvelht5n7xp">
+            <w:hyperlink w:history="1" r:id="rIdvrmfg9o8-mnza_4wf3w1v">
               <w:r>
                 <w:rPr>
                   <w:rFonts w:ascii="Arial" w:cs="Arial" w:eastAsia="Arial" w:hAnsi="Arial"/>
@@ -17813,7 +17813,7 @@
                   <w:szCs w:val="16"/>
                   <w:u w:val="single" w:color="2E75B6"/>
                 </w:rPr>
-                <w:t xml:space="preserve">AP Physics 1 review of Forces and Newton's Laws</w:t>
+                <w:t xml:space="preserve">Interpreting direction of motion from velocity-time graph</w:t>
               </w:r>
             </w:hyperlink>
           </w:p>
@@ -17837,7 +17837,7 @@
               <w:spacing w:after="10" w:before="0"/>
               <w:ind w:left="120"/>
             </w:pPr>
-            <w:hyperlink w:history="1" r:id="rIdoxggsxh9ae8wkksocamd6">
+            <w:hyperlink w:history="1" r:id="rIdb3cf9c5hq3ctuojunbsmp">
               <w:r>
                 <w:rPr>
                   <w:rFonts w:ascii="Arial" w:cs="Arial" w:eastAsia="Arial" w:hAnsi="Arial"/>
@@ -17875,14 +17875,14 @@
                 <w:sz w:val="16"/>
                 <w:szCs w:val="16"/>
               </w:rPr>
-              <w:t xml:space="preserve">📖 HTML:</w:t>
+              <w:t xml:space="preserve">📖 EXERCISE:</w:t>
             </w:r>
           </w:p>
           <w:p>
             <w:pPr>
               <w:spacing w:after="20" w:before="0"/>
             </w:pPr>
-            <w:hyperlink w:history="1" r:id="rId12_g6g2_6vlwv5nwdcos-">
+            <w:hyperlink w:history="1" r:id="rIdk6tdb0ukqxwll1e8hcrd4">
               <w:r>
                 <w:rPr>
                   <w:rFonts w:ascii="Arial" w:cs="Arial" w:eastAsia="Arial" w:hAnsi="Arial"/>
@@ -17891,7 +17891,7 @@
                   <w:szCs w:val="16"/>
                   <w:u w:val="single" w:color="2E75B6"/>
                 </w:rPr>
-                <w:t xml:space="preserve">Angular Velocity (Flexbook)</w:t>
+                <w:t xml:space="preserve">2D projectile motion: Identifying graphs for projectiles</w:t>
               </w:r>
             </w:hyperlink>
           </w:p>
@@ -17907,7 +17907,7 @@
                 <w:sz w:val="14"/>
                 <w:szCs w:val="14"/>
               </w:rPr>
-              <w:t xml:space="preserve">Source: CK-12</w:t>
+              <w:t xml:space="preserve">Source: Khan Academy (English - US curriculum)</w:t>
             </w:r>
           </w:p>
           <w:p>
@@ -17915,7 +17915,7 @@
               <w:spacing w:after="10" w:before="0"/>
               <w:ind w:left="120"/>
             </w:pPr>
-            <w:hyperlink w:history="1" r:id="rId30mwe0hwhr_lofjqwyzf9">
+            <w:hyperlink w:history="1" r:id="rIdg2jb8ilf2jlmuz1bjzorm">
               <w:r>
                 <w:rPr>
                   <w:rFonts w:ascii="Arial" w:cs="Arial" w:eastAsia="Arial" w:hAnsi="Arial"/>
@@ -18110,7 +18110,7 @@
             <w:pPr>
               <w:spacing w:after="20" w:before="0"/>
             </w:pPr>
-            <w:hyperlink w:history="1" r:id="rIdil2nyipxuefp0pdhbutxo">
+            <w:hyperlink w:history="1" r:id="rId_jehtl5cmz6647dyuuefi">
               <w:r>
                 <w:rPr>
                   <w:rFonts w:ascii="Arial" w:cs="Arial" w:eastAsia="Arial" w:hAnsi="Arial"/>
@@ -18119,7 +18119,7 @@
                   <w:szCs w:val="16"/>
                   <w:u w:val="single" w:color="2E75B6"/>
                 </w:rPr>
-                <w:t xml:space="preserve">AP Physics 1 review of Forces and Newton's Laws</w:t>
+                <w:t xml:space="preserve">Acceleration vs. time graphs</w:t>
               </w:r>
             </w:hyperlink>
           </w:p>
@@ -18143,7 +18143,7 @@
               <w:spacing w:after="10" w:before="0"/>
               <w:ind w:left="120"/>
             </w:pPr>
-            <w:hyperlink w:history="1" r:id="rIdcs50mj82hu_n4z2wjtcbh">
+            <w:hyperlink w:history="1" r:id="rIduzchezhgix24h0mz40ng7">
               <w:r>
                 <w:rPr>
                   <w:rFonts w:ascii="Arial" w:cs="Arial" w:eastAsia="Arial" w:hAnsi="Arial"/>
@@ -18181,14 +18181,14 @@
                 <w:sz w:val="16"/>
                 <w:szCs w:val="16"/>
               </w:rPr>
-              <w:t xml:space="preserve">📖 HTML:</w:t>
+              <w:t xml:space="preserve">📖 EXERCISE:</w:t>
             </w:r>
           </w:p>
           <w:p>
             <w:pPr>
               <w:spacing w:after="20" w:before="0"/>
             </w:pPr>
-            <w:hyperlink w:history="1" r:id="rIdgunbp8wpua1h2xmugzx0k">
+            <w:hyperlink w:history="1" r:id="rIdg0-0dxj9dptmusws7aa6f">
               <w:r>
                 <w:rPr>
                   <w:rFonts w:ascii="Arial" w:cs="Arial" w:eastAsia="Arial" w:hAnsi="Arial"/>
@@ -18197,7 +18197,7 @@
                   <w:szCs w:val="16"/>
                   <w:u w:val="single" w:color="2E75B6"/>
                 </w:rPr>
-                <w:t xml:space="preserve">Angular Velocity (Flexbook)</w:t>
+                <w:t xml:space="preserve">2D projectile motion: Vectors and comparing multiple trajectories</w:t>
               </w:r>
             </w:hyperlink>
           </w:p>
@@ -18213,7 +18213,7 @@
                 <w:sz w:val="14"/>
                 <w:szCs w:val="14"/>
               </w:rPr>
-              <w:t xml:space="preserve">Source: CK-12</w:t>
+              <w:t xml:space="preserve">Source: Khan Academy (English - US curriculum)</w:t>
             </w:r>
           </w:p>
           <w:p>
@@ -18221,7 +18221,7 @@
               <w:spacing w:after="10" w:before="0"/>
               <w:ind w:left="120"/>
             </w:pPr>
-            <w:hyperlink w:history="1" r:id="rId1oepwkzmucuvkyfe32fmx">
+            <w:hyperlink w:history="1" r:id="rIdjsa8fynqdf2hfweycnifk">
               <w:r>
                 <w:rPr>
                   <w:rFonts w:ascii="Arial" w:cs="Arial" w:eastAsia="Arial" w:hAnsi="Arial"/>
@@ -18416,7 +18416,7 @@
             <w:pPr>
               <w:spacing w:after="20" w:before="0"/>
             </w:pPr>
-            <w:hyperlink w:history="1" r:id="rIdazazxztxda1qfx00ckpl-">
+            <w:hyperlink w:history="1" r:id="rId-9ojlqmg9ysa3krxftbox">
               <w:r>
                 <w:rPr>
                   <w:rFonts w:ascii="Arial" w:cs="Arial" w:eastAsia="Arial" w:hAnsi="Arial"/>
@@ -18425,7 +18425,7 @@
                   <w:szCs w:val="16"/>
                   <w:u w:val="single" w:color="2E75B6"/>
                 </w:rPr>
-                <w:t xml:space="preserve">AP Physics 1 review of Forces and Newton's Laws</w:t>
+                <w:t xml:space="preserve">Interpreting change in speed from velocity-time graph</w:t>
               </w:r>
             </w:hyperlink>
           </w:p>
@@ -18449,7 +18449,7 @@
               <w:spacing w:after="10" w:before="0"/>
               <w:ind w:left="120"/>
             </w:pPr>
-            <w:hyperlink w:history="1" r:id="rIdbz9g2g9paizxm94yr5pkz">
+            <w:hyperlink w:history="1" r:id="rIdhpkastmv_acvs3vcj-shx">
               <w:r>
                 <w:rPr>
                   <w:rFonts w:ascii="Arial" w:cs="Arial" w:eastAsia="Arial" w:hAnsi="Arial"/>
@@ -18487,14 +18487,14 @@
                 <w:sz w:val="16"/>
                 <w:szCs w:val="16"/>
               </w:rPr>
-              <w:t xml:space="preserve">📖 HTML:</w:t>
+              <w:t xml:space="preserve">📖 EXERCISE:</w:t>
             </w:r>
           </w:p>
           <w:p>
             <w:pPr>
               <w:spacing w:after="20" w:before="0"/>
             </w:pPr>
-            <w:hyperlink w:history="1" r:id="rIdkskca51p9o-axdjvwgsin">
+            <w:hyperlink w:history="1" r:id="rIduizo5dlgfhmdtvlj4eeyi">
               <w:r>
                 <w:rPr>
                   <w:rFonts w:ascii="Arial" w:cs="Arial" w:eastAsia="Arial" w:hAnsi="Arial"/>
@@ -18503,7 +18503,7 @@
                   <w:szCs w:val="16"/>
                   <w:u w:val="single" w:color="2E75B6"/>
                 </w:rPr>
-                <w:t xml:space="preserve">Angular Velocity (Flexbook)</w:t>
+                <w:t xml:space="preserve">Average velocity and average speed from graphs</w:t>
               </w:r>
             </w:hyperlink>
           </w:p>
@@ -18519,7 +18519,7 @@
                 <w:sz w:val="14"/>
                 <w:szCs w:val="14"/>
               </w:rPr>
-              <w:t xml:space="preserve">Source: CK-12</w:t>
+              <w:t xml:space="preserve">Source: Khan Academy (English - US curriculum)</w:t>
             </w:r>
           </w:p>
           <w:p>
@@ -18527,7 +18527,7 @@
               <w:spacing w:after="10" w:before="0"/>
               <w:ind w:left="120"/>
             </w:pPr>
-            <w:hyperlink w:history="1" r:id="rIdb-57dmlssmmgc2onhco-j">
+            <w:hyperlink w:history="1" r:id="rIdd3xzzxy4fiiqzye7hqpeq">
               <w:r>
                 <w:rPr>
                   <w:rFonts w:ascii="Arial" w:cs="Arial" w:eastAsia="Arial" w:hAnsi="Arial"/>
@@ -18722,7 +18722,7 @@
             <w:pPr>
               <w:spacing w:after="20" w:before="0"/>
             </w:pPr>
-            <w:hyperlink w:history="1" r:id="rId0apsrjyqf9sl5heaspdmk">
+            <w:hyperlink w:history="1" r:id="rIdoc0smyxo2gfzmvyy48z67">
               <w:r>
                 <w:rPr>
                   <w:rFonts w:ascii="Arial" w:cs="Arial" w:eastAsia="Arial" w:hAnsi="Arial"/>
@@ -18731,7 +18731,7 @@
                   <w:szCs w:val="16"/>
                   <w:u w:val="single" w:color="2E75B6"/>
                 </w:rPr>
-                <w:t xml:space="preserve">AP Physics 1 review of Forces and Newton's Laws</w:t>
+                <w:t xml:space="preserve">Position vs. time graphs</w:t>
               </w:r>
             </w:hyperlink>
           </w:p>
@@ -18755,7 +18755,7 @@
               <w:spacing w:after="10" w:before="0"/>
               <w:ind w:left="120"/>
             </w:pPr>
-            <w:hyperlink w:history="1" r:id="rIdyvubjfj4ytx0cbz5fa0av">
+            <w:hyperlink w:history="1" r:id="rIdl4xvg3rkjrxef_ychoazz">
               <w:r>
                 <w:rPr>
                   <w:rFonts w:ascii="Arial" w:cs="Arial" w:eastAsia="Arial" w:hAnsi="Arial"/>
@@ -18793,14 +18793,14 @@
                 <w:sz w:val="16"/>
                 <w:szCs w:val="16"/>
               </w:rPr>
-              <w:t xml:space="preserve">📖 HTML:</w:t>
+              <w:t xml:space="preserve">📖 EXERCISE:</w:t>
             </w:r>
           </w:p>
           <w:p>
             <w:pPr>
               <w:spacing w:after="20" w:before="0"/>
             </w:pPr>
-            <w:hyperlink w:history="1" r:id="rIdkam5zewrlpiqf3aroaso_">
+            <w:hyperlink w:history="1" r:id="rIdkugoiwssu5t_is93qwbvy">
               <w:r>
                 <w:rPr>
                   <w:rFonts w:ascii="Arial" w:cs="Arial" w:eastAsia="Arial" w:hAnsi="Arial"/>
@@ -18809,7 +18809,7 @@
                   <w:szCs w:val="16"/>
                   <w:u w:val="single" w:color="2E75B6"/>
                 </w:rPr>
-                <w:t xml:space="preserve">Angular Velocity (Flexbook)</w:t>
+                <w:t xml:space="preserve">Instantaneous velocity and instantaneous speed from graphs</w:t>
               </w:r>
             </w:hyperlink>
           </w:p>
@@ -18825,7 +18825,7 @@
                 <w:sz w:val="14"/>
                 <w:szCs w:val="14"/>
               </w:rPr>
-              <w:t xml:space="preserve">Source: CK-12</w:t>
+              <w:t xml:space="preserve">Source: Khan Academy (English - US curriculum)</w:t>
             </w:r>
           </w:p>
           <w:p>
@@ -18833,7 +18833,7 @@
               <w:spacing w:after="10" w:before="0"/>
               <w:ind w:left="120"/>
             </w:pPr>
-            <w:hyperlink w:history="1" r:id="rIdklhnmbl9budjynyp355v-">
+            <w:hyperlink w:history="1" r:id="rIdux03-ieh1odkxbw6wjboj">
               <w:r>
                 <w:rPr>
                   <w:rFonts w:ascii="Arial" w:cs="Arial" w:eastAsia="Arial" w:hAnsi="Arial"/>
@@ -19028,7 +19028,7 @@
             <w:pPr>
               <w:spacing w:after="20" w:before="0"/>
             </w:pPr>
-            <w:hyperlink w:history="1" r:id="rId1tde3whs7x3fyil34anfk">
+            <w:hyperlink w:history="1" r:id="rIdfafjpxvqi9lksph8d9ugv">
               <w:r>
                 <w:rPr>
                   <w:rFonts w:ascii="Arial" w:cs="Arial" w:eastAsia="Arial" w:hAnsi="Arial"/>
@@ -19037,7 +19037,7 @@
                   <w:szCs w:val="16"/>
                   <w:u w:val="single" w:color="2E75B6"/>
                 </w:rPr>
-                <w:t xml:space="preserve">AP Physics 1 review of Forces and Newton's Laws</w:t>
+                <w:t xml:space="preserve">Interpreting direction of motion from velocity-time graph</w:t>
               </w:r>
             </w:hyperlink>
           </w:p>
@@ -19061,7 +19061,7 @@
               <w:spacing w:after="10" w:before="0"/>
               <w:ind w:left="120"/>
             </w:pPr>
-            <w:hyperlink w:history="1" r:id="rIdwyxjnw1kxyxa6aj_uievs">
+            <w:hyperlink w:history="1" r:id="rIdjzpswebjpvxsmimqd0rwy">
               <w:r>
                 <w:rPr>
                   <w:rFonts w:ascii="Arial" w:cs="Arial" w:eastAsia="Arial" w:hAnsi="Arial"/>
@@ -19106,7 +19106,7 @@
             <w:pPr>
               <w:spacing w:after="20" w:before="0"/>
             </w:pPr>
-            <w:hyperlink w:history="1" r:id="rIdgesq5y2n5wkhutnunxqzh">
+            <w:hyperlink w:history="1" r:id="rIdknmlf9yfyfkwkkqomze8v">
               <w:r>
                 <w:rPr>
                   <w:rFonts w:ascii="Arial" w:cs="Arial" w:eastAsia="Arial" w:hAnsi="Arial"/>
@@ -19115,7 +19115,7 @@
                   <w:szCs w:val="16"/>
                   <w:u w:val="single" w:color="2E75B6"/>
                 </w:rPr>
-                <w:t xml:space="preserve">Angular Velocity (Flexbook)</w:t>
+                <w:t xml:space="preserve">Velocity-Time Graphs (Flexbook)</w:t>
               </w:r>
             </w:hyperlink>
           </w:p>
@@ -19139,7 +19139,7 @@
               <w:spacing w:after="10" w:before="0"/>
               <w:ind w:left="120"/>
             </w:pPr>
-            <w:hyperlink w:history="1" r:id="rIdn-aondksv4h9es_gcufsc">
+            <w:hyperlink w:history="1" r:id="rId057xvdbbxd_fjgbt_gibb">
               <w:r>
                 <w:rPr>
                   <w:rFonts w:ascii="Arial" w:cs="Arial" w:eastAsia="Arial" w:hAnsi="Arial"/>
@@ -20785,7 +20785,7 @@
             <w:pPr>
               <w:spacing w:after="20" w:before="0"/>
             </w:pPr>
-            <w:hyperlink w:history="1" r:id="rIdsrfccyl0-og5w8hhpuywq">
+            <w:hyperlink w:history="1" r:id="rId-hurgbpijh4kuuejndlkm">
               <w:r>
                 <w:rPr>
                   <w:rFonts w:ascii="Arial" w:cs="Arial" w:eastAsia="Arial" w:hAnsi="Arial"/>
@@ -20794,7 +20794,7 @@
                   <w:szCs w:val="16"/>
                   <w:u w:val="single" w:color="2E75B6"/>
                 </w:rPr>
-                <w:t xml:space="preserve">Genetics vocabulary</w:t>
+                <w:t xml:space="preserve">Finding Speed when Objects Travel in Opposite Directions</w:t>
               </w:r>
             </w:hyperlink>
           </w:p>
@@ -20810,7 +20810,7 @@
                 <w:sz w:val="14"/>
                 <w:szCs w:val="14"/>
               </w:rPr>
-              <w:t xml:space="preserve">Source: Khan Academy (English - US curriculum)</w:t>
+              <w:t xml:space="preserve">Source: CK-12</w:t>
             </w:r>
           </w:p>
           <w:p>
@@ -20818,7 +20818,7 @@
               <w:spacing w:after="10" w:before="0"/>
               <w:ind w:left="120"/>
             </w:pPr>
-            <w:hyperlink w:history="1" r:id="rIdtcf9jh5455giwzg7cn0yw">
+            <w:hyperlink w:history="1" r:id="rId5uk36-hirgkjgytavrrqg">
               <w:r>
                 <w:rPr>
                   <w:rFonts w:ascii="Arial" w:cs="Arial" w:eastAsia="Arial" w:hAnsi="Arial"/>
@@ -20856,14 +20856,241 @@
                 <w:sz w:val="16"/>
                 <w:szCs w:val="16"/>
               </w:rPr>
-              <w:t xml:space="preserve">📖 HTML:</w:t>
+              <w:t xml:space="preserve">📖 READING:</w:t>
             </w:r>
           </w:p>
           <w:p>
             <w:pPr>
               <w:spacing w:after="20" w:before="0"/>
             </w:pPr>
-            <w:hyperlink w:history="1" r:id="rId3-0thju_vtgpenntqnway">
+            <w:r>
+              <w:rPr>
+                <w:rFonts w:ascii="Arial" w:cs="Arial" w:eastAsia="Arial" w:hAnsi="Arial"/>
+                <w:i/>
+                <w:iCs/>
+                <w:color w:val="595959"/>
+                <w:sz w:val="16"/>
+                <w:szCs w:val="16"/>
+              </w:rPr>
+              <w:t xml:space="preserve">No closely matching reading in the ARES library for this activity.</w:t>
+            </w:r>
+          </w:p>
+          <w:p>
+            <w:pPr>
+              <w:spacing w:after="10" w:before="0"/>
+              <w:ind w:left="120"/>
+            </w:pPr>
+            <w:hyperlink w:history="1" r:id="rIdu4mlmugisxwvnhrp2q0dn">
+              <w:r>
+                <w:rPr>
+                  <w:rFonts w:ascii="Arial" w:cs="Arial" w:eastAsia="Arial" w:hAnsi="Arial"/>
+                  <w:color w:val="595959"/>
+                  <w:sz w:val="14"/>
+                  <w:szCs w:val="14"/>
+                  <w:u w:val="single" w:color="595959"/>
+                </w:rPr>
+                <w:t xml:space="preserve">🔍 Search ARES for readings</w:t>
+              </w:r>
+            </w:hyperlink>
+          </w:p>
+          <w:p>
+            <w:pPr>
+              <w:spacing w:after="10" w:before="0"/>
+              <w:ind w:left="120"/>
+            </w:pPr>
+            <w:r>
+              <w:rPr>
+                <w:rFonts w:ascii="Arial" w:cs="Arial" w:eastAsia="Arial" w:hAnsi="Arial"/>
+                <w:color w:val="595959"/>
+                <w:sz w:val="14"/>
+                <w:szCs w:val="14"/>
+              </w:rPr>
+              <w:t xml:space="preserve">Search terms: linear motion relative speed</w:t>
+            </w:r>
+          </w:p>
+        </w:tc>
+        <w:tc>
+          <w:tcPr>
+            <w:tcW w:type="dxa" w:w="3040"/>
+            <w:shd w:fill="FFFFFF" w:color="auto" w:val="clear"/>
+            <w:tcMar>
+              <w:top w:type="dxa" w:w="60"/>
+              <w:left w:type="dxa" w:w="120"/>
+              <w:bottom w:type="dxa" w:w="60"/>
+              <w:right w:type="dxa" w:w="120"/>
+            </w:tcMar>
+            <w:vAlign w:val="top"/>
+          </w:tcPr>
+          <w:p>
+            <w:pPr>
+              <w:spacing w:after="40" w:before="0"/>
+              <w:jc w:val="left"/>
+            </w:pPr>
+            <w:r>
+              <w:rPr>
+                <w:rFonts w:ascii="Arial" w:cs="Arial" w:eastAsia="Arial" w:hAnsi="Arial"/>
+                <w:b w:val="false"/>
+                <w:bCs w:val="false"/>
+                <w:i w:val="false"/>
+                <w:iCs w:val="false"/>
+                <w:color w:val="000000"/>
+                <w:sz w:val="18"/>
+                <w:szCs w:val="18"/>
+              </w:rPr>
+              <w:t xml:space="preserve">Students are shown a short written scenario projected on the board (or read aloud): 'A matatu leaves Nakuru travelling towards Nairobi at 90 km/h. Exactly 0.5 km ahead on the same road, a bus is travelling in the same direction at 60 km/h. The matatu driver decides to overtake. An oncoming car is 3 km away, approaching at 100 km/h. Will the matatu complete the overtake safely before the oncoming car arrives?' Working individually in their exercise books, students write: (a) their gut-feel YES/NO answer, (b) one sentence explaining their reasoning, and (c) a numerical estimate of how long the overtake will take. Students are told not to worry about being right — this is about making their current thinking visible.</w:t>
+            </w:r>
+          </w:p>
+        </w:tc>
+        <w:tc>
+          <w:tcPr>
+            <w:tcW w:type="dxa" w:w="3040"/>
+            <w:shd w:fill="F2F2F2" w:color="auto" w:val="clear"/>
+            <w:tcMar>
+              <w:top w:type="dxa" w:w="60"/>
+              <w:left w:type="dxa" w:w="120"/>
+              <w:bottom w:type="dxa" w:w="60"/>
+              <w:right w:type="dxa" w:w="120"/>
+            </w:tcMar>
+            <w:vAlign w:val="top"/>
+          </w:tcPr>
+          <w:p>
+            <w:pPr>
+              <w:spacing w:after="40" w:before="0"/>
+              <w:jc w:val="left"/>
+            </w:pPr>
+            <w:r>
+              <w:rPr>
+                <w:rFonts w:ascii="Arial" w:cs="Arial" w:eastAsia="Arial" w:hAnsi="Arial"/>
+                <w:b w:val="false"/>
+                <w:bCs w:val="false"/>
+                <w:i w:val="false"/>
+                <w:iCs w:val="false"/>
+                <w:color w:val="000000"/>
+                <w:sz w:val="18"/>
+                <w:szCs w:val="18"/>
+              </w:rPr>
+              <w:t xml:space="preserve">Display the scenario and say: 'Before we do any calculation, I want every single one of you to write your own answer — yes or no — and your reason. You have 2 minutes. No talking yet.' [WAIT 2 minutes, circulate and scan responses.] After 2 minutes: 'Keep your prediction visible — we will come back to it. Raise your hand if you said YES, the overtake is safe.' [Count hands, note number.] 'Raise your hand if you said NO.' [Count hands.] Cold-call 2 YES students and 2 NO students: 'Amina, walk us through your thinking in one sentence.' [WAIT 10 seconds after each response before calling the next student.] After four responses say: 'Interesting — we have disagreement in this room. That is exactly what good mathematics is for. Let us go find out who is right, and more importantly, WHY.'</w:t>
+            </w:r>
+          </w:p>
+        </w:tc>
+        <w:tc>
+          <w:tcPr>
+            <w:tcW w:type="dxa" w:w="3040"/>
+            <w:shd w:fill="FFFFFF" w:color="auto" w:val="clear"/>
+            <w:tcMar>
+              <w:top w:type="dxa" w:w="60"/>
+              <w:left w:type="dxa" w:w="120"/>
+              <w:bottom w:type="dxa" w:w="60"/>
+              <w:right w:type="dxa" w:w="120"/>
+            </w:tcMar>
+            <w:vAlign w:val="top"/>
+          </w:tcPr>
+          <w:p>
+            <w:pPr>
+              <w:spacing w:after="40" w:before="0"/>
+              <w:jc w:val="left"/>
+            </w:pPr>
+            <w:r>
+              <w:rPr>
+                <w:rFonts w:ascii="Arial" w:cs="Arial" w:eastAsia="Arial" w:hAnsi="Arial"/>
+                <w:b w:val="false"/>
+                <w:bCs w:val="false"/>
+                <w:i w:val="false"/>
+                <w:iCs w:val="false"/>
+                <w:color w:val="000000"/>
+                <w:sz w:val="18"/>
+                <w:szCs w:val="18"/>
+              </w:rPr>
+              <w:t xml:space="preserve">Predict-before-observe (PBO) anchored to a Kenyan road scenario. By committing a prediction to paper before any instruction, every learner activates prior intuition about speed and creates a cognitive 'hook' — a genuine question they now want resolved. The public show-of-hands creates productive disagreement that motivates the observe phase.</w:t>
+            </w:r>
+          </w:p>
+        </w:tc>
+        <w:tc>
+          <w:tcPr>
+            <w:tcW w:type="dxa" w:w="3040"/>
+            <w:shd w:fill="F2F2F2" w:color="auto" w:val="clear"/>
+            <w:tcMar>
+              <w:top w:type="dxa" w:w="60"/>
+              <w:left w:type="dxa" w:w="120"/>
+              <w:bottom w:type="dxa" w:w="60"/>
+              <w:right w:type="dxa" w:w="120"/>
+            </w:tcMar>
+            <w:vAlign w:val="top"/>
+          </w:tcPr>
+          <w:p>
+            <w:pPr>
+              <w:spacing w:after="40" w:before="0"/>
+              <w:jc w:val="left"/>
+            </w:pPr>
+            <w:r>
+              <w:rPr>
+                <w:rFonts w:ascii="Arial" w:cs="Arial" w:eastAsia="Arial" w:hAnsi="Arial"/>
+                <w:b w:val="false"/>
+                <w:bCs w:val="false"/>
+                <w:i w:val="false"/>
+                <w:iCs w:val="false"/>
+                <w:color w:val="000000"/>
+                <w:sz w:val="18"/>
+                <w:szCs w:val="18"/>
+              </w:rPr>
+              <w:t xml:space="preserve">Teacher scans written predictions for two things: (1) whether students are comparing speeds or only thinking about one vehicle's speed (diagnostic of whether they already have any intuition about relative motion), and (2) whether any student has spontaneously written 'difference' or 'closing speed' — indicating prior knowledge. Record the class split (YES vs NO) on the board to revisit after the Explain phase.</w:t>
+            </w:r>
+          </w:p>
+        </w:tc>
+      </w:tr>
+      <w:tr>
+        <w:tc>
+          <w:tcPr>
+            <w:tcW w:type="dxa" w:w="1520"/>
+            <w:shd w:fill="D9EEF1" w:color="auto" w:val="clear"/>
+            <w:tcMar>
+              <w:top w:type="dxa" w:w="60"/>
+              <w:left w:type="dxa" w:w="120"/>
+              <w:bottom w:type="dxa" w:w="60"/>
+              <w:right w:type="dxa" w:w="120"/>
+            </w:tcMar>
+            <w:vAlign w:val="top"/>
+          </w:tcPr>
+          <w:p>
+            <w:pPr>
+              <w:spacing w:after="40" w:before="0"/>
+              <w:jc w:val="left"/>
+            </w:pPr>
+            <w:r>
+              <w:rPr>
+                <w:rFonts w:ascii="Arial" w:cs="Arial" w:eastAsia="Arial" w:hAnsi="Arial"/>
+                <w:b/>
+                <w:bCs/>
+                <w:i w:val="false"/>
+                <w:iCs w:val="false"/>
+                <w:color w:val="000000"/>
+                <w:sz w:val="18"/>
+                <w:szCs w:val="18"/>
+              </w:rPr>
+              <w:t xml:space="preserve">Observe Phase</w:t>
+            </w:r>
+          </w:p>
+          <w:p>
+            <w:pPr>
+              <w:spacing w:after="20" w:before="0"/>
+            </w:pPr>
+            <w:r>
+              <w:rPr>
+                <w:rFonts w:ascii="Arial" w:cs="Arial" w:eastAsia="Arial" w:hAnsi="Arial"/>
+                <w:b/>
+                <w:bCs/>
+                <w:color w:val="1F3864"/>
+                <w:sz w:val="16"/>
+                <w:szCs w:val="16"/>
+              </w:rPr>
+              <w:t xml:space="preserve">📹 VIDEO:</w:t>
+            </w:r>
+          </w:p>
+          <w:p>
+            <w:pPr>
+              <w:spacing w:after="20" w:before="0"/>
+            </w:pPr>
+            <w:hyperlink w:history="1" r:id="rIdirh0yz4genewldemjzxax">
               <w:r>
                 <w:rPr>
                   <w:rFonts w:ascii="Arial" w:cs="Arial" w:eastAsia="Arial" w:hAnsi="Arial"/>
@@ -20872,7 +21099,7 @@
                   <w:szCs w:val="16"/>
                   <w:u w:val="single" w:color="2E75B6"/>
                 </w:rPr>
-                <w:t xml:space="preserve">Relative Rates of Growth and Decay: Rice Legend (PLIX)</w:t>
+                <w:t xml:space="preserve">Relative speed of sound in solids, liquids, and gases</w:t>
               </w:r>
             </w:hyperlink>
           </w:p>
@@ -20888,7 +21115,7 @@
                 <w:sz w:val="14"/>
                 <w:szCs w:val="14"/>
               </w:rPr>
-              <w:t xml:space="preserve">Source: CK-12</w:t>
+              <w:t xml:space="preserve">Source: Khan Academy (English - US curriculum)</w:t>
             </w:r>
           </w:p>
           <w:p>
@@ -20896,235 +21123,7 @@
               <w:spacing w:after="10" w:before="0"/>
               <w:ind w:left="120"/>
             </w:pPr>
-            <w:hyperlink w:history="1" r:id="rIdulbzfhcvjokp-kpxylcrk">
-              <w:r>
-                <w:rPr>
-                  <w:rFonts w:ascii="Arial" w:cs="Arial" w:eastAsia="Arial" w:hAnsi="Arial"/>
-                  <w:color w:val="595959"/>
-                  <w:sz w:val="14"/>
-                  <w:szCs w:val="14"/>
-                  <w:u w:val="single" w:color="595959"/>
-                </w:rPr>
-                <w:t xml:space="preserve">🔍 Search ARES for similar readings</w:t>
-              </w:r>
-            </w:hyperlink>
-          </w:p>
-        </w:tc>
-        <w:tc>
-          <w:tcPr>
-            <w:tcW w:type="dxa" w:w="3040"/>
-            <w:shd w:fill="FFFFFF" w:color="auto" w:val="clear"/>
-            <w:tcMar>
-              <w:top w:type="dxa" w:w="60"/>
-              <w:left w:type="dxa" w:w="120"/>
-              <w:bottom w:type="dxa" w:w="60"/>
-              <w:right w:type="dxa" w:w="120"/>
-            </w:tcMar>
-            <w:vAlign w:val="top"/>
-          </w:tcPr>
-          <w:p>
-            <w:pPr>
-              <w:spacing w:after="40" w:before="0"/>
-              <w:jc w:val="left"/>
-            </w:pPr>
-            <w:r>
-              <w:rPr>
-                <w:rFonts w:ascii="Arial" w:cs="Arial" w:eastAsia="Arial" w:hAnsi="Arial"/>
-                <w:b w:val="false"/>
-                <w:bCs w:val="false"/>
-                <w:i w:val="false"/>
-                <w:iCs w:val="false"/>
-                <w:color w:val="000000"/>
-                <w:sz w:val="18"/>
-                <w:szCs w:val="18"/>
-              </w:rPr>
-              <w:t xml:space="preserve">Students are shown a short written scenario projected on the board (or read aloud): 'A matatu leaves Nakuru travelling towards Nairobi at 90 km/h. Exactly 0.5 km ahead on the same road, a bus is travelling in the same direction at 60 km/h. The matatu driver decides to overtake. An oncoming car is 3 km away, approaching at 100 km/h. Will the matatu complete the overtake safely before the oncoming car arrives?' Working individually in their exercise books, students write: (a) their gut-feel YES/NO answer, (b) one sentence explaining their reasoning, and (c) a numerical estimate of how long the overtake will take. Students are told not to worry about being right — this is about making their current thinking visible.</w:t>
-            </w:r>
-          </w:p>
-        </w:tc>
-        <w:tc>
-          <w:tcPr>
-            <w:tcW w:type="dxa" w:w="3040"/>
-            <w:shd w:fill="F2F2F2" w:color="auto" w:val="clear"/>
-            <w:tcMar>
-              <w:top w:type="dxa" w:w="60"/>
-              <w:left w:type="dxa" w:w="120"/>
-              <w:bottom w:type="dxa" w:w="60"/>
-              <w:right w:type="dxa" w:w="120"/>
-            </w:tcMar>
-            <w:vAlign w:val="top"/>
-          </w:tcPr>
-          <w:p>
-            <w:pPr>
-              <w:spacing w:after="40" w:before="0"/>
-              <w:jc w:val="left"/>
-            </w:pPr>
-            <w:r>
-              <w:rPr>
-                <w:rFonts w:ascii="Arial" w:cs="Arial" w:eastAsia="Arial" w:hAnsi="Arial"/>
-                <w:b w:val="false"/>
-                <w:bCs w:val="false"/>
-                <w:i w:val="false"/>
-                <w:iCs w:val="false"/>
-                <w:color w:val="000000"/>
-                <w:sz w:val="18"/>
-                <w:szCs w:val="18"/>
-              </w:rPr>
-              <w:t xml:space="preserve">Display the scenario and say: 'Before we do any calculation, I want every single one of you to write your own answer — yes or no — and your reason. You have 2 minutes. No talking yet.' [WAIT 2 minutes, circulate and scan responses.] After 2 minutes: 'Keep your prediction visible — we will come back to it. Raise your hand if you said YES, the overtake is safe.' [Count hands, note number.] 'Raise your hand if you said NO.' [Count hands.] Cold-call 2 YES students and 2 NO students: 'Amina, walk us through your thinking in one sentence.' [WAIT 10 seconds after each response before calling the next student.] After four responses say: 'Interesting — we have disagreement in this room. That is exactly what good mathematics is for. Let us go find out who is right, and more importantly, WHY.'</w:t>
-            </w:r>
-          </w:p>
-        </w:tc>
-        <w:tc>
-          <w:tcPr>
-            <w:tcW w:type="dxa" w:w="3040"/>
-            <w:shd w:fill="FFFFFF" w:color="auto" w:val="clear"/>
-            <w:tcMar>
-              <w:top w:type="dxa" w:w="60"/>
-              <w:left w:type="dxa" w:w="120"/>
-              <w:bottom w:type="dxa" w:w="60"/>
-              <w:right w:type="dxa" w:w="120"/>
-            </w:tcMar>
-            <w:vAlign w:val="top"/>
-          </w:tcPr>
-          <w:p>
-            <w:pPr>
-              <w:spacing w:after="40" w:before="0"/>
-              <w:jc w:val="left"/>
-            </w:pPr>
-            <w:r>
-              <w:rPr>
-                <w:rFonts w:ascii="Arial" w:cs="Arial" w:eastAsia="Arial" w:hAnsi="Arial"/>
-                <w:b w:val="false"/>
-                <w:bCs w:val="false"/>
-                <w:i w:val="false"/>
-                <w:iCs w:val="false"/>
-                <w:color w:val="000000"/>
-                <w:sz w:val="18"/>
-                <w:szCs w:val="18"/>
-              </w:rPr>
-              <w:t xml:space="preserve">Predict-before-observe (PBO) anchored to a Kenyan road scenario. By committing a prediction to paper before any instruction, every learner activates prior intuition about speed and creates a cognitive 'hook' — a genuine question they now want resolved. The public show-of-hands creates productive disagreement that motivates the observe phase.</w:t>
-            </w:r>
-          </w:p>
-        </w:tc>
-        <w:tc>
-          <w:tcPr>
-            <w:tcW w:type="dxa" w:w="3040"/>
-            <w:shd w:fill="F2F2F2" w:color="auto" w:val="clear"/>
-            <w:tcMar>
-              <w:top w:type="dxa" w:w="60"/>
-              <w:left w:type="dxa" w:w="120"/>
-              <w:bottom w:type="dxa" w:w="60"/>
-              <w:right w:type="dxa" w:w="120"/>
-            </w:tcMar>
-            <w:vAlign w:val="top"/>
-          </w:tcPr>
-          <w:p>
-            <w:pPr>
-              <w:spacing w:after="40" w:before="0"/>
-              <w:jc w:val="left"/>
-            </w:pPr>
-            <w:r>
-              <w:rPr>
-                <w:rFonts w:ascii="Arial" w:cs="Arial" w:eastAsia="Arial" w:hAnsi="Arial"/>
-                <w:b w:val="false"/>
-                <w:bCs w:val="false"/>
-                <w:i w:val="false"/>
-                <w:iCs w:val="false"/>
-                <w:color w:val="000000"/>
-                <w:sz w:val="18"/>
-                <w:szCs w:val="18"/>
-              </w:rPr>
-              <w:t xml:space="preserve">Teacher scans written predictions for two things: (1) whether students are comparing speeds or only thinking about one vehicle's speed (diagnostic of whether they already have any intuition about relative motion), and (2) whether any student has spontaneously written 'difference' or 'closing speed' — indicating prior knowledge. Record the class split (YES vs NO) on the board to revisit after the Explain phase.</w:t>
-            </w:r>
-          </w:p>
-        </w:tc>
-      </w:tr>
-      <w:tr>
-        <w:tc>
-          <w:tcPr>
-            <w:tcW w:type="dxa" w:w="1520"/>
-            <w:shd w:fill="D9EEF1" w:color="auto" w:val="clear"/>
-            <w:tcMar>
-              <w:top w:type="dxa" w:w="60"/>
-              <w:left w:type="dxa" w:w="120"/>
-              <w:bottom w:type="dxa" w:w="60"/>
-              <w:right w:type="dxa" w:w="120"/>
-            </w:tcMar>
-            <w:vAlign w:val="top"/>
-          </w:tcPr>
-          <w:p>
-            <w:pPr>
-              <w:spacing w:after="40" w:before="0"/>
-              <w:jc w:val="left"/>
-            </w:pPr>
-            <w:r>
-              <w:rPr>
-                <w:rFonts w:ascii="Arial" w:cs="Arial" w:eastAsia="Arial" w:hAnsi="Arial"/>
-                <w:b/>
-                <w:bCs/>
-                <w:i w:val="false"/>
-                <w:iCs w:val="false"/>
-                <w:color w:val="000000"/>
-                <w:sz w:val="18"/>
-                <w:szCs w:val="18"/>
-              </w:rPr>
-              <w:t xml:space="preserve">Observe Phase</w:t>
-            </w:r>
-          </w:p>
-          <w:p>
-            <w:pPr>
-              <w:spacing w:after="20" w:before="0"/>
-            </w:pPr>
-            <w:r>
-              <w:rPr>
-                <w:rFonts w:ascii="Arial" w:cs="Arial" w:eastAsia="Arial" w:hAnsi="Arial"/>
-                <w:b/>
-                <w:bCs/>
-                <w:color w:val="1F3864"/>
-                <w:sz w:val="16"/>
-                <w:szCs w:val="16"/>
-              </w:rPr>
-              <w:t xml:space="preserve">📹 VIDEO:</w:t>
-            </w:r>
-          </w:p>
-          <w:p>
-            <w:pPr>
-              <w:spacing w:after="20" w:before="0"/>
-            </w:pPr>
-            <w:hyperlink w:history="1" r:id="rIdwsr-sb1uvwnqvnrfhwapw">
-              <w:r>
-                <w:rPr>
-                  <w:rFonts w:ascii="Arial" w:cs="Arial" w:eastAsia="Arial" w:hAnsi="Arial"/>
-                  <w:color w:val="2E75B6"/>
-                  <w:sz w:val="16"/>
-                  <w:szCs w:val="16"/>
-                  <w:u w:val="single" w:color="2E75B6"/>
-                </w:rPr>
-                <w:t xml:space="preserve">Genetics vocabulary</w:t>
-              </w:r>
-            </w:hyperlink>
-          </w:p>
-          <w:p>
-            <w:pPr>
-              <w:spacing w:after="10" w:before="0"/>
-              <w:ind w:left="120"/>
-            </w:pPr>
-            <w:r>
-              <w:rPr>
-                <w:rFonts w:ascii="Arial" w:cs="Arial" w:eastAsia="Arial" w:hAnsi="Arial"/>
-                <w:color w:val="595959"/>
-                <w:sz w:val="14"/>
-                <w:szCs w:val="14"/>
-              </w:rPr>
-              <w:t xml:space="preserve">Source: Khan Academy (English - US curriculum)</w:t>
-            </w:r>
-          </w:p>
-          <w:p>
-            <w:pPr>
-              <w:spacing w:after="10" w:before="0"/>
-              <w:ind w:left="120"/>
-            </w:pPr>
-            <w:hyperlink w:history="1" r:id="rIdo4fy65mknealzeedatyer">
+            <w:hyperlink w:history="1" r:id="rIdnsyockqqsgtnvve3cxhzh">
               <w:r>
                 <w:rPr>
                   <w:rFonts w:ascii="Arial" w:cs="Arial" w:eastAsia="Arial" w:hAnsi="Arial"/>
@@ -21162,14 +21161,241 @@
                 <w:sz w:val="16"/>
                 <w:szCs w:val="16"/>
               </w:rPr>
-              <w:t xml:space="preserve">📖 HTML:</w:t>
+              <w:t xml:space="preserve">📖 READING:</w:t>
             </w:r>
           </w:p>
           <w:p>
             <w:pPr>
               <w:spacing w:after="20" w:before="0"/>
             </w:pPr>
-            <w:hyperlink w:history="1" r:id="rId2n2_wlu1g27u_ik3yrsbt">
+            <w:r>
+              <w:rPr>
+                <w:rFonts w:ascii="Arial" w:cs="Arial" w:eastAsia="Arial" w:hAnsi="Arial"/>
+                <w:i/>
+                <w:iCs/>
+                <w:color w:val="595959"/>
+                <w:sz w:val="16"/>
+                <w:szCs w:val="16"/>
+              </w:rPr>
+              <w:t xml:space="preserve">No closely matching reading in the ARES library for this activity.</w:t>
+            </w:r>
+          </w:p>
+          <w:p>
+            <w:pPr>
+              <w:spacing w:after="10" w:before="0"/>
+              <w:ind w:left="120"/>
+            </w:pPr>
+            <w:hyperlink w:history="1" r:id="rId6h057gngikvf1ryd0oiug">
+              <w:r>
+                <w:rPr>
+                  <w:rFonts w:ascii="Arial" w:cs="Arial" w:eastAsia="Arial" w:hAnsi="Arial"/>
+                  <w:color w:val="595959"/>
+                  <w:sz w:val="14"/>
+                  <w:szCs w:val="14"/>
+                  <w:u w:val="single" w:color="595959"/>
+                </w:rPr>
+                <w:t xml:space="preserve">🔍 Search ARES for readings</w:t>
+              </w:r>
+            </w:hyperlink>
+          </w:p>
+          <w:p>
+            <w:pPr>
+              <w:spacing w:after="10" w:before="0"/>
+              <w:ind w:left="120"/>
+            </w:pPr>
+            <w:r>
+              <w:rPr>
+                <w:rFonts w:ascii="Arial" w:cs="Arial" w:eastAsia="Arial" w:hAnsi="Arial"/>
+                <w:color w:val="595959"/>
+                <w:sz w:val="14"/>
+                <w:szCs w:val="14"/>
+              </w:rPr>
+              <w:t xml:space="preserve">Search terms: linear motion relative speed</w:t>
+            </w:r>
+          </w:p>
+        </w:tc>
+        <w:tc>
+          <w:tcPr>
+            <w:tcW w:type="dxa" w:w="3040"/>
+            <w:shd w:fill="FFFFFF" w:color="auto" w:val="clear"/>
+            <w:tcMar>
+              <w:top w:type="dxa" w:w="60"/>
+              <w:left w:type="dxa" w:w="120"/>
+              <w:bottom w:type="dxa" w:w="60"/>
+              <w:right w:type="dxa" w:w="120"/>
+            </w:tcMar>
+            <w:vAlign w:val="top"/>
+          </w:tcPr>
+          <w:p>
+            <w:pPr>
+              <w:spacing w:after="40" w:before="0"/>
+              <w:jc w:val="left"/>
+            </w:pPr>
+            <w:r>
+              <w:rPr>
+                <w:rFonts w:ascii="Arial" w:cs="Arial" w:eastAsia="Arial" w:hAnsi="Arial"/>
+                <w:b w:val="false"/>
+                <w:bCs w:val="false"/>
+                <w:i w:val="false"/>
+                <w:iCs w:val="false"/>
+                <w:color w:val="000000"/>
+                <w:sz w:val="18"/>
+                <w:szCs w:val="18"/>
+              </w:rPr>
+              <w:t xml:space="preserve">Students work in pairs on a structured data-gathering activity using three carefully sequenced worked scenarios printed on a single A4 activity sheet (or copied from the board into exercise books). SCENARIO 1 (Same direction — the matatu): Matatu speed = 90 km/h; Bus speed = 60 km/h; Gap = 0.5 km. Students are told: 'From the matatu driver's seat, the bus is NOT stationary — it is moving away at 60 km/h. The matatu gains on the bus at a rate of (90 − 60) = 30 km/h. Use this closing speed to calculate how long it takes the matatu to cover the 0.5 km gap.' Students calculate time = 0.5 ÷ 30 hours = 1 minute. They then calculate how far the oncoming car travels in that same 1 minute at 100 km/h, and compare it to the 3 km gap. SCENARIO 2 (Opposite direction — Lake Victoria ferries): A passenger ferry leaves Kisumu at 25 km/h heading to Homa Bay. A cargo vessel leaves Homa Bay at 15 km/h heading to Kisumu. The ports are 60 km apart. Students use relative speed = 25 + 15 = 40 km/h to find when and where the vessels meet. SCENARIO 3 (Runners — connecting to the marathon): In the final 2 km of the Nairobi Marathon, Runner A is travelling at 21 km/h and Runner B (who is 200 m ahead) has slowed to 17 km/h. Students calculate the relative speed (4 km/h) and the time for Runner A to close the 200 m gap.</w:t>
+            </w:r>
+          </w:p>
+        </w:tc>
+        <w:tc>
+          <w:tcPr>
+            <w:tcW w:type="dxa" w:w="3040"/>
+            <w:shd w:fill="F2F2F2" w:color="auto" w:val="clear"/>
+            <w:tcMar>
+              <w:top w:type="dxa" w:w="60"/>
+              <w:left w:type="dxa" w:w="120"/>
+              <w:bottom w:type="dxa" w:w="60"/>
+              <w:right w:type="dxa" w:w="120"/>
+            </w:tcMar>
+            <w:vAlign w:val="top"/>
+          </w:tcPr>
+          <w:p>
+            <w:pPr>
+              <w:spacing w:after="40" w:before="0"/>
+              <w:jc w:val="left"/>
+            </w:pPr>
+            <w:r>
+              <w:rPr>
+                <w:rFonts w:ascii="Arial" w:cs="Arial" w:eastAsia="Arial" w:hAnsi="Arial"/>
+                <w:b w:val="false"/>
+                <w:bCs w:val="false"/>
+                <w:i w:val="false"/>
+                <w:iCs w:val="false"/>
+                <w:color w:val="000000"/>
+                <w:sz w:val="18"/>
+                <w:szCs w:val="18"/>
+              </w:rPr>
+              <w:t xml:space="preserve">Distribute/display the activity sheet and say: 'I am going to show you one key idea, and then you and your partner will apply it to all three scenarios.' Write on the board: 'SAME DIRECTION: Relative speed = Fast speed − Slow speed. OPPOSITE DIRECTIONS: Relative speed = Speed A + Speed B.' Say: 'This is the rule. Your job right now is not to memorise it — your job is to USE it on these three scenarios and see if the answers make sense to you.' [Allow 10 minutes of pair work. Circulate continuously.] After 5 minutes, pause the class: 'How many pairs have finished Scenario 1? Good. A quick check — cold-call: Juma, what closing speed did you get for the matatu and the bus?' [WAIT 10 seconds.] 'And Brian, does the matatu complete the overtake safely?' [WAIT 10 seconds.] After all three scenarios: 'Scenario 3 is the one I want you to think about most carefully. That is Runner A overtaking Runner B. Sound familiar?' [Pause 5 seconds — allow the connection to the marathon to land.] Cold-call one more pair: 'Fatuma, what is the relative speed of the two runners, and what does that number mean in plain language?'</w:t>
+            </w:r>
+          </w:p>
+        </w:tc>
+        <w:tc>
+          <w:tcPr>
+            <w:tcW w:type="dxa" w:w="3040"/>
+            <w:shd w:fill="FFFFFF" w:color="auto" w:val="clear"/>
+            <w:tcMar>
+              <w:top w:type="dxa" w:w="60"/>
+              <w:left w:type="dxa" w:w="120"/>
+              <w:bottom w:type="dxa" w:w="60"/>
+              <w:right w:type="dxa" w:w="120"/>
+            </w:tcMar>
+            <w:vAlign w:val="top"/>
+          </w:tcPr>
+          <w:p>
+            <w:pPr>
+              <w:spacing w:after="40" w:before="0"/>
+              <w:jc w:val="left"/>
+            </w:pPr>
+            <w:r>
+              <w:rPr>
+                <w:rFonts w:ascii="Arial" w:cs="Arial" w:eastAsia="Arial" w:hAnsi="Arial"/>
+                <w:b w:val="false"/>
+                <w:bCs w:val="false"/>
+                <w:i w:val="false"/>
+                <w:iCs w:val="false"/>
+                <w:color w:val="000000"/>
+                <w:sz w:val="18"/>
+                <w:szCs w:val="18"/>
+              </w:rPr>
+              <w:t xml:space="preserve">Structured Inquiry with Scaffolded Scenarios (graduated complexity). The three scenarios are deliberately sequenced: matatu-overtaking (same direction, danger context), Lake Victoria ferries (opposite direction, distance-to-meet), and marathon runners (same direction, connecting back to the anchoring phenomenon). Each scenario requires students to identify which rule to apply before calculating, building procedural fluency while simultaneously demanding conceptual reasoning about direction. Pair work ensures every student articulates thinking aloud, not just the fastest workers.</w:t>
+            </w:r>
+          </w:p>
+        </w:tc>
+        <w:tc>
+          <w:tcPr>
+            <w:tcW w:type="dxa" w:w="3040"/>
+            <w:shd w:fill="F2F2F2" w:color="auto" w:val="clear"/>
+            <w:tcMar>
+              <w:top w:type="dxa" w:w="60"/>
+              <w:left w:type="dxa" w:w="120"/>
+              <w:bottom w:type="dxa" w:w="60"/>
+              <w:right w:type="dxa" w:w="120"/>
+            </w:tcMar>
+            <w:vAlign w:val="top"/>
+          </w:tcPr>
+          <w:p>
+            <w:pPr>
+              <w:spacing w:after="40" w:before="0"/>
+              <w:jc w:val="left"/>
+            </w:pPr>
+            <w:r>
+              <w:rPr>
+                <w:rFonts w:ascii="Arial" w:cs="Arial" w:eastAsia="Arial" w:hAnsi="Arial"/>
+                <w:b w:val="false"/>
+                <w:bCs w:val="false"/>
+                <w:i w:val="false"/>
+                <w:iCs w:val="false"/>
+                <w:color w:val="000000"/>
+                <w:sz w:val="18"/>
+                <w:szCs w:val="18"/>
+              </w:rPr>
+              <w:t xml:space="preserve">Teacher listens for three specific misconceptions during circulation: (1) students adding speeds even in the same-direction case ('they are both fast, so add them') — redirect by asking 'from the matatu driver's window, is the bus getting CLOSER or FURTHER AWAY, and how FAST?'; (2) students forgetting to convert units (km/h to km/min or keeping consistent units) — check unit labels in working; (3) students who cannot connect Scenario 3 back to the marathon — prompt with 'Which runner is Runner A in our marathon story, and what was happening to Runner B's speed in the final 2 km according to the velocity-time graph we drew in Lesson 6?'</w:t>
+            </w:r>
+          </w:p>
+        </w:tc>
+      </w:tr>
+      <w:tr>
+        <w:tc>
+          <w:tcPr>
+            <w:tcW w:type="dxa" w:w="1520"/>
+            <w:shd w:fill="E2EFDA" w:color="auto" w:val="clear"/>
+            <w:tcMar>
+              <w:top w:type="dxa" w:w="60"/>
+              <w:left w:type="dxa" w:w="120"/>
+              <w:bottom w:type="dxa" w:w="60"/>
+              <w:right w:type="dxa" w:w="120"/>
+            </w:tcMar>
+            <w:vAlign w:val="top"/>
+          </w:tcPr>
+          <w:p>
+            <w:pPr>
+              <w:spacing w:after="40" w:before="0"/>
+              <w:jc w:val="left"/>
+            </w:pPr>
+            <w:r>
+              <w:rPr>
+                <w:rFonts w:ascii="Arial" w:cs="Arial" w:eastAsia="Arial" w:hAnsi="Arial"/>
+                <w:b/>
+                <w:bCs/>
+                <w:i w:val="false"/>
+                <w:iCs w:val="false"/>
+                <w:color w:val="000000"/>
+                <w:sz w:val="18"/>
+                <w:szCs w:val="18"/>
+              </w:rPr>
+              <w:t xml:space="preserve">Explain Phase</w:t>
+            </w:r>
+          </w:p>
+          <w:p>
+            <w:pPr>
+              <w:spacing w:after="20" w:before="0"/>
+            </w:pPr>
+            <w:r>
+              <w:rPr>
+                <w:rFonts w:ascii="Arial" w:cs="Arial" w:eastAsia="Arial" w:hAnsi="Arial"/>
+                <w:b/>
+                <w:bCs/>
+                <w:color w:val="1F3864"/>
+                <w:sz w:val="16"/>
+                <w:szCs w:val="16"/>
+              </w:rPr>
+              <w:t xml:space="preserve">📹 VIDEO:</w:t>
+            </w:r>
+          </w:p>
+          <w:p>
+            <w:pPr>
+              <w:spacing w:after="20" w:before="0"/>
+            </w:pPr>
+            <w:hyperlink w:history="1" r:id="rIdoncgqlftlmpivfcybupjf">
               <w:r>
                 <w:rPr>
                   <w:rFonts w:ascii="Arial" w:cs="Arial" w:eastAsia="Arial" w:hAnsi="Arial"/>
@@ -21178,7 +21404,7 @@
                   <w:szCs w:val="16"/>
                   <w:u w:val="single" w:color="2E75B6"/>
                 </w:rPr>
-                <w:t xml:space="preserve">Relative Rates of Growth and Decay: Rice Legend (PLIX)</w:t>
+                <w:t xml:space="preserve">Mach numbers</w:t>
               </w:r>
             </w:hyperlink>
           </w:p>
@@ -21194,7 +21420,7 @@
                 <w:sz w:val="14"/>
                 <w:szCs w:val="14"/>
               </w:rPr>
-              <w:t xml:space="preserve">Source: CK-12</w:t>
+              <w:t xml:space="preserve">Source: Khan Academy (English - US curriculum)</w:t>
             </w:r>
           </w:p>
           <w:p>
@@ -21202,235 +21428,7 @@
               <w:spacing w:after="10" w:before="0"/>
               <w:ind w:left="120"/>
             </w:pPr>
-            <w:hyperlink w:history="1" r:id="rIdxacm51c6klka8uykpmxx3">
-              <w:r>
-                <w:rPr>
-                  <w:rFonts w:ascii="Arial" w:cs="Arial" w:eastAsia="Arial" w:hAnsi="Arial"/>
-                  <w:color w:val="595959"/>
-                  <w:sz w:val="14"/>
-                  <w:szCs w:val="14"/>
-                  <w:u w:val="single" w:color="595959"/>
-                </w:rPr>
-                <w:t xml:space="preserve">🔍 Search ARES for similar readings</w:t>
-              </w:r>
-            </w:hyperlink>
-          </w:p>
-        </w:tc>
-        <w:tc>
-          <w:tcPr>
-            <w:tcW w:type="dxa" w:w="3040"/>
-            <w:shd w:fill="FFFFFF" w:color="auto" w:val="clear"/>
-            <w:tcMar>
-              <w:top w:type="dxa" w:w="60"/>
-              <w:left w:type="dxa" w:w="120"/>
-              <w:bottom w:type="dxa" w:w="60"/>
-              <w:right w:type="dxa" w:w="120"/>
-            </w:tcMar>
-            <w:vAlign w:val="top"/>
-          </w:tcPr>
-          <w:p>
-            <w:pPr>
-              <w:spacing w:after="40" w:before="0"/>
-              <w:jc w:val="left"/>
-            </w:pPr>
-            <w:r>
-              <w:rPr>
-                <w:rFonts w:ascii="Arial" w:cs="Arial" w:eastAsia="Arial" w:hAnsi="Arial"/>
-                <w:b w:val="false"/>
-                <w:bCs w:val="false"/>
-                <w:i w:val="false"/>
-                <w:iCs w:val="false"/>
-                <w:color w:val="000000"/>
-                <w:sz w:val="18"/>
-                <w:szCs w:val="18"/>
-              </w:rPr>
-              <w:t xml:space="preserve">Students work in pairs on a structured data-gathering activity using three carefully sequenced worked scenarios printed on a single A4 activity sheet (or copied from the board into exercise books). SCENARIO 1 (Same direction — the matatu): Matatu speed = 90 km/h; Bus speed = 60 km/h; Gap = 0.5 km. Students are told: 'From the matatu driver's seat, the bus is NOT stationary — it is moving away at 60 km/h. The matatu gains on the bus at a rate of (90 − 60) = 30 km/h. Use this closing speed to calculate how long it takes the matatu to cover the 0.5 km gap.' Students calculate time = 0.5 ÷ 30 hours = 1 minute. They then calculate how far the oncoming car travels in that same 1 minute at 100 km/h, and compare it to the 3 km gap. SCENARIO 2 (Opposite direction — Lake Victoria ferries): A passenger ferry leaves Kisumu at 25 km/h heading to Homa Bay. A cargo vessel leaves Homa Bay at 15 km/h heading to Kisumu. The ports are 60 km apart. Students use relative speed = 25 + 15 = 40 km/h to find when and where the vessels meet. SCENARIO 3 (Runners — connecting to the marathon): In the final 2 km of the Nairobi Marathon, Runner A is travelling at 21 km/h and Runner B (who is 200 m ahead) has slowed to 17 km/h. Students calculate the relative speed (4 km/h) and the time for Runner A to close the 200 m gap.</w:t>
-            </w:r>
-          </w:p>
-        </w:tc>
-        <w:tc>
-          <w:tcPr>
-            <w:tcW w:type="dxa" w:w="3040"/>
-            <w:shd w:fill="F2F2F2" w:color="auto" w:val="clear"/>
-            <w:tcMar>
-              <w:top w:type="dxa" w:w="60"/>
-              <w:left w:type="dxa" w:w="120"/>
-              <w:bottom w:type="dxa" w:w="60"/>
-              <w:right w:type="dxa" w:w="120"/>
-            </w:tcMar>
-            <w:vAlign w:val="top"/>
-          </w:tcPr>
-          <w:p>
-            <w:pPr>
-              <w:spacing w:after="40" w:before="0"/>
-              <w:jc w:val="left"/>
-            </w:pPr>
-            <w:r>
-              <w:rPr>
-                <w:rFonts w:ascii="Arial" w:cs="Arial" w:eastAsia="Arial" w:hAnsi="Arial"/>
-                <w:b w:val="false"/>
-                <w:bCs w:val="false"/>
-                <w:i w:val="false"/>
-                <w:iCs w:val="false"/>
-                <w:color w:val="000000"/>
-                <w:sz w:val="18"/>
-                <w:szCs w:val="18"/>
-              </w:rPr>
-              <w:t xml:space="preserve">Distribute/display the activity sheet and say: 'I am going to show you one key idea, and then you and your partner will apply it to all three scenarios.' Write on the board: 'SAME DIRECTION: Relative speed = Fast speed − Slow speed. OPPOSITE DIRECTIONS: Relative speed = Speed A + Speed B.' Say: 'This is the rule. Your job right now is not to memorise it — your job is to USE it on these three scenarios and see if the answers make sense to you.' [Allow 10 minutes of pair work. Circulate continuously.] After 5 minutes, pause the class: 'How many pairs have finished Scenario 1? Good. A quick check — cold-call: Juma, what closing speed did you get for the matatu and the bus?' [WAIT 10 seconds.] 'And Brian, does the matatu complete the overtake safely?' [WAIT 10 seconds.] After all three scenarios: 'Scenario 3 is the one I want you to think about most carefully. That is Runner A overtaking Runner B. Sound familiar?' [Pause 5 seconds — allow the connection to the marathon to land.] Cold-call one more pair: 'Fatuma, what is the relative speed of the two runners, and what does that number mean in plain language?'</w:t>
-            </w:r>
-          </w:p>
-        </w:tc>
-        <w:tc>
-          <w:tcPr>
-            <w:tcW w:type="dxa" w:w="3040"/>
-            <w:shd w:fill="FFFFFF" w:color="auto" w:val="clear"/>
-            <w:tcMar>
-              <w:top w:type="dxa" w:w="60"/>
-              <w:left w:type="dxa" w:w="120"/>
-              <w:bottom w:type="dxa" w:w="60"/>
-              <w:right w:type="dxa" w:w="120"/>
-            </w:tcMar>
-            <w:vAlign w:val="top"/>
-          </w:tcPr>
-          <w:p>
-            <w:pPr>
-              <w:spacing w:after="40" w:before="0"/>
-              <w:jc w:val="left"/>
-            </w:pPr>
-            <w:r>
-              <w:rPr>
-                <w:rFonts w:ascii="Arial" w:cs="Arial" w:eastAsia="Arial" w:hAnsi="Arial"/>
-                <w:b w:val="false"/>
-                <w:bCs w:val="false"/>
-                <w:i w:val="false"/>
-                <w:iCs w:val="false"/>
-                <w:color w:val="000000"/>
-                <w:sz w:val="18"/>
-                <w:szCs w:val="18"/>
-              </w:rPr>
-              <w:t xml:space="preserve">Structured Inquiry with Scaffolded Scenarios (graduated complexity). The three scenarios are deliberately sequenced: matatu-overtaking (same direction, danger context), Lake Victoria ferries (opposite direction, distance-to-meet), and marathon runners (same direction, connecting back to the anchoring phenomenon). Each scenario requires students to identify which rule to apply before calculating, building procedural fluency while simultaneously demanding conceptual reasoning about direction. Pair work ensures every student articulates thinking aloud, not just the fastest workers.</w:t>
-            </w:r>
-          </w:p>
-        </w:tc>
-        <w:tc>
-          <w:tcPr>
-            <w:tcW w:type="dxa" w:w="3040"/>
-            <w:shd w:fill="F2F2F2" w:color="auto" w:val="clear"/>
-            <w:tcMar>
-              <w:top w:type="dxa" w:w="60"/>
-              <w:left w:type="dxa" w:w="120"/>
-              <w:bottom w:type="dxa" w:w="60"/>
-              <w:right w:type="dxa" w:w="120"/>
-            </w:tcMar>
-            <w:vAlign w:val="top"/>
-          </w:tcPr>
-          <w:p>
-            <w:pPr>
-              <w:spacing w:after="40" w:before="0"/>
-              <w:jc w:val="left"/>
-            </w:pPr>
-            <w:r>
-              <w:rPr>
-                <w:rFonts w:ascii="Arial" w:cs="Arial" w:eastAsia="Arial" w:hAnsi="Arial"/>
-                <w:b w:val="false"/>
-                <w:bCs w:val="false"/>
-                <w:i w:val="false"/>
-                <w:iCs w:val="false"/>
-                <w:color w:val="000000"/>
-                <w:sz w:val="18"/>
-                <w:szCs w:val="18"/>
-              </w:rPr>
-              <w:t xml:space="preserve">Teacher listens for three specific misconceptions during circulation: (1) students adding speeds even in the same-direction case ('they are both fast, so add them') — redirect by asking 'from the matatu driver's window, is the bus getting CLOSER or FURTHER AWAY, and how FAST?'; (2) students forgetting to convert units (km/h to km/min or keeping consistent units) — check unit labels in working; (3) students who cannot connect Scenario 3 back to the marathon — prompt with 'Which runner is Runner A in our marathon story, and what was happening to Runner B's speed in the final 2 km according to the velocity-time graph we drew in Lesson 6?'</w:t>
-            </w:r>
-          </w:p>
-        </w:tc>
-      </w:tr>
-      <w:tr>
-        <w:tc>
-          <w:tcPr>
-            <w:tcW w:type="dxa" w:w="1520"/>
-            <w:shd w:fill="E2EFDA" w:color="auto" w:val="clear"/>
-            <w:tcMar>
-              <w:top w:type="dxa" w:w="60"/>
-              <w:left w:type="dxa" w:w="120"/>
-              <w:bottom w:type="dxa" w:w="60"/>
-              <w:right w:type="dxa" w:w="120"/>
-            </w:tcMar>
-            <w:vAlign w:val="top"/>
-          </w:tcPr>
-          <w:p>
-            <w:pPr>
-              <w:spacing w:after="40" w:before="0"/>
-              <w:jc w:val="left"/>
-            </w:pPr>
-            <w:r>
-              <w:rPr>
-                <w:rFonts w:ascii="Arial" w:cs="Arial" w:eastAsia="Arial" w:hAnsi="Arial"/>
-                <w:b/>
-                <w:bCs/>
-                <w:i w:val="false"/>
-                <w:iCs w:val="false"/>
-                <w:color w:val="000000"/>
-                <w:sz w:val="18"/>
-                <w:szCs w:val="18"/>
-              </w:rPr>
-              <w:t xml:space="preserve">Explain Phase</w:t>
-            </w:r>
-          </w:p>
-          <w:p>
-            <w:pPr>
-              <w:spacing w:after="20" w:before="0"/>
-            </w:pPr>
-            <w:r>
-              <w:rPr>
-                <w:rFonts w:ascii="Arial" w:cs="Arial" w:eastAsia="Arial" w:hAnsi="Arial"/>
-                <w:b/>
-                <w:bCs/>
-                <w:color w:val="1F3864"/>
-                <w:sz w:val="16"/>
-                <w:szCs w:val="16"/>
-              </w:rPr>
-              <w:t xml:space="preserve">📹 VIDEO:</w:t>
-            </w:r>
-          </w:p>
-          <w:p>
-            <w:pPr>
-              <w:spacing w:after="20" w:before="0"/>
-            </w:pPr>
-            <w:hyperlink w:history="1" r:id="rIdujxz8q5ztonmfz54b7ljs">
-              <w:r>
-                <w:rPr>
-                  <w:rFonts w:ascii="Arial" w:cs="Arial" w:eastAsia="Arial" w:hAnsi="Arial"/>
-                  <w:color w:val="2E75B6"/>
-                  <w:sz w:val="16"/>
-                  <w:szCs w:val="16"/>
-                  <w:u w:val="single" w:color="2E75B6"/>
-                </w:rPr>
-                <w:t xml:space="preserve">Genetics vocabulary</w:t>
-              </w:r>
-            </w:hyperlink>
-          </w:p>
-          <w:p>
-            <w:pPr>
-              <w:spacing w:after="10" w:before="0"/>
-              <w:ind w:left="120"/>
-            </w:pPr>
-            <w:r>
-              <w:rPr>
-                <w:rFonts w:ascii="Arial" w:cs="Arial" w:eastAsia="Arial" w:hAnsi="Arial"/>
-                <w:color w:val="595959"/>
-                <w:sz w:val="14"/>
-                <w:szCs w:val="14"/>
-              </w:rPr>
-              <w:t xml:space="preserve">Source: Khan Academy (English - US curriculum)</w:t>
-            </w:r>
-          </w:p>
-          <w:p>
-            <w:pPr>
-              <w:spacing w:after="10" w:before="0"/>
-              <w:ind w:left="120"/>
-            </w:pPr>
-            <w:hyperlink w:history="1" r:id="rIdcnuzbs07owx1h-zcri9wo">
+            <w:hyperlink w:history="1" r:id="rIdvotq4intkgmfqhhx2vwjc">
               <w:r>
                 <w:rPr>
                   <w:rFonts w:ascii="Arial" w:cs="Arial" w:eastAsia="Arial" w:hAnsi="Arial"/>
@@ -21468,14 +21466,241 @@
                 <w:sz w:val="16"/>
                 <w:szCs w:val="16"/>
               </w:rPr>
-              <w:t xml:space="preserve">📖 HTML:</w:t>
+              <w:t xml:space="preserve">📖 READING:</w:t>
             </w:r>
           </w:p>
           <w:p>
             <w:pPr>
               <w:spacing w:after="20" w:before="0"/>
             </w:pPr>
-            <w:hyperlink w:history="1" r:id="rId3kz4fl1hvwhno1susw2no">
+            <w:r>
+              <w:rPr>
+                <w:rFonts w:ascii="Arial" w:cs="Arial" w:eastAsia="Arial" w:hAnsi="Arial"/>
+                <w:i/>
+                <w:iCs/>
+                <w:color w:val="595959"/>
+                <w:sz w:val="16"/>
+                <w:szCs w:val="16"/>
+              </w:rPr>
+              <w:t xml:space="preserve">No closely matching reading in the ARES library for this activity.</w:t>
+            </w:r>
+          </w:p>
+          <w:p>
+            <w:pPr>
+              <w:spacing w:after="10" w:before="0"/>
+              <w:ind w:left="120"/>
+            </w:pPr>
+            <w:hyperlink w:history="1" r:id="rIdhitkpujo92iicn4xv-77v">
+              <w:r>
+                <w:rPr>
+                  <w:rFonts w:ascii="Arial" w:cs="Arial" w:eastAsia="Arial" w:hAnsi="Arial"/>
+                  <w:color w:val="595959"/>
+                  <w:sz w:val="14"/>
+                  <w:szCs w:val="14"/>
+                  <w:u w:val="single" w:color="595959"/>
+                </w:rPr>
+                <w:t xml:space="preserve">🔍 Search ARES for readings</w:t>
+              </w:r>
+            </w:hyperlink>
+          </w:p>
+          <w:p>
+            <w:pPr>
+              <w:spacing w:after="10" w:before="0"/>
+              <w:ind w:left="120"/>
+            </w:pPr>
+            <w:r>
+              <w:rPr>
+                <w:rFonts w:ascii="Arial" w:cs="Arial" w:eastAsia="Arial" w:hAnsi="Arial"/>
+                <w:color w:val="595959"/>
+                <w:sz w:val="14"/>
+                <w:szCs w:val="14"/>
+              </w:rPr>
+              <w:t xml:space="preserve">Search terms: linear motion relative speed</w:t>
+            </w:r>
+          </w:p>
+        </w:tc>
+        <w:tc>
+          <w:tcPr>
+            <w:tcW w:type="dxa" w:w="3040"/>
+            <w:shd w:fill="FFFFFF" w:color="auto" w:val="clear"/>
+            <w:tcMar>
+              <w:top w:type="dxa" w:w="60"/>
+              <w:left w:type="dxa" w:w="120"/>
+              <w:bottom w:type="dxa" w:w="60"/>
+              <w:right w:type="dxa" w:w="120"/>
+            </w:tcMar>
+            <w:vAlign w:val="top"/>
+          </w:tcPr>
+          <w:p>
+            <w:pPr>
+              <w:spacing w:after="40" w:before="0"/>
+              <w:jc w:val="left"/>
+            </w:pPr>
+            <w:r>
+              <w:rPr>
+                <w:rFonts w:ascii="Arial" w:cs="Arial" w:eastAsia="Arial" w:hAnsi="Arial"/>
+                <w:b w:val="false"/>
+                <w:bCs w:val="false"/>
+                <w:i w:val="false"/>
+                <w:iCs w:val="false"/>
+                <w:color w:val="000000"/>
+                <w:sz w:val="18"/>
+                <w:szCs w:val="18"/>
+              </w:rPr>
+              <w:t xml:space="preserve">The class comes together for whole-group sensemaking. The teacher leads a structured discussion that formalises the two relative-speed rules, connects them to the NTSA road-safety context, and then returns to the original prediction to resolve it. Students annotate their activity sheets with formal definitions and mark whether their original predictions were correct. The class then works through two extension problems: (a) A piki-piki (motorcycle) travelling at 70 km/h is chased by a police car travelling at 110 km/h. They start 1.2 km apart. How long before the police car catches the motorcycle? (b) Two matatus leave Nairobi and Mombasa simultaneously, 480 km apart, travelling towards each other at 80 km/h and 100 km/h respectively. When and where do they meet? Students solve these in their exercise books, then a volunteer writes the solution on the board for class verification.</w:t>
+            </w:r>
+          </w:p>
+        </w:tc>
+        <w:tc>
+          <w:tcPr>
+            <w:tcW w:type="dxa" w:w="3040"/>
+            <w:shd w:fill="F2F2F2" w:color="auto" w:val="clear"/>
+            <w:tcMar>
+              <w:top w:type="dxa" w:w="60"/>
+              <w:left w:type="dxa" w:w="120"/>
+              <w:bottom w:type="dxa" w:w="60"/>
+              <w:right w:type="dxa" w:w="120"/>
+            </w:tcMar>
+            <w:vAlign w:val="top"/>
+          </w:tcPr>
+          <w:p>
+            <w:pPr>
+              <w:spacing w:after="40" w:before="0"/>
+              <w:jc w:val="left"/>
+            </w:pPr>
+            <w:r>
+              <w:rPr>
+                <w:rFonts w:ascii="Arial" w:cs="Arial" w:eastAsia="Arial" w:hAnsi="Arial"/>
+                <w:b w:val="false"/>
+                <w:bCs w:val="false"/>
+                <w:i w:val="false"/>
+                <w:iCs w:val="false"/>
+                <w:color w:val="000000"/>
+                <w:sz w:val="18"/>
+                <w:szCs w:val="18"/>
+              </w:rPr>
+              <w:t xml:space="preserve">Begin by returning to the board prediction tally: 'At the start of the lesson, [X] of you said the overtake was safe and [Y] said it was not. Let us now use the mathematics to settle this.' Work through Scenario 1 on the board step by step, narrating each line: 'Step 1: Identify direction — same direction, so we SUBTRACT. Step 2: Relative speed = 90 − 60 = 30 km/h. Step 3: Time to close 0.5 km gap at 30 km/h = 0.5/30 hours = 1 minute. Step 4: In 1 minute, the oncoming car travels 100 × (1/60) = 1.67 km. Step 5: The oncoming car started 3 km away and has covered 1.67 km — it is now only 1.33 km away. So what is your verdict?' [WAIT 15 seconds, cold-call 2 students.] Then say: 'Now I want you to tell me WHY head-on collisions are so much more deadly than rear-end collisions. Use the words RELATIVE SPEED in your answer.' [WAIT 15 seconds.] Cold-call 3 students. Formalise: 'Head-on collision relative speed = 80 + 80 = 160 km/h. Rear-end: 90 − 60 = 30 km/h. The force of impact depends on this relative speed. That is why NTSA sets speed limits — it is not arbitrary, it is mathematics protecting lives.' For the extension problems, say: 'In your books — 3 minutes. Go.' [Circulate.] After 3 minutes: 'Wanjiku, come and write your solution for the police car problem. Everyone else, check your own work as she writes.'</w:t>
+            </w:r>
+          </w:p>
+        </w:tc>
+        <w:tc>
+          <w:tcPr>
+            <w:tcW w:type="dxa" w:w="3040"/>
+            <w:shd w:fill="FFFFFF" w:color="auto" w:val="clear"/>
+            <w:tcMar>
+              <w:top w:type="dxa" w:w="60"/>
+              <w:left w:type="dxa" w:w="120"/>
+              <w:bottom w:type="dxa" w:w="60"/>
+              <w:right w:type="dxa" w:w="120"/>
+            </w:tcMar>
+            <w:vAlign w:val="top"/>
+          </w:tcPr>
+          <w:p>
+            <w:pPr>
+              <w:spacing w:after="40" w:before="0"/>
+              <w:jc w:val="left"/>
+            </w:pPr>
+            <w:r>
+              <w:rPr>
+                <w:rFonts w:ascii="Arial" w:cs="Arial" w:eastAsia="Arial" w:hAnsi="Arial"/>
+                <w:b w:val="false"/>
+                <w:bCs w:val="false"/>
+                <w:i w:val="false"/>
+                <w:iCs w:val="false"/>
+                <w:color w:val="000000"/>
+                <w:sz w:val="18"/>
+                <w:szCs w:val="18"/>
+              </w:rPr>
+              <w:t xml:space="preserve">Claim–Evidence–Reasoning (CER) structured discussion. Teacher explicitly models the three-step CER pattern for each problem: CLAIM (state the answer), EVIDENCE (show the calculation), REASONING (explain why the rule applies — same direction subtract, opposite directions add). Students are required to use this same structure when explaining their extension-problem solutions. This is the same scientific-reasoning structure embedded throughout the ARES sequence and reinforces the habit of justifying answers, not just stating them.</w:t>
+            </w:r>
+          </w:p>
+        </w:tc>
+        <w:tc>
+          <w:tcPr>
+            <w:tcW w:type="dxa" w:w="3040"/>
+            <w:shd w:fill="F2F2F2" w:color="auto" w:val="clear"/>
+            <w:tcMar>
+              <w:top w:type="dxa" w:w="60"/>
+              <w:left w:type="dxa" w:w="120"/>
+              <w:bottom w:type="dxa" w:w="60"/>
+              <w:right w:type="dxa" w:w="120"/>
+            </w:tcMar>
+            <w:vAlign w:val="top"/>
+          </w:tcPr>
+          <w:p>
+            <w:pPr>
+              <w:spacing w:after="40" w:before="0"/>
+              <w:jc w:val="left"/>
+            </w:pPr>
+            <w:r>
+              <w:rPr>
+                <w:rFonts w:ascii="Arial" w:cs="Arial" w:eastAsia="Arial" w:hAnsi="Arial"/>
+                <w:b w:val="false"/>
+                <w:bCs w:val="false"/>
+                <w:i w:val="false"/>
+                <w:iCs w:val="false"/>
+                <w:color w:val="000000"/>
+                <w:sz w:val="18"/>
+                <w:szCs w:val="18"/>
+              </w:rPr>
+              <w:t xml:space="preserve">Teacher collects two observable indicators: (1) During the piki-piki problem, can students independently identify that same-direction subtraction applies without being prompted? (2) In the Nairobi–Mombasa matatu problem, can students correctly set up distance = relative speed × time AND then calculate where the meeting point is (not just when)? Students who can do both are at 'Meets Expectations'; students who also correctly interpret the road-safety implication in their own words are at 'Exceeds Expectations'. Students who confuse the two rules need targeted same-day intervention using the direction-of-motion visual (arrows on number line) drawn on a mini-whiteboard.</w:t>
+            </w:r>
+          </w:p>
+        </w:tc>
+      </w:tr>
+      <w:tr>
+        <w:tc>
+          <w:tcPr>
+            <w:tcW w:type="dxa" w:w="1520"/>
+            <w:shd w:fill="FCE4D6" w:color="auto" w:val="clear"/>
+            <w:tcMar>
+              <w:top w:type="dxa" w:w="60"/>
+              <w:left w:type="dxa" w:w="120"/>
+              <w:bottom w:type="dxa" w:w="60"/>
+              <w:right w:type="dxa" w:w="120"/>
+            </w:tcMar>
+            <w:vAlign w:val="top"/>
+          </w:tcPr>
+          <w:p>
+            <w:pPr>
+              <w:spacing w:after="40" w:before="0"/>
+              <w:jc w:val="left"/>
+            </w:pPr>
+            <w:r>
+              <w:rPr>
+                <w:rFonts w:ascii="Arial" w:cs="Arial" w:eastAsia="Arial" w:hAnsi="Arial"/>
+                <w:b/>
+                <w:bCs/>
+                <w:i w:val="false"/>
+                <w:iCs w:val="false"/>
+                <w:color w:val="000000"/>
+                <w:sz w:val="18"/>
+                <w:szCs w:val="18"/>
+              </w:rPr>
+              <w:t xml:space="preserve">Driving Question Board (DQB) Creation</w:t>
+            </w:r>
+          </w:p>
+          <w:p>
+            <w:pPr>
+              <w:spacing w:after="20" w:before="0"/>
+            </w:pPr>
+            <w:r>
+              <w:rPr>
+                <w:rFonts w:ascii="Arial" w:cs="Arial" w:eastAsia="Arial" w:hAnsi="Arial"/>
+                <w:b/>
+                <w:bCs/>
+                <w:color w:val="1F3864"/>
+                <w:sz w:val="16"/>
+                <w:szCs w:val="16"/>
+              </w:rPr>
+              <w:t xml:space="preserve">📹 VIDEO:</w:t>
+            </w:r>
+          </w:p>
+          <w:p>
+            <w:pPr>
+              <w:spacing w:after="20" w:before="0"/>
+            </w:pPr>
+            <w:hyperlink w:history="1" r:id="rIdf4jo0g-3r2sfbpfg7dizc">
               <w:r>
                 <w:rPr>
                   <w:rFonts w:ascii="Arial" w:cs="Arial" w:eastAsia="Arial" w:hAnsi="Arial"/>
@@ -21484,7 +21709,7 @@
                   <w:szCs w:val="16"/>
                   <w:u w:val="single" w:color="2E75B6"/>
                 </w:rPr>
-                <w:t xml:space="preserve">Relative Rates of Growth and Decay: Rice Legend (PLIX)</w:t>
+                <w:t xml:space="preserve">Mach numbers -dubbed(KY)</w:t>
               </w:r>
             </w:hyperlink>
           </w:p>
@@ -21500,7 +21725,7 @@
                 <w:sz w:val="14"/>
                 <w:szCs w:val="14"/>
               </w:rPr>
-              <w:t xml:space="preserve">Source: CK-12</w:t>
+              <w:t xml:space="preserve">Source: Khan Academy (Kiswahili)</w:t>
             </w:r>
           </w:p>
           <w:p>
@@ -21508,235 +21733,7 @@
               <w:spacing w:after="10" w:before="0"/>
               <w:ind w:left="120"/>
             </w:pPr>
-            <w:hyperlink w:history="1" r:id="rIdnxacvdqsdocl_akx0ja90">
-              <w:r>
-                <w:rPr>
-                  <w:rFonts w:ascii="Arial" w:cs="Arial" w:eastAsia="Arial" w:hAnsi="Arial"/>
-                  <w:color w:val="595959"/>
-                  <w:sz w:val="14"/>
-                  <w:szCs w:val="14"/>
-                  <w:u w:val="single" w:color="595959"/>
-                </w:rPr>
-                <w:t xml:space="preserve">🔍 Search ARES for similar readings</w:t>
-              </w:r>
-            </w:hyperlink>
-          </w:p>
-        </w:tc>
-        <w:tc>
-          <w:tcPr>
-            <w:tcW w:type="dxa" w:w="3040"/>
-            <w:shd w:fill="FFFFFF" w:color="auto" w:val="clear"/>
-            <w:tcMar>
-              <w:top w:type="dxa" w:w="60"/>
-              <w:left w:type="dxa" w:w="120"/>
-              <w:bottom w:type="dxa" w:w="60"/>
-              <w:right w:type="dxa" w:w="120"/>
-            </w:tcMar>
-            <w:vAlign w:val="top"/>
-          </w:tcPr>
-          <w:p>
-            <w:pPr>
-              <w:spacing w:after="40" w:before="0"/>
-              <w:jc w:val="left"/>
-            </w:pPr>
-            <w:r>
-              <w:rPr>
-                <w:rFonts w:ascii="Arial" w:cs="Arial" w:eastAsia="Arial" w:hAnsi="Arial"/>
-                <w:b w:val="false"/>
-                <w:bCs w:val="false"/>
-                <w:i w:val="false"/>
-                <w:iCs w:val="false"/>
-                <w:color w:val="000000"/>
-                <w:sz w:val="18"/>
-                <w:szCs w:val="18"/>
-              </w:rPr>
-              <w:t xml:space="preserve">The class comes together for whole-group sensemaking. The teacher leads a structured discussion that formalises the two relative-speed rules, connects them to the NTSA road-safety context, and then returns to the original prediction to resolve it. Students annotate their activity sheets with formal definitions and mark whether their original predictions were correct. The class then works through two extension problems: (a) A piki-piki (motorcycle) travelling at 70 km/h is chased by a police car travelling at 110 km/h. They start 1.2 km apart. How long before the police car catches the motorcycle? (b) Two matatus leave Nairobi and Mombasa simultaneously, 480 km apart, travelling towards each other at 80 km/h and 100 km/h respectively. When and where do they meet? Students solve these in their exercise books, then a volunteer writes the solution on the board for class verification.</w:t>
-            </w:r>
-          </w:p>
-        </w:tc>
-        <w:tc>
-          <w:tcPr>
-            <w:tcW w:type="dxa" w:w="3040"/>
-            <w:shd w:fill="F2F2F2" w:color="auto" w:val="clear"/>
-            <w:tcMar>
-              <w:top w:type="dxa" w:w="60"/>
-              <w:left w:type="dxa" w:w="120"/>
-              <w:bottom w:type="dxa" w:w="60"/>
-              <w:right w:type="dxa" w:w="120"/>
-            </w:tcMar>
-            <w:vAlign w:val="top"/>
-          </w:tcPr>
-          <w:p>
-            <w:pPr>
-              <w:spacing w:after="40" w:before="0"/>
-              <w:jc w:val="left"/>
-            </w:pPr>
-            <w:r>
-              <w:rPr>
-                <w:rFonts w:ascii="Arial" w:cs="Arial" w:eastAsia="Arial" w:hAnsi="Arial"/>
-                <w:b w:val="false"/>
-                <w:bCs w:val="false"/>
-                <w:i w:val="false"/>
-                <w:iCs w:val="false"/>
-                <w:color w:val="000000"/>
-                <w:sz w:val="18"/>
-                <w:szCs w:val="18"/>
-              </w:rPr>
-              <w:t xml:space="preserve">Begin by returning to the board prediction tally: 'At the start of the lesson, [X] of you said the overtake was safe and [Y] said it was not. Let us now use the mathematics to settle this.' Work through Scenario 1 on the board step by step, narrating each line: 'Step 1: Identify direction — same direction, so we SUBTRACT. Step 2: Relative speed = 90 − 60 = 30 km/h. Step 3: Time to close 0.5 km gap at 30 km/h = 0.5/30 hours = 1 minute. Step 4: In 1 minute, the oncoming car travels 100 × (1/60) = 1.67 km. Step 5: The oncoming car started 3 km away and has covered 1.67 km — it is now only 1.33 km away. So what is your verdict?' [WAIT 15 seconds, cold-call 2 students.] Then say: 'Now I want you to tell me WHY head-on collisions are so much more deadly than rear-end collisions. Use the words RELATIVE SPEED in your answer.' [WAIT 15 seconds.] Cold-call 3 students. Formalise: 'Head-on collision relative speed = 80 + 80 = 160 km/h. Rear-end: 90 − 60 = 30 km/h. The force of impact depends on this relative speed. That is why NTSA sets speed limits — it is not arbitrary, it is mathematics protecting lives.' For the extension problems, say: 'In your books — 3 minutes. Go.' [Circulate.] After 3 minutes: 'Wanjiku, come and write your solution for the police car problem. Everyone else, check your own work as she writes.'</w:t>
-            </w:r>
-          </w:p>
-        </w:tc>
-        <w:tc>
-          <w:tcPr>
-            <w:tcW w:type="dxa" w:w="3040"/>
-            <w:shd w:fill="FFFFFF" w:color="auto" w:val="clear"/>
-            <w:tcMar>
-              <w:top w:type="dxa" w:w="60"/>
-              <w:left w:type="dxa" w:w="120"/>
-              <w:bottom w:type="dxa" w:w="60"/>
-              <w:right w:type="dxa" w:w="120"/>
-            </w:tcMar>
-            <w:vAlign w:val="top"/>
-          </w:tcPr>
-          <w:p>
-            <w:pPr>
-              <w:spacing w:after="40" w:before="0"/>
-              <w:jc w:val="left"/>
-            </w:pPr>
-            <w:r>
-              <w:rPr>
-                <w:rFonts w:ascii="Arial" w:cs="Arial" w:eastAsia="Arial" w:hAnsi="Arial"/>
-                <w:b w:val="false"/>
-                <w:bCs w:val="false"/>
-                <w:i w:val="false"/>
-                <w:iCs w:val="false"/>
-                <w:color w:val="000000"/>
-                <w:sz w:val="18"/>
-                <w:szCs w:val="18"/>
-              </w:rPr>
-              <w:t xml:space="preserve">Claim–Evidence–Reasoning (CER) structured discussion. Teacher explicitly models the three-step CER pattern for each problem: CLAIM (state the answer), EVIDENCE (show the calculation), REASONING (explain why the rule applies — same direction subtract, opposite directions add). Students are required to use this same structure when explaining their extension-problem solutions. This is the same scientific-reasoning structure embedded throughout the ARES sequence and reinforces the habit of justifying answers, not just stating them.</w:t>
-            </w:r>
-          </w:p>
-        </w:tc>
-        <w:tc>
-          <w:tcPr>
-            <w:tcW w:type="dxa" w:w="3040"/>
-            <w:shd w:fill="F2F2F2" w:color="auto" w:val="clear"/>
-            <w:tcMar>
-              <w:top w:type="dxa" w:w="60"/>
-              <w:left w:type="dxa" w:w="120"/>
-              <w:bottom w:type="dxa" w:w="60"/>
-              <w:right w:type="dxa" w:w="120"/>
-            </w:tcMar>
-            <w:vAlign w:val="top"/>
-          </w:tcPr>
-          <w:p>
-            <w:pPr>
-              <w:spacing w:after="40" w:before="0"/>
-              <w:jc w:val="left"/>
-            </w:pPr>
-            <w:r>
-              <w:rPr>
-                <w:rFonts w:ascii="Arial" w:cs="Arial" w:eastAsia="Arial" w:hAnsi="Arial"/>
-                <w:b w:val="false"/>
-                <w:bCs w:val="false"/>
-                <w:i w:val="false"/>
-                <w:iCs w:val="false"/>
-                <w:color w:val="000000"/>
-                <w:sz w:val="18"/>
-                <w:szCs w:val="18"/>
-              </w:rPr>
-              <w:t xml:space="preserve">Teacher collects two observable indicators: (1) During the piki-piki problem, can students independently identify that same-direction subtraction applies without being prompted? (2) In the Nairobi–Mombasa matatu problem, can students correctly set up distance = relative speed × time AND then calculate where the meeting point is (not just when)? Students who can do both are at 'Meets Expectations'; students who also correctly interpret the road-safety implication in their own words are at 'Exceeds Expectations'. Students who confuse the two rules need targeted same-day intervention using the direction-of-motion visual (arrows on number line) drawn on a mini-whiteboard.</w:t>
-            </w:r>
-          </w:p>
-        </w:tc>
-      </w:tr>
-      <w:tr>
-        <w:tc>
-          <w:tcPr>
-            <w:tcW w:type="dxa" w:w="1520"/>
-            <w:shd w:fill="FCE4D6" w:color="auto" w:val="clear"/>
-            <w:tcMar>
-              <w:top w:type="dxa" w:w="60"/>
-              <w:left w:type="dxa" w:w="120"/>
-              <w:bottom w:type="dxa" w:w="60"/>
-              <w:right w:type="dxa" w:w="120"/>
-            </w:tcMar>
-            <w:vAlign w:val="top"/>
-          </w:tcPr>
-          <w:p>
-            <w:pPr>
-              <w:spacing w:after="40" w:before="0"/>
-              <w:jc w:val="left"/>
-            </w:pPr>
-            <w:r>
-              <w:rPr>
-                <w:rFonts w:ascii="Arial" w:cs="Arial" w:eastAsia="Arial" w:hAnsi="Arial"/>
-                <w:b/>
-                <w:bCs/>
-                <w:i w:val="false"/>
-                <w:iCs w:val="false"/>
-                <w:color w:val="000000"/>
-                <w:sz w:val="18"/>
-                <w:szCs w:val="18"/>
-              </w:rPr>
-              <w:t xml:space="preserve">Driving Question Board (DQB) Creation</w:t>
-            </w:r>
-          </w:p>
-          <w:p>
-            <w:pPr>
-              <w:spacing w:after="20" w:before="0"/>
-            </w:pPr>
-            <w:r>
-              <w:rPr>
-                <w:rFonts w:ascii="Arial" w:cs="Arial" w:eastAsia="Arial" w:hAnsi="Arial"/>
-                <w:b/>
-                <w:bCs/>
-                <w:color w:val="1F3864"/>
-                <w:sz w:val="16"/>
-                <w:szCs w:val="16"/>
-              </w:rPr>
-              <w:t xml:space="preserve">📹 VIDEO:</w:t>
-            </w:r>
-          </w:p>
-          <w:p>
-            <w:pPr>
-              <w:spacing w:after="20" w:before="0"/>
-            </w:pPr>
-            <w:hyperlink w:history="1" r:id="rIdlstvkq02lptipdejm_frq">
-              <w:r>
-                <w:rPr>
-                  <w:rFonts w:ascii="Arial" w:cs="Arial" w:eastAsia="Arial" w:hAnsi="Arial"/>
-                  <w:color w:val="2E75B6"/>
-                  <w:sz w:val="16"/>
-                  <w:szCs w:val="16"/>
-                  <w:u w:val="single" w:color="2E75B6"/>
-                </w:rPr>
-                <w:t xml:space="preserve">Genetics vocabulary</w:t>
-              </w:r>
-            </w:hyperlink>
-          </w:p>
-          <w:p>
-            <w:pPr>
-              <w:spacing w:after="10" w:before="0"/>
-              <w:ind w:left="120"/>
-            </w:pPr>
-            <w:r>
-              <w:rPr>
-                <w:rFonts w:ascii="Arial" w:cs="Arial" w:eastAsia="Arial" w:hAnsi="Arial"/>
-                <w:color w:val="595959"/>
-                <w:sz w:val="14"/>
-                <w:szCs w:val="14"/>
-              </w:rPr>
-              <w:t xml:space="preserve">Source: Khan Academy (English - US curriculum)</w:t>
-            </w:r>
-          </w:p>
-          <w:p>
-            <w:pPr>
-              <w:spacing w:after="10" w:before="0"/>
-              <w:ind w:left="120"/>
-            </w:pPr>
-            <w:hyperlink w:history="1" r:id="rIdwi90_14fpxp7xq1rfjfm-">
+            <w:hyperlink w:history="1" r:id="rIdceswgvxsjaf9gs5l5vudn">
               <w:r>
                 <w:rPr>
                   <w:rFonts w:ascii="Arial" w:cs="Arial" w:eastAsia="Arial" w:hAnsi="Arial"/>
@@ -21774,14 +21771,241 @@
                 <w:sz w:val="16"/>
                 <w:szCs w:val="16"/>
               </w:rPr>
-              <w:t xml:space="preserve">📖 HTML:</w:t>
+              <w:t xml:space="preserve">📖 READING:</w:t>
             </w:r>
           </w:p>
           <w:p>
             <w:pPr>
               <w:spacing w:after="20" w:before="0"/>
             </w:pPr>
-            <w:hyperlink w:history="1" r:id="rId2t55t1uwjeieuci42zue1">
+            <w:r>
+              <w:rPr>
+                <w:rFonts w:ascii="Arial" w:cs="Arial" w:eastAsia="Arial" w:hAnsi="Arial"/>
+                <w:i/>
+                <w:iCs/>
+                <w:color w:val="595959"/>
+                <w:sz w:val="16"/>
+                <w:szCs w:val="16"/>
+              </w:rPr>
+              <w:t xml:space="preserve">No closely matching reading in the ARES library for this activity.</w:t>
+            </w:r>
+          </w:p>
+          <w:p>
+            <w:pPr>
+              <w:spacing w:after="10" w:before="0"/>
+              <w:ind w:left="120"/>
+            </w:pPr>
+            <w:hyperlink w:history="1" r:id="rIduqng7nr8m8io0zmzledtl">
+              <w:r>
+                <w:rPr>
+                  <w:rFonts w:ascii="Arial" w:cs="Arial" w:eastAsia="Arial" w:hAnsi="Arial"/>
+                  <w:color w:val="595959"/>
+                  <w:sz w:val="14"/>
+                  <w:szCs w:val="14"/>
+                  <w:u w:val="single" w:color="595959"/>
+                </w:rPr>
+                <w:t xml:space="preserve">🔍 Search ARES for readings</w:t>
+              </w:r>
+            </w:hyperlink>
+          </w:p>
+          <w:p>
+            <w:pPr>
+              <w:spacing w:after="10" w:before="0"/>
+              <w:ind w:left="120"/>
+            </w:pPr>
+            <w:r>
+              <w:rPr>
+                <w:rFonts w:ascii="Arial" w:cs="Arial" w:eastAsia="Arial" w:hAnsi="Arial"/>
+                <w:color w:val="595959"/>
+                <w:sz w:val="14"/>
+                <w:szCs w:val="14"/>
+              </w:rPr>
+              <w:t xml:space="preserve">Search terms: linear motion relative speed</w:t>
+            </w:r>
+          </w:p>
+        </w:tc>
+        <w:tc>
+          <w:tcPr>
+            <w:tcW w:type="dxa" w:w="3040"/>
+            <w:shd w:fill="FFFFFF" w:color="auto" w:val="clear"/>
+            <w:tcMar>
+              <w:top w:type="dxa" w:w="60"/>
+              <w:left w:type="dxa" w:w="120"/>
+              <w:bottom w:type="dxa" w:w="60"/>
+              <w:right w:type="dxa" w:w="120"/>
+            </w:tcMar>
+            <w:vAlign w:val="top"/>
+          </w:tcPr>
+          <w:p>
+            <w:pPr>
+              <w:spacing w:after="40" w:before="0"/>
+              <w:jc w:val="left"/>
+            </w:pPr>
+            <w:r>
+              <w:rPr>
+                <w:rFonts w:ascii="Arial" w:cs="Arial" w:eastAsia="Arial" w:hAnsi="Arial"/>
+                <w:b w:val="false"/>
+                <w:bCs w:val="false"/>
+                <w:i w:val="false"/>
+                <w:iCs w:val="false"/>
+                <w:color w:val="000000"/>
+                <w:sz w:val="18"/>
+                <w:szCs w:val="18"/>
+              </w:rPr>
+              <w:t xml:space="preserve">Students return to the class Driving Question Board displayed at the front of the room. They review all the sticky notes and annotations accumulated across Lessons 1–6. Working in their table groups (3–4 students), each group receives two sticky notes: one GREEN ('We can now answer this') and one ORANGE ('New question this lesson raised'). Groups discuss which existing DQB questions can now be fully answered using relative speed (e.g. 'How did Runner A overtake Runner B if they were both running at high speed?'), and write any new questions about real-world applications (e.g. 'Does the NTSA use relative speed equations to set speed limits?' or 'What happens to relative speed when one car brakes suddenly?'). Groups post their sticky notes and one spokesperson reads them aloud to the class.</w:t>
+            </w:r>
+          </w:p>
+        </w:tc>
+        <w:tc>
+          <w:tcPr>
+            <w:tcW w:type="dxa" w:w="3040"/>
+            <w:shd w:fill="F2F2F2" w:color="auto" w:val="clear"/>
+            <w:tcMar>
+              <w:top w:type="dxa" w:w="60"/>
+              <w:left w:type="dxa" w:w="120"/>
+              <w:bottom w:type="dxa" w:w="60"/>
+              <w:right w:type="dxa" w:w="120"/>
+            </w:tcMar>
+            <w:vAlign w:val="top"/>
+          </w:tcPr>
+          <w:p>
+            <w:pPr>
+              <w:spacing w:after="40" w:before="0"/>
+              <w:jc w:val="left"/>
+            </w:pPr>
+            <w:r>
+              <w:rPr>
+                <w:rFonts w:ascii="Arial" w:cs="Arial" w:eastAsia="Arial" w:hAnsi="Arial"/>
+                <w:b w:val="false"/>
+                <w:bCs w:val="false"/>
+                <w:i w:val="false"/>
+                <w:iCs w:val="false"/>
+                <w:color w:val="000000"/>
+                <w:sz w:val="18"/>
+                <w:szCs w:val="18"/>
+              </w:rPr>
+              <w:t xml:space="preserve">Say: 'Take 3 minutes in your groups. Look at our DQB. Which questions can we NOW answer that we could not answer before Lesson 7? Write your answer on the GREEN note. Then think: did today's lesson raise a NEW question for you? Write it on the ORANGE note.' [WAIT 3 minutes. Circulate and prompt quiet groups: 'What about Runner A overtaking Runner B — could you explain that fully before today? Can you now?'] After groups post notes, go to the board and point to the driving question: 'How can we use mathematics — calculations and graphs — to FULLY describe and explain the motion of ANY moving body?' Cold-call one student: 'Otieno — after seven lessons, can we now answer this question? What is still missing?' [WAIT 15 seconds.] Acknowledge any remaining gaps (e.g. 'We have not yet done a full problem combining graphs AND relative speed for the marathon scenario — that is Lesson 8.') Say: 'Our DQB shows us we are almost there. One lesson to go.'</w:t>
+            </w:r>
+          </w:p>
+        </w:tc>
+        <w:tc>
+          <w:tcPr>
+            <w:tcW w:type="dxa" w:w="3040"/>
+            <w:shd w:fill="FFFFFF" w:color="auto" w:val="clear"/>
+            <w:tcMar>
+              <w:top w:type="dxa" w:w="60"/>
+              <w:left w:type="dxa" w:w="120"/>
+              <w:bottom w:type="dxa" w:w="60"/>
+              <w:right w:type="dxa" w:w="120"/>
+            </w:tcMar>
+            <w:vAlign w:val="top"/>
+          </w:tcPr>
+          <w:p>
+            <w:pPr>
+              <w:spacing w:after="40" w:before="0"/>
+              <w:jc w:val="left"/>
+            </w:pPr>
+            <w:r>
+              <w:rPr>
+                <w:rFonts w:ascii="Arial" w:cs="Arial" w:eastAsia="Arial" w:hAnsi="Arial"/>
+                <w:b w:val="false"/>
+                <w:bCs w:val="false"/>
+                <w:i w:val="false"/>
+                <w:iCs w:val="false"/>
+                <w:color w:val="000000"/>
+                <w:sz w:val="18"/>
+                <w:szCs w:val="18"/>
+              </w:rPr>
+              <w:t xml:space="preserve">Driving Question Board Annotation (Progressive Refinement). By colour-coding sticky notes as GREEN (resolved) and ORANGE (new questions), students experience the scientific process authentically: answering one question always generates new ones. This also provides the teacher with a real-time class-level formative snapshot of which concepts have genuinely landed versus which remain unclear, shaping the design of Lesson 8.</w:t>
+            </w:r>
+          </w:p>
+        </w:tc>
+        <w:tc>
+          <w:tcPr>
+            <w:tcW w:type="dxa" w:w="3040"/>
+            <w:shd w:fill="F2F2F2" w:color="auto" w:val="clear"/>
+            <w:tcMar>
+              <w:top w:type="dxa" w:w="60"/>
+              <w:left w:type="dxa" w:w="120"/>
+              <w:bottom w:type="dxa" w:w="60"/>
+              <w:right w:type="dxa" w:w="120"/>
+            </w:tcMar>
+            <w:vAlign w:val="top"/>
+          </w:tcPr>
+          <w:p>
+            <w:pPr>
+              <w:spacing w:after="40" w:before="0"/>
+              <w:jc w:val="left"/>
+            </w:pPr>
+            <w:r>
+              <w:rPr>
+                <w:rFonts w:ascii="Arial" w:cs="Arial" w:eastAsia="Arial" w:hAnsi="Arial"/>
+                <w:b w:val="false"/>
+                <w:bCs w:val="false"/>
+                <w:i w:val="false"/>
+                <w:iCs w:val="false"/>
+                <w:color w:val="000000"/>
+                <w:sz w:val="18"/>
+                <w:szCs w:val="18"/>
+              </w:rPr>
+              <w:t xml:space="preserve">Teacher photographs the DQB after the lesson. Key indicator: can at least 70% of groups correctly identify the Runner A / Runner B overtaking question as now answerable using relative speed? If groups are still posting this as an ORANGE (unresolved) note, it signals that the connection between Scenarios 1/3 and the marathon phenomenon was not made explicit enough and must be revisited in the opening of Lesson 8.</w:t>
+            </w:r>
+          </w:p>
+        </w:tc>
+      </w:tr>
+      <w:tr>
+        <w:tc>
+          <w:tcPr>
+            <w:tcW w:type="dxa" w:w="1520"/>
+            <w:shd w:fill="D5E8F0" w:color="auto" w:val="clear"/>
+            <w:tcMar>
+              <w:top w:type="dxa" w:w="60"/>
+              <w:left w:type="dxa" w:w="120"/>
+              <w:bottom w:type="dxa" w:w="60"/>
+              <w:right w:type="dxa" w:w="120"/>
+            </w:tcMar>
+            <w:vAlign w:val="top"/>
+          </w:tcPr>
+          <w:p>
+            <w:pPr>
+              <w:spacing w:after="40" w:before="0"/>
+              <w:jc w:val="left"/>
+            </w:pPr>
+            <w:r>
+              <w:rPr>
+                <w:rFonts w:ascii="Arial" w:cs="Arial" w:eastAsia="Arial" w:hAnsi="Arial"/>
+                <w:b/>
+                <w:bCs/>
+                <w:i w:val="false"/>
+                <w:iCs w:val="false"/>
+                <w:color w:val="000000"/>
+                <w:sz w:val="18"/>
+                <w:szCs w:val="18"/>
+              </w:rPr>
+              <w:t xml:space="preserve">Model Building Phase</w:t>
+            </w:r>
+          </w:p>
+          <w:p>
+            <w:pPr>
+              <w:spacing w:after="20" w:before="0"/>
+            </w:pPr>
+            <w:r>
+              <w:rPr>
+                <w:rFonts w:ascii="Arial" w:cs="Arial" w:eastAsia="Arial" w:hAnsi="Arial"/>
+                <w:b/>
+                <w:bCs/>
+                <w:color w:val="1F3864"/>
+                <w:sz w:val="16"/>
+                <w:szCs w:val="16"/>
+              </w:rPr>
+              <w:t xml:space="preserve">📹 VIDEO:</w:t>
+            </w:r>
+          </w:p>
+          <w:p>
+            <w:pPr>
+              <w:spacing w:after="20" w:before="0"/>
+            </w:pPr>
+            <w:hyperlink w:history="1" r:id="rId9gsuuevtdagzdwt1m9ilh">
               <w:r>
                 <w:rPr>
                   <w:rFonts w:ascii="Arial" w:cs="Arial" w:eastAsia="Arial" w:hAnsi="Arial"/>
@@ -21790,7 +22014,7 @@
                   <w:szCs w:val="16"/>
                   <w:u w:val="single" w:color="2E75B6"/>
                 </w:rPr>
-                <w:t xml:space="preserve">Relative Rates of Growth and Decay: Rice Legend (PLIX)</w:t>
+                <w:t xml:space="preserve">Magnetic force between two currents going in opposite directions -dubbed(KY)</w:t>
               </w:r>
             </w:hyperlink>
           </w:p>
@@ -21806,7 +22030,7 @@
                 <w:sz w:val="14"/>
                 <w:szCs w:val="14"/>
               </w:rPr>
-              <w:t xml:space="preserve">Source: CK-12</w:t>
+              <w:t xml:space="preserve">Source: Khan Academy (Kiswahili)</w:t>
             </w:r>
           </w:p>
           <w:p>
@@ -21814,235 +22038,7 @@
               <w:spacing w:after="10" w:before="0"/>
               <w:ind w:left="120"/>
             </w:pPr>
-            <w:hyperlink w:history="1" r:id="rIdozedqxgpmyasltzeexzqh">
-              <w:r>
-                <w:rPr>
-                  <w:rFonts w:ascii="Arial" w:cs="Arial" w:eastAsia="Arial" w:hAnsi="Arial"/>
-                  <w:color w:val="595959"/>
-                  <w:sz w:val="14"/>
-                  <w:szCs w:val="14"/>
-                  <w:u w:val="single" w:color="595959"/>
-                </w:rPr>
-                <w:t xml:space="preserve">🔍 Search ARES for similar readings</w:t>
-              </w:r>
-            </w:hyperlink>
-          </w:p>
-        </w:tc>
-        <w:tc>
-          <w:tcPr>
-            <w:tcW w:type="dxa" w:w="3040"/>
-            <w:shd w:fill="FFFFFF" w:color="auto" w:val="clear"/>
-            <w:tcMar>
-              <w:top w:type="dxa" w:w="60"/>
-              <w:left w:type="dxa" w:w="120"/>
-              <w:bottom w:type="dxa" w:w="60"/>
-              <w:right w:type="dxa" w:w="120"/>
-            </w:tcMar>
-            <w:vAlign w:val="top"/>
-          </w:tcPr>
-          <w:p>
-            <w:pPr>
-              <w:spacing w:after="40" w:before="0"/>
-              <w:jc w:val="left"/>
-            </w:pPr>
-            <w:r>
-              <w:rPr>
-                <w:rFonts w:ascii="Arial" w:cs="Arial" w:eastAsia="Arial" w:hAnsi="Arial"/>
-                <w:b w:val="false"/>
-                <w:bCs w:val="false"/>
-                <w:i w:val="false"/>
-                <w:iCs w:val="false"/>
-                <w:color w:val="000000"/>
-                <w:sz w:val="18"/>
-                <w:szCs w:val="18"/>
-              </w:rPr>
-              <w:t xml:space="preserve">Students return to the class Driving Question Board displayed at the front of the room. They review all the sticky notes and annotations accumulated across Lessons 1–6. Working in their table groups (3–4 students), each group receives two sticky notes: one GREEN ('We can now answer this') and one ORANGE ('New question this lesson raised'). Groups discuss which existing DQB questions can now be fully answered using relative speed (e.g. 'How did Runner A overtake Runner B if they were both running at high speed?'), and write any new questions about real-world applications (e.g. 'Does the NTSA use relative speed equations to set speed limits?' or 'What happens to relative speed when one car brakes suddenly?'). Groups post their sticky notes and one spokesperson reads them aloud to the class.</w:t>
-            </w:r>
-          </w:p>
-        </w:tc>
-        <w:tc>
-          <w:tcPr>
-            <w:tcW w:type="dxa" w:w="3040"/>
-            <w:shd w:fill="F2F2F2" w:color="auto" w:val="clear"/>
-            <w:tcMar>
-              <w:top w:type="dxa" w:w="60"/>
-              <w:left w:type="dxa" w:w="120"/>
-              <w:bottom w:type="dxa" w:w="60"/>
-              <w:right w:type="dxa" w:w="120"/>
-            </w:tcMar>
-            <w:vAlign w:val="top"/>
-          </w:tcPr>
-          <w:p>
-            <w:pPr>
-              <w:spacing w:after="40" w:before="0"/>
-              <w:jc w:val="left"/>
-            </w:pPr>
-            <w:r>
-              <w:rPr>
-                <w:rFonts w:ascii="Arial" w:cs="Arial" w:eastAsia="Arial" w:hAnsi="Arial"/>
-                <w:b w:val="false"/>
-                <w:bCs w:val="false"/>
-                <w:i w:val="false"/>
-                <w:iCs w:val="false"/>
-                <w:color w:val="000000"/>
-                <w:sz w:val="18"/>
-                <w:szCs w:val="18"/>
-              </w:rPr>
-              <w:t xml:space="preserve">Say: 'Take 3 minutes in your groups. Look at our DQB. Which questions can we NOW answer that we could not answer before Lesson 7? Write your answer on the GREEN note. Then think: did today's lesson raise a NEW question for you? Write it on the ORANGE note.' [WAIT 3 minutes. Circulate and prompt quiet groups: 'What about Runner A overtaking Runner B — could you explain that fully before today? Can you now?'] After groups post notes, go to the board and point to the driving question: 'How can we use mathematics — calculations and graphs — to FULLY describe and explain the motion of ANY moving body?' Cold-call one student: 'Otieno — after seven lessons, can we now answer this question? What is still missing?' [WAIT 15 seconds.] Acknowledge any remaining gaps (e.g. 'We have not yet done a full problem combining graphs AND relative speed for the marathon scenario — that is Lesson 8.') Say: 'Our DQB shows us we are almost there. One lesson to go.'</w:t>
-            </w:r>
-          </w:p>
-        </w:tc>
-        <w:tc>
-          <w:tcPr>
-            <w:tcW w:type="dxa" w:w="3040"/>
-            <w:shd w:fill="FFFFFF" w:color="auto" w:val="clear"/>
-            <w:tcMar>
-              <w:top w:type="dxa" w:w="60"/>
-              <w:left w:type="dxa" w:w="120"/>
-              <w:bottom w:type="dxa" w:w="60"/>
-              <w:right w:type="dxa" w:w="120"/>
-            </w:tcMar>
-            <w:vAlign w:val="top"/>
-          </w:tcPr>
-          <w:p>
-            <w:pPr>
-              <w:spacing w:after="40" w:before="0"/>
-              <w:jc w:val="left"/>
-            </w:pPr>
-            <w:r>
-              <w:rPr>
-                <w:rFonts w:ascii="Arial" w:cs="Arial" w:eastAsia="Arial" w:hAnsi="Arial"/>
-                <w:b w:val="false"/>
-                <w:bCs w:val="false"/>
-                <w:i w:val="false"/>
-                <w:iCs w:val="false"/>
-                <w:color w:val="000000"/>
-                <w:sz w:val="18"/>
-                <w:szCs w:val="18"/>
-              </w:rPr>
-              <w:t xml:space="preserve">Driving Question Board Annotation (Progressive Refinement). By colour-coding sticky notes as GREEN (resolved) and ORANGE (new questions), students experience the scientific process authentically: answering one question always generates new ones. This also provides the teacher with a real-time class-level formative snapshot of which concepts have genuinely landed versus which remain unclear, shaping the design of Lesson 8.</w:t>
-            </w:r>
-          </w:p>
-        </w:tc>
-        <w:tc>
-          <w:tcPr>
-            <w:tcW w:type="dxa" w:w="3040"/>
-            <w:shd w:fill="F2F2F2" w:color="auto" w:val="clear"/>
-            <w:tcMar>
-              <w:top w:type="dxa" w:w="60"/>
-              <w:left w:type="dxa" w:w="120"/>
-              <w:bottom w:type="dxa" w:w="60"/>
-              <w:right w:type="dxa" w:w="120"/>
-            </w:tcMar>
-            <w:vAlign w:val="top"/>
-          </w:tcPr>
-          <w:p>
-            <w:pPr>
-              <w:spacing w:after="40" w:before="0"/>
-              <w:jc w:val="left"/>
-            </w:pPr>
-            <w:r>
-              <w:rPr>
-                <w:rFonts w:ascii="Arial" w:cs="Arial" w:eastAsia="Arial" w:hAnsi="Arial"/>
-                <w:b w:val="false"/>
-                <w:bCs w:val="false"/>
-                <w:i w:val="false"/>
-                <w:iCs w:val="false"/>
-                <w:color w:val="000000"/>
-                <w:sz w:val="18"/>
-                <w:szCs w:val="18"/>
-              </w:rPr>
-              <w:t xml:space="preserve">Teacher photographs the DQB after the lesson. Key indicator: can at least 70% of groups correctly identify the Runner A / Runner B overtaking question as now answerable using relative speed? If groups are still posting this as an ORANGE (unresolved) note, it signals that the connection between Scenarios 1/3 and the marathon phenomenon was not made explicit enough and must be revisited in the opening of Lesson 8.</w:t>
-            </w:r>
-          </w:p>
-        </w:tc>
-      </w:tr>
-      <w:tr>
-        <w:tc>
-          <w:tcPr>
-            <w:tcW w:type="dxa" w:w="1520"/>
-            <w:shd w:fill="D5E8F0" w:color="auto" w:val="clear"/>
-            <w:tcMar>
-              <w:top w:type="dxa" w:w="60"/>
-              <w:left w:type="dxa" w:w="120"/>
-              <w:bottom w:type="dxa" w:w="60"/>
-              <w:right w:type="dxa" w:w="120"/>
-            </w:tcMar>
-            <w:vAlign w:val="top"/>
-          </w:tcPr>
-          <w:p>
-            <w:pPr>
-              <w:spacing w:after="40" w:before="0"/>
-              <w:jc w:val="left"/>
-            </w:pPr>
-            <w:r>
-              <w:rPr>
-                <w:rFonts w:ascii="Arial" w:cs="Arial" w:eastAsia="Arial" w:hAnsi="Arial"/>
-                <w:b/>
-                <w:bCs/>
-                <w:i w:val="false"/>
-                <w:iCs w:val="false"/>
-                <w:color w:val="000000"/>
-                <w:sz w:val="18"/>
-                <w:szCs w:val="18"/>
-              </w:rPr>
-              <w:t xml:space="preserve">Model Building Phase</w:t>
-            </w:r>
-          </w:p>
-          <w:p>
-            <w:pPr>
-              <w:spacing w:after="20" w:before="0"/>
-            </w:pPr>
-            <w:r>
-              <w:rPr>
-                <w:rFonts w:ascii="Arial" w:cs="Arial" w:eastAsia="Arial" w:hAnsi="Arial"/>
-                <w:b/>
-                <w:bCs/>
-                <w:color w:val="1F3864"/>
-                <w:sz w:val="16"/>
-                <w:szCs w:val="16"/>
-              </w:rPr>
-              <w:t xml:space="preserve">📹 VIDEO:</w:t>
-            </w:r>
-          </w:p>
-          <w:p>
-            <w:pPr>
-              <w:spacing w:after="20" w:before="0"/>
-            </w:pPr>
-            <w:hyperlink w:history="1" r:id="rIdbayg3pvkiqz36etvhiecp">
-              <w:r>
-                <w:rPr>
-                  <w:rFonts w:ascii="Arial" w:cs="Arial" w:eastAsia="Arial" w:hAnsi="Arial"/>
-                  <w:color w:val="2E75B6"/>
-                  <w:sz w:val="16"/>
-                  <w:szCs w:val="16"/>
-                  <w:u w:val="single" w:color="2E75B6"/>
-                </w:rPr>
-                <w:t xml:space="preserve">Genetics vocabulary</w:t>
-              </w:r>
-            </w:hyperlink>
-          </w:p>
-          <w:p>
-            <w:pPr>
-              <w:spacing w:after="10" w:before="0"/>
-              <w:ind w:left="120"/>
-            </w:pPr>
-            <w:r>
-              <w:rPr>
-                <w:rFonts w:ascii="Arial" w:cs="Arial" w:eastAsia="Arial" w:hAnsi="Arial"/>
-                <w:color w:val="595959"/>
-                <w:sz w:val="14"/>
-                <w:szCs w:val="14"/>
-              </w:rPr>
-              <w:t xml:space="preserve">Source: Khan Academy (English - US curriculum)</w:t>
-            </w:r>
-          </w:p>
-          <w:p>
-            <w:pPr>
-              <w:spacing w:after="10" w:before="0"/>
-              <w:ind w:left="120"/>
-            </w:pPr>
-            <w:hyperlink w:history="1" r:id="rIdc8bpelweudt6jdumaptr3">
+            <w:hyperlink w:history="1" r:id="rIdmnwcbgje5r6xmyilhp33t">
               <w:r>
                 <w:rPr>
                   <w:rFonts w:ascii="Arial" w:cs="Arial" w:eastAsia="Arial" w:hAnsi="Arial"/>
@@ -22080,47 +22076,31 @@
                 <w:sz w:val="16"/>
                 <w:szCs w:val="16"/>
               </w:rPr>
-              <w:t xml:space="preserve">📖 HTML:</w:t>
+              <w:t xml:space="preserve">📖 READING:</w:t>
             </w:r>
           </w:p>
           <w:p>
             <w:pPr>
               <w:spacing w:after="20" w:before="0"/>
             </w:pPr>
-            <w:hyperlink w:history="1" r:id="rId8wguaytz2rvwd46qx_srp">
-              <w:r>
-                <w:rPr>
-                  <w:rFonts w:ascii="Arial" w:cs="Arial" w:eastAsia="Arial" w:hAnsi="Arial"/>
-                  <w:color w:val="2E75B6"/>
-                  <w:sz w:val="16"/>
-                  <w:szCs w:val="16"/>
-                  <w:u w:val="single" w:color="2E75B6"/>
-                </w:rPr>
-                <w:t xml:space="preserve">Relative Rates of Growth and Decay: Rice Legend (PLIX)</w:t>
-              </w:r>
-            </w:hyperlink>
+            <w:r>
+              <w:rPr>
+                <w:rFonts w:ascii="Arial" w:cs="Arial" w:eastAsia="Arial" w:hAnsi="Arial"/>
+                <w:i/>
+                <w:iCs/>
+                <w:color w:val="595959"/>
+                <w:sz w:val="16"/>
+                <w:szCs w:val="16"/>
+              </w:rPr>
+              <w:t xml:space="preserve">No closely matching reading in the ARES library for this activity.</w:t>
+            </w:r>
           </w:p>
           <w:p>
             <w:pPr>
               <w:spacing w:after="10" w:before="0"/>
               <w:ind w:left="120"/>
             </w:pPr>
-            <w:r>
-              <w:rPr>
-                <w:rFonts w:ascii="Arial" w:cs="Arial" w:eastAsia="Arial" w:hAnsi="Arial"/>
-                <w:color w:val="595959"/>
-                <w:sz w:val="14"/>
-                <w:szCs w:val="14"/>
-              </w:rPr>
-              <w:t xml:space="preserve">Source: CK-12</w:t>
-            </w:r>
-          </w:p>
-          <w:p>
-            <w:pPr>
-              <w:spacing w:after="10" w:before="0"/>
-              <w:ind w:left="120"/>
-            </w:pPr>
-            <w:hyperlink w:history="1" r:id="rIdrxxuofo-b0t4oftg7p4ok">
+            <w:hyperlink w:history="1" r:id="rIdg5qvgbpadfqymw6i9qgbf">
               <w:r>
                 <w:rPr>
                   <w:rFonts w:ascii="Arial" w:cs="Arial" w:eastAsia="Arial" w:hAnsi="Arial"/>
@@ -22129,9 +22109,24 @@
                   <w:szCs w:val="14"/>
                   <w:u w:val="single" w:color="595959"/>
                 </w:rPr>
-                <w:t xml:space="preserve">🔍 Search ARES for similar readings</w:t>
+                <w:t xml:space="preserve">🔍 Search ARES for readings</w:t>
               </w:r>
             </w:hyperlink>
+          </w:p>
+          <w:p>
+            <w:pPr>
+              <w:spacing w:after="10" w:before="0"/>
+              <w:ind w:left="120"/>
+            </w:pPr>
+            <w:r>
+              <w:rPr>
+                <w:rFonts w:ascii="Arial" w:cs="Arial" w:eastAsia="Arial" w:hAnsi="Arial"/>
+                <w:color w:val="595959"/>
+                <w:sz w:val="14"/>
+                <w:szCs w:val="14"/>
+              </w:rPr>
+              <w:t xml:space="preserve">Search terms: linear motion relative speed</w:t>
+            </w:r>
           </w:p>
         </w:tc>
         <w:tc>
@@ -23683,7 +23678,7 @@
             <w:pPr>
               <w:spacing w:after="20" w:before="0"/>
             </w:pPr>
-            <w:hyperlink w:history="1" r:id="rIdruj6ndmdre3fjbohto2rt">
+            <w:hyperlink w:history="1" r:id="rIdepzuzqsqr-i_nf0nvep5s">
               <w:r>
                 <w:rPr>
                   <w:rFonts w:ascii="Arial" w:cs="Arial" w:eastAsia="Arial" w:hAnsi="Arial"/>
@@ -23692,7 +23687,7 @@
                   <w:szCs w:val="16"/>
                   <w:u w:val="single" w:color="2E75B6"/>
                 </w:rPr>
-                <w:t xml:space="preserve">Multiplying fractions word problem: movies</w:t>
+                <w:t xml:space="preserve">Position vs. time graphs</w:t>
               </w:r>
             </w:hyperlink>
           </w:p>
@@ -23716,7 +23711,7 @@
               <w:spacing w:after="10" w:before="0"/>
               <w:ind w:left="120"/>
             </w:pPr>
-            <w:hyperlink w:history="1" r:id="rIdh8lf9r2inwzxqdzucgswk">
+            <w:hyperlink w:history="1" r:id="rIdiwj6sx95pragw4yc7pn_q">
               <w:r>
                 <w:rPr>
                   <w:rFonts w:ascii="Arial" w:cs="Arial" w:eastAsia="Arial" w:hAnsi="Arial"/>
@@ -23754,14 +23749,14 @@
                 <w:sz w:val="16"/>
                 <w:szCs w:val="16"/>
               </w:rPr>
-              <w:t xml:space="preserve">📖 HTML:</w:t>
+              <w:t xml:space="preserve">📖 EXERCISE:</w:t>
             </w:r>
           </w:p>
           <w:p>
             <w:pPr>
               <w:spacing w:after="20" w:before="0"/>
             </w:pPr>
-            <w:hyperlink w:history="1" r:id="rIdcjz-ioi2ybawewhss7u0c">
+            <w:hyperlink w:history="1" r:id="rIder4zu3n5wximubliqapxk">
               <w:r>
                 <w:rPr>
                   <w:rFonts w:ascii="Arial" w:cs="Arial" w:eastAsia="Arial" w:hAnsi="Arial"/>
@@ -23770,7 +23765,7 @@
                   <w:szCs w:val="16"/>
                   <w:u w:val="single" w:color="2E75B6"/>
                 </w:rPr>
-                <w:t xml:space="preserve">Linear Equations: Deep Dish Pizza (PLIX)</w:t>
+                <w:t xml:space="preserve">Instantaneous velocity and instantaneous speed from graphs</w:t>
               </w:r>
             </w:hyperlink>
           </w:p>
@@ -23786,7 +23781,7 @@
                 <w:sz w:val="14"/>
                 <w:szCs w:val="14"/>
               </w:rPr>
-              <w:t xml:space="preserve">Source: CK-12</w:t>
+              <w:t xml:space="preserve">Source: Khan Academy (English - US curriculum)</w:t>
             </w:r>
           </w:p>
           <w:p>
@@ -23794,7 +23789,7 @@
               <w:spacing w:after="10" w:before="0"/>
               <w:ind w:left="120"/>
             </w:pPr>
-            <w:hyperlink w:history="1" r:id="rIdned8ojp51tg-rjg-sxf8y">
+            <w:hyperlink w:history="1" r:id="rIdlbgnecwnli9uecxchgnba">
               <w:r>
                 <w:rPr>
                   <w:rFonts w:ascii="Arial" w:cs="Arial" w:eastAsia="Arial" w:hAnsi="Arial"/>
@@ -23989,7 +23984,7 @@
             <w:pPr>
               <w:spacing w:after="20" w:before="0"/>
             </w:pPr>
-            <w:hyperlink w:history="1" r:id="rId8blnqoojqogxtnlweswjs">
+            <w:hyperlink w:history="1" r:id="rId0llbazp09dwag6snygvhi">
               <w:r>
                 <w:rPr>
                   <w:rFonts w:ascii="Arial" w:cs="Arial" w:eastAsia="Arial" w:hAnsi="Arial"/>
@@ -23998,7 +23993,7 @@
                   <w:szCs w:val="16"/>
                   <w:u w:val="single" w:color="2E75B6"/>
                 </w:rPr>
-                <w:t xml:space="preserve">Multiplying fractions word problem: movies</w:t>
+                <w:t xml:space="preserve">Position vs. time graphs</w:t>
               </w:r>
             </w:hyperlink>
           </w:p>
@@ -24022,7 +24017,7 @@
               <w:spacing w:after="10" w:before="0"/>
               <w:ind w:left="120"/>
             </w:pPr>
-            <w:hyperlink w:history="1" r:id="rId0akyagsnk2hikepwwk7zd">
+            <w:hyperlink w:history="1" r:id="rId02z4-bq85t7pwomlu8mvz">
               <w:r>
                 <w:rPr>
                   <w:rFonts w:ascii="Arial" w:cs="Arial" w:eastAsia="Arial" w:hAnsi="Arial"/>
@@ -24060,14 +24055,14 @@
                 <w:sz w:val="16"/>
                 <w:szCs w:val="16"/>
               </w:rPr>
-              <w:t xml:space="preserve">📖 HTML:</w:t>
+              <w:t xml:space="preserve">📖 EXERCISE:</w:t>
             </w:r>
           </w:p>
           <w:p>
             <w:pPr>
               <w:spacing w:after="20" w:before="0"/>
             </w:pPr>
-            <w:hyperlink w:history="1" r:id="rIdno05o3tprgigvrwtshfxh">
+            <w:hyperlink w:history="1" r:id="rId2p8gi_nxbzry1snb1ftya">
               <w:r>
                 <w:rPr>
                   <w:rFonts w:ascii="Arial" w:cs="Arial" w:eastAsia="Arial" w:hAnsi="Arial"/>
@@ -24076,7 +24071,7 @@
                   <w:szCs w:val="16"/>
                   <w:u w:val="single" w:color="2E75B6"/>
                 </w:rPr>
-                <w:t xml:space="preserve">Linear Equations: Deep Dish Pizza (PLIX)</w:t>
+                <w:t xml:space="preserve">Average velocity and average speed from graphs</w:t>
               </w:r>
             </w:hyperlink>
           </w:p>
@@ -24092,7 +24087,7 @@
                 <w:sz w:val="14"/>
                 <w:szCs w:val="14"/>
               </w:rPr>
-              <w:t xml:space="preserve">Source: CK-12</w:t>
+              <w:t xml:space="preserve">Source: Khan Academy (English - US curriculum)</w:t>
             </w:r>
           </w:p>
           <w:p>
@@ -24100,7 +24095,7 @@
               <w:spacing w:after="10" w:before="0"/>
               <w:ind w:left="120"/>
             </w:pPr>
-            <w:hyperlink w:history="1" r:id="rId3mgbbcxqsmyho0oa0njs4">
+            <w:hyperlink w:history="1" r:id="rId-abmwsx19lyvghqhytglg">
               <w:r>
                 <w:rPr>
                   <w:rFonts w:ascii="Arial" w:cs="Arial" w:eastAsia="Arial" w:hAnsi="Arial"/>
@@ -24295,7 +24290,7 @@
             <w:pPr>
               <w:spacing w:after="20" w:before="0"/>
             </w:pPr>
-            <w:hyperlink w:history="1" r:id="rIdbggoipw6t-69ch7ovjro7">
+            <w:hyperlink w:history="1" r:id="rIdwc0ynmmzpqn0-vgdljgoy">
               <w:r>
                 <w:rPr>
                   <w:rFonts w:ascii="Arial" w:cs="Arial" w:eastAsia="Arial" w:hAnsi="Arial"/>
@@ -24304,7 +24299,7 @@
                   <w:szCs w:val="16"/>
                   <w:u w:val="single" w:color="2E75B6"/>
                 </w:rPr>
-                <w:t xml:space="preserve">Multiplying fractions word problem: movies</w:t>
+                <w:t xml:space="preserve">Position vs. time graphs</w:t>
               </w:r>
             </w:hyperlink>
           </w:p>
@@ -24328,7 +24323,7 @@
               <w:spacing w:after="10" w:before="0"/>
               <w:ind w:left="120"/>
             </w:pPr>
-            <w:hyperlink w:history="1" r:id="rIdqifjzbzg2z50wu45ydii1">
+            <w:hyperlink w:history="1" r:id="rIdlqfiqey5bdjq_difd_esx">
               <w:r>
                 <w:rPr>
                   <w:rFonts w:ascii="Arial" w:cs="Arial" w:eastAsia="Arial" w:hAnsi="Arial"/>
@@ -24366,14 +24361,14 @@
                 <w:sz w:val="16"/>
                 <w:szCs w:val="16"/>
               </w:rPr>
-              <w:t xml:space="preserve">📖 HTML:</w:t>
+              <w:t xml:space="preserve">📖 EXERCISE:</w:t>
             </w:r>
           </w:p>
           <w:p>
             <w:pPr>
               <w:spacing w:after="20" w:before="0"/>
             </w:pPr>
-            <w:hyperlink w:history="1" r:id="rId7w3m-3sibtvjxozwis02m">
+            <w:hyperlink w:history="1" r:id="rId7myngpc4i8c_x1qqhfd50">
               <w:r>
                 <w:rPr>
                   <w:rFonts w:ascii="Arial" w:cs="Arial" w:eastAsia="Arial" w:hAnsi="Arial"/>
@@ -24382,7 +24377,7 @@
                   <w:szCs w:val="16"/>
                   <w:u w:val="single" w:color="2E75B6"/>
                 </w:rPr>
-                <w:t xml:space="preserve">Linear Equations: Deep Dish Pizza (PLIX)</w:t>
+                <w:t xml:space="preserve">Instantaneous velocity and instantaneous speed from graphs</w:t>
               </w:r>
             </w:hyperlink>
           </w:p>
@@ -24398,7 +24393,7 @@
                 <w:sz w:val="14"/>
                 <w:szCs w:val="14"/>
               </w:rPr>
-              <w:t xml:space="preserve">Source: CK-12</w:t>
+              <w:t xml:space="preserve">Source: Khan Academy (English - US curriculum)</w:t>
             </w:r>
           </w:p>
           <w:p>
@@ -24406,7 +24401,7 @@
               <w:spacing w:after="10" w:before="0"/>
               <w:ind w:left="120"/>
             </w:pPr>
-            <w:hyperlink w:history="1" r:id="rIdf8t-gmvvkucfblh7izjzs">
+            <w:hyperlink w:history="1" r:id="rIdvt8i8i8gyam5zrnplu9mz">
               <w:r>
                 <w:rPr>
                   <w:rFonts w:ascii="Arial" w:cs="Arial" w:eastAsia="Arial" w:hAnsi="Arial"/>
@@ -24601,7 +24596,7 @@
             <w:pPr>
               <w:spacing w:after="20" w:before="0"/>
             </w:pPr>
-            <w:hyperlink w:history="1" r:id="rIdgovfa8er-hp99_h4gddyb">
+            <w:hyperlink w:history="1" r:id="rIdoqxwnamaczioy1to7yvp1">
               <w:r>
                 <w:rPr>
                   <w:rFonts w:ascii="Arial" w:cs="Arial" w:eastAsia="Arial" w:hAnsi="Arial"/>
@@ -24610,7 +24605,7 @@
                   <w:szCs w:val="16"/>
                   <w:u w:val="single" w:color="2E75B6"/>
                 </w:rPr>
-                <w:t xml:space="preserve">Multiplying fractions word problem: movies</w:t>
+                <w:t xml:space="preserve">Position vs. time graphs</w:t>
               </w:r>
             </w:hyperlink>
           </w:p>
@@ -24634,7 +24629,7 @@
               <w:spacing w:after="10" w:before="0"/>
               <w:ind w:left="120"/>
             </w:pPr>
-            <w:hyperlink w:history="1" r:id="rIdlp72czq16ampspth3keh5">
+            <w:hyperlink w:history="1" r:id="rIduxbhjkql68aranldy6u6u">
               <w:r>
                 <w:rPr>
                   <w:rFonts w:ascii="Arial" w:cs="Arial" w:eastAsia="Arial" w:hAnsi="Arial"/>
@@ -24672,14 +24667,14 @@
                 <w:sz w:val="16"/>
                 <w:szCs w:val="16"/>
               </w:rPr>
-              <w:t xml:space="preserve">📖 HTML:</w:t>
+              <w:t xml:space="preserve">📖 EXERCISE:</w:t>
             </w:r>
           </w:p>
           <w:p>
             <w:pPr>
               <w:spacing w:after="20" w:before="0"/>
             </w:pPr>
-            <w:hyperlink w:history="1" r:id="rId3sal7kqkbtrt2lgyi0w7x">
+            <w:hyperlink w:history="1" r:id="rIddstcxzpyp6sgih4pw_c35">
               <w:r>
                 <w:rPr>
                   <w:rFonts w:ascii="Arial" w:cs="Arial" w:eastAsia="Arial" w:hAnsi="Arial"/>
@@ -24688,7 +24683,7 @@
                   <w:szCs w:val="16"/>
                   <w:u w:val="single" w:color="2E75B6"/>
                 </w:rPr>
-                <w:t xml:space="preserve">Linear Equations: Deep Dish Pizza (PLIX)</w:t>
+                <w:t xml:space="preserve">Instantaneous velocity and instantaneous speed from graphs</w:t>
               </w:r>
             </w:hyperlink>
           </w:p>
@@ -24704,7 +24699,7 @@
                 <w:sz w:val="14"/>
                 <w:szCs w:val="14"/>
               </w:rPr>
-              <w:t xml:space="preserve">Source: CK-12</w:t>
+              <w:t xml:space="preserve">Source: Khan Academy (English - US curriculum)</w:t>
             </w:r>
           </w:p>
           <w:p>
@@ -24712,7 +24707,7 @@
               <w:spacing w:after="10" w:before="0"/>
               <w:ind w:left="120"/>
             </w:pPr>
-            <w:hyperlink w:history="1" r:id="rIdnlk7elsuhf51lsu584l7j">
+            <w:hyperlink w:history="1" r:id="rId1trfhbiwejpm4ao1fsau2">
               <w:r>
                 <w:rPr>
                   <w:rFonts w:ascii="Arial" w:cs="Arial" w:eastAsia="Arial" w:hAnsi="Arial"/>
@@ -24907,7 +24902,7 @@
             <w:pPr>
               <w:spacing w:after="20" w:before="0"/>
             </w:pPr>
-            <w:hyperlink w:history="1" r:id="rIdg3l88pt3gads1sozklcq7">
+            <w:hyperlink w:history="1" r:id="rIdem_wruxkplruhjbqc5r0d">
               <w:r>
                 <w:rPr>
                   <w:rFonts w:ascii="Arial" w:cs="Arial" w:eastAsia="Arial" w:hAnsi="Arial"/>
@@ -24916,7 +24911,7 @@
                   <w:szCs w:val="16"/>
                   <w:u w:val="single" w:color="2E75B6"/>
                 </w:rPr>
-                <w:t xml:space="preserve">Multiplying fractions word problem: movies</w:t>
+                <w:t xml:space="preserve">Position vs. time graphs</w:t>
               </w:r>
             </w:hyperlink>
           </w:p>
@@ -24940,7 +24935,7 @@
               <w:spacing w:after="10" w:before="0"/>
               <w:ind w:left="120"/>
             </w:pPr>
-            <w:hyperlink w:history="1" r:id="rIdkqeyd3zk0nibgt4ubpyd0">
+            <w:hyperlink w:history="1" r:id="rId1khhyojy-9p-roygbnm2p">
               <w:r>
                 <w:rPr>
                   <w:rFonts w:ascii="Arial" w:cs="Arial" w:eastAsia="Arial" w:hAnsi="Arial"/>
@@ -24978,14 +24973,14 @@
                 <w:sz w:val="16"/>
                 <w:szCs w:val="16"/>
               </w:rPr>
-              <w:t xml:space="preserve">📖 HTML:</w:t>
+              <w:t xml:space="preserve">📖 EXERCISE:</w:t>
             </w:r>
           </w:p>
           <w:p>
             <w:pPr>
               <w:spacing w:after="20" w:before="0"/>
             </w:pPr>
-            <w:hyperlink w:history="1" r:id="rIdu4068ylio7kyfkhuyuqxx">
+            <w:hyperlink w:history="1" r:id="rIdjxbglnpemx09v83sdmsff">
               <w:r>
                 <w:rPr>
                   <w:rFonts w:ascii="Arial" w:cs="Arial" w:eastAsia="Arial" w:hAnsi="Arial"/>
@@ -24994,7 +24989,7 @@
                   <w:szCs w:val="16"/>
                   <w:u w:val="single" w:color="2E75B6"/>
                 </w:rPr>
-                <w:t xml:space="preserve">Linear Equations: Deep Dish Pizza (PLIX)</w:t>
+                <w:t xml:space="preserve">Instantaneous velocity and instantaneous speed from graphs</w:t>
               </w:r>
             </w:hyperlink>
           </w:p>
@@ -25010,7 +25005,7 @@
                 <w:sz w:val="14"/>
                 <w:szCs w:val="14"/>
               </w:rPr>
-              <w:t xml:space="preserve">Source: CK-12</w:t>
+              <w:t xml:space="preserve">Source: Khan Academy (English - US curriculum)</w:t>
             </w:r>
           </w:p>
           <w:p>
@@ -25018,7 +25013,7 @@
               <w:spacing w:after="10" w:before="0"/>
               <w:ind w:left="120"/>
             </w:pPr>
-            <w:hyperlink w:history="1" r:id="rIdhf55po1pqx9txtwsjt9ps">
+            <w:hyperlink w:history="1" r:id="rIdhcjpfiht9qmvg8_p02sv8">
               <w:r>
                 <w:rPr>
                   <w:rFonts w:ascii="Arial" w:cs="Arial" w:eastAsia="Arial" w:hAnsi="Arial"/>

--- a/data/outputs/v2/Core_Mathematics/SS2.9_Linear_Motion/Core_Mathematics_Linear_Motion_CBE_LessonSequence.docx
+++ b/data/outputs/v2/Core_Mathematics/SS2.9_Linear_Motion/Core_Mathematics_Linear_Motion_CBE_LessonSequence.docx
@@ -3202,7 +3202,7 @@
             <w:pPr>
               <w:spacing w:after="20" w:before="0"/>
             </w:pPr>
-            <w:hyperlink w:history="1" r:id="rIdr9xs_ukbtmxbrwazws-6d">
+            <w:hyperlink w:history="1" r:id="rIdqum6vxofuaawld26dj4jm">
               <w:r>
                 <w:rPr>
                   <w:rFonts w:ascii="Arial" w:cs="Arial" w:eastAsia="Arial" w:hAnsi="Arial"/>
@@ -3235,7 +3235,7 @@
               <w:spacing w:after="10" w:before="0"/>
               <w:ind w:left="120"/>
             </w:pPr>
-            <w:hyperlink w:history="1" r:id="rIdnsjdnbjeioi4tsbinwb9h">
+            <w:hyperlink w:history="1" r:id="rIdu2wiapziedtt9yga8mhmg">
               <w:r>
                 <w:rPr>
                   <w:rFonts w:ascii="Arial" w:cs="Arial" w:eastAsia="Arial" w:hAnsi="Arial"/>
@@ -3280,7 +3280,7 @@
             <w:pPr>
               <w:spacing w:after="20" w:before="0"/>
             </w:pPr>
-            <w:hyperlink w:history="1" r:id="rIdfseyj0i9hdiq0bn_tcekk">
+            <w:hyperlink w:history="1" r:id="rIdqfkalzhp1axkgwophdv2s">
               <w:r>
                 <w:rPr>
                   <w:rFonts w:ascii="Arial" w:cs="Arial" w:eastAsia="Arial" w:hAnsi="Arial"/>
@@ -3313,7 +3313,7 @@
               <w:spacing w:after="10" w:before="0"/>
               <w:ind w:left="120"/>
             </w:pPr>
-            <w:hyperlink w:history="1" r:id="rIdhocbquikqsn_oizzbtzcx">
+            <w:hyperlink w:history="1" r:id="rIdodn_qda0jy6ldz6n955fs">
               <w:r>
                 <w:rPr>
                   <w:rFonts w:ascii="Arial" w:cs="Arial" w:eastAsia="Arial" w:hAnsi="Arial"/>
@@ -3508,7 +3508,7 @@
             <w:pPr>
               <w:spacing w:after="20" w:before="0"/>
             </w:pPr>
-            <w:hyperlink w:history="1" r:id="rIdz2tg7ggmtevhtjf5x5c6e">
+            <w:hyperlink w:history="1" r:id="rIdfbzbfwfsyizviu8iu8ckn">
               <w:r>
                 <w:rPr>
                   <w:rFonts w:ascii="Arial" w:cs="Arial" w:eastAsia="Arial" w:hAnsi="Arial"/>
@@ -3541,7 +3541,7 @@
               <w:spacing w:after="10" w:before="0"/>
               <w:ind w:left="120"/>
             </w:pPr>
-            <w:hyperlink w:history="1" r:id="rIdnaxcqgidzocqwuziz7nz1">
+            <w:hyperlink w:history="1" r:id="rIdv0futgkyytpnpywodf_lp">
               <w:r>
                 <w:rPr>
                   <w:rFonts w:ascii="Arial" w:cs="Arial" w:eastAsia="Arial" w:hAnsi="Arial"/>
@@ -3586,7 +3586,7 @@
             <w:pPr>
               <w:spacing w:after="20" w:before="0"/>
             </w:pPr>
-            <w:hyperlink w:history="1" r:id="rIdkiwdmfc2pbwckg7l7ggnl">
+            <w:hyperlink w:history="1" r:id="rIdlq6wrhwjemliloy9dplfd">
               <w:r>
                 <w:rPr>
                   <w:rFonts w:ascii="Arial" w:cs="Arial" w:eastAsia="Arial" w:hAnsi="Arial"/>
@@ -3619,7 +3619,7 @@
               <w:spacing w:after="10" w:before="0"/>
               <w:ind w:left="120"/>
             </w:pPr>
-            <w:hyperlink w:history="1" r:id="rIdtnuj7nshqdgnw3o_23cln">
+            <w:hyperlink w:history="1" r:id="rIds7731yno7mt926jcwvelf">
               <w:r>
                 <w:rPr>
                   <w:rFonts w:ascii="Arial" w:cs="Arial" w:eastAsia="Arial" w:hAnsi="Arial"/>
@@ -3814,7 +3814,313 @@
             <w:pPr>
               <w:spacing w:after="20" w:before="0"/>
             </w:pPr>
-            <w:hyperlink w:history="1" r:id="rIdzg9rja57pgeonibdppeat">
+            <w:hyperlink w:history="1" r:id="rIdwlhgpmb7pk3pqmrsbzqkh">
+              <w:r>
+                <w:rPr>
+                  <w:rFonts w:ascii="Arial" w:cs="Arial" w:eastAsia="Arial" w:hAnsi="Arial"/>
+                  <w:color w:val="2E75B6"/>
+                  <w:sz w:val="16"/>
+                  <w:szCs w:val="16"/>
+                  <w:u w:val="single" w:color="2E75B6"/>
+                </w:rPr>
+                <w:t xml:space="preserve">Intro to vectors and scalars</w:t>
+              </w:r>
+            </w:hyperlink>
+          </w:p>
+          <w:p>
+            <w:pPr>
+              <w:spacing w:after="10" w:before="0"/>
+              <w:ind w:left="120"/>
+            </w:pPr>
+            <w:r>
+              <w:rPr>
+                <w:rFonts w:ascii="Arial" w:cs="Arial" w:eastAsia="Arial" w:hAnsi="Arial"/>
+                <w:color w:val="595959"/>
+                <w:sz w:val="14"/>
+                <w:szCs w:val="14"/>
+              </w:rPr>
+              <w:t xml:space="preserve">Source: Khan Academy (English - US curriculum)</w:t>
+            </w:r>
+          </w:p>
+          <w:p>
+            <w:pPr>
+              <w:spacing w:after="10" w:before="0"/>
+              <w:ind w:left="120"/>
+            </w:pPr>
+            <w:hyperlink w:history="1" r:id="rIds85xdnhabcjsgktselpka">
+              <w:r>
+                <w:rPr>
+                  <w:rFonts w:ascii="Arial" w:cs="Arial" w:eastAsia="Arial" w:hAnsi="Arial"/>
+                  <w:color w:val="595959"/>
+                  <w:sz w:val="14"/>
+                  <w:szCs w:val="14"/>
+                  <w:u w:val="single" w:color="595959"/>
+                </w:rPr>
+                <w:t xml:space="preserve">🔍 Search ARES for similar videos</w:t>
+              </w:r>
+            </w:hyperlink>
+          </w:p>
+          <w:p>
+            <w:pPr>
+              <w:spacing w:after="40" w:before="0"/>
+            </w:pPr>
+            <w:r>
+              <w:rPr>
+                <w:sz w:val="14"/>
+                <w:szCs w:val="14"/>
+              </w:rPr>
+              <w:t xml:space="preserve"/>
+            </w:r>
+          </w:p>
+          <w:p>
+            <w:pPr>
+              <w:spacing w:after="20" w:before="0"/>
+            </w:pPr>
+            <w:r>
+              <w:rPr>
+                <w:rFonts w:ascii="Arial" w:cs="Arial" w:eastAsia="Arial" w:hAnsi="Arial"/>
+                <w:b/>
+                <w:bCs/>
+                <w:color w:val="1F3864"/>
+                <w:sz w:val="16"/>
+                <w:szCs w:val="16"/>
+              </w:rPr>
+              <w:t xml:space="preserve">📖 EXERCISE:</w:t>
+            </w:r>
+          </w:p>
+          <w:p>
+            <w:pPr>
+              <w:spacing w:after="20" w:before="0"/>
+            </w:pPr>
+            <w:hyperlink w:history="1" r:id="rId_53fe_gu5qbmab06mts_f">
+              <w:r>
+                <w:rPr>
+                  <w:rFonts w:ascii="Arial" w:cs="Arial" w:eastAsia="Arial" w:hAnsi="Arial"/>
+                  <w:color w:val="2E75B6"/>
+                  <w:sz w:val="16"/>
+                  <w:szCs w:val="16"/>
+                  <w:u w:val="single" w:color="2E75B6"/>
+                </w:rPr>
+                <w:t xml:space="preserve">2D projectile motion: Identifying graphs for projectiles</w:t>
+              </w:r>
+            </w:hyperlink>
+          </w:p>
+          <w:p>
+            <w:pPr>
+              <w:spacing w:after="10" w:before="0"/>
+              <w:ind w:left="120"/>
+            </w:pPr>
+            <w:r>
+              <w:rPr>
+                <w:rFonts w:ascii="Arial" w:cs="Arial" w:eastAsia="Arial" w:hAnsi="Arial"/>
+                <w:color w:val="595959"/>
+                <w:sz w:val="14"/>
+                <w:szCs w:val="14"/>
+              </w:rPr>
+              <w:t xml:space="preserve">Source: Khan Academy (English - US curriculum)</w:t>
+            </w:r>
+          </w:p>
+          <w:p>
+            <w:pPr>
+              <w:spacing w:after="10" w:before="0"/>
+              <w:ind w:left="120"/>
+            </w:pPr>
+            <w:hyperlink w:history="1" r:id="rIdpsal182mrgukw7975iqgc">
+              <w:r>
+                <w:rPr>
+                  <w:rFonts w:ascii="Arial" w:cs="Arial" w:eastAsia="Arial" w:hAnsi="Arial"/>
+                  <w:color w:val="595959"/>
+                  <w:sz w:val="14"/>
+                  <w:szCs w:val="14"/>
+                  <w:u w:val="single" w:color="595959"/>
+                </w:rPr>
+                <w:t xml:space="preserve">🔍 Search ARES for similar readings</w:t>
+              </w:r>
+            </w:hyperlink>
+          </w:p>
+        </w:tc>
+        <w:tc>
+          <w:tcPr>
+            <w:tcW w:type="dxa" w:w="3040"/>
+            <w:shd w:fill="FFFFFF" w:color="auto" w:val="clear"/>
+            <w:tcMar>
+              <w:top w:type="dxa" w:w="60"/>
+              <w:left w:type="dxa" w:w="120"/>
+              <w:bottom w:type="dxa" w:w="60"/>
+              <w:right w:type="dxa" w:w="120"/>
+            </w:tcMar>
+            <w:vAlign w:val="top"/>
+          </w:tcPr>
+          <w:p>
+            <w:pPr>
+              <w:spacing w:after="40" w:before="0"/>
+              <w:jc w:val="left"/>
+            </w:pPr>
+            <w:r>
+              <w:rPr>
+                <w:rFonts w:ascii="Arial" w:cs="Arial" w:eastAsia="Arial" w:hAnsi="Arial"/>
+                <w:b w:val="false"/>
+                <w:bCs w:val="false"/>
+                <w:i w:val="false"/>
+                <w:iCs w:val="false"/>
+                <w:color w:val="000000"/>
+                <w:sz w:val="18"/>
+                <w:szCs w:val="18"/>
+              </w:rPr>
+              <w:t xml:space="preserve">Using the marathon context as the reference throughout, the teacher guides learners through a whole-class concept-building discussion to define, distinguish, and record five key terms: distance, displacement, speed, velocity, and acceleration. Learners create a 'Vocabulary Anchor Chart' in their books — a two-column table with the term and a marathon-based example they write themselves. Key distinctions built: (a) Distance (scalar) = total path covered, e.g., Runner A ran 42 km of road. Displacement (vector) = straight-line change in position with direction, e.g., the Nairobi Marathon start and finish are both on Uhuru Highway, so displacement ≠ 42 km. (b) Speed (scalar) = distance ÷ time, e.g., Runner A's average speed over the race. Velocity (vector) = displacement ÷ time with direction. (c) Acceleration = change in velocity ÷ time, e.g., Runner B accelerated in the final 2 km sprint. Learners then conduct a rapid calculation: using Runner A's total time (approx. 2 hr 12 min = 132 min) and the distance 42 km, they calculate Runner A's average speed in km/min and km/h. This is the first mathematical computation of the unit.</w:t>
+            </w:r>
+          </w:p>
+        </w:tc>
+        <w:tc>
+          <w:tcPr>
+            <w:tcW w:type="dxa" w:w="3040"/>
+            <w:shd w:fill="F2F2F2" w:color="auto" w:val="clear"/>
+            <w:tcMar>
+              <w:top w:type="dxa" w:w="60"/>
+              <w:left w:type="dxa" w:w="120"/>
+              <w:bottom w:type="dxa" w:w="60"/>
+              <w:right w:type="dxa" w:w="120"/>
+            </w:tcMar>
+            <w:vAlign w:val="top"/>
+          </w:tcPr>
+          <w:p>
+            <w:pPr>
+              <w:spacing w:after="40" w:before="0"/>
+              <w:jc w:val="left"/>
+            </w:pPr>
+            <w:r>
+              <w:rPr>
+                <w:rFonts w:ascii="Arial" w:cs="Arial" w:eastAsia="Arial" w:hAnsi="Arial"/>
+                <w:b w:val="false"/>
+                <w:bCs w:val="false"/>
+                <w:i w:val="false"/>
+                <w:iCs w:val="false"/>
+                <w:color w:val="000000"/>
+                <w:sz w:val="18"/>
+                <w:szCs w:val="18"/>
+              </w:rPr>
+              <w:t xml:space="preserve">VOCABULARY BUILD (30–48 min): Draw a two-column table on the board: 'TERM | MARATHON EXAMPLE'. Do NOT pre-fill it. For each term: (1) Ask learners to attempt a definition from the video/table evidence. (2) WAIT 12 SECONDS. (3) Cold-call 2 learners per term. (4) Refine the definition collaboratively and write it. Say for distance vs. displacement: 'The marathon route runs from the Kenya National Theatre along Uhuru Highway and loops back. Runner A ran 42 km of road. But is the start point and the finish point the same place? Kimani, what do you think the displacement is?' WAIT 12 SECONDS. Guide to the idea that if start = finish (loop), displacement = 0. Say: 'This is why direction matters in mathematics.' | CALCULATION TASK (48–55 min): Write on the board: 'Runner A finishes in 2 hours 12 minutes. The race is 42 km. Calculate Runner A's average speed.' Say: 'Work individually. You have 4 minutes. Show every step.' After 4 minutes, cold-call one learner to come to the board and work through the solution. Affirm correct method: Speed = Distance ÷ Time = 42 ÷ 2.2 = 19.09 km/h (approx.). Say: 'This is the average. But is Runner A always moving at exactly 19 km/h? Fatuma, look at the split-time table — what does it tell you?' WAIT 12 SECONDS. Draw out the concept of varying speed leading to the need for graphs. | CONNECT TO PHENOMENON: Say: 'We now have the words. In the next lessons we will build the graphs that show the full story — not just the average, but every moment of the race.'</w:t>
+            </w:r>
+          </w:p>
+        </w:tc>
+        <w:tc>
+          <w:tcPr>
+            <w:tcW w:type="dxa" w:w="3040"/>
+            <w:shd w:fill="FFFFFF" w:color="auto" w:val="clear"/>
+            <w:tcMar>
+              <w:top w:type="dxa" w:w="60"/>
+              <w:left w:type="dxa" w:w="120"/>
+              <w:bottom w:type="dxa" w:w="60"/>
+              <w:right w:type="dxa" w:w="120"/>
+            </w:tcMar>
+            <w:vAlign w:val="top"/>
+          </w:tcPr>
+          <w:p>
+            <w:pPr>
+              <w:spacing w:after="40" w:before="0"/>
+              <w:jc w:val="left"/>
+            </w:pPr>
+            <w:r>
+              <w:rPr>
+                <w:rFonts w:ascii="Arial" w:cs="Arial" w:eastAsia="Arial" w:hAnsi="Arial"/>
+                <w:b w:val="false"/>
+                <w:bCs w:val="false"/>
+                <w:i w:val="false"/>
+                <w:iCs w:val="false"/>
+                <w:color w:val="000000"/>
+                <w:sz w:val="18"/>
+                <w:szCs w:val="18"/>
+              </w:rPr>
+              <w:t xml:space="preserve">Co-Constructed Vocabulary Anchor Chart — Language for Thinking: Rather than lecturing definitions, the teacher elicits proto-definitions from learners' own observations and refines them collaboratively. This is NGSS Practice 6 (Constructing Explanations). Every definition is anchored to a specific moment in the marathon video or split-time table, so vocabulary is never abstract. The first calculation task (average speed) simultaneously activates numeracy skills and reveals the limitation of averages — creating the motivation for graphs in later lessons.</w:t>
+            </w:r>
+          </w:p>
+        </w:tc>
+        <w:tc>
+          <w:tcPr>
+            <w:tcW w:type="dxa" w:w="3040"/>
+            <w:shd w:fill="F2F2F2" w:color="auto" w:val="clear"/>
+            <w:tcMar>
+              <w:top w:type="dxa" w:w="60"/>
+              <w:left w:type="dxa" w:w="120"/>
+              <w:bottom w:type="dxa" w:w="60"/>
+              <w:right w:type="dxa" w:w="120"/>
+            </w:tcMar>
+            <w:vAlign w:val="top"/>
+          </w:tcPr>
+          <w:p>
+            <w:pPr>
+              <w:spacing w:after="40" w:before="0"/>
+              <w:jc w:val="left"/>
+            </w:pPr>
+            <w:r>
+              <w:rPr>
+                <w:rFonts w:ascii="Arial" w:cs="Arial" w:eastAsia="Arial" w:hAnsi="Arial"/>
+                <w:b w:val="false"/>
+                <w:bCs w:val="false"/>
+                <w:i w:val="false"/>
+                <w:iCs w:val="false"/>
+                <w:color w:val="000000"/>
+                <w:sz w:val="18"/>
+                <w:szCs w:val="18"/>
+              </w:rPr>
+              <w:t xml:space="preserve">Observable indicator: Can learners correctly distinguish the scalar/vector pairs in a quick oral check? After filling the anchor chart, pose this rapid-fire question to the whole class (hands-down, cold-call): 'Achieng — if a matatu in Nairobi travels 10 km east and then 10 km west back to the start, what is the distance? What is the displacement?' Correct answer: distance = 20 km; displacement = 0 km. If more than one-third of cold-called learners (target: call 4) confuse these, pause and use a number line drawn on the board to re-teach before the field activity.</w:t>
+            </w:r>
+          </w:p>
+        </w:tc>
+      </w:tr>
+      <w:tr>
+        <w:tc>
+          <w:tcPr>
+            <w:tcW w:type="dxa" w:w="1520"/>
+            <w:shd w:fill="FCE4D6" w:color="auto" w:val="clear"/>
+            <w:tcMar>
+              <w:top w:type="dxa" w:w="60"/>
+              <w:left w:type="dxa" w:w="120"/>
+              <w:bottom w:type="dxa" w:w="60"/>
+              <w:right w:type="dxa" w:w="120"/>
+            </w:tcMar>
+            <w:vAlign w:val="top"/>
+          </w:tcPr>
+          <w:p>
+            <w:pPr>
+              <w:spacing w:after="40" w:before="0"/>
+              <w:jc w:val="left"/>
+            </w:pPr>
+            <w:r>
+              <w:rPr>
+                <w:rFonts w:ascii="Arial" w:cs="Arial" w:eastAsia="Arial" w:hAnsi="Arial"/>
+                <w:b/>
+                <w:bCs/>
+                <w:i w:val="false"/>
+                <w:iCs w:val="false"/>
+                <w:color w:val="000000"/>
+                <w:sz w:val="18"/>
+                <w:szCs w:val="18"/>
+              </w:rPr>
+              <w:t xml:space="preserve">Driving Question Board (DQB) Creation</w:t>
+            </w:r>
+          </w:p>
+          <w:p>
+            <w:pPr>
+              <w:spacing w:after="20" w:before="0"/>
+            </w:pPr>
+            <w:r>
+              <w:rPr>
+                <w:rFonts w:ascii="Arial" w:cs="Arial" w:eastAsia="Arial" w:hAnsi="Arial"/>
+                <w:b/>
+                <w:bCs/>
+                <w:color w:val="1F3864"/>
+                <w:sz w:val="16"/>
+                <w:szCs w:val="16"/>
+              </w:rPr>
+              <w:t xml:space="preserve">📹 VIDEO:</w:t>
+            </w:r>
+          </w:p>
+          <w:p>
+            <w:pPr>
+              <w:spacing w:after="20" w:before="0"/>
+            </w:pPr>
+            <w:hyperlink w:history="1" r:id="rIdg6lqizk4d_dcc_w1gm65q">
               <w:r>
                 <w:rPr>
                   <w:rFonts w:ascii="Arial" w:cs="Arial" w:eastAsia="Arial" w:hAnsi="Arial"/>
@@ -3847,7 +4153,7 @@
               <w:spacing w:after="10" w:before="0"/>
               <w:ind w:left="120"/>
             </w:pPr>
-            <w:hyperlink w:history="1" r:id="rIdtk2i9qgadcucn-lqc7jil">
+            <w:hyperlink w:history="1" r:id="rIdms70pqpsiaf-mojbhyy1e">
               <w:r>
                 <w:rPr>
                   <w:rFonts w:ascii="Arial" w:cs="Arial" w:eastAsia="Arial" w:hAnsi="Arial"/>
@@ -3892,7 +4198,7 @@
             <w:pPr>
               <w:spacing w:after="20" w:before="0"/>
             </w:pPr>
-            <w:hyperlink w:history="1" r:id="rIdyeh64_qka9w3txygfqeuu">
+            <w:hyperlink w:history="1" r:id="rIdtfobzvazzljue9_-3s-6i">
               <w:r>
                 <w:rPr>
                   <w:rFonts w:ascii="Arial" w:cs="Arial" w:eastAsia="Arial" w:hAnsi="Arial"/>
@@ -3901,7 +4207,7 @@
                   <w:szCs w:val="16"/>
                   <w:u w:val="single" w:color="2E75B6"/>
                 </w:rPr>
-                <w:t xml:space="preserve">2D projectile motion: Identifying graphs for projectiles</w:t>
+                <w:t xml:space="preserve">Average velocity and average speed from graphs</w:t>
               </w:r>
             </w:hyperlink>
           </w:p>
@@ -3925,7 +4231,7 @@
               <w:spacing w:after="10" w:before="0"/>
               <w:ind w:left="120"/>
             </w:pPr>
-            <w:hyperlink w:history="1" r:id="rId3i6ifzwpncoxhnhvczp64">
+            <w:hyperlink w:history="1" r:id="rId7mfp8pm7s3b7rh8aaqbcr">
               <w:r>
                 <w:rPr>
                   <w:rFonts w:ascii="Arial" w:cs="Arial" w:eastAsia="Arial" w:hAnsi="Arial"/>
@@ -3967,7 +4273,7 @@
                 <w:sz w:val="18"/>
                 <w:szCs w:val="18"/>
               </w:rPr>
-              <w:t xml:space="preserve">Using the marathon context as the reference throughout, the teacher guides learners through a whole-class concept-building discussion to define, distinguish, and record five key terms: distance, displacement, speed, velocity, and acceleration. Learners create a 'Vocabulary Anchor Chart' in their books — a two-column table with the term and a marathon-based example they write themselves. Key distinctions built: (a) Distance (scalar) = total path covered, e.g., Runner A ran 42 km of road. Displacement (vector) = straight-line change in position with direction, e.g., the Nairobi Marathon start and finish are both on Uhuru Highway, so displacement ≠ 42 km. (b) Speed (scalar) = distance ÷ time, e.g., Runner A's average speed over the race. Velocity (vector) = displacement ÷ time with direction. (c) Acceleration = change in velocity ÷ time, e.g., Runner B accelerated in the final 2 km sprint. Learners then conduct a rapid calculation: using Runner A's total time (approx. 2 hr 12 min = 132 min) and the distance 42 km, they calculate Runner A's average speed in km/min and km/h. This is the first mathematical computation of the unit.</w:t>
+              <w:t xml:space="preserve">After returning from the field activity (which runs concurrently with or immediately after Phase 3 — see teacher moves), the class gathers to formally post the Driving Question Board. Each learner receives two sticky notes (or torn pieces of paper). On the FIRST sticky note they write one thing they now know or understand about motion. On the SECOND sticky note they write one question they still have — something the marathon data or field race made them wonder about. Sticky notes are posted on the DQB (a dedicated section of the chalkboard or a large sheet of manila paper). The teacher reads out 5–6 questions aloud and groups them into clusters: 'Questions about graphs', 'Questions about the difference between speed and velocity', 'Questions about acceleration'. The driving question is written in large letters at the top of the DQB: 'HOW CAN WE USE MATHEMATICS — CALCULATIONS AND GRAPHS — TO FULLY DESCRIBE AND EXPLAIN THE MOTION OF ANY MOVING BODY, FROM A NAIROBI MARATHON RUNNER TO A MATATU ON THE NAKURU HIGHWAY?'</w:t>
             </w:r>
           </w:p>
         </w:tc>
@@ -3999,7 +4305,7 @@
                 <w:sz w:val="18"/>
                 <w:szCs w:val="18"/>
               </w:rPr>
-              <w:t xml:space="preserve">VOCABULARY BUILD (30–48 min): Draw a two-column table on the board: 'TERM | MARATHON EXAMPLE'. Do NOT pre-fill it. For each term: (1) Ask learners to attempt a definition from the video/table evidence. (2) WAIT 12 SECONDS. (3) Cold-call 2 learners per term. (4) Refine the definition collaboratively and write it. Say for distance vs. displacement: 'The marathon route runs from the Kenya National Theatre along Uhuru Highway and loops back. Runner A ran 42 km of road. But is the start point and the finish point the same place? Kimani, what do you think the displacement is?' WAIT 12 SECONDS. Guide to the idea that if start = finish (loop), displacement = 0. Say: 'This is why direction matters in mathematics.' | CALCULATION TASK (48–55 min): Write on the board: 'Runner A finishes in 2 hours 12 minutes. The race is 42 km. Calculate Runner A's average speed.' Say: 'Work individually. You have 4 minutes. Show every step.' After 4 minutes, cold-call one learner to come to the board and work through the solution. Affirm correct method: Speed = Distance ÷ Time = 42 ÷ 2.2 = 19.09 km/h (approx.). Say: 'This is the average. But is Runner A always moving at exactly 19 km/h? Fatuma, look at the split-time table — what does it tell you?' WAIT 12 SECONDS. Draw out the concept of varying speed leading to the need for graphs. | CONNECT TO PHENOMENON: Say: 'We now have the words. In the next lessons we will build the graphs that show the full story — not just the average, but every moment of the race.'</w:t>
+              <w:t xml:space="preserve">DQB SETUP (55–65 min): Before this phase, prepare the DQB space on the board. Distribute two sticky notes (or paper squares) per learner. Say: 'You have three minutes. On the YELLOW note, write one thing you now understand. On the GREEN note, write one question you still have. Be specific — use the marathon or the race we just ran as your example.' WAIT 3 MINUTES of silent writing. | POSTING (65–68 min): Invite all learners to post their notes simultaneously. Quickly scan the board. Read 5–6 questions aloud, paraphrasing where needed: 'Mutua asks: why did Runner B slow down — is that acceleration?' 'Zawadi asks: how do we draw a graph from the split times?' Say: 'These are exactly the questions we will answer in this unit. Every lesson, we will come back to this board and move questions from the question side to the answer side.' | DRIVING QUESTION POSTING (68–70 min): Write or unveil the pre-prepared driving question banner. Read it aloud twice — once yourself, once with the class chorally. Say: 'This is our mission for the next several lessons. Keep it in mind.'</w:t>
             </w:r>
           </w:p>
         </w:tc>
@@ -4031,7 +4337,7 @@
                 <w:sz w:val="18"/>
                 <w:szCs w:val="18"/>
               </w:rPr>
-              <w:t xml:space="preserve">Co-Constructed Vocabulary Anchor Chart — Language for Thinking: Rather than lecturing definitions, the teacher elicits proto-definitions from learners' own observations and refines them collaboratively. This is NGSS Practice 6 (Constructing Explanations). Every definition is anchored to a specific moment in the marathon video or split-time table, so vocabulary is never abstract. The first calculation task (average speed) simultaneously activates numeracy skills and reveals the limitation of averages — creating the motivation for graphs in later lessons.</w:t>
+              <w:t xml:space="preserve">Driving Question Board — Making Thinking Visible: The DQB is a living artefact that externalises the class's evolving understanding. By separating 'what I know' from 'what I wonder', learners practise metacognition (NGSS Practice 1: Asking Questions). Clustering questions into themes previews the unit structure and gives learners agency — their own questions drive the curriculum forward.</w:t>
             </w:r>
           </w:p>
         </w:tc>
@@ -4063,7 +4369,7 @@
                 <w:sz w:val="18"/>
                 <w:szCs w:val="18"/>
               </w:rPr>
-              <w:t xml:space="preserve">Observable indicator: Can learners correctly distinguish the scalar/vector pairs in a quick oral check? After filling the anchor chart, pose this rapid-fire question to the whole class (hands-down, cold-call): 'Achieng — if a matatu in Nairobi travels 10 km east and then 10 km west back to the start, what is the distance? What is the displacement?' Correct answer: distance = 20 km; displacement = 0 km. If more than one-third of cold-called learners (target: call 4) confuse these, pause and use a number line drawn on the board to re-teach before the field activity.</w:t>
+              <w:t xml:space="preserve">Observable indicator: Are learners' 'know' sticky notes conceptually accurate (e.g., 'Speed = distance ÷ time') rather than trivially descriptive (e.g., 'Runners run fast')? Are 'wonder' sticky notes genuinely inquiry-oriented (e.g., 'How does the graph look when a runner speeds up suddenly?') rather than off-topic? Photograph the DQB at the end of class. Count: (a) number of questions related to graphs — this gauges readiness for Lessons 2–3; (b) number of questions that conflate speed and velocity — target these explicitly in Lesson 2.</w:t>
             </w:r>
           </w:p>
         </w:tc>
@@ -4072,32 +4378,32 @@
         <w:tc>
           <w:tcPr>
             <w:tcW w:type="dxa" w:w="1520"/>
-            <w:shd w:fill="FCE4D6" w:color="auto" w:val="clear"/>
-            <w:tcMar>
-              <w:top w:type="dxa" w:w="60"/>
-              <w:left w:type="dxa" w:w="120"/>
-              <w:bottom w:type="dxa" w:w="60"/>
-              <w:right w:type="dxa" w:w="120"/>
-            </w:tcMar>
-            <w:vAlign w:val="top"/>
-          </w:tcPr>
-          <w:p>
-            <w:pPr>
-              <w:spacing w:after="40" w:before="0"/>
-              <w:jc w:val="left"/>
-            </w:pPr>
-            <w:r>
-              <w:rPr>
-                <w:rFonts w:ascii="Arial" w:cs="Arial" w:eastAsia="Arial" w:hAnsi="Arial"/>
-                <w:b/>
-                <w:bCs/>
-                <w:i w:val="false"/>
-                <w:iCs w:val="false"/>
-                <w:color w:val="000000"/>
-                <w:sz w:val="18"/>
-                <w:szCs w:val="18"/>
-              </w:rPr>
-              <w:t xml:space="preserve">Driving Question Board (DQB) Creation</w:t>
+            <w:shd w:fill="D5E8F0" w:color="auto" w:val="clear"/>
+            <w:tcMar>
+              <w:top w:type="dxa" w:w="60"/>
+              <w:left w:type="dxa" w:w="120"/>
+              <w:bottom w:type="dxa" w:w="60"/>
+              <w:right w:type="dxa" w:w="120"/>
+            </w:tcMar>
+            <w:vAlign w:val="top"/>
+          </w:tcPr>
+          <w:p>
+            <w:pPr>
+              <w:spacing w:after="40" w:before="0"/>
+              <w:jc w:val="left"/>
+            </w:pPr>
+            <w:r>
+              <w:rPr>
+                <w:rFonts w:ascii="Arial" w:cs="Arial" w:eastAsia="Arial" w:hAnsi="Arial"/>
+                <w:b/>
+                <w:bCs/>
+                <w:i w:val="false"/>
+                <w:iCs w:val="false"/>
+                <w:color w:val="000000"/>
+                <w:sz w:val="18"/>
+                <w:szCs w:val="18"/>
+              </w:rPr>
+              <w:t xml:space="preserve">Model Building Phase</w:t>
             </w:r>
           </w:p>
           <w:p>
@@ -4120,7 +4426,7 @@
             <w:pPr>
               <w:spacing w:after="20" w:before="0"/>
             </w:pPr>
-            <w:hyperlink w:history="1" r:id="rIddxvhylqnn2_dhkdznxyfg">
+            <w:hyperlink w:history="1" r:id="rId9uytoku1i0dxw_c9xwr4o">
               <w:r>
                 <w:rPr>
                   <w:rFonts w:ascii="Arial" w:cs="Arial" w:eastAsia="Arial" w:hAnsi="Arial"/>
@@ -4153,7 +4459,7 @@
               <w:spacing w:after="10" w:before="0"/>
               <w:ind w:left="120"/>
             </w:pPr>
-            <w:hyperlink w:history="1" r:id="rIdu2zbk9ev37n7n-ly2eius">
+            <w:hyperlink w:history="1" r:id="rIdq0wpt3easzsi4tfolx8mk">
               <w:r>
                 <w:rPr>
                   <w:rFonts w:ascii="Arial" w:cs="Arial" w:eastAsia="Arial" w:hAnsi="Arial"/>
@@ -4198,7 +4504,7 @@
             <w:pPr>
               <w:spacing w:after="20" w:before="0"/>
             </w:pPr>
-            <w:hyperlink w:history="1" r:id="rIdkueub2d5zuxpob5igpuhc">
+            <w:hyperlink w:history="1" r:id="rIdbsqhmziittvl7etg2gv3w">
               <w:r>
                 <w:rPr>
                   <w:rFonts w:ascii="Arial" w:cs="Arial" w:eastAsia="Arial" w:hAnsi="Arial"/>
@@ -4231,313 +4537,7 @@
               <w:spacing w:after="10" w:before="0"/>
               <w:ind w:left="120"/>
             </w:pPr>
-            <w:hyperlink w:history="1" r:id="rIdroobbfwyfjrin5v9egoyk">
-              <w:r>
-                <w:rPr>
-                  <w:rFonts w:ascii="Arial" w:cs="Arial" w:eastAsia="Arial" w:hAnsi="Arial"/>
-                  <w:color w:val="595959"/>
-                  <w:sz w:val="14"/>
-                  <w:szCs w:val="14"/>
-                  <w:u w:val="single" w:color="595959"/>
-                </w:rPr>
-                <w:t xml:space="preserve">🔍 Search ARES for similar readings</w:t>
-              </w:r>
-            </w:hyperlink>
-          </w:p>
-        </w:tc>
-        <w:tc>
-          <w:tcPr>
-            <w:tcW w:type="dxa" w:w="3040"/>
-            <w:shd w:fill="FFFFFF" w:color="auto" w:val="clear"/>
-            <w:tcMar>
-              <w:top w:type="dxa" w:w="60"/>
-              <w:left w:type="dxa" w:w="120"/>
-              <w:bottom w:type="dxa" w:w="60"/>
-              <w:right w:type="dxa" w:w="120"/>
-            </w:tcMar>
-            <w:vAlign w:val="top"/>
-          </w:tcPr>
-          <w:p>
-            <w:pPr>
-              <w:spacing w:after="40" w:before="0"/>
-              <w:jc w:val="left"/>
-            </w:pPr>
-            <w:r>
-              <w:rPr>
-                <w:rFonts w:ascii="Arial" w:cs="Arial" w:eastAsia="Arial" w:hAnsi="Arial"/>
-                <w:b w:val="false"/>
-                <w:bCs w:val="false"/>
-                <w:i w:val="false"/>
-                <w:iCs w:val="false"/>
-                <w:color w:val="000000"/>
-                <w:sz w:val="18"/>
-                <w:szCs w:val="18"/>
-              </w:rPr>
-              <w:t xml:space="preserve">After returning from the field activity (which runs concurrently with or immediately after Phase 3 — see teacher moves), the class gathers to formally post the Driving Question Board. Each learner receives two sticky notes (or torn pieces of paper). On the FIRST sticky note they write one thing they now know or understand about motion. On the SECOND sticky note they write one question they still have — something the marathon data or field race made them wonder about. Sticky notes are posted on the DQB (a dedicated section of the chalkboard or a large sheet of manila paper). The teacher reads out 5–6 questions aloud and groups them into clusters: 'Questions about graphs', 'Questions about the difference between speed and velocity', 'Questions about acceleration'. The driving question is written in large letters at the top of the DQB: 'HOW CAN WE USE MATHEMATICS — CALCULATIONS AND GRAPHS — TO FULLY DESCRIBE AND EXPLAIN THE MOTION OF ANY MOVING BODY, FROM A NAIROBI MARATHON RUNNER TO A MATATU ON THE NAKURU HIGHWAY?'</w:t>
-            </w:r>
-          </w:p>
-        </w:tc>
-        <w:tc>
-          <w:tcPr>
-            <w:tcW w:type="dxa" w:w="3040"/>
-            <w:shd w:fill="F2F2F2" w:color="auto" w:val="clear"/>
-            <w:tcMar>
-              <w:top w:type="dxa" w:w="60"/>
-              <w:left w:type="dxa" w:w="120"/>
-              <w:bottom w:type="dxa" w:w="60"/>
-              <w:right w:type="dxa" w:w="120"/>
-            </w:tcMar>
-            <w:vAlign w:val="top"/>
-          </w:tcPr>
-          <w:p>
-            <w:pPr>
-              <w:spacing w:after="40" w:before="0"/>
-              <w:jc w:val="left"/>
-            </w:pPr>
-            <w:r>
-              <w:rPr>
-                <w:rFonts w:ascii="Arial" w:cs="Arial" w:eastAsia="Arial" w:hAnsi="Arial"/>
-                <w:b w:val="false"/>
-                <w:bCs w:val="false"/>
-                <w:i w:val="false"/>
-                <w:iCs w:val="false"/>
-                <w:color w:val="000000"/>
-                <w:sz w:val="18"/>
-                <w:szCs w:val="18"/>
-              </w:rPr>
-              <w:t xml:space="preserve">DQB SETUP (55–65 min): Before this phase, prepare the DQB space on the board. Distribute two sticky notes (or paper squares) per learner. Say: 'You have three minutes. On the YELLOW note, write one thing you now understand. On the GREEN note, write one question you still have. Be specific — use the marathon or the race we just ran as your example.' WAIT 3 MINUTES of silent writing. | POSTING (65–68 min): Invite all learners to post their notes simultaneously. Quickly scan the board. Read 5–6 questions aloud, paraphrasing where needed: 'Mutua asks: why did Runner B slow down — is that acceleration?' 'Zawadi asks: how do we draw a graph from the split times?' Say: 'These are exactly the questions we will answer in this unit. Every lesson, we will come back to this board and move questions from the question side to the answer side.' | DRIVING QUESTION POSTING (68–70 min): Write or unveil the pre-prepared driving question banner. Read it aloud twice — once yourself, once with the class chorally. Say: 'This is our mission for the next several lessons. Keep it in mind.'</w:t>
-            </w:r>
-          </w:p>
-        </w:tc>
-        <w:tc>
-          <w:tcPr>
-            <w:tcW w:type="dxa" w:w="3040"/>
-            <w:shd w:fill="FFFFFF" w:color="auto" w:val="clear"/>
-            <w:tcMar>
-              <w:top w:type="dxa" w:w="60"/>
-              <w:left w:type="dxa" w:w="120"/>
-              <w:bottom w:type="dxa" w:w="60"/>
-              <w:right w:type="dxa" w:w="120"/>
-            </w:tcMar>
-            <w:vAlign w:val="top"/>
-          </w:tcPr>
-          <w:p>
-            <w:pPr>
-              <w:spacing w:after="40" w:before="0"/>
-              <w:jc w:val="left"/>
-            </w:pPr>
-            <w:r>
-              <w:rPr>
-                <w:rFonts w:ascii="Arial" w:cs="Arial" w:eastAsia="Arial" w:hAnsi="Arial"/>
-                <w:b w:val="false"/>
-                <w:bCs w:val="false"/>
-                <w:i w:val="false"/>
-                <w:iCs w:val="false"/>
-                <w:color w:val="000000"/>
-                <w:sz w:val="18"/>
-                <w:szCs w:val="18"/>
-              </w:rPr>
-              <w:t xml:space="preserve">Driving Question Board — Making Thinking Visible: The DQB is a living artefact that externalises the class's evolving understanding. By separating 'what I know' from 'what I wonder', learners practise metacognition (NGSS Practice 1: Asking Questions). Clustering questions into themes previews the unit structure and gives learners agency — their own questions drive the curriculum forward.</w:t>
-            </w:r>
-          </w:p>
-        </w:tc>
-        <w:tc>
-          <w:tcPr>
-            <w:tcW w:type="dxa" w:w="3040"/>
-            <w:shd w:fill="F2F2F2" w:color="auto" w:val="clear"/>
-            <w:tcMar>
-              <w:top w:type="dxa" w:w="60"/>
-              <w:left w:type="dxa" w:w="120"/>
-              <w:bottom w:type="dxa" w:w="60"/>
-              <w:right w:type="dxa" w:w="120"/>
-            </w:tcMar>
-            <w:vAlign w:val="top"/>
-          </w:tcPr>
-          <w:p>
-            <w:pPr>
-              <w:spacing w:after="40" w:before="0"/>
-              <w:jc w:val="left"/>
-            </w:pPr>
-            <w:r>
-              <w:rPr>
-                <w:rFonts w:ascii="Arial" w:cs="Arial" w:eastAsia="Arial" w:hAnsi="Arial"/>
-                <w:b w:val="false"/>
-                <w:bCs w:val="false"/>
-                <w:i w:val="false"/>
-                <w:iCs w:val="false"/>
-                <w:color w:val="000000"/>
-                <w:sz w:val="18"/>
-                <w:szCs w:val="18"/>
-              </w:rPr>
-              <w:t xml:space="preserve">Observable indicator: Are learners' 'know' sticky notes conceptually accurate (e.g., 'Speed = distance ÷ time') rather than trivially descriptive (e.g., 'Runners run fast')? Are 'wonder' sticky notes genuinely inquiry-oriented (e.g., 'How does the graph look when a runner speeds up suddenly?') rather than off-topic? Photograph the DQB at the end of class. Count: (a) number of questions related to graphs — this gauges readiness for Lessons 2–3; (b) number of questions that conflate speed and velocity — target these explicitly in Lesson 2.</w:t>
-            </w:r>
-          </w:p>
-        </w:tc>
-      </w:tr>
-      <w:tr>
-        <w:tc>
-          <w:tcPr>
-            <w:tcW w:type="dxa" w:w="1520"/>
-            <w:shd w:fill="D5E8F0" w:color="auto" w:val="clear"/>
-            <w:tcMar>
-              <w:top w:type="dxa" w:w="60"/>
-              <w:left w:type="dxa" w:w="120"/>
-              <w:bottom w:type="dxa" w:w="60"/>
-              <w:right w:type="dxa" w:w="120"/>
-            </w:tcMar>
-            <w:vAlign w:val="top"/>
-          </w:tcPr>
-          <w:p>
-            <w:pPr>
-              <w:spacing w:after="40" w:before="0"/>
-              <w:jc w:val="left"/>
-            </w:pPr>
-            <w:r>
-              <w:rPr>
-                <w:rFonts w:ascii="Arial" w:cs="Arial" w:eastAsia="Arial" w:hAnsi="Arial"/>
-                <w:b/>
-                <w:bCs/>
-                <w:i w:val="false"/>
-                <w:iCs w:val="false"/>
-                <w:color w:val="000000"/>
-                <w:sz w:val="18"/>
-                <w:szCs w:val="18"/>
-              </w:rPr>
-              <w:t xml:space="preserve">Model Building Phase</w:t>
-            </w:r>
-          </w:p>
-          <w:p>
-            <w:pPr>
-              <w:spacing w:after="20" w:before="0"/>
-            </w:pPr>
-            <w:r>
-              <w:rPr>
-                <w:rFonts w:ascii="Arial" w:cs="Arial" w:eastAsia="Arial" w:hAnsi="Arial"/>
-                <w:b/>
-                <w:bCs/>
-                <w:color w:val="1F3864"/>
-                <w:sz w:val="16"/>
-                <w:szCs w:val="16"/>
-              </w:rPr>
-              <w:t xml:space="preserve">📹 VIDEO:</w:t>
-            </w:r>
-          </w:p>
-          <w:p>
-            <w:pPr>
-              <w:spacing w:after="20" w:before="0"/>
-            </w:pPr>
-            <w:hyperlink w:history="1" r:id="rIdqhiiaepg95wkfg0am8pjq">
-              <w:r>
-                <w:rPr>
-                  <w:rFonts w:ascii="Arial" w:cs="Arial" w:eastAsia="Arial" w:hAnsi="Arial"/>
-                  <w:color w:val="2E75B6"/>
-                  <w:sz w:val="16"/>
-                  <w:szCs w:val="16"/>
-                  <w:u w:val="single" w:color="2E75B6"/>
-                </w:rPr>
-                <w:t xml:space="preserve">Position vs. time graphs</w:t>
-              </w:r>
-            </w:hyperlink>
-          </w:p>
-          <w:p>
-            <w:pPr>
-              <w:spacing w:after="10" w:before="0"/>
-              <w:ind w:left="120"/>
-            </w:pPr>
-            <w:r>
-              <w:rPr>
-                <w:rFonts w:ascii="Arial" w:cs="Arial" w:eastAsia="Arial" w:hAnsi="Arial"/>
-                <w:color w:val="595959"/>
-                <w:sz w:val="14"/>
-                <w:szCs w:val="14"/>
-              </w:rPr>
-              <w:t xml:space="preserve">Source: Khan Academy (English - US curriculum)</w:t>
-            </w:r>
-          </w:p>
-          <w:p>
-            <w:pPr>
-              <w:spacing w:after="10" w:before="0"/>
-              <w:ind w:left="120"/>
-            </w:pPr>
-            <w:hyperlink w:history="1" r:id="rId_fxxwa-guluvgjlydlthw">
-              <w:r>
-                <w:rPr>
-                  <w:rFonts w:ascii="Arial" w:cs="Arial" w:eastAsia="Arial" w:hAnsi="Arial"/>
-                  <w:color w:val="595959"/>
-                  <w:sz w:val="14"/>
-                  <w:szCs w:val="14"/>
-                  <w:u w:val="single" w:color="595959"/>
-                </w:rPr>
-                <w:t xml:space="preserve">🔍 Search ARES for similar videos</w:t>
-              </w:r>
-            </w:hyperlink>
-          </w:p>
-          <w:p>
-            <w:pPr>
-              <w:spacing w:after="40" w:before="0"/>
-            </w:pPr>
-            <w:r>
-              <w:rPr>
-                <w:sz w:val="14"/>
-                <w:szCs w:val="14"/>
-              </w:rPr>
-              <w:t xml:space="preserve"/>
-            </w:r>
-          </w:p>
-          <w:p>
-            <w:pPr>
-              <w:spacing w:after="20" w:before="0"/>
-            </w:pPr>
-            <w:r>
-              <w:rPr>
-                <w:rFonts w:ascii="Arial" w:cs="Arial" w:eastAsia="Arial" w:hAnsi="Arial"/>
-                <w:b/>
-                <w:bCs/>
-                <w:color w:val="1F3864"/>
-                <w:sz w:val="16"/>
-                <w:szCs w:val="16"/>
-              </w:rPr>
-              <w:t xml:space="preserve">📖 EXERCISE:</w:t>
-            </w:r>
-          </w:p>
-          <w:p>
-            <w:pPr>
-              <w:spacing w:after="20" w:before="0"/>
-            </w:pPr>
-            <w:hyperlink w:history="1" r:id="rIdvqggyf6slw61_jceafzge">
-              <w:r>
-                <w:rPr>
-                  <w:rFonts w:ascii="Arial" w:cs="Arial" w:eastAsia="Arial" w:hAnsi="Arial"/>
-                  <w:color w:val="2E75B6"/>
-                  <w:sz w:val="16"/>
-                  <w:szCs w:val="16"/>
-                  <w:u w:val="single" w:color="2E75B6"/>
-                </w:rPr>
-                <w:t xml:space="preserve">Average velocity and average speed from graphs</w:t>
-              </w:r>
-            </w:hyperlink>
-          </w:p>
-          <w:p>
-            <w:pPr>
-              <w:spacing w:after="10" w:before="0"/>
-              <w:ind w:left="120"/>
-            </w:pPr>
-            <w:r>
-              <w:rPr>
-                <w:rFonts w:ascii="Arial" w:cs="Arial" w:eastAsia="Arial" w:hAnsi="Arial"/>
-                <w:color w:val="595959"/>
-                <w:sz w:val="14"/>
-                <w:szCs w:val="14"/>
-              </w:rPr>
-              <w:t xml:space="preserve">Source: Khan Academy (English - US curriculum)</w:t>
-            </w:r>
-          </w:p>
-          <w:p>
-            <w:pPr>
-              <w:spacing w:after="10" w:before="0"/>
-              <w:ind w:left="120"/>
-            </w:pPr>
-            <w:hyperlink w:history="1" r:id="rIde1h6ermtod_6akdknghgz">
+            <w:hyperlink w:history="1" r:id="rIdzvzfsfxveiubnpq2we674">
               <w:r>
                 <w:rPr>
                   <w:rFonts w:ascii="Arial" w:cs="Arial" w:eastAsia="Arial" w:hAnsi="Arial"/>
@@ -6107,7 +6107,7 @@
             <w:pPr>
               <w:spacing w:after="20" w:before="0"/>
             </w:pPr>
-            <w:hyperlink w:history="1" r:id="rId7jfpw3x42dat56bnewxjw">
+            <w:hyperlink w:history="1" r:id="rIdvxbelwwmbu8hjxpjs6y2g">
               <w:r>
                 <w:rPr>
                   <w:rFonts w:ascii="Arial" w:cs="Arial" w:eastAsia="Arial" w:hAnsi="Arial"/>
@@ -6140,7 +6140,7 @@
               <w:spacing w:after="10" w:before="0"/>
               <w:ind w:left="120"/>
             </w:pPr>
-            <w:hyperlink w:history="1" r:id="rIdhletviqnqurukh_6dzipx">
+            <w:hyperlink w:history="1" r:id="rIdkhj8l_j9vo9jchlmah4yf">
               <w:r>
                 <w:rPr>
                   <w:rFonts w:ascii="Arial" w:cs="Arial" w:eastAsia="Arial" w:hAnsi="Arial"/>
@@ -6185,7 +6185,7 @@
             <w:pPr>
               <w:spacing w:after="20" w:before="0"/>
             </w:pPr>
-            <w:hyperlink w:history="1" r:id="rId31wf7bm5kz_3efhw_1wsz">
+            <w:hyperlink w:history="1" r:id="rId0uewj1yx6tcoymcgxdf1h">
               <w:r>
                 <w:rPr>
                   <w:rFonts w:ascii="Arial" w:cs="Arial" w:eastAsia="Arial" w:hAnsi="Arial"/>
@@ -6218,7 +6218,7 @@
               <w:spacing w:after="10" w:before="0"/>
               <w:ind w:left="120"/>
             </w:pPr>
-            <w:hyperlink w:history="1" r:id="rIdnl3eg_s0d0qyy4y2knmie">
+            <w:hyperlink w:history="1" r:id="rIdjuwnzen5f_bqibeaipeu6">
               <w:r>
                 <w:rPr>
                   <w:rFonts w:ascii="Arial" w:cs="Arial" w:eastAsia="Arial" w:hAnsi="Arial"/>
@@ -6413,7 +6413,7 @@
             <w:pPr>
               <w:spacing w:after="20" w:before="0"/>
             </w:pPr>
-            <w:hyperlink w:history="1" r:id="rIduhp3btm4uljemiunpbkhz">
+            <w:hyperlink w:history="1" r:id="rIdld5bsnuv_ntbje6oy2fld">
               <w:r>
                 <w:rPr>
                   <w:rFonts w:ascii="Arial" w:cs="Arial" w:eastAsia="Arial" w:hAnsi="Arial"/>
@@ -6446,7 +6446,7 @@
               <w:spacing w:after="10" w:before="0"/>
               <w:ind w:left="120"/>
             </w:pPr>
-            <w:hyperlink w:history="1" r:id="rIdqfc8e2uwkkm6l3tr_s04_">
+            <w:hyperlink w:history="1" r:id="rIdevswqesw8bzi5fm91cooa">
               <w:r>
                 <w:rPr>
                   <w:rFonts w:ascii="Arial" w:cs="Arial" w:eastAsia="Arial" w:hAnsi="Arial"/>
@@ -6491,7 +6491,7 @@
             <w:pPr>
               <w:spacing w:after="20" w:before="0"/>
             </w:pPr>
-            <w:hyperlink w:history="1" r:id="rIddwo7cutekigwis0kycopm">
+            <w:hyperlink w:history="1" r:id="rIdkivlcl-yuvevkdbc2lwca">
               <w:r>
                 <w:rPr>
                   <w:rFonts w:ascii="Arial" w:cs="Arial" w:eastAsia="Arial" w:hAnsi="Arial"/>
@@ -6524,7 +6524,7 @@
               <w:spacing w:after="10" w:before="0"/>
               <w:ind w:left="120"/>
             </w:pPr>
-            <w:hyperlink w:history="1" r:id="rIda5j2jnbk_1pstajulhfx4">
+            <w:hyperlink w:history="1" r:id="rIdsrwyaoruxsjs_qeb468pd">
               <w:r>
                 <w:rPr>
                   <w:rFonts w:ascii="Arial" w:cs="Arial" w:eastAsia="Arial" w:hAnsi="Arial"/>
@@ -6719,7 +6719,7 @@
             <w:pPr>
               <w:spacing w:after="20" w:before="0"/>
             </w:pPr>
-            <w:hyperlink w:history="1" r:id="rIdu49lwjd7xozwd0be-woma">
+            <w:hyperlink w:history="1" r:id="rIdk-ecfoiok99_yoijw6snu">
               <w:r>
                 <w:rPr>
                   <w:rFonts w:ascii="Arial" w:cs="Arial" w:eastAsia="Arial" w:hAnsi="Arial"/>
@@ -6752,7 +6752,7 @@
               <w:spacing w:after="10" w:before="0"/>
               <w:ind w:left="120"/>
             </w:pPr>
-            <w:hyperlink w:history="1" r:id="rIdkxlzdwmmggleanzsnuq7d">
+            <w:hyperlink w:history="1" r:id="rIdwok-s756y79wywdw2sfwa">
               <w:r>
                 <w:rPr>
                   <w:rFonts w:ascii="Arial" w:cs="Arial" w:eastAsia="Arial" w:hAnsi="Arial"/>
@@ -6797,7 +6797,7 @@
             <w:pPr>
               <w:spacing w:after="20" w:before="0"/>
             </w:pPr>
-            <w:hyperlink w:history="1" r:id="rIdiaz3kxm3grobjzc_hotoi">
+            <w:hyperlink w:history="1" r:id="rIdrzp52vzv2cjr8bxoo_gww">
               <w:r>
                 <w:rPr>
                   <w:rFonts w:ascii="Arial" w:cs="Arial" w:eastAsia="Arial" w:hAnsi="Arial"/>
@@ -6830,7 +6830,7 @@
               <w:spacing w:after="10" w:before="0"/>
               <w:ind w:left="120"/>
             </w:pPr>
-            <w:hyperlink w:history="1" r:id="rIdwx4vi9vromrzvvviheb9i">
+            <w:hyperlink w:history="1" r:id="rIdd6xntbed8zh25llfyjb_z">
               <w:r>
                 <w:rPr>
                   <w:rFonts w:ascii="Arial" w:cs="Arial" w:eastAsia="Arial" w:hAnsi="Arial"/>
@@ -7139,7 +7139,7 @@
             <w:pPr>
               <w:spacing w:after="20" w:before="0"/>
             </w:pPr>
-            <w:hyperlink w:history="1" r:id="rIdcfwdvrfsva5q-1vkmjgxa">
+            <w:hyperlink w:history="1" r:id="rIdombxefwaw8pqbiimnuzud">
               <w:r>
                 <w:rPr>
                   <w:rFonts w:ascii="Arial" w:cs="Arial" w:eastAsia="Arial" w:hAnsi="Arial"/>
@@ -7172,7 +7172,7 @@
               <w:spacing w:after="10" w:before="0"/>
               <w:ind w:left="120"/>
             </w:pPr>
-            <w:hyperlink w:history="1" r:id="rIdbbbrkx_ud5ff6dwii4rmo">
+            <w:hyperlink w:history="1" r:id="rId7f_p8c3yub3b2u5euxzt2">
               <w:r>
                 <w:rPr>
                   <w:rFonts w:ascii="Arial" w:cs="Arial" w:eastAsia="Arial" w:hAnsi="Arial"/>
@@ -7217,7 +7217,7 @@
             <w:pPr>
               <w:spacing w:after="20" w:before="0"/>
             </w:pPr>
-            <w:hyperlink w:history="1" r:id="rIdzc1yqg7gbygywp0056atj">
+            <w:hyperlink w:history="1" r:id="rId82k3e5msoxcqp24vin1qb">
               <w:r>
                 <w:rPr>
                   <w:rFonts w:ascii="Arial" w:cs="Arial" w:eastAsia="Arial" w:hAnsi="Arial"/>
@@ -7250,7 +7250,7 @@
               <w:spacing w:after="10" w:before="0"/>
               <w:ind w:left="120"/>
             </w:pPr>
-            <w:hyperlink w:history="1" r:id="rId-qsxoplyeetyzioxoiquq">
+            <w:hyperlink w:history="1" r:id="rIdj7vvawzojbuvnzaivyqym">
               <w:r>
                 <w:rPr>
                   <w:rFonts w:ascii="Arial" w:cs="Arial" w:eastAsia="Arial" w:hAnsi="Arial"/>
@@ -7445,7 +7445,7 @@
             <w:pPr>
               <w:spacing w:after="20" w:before="0"/>
             </w:pPr>
-            <w:hyperlink w:history="1" r:id="rIde54fb4d_8ejofnker4-bx">
+            <w:hyperlink w:history="1" r:id="rIdukp6-5kdopr_7-tm1fa4-">
               <w:r>
                 <w:rPr>
                   <w:rFonts w:ascii="Arial" w:cs="Arial" w:eastAsia="Arial" w:hAnsi="Arial"/>
@@ -7478,7 +7478,7 @@
               <w:spacing w:after="10" w:before="0"/>
               <w:ind w:left="120"/>
             </w:pPr>
-            <w:hyperlink w:history="1" r:id="rId4hd2xursahrhg4chzycbt">
+            <w:hyperlink w:history="1" r:id="rId_trqi5ovrugann-irfpg7">
               <w:r>
                 <w:rPr>
                   <w:rFonts w:ascii="Arial" w:cs="Arial" w:eastAsia="Arial" w:hAnsi="Arial"/>
@@ -7523,7 +7523,7 @@
             <w:pPr>
               <w:spacing w:after="20" w:before="0"/>
             </w:pPr>
-            <w:hyperlink w:history="1" r:id="rIdcoxqwebq5dlrhpexqxf5n">
+            <w:hyperlink w:history="1" r:id="rIdwpsxxkmucd-dcfuqiarmp">
               <w:r>
                 <w:rPr>
                   <w:rFonts w:ascii="Arial" w:cs="Arial" w:eastAsia="Arial" w:hAnsi="Arial"/>
@@ -7556,7 +7556,7 @@
               <w:spacing w:after="10" w:before="0"/>
               <w:ind w:left="120"/>
             </w:pPr>
-            <w:hyperlink w:history="1" r:id="rIdo1jpal01j4-chuy0hzn6v">
+            <w:hyperlink w:history="1" r:id="rIdfayor2eiqb7_6fvph2ox9">
               <w:r>
                 <w:rPr>
                   <w:rFonts w:ascii="Arial" w:cs="Arial" w:eastAsia="Arial" w:hAnsi="Arial"/>
@@ -9043,7 +9043,7 @@
             <w:pPr>
               <w:spacing w:after="20" w:before="0"/>
             </w:pPr>
-            <w:hyperlink w:history="1" r:id="rIdqaj7boj8mvvswhmjyrhca">
+            <w:hyperlink w:history="1" r:id="rIddyv4wxbh_hoolx0ulydlf">
               <w:r>
                 <w:rPr>
                   <w:rFonts w:ascii="Arial" w:cs="Arial" w:eastAsia="Arial" w:hAnsi="Arial"/>
@@ -9076,7 +9076,7 @@
               <w:spacing w:after="10" w:before="0"/>
               <w:ind w:left="120"/>
             </w:pPr>
-            <w:hyperlink w:history="1" r:id="rIdxtjwgc99ckt25td8oeiqz">
+            <w:hyperlink w:history="1" r:id="rId-0iyd4wn958p9rmepi6i9">
               <w:r>
                 <w:rPr>
                   <w:rFonts w:ascii="Arial" w:cs="Arial" w:eastAsia="Arial" w:hAnsi="Arial"/>
@@ -9121,7 +9121,7 @@
             <w:pPr>
               <w:spacing w:after="20" w:before="0"/>
             </w:pPr>
-            <w:hyperlink w:history="1" r:id="rIdwwearkcuyqs1h07f1kbwc">
+            <w:hyperlink w:history="1" r:id="rId3omdln78yxekoujwwjfwe">
               <w:r>
                 <w:rPr>
                   <w:rFonts w:ascii="Arial" w:cs="Arial" w:eastAsia="Arial" w:hAnsi="Arial"/>
@@ -9130,7 +9130,7 @@
                   <w:szCs w:val="16"/>
                   <w:u w:val="single" w:color="2E75B6"/>
                 </w:rPr>
-                <w:t xml:space="preserve">Visual zero gradient</w:t>
+                <w:t xml:space="preserve">Relating linear contexts to graph features</w:t>
               </w:r>
             </w:hyperlink>
           </w:p>
@@ -9154,7 +9154,7 @@
               <w:spacing w:after="10" w:before="0"/>
               <w:ind w:left="120"/>
             </w:pPr>
-            <w:hyperlink w:history="1" r:id="rIdvrkzois-y2mhk--mrcon-">
+            <w:hyperlink w:history="1" r:id="rIdq_w__0od5-lkac0ykq5fh">
               <w:r>
                 <w:rPr>
                   <w:rFonts w:ascii="Arial" w:cs="Arial" w:eastAsia="Arial" w:hAnsi="Arial"/>
@@ -9349,7 +9349,7 @@
             <w:pPr>
               <w:spacing w:after="20" w:before="0"/>
             </w:pPr>
-            <w:hyperlink w:history="1" r:id="rIdxqvenfbszq_jhsergsihf">
+            <w:hyperlink w:history="1" r:id="rIdknrbqe8now_xcevb0vli6">
               <w:r>
                 <w:rPr>
                   <w:rFonts w:ascii="Arial" w:cs="Arial" w:eastAsia="Arial" w:hAnsi="Arial"/>
@@ -9382,7 +9382,7 @@
               <w:spacing w:after="10" w:before="0"/>
               <w:ind w:left="120"/>
             </w:pPr>
-            <w:hyperlink w:history="1" r:id="rIdxkt2e1usonoy3kbfrx2pm">
+            <w:hyperlink w:history="1" r:id="rIdu6cjtlnhzei_ko9moq3gh">
               <w:r>
                 <w:rPr>
                   <w:rFonts w:ascii="Arial" w:cs="Arial" w:eastAsia="Arial" w:hAnsi="Arial"/>
@@ -9427,7 +9427,7 @@
             <w:pPr>
               <w:spacing w:after="20" w:before="0"/>
             </w:pPr>
-            <w:hyperlink w:history="1" r:id="rIdgq3wg9pxedlhg-a2j7s5e">
+            <w:hyperlink w:history="1" r:id="rIds4virvf6pfnyw1ub2czgh">
               <w:r>
                 <w:rPr>
                   <w:rFonts w:ascii="Arial" w:cs="Arial" w:eastAsia="Arial" w:hAnsi="Arial"/>
@@ -9436,7 +9436,7 @@
                   <w:szCs w:val="16"/>
                   <w:u w:val="single" w:color="2E75B6"/>
                 </w:rPr>
-                <w:t xml:space="preserve">Visual zero gradient</w:t>
+                <w:t xml:space="preserve">Systems of equations with graphing</w:t>
               </w:r>
             </w:hyperlink>
           </w:p>
@@ -9460,7 +9460,7 @@
               <w:spacing w:after="10" w:before="0"/>
               <w:ind w:left="120"/>
             </w:pPr>
-            <w:hyperlink w:history="1" r:id="rIdigcvnuawuwork1_z6cdab">
+            <w:hyperlink w:history="1" r:id="rIdtv60yypdlz6ncf98vvyzc">
               <w:r>
                 <w:rPr>
                   <w:rFonts w:ascii="Arial" w:cs="Arial" w:eastAsia="Arial" w:hAnsi="Arial"/>
@@ -9655,7 +9655,7 @@
             <w:pPr>
               <w:spacing w:after="20" w:before="0"/>
             </w:pPr>
-            <w:hyperlink w:history="1" r:id="rIdusutbfzigysszvln8on1n">
+            <w:hyperlink w:history="1" r:id="rIdc2l_ugcbqj4dvn8iyyxlf">
               <w:r>
                 <w:rPr>
                   <w:rFonts w:ascii="Arial" w:cs="Arial" w:eastAsia="Arial" w:hAnsi="Arial"/>
@@ -9688,7 +9688,7 @@
               <w:spacing w:after="10" w:before="0"/>
               <w:ind w:left="120"/>
             </w:pPr>
-            <w:hyperlink w:history="1" r:id="rIdxom71umwmcqui3jogjgyz">
+            <w:hyperlink w:history="1" r:id="rId9kxjzs3bd_ox-fsi_ovfz">
               <w:r>
                 <w:rPr>
                   <w:rFonts w:ascii="Arial" w:cs="Arial" w:eastAsia="Arial" w:hAnsi="Arial"/>
@@ -9726,14 +9726,14 @@
                 <w:sz w:val="16"/>
                 <w:szCs w:val="16"/>
               </w:rPr>
-              <w:t xml:space="preserve">📖 EXERCISE:</w:t>
+              <w:t xml:space="preserve">📖 HTML:</w:t>
             </w:r>
           </w:p>
           <w:p>
             <w:pPr>
               <w:spacing w:after="20" w:before="0"/>
             </w:pPr>
-            <w:hyperlink w:history="1" r:id="rIdbcs01qhqh_n7ivc4tlljq">
+            <w:hyperlink w:history="1" r:id="rIdyljpqhwljqn0_decfotw5">
               <w:r>
                 <w:rPr>
                   <w:rFonts w:ascii="Arial" w:cs="Arial" w:eastAsia="Arial" w:hAnsi="Arial"/>
@@ -9742,7 +9742,7 @@
                   <w:szCs w:val="16"/>
                   <w:u w:val="single" w:color="2E75B6"/>
                 </w:rPr>
-                <w:t xml:space="preserve">Visual zero gradient</w:t>
+                <w:t xml:space="preserve">Graphing Lines</w:t>
               </w:r>
             </w:hyperlink>
           </w:p>
@@ -9758,7 +9758,7 @@
                 <w:sz w:val="14"/>
                 <w:szCs w:val="14"/>
               </w:rPr>
-              <w:t xml:space="preserve">Source: Khan Academy (English - US curriculum)</w:t>
+              <w:t xml:space="preserve">Source: PhET Interactive Simulations (English)</w:t>
             </w:r>
           </w:p>
           <w:p>
@@ -9766,7 +9766,7 @@
               <w:spacing w:after="10" w:before="0"/>
               <w:ind w:left="120"/>
             </w:pPr>
-            <w:hyperlink w:history="1" r:id="rIdagfunc8l7kxxkntkw566u">
+            <w:hyperlink w:history="1" r:id="rIdmmhza2u91beiilqift69q">
               <w:r>
                 <w:rPr>
                   <w:rFonts w:ascii="Arial" w:cs="Arial" w:eastAsia="Arial" w:hAnsi="Arial"/>
@@ -9961,7 +9961,7 @@
             <w:pPr>
               <w:spacing w:after="20" w:before="0"/>
             </w:pPr>
-            <w:hyperlink w:history="1" r:id="rIddvyxvku9sqfw4xcou64xg">
+            <w:hyperlink w:history="1" r:id="rIdetg1zlfulr_lch2r4v9gx">
               <w:r>
                 <w:rPr>
                   <w:rFonts w:ascii="Arial" w:cs="Arial" w:eastAsia="Arial" w:hAnsi="Arial"/>
@@ -9994,7 +9994,7 @@
               <w:spacing w:after="10" w:before="0"/>
               <w:ind w:left="120"/>
             </w:pPr>
-            <w:hyperlink w:history="1" r:id="rIdimecnq7si1xo61b0iicrp">
+            <w:hyperlink w:history="1" r:id="rIdbc0oygdblr9hysfloaded">
               <w:r>
                 <w:rPr>
                   <w:rFonts w:ascii="Arial" w:cs="Arial" w:eastAsia="Arial" w:hAnsi="Arial"/>
@@ -10032,14 +10032,14 @@
                 <w:sz w:val="16"/>
                 <w:szCs w:val="16"/>
               </w:rPr>
-              <w:t xml:space="preserve">📖 EXERCISE:</w:t>
+              <w:t xml:space="preserve">📖 HTML:</w:t>
             </w:r>
           </w:p>
           <w:p>
             <w:pPr>
               <w:spacing w:after="20" w:before="0"/>
             </w:pPr>
-            <w:hyperlink w:history="1" r:id="rIdg5h817ir82o8qhejxoxkz">
+            <w:hyperlink w:history="1" r:id="rIddx8eznenvdmx-bvs1ttde">
               <w:r>
                 <w:rPr>
                   <w:rFonts w:ascii="Arial" w:cs="Arial" w:eastAsia="Arial" w:hAnsi="Arial"/>
@@ -10048,7 +10048,7 @@
                   <w:szCs w:val="16"/>
                   <w:u w:val="single" w:color="2E75B6"/>
                 </w:rPr>
-                <w:t xml:space="preserve">Visual zero gradient</w:t>
+                <w:t xml:space="preserve">Tangent Graphs: Slope and Angle (PLIX)</w:t>
               </w:r>
             </w:hyperlink>
           </w:p>
@@ -10064,7 +10064,7 @@
                 <w:sz w:val="14"/>
                 <w:szCs w:val="14"/>
               </w:rPr>
-              <w:t xml:space="preserve">Source: Khan Academy (English - US curriculum)</w:t>
+              <w:t xml:space="preserve">Source: CK-12</w:t>
             </w:r>
           </w:p>
           <w:p>
@@ -10072,7 +10072,7 @@
               <w:spacing w:after="10" w:before="0"/>
               <w:ind w:left="120"/>
             </w:pPr>
-            <w:hyperlink w:history="1" r:id="rIdndevhapyuuswbhi0-tqda">
+            <w:hyperlink w:history="1" r:id="rIdefwoy1vhx6duscafxpn9c">
               <w:r>
                 <w:rPr>
                   <w:rFonts w:ascii="Arial" w:cs="Arial" w:eastAsia="Arial" w:hAnsi="Arial"/>
@@ -10267,7 +10267,7 @@
             <w:pPr>
               <w:spacing w:after="20" w:before="0"/>
             </w:pPr>
-            <w:hyperlink w:history="1" r:id="rIdldi0ntbl98bmcpjw6_xvo">
+            <w:hyperlink w:history="1" r:id="rId8r9itj7-nqxkhxzpu1s5u">
               <w:r>
                 <w:rPr>
                   <w:rFonts w:ascii="Arial" w:cs="Arial" w:eastAsia="Arial" w:hAnsi="Arial"/>
@@ -10300,7 +10300,7 @@
               <w:spacing w:after="10" w:before="0"/>
               <w:ind w:left="120"/>
             </w:pPr>
-            <w:hyperlink w:history="1" r:id="rId86wavi81kmfhlnbbi3m3c">
+            <w:hyperlink w:history="1" r:id="rIdimy3umpkgixcryxust8k7">
               <w:r>
                 <w:rPr>
                   <w:rFonts w:ascii="Arial" w:cs="Arial" w:eastAsia="Arial" w:hAnsi="Arial"/>
@@ -10338,14 +10338,14 @@
                 <w:sz w:val="16"/>
                 <w:szCs w:val="16"/>
               </w:rPr>
-              <w:t xml:space="preserve">📖 EXERCISE:</w:t>
+              <w:t xml:space="preserve">📖 HTML:</w:t>
             </w:r>
           </w:p>
           <w:p>
             <w:pPr>
               <w:spacing w:after="20" w:before="0"/>
             </w:pPr>
-            <w:hyperlink w:history="1" r:id="rId7_je8wd7sya8qfrzkyz6b">
+            <w:hyperlink w:history="1" r:id="rIdgk-kx_br29akehhxehauf">
               <w:r>
                 <w:rPr>
                   <w:rFonts w:ascii="Arial" w:cs="Arial" w:eastAsia="Arial" w:hAnsi="Arial"/>
@@ -10354,7 +10354,7 @@
                   <w:szCs w:val="16"/>
                   <w:u w:val="single" w:color="2E75B6"/>
                 </w:rPr>
-                <w:t xml:space="preserve">Visual zero gradient</w:t>
+                <w:t xml:space="preserve">Graphs Using Slope-Intercept Form (Flexbook)</w:t>
               </w:r>
             </w:hyperlink>
           </w:p>
@@ -10370,7 +10370,7 @@
                 <w:sz w:val="14"/>
                 <w:szCs w:val="14"/>
               </w:rPr>
-              <w:t xml:space="preserve">Source: Khan Academy (English - US curriculum)</w:t>
+              <w:t xml:space="preserve">Source: CK-12</w:t>
             </w:r>
           </w:p>
           <w:p>
@@ -10378,7 +10378,7 @@
               <w:spacing w:after="10" w:before="0"/>
               <w:ind w:left="120"/>
             </w:pPr>
-            <w:hyperlink w:history="1" r:id="rIdjay_ekuwzusq8f0veur5y">
+            <w:hyperlink w:history="1" r:id="rId0qwceaumm9ur_nzuh0kbm">
               <w:r>
                 <w:rPr>
                   <w:rFonts w:ascii="Arial" w:cs="Arial" w:eastAsia="Arial" w:hAnsi="Arial"/>
@@ -11865,7 +11865,7 @@
             <w:pPr>
               <w:spacing w:after="20" w:before="0"/>
             </w:pPr>
-            <w:hyperlink w:history="1" r:id="rIdqkovcwbsv21moks0lpara">
+            <w:hyperlink w:history="1" r:id="rIdiexxw3pk-owmzejnefmaf">
               <w:r>
                 <w:rPr>
                   <w:rFonts w:ascii="Arial" w:cs="Arial" w:eastAsia="Arial" w:hAnsi="Arial"/>
@@ -11898,7 +11898,7 @@
               <w:spacing w:after="10" w:before="0"/>
               <w:ind w:left="120"/>
             </w:pPr>
-            <w:hyperlink w:history="1" r:id="rId-6yah6zz63nm9uv_ryovt">
+            <w:hyperlink w:history="1" r:id="rId0avflc21ct7wx7dbg06l_">
               <w:r>
                 <w:rPr>
                   <w:rFonts w:ascii="Arial" w:cs="Arial" w:eastAsia="Arial" w:hAnsi="Arial"/>
@@ -11943,7 +11943,7 @@
             <w:pPr>
               <w:spacing w:after="20" w:before="0"/>
             </w:pPr>
-            <w:hyperlink w:history="1" r:id="rId18zvwybuhicxovjlysu10">
+            <w:hyperlink w:history="1" r:id="rIdpemgsjzvuywq11f0mtkkz">
               <w:r>
                 <w:rPr>
                   <w:rFonts w:ascii="Arial" w:cs="Arial" w:eastAsia="Arial" w:hAnsi="Arial"/>
@@ -11976,7 +11976,7 @@
               <w:spacing w:after="10" w:before="0"/>
               <w:ind w:left="120"/>
             </w:pPr>
-            <w:hyperlink w:history="1" r:id="rIdsgjo6tqed8m9839on15ok">
+            <w:hyperlink w:history="1" r:id="rIdns3g3for-bryow1pjkt4l">
               <w:r>
                 <w:rPr>
                   <w:rFonts w:ascii="Arial" w:cs="Arial" w:eastAsia="Arial" w:hAnsi="Arial"/>
@@ -12171,7 +12171,7 @@
             <w:pPr>
               <w:spacing w:after="20" w:before="0"/>
             </w:pPr>
-            <w:hyperlink w:history="1" r:id="rIdk5-5wub53qizfedtfe209">
+            <w:hyperlink w:history="1" r:id="rIdfkn3b-btidlwhwn_z4mgz">
               <w:r>
                 <w:rPr>
                   <w:rFonts w:ascii="Arial" w:cs="Arial" w:eastAsia="Arial" w:hAnsi="Arial"/>
@@ -12204,7 +12204,7 @@
               <w:spacing w:after="10" w:before="0"/>
               <w:ind w:left="120"/>
             </w:pPr>
-            <w:hyperlink w:history="1" r:id="rId8k9xf8syv6ift8-jqppmr">
+            <w:hyperlink w:history="1" r:id="rIdo6hnr9ndf34jlttq9i2zz">
               <w:r>
                 <w:rPr>
                   <w:rFonts w:ascii="Arial" w:cs="Arial" w:eastAsia="Arial" w:hAnsi="Arial"/>
@@ -12249,7 +12249,7 @@
             <w:pPr>
               <w:spacing w:after="20" w:before="0"/>
             </w:pPr>
-            <w:hyperlink w:history="1" r:id="rIdajkxfhsqn66muu_jdjil9">
+            <w:hyperlink w:history="1" r:id="rIdfigem44_d26lfvknbolsn">
               <w:r>
                 <w:rPr>
                   <w:rFonts w:ascii="Arial" w:cs="Arial" w:eastAsia="Arial" w:hAnsi="Arial"/>
@@ -12282,7 +12282,7 @@
               <w:spacing w:after="10" w:before="0"/>
               <w:ind w:left="120"/>
             </w:pPr>
-            <w:hyperlink w:history="1" r:id="rIdeeb7x-yltadmpqithltgl">
+            <w:hyperlink w:history="1" r:id="rIdeizbvtzpbgmcmts-eryda">
               <w:r>
                 <w:rPr>
                   <w:rFonts w:ascii="Arial" w:cs="Arial" w:eastAsia="Arial" w:hAnsi="Arial"/>
@@ -12477,7 +12477,7 @@
             <w:pPr>
               <w:spacing w:after="20" w:before="0"/>
             </w:pPr>
-            <w:hyperlink w:history="1" r:id="rIdti22bzxzjmonr0zrjcyt9">
+            <w:hyperlink w:history="1" r:id="rIdhxqkivlhyprjmrjhqebyj">
               <w:r>
                 <w:rPr>
                   <w:rFonts w:ascii="Arial" w:cs="Arial" w:eastAsia="Arial" w:hAnsi="Arial"/>
@@ -12510,7 +12510,7 @@
               <w:spacing w:after="10" w:before="0"/>
               <w:ind w:left="120"/>
             </w:pPr>
-            <w:hyperlink w:history="1" r:id="rId5fhehn1ldjbegy4aqbcpl">
+            <w:hyperlink w:history="1" r:id="rIdvnkd_rmhk5iflm6ue58q9">
               <w:r>
                 <w:rPr>
                   <w:rFonts w:ascii="Arial" w:cs="Arial" w:eastAsia="Arial" w:hAnsi="Arial"/>
@@ -12555,7 +12555,7 @@
             <w:pPr>
               <w:spacing w:after="20" w:before="0"/>
             </w:pPr>
-            <w:hyperlink w:history="1" r:id="rIdlgarodgwd4oi-iq9edxy1">
+            <w:hyperlink w:history="1" r:id="rIdynbmhfihuk2-r5ojy3jlh">
               <w:r>
                 <w:rPr>
                   <w:rFonts w:ascii="Arial" w:cs="Arial" w:eastAsia="Arial" w:hAnsi="Arial"/>
@@ -12588,7 +12588,7 @@
               <w:spacing w:after="10" w:before="0"/>
               <w:ind w:left="120"/>
             </w:pPr>
-            <w:hyperlink w:history="1" r:id="rId8hkkxhllo3zdh38wlb5km">
+            <w:hyperlink w:history="1" r:id="rIdgy2v9w1wm15rgeyuixvhr">
               <w:r>
                 <w:rPr>
                   <w:rFonts w:ascii="Arial" w:cs="Arial" w:eastAsia="Arial" w:hAnsi="Arial"/>
@@ -12783,7 +12783,7 @@
             <w:pPr>
               <w:spacing w:after="20" w:before="0"/>
             </w:pPr>
-            <w:hyperlink w:history="1" r:id="rIdp-sdhdparwiom9m8jgmjb">
+            <w:hyperlink w:history="1" r:id="rIdfiagoc_az9cjhc40wvygg">
               <w:r>
                 <w:rPr>
                   <w:rFonts w:ascii="Arial" w:cs="Arial" w:eastAsia="Arial" w:hAnsi="Arial"/>
@@ -12816,7 +12816,7 @@
               <w:spacing w:after="10" w:before="0"/>
               <w:ind w:left="120"/>
             </w:pPr>
-            <w:hyperlink w:history="1" r:id="rIdyie_mf7examfp0b7iyozc">
+            <w:hyperlink w:history="1" r:id="rId3xx6cksc-tio12hslfyk4">
               <w:r>
                 <w:rPr>
                   <w:rFonts w:ascii="Arial" w:cs="Arial" w:eastAsia="Arial" w:hAnsi="Arial"/>
@@ -12861,7 +12861,7 @@
             <w:pPr>
               <w:spacing w:after="20" w:before="0"/>
             </w:pPr>
-            <w:hyperlink w:history="1" r:id="rId9ew23hk3ryd-st1x8tl27">
+            <w:hyperlink w:history="1" r:id="rIdubgmsrwpvp4jkupvvn9ak">
               <w:r>
                 <w:rPr>
                   <w:rFonts w:ascii="Arial" w:cs="Arial" w:eastAsia="Arial" w:hAnsi="Arial"/>
@@ -12894,7 +12894,7 @@
               <w:spacing w:after="10" w:before="0"/>
               <w:ind w:left="120"/>
             </w:pPr>
-            <w:hyperlink w:history="1" r:id="rId4h6vzr6e74ntoxrhvcmnl">
+            <w:hyperlink w:history="1" r:id="rIdkvpmcywmu_kqvdpkln30q">
               <w:r>
                 <w:rPr>
                   <w:rFonts w:ascii="Arial" w:cs="Arial" w:eastAsia="Arial" w:hAnsi="Arial"/>
@@ -13089,7 +13089,7 @@
             <w:pPr>
               <w:spacing w:after="20" w:before="0"/>
             </w:pPr>
-            <w:hyperlink w:history="1" r:id="rIdzw49z0vucknr-ekgzhm1p">
+            <w:hyperlink w:history="1" r:id="rId2f7uura0fzniihinf1p6m">
               <w:r>
                 <w:rPr>
                   <w:rFonts w:ascii="Arial" w:cs="Arial" w:eastAsia="Arial" w:hAnsi="Arial"/>
@@ -13122,7 +13122,7 @@
               <w:spacing w:after="10" w:before="0"/>
               <w:ind w:left="120"/>
             </w:pPr>
-            <w:hyperlink w:history="1" r:id="rIdk94az6ckzgh_dlr6kw90w">
+            <w:hyperlink w:history="1" r:id="rIdeai4iot7osqrkqb0uh7qk">
               <w:r>
                 <w:rPr>
                   <w:rFonts w:ascii="Arial" w:cs="Arial" w:eastAsia="Arial" w:hAnsi="Arial"/>
@@ -13167,7 +13167,7 @@
             <w:pPr>
               <w:spacing w:after="20" w:before="0"/>
             </w:pPr>
-            <w:hyperlink w:history="1" r:id="rIdm6okf6yhl2f40xgdh2r1z">
+            <w:hyperlink w:history="1" r:id="rId65w9wc1e9m6amn6eryk1v">
               <w:r>
                 <w:rPr>
                   <w:rFonts w:ascii="Arial" w:cs="Arial" w:eastAsia="Arial" w:hAnsi="Arial"/>
@@ -13176,7 +13176,7 @@
                   <w:szCs w:val="16"/>
                   <w:u w:val="single" w:color="2E75B6"/>
                 </w:rPr>
-                <w:t xml:space="preserve">2D projectile motion: Vectors and comparing multiple trajectories</w:t>
+                <w:t xml:space="preserve">Interpreting slope and y-intercept for linear models</w:t>
               </w:r>
             </w:hyperlink>
           </w:p>
@@ -13200,7 +13200,7 @@
               <w:spacing w:after="10" w:before="0"/>
               <w:ind w:left="120"/>
             </w:pPr>
-            <w:hyperlink w:history="1" r:id="rId8umbptk-igobf_kf2ei47">
+            <w:hyperlink w:history="1" r:id="rIdlfvia9ruh6td2bebrus1v">
               <w:r>
                 <w:rPr>
                   <w:rFonts w:ascii="Arial" w:cs="Arial" w:eastAsia="Arial" w:hAnsi="Arial"/>
@@ -14906,7 +14906,7 @@
             <w:pPr>
               <w:spacing w:after="20" w:before="0"/>
             </w:pPr>
-            <w:hyperlink w:history="1" r:id="rIdh2zchr8sr8tmrfjvgpobe">
+            <w:hyperlink w:history="1" r:id="rId6ubqdc0aliwdyeo1bwspx">
               <w:r>
                 <w:rPr>
                   <w:rFonts w:ascii="Arial" w:cs="Arial" w:eastAsia="Arial" w:hAnsi="Arial"/>
@@ -14939,7 +14939,7 @@
               <w:spacing w:after="10" w:before="0"/>
               <w:ind w:left="120"/>
             </w:pPr>
-            <w:hyperlink w:history="1" r:id="rId5viqsoaqme6mibufdaluh">
+            <w:hyperlink w:history="1" r:id="rIdxhznqfwepkhpwdnnufhjk">
               <w:r>
                 <w:rPr>
                   <w:rFonts w:ascii="Arial" w:cs="Arial" w:eastAsia="Arial" w:hAnsi="Arial"/>
@@ -14984,7 +14984,7 @@
             <w:pPr>
               <w:spacing w:after="20" w:before="0"/>
             </w:pPr>
-            <w:hyperlink w:history="1" r:id="rIdxo8qqwlygxceq7vgm4ywp">
+            <w:hyperlink w:history="1" r:id="rIdjlmhzjbnmg9qgrnjuzbmi">
               <w:r>
                 <w:rPr>
                   <w:rFonts w:ascii="Arial" w:cs="Arial" w:eastAsia="Arial" w:hAnsi="Arial"/>
@@ -15017,7 +15017,7 @@
               <w:spacing w:after="10" w:before="0"/>
               <w:ind w:left="120"/>
             </w:pPr>
-            <w:hyperlink w:history="1" r:id="rIdbl2o4gpeqxudb436ykvdt">
+            <w:hyperlink w:history="1" r:id="rIdtg3ojxkmwr-ltziigizkk">
               <w:r>
                 <w:rPr>
                   <w:rFonts w:ascii="Arial" w:cs="Arial" w:eastAsia="Arial" w:hAnsi="Arial"/>
@@ -15212,7 +15212,7 @@
             <w:pPr>
               <w:spacing w:after="20" w:before="0"/>
             </w:pPr>
-            <w:hyperlink w:history="1" r:id="rIddo99wnlybinipox_az4r5">
+            <w:hyperlink w:history="1" r:id="rIdj-ysh3fxqoa0nnwxhzjwz">
               <w:r>
                 <w:rPr>
                   <w:rFonts w:ascii="Arial" w:cs="Arial" w:eastAsia="Arial" w:hAnsi="Arial"/>
@@ -15245,7 +15245,7 @@
               <w:spacing w:after="10" w:before="0"/>
               <w:ind w:left="120"/>
             </w:pPr>
-            <w:hyperlink w:history="1" r:id="rIdoqrt9jvbw_sdpangeyuvp">
+            <w:hyperlink w:history="1" r:id="rIdrxxsrbd6duxgipkrf9ztu">
               <w:r>
                 <w:rPr>
                   <w:rFonts w:ascii="Arial" w:cs="Arial" w:eastAsia="Arial" w:hAnsi="Arial"/>
@@ -15290,7 +15290,7 @@
             <w:pPr>
               <w:spacing w:after="20" w:before="0"/>
             </w:pPr>
-            <w:hyperlink w:history="1" r:id="rIdqd8y0uebalqhrkhylsfm5">
+            <w:hyperlink w:history="1" r:id="rIdulkyjy-uqx7gypbzisqqq">
               <w:r>
                 <w:rPr>
                   <w:rFonts w:ascii="Arial" w:cs="Arial" w:eastAsia="Arial" w:hAnsi="Arial"/>
@@ -15323,7 +15323,7 @@
               <w:spacing w:after="10" w:before="0"/>
               <w:ind w:left="120"/>
             </w:pPr>
-            <w:hyperlink w:history="1" r:id="rId9wf7c8v4h0qrce2uujznw">
+            <w:hyperlink w:history="1" r:id="rIdrk5evle9byoa6qkh56plp">
               <w:r>
                 <w:rPr>
                   <w:rFonts w:ascii="Arial" w:cs="Arial" w:eastAsia="Arial" w:hAnsi="Arial"/>
@@ -15518,7 +15518,7 @@
             <w:pPr>
               <w:spacing w:after="20" w:before="0"/>
             </w:pPr>
-            <w:hyperlink w:history="1" r:id="rIdpcnz0d-wwwjtlsa6jcj6f">
+            <w:hyperlink w:history="1" r:id="rIdq0janjgz17byzx66mcdk7">
               <w:r>
                 <w:rPr>
                   <w:rFonts w:ascii="Arial" w:cs="Arial" w:eastAsia="Arial" w:hAnsi="Arial"/>
@@ -15551,7 +15551,7 @@
               <w:spacing w:after="10" w:before="0"/>
               <w:ind w:left="120"/>
             </w:pPr>
-            <w:hyperlink w:history="1" r:id="rIdmnbwhhqtmvrjpsz0mhmbb">
+            <w:hyperlink w:history="1" r:id="rIdniplkhzhkafnr-loktcrg">
               <w:r>
                 <w:rPr>
                   <w:rFonts w:ascii="Arial" w:cs="Arial" w:eastAsia="Arial" w:hAnsi="Arial"/>
@@ -15596,7 +15596,7 @@
             <w:pPr>
               <w:spacing w:after="20" w:before="0"/>
             </w:pPr>
-            <w:hyperlink w:history="1" r:id="rIdvwbopxa3nkljccbaqlirh">
+            <w:hyperlink w:history="1" r:id="rIdsttltigfe73q1wfppfwfn">
               <w:r>
                 <w:rPr>
                   <w:rFonts w:ascii="Arial" w:cs="Arial" w:eastAsia="Arial" w:hAnsi="Arial"/>
@@ -15629,7 +15629,7 @@
               <w:spacing w:after="10" w:before="0"/>
               <w:ind w:left="120"/>
             </w:pPr>
-            <w:hyperlink w:history="1" r:id="rIdtgyy2zpmqi7ynodjyujst">
+            <w:hyperlink w:history="1" r:id="rIdirwg-zpdfk818uoxwwayy">
               <w:r>
                 <w:rPr>
                   <w:rFonts w:ascii="Arial" w:cs="Arial" w:eastAsia="Arial" w:hAnsi="Arial"/>
@@ -15824,7 +15824,7 @@
             <w:pPr>
               <w:spacing w:after="20" w:before="0"/>
             </w:pPr>
-            <w:hyperlink w:history="1" r:id="rIdk0bscvlx4vcsqj1oaqytw">
+            <w:hyperlink w:history="1" r:id="rIdxapumq_cioxjh629b0kjl">
               <w:r>
                 <w:rPr>
                   <w:rFonts w:ascii="Arial" w:cs="Arial" w:eastAsia="Arial" w:hAnsi="Arial"/>
@@ -15857,7 +15857,7 @@
               <w:spacing w:after="10" w:before="0"/>
               <w:ind w:left="120"/>
             </w:pPr>
-            <w:hyperlink w:history="1" r:id="rIdx0qk4umkpgd_qhaz6buf4">
+            <w:hyperlink w:history="1" r:id="rId_00az57efolenksyfg-rj">
               <w:r>
                 <w:rPr>
                   <w:rFonts w:ascii="Arial" w:cs="Arial" w:eastAsia="Arial" w:hAnsi="Arial"/>
@@ -15902,7 +15902,7 @@
             <w:pPr>
               <w:spacing w:after="20" w:before="0"/>
             </w:pPr>
-            <w:hyperlink w:history="1" r:id="rIdqnv8firxp7daqpidomjqf">
+            <w:hyperlink w:history="1" r:id="rIdcckeeapgw458dpprmtjkh">
               <w:r>
                 <w:rPr>
                   <w:rFonts w:ascii="Arial" w:cs="Arial" w:eastAsia="Arial" w:hAnsi="Arial"/>
@@ -15935,7 +15935,7 @@
               <w:spacing w:after="10" w:before="0"/>
               <w:ind w:left="120"/>
             </w:pPr>
-            <w:hyperlink w:history="1" r:id="rIdqx_b6-yxxufvkkjvv4xcz">
+            <w:hyperlink w:history="1" r:id="rIdpioz15yr7w_krwa_97omn">
               <w:r>
                 <w:rPr>
                   <w:rFonts w:ascii="Arial" w:cs="Arial" w:eastAsia="Arial" w:hAnsi="Arial"/>
@@ -16130,7 +16130,7 @@
             <w:pPr>
               <w:spacing w:after="20" w:before="0"/>
             </w:pPr>
-            <w:hyperlink w:history="1" r:id="rIdfbcge3kvu_zsmg14szeed">
+            <w:hyperlink w:history="1" r:id="rIdmid1nn_cxmfrqckyanmwm">
               <w:r>
                 <w:rPr>
                   <w:rFonts w:ascii="Arial" w:cs="Arial" w:eastAsia="Arial" w:hAnsi="Arial"/>
@@ -16163,7 +16163,7 @@
               <w:spacing w:after="10" w:before="0"/>
               <w:ind w:left="120"/>
             </w:pPr>
-            <w:hyperlink w:history="1" r:id="rIdanvjwh2h8vay9mz5oykfn">
+            <w:hyperlink w:history="1" r:id="rIdy6mpnqfsvvedpr2acqh07">
               <w:r>
                 <w:rPr>
                   <w:rFonts w:ascii="Arial" w:cs="Arial" w:eastAsia="Arial" w:hAnsi="Arial"/>
@@ -16208,7 +16208,7 @@
             <w:pPr>
               <w:spacing w:after="20" w:before="0"/>
             </w:pPr>
-            <w:hyperlink w:history="1" r:id="rIdp9ro-u8oj3irlcbe055bl">
+            <w:hyperlink w:history="1" r:id="rIdl_daqayyqqihaznetgafb">
               <w:r>
                 <w:rPr>
                   <w:rFonts w:ascii="Arial" w:cs="Arial" w:eastAsia="Arial" w:hAnsi="Arial"/>
@@ -16241,7 +16241,7 @@
               <w:spacing w:after="10" w:before="0"/>
               <w:ind w:left="120"/>
             </w:pPr>
-            <w:hyperlink w:history="1" r:id="rIdsqwgdwx1bq9u6k7b6u846">
+            <w:hyperlink w:history="1" r:id="rIdivrkf084sdvx3l5heus2h">
               <w:r>
                 <w:rPr>
                   <w:rFonts w:ascii="Arial" w:cs="Arial" w:eastAsia="Arial" w:hAnsi="Arial"/>
@@ -17804,7 +17804,7 @@
             <w:pPr>
               <w:spacing w:after="20" w:before="0"/>
             </w:pPr>
-            <w:hyperlink w:history="1" r:id="rIdvrmfg9o8-mnza_4wf3w1v">
+            <w:hyperlink w:history="1" r:id="rId-x7ic-hrwz1ctr15s3ksh">
               <w:r>
                 <w:rPr>
                   <w:rFonts w:ascii="Arial" w:cs="Arial" w:eastAsia="Arial" w:hAnsi="Arial"/>
@@ -17837,7 +17837,7 @@
               <w:spacing w:after="10" w:before="0"/>
               <w:ind w:left="120"/>
             </w:pPr>
-            <w:hyperlink w:history="1" r:id="rIdb3cf9c5hq3ctuojunbsmp">
+            <w:hyperlink w:history="1" r:id="rIdo1ic2y66tbptbah9l0--6">
               <w:r>
                 <w:rPr>
                   <w:rFonts w:ascii="Arial" w:cs="Arial" w:eastAsia="Arial" w:hAnsi="Arial"/>
@@ -17882,7 +17882,7 @@
             <w:pPr>
               <w:spacing w:after="20" w:before="0"/>
             </w:pPr>
-            <w:hyperlink w:history="1" r:id="rIdk6tdb0ukqxwll1e8hcrd4">
+            <w:hyperlink w:history="1" r:id="rIdk9kizpogxs_qo3ikl9ezj">
               <w:r>
                 <w:rPr>
                   <w:rFonts w:ascii="Arial" w:cs="Arial" w:eastAsia="Arial" w:hAnsi="Arial"/>
@@ -17915,7 +17915,7 @@
               <w:spacing w:after="10" w:before="0"/>
               <w:ind w:left="120"/>
             </w:pPr>
-            <w:hyperlink w:history="1" r:id="rIdg2jb8ilf2jlmuz1bjzorm">
+            <w:hyperlink w:history="1" r:id="rIdvyeiwfqlhwmtjull0qlv8">
               <w:r>
                 <w:rPr>
                   <w:rFonts w:ascii="Arial" w:cs="Arial" w:eastAsia="Arial" w:hAnsi="Arial"/>
@@ -18110,7 +18110,7 @@
             <w:pPr>
               <w:spacing w:after="20" w:before="0"/>
             </w:pPr>
-            <w:hyperlink w:history="1" r:id="rId_jehtl5cmz6647dyuuefi">
+            <w:hyperlink w:history="1" r:id="rIdykt0c6_equ3reld8r321j">
               <w:r>
                 <w:rPr>
                   <w:rFonts w:ascii="Arial" w:cs="Arial" w:eastAsia="Arial" w:hAnsi="Arial"/>
@@ -18143,7 +18143,7 @@
               <w:spacing w:after="10" w:before="0"/>
               <w:ind w:left="120"/>
             </w:pPr>
-            <w:hyperlink w:history="1" r:id="rIduzchezhgix24h0mz40ng7">
+            <w:hyperlink w:history="1" r:id="rIdpydznpyvumluhhue31u4i">
               <w:r>
                 <w:rPr>
                   <w:rFonts w:ascii="Arial" w:cs="Arial" w:eastAsia="Arial" w:hAnsi="Arial"/>
@@ -18188,7 +18188,7 @@
             <w:pPr>
               <w:spacing w:after="20" w:before="0"/>
             </w:pPr>
-            <w:hyperlink w:history="1" r:id="rIdg0-0dxj9dptmusws7aa6f">
+            <w:hyperlink w:history="1" r:id="rIdpgx7blqwwizpkv5fj40dr">
               <w:r>
                 <w:rPr>
                   <w:rFonts w:ascii="Arial" w:cs="Arial" w:eastAsia="Arial" w:hAnsi="Arial"/>
@@ -18221,7 +18221,7 @@
               <w:spacing w:after="10" w:before="0"/>
               <w:ind w:left="120"/>
             </w:pPr>
-            <w:hyperlink w:history="1" r:id="rIdjsa8fynqdf2hfweycnifk">
+            <w:hyperlink w:history="1" r:id="rId39nqa8me6y54jzzlgmwwm">
               <w:r>
                 <w:rPr>
                   <w:rFonts w:ascii="Arial" w:cs="Arial" w:eastAsia="Arial" w:hAnsi="Arial"/>
@@ -18416,7 +18416,7 @@
             <w:pPr>
               <w:spacing w:after="20" w:before="0"/>
             </w:pPr>
-            <w:hyperlink w:history="1" r:id="rId-9ojlqmg9ysa3krxftbox">
+            <w:hyperlink w:history="1" r:id="rIdxsgm9x9ewl2ivhkausilg">
               <w:r>
                 <w:rPr>
                   <w:rFonts w:ascii="Arial" w:cs="Arial" w:eastAsia="Arial" w:hAnsi="Arial"/>
@@ -18449,7 +18449,7 @@
               <w:spacing w:after="10" w:before="0"/>
               <w:ind w:left="120"/>
             </w:pPr>
-            <w:hyperlink w:history="1" r:id="rIdhpkastmv_acvs3vcj-shx">
+            <w:hyperlink w:history="1" r:id="rId3jrys6sdxorh2penqwhs4">
               <w:r>
                 <w:rPr>
                   <w:rFonts w:ascii="Arial" w:cs="Arial" w:eastAsia="Arial" w:hAnsi="Arial"/>
@@ -18494,7 +18494,7 @@
             <w:pPr>
               <w:spacing w:after="20" w:before="0"/>
             </w:pPr>
-            <w:hyperlink w:history="1" r:id="rIduizo5dlgfhmdtvlj4eeyi">
+            <w:hyperlink w:history="1" r:id="rIdwj-m4nl3_-dlecyi2yhpm">
               <w:r>
                 <w:rPr>
                   <w:rFonts w:ascii="Arial" w:cs="Arial" w:eastAsia="Arial" w:hAnsi="Arial"/>
@@ -18527,7 +18527,7 @@
               <w:spacing w:after="10" w:before="0"/>
               <w:ind w:left="120"/>
             </w:pPr>
-            <w:hyperlink w:history="1" r:id="rIdd3xzzxy4fiiqzye7hqpeq">
+            <w:hyperlink w:history="1" r:id="rIdloiz838xw2ymn3gkvbnrd">
               <w:r>
                 <w:rPr>
                   <w:rFonts w:ascii="Arial" w:cs="Arial" w:eastAsia="Arial" w:hAnsi="Arial"/>
@@ -18722,7 +18722,7 @@
             <w:pPr>
               <w:spacing w:after="20" w:before="0"/>
             </w:pPr>
-            <w:hyperlink w:history="1" r:id="rIdoc0smyxo2gfzmvyy48z67">
+            <w:hyperlink w:history="1" r:id="rIdr9-r4nzzmoknjxcfu49k3">
               <w:r>
                 <w:rPr>
                   <w:rFonts w:ascii="Arial" w:cs="Arial" w:eastAsia="Arial" w:hAnsi="Arial"/>
@@ -18755,7 +18755,7 @@
               <w:spacing w:after="10" w:before="0"/>
               <w:ind w:left="120"/>
             </w:pPr>
-            <w:hyperlink w:history="1" r:id="rIdl4xvg3rkjrxef_ychoazz">
+            <w:hyperlink w:history="1" r:id="rId-nhfc4qt08h5cydups9l8">
               <w:r>
                 <w:rPr>
                   <w:rFonts w:ascii="Arial" w:cs="Arial" w:eastAsia="Arial" w:hAnsi="Arial"/>
@@ -18800,7 +18800,7 @@
             <w:pPr>
               <w:spacing w:after="20" w:before="0"/>
             </w:pPr>
-            <w:hyperlink w:history="1" r:id="rIdkugoiwssu5t_is93qwbvy">
+            <w:hyperlink w:history="1" r:id="rIddztewvaxeqk9schfthtbh">
               <w:r>
                 <w:rPr>
                   <w:rFonts w:ascii="Arial" w:cs="Arial" w:eastAsia="Arial" w:hAnsi="Arial"/>
@@ -18833,7 +18833,7 @@
               <w:spacing w:after="10" w:before="0"/>
               <w:ind w:left="120"/>
             </w:pPr>
-            <w:hyperlink w:history="1" r:id="rIdux03-ieh1odkxbw6wjboj">
+            <w:hyperlink w:history="1" r:id="rIdz6jssyhgoq6eegr3hhvcd">
               <w:r>
                 <w:rPr>
                   <w:rFonts w:ascii="Arial" w:cs="Arial" w:eastAsia="Arial" w:hAnsi="Arial"/>
@@ -19028,7 +19028,7 @@
             <w:pPr>
               <w:spacing w:after="20" w:before="0"/>
             </w:pPr>
-            <w:hyperlink w:history="1" r:id="rIdfafjpxvqi9lksph8d9ugv">
+            <w:hyperlink w:history="1" r:id="rId4k70fzuo2gbj8ag32jqr8">
               <w:r>
                 <w:rPr>
                   <w:rFonts w:ascii="Arial" w:cs="Arial" w:eastAsia="Arial" w:hAnsi="Arial"/>
@@ -19061,7 +19061,7 @@
               <w:spacing w:after="10" w:before="0"/>
               <w:ind w:left="120"/>
             </w:pPr>
-            <w:hyperlink w:history="1" r:id="rIdjzpswebjpvxsmimqd0rwy">
+            <w:hyperlink w:history="1" r:id="rIdgy0ctxdfjnlnhgqv4188z">
               <w:r>
                 <w:rPr>
                   <w:rFonts w:ascii="Arial" w:cs="Arial" w:eastAsia="Arial" w:hAnsi="Arial"/>
@@ -19106,7 +19106,7 @@
             <w:pPr>
               <w:spacing w:after="20" w:before="0"/>
             </w:pPr>
-            <w:hyperlink w:history="1" r:id="rIdknmlf9yfyfkwkkqomze8v">
+            <w:hyperlink w:history="1" r:id="rId4pw2e-ax_eylyni5-0jar">
               <w:r>
                 <w:rPr>
                   <w:rFonts w:ascii="Arial" w:cs="Arial" w:eastAsia="Arial" w:hAnsi="Arial"/>
@@ -19139,7 +19139,7 @@
               <w:spacing w:after="10" w:before="0"/>
               <w:ind w:left="120"/>
             </w:pPr>
-            <w:hyperlink w:history="1" r:id="rId057xvdbbxd_fjgbt_gibb">
+            <w:hyperlink w:history="1" r:id="rIdyszxigm6knjqmbe9qov4l">
               <w:r>
                 <w:rPr>
                   <w:rFonts w:ascii="Arial" w:cs="Arial" w:eastAsia="Arial" w:hAnsi="Arial"/>
@@ -20785,7 +20785,7 @@
             <w:pPr>
               <w:spacing w:after="20" w:before="0"/>
             </w:pPr>
-            <w:hyperlink w:history="1" r:id="rId-hurgbpijh4kuuejndlkm">
+            <w:hyperlink w:history="1" r:id="rId3vw_kciexmwrxqrnfgq8v">
               <w:r>
                 <w:rPr>
                   <w:rFonts w:ascii="Arial" w:cs="Arial" w:eastAsia="Arial" w:hAnsi="Arial"/>
@@ -20818,7 +20818,7 @@
               <w:spacing w:after="10" w:before="0"/>
               <w:ind w:left="120"/>
             </w:pPr>
-            <w:hyperlink w:history="1" r:id="rId5uk36-hirgkjgytavrrqg">
+            <w:hyperlink w:history="1" r:id="rIdrwnlo0zekscp6fm09ufe8">
               <w:r>
                 <w:rPr>
                   <w:rFonts w:ascii="Arial" w:cs="Arial" w:eastAsia="Arial" w:hAnsi="Arial"/>
@@ -20880,7 +20880,7 @@
               <w:spacing w:after="10" w:before="0"/>
               <w:ind w:left="120"/>
             </w:pPr>
-            <w:hyperlink w:history="1" r:id="rIdu4mlmugisxwvnhrp2q0dn">
+            <w:hyperlink w:history="1" r:id="rIdsse2yjhq70x9hu-bjaivm">
               <w:r>
                 <w:rPr>
                   <w:rFonts w:ascii="Arial" w:cs="Arial" w:eastAsia="Arial" w:hAnsi="Arial"/>
@@ -21090,7 +21090,7 @@
             <w:pPr>
               <w:spacing w:after="20" w:before="0"/>
             </w:pPr>
-            <w:hyperlink w:history="1" r:id="rIdirh0yz4genewldemjzxax">
+            <w:hyperlink w:history="1" r:id="rId83xrtrl3lr7lu0apatvpi">
               <w:r>
                 <w:rPr>
                   <w:rFonts w:ascii="Arial" w:cs="Arial" w:eastAsia="Arial" w:hAnsi="Arial"/>
@@ -21123,7 +21123,7 @@
               <w:spacing w:after="10" w:before="0"/>
               <w:ind w:left="120"/>
             </w:pPr>
-            <w:hyperlink w:history="1" r:id="rIdnsyockqqsgtnvve3cxhzh">
+            <w:hyperlink w:history="1" r:id="rId7izlhktruousobenfuwab">
               <w:r>
                 <w:rPr>
                   <w:rFonts w:ascii="Arial" w:cs="Arial" w:eastAsia="Arial" w:hAnsi="Arial"/>
@@ -21185,7 +21185,7 @@
               <w:spacing w:after="10" w:before="0"/>
               <w:ind w:left="120"/>
             </w:pPr>
-            <w:hyperlink w:history="1" r:id="rId6h057gngikvf1ryd0oiug">
+            <w:hyperlink w:history="1" r:id="rId5btttyfy6dehpq-e58nhf">
               <w:r>
                 <w:rPr>
                   <w:rFonts w:ascii="Arial" w:cs="Arial" w:eastAsia="Arial" w:hAnsi="Arial"/>
@@ -21395,7 +21395,7 @@
             <w:pPr>
               <w:spacing w:after="20" w:before="0"/>
             </w:pPr>
-            <w:hyperlink w:history="1" r:id="rIdoncgqlftlmpivfcybupjf">
+            <w:hyperlink w:history="1" r:id="rId2pledies3mxsrb4_ns3ye">
               <w:r>
                 <w:rPr>
                   <w:rFonts w:ascii="Arial" w:cs="Arial" w:eastAsia="Arial" w:hAnsi="Arial"/>
@@ -21428,7 +21428,7 @@
               <w:spacing w:after="10" w:before="0"/>
               <w:ind w:left="120"/>
             </w:pPr>
-            <w:hyperlink w:history="1" r:id="rIdvotq4intkgmfqhhx2vwjc">
+            <w:hyperlink w:history="1" r:id="rIdjz1mqor_rjn58hyepcaqk">
               <w:r>
                 <w:rPr>
                   <w:rFonts w:ascii="Arial" w:cs="Arial" w:eastAsia="Arial" w:hAnsi="Arial"/>
@@ -21490,7 +21490,7 @@
               <w:spacing w:after="10" w:before="0"/>
               <w:ind w:left="120"/>
             </w:pPr>
-            <w:hyperlink w:history="1" r:id="rIdhitkpujo92iicn4xv-77v">
+            <w:hyperlink w:history="1" r:id="rIdnzd9fmbwspavqz9p_jcf4">
               <w:r>
                 <w:rPr>
                   <w:rFonts w:ascii="Arial" w:cs="Arial" w:eastAsia="Arial" w:hAnsi="Arial"/>
@@ -21700,7 +21700,7 @@
             <w:pPr>
               <w:spacing w:after="20" w:before="0"/>
             </w:pPr>
-            <w:hyperlink w:history="1" r:id="rIdf4jo0g-3r2sfbpfg7dizc">
+            <w:hyperlink w:history="1" r:id="rIdiaw-i478pxaj0kxdotcvn">
               <w:r>
                 <w:rPr>
                   <w:rFonts w:ascii="Arial" w:cs="Arial" w:eastAsia="Arial" w:hAnsi="Arial"/>
@@ -21733,7 +21733,7 @@
               <w:spacing w:after="10" w:before="0"/>
               <w:ind w:left="120"/>
             </w:pPr>
-            <w:hyperlink w:history="1" r:id="rIdceswgvxsjaf9gs5l5vudn">
+            <w:hyperlink w:history="1" r:id="rId4feyypbjvwlrsoid6eked">
               <w:r>
                 <w:rPr>
                   <w:rFonts w:ascii="Arial" w:cs="Arial" w:eastAsia="Arial" w:hAnsi="Arial"/>
@@ -21795,7 +21795,7 @@
               <w:spacing w:after="10" w:before="0"/>
               <w:ind w:left="120"/>
             </w:pPr>
-            <w:hyperlink w:history="1" r:id="rIduqng7nr8m8io0zmzledtl">
+            <w:hyperlink w:history="1" r:id="rIdzscjyykxx7cepoql4idfg">
               <w:r>
                 <w:rPr>
                   <w:rFonts w:ascii="Arial" w:cs="Arial" w:eastAsia="Arial" w:hAnsi="Arial"/>
@@ -22005,7 +22005,7 @@
             <w:pPr>
               <w:spacing w:after="20" w:before="0"/>
             </w:pPr>
-            <w:hyperlink w:history="1" r:id="rId9gsuuevtdagzdwt1m9ilh">
+            <w:hyperlink w:history="1" r:id="rIdtxhdfhijriazd5r6wljla">
               <w:r>
                 <w:rPr>
                   <w:rFonts w:ascii="Arial" w:cs="Arial" w:eastAsia="Arial" w:hAnsi="Arial"/>
@@ -22038,7 +22038,7 @@
               <w:spacing w:after="10" w:before="0"/>
               <w:ind w:left="120"/>
             </w:pPr>
-            <w:hyperlink w:history="1" r:id="rIdmnwcbgje5r6xmyilhp33t">
+            <w:hyperlink w:history="1" r:id="rIdu4_mrxfaqxicenbjrrt9n">
               <w:r>
                 <w:rPr>
                   <w:rFonts w:ascii="Arial" w:cs="Arial" w:eastAsia="Arial" w:hAnsi="Arial"/>
@@ -22100,7 +22100,7 @@
               <w:spacing w:after="10" w:before="0"/>
               <w:ind w:left="120"/>
             </w:pPr>
-            <w:hyperlink w:history="1" r:id="rIdg5qvgbpadfqymw6i9qgbf">
+            <w:hyperlink w:history="1" r:id="rIdkmacy-xazvzeyhkf8zdvp">
               <w:r>
                 <w:rPr>
                   <w:rFonts w:ascii="Arial" w:cs="Arial" w:eastAsia="Arial" w:hAnsi="Arial"/>
@@ -23678,7 +23678,7 @@
             <w:pPr>
               <w:spacing w:after="20" w:before="0"/>
             </w:pPr>
-            <w:hyperlink w:history="1" r:id="rIdepzuzqsqr-i_nf0nvep5s">
+            <w:hyperlink w:history="1" r:id="rIdda1-kyzmrhtdqvhzxm_uf">
               <w:r>
                 <w:rPr>
                   <w:rFonts w:ascii="Arial" w:cs="Arial" w:eastAsia="Arial" w:hAnsi="Arial"/>
@@ -23711,7 +23711,7 @@
               <w:spacing w:after="10" w:before="0"/>
               <w:ind w:left="120"/>
             </w:pPr>
-            <w:hyperlink w:history="1" r:id="rIdiwj6sx95pragw4yc7pn_q">
+            <w:hyperlink w:history="1" r:id="rIdkhld2o-sphvfllsw6opuf">
               <w:r>
                 <w:rPr>
                   <w:rFonts w:ascii="Arial" w:cs="Arial" w:eastAsia="Arial" w:hAnsi="Arial"/>
@@ -23756,7 +23756,7 @@
             <w:pPr>
               <w:spacing w:after="20" w:before="0"/>
             </w:pPr>
-            <w:hyperlink w:history="1" r:id="rIder4zu3n5wximubliqapxk">
+            <w:hyperlink w:history="1" r:id="rIdxipbsqtitcmbtzjhen-6j">
               <w:r>
                 <w:rPr>
                   <w:rFonts w:ascii="Arial" w:cs="Arial" w:eastAsia="Arial" w:hAnsi="Arial"/>
@@ -23789,7 +23789,7 @@
               <w:spacing w:after="10" w:before="0"/>
               <w:ind w:left="120"/>
             </w:pPr>
-            <w:hyperlink w:history="1" r:id="rIdlbgnecwnli9uecxchgnba">
+            <w:hyperlink w:history="1" r:id="rIdgkm9bq1cwvw-jsnrdz0s0">
               <w:r>
                 <w:rPr>
                   <w:rFonts w:ascii="Arial" w:cs="Arial" w:eastAsia="Arial" w:hAnsi="Arial"/>
@@ -23984,7 +23984,7 @@
             <w:pPr>
               <w:spacing w:after="20" w:before="0"/>
             </w:pPr>
-            <w:hyperlink w:history="1" r:id="rId0llbazp09dwag6snygvhi">
+            <w:hyperlink w:history="1" r:id="rIdet9bbd3hxeumgntv9resr">
               <w:r>
                 <w:rPr>
                   <w:rFonts w:ascii="Arial" w:cs="Arial" w:eastAsia="Arial" w:hAnsi="Arial"/>
@@ -24017,7 +24017,7 @@
               <w:spacing w:after="10" w:before="0"/>
               <w:ind w:left="120"/>
             </w:pPr>
-            <w:hyperlink w:history="1" r:id="rId02z4-bq85t7pwomlu8mvz">
+            <w:hyperlink w:history="1" r:id="rIdukelaj4syq2xcv2dnwdsw">
               <w:r>
                 <w:rPr>
                   <w:rFonts w:ascii="Arial" w:cs="Arial" w:eastAsia="Arial" w:hAnsi="Arial"/>
@@ -24062,7 +24062,7 @@
             <w:pPr>
               <w:spacing w:after="20" w:before="0"/>
             </w:pPr>
-            <w:hyperlink w:history="1" r:id="rId2p8gi_nxbzry1snb1ftya">
+            <w:hyperlink w:history="1" r:id="rIdxygrz4kugyh4fukgugqaz">
               <w:r>
                 <w:rPr>
                   <w:rFonts w:ascii="Arial" w:cs="Arial" w:eastAsia="Arial" w:hAnsi="Arial"/>
@@ -24095,7 +24095,7 @@
               <w:spacing w:after="10" w:before="0"/>
               <w:ind w:left="120"/>
             </w:pPr>
-            <w:hyperlink w:history="1" r:id="rId-abmwsx19lyvghqhytglg">
+            <w:hyperlink w:history="1" r:id="rIdzrtlkyszqeqnvmybui4up">
               <w:r>
                 <w:rPr>
                   <w:rFonts w:ascii="Arial" w:cs="Arial" w:eastAsia="Arial" w:hAnsi="Arial"/>
@@ -24290,7 +24290,7 @@
             <w:pPr>
               <w:spacing w:after="20" w:before="0"/>
             </w:pPr>
-            <w:hyperlink w:history="1" r:id="rIdwc0ynmmzpqn0-vgdljgoy">
+            <w:hyperlink w:history="1" r:id="rIdjfgo9ey3goaxbyu1bnsuo">
               <w:r>
                 <w:rPr>
                   <w:rFonts w:ascii="Arial" w:cs="Arial" w:eastAsia="Arial" w:hAnsi="Arial"/>
@@ -24323,7 +24323,7 @@
               <w:spacing w:after="10" w:before="0"/>
               <w:ind w:left="120"/>
             </w:pPr>
-            <w:hyperlink w:history="1" r:id="rIdlqfiqey5bdjq_difd_esx">
+            <w:hyperlink w:history="1" r:id="rIdsng8rs4plv9uxynapw0h7">
               <w:r>
                 <w:rPr>
                   <w:rFonts w:ascii="Arial" w:cs="Arial" w:eastAsia="Arial" w:hAnsi="Arial"/>
@@ -24368,7 +24368,7 @@
             <w:pPr>
               <w:spacing w:after="20" w:before="0"/>
             </w:pPr>
-            <w:hyperlink w:history="1" r:id="rId7myngpc4i8c_x1qqhfd50">
+            <w:hyperlink w:history="1" r:id="rId05w3syajpuz5c_bdvm-al">
               <w:r>
                 <w:rPr>
                   <w:rFonts w:ascii="Arial" w:cs="Arial" w:eastAsia="Arial" w:hAnsi="Arial"/>
@@ -24401,7 +24401,7 @@
               <w:spacing w:after="10" w:before="0"/>
               <w:ind w:left="120"/>
             </w:pPr>
-            <w:hyperlink w:history="1" r:id="rIdvt8i8i8gyam5zrnplu9mz">
+            <w:hyperlink w:history="1" r:id="rIdp5nhynkx5bhiklndgigqy">
               <w:r>
                 <w:rPr>
                   <w:rFonts w:ascii="Arial" w:cs="Arial" w:eastAsia="Arial" w:hAnsi="Arial"/>
@@ -24596,7 +24596,7 @@
             <w:pPr>
               <w:spacing w:after="20" w:before="0"/>
             </w:pPr>
-            <w:hyperlink w:history="1" r:id="rIdoqxwnamaczioy1to7yvp1">
+            <w:hyperlink w:history="1" r:id="rIdh-qgmjksxlg3piawff22h">
               <w:r>
                 <w:rPr>
                   <w:rFonts w:ascii="Arial" w:cs="Arial" w:eastAsia="Arial" w:hAnsi="Arial"/>
@@ -24629,7 +24629,7 @@
               <w:spacing w:after="10" w:before="0"/>
               <w:ind w:left="120"/>
             </w:pPr>
-            <w:hyperlink w:history="1" r:id="rIduxbhjkql68aranldy6u6u">
+            <w:hyperlink w:history="1" r:id="rIdki8ggzhini0lnryccttnq">
               <w:r>
                 <w:rPr>
                   <w:rFonts w:ascii="Arial" w:cs="Arial" w:eastAsia="Arial" w:hAnsi="Arial"/>
@@ -24674,7 +24674,7 @@
             <w:pPr>
               <w:spacing w:after="20" w:before="0"/>
             </w:pPr>
-            <w:hyperlink w:history="1" r:id="rIddstcxzpyp6sgih4pw_c35">
+            <w:hyperlink w:history="1" r:id="rIdxp59lypet8ymqcrglxc0q">
               <w:r>
                 <w:rPr>
                   <w:rFonts w:ascii="Arial" w:cs="Arial" w:eastAsia="Arial" w:hAnsi="Arial"/>
@@ -24707,7 +24707,7 @@
               <w:spacing w:after="10" w:before="0"/>
               <w:ind w:left="120"/>
             </w:pPr>
-            <w:hyperlink w:history="1" r:id="rId1trfhbiwejpm4ao1fsau2">
+            <w:hyperlink w:history="1" r:id="rIdsu05ek7kmgwyhed4dsq_w">
               <w:r>
                 <w:rPr>
                   <w:rFonts w:ascii="Arial" w:cs="Arial" w:eastAsia="Arial" w:hAnsi="Arial"/>
@@ -24902,7 +24902,7 @@
             <w:pPr>
               <w:spacing w:after="20" w:before="0"/>
             </w:pPr>
-            <w:hyperlink w:history="1" r:id="rIdem_wruxkplruhjbqc5r0d">
+            <w:hyperlink w:history="1" r:id="rIdcqs38qjhgbb4eqkfpvwmd">
               <w:r>
                 <w:rPr>
                   <w:rFonts w:ascii="Arial" w:cs="Arial" w:eastAsia="Arial" w:hAnsi="Arial"/>
@@ -24935,7 +24935,7 @@
               <w:spacing w:after="10" w:before="0"/>
               <w:ind w:left="120"/>
             </w:pPr>
-            <w:hyperlink w:history="1" r:id="rId1khhyojy-9p-roygbnm2p">
+            <w:hyperlink w:history="1" r:id="rIdkp0hgbiqsunvae6nh5a7j">
               <w:r>
                 <w:rPr>
                   <w:rFonts w:ascii="Arial" w:cs="Arial" w:eastAsia="Arial" w:hAnsi="Arial"/>
@@ -24980,7 +24980,7 @@
             <w:pPr>
               <w:spacing w:after="20" w:before="0"/>
             </w:pPr>
-            <w:hyperlink w:history="1" r:id="rIdjxbglnpemx09v83sdmsff">
+            <w:hyperlink w:history="1" r:id="rId-3dmkx7lwp1-4li3n5ych">
               <w:r>
                 <w:rPr>
                   <w:rFonts w:ascii="Arial" w:cs="Arial" w:eastAsia="Arial" w:hAnsi="Arial"/>
@@ -25013,7 +25013,7 @@
               <w:spacing w:after="10" w:before="0"/>
               <w:ind w:left="120"/>
             </w:pPr>
-            <w:hyperlink w:history="1" r:id="rIdhcjpfiht9qmvg8_p02sv8">
+            <w:hyperlink w:history="1" r:id="rIdnz-lailakzf2c3vnf18bq">
               <w:r>
                 <w:rPr>
                   <w:rFonts w:ascii="Arial" w:cs="Arial" w:eastAsia="Arial" w:hAnsi="Arial"/>

--- a/data/outputs/v2/Core_Mathematics/SS2.9_Linear_Motion/Core_Mathematics_Linear_Motion_CBE_LessonSequence.docx
+++ b/data/outputs/v2/Core_Mathematics/SS2.9_Linear_Motion/Core_Mathematics_Linear_Motion_CBE_LessonSequence.docx
@@ -42,6 +42,177 @@
     </w:p>
     <w:p>
       <w:pPr>
+        <w:spacing w:after="80" w:before="120"/>
+      </w:pPr>
+      <w:r>
+        <w:rPr>
+          <w:rFonts w:ascii="Arial" w:cs="Arial" w:eastAsia="Arial" w:hAnsi="Arial"/>
+          <w:b/>
+          <w:bCs/>
+          <w:color w:val="1F3864"/>
+          <w:sz w:val="20"/>
+          <w:szCs w:val="20"/>
+        </w:rPr>
+        <w:t xml:space="preserve">ATTRIBUTION AND LICENSING</w:t>
+      </w:r>
+    </w:p>
+    <w:p>
+      <w:pPr>
+        <w:spacing w:after="60" w:before="0"/>
+      </w:pPr>
+      <w:r>
+        <w:rPr>
+          <w:rFonts w:ascii="Arial" w:cs="Arial" w:eastAsia="Arial" w:hAnsi="Arial"/>
+          <w:b/>
+          <w:bCs/>
+          <w:sz w:val="17"/>
+          <w:szCs w:val="17"/>
+        </w:rPr>
+        <w:t xml:space="preserve">Curriculum Alignment: </w:t>
+      </w:r>
+      <w:r>
+        <w:rPr>
+          <w:rFonts w:ascii="Arial" w:cs="Arial" w:eastAsia="Arial" w:hAnsi="Arial"/>
+          <w:sz w:val="17"/>
+          <w:szCs w:val="17"/>
+        </w:rPr>
+        <w:t xml:space="preserve">Structured in pedagogical alignment with the competence-based curriculum format and learning outcomes established by the Kenya Institute of Curriculum Development (KICD). This material is independently developed and is not officially endorsed or published by KICD.</w:t>
+      </w:r>
+    </w:p>
+    <w:p>
+      <w:pPr>
+        <w:spacing w:after="60" w:before="0"/>
+      </w:pPr>
+      <w:r>
+        <w:rPr>
+          <w:rFonts w:ascii="Arial" w:cs="Arial" w:eastAsia="Arial" w:hAnsi="Arial"/>
+          <w:b/>
+          <w:bCs/>
+          <w:sz w:val="17"/>
+          <w:szCs w:val="17"/>
+        </w:rPr>
+        <w:t xml:space="preserve">Content &amp; Pedagogy: </w:t>
+      </w:r>
+      <w:r>
+        <w:rPr>
+          <w:rFonts w:ascii="Arial" w:cs="Arial" w:eastAsia="Arial" w:hAnsi="Arial"/>
+          <w:sz w:val="17"/>
+          <w:szCs w:val="17"/>
+        </w:rPr>
+        <w:t xml:space="preserve">Developed and adapted by the educator team at SeaVuria (registered 501(c)(3) in the United States and registered NGO in Kenya, No. 872-850A-BF11), who designed the pedagogical framework, lesson templates and exemplar lessons on which this material is based.</w:t>
+      </w:r>
+    </w:p>
+    <w:p>
+      <w:pPr>
+        <w:spacing w:after="60" w:before="0"/>
+      </w:pPr>
+      <w:r>
+        <w:rPr>
+          <w:rFonts w:ascii="Arial" w:cs="Arial" w:eastAsia="Arial" w:hAnsi="Arial"/>
+          <w:b/>
+          <w:bCs/>
+          <w:sz w:val="17"/>
+          <w:szCs w:val="17"/>
+        </w:rPr>
+        <w:t xml:space="preserve">Production &amp; Layout: </w:t>
+      </w:r>
+      <w:r>
+        <w:rPr>
+          <w:rFonts w:ascii="Arial" w:cs="Arial" w:eastAsia="Arial" w:hAnsi="Arial"/>
+          <w:sz w:val="17"/>
+          <w:szCs w:val="17"/>
+        </w:rPr>
+        <w:t xml:space="preserve">Educational design and curriculum sequencing by SeaVuria. Technical layout, structural formatting, and digital optimization/implementation executed in partnership with ARES Education (registered 501(c)(3) in the United States and Canada (as Afretech Aid) and registered NGO in Kenya), with lesson drafting and compilation assisted by AI (Claude, Anthropic).</w:t>
+      </w:r>
+    </w:p>
+    <w:p>
+      <w:pPr>
+        <w:pBdr>
+          <w:bottom w:val="single" w:color="1F3864" w:sz="6" w:space="6"/>
+        </w:pBdr>
+        <w:spacing w:after="60" w:before="0"/>
+      </w:pPr>
+      <w:r>
+        <w:rPr>
+          <w:rFonts w:ascii="Arial" w:cs="Arial" w:eastAsia="Arial" w:hAnsi="Arial"/>
+          <w:b/>
+          <w:bCs/>
+          <w:sz w:val="17"/>
+          <w:szCs w:val="17"/>
+        </w:rPr>
+        <w:t xml:space="preserve">Licensing &amp; Copyright: </w:t>
+      </w:r>
+      <w:r>
+        <w:rPr>
+          <w:rFonts w:ascii="Arial" w:cs="Arial" w:eastAsia="Arial" w:hAnsi="Arial"/>
+          <w:sz w:val="17"/>
+          <w:szCs w:val="17"/>
+        </w:rPr>
+        <w:t xml:space="preserve">© 2026 SeaVuria and ARES. This work is licensed under a </w:t>
+      </w:r>
+      <w:hyperlink w:history="1" r:id="rIdcsv-ljimd0kgcaaesw8vu">
+        <w:r>
+          <w:rPr>
+            <w:rFonts w:ascii="Arial" w:cs="Arial" w:eastAsia="Arial" w:hAnsi="Arial"/>
+            <w:color w:val="1F6B75"/>
+            <w:sz w:val="17"/>
+            <w:szCs w:val="17"/>
+            <w:u w:val="single" w:color="1F6B75"/>
+          </w:rPr>
+          <w:t xml:space="preserve">Creative Commons Attribution-NonCommercial 4.0 International License</w:t>
+        </w:r>
+      </w:hyperlink>
+      <w:r>
+        <w:rPr>
+          <w:rFonts w:ascii="Arial" w:cs="Arial" w:eastAsia="Arial" w:hAnsi="Arial"/>
+          <w:sz w:val="17"/>
+          <w:szCs w:val="17"/>
+        </w:rPr>
+        <w:t xml:space="preserve"> (</w:t>
+      </w:r>
+      <w:hyperlink w:history="1" r:id="rIdue8wsvccy-u_im9yswogt">
+        <w:r>
+          <w:rPr>
+            <w:rFonts w:ascii="Arial" w:cs="Arial" w:eastAsia="Arial" w:hAnsi="Arial"/>
+            <w:color w:val="1F6B75"/>
+            <w:sz w:val="17"/>
+            <w:szCs w:val="17"/>
+            <w:u w:val="single" w:color="1F6B75"/>
+          </w:rPr>
+          <w:t xml:space="preserve">CC BY-NC 4.0</w:t>
+        </w:r>
+      </w:hyperlink>
+      <w:r>
+        <w:rPr>
+          <w:rFonts w:ascii="Arial" w:cs="Arial" w:eastAsia="Arial" w:hAnsi="Arial"/>
+          <w:sz w:val="17"/>
+          <w:szCs w:val="17"/>
+        </w:rPr>
+        <w:t xml:space="preserve">). To view a copy of this license, visit </w:t>
+      </w:r>
+      <w:hyperlink w:history="1" r:id="rId2qtm9ztwg9omjlqbxr6lr">
+        <w:r>
+          <w:rPr>
+            <w:rFonts w:ascii="Arial" w:cs="Arial" w:eastAsia="Arial" w:hAnsi="Arial"/>
+            <w:color w:val="1F6B75"/>
+            <w:sz w:val="17"/>
+            <w:szCs w:val="17"/>
+            <w:u w:val="single" w:color="1F6B75"/>
+          </w:rPr>
+          <w:t xml:space="preserve">https://creativecommons.org/licenses/by-nc/4.0/</w:t>
+        </w:r>
+      </w:hyperlink>
+      <w:r>
+        <w:rPr>
+          <w:rFonts w:ascii="Arial" w:cs="Arial" w:eastAsia="Arial" w:hAnsi="Arial"/>
+          <w:sz w:val="17"/>
+          <w:szCs w:val="17"/>
+        </w:rPr>
+        <w:t xml:space="preserve">. You are free to copy, redistribute, and adapt this material in any medium or format, provided appropriate credit is given and the material is not used for commercial purposes. KICD learning outcomes and curriculum designations reproduced here for alignment purposes remain the property of KICD and are not covered by this license. Linked external resources (e.g. CK-12, Khan Academy, PhET) are subject to their own licenses.</w:t>
+      </w:r>
+    </w:p>
+    <w:p>
+      <w:pPr>
         <w:spacing w:after="120"/>
       </w:pPr>
       <w:r>
@@ -3202,7 +3373,7 @@
             <w:pPr>
               <w:spacing w:after="20" w:before="0"/>
             </w:pPr>
-            <w:hyperlink w:history="1" r:id="rIdqum6vxofuaawld26dj4jm">
+            <w:hyperlink w:history="1" r:id="rIdewg0j4n6hj-v2fs0j6wts">
               <w:r>
                 <w:rPr>
                   <w:rFonts w:ascii="Arial" w:cs="Arial" w:eastAsia="Arial" w:hAnsi="Arial"/>
@@ -3235,7 +3406,7 @@
               <w:spacing w:after="10" w:before="0"/>
               <w:ind w:left="120"/>
             </w:pPr>
-            <w:hyperlink w:history="1" r:id="rIdu2wiapziedtt9yga8mhmg">
+            <w:hyperlink w:history="1" r:id="rIdtsaky75z18nuua7fadsgl">
               <w:r>
                 <w:rPr>
                   <w:rFonts w:ascii="Arial" w:cs="Arial" w:eastAsia="Arial" w:hAnsi="Arial"/>
@@ -3280,7 +3451,7 @@
             <w:pPr>
               <w:spacing w:after="20" w:before="0"/>
             </w:pPr>
-            <w:hyperlink w:history="1" r:id="rIdqfkalzhp1axkgwophdv2s">
+            <w:hyperlink w:history="1" r:id="rIdmwrkft9k0jr4ip6g7msb7">
               <w:r>
                 <w:rPr>
                   <w:rFonts w:ascii="Arial" w:cs="Arial" w:eastAsia="Arial" w:hAnsi="Arial"/>
@@ -3313,7 +3484,7 @@
               <w:spacing w:after="10" w:before="0"/>
               <w:ind w:left="120"/>
             </w:pPr>
-            <w:hyperlink w:history="1" r:id="rIdodn_qda0jy6ldz6n955fs">
+            <w:hyperlink w:history="1" r:id="rIdo5qlgna9xzclf9_ooauck">
               <w:r>
                 <w:rPr>
                   <w:rFonts w:ascii="Arial" w:cs="Arial" w:eastAsia="Arial" w:hAnsi="Arial"/>
@@ -3508,7 +3679,7 @@
             <w:pPr>
               <w:spacing w:after="20" w:before="0"/>
             </w:pPr>
-            <w:hyperlink w:history="1" r:id="rIdfbzbfwfsyizviu8iu8ckn">
+            <w:hyperlink w:history="1" r:id="rIdvk4earwyrdvqmsdwbbav8">
               <w:r>
                 <w:rPr>
                   <w:rFonts w:ascii="Arial" w:cs="Arial" w:eastAsia="Arial" w:hAnsi="Arial"/>
@@ -3541,7 +3712,7 @@
               <w:spacing w:after="10" w:before="0"/>
               <w:ind w:left="120"/>
             </w:pPr>
-            <w:hyperlink w:history="1" r:id="rIdv0futgkyytpnpywodf_lp">
+            <w:hyperlink w:history="1" r:id="rIdpsv1nuylfmdug2g3xsivs">
               <w:r>
                 <w:rPr>
                   <w:rFonts w:ascii="Arial" w:cs="Arial" w:eastAsia="Arial" w:hAnsi="Arial"/>
@@ -3586,7 +3757,7 @@
             <w:pPr>
               <w:spacing w:after="20" w:before="0"/>
             </w:pPr>
-            <w:hyperlink w:history="1" r:id="rIdlq6wrhwjemliloy9dplfd">
+            <w:hyperlink w:history="1" r:id="rIdfuyha0unfhllx7k21go3w">
               <w:r>
                 <w:rPr>
                   <w:rFonts w:ascii="Arial" w:cs="Arial" w:eastAsia="Arial" w:hAnsi="Arial"/>
@@ -3619,7 +3790,7 @@
               <w:spacing w:after="10" w:before="0"/>
               <w:ind w:left="120"/>
             </w:pPr>
-            <w:hyperlink w:history="1" r:id="rIds7731yno7mt926jcwvelf">
+            <w:hyperlink w:history="1" r:id="rIdvxvk91hfjturdd4xsqp3i">
               <w:r>
                 <w:rPr>
                   <w:rFonts w:ascii="Arial" w:cs="Arial" w:eastAsia="Arial" w:hAnsi="Arial"/>
@@ -3814,7 +3985,7 @@
             <w:pPr>
               <w:spacing w:after="20" w:before="0"/>
             </w:pPr>
-            <w:hyperlink w:history="1" r:id="rIdwlhgpmb7pk3pqmrsbzqkh">
+            <w:hyperlink w:history="1" r:id="rId1gahth2a7blwowngws5i5">
               <w:r>
                 <w:rPr>
                   <w:rFonts w:ascii="Arial" w:cs="Arial" w:eastAsia="Arial" w:hAnsi="Arial"/>
@@ -3847,7 +4018,7 @@
               <w:spacing w:after="10" w:before="0"/>
               <w:ind w:left="120"/>
             </w:pPr>
-            <w:hyperlink w:history="1" r:id="rIds85xdnhabcjsgktselpka">
+            <w:hyperlink w:history="1" r:id="rIdywyqrr9fnbaocofxb_s3s">
               <w:r>
                 <w:rPr>
                   <w:rFonts w:ascii="Arial" w:cs="Arial" w:eastAsia="Arial" w:hAnsi="Arial"/>
@@ -3892,7 +4063,7 @@
             <w:pPr>
               <w:spacing w:after="20" w:before="0"/>
             </w:pPr>
-            <w:hyperlink w:history="1" r:id="rId_53fe_gu5qbmab06mts_f">
+            <w:hyperlink w:history="1" r:id="rId22b9oi6h399tfn6z4w5dn">
               <w:r>
                 <w:rPr>
                   <w:rFonts w:ascii="Arial" w:cs="Arial" w:eastAsia="Arial" w:hAnsi="Arial"/>
@@ -3925,7 +4096,7 @@
               <w:spacing w:after="10" w:before="0"/>
               <w:ind w:left="120"/>
             </w:pPr>
-            <w:hyperlink w:history="1" r:id="rIdpsal182mrgukw7975iqgc">
+            <w:hyperlink w:history="1" r:id="rIdouat3winudsynjcwyx-7b">
               <w:r>
                 <w:rPr>
                   <w:rFonts w:ascii="Arial" w:cs="Arial" w:eastAsia="Arial" w:hAnsi="Arial"/>
@@ -4120,7 +4291,7 @@
             <w:pPr>
               <w:spacing w:after="20" w:before="0"/>
             </w:pPr>
-            <w:hyperlink w:history="1" r:id="rIdg6lqizk4d_dcc_w1gm65q">
+            <w:hyperlink w:history="1" r:id="rIdaplu6czr8piv06cycese2">
               <w:r>
                 <w:rPr>
                   <w:rFonts w:ascii="Arial" w:cs="Arial" w:eastAsia="Arial" w:hAnsi="Arial"/>
@@ -4153,7 +4324,7 @@
               <w:spacing w:after="10" w:before="0"/>
               <w:ind w:left="120"/>
             </w:pPr>
-            <w:hyperlink w:history="1" r:id="rIdms70pqpsiaf-mojbhyy1e">
+            <w:hyperlink w:history="1" r:id="rIdo8g4gsfeapgwzrb_ymkk0">
               <w:r>
                 <w:rPr>
                   <w:rFonts w:ascii="Arial" w:cs="Arial" w:eastAsia="Arial" w:hAnsi="Arial"/>
@@ -4198,7 +4369,7 @@
             <w:pPr>
               <w:spacing w:after="20" w:before="0"/>
             </w:pPr>
-            <w:hyperlink w:history="1" r:id="rIdtfobzvazzljue9_-3s-6i">
+            <w:hyperlink w:history="1" r:id="rId6oozl6bizrttq3cfigja5">
               <w:r>
                 <w:rPr>
                   <w:rFonts w:ascii="Arial" w:cs="Arial" w:eastAsia="Arial" w:hAnsi="Arial"/>
@@ -4231,7 +4402,7 @@
               <w:spacing w:after="10" w:before="0"/>
               <w:ind w:left="120"/>
             </w:pPr>
-            <w:hyperlink w:history="1" r:id="rId7mfp8pm7s3b7rh8aaqbcr">
+            <w:hyperlink w:history="1" r:id="rIds8qtb1xgwbwpumaodyjh-">
               <w:r>
                 <w:rPr>
                   <w:rFonts w:ascii="Arial" w:cs="Arial" w:eastAsia="Arial" w:hAnsi="Arial"/>
@@ -4426,7 +4597,7 @@
             <w:pPr>
               <w:spacing w:after="20" w:before="0"/>
             </w:pPr>
-            <w:hyperlink w:history="1" r:id="rId9uytoku1i0dxw_c9xwr4o">
+            <w:hyperlink w:history="1" r:id="rId9binhmx3nwqdtfnzbrocz">
               <w:r>
                 <w:rPr>
                   <w:rFonts w:ascii="Arial" w:cs="Arial" w:eastAsia="Arial" w:hAnsi="Arial"/>
@@ -4459,7 +4630,7 @@
               <w:spacing w:after="10" w:before="0"/>
               <w:ind w:left="120"/>
             </w:pPr>
-            <w:hyperlink w:history="1" r:id="rIdq0wpt3easzsi4tfolx8mk">
+            <w:hyperlink w:history="1" r:id="rIdmzuzk54j9ydo7ekigmjbv">
               <w:r>
                 <w:rPr>
                   <w:rFonts w:ascii="Arial" w:cs="Arial" w:eastAsia="Arial" w:hAnsi="Arial"/>
@@ -4504,7 +4675,7 @@
             <w:pPr>
               <w:spacing w:after="20" w:before="0"/>
             </w:pPr>
-            <w:hyperlink w:history="1" r:id="rIdbsqhmziittvl7etg2gv3w">
+            <w:hyperlink w:history="1" r:id="rId8sw--vgm4lbbtctsi8ul7">
               <w:r>
                 <w:rPr>
                   <w:rFonts w:ascii="Arial" w:cs="Arial" w:eastAsia="Arial" w:hAnsi="Arial"/>
@@ -4537,7 +4708,7 @@
               <w:spacing w:after="10" w:before="0"/>
               <w:ind w:left="120"/>
             </w:pPr>
-            <w:hyperlink w:history="1" r:id="rIdzvzfsfxveiubnpq2we674">
+            <w:hyperlink w:history="1" r:id="rIdwi6x98avuk05qbk9s0bwu">
               <w:r>
                 <w:rPr>
                   <w:rFonts w:ascii="Arial" w:cs="Arial" w:eastAsia="Arial" w:hAnsi="Arial"/>
@@ -5033,6 +5204,65 @@
         </w:tc>
       </w:tr>
     </w:tbl>
+    <w:p>
+      <w:pPr>
+        <w:pBdr>
+          <w:top w:val="single" w:color="BBBBBB" w:sz="4" w:space="4"/>
+        </w:pBdr>
+        <w:spacing w:after="0" w:before="160"/>
+      </w:pPr>
+      <w:r>
+        <w:rPr>
+          <w:rFonts w:ascii="Arial" w:cs="Arial" w:eastAsia="Arial" w:hAnsi="Arial"/>
+          <w:color w:val="666666"/>
+          <w:sz w:val="14"/>
+          <w:szCs w:val="14"/>
+        </w:rPr>
+        <w:t xml:space="preserve">© 2026 SeaVuria and ARES. Aligned with KICD objectives. Developed by SeaVuria; technical implementation by ARES (with AI assistance from Claude). Licensed under </w:t>
+      </w:r>
+      <w:hyperlink w:history="1" r:id="rIdv3qdywnmgy9mdchv1avhr">
+        <w:r>
+          <w:rPr>
+            <w:rFonts w:ascii="Arial" w:cs="Arial" w:eastAsia="Arial" w:hAnsi="Arial"/>
+            <w:color w:val="1F6B75"/>
+            <w:sz w:val="14"/>
+            <w:szCs w:val="14"/>
+            <w:u w:val="single" w:color="1F6B75"/>
+          </w:rPr>
+          <w:t xml:space="preserve">CC BY-NC 4.0</w:t>
+        </w:r>
+      </w:hyperlink>
+      <w:r>
+        <w:rPr>
+          <w:rFonts w:ascii="Arial" w:cs="Arial" w:eastAsia="Arial" w:hAnsi="Arial"/>
+          <w:color w:val="666666"/>
+          <w:sz w:val="14"/>
+          <w:szCs w:val="14"/>
+        </w:rPr>
+        <w:t xml:space="preserve"> (</w:t>
+      </w:r>
+      <w:hyperlink w:history="1" r:id="rIdv7z6tloezagspajscer50">
+        <w:r>
+          <w:rPr>
+            <w:rFonts w:ascii="Arial" w:cs="Arial" w:eastAsia="Arial" w:hAnsi="Arial"/>
+            <w:color w:val="1F6B75"/>
+            <w:sz w:val="14"/>
+            <w:szCs w:val="14"/>
+            <w:u w:val="single" w:color="1F6B75"/>
+          </w:rPr>
+          <w:t xml:space="preserve">https://creativecommons.org/licenses/by-nc/4.0/</w:t>
+        </w:r>
+      </w:hyperlink>
+      <w:r>
+        <w:rPr>
+          <w:rFonts w:ascii="Arial" w:cs="Arial" w:eastAsia="Arial" w:hAnsi="Arial"/>
+          <w:color w:val="666666"/>
+          <w:sz w:val="14"/>
+          <w:szCs w:val="14"/>
+        </w:rPr>
+        <w:t xml:space="preserve">).</w:t>
+      </w:r>
+    </w:p>
     <w:p>
       <w:r>
         <w:br w:type="page"/>
@@ -6107,7 +6337,7 @@
             <w:pPr>
               <w:spacing w:after="20" w:before="0"/>
             </w:pPr>
-            <w:hyperlink w:history="1" r:id="rIdvxbelwwmbu8hjxpjs6y2g">
+            <w:hyperlink w:history="1" r:id="rIduzmoiy0yeyyztggzmy7bi">
               <w:r>
                 <w:rPr>
                   <w:rFonts w:ascii="Arial" w:cs="Arial" w:eastAsia="Arial" w:hAnsi="Arial"/>
@@ -6140,7 +6370,7 @@
               <w:spacing w:after="10" w:before="0"/>
               <w:ind w:left="120"/>
             </w:pPr>
-            <w:hyperlink w:history="1" r:id="rIdkhj8l_j9vo9jchlmah4yf">
+            <w:hyperlink w:history="1" r:id="rId5qechccgyf5hnxu4ynx9e">
               <w:r>
                 <w:rPr>
                   <w:rFonts w:ascii="Arial" w:cs="Arial" w:eastAsia="Arial" w:hAnsi="Arial"/>
@@ -6185,7 +6415,7 @@
             <w:pPr>
               <w:spacing w:after="20" w:before="0"/>
             </w:pPr>
-            <w:hyperlink w:history="1" r:id="rId0uewj1yx6tcoymcgxdf1h">
+            <w:hyperlink w:history="1" r:id="rIdcf4a0ircm50mstqb3guyr">
               <w:r>
                 <w:rPr>
                   <w:rFonts w:ascii="Arial" w:cs="Arial" w:eastAsia="Arial" w:hAnsi="Arial"/>
@@ -6218,7 +6448,7 @@
               <w:spacing w:after="10" w:before="0"/>
               <w:ind w:left="120"/>
             </w:pPr>
-            <w:hyperlink w:history="1" r:id="rIdjuwnzen5f_bqibeaipeu6">
+            <w:hyperlink w:history="1" r:id="rIdiqz7spobjblpenrxtx8om">
               <w:r>
                 <w:rPr>
                   <w:rFonts w:ascii="Arial" w:cs="Arial" w:eastAsia="Arial" w:hAnsi="Arial"/>
@@ -6413,7 +6643,7 @@
             <w:pPr>
               <w:spacing w:after="20" w:before="0"/>
             </w:pPr>
-            <w:hyperlink w:history="1" r:id="rIdld5bsnuv_ntbje6oy2fld">
+            <w:hyperlink w:history="1" r:id="rIdka2nwh5z_00kuzouhmpb3">
               <w:r>
                 <w:rPr>
                   <w:rFonts w:ascii="Arial" w:cs="Arial" w:eastAsia="Arial" w:hAnsi="Arial"/>
@@ -6446,7 +6676,7 @@
               <w:spacing w:after="10" w:before="0"/>
               <w:ind w:left="120"/>
             </w:pPr>
-            <w:hyperlink w:history="1" r:id="rIdevswqesw8bzi5fm91cooa">
+            <w:hyperlink w:history="1" r:id="rIdxpff5g6de88h2xq11yia8">
               <w:r>
                 <w:rPr>
                   <w:rFonts w:ascii="Arial" w:cs="Arial" w:eastAsia="Arial" w:hAnsi="Arial"/>
@@ -6491,7 +6721,7 @@
             <w:pPr>
               <w:spacing w:after="20" w:before="0"/>
             </w:pPr>
-            <w:hyperlink w:history="1" r:id="rIdkivlcl-yuvevkdbc2lwca">
+            <w:hyperlink w:history="1" r:id="rId9-gz7dxmyy48p7xcunf3d">
               <w:r>
                 <w:rPr>
                   <w:rFonts w:ascii="Arial" w:cs="Arial" w:eastAsia="Arial" w:hAnsi="Arial"/>
@@ -6524,7 +6754,7 @@
               <w:spacing w:after="10" w:before="0"/>
               <w:ind w:left="120"/>
             </w:pPr>
-            <w:hyperlink w:history="1" r:id="rIdsrwyaoruxsjs_qeb468pd">
+            <w:hyperlink w:history="1" r:id="rId_hhherx_w_mrtjs6o6fq2">
               <w:r>
                 <w:rPr>
                   <w:rFonts w:ascii="Arial" w:cs="Arial" w:eastAsia="Arial" w:hAnsi="Arial"/>
@@ -6719,7 +6949,7 @@
             <w:pPr>
               <w:spacing w:after="20" w:before="0"/>
             </w:pPr>
-            <w:hyperlink w:history="1" r:id="rIdk-ecfoiok99_yoijw6snu">
+            <w:hyperlink w:history="1" r:id="rIddhgpm4lrkcjz-w0bulvcz">
               <w:r>
                 <w:rPr>
                   <w:rFonts w:ascii="Arial" w:cs="Arial" w:eastAsia="Arial" w:hAnsi="Arial"/>
@@ -6752,7 +6982,7 @@
               <w:spacing w:after="10" w:before="0"/>
               <w:ind w:left="120"/>
             </w:pPr>
-            <w:hyperlink w:history="1" r:id="rIdwok-s756y79wywdw2sfwa">
+            <w:hyperlink w:history="1" r:id="rIdxcstblglpj7lrwigf1yxh">
               <w:r>
                 <w:rPr>
                   <w:rFonts w:ascii="Arial" w:cs="Arial" w:eastAsia="Arial" w:hAnsi="Arial"/>
@@ -6797,7 +7027,7 @@
             <w:pPr>
               <w:spacing w:after="20" w:before="0"/>
             </w:pPr>
-            <w:hyperlink w:history="1" r:id="rIdrzp52vzv2cjr8bxoo_gww">
+            <w:hyperlink w:history="1" r:id="rIdafwv7lcoweagsgzsf7xsm">
               <w:r>
                 <w:rPr>
                   <w:rFonts w:ascii="Arial" w:cs="Arial" w:eastAsia="Arial" w:hAnsi="Arial"/>
@@ -6830,7 +7060,7 @@
               <w:spacing w:after="10" w:before="0"/>
               <w:ind w:left="120"/>
             </w:pPr>
-            <w:hyperlink w:history="1" r:id="rIdd6xntbed8zh25llfyjb_z">
+            <w:hyperlink w:history="1" r:id="rId81echgow-j4zwlkslukfj">
               <w:r>
                 <w:rPr>
                   <w:rFonts w:ascii="Arial" w:cs="Arial" w:eastAsia="Arial" w:hAnsi="Arial"/>
@@ -7139,7 +7369,7 @@
             <w:pPr>
               <w:spacing w:after="20" w:before="0"/>
             </w:pPr>
-            <w:hyperlink w:history="1" r:id="rIdombxefwaw8pqbiimnuzud">
+            <w:hyperlink w:history="1" r:id="rIdqg5csrn0dojtxo_yxz6zj">
               <w:r>
                 <w:rPr>
                   <w:rFonts w:ascii="Arial" w:cs="Arial" w:eastAsia="Arial" w:hAnsi="Arial"/>
@@ -7172,7 +7402,7 @@
               <w:spacing w:after="10" w:before="0"/>
               <w:ind w:left="120"/>
             </w:pPr>
-            <w:hyperlink w:history="1" r:id="rId7f_p8c3yub3b2u5euxzt2">
+            <w:hyperlink w:history="1" r:id="rIdd4uodd8gs60wrrb48ajdf">
               <w:r>
                 <w:rPr>
                   <w:rFonts w:ascii="Arial" w:cs="Arial" w:eastAsia="Arial" w:hAnsi="Arial"/>
@@ -7217,7 +7447,7 @@
             <w:pPr>
               <w:spacing w:after="20" w:before="0"/>
             </w:pPr>
-            <w:hyperlink w:history="1" r:id="rId82k3e5msoxcqp24vin1qb">
+            <w:hyperlink w:history="1" r:id="rId1sr7nnwj9k4tb2nkqhrzs">
               <w:r>
                 <w:rPr>
                   <w:rFonts w:ascii="Arial" w:cs="Arial" w:eastAsia="Arial" w:hAnsi="Arial"/>
@@ -7250,7 +7480,7 @@
               <w:spacing w:after="10" w:before="0"/>
               <w:ind w:left="120"/>
             </w:pPr>
-            <w:hyperlink w:history="1" r:id="rIdj7vvawzojbuvnzaivyqym">
+            <w:hyperlink w:history="1" r:id="rIdk-miyi2yinqyqqgicjven">
               <w:r>
                 <w:rPr>
                   <w:rFonts w:ascii="Arial" w:cs="Arial" w:eastAsia="Arial" w:hAnsi="Arial"/>
@@ -7445,7 +7675,7 @@
             <w:pPr>
               <w:spacing w:after="20" w:before="0"/>
             </w:pPr>
-            <w:hyperlink w:history="1" r:id="rIdukp6-5kdopr_7-tm1fa4-">
+            <w:hyperlink w:history="1" r:id="rIdv6drtv63vdlrs9vx3hpke">
               <w:r>
                 <w:rPr>
                   <w:rFonts w:ascii="Arial" w:cs="Arial" w:eastAsia="Arial" w:hAnsi="Arial"/>
@@ -7478,7 +7708,7 @@
               <w:spacing w:after="10" w:before="0"/>
               <w:ind w:left="120"/>
             </w:pPr>
-            <w:hyperlink w:history="1" r:id="rId_trqi5ovrugann-irfpg7">
+            <w:hyperlink w:history="1" r:id="rIddpgd4jep3_dapywvq82r8">
               <w:r>
                 <w:rPr>
                   <w:rFonts w:ascii="Arial" w:cs="Arial" w:eastAsia="Arial" w:hAnsi="Arial"/>
@@ -7523,7 +7753,7 @@
             <w:pPr>
               <w:spacing w:after="20" w:before="0"/>
             </w:pPr>
-            <w:hyperlink w:history="1" r:id="rIdwpsxxkmucd-dcfuqiarmp">
+            <w:hyperlink w:history="1" r:id="rIdixe6miikubgguspicbiri">
               <w:r>
                 <w:rPr>
                   <w:rFonts w:ascii="Arial" w:cs="Arial" w:eastAsia="Arial" w:hAnsi="Arial"/>
@@ -7556,7 +7786,7 @@
               <w:spacing w:after="10" w:before="0"/>
               <w:ind w:left="120"/>
             </w:pPr>
-            <w:hyperlink w:history="1" r:id="rIdfayor2eiqb7_6fvph2ox9">
+            <w:hyperlink w:history="1" r:id="rIdiprpmwdocxr50x3y_d5ht">
               <w:r>
                 <w:rPr>
                   <w:rFonts w:ascii="Arial" w:cs="Arial" w:eastAsia="Arial" w:hAnsi="Arial"/>
@@ -8052,6 +8282,65 @@
         </w:tc>
       </w:tr>
     </w:tbl>
+    <w:p>
+      <w:pPr>
+        <w:pBdr>
+          <w:top w:val="single" w:color="BBBBBB" w:sz="4" w:space="4"/>
+        </w:pBdr>
+        <w:spacing w:after="0" w:before="160"/>
+      </w:pPr>
+      <w:r>
+        <w:rPr>
+          <w:rFonts w:ascii="Arial" w:cs="Arial" w:eastAsia="Arial" w:hAnsi="Arial"/>
+          <w:color w:val="666666"/>
+          <w:sz w:val="14"/>
+          <w:szCs w:val="14"/>
+        </w:rPr>
+        <w:t xml:space="preserve">© 2026 SeaVuria and ARES. Aligned with KICD objectives. Developed by SeaVuria; technical implementation by ARES (with AI assistance from Claude). Licensed under </w:t>
+      </w:r>
+      <w:hyperlink w:history="1" r:id="rId9x6x5qh3cxmrcrgzlfuap">
+        <w:r>
+          <w:rPr>
+            <w:rFonts w:ascii="Arial" w:cs="Arial" w:eastAsia="Arial" w:hAnsi="Arial"/>
+            <w:color w:val="1F6B75"/>
+            <w:sz w:val="14"/>
+            <w:szCs w:val="14"/>
+            <w:u w:val="single" w:color="1F6B75"/>
+          </w:rPr>
+          <w:t xml:space="preserve">CC BY-NC 4.0</w:t>
+        </w:r>
+      </w:hyperlink>
+      <w:r>
+        <w:rPr>
+          <w:rFonts w:ascii="Arial" w:cs="Arial" w:eastAsia="Arial" w:hAnsi="Arial"/>
+          <w:color w:val="666666"/>
+          <w:sz w:val="14"/>
+          <w:szCs w:val="14"/>
+        </w:rPr>
+        <w:t xml:space="preserve"> (</w:t>
+      </w:r>
+      <w:hyperlink w:history="1" r:id="rIdnqmguwg-nl9imqc3rjw-j">
+        <w:r>
+          <w:rPr>
+            <w:rFonts w:ascii="Arial" w:cs="Arial" w:eastAsia="Arial" w:hAnsi="Arial"/>
+            <w:color w:val="1F6B75"/>
+            <w:sz w:val="14"/>
+            <w:szCs w:val="14"/>
+            <w:u w:val="single" w:color="1F6B75"/>
+          </w:rPr>
+          <w:t xml:space="preserve">https://creativecommons.org/licenses/by-nc/4.0/</w:t>
+        </w:r>
+      </w:hyperlink>
+      <w:r>
+        <w:rPr>
+          <w:rFonts w:ascii="Arial" w:cs="Arial" w:eastAsia="Arial" w:hAnsi="Arial"/>
+          <w:color w:val="666666"/>
+          <w:sz w:val="14"/>
+          <w:szCs w:val="14"/>
+        </w:rPr>
+        <w:t xml:space="preserve">).</w:t>
+      </w:r>
+    </w:p>
     <w:p>
       <w:r>
         <w:br w:type="page"/>
@@ -9043,7 +9332,7 @@
             <w:pPr>
               <w:spacing w:after="20" w:before="0"/>
             </w:pPr>
-            <w:hyperlink w:history="1" r:id="rIddyv4wxbh_hoolx0ulydlf">
+            <w:hyperlink w:history="1" r:id="rIdozbj5d4vprfgtp6s0zcwc">
               <w:r>
                 <w:rPr>
                   <w:rFonts w:ascii="Arial" w:cs="Arial" w:eastAsia="Arial" w:hAnsi="Arial"/>
@@ -9076,7 +9365,7 @@
               <w:spacing w:after="10" w:before="0"/>
               <w:ind w:left="120"/>
             </w:pPr>
-            <w:hyperlink w:history="1" r:id="rId-0iyd4wn958p9rmepi6i9">
+            <w:hyperlink w:history="1" r:id="rIdwoh2ehqgihbg1k7va5qio">
               <w:r>
                 <w:rPr>
                   <w:rFonts w:ascii="Arial" w:cs="Arial" w:eastAsia="Arial" w:hAnsi="Arial"/>
@@ -9121,7 +9410,7 @@
             <w:pPr>
               <w:spacing w:after="20" w:before="0"/>
             </w:pPr>
-            <w:hyperlink w:history="1" r:id="rId3omdln78yxekoujwwjfwe">
+            <w:hyperlink w:history="1" r:id="rId8hagipt_5tljpvhegxdst">
               <w:r>
                 <w:rPr>
                   <w:rFonts w:ascii="Arial" w:cs="Arial" w:eastAsia="Arial" w:hAnsi="Arial"/>
@@ -9154,7 +9443,7 @@
               <w:spacing w:after="10" w:before="0"/>
               <w:ind w:left="120"/>
             </w:pPr>
-            <w:hyperlink w:history="1" r:id="rIdq_w__0od5-lkac0ykq5fh">
+            <w:hyperlink w:history="1" r:id="rId60o0qtqagm1dsj4weourq">
               <w:r>
                 <w:rPr>
                   <w:rFonts w:ascii="Arial" w:cs="Arial" w:eastAsia="Arial" w:hAnsi="Arial"/>
@@ -9349,7 +9638,7 @@
             <w:pPr>
               <w:spacing w:after="20" w:before="0"/>
             </w:pPr>
-            <w:hyperlink w:history="1" r:id="rIdknrbqe8now_xcevb0vli6">
+            <w:hyperlink w:history="1" r:id="rIdzj_iqj-h21n6r2a-iff1z">
               <w:r>
                 <w:rPr>
                   <w:rFonts w:ascii="Arial" w:cs="Arial" w:eastAsia="Arial" w:hAnsi="Arial"/>
@@ -9382,7 +9671,7 @@
               <w:spacing w:after="10" w:before="0"/>
               <w:ind w:left="120"/>
             </w:pPr>
-            <w:hyperlink w:history="1" r:id="rIdu6cjtlnhzei_ko9moq3gh">
+            <w:hyperlink w:history="1" r:id="rIdxbo-i5oz3qpkoooixlwof">
               <w:r>
                 <w:rPr>
                   <w:rFonts w:ascii="Arial" w:cs="Arial" w:eastAsia="Arial" w:hAnsi="Arial"/>
@@ -9427,7 +9716,7 @@
             <w:pPr>
               <w:spacing w:after="20" w:before="0"/>
             </w:pPr>
-            <w:hyperlink w:history="1" r:id="rIds4virvf6pfnyw1ub2czgh">
+            <w:hyperlink w:history="1" r:id="rIddsc_4rci1hg3lgf-dr4x_">
               <w:r>
                 <w:rPr>
                   <w:rFonts w:ascii="Arial" w:cs="Arial" w:eastAsia="Arial" w:hAnsi="Arial"/>
@@ -9460,7 +9749,7 @@
               <w:spacing w:after="10" w:before="0"/>
               <w:ind w:left="120"/>
             </w:pPr>
-            <w:hyperlink w:history="1" r:id="rIdtv60yypdlz6ncf98vvyzc">
+            <w:hyperlink w:history="1" r:id="rIdngitv4zz7tslcm0pcoh4t">
               <w:r>
                 <w:rPr>
                   <w:rFonts w:ascii="Arial" w:cs="Arial" w:eastAsia="Arial" w:hAnsi="Arial"/>
@@ -9655,7 +9944,7 @@
             <w:pPr>
               <w:spacing w:after="20" w:before="0"/>
             </w:pPr>
-            <w:hyperlink w:history="1" r:id="rIdc2l_ugcbqj4dvn8iyyxlf">
+            <w:hyperlink w:history="1" r:id="rIdu8oidker8lqdcxhhpwvar">
               <w:r>
                 <w:rPr>
                   <w:rFonts w:ascii="Arial" w:cs="Arial" w:eastAsia="Arial" w:hAnsi="Arial"/>
@@ -9688,7 +9977,7 @@
               <w:spacing w:after="10" w:before="0"/>
               <w:ind w:left="120"/>
             </w:pPr>
-            <w:hyperlink w:history="1" r:id="rId9kxjzs3bd_ox-fsi_ovfz">
+            <w:hyperlink w:history="1" r:id="rIdbl1bxkjxphwiika5wzupj">
               <w:r>
                 <w:rPr>
                   <w:rFonts w:ascii="Arial" w:cs="Arial" w:eastAsia="Arial" w:hAnsi="Arial"/>
@@ -9733,7 +10022,7 @@
             <w:pPr>
               <w:spacing w:after="20" w:before="0"/>
             </w:pPr>
-            <w:hyperlink w:history="1" r:id="rIdyljpqhwljqn0_decfotw5">
+            <w:hyperlink w:history="1" r:id="rIdx_k_d1dofqdh9jwylly6i">
               <w:r>
                 <w:rPr>
                   <w:rFonts w:ascii="Arial" w:cs="Arial" w:eastAsia="Arial" w:hAnsi="Arial"/>
@@ -9766,7 +10055,7 @@
               <w:spacing w:after="10" w:before="0"/>
               <w:ind w:left="120"/>
             </w:pPr>
-            <w:hyperlink w:history="1" r:id="rIdmmhza2u91beiilqift69q">
+            <w:hyperlink w:history="1" r:id="rIdph7sidd691-xinpulajgr">
               <w:r>
                 <w:rPr>
                   <w:rFonts w:ascii="Arial" w:cs="Arial" w:eastAsia="Arial" w:hAnsi="Arial"/>
@@ -9961,7 +10250,7 @@
             <w:pPr>
               <w:spacing w:after="20" w:before="0"/>
             </w:pPr>
-            <w:hyperlink w:history="1" r:id="rIdetg1zlfulr_lch2r4v9gx">
+            <w:hyperlink w:history="1" r:id="rIdrqf_msqnfk0ciwdrpzeun">
               <w:r>
                 <w:rPr>
                   <w:rFonts w:ascii="Arial" w:cs="Arial" w:eastAsia="Arial" w:hAnsi="Arial"/>
@@ -9994,7 +10283,7 @@
               <w:spacing w:after="10" w:before="0"/>
               <w:ind w:left="120"/>
             </w:pPr>
-            <w:hyperlink w:history="1" r:id="rIdbc0oygdblr9hysfloaded">
+            <w:hyperlink w:history="1" r:id="rIdqemoduphcpaon8_3rmkav">
               <w:r>
                 <w:rPr>
                   <w:rFonts w:ascii="Arial" w:cs="Arial" w:eastAsia="Arial" w:hAnsi="Arial"/>
@@ -10039,7 +10328,7 @@
             <w:pPr>
               <w:spacing w:after="20" w:before="0"/>
             </w:pPr>
-            <w:hyperlink w:history="1" r:id="rIddx8eznenvdmx-bvs1ttde">
+            <w:hyperlink w:history="1" r:id="rId3szk4a-osqjt1rpokomyk">
               <w:r>
                 <w:rPr>
                   <w:rFonts w:ascii="Arial" w:cs="Arial" w:eastAsia="Arial" w:hAnsi="Arial"/>
@@ -10072,7 +10361,7 @@
               <w:spacing w:after="10" w:before="0"/>
               <w:ind w:left="120"/>
             </w:pPr>
-            <w:hyperlink w:history="1" r:id="rIdefwoy1vhx6duscafxpn9c">
+            <w:hyperlink w:history="1" r:id="rIdz8rpxlrdrh37rnnk9drgb">
               <w:r>
                 <w:rPr>
                   <w:rFonts w:ascii="Arial" w:cs="Arial" w:eastAsia="Arial" w:hAnsi="Arial"/>
@@ -10267,7 +10556,7 @@
             <w:pPr>
               <w:spacing w:after="20" w:before="0"/>
             </w:pPr>
-            <w:hyperlink w:history="1" r:id="rId8r9itj7-nqxkhxzpu1s5u">
+            <w:hyperlink w:history="1" r:id="rIdmnob4un68xseh4dxh3gjd">
               <w:r>
                 <w:rPr>
                   <w:rFonts w:ascii="Arial" w:cs="Arial" w:eastAsia="Arial" w:hAnsi="Arial"/>
@@ -10300,7 +10589,7 @@
               <w:spacing w:after="10" w:before="0"/>
               <w:ind w:left="120"/>
             </w:pPr>
-            <w:hyperlink w:history="1" r:id="rIdimy3umpkgixcryxust8k7">
+            <w:hyperlink w:history="1" r:id="rIdpvny9kow1mj7a4fxg88mz">
               <w:r>
                 <w:rPr>
                   <w:rFonts w:ascii="Arial" w:cs="Arial" w:eastAsia="Arial" w:hAnsi="Arial"/>
@@ -10345,7 +10634,7 @@
             <w:pPr>
               <w:spacing w:after="20" w:before="0"/>
             </w:pPr>
-            <w:hyperlink w:history="1" r:id="rIdgk-kx_br29akehhxehauf">
+            <w:hyperlink w:history="1" r:id="rIdo2bjbkenwyrhsgnxm8t_e">
               <w:r>
                 <w:rPr>
                   <w:rFonts w:ascii="Arial" w:cs="Arial" w:eastAsia="Arial" w:hAnsi="Arial"/>
@@ -10378,7 +10667,7 @@
               <w:spacing w:after="10" w:before="0"/>
               <w:ind w:left="120"/>
             </w:pPr>
-            <w:hyperlink w:history="1" r:id="rId0qwceaumm9ur_nzuh0kbm">
+            <w:hyperlink w:history="1" r:id="rIdgaru5vgsddgeaffljthxg">
               <w:r>
                 <w:rPr>
                   <w:rFonts w:ascii="Arial" w:cs="Arial" w:eastAsia="Arial" w:hAnsi="Arial"/>
@@ -10874,6 +11163,65 @@
         </w:tc>
       </w:tr>
     </w:tbl>
+    <w:p>
+      <w:pPr>
+        <w:pBdr>
+          <w:top w:val="single" w:color="BBBBBB" w:sz="4" w:space="4"/>
+        </w:pBdr>
+        <w:spacing w:after="0" w:before="160"/>
+      </w:pPr>
+      <w:r>
+        <w:rPr>
+          <w:rFonts w:ascii="Arial" w:cs="Arial" w:eastAsia="Arial" w:hAnsi="Arial"/>
+          <w:color w:val="666666"/>
+          <w:sz w:val="14"/>
+          <w:szCs w:val="14"/>
+        </w:rPr>
+        <w:t xml:space="preserve">© 2026 SeaVuria and ARES. Aligned with KICD objectives. Developed by SeaVuria; technical implementation by ARES (with AI assistance from Claude). Licensed under </w:t>
+      </w:r>
+      <w:hyperlink w:history="1" r:id="rId80nb0qykewlltf7hxm8ez">
+        <w:r>
+          <w:rPr>
+            <w:rFonts w:ascii="Arial" w:cs="Arial" w:eastAsia="Arial" w:hAnsi="Arial"/>
+            <w:color w:val="1F6B75"/>
+            <w:sz w:val="14"/>
+            <w:szCs w:val="14"/>
+            <w:u w:val="single" w:color="1F6B75"/>
+          </w:rPr>
+          <w:t xml:space="preserve">CC BY-NC 4.0</w:t>
+        </w:r>
+      </w:hyperlink>
+      <w:r>
+        <w:rPr>
+          <w:rFonts w:ascii="Arial" w:cs="Arial" w:eastAsia="Arial" w:hAnsi="Arial"/>
+          <w:color w:val="666666"/>
+          <w:sz w:val="14"/>
+          <w:szCs w:val="14"/>
+        </w:rPr>
+        <w:t xml:space="preserve"> (</w:t>
+      </w:r>
+      <w:hyperlink w:history="1" r:id="rIdqqjr-u24ibtkup8xybmow">
+        <w:r>
+          <w:rPr>
+            <w:rFonts w:ascii="Arial" w:cs="Arial" w:eastAsia="Arial" w:hAnsi="Arial"/>
+            <w:color w:val="1F6B75"/>
+            <w:sz w:val="14"/>
+            <w:szCs w:val="14"/>
+            <w:u w:val="single" w:color="1F6B75"/>
+          </w:rPr>
+          <w:t xml:space="preserve">https://creativecommons.org/licenses/by-nc/4.0/</w:t>
+        </w:r>
+      </w:hyperlink>
+      <w:r>
+        <w:rPr>
+          <w:rFonts w:ascii="Arial" w:cs="Arial" w:eastAsia="Arial" w:hAnsi="Arial"/>
+          <w:color w:val="666666"/>
+          <w:sz w:val="14"/>
+          <w:szCs w:val="14"/>
+        </w:rPr>
+        <w:t xml:space="preserve">).</w:t>
+      </w:r>
+    </w:p>
     <w:p>
       <w:r>
         <w:br w:type="page"/>
@@ -11865,7 +12213,7 @@
             <w:pPr>
               <w:spacing w:after="20" w:before="0"/>
             </w:pPr>
-            <w:hyperlink w:history="1" r:id="rIdiexxw3pk-owmzejnefmaf">
+            <w:hyperlink w:history="1" r:id="rIdq77j4wpftjxfcpegj1tew">
               <w:r>
                 <w:rPr>
                   <w:rFonts w:ascii="Arial" w:cs="Arial" w:eastAsia="Arial" w:hAnsi="Arial"/>
@@ -11898,7 +12246,7 @@
               <w:spacing w:after="10" w:before="0"/>
               <w:ind w:left="120"/>
             </w:pPr>
-            <w:hyperlink w:history="1" r:id="rId0avflc21ct7wx7dbg06l_">
+            <w:hyperlink w:history="1" r:id="rIdmmxfflqpziecdtfpvgez1">
               <w:r>
                 <w:rPr>
                   <w:rFonts w:ascii="Arial" w:cs="Arial" w:eastAsia="Arial" w:hAnsi="Arial"/>
@@ -11943,7 +12291,7 @@
             <w:pPr>
               <w:spacing w:after="20" w:before="0"/>
             </w:pPr>
-            <w:hyperlink w:history="1" r:id="rIdpemgsjzvuywq11f0mtkkz">
+            <w:hyperlink w:history="1" r:id="rId_gexkm82abl7zpmeq6agh">
               <w:r>
                 <w:rPr>
                   <w:rFonts w:ascii="Arial" w:cs="Arial" w:eastAsia="Arial" w:hAnsi="Arial"/>
@@ -11976,7 +12324,7 @@
               <w:spacing w:after="10" w:before="0"/>
               <w:ind w:left="120"/>
             </w:pPr>
-            <w:hyperlink w:history="1" r:id="rIdns3g3for-bryow1pjkt4l">
+            <w:hyperlink w:history="1" r:id="rIdl6dyjacbynmz7knf14qem">
               <w:r>
                 <w:rPr>
                   <w:rFonts w:ascii="Arial" w:cs="Arial" w:eastAsia="Arial" w:hAnsi="Arial"/>
@@ -12171,7 +12519,7 @@
             <w:pPr>
               <w:spacing w:after="20" w:before="0"/>
             </w:pPr>
-            <w:hyperlink w:history="1" r:id="rIdfkn3b-btidlwhwn_z4mgz">
+            <w:hyperlink w:history="1" r:id="rIdymi95_x8cj7dza3ctxwna">
               <w:r>
                 <w:rPr>
                   <w:rFonts w:ascii="Arial" w:cs="Arial" w:eastAsia="Arial" w:hAnsi="Arial"/>
@@ -12204,7 +12552,7 @@
               <w:spacing w:after="10" w:before="0"/>
               <w:ind w:left="120"/>
             </w:pPr>
-            <w:hyperlink w:history="1" r:id="rIdo6hnr9ndf34jlttq9i2zz">
+            <w:hyperlink w:history="1" r:id="rId8cvrj-m3otjf7czhyiqds">
               <w:r>
                 <w:rPr>
                   <w:rFonts w:ascii="Arial" w:cs="Arial" w:eastAsia="Arial" w:hAnsi="Arial"/>
@@ -12249,7 +12597,7 @@
             <w:pPr>
               <w:spacing w:after="20" w:before="0"/>
             </w:pPr>
-            <w:hyperlink w:history="1" r:id="rIdfigem44_d26lfvknbolsn">
+            <w:hyperlink w:history="1" r:id="rIdxxpronxuk99dq5oyfkygg">
               <w:r>
                 <w:rPr>
                   <w:rFonts w:ascii="Arial" w:cs="Arial" w:eastAsia="Arial" w:hAnsi="Arial"/>
@@ -12282,7 +12630,7 @@
               <w:spacing w:after="10" w:before="0"/>
               <w:ind w:left="120"/>
             </w:pPr>
-            <w:hyperlink w:history="1" r:id="rIdeizbvtzpbgmcmts-eryda">
+            <w:hyperlink w:history="1" r:id="rIdahwtxoyfstmkken_zgscw">
               <w:r>
                 <w:rPr>
                   <w:rFonts w:ascii="Arial" w:cs="Arial" w:eastAsia="Arial" w:hAnsi="Arial"/>
@@ -12477,7 +12825,7 @@
             <w:pPr>
               <w:spacing w:after="20" w:before="0"/>
             </w:pPr>
-            <w:hyperlink w:history="1" r:id="rIdhxqkivlhyprjmrjhqebyj">
+            <w:hyperlink w:history="1" r:id="rId8-4itwhroiud1rdbr9abz">
               <w:r>
                 <w:rPr>
                   <w:rFonts w:ascii="Arial" w:cs="Arial" w:eastAsia="Arial" w:hAnsi="Arial"/>
@@ -12510,7 +12858,7 @@
               <w:spacing w:after="10" w:before="0"/>
               <w:ind w:left="120"/>
             </w:pPr>
-            <w:hyperlink w:history="1" r:id="rIdvnkd_rmhk5iflm6ue58q9">
+            <w:hyperlink w:history="1" r:id="rIdkafyr-fxg5pf4-2vb0n3l">
               <w:r>
                 <w:rPr>
                   <w:rFonts w:ascii="Arial" w:cs="Arial" w:eastAsia="Arial" w:hAnsi="Arial"/>
@@ -12555,7 +12903,7 @@
             <w:pPr>
               <w:spacing w:after="20" w:before="0"/>
             </w:pPr>
-            <w:hyperlink w:history="1" r:id="rIdynbmhfihuk2-r5ojy3jlh">
+            <w:hyperlink w:history="1" r:id="rIdaqrksj8cpwt-zxlztelvc">
               <w:r>
                 <w:rPr>
                   <w:rFonts w:ascii="Arial" w:cs="Arial" w:eastAsia="Arial" w:hAnsi="Arial"/>
@@ -12588,7 +12936,7 @@
               <w:spacing w:after="10" w:before="0"/>
               <w:ind w:left="120"/>
             </w:pPr>
-            <w:hyperlink w:history="1" r:id="rIdgy2v9w1wm15rgeyuixvhr">
+            <w:hyperlink w:history="1" r:id="rId9zjisgh1csgey5x4cuwfi">
               <w:r>
                 <w:rPr>
                   <w:rFonts w:ascii="Arial" w:cs="Arial" w:eastAsia="Arial" w:hAnsi="Arial"/>
@@ -12783,7 +13131,7 @@
             <w:pPr>
               <w:spacing w:after="20" w:before="0"/>
             </w:pPr>
-            <w:hyperlink w:history="1" r:id="rIdfiagoc_az9cjhc40wvygg">
+            <w:hyperlink w:history="1" r:id="rIdpcf1nj_izkcvy5whnqi_s">
               <w:r>
                 <w:rPr>
                   <w:rFonts w:ascii="Arial" w:cs="Arial" w:eastAsia="Arial" w:hAnsi="Arial"/>
@@ -12816,7 +13164,7 @@
               <w:spacing w:after="10" w:before="0"/>
               <w:ind w:left="120"/>
             </w:pPr>
-            <w:hyperlink w:history="1" r:id="rId3xx6cksc-tio12hslfyk4">
+            <w:hyperlink w:history="1" r:id="rId65lqksgi-zkip8pgxgh5b">
               <w:r>
                 <w:rPr>
                   <w:rFonts w:ascii="Arial" w:cs="Arial" w:eastAsia="Arial" w:hAnsi="Arial"/>
@@ -12861,7 +13209,7 @@
             <w:pPr>
               <w:spacing w:after="20" w:before="0"/>
             </w:pPr>
-            <w:hyperlink w:history="1" r:id="rIdubgmsrwpvp4jkupvvn9ak">
+            <w:hyperlink w:history="1" r:id="rIdqbrl6rf_xqgm4sd7epqjf">
               <w:r>
                 <w:rPr>
                   <w:rFonts w:ascii="Arial" w:cs="Arial" w:eastAsia="Arial" w:hAnsi="Arial"/>
@@ -12894,7 +13242,7 @@
               <w:spacing w:after="10" w:before="0"/>
               <w:ind w:left="120"/>
             </w:pPr>
-            <w:hyperlink w:history="1" r:id="rIdkvpmcywmu_kqvdpkln30q">
+            <w:hyperlink w:history="1" r:id="rId64gq-bgenybh3p2dg6moy">
               <w:r>
                 <w:rPr>
                   <w:rFonts w:ascii="Arial" w:cs="Arial" w:eastAsia="Arial" w:hAnsi="Arial"/>
@@ -13089,7 +13437,7 @@
             <w:pPr>
               <w:spacing w:after="20" w:before="0"/>
             </w:pPr>
-            <w:hyperlink w:history="1" r:id="rId2f7uura0fzniihinf1p6m">
+            <w:hyperlink w:history="1" r:id="rIdeolmuavzo15ldbmb0b2w9">
               <w:r>
                 <w:rPr>
                   <w:rFonts w:ascii="Arial" w:cs="Arial" w:eastAsia="Arial" w:hAnsi="Arial"/>
@@ -13122,7 +13470,7 @@
               <w:spacing w:after="10" w:before="0"/>
               <w:ind w:left="120"/>
             </w:pPr>
-            <w:hyperlink w:history="1" r:id="rIdeai4iot7osqrkqb0uh7qk">
+            <w:hyperlink w:history="1" r:id="rIdyn6jk1xmukhwbishbxtai">
               <w:r>
                 <w:rPr>
                   <w:rFonts w:ascii="Arial" w:cs="Arial" w:eastAsia="Arial" w:hAnsi="Arial"/>
@@ -13167,7 +13515,7 @@
             <w:pPr>
               <w:spacing w:after="20" w:before="0"/>
             </w:pPr>
-            <w:hyperlink w:history="1" r:id="rId65w9wc1e9m6amn6eryk1v">
+            <w:hyperlink w:history="1" r:id="rIdxmc2fgasdxonxfupqbrpn">
               <w:r>
                 <w:rPr>
                   <w:rFonts w:ascii="Arial" w:cs="Arial" w:eastAsia="Arial" w:hAnsi="Arial"/>
@@ -13200,7 +13548,7 @@
               <w:spacing w:after="10" w:before="0"/>
               <w:ind w:left="120"/>
             </w:pPr>
-            <w:hyperlink w:history="1" r:id="rIdlfvia9ruh6td2bebrus1v">
+            <w:hyperlink w:history="1" r:id="rIdjxqehycyetbnsmygswlrf">
               <w:r>
                 <w:rPr>
                   <w:rFonts w:ascii="Arial" w:cs="Arial" w:eastAsia="Arial" w:hAnsi="Arial"/>
@@ -13696,6 +14044,65 @@
         </w:tc>
       </w:tr>
     </w:tbl>
+    <w:p>
+      <w:pPr>
+        <w:pBdr>
+          <w:top w:val="single" w:color="BBBBBB" w:sz="4" w:space="4"/>
+        </w:pBdr>
+        <w:spacing w:after="0" w:before="160"/>
+      </w:pPr>
+      <w:r>
+        <w:rPr>
+          <w:rFonts w:ascii="Arial" w:cs="Arial" w:eastAsia="Arial" w:hAnsi="Arial"/>
+          <w:color w:val="666666"/>
+          <w:sz w:val="14"/>
+          <w:szCs w:val="14"/>
+        </w:rPr>
+        <w:t xml:space="preserve">© 2026 SeaVuria and ARES. Aligned with KICD objectives. Developed by SeaVuria; technical implementation by ARES (with AI assistance from Claude). Licensed under </w:t>
+      </w:r>
+      <w:hyperlink w:history="1" r:id="rIdxcxlffm5-gnzi148pfsrj">
+        <w:r>
+          <w:rPr>
+            <w:rFonts w:ascii="Arial" w:cs="Arial" w:eastAsia="Arial" w:hAnsi="Arial"/>
+            <w:color w:val="1F6B75"/>
+            <w:sz w:val="14"/>
+            <w:szCs w:val="14"/>
+            <w:u w:val="single" w:color="1F6B75"/>
+          </w:rPr>
+          <w:t xml:space="preserve">CC BY-NC 4.0</w:t>
+        </w:r>
+      </w:hyperlink>
+      <w:r>
+        <w:rPr>
+          <w:rFonts w:ascii="Arial" w:cs="Arial" w:eastAsia="Arial" w:hAnsi="Arial"/>
+          <w:color w:val="666666"/>
+          <w:sz w:val="14"/>
+          <w:szCs w:val="14"/>
+        </w:rPr>
+        <w:t xml:space="preserve"> (</w:t>
+      </w:r>
+      <w:hyperlink w:history="1" r:id="rIdbcf9zteccvzfoypsb-rsq">
+        <w:r>
+          <w:rPr>
+            <w:rFonts w:ascii="Arial" w:cs="Arial" w:eastAsia="Arial" w:hAnsi="Arial"/>
+            <w:color w:val="1F6B75"/>
+            <w:sz w:val="14"/>
+            <w:szCs w:val="14"/>
+            <w:u w:val="single" w:color="1F6B75"/>
+          </w:rPr>
+          <w:t xml:space="preserve">https://creativecommons.org/licenses/by-nc/4.0/</w:t>
+        </w:r>
+      </w:hyperlink>
+      <w:r>
+        <w:rPr>
+          <w:rFonts w:ascii="Arial" w:cs="Arial" w:eastAsia="Arial" w:hAnsi="Arial"/>
+          <w:color w:val="666666"/>
+          <w:sz w:val="14"/>
+          <w:szCs w:val="14"/>
+        </w:rPr>
+        <w:t xml:space="preserve">).</w:t>
+      </w:r>
+    </w:p>
     <w:p>
       <w:r>
         <w:br w:type="page"/>
@@ -14906,7 +15313,7 @@
             <w:pPr>
               <w:spacing w:after="20" w:before="0"/>
             </w:pPr>
-            <w:hyperlink w:history="1" r:id="rId6ubqdc0aliwdyeo1bwspx">
+            <w:hyperlink w:history="1" r:id="rIdgbwod_tatoil7pygvotn6">
               <w:r>
                 <w:rPr>
                   <w:rFonts w:ascii="Arial" w:cs="Arial" w:eastAsia="Arial" w:hAnsi="Arial"/>
@@ -14939,7 +15346,7 @@
               <w:spacing w:after="10" w:before="0"/>
               <w:ind w:left="120"/>
             </w:pPr>
-            <w:hyperlink w:history="1" r:id="rIdxhznqfwepkhpwdnnufhjk">
+            <w:hyperlink w:history="1" r:id="rIdxtyipfvesu5_r4xwb7h0i">
               <w:r>
                 <w:rPr>
                   <w:rFonts w:ascii="Arial" w:cs="Arial" w:eastAsia="Arial" w:hAnsi="Arial"/>
@@ -14984,7 +15391,7 @@
             <w:pPr>
               <w:spacing w:after="20" w:before="0"/>
             </w:pPr>
-            <w:hyperlink w:history="1" r:id="rIdjlmhzjbnmg9qgrnjuzbmi">
+            <w:hyperlink w:history="1" r:id="rIdkeakt18neoggbwivvf8ac">
               <w:r>
                 <w:rPr>
                   <w:rFonts w:ascii="Arial" w:cs="Arial" w:eastAsia="Arial" w:hAnsi="Arial"/>
@@ -15017,7 +15424,7 @@
               <w:spacing w:after="10" w:before="0"/>
               <w:ind w:left="120"/>
             </w:pPr>
-            <w:hyperlink w:history="1" r:id="rIdtg3ojxkmwr-ltziigizkk">
+            <w:hyperlink w:history="1" r:id="rIdgff0c6pshgmae7iqkqzoa">
               <w:r>
                 <w:rPr>
                   <w:rFonts w:ascii="Arial" w:cs="Arial" w:eastAsia="Arial" w:hAnsi="Arial"/>
@@ -15212,7 +15619,7 @@
             <w:pPr>
               <w:spacing w:after="20" w:before="0"/>
             </w:pPr>
-            <w:hyperlink w:history="1" r:id="rIdj-ysh3fxqoa0nnwxhzjwz">
+            <w:hyperlink w:history="1" r:id="rIdzfwl0mmijp2vexa6vhzgn">
               <w:r>
                 <w:rPr>
                   <w:rFonts w:ascii="Arial" w:cs="Arial" w:eastAsia="Arial" w:hAnsi="Arial"/>
@@ -15245,7 +15652,7 @@
               <w:spacing w:after="10" w:before="0"/>
               <w:ind w:left="120"/>
             </w:pPr>
-            <w:hyperlink w:history="1" r:id="rIdrxxsrbd6duxgipkrf9ztu">
+            <w:hyperlink w:history="1" r:id="rIdgdqt50wpf8l5gxs6zzjeb">
               <w:r>
                 <w:rPr>
                   <w:rFonts w:ascii="Arial" w:cs="Arial" w:eastAsia="Arial" w:hAnsi="Arial"/>
@@ -15290,7 +15697,7 @@
             <w:pPr>
               <w:spacing w:after="20" w:before="0"/>
             </w:pPr>
-            <w:hyperlink w:history="1" r:id="rIdulkyjy-uqx7gypbzisqqq">
+            <w:hyperlink w:history="1" r:id="rIdivk0tu2uxvgstwgq5fgtr">
               <w:r>
                 <w:rPr>
                   <w:rFonts w:ascii="Arial" w:cs="Arial" w:eastAsia="Arial" w:hAnsi="Arial"/>
@@ -15323,7 +15730,7 @@
               <w:spacing w:after="10" w:before="0"/>
               <w:ind w:left="120"/>
             </w:pPr>
-            <w:hyperlink w:history="1" r:id="rIdrk5evle9byoa6qkh56plp">
+            <w:hyperlink w:history="1" r:id="rIdsrgkqlyjnjbqzdn4plz40">
               <w:r>
                 <w:rPr>
                   <w:rFonts w:ascii="Arial" w:cs="Arial" w:eastAsia="Arial" w:hAnsi="Arial"/>
@@ -15518,7 +15925,7 @@
             <w:pPr>
               <w:spacing w:after="20" w:before="0"/>
             </w:pPr>
-            <w:hyperlink w:history="1" r:id="rIdq0janjgz17byzx66mcdk7">
+            <w:hyperlink w:history="1" r:id="rIdcq5s1bt-mwn7xhl0i0rap">
               <w:r>
                 <w:rPr>
                   <w:rFonts w:ascii="Arial" w:cs="Arial" w:eastAsia="Arial" w:hAnsi="Arial"/>
@@ -15551,7 +15958,7 @@
               <w:spacing w:after="10" w:before="0"/>
               <w:ind w:left="120"/>
             </w:pPr>
-            <w:hyperlink w:history="1" r:id="rIdniplkhzhkafnr-loktcrg">
+            <w:hyperlink w:history="1" r:id="rIdncdk6klulkr1ehewwdiyq">
               <w:r>
                 <w:rPr>
                   <w:rFonts w:ascii="Arial" w:cs="Arial" w:eastAsia="Arial" w:hAnsi="Arial"/>
@@ -15596,7 +16003,7 @@
             <w:pPr>
               <w:spacing w:after="20" w:before="0"/>
             </w:pPr>
-            <w:hyperlink w:history="1" r:id="rIdsttltigfe73q1wfppfwfn">
+            <w:hyperlink w:history="1" r:id="rIdhezptm3uvb52eyha4bodd">
               <w:r>
                 <w:rPr>
                   <w:rFonts w:ascii="Arial" w:cs="Arial" w:eastAsia="Arial" w:hAnsi="Arial"/>
@@ -15629,7 +16036,7 @@
               <w:spacing w:after="10" w:before="0"/>
               <w:ind w:left="120"/>
             </w:pPr>
-            <w:hyperlink w:history="1" r:id="rIdirwg-zpdfk818uoxwwayy">
+            <w:hyperlink w:history="1" r:id="rIdvx7h6b8xkgnwofmtb3m4k">
               <w:r>
                 <w:rPr>
                   <w:rFonts w:ascii="Arial" w:cs="Arial" w:eastAsia="Arial" w:hAnsi="Arial"/>
@@ -15824,7 +16231,7 @@
             <w:pPr>
               <w:spacing w:after="20" w:before="0"/>
             </w:pPr>
-            <w:hyperlink w:history="1" r:id="rIdxapumq_cioxjh629b0kjl">
+            <w:hyperlink w:history="1" r:id="rIdkd92eil6haaz3ja6_tfmd">
               <w:r>
                 <w:rPr>
                   <w:rFonts w:ascii="Arial" w:cs="Arial" w:eastAsia="Arial" w:hAnsi="Arial"/>
@@ -15857,7 +16264,7 @@
               <w:spacing w:after="10" w:before="0"/>
               <w:ind w:left="120"/>
             </w:pPr>
-            <w:hyperlink w:history="1" r:id="rId_00az57efolenksyfg-rj">
+            <w:hyperlink w:history="1" r:id="rIdvaxzodsylpwa-prwmj3yz">
               <w:r>
                 <w:rPr>
                   <w:rFonts w:ascii="Arial" w:cs="Arial" w:eastAsia="Arial" w:hAnsi="Arial"/>
@@ -15902,7 +16309,7 @@
             <w:pPr>
               <w:spacing w:after="20" w:before="0"/>
             </w:pPr>
-            <w:hyperlink w:history="1" r:id="rIdcckeeapgw458dpprmtjkh">
+            <w:hyperlink w:history="1" r:id="rIdpmgltqad-ssdcyrjlhkrn">
               <w:r>
                 <w:rPr>
                   <w:rFonts w:ascii="Arial" w:cs="Arial" w:eastAsia="Arial" w:hAnsi="Arial"/>
@@ -15935,7 +16342,7 @@
               <w:spacing w:after="10" w:before="0"/>
               <w:ind w:left="120"/>
             </w:pPr>
-            <w:hyperlink w:history="1" r:id="rIdpioz15yr7w_krwa_97omn">
+            <w:hyperlink w:history="1" r:id="rIdudzcakcsrmiatfo8m0_s2">
               <w:r>
                 <w:rPr>
                   <w:rFonts w:ascii="Arial" w:cs="Arial" w:eastAsia="Arial" w:hAnsi="Arial"/>
@@ -16130,7 +16537,7 @@
             <w:pPr>
               <w:spacing w:after="20" w:before="0"/>
             </w:pPr>
-            <w:hyperlink w:history="1" r:id="rIdmid1nn_cxmfrqckyanmwm">
+            <w:hyperlink w:history="1" r:id="rIdotf6hdtgl9_luzfxlzwi3">
               <w:r>
                 <w:rPr>
                   <w:rFonts w:ascii="Arial" w:cs="Arial" w:eastAsia="Arial" w:hAnsi="Arial"/>
@@ -16163,7 +16570,7 @@
               <w:spacing w:after="10" w:before="0"/>
               <w:ind w:left="120"/>
             </w:pPr>
-            <w:hyperlink w:history="1" r:id="rIdy6mpnqfsvvedpr2acqh07">
+            <w:hyperlink w:history="1" r:id="rIdh47e68qvwprxktbmklhyv">
               <w:r>
                 <w:rPr>
                   <w:rFonts w:ascii="Arial" w:cs="Arial" w:eastAsia="Arial" w:hAnsi="Arial"/>
@@ -16208,7 +16615,7 @@
             <w:pPr>
               <w:spacing w:after="20" w:before="0"/>
             </w:pPr>
-            <w:hyperlink w:history="1" r:id="rIdl_daqayyqqihaznetgafb">
+            <w:hyperlink w:history="1" r:id="rIdtpihjdnxywvs7v3c5hcve">
               <w:r>
                 <w:rPr>
                   <w:rFonts w:ascii="Arial" w:cs="Arial" w:eastAsia="Arial" w:hAnsi="Arial"/>
@@ -16241,7 +16648,7 @@
               <w:spacing w:after="10" w:before="0"/>
               <w:ind w:left="120"/>
             </w:pPr>
-            <w:hyperlink w:history="1" r:id="rIdivrkf084sdvx3l5heus2h">
+            <w:hyperlink w:history="1" r:id="rIdtqabyrvma9km3g72a9ku1">
               <w:r>
                 <w:rPr>
                   <w:rFonts w:ascii="Arial" w:cs="Arial" w:eastAsia="Arial" w:hAnsi="Arial"/>
@@ -16813,6 +17220,65 @@
         </w:tc>
       </w:tr>
     </w:tbl>
+    <w:p>
+      <w:pPr>
+        <w:pBdr>
+          <w:top w:val="single" w:color="BBBBBB" w:sz="4" w:space="4"/>
+        </w:pBdr>
+        <w:spacing w:after="0" w:before="160"/>
+      </w:pPr>
+      <w:r>
+        <w:rPr>
+          <w:rFonts w:ascii="Arial" w:cs="Arial" w:eastAsia="Arial" w:hAnsi="Arial"/>
+          <w:color w:val="666666"/>
+          <w:sz w:val="14"/>
+          <w:szCs w:val="14"/>
+        </w:rPr>
+        <w:t xml:space="preserve">© 2026 SeaVuria and ARES. Aligned with KICD objectives. Developed by SeaVuria; technical implementation by ARES (with AI assistance from Claude). Licensed under </w:t>
+      </w:r>
+      <w:hyperlink w:history="1" r:id="rIdq_uy98nraka6mc3xo-5wa">
+        <w:r>
+          <w:rPr>
+            <w:rFonts w:ascii="Arial" w:cs="Arial" w:eastAsia="Arial" w:hAnsi="Arial"/>
+            <w:color w:val="1F6B75"/>
+            <w:sz w:val="14"/>
+            <w:szCs w:val="14"/>
+            <w:u w:val="single" w:color="1F6B75"/>
+          </w:rPr>
+          <w:t xml:space="preserve">CC BY-NC 4.0</w:t>
+        </w:r>
+      </w:hyperlink>
+      <w:r>
+        <w:rPr>
+          <w:rFonts w:ascii="Arial" w:cs="Arial" w:eastAsia="Arial" w:hAnsi="Arial"/>
+          <w:color w:val="666666"/>
+          <w:sz w:val="14"/>
+          <w:szCs w:val="14"/>
+        </w:rPr>
+        <w:t xml:space="preserve"> (</w:t>
+      </w:r>
+      <w:hyperlink w:history="1" r:id="rIdysf-gvzgoyv-fkivjubj1">
+        <w:r>
+          <w:rPr>
+            <w:rFonts w:ascii="Arial" w:cs="Arial" w:eastAsia="Arial" w:hAnsi="Arial"/>
+            <w:color w:val="1F6B75"/>
+            <w:sz w:val="14"/>
+            <w:szCs w:val="14"/>
+            <w:u w:val="single" w:color="1F6B75"/>
+          </w:rPr>
+          <w:t xml:space="preserve">https://creativecommons.org/licenses/by-nc/4.0/</w:t>
+        </w:r>
+      </w:hyperlink>
+      <w:r>
+        <w:rPr>
+          <w:rFonts w:ascii="Arial" w:cs="Arial" w:eastAsia="Arial" w:hAnsi="Arial"/>
+          <w:color w:val="666666"/>
+          <w:sz w:val="14"/>
+          <w:szCs w:val="14"/>
+        </w:rPr>
+        <w:t xml:space="preserve">).</w:t>
+      </w:r>
+    </w:p>
     <w:p>
       <w:r>
         <w:br w:type="page"/>
@@ -17804,7 +18270,7 @@
             <w:pPr>
               <w:spacing w:after="20" w:before="0"/>
             </w:pPr>
-            <w:hyperlink w:history="1" r:id="rId-x7ic-hrwz1ctr15s3ksh">
+            <w:hyperlink w:history="1" r:id="rIddvelpspinsbxla6iwrkzt">
               <w:r>
                 <w:rPr>
                   <w:rFonts w:ascii="Arial" w:cs="Arial" w:eastAsia="Arial" w:hAnsi="Arial"/>
@@ -17837,7 +18303,7 @@
               <w:spacing w:after="10" w:before="0"/>
               <w:ind w:left="120"/>
             </w:pPr>
-            <w:hyperlink w:history="1" r:id="rIdo1ic2y66tbptbah9l0--6">
+            <w:hyperlink w:history="1" r:id="rIddsyixjbyw8u2ybgoauubn">
               <w:r>
                 <w:rPr>
                   <w:rFonts w:ascii="Arial" w:cs="Arial" w:eastAsia="Arial" w:hAnsi="Arial"/>
@@ -17882,7 +18348,7 @@
             <w:pPr>
               <w:spacing w:after="20" w:before="0"/>
             </w:pPr>
-            <w:hyperlink w:history="1" r:id="rIdk9kizpogxs_qo3ikl9ezj">
+            <w:hyperlink w:history="1" r:id="rId5mfefh7ncumfrvfagv4g4">
               <w:r>
                 <w:rPr>
                   <w:rFonts w:ascii="Arial" w:cs="Arial" w:eastAsia="Arial" w:hAnsi="Arial"/>
@@ -17915,7 +18381,7 @@
               <w:spacing w:after="10" w:before="0"/>
               <w:ind w:left="120"/>
             </w:pPr>
-            <w:hyperlink w:history="1" r:id="rIdvyeiwfqlhwmtjull0qlv8">
+            <w:hyperlink w:history="1" r:id="rIdeoq8stlsed3iee5gstha1">
               <w:r>
                 <w:rPr>
                   <w:rFonts w:ascii="Arial" w:cs="Arial" w:eastAsia="Arial" w:hAnsi="Arial"/>
@@ -18110,7 +18576,7 @@
             <w:pPr>
               <w:spacing w:after="20" w:before="0"/>
             </w:pPr>
-            <w:hyperlink w:history="1" r:id="rIdykt0c6_equ3reld8r321j">
+            <w:hyperlink w:history="1" r:id="rIdjrwe-x_f9wdfhynwail47">
               <w:r>
                 <w:rPr>
                   <w:rFonts w:ascii="Arial" w:cs="Arial" w:eastAsia="Arial" w:hAnsi="Arial"/>
@@ -18143,7 +18609,7 @@
               <w:spacing w:after="10" w:before="0"/>
               <w:ind w:left="120"/>
             </w:pPr>
-            <w:hyperlink w:history="1" r:id="rIdpydznpyvumluhhue31u4i">
+            <w:hyperlink w:history="1" r:id="rIdsan8v51zeqb4gjotf8ypz">
               <w:r>
                 <w:rPr>
                   <w:rFonts w:ascii="Arial" w:cs="Arial" w:eastAsia="Arial" w:hAnsi="Arial"/>
@@ -18188,7 +18654,7 @@
             <w:pPr>
               <w:spacing w:after="20" w:before="0"/>
             </w:pPr>
-            <w:hyperlink w:history="1" r:id="rIdpgx7blqwwizpkv5fj40dr">
+            <w:hyperlink w:history="1" r:id="rIdvaofz83o9d5lgf6grgpuf">
               <w:r>
                 <w:rPr>
                   <w:rFonts w:ascii="Arial" w:cs="Arial" w:eastAsia="Arial" w:hAnsi="Arial"/>
@@ -18221,7 +18687,7 @@
               <w:spacing w:after="10" w:before="0"/>
               <w:ind w:left="120"/>
             </w:pPr>
-            <w:hyperlink w:history="1" r:id="rId39nqa8me6y54jzzlgmwwm">
+            <w:hyperlink w:history="1" r:id="rIddthrtrka45nqsgjrtkfdu">
               <w:r>
                 <w:rPr>
                   <w:rFonts w:ascii="Arial" w:cs="Arial" w:eastAsia="Arial" w:hAnsi="Arial"/>
@@ -18416,7 +18882,7 @@
             <w:pPr>
               <w:spacing w:after="20" w:before="0"/>
             </w:pPr>
-            <w:hyperlink w:history="1" r:id="rIdxsgm9x9ewl2ivhkausilg">
+            <w:hyperlink w:history="1" r:id="rIdo-4riwbbuqfrhgtr0fgpq">
               <w:r>
                 <w:rPr>
                   <w:rFonts w:ascii="Arial" w:cs="Arial" w:eastAsia="Arial" w:hAnsi="Arial"/>
@@ -18449,7 +18915,7 @@
               <w:spacing w:after="10" w:before="0"/>
               <w:ind w:left="120"/>
             </w:pPr>
-            <w:hyperlink w:history="1" r:id="rId3jrys6sdxorh2penqwhs4">
+            <w:hyperlink w:history="1" r:id="rIdvncocuchghldjvf0agyy_">
               <w:r>
                 <w:rPr>
                   <w:rFonts w:ascii="Arial" w:cs="Arial" w:eastAsia="Arial" w:hAnsi="Arial"/>
@@ -18494,7 +18960,7 @@
             <w:pPr>
               <w:spacing w:after="20" w:before="0"/>
             </w:pPr>
-            <w:hyperlink w:history="1" r:id="rIdwj-m4nl3_-dlecyi2yhpm">
+            <w:hyperlink w:history="1" r:id="rIdeeujwzqtok5mfuscjgeio">
               <w:r>
                 <w:rPr>
                   <w:rFonts w:ascii="Arial" w:cs="Arial" w:eastAsia="Arial" w:hAnsi="Arial"/>
@@ -18527,7 +18993,7 @@
               <w:spacing w:after="10" w:before="0"/>
               <w:ind w:left="120"/>
             </w:pPr>
-            <w:hyperlink w:history="1" r:id="rIdloiz838xw2ymn3gkvbnrd">
+            <w:hyperlink w:history="1" r:id="rId-clyylcr9b0t71c6jekzf">
               <w:r>
                 <w:rPr>
                   <w:rFonts w:ascii="Arial" w:cs="Arial" w:eastAsia="Arial" w:hAnsi="Arial"/>
@@ -18722,7 +19188,7 @@
             <w:pPr>
               <w:spacing w:after="20" w:before="0"/>
             </w:pPr>
-            <w:hyperlink w:history="1" r:id="rIdr9-r4nzzmoknjxcfu49k3">
+            <w:hyperlink w:history="1" r:id="rIdufqxsf0fyq7belqcy7lgs">
               <w:r>
                 <w:rPr>
                   <w:rFonts w:ascii="Arial" w:cs="Arial" w:eastAsia="Arial" w:hAnsi="Arial"/>
@@ -18755,7 +19221,7 @@
               <w:spacing w:after="10" w:before="0"/>
               <w:ind w:left="120"/>
             </w:pPr>
-            <w:hyperlink w:history="1" r:id="rId-nhfc4qt08h5cydups9l8">
+            <w:hyperlink w:history="1" r:id="rIdoafukhnx28odiz2_aeso-">
               <w:r>
                 <w:rPr>
                   <w:rFonts w:ascii="Arial" w:cs="Arial" w:eastAsia="Arial" w:hAnsi="Arial"/>
@@ -18800,7 +19266,7 @@
             <w:pPr>
               <w:spacing w:after="20" w:before="0"/>
             </w:pPr>
-            <w:hyperlink w:history="1" r:id="rIddztewvaxeqk9schfthtbh">
+            <w:hyperlink w:history="1" r:id="rIddgte6qecszx36x63-bpwb">
               <w:r>
                 <w:rPr>
                   <w:rFonts w:ascii="Arial" w:cs="Arial" w:eastAsia="Arial" w:hAnsi="Arial"/>
@@ -18833,7 +19299,7 @@
               <w:spacing w:after="10" w:before="0"/>
               <w:ind w:left="120"/>
             </w:pPr>
-            <w:hyperlink w:history="1" r:id="rIdz6jssyhgoq6eegr3hhvcd">
+            <w:hyperlink w:history="1" r:id="rIdrbalso9jm-yx-7306cm5y">
               <w:r>
                 <w:rPr>
                   <w:rFonts w:ascii="Arial" w:cs="Arial" w:eastAsia="Arial" w:hAnsi="Arial"/>
@@ -19028,7 +19494,7 @@
             <w:pPr>
               <w:spacing w:after="20" w:before="0"/>
             </w:pPr>
-            <w:hyperlink w:history="1" r:id="rId4k70fzuo2gbj8ag32jqr8">
+            <w:hyperlink w:history="1" r:id="rIdv-hpsqgmp30noya-pfdc7">
               <w:r>
                 <w:rPr>
                   <w:rFonts w:ascii="Arial" w:cs="Arial" w:eastAsia="Arial" w:hAnsi="Arial"/>
@@ -19061,7 +19527,7 @@
               <w:spacing w:after="10" w:before="0"/>
               <w:ind w:left="120"/>
             </w:pPr>
-            <w:hyperlink w:history="1" r:id="rIdgy0ctxdfjnlnhgqv4188z">
+            <w:hyperlink w:history="1" r:id="rIdhawkdwj_xqyczmm9px9r1">
               <w:r>
                 <w:rPr>
                   <w:rFonts w:ascii="Arial" w:cs="Arial" w:eastAsia="Arial" w:hAnsi="Arial"/>
@@ -19106,7 +19572,7 @@
             <w:pPr>
               <w:spacing w:after="20" w:before="0"/>
             </w:pPr>
-            <w:hyperlink w:history="1" r:id="rId4pw2e-ax_eylyni5-0jar">
+            <w:hyperlink w:history="1" r:id="rIdrxvjy57_dkhukme-ni1uu">
               <w:r>
                 <w:rPr>
                   <w:rFonts w:ascii="Arial" w:cs="Arial" w:eastAsia="Arial" w:hAnsi="Arial"/>
@@ -19139,7 +19605,7 @@
               <w:spacing w:after="10" w:before="0"/>
               <w:ind w:left="120"/>
             </w:pPr>
-            <w:hyperlink w:history="1" r:id="rIdyszxigm6knjqmbe9qov4l">
+            <w:hyperlink w:history="1" r:id="rIdgqh68q3drm5aihkgugrhx">
               <w:r>
                 <w:rPr>
                   <w:rFonts w:ascii="Arial" w:cs="Arial" w:eastAsia="Arial" w:hAnsi="Arial"/>
@@ -19635,6 +20101,65 @@
         </w:tc>
       </w:tr>
     </w:tbl>
+    <w:p>
+      <w:pPr>
+        <w:pBdr>
+          <w:top w:val="single" w:color="BBBBBB" w:sz="4" w:space="4"/>
+        </w:pBdr>
+        <w:spacing w:after="0" w:before="160"/>
+      </w:pPr>
+      <w:r>
+        <w:rPr>
+          <w:rFonts w:ascii="Arial" w:cs="Arial" w:eastAsia="Arial" w:hAnsi="Arial"/>
+          <w:color w:val="666666"/>
+          <w:sz w:val="14"/>
+          <w:szCs w:val="14"/>
+        </w:rPr>
+        <w:t xml:space="preserve">© 2026 SeaVuria and ARES. Aligned with KICD objectives. Developed by SeaVuria; technical implementation by ARES (with AI assistance from Claude). Licensed under </w:t>
+      </w:r>
+      <w:hyperlink w:history="1" r:id="rIdc3wr8lxvesgj1godjgg-l">
+        <w:r>
+          <w:rPr>
+            <w:rFonts w:ascii="Arial" w:cs="Arial" w:eastAsia="Arial" w:hAnsi="Arial"/>
+            <w:color w:val="1F6B75"/>
+            <w:sz w:val="14"/>
+            <w:szCs w:val="14"/>
+            <w:u w:val="single" w:color="1F6B75"/>
+          </w:rPr>
+          <w:t xml:space="preserve">CC BY-NC 4.0</w:t>
+        </w:r>
+      </w:hyperlink>
+      <w:r>
+        <w:rPr>
+          <w:rFonts w:ascii="Arial" w:cs="Arial" w:eastAsia="Arial" w:hAnsi="Arial"/>
+          <w:color w:val="666666"/>
+          <w:sz w:val="14"/>
+          <w:szCs w:val="14"/>
+        </w:rPr>
+        <w:t xml:space="preserve"> (</w:t>
+      </w:r>
+      <w:hyperlink w:history="1" r:id="rIdaotxedwjix41sgnzzzjl7">
+        <w:r>
+          <w:rPr>
+            <w:rFonts w:ascii="Arial" w:cs="Arial" w:eastAsia="Arial" w:hAnsi="Arial"/>
+            <w:color w:val="1F6B75"/>
+            <w:sz w:val="14"/>
+            <w:szCs w:val="14"/>
+            <w:u w:val="single" w:color="1F6B75"/>
+          </w:rPr>
+          <w:t xml:space="preserve">https://creativecommons.org/licenses/by-nc/4.0/</w:t>
+        </w:r>
+      </w:hyperlink>
+      <w:r>
+        <w:rPr>
+          <w:rFonts w:ascii="Arial" w:cs="Arial" w:eastAsia="Arial" w:hAnsi="Arial"/>
+          <w:color w:val="666666"/>
+          <w:sz w:val="14"/>
+          <w:szCs w:val="14"/>
+        </w:rPr>
+        <w:t xml:space="preserve">).</w:t>
+      </w:r>
+    </w:p>
     <w:p>
       <w:r>
         <w:br w:type="page"/>
@@ -20785,7 +21310,7 @@
             <w:pPr>
               <w:spacing w:after="20" w:before="0"/>
             </w:pPr>
-            <w:hyperlink w:history="1" r:id="rId3vw_kciexmwrxqrnfgq8v">
+            <w:hyperlink w:history="1" r:id="rIdx9cmp-4hrlqag-epr4oeq">
               <w:r>
                 <w:rPr>
                   <w:rFonts w:ascii="Arial" w:cs="Arial" w:eastAsia="Arial" w:hAnsi="Arial"/>
@@ -20818,7 +21343,7 @@
               <w:spacing w:after="10" w:before="0"/>
               <w:ind w:left="120"/>
             </w:pPr>
-            <w:hyperlink w:history="1" r:id="rIdrwnlo0zekscp6fm09ufe8">
+            <w:hyperlink w:history="1" r:id="rIdrw2zejt8y7pcvxglvzjor">
               <w:r>
                 <w:rPr>
                   <w:rFonts w:ascii="Arial" w:cs="Arial" w:eastAsia="Arial" w:hAnsi="Arial"/>
@@ -20880,7 +21405,7 @@
               <w:spacing w:after="10" w:before="0"/>
               <w:ind w:left="120"/>
             </w:pPr>
-            <w:hyperlink w:history="1" r:id="rIdsse2yjhq70x9hu-bjaivm">
+            <w:hyperlink w:history="1" r:id="rId9anjck2lctqfllnzf4ckv">
               <w:r>
                 <w:rPr>
                   <w:rFonts w:ascii="Arial" w:cs="Arial" w:eastAsia="Arial" w:hAnsi="Arial"/>
@@ -21090,7 +21615,7 @@
             <w:pPr>
               <w:spacing w:after="20" w:before="0"/>
             </w:pPr>
-            <w:hyperlink w:history="1" r:id="rId83xrtrl3lr7lu0apatvpi">
+            <w:hyperlink w:history="1" r:id="rIddsok6wkcsurnlejzb9vfn">
               <w:r>
                 <w:rPr>
                   <w:rFonts w:ascii="Arial" w:cs="Arial" w:eastAsia="Arial" w:hAnsi="Arial"/>
@@ -21123,7 +21648,7 @@
               <w:spacing w:after="10" w:before="0"/>
               <w:ind w:left="120"/>
             </w:pPr>
-            <w:hyperlink w:history="1" r:id="rId7izlhktruousobenfuwab">
+            <w:hyperlink w:history="1" r:id="rIdvj7endagnzn8wgbkgtn0m">
               <w:r>
                 <w:rPr>
                   <w:rFonts w:ascii="Arial" w:cs="Arial" w:eastAsia="Arial" w:hAnsi="Arial"/>
@@ -21185,7 +21710,7 @@
               <w:spacing w:after="10" w:before="0"/>
               <w:ind w:left="120"/>
             </w:pPr>
-            <w:hyperlink w:history="1" r:id="rId5btttyfy6dehpq-e58nhf">
+            <w:hyperlink w:history="1" r:id="rIdsoeklpc6hdgn0q784smlr">
               <w:r>
                 <w:rPr>
                   <w:rFonts w:ascii="Arial" w:cs="Arial" w:eastAsia="Arial" w:hAnsi="Arial"/>
@@ -21395,7 +21920,7 @@
             <w:pPr>
               <w:spacing w:after="20" w:before="0"/>
             </w:pPr>
-            <w:hyperlink w:history="1" r:id="rId2pledies3mxsrb4_ns3ye">
+            <w:hyperlink w:history="1" r:id="rIdkrhesq9qsdqtz3zdsrjju">
               <w:r>
                 <w:rPr>
                   <w:rFonts w:ascii="Arial" w:cs="Arial" w:eastAsia="Arial" w:hAnsi="Arial"/>
@@ -21428,7 +21953,7 @@
               <w:spacing w:after="10" w:before="0"/>
               <w:ind w:left="120"/>
             </w:pPr>
-            <w:hyperlink w:history="1" r:id="rIdjz1mqor_rjn58hyepcaqk">
+            <w:hyperlink w:history="1" r:id="rIdbaqfkzwdsh2kerveouwhe">
               <w:r>
                 <w:rPr>
                   <w:rFonts w:ascii="Arial" w:cs="Arial" w:eastAsia="Arial" w:hAnsi="Arial"/>
@@ -21490,7 +22015,7 @@
               <w:spacing w:after="10" w:before="0"/>
               <w:ind w:left="120"/>
             </w:pPr>
-            <w:hyperlink w:history="1" r:id="rIdnzd9fmbwspavqz9p_jcf4">
+            <w:hyperlink w:history="1" r:id="rIdt41vwiosthkssb_xqqtvx">
               <w:r>
                 <w:rPr>
                   <w:rFonts w:ascii="Arial" w:cs="Arial" w:eastAsia="Arial" w:hAnsi="Arial"/>
@@ -21700,7 +22225,7 @@
             <w:pPr>
               <w:spacing w:after="20" w:before="0"/>
             </w:pPr>
-            <w:hyperlink w:history="1" r:id="rIdiaw-i478pxaj0kxdotcvn">
+            <w:hyperlink w:history="1" r:id="rId3peqkjfk---jvrqn1gdfq">
               <w:r>
                 <w:rPr>
                   <w:rFonts w:ascii="Arial" w:cs="Arial" w:eastAsia="Arial" w:hAnsi="Arial"/>
@@ -21733,7 +22258,7 @@
               <w:spacing w:after="10" w:before="0"/>
               <w:ind w:left="120"/>
             </w:pPr>
-            <w:hyperlink w:history="1" r:id="rId4feyypbjvwlrsoid6eked">
+            <w:hyperlink w:history="1" r:id="rIdxxw-ghk0qy2tu5c0asmqr">
               <w:r>
                 <w:rPr>
                   <w:rFonts w:ascii="Arial" w:cs="Arial" w:eastAsia="Arial" w:hAnsi="Arial"/>
@@ -21795,7 +22320,7 @@
               <w:spacing w:after="10" w:before="0"/>
               <w:ind w:left="120"/>
             </w:pPr>
-            <w:hyperlink w:history="1" r:id="rIdzscjyykxx7cepoql4idfg">
+            <w:hyperlink w:history="1" r:id="rId4twdtljmmtsagnza45xx9">
               <w:r>
                 <w:rPr>
                   <w:rFonts w:ascii="Arial" w:cs="Arial" w:eastAsia="Arial" w:hAnsi="Arial"/>
@@ -22005,7 +22530,7 @@
             <w:pPr>
               <w:spacing w:after="20" w:before="0"/>
             </w:pPr>
-            <w:hyperlink w:history="1" r:id="rIdtxhdfhijriazd5r6wljla">
+            <w:hyperlink w:history="1" r:id="rIdooy2ub2gxxf78zczgwv-y">
               <w:r>
                 <w:rPr>
                   <w:rFonts w:ascii="Arial" w:cs="Arial" w:eastAsia="Arial" w:hAnsi="Arial"/>
@@ -22038,7 +22563,7 @@
               <w:spacing w:after="10" w:before="0"/>
               <w:ind w:left="120"/>
             </w:pPr>
-            <w:hyperlink w:history="1" r:id="rIdu4_mrxfaqxicenbjrrt9n">
+            <w:hyperlink w:history="1" r:id="rIdoi9a2co1exxddy4tmhxhf">
               <w:r>
                 <w:rPr>
                   <w:rFonts w:ascii="Arial" w:cs="Arial" w:eastAsia="Arial" w:hAnsi="Arial"/>
@@ -22100,7 +22625,7 @@
               <w:spacing w:after="10" w:before="0"/>
               <w:ind w:left="120"/>
             </w:pPr>
-            <w:hyperlink w:history="1" r:id="rIdkmacy-xazvzeyhkf8zdvp">
+            <w:hyperlink w:history="1" r:id="rIdo68bh1zs9rtolgtqcbccv">
               <w:r>
                 <w:rPr>
                   <w:rFonts w:ascii="Arial" w:cs="Arial" w:eastAsia="Arial" w:hAnsi="Arial"/>
@@ -22687,6 +23212,65 @@
         </w:tc>
       </w:tr>
     </w:tbl>
+    <w:p>
+      <w:pPr>
+        <w:pBdr>
+          <w:top w:val="single" w:color="BBBBBB" w:sz="4" w:space="4"/>
+        </w:pBdr>
+        <w:spacing w:after="0" w:before="160"/>
+      </w:pPr>
+      <w:r>
+        <w:rPr>
+          <w:rFonts w:ascii="Arial" w:cs="Arial" w:eastAsia="Arial" w:hAnsi="Arial"/>
+          <w:color w:val="666666"/>
+          <w:sz w:val="14"/>
+          <w:szCs w:val="14"/>
+        </w:rPr>
+        <w:t xml:space="preserve">© 2026 SeaVuria and ARES. Aligned with KICD objectives. Developed by SeaVuria; technical implementation by ARES (with AI assistance from Claude). Licensed under </w:t>
+      </w:r>
+      <w:hyperlink w:history="1" r:id="rIdcoeeag0dm9fl8le3cmz7g">
+        <w:r>
+          <w:rPr>
+            <w:rFonts w:ascii="Arial" w:cs="Arial" w:eastAsia="Arial" w:hAnsi="Arial"/>
+            <w:color w:val="1F6B75"/>
+            <w:sz w:val="14"/>
+            <w:szCs w:val="14"/>
+            <w:u w:val="single" w:color="1F6B75"/>
+          </w:rPr>
+          <w:t xml:space="preserve">CC BY-NC 4.0</w:t>
+        </w:r>
+      </w:hyperlink>
+      <w:r>
+        <w:rPr>
+          <w:rFonts w:ascii="Arial" w:cs="Arial" w:eastAsia="Arial" w:hAnsi="Arial"/>
+          <w:color w:val="666666"/>
+          <w:sz w:val="14"/>
+          <w:szCs w:val="14"/>
+        </w:rPr>
+        <w:t xml:space="preserve"> (</w:t>
+      </w:r>
+      <w:hyperlink w:history="1" r:id="rIdz885-w1mihempb-p4_cej">
+        <w:r>
+          <w:rPr>
+            <w:rFonts w:ascii="Arial" w:cs="Arial" w:eastAsia="Arial" w:hAnsi="Arial"/>
+            <w:color w:val="1F6B75"/>
+            <w:sz w:val="14"/>
+            <w:szCs w:val="14"/>
+            <w:u w:val="single" w:color="1F6B75"/>
+          </w:rPr>
+          <w:t xml:space="preserve">https://creativecommons.org/licenses/by-nc/4.0/</w:t>
+        </w:r>
+      </w:hyperlink>
+      <w:r>
+        <w:rPr>
+          <w:rFonts w:ascii="Arial" w:cs="Arial" w:eastAsia="Arial" w:hAnsi="Arial"/>
+          <w:color w:val="666666"/>
+          <w:sz w:val="14"/>
+          <w:szCs w:val="14"/>
+        </w:rPr>
+        <w:t xml:space="preserve">).</w:t>
+      </w:r>
+    </w:p>
     <w:p>
       <w:r>
         <w:br w:type="page"/>
@@ -23678,7 +24262,7 @@
             <w:pPr>
               <w:spacing w:after="20" w:before="0"/>
             </w:pPr>
-            <w:hyperlink w:history="1" r:id="rIdda1-kyzmrhtdqvhzxm_uf">
+            <w:hyperlink w:history="1" r:id="rId1moobmdjvte9ovjaeav17">
               <w:r>
                 <w:rPr>
                   <w:rFonts w:ascii="Arial" w:cs="Arial" w:eastAsia="Arial" w:hAnsi="Arial"/>
@@ -23711,7 +24295,7 @@
               <w:spacing w:after="10" w:before="0"/>
               <w:ind w:left="120"/>
             </w:pPr>
-            <w:hyperlink w:history="1" r:id="rIdkhld2o-sphvfllsw6opuf">
+            <w:hyperlink w:history="1" r:id="rIdqgwaioy_ifw4crtb_b3cg">
               <w:r>
                 <w:rPr>
                   <w:rFonts w:ascii="Arial" w:cs="Arial" w:eastAsia="Arial" w:hAnsi="Arial"/>
@@ -23756,7 +24340,7 @@
             <w:pPr>
               <w:spacing w:after="20" w:before="0"/>
             </w:pPr>
-            <w:hyperlink w:history="1" r:id="rIdxipbsqtitcmbtzjhen-6j">
+            <w:hyperlink w:history="1" r:id="rIdiirgvqrfvmdqdafxiq5by">
               <w:r>
                 <w:rPr>
                   <w:rFonts w:ascii="Arial" w:cs="Arial" w:eastAsia="Arial" w:hAnsi="Arial"/>
@@ -23789,7 +24373,7 @@
               <w:spacing w:after="10" w:before="0"/>
               <w:ind w:left="120"/>
             </w:pPr>
-            <w:hyperlink w:history="1" r:id="rIdgkm9bq1cwvw-jsnrdz0s0">
+            <w:hyperlink w:history="1" r:id="rIdahykagwddcmgp1yytzhw4">
               <w:r>
                 <w:rPr>
                   <w:rFonts w:ascii="Arial" w:cs="Arial" w:eastAsia="Arial" w:hAnsi="Arial"/>
@@ -23984,7 +24568,7 @@
             <w:pPr>
               <w:spacing w:after="20" w:before="0"/>
             </w:pPr>
-            <w:hyperlink w:history="1" r:id="rIdet9bbd3hxeumgntv9resr">
+            <w:hyperlink w:history="1" r:id="rIdluso0fz7frcyp8elna_aj">
               <w:r>
                 <w:rPr>
                   <w:rFonts w:ascii="Arial" w:cs="Arial" w:eastAsia="Arial" w:hAnsi="Arial"/>
@@ -24017,7 +24601,7 @@
               <w:spacing w:after="10" w:before="0"/>
               <w:ind w:left="120"/>
             </w:pPr>
-            <w:hyperlink w:history="1" r:id="rIdukelaj4syq2xcv2dnwdsw">
+            <w:hyperlink w:history="1" r:id="rIdo3eoeoxqrntdmorfwqwyk">
               <w:r>
                 <w:rPr>
                   <w:rFonts w:ascii="Arial" w:cs="Arial" w:eastAsia="Arial" w:hAnsi="Arial"/>
@@ -24062,7 +24646,7 @@
             <w:pPr>
               <w:spacing w:after="20" w:before="0"/>
             </w:pPr>
-            <w:hyperlink w:history="1" r:id="rIdxygrz4kugyh4fukgugqaz">
+            <w:hyperlink w:history="1" r:id="rIdzbj0xleppbekcmhdiabdm">
               <w:r>
                 <w:rPr>
                   <w:rFonts w:ascii="Arial" w:cs="Arial" w:eastAsia="Arial" w:hAnsi="Arial"/>
@@ -24095,7 +24679,7 @@
               <w:spacing w:after="10" w:before="0"/>
               <w:ind w:left="120"/>
             </w:pPr>
-            <w:hyperlink w:history="1" r:id="rIdzrtlkyszqeqnvmybui4up">
+            <w:hyperlink w:history="1" r:id="rIddfxg__g1xcquezkp8ujjq">
               <w:r>
                 <w:rPr>
                   <w:rFonts w:ascii="Arial" w:cs="Arial" w:eastAsia="Arial" w:hAnsi="Arial"/>
@@ -24290,7 +24874,7 @@
             <w:pPr>
               <w:spacing w:after="20" w:before="0"/>
             </w:pPr>
-            <w:hyperlink w:history="1" r:id="rIdjfgo9ey3goaxbyu1bnsuo">
+            <w:hyperlink w:history="1" r:id="rIdgsa5ufsgrzkq4cx_zjamk">
               <w:r>
                 <w:rPr>
                   <w:rFonts w:ascii="Arial" w:cs="Arial" w:eastAsia="Arial" w:hAnsi="Arial"/>
@@ -24323,7 +24907,7 @@
               <w:spacing w:after="10" w:before="0"/>
               <w:ind w:left="120"/>
             </w:pPr>
-            <w:hyperlink w:history="1" r:id="rIdsng8rs4plv9uxynapw0h7">
+            <w:hyperlink w:history="1" r:id="rIdnnu9z3ec4ndyptsi-enw1">
               <w:r>
                 <w:rPr>
                   <w:rFonts w:ascii="Arial" w:cs="Arial" w:eastAsia="Arial" w:hAnsi="Arial"/>
@@ -24368,7 +24952,7 @@
             <w:pPr>
               <w:spacing w:after="20" w:before="0"/>
             </w:pPr>
-            <w:hyperlink w:history="1" r:id="rId05w3syajpuz5c_bdvm-al">
+            <w:hyperlink w:history="1" r:id="rIddnforvltxu5vae9ahxfjn">
               <w:r>
                 <w:rPr>
                   <w:rFonts w:ascii="Arial" w:cs="Arial" w:eastAsia="Arial" w:hAnsi="Arial"/>
@@ -24401,7 +24985,7 @@
               <w:spacing w:after="10" w:before="0"/>
               <w:ind w:left="120"/>
             </w:pPr>
-            <w:hyperlink w:history="1" r:id="rIdp5nhynkx5bhiklndgigqy">
+            <w:hyperlink w:history="1" r:id="rIdnkkwxxaxibps5guynfs66">
               <w:r>
                 <w:rPr>
                   <w:rFonts w:ascii="Arial" w:cs="Arial" w:eastAsia="Arial" w:hAnsi="Arial"/>
@@ -24596,7 +25180,7 @@
             <w:pPr>
               <w:spacing w:after="20" w:before="0"/>
             </w:pPr>
-            <w:hyperlink w:history="1" r:id="rIdh-qgmjksxlg3piawff22h">
+            <w:hyperlink w:history="1" r:id="rIdxuaf7jpklvevx3yitek0o">
               <w:r>
                 <w:rPr>
                   <w:rFonts w:ascii="Arial" w:cs="Arial" w:eastAsia="Arial" w:hAnsi="Arial"/>
@@ -24629,7 +25213,7 @@
               <w:spacing w:after="10" w:before="0"/>
               <w:ind w:left="120"/>
             </w:pPr>
-            <w:hyperlink w:history="1" r:id="rIdki8ggzhini0lnryccttnq">
+            <w:hyperlink w:history="1" r:id="rIdwmuvwuemqrr6i9puibukl">
               <w:r>
                 <w:rPr>
                   <w:rFonts w:ascii="Arial" w:cs="Arial" w:eastAsia="Arial" w:hAnsi="Arial"/>
@@ -24674,7 +25258,7 @@
             <w:pPr>
               <w:spacing w:after="20" w:before="0"/>
             </w:pPr>
-            <w:hyperlink w:history="1" r:id="rIdxp59lypet8ymqcrglxc0q">
+            <w:hyperlink w:history="1" r:id="rIduds5h1s-uxreu4ijw7wrm">
               <w:r>
                 <w:rPr>
                   <w:rFonts w:ascii="Arial" w:cs="Arial" w:eastAsia="Arial" w:hAnsi="Arial"/>
@@ -24707,7 +25291,7 @@
               <w:spacing w:after="10" w:before="0"/>
               <w:ind w:left="120"/>
             </w:pPr>
-            <w:hyperlink w:history="1" r:id="rIdsu05ek7kmgwyhed4dsq_w">
+            <w:hyperlink w:history="1" r:id="rIdnoygcnkxyziaq8howcjan">
               <w:r>
                 <w:rPr>
                   <w:rFonts w:ascii="Arial" w:cs="Arial" w:eastAsia="Arial" w:hAnsi="Arial"/>
@@ -24902,7 +25486,7 @@
             <w:pPr>
               <w:spacing w:after="20" w:before="0"/>
             </w:pPr>
-            <w:hyperlink w:history="1" r:id="rIdcqs38qjhgbb4eqkfpvwmd">
+            <w:hyperlink w:history="1" r:id="rIdi4pv1ogfb0bs7lt5hdg74">
               <w:r>
                 <w:rPr>
                   <w:rFonts w:ascii="Arial" w:cs="Arial" w:eastAsia="Arial" w:hAnsi="Arial"/>
@@ -24935,7 +25519,7 @@
               <w:spacing w:after="10" w:before="0"/>
               <w:ind w:left="120"/>
             </w:pPr>
-            <w:hyperlink w:history="1" r:id="rIdkp0hgbiqsunvae6nh5a7j">
+            <w:hyperlink w:history="1" r:id="rIdjlgxwymo3ijguz4oeeltr">
               <w:r>
                 <w:rPr>
                   <w:rFonts w:ascii="Arial" w:cs="Arial" w:eastAsia="Arial" w:hAnsi="Arial"/>
@@ -24980,7 +25564,7 @@
             <w:pPr>
               <w:spacing w:after="20" w:before="0"/>
             </w:pPr>
-            <w:hyperlink w:history="1" r:id="rId-3dmkx7lwp1-4li3n5ych">
+            <w:hyperlink w:history="1" r:id="rId5mznppekfb1gdnh6hwwvr">
               <w:r>
                 <w:rPr>
                   <w:rFonts w:ascii="Arial" w:cs="Arial" w:eastAsia="Arial" w:hAnsi="Arial"/>
@@ -25013,7 +25597,7 @@
               <w:spacing w:after="10" w:before="0"/>
               <w:ind w:left="120"/>
             </w:pPr>
-            <w:hyperlink w:history="1" r:id="rIdnz-lailakzf2c3vnf18bq">
+            <w:hyperlink w:history="1" r:id="rId5xcpr80mxgdirnzo72mya">
               <w:r>
                 <w:rPr>
                   <w:rFonts w:ascii="Arial" w:cs="Arial" w:eastAsia="Arial" w:hAnsi="Arial"/>
@@ -25509,6 +26093,65 @@
         </w:tc>
       </w:tr>
     </w:tbl>
+    <w:p>
+      <w:pPr>
+        <w:pBdr>
+          <w:top w:val="single" w:color="BBBBBB" w:sz="4" w:space="4"/>
+        </w:pBdr>
+        <w:spacing w:after="0" w:before="160"/>
+      </w:pPr>
+      <w:r>
+        <w:rPr>
+          <w:rFonts w:ascii="Arial" w:cs="Arial" w:eastAsia="Arial" w:hAnsi="Arial"/>
+          <w:color w:val="666666"/>
+          <w:sz w:val="14"/>
+          <w:szCs w:val="14"/>
+        </w:rPr>
+        <w:t xml:space="preserve">© 2026 SeaVuria and ARES. Aligned with KICD objectives. Developed by SeaVuria; technical implementation by ARES (with AI assistance from Claude). Licensed under </w:t>
+      </w:r>
+      <w:hyperlink w:history="1" r:id="rIdxjymqm4fwbxfrlmsngfqj">
+        <w:r>
+          <w:rPr>
+            <w:rFonts w:ascii="Arial" w:cs="Arial" w:eastAsia="Arial" w:hAnsi="Arial"/>
+            <w:color w:val="1F6B75"/>
+            <w:sz w:val="14"/>
+            <w:szCs w:val="14"/>
+            <w:u w:val="single" w:color="1F6B75"/>
+          </w:rPr>
+          <w:t xml:space="preserve">CC BY-NC 4.0</w:t>
+        </w:r>
+      </w:hyperlink>
+      <w:r>
+        <w:rPr>
+          <w:rFonts w:ascii="Arial" w:cs="Arial" w:eastAsia="Arial" w:hAnsi="Arial"/>
+          <w:color w:val="666666"/>
+          <w:sz w:val="14"/>
+          <w:szCs w:val="14"/>
+        </w:rPr>
+        <w:t xml:space="preserve"> (</w:t>
+      </w:r>
+      <w:hyperlink w:history="1" r:id="rId2_osf5rvmmkgsiewclxic">
+        <w:r>
+          <w:rPr>
+            <w:rFonts w:ascii="Arial" w:cs="Arial" w:eastAsia="Arial" w:hAnsi="Arial"/>
+            <w:color w:val="1F6B75"/>
+            <w:sz w:val="14"/>
+            <w:szCs w:val="14"/>
+            <w:u w:val="single" w:color="1F6B75"/>
+          </w:rPr>
+          <w:t xml:space="preserve">https://creativecommons.org/licenses/by-nc/4.0/</w:t>
+        </w:r>
+      </w:hyperlink>
+      <w:r>
+        <w:rPr>
+          <w:rFonts w:ascii="Arial" w:cs="Arial" w:eastAsia="Arial" w:hAnsi="Arial"/>
+          <w:color w:val="666666"/>
+          <w:sz w:val="14"/>
+          <w:szCs w:val="14"/>
+        </w:rPr>
+        <w:t xml:space="preserve">).</w:t>
+      </w:r>
+    </w:p>
     <w:p>
       <w:r>
         <w:br w:type="page"/>

--- a/data/outputs/v2/Core_Mathematics/SS2.9_Linear_Motion/Core_Mathematics_Linear_Motion_CBE_LessonSequence.docx
+++ b/data/outputs/v2/Core_Mathematics/SS2.9_Linear_Motion/Core_Mathematics_Linear_Motion_CBE_LessonSequence.docx
@@ -38,6 +38,2177 @@
           <w:szCs w:val="22"/>
         </w:rPr>
         <w:t xml:space="preserve">CBE Phenomenon-Driven Lesson Sequence — Sub-Strand 2.9 (8 Lessons)</w:t>
+      </w:r>
+    </w:p>
+    <w:p>
+      <w:pPr>
+        <w:spacing w:after="120"/>
+      </w:pPr>
+      <w:r>
+        <w:t xml:space="preserve"/>
+      </w:r>
+    </w:p>
+    <w:tbl>
+      <w:tblPr>
+        <w:tblW w:type="dxa" w:w="13680"/>
+        <w:tblBorders>
+          <w:top w:val="single" w:color="AAAAAA" w:sz="4"/>
+          <w:left w:val="single" w:color="AAAAAA" w:sz="4"/>
+          <w:bottom w:val="single" w:color="AAAAAA" w:sz="4"/>
+          <w:right w:val="single" w:color="AAAAAA" w:sz="4"/>
+          <w:insideH w:val="single" w:color="auto" w:sz="4"/>
+          <w:insideV w:val="single" w:color="auto" w:sz="4"/>
+        </w:tblBorders>
+        <w:tblLayout w:type="fixed"/>
+      </w:tblPr>
+      <w:tblGrid>
+        <w:gridCol w:w="3000"/>
+        <w:gridCol w:w="10680"/>
+      </w:tblGrid>
+      <w:tr>
+        <w:tc>
+          <w:tcPr>
+            <w:tcW w:type="dxa" w:w="13680"/>
+            <w:gridSpan w:val="2"/>
+            <w:shd w:fill="1F3864" w:color="auto" w:val="clear"/>
+            <w:tcMar>
+              <w:top w:type="dxa" w:w="60"/>
+              <w:left w:type="dxa" w:w="120"/>
+              <w:bottom w:type="dxa" w:w="60"/>
+              <w:right w:type="dxa" w:w="120"/>
+            </w:tcMar>
+            <w:vAlign w:val="top"/>
+          </w:tcPr>
+          <w:p>
+            <w:pPr>
+              <w:spacing w:after="40" w:before="0"/>
+              <w:jc w:val="center"/>
+            </w:pPr>
+            <w:r>
+              <w:rPr>
+                <w:rFonts w:ascii="Arial" w:cs="Arial" w:eastAsia="Arial" w:hAnsi="Arial"/>
+                <w:b/>
+                <w:bCs/>
+                <w:i w:val="false"/>
+                <w:iCs w:val="false"/>
+                <w:color w:val="FFFFFF"/>
+                <w:sz w:val="22"/>
+                <w:szCs w:val="22"/>
+              </w:rPr>
+              <w:t xml:space="preserve">SUB-STRAND OVERVIEW</w:t>
+            </w:r>
+          </w:p>
+        </w:tc>
+      </w:tr>
+      <w:tr>
+        <w:tc>
+          <w:tcPr>
+            <w:tcW w:type="dxa" w:w="3000"/>
+            <w:shd w:fill="D5E8F0" w:color="auto" w:val="clear"/>
+            <w:tcMar>
+              <w:top w:type="dxa" w:w="60"/>
+              <w:left w:type="dxa" w:w="120"/>
+              <w:bottom w:type="dxa" w:w="60"/>
+              <w:right w:type="dxa" w:w="120"/>
+            </w:tcMar>
+            <w:vAlign w:val="top"/>
+          </w:tcPr>
+          <w:p>
+            <w:pPr>
+              <w:spacing w:after="40" w:before="0"/>
+              <w:jc w:val="left"/>
+            </w:pPr>
+            <w:r>
+              <w:rPr>
+                <w:rFonts w:ascii="Arial" w:cs="Arial" w:eastAsia="Arial" w:hAnsi="Arial"/>
+                <w:b/>
+                <w:bCs/>
+                <w:i w:val="false"/>
+                <w:iCs w:val="false"/>
+                <w:color w:val="000000"/>
+                <w:sz w:val="18"/>
+                <w:szCs w:val="18"/>
+              </w:rPr>
+              <w:t xml:space="preserve">Grade Level</w:t>
+            </w:r>
+          </w:p>
+        </w:tc>
+        <w:tc>
+          <w:tcPr>
+            <w:tcW w:type="dxa" w:w="10680"/>
+            <w:shd w:fill="FFFFFF" w:color="auto" w:val="clear"/>
+            <w:tcMar>
+              <w:top w:type="dxa" w:w="60"/>
+              <w:left w:type="dxa" w:w="120"/>
+              <w:bottom w:type="dxa" w:w="60"/>
+              <w:right w:type="dxa" w:w="120"/>
+            </w:tcMar>
+            <w:vAlign w:val="top"/>
+          </w:tcPr>
+          <w:p>
+            <w:pPr>
+              <w:spacing w:after="40" w:before="0"/>
+              <w:jc w:val="left"/>
+            </w:pPr>
+            <w:r>
+              <w:rPr>
+                <w:rFonts w:ascii="Arial" w:cs="Arial" w:eastAsia="Arial" w:hAnsi="Arial"/>
+                <w:b w:val="false"/>
+                <w:bCs w:val="false"/>
+                <w:i w:val="false"/>
+                <w:iCs w:val="false"/>
+                <w:color w:val="000000"/>
+                <w:sz w:val="18"/>
+                <w:szCs w:val="18"/>
+              </w:rPr>
+              <w:t xml:space="preserve">10</w:t>
+            </w:r>
+          </w:p>
+        </w:tc>
+      </w:tr>
+      <w:tr>
+        <w:tc>
+          <w:tcPr>
+            <w:tcW w:type="dxa" w:w="3000"/>
+            <w:shd w:fill="D5E8F0" w:color="auto" w:val="clear"/>
+            <w:tcMar>
+              <w:top w:type="dxa" w:w="60"/>
+              <w:left w:type="dxa" w:w="120"/>
+              <w:bottom w:type="dxa" w:w="60"/>
+              <w:right w:type="dxa" w:w="120"/>
+            </w:tcMar>
+            <w:vAlign w:val="top"/>
+          </w:tcPr>
+          <w:p>
+            <w:pPr>
+              <w:spacing w:after="40" w:before="0"/>
+              <w:jc w:val="left"/>
+            </w:pPr>
+            <w:r>
+              <w:rPr>
+                <w:rFonts w:ascii="Arial" w:cs="Arial" w:eastAsia="Arial" w:hAnsi="Arial"/>
+                <w:b/>
+                <w:bCs/>
+                <w:i w:val="false"/>
+                <w:iCs w:val="false"/>
+                <w:color w:val="000000"/>
+                <w:sz w:val="18"/>
+                <w:szCs w:val="18"/>
+              </w:rPr>
+              <w:t xml:space="preserve">Subject</w:t>
+            </w:r>
+          </w:p>
+        </w:tc>
+        <w:tc>
+          <w:tcPr>
+            <w:tcW w:type="dxa" w:w="10680"/>
+            <w:shd w:fill="FFFFFF" w:color="auto" w:val="clear"/>
+            <w:tcMar>
+              <w:top w:type="dxa" w:w="60"/>
+              <w:left w:type="dxa" w:w="120"/>
+              <w:bottom w:type="dxa" w:w="60"/>
+              <w:right w:type="dxa" w:w="120"/>
+            </w:tcMar>
+            <w:vAlign w:val="top"/>
+          </w:tcPr>
+          <w:p>
+            <w:pPr>
+              <w:spacing w:after="40" w:before="0"/>
+              <w:jc w:val="left"/>
+            </w:pPr>
+            <w:r>
+              <w:rPr>
+                <w:rFonts w:ascii="Arial" w:cs="Arial" w:eastAsia="Arial" w:hAnsi="Arial"/>
+                <w:b w:val="false"/>
+                <w:bCs w:val="false"/>
+                <w:i w:val="false"/>
+                <w:iCs w:val="false"/>
+                <w:color w:val="000000"/>
+                <w:sz w:val="18"/>
+                <w:szCs w:val="18"/>
+              </w:rPr>
+              <w:t xml:space="preserve">Core Mathematics</w:t>
+            </w:r>
+          </w:p>
+        </w:tc>
+      </w:tr>
+      <w:tr>
+        <w:tc>
+          <w:tcPr>
+            <w:tcW w:type="dxa" w:w="3000"/>
+            <w:shd w:fill="D5E8F0" w:color="auto" w:val="clear"/>
+            <w:tcMar>
+              <w:top w:type="dxa" w:w="60"/>
+              <w:left w:type="dxa" w:w="120"/>
+              <w:bottom w:type="dxa" w:w="60"/>
+              <w:right w:type="dxa" w:w="120"/>
+            </w:tcMar>
+            <w:vAlign w:val="top"/>
+          </w:tcPr>
+          <w:p>
+            <w:pPr>
+              <w:spacing w:after="40" w:before="0"/>
+              <w:jc w:val="left"/>
+            </w:pPr>
+            <w:r>
+              <w:rPr>
+                <w:rFonts w:ascii="Arial" w:cs="Arial" w:eastAsia="Arial" w:hAnsi="Arial"/>
+                <w:b/>
+                <w:bCs/>
+                <w:i w:val="false"/>
+                <w:iCs w:val="false"/>
+                <w:color w:val="000000"/>
+                <w:sz w:val="18"/>
+                <w:szCs w:val="18"/>
+              </w:rPr>
+              <w:t xml:space="preserve">Strand</w:t>
+            </w:r>
+          </w:p>
+        </w:tc>
+        <w:tc>
+          <w:tcPr>
+            <w:tcW w:type="dxa" w:w="10680"/>
+            <w:shd w:fill="FFFFFF" w:color="auto" w:val="clear"/>
+            <w:tcMar>
+              <w:top w:type="dxa" w:w="60"/>
+              <w:left w:type="dxa" w:w="120"/>
+              <w:bottom w:type="dxa" w:w="60"/>
+              <w:right w:type="dxa" w:w="120"/>
+            </w:tcMar>
+            <w:vAlign w:val="top"/>
+          </w:tcPr>
+          <w:p>
+            <w:pPr>
+              <w:spacing w:after="40" w:before="0"/>
+              <w:jc w:val="left"/>
+            </w:pPr>
+            <w:r>
+              <w:rPr>
+                <w:rFonts w:ascii="Arial" w:cs="Arial" w:eastAsia="Arial" w:hAnsi="Arial"/>
+                <w:b w:val="false"/>
+                <w:bCs w:val="false"/>
+                <w:i w:val="false"/>
+                <w:iCs w:val="false"/>
+                <w:color w:val="000000"/>
+                <w:sz w:val="18"/>
+                <w:szCs w:val="18"/>
+              </w:rPr>
+              <w:t xml:space="preserve">Strand 2.0: Measurements and Geometry</w:t>
+            </w:r>
+          </w:p>
+        </w:tc>
+      </w:tr>
+      <w:tr>
+        <w:tc>
+          <w:tcPr>
+            <w:tcW w:type="dxa" w:w="3000"/>
+            <w:shd w:fill="D5E8F0" w:color="auto" w:val="clear"/>
+            <w:tcMar>
+              <w:top w:type="dxa" w:w="60"/>
+              <w:left w:type="dxa" w:w="120"/>
+              <w:bottom w:type="dxa" w:w="60"/>
+              <w:right w:type="dxa" w:w="120"/>
+            </w:tcMar>
+            <w:vAlign w:val="top"/>
+          </w:tcPr>
+          <w:p>
+            <w:pPr>
+              <w:spacing w:after="40" w:before="0"/>
+              <w:jc w:val="left"/>
+            </w:pPr>
+            <w:r>
+              <w:rPr>
+                <w:rFonts w:ascii="Arial" w:cs="Arial" w:eastAsia="Arial" w:hAnsi="Arial"/>
+                <w:b/>
+                <w:bCs/>
+                <w:i w:val="false"/>
+                <w:iCs w:val="false"/>
+                <w:color w:val="000000"/>
+                <w:sz w:val="18"/>
+                <w:szCs w:val="18"/>
+              </w:rPr>
+              <w:t xml:space="preserve">Sub-Strand</w:t>
+            </w:r>
+          </w:p>
+        </w:tc>
+        <w:tc>
+          <w:tcPr>
+            <w:tcW w:type="dxa" w:w="10680"/>
+            <w:shd w:fill="FFFFFF" w:color="auto" w:val="clear"/>
+            <w:tcMar>
+              <w:top w:type="dxa" w:w="60"/>
+              <w:left w:type="dxa" w:w="120"/>
+              <w:bottom w:type="dxa" w:w="60"/>
+              <w:right w:type="dxa" w:w="120"/>
+            </w:tcMar>
+            <w:vAlign w:val="top"/>
+          </w:tcPr>
+          <w:p>
+            <w:pPr>
+              <w:spacing w:after="40" w:before="0"/>
+              <w:jc w:val="left"/>
+            </w:pPr>
+            <w:r>
+              <w:rPr>
+                <w:rFonts w:ascii="Arial" w:cs="Arial" w:eastAsia="Arial" w:hAnsi="Arial"/>
+                <w:b w:val="false"/>
+                <w:bCs w:val="false"/>
+                <w:i w:val="false"/>
+                <w:iCs w:val="false"/>
+                <w:color w:val="000000"/>
+                <w:sz w:val="18"/>
+                <w:szCs w:val="18"/>
+              </w:rPr>
+              <w:t xml:space="preserve">Sub-Strand 2.9: Linear Motion</w:t>
+            </w:r>
+          </w:p>
+        </w:tc>
+      </w:tr>
+      <w:tr>
+        <w:tc>
+          <w:tcPr>
+            <w:tcW w:type="dxa" w:w="3000"/>
+            <w:shd w:fill="D5E8F0" w:color="auto" w:val="clear"/>
+            <w:tcMar>
+              <w:top w:type="dxa" w:w="60"/>
+              <w:left w:type="dxa" w:w="120"/>
+              <w:bottom w:type="dxa" w:w="60"/>
+              <w:right w:type="dxa" w:w="120"/>
+            </w:tcMar>
+            <w:vAlign w:val="top"/>
+          </w:tcPr>
+          <w:p>
+            <w:pPr>
+              <w:spacing w:after="40" w:before="0"/>
+              <w:jc w:val="left"/>
+            </w:pPr>
+            <w:r>
+              <w:rPr>
+                <w:rFonts w:ascii="Arial" w:cs="Arial" w:eastAsia="Arial" w:hAnsi="Arial"/>
+                <w:b/>
+                <w:bCs/>
+                <w:i w:val="false"/>
+                <w:iCs w:val="false"/>
+                <w:color w:val="000000"/>
+                <w:sz w:val="18"/>
+                <w:szCs w:val="18"/>
+              </w:rPr>
+              <w:t xml:space="preserve">Total Duration</w:t>
+            </w:r>
+          </w:p>
+        </w:tc>
+        <w:tc>
+          <w:tcPr>
+            <w:tcW w:type="dxa" w:w="10680"/>
+            <w:shd w:fill="FFFFFF" w:color="auto" w:val="clear"/>
+            <w:tcMar>
+              <w:top w:type="dxa" w:w="60"/>
+              <w:left w:type="dxa" w:w="120"/>
+              <w:bottom w:type="dxa" w:w="60"/>
+              <w:right w:type="dxa" w:w="120"/>
+            </w:tcMar>
+            <w:vAlign w:val="top"/>
+          </w:tcPr>
+          <w:p>
+            <w:pPr>
+              <w:spacing w:after="40" w:before="0"/>
+              <w:jc w:val="left"/>
+            </w:pPr>
+            <w:r>
+              <w:rPr>
+                <w:rFonts w:ascii="Arial" w:cs="Arial" w:eastAsia="Arial" w:hAnsi="Arial"/>
+                <w:b w:val="false"/>
+                <w:bCs w:val="false"/>
+                <w:i w:val="false"/>
+                <w:iCs w:val="false"/>
+                <w:color w:val="000000"/>
+                <w:sz w:val="18"/>
+                <w:szCs w:val="18"/>
+              </w:rPr>
+              <w:t xml:space="preserve">8 lessons × 40 minutes = 320 minutes total</w:t>
+            </w:r>
+          </w:p>
+        </w:tc>
+      </w:tr>
+      <w:tr>
+        <w:tc>
+          <w:tcPr>
+            <w:tcW w:type="dxa" w:w="3000"/>
+            <w:shd w:fill="D5E8F0" w:color="auto" w:val="clear"/>
+            <w:tcMar>
+              <w:top w:type="dxa" w:w="60"/>
+              <w:left w:type="dxa" w:w="120"/>
+              <w:bottom w:type="dxa" w:w="60"/>
+              <w:right w:type="dxa" w:w="120"/>
+            </w:tcMar>
+            <w:vAlign w:val="top"/>
+          </w:tcPr>
+          <w:p>
+            <w:pPr>
+              <w:spacing w:after="40" w:before="0"/>
+              <w:jc w:val="left"/>
+            </w:pPr>
+            <w:r>
+              <w:rPr>
+                <w:rFonts w:ascii="Arial" w:cs="Arial" w:eastAsia="Arial" w:hAnsi="Arial"/>
+                <w:b/>
+                <w:bCs/>
+                <w:i w:val="false"/>
+                <w:iCs w:val="false"/>
+                <w:color w:val="000000"/>
+                <w:sz w:val="18"/>
+                <w:szCs w:val="18"/>
+              </w:rPr>
+              <w:t xml:space="preserve">Sub-Strand Content</w:t>
+            </w:r>
+          </w:p>
+        </w:tc>
+        <w:tc>
+          <w:tcPr>
+            <w:tcW w:type="dxa" w:w="10680"/>
+            <w:shd w:fill="FFFFFF" w:color="auto" w:val="clear"/>
+            <w:tcMar>
+              <w:top w:type="dxa" w:w="60"/>
+              <w:left w:type="dxa" w:w="120"/>
+              <w:bottom w:type="dxa" w:w="60"/>
+              <w:right w:type="dxa" w:w="120"/>
+            </w:tcMar>
+            <w:vAlign w:val="top"/>
+          </w:tcPr>
+          <w:p>
+            <w:pPr>
+              <w:spacing w:after="30" w:before="0"/>
+              <w:ind w:left="360" w:hanging="180"/>
+              <w:jc w:val="left"/>
+            </w:pPr>
+            <w:r>
+              <w:rPr>
+                <w:rFonts w:ascii="Arial" w:cs="Arial" w:eastAsia="Arial" w:hAnsi="Arial"/>
+                <w:b w:val="false"/>
+                <w:bCs w:val="false"/>
+                <w:i w:val="false"/>
+                <w:iCs w:val="false"/>
+                <w:color w:val="000000"/>
+                <w:sz w:val="18"/>
+                <w:szCs w:val="18"/>
+              </w:rPr>
+              <w:t xml:space="preserve">–  Distance, displacement, speed, velocity, and acceleration — definitions, units, and real-life meaning</w:t>
+            </w:r>
+          </w:p>
+          <w:p>
+            <w:pPr>
+              <w:spacing w:after="30" w:before="0"/>
+              <w:ind w:left="360" w:hanging="180"/>
+              <w:jc w:val="left"/>
+            </w:pPr>
+            <w:r>
+              <w:rPr>
+                <w:rFonts w:ascii="Arial" w:cs="Arial" w:eastAsia="Arial" w:hAnsi="Arial"/>
+                <w:b w:val="false"/>
+                <w:bCs w:val="false"/>
+                <w:i w:val="false"/>
+                <w:iCs w:val="false"/>
+                <w:color w:val="000000"/>
+                <w:sz w:val="18"/>
+                <w:szCs w:val="18"/>
+              </w:rPr>
+              <w:t xml:space="preserve">–  Velocity and acceleration — calculating velocity and acceleration from given data</w:t>
+            </w:r>
+          </w:p>
+          <w:p>
+            <w:pPr>
+              <w:spacing w:after="30" w:before="0"/>
+              <w:ind w:left="360" w:hanging="180"/>
+              <w:jc w:val="left"/>
+            </w:pPr>
+            <w:r>
+              <w:rPr>
+                <w:rFonts w:ascii="Arial" w:cs="Arial" w:eastAsia="Arial" w:hAnsi="Arial"/>
+                <w:b w:val="false"/>
+                <w:bCs w:val="false"/>
+                <w:i w:val="false"/>
+                <w:iCs w:val="false"/>
+                <w:color w:val="000000"/>
+                <w:sz w:val="18"/>
+                <w:szCs w:val="18"/>
+              </w:rPr>
+              <w:t xml:space="preserve">–  Displacement-time graph — drawing displacement-time graphs from tables of values</w:t>
+            </w:r>
+          </w:p>
+          <w:p>
+            <w:pPr>
+              <w:spacing w:after="30" w:before="0"/>
+              <w:ind w:left="360" w:hanging="180"/>
+              <w:jc w:val="left"/>
+            </w:pPr>
+            <w:r>
+              <w:rPr>
+                <w:rFonts w:ascii="Arial" w:cs="Arial" w:eastAsia="Arial" w:hAnsi="Arial"/>
+                <w:b w:val="false"/>
+                <w:bCs w:val="false"/>
+                <w:i w:val="false"/>
+                <w:iCs w:val="false"/>
+                <w:color w:val="000000"/>
+                <w:sz w:val="18"/>
+                <w:szCs w:val="18"/>
+              </w:rPr>
+              <w:t xml:space="preserve">–  Interpretation of displacement-time graph — extracting velocity, rest periods, and direction from the graph</w:t>
+            </w:r>
+          </w:p>
+          <w:p>
+            <w:pPr>
+              <w:spacing w:after="30" w:before="0"/>
+              <w:ind w:left="360" w:hanging="180"/>
+              <w:jc w:val="left"/>
+            </w:pPr>
+            <w:r>
+              <w:rPr>
+                <w:rFonts w:ascii="Arial" w:cs="Arial" w:eastAsia="Arial" w:hAnsi="Arial"/>
+                <w:b w:val="false"/>
+                <w:bCs w:val="false"/>
+                <w:i w:val="false"/>
+                <w:iCs w:val="false"/>
+                <w:color w:val="000000"/>
+                <w:sz w:val="18"/>
+                <w:szCs w:val="18"/>
+              </w:rPr>
+              <w:t xml:space="preserve">–  Velocity-time graph — drawing velocity-time graphs from tables of values</w:t>
+            </w:r>
+          </w:p>
+          <w:p>
+            <w:pPr>
+              <w:spacing w:after="30" w:before="0"/>
+              <w:ind w:left="360" w:hanging="180"/>
+              <w:jc w:val="left"/>
+            </w:pPr>
+            <w:r>
+              <w:rPr>
+                <w:rFonts w:ascii="Arial" w:cs="Arial" w:eastAsia="Arial" w:hAnsi="Arial"/>
+                <w:b w:val="false"/>
+                <w:bCs w:val="false"/>
+                <w:i w:val="false"/>
+                <w:iCs w:val="false"/>
+                <w:color w:val="000000"/>
+                <w:sz w:val="18"/>
+                <w:szCs w:val="18"/>
+              </w:rPr>
+              <w:t xml:space="preserve">–  Interpretation of velocity-time graph — extracting acceleration, distance travelled, and deceleration from the graph</w:t>
+            </w:r>
+          </w:p>
+          <w:p>
+            <w:pPr>
+              <w:spacing w:after="30" w:before="0"/>
+              <w:ind w:left="360" w:hanging="180"/>
+              <w:jc w:val="left"/>
+            </w:pPr>
+            <w:r>
+              <w:rPr>
+                <w:rFonts w:ascii="Arial" w:cs="Arial" w:eastAsia="Arial" w:hAnsi="Arial"/>
+                <w:b w:val="false"/>
+                <w:bCs w:val="false"/>
+                <w:i w:val="false"/>
+                <w:iCs w:val="false"/>
+                <w:color w:val="000000"/>
+                <w:sz w:val="18"/>
+                <w:szCs w:val="18"/>
+              </w:rPr>
+              <w:t xml:space="preserve">–  Relative speed — calculating relative speed of two bodies moving in the same or opposite directions</w:t>
+            </w:r>
+          </w:p>
+          <w:p>
+            <w:pPr>
+              <w:spacing w:after="30" w:before="0"/>
+              <w:ind w:left="360" w:hanging="180"/>
+              <w:jc w:val="left"/>
+            </w:pPr>
+            <w:r>
+              <w:rPr>
+                <w:rFonts w:ascii="Arial" w:cs="Arial" w:eastAsia="Arial" w:hAnsi="Arial"/>
+                <w:b w:val="false"/>
+                <w:bCs w:val="false"/>
+                <w:i w:val="false"/>
+                <w:iCs w:val="false"/>
+                <w:color w:val="000000"/>
+                <w:sz w:val="18"/>
+                <w:szCs w:val="18"/>
+              </w:rPr>
+              <w:t xml:space="preserve">–  Application of linear motion — solving real-life problems involving linear motion concepts</w:t>
+            </w:r>
+          </w:p>
+        </w:tc>
+      </w:tr>
+      <w:tr>
+        <w:tc>
+          <w:tcPr>
+            <w:tcW w:type="dxa" w:w="3000"/>
+            <w:shd w:fill="D5E8F0" w:color="auto" w:val="clear"/>
+            <w:tcMar>
+              <w:top w:type="dxa" w:w="60"/>
+              <w:left w:type="dxa" w:w="120"/>
+              <w:bottom w:type="dxa" w:w="60"/>
+              <w:right w:type="dxa" w:w="120"/>
+            </w:tcMar>
+            <w:vAlign w:val="top"/>
+          </w:tcPr>
+          <w:p>
+            <w:pPr>
+              <w:spacing w:after="40" w:before="0"/>
+              <w:jc w:val="left"/>
+            </w:pPr>
+            <w:r>
+              <w:rPr>
+                <w:rFonts w:ascii="Arial" w:cs="Arial" w:eastAsia="Arial" w:hAnsi="Arial"/>
+                <w:b/>
+                <w:bCs/>
+                <w:i w:val="false"/>
+                <w:iCs w:val="false"/>
+                <w:color w:val="000000"/>
+                <w:sz w:val="18"/>
+                <w:szCs w:val="18"/>
+              </w:rPr>
+              <w:t xml:space="preserve">Learning Outcomes</w:t>
+            </w:r>
+          </w:p>
+        </w:tc>
+        <w:tc>
+          <w:tcPr>
+            <w:tcW w:type="dxa" w:w="10680"/>
+            <w:shd w:fill="FFFFFF" w:color="auto" w:val="clear"/>
+            <w:tcMar>
+              <w:top w:type="dxa" w:w="60"/>
+              <w:left w:type="dxa" w:w="120"/>
+              <w:bottom w:type="dxa" w:w="60"/>
+              <w:right w:type="dxa" w:w="120"/>
+            </w:tcMar>
+            <w:vAlign w:val="top"/>
+          </w:tcPr>
+          <w:p>
+            <w:pPr>
+              <w:spacing w:after="40" w:before="0"/>
+              <w:jc w:val="left"/>
+            </w:pPr>
+            <w:r>
+              <w:rPr>
+                <w:rFonts w:ascii="Arial" w:cs="Arial" w:eastAsia="Arial" w:hAnsi="Arial"/>
+                <w:b w:val="false"/>
+                <w:bCs w:val="false"/>
+                <w:i w:val="false"/>
+                <w:iCs w:val="false"/>
+                <w:color w:val="000000"/>
+                <w:sz w:val="18"/>
+                <w:szCs w:val="18"/>
+              </w:rPr>
+              <w:t xml:space="preserve">By the end of the sub-strand, the learner should be able to:</w:t>
+            </w:r>
+          </w:p>
+          <w:p>
+            <w:pPr>
+              <w:spacing w:after="40" w:before="0"/>
+              <w:jc w:val="left"/>
+            </w:pPr>
+            <w:r>
+              <w:rPr>
+                <w:rFonts w:ascii="Arial" w:cs="Arial" w:eastAsia="Arial" w:hAnsi="Arial"/>
+                <w:b w:val="false"/>
+                <w:bCs w:val="false"/>
+                <w:i w:val="false"/>
+                <w:iCs w:val="false"/>
+                <w:color w:val="000000"/>
+                <w:sz w:val="18"/>
+                <w:szCs w:val="18"/>
+              </w:rPr>
+              <w:t xml:space="preserve">a) explain the terms distance, displacement, speed, velocity and acceleration in real-life situations,</w:t>
+            </w:r>
+          </w:p>
+          <w:p>
+            <w:pPr>
+              <w:spacing w:after="40" w:before="0"/>
+              <w:jc w:val="left"/>
+            </w:pPr>
+            <w:r>
+              <w:rPr>
+                <w:rFonts w:ascii="Arial" w:cs="Arial" w:eastAsia="Arial" w:hAnsi="Arial"/>
+                <w:b w:val="false"/>
+                <w:bCs w:val="false"/>
+                <w:i w:val="false"/>
+                <w:iCs w:val="false"/>
+                <w:color w:val="000000"/>
+                <w:sz w:val="18"/>
+                <w:szCs w:val="18"/>
+              </w:rPr>
+              <w:t xml:space="preserve">b) determine velocity and acceleration in different situations,</w:t>
+            </w:r>
+          </w:p>
+          <w:p>
+            <w:pPr>
+              <w:spacing w:after="40" w:before="0"/>
+              <w:jc w:val="left"/>
+            </w:pPr>
+            <w:r>
+              <w:rPr>
+                <w:rFonts w:ascii="Arial" w:cs="Arial" w:eastAsia="Arial" w:hAnsi="Arial"/>
+                <w:b w:val="false"/>
+                <w:bCs w:val="false"/>
+                <w:i w:val="false"/>
+                <w:iCs w:val="false"/>
+                <w:color w:val="000000"/>
+                <w:sz w:val="18"/>
+                <w:szCs w:val="18"/>
+              </w:rPr>
+              <w:t xml:space="preserve">c) draw a displacement-time graph of different situations,</w:t>
+            </w:r>
+          </w:p>
+          <w:p>
+            <w:pPr>
+              <w:spacing w:after="40" w:before="0"/>
+              <w:jc w:val="left"/>
+            </w:pPr>
+            <w:r>
+              <w:rPr>
+                <w:rFonts w:ascii="Arial" w:cs="Arial" w:eastAsia="Arial" w:hAnsi="Arial"/>
+                <w:b w:val="false"/>
+                <w:bCs w:val="false"/>
+                <w:i w:val="false"/>
+                <w:iCs w:val="false"/>
+                <w:color w:val="000000"/>
+                <w:sz w:val="18"/>
+                <w:szCs w:val="18"/>
+              </w:rPr>
+              <w:t xml:space="preserve">d) interpret displacement-time graph in different situations,</w:t>
+            </w:r>
+          </w:p>
+          <w:p>
+            <w:pPr>
+              <w:spacing w:after="40" w:before="0"/>
+              <w:jc w:val="left"/>
+            </w:pPr>
+            <w:r>
+              <w:rPr>
+                <w:rFonts w:ascii="Arial" w:cs="Arial" w:eastAsia="Arial" w:hAnsi="Arial"/>
+                <w:b w:val="false"/>
+                <w:bCs w:val="false"/>
+                <w:i w:val="false"/>
+                <w:iCs w:val="false"/>
+                <w:color w:val="000000"/>
+                <w:sz w:val="18"/>
+                <w:szCs w:val="18"/>
+              </w:rPr>
+              <w:t xml:space="preserve">e) draw a velocity-time graph from given tables in different situations,</w:t>
+            </w:r>
+          </w:p>
+          <w:p>
+            <w:pPr>
+              <w:spacing w:after="40" w:before="0"/>
+              <w:jc w:val="left"/>
+            </w:pPr>
+            <w:r>
+              <w:rPr>
+                <w:rFonts w:ascii="Arial" w:cs="Arial" w:eastAsia="Arial" w:hAnsi="Arial"/>
+                <w:b w:val="false"/>
+                <w:bCs w:val="false"/>
+                <w:i w:val="false"/>
+                <w:iCs w:val="false"/>
+                <w:color w:val="000000"/>
+                <w:sz w:val="18"/>
+                <w:szCs w:val="18"/>
+              </w:rPr>
+              <w:t xml:space="preserve">f) interpret velocity-time graph in different situations,</w:t>
+            </w:r>
+          </w:p>
+          <w:p>
+            <w:pPr>
+              <w:spacing w:after="40" w:before="0"/>
+              <w:jc w:val="left"/>
+            </w:pPr>
+            <w:r>
+              <w:rPr>
+                <w:rFonts w:ascii="Arial" w:cs="Arial" w:eastAsia="Arial" w:hAnsi="Arial"/>
+                <w:b w:val="false"/>
+                <w:bCs w:val="false"/>
+                <w:i w:val="false"/>
+                <w:iCs w:val="false"/>
+                <w:color w:val="000000"/>
+                <w:sz w:val="18"/>
+                <w:szCs w:val="18"/>
+              </w:rPr>
+              <w:t xml:space="preserve">g) determine relative speed of two moving bodies in different situations,</w:t>
+            </w:r>
+          </w:p>
+          <w:p>
+            <w:pPr>
+              <w:spacing w:after="40" w:before="0"/>
+              <w:jc w:val="left"/>
+            </w:pPr>
+            <w:r>
+              <w:rPr>
+                <w:rFonts w:ascii="Arial" w:cs="Arial" w:eastAsia="Arial" w:hAnsi="Arial"/>
+                <w:b w:val="false"/>
+                <w:bCs w:val="false"/>
+                <w:i w:val="false"/>
+                <w:iCs w:val="false"/>
+                <w:color w:val="000000"/>
+                <w:sz w:val="18"/>
+                <w:szCs w:val="18"/>
+              </w:rPr>
+              <w:t xml:space="preserve">h) appreciate use of linear motion in real-life situations.</w:t>
+            </w:r>
+          </w:p>
+        </w:tc>
+      </w:tr>
+      <w:tr>
+        <w:tc>
+          <w:tcPr>
+            <w:tcW w:type="dxa" w:w="3000"/>
+            <w:shd w:fill="D5E8F0" w:color="auto" w:val="clear"/>
+            <w:tcMar>
+              <w:top w:type="dxa" w:w="60"/>
+              <w:left w:type="dxa" w:w="120"/>
+              <w:bottom w:type="dxa" w:w="60"/>
+              <w:right w:type="dxa" w:w="120"/>
+            </w:tcMar>
+            <w:vAlign w:val="top"/>
+          </w:tcPr>
+          <w:p>
+            <w:pPr>
+              <w:spacing w:after="40" w:before="0"/>
+              <w:jc w:val="left"/>
+            </w:pPr>
+            <w:r>
+              <w:rPr>
+                <w:rFonts w:ascii="Arial" w:cs="Arial" w:eastAsia="Arial" w:hAnsi="Arial"/>
+                <w:b/>
+                <w:bCs/>
+                <w:i w:val="false"/>
+                <w:iCs w:val="false"/>
+                <w:color w:val="000000"/>
+                <w:sz w:val="18"/>
+                <w:szCs w:val="18"/>
+              </w:rPr>
+              <w:t xml:space="preserve">Core Competencies</w:t>
+            </w:r>
+          </w:p>
+        </w:tc>
+        <w:tc>
+          <w:tcPr>
+            <w:tcW w:type="dxa" w:w="10680"/>
+            <w:shd w:fill="FFFFFF" w:color="auto" w:val="clear"/>
+            <w:tcMar>
+              <w:top w:type="dxa" w:w="60"/>
+              <w:left w:type="dxa" w:w="120"/>
+              <w:bottom w:type="dxa" w:w="60"/>
+              <w:right w:type="dxa" w:w="120"/>
+            </w:tcMar>
+            <w:vAlign w:val="top"/>
+          </w:tcPr>
+          <w:p>
+            <w:pPr>
+              <w:spacing w:after="30" w:before="0"/>
+              <w:ind w:left="360" w:hanging="180"/>
+              <w:jc w:val="left"/>
+            </w:pPr>
+            <w:r>
+              <w:rPr>
+                <w:rFonts w:ascii="Arial" w:cs="Arial" w:eastAsia="Arial" w:hAnsi="Arial"/>
+                <w:b w:val="false"/>
+                <w:bCs w:val="false"/>
+                <w:i w:val="false"/>
+                <w:iCs w:val="false"/>
+                <w:color w:val="000000"/>
+                <w:sz w:val="18"/>
+                <w:szCs w:val="18"/>
+              </w:rPr>
+              <w:t xml:space="preserve">–  Communication and Collaboration: the learner discusses different displacement-time graphs with peers, presents findings from races and motion experiments, and collaborates to interpret velocity-time graphs in group activities.</w:t>
+            </w:r>
+          </w:p>
+          <w:p>
+            <w:pPr>
+              <w:spacing w:after="30" w:before="0"/>
+              <w:ind w:left="360" w:hanging="180"/>
+              <w:jc w:val="left"/>
+            </w:pPr>
+            <w:r>
+              <w:rPr>
+                <w:rFonts w:ascii="Arial" w:cs="Arial" w:eastAsia="Arial" w:hAnsi="Arial"/>
+                <w:b w:val="false"/>
+                <w:bCs w:val="false"/>
+                <w:i w:val="false"/>
+                <w:iCs w:val="false"/>
+                <w:color w:val="000000"/>
+                <w:sz w:val="18"/>
+                <w:szCs w:val="18"/>
+              </w:rPr>
+              <w:t xml:space="preserve">–  Self-Efficacy: the learner participates in a race of a specified distance on the school field, records the time taken by each learner, and confidently works out the velocity and acceleration of different learners.</w:t>
+            </w:r>
+          </w:p>
+          <w:p>
+            <w:pPr>
+              <w:spacing w:after="30" w:before="0"/>
+              <w:ind w:left="360" w:hanging="180"/>
+              <w:jc w:val="left"/>
+            </w:pPr>
+            <w:r>
+              <w:rPr>
+                <w:rFonts w:ascii="Arial" w:cs="Arial" w:eastAsia="Arial" w:hAnsi="Arial"/>
+                <w:b w:val="false"/>
+                <w:bCs w:val="false"/>
+                <w:i w:val="false"/>
+                <w:iCs w:val="false"/>
+                <w:color w:val="000000"/>
+                <w:sz w:val="18"/>
+                <w:szCs w:val="18"/>
+              </w:rPr>
+              <w:t xml:space="preserve">–  Critical Thinking and Problem Solving: the learner observes two bodies in motion — such as matatus when overtaking on Thika Road or Mombasa Road — and works out the relative speed of the two vehicles, reasoning about the dangers of careless overtaking.</w:t>
+            </w:r>
+          </w:p>
+        </w:tc>
+      </w:tr>
+      <w:tr>
+        <w:tc>
+          <w:tcPr>
+            <w:tcW w:type="dxa" w:w="3000"/>
+            <w:shd w:fill="E2EFDA" w:color="auto" w:val="clear"/>
+            <w:tcMar>
+              <w:top w:type="dxa" w:w="60"/>
+              <w:left w:type="dxa" w:w="120"/>
+              <w:bottom w:type="dxa" w:w="60"/>
+              <w:right w:type="dxa" w:w="120"/>
+            </w:tcMar>
+            <w:vAlign w:val="top"/>
+          </w:tcPr>
+          <w:p>
+            <w:pPr>
+              <w:spacing w:after="40" w:before="0"/>
+              <w:jc w:val="left"/>
+            </w:pPr>
+            <w:r>
+              <w:rPr>
+                <w:rFonts w:ascii="Arial" w:cs="Arial" w:eastAsia="Arial" w:hAnsi="Arial"/>
+                <w:b/>
+                <w:bCs/>
+                <w:i w:val="false"/>
+                <w:iCs w:val="false"/>
+                <w:color w:val="000000"/>
+                <w:sz w:val="18"/>
+                <w:szCs w:val="18"/>
+              </w:rPr>
+              <w:t xml:space="preserve">Core Values</w:t>
+            </w:r>
+          </w:p>
+        </w:tc>
+        <w:tc>
+          <w:tcPr>
+            <w:tcW w:type="dxa" w:w="10680"/>
+            <w:shd w:fill="FFFFFF" w:color="auto" w:val="clear"/>
+            <w:tcMar>
+              <w:top w:type="dxa" w:w="60"/>
+              <w:left w:type="dxa" w:w="120"/>
+              <w:bottom w:type="dxa" w:w="60"/>
+              <w:right w:type="dxa" w:w="120"/>
+            </w:tcMar>
+            <w:vAlign w:val="top"/>
+          </w:tcPr>
+          <w:p>
+            <w:pPr>
+              <w:spacing w:after="30" w:before="0"/>
+              <w:ind w:left="360" w:hanging="180"/>
+              <w:jc w:val="left"/>
+            </w:pPr>
+            <w:r>
+              <w:rPr>
+                <w:rFonts w:ascii="Arial" w:cs="Arial" w:eastAsia="Arial" w:hAnsi="Arial"/>
+                <w:b w:val="false"/>
+                <w:bCs w:val="false"/>
+                <w:i w:val="false"/>
+                <w:iCs w:val="false"/>
+                <w:color w:val="000000"/>
+                <w:sz w:val="18"/>
+                <w:szCs w:val="18"/>
+              </w:rPr>
+              <w:t xml:space="preserve">–  Responsibility: as the learner uses objects in motion such as thrown balls, rolling carts, or running peers to explain distance, displacement, speed, velocity and acceleration, and takes care of measuring equipment such as stopwatches and tape measures.</w:t>
+            </w:r>
+          </w:p>
+          <w:p>
+            <w:pPr>
+              <w:spacing w:after="30" w:before="0"/>
+              <w:ind w:left="360" w:hanging="180"/>
+              <w:jc w:val="left"/>
+            </w:pPr>
+            <w:r>
+              <w:rPr>
+                <w:rFonts w:ascii="Arial" w:cs="Arial" w:eastAsia="Arial" w:hAnsi="Arial"/>
+                <w:b w:val="false"/>
+                <w:bCs w:val="false"/>
+                <w:i w:val="false"/>
+                <w:iCs w:val="false"/>
+                <w:color w:val="000000"/>
+                <w:sz w:val="18"/>
+                <w:szCs w:val="18"/>
+              </w:rPr>
+              <w:t xml:space="preserve">–  Integrity: as the learner participates in a race of a specified distance, records time taken by each learner honestly, and accurately works out the velocity and acceleration of different learners without falsifying results.</w:t>
+            </w:r>
+          </w:p>
+          <w:p>
+            <w:pPr>
+              <w:spacing w:after="30" w:before="0"/>
+              <w:ind w:left="360" w:hanging="180"/>
+              <w:jc w:val="left"/>
+            </w:pPr>
+            <w:r>
+              <w:rPr>
+                <w:rFonts w:ascii="Arial" w:cs="Arial" w:eastAsia="Arial" w:hAnsi="Arial"/>
+                <w:b w:val="false"/>
+                <w:bCs w:val="false"/>
+                <w:i w:val="false"/>
+                <w:iCs w:val="false"/>
+                <w:color w:val="000000"/>
+                <w:sz w:val="18"/>
+                <w:szCs w:val="18"/>
+              </w:rPr>
+              <w:t xml:space="preserve">–  Unity: as the learner participates and collaborates in group races and data-recording exercises to record time taken by each learner and work out the velocity and acceleration of different learners.</w:t>
+            </w:r>
+          </w:p>
+        </w:tc>
+      </w:tr>
+      <w:tr>
+        <w:tc>
+          <w:tcPr>
+            <w:tcW w:type="dxa" w:w="3000"/>
+            <w:shd w:fill="D5E8F0" w:color="auto" w:val="clear"/>
+            <w:tcMar>
+              <w:top w:type="dxa" w:w="60"/>
+              <w:left w:type="dxa" w:w="120"/>
+              <w:bottom w:type="dxa" w:w="60"/>
+              <w:right w:type="dxa" w:w="120"/>
+            </w:tcMar>
+            <w:vAlign w:val="top"/>
+          </w:tcPr>
+          <w:p>
+            <w:pPr>
+              <w:spacing w:after="40" w:before="0"/>
+              <w:jc w:val="left"/>
+            </w:pPr>
+            <w:r>
+              <w:rPr>
+                <w:rFonts w:ascii="Arial" w:cs="Arial" w:eastAsia="Arial" w:hAnsi="Arial"/>
+                <w:b/>
+                <w:bCs/>
+                <w:i w:val="false"/>
+                <w:iCs w:val="false"/>
+                <w:color w:val="000000"/>
+                <w:sz w:val="18"/>
+                <w:szCs w:val="18"/>
+              </w:rPr>
+              <w:t xml:space="preserve">Science &amp; Engineering Practices</w:t>
+            </w:r>
+          </w:p>
+        </w:tc>
+        <w:tc>
+          <w:tcPr>
+            <w:tcW w:type="dxa" w:w="10680"/>
+            <w:shd w:fill="FFFFFF" w:color="auto" w:val="clear"/>
+            <w:tcMar>
+              <w:top w:type="dxa" w:w="60"/>
+              <w:left w:type="dxa" w:w="120"/>
+              <w:bottom w:type="dxa" w:w="60"/>
+              <w:right w:type="dxa" w:w="120"/>
+            </w:tcMar>
+            <w:vAlign w:val="top"/>
+          </w:tcPr>
+          <w:p>
+            <w:pPr>
+              <w:spacing w:after="30" w:before="0"/>
+              <w:ind w:left="360" w:hanging="180"/>
+              <w:jc w:val="left"/>
+            </w:pPr>
+            <w:r>
+              <w:rPr>
+                <w:rFonts w:ascii="Arial" w:cs="Arial" w:eastAsia="Arial" w:hAnsi="Arial"/>
+                <w:b w:val="false"/>
+                <w:bCs w:val="false"/>
+                <w:i w:val="false"/>
+                <w:iCs w:val="false"/>
+                <w:color w:val="000000"/>
+                <w:sz w:val="18"/>
+                <w:szCs w:val="18"/>
+              </w:rPr>
+              <w:t xml:space="preserve">–  Analysing and Interpreting Data: the learner collects time and distance data from a school running race or a rolling object, plots displacement-time and velocity-time graphs, and draws conclusions about motion patterns from the shape of the graphs.</w:t>
+            </w:r>
+          </w:p>
+          <w:p>
+            <w:pPr>
+              <w:spacing w:after="30" w:before="0"/>
+              <w:ind w:left="360" w:hanging="180"/>
+              <w:jc w:val="left"/>
+            </w:pPr>
+            <w:r>
+              <w:rPr>
+                <w:rFonts w:ascii="Arial" w:cs="Arial" w:eastAsia="Arial" w:hAnsi="Arial"/>
+                <w:b w:val="false"/>
+                <w:bCs w:val="false"/>
+                <w:i w:val="false"/>
+                <w:iCs w:val="false"/>
+                <w:color w:val="000000"/>
+                <w:sz w:val="18"/>
+                <w:szCs w:val="18"/>
+              </w:rPr>
+              <w:t xml:space="preserve">–  Using Mathematics and Computational Thinking: the learner applies formulas for velocity (v = s/t) and acceleration (a = Δv/Δt), calculates areas under velocity-time graphs to find distance, and computes gradients of displacement-time graphs to find speed.</w:t>
+            </w:r>
+          </w:p>
+          <w:p>
+            <w:pPr>
+              <w:spacing w:after="30" w:before="0"/>
+              <w:ind w:left="360" w:hanging="180"/>
+              <w:jc w:val="left"/>
+            </w:pPr>
+            <w:r>
+              <w:rPr>
+                <w:rFonts w:ascii="Arial" w:cs="Arial" w:eastAsia="Arial" w:hAnsi="Arial"/>
+                <w:b w:val="false"/>
+                <w:bCs w:val="false"/>
+                <w:i w:val="false"/>
+                <w:iCs w:val="false"/>
+                <w:color w:val="000000"/>
+                <w:sz w:val="18"/>
+                <w:szCs w:val="18"/>
+              </w:rPr>
+              <w:t xml:space="preserve">–  Constructing Explanations: the learner uses evidence from graphs and calculations to explain the motion of matatus, cyclists in the Tour du Rwanda, or athletes at the Nairobi Marathon, connecting mathematical results to real-world behaviour.</w:t>
+            </w:r>
+          </w:p>
+          <w:p>
+            <w:pPr>
+              <w:spacing w:after="30" w:before="0"/>
+              <w:ind w:left="360" w:hanging="180"/>
+              <w:jc w:val="left"/>
+            </w:pPr>
+            <w:r>
+              <w:rPr>
+                <w:rFonts w:ascii="Arial" w:cs="Arial" w:eastAsia="Arial" w:hAnsi="Arial"/>
+                <w:b w:val="false"/>
+                <w:bCs w:val="false"/>
+                <w:i w:val="false"/>
+                <w:iCs w:val="false"/>
+                <w:color w:val="000000"/>
+                <w:sz w:val="18"/>
+                <w:szCs w:val="18"/>
+              </w:rPr>
+              <w:t xml:space="preserve">–  Obtaining, Evaluating, and Communicating Information: the learner presents motion data collected during the school race to the class, evaluates the accuracy of readings, and communicates findings using correctly labelled graphs and written interpretations.</w:t>
+            </w:r>
+          </w:p>
+        </w:tc>
+      </w:tr>
+      <w:tr>
+        <w:tc>
+          <w:tcPr>
+            <w:tcW w:type="dxa" w:w="3000"/>
+            <w:shd w:fill="FCE4D6" w:color="auto" w:val="clear"/>
+            <w:tcMar>
+              <w:top w:type="dxa" w:w="60"/>
+              <w:left w:type="dxa" w:w="120"/>
+              <w:bottom w:type="dxa" w:w="60"/>
+              <w:right w:type="dxa" w:w="120"/>
+            </w:tcMar>
+            <w:vAlign w:val="top"/>
+          </w:tcPr>
+          <w:p>
+            <w:pPr>
+              <w:spacing w:after="40" w:before="0"/>
+              <w:jc w:val="left"/>
+            </w:pPr>
+            <w:r>
+              <w:rPr>
+                <w:rFonts w:ascii="Arial" w:cs="Arial" w:eastAsia="Arial" w:hAnsi="Arial"/>
+                <w:b/>
+                <w:bCs/>
+                <w:i w:val="false"/>
+                <w:iCs w:val="false"/>
+                <w:color w:val="000000"/>
+                <w:sz w:val="18"/>
+                <w:szCs w:val="18"/>
+              </w:rPr>
+              <w:t xml:space="preserve">Pertinent &amp; Contemporary Issues (PCIs)</w:t>
+            </w:r>
+          </w:p>
+        </w:tc>
+        <w:tc>
+          <w:tcPr>
+            <w:tcW w:type="dxa" w:w="10680"/>
+            <w:shd w:fill="FFFFFF" w:color="auto" w:val="clear"/>
+            <w:tcMar>
+              <w:top w:type="dxa" w:w="60"/>
+              <w:left w:type="dxa" w:w="120"/>
+              <w:bottom w:type="dxa" w:w="60"/>
+              <w:right w:type="dxa" w:w="120"/>
+            </w:tcMar>
+            <w:vAlign w:val="top"/>
+          </w:tcPr>
+          <w:p>
+            <w:pPr>
+              <w:spacing w:after="30" w:before="0"/>
+              <w:ind w:left="360" w:hanging="180"/>
+              <w:jc w:val="left"/>
+            </w:pPr>
+            <w:r>
+              <w:rPr>
+                <w:rFonts w:ascii="Arial" w:cs="Arial" w:eastAsia="Arial" w:hAnsi="Arial"/>
+                <w:b w:val="false"/>
+                <w:bCs w:val="false"/>
+                <w:i w:val="false"/>
+                <w:iCs w:val="false"/>
+                <w:color w:val="000000"/>
+                <w:sz w:val="18"/>
+                <w:szCs w:val="18"/>
+              </w:rPr>
+              <w:t xml:space="preserve">–  Learner Support Programmes (Sports and Games): the learner participates in a race of a specified distance on the school field, records time taken by each learner and works out the velocity and acceleration — connecting mathematics to athletics and physical education.</w:t>
+            </w:r>
+          </w:p>
+          <w:p>
+            <w:pPr>
+              <w:spacing w:after="30" w:before="0"/>
+              <w:ind w:left="360" w:hanging="180"/>
+              <w:jc w:val="left"/>
+            </w:pPr>
+            <w:r>
+              <w:rPr>
+                <w:rFonts w:ascii="Arial" w:cs="Arial" w:eastAsia="Arial" w:hAnsi="Arial"/>
+                <w:b w:val="false"/>
+                <w:bCs w:val="false"/>
+                <w:i w:val="false"/>
+                <w:iCs w:val="false"/>
+                <w:color w:val="000000"/>
+                <w:sz w:val="18"/>
+                <w:szCs w:val="18"/>
+              </w:rPr>
+              <w:t xml:space="preserve">–  Socio-Economic and Environmental Issues (Safety and Security): the learner observes two bodies in motion such as matatus when overtaking or moving in opposite directions along Kenyan highways and works out the relative speed of these two bodies in motion, appreciating the mathematical basis of road safety regulations.</w:t>
+            </w:r>
+          </w:p>
+          <w:p>
+            <w:pPr>
+              <w:spacing w:after="30" w:before="0"/>
+              <w:ind w:left="360" w:hanging="180"/>
+              <w:jc w:val="left"/>
+            </w:pPr>
+            <w:r>
+              <w:rPr>
+                <w:rFonts w:ascii="Arial" w:cs="Arial" w:eastAsia="Arial" w:hAnsi="Arial"/>
+                <w:b w:val="false"/>
+                <w:bCs w:val="false"/>
+                <w:i w:val="false"/>
+                <w:iCs w:val="false"/>
+                <w:color w:val="000000"/>
+                <w:sz w:val="18"/>
+                <w:szCs w:val="18"/>
+              </w:rPr>
+              <w:t xml:space="preserve">–  Road Safety: as the learner observes two vehicles when one is overtaking, discusses and works out the relative speed of the two vehicles, and also discusses the dangers of careless overtaking on Kenyan roads such as the Nairobi–Nakuru highway.</w:t>
+            </w:r>
+          </w:p>
+        </w:tc>
+      </w:tr>
+      <w:tr>
+        <w:tc>
+          <w:tcPr>
+            <w:tcW w:type="dxa" w:w="3000"/>
+            <w:shd w:fill="D9EEF1" w:color="auto" w:val="clear"/>
+            <w:tcMar>
+              <w:top w:type="dxa" w:w="60"/>
+              <w:left w:type="dxa" w:w="120"/>
+              <w:bottom w:type="dxa" w:w="60"/>
+              <w:right w:type="dxa" w:w="120"/>
+            </w:tcMar>
+            <w:vAlign w:val="top"/>
+          </w:tcPr>
+          <w:p>
+            <w:pPr>
+              <w:spacing w:after="40" w:before="0"/>
+              <w:jc w:val="left"/>
+            </w:pPr>
+            <w:r>
+              <w:rPr>
+                <w:rFonts w:ascii="Arial" w:cs="Arial" w:eastAsia="Arial" w:hAnsi="Arial"/>
+                <w:b/>
+                <w:bCs/>
+                <w:i w:val="false"/>
+                <w:iCs w:val="false"/>
+                <w:color w:val="000000"/>
+                <w:sz w:val="18"/>
+                <w:szCs w:val="18"/>
+              </w:rPr>
+              <w:t xml:space="preserve">Career Connections</w:t>
+            </w:r>
+          </w:p>
+        </w:tc>
+        <w:tc>
+          <w:tcPr>
+            <w:tcW w:type="dxa" w:w="10680"/>
+            <w:shd w:fill="FFFFFF" w:color="auto" w:val="clear"/>
+            <w:tcMar>
+              <w:top w:type="dxa" w:w="60"/>
+              <w:left w:type="dxa" w:w="120"/>
+              <w:bottom w:type="dxa" w:w="60"/>
+              <w:right w:type="dxa" w:w="120"/>
+            </w:tcMar>
+            <w:vAlign w:val="top"/>
+          </w:tcPr>
+          <w:p>
+            <w:pPr>
+              <w:spacing w:after="30" w:before="0"/>
+              <w:ind w:left="360" w:hanging="180"/>
+              <w:jc w:val="left"/>
+            </w:pPr>
+            <w:r>
+              <w:rPr>
+                <w:rFonts w:ascii="Arial" w:cs="Arial" w:eastAsia="Arial" w:hAnsi="Arial"/>
+                <w:b w:val="false"/>
+                <w:bCs w:val="false"/>
+                <w:i w:val="false"/>
+                <w:iCs w:val="false"/>
+                <w:color w:val="000000"/>
+                <w:sz w:val="18"/>
+                <w:szCs w:val="18"/>
+              </w:rPr>
+              <w:t xml:space="preserve">–  Traffic Engineering and Road Safety: understanding velocity, acceleration, and relative speed underpins the design of speed limits, safe overtaking zones, and traffic light timing on Kenyan roads managed by KENHA and NTSA.</w:t>
+            </w:r>
+          </w:p>
+          <w:p>
+            <w:pPr>
+              <w:spacing w:after="30" w:before="0"/>
+              <w:ind w:left="360" w:hanging="180"/>
+              <w:jc w:val="left"/>
+            </w:pPr>
+            <w:r>
+              <w:rPr>
+                <w:rFonts w:ascii="Arial" w:cs="Arial" w:eastAsia="Arial" w:hAnsi="Arial"/>
+                <w:b w:val="false"/>
+                <w:bCs w:val="false"/>
+                <w:i w:val="false"/>
+                <w:iCs w:val="false"/>
+                <w:color w:val="000000"/>
+                <w:sz w:val="18"/>
+                <w:szCs w:val="18"/>
+              </w:rPr>
+              <w:t xml:space="preserve">–  Athletics Coaching and Sports Science: coaches at Athletics Kenya use displacement-time and velocity-time data to analyse sprint performance, pace strategy, and acceleration profiles of athletes like Faith Kipyegon and Eliud Kipchoge.</w:t>
+            </w:r>
+          </w:p>
+          <w:p>
+            <w:pPr>
+              <w:spacing w:after="30" w:before="0"/>
+              <w:ind w:left="360" w:hanging="180"/>
+              <w:jc w:val="left"/>
+            </w:pPr>
+            <w:r>
+              <w:rPr>
+                <w:rFonts w:ascii="Arial" w:cs="Arial" w:eastAsia="Arial" w:hAnsi="Arial"/>
+                <w:b w:val="false"/>
+                <w:bCs w:val="false"/>
+                <w:i w:val="false"/>
+                <w:iCs w:val="false"/>
+                <w:color w:val="000000"/>
+                <w:sz w:val="18"/>
+                <w:szCs w:val="18"/>
+              </w:rPr>
+              <w:t xml:space="preserve">–  Aviation and Railway Transport: Kenya Airways pilots and SGR (Standard Gauge Railway) operators use principles of linear motion — including velocity, acceleration, and braking distance — to plan safe operations.</w:t>
+            </w:r>
+          </w:p>
+          <w:p>
+            <w:pPr>
+              <w:spacing w:after="30" w:before="0"/>
+              <w:ind w:left="360" w:hanging="180"/>
+              <w:jc w:val="left"/>
+            </w:pPr>
+            <w:r>
+              <w:rPr>
+                <w:rFonts w:ascii="Arial" w:cs="Arial" w:eastAsia="Arial" w:hAnsi="Arial"/>
+                <w:b w:val="false"/>
+                <w:bCs w:val="false"/>
+                <w:i w:val="false"/>
+                <w:iCs w:val="false"/>
+                <w:color w:val="000000"/>
+                <w:sz w:val="18"/>
+                <w:szCs w:val="18"/>
+              </w:rPr>
+              <w:t xml:space="preserve">–  Physics and Engineering: a foundation in linear motion kinematics is essential for university-level physics and mechanical engineering programmes at institutions such as the University of Nairobi and Jomo Kenyatta University of Agriculture and Technology (JKUAT).</w:t>
+            </w:r>
+          </w:p>
+          <w:p>
+            <w:pPr>
+              <w:spacing w:after="30" w:before="0"/>
+              <w:ind w:left="360" w:hanging="180"/>
+              <w:jc w:val="left"/>
+            </w:pPr>
+            <w:r>
+              <w:rPr>
+                <w:rFonts w:ascii="Arial" w:cs="Arial" w:eastAsia="Arial" w:hAnsi="Arial"/>
+                <w:b w:val="false"/>
+                <w:bCs w:val="false"/>
+                <w:i w:val="false"/>
+                <w:iCs w:val="false"/>
+                <w:color w:val="000000"/>
+                <w:sz w:val="18"/>
+                <w:szCs w:val="18"/>
+              </w:rPr>
+              <w:t xml:space="preserve">–  Logistics and Supply Chain: fleet managers at companies operating along the Northern Corridor (Mombasa–Nairobi–Kampala) use speed, distance, and time calculations to plan delivery schedules and fuel efficiency.</w:t>
+            </w:r>
+          </w:p>
+        </w:tc>
+      </w:tr>
+      <w:tr>
+        <w:tc>
+          <w:tcPr>
+            <w:tcW w:type="dxa" w:w="3000"/>
+            <w:shd w:fill="D5E8F0" w:color="auto" w:val="clear"/>
+            <w:tcMar>
+              <w:top w:type="dxa" w:w="60"/>
+              <w:left w:type="dxa" w:w="120"/>
+              <w:bottom w:type="dxa" w:w="60"/>
+              <w:right w:type="dxa" w:w="120"/>
+            </w:tcMar>
+            <w:vAlign w:val="top"/>
+          </w:tcPr>
+          <w:p>
+            <w:pPr>
+              <w:spacing w:after="40" w:before="0"/>
+              <w:jc w:val="left"/>
+            </w:pPr>
+            <w:r>
+              <w:rPr>
+                <w:rFonts w:ascii="Arial" w:cs="Arial" w:eastAsia="Arial" w:hAnsi="Arial"/>
+                <w:b/>
+                <w:bCs/>
+                <w:i w:val="false"/>
+                <w:iCs w:val="false"/>
+                <w:color w:val="000000"/>
+                <w:sz w:val="18"/>
+                <w:szCs w:val="18"/>
+              </w:rPr>
+              <w:t xml:space="preserve">Focus for Lessons</w:t>
+            </w:r>
+          </w:p>
+        </w:tc>
+        <w:tc>
+          <w:tcPr>
+            <w:tcW w:type="dxa" w:w="10680"/>
+            <w:shd w:fill="FFFFFF" w:color="auto" w:val="clear"/>
+            <w:tcMar>
+              <w:top w:type="dxa" w:w="60"/>
+              <w:left w:type="dxa" w:w="120"/>
+              <w:bottom w:type="dxa" w:w="60"/>
+              <w:right w:type="dxa" w:w="120"/>
+            </w:tcMar>
+            <w:vAlign w:val="top"/>
+          </w:tcPr>
+          <w:p>
+            <w:pPr>
+              <w:spacing w:after="40" w:before="0"/>
+              <w:jc w:val="left"/>
+            </w:pPr>
+            <w:r>
+              <w:rPr>
+                <w:rFonts w:ascii="Arial" w:cs="Arial" w:eastAsia="Arial" w:hAnsi="Arial"/>
+                <w:b w:val="false"/>
+                <w:bCs w:val="false"/>
+                <w:i w:val="false"/>
+                <w:iCs w:val="false"/>
+                <w:color w:val="000000"/>
+                <w:sz w:val="18"/>
+                <w:szCs w:val="18"/>
+              </w:rPr>
+              <w:t xml:space="preserve">This unit develops learners' ability to describe, calculate, graphically represent, and interpret linear motion using the key quantities of distance, displacement, speed, velocity, acceleration, and relative speed. Learners move from concrete experience — running a measured race on the school field and timing each other with stopwatches — through graphical modelling on displacement-time and velocity-time graphs, to abstract problem-solving involving relative speed of vehicles on Kenyan highways. Throughout the unit, Kenyan contexts such as the Nairobi Marathon, SGR train journeys, matatu overtaking on the Nakuru–Nairobi highway, and athletes at Kipchoge Keino Stadium anchor every mathematical concept in meaningful real-life experience.</w:t>
+            </w:r>
+          </w:p>
+        </w:tc>
+      </w:tr>
+      <w:tr>
+        <w:tc>
+          <w:tcPr>
+            <w:tcW w:type="dxa" w:w="3000"/>
+            <w:shd w:fill="EAD1F5" w:color="auto" w:val="clear"/>
+            <w:tcMar>
+              <w:top w:type="dxa" w:w="60"/>
+              <w:left w:type="dxa" w:w="120"/>
+              <w:bottom w:type="dxa" w:w="60"/>
+              <w:right w:type="dxa" w:w="120"/>
+            </w:tcMar>
+            <w:vAlign w:val="top"/>
+          </w:tcPr>
+          <w:p>
+            <w:pPr>
+              <w:spacing w:after="40" w:before="0"/>
+              <w:jc w:val="left"/>
+            </w:pPr>
+            <w:r>
+              <w:rPr>
+                <w:rFonts w:ascii="Arial" w:cs="Arial" w:eastAsia="Arial" w:hAnsi="Arial"/>
+                <w:b/>
+                <w:bCs/>
+                <w:i w:val="false"/>
+                <w:iCs w:val="false"/>
+                <w:color w:val="000000"/>
+                <w:sz w:val="18"/>
+                <w:szCs w:val="18"/>
+              </w:rPr>
+              <w:t xml:space="preserve">Driving Question / Key Inquiry Questions</w:t>
+            </w:r>
+          </w:p>
+        </w:tc>
+        <w:tc>
+          <w:tcPr>
+            <w:tcW w:type="dxa" w:w="10680"/>
+            <w:shd w:fill="FFFFFF" w:color="auto" w:val="clear"/>
+            <w:tcMar>
+              <w:top w:type="dxa" w:w="60"/>
+              <w:left w:type="dxa" w:w="120"/>
+              <w:bottom w:type="dxa" w:w="60"/>
+              <w:right w:type="dxa" w:w="120"/>
+            </w:tcMar>
+            <w:vAlign w:val="top"/>
+          </w:tcPr>
+          <w:p>
+            <w:pPr>
+              <w:spacing w:after="40" w:before="0"/>
+              <w:jc w:val="left"/>
+            </w:pPr>
+            <w:r>
+              <w:rPr>
+                <w:rFonts w:ascii="Arial" w:cs="Arial" w:eastAsia="Arial" w:hAnsi="Arial"/>
+                <w:b w:val="false"/>
+                <w:bCs w:val="false"/>
+                <w:i w:val="false"/>
+                <w:iCs w:val="false"/>
+                <w:color w:val="000000"/>
+                <w:sz w:val="18"/>
+                <w:szCs w:val="18"/>
+              </w:rPr>
+              <w:t xml:space="preserve">DRIVING QUESTION: How can we use mathematics — calculations and graphs — to fully describe and explain the motion of any moving body, from a Nairobi Marathon runner to a matatu on the Nakuru highway?</w:t>
+            </w:r>
+          </w:p>
+          <w:p>
+            <w:pPr>
+              <w:spacing w:after="40" w:before="0"/>
+              <w:jc w:val="left"/>
+            </w:pPr>
+            <w:r>
+              <w:rPr>
+                <w:rFonts w:ascii="Arial" w:cs="Arial" w:eastAsia="Arial" w:hAnsi="Arial"/>
+                <w:b w:val="false"/>
+                <w:bCs w:val="false"/>
+                <w:i w:val="false"/>
+                <w:iCs w:val="false"/>
+                <w:color w:val="000000"/>
+                <w:sz w:val="18"/>
+                <w:szCs w:val="18"/>
+              </w:rPr>
+              <w:t xml:space="preserve"/>
+            </w:r>
+          </w:p>
+          <w:p>
+            <w:pPr>
+              <w:spacing w:after="40" w:before="0"/>
+              <w:jc w:val="left"/>
+            </w:pPr>
+            <w:r>
+              <w:rPr>
+                <w:rFonts w:ascii="Arial" w:cs="Arial" w:eastAsia="Arial" w:hAnsi="Arial"/>
+                <w:b w:val="false"/>
+                <w:bCs w:val="false"/>
+                <w:i w:val="false"/>
+                <w:iCs w:val="false"/>
+                <w:color w:val="000000"/>
+                <w:sz w:val="18"/>
+                <w:szCs w:val="18"/>
+              </w:rPr>
+              <w:t xml:space="preserve">KICD KEY INQUIRY QUESTIONS:</w:t>
+            </w:r>
+          </w:p>
+          <w:p>
+            <w:pPr>
+              <w:spacing w:after="40" w:before="0"/>
+              <w:jc w:val="left"/>
+            </w:pPr>
+            <w:r>
+              <w:rPr>
+                <w:rFonts w:ascii="Arial" w:cs="Arial" w:eastAsia="Arial" w:hAnsi="Arial"/>
+                <w:b w:val="false"/>
+                <w:bCs w:val="false"/>
+                <w:i w:val="false"/>
+                <w:iCs w:val="false"/>
+                <w:color w:val="000000"/>
+                <w:sz w:val="18"/>
+                <w:szCs w:val="18"/>
+              </w:rPr>
+              <w:t xml:space="preserve">1. What is speed?</w:t>
+            </w:r>
+          </w:p>
+          <w:p>
+            <w:pPr>
+              <w:spacing w:after="40" w:before="0"/>
+              <w:jc w:val="left"/>
+            </w:pPr>
+            <w:r>
+              <w:rPr>
+                <w:rFonts w:ascii="Arial" w:cs="Arial" w:eastAsia="Arial" w:hAnsi="Arial"/>
+                <w:b w:val="false"/>
+                <w:bCs w:val="false"/>
+                <w:i w:val="false"/>
+                <w:iCs w:val="false"/>
+                <w:color w:val="000000"/>
+                <w:sz w:val="18"/>
+                <w:szCs w:val="18"/>
+              </w:rPr>
+              <w:t xml:space="preserve">2. How do we use displacement-time graphs in real life?</w:t>
+            </w:r>
+          </w:p>
+          <w:p>
+            <w:pPr>
+              <w:spacing w:after="40" w:before="0"/>
+              <w:jc w:val="left"/>
+            </w:pPr>
+            <w:r>
+              <w:rPr>
+                <w:rFonts w:ascii="Arial" w:cs="Arial" w:eastAsia="Arial" w:hAnsi="Arial"/>
+                <w:b w:val="false"/>
+                <w:bCs w:val="false"/>
+                <w:i w:val="false"/>
+                <w:iCs w:val="false"/>
+                <w:color w:val="000000"/>
+                <w:sz w:val="18"/>
+                <w:szCs w:val="18"/>
+              </w:rPr>
+              <w:t xml:space="preserve">3. How do we use velocity-time graphs?</w:t>
+            </w:r>
+          </w:p>
+        </w:tc>
+      </w:tr>
+      <w:tr>
+        <w:tc>
+          <w:tcPr>
+            <w:tcW w:type="dxa" w:w="3000"/>
+            <w:shd w:fill="EAD1F5" w:color="auto" w:val="clear"/>
+            <w:tcMar>
+              <w:top w:type="dxa" w:w="60"/>
+              <w:left w:type="dxa" w:w="120"/>
+              <w:bottom w:type="dxa" w:w="60"/>
+              <w:right w:type="dxa" w:w="120"/>
+            </w:tcMar>
+            <w:vAlign w:val="top"/>
+          </w:tcPr>
+          <w:p>
+            <w:pPr>
+              <w:spacing w:after="40" w:before="0"/>
+              <w:jc w:val="left"/>
+            </w:pPr>
+            <w:r>
+              <w:rPr>
+                <w:rFonts w:ascii="Arial" w:cs="Arial" w:eastAsia="Arial" w:hAnsi="Arial"/>
+                <w:b/>
+                <w:bCs/>
+                <w:i w:val="false"/>
+                <w:iCs w:val="false"/>
+                <w:color w:val="000000"/>
+                <w:sz w:val="18"/>
+                <w:szCs w:val="18"/>
+              </w:rPr>
+              <w:t xml:space="preserve">Anchoring Phenomenon</w:t>
+            </w:r>
+          </w:p>
+        </w:tc>
+        <w:tc>
+          <w:tcPr>
+            <w:tcW w:type="dxa" w:w="10680"/>
+            <w:shd w:fill="FFFFFF" w:color="auto" w:val="clear"/>
+            <w:tcMar>
+              <w:top w:type="dxa" w:w="60"/>
+              <w:left w:type="dxa" w:w="120"/>
+              <w:bottom w:type="dxa" w:w="60"/>
+              <w:right w:type="dxa" w:w="120"/>
+            </w:tcMar>
+            <w:vAlign w:val="top"/>
+          </w:tcPr>
+          <w:p>
+            <w:pPr>
+              <w:spacing w:after="40" w:before="0"/>
+              <w:jc w:val="left"/>
+            </w:pPr>
+            <w:r>
+              <w:rPr>
+                <w:rFonts w:ascii="Arial" w:cs="Arial" w:eastAsia="Arial" w:hAnsi="Arial"/>
+                <w:b w:val="false"/>
+                <w:bCs w:val="false"/>
+                <w:i w:val="false"/>
+                <w:iCs w:val="false"/>
+                <w:color w:val="000000"/>
+                <w:sz w:val="18"/>
+                <w:szCs w:val="18"/>
+              </w:rPr>
+              <w:t xml:space="preserve">A VIDEO CLIP AND DATA PRINTOUT of the 2023 Nairobi Marathon is shown to the class. The clip shows elite runners — including Kenyan athletes — accelerating off the start line, settling into a steady pace along Uhuru Highway, slowing slightly at water stations, and sprinting to the finish. Alongside the clip, a printed table shows the split times (time recorded at every 5 km mark) for two runners: Runner A (who runs at a nearly constant pace) and Runner B (who starts fast, slows in the middle, and sprints at the end). Students are asked: "Both runners finished the 42 km race, but their split-time tables look completely different — Runner B was actually ahead at 30 km but Runner A won. How can we use numbers and graphs to explain exactly what happened at every point in the race?" This is puzzling because students intuitively know both runners covered the same distance, yet the patterns of their motion were completely different — and a simple calculation of total time does not reveal the story of acceleration, varying velocity, and the critical sprint finish. Students must grapple with the difference between average speed and instantaneous velocity, and with how the shape of a graph — not just its start and end points — tells the full story of motion.</w:t>
+            </w:r>
+          </w:p>
+        </w:tc>
+      </w:tr>
+      <w:tr>
+        <w:tc>
+          <w:tcPr>
+            <w:tcW w:type="dxa" w:w="3000"/>
+            <w:shd w:fill="D9EEF1" w:color="auto" w:val="clear"/>
+            <w:tcMar>
+              <w:top w:type="dxa" w:w="60"/>
+              <w:left w:type="dxa" w:w="120"/>
+              <w:bottom w:type="dxa" w:w="60"/>
+              <w:right w:type="dxa" w:w="120"/>
+            </w:tcMar>
+            <w:vAlign w:val="top"/>
+          </w:tcPr>
+          <w:p>
+            <w:pPr>
+              <w:spacing w:after="40" w:before="0"/>
+              <w:jc w:val="left"/>
+            </w:pPr>
+            <w:r>
+              <w:rPr>
+                <w:rFonts w:ascii="Arial" w:cs="Arial" w:eastAsia="Arial" w:hAnsi="Arial"/>
+                <w:b/>
+                <w:bCs/>
+                <w:i w:val="false"/>
+                <w:iCs w:val="false"/>
+                <w:color w:val="000000"/>
+                <w:sz w:val="18"/>
+                <w:szCs w:val="18"/>
+              </w:rPr>
+              <w:t xml:space="preserve">Storyline Thread</w:t>
+            </w:r>
+          </w:p>
+        </w:tc>
+        <w:tc>
+          <w:tcPr>
+            <w:tcW w:type="dxa" w:w="10680"/>
+            <w:shd w:fill="FFFFFF" w:color="auto" w:val="clear"/>
+            <w:tcMar>
+              <w:top w:type="dxa" w:w="60"/>
+              <w:left w:type="dxa" w:w="120"/>
+              <w:bottom w:type="dxa" w:w="60"/>
+              <w:right w:type="dxa" w:w="120"/>
+            </w:tcMar>
+            <w:vAlign w:val="top"/>
+          </w:tcPr>
+          <w:p>
+            <w:pPr>
+              <w:spacing w:after="40" w:before="0"/>
+              <w:jc w:val="left"/>
+            </w:pPr>
+            <w:r>
+              <w:rPr>
+                <w:rFonts w:ascii="Arial" w:cs="Arial" w:eastAsia="Arial" w:hAnsi="Arial"/>
+                <w:b w:val="false"/>
+                <w:bCs w:val="false"/>
+                <w:i w:val="false"/>
+                <w:iCs w:val="false"/>
+                <w:color w:val="000000"/>
+                <w:sz w:val="18"/>
+                <w:szCs w:val="18"/>
+              </w:rPr>
+              <w:t xml:space="preserve">Lesson 1 — Anchoring Phenomenon &amp; Key Terms: Learners watch the Nairobi Marathon video clip and examine the split-time data for Runner A and Runner B. Through guided discussion, learners define and distinguish distance vs. displacement, speed vs. velocity, and are introduced to acceleration. They complete a class race on the school field (or corridor) using stopwatches and tape measures, recording their own distance-time data. The driving question is posted on the Driving Question Board (DQB).</w:t>
+            </w:r>
+          </w:p>
+          <w:p>
+            <w:pPr>
+              <w:spacing w:after="40" w:before="0"/>
+              <w:jc w:val="left"/>
+            </w:pPr>
+            <w:r>
+              <w:rPr>
+                <w:rFonts w:ascii="Arial" w:cs="Arial" w:eastAsia="Arial" w:hAnsi="Arial"/>
+                <w:b w:val="false"/>
+                <w:bCs w:val="false"/>
+                <w:i w:val="false"/>
+                <w:iCs w:val="false"/>
+                <w:color w:val="000000"/>
+                <w:sz w:val="18"/>
+                <w:szCs w:val="18"/>
+              </w:rPr>
+              <w:t xml:space="preserve"/>
+            </w:r>
+          </w:p>
+          <w:p>
+            <w:pPr>
+              <w:spacing w:after="40" w:before="0"/>
+              <w:jc w:val="left"/>
+            </w:pPr>
+            <w:r>
+              <w:rPr>
+                <w:rFonts w:ascii="Arial" w:cs="Arial" w:eastAsia="Arial" w:hAnsi="Arial"/>
+                <w:b w:val="false"/>
+                <w:bCs w:val="false"/>
+                <w:i w:val="false"/>
+                <w:iCs w:val="false"/>
+                <w:color w:val="000000"/>
+                <w:sz w:val="18"/>
+                <w:szCs w:val="18"/>
+              </w:rPr>
+              <w:t xml:space="preserve">Lesson 2 — Calculating Velocity and Acceleration: Using data from the school race and the SGR timetable supporting phenomenon, learners practise calculating velocity (v = s/t) and acceleration (a = Δv/Δt) in different situations — uniform and non-uniform motion. Worked examples use Kenyan contexts: Kipchoge's marathon pace, a boda-boda accelerating from rest. Learners update the DQB with new understanding of "what speed actually means mathematically."</w:t>
+            </w:r>
+          </w:p>
+          <w:p>
+            <w:pPr>
+              <w:spacing w:after="40" w:before="0"/>
+              <w:jc w:val="left"/>
+            </w:pPr>
+            <w:r>
+              <w:rPr>
+                <w:rFonts w:ascii="Arial" w:cs="Arial" w:eastAsia="Arial" w:hAnsi="Arial"/>
+                <w:b w:val="false"/>
+                <w:bCs w:val="false"/>
+                <w:i w:val="false"/>
+                <w:iCs w:val="false"/>
+                <w:color w:val="000000"/>
+                <w:sz w:val="18"/>
+                <w:szCs w:val="18"/>
+              </w:rPr>
+              <w:t xml:space="preserve"/>
+            </w:r>
+          </w:p>
+          <w:p>
+            <w:pPr>
+              <w:spacing w:after="40" w:before="0"/>
+              <w:jc w:val="left"/>
+            </w:pPr>
+            <w:r>
+              <w:rPr>
+                <w:rFonts w:ascii="Arial" w:cs="Arial" w:eastAsia="Arial" w:hAnsi="Arial"/>
+                <w:b w:val="false"/>
+                <w:bCs w:val="false"/>
+                <w:i w:val="false"/>
+                <w:iCs w:val="false"/>
+                <w:color w:val="000000"/>
+                <w:sz w:val="18"/>
+                <w:szCs w:val="18"/>
+              </w:rPr>
+              <w:t xml:space="preserve">Lesson 3 — Drawing Displacement-Time Graphs: Learners use their own school-race data and the marathon split-time table to plot displacement-time graphs on squared paper. They learn conventions (labelled axes, title, correct units) and distinguish between graphs showing constant speed (straight line), rest (horizontal line), and return journey (downward slope). Learners predict what Runner B's graph will look like before plotting it.</w:t>
+            </w:r>
+          </w:p>
+          <w:p>
+            <w:pPr>
+              <w:spacing w:after="40" w:before="0"/>
+              <w:jc w:val="left"/>
+            </w:pPr>
+            <w:r>
+              <w:rPr>
+                <w:rFonts w:ascii="Arial" w:cs="Arial" w:eastAsia="Arial" w:hAnsi="Arial"/>
+                <w:b w:val="false"/>
+                <w:bCs w:val="false"/>
+                <w:i w:val="false"/>
+                <w:iCs w:val="false"/>
+                <w:color w:val="000000"/>
+                <w:sz w:val="18"/>
+                <w:szCs w:val="18"/>
+              </w:rPr>
+              <w:t xml:space="preserve"/>
+            </w:r>
+          </w:p>
+          <w:p>
+            <w:pPr>
+              <w:spacing w:after="40" w:before="0"/>
+              <w:jc w:val="left"/>
+            </w:pPr>
+            <w:r>
+              <w:rPr>
+                <w:rFonts w:ascii="Arial" w:cs="Arial" w:eastAsia="Arial" w:hAnsi="Arial"/>
+                <w:b w:val="false"/>
+                <w:bCs w:val="false"/>
+                <w:i w:val="false"/>
+                <w:iCs w:val="false"/>
+                <w:color w:val="000000"/>
+                <w:sz w:val="18"/>
+                <w:szCs w:val="18"/>
+              </w:rPr>
+              <w:t xml:space="preserve">Lesson 4 — Interpreting Displacement-Time Graphs: Learners interpret a set of pre-drawn displacement-time graphs representing different real-life scenarios: a matatu stopping at a stage, a runner resting, a cyclist returning home. They calculate the gradient of each segment and connect gradient to velocity. The SGR stop-data is used to interpret a multi-segment graph. Learners revise their DQB entries — now able to answer "How do we use displacement-time graphs in real life?"</w:t>
+            </w:r>
+          </w:p>
+          <w:p>
+            <w:pPr>
+              <w:spacing w:after="40" w:before="0"/>
+              <w:jc w:val="left"/>
+            </w:pPr>
+            <w:r>
+              <w:rPr>
+                <w:rFonts w:ascii="Arial" w:cs="Arial" w:eastAsia="Arial" w:hAnsi="Arial"/>
+                <w:b w:val="false"/>
+                <w:bCs w:val="false"/>
+                <w:i w:val="false"/>
+                <w:iCs w:val="false"/>
+                <w:color w:val="000000"/>
+                <w:sz w:val="18"/>
+                <w:szCs w:val="18"/>
+              </w:rPr>
+              <w:t xml:space="preserve"/>
+            </w:r>
+          </w:p>
+          <w:p>
+            <w:pPr>
+              <w:spacing w:after="40" w:before="0"/>
+              <w:jc w:val="left"/>
+            </w:pPr>
+            <w:r>
+              <w:rPr>
+                <w:rFonts w:ascii="Arial" w:cs="Arial" w:eastAsia="Arial" w:hAnsi="Arial"/>
+                <w:b w:val="false"/>
+                <w:bCs w:val="false"/>
+                <w:i w:val="false"/>
+                <w:iCs w:val="false"/>
+                <w:color w:val="000000"/>
+                <w:sz w:val="18"/>
+                <w:szCs w:val="18"/>
+              </w:rPr>
+              <w:t xml:space="preserve">Lesson 5 — Drawing Velocity-Time Graphs: Learners are introduced to velocity-time graphs using the ball-on-a-ramp supporting phenomenon and marathon sprint-finish data. They construct velocity-time graphs from given tables of values for scenarios such as a matatu accelerating from a bus stop, cruising at constant speed, and braking. Learners identify the gradient (acceleration) and the shape of each segment.</w:t>
+            </w:r>
+          </w:p>
+          <w:p>
+            <w:pPr>
+              <w:spacing w:after="40" w:before="0"/>
+              <w:jc w:val="left"/>
+            </w:pPr>
+            <w:r>
+              <w:rPr>
+                <w:rFonts w:ascii="Arial" w:cs="Arial" w:eastAsia="Arial" w:hAnsi="Arial"/>
+                <w:b w:val="false"/>
+                <w:bCs w:val="false"/>
+                <w:i w:val="false"/>
+                <w:iCs w:val="false"/>
+                <w:color w:val="000000"/>
+                <w:sz w:val="18"/>
+                <w:szCs w:val="18"/>
+              </w:rPr>
+              <w:t xml:space="preserve"/>
+            </w:r>
+          </w:p>
+          <w:p>
+            <w:pPr>
+              <w:spacing w:after="40" w:before="0"/>
+              <w:jc w:val="left"/>
+            </w:pPr>
+            <w:r>
+              <w:rPr>
+                <w:rFonts w:ascii="Arial" w:cs="Arial" w:eastAsia="Arial" w:hAnsi="Arial"/>
+                <w:b w:val="false"/>
+                <w:bCs w:val="false"/>
+                <w:i w:val="false"/>
+                <w:iCs w:val="false"/>
+                <w:color w:val="000000"/>
+                <w:sz w:val="18"/>
+                <w:szCs w:val="18"/>
+              </w:rPr>
+              <w:t xml:space="preserve">Lesson 6 — Interpreting Velocity-Time Graphs: Learners interpret velocity-time graphs to extract acceleration, deceleration, and total distance travelled (area under the graph — counting squares and using trapezium/rectangle area). Real-life graphs include an SGR train journey and a 400 m school race. Learners connect area under the graph back to displacement, answering why Runner B lost despite leading at 30 km. The DQB is updated to address "How do we use velocity-time graphs?"</w:t>
+            </w:r>
+          </w:p>
+          <w:p>
+            <w:pPr>
+              <w:spacing w:after="40" w:before="0"/>
+              <w:jc w:val="left"/>
+            </w:pPr>
+            <w:r>
+              <w:rPr>
+                <w:rFonts w:ascii="Arial" w:cs="Arial" w:eastAsia="Arial" w:hAnsi="Arial"/>
+                <w:b w:val="false"/>
+                <w:bCs w:val="false"/>
+                <w:i w:val="false"/>
+                <w:iCs w:val="false"/>
+                <w:color w:val="000000"/>
+                <w:sz w:val="18"/>
+                <w:szCs w:val="18"/>
+              </w:rPr>
+              <w:t xml:space="preserve"/>
+            </w:r>
+          </w:p>
+          <w:p>
+            <w:pPr>
+              <w:spacing w:after="40" w:before="0"/>
+              <w:jc w:val="left"/>
+            </w:pPr>
+            <w:r>
+              <w:rPr>
+                <w:rFonts w:ascii="Arial" w:cs="Arial" w:eastAsia="Arial" w:hAnsi="Arial"/>
+                <w:b w:val="false"/>
+                <w:bCs w:val="false"/>
+                <w:i w:val="false"/>
+                <w:iCs w:val="false"/>
+                <w:color w:val="000000"/>
+                <w:sz w:val="18"/>
+                <w:szCs w:val="18"/>
+              </w:rPr>
+              <w:t xml:space="preserve">Lesson 7 — Relative Speed: Using the matatu-overtaking supporting phenomenon, learners explore relative speed of two bodies moving in the same direction (relative speed = difference) and in opposite directions (relative speed = sum). They solve problems involving vehicles on Kenyan highways, boats on Lake Victoria, and runners passing each other on a track. Road safety implications of high relative speed are discussed and connected to NTSA speed limits.</w:t>
+            </w:r>
+          </w:p>
+          <w:p>
+            <w:pPr>
+              <w:spacing w:after="40" w:before="0"/>
+              <w:jc w:val="left"/>
+            </w:pPr>
+            <w:r>
+              <w:rPr>
+                <w:rFonts w:ascii="Arial" w:cs="Arial" w:eastAsia="Arial" w:hAnsi="Arial"/>
+                <w:b w:val="false"/>
+                <w:bCs w:val="false"/>
+                <w:i w:val="false"/>
+                <w:iCs w:val="false"/>
+                <w:color w:val="000000"/>
+                <w:sz w:val="18"/>
+                <w:szCs w:val="18"/>
+              </w:rPr>
+              <w:t xml:space="preserve"/>
+            </w:r>
+          </w:p>
+          <w:p>
+            <w:pPr>
+              <w:spacing w:after="40" w:before="0"/>
+              <w:jc w:val="left"/>
+            </w:pPr>
+            <w:r>
+              <w:rPr>
+                <w:rFonts w:ascii="Arial" w:cs="Arial" w:eastAsia="Arial" w:hAnsi="Arial"/>
+                <w:b w:val="false"/>
+                <w:bCs w:val="false"/>
+                <w:i w:val="false"/>
+                <w:iCs w:val="false"/>
+                <w:color w:val="000000"/>
+                <w:sz w:val="18"/>
+                <w:szCs w:val="18"/>
+              </w:rPr>
+              <w:t xml:space="preserve">Lesson 8 — Consolidation, Model Building &amp; Assessment: Learners return to the original Nairobi Marathon data and now produce a complete mathematical explanation of Runner A vs. Runner B — including calculations, a displacement-time graph, a velocity-time graph, and a written interpretation of the sprint finish. They present their models to the class, updating the DQB with final answers to all three KICD key inquiry questions. A class written assessment covers all sub-strand outcomes. Learners reflect on careers that use linear motion mathematics.</w:t>
+            </w:r>
+          </w:p>
+        </w:tc>
+      </w:tr>
+      <w:tr>
+        <w:tc>
+          <w:tcPr>
+            <w:tcW w:type="dxa" w:w="3000"/>
+            <w:shd w:fill="EAD1F5" w:color="auto" w:val="clear"/>
+            <w:tcMar>
+              <w:top w:type="dxa" w:w="60"/>
+              <w:left w:type="dxa" w:w="120"/>
+              <w:bottom w:type="dxa" w:w="60"/>
+              <w:right w:type="dxa" w:w="120"/>
+            </w:tcMar>
+            <w:vAlign w:val="top"/>
+          </w:tcPr>
+          <w:p>
+            <w:pPr>
+              <w:spacing w:after="40" w:before="0"/>
+              <w:jc w:val="left"/>
+            </w:pPr>
+            <w:r>
+              <w:rPr>
+                <w:rFonts w:ascii="Arial" w:cs="Arial" w:eastAsia="Arial" w:hAnsi="Arial"/>
+                <w:b/>
+                <w:bCs/>
+                <w:i w:val="false"/>
+                <w:iCs w:val="false"/>
+                <w:color w:val="000000"/>
+                <w:sz w:val="18"/>
+                <w:szCs w:val="18"/>
+              </w:rPr>
+              <w:t xml:space="preserve">Supporting Phenomena</w:t>
+            </w:r>
+          </w:p>
+        </w:tc>
+        <w:tc>
+          <w:tcPr>
+            <w:tcW w:type="dxa" w:w="10680"/>
+            <w:shd w:fill="FFFFFF" w:color="auto" w:val="clear"/>
+            <w:tcMar>
+              <w:top w:type="dxa" w:w="60"/>
+              <w:left w:type="dxa" w:w="120"/>
+              <w:bottom w:type="dxa" w:w="60"/>
+              <w:right w:type="dxa" w:w="120"/>
+            </w:tcMar>
+            <w:vAlign w:val="top"/>
+          </w:tcPr>
+          <w:p>
+            <w:pPr>
+              <w:spacing w:after="30" w:before="0"/>
+              <w:ind w:left="360" w:hanging="180"/>
+              <w:jc w:val="left"/>
+            </w:pPr>
+            <w:r>
+              <w:rPr>
+                <w:rFonts w:ascii="Arial" w:cs="Arial" w:eastAsia="Arial" w:hAnsi="Arial"/>
+                <w:b w:val="false"/>
+                <w:bCs w:val="false"/>
+                <w:i w:val="false"/>
+                <w:iCs w:val="false"/>
+                <w:color w:val="000000"/>
+                <w:sz w:val="18"/>
+                <w:szCs w:val="18"/>
+              </w:rPr>
+              <w:t xml:space="preserve">–  A STOPWATCH DATA SHEET from a 100 m sprint on the school field: learners race in groups of four over a measured 100 m track; a timekeeper records the time at 25 m, 50 m, 75 m, and 100 m for each runner. Learners notice that the time gaps between checkpoints are not equal — the runner did not cover each 25 m segment in the same time — raising the question of how velocity changes during the race.</w:t>
+            </w:r>
+          </w:p>
+          <w:p>
+            <w:pPr>
+              <w:spacing w:after="30" w:before="0"/>
+              <w:ind w:left="360" w:hanging="180"/>
+              <w:jc w:val="left"/>
+            </w:pPr>
+            <w:r>
+              <w:rPr>
+                <w:rFonts w:ascii="Arial" w:cs="Arial" w:eastAsia="Arial" w:hAnsi="Arial"/>
+                <w:b w:val="false"/>
+                <w:bCs w:val="false"/>
+                <w:i w:val="false"/>
+                <w:iCs w:val="false"/>
+                <w:color w:val="000000"/>
+                <w:sz w:val="18"/>
+                <w:szCs w:val="18"/>
+              </w:rPr>
+              <w:t xml:space="preserve">–  AN SGR TIMETABLE AND ROUTE MAP: the Standard Gauge Railway Madaraka Express departs Nairobi (Syokimau) at 08:00 and arrives in Mombasa at 12:30, covering approximately 480 km. Learners examine the published stop times at Emali, Kibwezi, Mtito Andei, and Voi and notice the train spends different amounts of time between stations — connecting real timetable data to the concept of varying velocity and distance-time relationships.</w:t>
+            </w:r>
+          </w:p>
+          <w:p>
+            <w:pPr>
+              <w:spacing w:after="30" w:before="0"/>
+              <w:ind w:left="360" w:hanging="180"/>
+              <w:jc w:val="left"/>
+            </w:pPr>
+            <w:r>
+              <w:rPr>
+                <w:rFonts w:ascii="Arial" w:cs="Arial" w:eastAsia="Arial" w:hAnsi="Arial"/>
+                <w:b w:val="false"/>
+                <w:bCs w:val="false"/>
+                <w:i w:val="false"/>
+                <w:iCs w:val="false"/>
+                <w:color w:val="000000"/>
+                <w:sz w:val="18"/>
+                <w:szCs w:val="18"/>
+              </w:rPr>
+              <w:t xml:space="preserve">–  A DASH-CAM VIDEO DESCRIPTION of a matatu overtaking a lorry on the Nairobi–Nakuru highway: the matatu travels at 120 km/h and the lorry at 80 km/h in the same direction. Learners discuss how fast the matatu appears to be moving relative to the lorry — introducing the concept of relative speed — and connect this to the dangers of overtaking, as regulated by NTSA Kenya.</w:t>
+            </w:r>
+          </w:p>
+          <w:p>
+            <w:pPr>
+              <w:spacing w:after="30" w:before="0"/>
+              <w:ind w:left="360" w:hanging="180"/>
+              <w:jc w:val="left"/>
+            </w:pPr>
+            <w:r>
+              <w:rPr>
+                <w:rFonts w:ascii="Arial" w:cs="Arial" w:eastAsia="Arial" w:hAnsi="Arial"/>
+                <w:b w:val="false"/>
+                <w:bCs w:val="false"/>
+                <w:i w:val="false"/>
+                <w:iCs w:val="false"/>
+                <w:color w:val="000000"/>
+                <w:sz w:val="18"/>
+                <w:szCs w:val="18"/>
+              </w:rPr>
+              <w:t xml:space="preserve">–  A STROBE PHOTOGRAPH (or printed simulation) of a ball rolling down a ramp at Mwalimu Kariuki's physics lab: equally-spaced time intervals produce unequally-spaced position marks, showing that the ball is accelerating. Students find it puzzling that equal time steps produce unequal distances — setting up the distinction between constant speed and acceleration.</w:t>
+            </w:r>
+          </w:p>
+        </w:tc>
+      </w:tr>
+    </w:tbl>
+    <w:p>
+      <w:pPr>
+        <w:spacing w:after="120"/>
+      </w:pPr>
+      <w:r>
+        <w:t xml:space="preserve"/>
       </w:r>
     </w:p>
     <w:p>
@@ -150,7 +2321,7 @@
         </w:rPr>
         <w:t xml:space="preserve">© 2026 SeaVuria and ARES. This work is licensed under a </w:t>
       </w:r>
-      <w:hyperlink w:history="1" r:id="rIdcsv-ljimd0kgcaaesw8vu">
+      <w:hyperlink w:history="1" r:id="rIdieiccqv7urhqvwmwfoa5c">
         <w:r>
           <w:rPr>
             <w:rFonts w:ascii="Arial" w:cs="Arial" w:eastAsia="Arial" w:hAnsi="Arial"/>
@@ -170,7 +2341,7 @@
         </w:rPr>
         <w:t xml:space="preserve"> (</w:t>
       </w:r>
-      <w:hyperlink w:history="1" r:id="rIdue8wsvccy-u_im9yswogt">
+      <w:hyperlink w:history="1" r:id="rId-zwxmspn22apdppmg8pee">
         <w:r>
           <w:rPr>
             <w:rFonts w:ascii="Arial" w:cs="Arial" w:eastAsia="Arial" w:hAnsi="Arial"/>
@@ -190,7 +2361,7 @@
         </w:rPr>
         <w:t xml:space="preserve">). To view a copy of this license, visit </w:t>
       </w:r>
-      <w:hyperlink w:history="1" r:id="rId2qtm9ztwg9omjlqbxr6lr">
+      <w:hyperlink w:history="1" r:id="rId7xoutk91edhfvrpwmrk0m">
         <w:r>
           <w:rPr>
             <w:rFonts w:ascii="Arial" w:cs="Arial" w:eastAsia="Arial" w:hAnsi="Arial"/>
@@ -209,2177 +2380,6 @@
           <w:szCs w:val="17"/>
         </w:rPr>
         <w:t xml:space="preserve">. You are free to copy, redistribute, and adapt this material in any medium or format, provided appropriate credit is given and the material is not used for commercial purposes. KICD learning outcomes and curriculum designations reproduced here for alignment purposes remain the property of KICD and are not covered by this license. Linked external resources (e.g. CK-12, Khan Academy, PhET) are subject to their own licenses.</w:t>
-      </w:r>
-    </w:p>
-    <w:p>
-      <w:pPr>
-        <w:spacing w:after="120"/>
-      </w:pPr>
-      <w:r>
-        <w:t xml:space="preserve"/>
-      </w:r>
-    </w:p>
-    <w:tbl>
-      <w:tblPr>
-        <w:tblW w:type="dxa" w:w="13680"/>
-        <w:tblBorders>
-          <w:top w:val="single" w:color="AAAAAA" w:sz="4"/>
-          <w:left w:val="single" w:color="AAAAAA" w:sz="4"/>
-          <w:bottom w:val="single" w:color="AAAAAA" w:sz="4"/>
-          <w:right w:val="single" w:color="AAAAAA" w:sz="4"/>
-          <w:insideH w:val="single" w:color="auto" w:sz="4"/>
-          <w:insideV w:val="single" w:color="auto" w:sz="4"/>
-        </w:tblBorders>
-        <w:tblLayout w:type="fixed"/>
-      </w:tblPr>
-      <w:tblGrid>
-        <w:gridCol w:w="3000"/>
-        <w:gridCol w:w="10680"/>
-      </w:tblGrid>
-      <w:tr>
-        <w:tc>
-          <w:tcPr>
-            <w:tcW w:type="dxa" w:w="13680"/>
-            <w:gridSpan w:val="2"/>
-            <w:shd w:fill="1F3864" w:color="auto" w:val="clear"/>
-            <w:tcMar>
-              <w:top w:type="dxa" w:w="60"/>
-              <w:left w:type="dxa" w:w="120"/>
-              <w:bottom w:type="dxa" w:w="60"/>
-              <w:right w:type="dxa" w:w="120"/>
-            </w:tcMar>
-            <w:vAlign w:val="top"/>
-          </w:tcPr>
-          <w:p>
-            <w:pPr>
-              <w:spacing w:after="40" w:before="0"/>
-              <w:jc w:val="center"/>
-            </w:pPr>
-            <w:r>
-              <w:rPr>
-                <w:rFonts w:ascii="Arial" w:cs="Arial" w:eastAsia="Arial" w:hAnsi="Arial"/>
-                <w:b/>
-                <w:bCs/>
-                <w:i w:val="false"/>
-                <w:iCs w:val="false"/>
-                <w:color w:val="FFFFFF"/>
-                <w:sz w:val="22"/>
-                <w:szCs w:val="22"/>
-              </w:rPr>
-              <w:t xml:space="preserve">SUB-STRAND OVERVIEW</w:t>
-            </w:r>
-          </w:p>
-        </w:tc>
-      </w:tr>
-      <w:tr>
-        <w:tc>
-          <w:tcPr>
-            <w:tcW w:type="dxa" w:w="3000"/>
-            <w:shd w:fill="D5E8F0" w:color="auto" w:val="clear"/>
-            <w:tcMar>
-              <w:top w:type="dxa" w:w="60"/>
-              <w:left w:type="dxa" w:w="120"/>
-              <w:bottom w:type="dxa" w:w="60"/>
-              <w:right w:type="dxa" w:w="120"/>
-            </w:tcMar>
-            <w:vAlign w:val="top"/>
-          </w:tcPr>
-          <w:p>
-            <w:pPr>
-              <w:spacing w:after="40" w:before="0"/>
-              <w:jc w:val="left"/>
-            </w:pPr>
-            <w:r>
-              <w:rPr>
-                <w:rFonts w:ascii="Arial" w:cs="Arial" w:eastAsia="Arial" w:hAnsi="Arial"/>
-                <w:b/>
-                <w:bCs/>
-                <w:i w:val="false"/>
-                <w:iCs w:val="false"/>
-                <w:color w:val="000000"/>
-                <w:sz w:val="18"/>
-                <w:szCs w:val="18"/>
-              </w:rPr>
-              <w:t xml:space="preserve">Grade Level</w:t>
-            </w:r>
-          </w:p>
-        </w:tc>
-        <w:tc>
-          <w:tcPr>
-            <w:tcW w:type="dxa" w:w="10680"/>
-            <w:shd w:fill="FFFFFF" w:color="auto" w:val="clear"/>
-            <w:tcMar>
-              <w:top w:type="dxa" w:w="60"/>
-              <w:left w:type="dxa" w:w="120"/>
-              <w:bottom w:type="dxa" w:w="60"/>
-              <w:right w:type="dxa" w:w="120"/>
-            </w:tcMar>
-            <w:vAlign w:val="top"/>
-          </w:tcPr>
-          <w:p>
-            <w:pPr>
-              <w:spacing w:after="40" w:before="0"/>
-              <w:jc w:val="left"/>
-            </w:pPr>
-            <w:r>
-              <w:rPr>
-                <w:rFonts w:ascii="Arial" w:cs="Arial" w:eastAsia="Arial" w:hAnsi="Arial"/>
-                <w:b w:val="false"/>
-                <w:bCs w:val="false"/>
-                <w:i w:val="false"/>
-                <w:iCs w:val="false"/>
-                <w:color w:val="000000"/>
-                <w:sz w:val="18"/>
-                <w:szCs w:val="18"/>
-              </w:rPr>
-              <w:t xml:space="preserve">10</w:t>
-            </w:r>
-          </w:p>
-        </w:tc>
-      </w:tr>
-      <w:tr>
-        <w:tc>
-          <w:tcPr>
-            <w:tcW w:type="dxa" w:w="3000"/>
-            <w:shd w:fill="D5E8F0" w:color="auto" w:val="clear"/>
-            <w:tcMar>
-              <w:top w:type="dxa" w:w="60"/>
-              <w:left w:type="dxa" w:w="120"/>
-              <w:bottom w:type="dxa" w:w="60"/>
-              <w:right w:type="dxa" w:w="120"/>
-            </w:tcMar>
-            <w:vAlign w:val="top"/>
-          </w:tcPr>
-          <w:p>
-            <w:pPr>
-              <w:spacing w:after="40" w:before="0"/>
-              <w:jc w:val="left"/>
-            </w:pPr>
-            <w:r>
-              <w:rPr>
-                <w:rFonts w:ascii="Arial" w:cs="Arial" w:eastAsia="Arial" w:hAnsi="Arial"/>
-                <w:b/>
-                <w:bCs/>
-                <w:i w:val="false"/>
-                <w:iCs w:val="false"/>
-                <w:color w:val="000000"/>
-                <w:sz w:val="18"/>
-                <w:szCs w:val="18"/>
-              </w:rPr>
-              <w:t xml:space="preserve">Subject</w:t>
-            </w:r>
-          </w:p>
-        </w:tc>
-        <w:tc>
-          <w:tcPr>
-            <w:tcW w:type="dxa" w:w="10680"/>
-            <w:shd w:fill="FFFFFF" w:color="auto" w:val="clear"/>
-            <w:tcMar>
-              <w:top w:type="dxa" w:w="60"/>
-              <w:left w:type="dxa" w:w="120"/>
-              <w:bottom w:type="dxa" w:w="60"/>
-              <w:right w:type="dxa" w:w="120"/>
-            </w:tcMar>
-            <w:vAlign w:val="top"/>
-          </w:tcPr>
-          <w:p>
-            <w:pPr>
-              <w:spacing w:after="40" w:before="0"/>
-              <w:jc w:val="left"/>
-            </w:pPr>
-            <w:r>
-              <w:rPr>
-                <w:rFonts w:ascii="Arial" w:cs="Arial" w:eastAsia="Arial" w:hAnsi="Arial"/>
-                <w:b w:val="false"/>
-                <w:bCs w:val="false"/>
-                <w:i w:val="false"/>
-                <w:iCs w:val="false"/>
-                <w:color w:val="000000"/>
-                <w:sz w:val="18"/>
-                <w:szCs w:val="18"/>
-              </w:rPr>
-              <w:t xml:space="preserve">Core Mathematics</w:t>
-            </w:r>
-          </w:p>
-        </w:tc>
-      </w:tr>
-      <w:tr>
-        <w:tc>
-          <w:tcPr>
-            <w:tcW w:type="dxa" w:w="3000"/>
-            <w:shd w:fill="D5E8F0" w:color="auto" w:val="clear"/>
-            <w:tcMar>
-              <w:top w:type="dxa" w:w="60"/>
-              <w:left w:type="dxa" w:w="120"/>
-              <w:bottom w:type="dxa" w:w="60"/>
-              <w:right w:type="dxa" w:w="120"/>
-            </w:tcMar>
-            <w:vAlign w:val="top"/>
-          </w:tcPr>
-          <w:p>
-            <w:pPr>
-              <w:spacing w:after="40" w:before="0"/>
-              <w:jc w:val="left"/>
-            </w:pPr>
-            <w:r>
-              <w:rPr>
-                <w:rFonts w:ascii="Arial" w:cs="Arial" w:eastAsia="Arial" w:hAnsi="Arial"/>
-                <w:b/>
-                <w:bCs/>
-                <w:i w:val="false"/>
-                <w:iCs w:val="false"/>
-                <w:color w:val="000000"/>
-                <w:sz w:val="18"/>
-                <w:szCs w:val="18"/>
-              </w:rPr>
-              <w:t xml:space="preserve">Strand</w:t>
-            </w:r>
-          </w:p>
-        </w:tc>
-        <w:tc>
-          <w:tcPr>
-            <w:tcW w:type="dxa" w:w="10680"/>
-            <w:shd w:fill="FFFFFF" w:color="auto" w:val="clear"/>
-            <w:tcMar>
-              <w:top w:type="dxa" w:w="60"/>
-              <w:left w:type="dxa" w:w="120"/>
-              <w:bottom w:type="dxa" w:w="60"/>
-              <w:right w:type="dxa" w:w="120"/>
-            </w:tcMar>
-            <w:vAlign w:val="top"/>
-          </w:tcPr>
-          <w:p>
-            <w:pPr>
-              <w:spacing w:after="40" w:before="0"/>
-              <w:jc w:val="left"/>
-            </w:pPr>
-            <w:r>
-              <w:rPr>
-                <w:rFonts w:ascii="Arial" w:cs="Arial" w:eastAsia="Arial" w:hAnsi="Arial"/>
-                <w:b w:val="false"/>
-                <w:bCs w:val="false"/>
-                <w:i w:val="false"/>
-                <w:iCs w:val="false"/>
-                <w:color w:val="000000"/>
-                <w:sz w:val="18"/>
-                <w:szCs w:val="18"/>
-              </w:rPr>
-              <w:t xml:space="preserve">Strand 2.0: Measurements and Geometry</w:t>
-            </w:r>
-          </w:p>
-        </w:tc>
-      </w:tr>
-      <w:tr>
-        <w:tc>
-          <w:tcPr>
-            <w:tcW w:type="dxa" w:w="3000"/>
-            <w:shd w:fill="D5E8F0" w:color="auto" w:val="clear"/>
-            <w:tcMar>
-              <w:top w:type="dxa" w:w="60"/>
-              <w:left w:type="dxa" w:w="120"/>
-              <w:bottom w:type="dxa" w:w="60"/>
-              <w:right w:type="dxa" w:w="120"/>
-            </w:tcMar>
-            <w:vAlign w:val="top"/>
-          </w:tcPr>
-          <w:p>
-            <w:pPr>
-              <w:spacing w:after="40" w:before="0"/>
-              <w:jc w:val="left"/>
-            </w:pPr>
-            <w:r>
-              <w:rPr>
-                <w:rFonts w:ascii="Arial" w:cs="Arial" w:eastAsia="Arial" w:hAnsi="Arial"/>
-                <w:b/>
-                <w:bCs/>
-                <w:i w:val="false"/>
-                <w:iCs w:val="false"/>
-                <w:color w:val="000000"/>
-                <w:sz w:val="18"/>
-                <w:szCs w:val="18"/>
-              </w:rPr>
-              <w:t xml:space="preserve">Sub-Strand</w:t>
-            </w:r>
-          </w:p>
-        </w:tc>
-        <w:tc>
-          <w:tcPr>
-            <w:tcW w:type="dxa" w:w="10680"/>
-            <w:shd w:fill="FFFFFF" w:color="auto" w:val="clear"/>
-            <w:tcMar>
-              <w:top w:type="dxa" w:w="60"/>
-              <w:left w:type="dxa" w:w="120"/>
-              <w:bottom w:type="dxa" w:w="60"/>
-              <w:right w:type="dxa" w:w="120"/>
-            </w:tcMar>
-            <w:vAlign w:val="top"/>
-          </w:tcPr>
-          <w:p>
-            <w:pPr>
-              <w:spacing w:after="40" w:before="0"/>
-              <w:jc w:val="left"/>
-            </w:pPr>
-            <w:r>
-              <w:rPr>
-                <w:rFonts w:ascii="Arial" w:cs="Arial" w:eastAsia="Arial" w:hAnsi="Arial"/>
-                <w:b w:val="false"/>
-                <w:bCs w:val="false"/>
-                <w:i w:val="false"/>
-                <w:iCs w:val="false"/>
-                <w:color w:val="000000"/>
-                <w:sz w:val="18"/>
-                <w:szCs w:val="18"/>
-              </w:rPr>
-              <w:t xml:space="preserve">Sub-Strand 2.9: Linear Motion</w:t>
-            </w:r>
-          </w:p>
-        </w:tc>
-      </w:tr>
-      <w:tr>
-        <w:tc>
-          <w:tcPr>
-            <w:tcW w:type="dxa" w:w="3000"/>
-            <w:shd w:fill="D5E8F0" w:color="auto" w:val="clear"/>
-            <w:tcMar>
-              <w:top w:type="dxa" w:w="60"/>
-              <w:left w:type="dxa" w:w="120"/>
-              <w:bottom w:type="dxa" w:w="60"/>
-              <w:right w:type="dxa" w:w="120"/>
-            </w:tcMar>
-            <w:vAlign w:val="top"/>
-          </w:tcPr>
-          <w:p>
-            <w:pPr>
-              <w:spacing w:after="40" w:before="0"/>
-              <w:jc w:val="left"/>
-            </w:pPr>
-            <w:r>
-              <w:rPr>
-                <w:rFonts w:ascii="Arial" w:cs="Arial" w:eastAsia="Arial" w:hAnsi="Arial"/>
-                <w:b/>
-                <w:bCs/>
-                <w:i w:val="false"/>
-                <w:iCs w:val="false"/>
-                <w:color w:val="000000"/>
-                <w:sz w:val="18"/>
-                <w:szCs w:val="18"/>
-              </w:rPr>
-              <w:t xml:space="preserve">Total Duration</w:t>
-            </w:r>
-          </w:p>
-        </w:tc>
-        <w:tc>
-          <w:tcPr>
-            <w:tcW w:type="dxa" w:w="10680"/>
-            <w:shd w:fill="FFFFFF" w:color="auto" w:val="clear"/>
-            <w:tcMar>
-              <w:top w:type="dxa" w:w="60"/>
-              <w:left w:type="dxa" w:w="120"/>
-              <w:bottom w:type="dxa" w:w="60"/>
-              <w:right w:type="dxa" w:w="120"/>
-            </w:tcMar>
-            <w:vAlign w:val="top"/>
-          </w:tcPr>
-          <w:p>
-            <w:pPr>
-              <w:spacing w:after="40" w:before="0"/>
-              <w:jc w:val="left"/>
-            </w:pPr>
-            <w:r>
-              <w:rPr>
-                <w:rFonts w:ascii="Arial" w:cs="Arial" w:eastAsia="Arial" w:hAnsi="Arial"/>
-                <w:b w:val="false"/>
-                <w:bCs w:val="false"/>
-                <w:i w:val="false"/>
-                <w:iCs w:val="false"/>
-                <w:color w:val="000000"/>
-                <w:sz w:val="18"/>
-                <w:szCs w:val="18"/>
-              </w:rPr>
-              <w:t xml:space="preserve">8 lessons × 40 minutes = 320 minutes total</w:t>
-            </w:r>
-          </w:p>
-        </w:tc>
-      </w:tr>
-      <w:tr>
-        <w:tc>
-          <w:tcPr>
-            <w:tcW w:type="dxa" w:w="3000"/>
-            <w:shd w:fill="D5E8F0" w:color="auto" w:val="clear"/>
-            <w:tcMar>
-              <w:top w:type="dxa" w:w="60"/>
-              <w:left w:type="dxa" w:w="120"/>
-              <w:bottom w:type="dxa" w:w="60"/>
-              <w:right w:type="dxa" w:w="120"/>
-            </w:tcMar>
-            <w:vAlign w:val="top"/>
-          </w:tcPr>
-          <w:p>
-            <w:pPr>
-              <w:spacing w:after="40" w:before="0"/>
-              <w:jc w:val="left"/>
-            </w:pPr>
-            <w:r>
-              <w:rPr>
-                <w:rFonts w:ascii="Arial" w:cs="Arial" w:eastAsia="Arial" w:hAnsi="Arial"/>
-                <w:b/>
-                <w:bCs/>
-                <w:i w:val="false"/>
-                <w:iCs w:val="false"/>
-                <w:color w:val="000000"/>
-                <w:sz w:val="18"/>
-                <w:szCs w:val="18"/>
-              </w:rPr>
-              <w:t xml:space="preserve">Sub-Strand Content</w:t>
-            </w:r>
-          </w:p>
-        </w:tc>
-        <w:tc>
-          <w:tcPr>
-            <w:tcW w:type="dxa" w:w="10680"/>
-            <w:shd w:fill="FFFFFF" w:color="auto" w:val="clear"/>
-            <w:tcMar>
-              <w:top w:type="dxa" w:w="60"/>
-              <w:left w:type="dxa" w:w="120"/>
-              <w:bottom w:type="dxa" w:w="60"/>
-              <w:right w:type="dxa" w:w="120"/>
-            </w:tcMar>
-            <w:vAlign w:val="top"/>
-          </w:tcPr>
-          <w:p>
-            <w:pPr>
-              <w:spacing w:after="30" w:before="0"/>
-              <w:ind w:left="360" w:hanging="180"/>
-              <w:jc w:val="left"/>
-            </w:pPr>
-            <w:r>
-              <w:rPr>
-                <w:rFonts w:ascii="Arial" w:cs="Arial" w:eastAsia="Arial" w:hAnsi="Arial"/>
-                <w:b w:val="false"/>
-                <w:bCs w:val="false"/>
-                <w:i w:val="false"/>
-                <w:iCs w:val="false"/>
-                <w:color w:val="000000"/>
-                <w:sz w:val="18"/>
-                <w:szCs w:val="18"/>
-              </w:rPr>
-              <w:t xml:space="preserve">–  Distance, displacement, speed, velocity, and acceleration — definitions, units, and real-life meaning</w:t>
-            </w:r>
-          </w:p>
-          <w:p>
-            <w:pPr>
-              <w:spacing w:after="30" w:before="0"/>
-              <w:ind w:left="360" w:hanging="180"/>
-              <w:jc w:val="left"/>
-            </w:pPr>
-            <w:r>
-              <w:rPr>
-                <w:rFonts w:ascii="Arial" w:cs="Arial" w:eastAsia="Arial" w:hAnsi="Arial"/>
-                <w:b w:val="false"/>
-                <w:bCs w:val="false"/>
-                <w:i w:val="false"/>
-                <w:iCs w:val="false"/>
-                <w:color w:val="000000"/>
-                <w:sz w:val="18"/>
-                <w:szCs w:val="18"/>
-              </w:rPr>
-              <w:t xml:space="preserve">–  Velocity and acceleration — calculating velocity and acceleration from given data</w:t>
-            </w:r>
-          </w:p>
-          <w:p>
-            <w:pPr>
-              <w:spacing w:after="30" w:before="0"/>
-              <w:ind w:left="360" w:hanging="180"/>
-              <w:jc w:val="left"/>
-            </w:pPr>
-            <w:r>
-              <w:rPr>
-                <w:rFonts w:ascii="Arial" w:cs="Arial" w:eastAsia="Arial" w:hAnsi="Arial"/>
-                <w:b w:val="false"/>
-                <w:bCs w:val="false"/>
-                <w:i w:val="false"/>
-                <w:iCs w:val="false"/>
-                <w:color w:val="000000"/>
-                <w:sz w:val="18"/>
-                <w:szCs w:val="18"/>
-              </w:rPr>
-              <w:t xml:space="preserve">–  Displacement-time graph — drawing displacement-time graphs from tables of values</w:t>
-            </w:r>
-          </w:p>
-          <w:p>
-            <w:pPr>
-              <w:spacing w:after="30" w:before="0"/>
-              <w:ind w:left="360" w:hanging="180"/>
-              <w:jc w:val="left"/>
-            </w:pPr>
-            <w:r>
-              <w:rPr>
-                <w:rFonts w:ascii="Arial" w:cs="Arial" w:eastAsia="Arial" w:hAnsi="Arial"/>
-                <w:b w:val="false"/>
-                <w:bCs w:val="false"/>
-                <w:i w:val="false"/>
-                <w:iCs w:val="false"/>
-                <w:color w:val="000000"/>
-                <w:sz w:val="18"/>
-                <w:szCs w:val="18"/>
-              </w:rPr>
-              <w:t xml:space="preserve">–  Interpretation of displacement-time graph — extracting velocity, rest periods, and direction from the graph</w:t>
-            </w:r>
-          </w:p>
-          <w:p>
-            <w:pPr>
-              <w:spacing w:after="30" w:before="0"/>
-              <w:ind w:left="360" w:hanging="180"/>
-              <w:jc w:val="left"/>
-            </w:pPr>
-            <w:r>
-              <w:rPr>
-                <w:rFonts w:ascii="Arial" w:cs="Arial" w:eastAsia="Arial" w:hAnsi="Arial"/>
-                <w:b w:val="false"/>
-                <w:bCs w:val="false"/>
-                <w:i w:val="false"/>
-                <w:iCs w:val="false"/>
-                <w:color w:val="000000"/>
-                <w:sz w:val="18"/>
-                <w:szCs w:val="18"/>
-              </w:rPr>
-              <w:t xml:space="preserve">–  Velocity-time graph — drawing velocity-time graphs from tables of values</w:t>
-            </w:r>
-          </w:p>
-          <w:p>
-            <w:pPr>
-              <w:spacing w:after="30" w:before="0"/>
-              <w:ind w:left="360" w:hanging="180"/>
-              <w:jc w:val="left"/>
-            </w:pPr>
-            <w:r>
-              <w:rPr>
-                <w:rFonts w:ascii="Arial" w:cs="Arial" w:eastAsia="Arial" w:hAnsi="Arial"/>
-                <w:b w:val="false"/>
-                <w:bCs w:val="false"/>
-                <w:i w:val="false"/>
-                <w:iCs w:val="false"/>
-                <w:color w:val="000000"/>
-                <w:sz w:val="18"/>
-                <w:szCs w:val="18"/>
-              </w:rPr>
-              <w:t xml:space="preserve">–  Interpretation of velocity-time graph — extracting acceleration, distance travelled, and deceleration from the graph</w:t>
-            </w:r>
-          </w:p>
-          <w:p>
-            <w:pPr>
-              <w:spacing w:after="30" w:before="0"/>
-              <w:ind w:left="360" w:hanging="180"/>
-              <w:jc w:val="left"/>
-            </w:pPr>
-            <w:r>
-              <w:rPr>
-                <w:rFonts w:ascii="Arial" w:cs="Arial" w:eastAsia="Arial" w:hAnsi="Arial"/>
-                <w:b w:val="false"/>
-                <w:bCs w:val="false"/>
-                <w:i w:val="false"/>
-                <w:iCs w:val="false"/>
-                <w:color w:val="000000"/>
-                <w:sz w:val="18"/>
-                <w:szCs w:val="18"/>
-              </w:rPr>
-              <w:t xml:space="preserve">–  Relative speed — calculating relative speed of two bodies moving in the same or opposite directions</w:t>
-            </w:r>
-          </w:p>
-          <w:p>
-            <w:pPr>
-              <w:spacing w:after="30" w:before="0"/>
-              <w:ind w:left="360" w:hanging="180"/>
-              <w:jc w:val="left"/>
-            </w:pPr>
-            <w:r>
-              <w:rPr>
-                <w:rFonts w:ascii="Arial" w:cs="Arial" w:eastAsia="Arial" w:hAnsi="Arial"/>
-                <w:b w:val="false"/>
-                <w:bCs w:val="false"/>
-                <w:i w:val="false"/>
-                <w:iCs w:val="false"/>
-                <w:color w:val="000000"/>
-                <w:sz w:val="18"/>
-                <w:szCs w:val="18"/>
-              </w:rPr>
-              <w:t xml:space="preserve">–  Application of linear motion — solving real-life problems involving linear motion concepts</w:t>
-            </w:r>
-          </w:p>
-        </w:tc>
-      </w:tr>
-      <w:tr>
-        <w:tc>
-          <w:tcPr>
-            <w:tcW w:type="dxa" w:w="3000"/>
-            <w:shd w:fill="D5E8F0" w:color="auto" w:val="clear"/>
-            <w:tcMar>
-              <w:top w:type="dxa" w:w="60"/>
-              <w:left w:type="dxa" w:w="120"/>
-              <w:bottom w:type="dxa" w:w="60"/>
-              <w:right w:type="dxa" w:w="120"/>
-            </w:tcMar>
-            <w:vAlign w:val="top"/>
-          </w:tcPr>
-          <w:p>
-            <w:pPr>
-              <w:spacing w:after="40" w:before="0"/>
-              <w:jc w:val="left"/>
-            </w:pPr>
-            <w:r>
-              <w:rPr>
-                <w:rFonts w:ascii="Arial" w:cs="Arial" w:eastAsia="Arial" w:hAnsi="Arial"/>
-                <w:b/>
-                <w:bCs/>
-                <w:i w:val="false"/>
-                <w:iCs w:val="false"/>
-                <w:color w:val="000000"/>
-                <w:sz w:val="18"/>
-                <w:szCs w:val="18"/>
-              </w:rPr>
-              <w:t xml:space="preserve">Learning Outcomes</w:t>
-            </w:r>
-          </w:p>
-        </w:tc>
-        <w:tc>
-          <w:tcPr>
-            <w:tcW w:type="dxa" w:w="10680"/>
-            <w:shd w:fill="FFFFFF" w:color="auto" w:val="clear"/>
-            <w:tcMar>
-              <w:top w:type="dxa" w:w="60"/>
-              <w:left w:type="dxa" w:w="120"/>
-              <w:bottom w:type="dxa" w:w="60"/>
-              <w:right w:type="dxa" w:w="120"/>
-            </w:tcMar>
-            <w:vAlign w:val="top"/>
-          </w:tcPr>
-          <w:p>
-            <w:pPr>
-              <w:spacing w:after="40" w:before="0"/>
-              <w:jc w:val="left"/>
-            </w:pPr>
-            <w:r>
-              <w:rPr>
-                <w:rFonts w:ascii="Arial" w:cs="Arial" w:eastAsia="Arial" w:hAnsi="Arial"/>
-                <w:b w:val="false"/>
-                <w:bCs w:val="false"/>
-                <w:i w:val="false"/>
-                <w:iCs w:val="false"/>
-                <w:color w:val="000000"/>
-                <w:sz w:val="18"/>
-                <w:szCs w:val="18"/>
-              </w:rPr>
-              <w:t xml:space="preserve">By the end of the sub-strand, the learner should be able to:</w:t>
-            </w:r>
-          </w:p>
-          <w:p>
-            <w:pPr>
-              <w:spacing w:after="40" w:before="0"/>
-              <w:jc w:val="left"/>
-            </w:pPr>
-            <w:r>
-              <w:rPr>
-                <w:rFonts w:ascii="Arial" w:cs="Arial" w:eastAsia="Arial" w:hAnsi="Arial"/>
-                <w:b w:val="false"/>
-                <w:bCs w:val="false"/>
-                <w:i w:val="false"/>
-                <w:iCs w:val="false"/>
-                <w:color w:val="000000"/>
-                <w:sz w:val="18"/>
-                <w:szCs w:val="18"/>
-              </w:rPr>
-              <w:t xml:space="preserve">a) explain the terms distance, displacement, speed, velocity and acceleration in real-life situations,</w:t>
-            </w:r>
-          </w:p>
-          <w:p>
-            <w:pPr>
-              <w:spacing w:after="40" w:before="0"/>
-              <w:jc w:val="left"/>
-            </w:pPr>
-            <w:r>
-              <w:rPr>
-                <w:rFonts w:ascii="Arial" w:cs="Arial" w:eastAsia="Arial" w:hAnsi="Arial"/>
-                <w:b w:val="false"/>
-                <w:bCs w:val="false"/>
-                <w:i w:val="false"/>
-                <w:iCs w:val="false"/>
-                <w:color w:val="000000"/>
-                <w:sz w:val="18"/>
-                <w:szCs w:val="18"/>
-              </w:rPr>
-              <w:t xml:space="preserve">b) determine velocity and acceleration in different situations,</w:t>
-            </w:r>
-          </w:p>
-          <w:p>
-            <w:pPr>
-              <w:spacing w:after="40" w:before="0"/>
-              <w:jc w:val="left"/>
-            </w:pPr>
-            <w:r>
-              <w:rPr>
-                <w:rFonts w:ascii="Arial" w:cs="Arial" w:eastAsia="Arial" w:hAnsi="Arial"/>
-                <w:b w:val="false"/>
-                <w:bCs w:val="false"/>
-                <w:i w:val="false"/>
-                <w:iCs w:val="false"/>
-                <w:color w:val="000000"/>
-                <w:sz w:val="18"/>
-                <w:szCs w:val="18"/>
-              </w:rPr>
-              <w:t xml:space="preserve">c) draw a displacement-time graph of different situations,</w:t>
-            </w:r>
-          </w:p>
-          <w:p>
-            <w:pPr>
-              <w:spacing w:after="40" w:before="0"/>
-              <w:jc w:val="left"/>
-            </w:pPr>
-            <w:r>
-              <w:rPr>
-                <w:rFonts w:ascii="Arial" w:cs="Arial" w:eastAsia="Arial" w:hAnsi="Arial"/>
-                <w:b w:val="false"/>
-                <w:bCs w:val="false"/>
-                <w:i w:val="false"/>
-                <w:iCs w:val="false"/>
-                <w:color w:val="000000"/>
-                <w:sz w:val="18"/>
-                <w:szCs w:val="18"/>
-              </w:rPr>
-              <w:t xml:space="preserve">d) interpret displacement-time graph in different situations,</w:t>
-            </w:r>
-          </w:p>
-          <w:p>
-            <w:pPr>
-              <w:spacing w:after="40" w:before="0"/>
-              <w:jc w:val="left"/>
-            </w:pPr>
-            <w:r>
-              <w:rPr>
-                <w:rFonts w:ascii="Arial" w:cs="Arial" w:eastAsia="Arial" w:hAnsi="Arial"/>
-                <w:b w:val="false"/>
-                <w:bCs w:val="false"/>
-                <w:i w:val="false"/>
-                <w:iCs w:val="false"/>
-                <w:color w:val="000000"/>
-                <w:sz w:val="18"/>
-                <w:szCs w:val="18"/>
-              </w:rPr>
-              <w:t xml:space="preserve">e) draw a velocity-time graph from given tables in different situations,</w:t>
-            </w:r>
-          </w:p>
-          <w:p>
-            <w:pPr>
-              <w:spacing w:after="40" w:before="0"/>
-              <w:jc w:val="left"/>
-            </w:pPr>
-            <w:r>
-              <w:rPr>
-                <w:rFonts w:ascii="Arial" w:cs="Arial" w:eastAsia="Arial" w:hAnsi="Arial"/>
-                <w:b w:val="false"/>
-                <w:bCs w:val="false"/>
-                <w:i w:val="false"/>
-                <w:iCs w:val="false"/>
-                <w:color w:val="000000"/>
-                <w:sz w:val="18"/>
-                <w:szCs w:val="18"/>
-              </w:rPr>
-              <w:t xml:space="preserve">f) interpret velocity-time graph in different situations,</w:t>
-            </w:r>
-          </w:p>
-          <w:p>
-            <w:pPr>
-              <w:spacing w:after="40" w:before="0"/>
-              <w:jc w:val="left"/>
-            </w:pPr>
-            <w:r>
-              <w:rPr>
-                <w:rFonts w:ascii="Arial" w:cs="Arial" w:eastAsia="Arial" w:hAnsi="Arial"/>
-                <w:b w:val="false"/>
-                <w:bCs w:val="false"/>
-                <w:i w:val="false"/>
-                <w:iCs w:val="false"/>
-                <w:color w:val="000000"/>
-                <w:sz w:val="18"/>
-                <w:szCs w:val="18"/>
-              </w:rPr>
-              <w:t xml:space="preserve">g) determine relative speed of two moving bodies in different situations,</w:t>
-            </w:r>
-          </w:p>
-          <w:p>
-            <w:pPr>
-              <w:spacing w:after="40" w:before="0"/>
-              <w:jc w:val="left"/>
-            </w:pPr>
-            <w:r>
-              <w:rPr>
-                <w:rFonts w:ascii="Arial" w:cs="Arial" w:eastAsia="Arial" w:hAnsi="Arial"/>
-                <w:b w:val="false"/>
-                <w:bCs w:val="false"/>
-                <w:i w:val="false"/>
-                <w:iCs w:val="false"/>
-                <w:color w:val="000000"/>
-                <w:sz w:val="18"/>
-                <w:szCs w:val="18"/>
-              </w:rPr>
-              <w:t xml:space="preserve">h) appreciate use of linear motion in real-life situations.</w:t>
-            </w:r>
-          </w:p>
-        </w:tc>
-      </w:tr>
-      <w:tr>
-        <w:tc>
-          <w:tcPr>
-            <w:tcW w:type="dxa" w:w="3000"/>
-            <w:shd w:fill="D5E8F0" w:color="auto" w:val="clear"/>
-            <w:tcMar>
-              <w:top w:type="dxa" w:w="60"/>
-              <w:left w:type="dxa" w:w="120"/>
-              <w:bottom w:type="dxa" w:w="60"/>
-              <w:right w:type="dxa" w:w="120"/>
-            </w:tcMar>
-            <w:vAlign w:val="top"/>
-          </w:tcPr>
-          <w:p>
-            <w:pPr>
-              <w:spacing w:after="40" w:before="0"/>
-              <w:jc w:val="left"/>
-            </w:pPr>
-            <w:r>
-              <w:rPr>
-                <w:rFonts w:ascii="Arial" w:cs="Arial" w:eastAsia="Arial" w:hAnsi="Arial"/>
-                <w:b/>
-                <w:bCs/>
-                <w:i w:val="false"/>
-                <w:iCs w:val="false"/>
-                <w:color w:val="000000"/>
-                <w:sz w:val="18"/>
-                <w:szCs w:val="18"/>
-              </w:rPr>
-              <w:t xml:space="preserve">Core Competencies</w:t>
-            </w:r>
-          </w:p>
-        </w:tc>
-        <w:tc>
-          <w:tcPr>
-            <w:tcW w:type="dxa" w:w="10680"/>
-            <w:shd w:fill="FFFFFF" w:color="auto" w:val="clear"/>
-            <w:tcMar>
-              <w:top w:type="dxa" w:w="60"/>
-              <w:left w:type="dxa" w:w="120"/>
-              <w:bottom w:type="dxa" w:w="60"/>
-              <w:right w:type="dxa" w:w="120"/>
-            </w:tcMar>
-            <w:vAlign w:val="top"/>
-          </w:tcPr>
-          <w:p>
-            <w:pPr>
-              <w:spacing w:after="30" w:before="0"/>
-              <w:ind w:left="360" w:hanging="180"/>
-              <w:jc w:val="left"/>
-            </w:pPr>
-            <w:r>
-              <w:rPr>
-                <w:rFonts w:ascii="Arial" w:cs="Arial" w:eastAsia="Arial" w:hAnsi="Arial"/>
-                <w:b w:val="false"/>
-                <w:bCs w:val="false"/>
-                <w:i w:val="false"/>
-                <w:iCs w:val="false"/>
-                <w:color w:val="000000"/>
-                <w:sz w:val="18"/>
-                <w:szCs w:val="18"/>
-              </w:rPr>
-              <w:t xml:space="preserve">–  Communication and Collaboration: the learner discusses different displacement-time graphs with peers, presents findings from races and motion experiments, and collaborates to interpret velocity-time graphs in group activities.</w:t>
-            </w:r>
-          </w:p>
-          <w:p>
-            <w:pPr>
-              <w:spacing w:after="30" w:before="0"/>
-              <w:ind w:left="360" w:hanging="180"/>
-              <w:jc w:val="left"/>
-            </w:pPr>
-            <w:r>
-              <w:rPr>
-                <w:rFonts w:ascii="Arial" w:cs="Arial" w:eastAsia="Arial" w:hAnsi="Arial"/>
-                <w:b w:val="false"/>
-                <w:bCs w:val="false"/>
-                <w:i w:val="false"/>
-                <w:iCs w:val="false"/>
-                <w:color w:val="000000"/>
-                <w:sz w:val="18"/>
-                <w:szCs w:val="18"/>
-              </w:rPr>
-              <w:t xml:space="preserve">–  Self-Efficacy: the learner participates in a race of a specified distance on the school field, records the time taken by each learner, and confidently works out the velocity and acceleration of different learners.</w:t>
-            </w:r>
-          </w:p>
-          <w:p>
-            <w:pPr>
-              <w:spacing w:after="30" w:before="0"/>
-              <w:ind w:left="360" w:hanging="180"/>
-              <w:jc w:val="left"/>
-            </w:pPr>
-            <w:r>
-              <w:rPr>
-                <w:rFonts w:ascii="Arial" w:cs="Arial" w:eastAsia="Arial" w:hAnsi="Arial"/>
-                <w:b w:val="false"/>
-                <w:bCs w:val="false"/>
-                <w:i w:val="false"/>
-                <w:iCs w:val="false"/>
-                <w:color w:val="000000"/>
-                <w:sz w:val="18"/>
-                <w:szCs w:val="18"/>
-              </w:rPr>
-              <w:t xml:space="preserve">–  Critical Thinking and Problem Solving: the learner observes two bodies in motion — such as matatus when overtaking on Thika Road or Mombasa Road — and works out the relative speed of the two vehicles, reasoning about the dangers of careless overtaking.</w:t>
-            </w:r>
-          </w:p>
-        </w:tc>
-      </w:tr>
-      <w:tr>
-        <w:tc>
-          <w:tcPr>
-            <w:tcW w:type="dxa" w:w="3000"/>
-            <w:shd w:fill="E2EFDA" w:color="auto" w:val="clear"/>
-            <w:tcMar>
-              <w:top w:type="dxa" w:w="60"/>
-              <w:left w:type="dxa" w:w="120"/>
-              <w:bottom w:type="dxa" w:w="60"/>
-              <w:right w:type="dxa" w:w="120"/>
-            </w:tcMar>
-            <w:vAlign w:val="top"/>
-          </w:tcPr>
-          <w:p>
-            <w:pPr>
-              <w:spacing w:after="40" w:before="0"/>
-              <w:jc w:val="left"/>
-            </w:pPr>
-            <w:r>
-              <w:rPr>
-                <w:rFonts w:ascii="Arial" w:cs="Arial" w:eastAsia="Arial" w:hAnsi="Arial"/>
-                <w:b/>
-                <w:bCs/>
-                <w:i w:val="false"/>
-                <w:iCs w:val="false"/>
-                <w:color w:val="000000"/>
-                <w:sz w:val="18"/>
-                <w:szCs w:val="18"/>
-              </w:rPr>
-              <w:t xml:space="preserve">Core Values</w:t>
-            </w:r>
-          </w:p>
-        </w:tc>
-        <w:tc>
-          <w:tcPr>
-            <w:tcW w:type="dxa" w:w="10680"/>
-            <w:shd w:fill="FFFFFF" w:color="auto" w:val="clear"/>
-            <w:tcMar>
-              <w:top w:type="dxa" w:w="60"/>
-              <w:left w:type="dxa" w:w="120"/>
-              <w:bottom w:type="dxa" w:w="60"/>
-              <w:right w:type="dxa" w:w="120"/>
-            </w:tcMar>
-            <w:vAlign w:val="top"/>
-          </w:tcPr>
-          <w:p>
-            <w:pPr>
-              <w:spacing w:after="30" w:before="0"/>
-              <w:ind w:left="360" w:hanging="180"/>
-              <w:jc w:val="left"/>
-            </w:pPr>
-            <w:r>
-              <w:rPr>
-                <w:rFonts w:ascii="Arial" w:cs="Arial" w:eastAsia="Arial" w:hAnsi="Arial"/>
-                <w:b w:val="false"/>
-                <w:bCs w:val="false"/>
-                <w:i w:val="false"/>
-                <w:iCs w:val="false"/>
-                <w:color w:val="000000"/>
-                <w:sz w:val="18"/>
-                <w:szCs w:val="18"/>
-              </w:rPr>
-              <w:t xml:space="preserve">–  Responsibility: as the learner uses objects in motion such as thrown balls, rolling carts, or running peers to explain distance, displacement, speed, velocity and acceleration, and takes care of measuring equipment such as stopwatches and tape measures.</w:t>
-            </w:r>
-          </w:p>
-          <w:p>
-            <w:pPr>
-              <w:spacing w:after="30" w:before="0"/>
-              <w:ind w:left="360" w:hanging="180"/>
-              <w:jc w:val="left"/>
-            </w:pPr>
-            <w:r>
-              <w:rPr>
-                <w:rFonts w:ascii="Arial" w:cs="Arial" w:eastAsia="Arial" w:hAnsi="Arial"/>
-                <w:b w:val="false"/>
-                <w:bCs w:val="false"/>
-                <w:i w:val="false"/>
-                <w:iCs w:val="false"/>
-                <w:color w:val="000000"/>
-                <w:sz w:val="18"/>
-                <w:szCs w:val="18"/>
-              </w:rPr>
-              <w:t xml:space="preserve">–  Integrity: as the learner participates in a race of a specified distance, records time taken by each learner honestly, and accurately works out the velocity and acceleration of different learners without falsifying results.</w:t>
-            </w:r>
-          </w:p>
-          <w:p>
-            <w:pPr>
-              <w:spacing w:after="30" w:before="0"/>
-              <w:ind w:left="360" w:hanging="180"/>
-              <w:jc w:val="left"/>
-            </w:pPr>
-            <w:r>
-              <w:rPr>
-                <w:rFonts w:ascii="Arial" w:cs="Arial" w:eastAsia="Arial" w:hAnsi="Arial"/>
-                <w:b w:val="false"/>
-                <w:bCs w:val="false"/>
-                <w:i w:val="false"/>
-                <w:iCs w:val="false"/>
-                <w:color w:val="000000"/>
-                <w:sz w:val="18"/>
-                <w:szCs w:val="18"/>
-              </w:rPr>
-              <w:t xml:space="preserve">–  Unity: as the learner participates and collaborates in group races and data-recording exercises to record time taken by each learner and work out the velocity and acceleration of different learners.</w:t>
-            </w:r>
-          </w:p>
-        </w:tc>
-      </w:tr>
-      <w:tr>
-        <w:tc>
-          <w:tcPr>
-            <w:tcW w:type="dxa" w:w="3000"/>
-            <w:shd w:fill="D5E8F0" w:color="auto" w:val="clear"/>
-            <w:tcMar>
-              <w:top w:type="dxa" w:w="60"/>
-              <w:left w:type="dxa" w:w="120"/>
-              <w:bottom w:type="dxa" w:w="60"/>
-              <w:right w:type="dxa" w:w="120"/>
-            </w:tcMar>
-            <w:vAlign w:val="top"/>
-          </w:tcPr>
-          <w:p>
-            <w:pPr>
-              <w:spacing w:after="40" w:before="0"/>
-              <w:jc w:val="left"/>
-            </w:pPr>
-            <w:r>
-              <w:rPr>
-                <w:rFonts w:ascii="Arial" w:cs="Arial" w:eastAsia="Arial" w:hAnsi="Arial"/>
-                <w:b/>
-                <w:bCs/>
-                <w:i w:val="false"/>
-                <w:iCs w:val="false"/>
-                <w:color w:val="000000"/>
-                <w:sz w:val="18"/>
-                <w:szCs w:val="18"/>
-              </w:rPr>
-              <w:t xml:space="preserve">Science &amp; Engineering Practices</w:t>
-            </w:r>
-          </w:p>
-        </w:tc>
-        <w:tc>
-          <w:tcPr>
-            <w:tcW w:type="dxa" w:w="10680"/>
-            <w:shd w:fill="FFFFFF" w:color="auto" w:val="clear"/>
-            <w:tcMar>
-              <w:top w:type="dxa" w:w="60"/>
-              <w:left w:type="dxa" w:w="120"/>
-              <w:bottom w:type="dxa" w:w="60"/>
-              <w:right w:type="dxa" w:w="120"/>
-            </w:tcMar>
-            <w:vAlign w:val="top"/>
-          </w:tcPr>
-          <w:p>
-            <w:pPr>
-              <w:spacing w:after="30" w:before="0"/>
-              <w:ind w:left="360" w:hanging="180"/>
-              <w:jc w:val="left"/>
-            </w:pPr>
-            <w:r>
-              <w:rPr>
-                <w:rFonts w:ascii="Arial" w:cs="Arial" w:eastAsia="Arial" w:hAnsi="Arial"/>
-                <w:b w:val="false"/>
-                <w:bCs w:val="false"/>
-                <w:i w:val="false"/>
-                <w:iCs w:val="false"/>
-                <w:color w:val="000000"/>
-                <w:sz w:val="18"/>
-                <w:szCs w:val="18"/>
-              </w:rPr>
-              <w:t xml:space="preserve">–  Analysing and Interpreting Data: the learner collects time and distance data from a school running race or a rolling object, plots displacement-time and velocity-time graphs, and draws conclusions about motion patterns from the shape of the graphs.</w:t>
-            </w:r>
-          </w:p>
-          <w:p>
-            <w:pPr>
-              <w:spacing w:after="30" w:before="0"/>
-              <w:ind w:left="360" w:hanging="180"/>
-              <w:jc w:val="left"/>
-            </w:pPr>
-            <w:r>
-              <w:rPr>
-                <w:rFonts w:ascii="Arial" w:cs="Arial" w:eastAsia="Arial" w:hAnsi="Arial"/>
-                <w:b w:val="false"/>
-                <w:bCs w:val="false"/>
-                <w:i w:val="false"/>
-                <w:iCs w:val="false"/>
-                <w:color w:val="000000"/>
-                <w:sz w:val="18"/>
-                <w:szCs w:val="18"/>
-              </w:rPr>
-              <w:t xml:space="preserve">–  Using Mathematics and Computational Thinking: the learner applies formulas for velocity (v = s/t) and acceleration (a = Δv/Δt), calculates areas under velocity-time graphs to find distance, and computes gradients of displacement-time graphs to find speed.</w:t>
-            </w:r>
-          </w:p>
-          <w:p>
-            <w:pPr>
-              <w:spacing w:after="30" w:before="0"/>
-              <w:ind w:left="360" w:hanging="180"/>
-              <w:jc w:val="left"/>
-            </w:pPr>
-            <w:r>
-              <w:rPr>
-                <w:rFonts w:ascii="Arial" w:cs="Arial" w:eastAsia="Arial" w:hAnsi="Arial"/>
-                <w:b w:val="false"/>
-                <w:bCs w:val="false"/>
-                <w:i w:val="false"/>
-                <w:iCs w:val="false"/>
-                <w:color w:val="000000"/>
-                <w:sz w:val="18"/>
-                <w:szCs w:val="18"/>
-              </w:rPr>
-              <w:t xml:space="preserve">–  Constructing Explanations: the learner uses evidence from graphs and calculations to explain the motion of matatus, cyclists in the Tour du Rwanda, or athletes at the Nairobi Marathon, connecting mathematical results to real-world behaviour.</w:t>
-            </w:r>
-          </w:p>
-          <w:p>
-            <w:pPr>
-              <w:spacing w:after="30" w:before="0"/>
-              <w:ind w:left="360" w:hanging="180"/>
-              <w:jc w:val="left"/>
-            </w:pPr>
-            <w:r>
-              <w:rPr>
-                <w:rFonts w:ascii="Arial" w:cs="Arial" w:eastAsia="Arial" w:hAnsi="Arial"/>
-                <w:b w:val="false"/>
-                <w:bCs w:val="false"/>
-                <w:i w:val="false"/>
-                <w:iCs w:val="false"/>
-                <w:color w:val="000000"/>
-                <w:sz w:val="18"/>
-                <w:szCs w:val="18"/>
-              </w:rPr>
-              <w:t xml:space="preserve">–  Obtaining, Evaluating, and Communicating Information: the learner presents motion data collected during the school race to the class, evaluates the accuracy of readings, and communicates findings using correctly labelled graphs and written interpretations.</w:t>
-            </w:r>
-          </w:p>
-        </w:tc>
-      </w:tr>
-      <w:tr>
-        <w:tc>
-          <w:tcPr>
-            <w:tcW w:type="dxa" w:w="3000"/>
-            <w:shd w:fill="FCE4D6" w:color="auto" w:val="clear"/>
-            <w:tcMar>
-              <w:top w:type="dxa" w:w="60"/>
-              <w:left w:type="dxa" w:w="120"/>
-              <w:bottom w:type="dxa" w:w="60"/>
-              <w:right w:type="dxa" w:w="120"/>
-            </w:tcMar>
-            <w:vAlign w:val="top"/>
-          </w:tcPr>
-          <w:p>
-            <w:pPr>
-              <w:spacing w:after="40" w:before="0"/>
-              <w:jc w:val="left"/>
-            </w:pPr>
-            <w:r>
-              <w:rPr>
-                <w:rFonts w:ascii="Arial" w:cs="Arial" w:eastAsia="Arial" w:hAnsi="Arial"/>
-                <w:b/>
-                <w:bCs/>
-                <w:i w:val="false"/>
-                <w:iCs w:val="false"/>
-                <w:color w:val="000000"/>
-                <w:sz w:val="18"/>
-                <w:szCs w:val="18"/>
-              </w:rPr>
-              <w:t xml:space="preserve">Pertinent &amp; Contemporary Issues (PCIs)</w:t>
-            </w:r>
-          </w:p>
-        </w:tc>
-        <w:tc>
-          <w:tcPr>
-            <w:tcW w:type="dxa" w:w="10680"/>
-            <w:shd w:fill="FFFFFF" w:color="auto" w:val="clear"/>
-            <w:tcMar>
-              <w:top w:type="dxa" w:w="60"/>
-              <w:left w:type="dxa" w:w="120"/>
-              <w:bottom w:type="dxa" w:w="60"/>
-              <w:right w:type="dxa" w:w="120"/>
-            </w:tcMar>
-            <w:vAlign w:val="top"/>
-          </w:tcPr>
-          <w:p>
-            <w:pPr>
-              <w:spacing w:after="30" w:before="0"/>
-              <w:ind w:left="360" w:hanging="180"/>
-              <w:jc w:val="left"/>
-            </w:pPr>
-            <w:r>
-              <w:rPr>
-                <w:rFonts w:ascii="Arial" w:cs="Arial" w:eastAsia="Arial" w:hAnsi="Arial"/>
-                <w:b w:val="false"/>
-                <w:bCs w:val="false"/>
-                <w:i w:val="false"/>
-                <w:iCs w:val="false"/>
-                <w:color w:val="000000"/>
-                <w:sz w:val="18"/>
-                <w:szCs w:val="18"/>
-              </w:rPr>
-              <w:t xml:space="preserve">–  Learner Support Programmes (Sports and Games): the learner participates in a race of a specified distance on the school field, records time taken by each learner and works out the velocity and acceleration — connecting mathematics to athletics and physical education.</w:t>
-            </w:r>
-          </w:p>
-          <w:p>
-            <w:pPr>
-              <w:spacing w:after="30" w:before="0"/>
-              <w:ind w:left="360" w:hanging="180"/>
-              <w:jc w:val="left"/>
-            </w:pPr>
-            <w:r>
-              <w:rPr>
-                <w:rFonts w:ascii="Arial" w:cs="Arial" w:eastAsia="Arial" w:hAnsi="Arial"/>
-                <w:b w:val="false"/>
-                <w:bCs w:val="false"/>
-                <w:i w:val="false"/>
-                <w:iCs w:val="false"/>
-                <w:color w:val="000000"/>
-                <w:sz w:val="18"/>
-                <w:szCs w:val="18"/>
-              </w:rPr>
-              <w:t xml:space="preserve">–  Socio-Economic and Environmental Issues (Safety and Security): the learner observes two bodies in motion such as matatus when overtaking or moving in opposite directions along Kenyan highways and works out the relative speed of these two bodies in motion, appreciating the mathematical basis of road safety regulations.</w:t>
-            </w:r>
-          </w:p>
-          <w:p>
-            <w:pPr>
-              <w:spacing w:after="30" w:before="0"/>
-              <w:ind w:left="360" w:hanging="180"/>
-              <w:jc w:val="left"/>
-            </w:pPr>
-            <w:r>
-              <w:rPr>
-                <w:rFonts w:ascii="Arial" w:cs="Arial" w:eastAsia="Arial" w:hAnsi="Arial"/>
-                <w:b w:val="false"/>
-                <w:bCs w:val="false"/>
-                <w:i w:val="false"/>
-                <w:iCs w:val="false"/>
-                <w:color w:val="000000"/>
-                <w:sz w:val="18"/>
-                <w:szCs w:val="18"/>
-              </w:rPr>
-              <w:t xml:space="preserve">–  Road Safety: as the learner observes two vehicles when one is overtaking, discusses and works out the relative speed of the two vehicles, and also discusses the dangers of careless overtaking on Kenyan roads such as the Nairobi–Nakuru highway.</w:t>
-            </w:r>
-          </w:p>
-        </w:tc>
-      </w:tr>
-      <w:tr>
-        <w:tc>
-          <w:tcPr>
-            <w:tcW w:type="dxa" w:w="3000"/>
-            <w:shd w:fill="D9EEF1" w:color="auto" w:val="clear"/>
-            <w:tcMar>
-              <w:top w:type="dxa" w:w="60"/>
-              <w:left w:type="dxa" w:w="120"/>
-              <w:bottom w:type="dxa" w:w="60"/>
-              <w:right w:type="dxa" w:w="120"/>
-            </w:tcMar>
-            <w:vAlign w:val="top"/>
-          </w:tcPr>
-          <w:p>
-            <w:pPr>
-              <w:spacing w:after="40" w:before="0"/>
-              <w:jc w:val="left"/>
-            </w:pPr>
-            <w:r>
-              <w:rPr>
-                <w:rFonts w:ascii="Arial" w:cs="Arial" w:eastAsia="Arial" w:hAnsi="Arial"/>
-                <w:b/>
-                <w:bCs/>
-                <w:i w:val="false"/>
-                <w:iCs w:val="false"/>
-                <w:color w:val="000000"/>
-                <w:sz w:val="18"/>
-                <w:szCs w:val="18"/>
-              </w:rPr>
-              <w:t xml:space="preserve">Career Connections</w:t>
-            </w:r>
-          </w:p>
-        </w:tc>
-        <w:tc>
-          <w:tcPr>
-            <w:tcW w:type="dxa" w:w="10680"/>
-            <w:shd w:fill="FFFFFF" w:color="auto" w:val="clear"/>
-            <w:tcMar>
-              <w:top w:type="dxa" w:w="60"/>
-              <w:left w:type="dxa" w:w="120"/>
-              <w:bottom w:type="dxa" w:w="60"/>
-              <w:right w:type="dxa" w:w="120"/>
-            </w:tcMar>
-            <w:vAlign w:val="top"/>
-          </w:tcPr>
-          <w:p>
-            <w:pPr>
-              <w:spacing w:after="30" w:before="0"/>
-              <w:ind w:left="360" w:hanging="180"/>
-              <w:jc w:val="left"/>
-            </w:pPr>
-            <w:r>
-              <w:rPr>
-                <w:rFonts w:ascii="Arial" w:cs="Arial" w:eastAsia="Arial" w:hAnsi="Arial"/>
-                <w:b w:val="false"/>
-                <w:bCs w:val="false"/>
-                <w:i w:val="false"/>
-                <w:iCs w:val="false"/>
-                <w:color w:val="000000"/>
-                <w:sz w:val="18"/>
-                <w:szCs w:val="18"/>
-              </w:rPr>
-              <w:t xml:space="preserve">–  Traffic Engineering and Road Safety: understanding velocity, acceleration, and relative speed underpins the design of speed limits, safe overtaking zones, and traffic light timing on Kenyan roads managed by KENHA and NTSA.</w:t>
-            </w:r>
-          </w:p>
-          <w:p>
-            <w:pPr>
-              <w:spacing w:after="30" w:before="0"/>
-              <w:ind w:left="360" w:hanging="180"/>
-              <w:jc w:val="left"/>
-            </w:pPr>
-            <w:r>
-              <w:rPr>
-                <w:rFonts w:ascii="Arial" w:cs="Arial" w:eastAsia="Arial" w:hAnsi="Arial"/>
-                <w:b w:val="false"/>
-                <w:bCs w:val="false"/>
-                <w:i w:val="false"/>
-                <w:iCs w:val="false"/>
-                <w:color w:val="000000"/>
-                <w:sz w:val="18"/>
-                <w:szCs w:val="18"/>
-              </w:rPr>
-              <w:t xml:space="preserve">–  Athletics Coaching and Sports Science: coaches at Athletics Kenya use displacement-time and velocity-time data to analyse sprint performance, pace strategy, and acceleration profiles of athletes like Faith Kipyegon and Eliud Kipchoge.</w:t>
-            </w:r>
-          </w:p>
-          <w:p>
-            <w:pPr>
-              <w:spacing w:after="30" w:before="0"/>
-              <w:ind w:left="360" w:hanging="180"/>
-              <w:jc w:val="left"/>
-            </w:pPr>
-            <w:r>
-              <w:rPr>
-                <w:rFonts w:ascii="Arial" w:cs="Arial" w:eastAsia="Arial" w:hAnsi="Arial"/>
-                <w:b w:val="false"/>
-                <w:bCs w:val="false"/>
-                <w:i w:val="false"/>
-                <w:iCs w:val="false"/>
-                <w:color w:val="000000"/>
-                <w:sz w:val="18"/>
-                <w:szCs w:val="18"/>
-              </w:rPr>
-              <w:t xml:space="preserve">–  Aviation and Railway Transport: Kenya Airways pilots and SGR (Standard Gauge Railway) operators use principles of linear motion — including velocity, acceleration, and braking distance — to plan safe operations.</w:t>
-            </w:r>
-          </w:p>
-          <w:p>
-            <w:pPr>
-              <w:spacing w:after="30" w:before="0"/>
-              <w:ind w:left="360" w:hanging="180"/>
-              <w:jc w:val="left"/>
-            </w:pPr>
-            <w:r>
-              <w:rPr>
-                <w:rFonts w:ascii="Arial" w:cs="Arial" w:eastAsia="Arial" w:hAnsi="Arial"/>
-                <w:b w:val="false"/>
-                <w:bCs w:val="false"/>
-                <w:i w:val="false"/>
-                <w:iCs w:val="false"/>
-                <w:color w:val="000000"/>
-                <w:sz w:val="18"/>
-                <w:szCs w:val="18"/>
-              </w:rPr>
-              <w:t xml:space="preserve">–  Physics and Engineering: a foundation in linear motion kinematics is essential for university-level physics and mechanical engineering programmes at institutions such as the University of Nairobi and Jomo Kenyatta University of Agriculture and Technology (JKUAT).</w:t>
-            </w:r>
-          </w:p>
-          <w:p>
-            <w:pPr>
-              <w:spacing w:after="30" w:before="0"/>
-              <w:ind w:left="360" w:hanging="180"/>
-              <w:jc w:val="left"/>
-            </w:pPr>
-            <w:r>
-              <w:rPr>
-                <w:rFonts w:ascii="Arial" w:cs="Arial" w:eastAsia="Arial" w:hAnsi="Arial"/>
-                <w:b w:val="false"/>
-                <w:bCs w:val="false"/>
-                <w:i w:val="false"/>
-                <w:iCs w:val="false"/>
-                <w:color w:val="000000"/>
-                <w:sz w:val="18"/>
-                <w:szCs w:val="18"/>
-              </w:rPr>
-              <w:t xml:space="preserve">–  Logistics and Supply Chain: fleet managers at companies operating along the Northern Corridor (Mombasa–Nairobi–Kampala) use speed, distance, and time calculations to plan delivery schedules and fuel efficiency.</w:t>
-            </w:r>
-          </w:p>
-        </w:tc>
-      </w:tr>
-      <w:tr>
-        <w:tc>
-          <w:tcPr>
-            <w:tcW w:type="dxa" w:w="3000"/>
-            <w:shd w:fill="D5E8F0" w:color="auto" w:val="clear"/>
-            <w:tcMar>
-              <w:top w:type="dxa" w:w="60"/>
-              <w:left w:type="dxa" w:w="120"/>
-              <w:bottom w:type="dxa" w:w="60"/>
-              <w:right w:type="dxa" w:w="120"/>
-            </w:tcMar>
-            <w:vAlign w:val="top"/>
-          </w:tcPr>
-          <w:p>
-            <w:pPr>
-              <w:spacing w:after="40" w:before="0"/>
-              <w:jc w:val="left"/>
-            </w:pPr>
-            <w:r>
-              <w:rPr>
-                <w:rFonts w:ascii="Arial" w:cs="Arial" w:eastAsia="Arial" w:hAnsi="Arial"/>
-                <w:b/>
-                <w:bCs/>
-                <w:i w:val="false"/>
-                <w:iCs w:val="false"/>
-                <w:color w:val="000000"/>
-                <w:sz w:val="18"/>
-                <w:szCs w:val="18"/>
-              </w:rPr>
-              <w:t xml:space="preserve">Focus for Lessons</w:t>
-            </w:r>
-          </w:p>
-        </w:tc>
-        <w:tc>
-          <w:tcPr>
-            <w:tcW w:type="dxa" w:w="10680"/>
-            <w:shd w:fill="FFFFFF" w:color="auto" w:val="clear"/>
-            <w:tcMar>
-              <w:top w:type="dxa" w:w="60"/>
-              <w:left w:type="dxa" w:w="120"/>
-              <w:bottom w:type="dxa" w:w="60"/>
-              <w:right w:type="dxa" w:w="120"/>
-            </w:tcMar>
-            <w:vAlign w:val="top"/>
-          </w:tcPr>
-          <w:p>
-            <w:pPr>
-              <w:spacing w:after="40" w:before="0"/>
-              <w:jc w:val="left"/>
-            </w:pPr>
-            <w:r>
-              <w:rPr>
-                <w:rFonts w:ascii="Arial" w:cs="Arial" w:eastAsia="Arial" w:hAnsi="Arial"/>
-                <w:b w:val="false"/>
-                <w:bCs w:val="false"/>
-                <w:i w:val="false"/>
-                <w:iCs w:val="false"/>
-                <w:color w:val="000000"/>
-                <w:sz w:val="18"/>
-                <w:szCs w:val="18"/>
-              </w:rPr>
-              <w:t xml:space="preserve">This unit develops learners' ability to describe, calculate, graphically represent, and interpret linear motion using the key quantities of distance, displacement, speed, velocity, acceleration, and relative speed. Learners move from concrete experience — running a measured race on the school field and timing each other with stopwatches — through graphical modelling on displacement-time and velocity-time graphs, to abstract problem-solving involving relative speed of vehicles on Kenyan highways. Throughout the unit, Kenyan contexts such as the Nairobi Marathon, SGR train journeys, matatu overtaking on the Nakuru–Nairobi highway, and athletes at Kipchoge Keino Stadium anchor every mathematical concept in meaningful real-life experience.</w:t>
-            </w:r>
-          </w:p>
-        </w:tc>
-      </w:tr>
-      <w:tr>
-        <w:tc>
-          <w:tcPr>
-            <w:tcW w:type="dxa" w:w="3000"/>
-            <w:shd w:fill="EAD1F5" w:color="auto" w:val="clear"/>
-            <w:tcMar>
-              <w:top w:type="dxa" w:w="60"/>
-              <w:left w:type="dxa" w:w="120"/>
-              <w:bottom w:type="dxa" w:w="60"/>
-              <w:right w:type="dxa" w:w="120"/>
-            </w:tcMar>
-            <w:vAlign w:val="top"/>
-          </w:tcPr>
-          <w:p>
-            <w:pPr>
-              <w:spacing w:after="40" w:before="0"/>
-              <w:jc w:val="left"/>
-            </w:pPr>
-            <w:r>
-              <w:rPr>
-                <w:rFonts w:ascii="Arial" w:cs="Arial" w:eastAsia="Arial" w:hAnsi="Arial"/>
-                <w:b/>
-                <w:bCs/>
-                <w:i w:val="false"/>
-                <w:iCs w:val="false"/>
-                <w:color w:val="000000"/>
-                <w:sz w:val="18"/>
-                <w:szCs w:val="18"/>
-              </w:rPr>
-              <w:t xml:space="preserve">Driving Question / Key Inquiry Questions</w:t>
-            </w:r>
-          </w:p>
-        </w:tc>
-        <w:tc>
-          <w:tcPr>
-            <w:tcW w:type="dxa" w:w="10680"/>
-            <w:shd w:fill="FFFFFF" w:color="auto" w:val="clear"/>
-            <w:tcMar>
-              <w:top w:type="dxa" w:w="60"/>
-              <w:left w:type="dxa" w:w="120"/>
-              <w:bottom w:type="dxa" w:w="60"/>
-              <w:right w:type="dxa" w:w="120"/>
-            </w:tcMar>
-            <w:vAlign w:val="top"/>
-          </w:tcPr>
-          <w:p>
-            <w:pPr>
-              <w:spacing w:after="40" w:before="0"/>
-              <w:jc w:val="left"/>
-            </w:pPr>
-            <w:r>
-              <w:rPr>
-                <w:rFonts w:ascii="Arial" w:cs="Arial" w:eastAsia="Arial" w:hAnsi="Arial"/>
-                <w:b w:val="false"/>
-                <w:bCs w:val="false"/>
-                <w:i w:val="false"/>
-                <w:iCs w:val="false"/>
-                <w:color w:val="000000"/>
-                <w:sz w:val="18"/>
-                <w:szCs w:val="18"/>
-              </w:rPr>
-              <w:t xml:space="preserve">DRIVING QUESTION: How can we use mathematics — calculations and graphs — to fully describe and explain the motion of any moving body, from a Nairobi Marathon runner to a matatu on the Nakuru highway?</w:t>
-            </w:r>
-          </w:p>
-          <w:p>
-            <w:pPr>
-              <w:spacing w:after="40" w:before="0"/>
-              <w:jc w:val="left"/>
-            </w:pPr>
-            <w:r>
-              <w:rPr>
-                <w:rFonts w:ascii="Arial" w:cs="Arial" w:eastAsia="Arial" w:hAnsi="Arial"/>
-                <w:b w:val="false"/>
-                <w:bCs w:val="false"/>
-                <w:i w:val="false"/>
-                <w:iCs w:val="false"/>
-                <w:color w:val="000000"/>
-                <w:sz w:val="18"/>
-                <w:szCs w:val="18"/>
-              </w:rPr>
-              <w:t xml:space="preserve"/>
-            </w:r>
-          </w:p>
-          <w:p>
-            <w:pPr>
-              <w:spacing w:after="40" w:before="0"/>
-              <w:jc w:val="left"/>
-            </w:pPr>
-            <w:r>
-              <w:rPr>
-                <w:rFonts w:ascii="Arial" w:cs="Arial" w:eastAsia="Arial" w:hAnsi="Arial"/>
-                <w:b w:val="false"/>
-                <w:bCs w:val="false"/>
-                <w:i w:val="false"/>
-                <w:iCs w:val="false"/>
-                <w:color w:val="000000"/>
-                <w:sz w:val="18"/>
-                <w:szCs w:val="18"/>
-              </w:rPr>
-              <w:t xml:space="preserve">KICD KEY INQUIRY QUESTIONS:</w:t>
-            </w:r>
-          </w:p>
-          <w:p>
-            <w:pPr>
-              <w:spacing w:after="40" w:before="0"/>
-              <w:jc w:val="left"/>
-            </w:pPr>
-            <w:r>
-              <w:rPr>
-                <w:rFonts w:ascii="Arial" w:cs="Arial" w:eastAsia="Arial" w:hAnsi="Arial"/>
-                <w:b w:val="false"/>
-                <w:bCs w:val="false"/>
-                <w:i w:val="false"/>
-                <w:iCs w:val="false"/>
-                <w:color w:val="000000"/>
-                <w:sz w:val="18"/>
-                <w:szCs w:val="18"/>
-              </w:rPr>
-              <w:t xml:space="preserve">1. What is speed?</w:t>
-            </w:r>
-          </w:p>
-          <w:p>
-            <w:pPr>
-              <w:spacing w:after="40" w:before="0"/>
-              <w:jc w:val="left"/>
-            </w:pPr>
-            <w:r>
-              <w:rPr>
-                <w:rFonts w:ascii="Arial" w:cs="Arial" w:eastAsia="Arial" w:hAnsi="Arial"/>
-                <w:b w:val="false"/>
-                <w:bCs w:val="false"/>
-                <w:i w:val="false"/>
-                <w:iCs w:val="false"/>
-                <w:color w:val="000000"/>
-                <w:sz w:val="18"/>
-                <w:szCs w:val="18"/>
-              </w:rPr>
-              <w:t xml:space="preserve">2. How do we use displacement-time graphs in real life?</w:t>
-            </w:r>
-          </w:p>
-          <w:p>
-            <w:pPr>
-              <w:spacing w:after="40" w:before="0"/>
-              <w:jc w:val="left"/>
-            </w:pPr>
-            <w:r>
-              <w:rPr>
-                <w:rFonts w:ascii="Arial" w:cs="Arial" w:eastAsia="Arial" w:hAnsi="Arial"/>
-                <w:b w:val="false"/>
-                <w:bCs w:val="false"/>
-                <w:i w:val="false"/>
-                <w:iCs w:val="false"/>
-                <w:color w:val="000000"/>
-                <w:sz w:val="18"/>
-                <w:szCs w:val="18"/>
-              </w:rPr>
-              <w:t xml:space="preserve">3. How do we use velocity-time graphs?</w:t>
-            </w:r>
-          </w:p>
-        </w:tc>
-      </w:tr>
-      <w:tr>
-        <w:tc>
-          <w:tcPr>
-            <w:tcW w:type="dxa" w:w="3000"/>
-            <w:shd w:fill="EAD1F5" w:color="auto" w:val="clear"/>
-            <w:tcMar>
-              <w:top w:type="dxa" w:w="60"/>
-              <w:left w:type="dxa" w:w="120"/>
-              <w:bottom w:type="dxa" w:w="60"/>
-              <w:right w:type="dxa" w:w="120"/>
-            </w:tcMar>
-            <w:vAlign w:val="top"/>
-          </w:tcPr>
-          <w:p>
-            <w:pPr>
-              <w:spacing w:after="40" w:before="0"/>
-              <w:jc w:val="left"/>
-            </w:pPr>
-            <w:r>
-              <w:rPr>
-                <w:rFonts w:ascii="Arial" w:cs="Arial" w:eastAsia="Arial" w:hAnsi="Arial"/>
-                <w:b/>
-                <w:bCs/>
-                <w:i w:val="false"/>
-                <w:iCs w:val="false"/>
-                <w:color w:val="000000"/>
-                <w:sz w:val="18"/>
-                <w:szCs w:val="18"/>
-              </w:rPr>
-              <w:t xml:space="preserve">Anchoring Phenomenon</w:t>
-            </w:r>
-          </w:p>
-        </w:tc>
-        <w:tc>
-          <w:tcPr>
-            <w:tcW w:type="dxa" w:w="10680"/>
-            <w:shd w:fill="FFFFFF" w:color="auto" w:val="clear"/>
-            <w:tcMar>
-              <w:top w:type="dxa" w:w="60"/>
-              <w:left w:type="dxa" w:w="120"/>
-              <w:bottom w:type="dxa" w:w="60"/>
-              <w:right w:type="dxa" w:w="120"/>
-            </w:tcMar>
-            <w:vAlign w:val="top"/>
-          </w:tcPr>
-          <w:p>
-            <w:pPr>
-              <w:spacing w:after="40" w:before="0"/>
-              <w:jc w:val="left"/>
-            </w:pPr>
-            <w:r>
-              <w:rPr>
-                <w:rFonts w:ascii="Arial" w:cs="Arial" w:eastAsia="Arial" w:hAnsi="Arial"/>
-                <w:b w:val="false"/>
-                <w:bCs w:val="false"/>
-                <w:i w:val="false"/>
-                <w:iCs w:val="false"/>
-                <w:color w:val="000000"/>
-                <w:sz w:val="18"/>
-                <w:szCs w:val="18"/>
-              </w:rPr>
-              <w:t xml:space="preserve">A VIDEO CLIP AND DATA PRINTOUT of the 2023 Nairobi Marathon is shown to the class. The clip shows elite runners — including Kenyan athletes — accelerating off the start line, settling into a steady pace along Uhuru Highway, slowing slightly at water stations, and sprinting to the finish. Alongside the clip, a printed table shows the split times (time recorded at every 5 km mark) for two runners: Runner A (who runs at a nearly constant pace) and Runner B (who starts fast, slows in the middle, and sprints at the end). Students are asked: "Both runners finished the 42 km race, but their split-time tables look completely different — Runner B was actually ahead at 30 km but Runner A won. How can we use numbers and graphs to explain exactly what happened at every point in the race?" This is puzzling because students intuitively know both runners covered the same distance, yet the patterns of their motion were completely different — and a simple calculation of total time does not reveal the story of acceleration, varying velocity, and the critical sprint finish. Students must grapple with the difference between average speed and instantaneous velocity, and with how the shape of a graph — not just its start and end points — tells the full story of motion.</w:t>
-            </w:r>
-          </w:p>
-        </w:tc>
-      </w:tr>
-      <w:tr>
-        <w:tc>
-          <w:tcPr>
-            <w:tcW w:type="dxa" w:w="3000"/>
-            <w:shd w:fill="D9EEF1" w:color="auto" w:val="clear"/>
-            <w:tcMar>
-              <w:top w:type="dxa" w:w="60"/>
-              <w:left w:type="dxa" w:w="120"/>
-              <w:bottom w:type="dxa" w:w="60"/>
-              <w:right w:type="dxa" w:w="120"/>
-            </w:tcMar>
-            <w:vAlign w:val="top"/>
-          </w:tcPr>
-          <w:p>
-            <w:pPr>
-              <w:spacing w:after="40" w:before="0"/>
-              <w:jc w:val="left"/>
-            </w:pPr>
-            <w:r>
-              <w:rPr>
-                <w:rFonts w:ascii="Arial" w:cs="Arial" w:eastAsia="Arial" w:hAnsi="Arial"/>
-                <w:b/>
-                <w:bCs/>
-                <w:i w:val="false"/>
-                <w:iCs w:val="false"/>
-                <w:color w:val="000000"/>
-                <w:sz w:val="18"/>
-                <w:szCs w:val="18"/>
-              </w:rPr>
-              <w:t xml:space="preserve">Storyline Thread</w:t>
-            </w:r>
-          </w:p>
-        </w:tc>
-        <w:tc>
-          <w:tcPr>
-            <w:tcW w:type="dxa" w:w="10680"/>
-            <w:shd w:fill="FFFFFF" w:color="auto" w:val="clear"/>
-            <w:tcMar>
-              <w:top w:type="dxa" w:w="60"/>
-              <w:left w:type="dxa" w:w="120"/>
-              <w:bottom w:type="dxa" w:w="60"/>
-              <w:right w:type="dxa" w:w="120"/>
-            </w:tcMar>
-            <w:vAlign w:val="top"/>
-          </w:tcPr>
-          <w:p>
-            <w:pPr>
-              <w:spacing w:after="40" w:before="0"/>
-              <w:jc w:val="left"/>
-            </w:pPr>
-            <w:r>
-              <w:rPr>
-                <w:rFonts w:ascii="Arial" w:cs="Arial" w:eastAsia="Arial" w:hAnsi="Arial"/>
-                <w:b w:val="false"/>
-                <w:bCs w:val="false"/>
-                <w:i w:val="false"/>
-                <w:iCs w:val="false"/>
-                <w:color w:val="000000"/>
-                <w:sz w:val="18"/>
-                <w:szCs w:val="18"/>
-              </w:rPr>
-              <w:t xml:space="preserve">Lesson 1 — Anchoring Phenomenon &amp; Key Terms: Learners watch the Nairobi Marathon video clip and examine the split-time data for Runner A and Runner B. Through guided discussion, learners define and distinguish distance vs. displacement, speed vs. velocity, and are introduced to acceleration. They complete a class race on the school field (or corridor) using stopwatches and tape measures, recording their own distance-time data. The driving question is posted on the Driving Question Board (DQB).</w:t>
-            </w:r>
-          </w:p>
-          <w:p>
-            <w:pPr>
-              <w:spacing w:after="40" w:before="0"/>
-              <w:jc w:val="left"/>
-            </w:pPr>
-            <w:r>
-              <w:rPr>
-                <w:rFonts w:ascii="Arial" w:cs="Arial" w:eastAsia="Arial" w:hAnsi="Arial"/>
-                <w:b w:val="false"/>
-                <w:bCs w:val="false"/>
-                <w:i w:val="false"/>
-                <w:iCs w:val="false"/>
-                <w:color w:val="000000"/>
-                <w:sz w:val="18"/>
-                <w:szCs w:val="18"/>
-              </w:rPr>
-              <w:t xml:space="preserve"/>
-            </w:r>
-          </w:p>
-          <w:p>
-            <w:pPr>
-              <w:spacing w:after="40" w:before="0"/>
-              <w:jc w:val="left"/>
-            </w:pPr>
-            <w:r>
-              <w:rPr>
-                <w:rFonts w:ascii="Arial" w:cs="Arial" w:eastAsia="Arial" w:hAnsi="Arial"/>
-                <w:b w:val="false"/>
-                <w:bCs w:val="false"/>
-                <w:i w:val="false"/>
-                <w:iCs w:val="false"/>
-                <w:color w:val="000000"/>
-                <w:sz w:val="18"/>
-                <w:szCs w:val="18"/>
-              </w:rPr>
-              <w:t xml:space="preserve">Lesson 2 — Calculating Velocity and Acceleration: Using data from the school race and the SGR timetable supporting phenomenon, learners practise calculating velocity (v = s/t) and acceleration (a = Δv/Δt) in different situations — uniform and non-uniform motion. Worked examples use Kenyan contexts: Kipchoge's marathon pace, a boda-boda accelerating from rest. Learners update the DQB with new understanding of "what speed actually means mathematically."</w:t>
-            </w:r>
-          </w:p>
-          <w:p>
-            <w:pPr>
-              <w:spacing w:after="40" w:before="0"/>
-              <w:jc w:val="left"/>
-            </w:pPr>
-            <w:r>
-              <w:rPr>
-                <w:rFonts w:ascii="Arial" w:cs="Arial" w:eastAsia="Arial" w:hAnsi="Arial"/>
-                <w:b w:val="false"/>
-                <w:bCs w:val="false"/>
-                <w:i w:val="false"/>
-                <w:iCs w:val="false"/>
-                <w:color w:val="000000"/>
-                <w:sz w:val="18"/>
-                <w:szCs w:val="18"/>
-              </w:rPr>
-              <w:t xml:space="preserve"/>
-            </w:r>
-          </w:p>
-          <w:p>
-            <w:pPr>
-              <w:spacing w:after="40" w:before="0"/>
-              <w:jc w:val="left"/>
-            </w:pPr>
-            <w:r>
-              <w:rPr>
-                <w:rFonts w:ascii="Arial" w:cs="Arial" w:eastAsia="Arial" w:hAnsi="Arial"/>
-                <w:b w:val="false"/>
-                <w:bCs w:val="false"/>
-                <w:i w:val="false"/>
-                <w:iCs w:val="false"/>
-                <w:color w:val="000000"/>
-                <w:sz w:val="18"/>
-                <w:szCs w:val="18"/>
-              </w:rPr>
-              <w:t xml:space="preserve">Lesson 3 — Drawing Displacement-Time Graphs: Learners use their own school-race data and the marathon split-time table to plot displacement-time graphs on squared paper. They learn conventions (labelled axes, title, correct units) and distinguish between graphs showing constant speed (straight line), rest (horizontal line), and return journey (downward slope). Learners predict what Runner B's graph will look like before plotting it.</w:t>
-            </w:r>
-          </w:p>
-          <w:p>
-            <w:pPr>
-              <w:spacing w:after="40" w:before="0"/>
-              <w:jc w:val="left"/>
-            </w:pPr>
-            <w:r>
-              <w:rPr>
-                <w:rFonts w:ascii="Arial" w:cs="Arial" w:eastAsia="Arial" w:hAnsi="Arial"/>
-                <w:b w:val="false"/>
-                <w:bCs w:val="false"/>
-                <w:i w:val="false"/>
-                <w:iCs w:val="false"/>
-                <w:color w:val="000000"/>
-                <w:sz w:val="18"/>
-                <w:szCs w:val="18"/>
-              </w:rPr>
-              <w:t xml:space="preserve"/>
-            </w:r>
-          </w:p>
-          <w:p>
-            <w:pPr>
-              <w:spacing w:after="40" w:before="0"/>
-              <w:jc w:val="left"/>
-            </w:pPr>
-            <w:r>
-              <w:rPr>
-                <w:rFonts w:ascii="Arial" w:cs="Arial" w:eastAsia="Arial" w:hAnsi="Arial"/>
-                <w:b w:val="false"/>
-                <w:bCs w:val="false"/>
-                <w:i w:val="false"/>
-                <w:iCs w:val="false"/>
-                <w:color w:val="000000"/>
-                <w:sz w:val="18"/>
-                <w:szCs w:val="18"/>
-              </w:rPr>
-              <w:t xml:space="preserve">Lesson 4 — Interpreting Displacement-Time Graphs: Learners interpret a set of pre-drawn displacement-time graphs representing different real-life scenarios: a matatu stopping at a stage, a runner resting, a cyclist returning home. They calculate the gradient of each segment and connect gradient to velocity. The SGR stop-data is used to interpret a multi-segment graph. Learners revise their DQB entries — now able to answer "How do we use displacement-time graphs in real life?"</w:t>
-            </w:r>
-          </w:p>
-          <w:p>
-            <w:pPr>
-              <w:spacing w:after="40" w:before="0"/>
-              <w:jc w:val="left"/>
-            </w:pPr>
-            <w:r>
-              <w:rPr>
-                <w:rFonts w:ascii="Arial" w:cs="Arial" w:eastAsia="Arial" w:hAnsi="Arial"/>
-                <w:b w:val="false"/>
-                <w:bCs w:val="false"/>
-                <w:i w:val="false"/>
-                <w:iCs w:val="false"/>
-                <w:color w:val="000000"/>
-                <w:sz w:val="18"/>
-                <w:szCs w:val="18"/>
-              </w:rPr>
-              <w:t xml:space="preserve"/>
-            </w:r>
-          </w:p>
-          <w:p>
-            <w:pPr>
-              <w:spacing w:after="40" w:before="0"/>
-              <w:jc w:val="left"/>
-            </w:pPr>
-            <w:r>
-              <w:rPr>
-                <w:rFonts w:ascii="Arial" w:cs="Arial" w:eastAsia="Arial" w:hAnsi="Arial"/>
-                <w:b w:val="false"/>
-                <w:bCs w:val="false"/>
-                <w:i w:val="false"/>
-                <w:iCs w:val="false"/>
-                <w:color w:val="000000"/>
-                <w:sz w:val="18"/>
-                <w:szCs w:val="18"/>
-              </w:rPr>
-              <w:t xml:space="preserve">Lesson 5 — Drawing Velocity-Time Graphs: Learners are introduced to velocity-time graphs using the ball-on-a-ramp supporting phenomenon and marathon sprint-finish data. They construct velocity-time graphs from given tables of values for scenarios such as a matatu accelerating from a bus stop, cruising at constant speed, and braking. Learners identify the gradient (acceleration) and the shape of each segment.</w:t>
-            </w:r>
-          </w:p>
-          <w:p>
-            <w:pPr>
-              <w:spacing w:after="40" w:before="0"/>
-              <w:jc w:val="left"/>
-            </w:pPr>
-            <w:r>
-              <w:rPr>
-                <w:rFonts w:ascii="Arial" w:cs="Arial" w:eastAsia="Arial" w:hAnsi="Arial"/>
-                <w:b w:val="false"/>
-                <w:bCs w:val="false"/>
-                <w:i w:val="false"/>
-                <w:iCs w:val="false"/>
-                <w:color w:val="000000"/>
-                <w:sz w:val="18"/>
-                <w:szCs w:val="18"/>
-              </w:rPr>
-              <w:t xml:space="preserve"/>
-            </w:r>
-          </w:p>
-          <w:p>
-            <w:pPr>
-              <w:spacing w:after="40" w:before="0"/>
-              <w:jc w:val="left"/>
-            </w:pPr>
-            <w:r>
-              <w:rPr>
-                <w:rFonts w:ascii="Arial" w:cs="Arial" w:eastAsia="Arial" w:hAnsi="Arial"/>
-                <w:b w:val="false"/>
-                <w:bCs w:val="false"/>
-                <w:i w:val="false"/>
-                <w:iCs w:val="false"/>
-                <w:color w:val="000000"/>
-                <w:sz w:val="18"/>
-                <w:szCs w:val="18"/>
-              </w:rPr>
-              <w:t xml:space="preserve">Lesson 6 — Interpreting Velocity-Time Graphs: Learners interpret velocity-time graphs to extract acceleration, deceleration, and total distance travelled (area under the graph — counting squares and using trapezium/rectangle area). Real-life graphs include an SGR train journey and a 400 m school race. Learners connect area under the graph back to displacement, answering why Runner B lost despite leading at 30 km. The DQB is updated to address "How do we use velocity-time graphs?"</w:t>
-            </w:r>
-          </w:p>
-          <w:p>
-            <w:pPr>
-              <w:spacing w:after="40" w:before="0"/>
-              <w:jc w:val="left"/>
-            </w:pPr>
-            <w:r>
-              <w:rPr>
-                <w:rFonts w:ascii="Arial" w:cs="Arial" w:eastAsia="Arial" w:hAnsi="Arial"/>
-                <w:b w:val="false"/>
-                <w:bCs w:val="false"/>
-                <w:i w:val="false"/>
-                <w:iCs w:val="false"/>
-                <w:color w:val="000000"/>
-                <w:sz w:val="18"/>
-                <w:szCs w:val="18"/>
-              </w:rPr>
-              <w:t xml:space="preserve"/>
-            </w:r>
-          </w:p>
-          <w:p>
-            <w:pPr>
-              <w:spacing w:after="40" w:before="0"/>
-              <w:jc w:val="left"/>
-            </w:pPr>
-            <w:r>
-              <w:rPr>
-                <w:rFonts w:ascii="Arial" w:cs="Arial" w:eastAsia="Arial" w:hAnsi="Arial"/>
-                <w:b w:val="false"/>
-                <w:bCs w:val="false"/>
-                <w:i w:val="false"/>
-                <w:iCs w:val="false"/>
-                <w:color w:val="000000"/>
-                <w:sz w:val="18"/>
-                <w:szCs w:val="18"/>
-              </w:rPr>
-              <w:t xml:space="preserve">Lesson 7 — Relative Speed: Using the matatu-overtaking supporting phenomenon, learners explore relative speed of two bodies moving in the same direction (relative speed = difference) and in opposite directions (relative speed = sum). They solve problems involving vehicles on Kenyan highways, boats on Lake Victoria, and runners passing each other on a track. Road safety implications of high relative speed are discussed and connected to NTSA speed limits.</w:t>
-            </w:r>
-          </w:p>
-          <w:p>
-            <w:pPr>
-              <w:spacing w:after="40" w:before="0"/>
-              <w:jc w:val="left"/>
-            </w:pPr>
-            <w:r>
-              <w:rPr>
-                <w:rFonts w:ascii="Arial" w:cs="Arial" w:eastAsia="Arial" w:hAnsi="Arial"/>
-                <w:b w:val="false"/>
-                <w:bCs w:val="false"/>
-                <w:i w:val="false"/>
-                <w:iCs w:val="false"/>
-                <w:color w:val="000000"/>
-                <w:sz w:val="18"/>
-                <w:szCs w:val="18"/>
-              </w:rPr>
-              <w:t xml:space="preserve"/>
-            </w:r>
-          </w:p>
-          <w:p>
-            <w:pPr>
-              <w:spacing w:after="40" w:before="0"/>
-              <w:jc w:val="left"/>
-            </w:pPr>
-            <w:r>
-              <w:rPr>
-                <w:rFonts w:ascii="Arial" w:cs="Arial" w:eastAsia="Arial" w:hAnsi="Arial"/>
-                <w:b w:val="false"/>
-                <w:bCs w:val="false"/>
-                <w:i w:val="false"/>
-                <w:iCs w:val="false"/>
-                <w:color w:val="000000"/>
-                <w:sz w:val="18"/>
-                <w:szCs w:val="18"/>
-              </w:rPr>
-              <w:t xml:space="preserve">Lesson 8 — Consolidation, Model Building &amp; Assessment: Learners return to the original Nairobi Marathon data and now produce a complete mathematical explanation of Runner A vs. Runner B — including calculations, a displacement-time graph, a velocity-time graph, and a written interpretation of the sprint finish. They present their models to the class, updating the DQB with final answers to all three KICD key inquiry questions. A class written assessment covers all sub-strand outcomes. Learners reflect on careers that use linear motion mathematics.</w:t>
-            </w:r>
-          </w:p>
-        </w:tc>
-      </w:tr>
-      <w:tr>
-        <w:tc>
-          <w:tcPr>
-            <w:tcW w:type="dxa" w:w="3000"/>
-            <w:shd w:fill="EAD1F5" w:color="auto" w:val="clear"/>
-            <w:tcMar>
-              <w:top w:type="dxa" w:w="60"/>
-              <w:left w:type="dxa" w:w="120"/>
-              <w:bottom w:type="dxa" w:w="60"/>
-              <w:right w:type="dxa" w:w="120"/>
-            </w:tcMar>
-            <w:vAlign w:val="top"/>
-          </w:tcPr>
-          <w:p>
-            <w:pPr>
-              <w:spacing w:after="40" w:before="0"/>
-              <w:jc w:val="left"/>
-            </w:pPr>
-            <w:r>
-              <w:rPr>
-                <w:rFonts w:ascii="Arial" w:cs="Arial" w:eastAsia="Arial" w:hAnsi="Arial"/>
-                <w:b/>
-                <w:bCs/>
-                <w:i w:val="false"/>
-                <w:iCs w:val="false"/>
-                <w:color w:val="000000"/>
-                <w:sz w:val="18"/>
-                <w:szCs w:val="18"/>
-              </w:rPr>
-              <w:t xml:space="preserve">Supporting Phenomena</w:t>
-            </w:r>
-          </w:p>
-        </w:tc>
-        <w:tc>
-          <w:tcPr>
-            <w:tcW w:type="dxa" w:w="10680"/>
-            <w:shd w:fill="FFFFFF" w:color="auto" w:val="clear"/>
-            <w:tcMar>
-              <w:top w:type="dxa" w:w="60"/>
-              <w:left w:type="dxa" w:w="120"/>
-              <w:bottom w:type="dxa" w:w="60"/>
-              <w:right w:type="dxa" w:w="120"/>
-            </w:tcMar>
-            <w:vAlign w:val="top"/>
-          </w:tcPr>
-          <w:p>
-            <w:pPr>
-              <w:spacing w:after="30" w:before="0"/>
-              <w:ind w:left="360" w:hanging="180"/>
-              <w:jc w:val="left"/>
-            </w:pPr>
-            <w:r>
-              <w:rPr>
-                <w:rFonts w:ascii="Arial" w:cs="Arial" w:eastAsia="Arial" w:hAnsi="Arial"/>
-                <w:b w:val="false"/>
-                <w:bCs w:val="false"/>
-                <w:i w:val="false"/>
-                <w:iCs w:val="false"/>
-                <w:color w:val="000000"/>
-                <w:sz w:val="18"/>
-                <w:szCs w:val="18"/>
-              </w:rPr>
-              <w:t xml:space="preserve">–  A STOPWATCH DATA SHEET from a 100 m sprint on the school field: learners race in groups of four over a measured 100 m track; a timekeeper records the time at 25 m, 50 m, 75 m, and 100 m for each runner. Learners notice that the time gaps between checkpoints are not equal — the runner did not cover each 25 m segment in the same time — raising the question of how velocity changes during the race.</w:t>
-            </w:r>
-          </w:p>
-          <w:p>
-            <w:pPr>
-              <w:spacing w:after="30" w:before="0"/>
-              <w:ind w:left="360" w:hanging="180"/>
-              <w:jc w:val="left"/>
-            </w:pPr>
-            <w:r>
-              <w:rPr>
-                <w:rFonts w:ascii="Arial" w:cs="Arial" w:eastAsia="Arial" w:hAnsi="Arial"/>
-                <w:b w:val="false"/>
-                <w:bCs w:val="false"/>
-                <w:i w:val="false"/>
-                <w:iCs w:val="false"/>
-                <w:color w:val="000000"/>
-                <w:sz w:val="18"/>
-                <w:szCs w:val="18"/>
-              </w:rPr>
-              <w:t xml:space="preserve">–  AN SGR TIMETABLE AND ROUTE MAP: the Standard Gauge Railway Madaraka Express departs Nairobi (Syokimau) at 08:00 and arrives in Mombasa at 12:30, covering approximately 480 km. Learners examine the published stop times at Emali, Kibwezi, Mtito Andei, and Voi and notice the train spends different amounts of time between stations — connecting real timetable data to the concept of varying velocity and distance-time relationships.</w:t>
-            </w:r>
-          </w:p>
-          <w:p>
-            <w:pPr>
-              <w:spacing w:after="30" w:before="0"/>
-              <w:ind w:left="360" w:hanging="180"/>
-              <w:jc w:val="left"/>
-            </w:pPr>
-            <w:r>
-              <w:rPr>
-                <w:rFonts w:ascii="Arial" w:cs="Arial" w:eastAsia="Arial" w:hAnsi="Arial"/>
-                <w:b w:val="false"/>
-                <w:bCs w:val="false"/>
-                <w:i w:val="false"/>
-                <w:iCs w:val="false"/>
-                <w:color w:val="000000"/>
-                <w:sz w:val="18"/>
-                <w:szCs w:val="18"/>
-              </w:rPr>
-              <w:t xml:space="preserve">–  A DASH-CAM VIDEO DESCRIPTION of a matatu overtaking a lorry on the Nairobi–Nakuru highway: the matatu travels at 120 km/h and the lorry at 80 km/h in the same direction. Learners discuss how fast the matatu appears to be moving relative to the lorry — introducing the concept of relative speed — and connect this to the dangers of overtaking, as regulated by NTSA Kenya.</w:t>
-            </w:r>
-          </w:p>
-          <w:p>
-            <w:pPr>
-              <w:spacing w:after="30" w:before="0"/>
-              <w:ind w:left="360" w:hanging="180"/>
-              <w:jc w:val="left"/>
-            </w:pPr>
-            <w:r>
-              <w:rPr>
-                <w:rFonts w:ascii="Arial" w:cs="Arial" w:eastAsia="Arial" w:hAnsi="Arial"/>
-                <w:b w:val="false"/>
-                <w:bCs w:val="false"/>
-                <w:i w:val="false"/>
-                <w:iCs w:val="false"/>
-                <w:color w:val="000000"/>
-                <w:sz w:val="18"/>
-                <w:szCs w:val="18"/>
-              </w:rPr>
-              <w:t xml:space="preserve">–  A STROBE PHOTOGRAPH (or printed simulation) of a ball rolling down a ramp at Mwalimu Kariuki's physics lab: equally-spaced time intervals produce unequally-spaced position marks, showing that the ball is accelerating. Students find it puzzling that equal time steps produce unequal distances — setting up the distinction between constant speed and acceleration.</w:t>
-            </w:r>
-          </w:p>
-        </w:tc>
-      </w:tr>
-    </w:tbl>
-    <w:p>
-      <w:pPr>
-        <w:spacing w:after="120"/>
-      </w:pPr>
-      <w:r>
-        <w:t xml:space="preserve"/>
       </w:r>
     </w:p>
     <w:p>
@@ -3373,7 +3373,7 @@
             <w:pPr>
               <w:spacing w:after="20" w:before="0"/>
             </w:pPr>
-            <w:hyperlink w:history="1" r:id="rIdewg0j4n6hj-v2fs0j6wts">
+            <w:hyperlink w:history="1" r:id="rIdvq2j90hhzmzcqerkyt7vb">
               <w:r>
                 <w:rPr>
                   <w:rFonts w:ascii="Arial" w:cs="Arial" w:eastAsia="Arial" w:hAnsi="Arial"/>
@@ -3406,7 +3406,7 @@
               <w:spacing w:after="10" w:before="0"/>
               <w:ind w:left="120"/>
             </w:pPr>
-            <w:hyperlink w:history="1" r:id="rIdtsaky75z18nuua7fadsgl">
+            <w:hyperlink w:history="1" r:id="rId-rvlca7jxmagonkxlvpoj">
               <w:r>
                 <w:rPr>
                   <w:rFonts w:ascii="Arial" w:cs="Arial" w:eastAsia="Arial" w:hAnsi="Arial"/>
@@ -3451,7 +3451,7 @@
             <w:pPr>
               <w:spacing w:after="20" w:before="0"/>
             </w:pPr>
-            <w:hyperlink w:history="1" r:id="rIdmwrkft9k0jr4ip6g7msb7">
+            <w:hyperlink w:history="1" r:id="rIdbbja0lk6qtvret5vzwk4u">
               <w:r>
                 <w:rPr>
                   <w:rFonts w:ascii="Arial" w:cs="Arial" w:eastAsia="Arial" w:hAnsi="Arial"/>
@@ -3484,7 +3484,7 @@
               <w:spacing w:after="10" w:before="0"/>
               <w:ind w:left="120"/>
             </w:pPr>
-            <w:hyperlink w:history="1" r:id="rIdo5qlgna9xzclf9_ooauck">
+            <w:hyperlink w:history="1" r:id="rIdwx0cf9mtl-3ki0foikmz_">
               <w:r>
                 <w:rPr>
                   <w:rFonts w:ascii="Arial" w:cs="Arial" w:eastAsia="Arial" w:hAnsi="Arial"/>
@@ -3679,7 +3679,7 @@
             <w:pPr>
               <w:spacing w:after="20" w:before="0"/>
             </w:pPr>
-            <w:hyperlink w:history="1" r:id="rIdvk4earwyrdvqmsdwbbav8">
+            <w:hyperlink w:history="1" r:id="rIdn2b99_pxomtvtomt8_tyg">
               <w:r>
                 <w:rPr>
                   <w:rFonts w:ascii="Arial" w:cs="Arial" w:eastAsia="Arial" w:hAnsi="Arial"/>
@@ -3712,7 +3712,7 @@
               <w:spacing w:after="10" w:before="0"/>
               <w:ind w:left="120"/>
             </w:pPr>
-            <w:hyperlink w:history="1" r:id="rIdpsv1nuylfmdug2g3xsivs">
+            <w:hyperlink w:history="1" r:id="rIda7qaana_ma1kfbznqcnif">
               <w:r>
                 <w:rPr>
                   <w:rFonts w:ascii="Arial" w:cs="Arial" w:eastAsia="Arial" w:hAnsi="Arial"/>
@@ -3757,7 +3757,7 @@
             <w:pPr>
               <w:spacing w:after="20" w:before="0"/>
             </w:pPr>
-            <w:hyperlink w:history="1" r:id="rIdfuyha0unfhllx7k21go3w">
+            <w:hyperlink w:history="1" r:id="rIdwipi2vwszs3x_o3mdjua5">
               <w:r>
                 <w:rPr>
                   <w:rFonts w:ascii="Arial" w:cs="Arial" w:eastAsia="Arial" w:hAnsi="Arial"/>
@@ -3790,7 +3790,7 @@
               <w:spacing w:after="10" w:before="0"/>
               <w:ind w:left="120"/>
             </w:pPr>
-            <w:hyperlink w:history="1" r:id="rIdvxvk91hfjturdd4xsqp3i">
+            <w:hyperlink w:history="1" r:id="rIdwcxgaipwvfvf2vdszmih8">
               <w:r>
                 <w:rPr>
                   <w:rFonts w:ascii="Arial" w:cs="Arial" w:eastAsia="Arial" w:hAnsi="Arial"/>
@@ -3985,7 +3985,7 @@
             <w:pPr>
               <w:spacing w:after="20" w:before="0"/>
             </w:pPr>
-            <w:hyperlink w:history="1" r:id="rId1gahth2a7blwowngws5i5">
+            <w:hyperlink w:history="1" r:id="rIdvarz-ttwgfaxvya3hyqf4">
               <w:r>
                 <w:rPr>
                   <w:rFonts w:ascii="Arial" w:cs="Arial" w:eastAsia="Arial" w:hAnsi="Arial"/>
@@ -4018,7 +4018,7 @@
               <w:spacing w:after="10" w:before="0"/>
               <w:ind w:left="120"/>
             </w:pPr>
-            <w:hyperlink w:history="1" r:id="rIdywyqrr9fnbaocofxb_s3s">
+            <w:hyperlink w:history="1" r:id="rIdf_tt8pdmtprj7aw9zol3r">
               <w:r>
                 <w:rPr>
                   <w:rFonts w:ascii="Arial" w:cs="Arial" w:eastAsia="Arial" w:hAnsi="Arial"/>
@@ -4063,7 +4063,7 @@
             <w:pPr>
               <w:spacing w:after="20" w:before="0"/>
             </w:pPr>
-            <w:hyperlink w:history="1" r:id="rId22b9oi6h399tfn6z4w5dn">
+            <w:hyperlink w:history="1" r:id="rIdensoe3rui9i4gpzuh3kvx">
               <w:r>
                 <w:rPr>
                   <w:rFonts w:ascii="Arial" w:cs="Arial" w:eastAsia="Arial" w:hAnsi="Arial"/>
@@ -4096,7 +4096,7 @@
               <w:spacing w:after="10" w:before="0"/>
               <w:ind w:left="120"/>
             </w:pPr>
-            <w:hyperlink w:history="1" r:id="rIdouat3winudsynjcwyx-7b">
+            <w:hyperlink w:history="1" r:id="rIdsi4ejhmb6bmqy7k_bsgdh">
               <w:r>
                 <w:rPr>
                   <w:rFonts w:ascii="Arial" w:cs="Arial" w:eastAsia="Arial" w:hAnsi="Arial"/>
@@ -4291,7 +4291,7 @@
             <w:pPr>
               <w:spacing w:after="20" w:before="0"/>
             </w:pPr>
-            <w:hyperlink w:history="1" r:id="rIdaplu6czr8piv06cycese2">
+            <w:hyperlink w:history="1" r:id="rIddveenh7gslreergkoebo9">
               <w:r>
                 <w:rPr>
                   <w:rFonts w:ascii="Arial" w:cs="Arial" w:eastAsia="Arial" w:hAnsi="Arial"/>
@@ -4324,7 +4324,7 @@
               <w:spacing w:after="10" w:before="0"/>
               <w:ind w:left="120"/>
             </w:pPr>
-            <w:hyperlink w:history="1" r:id="rIdo8g4gsfeapgwzrb_ymkk0">
+            <w:hyperlink w:history="1" r:id="rIdjdvkruckgoybhtpoy-rgi">
               <w:r>
                 <w:rPr>
                   <w:rFonts w:ascii="Arial" w:cs="Arial" w:eastAsia="Arial" w:hAnsi="Arial"/>
@@ -4369,7 +4369,7 @@
             <w:pPr>
               <w:spacing w:after="20" w:before="0"/>
             </w:pPr>
-            <w:hyperlink w:history="1" r:id="rId6oozl6bizrttq3cfigja5">
+            <w:hyperlink w:history="1" r:id="rIdlw9jmivrmkpl0oenjsbls">
               <w:r>
                 <w:rPr>
                   <w:rFonts w:ascii="Arial" w:cs="Arial" w:eastAsia="Arial" w:hAnsi="Arial"/>
@@ -4402,7 +4402,7 @@
               <w:spacing w:after="10" w:before="0"/>
               <w:ind w:left="120"/>
             </w:pPr>
-            <w:hyperlink w:history="1" r:id="rIds8qtb1xgwbwpumaodyjh-">
+            <w:hyperlink w:history="1" r:id="rIdadsvac7j3r3so5vlahnhn">
               <w:r>
                 <w:rPr>
                   <w:rFonts w:ascii="Arial" w:cs="Arial" w:eastAsia="Arial" w:hAnsi="Arial"/>
@@ -4597,7 +4597,7 @@
             <w:pPr>
               <w:spacing w:after="20" w:before="0"/>
             </w:pPr>
-            <w:hyperlink w:history="1" r:id="rId9binhmx3nwqdtfnzbrocz">
+            <w:hyperlink w:history="1" r:id="rIdrpzwsxauzs6s3ggmiduj3">
               <w:r>
                 <w:rPr>
                   <w:rFonts w:ascii="Arial" w:cs="Arial" w:eastAsia="Arial" w:hAnsi="Arial"/>
@@ -4630,7 +4630,7 @@
               <w:spacing w:after="10" w:before="0"/>
               <w:ind w:left="120"/>
             </w:pPr>
-            <w:hyperlink w:history="1" r:id="rIdmzuzk54j9ydo7ekigmjbv">
+            <w:hyperlink w:history="1" r:id="rIdw9mcwwd9r3iozq7loglwy">
               <w:r>
                 <w:rPr>
                   <w:rFonts w:ascii="Arial" w:cs="Arial" w:eastAsia="Arial" w:hAnsi="Arial"/>
@@ -4675,7 +4675,7 @@
             <w:pPr>
               <w:spacing w:after="20" w:before="0"/>
             </w:pPr>
-            <w:hyperlink w:history="1" r:id="rId8sw--vgm4lbbtctsi8ul7">
+            <w:hyperlink w:history="1" r:id="rIdriaisqfqe2v_-ehhs-mc_">
               <w:r>
                 <w:rPr>
                   <w:rFonts w:ascii="Arial" w:cs="Arial" w:eastAsia="Arial" w:hAnsi="Arial"/>
@@ -4708,7 +4708,7 @@
               <w:spacing w:after="10" w:before="0"/>
               <w:ind w:left="120"/>
             </w:pPr>
-            <w:hyperlink w:history="1" r:id="rIdwi6x98avuk05qbk9s0bwu">
+            <w:hyperlink w:history="1" r:id="rIds7fnxnxo5jvwkjuicbafb">
               <w:r>
                 <w:rPr>
                   <w:rFonts w:ascii="Arial" w:cs="Arial" w:eastAsia="Arial" w:hAnsi="Arial"/>
@@ -5220,7 +5220,7 @@
         </w:rPr>
         <w:t xml:space="preserve">© 2026 SeaVuria and ARES. Aligned with KICD objectives. Developed by SeaVuria; technical implementation by ARES (with AI assistance from Claude). Licensed under </w:t>
       </w:r>
-      <w:hyperlink w:history="1" r:id="rIdv3qdywnmgy9mdchv1avhr">
+      <w:hyperlink w:history="1" r:id="rIddzvfhvif6wi3obhiwzxu4">
         <w:r>
           <w:rPr>
             <w:rFonts w:ascii="Arial" w:cs="Arial" w:eastAsia="Arial" w:hAnsi="Arial"/>
@@ -5241,7 +5241,7 @@
         </w:rPr>
         <w:t xml:space="preserve"> (</w:t>
       </w:r>
-      <w:hyperlink w:history="1" r:id="rIdv7z6tloezagspajscer50">
+      <w:hyperlink w:history="1" r:id="rIdsjw72_ayjkelpucxjnyjy">
         <w:r>
           <w:rPr>
             <w:rFonts w:ascii="Arial" w:cs="Arial" w:eastAsia="Arial" w:hAnsi="Arial"/>
@@ -6337,7 +6337,7 @@
             <w:pPr>
               <w:spacing w:after="20" w:before="0"/>
             </w:pPr>
-            <w:hyperlink w:history="1" r:id="rIduzmoiy0yeyyztggzmy7bi">
+            <w:hyperlink w:history="1" r:id="rIddaoet4nyz6p6dcimxuqu8">
               <w:r>
                 <w:rPr>
                   <w:rFonts w:ascii="Arial" w:cs="Arial" w:eastAsia="Arial" w:hAnsi="Arial"/>
@@ -6370,7 +6370,7 @@
               <w:spacing w:after="10" w:before="0"/>
               <w:ind w:left="120"/>
             </w:pPr>
-            <w:hyperlink w:history="1" r:id="rId5qechccgyf5hnxu4ynx9e">
+            <w:hyperlink w:history="1" r:id="rId0fv0zmlwz7jy9ziwa_bwh">
               <w:r>
                 <w:rPr>
                   <w:rFonts w:ascii="Arial" w:cs="Arial" w:eastAsia="Arial" w:hAnsi="Arial"/>
@@ -6415,7 +6415,7 @@
             <w:pPr>
               <w:spacing w:after="20" w:before="0"/>
             </w:pPr>
-            <w:hyperlink w:history="1" r:id="rIdcf4a0ircm50mstqb3guyr">
+            <w:hyperlink w:history="1" r:id="rIdjux5lebjv01bfumnhxng-">
               <w:r>
                 <w:rPr>
                   <w:rFonts w:ascii="Arial" w:cs="Arial" w:eastAsia="Arial" w:hAnsi="Arial"/>
@@ -6448,7 +6448,7 @@
               <w:spacing w:after="10" w:before="0"/>
               <w:ind w:left="120"/>
             </w:pPr>
-            <w:hyperlink w:history="1" r:id="rIdiqz7spobjblpenrxtx8om">
+            <w:hyperlink w:history="1" r:id="rIda56xxaxrifao1fxywkul4">
               <w:r>
                 <w:rPr>
                   <w:rFonts w:ascii="Arial" w:cs="Arial" w:eastAsia="Arial" w:hAnsi="Arial"/>
@@ -6643,7 +6643,7 @@
             <w:pPr>
               <w:spacing w:after="20" w:before="0"/>
             </w:pPr>
-            <w:hyperlink w:history="1" r:id="rIdka2nwh5z_00kuzouhmpb3">
+            <w:hyperlink w:history="1" r:id="rId8p9ozfpnrkyxnmm4rqrou">
               <w:r>
                 <w:rPr>
                   <w:rFonts w:ascii="Arial" w:cs="Arial" w:eastAsia="Arial" w:hAnsi="Arial"/>
@@ -6676,7 +6676,7 @@
               <w:spacing w:after="10" w:before="0"/>
               <w:ind w:left="120"/>
             </w:pPr>
-            <w:hyperlink w:history="1" r:id="rIdxpff5g6de88h2xq11yia8">
+            <w:hyperlink w:history="1" r:id="rIdktrhbp-zvl_jazup7qlxg">
               <w:r>
                 <w:rPr>
                   <w:rFonts w:ascii="Arial" w:cs="Arial" w:eastAsia="Arial" w:hAnsi="Arial"/>
@@ -6721,7 +6721,7 @@
             <w:pPr>
               <w:spacing w:after="20" w:before="0"/>
             </w:pPr>
-            <w:hyperlink w:history="1" r:id="rId9-gz7dxmyy48p7xcunf3d">
+            <w:hyperlink w:history="1" r:id="rId6ezec6j_vco08j9nspp6b">
               <w:r>
                 <w:rPr>
                   <w:rFonts w:ascii="Arial" w:cs="Arial" w:eastAsia="Arial" w:hAnsi="Arial"/>
@@ -6754,7 +6754,7 @@
               <w:spacing w:after="10" w:before="0"/>
               <w:ind w:left="120"/>
             </w:pPr>
-            <w:hyperlink w:history="1" r:id="rId_hhherx_w_mrtjs6o6fq2">
+            <w:hyperlink w:history="1" r:id="rIdvydsrjudgr625qcp__ekz">
               <w:r>
                 <w:rPr>
                   <w:rFonts w:ascii="Arial" w:cs="Arial" w:eastAsia="Arial" w:hAnsi="Arial"/>
@@ -6949,7 +6949,7 @@
             <w:pPr>
               <w:spacing w:after="20" w:before="0"/>
             </w:pPr>
-            <w:hyperlink w:history="1" r:id="rIddhgpm4lrkcjz-w0bulvcz">
+            <w:hyperlink w:history="1" r:id="rIdqudhbipto0aggl_qd3sci">
               <w:r>
                 <w:rPr>
                   <w:rFonts w:ascii="Arial" w:cs="Arial" w:eastAsia="Arial" w:hAnsi="Arial"/>
@@ -6982,7 +6982,7 @@
               <w:spacing w:after="10" w:before="0"/>
               <w:ind w:left="120"/>
             </w:pPr>
-            <w:hyperlink w:history="1" r:id="rIdxcstblglpj7lrwigf1yxh">
+            <w:hyperlink w:history="1" r:id="rIddy_f5aevwnellmy130mvg">
               <w:r>
                 <w:rPr>
                   <w:rFonts w:ascii="Arial" w:cs="Arial" w:eastAsia="Arial" w:hAnsi="Arial"/>
@@ -7027,7 +7027,7 @@
             <w:pPr>
               <w:spacing w:after="20" w:before="0"/>
             </w:pPr>
-            <w:hyperlink w:history="1" r:id="rIdafwv7lcoweagsgzsf7xsm">
+            <w:hyperlink w:history="1" r:id="rIdn3wjmnu-62exbhukxnsfd">
               <w:r>
                 <w:rPr>
                   <w:rFonts w:ascii="Arial" w:cs="Arial" w:eastAsia="Arial" w:hAnsi="Arial"/>
@@ -7060,7 +7060,7 @@
               <w:spacing w:after="10" w:before="0"/>
               <w:ind w:left="120"/>
             </w:pPr>
-            <w:hyperlink w:history="1" r:id="rId81echgow-j4zwlkslukfj">
+            <w:hyperlink w:history="1" r:id="rIdzooc3_kvkxryp4cpe52n0">
               <w:r>
                 <w:rPr>
                   <w:rFonts w:ascii="Arial" w:cs="Arial" w:eastAsia="Arial" w:hAnsi="Arial"/>
@@ -7369,7 +7369,7 @@
             <w:pPr>
               <w:spacing w:after="20" w:before="0"/>
             </w:pPr>
-            <w:hyperlink w:history="1" r:id="rIdqg5csrn0dojtxo_yxz6zj">
+            <w:hyperlink w:history="1" r:id="rIdvugzsrpdjxuuuu-s9v50m">
               <w:r>
                 <w:rPr>
                   <w:rFonts w:ascii="Arial" w:cs="Arial" w:eastAsia="Arial" w:hAnsi="Arial"/>
@@ -7402,7 +7402,7 @@
               <w:spacing w:after="10" w:before="0"/>
               <w:ind w:left="120"/>
             </w:pPr>
-            <w:hyperlink w:history="1" r:id="rIdd4uodd8gs60wrrb48ajdf">
+            <w:hyperlink w:history="1" r:id="rIdh-e2wsprogqvi2p14tolk">
               <w:r>
                 <w:rPr>
                   <w:rFonts w:ascii="Arial" w:cs="Arial" w:eastAsia="Arial" w:hAnsi="Arial"/>
@@ -7447,7 +7447,7 @@
             <w:pPr>
               <w:spacing w:after="20" w:before="0"/>
             </w:pPr>
-            <w:hyperlink w:history="1" r:id="rId1sr7nnwj9k4tb2nkqhrzs">
+            <w:hyperlink w:history="1" r:id="rIdenq2i0evic5dvho4o7iuz">
               <w:r>
                 <w:rPr>
                   <w:rFonts w:ascii="Arial" w:cs="Arial" w:eastAsia="Arial" w:hAnsi="Arial"/>
@@ -7480,7 +7480,7 @@
               <w:spacing w:after="10" w:before="0"/>
               <w:ind w:left="120"/>
             </w:pPr>
-            <w:hyperlink w:history="1" r:id="rIdk-miyi2yinqyqqgicjven">
+            <w:hyperlink w:history="1" r:id="rIdyr8lzfiubp0krlghvb09z">
               <w:r>
                 <w:rPr>
                   <w:rFonts w:ascii="Arial" w:cs="Arial" w:eastAsia="Arial" w:hAnsi="Arial"/>
@@ -7675,7 +7675,7 @@
             <w:pPr>
               <w:spacing w:after="20" w:before="0"/>
             </w:pPr>
-            <w:hyperlink w:history="1" r:id="rIdv6drtv63vdlrs9vx3hpke">
+            <w:hyperlink w:history="1" r:id="rIdiwmxarefrv_ky34xmrmtp">
               <w:r>
                 <w:rPr>
                   <w:rFonts w:ascii="Arial" w:cs="Arial" w:eastAsia="Arial" w:hAnsi="Arial"/>
@@ -7708,7 +7708,7 @@
               <w:spacing w:after="10" w:before="0"/>
               <w:ind w:left="120"/>
             </w:pPr>
-            <w:hyperlink w:history="1" r:id="rIddpgd4jep3_dapywvq82r8">
+            <w:hyperlink w:history="1" r:id="rIdisd7bwxvg4ncn-qzvpy7c">
               <w:r>
                 <w:rPr>
                   <w:rFonts w:ascii="Arial" w:cs="Arial" w:eastAsia="Arial" w:hAnsi="Arial"/>
@@ -7753,7 +7753,7 @@
             <w:pPr>
               <w:spacing w:after="20" w:before="0"/>
             </w:pPr>
-            <w:hyperlink w:history="1" r:id="rIdixe6miikubgguspicbiri">
+            <w:hyperlink w:history="1" r:id="rIdvyp5gm0h-boifmhhvk7xh">
               <w:r>
                 <w:rPr>
                   <w:rFonts w:ascii="Arial" w:cs="Arial" w:eastAsia="Arial" w:hAnsi="Arial"/>
@@ -7786,7 +7786,7 @@
               <w:spacing w:after="10" w:before="0"/>
               <w:ind w:left="120"/>
             </w:pPr>
-            <w:hyperlink w:history="1" r:id="rIdiprpmwdocxr50x3y_d5ht">
+            <w:hyperlink w:history="1" r:id="rIdpbef3snbn67dziewzbow6">
               <w:r>
                 <w:rPr>
                   <w:rFonts w:ascii="Arial" w:cs="Arial" w:eastAsia="Arial" w:hAnsi="Arial"/>
@@ -8298,7 +8298,7 @@
         </w:rPr>
         <w:t xml:space="preserve">© 2026 SeaVuria and ARES. Aligned with KICD objectives. Developed by SeaVuria; technical implementation by ARES (with AI assistance from Claude). Licensed under </w:t>
       </w:r>
-      <w:hyperlink w:history="1" r:id="rId9x6x5qh3cxmrcrgzlfuap">
+      <w:hyperlink w:history="1" r:id="rIdxc9mir1h8j0-qbjiudl5-">
         <w:r>
           <w:rPr>
             <w:rFonts w:ascii="Arial" w:cs="Arial" w:eastAsia="Arial" w:hAnsi="Arial"/>
@@ -8319,7 +8319,7 @@
         </w:rPr>
         <w:t xml:space="preserve"> (</w:t>
       </w:r>
-      <w:hyperlink w:history="1" r:id="rIdnqmguwg-nl9imqc3rjw-j">
+      <w:hyperlink w:history="1" r:id="rId5bjlcpjq1ox9ru21f_zg8">
         <w:r>
           <w:rPr>
             <w:rFonts w:ascii="Arial" w:cs="Arial" w:eastAsia="Arial" w:hAnsi="Arial"/>
@@ -9332,7 +9332,7 @@
             <w:pPr>
               <w:spacing w:after="20" w:before="0"/>
             </w:pPr>
-            <w:hyperlink w:history="1" r:id="rIdozbj5d4vprfgtp6s0zcwc">
+            <w:hyperlink w:history="1" r:id="rIddw7motevitir9kjtftt6l">
               <w:r>
                 <w:rPr>
                   <w:rFonts w:ascii="Arial" w:cs="Arial" w:eastAsia="Arial" w:hAnsi="Arial"/>
@@ -9365,7 +9365,7 @@
               <w:spacing w:after="10" w:before="0"/>
               <w:ind w:left="120"/>
             </w:pPr>
-            <w:hyperlink w:history="1" r:id="rIdwoh2ehqgihbg1k7va5qio">
+            <w:hyperlink w:history="1" r:id="rIdwrbn6osgeakb0urcxfe41">
               <w:r>
                 <w:rPr>
                   <w:rFonts w:ascii="Arial" w:cs="Arial" w:eastAsia="Arial" w:hAnsi="Arial"/>
@@ -9410,7 +9410,7 @@
             <w:pPr>
               <w:spacing w:after="20" w:before="0"/>
             </w:pPr>
-            <w:hyperlink w:history="1" r:id="rId8hagipt_5tljpvhegxdst">
+            <w:hyperlink w:history="1" r:id="rIdxdfhtydbbtqcn_8zzmvms">
               <w:r>
                 <w:rPr>
                   <w:rFonts w:ascii="Arial" w:cs="Arial" w:eastAsia="Arial" w:hAnsi="Arial"/>
@@ -9443,7 +9443,7 @@
               <w:spacing w:after="10" w:before="0"/>
               <w:ind w:left="120"/>
             </w:pPr>
-            <w:hyperlink w:history="1" r:id="rId60o0qtqagm1dsj4weourq">
+            <w:hyperlink w:history="1" r:id="rIdoz2kv1jk8yo0mqfwxipwn">
               <w:r>
                 <w:rPr>
                   <w:rFonts w:ascii="Arial" w:cs="Arial" w:eastAsia="Arial" w:hAnsi="Arial"/>
@@ -9638,7 +9638,7 @@
             <w:pPr>
               <w:spacing w:after="20" w:before="0"/>
             </w:pPr>
-            <w:hyperlink w:history="1" r:id="rIdzj_iqj-h21n6r2a-iff1z">
+            <w:hyperlink w:history="1" r:id="rIdg52tvypuw1-mpiwxuiyho">
               <w:r>
                 <w:rPr>
                   <w:rFonts w:ascii="Arial" w:cs="Arial" w:eastAsia="Arial" w:hAnsi="Arial"/>
@@ -9671,7 +9671,7 @@
               <w:spacing w:after="10" w:before="0"/>
               <w:ind w:left="120"/>
             </w:pPr>
-            <w:hyperlink w:history="1" r:id="rIdxbo-i5oz3qpkoooixlwof">
+            <w:hyperlink w:history="1" r:id="rIdvlrckc2gwdobierzq9av-">
               <w:r>
                 <w:rPr>
                   <w:rFonts w:ascii="Arial" w:cs="Arial" w:eastAsia="Arial" w:hAnsi="Arial"/>
@@ -9716,7 +9716,7 @@
             <w:pPr>
               <w:spacing w:after="20" w:before="0"/>
             </w:pPr>
-            <w:hyperlink w:history="1" r:id="rIddsc_4rci1hg3lgf-dr4x_">
+            <w:hyperlink w:history="1" r:id="rId20nkjnpvyzcs0yuobepht">
               <w:r>
                 <w:rPr>
                   <w:rFonts w:ascii="Arial" w:cs="Arial" w:eastAsia="Arial" w:hAnsi="Arial"/>
@@ -9749,7 +9749,7 @@
               <w:spacing w:after="10" w:before="0"/>
               <w:ind w:left="120"/>
             </w:pPr>
-            <w:hyperlink w:history="1" r:id="rIdngitv4zz7tslcm0pcoh4t">
+            <w:hyperlink w:history="1" r:id="rIdv9hbng1fla56wbmu6vet9">
               <w:r>
                 <w:rPr>
                   <w:rFonts w:ascii="Arial" w:cs="Arial" w:eastAsia="Arial" w:hAnsi="Arial"/>
@@ -9944,7 +9944,7 @@
             <w:pPr>
               <w:spacing w:after="20" w:before="0"/>
             </w:pPr>
-            <w:hyperlink w:history="1" r:id="rIdu8oidker8lqdcxhhpwvar">
+            <w:hyperlink w:history="1" r:id="rIdgg_wlperx8dcqxqfyaljh">
               <w:r>
                 <w:rPr>
                   <w:rFonts w:ascii="Arial" w:cs="Arial" w:eastAsia="Arial" w:hAnsi="Arial"/>
@@ -9977,7 +9977,7 @@
               <w:spacing w:after="10" w:before="0"/>
               <w:ind w:left="120"/>
             </w:pPr>
-            <w:hyperlink w:history="1" r:id="rIdbl1bxkjxphwiika5wzupj">
+            <w:hyperlink w:history="1" r:id="rId02gavdxee3nhkhmkiavun">
               <w:r>
                 <w:rPr>
                   <w:rFonts w:ascii="Arial" w:cs="Arial" w:eastAsia="Arial" w:hAnsi="Arial"/>
@@ -10022,7 +10022,7 @@
             <w:pPr>
               <w:spacing w:after="20" w:before="0"/>
             </w:pPr>
-            <w:hyperlink w:history="1" r:id="rIdx_k_d1dofqdh9jwylly6i">
+            <w:hyperlink w:history="1" r:id="rId_zl9c0jpity4k6trzvu7o">
               <w:r>
                 <w:rPr>
                   <w:rFonts w:ascii="Arial" w:cs="Arial" w:eastAsia="Arial" w:hAnsi="Arial"/>
@@ -10055,7 +10055,7 @@
               <w:spacing w:after="10" w:before="0"/>
               <w:ind w:left="120"/>
             </w:pPr>
-            <w:hyperlink w:history="1" r:id="rIdph7sidd691-xinpulajgr">
+            <w:hyperlink w:history="1" r:id="rIdpve3tkbg6gamtl9c4ppdr">
               <w:r>
                 <w:rPr>
                   <w:rFonts w:ascii="Arial" w:cs="Arial" w:eastAsia="Arial" w:hAnsi="Arial"/>
@@ -10250,7 +10250,7 @@
             <w:pPr>
               <w:spacing w:after="20" w:before="0"/>
             </w:pPr>
-            <w:hyperlink w:history="1" r:id="rIdrqf_msqnfk0ciwdrpzeun">
+            <w:hyperlink w:history="1" r:id="rId1ezztux5b-849jujvbmqn">
               <w:r>
                 <w:rPr>
                   <w:rFonts w:ascii="Arial" w:cs="Arial" w:eastAsia="Arial" w:hAnsi="Arial"/>
@@ -10283,7 +10283,7 @@
               <w:spacing w:after="10" w:before="0"/>
               <w:ind w:left="120"/>
             </w:pPr>
-            <w:hyperlink w:history="1" r:id="rIdqemoduphcpaon8_3rmkav">
+            <w:hyperlink w:history="1" r:id="rIdjmif5oamixchvofftikvq">
               <w:r>
                 <w:rPr>
                   <w:rFonts w:ascii="Arial" w:cs="Arial" w:eastAsia="Arial" w:hAnsi="Arial"/>
@@ -10328,7 +10328,7 @@
             <w:pPr>
               <w:spacing w:after="20" w:before="0"/>
             </w:pPr>
-            <w:hyperlink w:history="1" r:id="rId3szk4a-osqjt1rpokomyk">
+            <w:hyperlink w:history="1" r:id="rId0y0nqfcavkmaujsqtwdc8">
               <w:r>
                 <w:rPr>
                   <w:rFonts w:ascii="Arial" w:cs="Arial" w:eastAsia="Arial" w:hAnsi="Arial"/>
@@ -10361,7 +10361,7 @@
               <w:spacing w:after="10" w:before="0"/>
               <w:ind w:left="120"/>
             </w:pPr>
-            <w:hyperlink w:history="1" r:id="rIdz8rpxlrdrh37rnnk9drgb">
+            <w:hyperlink w:history="1" r:id="rIdlbvulxpnvmpmduys86ip3">
               <w:r>
                 <w:rPr>
                   <w:rFonts w:ascii="Arial" w:cs="Arial" w:eastAsia="Arial" w:hAnsi="Arial"/>
@@ -10556,7 +10556,7 @@
             <w:pPr>
               <w:spacing w:after="20" w:before="0"/>
             </w:pPr>
-            <w:hyperlink w:history="1" r:id="rIdmnob4un68xseh4dxh3gjd">
+            <w:hyperlink w:history="1" r:id="rIdrtmhss3d6dukuldyhduto">
               <w:r>
                 <w:rPr>
                   <w:rFonts w:ascii="Arial" w:cs="Arial" w:eastAsia="Arial" w:hAnsi="Arial"/>
@@ -10589,7 +10589,7 @@
               <w:spacing w:after="10" w:before="0"/>
               <w:ind w:left="120"/>
             </w:pPr>
-            <w:hyperlink w:history="1" r:id="rIdpvny9kow1mj7a4fxg88mz">
+            <w:hyperlink w:history="1" r:id="rIdilot3hxj-bbp0yl6dqcdw">
               <w:r>
                 <w:rPr>
                   <w:rFonts w:ascii="Arial" w:cs="Arial" w:eastAsia="Arial" w:hAnsi="Arial"/>
@@ -10634,7 +10634,7 @@
             <w:pPr>
               <w:spacing w:after="20" w:before="0"/>
             </w:pPr>
-            <w:hyperlink w:history="1" r:id="rIdo2bjbkenwyrhsgnxm8t_e">
+            <w:hyperlink w:history="1" r:id="rIdflshicyoyansune7btwjj">
               <w:r>
                 <w:rPr>
                   <w:rFonts w:ascii="Arial" w:cs="Arial" w:eastAsia="Arial" w:hAnsi="Arial"/>
@@ -10667,7 +10667,7 @@
               <w:spacing w:after="10" w:before="0"/>
               <w:ind w:left="120"/>
             </w:pPr>
-            <w:hyperlink w:history="1" r:id="rIdgaru5vgsddgeaffljthxg">
+            <w:hyperlink w:history="1" r:id="rId8cwtlluo5hafx0th90acc">
               <w:r>
                 <w:rPr>
                   <w:rFonts w:ascii="Arial" w:cs="Arial" w:eastAsia="Arial" w:hAnsi="Arial"/>
@@ -11179,7 +11179,7 @@
         </w:rPr>
         <w:t xml:space="preserve">© 2026 SeaVuria and ARES. Aligned with KICD objectives. Developed by SeaVuria; technical implementation by ARES (with AI assistance from Claude). Licensed under </w:t>
       </w:r>
-      <w:hyperlink w:history="1" r:id="rId80nb0qykewlltf7hxm8ez">
+      <w:hyperlink w:history="1" r:id="rId-lypxp173qdmeun5j1ulo">
         <w:r>
           <w:rPr>
             <w:rFonts w:ascii="Arial" w:cs="Arial" w:eastAsia="Arial" w:hAnsi="Arial"/>
@@ -11200,7 +11200,7 @@
         </w:rPr>
         <w:t xml:space="preserve"> (</w:t>
       </w:r>
-      <w:hyperlink w:history="1" r:id="rIdqqjr-u24ibtkup8xybmow">
+      <w:hyperlink w:history="1" r:id="rIdk_hhk4ej7vzpvj0rtsmqg">
         <w:r>
           <w:rPr>
             <w:rFonts w:ascii="Arial" w:cs="Arial" w:eastAsia="Arial" w:hAnsi="Arial"/>
@@ -12213,7 +12213,7 @@
             <w:pPr>
               <w:spacing w:after="20" w:before="0"/>
             </w:pPr>
-            <w:hyperlink w:history="1" r:id="rIdq77j4wpftjxfcpegj1tew">
+            <w:hyperlink w:history="1" r:id="rIda5htntpkmfpuozigj5sa0">
               <w:r>
                 <w:rPr>
                   <w:rFonts w:ascii="Arial" w:cs="Arial" w:eastAsia="Arial" w:hAnsi="Arial"/>
@@ -12246,7 +12246,7 @@
               <w:spacing w:after="10" w:before="0"/>
               <w:ind w:left="120"/>
             </w:pPr>
-            <w:hyperlink w:history="1" r:id="rIdmmxfflqpziecdtfpvgez1">
+            <w:hyperlink w:history="1" r:id="rIdl-rfcttwxozs3bddwtft9">
               <w:r>
                 <w:rPr>
                   <w:rFonts w:ascii="Arial" w:cs="Arial" w:eastAsia="Arial" w:hAnsi="Arial"/>
@@ -12291,7 +12291,7 @@
             <w:pPr>
               <w:spacing w:after="20" w:before="0"/>
             </w:pPr>
-            <w:hyperlink w:history="1" r:id="rId_gexkm82abl7zpmeq6agh">
+            <w:hyperlink w:history="1" r:id="rIduv-g1nyl08ksz_t5vhwir">
               <w:r>
                 <w:rPr>
                   <w:rFonts w:ascii="Arial" w:cs="Arial" w:eastAsia="Arial" w:hAnsi="Arial"/>
@@ -12324,7 +12324,7 @@
               <w:spacing w:after="10" w:before="0"/>
               <w:ind w:left="120"/>
             </w:pPr>
-            <w:hyperlink w:history="1" r:id="rIdl6dyjacbynmz7knf14qem">
+            <w:hyperlink w:history="1" r:id="rIdjkv8ipqlgyktn7gznmacq">
               <w:r>
                 <w:rPr>
                   <w:rFonts w:ascii="Arial" w:cs="Arial" w:eastAsia="Arial" w:hAnsi="Arial"/>
@@ -12519,7 +12519,7 @@
             <w:pPr>
               <w:spacing w:after="20" w:before="0"/>
             </w:pPr>
-            <w:hyperlink w:history="1" r:id="rIdymi95_x8cj7dza3ctxwna">
+            <w:hyperlink w:history="1" r:id="rId3ssilprqrhi5ppvbhtxyw">
               <w:r>
                 <w:rPr>
                   <w:rFonts w:ascii="Arial" w:cs="Arial" w:eastAsia="Arial" w:hAnsi="Arial"/>
@@ -12552,7 +12552,7 @@
               <w:spacing w:after="10" w:before="0"/>
               <w:ind w:left="120"/>
             </w:pPr>
-            <w:hyperlink w:history="1" r:id="rId8cvrj-m3otjf7czhyiqds">
+            <w:hyperlink w:history="1" r:id="rIdyayfz_s9y7kxlopm5izsz">
               <w:r>
                 <w:rPr>
                   <w:rFonts w:ascii="Arial" w:cs="Arial" w:eastAsia="Arial" w:hAnsi="Arial"/>
@@ -12597,7 +12597,7 @@
             <w:pPr>
               <w:spacing w:after="20" w:before="0"/>
             </w:pPr>
-            <w:hyperlink w:history="1" r:id="rIdxxpronxuk99dq5oyfkygg">
+            <w:hyperlink w:history="1" r:id="rIduj4r4wklsofc08r1pxstv">
               <w:r>
                 <w:rPr>
                   <w:rFonts w:ascii="Arial" w:cs="Arial" w:eastAsia="Arial" w:hAnsi="Arial"/>
@@ -12630,7 +12630,7 @@
               <w:spacing w:after="10" w:before="0"/>
               <w:ind w:left="120"/>
             </w:pPr>
-            <w:hyperlink w:history="1" r:id="rIdahwtxoyfstmkken_zgscw">
+            <w:hyperlink w:history="1" r:id="rIdsjafzxisxx8kvtugoulwh">
               <w:r>
                 <w:rPr>
                   <w:rFonts w:ascii="Arial" w:cs="Arial" w:eastAsia="Arial" w:hAnsi="Arial"/>
@@ -12825,7 +12825,7 @@
             <w:pPr>
               <w:spacing w:after="20" w:before="0"/>
             </w:pPr>
-            <w:hyperlink w:history="1" r:id="rId8-4itwhroiud1rdbr9abz">
+            <w:hyperlink w:history="1" r:id="rId_l6qddnvfm7rn4xd1qbs1">
               <w:r>
                 <w:rPr>
                   <w:rFonts w:ascii="Arial" w:cs="Arial" w:eastAsia="Arial" w:hAnsi="Arial"/>
@@ -12858,7 +12858,7 @@
               <w:spacing w:after="10" w:before="0"/>
               <w:ind w:left="120"/>
             </w:pPr>
-            <w:hyperlink w:history="1" r:id="rIdkafyr-fxg5pf4-2vb0n3l">
+            <w:hyperlink w:history="1" r:id="rIdikjh1cq05nqt0bgfehfqq">
               <w:r>
                 <w:rPr>
                   <w:rFonts w:ascii="Arial" w:cs="Arial" w:eastAsia="Arial" w:hAnsi="Arial"/>
@@ -12903,7 +12903,7 @@
             <w:pPr>
               <w:spacing w:after="20" w:before="0"/>
             </w:pPr>
-            <w:hyperlink w:history="1" r:id="rIdaqrksj8cpwt-zxlztelvc">
+            <w:hyperlink w:history="1" r:id="rIdqqrqwisomuvswoxagrstk">
               <w:r>
                 <w:rPr>
                   <w:rFonts w:ascii="Arial" w:cs="Arial" w:eastAsia="Arial" w:hAnsi="Arial"/>
@@ -12936,7 +12936,7 @@
               <w:spacing w:after="10" w:before="0"/>
               <w:ind w:left="120"/>
             </w:pPr>
-            <w:hyperlink w:history="1" r:id="rId9zjisgh1csgey5x4cuwfi">
+            <w:hyperlink w:history="1" r:id="rIdnzrvzweej8fyqf4_ji8cs">
               <w:r>
                 <w:rPr>
                   <w:rFonts w:ascii="Arial" w:cs="Arial" w:eastAsia="Arial" w:hAnsi="Arial"/>
@@ -13131,7 +13131,7 @@
             <w:pPr>
               <w:spacing w:after="20" w:before="0"/>
             </w:pPr>
-            <w:hyperlink w:history="1" r:id="rIdpcf1nj_izkcvy5whnqi_s">
+            <w:hyperlink w:history="1" r:id="rIdcpqmo9mtwvrkcpk7ivy8x">
               <w:r>
                 <w:rPr>
                   <w:rFonts w:ascii="Arial" w:cs="Arial" w:eastAsia="Arial" w:hAnsi="Arial"/>
@@ -13164,7 +13164,7 @@
               <w:spacing w:after="10" w:before="0"/>
               <w:ind w:left="120"/>
             </w:pPr>
-            <w:hyperlink w:history="1" r:id="rId65lqksgi-zkip8pgxgh5b">
+            <w:hyperlink w:history="1" r:id="rIdal1zazmlnqliysplgnmx2">
               <w:r>
                 <w:rPr>
                   <w:rFonts w:ascii="Arial" w:cs="Arial" w:eastAsia="Arial" w:hAnsi="Arial"/>
@@ -13209,7 +13209,7 @@
             <w:pPr>
               <w:spacing w:after="20" w:before="0"/>
             </w:pPr>
-            <w:hyperlink w:history="1" r:id="rIdqbrl6rf_xqgm4sd7epqjf">
+            <w:hyperlink w:history="1" r:id="rIdkaajg1uj0-k48p3minhis">
               <w:r>
                 <w:rPr>
                   <w:rFonts w:ascii="Arial" w:cs="Arial" w:eastAsia="Arial" w:hAnsi="Arial"/>
@@ -13242,7 +13242,7 @@
               <w:spacing w:after="10" w:before="0"/>
               <w:ind w:left="120"/>
             </w:pPr>
-            <w:hyperlink w:history="1" r:id="rId64gq-bgenybh3p2dg6moy">
+            <w:hyperlink w:history="1" r:id="rIdihg5ox5pwxtkjyhqq_tsp">
               <w:r>
                 <w:rPr>
                   <w:rFonts w:ascii="Arial" w:cs="Arial" w:eastAsia="Arial" w:hAnsi="Arial"/>
@@ -13437,7 +13437,7 @@
             <w:pPr>
               <w:spacing w:after="20" w:before="0"/>
             </w:pPr>
-            <w:hyperlink w:history="1" r:id="rIdeolmuavzo15ldbmb0b2w9">
+            <w:hyperlink w:history="1" r:id="rIdyyu6tekpj4qegs5t8vvna">
               <w:r>
                 <w:rPr>
                   <w:rFonts w:ascii="Arial" w:cs="Arial" w:eastAsia="Arial" w:hAnsi="Arial"/>
@@ -13470,7 +13470,7 @@
               <w:spacing w:after="10" w:before="0"/>
               <w:ind w:left="120"/>
             </w:pPr>
-            <w:hyperlink w:history="1" r:id="rIdyn6jk1xmukhwbishbxtai">
+            <w:hyperlink w:history="1" r:id="rIdm7rtphdcwy3tfmfhcj44y">
               <w:r>
                 <w:rPr>
                   <w:rFonts w:ascii="Arial" w:cs="Arial" w:eastAsia="Arial" w:hAnsi="Arial"/>
@@ -13515,7 +13515,7 @@
             <w:pPr>
               <w:spacing w:after="20" w:before="0"/>
             </w:pPr>
-            <w:hyperlink w:history="1" r:id="rIdxmc2fgasdxonxfupqbrpn">
+            <w:hyperlink w:history="1" r:id="rIdd3z8pyfi43p5o-nnel96f">
               <w:r>
                 <w:rPr>
                   <w:rFonts w:ascii="Arial" w:cs="Arial" w:eastAsia="Arial" w:hAnsi="Arial"/>
@@ -13548,7 +13548,7 @@
               <w:spacing w:after="10" w:before="0"/>
               <w:ind w:left="120"/>
             </w:pPr>
-            <w:hyperlink w:history="1" r:id="rIdjxqehycyetbnsmygswlrf">
+            <w:hyperlink w:history="1" r:id="rId0xxcaimgu6s66pq3ak7bg">
               <w:r>
                 <w:rPr>
                   <w:rFonts w:ascii="Arial" w:cs="Arial" w:eastAsia="Arial" w:hAnsi="Arial"/>
@@ -14060,7 +14060,7 @@
         </w:rPr>
         <w:t xml:space="preserve">© 2026 SeaVuria and ARES. Aligned with KICD objectives. Developed by SeaVuria; technical implementation by ARES (with AI assistance from Claude). Licensed under </w:t>
       </w:r>
-      <w:hyperlink w:history="1" r:id="rIdxcxlffm5-gnzi148pfsrj">
+      <w:hyperlink w:history="1" r:id="rId3kblzu4hhureaydiyt0cv">
         <w:r>
           <w:rPr>
             <w:rFonts w:ascii="Arial" w:cs="Arial" w:eastAsia="Arial" w:hAnsi="Arial"/>
@@ -14081,7 +14081,7 @@
         </w:rPr>
         <w:t xml:space="preserve"> (</w:t>
       </w:r>
-      <w:hyperlink w:history="1" r:id="rIdbcf9zteccvzfoypsb-rsq">
+      <w:hyperlink w:history="1" r:id="rIdmxj4aqfydq9ngwpuqsf67">
         <w:r>
           <w:rPr>
             <w:rFonts w:ascii="Arial" w:cs="Arial" w:eastAsia="Arial" w:hAnsi="Arial"/>
@@ -15313,7 +15313,7 @@
             <w:pPr>
               <w:spacing w:after="20" w:before="0"/>
             </w:pPr>
-            <w:hyperlink w:history="1" r:id="rIdgbwod_tatoil7pygvotn6">
+            <w:hyperlink w:history="1" r:id="rIdgzotubdfjnidvmcl7mxfw">
               <w:r>
                 <w:rPr>
                   <w:rFonts w:ascii="Arial" w:cs="Arial" w:eastAsia="Arial" w:hAnsi="Arial"/>
@@ -15346,7 +15346,7 @@
               <w:spacing w:after="10" w:before="0"/>
               <w:ind w:left="120"/>
             </w:pPr>
-            <w:hyperlink w:history="1" r:id="rIdxtyipfvesu5_r4xwb7h0i">
+            <w:hyperlink w:history="1" r:id="rIdrav0px6y7xv6ynsndzer3">
               <w:r>
                 <w:rPr>
                   <w:rFonts w:ascii="Arial" w:cs="Arial" w:eastAsia="Arial" w:hAnsi="Arial"/>
@@ -15391,7 +15391,7 @@
             <w:pPr>
               <w:spacing w:after="20" w:before="0"/>
             </w:pPr>
-            <w:hyperlink w:history="1" r:id="rIdkeakt18neoggbwivvf8ac">
+            <w:hyperlink w:history="1" r:id="rIdsz8ytlmgkr2e77ekwq9b0">
               <w:r>
                 <w:rPr>
                   <w:rFonts w:ascii="Arial" w:cs="Arial" w:eastAsia="Arial" w:hAnsi="Arial"/>
@@ -15424,7 +15424,7 @@
               <w:spacing w:after="10" w:before="0"/>
               <w:ind w:left="120"/>
             </w:pPr>
-            <w:hyperlink w:history="1" r:id="rIdgff0c6pshgmae7iqkqzoa">
+            <w:hyperlink w:history="1" r:id="rIdlqclksca1dg00iyosrxqh">
               <w:r>
                 <w:rPr>
                   <w:rFonts w:ascii="Arial" w:cs="Arial" w:eastAsia="Arial" w:hAnsi="Arial"/>
@@ -15619,7 +15619,7 @@
             <w:pPr>
               <w:spacing w:after="20" w:before="0"/>
             </w:pPr>
-            <w:hyperlink w:history="1" r:id="rIdzfwl0mmijp2vexa6vhzgn">
+            <w:hyperlink w:history="1" r:id="rIdjs-deimq5oektwftq92-c">
               <w:r>
                 <w:rPr>
                   <w:rFonts w:ascii="Arial" w:cs="Arial" w:eastAsia="Arial" w:hAnsi="Arial"/>
@@ -15652,7 +15652,7 @@
               <w:spacing w:after="10" w:before="0"/>
               <w:ind w:left="120"/>
             </w:pPr>
-            <w:hyperlink w:history="1" r:id="rIdgdqt50wpf8l5gxs6zzjeb">
+            <w:hyperlink w:history="1" r:id="rIdmxl7tdgjg6bpmjdtqm_-j">
               <w:r>
                 <w:rPr>
                   <w:rFonts w:ascii="Arial" w:cs="Arial" w:eastAsia="Arial" w:hAnsi="Arial"/>
@@ -15697,7 +15697,7 @@
             <w:pPr>
               <w:spacing w:after="20" w:before="0"/>
             </w:pPr>
-            <w:hyperlink w:history="1" r:id="rIdivk0tu2uxvgstwgq5fgtr">
+            <w:hyperlink w:history="1" r:id="rId4zjwpvxzfzsydakispdfk">
               <w:r>
                 <w:rPr>
                   <w:rFonts w:ascii="Arial" w:cs="Arial" w:eastAsia="Arial" w:hAnsi="Arial"/>
@@ -15730,7 +15730,7 @@
               <w:spacing w:after="10" w:before="0"/>
               <w:ind w:left="120"/>
             </w:pPr>
-            <w:hyperlink w:history="1" r:id="rIdsrgkqlyjnjbqzdn4plz40">
+            <w:hyperlink w:history="1" r:id="rIdw6xjxy5gin7d060-1u434">
               <w:r>
                 <w:rPr>
                   <w:rFonts w:ascii="Arial" w:cs="Arial" w:eastAsia="Arial" w:hAnsi="Arial"/>
@@ -15925,7 +15925,7 @@
             <w:pPr>
               <w:spacing w:after="20" w:before="0"/>
             </w:pPr>
-            <w:hyperlink w:history="1" r:id="rIdcq5s1bt-mwn7xhl0i0rap">
+            <w:hyperlink w:history="1" r:id="rIdioqsghwz67o7cwb64x7vc">
               <w:r>
                 <w:rPr>
                   <w:rFonts w:ascii="Arial" w:cs="Arial" w:eastAsia="Arial" w:hAnsi="Arial"/>
@@ -15958,7 +15958,7 @@
               <w:spacing w:after="10" w:before="0"/>
               <w:ind w:left="120"/>
             </w:pPr>
-            <w:hyperlink w:history="1" r:id="rIdncdk6klulkr1ehewwdiyq">
+            <w:hyperlink w:history="1" r:id="rIdanauzw3xynrp8niiwq3zw">
               <w:r>
                 <w:rPr>
                   <w:rFonts w:ascii="Arial" w:cs="Arial" w:eastAsia="Arial" w:hAnsi="Arial"/>
@@ -16003,7 +16003,7 @@
             <w:pPr>
               <w:spacing w:after="20" w:before="0"/>
             </w:pPr>
-            <w:hyperlink w:history="1" r:id="rIdhezptm3uvb52eyha4bodd">
+            <w:hyperlink w:history="1" r:id="rIdbbax-mwjzzkdxpg5868et">
               <w:r>
                 <w:rPr>
                   <w:rFonts w:ascii="Arial" w:cs="Arial" w:eastAsia="Arial" w:hAnsi="Arial"/>
@@ -16036,7 +16036,7 @@
               <w:spacing w:after="10" w:before="0"/>
               <w:ind w:left="120"/>
             </w:pPr>
-            <w:hyperlink w:history="1" r:id="rIdvx7h6b8xkgnwofmtb3m4k">
+            <w:hyperlink w:history="1" r:id="rIdkqhk518dkvjcpsmn43mar">
               <w:r>
                 <w:rPr>
                   <w:rFonts w:ascii="Arial" w:cs="Arial" w:eastAsia="Arial" w:hAnsi="Arial"/>
@@ -16231,7 +16231,7 @@
             <w:pPr>
               <w:spacing w:after="20" w:before="0"/>
             </w:pPr>
-            <w:hyperlink w:history="1" r:id="rIdkd92eil6haaz3ja6_tfmd">
+            <w:hyperlink w:history="1" r:id="rIda8fs8hwsdi0af4qybiheq">
               <w:r>
                 <w:rPr>
                   <w:rFonts w:ascii="Arial" w:cs="Arial" w:eastAsia="Arial" w:hAnsi="Arial"/>
@@ -16264,7 +16264,7 @@
               <w:spacing w:after="10" w:before="0"/>
               <w:ind w:left="120"/>
             </w:pPr>
-            <w:hyperlink w:history="1" r:id="rIdvaxzodsylpwa-prwmj3yz">
+            <w:hyperlink w:history="1" r:id="rIdnotgodt-dqr1ab-3vbn5t">
               <w:r>
                 <w:rPr>
                   <w:rFonts w:ascii="Arial" w:cs="Arial" w:eastAsia="Arial" w:hAnsi="Arial"/>
@@ -16309,7 +16309,7 @@
             <w:pPr>
               <w:spacing w:after="20" w:before="0"/>
             </w:pPr>
-            <w:hyperlink w:history="1" r:id="rIdpmgltqad-ssdcyrjlhkrn">
+            <w:hyperlink w:history="1" r:id="rIdldcvtygqustprf9gblanl">
               <w:r>
                 <w:rPr>
                   <w:rFonts w:ascii="Arial" w:cs="Arial" w:eastAsia="Arial" w:hAnsi="Arial"/>
@@ -16342,7 +16342,7 @@
               <w:spacing w:after="10" w:before="0"/>
               <w:ind w:left="120"/>
             </w:pPr>
-            <w:hyperlink w:history="1" r:id="rIdudzcakcsrmiatfo8m0_s2">
+            <w:hyperlink w:history="1" r:id="rIdpxuvv16rcfrpgofyfskr4">
               <w:r>
                 <w:rPr>
                   <w:rFonts w:ascii="Arial" w:cs="Arial" w:eastAsia="Arial" w:hAnsi="Arial"/>
@@ -16537,7 +16537,7 @@
             <w:pPr>
               <w:spacing w:after="20" w:before="0"/>
             </w:pPr>
-            <w:hyperlink w:history="1" r:id="rIdotf6hdtgl9_luzfxlzwi3">
+            <w:hyperlink w:history="1" r:id="rIdtmcd8plgyjnwxvbjlyzbn">
               <w:r>
                 <w:rPr>
                   <w:rFonts w:ascii="Arial" w:cs="Arial" w:eastAsia="Arial" w:hAnsi="Arial"/>
@@ -16570,7 +16570,7 @@
               <w:spacing w:after="10" w:before="0"/>
               <w:ind w:left="120"/>
             </w:pPr>
-            <w:hyperlink w:history="1" r:id="rIdh47e68qvwprxktbmklhyv">
+            <w:hyperlink w:history="1" r:id="rIdzar2fybcllzsp785u_r2n">
               <w:r>
                 <w:rPr>
                   <w:rFonts w:ascii="Arial" w:cs="Arial" w:eastAsia="Arial" w:hAnsi="Arial"/>
@@ -16615,7 +16615,7 @@
             <w:pPr>
               <w:spacing w:after="20" w:before="0"/>
             </w:pPr>
-            <w:hyperlink w:history="1" r:id="rIdtpihjdnxywvs7v3c5hcve">
+            <w:hyperlink w:history="1" r:id="rIdekau0ckhmt0nu_yh02gzp">
               <w:r>
                 <w:rPr>
                   <w:rFonts w:ascii="Arial" w:cs="Arial" w:eastAsia="Arial" w:hAnsi="Arial"/>
@@ -16648,7 +16648,7 @@
               <w:spacing w:after="10" w:before="0"/>
               <w:ind w:left="120"/>
             </w:pPr>
-            <w:hyperlink w:history="1" r:id="rIdtqabyrvma9km3g72a9ku1">
+            <w:hyperlink w:history="1" r:id="rIdxq9ylwglzplzn0dsmoh54">
               <w:r>
                 <w:rPr>
                   <w:rFonts w:ascii="Arial" w:cs="Arial" w:eastAsia="Arial" w:hAnsi="Arial"/>
@@ -17236,7 +17236,7 @@
         </w:rPr>
         <w:t xml:space="preserve">© 2026 SeaVuria and ARES. Aligned with KICD objectives. Developed by SeaVuria; technical implementation by ARES (with AI assistance from Claude). Licensed under </w:t>
       </w:r>
-      <w:hyperlink w:history="1" r:id="rIdq_uy98nraka6mc3xo-5wa">
+      <w:hyperlink w:history="1" r:id="rIdb6k207mqrrdi7h6y_4ne7">
         <w:r>
           <w:rPr>
             <w:rFonts w:ascii="Arial" w:cs="Arial" w:eastAsia="Arial" w:hAnsi="Arial"/>
@@ -17257,7 +17257,7 @@
         </w:rPr>
         <w:t xml:space="preserve"> (</w:t>
       </w:r>
-      <w:hyperlink w:history="1" r:id="rIdysf-gvzgoyv-fkivjubj1">
+      <w:hyperlink w:history="1" r:id="rId2w_show-ytwjensumed-w">
         <w:r>
           <w:rPr>
             <w:rFonts w:ascii="Arial" w:cs="Arial" w:eastAsia="Arial" w:hAnsi="Arial"/>
@@ -18270,7 +18270,7 @@
             <w:pPr>
               <w:spacing w:after="20" w:before="0"/>
             </w:pPr>
-            <w:hyperlink w:history="1" r:id="rIddvelpspinsbxla6iwrkzt">
+            <w:hyperlink w:history="1" r:id="rIdoqf1bwyztv2i0bbatcsqp">
               <w:r>
                 <w:rPr>
                   <w:rFonts w:ascii="Arial" w:cs="Arial" w:eastAsia="Arial" w:hAnsi="Arial"/>
@@ -18303,7 +18303,7 @@
               <w:spacing w:after="10" w:before="0"/>
               <w:ind w:left="120"/>
             </w:pPr>
-            <w:hyperlink w:history="1" r:id="rIddsyixjbyw8u2ybgoauubn">
+            <w:hyperlink w:history="1" r:id="rId8bwitrjfkmahvornd2e9f">
               <w:r>
                 <w:rPr>
                   <w:rFonts w:ascii="Arial" w:cs="Arial" w:eastAsia="Arial" w:hAnsi="Arial"/>
@@ -18348,7 +18348,7 @@
             <w:pPr>
               <w:spacing w:after="20" w:before="0"/>
             </w:pPr>
-            <w:hyperlink w:history="1" r:id="rId5mfefh7ncumfrvfagv4g4">
+            <w:hyperlink w:history="1" r:id="rIdp7eozclywouvnv57lnqfs">
               <w:r>
                 <w:rPr>
                   <w:rFonts w:ascii="Arial" w:cs="Arial" w:eastAsia="Arial" w:hAnsi="Arial"/>
@@ -18381,7 +18381,7 @@
               <w:spacing w:after="10" w:before="0"/>
               <w:ind w:left="120"/>
             </w:pPr>
-            <w:hyperlink w:history="1" r:id="rIdeoq8stlsed3iee5gstha1">
+            <w:hyperlink w:history="1" r:id="rIduactf6g_lupseihvf5v0a">
               <w:r>
                 <w:rPr>
                   <w:rFonts w:ascii="Arial" w:cs="Arial" w:eastAsia="Arial" w:hAnsi="Arial"/>
@@ -18576,7 +18576,7 @@
             <w:pPr>
               <w:spacing w:after="20" w:before="0"/>
             </w:pPr>
-            <w:hyperlink w:history="1" r:id="rIdjrwe-x_f9wdfhynwail47">
+            <w:hyperlink w:history="1" r:id="rIdzisbeh5oesve1ljv0jpqk">
               <w:r>
                 <w:rPr>
                   <w:rFonts w:ascii="Arial" w:cs="Arial" w:eastAsia="Arial" w:hAnsi="Arial"/>
@@ -18609,7 +18609,7 @@
               <w:spacing w:after="10" w:before="0"/>
               <w:ind w:left="120"/>
             </w:pPr>
-            <w:hyperlink w:history="1" r:id="rIdsan8v51zeqb4gjotf8ypz">
+            <w:hyperlink w:history="1" r:id="rId5jmohatzguuw73xmvfluu">
               <w:r>
                 <w:rPr>
                   <w:rFonts w:ascii="Arial" w:cs="Arial" w:eastAsia="Arial" w:hAnsi="Arial"/>
@@ -18654,7 +18654,7 @@
             <w:pPr>
               <w:spacing w:after="20" w:before="0"/>
             </w:pPr>
-            <w:hyperlink w:history="1" r:id="rIdvaofz83o9d5lgf6grgpuf">
+            <w:hyperlink w:history="1" r:id="rIdbzldrjuh1wkmevsjokohj">
               <w:r>
                 <w:rPr>
                   <w:rFonts w:ascii="Arial" w:cs="Arial" w:eastAsia="Arial" w:hAnsi="Arial"/>
@@ -18687,7 +18687,7 @@
               <w:spacing w:after="10" w:before="0"/>
               <w:ind w:left="120"/>
             </w:pPr>
-            <w:hyperlink w:history="1" r:id="rIddthrtrka45nqsgjrtkfdu">
+            <w:hyperlink w:history="1" r:id="rIdqlemizfktbihrrlhvirjm">
               <w:r>
                 <w:rPr>
                   <w:rFonts w:ascii="Arial" w:cs="Arial" w:eastAsia="Arial" w:hAnsi="Arial"/>
@@ -18882,7 +18882,7 @@
             <w:pPr>
               <w:spacing w:after="20" w:before="0"/>
             </w:pPr>
-            <w:hyperlink w:history="1" r:id="rIdo-4riwbbuqfrhgtr0fgpq">
+            <w:hyperlink w:history="1" r:id="rIdhbos74hfbzg51fqamrjiq">
               <w:r>
                 <w:rPr>
                   <w:rFonts w:ascii="Arial" w:cs="Arial" w:eastAsia="Arial" w:hAnsi="Arial"/>
@@ -18915,7 +18915,7 @@
               <w:spacing w:after="10" w:before="0"/>
               <w:ind w:left="120"/>
             </w:pPr>
-            <w:hyperlink w:history="1" r:id="rIdvncocuchghldjvf0agyy_">
+            <w:hyperlink w:history="1" r:id="rIdwgwwrfjk8rrxjjb0utkhq">
               <w:r>
                 <w:rPr>
                   <w:rFonts w:ascii="Arial" w:cs="Arial" w:eastAsia="Arial" w:hAnsi="Arial"/>
@@ -18960,7 +18960,7 @@
             <w:pPr>
               <w:spacing w:after="20" w:before="0"/>
             </w:pPr>
-            <w:hyperlink w:history="1" r:id="rIdeeujwzqtok5mfuscjgeio">
+            <w:hyperlink w:history="1" r:id="rIdpyiuqq4u--ciheoxamkgg">
               <w:r>
                 <w:rPr>
                   <w:rFonts w:ascii="Arial" w:cs="Arial" w:eastAsia="Arial" w:hAnsi="Arial"/>
@@ -18993,7 +18993,7 @@
               <w:spacing w:after="10" w:before="0"/>
               <w:ind w:left="120"/>
             </w:pPr>
-            <w:hyperlink w:history="1" r:id="rId-clyylcr9b0t71c6jekzf">
+            <w:hyperlink w:history="1" r:id="rIdvimto87uf2pvbzexvcd4a">
               <w:r>
                 <w:rPr>
                   <w:rFonts w:ascii="Arial" w:cs="Arial" w:eastAsia="Arial" w:hAnsi="Arial"/>
@@ -19188,7 +19188,7 @@
             <w:pPr>
               <w:spacing w:after="20" w:before="0"/>
             </w:pPr>
-            <w:hyperlink w:history="1" r:id="rIdufqxsf0fyq7belqcy7lgs">
+            <w:hyperlink w:history="1" r:id="rId9wqtwfucpewz0qj2m5fem">
               <w:r>
                 <w:rPr>
                   <w:rFonts w:ascii="Arial" w:cs="Arial" w:eastAsia="Arial" w:hAnsi="Arial"/>
@@ -19221,7 +19221,7 @@
               <w:spacing w:after="10" w:before="0"/>
               <w:ind w:left="120"/>
             </w:pPr>
-            <w:hyperlink w:history="1" r:id="rIdoafukhnx28odiz2_aeso-">
+            <w:hyperlink w:history="1" r:id="rIdriueessbvdbcapgoigwe2">
               <w:r>
                 <w:rPr>
                   <w:rFonts w:ascii="Arial" w:cs="Arial" w:eastAsia="Arial" w:hAnsi="Arial"/>
@@ -19266,7 +19266,7 @@
             <w:pPr>
               <w:spacing w:after="20" w:before="0"/>
             </w:pPr>
-            <w:hyperlink w:history="1" r:id="rIddgte6qecszx36x63-bpwb">
+            <w:hyperlink w:history="1" r:id="rIdl06airmujlwe4ixdly96y">
               <w:r>
                 <w:rPr>
                   <w:rFonts w:ascii="Arial" w:cs="Arial" w:eastAsia="Arial" w:hAnsi="Arial"/>
@@ -19299,7 +19299,7 @@
               <w:spacing w:after="10" w:before="0"/>
               <w:ind w:left="120"/>
             </w:pPr>
-            <w:hyperlink w:history="1" r:id="rIdrbalso9jm-yx-7306cm5y">
+            <w:hyperlink w:history="1" r:id="rId7q24bgbpy0kwexpyinu5_">
               <w:r>
                 <w:rPr>
                   <w:rFonts w:ascii="Arial" w:cs="Arial" w:eastAsia="Arial" w:hAnsi="Arial"/>
@@ -19494,7 +19494,7 @@
             <w:pPr>
               <w:spacing w:after="20" w:before="0"/>
             </w:pPr>
-            <w:hyperlink w:history="1" r:id="rIdv-hpsqgmp30noya-pfdc7">
+            <w:hyperlink w:history="1" r:id="rIdyjebvbxtvzgnsdqbn1z3j">
               <w:r>
                 <w:rPr>
                   <w:rFonts w:ascii="Arial" w:cs="Arial" w:eastAsia="Arial" w:hAnsi="Arial"/>
@@ -19527,7 +19527,7 @@
               <w:spacing w:after="10" w:before="0"/>
               <w:ind w:left="120"/>
             </w:pPr>
-            <w:hyperlink w:history="1" r:id="rIdhawkdwj_xqyczmm9px9r1">
+            <w:hyperlink w:history="1" r:id="rIdggg_qjaekkjucga8y9ojx">
               <w:r>
                 <w:rPr>
                   <w:rFonts w:ascii="Arial" w:cs="Arial" w:eastAsia="Arial" w:hAnsi="Arial"/>
@@ -19572,7 +19572,7 @@
             <w:pPr>
               <w:spacing w:after="20" w:before="0"/>
             </w:pPr>
-            <w:hyperlink w:history="1" r:id="rIdrxvjy57_dkhukme-ni1uu">
+            <w:hyperlink w:history="1" r:id="rIdhss_wd7uq1m3hmac9lkbd">
               <w:r>
                 <w:rPr>
                   <w:rFonts w:ascii="Arial" w:cs="Arial" w:eastAsia="Arial" w:hAnsi="Arial"/>
@@ -19605,7 +19605,7 @@
               <w:spacing w:after="10" w:before="0"/>
               <w:ind w:left="120"/>
             </w:pPr>
-            <w:hyperlink w:history="1" r:id="rIdgqh68q3drm5aihkgugrhx">
+            <w:hyperlink w:history="1" r:id="rId37v-sfeijdqfll70roqb5">
               <w:r>
                 <w:rPr>
                   <w:rFonts w:ascii="Arial" w:cs="Arial" w:eastAsia="Arial" w:hAnsi="Arial"/>
@@ -20117,7 +20117,7 @@
         </w:rPr>
         <w:t xml:space="preserve">© 2026 SeaVuria and ARES. Aligned with KICD objectives. Developed by SeaVuria; technical implementation by ARES (with AI assistance from Claude). Licensed under </w:t>
       </w:r>
-      <w:hyperlink w:history="1" r:id="rIdc3wr8lxvesgj1godjgg-l">
+      <w:hyperlink w:history="1" r:id="rIddqgp5vwinb57l8ksfgock">
         <w:r>
           <w:rPr>
             <w:rFonts w:ascii="Arial" w:cs="Arial" w:eastAsia="Arial" w:hAnsi="Arial"/>
@@ -20138,7 +20138,7 @@
         </w:rPr>
         <w:t xml:space="preserve"> (</w:t>
       </w:r>
-      <w:hyperlink w:history="1" r:id="rIdaotxedwjix41sgnzzzjl7">
+      <w:hyperlink w:history="1" r:id="rIdvubqsndwhddzp98wqzkte">
         <w:r>
           <w:rPr>
             <w:rFonts w:ascii="Arial" w:cs="Arial" w:eastAsia="Arial" w:hAnsi="Arial"/>
@@ -21310,7 +21310,7 @@
             <w:pPr>
               <w:spacing w:after="20" w:before="0"/>
             </w:pPr>
-            <w:hyperlink w:history="1" r:id="rIdx9cmp-4hrlqag-epr4oeq">
+            <w:hyperlink w:history="1" r:id="rIdi5jsz2d4zgkax4vnco8q7">
               <w:r>
                 <w:rPr>
                   <w:rFonts w:ascii="Arial" w:cs="Arial" w:eastAsia="Arial" w:hAnsi="Arial"/>
@@ -21343,7 +21343,7 @@
               <w:spacing w:after="10" w:before="0"/>
               <w:ind w:left="120"/>
             </w:pPr>
-            <w:hyperlink w:history="1" r:id="rIdrw2zejt8y7pcvxglvzjor">
+            <w:hyperlink w:history="1" r:id="rIdccyxit6djrbspvu8pc-xj">
               <w:r>
                 <w:rPr>
                   <w:rFonts w:ascii="Arial" w:cs="Arial" w:eastAsia="Arial" w:hAnsi="Arial"/>
@@ -21405,7 +21405,7 @@
               <w:spacing w:after="10" w:before="0"/>
               <w:ind w:left="120"/>
             </w:pPr>
-            <w:hyperlink w:history="1" r:id="rId9anjck2lctqfllnzf4ckv">
+            <w:hyperlink w:history="1" r:id="rIdyql6u9umprr3zuk3l8_o_">
               <w:r>
                 <w:rPr>
                   <w:rFonts w:ascii="Arial" w:cs="Arial" w:eastAsia="Arial" w:hAnsi="Arial"/>
@@ -21615,7 +21615,7 @@
             <w:pPr>
               <w:spacing w:after="20" w:before="0"/>
             </w:pPr>
-            <w:hyperlink w:history="1" r:id="rIddsok6wkcsurnlejzb9vfn">
+            <w:hyperlink w:history="1" r:id="rIdvxsdjdhsxwqvh2nzat4a1">
               <w:r>
                 <w:rPr>
                   <w:rFonts w:ascii="Arial" w:cs="Arial" w:eastAsia="Arial" w:hAnsi="Arial"/>
@@ -21648,7 +21648,7 @@
               <w:spacing w:after="10" w:before="0"/>
               <w:ind w:left="120"/>
             </w:pPr>
-            <w:hyperlink w:history="1" r:id="rIdvj7endagnzn8wgbkgtn0m">
+            <w:hyperlink w:history="1" r:id="rIdjr8hc-dlcaau2rnprmnpz">
               <w:r>
                 <w:rPr>
                   <w:rFonts w:ascii="Arial" w:cs="Arial" w:eastAsia="Arial" w:hAnsi="Arial"/>
@@ -21710,7 +21710,7 @@
               <w:spacing w:after="10" w:before="0"/>
               <w:ind w:left="120"/>
             </w:pPr>
-            <w:hyperlink w:history="1" r:id="rIdsoeklpc6hdgn0q784smlr">
+            <w:hyperlink w:history="1" r:id="rIdputtvf65s_4z-_s-rtp2e">
               <w:r>
                 <w:rPr>
                   <w:rFonts w:ascii="Arial" w:cs="Arial" w:eastAsia="Arial" w:hAnsi="Arial"/>
@@ -21920,7 +21920,7 @@
             <w:pPr>
               <w:spacing w:after="20" w:before="0"/>
             </w:pPr>
-            <w:hyperlink w:history="1" r:id="rIdkrhesq9qsdqtz3zdsrjju">
+            <w:hyperlink w:history="1" r:id="rIdvyrv9waxfamemqoztofos">
               <w:r>
                 <w:rPr>
                   <w:rFonts w:ascii="Arial" w:cs="Arial" w:eastAsia="Arial" w:hAnsi="Arial"/>
@@ -21953,7 +21953,7 @@
               <w:spacing w:after="10" w:before="0"/>
               <w:ind w:left="120"/>
             </w:pPr>
-            <w:hyperlink w:history="1" r:id="rIdbaqfkzwdsh2kerveouwhe">
+            <w:hyperlink w:history="1" r:id="rIdjbn7shd0tajzirfwqa4af">
               <w:r>
                 <w:rPr>
                   <w:rFonts w:ascii="Arial" w:cs="Arial" w:eastAsia="Arial" w:hAnsi="Arial"/>
@@ -22015,7 +22015,7 @@
               <w:spacing w:after="10" w:before="0"/>
               <w:ind w:left="120"/>
             </w:pPr>
-            <w:hyperlink w:history="1" r:id="rIdt41vwiosthkssb_xqqtvx">
+            <w:hyperlink w:history="1" r:id="rIdz00tua0whaluyljl3euly">
               <w:r>
                 <w:rPr>
                   <w:rFonts w:ascii="Arial" w:cs="Arial" w:eastAsia="Arial" w:hAnsi="Arial"/>
@@ -22225,7 +22225,7 @@
             <w:pPr>
               <w:spacing w:after="20" w:before="0"/>
             </w:pPr>
-            <w:hyperlink w:history="1" r:id="rId3peqkjfk---jvrqn1gdfq">
+            <w:hyperlink w:history="1" r:id="rIdjnkbjtzvpffvtflss4kcy">
               <w:r>
                 <w:rPr>
                   <w:rFonts w:ascii="Arial" w:cs="Arial" w:eastAsia="Arial" w:hAnsi="Arial"/>
@@ -22258,7 +22258,7 @@
               <w:spacing w:after="10" w:before="0"/>
               <w:ind w:left="120"/>
             </w:pPr>
-            <w:hyperlink w:history="1" r:id="rIdxxw-ghk0qy2tu5c0asmqr">
+            <w:hyperlink w:history="1" r:id="rIdhjtpev6pwsrgptuojyzqa">
               <w:r>
                 <w:rPr>
                   <w:rFonts w:ascii="Arial" w:cs="Arial" w:eastAsia="Arial" w:hAnsi="Arial"/>
@@ -22320,7 +22320,7 @@
               <w:spacing w:after="10" w:before="0"/>
               <w:ind w:left="120"/>
             </w:pPr>
-            <w:hyperlink w:history="1" r:id="rId4twdtljmmtsagnza45xx9">
+            <w:hyperlink w:history="1" r:id="rIdt5iwsypvoz00rro4v-qwd">
               <w:r>
                 <w:rPr>
                   <w:rFonts w:ascii="Arial" w:cs="Arial" w:eastAsia="Arial" w:hAnsi="Arial"/>
@@ -22530,7 +22530,7 @@
             <w:pPr>
               <w:spacing w:after="20" w:before="0"/>
             </w:pPr>
-            <w:hyperlink w:history="1" r:id="rIdooy2ub2gxxf78zczgwv-y">
+            <w:hyperlink w:history="1" r:id="rIdvfxdcnasg5r8g90zsvgje">
               <w:r>
                 <w:rPr>
                   <w:rFonts w:ascii="Arial" w:cs="Arial" w:eastAsia="Arial" w:hAnsi="Arial"/>
@@ -22563,7 +22563,7 @@
               <w:spacing w:after="10" w:before="0"/>
               <w:ind w:left="120"/>
             </w:pPr>
-            <w:hyperlink w:history="1" r:id="rIdoi9a2co1exxddy4tmhxhf">
+            <w:hyperlink w:history="1" r:id="rIdf1wpnrslocftqx32qv7ir">
               <w:r>
                 <w:rPr>
                   <w:rFonts w:ascii="Arial" w:cs="Arial" w:eastAsia="Arial" w:hAnsi="Arial"/>
@@ -22625,7 +22625,7 @@
               <w:spacing w:after="10" w:before="0"/>
               <w:ind w:left="120"/>
             </w:pPr>
-            <w:hyperlink w:history="1" r:id="rIdo68bh1zs9rtolgtqcbccv">
+            <w:hyperlink w:history="1" r:id="rId7j6yibuovbxabxi-dgksb">
               <w:r>
                 <w:rPr>
                   <w:rFonts w:ascii="Arial" w:cs="Arial" w:eastAsia="Arial" w:hAnsi="Arial"/>
@@ -23228,7 +23228,7 @@
         </w:rPr>
         <w:t xml:space="preserve">© 2026 SeaVuria and ARES. Aligned with KICD objectives. Developed by SeaVuria; technical implementation by ARES (with AI assistance from Claude). Licensed under </w:t>
       </w:r>
-      <w:hyperlink w:history="1" r:id="rIdcoeeag0dm9fl8le3cmz7g">
+      <w:hyperlink w:history="1" r:id="rIdxgmkyc0gcsou-8mryzmbu">
         <w:r>
           <w:rPr>
             <w:rFonts w:ascii="Arial" w:cs="Arial" w:eastAsia="Arial" w:hAnsi="Arial"/>
@@ -23249,7 +23249,7 @@
         </w:rPr>
         <w:t xml:space="preserve"> (</w:t>
       </w:r>
-      <w:hyperlink w:history="1" r:id="rIdz885-w1mihempb-p4_cej">
+      <w:hyperlink w:history="1" r:id="rIdwtoniotpjfstnhqfqrie1">
         <w:r>
           <w:rPr>
             <w:rFonts w:ascii="Arial" w:cs="Arial" w:eastAsia="Arial" w:hAnsi="Arial"/>
@@ -24262,7 +24262,7 @@
             <w:pPr>
               <w:spacing w:after="20" w:before="0"/>
             </w:pPr>
-            <w:hyperlink w:history="1" r:id="rId1moobmdjvte9ovjaeav17">
+            <w:hyperlink w:history="1" r:id="rIdmralqftpoi4mwygsupxva">
               <w:r>
                 <w:rPr>
                   <w:rFonts w:ascii="Arial" w:cs="Arial" w:eastAsia="Arial" w:hAnsi="Arial"/>
@@ -24295,7 +24295,7 @@
               <w:spacing w:after="10" w:before="0"/>
               <w:ind w:left="120"/>
             </w:pPr>
-            <w:hyperlink w:history="1" r:id="rIdqgwaioy_ifw4crtb_b3cg">
+            <w:hyperlink w:history="1" r:id="rIdb-62otmp2ntswvkpcodi7">
               <w:r>
                 <w:rPr>
                   <w:rFonts w:ascii="Arial" w:cs="Arial" w:eastAsia="Arial" w:hAnsi="Arial"/>
@@ -24340,7 +24340,7 @@
             <w:pPr>
               <w:spacing w:after="20" w:before="0"/>
             </w:pPr>
-            <w:hyperlink w:history="1" r:id="rIdiirgvqrfvmdqdafxiq5by">
+            <w:hyperlink w:history="1" r:id="rId5kpbwtaxxri-plry4kx0e">
               <w:r>
                 <w:rPr>
                   <w:rFonts w:ascii="Arial" w:cs="Arial" w:eastAsia="Arial" w:hAnsi="Arial"/>
@@ -24373,7 +24373,7 @@
               <w:spacing w:after="10" w:before="0"/>
               <w:ind w:left="120"/>
             </w:pPr>
-            <w:hyperlink w:history="1" r:id="rIdahykagwddcmgp1yytzhw4">
+            <w:hyperlink w:history="1" r:id="rId7y2n7jg6gpq4r5b0swzs7">
               <w:r>
                 <w:rPr>
                   <w:rFonts w:ascii="Arial" w:cs="Arial" w:eastAsia="Arial" w:hAnsi="Arial"/>
@@ -24568,7 +24568,7 @@
             <w:pPr>
               <w:spacing w:after="20" w:before="0"/>
             </w:pPr>
-            <w:hyperlink w:history="1" r:id="rIdluso0fz7frcyp8elna_aj">
+            <w:hyperlink w:history="1" r:id="rIdfvcxmq1trswkkprornhau">
               <w:r>
                 <w:rPr>
                   <w:rFonts w:ascii="Arial" w:cs="Arial" w:eastAsia="Arial" w:hAnsi="Arial"/>
@@ -24601,7 +24601,7 @@
               <w:spacing w:after="10" w:before="0"/>
               <w:ind w:left="120"/>
             </w:pPr>
-            <w:hyperlink w:history="1" r:id="rIdo3eoeoxqrntdmorfwqwyk">
+            <w:hyperlink w:history="1" r:id="rIdsknqhe5iagnkl4zc5jnyc">
               <w:r>
                 <w:rPr>
                   <w:rFonts w:ascii="Arial" w:cs="Arial" w:eastAsia="Arial" w:hAnsi="Arial"/>
@@ -24646,7 +24646,7 @@
             <w:pPr>
               <w:spacing w:after="20" w:before="0"/>
             </w:pPr>
-            <w:hyperlink w:history="1" r:id="rIdzbj0xleppbekcmhdiabdm">
+            <w:hyperlink w:history="1" r:id="rIdbla_nbrhjz6mk9_amwqfc">
               <w:r>
                 <w:rPr>
                   <w:rFonts w:ascii="Arial" w:cs="Arial" w:eastAsia="Arial" w:hAnsi="Arial"/>
@@ -24679,7 +24679,7 @@
               <w:spacing w:after="10" w:before="0"/>
               <w:ind w:left="120"/>
             </w:pPr>
-            <w:hyperlink w:history="1" r:id="rIddfxg__g1xcquezkp8ujjq">
+            <w:hyperlink w:history="1" r:id="rIdzejb93dug4anhfmi30ygp">
               <w:r>
                 <w:rPr>
                   <w:rFonts w:ascii="Arial" w:cs="Arial" w:eastAsia="Arial" w:hAnsi="Arial"/>
@@ -24874,7 +24874,7 @@
             <w:pPr>
               <w:spacing w:after="20" w:before="0"/>
             </w:pPr>
-            <w:hyperlink w:history="1" r:id="rIdgsa5ufsgrzkq4cx_zjamk">
+            <w:hyperlink w:history="1" r:id="rIdmd1xkndkk9_zsmvhibuay">
               <w:r>
                 <w:rPr>
                   <w:rFonts w:ascii="Arial" w:cs="Arial" w:eastAsia="Arial" w:hAnsi="Arial"/>
@@ -24907,7 +24907,7 @@
               <w:spacing w:after="10" w:before="0"/>
               <w:ind w:left="120"/>
             </w:pPr>
-            <w:hyperlink w:history="1" r:id="rIdnnu9z3ec4ndyptsi-enw1">
+            <w:hyperlink w:history="1" r:id="rId4ettbhbjd7wfy1kilopgi">
               <w:r>
                 <w:rPr>
                   <w:rFonts w:ascii="Arial" w:cs="Arial" w:eastAsia="Arial" w:hAnsi="Arial"/>
@@ -24952,7 +24952,7 @@
             <w:pPr>
               <w:spacing w:after="20" w:before="0"/>
             </w:pPr>
-            <w:hyperlink w:history="1" r:id="rIddnforvltxu5vae9ahxfjn">
+            <w:hyperlink w:history="1" r:id="rIdkqkfvedmjuctytix4krlz">
               <w:r>
                 <w:rPr>
                   <w:rFonts w:ascii="Arial" w:cs="Arial" w:eastAsia="Arial" w:hAnsi="Arial"/>
@@ -24985,7 +24985,7 @@
               <w:spacing w:after="10" w:before="0"/>
               <w:ind w:left="120"/>
             </w:pPr>
-            <w:hyperlink w:history="1" r:id="rIdnkkwxxaxibps5guynfs66">
+            <w:hyperlink w:history="1" r:id="rIdu_5qvjgwlxu_ug7tpss5b">
               <w:r>
                 <w:rPr>
                   <w:rFonts w:ascii="Arial" w:cs="Arial" w:eastAsia="Arial" w:hAnsi="Arial"/>
@@ -25180,7 +25180,7 @@
             <w:pPr>
               <w:spacing w:after="20" w:before="0"/>
             </w:pPr>
-            <w:hyperlink w:history="1" r:id="rIdxuaf7jpklvevx3yitek0o">
+            <w:hyperlink w:history="1" r:id="rIdv9b7l1slwsf1huszel35i">
               <w:r>
                 <w:rPr>
                   <w:rFonts w:ascii="Arial" w:cs="Arial" w:eastAsia="Arial" w:hAnsi="Arial"/>
@@ -25213,7 +25213,7 @@
               <w:spacing w:after="10" w:before="0"/>
               <w:ind w:left="120"/>
             </w:pPr>
-            <w:hyperlink w:history="1" r:id="rIdwmuvwuemqrr6i9puibukl">
+            <w:hyperlink w:history="1" r:id="rId5qvynw-7shjjjoty6zmt7">
               <w:r>
                 <w:rPr>
                   <w:rFonts w:ascii="Arial" w:cs="Arial" w:eastAsia="Arial" w:hAnsi="Arial"/>
@@ -25258,7 +25258,7 @@
             <w:pPr>
               <w:spacing w:after="20" w:before="0"/>
             </w:pPr>
-            <w:hyperlink w:history="1" r:id="rIduds5h1s-uxreu4ijw7wrm">
+            <w:hyperlink w:history="1" r:id="rIdd7rdjwqgikd9aol9vl3mq">
               <w:r>
                 <w:rPr>
                   <w:rFonts w:ascii="Arial" w:cs="Arial" w:eastAsia="Arial" w:hAnsi="Arial"/>
@@ -25291,7 +25291,7 @@
               <w:spacing w:after="10" w:before="0"/>
               <w:ind w:left="120"/>
             </w:pPr>
-            <w:hyperlink w:history="1" r:id="rIdnoygcnkxyziaq8howcjan">
+            <w:hyperlink w:history="1" r:id="rId2y3amnbyiwj1gxcpityhs">
               <w:r>
                 <w:rPr>
                   <w:rFonts w:ascii="Arial" w:cs="Arial" w:eastAsia="Arial" w:hAnsi="Arial"/>
@@ -25486,7 +25486,7 @@
             <w:pPr>
               <w:spacing w:after="20" w:before="0"/>
             </w:pPr>
-            <w:hyperlink w:history="1" r:id="rIdi4pv1ogfb0bs7lt5hdg74">
+            <w:hyperlink w:history="1" r:id="rIdbkmvcemz8rzvyq7xfrcri">
               <w:r>
                 <w:rPr>
                   <w:rFonts w:ascii="Arial" w:cs="Arial" w:eastAsia="Arial" w:hAnsi="Arial"/>
@@ -25519,7 +25519,7 @@
               <w:spacing w:after="10" w:before="0"/>
               <w:ind w:left="120"/>
             </w:pPr>
-            <w:hyperlink w:history="1" r:id="rIdjlgxwymo3ijguz4oeeltr">
+            <w:hyperlink w:history="1" r:id="rIdmreaeua71ezf4ukfvqjpg">
               <w:r>
                 <w:rPr>
                   <w:rFonts w:ascii="Arial" w:cs="Arial" w:eastAsia="Arial" w:hAnsi="Arial"/>
@@ -25564,7 +25564,7 @@
             <w:pPr>
               <w:spacing w:after="20" w:before="0"/>
             </w:pPr>
-            <w:hyperlink w:history="1" r:id="rId5mznppekfb1gdnh6hwwvr">
+            <w:hyperlink w:history="1" r:id="rIdz3xgtck-m_e0jyeyv9-2f">
               <w:r>
                 <w:rPr>
                   <w:rFonts w:ascii="Arial" w:cs="Arial" w:eastAsia="Arial" w:hAnsi="Arial"/>
@@ -25597,7 +25597,7 @@
               <w:spacing w:after="10" w:before="0"/>
               <w:ind w:left="120"/>
             </w:pPr>
-            <w:hyperlink w:history="1" r:id="rId5xcpr80mxgdirnzo72mya">
+            <w:hyperlink w:history="1" r:id="rIdunh6h8agji3l9ku7zkhad">
               <w:r>
                 <w:rPr>
                   <w:rFonts w:ascii="Arial" w:cs="Arial" w:eastAsia="Arial" w:hAnsi="Arial"/>
@@ -26109,7 +26109,7 @@
         </w:rPr>
         <w:t xml:space="preserve">© 2026 SeaVuria and ARES. Aligned with KICD objectives. Developed by SeaVuria; technical implementation by ARES (with AI assistance from Claude). Licensed under </w:t>
       </w:r>
-      <w:hyperlink w:history="1" r:id="rIdxjymqm4fwbxfrlmsngfqj">
+      <w:hyperlink w:history="1" r:id="rIdqhzfbrzbm2rxrt2cjfblg">
         <w:r>
           <w:rPr>
             <w:rFonts w:ascii="Arial" w:cs="Arial" w:eastAsia="Arial" w:hAnsi="Arial"/>
@@ -26130,7 +26130,7 @@
         </w:rPr>
         <w:t xml:space="preserve"> (</w:t>
       </w:r>
-      <w:hyperlink w:history="1" r:id="rId2_osf5rvmmkgsiewclxic">
+      <w:hyperlink w:history="1" r:id="rIdd-7mzghy2zz6hqvnli9xr">
         <w:r>
           <w:rPr>
             <w:rFonts w:ascii="Arial" w:cs="Arial" w:eastAsia="Arial" w:hAnsi="Arial"/>

--- a/data/outputs/v2/Core_Mathematics/SS2.9_Linear_Motion/Core_Mathematics_Linear_Motion_CBE_LessonSequence.docx
+++ b/data/outputs/v2/Core_Mathematics/SS2.9_Linear_Motion/Core_Mathematics_Linear_Motion_CBE_LessonSequence.docx
@@ -2321,7 +2321,7 @@
         </w:rPr>
         <w:t xml:space="preserve">© 2026 SeaVuria and ARES. This work is licensed under a </w:t>
       </w:r>
-      <w:hyperlink w:history="1" r:id="rIdieiccqv7urhqvwmwfoa5c">
+      <w:hyperlink w:history="1" r:id="rIdr6lomeo2reqhas48luidj">
         <w:r>
           <w:rPr>
             <w:rFonts w:ascii="Arial" w:cs="Arial" w:eastAsia="Arial" w:hAnsi="Arial"/>
@@ -2341,7 +2341,7 @@
         </w:rPr>
         <w:t xml:space="preserve"> (</w:t>
       </w:r>
-      <w:hyperlink w:history="1" r:id="rId-zwxmspn22apdppmg8pee">
+      <w:hyperlink w:history="1" r:id="rIde98jfjkmvwzbuuzxvtxgz">
         <w:r>
           <w:rPr>
             <w:rFonts w:ascii="Arial" w:cs="Arial" w:eastAsia="Arial" w:hAnsi="Arial"/>
@@ -2361,7 +2361,7 @@
         </w:rPr>
         <w:t xml:space="preserve">). To view a copy of this license, visit </w:t>
       </w:r>
-      <w:hyperlink w:history="1" r:id="rId7xoutk91edhfvrpwmrk0m">
+      <w:hyperlink w:history="1" r:id="rIdm_pr0qcfhq205tyoujwgc">
         <w:r>
           <w:rPr>
             <w:rFonts w:ascii="Arial" w:cs="Arial" w:eastAsia="Arial" w:hAnsi="Arial"/>
@@ -3373,7 +3373,7 @@
             <w:pPr>
               <w:spacing w:after="20" w:before="0"/>
             </w:pPr>
-            <w:hyperlink w:history="1" r:id="rIdvq2j90hhzmzcqerkyt7vb">
+            <w:hyperlink w:history="1" r:id="rId5ec9jrl1iojkonmbrquix">
               <w:r>
                 <w:rPr>
                   <w:rFonts w:ascii="Arial" w:cs="Arial" w:eastAsia="Arial" w:hAnsi="Arial"/>
@@ -3406,7 +3406,7 @@
               <w:spacing w:after="10" w:before="0"/>
               <w:ind w:left="120"/>
             </w:pPr>
-            <w:hyperlink w:history="1" r:id="rId-rvlca7jxmagonkxlvpoj">
+            <w:hyperlink w:history="1" r:id="rIdfxfxjrk7ubxvdfcyknvfb">
               <w:r>
                 <w:rPr>
                   <w:rFonts w:ascii="Arial" w:cs="Arial" w:eastAsia="Arial" w:hAnsi="Arial"/>
@@ -3444,14 +3444,14 @@
                 <w:sz w:val="16"/>
                 <w:szCs w:val="16"/>
               </w:rPr>
-              <w:t xml:space="preserve">📖 EXERCISE:</w:t>
+              <w:t xml:space="preserve">📖 HTML:</w:t>
             </w:r>
           </w:p>
           <w:p>
             <w:pPr>
               <w:spacing w:after="20" w:before="0"/>
             </w:pPr>
-            <w:hyperlink w:history="1" r:id="rIdbbja0lk6qtvret5vzwk4u">
+            <w:hyperlink w:history="1" r:id="rIdu1x5pftafdnu_w4znrlxp">
               <w:r>
                 <w:rPr>
                   <w:rFonts w:ascii="Arial" w:cs="Arial" w:eastAsia="Arial" w:hAnsi="Arial"/>
@@ -3460,7 +3460,7 @@
                   <w:szCs w:val="16"/>
                   <w:u w:val="single" w:color="2E75B6"/>
                 </w:rPr>
-                <w:t xml:space="preserve">Average velocity and average speed from graphs</w:t>
+                <w:t xml:space="preserve">Calculating Acceleration from Velocity and Time (Flexbook)</w:t>
               </w:r>
             </w:hyperlink>
           </w:p>
@@ -3476,7 +3476,7 @@
                 <w:sz w:val="14"/>
                 <w:szCs w:val="14"/>
               </w:rPr>
-              <w:t xml:space="preserve">Source: Khan Academy (English - US curriculum)</w:t>
+              <w:t xml:space="preserve">Source: CK-12</w:t>
             </w:r>
           </w:p>
           <w:p>
@@ -3484,7 +3484,7 @@
               <w:spacing w:after="10" w:before="0"/>
               <w:ind w:left="120"/>
             </w:pPr>
-            <w:hyperlink w:history="1" r:id="rIdwx0cf9mtl-3ki0foikmz_">
+            <w:hyperlink w:history="1" r:id="rIdvkp2kkws_pcopi4egiygg">
               <w:r>
                 <w:rPr>
                   <w:rFonts w:ascii="Arial" w:cs="Arial" w:eastAsia="Arial" w:hAnsi="Arial"/>
@@ -3679,7 +3679,313 @@
             <w:pPr>
               <w:spacing w:after="20" w:before="0"/>
             </w:pPr>
-            <w:hyperlink w:history="1" r:id="rIdn2b99_pxomtvtomt8_tyg">
+            <w:hyperlink w:history="1" r:id="rIdzm4jnt9dnozqoknozdd_q">
+              <w:r>
+                <w:rPr>
+                  <w:rFonts w:ascii="Arial" w:cs="Arial" w:eastAsia="Arial" w:hAnsi="Arial"/>
+                  <w:color w:val="2E75B6"/>
+                  <w:sz w:val="16"/>
+                  <w:szCs w:val="16"/>
+                  <w:u w:val="single" w:color="2E75B6"/>
+                </w:rPr>
+                <w:t xml:space="preserve">Intro to vectors and scalars</w:t>
+              </w:r>
+            </w:hyperlink>
+          </w:p>
+          <w:p>
+            <w:pPr>
+              <w:spacing w:after="10" w:before="0"/>
+              <w:ind w:left="120"/>
+            </w:pPr>
+            <w:r>
+              <w:rPr>
+                <w:rFonts w:ascii="Arial" w:cs="Arial" w:eastAsia="Arial" w:hAnsi="Arial"/>
+                <w:color w:val="595959"/>
+                <w:sz w:val="14"/>
+                <w:szCs w:val="14"/>
+              </w:rPr>
+              <w:t xml:space="preserve">Source: Khan Academy (English - US curriculum)</w:t>
+            </w:r>
+          </w:p>
+          <w:p>
+            <w:pPr>
+              <w:spacing w:after="10" w:before="0"/>
+              <w:ind w:left="120"/>
+            </w:pPr>
+            <w:hyperlink w:history="1" r:id="rIdvurkume3unelnwqqv2vzz">
+              <w:r>
+                <w:rPr>
+                  <w:rFonts w:ascii="Arial" w:cs="Arial" w:eastAsia="Arial" w:hAnsi="Arial"/>
+                  <w:color w:val="595959"/>
+                  <w:sz w:val="14"/>
+                  <w:szCs w:val="14"/>
+                  <w:u w:val="single" w:color="595959"/>
+                </w:rPr>
+                <w:t xml:space="preserve">🔍 Search ARES for similar videos</w:t>
+              </w:r>
+            </w:hyperlink>
+          </w:p>
+          <w:p>
+            <w:pPr>
+              <w:spacing w:after="40" w:before="0"/>
+            </w:pPr>
+            <w:r>
+              <w:rPr>
+                <w:sz w:val="14"/>
+                <w:szCs w:val="14"/>
+              </w:rPr>
+              <w:t xml:space="preserve"/>
+            </w:r>
+          </w:p>
+          <w:p>
+            <w:pPr>
+              <w:spacing w:after="20" w:before="0"/>
+            </w:pPr>
+            <w:r>
+              <w:rPr>
+                <w:rFonts w:ascii="Arial" w:cs="Arial" w:eastAsia="Arial" w:hAnsi="Arial"/>
+                <w:b/>
+                <w:bCs/>
+                <w:color w:val="1F3864"/>
+                <w:sz w:val="16"/>
+                <w:szCs w:val="16"/>
+              </w:rPr>
+              <w:t xml:space="preserve">📖 EXERCISE:</w:t>
+            </w:r>
+          </w:p>
+          <w:p>
+            <w:pPr>
+              <w:spacing w:after="20" w:before="0"/>
+            </w:pPr>
+            <w:hyperlink w:history="1" r:id="rIdbipgpxm6_d_booryms3aj">
+              <w:r>
+                <w:rPr>
+                  <w:rFonts w:ascii="Arial" w:cs="Arial" w:eastAsia="Arial" w:hAnsi="Arial"/>
+                  <w:color w:val="2E75B6"/>
+                  <w:sz w:val="16"/>
+                  <w:szCs w:val="16"/>
+                  <w:u w:val="single" w:color="2E75B6"/>
+                </w:rPr>
+                <w:t xml:space="preserve">Calculating Acceleration from Velocity and Time Practice</w:t>
+              </w:r>
+            </w:hyperlink>
+          </w:p>
+          <w:p>
+            <w:pPr>
+              <w:spacing w:after="10" w:before="0"/>
+              <w:ind w:left="120"/>
+            </w:pPr>
+            <w:r>
+              <w:rPr>
+                <w:rFonts w:ascii="Arial" w:cs="Arial" w:eastAsia="Arial" w:hAnsi="Arial"/>
+                <w:color w:val="595959"/>
+                <w:sz w:val="14"/>
+                <w:szCs w:val="14"/>
+              </w:rPr>
+              <w:t xml:space="preserve">Source: CK-12</w:t>
+            </w:r>
+          </w:p>
+          <w:p>
+            <w:pPr>
+              <w:spacing w:after="10" w:before="0"/>
+              <w:ind w:left="120"/>
+            </w:pPr>
+            <w:hyperlink w:history="1" r:id="rIdg2on-f5_6svwtz3cijm9b">
+              <w:r>
+                <w:rPr>
+                  <w:rFonts w:ascii="Arial" w:cs="Arial" w:eastAsia="Arial" w:hAnsi="Arial"/>
+                  <w:color w:val="595959"/>
+                  <w:sz w:val="14"/>
+                  <w:szCs w:val="14"/>
+                  <w:u w:val="single" w:color="595959"/>
+                </w:rPr>
+                <w:t xml:space="preserve">🔍 Search ARES for similar readings</w:t>
+              </w:r>
+            </w:hyperlink>
+          </w:p>
+        </w:tc>
+        <w:tc>
+          <w:tcPr>
+            <w:tcW w:type="dxa" w:w="3040"/>
+            <w:shd w:fill="FFFFFF" w:color="auto" w:val="clear"/>
+            <w:tcMar>
+              <w:top w:type="dxa" w:w="60"/>
+              <w:left w:type="dxa" w:w="120"/>
+              <w:bottom w:type="dxa" w:w="60"/>
+              <w:right w:type="dxa" w:w="120"/>
+            </w:tcMar>
+            <w:vAlign w:val="top"/>
+          </w:tcPr>
+          <w:p>
+            <w:pPr>
+              <w:spacing w:after="40" w:before="0"/>
+              <w:jc w:val="left"/>
+            </w:pPr>
+            <w:r>
+              <w:rPr>
+                <w:rFonts w:ascii="Arial" w:cs="Arial" w:eastAsia="Arial" w:hAnsi="Arial"/>
+                <w:b w:val="false"/>
+                <w:bCs w:val="false"/>
+                <w:i w:val="false"/>
+                <w:iCs w:val="false"/>
+                <w:color w:val="000000"/>
+                <w:sz w:val="18"/>
+                <w:szCs w:val="18"/>
+              </w:rPr>
+              <w:t xml:space="preserve">The teacher plays the 2023 Nairobi Marathon video clip (3–5 minutes) showing: the mass start on Uhuru Highway, elite Kenyan runners including pacemakers settling into rhythm along Kenyatta Avenue, the visible slowdown at a water station near the 30 km mark, and the sprint finish. While watching, learners use a simple three-column observation table in their books: 'What I SEE happening to the runner's motion | What it MEANS about their speed | My QUESTION.' After the clip, learners spend 4 minutes completing their observation tables. The teacher then hands out (or projects) a colour-coded version of the split-time table with Runner A in blue and Runner B in red, and guides learners through reading the table row by row using a 'Notice and Wonder' protocol. Key data points highlighted: Runner B's 0–5 km split is 16 min (very fast); Runner A's 0–5 km split is 18 min (steady). At 30 km, Runner B is ahead by 4 minutes total. By 42 km, Runner A wins by 2 minutes.</w:t>
+            </w:r>
+          </w:p>
+        </w:tc>
+        <w:tc>
+          <w:tcPr>
+            <w:tcW w:type="dxa" w:w="3040"/>
+            <w:shd w:fill="F2F2F2" w:color="auto" w:val="clear"/>
+            <w:tcMar>
+              <w:top w:type="dxa" w:w="60"/>
+              <w:left w:type="dxa" w:w="120"/>
+              <w:bottom w:type="dxa" w:w="60"/>
+              <w:right w:type="dxa" w:w="120"/>
+            </w:tcMar>
+            <w:vAlign w:val="top"/>
+          </w:tcPr>
+          <w:p>
+            <w:pPr>
+              <w:spacing w:after="40" w:before="0"/>
+              <w:jc w:val="left"/>
+            </w:pPr>
+            <w:r>
+              <w:rPr>
+                <w:rFonts w:ascii="Arial" w:cs="Arial" w:eastAsia="Arial" w:hAnsi="Arial"/>
+                <w:b w:val="false"/>
+                <w:bCs w:val="false"/>
+                <w:i w:val="false"/>
+                <w:iCs w:val="false"/>
+                <w:color w:val="000000"/>
+                <w:sz w:val="18"/>
+                <w:szCs w:val="18"/>
+              </w:rPr>
+              <w:t xml:space="preserve">VIDEO SCREENING (10–16 min): Dim lights if possible. Say: 'As you watch, fill in column one of your observation table — just describe the motion you see. You will fill columns two and three after.' Play the clip without pausing. | POST-VIDEO WRITING (16–20 min): Say: 'Now, in silence, complete all three columns. You have four minutes.' Circulate. Look for learners who write 'Runner B slows down' — these are ready for the vocabulary upgrade in Phase 3. | GUIDED TABLE READING (20–28 min): Project or draw the split-time table on the board. Point to the 30 km row. Say: 'At this exact moment in the race, Runner B is ahead. Raise your hand if your prediction said Runner B would win.' (Count hands aloud — e.g., 'I see 14 hands.') Then point to the 42 km row. Say: 'But here is the finish. Runner A won. Spend 30 seconds — look at the numbers between row 30 km and row 42 km. What changed?' WAIT 30 SECONDS. Cold-call 3 learners: 'Kipchoge, what number jumped out at you?' | TRANSITION QUESTION (28–30 min): Say: 'We can see something changed — but the table only gives us total split times. It does not tell us exactly how fast each runner was going at each moment. That is the problem mathematics helps us solve. That is why we are here.' Write on the board: 'HOW CAN NUMBERS AND GRAPHS TELL THE FULL STORY OF MOTION?'</w:t>
+            </w:r>
+          </w:p>
+        </w:tc>
+        <w:tc>
+          <w:tcPr>
+            <w:tcW w:type="dxa" w:w="3040"/>
+            <w:shd w:fill="FFFFFF" w:color="auto" w:val="clear"/>
+            <w:tcMar>
+              <w:top w:type="dxa" w:w="60"/>
+              <w:left w:type="dxa" w:w="120"/>
+              <w:bottom w:type="dxa" w:w="60"/>
+              <w:right w:type="dxa" w:w="120"/>
+            </w:tcMar>
+            <w:vAlign w:val="top"/>
+          </w:tcPr>
+          <w:p>
+            <w:pPr>
+              <w:spacing w:after="40" w:before="0"/>
+              <w:jc w:val="left"/>
+            </w:pPr>
+            <w:r>
+              <w:rPr>
+                <w:rFonts w:ascii="Arial" w:cs="Arial" w:eastAsia="Arial" w:hAnsi="Arial"/>
+                <w:b w:val="false"/>
+                <w:bCs w:val="false"/>
+                <w:i w:val="false"/>
+                <w:iCs w:val="false"/>
+                <w:color w:val="000000"/>
+                <w:sz w:val="18"/>
+                <w:szCs w:val="18"/>
+              </w:rPr>
+              <w:t xml:space="preserve">Notice and Wonder with Structured Observation Table — Evidence-Based Sensemaking: The three-column table (See / Means / Question) trains learners to separate raw observation from interpretation, which is NGSS Science &amp; Engineering Practice 4 (Analysing and Interpreting Data). By labelling what the motion 'means' before they have the vocabulary, learners construct their own proto-definitions of speed and acceleration, which the teacher can then formalise in Phase 3.</w:t>
+            </w:r>
+          </w:p>
+        </w:tc>
+        <w:tc>
+          <w:tcPr>
+            <w:tcW w:type="dxa" w:w="3040"/>
+            <w:shd w:fill="F2F2F2" w:color="auto" w:val="clear"/>
+            <w:tcMar>
+              <w:top w:type="dxa" w:w="60"/>
+              <w:left w:type="dxa" w:w="120"/>
+              <w:bottom w:type="dxa" w:w="60"/>
+              <w:right w:type="dxa" w:w="120"/>
+            </w:tcMar>
+            <w:vAlign w:val="top"/>
+          </w:tcPr>
+          <w:p>
+            <w:pPr>
+              <w:spacing w:after="40" w:before="0"/>
+              <w:jc w:val="left"/>
+            </w:pPr>
+            <w:r>
+              <w:rPr>
+                <w:rFonts w:ascii="Arial" w:cs="Arial" w:eastAsia="Arial" w:hAnsi="Arial"/>
+                <w:b w:val="false"/>
+                <w:bCs w:val="false"/>
+                <w:i w:val="false"/>
+                <w:iCs w:val="false"/>
+                <w:color w:val="000000"/>
+                <w:sz w:val="18"/>
+                <w:szCs w:val="18"/>
+              </w:rPr>
+              <w:t xml:space="preserve">Observable indicator: In the 'Means' column, can learners use comparative language — 'Runner B is moving faster at the start', 'Runner A barely changes speed'? Collect 5–6 books during the 4-minute writing period and photograph the observation tables for later review. Flag learners who leave the 'Means' column blank — they may need a language scaffold (sentence starter: 'This means the runner is moving _____ than before').</w:t>
+            </w:r>
+          </w:p>
+        </w:tc>
+      </w:tr>
+      <w:tr>
+        <w:tc>
+          <w:tcPr>
+            <w:tcW w:type="dxa" w:w="1520"/>
+            <w:shd w:fill="E2EFDA" w:color="auto" w:val="clear"/>
+            <w:tcMar>
+              <w:top w:type="dxa" w:w="60"/>
+              <w:left w:type="dxa" w:w="120"/>
+              <w:bottom w:type="dxa" w:w="60"/>
+              <w:right w:type="dxa" w:w="120"/>
+            </w:tcMar>
+            <w:vAlign w:val="top"/>
+          </w:tcPr>
+          <w:p>
+            <w:pPr>
+              <w:spacing w:after="40" w:before="0"/>
+              <w:jc w:val="left"/>
+            </w:pPr>
+            <w:r>
+              <w:rPr>
+                <w:rFonts w:ascii="Arial" w:cs="Arial" w:eastAsia="Arial" w:hAnsi="Arial"/>
+                <w:b/>
+                <w:bCs/>
+                <w:i w:val="false"/>
+                <w:iCs w:val="false"/>
+                <w:color w:val="000000"/>
+                <w:sz w:val="18"/>
+                <w:szCs w:val="18"/>
+              </w:rPr>
+              <w:t xml:space="preserve">Explain Phase</w:t>
+            </w:r>
+          </w:p>
+          <w:p>
+            <w:pPr>
+              <w:spacing w:after="20" w:before="0"/>
+            </w:pPr>
+            <w:r>
+              <w:rPr>
+                <w:rFonts w:ascii="Arial" w:cs="Arial" w:eastAsia="Arial" w:hAnsi="Arial"/>
+                <w:b/>
+                <w:bCs/>
+                <w:color w:val="1F3864"/>
+                <w:sz w:val="16"/>
+                <w:szCs w:val="16"/>
+              </w:rPr>
+              <w:t xml:space="preserve">📹 VIDEO:</w:t>
+            </w:r>
+          </w:p>
+          <w:p>
+            <w:pPr>
+              <w:spacing w:after="20" w:before="0"/>
+            </w:pPr>
+            <w:hyperlink w:history="1" r:id="rIdrbfely1mvysoogznw_by8">
               <w:r>
                 <w:rPr>
                   <w:rFonts w:ascii="Arial" w:cs="Arial" w:eastAsia="Arial" w:hAnsi="Arial"/>
@@ -3712,7 +4018,7 @@
               <w:spacing w:after="10" w:before="0"/>
               <w:ind w:left="120"/>
             </w:pPr>
-            <w:hyperlink w:history="1" r:id="rIda7qaana_ma1kfbznqcnif">
+            <w:hyperlink w:history="1" r:id="rIdmppi5h0sjdvkqer-zgic1">
               <w:r>
                 <w:rPr>
                   <w:rFonts w:ascii="Arial" w:cs="Arial" w:eastAsia="Arial" w:hAnsi="Arial"/>
@@ -3757,7 +4063,7 @@
             <w:pPr>
               <w:spacing w:after="20" w:before="0"/>
             </w:pPr>
-            <w:hyperlink w:history="1" r:id="rIdwipi2vwszs3x_o3mdjua5">
+            <w:hyperlink w:history="1" r:id="rIdycnapdn2uu0as-gkmnr9o">
               <w:r>
                 <w:rPr>
                   <w:rFonts w:ascii="Arial" w:cs="Arial" w:eastAsia="Arial" w:hAnsi="Arial"/>
@@ -3766,7 +4072,7 @@
                   <w:szCs w:val="16"/>
                   <w:u w:val="single" w:color="2E75B6"/>
                 </w:rPr>
-                <w:t xml:space="preserve">2D projectile motion: Vectors and comparing multiple trajectories</w:t>
+                <w:t xml:space="preserve">Acceleration and velocity</w:t>
               </w:r>
             </w:hyperlink>
           </w:p>
@@ -3790,7 +4096,7 @@
               <w:spacing w:after="10" w:before="0"/>
               <w:ind w:left="120"/>
             </w:pPr>
-            <w:hyperlink w:history="1" r:id="rIdwcxgaipwvfvf2vdszmih8">
+            <w:hyperlink w:history="1" r:id="rIdulw_ry5_j3s8ztkibj2bz">
               <w:r>
                 <w:rPr>
                   <w:rFonts w:ascii="Arial" w:cs="Arial" w:eastAsia="Arial" w:hAnsi="Arial"/>
@@ -3832,7 +4138,7 @@
                 <w:sz w:val="18"/>
                 <w:szCs w:val="18"/>
               </w:rPr>
-              <w:t xml:space="preserve">The teacher plays the 2023 Nairobi Marathon video clip (3–5 minutes) showing: the mass start on Uhuru Highway, elite Kenyan runners including pacemakers settling into rhythm along Kenyatta Avenue, the visible slowdown at a water station near the 30 km mark, and the sprint finish. While watching, learners use a simple three-column observation table in their books: 'What I SEE happening to the runner's motion | What it MEANS about their speed | My QUESTION.' After the clip, learners spend 4 minutes completing their observation tables. The teacher then hands out (or projects) a colour-coded version of the split-time table with Runner A in blue and Runner B in red, and guides learners through reading the table row by row using a 'Notice and Wonder' protocol. Key data points highlighted: Runner B's 0–5 km split is 16 min (very fast); Runner A's 0–5 km split is 18 min (steady). At 30 km, Runner B is ahead by 4 minutes total. By 42 km, Runner A wins by 2 minutes.</w:t>
+              <w:t xml:space="preserve">Using the marathon context as the reference throughout, the teacher guides learners through a whole-class concept-building discussion to define, distinguish, and record five key terms: distance, displacement, speed, velocity, and acceleration. Learners create a 'Vocabulary Anchor Chart' in their books — a two-column table with the term and a marathon-based example they write themselves. Key distinctions built: (a) Distance (scalar) = total path covered, e.g., Runner A ran 42 km of road. Displacement (vector) = straight-line change in position with direction, e.g., the Nairobi Marathon start and finish are both on Uhuru Highway, so displacement ≠ 42 km. (b) Speed (scalar) = distance ÷ time, e.g., Runner A's average speed over the race. Velocity (vector) = displacement ÷ time with direction. (c) Acceleration = change in velocity ÷ time, e.g., Runner B accelerated in the final 2 km sprint. Learners then conduct a rapid calculation: using Runner A's total time (approx. 2 hr 12 min = 132 min) and the distance 42 km, they calculate Runner A's average speed in km/min and km/h. This is the first mathematical computation of the unit.</w:t>
             </w:r>
           </w:p>
         </w:tc>
@@ -3864,7 +4170,7 @@
                 <w:sz w:val="18"/>
                 <w:szCs w:val="18"/>
               </w:rPr>
-              <w:t xml:space="preserve">VIDEO SCREENING (10–16 min): Dim lights if possible. Say: 'As you watch, fill in column one of your observation table — just describe the motion you see. You will fill columns two and three after.' Play the clip without pausing. | POST-VIDEO WRITING (16–20 min): Say: 'Now, in silence, complete all three columns. You have four minutes.' Circulate. Look for learners who write 'Runner B slows down' — these are ready for the vocabulary upgrade in Phase 3. | GUIDED TABLE READING (20–28 min): Project or draw the split-time table on the board. Point to the 30 km row. Say: 'At this exact moment in the race, Runner B is ahead. Raise your hand if your prediction said Runner B would win.' (Count hands aloud — e.g., 'I see 14 hands.') Then point to the 42 km row. Say: 'But here is the finish. Runner A won. Spend 30 seconds — look at the numbers between row 30 km and row 42 km. What changed?' WAIT 30 SECONDS. Cold-call 3 learners: 'Kipchoge, what number jumped out at you?' | TRANSITION QUESTION (28–30 min): Say: 'We can see something changed — but the table only gives us total split times. It does not tell us exactly how fast each runner was going at each moment. That is the problem mathematics helps us solve. That is why we are here.' Write on the board: 'HOW CAN NUMBERS AND GRAPHS TELL THE FULL STORY OF MOTION?'</w:t>
+              <w:t xml:space="preserve">VOCABULARY BUILD (30–48 min): Draw a two-column table on the board: 'TERM | MARATHON EXAMPLE'. Do NOT pre-fill it. For each term: (1) Ask learners to attempt a definition from the video/table evidence. (2) WAIT 12 SECONDS. (3) Cold-call 2 learners per term. (4) Refine the definition collaboratively and write it. Say for distance vs. displacement: 'The marathon route runs from the Kenya National Theatre along Uhuru Highway and loops back. Runner A ran 42 km of road. But is the start point and the finish point the same place? Kimani, what do you think the displacement is?' WAIT 12 SECONDS. Guide to the idea that if start = finish (loop), displacement = 0. Say: 'This is why direction matters in mathematics.' | CALCULATION TASK (48–55 min): Write on the board: 'Runner A finishes in 2 hours 12 minutes. The race is 42 km. Calculate Runner A's average speed.' Say: 'Work individually. You have 4 minutes. Show every step.' After 4 minutes, cold-call one learner to come to the board and work through the solution. Affirm correct method: Speed = Distance ÷ Time = 42 ÷ 2.2 = 19.09 km/h (approx.). Say: 'This is the average. But is Runner A always moving at exactly 19 km/h? Fatuma, look at the split-time table — what does it tell you?' WAIT 12 SECONDS. Draw out the concept of varying speed leading to the need for graphs. | CONNECT TO PHENOMENON: Say: 'We now have the words. In the next lessons we will build the graphs that show the full story — not just the average, but every moment of the race.'</w:t>
             </w:r>
           </w:p>
         </w:tc>
@@ -3896,7 +4202,7 @@
                 <w:sz w:val="18"/>
                 <w:szCs w:val="18"/>
               </w:rPr>
-              <w:t xml:space="preserve">Notice and Wonder with Structured Observation Table — Evidence-Based Sensemaking: The three-column table (See / Means / Question) trains learners to separate raw observation from interpretation, which is NGSS Science &amp; Engineering Practice 4 (Analysing and Interpreting Data). By labelling what the motion 'means' before they have the vocabulary, learners construct their own proto-definitions of speed and acceleration, which the teacher can then formalise in Phase 3.</w:t>
+              <w:t xml:space="preserve">Co-Constructed Vocabulary Anchor Chart — Language for Thinking: Rather than lecturing definitions, the teacher elicits proto-definitions from learners' own observations and refines them collaboratively. This is NGSS Practice 6 (Constructing Explanations). Every definition is anchored to a specific moment in the marathon video or split-time table, so vocabulary is never abstract. The first calculation task (average speed) simultaneously activates numeracy skills and reveals the limitation of averages — creating the motivation for graphs in later lessons.</w:t>
             </w:r>
           </w:p>
         </w:tc>
@@ -3928,7 +4234,7 @@
                 <w:sz w:val="18"/>
                 <w:szCs w:val="18"/>
               </w:rPr>
-              <w:t xml:space="preserve">Observable indicator: In the 'Means' column, can learners use comparative language — 'Runner B is moving faster at the start', 'Runner A barely changes speed'? Collect 5–6 books during the 4-minute writing period and photograph the observation tables for later review. Flag learners who leave the 'Means' column blank — they may need a language scaffold (sentence starter: 'This means the runner is moving _____ than before').</w:t>
+              <w:t xml:space="preserve">Observable indicator: Can learners correctly distinguish the scalar/vector pairs in a quick oral check? After filling the anchor chart, pose this rapid-fire question to the whole class (hands-down, cold-call): 'Achieng — if a matatu in Nairobi travels 10 km east and then 10 km west back to the start, what is the distance? What is the displacement?' Correct answer: distance = 20 km; displacement = 0 km. If more than one-third of cold-called learners (target: call 4) confuse these, pause and use a number line drawn on the board to re-teach before the field activity.</w:t>
             </w:r>
           </w:p>
         </w:tc>
@@ -3937,32 +4243,32 @@
         <w:tc>
           <w:tcPr>
             <w:tcW w:type="dxa" w:w="1520"/>
-            <w:shd w:fill="E2EFDA" w:color="auto" w:val="clear"/>
-            <w:tcMar>
-              <w:top w:type="dxa" w:w="60"/>
-              <w:left w:type="dxa" w:w="120"/>
-              <w:bottom w:type="dxa" w:w="60"/>
-              <w:right w:type="dxa" w:w="120"/>
-            </w:tcMar>
-            <w:vAlign w:val="top"/>
-          </w:tcPr>
-          <w:p>
-            <w:pPr>
-              <w:spacing w:after="40" w:before="0"/>
-              <w:jc w:val="left"/>
-            </w:pPr>
-            <w:r>
-              <w:rPr>
-                <w:rFonts w:ascii="Arial" w:cs="Arial" w:eastAsia="Arial" w:hAnsi="Arial"/>
-                <w:b/>
-                <w:bCs/>
-                <w:i w:val="false"/>
-                <w:iCs w:val="false"/>
-                <w:color w:val="000000"/>
-                <w:sz w:val="18"/>
-                <w:szCs w:val="18"/>
-              </w:rPr>
-              <w:t xml:space="preserve">Explain Phase</w:t>
+            <w:shd w:fill="FCE4D6" w:color="auto" w:val="clear"/>
+            <w:tcMar>
+              <w:top w:type="dxa" w:w="60"/>
+              <w:left w:type="dxa" w:w="120"/>
+              <w:bottom w:type="dxa" w:w="60"/>
+              <w:right w:type="dxa" w:w="120"/>
+            </w:tcMar>
+            <w:vAlign w:val="top"/>
+          </w:tcPr>
+          <w:p>
+            <w:pPr>
+              <w:spacing w:after="40" w:before="0"/>
+              <w:jc w:val="left"/>
+            </w:pPr>
+            <w:r>
+              <w:rPr>
+                <w:rFonts w:ascii="Arial" w:cs="Arial" w:eastAsia="Arial" w:hAnsi="Arial"/>
+                <w:b/>
+                <w:bCs/>
+                <w:i w:val="false"/>
+                <w:iCs w:val="false"/>
+                <w:color w:val="000000"/>
+                <w:sz w:val="18"/>
+                <w:szCs w:val="18"/>
+              </w:rPr>
+              <w:t xml:space="preserve">Driving Question Board (DQB) Creation</w:t>
             </w:r>
           </w:p>
           <w:p>
@@ -3985,7 +4291,313 @@
             <w:pPr>
               <w:spacing w:after="20" w:before="0"/>
             </w:pPr>
-            <w:hyperlink w:history="1" r:id="rIdvarz-ttwgfaxvya3hyqf4">
+            <w:hyperlink w:history="1" r:id="rIdlxwybqtjzm5ghcocbkfbv">
+              <w:r>
+                <w:rPr>
+                  <w:rFonts w:ascii="Arial" w:cs="Arial" w:eastAsia="Arial" w:hAnsi="Arial"/>
+                  <w:color w:val="2E75B6"/>
+                  <w:sz w:val="16"/>
+                  <w:szCs w:val="16"/>
+                  <w:u w:val="single" w:color="2E75B6"/>
+                </w:rPr>
+                <w:t xml:space="preserve">Position vs. time graphs</w:t>
+              </w:r>
+            </w:hyperlink>
+          </w:p>
+          <w:p>
+            <w:pPr>
+              <w:spacing w:after="10" w:before="0"/>
+              <w:ind w:left="120"/>
+            </w:pPr>
+            <w:r>
+              <w:rPr>
+                <w:rFonts w:ascii="Arial" w:cs="Arial" w:eastAsia="Arial" w:hAnsi="Arial"/>
+                <w:color w:val="595959"/>
+                <w:sz w:val="14"/>
+                <w:szCs w:val="14"/>
+              </w:rPr>
+              <w:t xml:space="preserve">Source: Khan Academy (English - US curriculum)</w:t>
+            </w:r>
+          </w:p>
+          <w:p>
+            <w:pPr>
+              <w:spacing w:after="10" w:before="0"/>
+              <w:ind w:left="120"/>
+            </w:pPr>
+            <w:hyperlink w:history="1" r:id="rIdwuliq97-y-fpxwtlwuipj">
+              <w:r>
+                <w:rPr>
+                  <w:rFonts w:ascii="Arial" w:cs="Arial" w:eastAsia="Arial" w:hAnsi="Arial"/>
+                  <w:color w:val="595959"/>
+                  <w:sz w:val="14"/>
+                  <w:szCs w:val="14"/>
+                  <w:u w:val="single" w:color="595959"/>
+                </w:rPr>
+                <w:t xml:space="preserve">🔍 Search ARES for similar videos</w:t>
+              </w:r>
+            </w:hyperlink>
+          </w:p>
+          <w:p>
+            <w:pPr>
+              <w:spacing w:after="40" w:before="0"/>
+            </w:pPr>
+            <w:r>
+              <w:rPr>
+                <w:sz w:val="14"/>
+                <w:szCs w:val="14"/>
+              </w:rPr>
+              <w:t xml:space="preserve"/>
+            </w:r>
+          </w:p>
+          <w:p>
+            <w:pPr>
+              <w:spacing w:after="20" w:before="0"/>
+            </w:pPr>
+            <w:r>
+              <w:rPr>
+                <w:rFonts w:ascii="Arial" w:cs="Arial" w:eastAsia="Arial" w:hAnsi="Arial"/>
+                <w:b/>
+                <w:bCs/>
+                <w:color w:val="1F3864"/>
+                <w:sz w:val="16"/>
+                <w:szCs w:val="16"/>
+              </w:rPr>
+              <w:t xml:space="preserve">📖 HTML:</w:t>
+            </w:r>
+          </w:p>
+          <w:p>
+            <w:pPr>
+              <w:spacing w:after="20" w:before="0"/>
+            </w:pPr>
+            <w:hyperlink w:history="1" r:id="rIds3yriiehiffdxruiuwe1k">
+              <w:r>
+                <w:rPr>
+                  <w:rFonts w:ascii="Arial" w:cs="Arial" w:eastAsia="Arial" w:hAnsi="Arial"/>
+                  <w:color w:val="2E75B6"/>
+                  <w:sz w:val="16"/>
+                  <w:szCs w:val="16"/>
+                  <w:u w:val="single" w:color="2E75B6"/>
+                </w:rPr>
+                <w:t xml:space="preserve">Calculating Acceleration from Velocity and Time (Flexbook)</w:t>
+              </w:r>
+            </w:hyperlink>
+          </w:p>
+          <w:p>
+            <w:pPr>
+              <w:spacing w:after="10" w:before="0"/>
+              <w:ind w:left="120"/>
+            </w:pPr>
+            <w:r>
+              <w:rPr>
+                <w:rFonts w:ascii="Arial" w:cs="Arial" w:eastAsia="Arial" w:hAnsi="Arial"/>
+                <w:color w:val="595959"/>
+                <w:sz w:val="14"/>
+                <w:szCs w:val="14"/>
+              </w:rPr>
+              <w:t xml:space="preserve">Source: CK-12</w:t>
+            </w:r>
+          </w:p>
+          <w:p>
+            <w:pPr>
+              <w:spacing w:after="10" w:before="0"/>
+              <w:ind w:left="120"/>
+            </w:pPr>
+            <w:hyperlink w:history="1" r:id="rIdpuo-7zpfbgb0t_qjwellp">
+              <w:r>
+                <w:rPr>
+                  <w:rFonts w:ascii="Arial" w:cs="Arial" w:eastAsia="Arial" w:hAnsi="Arial"/>
+                  <w:color w:val="595959"/>
+                  <w:sz w:val="14"/>
+                  <w:szCs w:val="14"/>
+                  <w:u w:val="single" w:color="595959"/>
+                </w:rPr>
+                <w:t xml:space="preserve">🔍 Search ARES for similar readings</w:t>
+              </w:r>
+            </w:hyperlink>
+          </w:p>
+        </w:tc>
+        <w:tc>
+          <w:tcPr>
+            <w:tcW w:type="dxa" w:w="3040"/>
+            <w:shd w:fill="FFFFFF" w:color="auto" w:val="clear"/>
+            <w:tcMar>
+              <w:top w:type="dxa" w:w="60"/>
+              <w:left w:type="dxa" w:w="120"/>
+              <w:bottom w:type="dxa" w:w="60"/>
+              <w:right w:type="dxa" w:w="120"/>
+            </w:tcMar>
+            <w:vAlign w:val="top"/>
+          </w:tcPr>
+          <w:p>
+            <w:pPr>
+              <w:spacing w:after="40" w:before="0"/>
+              <w:jc w:val="left"/>
+            </w:pPr>
+            <w:r>
+              <w:rPr>
+                <w:rFonts w:ascii="Arial" w:cs="Arial" w:eastAsia="Arial" w:hAnsi="Arial"/>
+                <w:b w:val="false"/>
+                <w:bCs w:val="false"/>
+                <w:i w:val="false"/>
+                <w:iCs w:val="false"/>
+                <w:color w:val="000000"/>
+                <w:sz w:val="18"/>
+                <w:szCs w:val="18"/>
+              </w:rPr>
+              <w:t xml:space="preserve">After returning from the field activity (which runs concurrently with or immediately after Phase 3 — see teacher moves), the class gathers to formally post the Driving Question Board. Each learner receives two sticky notes (or torn pieces of paper). On the FIRST sticky note they write one thing they now know or understand about motion. On the SECOND sticky note they write one question they still have — something the marathon data or field race made them wonder about. Sticky notes are posted on the DQB (a dedicated section of the chalkboard or a large sheet of manila paper). The teacher reads out 5–6 questions aloud and groups them into clusters: 'Questions about graphs', 'Questions about the difference between speed and velocity', 'Questions about acceleration'. The driving question is written in large letters at the top of the DQB: 'HOW CAN WE USE MATHEMATICS — CALCULATIONS AND GRAPHS — TO FULLY DESCRIBE AND EXPLAIN THE MOTION OF ANY MOVING BODY, FROM A NAIROBI MARATHON RUNNER TO A MATATU ON THE NAKURU HIGHWAY?'</w:t>
+            </w:r>
+          </w:p>
+        </w:tc>
+        <w:tc>
+          <w:tcPr>
+            <w:tcW w:type="dxa" w:w="3040"/>
+            <w:shd w:fill="F2F2F2" w:color="auto" w:val="clear"/>
+            <w:tcMar>
+              <w:top w:type="dxa" w:w="60"/>
+              <w:left w:type="dxa" w:w="120"/>
+              <w:bottom w:type="dxa" w:w="60"/>
+              <w:right w:type="dxa" w:w="120"/>
+            </w:tcMar>
+            <w:vAlign w:val="top"/>
+          </w:tcPr>
+          <w:p>
+            <w:pPr>
+              <w:spacing w:after="40" w:before="0"/>
+              <w:jc w:val="left"/>
+            </w:pPr>
+            <w:r>
+              <w:rPr>
+                <w:rFonts w:ascii="Arial" w:cs="Arial" w:eastAsia="Arial" w:hAnsi="Arial"/>
+                <w:b w:val="false"/>
+                <w:bCs w:val="false"/>
+                <w:i w:val="false"/>
+                <w:iCs w:val="false"/>
+                <w:color w:val="000000"/>
+                <w:sz w:val="18"/>
+                <w:szCs w:val="18"/>
+              </w:rPr>
+              <w:t xml:space="preserve">DQB SETUP (55–65 min): Before this phase, prepare the DQB space on the board. Distribute two sticky notes (or paper squares) per learner. Say: 'You have three minutes. On the YELLOW note, write one thing you now understand. On the GREEN note, write one question you still have. Be specific — use the marathon or the race we just ran as your example.' WAIT 3 MINUTES of silent writing. | POSTING (65–68 min): Invite all learners to post their notes simultaneously. Quickly scan the board. Read 5–6 questions aloud, paraphrasing where needed: 'Mutua asks: why did Runner B slow down — is that acceleration?' 'Zawadi asks: how do we draw a graph from the split times?' Say: 'These are exactly the questions we will answer in this unit. Every lesson, we will come back to this board and move questions from the question side to the answer side.' | DRIVING QUESTION POSTING (68–70 min): Write or unveil the pre-prepared driving question banner. Read it aloud twice — once yourself, once with the class chorally. Say: 'This is our mission for the next several lessons. Keep it in mind.'</w:t>
+            </w:r>
+          </w:p>
+        </w:tc>
+        <w:tc>
+          <w:tcPr>
+            <w:tcW w:type="dxa" w:w="3040"/>
+            <w:shd w:fill="FFFFFF" w:color="auto" w:val="clear"/>
+            <w:tcMar>
+              <w:top w:type="dxa" w:w="60"/>
+              <w:left w:type="dxa" w:w="120"/>
+              <w:bottom w:type="dxa" w:w="60"/>
+              <w:right w:type="dxa" w:w="120"/>
+            </w:tcMar>
+            <w:vAlign w:val="top"/>
+          </w:tcPr>
+          <w:p>
+            <w:pPr>
+              <w:spacing w:after="40" w:before="0"/>
+              <w:jc w:val="left"/>
+            </w:pPr>
+            <w:r>
+              <w:rPr>
+                <w:rFonts w:ascii="Arial" w:cs="Arial" w:eastAsia="Arial" w:hAnsi="Arial"/>
+                <w:b w:val="false"/>
+                <w:bCs w:val="false"/>
+                <w:i w:val="false"/>
+                <w:iCs w:val="false"/>
+                <w:color w:val="000000"/>
+                <w:sz w:val="18"/>
+                <w:szCs w:val="18"/>
+              </w:rPr>
+              <w:t xml:space="preserve">Driving Question Board — Making Thinking Visible: The DQB is a living artefact that externalises the class's evolving understanding. By separating 'what I know' from 'what I wonder', learners practise metacognition (NGSS Practice 1: Asking Questions). Clustering questions into themes previews the unit structure and gives learners agency — their own questions drive the curriculum forward.</w:t>
+            </w:r>
+          </w:p>
+        </w:tc>
+        <w:tc>
+          <w:tcPr>
+            <w:tcW w:type="dxa" w:w="3040"/>
+            <w:shd w:fill="F2F2F2" w:color="auto" w:val="clear"/>
+            <w:tcMar>
+              <w:top w:type="dxa" w:w="60"/>
+              <w:left w:type="dxa" w:w="120"/>
+              <w:bottom w:type="dxa" w:w="60"/>
+              <w:right w:type="dxa" w:w="120"/>
+            </w:tcMar>
+            <w:vAlign w:val="top"/>
+          </w:tcPr>
+          <w:p>
+            <w:pPr>
+              <w:spacing w:after="40" w:before="0"/>
+              <w:jc w:val="left"/>
+            </w:pPr>
+            <w:r>
+              <w:rPr>
+                <w:rFonts w:ascii="Arial" w:cs="Arial" w:eastAsia="Arial" w:hAnsi="Arial"/>
+                <w:b w:val="false"/>
+                <w:bCs w:val="false"/>
+                <w:i w:val="false"/>
+                <w:iCs w:val="false"/>
+                <w:color w:val="000000"/>
+                <w:sz w:val="18"/>
+                <w:szCs w:val="18"/>
+              </w:rPr>
+              <w:t xml:space="preserve">Observable indicator: Are learners' 'know' sticky notes conceptually accurate (e.g., 'Speed = distance ÷ time') rather than trivially descriptive (e.g., 'Runners run fast')? Are 'wonder' sticky notes genuinely inquiry-oriented (e.g., 'How does the graph look when a runner speeds up suddenly?') rather than off-topic? Photograph the DQB at the end of class. Count: (a) number of questions related to graphs — this gauges readiness for Lessons 2–3; (b) number of questions that conflate speed and velocity — target these explicitly in Lesson 2.</w:t>
+            </w:r>
+          </w:p>
+        </w:tc>
+      </w:tr>
+      <w:tr>
+        <w:tc>
+          <w:tcPr>
+            <w:tcW w:type="dxa" w:w="1520"/>
+            <w:shd w:fill="D5E8F0" w:color="auto" w:val="clear"/>
+            <w:tcMar>
+              <w:top w:type="dxa" w:w="60"/>
+              <w:left w:type="dxa" w:w="120"/>
+              <w:bottom w:type="dxa" w:w="60"/>
+              <w:right w:type="dxa" w:w="120"/>
+            </w:tcMar>
+            <w:vAlign w:val="top"/>
+          </w:tcPr>
+          <w:p>
+            <w:pPr>
+              <w:spacing w:after="40" w:before="0"/>
+              <w:jc w:val="left"/>
+            </w:pPr>
+            <w:r>
+              <w:rPr>
+                <w:rFonts w:ascii="Arial" w:cs="Arial" w:eastAsia="Arial" w:hAnsi="Arial"/>
+                <w:b/>
+                <w:bCs/>
+                <w:i w:val="false"/>
+                <w:iCs w:val="false"/>
+                <w:color w:val="000000"/>
+                <w:sz w:val="18"/>
+                <w:szCs w:val="18"/>
+              </w:rPr>
+              <w:t xml:space="preserve">Model Building Phase</w:t>
+            </w:r>
+          </w:p>
+          <w:p>
+            <w:pPr>
+              <w:spacing w:after="20" w:before="0"/>
+            </w:pPr>
+            <w:r>
+              <w:rPr>
+                <w:rFonts w:ascii="Arial" w:cs="Arial" w:eastAsia="Arial" w:hAnsi="Arial"/>
+                <w:b/>
+                <w:bCs/>
+                <w:color w:val="1F3864"/>
+                <w:sz w:val="16"/>
+                <w:szCs w:val="16"/>
+              </w:rPr>
+              <w:t xml:space="preserve">📹 VIDEO:</w:t>
+            </w:r>
+          </w:p>
+          <w:p>
+            <w:pPr>
+              <w:spacing w:after="20" w:before="0"/>
+            </w:pPr>
+            <w:hyperlink w:history="1" r:id="rIdu-gfzmuoli01uavnsuvo8">
               <w:r>
                 <w:rPr>
                   <w:rFonts w:ascii="Arial" w:cs="Arial" w:eastAsia="Arial" w:hAnsi="Arial"/>
@@ -4018,7 +4630,7 @@
               <w:spacing w:after="10" w:before="0"/>
               <w:ind w:left="120"/>
             </w:pPr>
-            <w:hyperlink w:history="1" r:id="rIdf_tt8pdmtprj7aw9zol3r">
+            <w:hyperlink w:history="1" r:id="rId7ciacq2zyfmzpcqhyn8kd">
               <w:r>
                 <w:rPr>
                   <w:rFonts w:ascii="Arial" w:cs="Arial" w:eastAsia="Arial" w:hAnsi="Arial"/>
@@ -4063,7 +4675,7 @@
             <w:pPr>
               <w:spacing w:after="20" w:before="0"/>
             </w:pPr>
-            <w:hyperlink w:history="1" r:id="rIdensoe3rui9i4gpzuh3kvx">
+            <w:hyperlink w:history="1" r:id="rIdyle34h2swzevhgnweuvw9">
               <w:r>
                 <w:rPr>
                   <w:rFonts w:ascii="Arial" w:cs="Arial" w:eastAsia="Arial" w:hAnsi="Arial"/>
@@ -4072,7 +4684,7 @@
                   <w:szCs w:val="16"/>
                   <w:u w:val="single" w:color="2E75B6"/>
                 </w:rPr>
-                <w:t xml:space="preserve">2D projectile motion: Identifying graphs for projectiles</w:t>
+                <w:t xml:space="preserve">Calculating Acceleration from Velocity and Time Practice</w:t>
               </w:r>
             </w:hyperlink>
           </w:p>
@@ -4088,7 +4700,7 @@
                 <w:sz w:val="14"/>
                 <w:szCs w:val="14"/>
               </w:rPr>
-              <w:t xml:space="preserve">Source: Khan Academy (English - US curriculum)</w:t>
+              <w:t xml:space="preserve">Source: CK-12</w:t>
             </w:r>
           </w:p>
           <w:p>
@@ -4096,619 +4708,7 @@
               <w:spacing w:after="10" w:before="0"/>
               <w:ind w:left="120"/>
             </w:pPr>
-            <w:hyperlink w:history="1" r:id="rIdsi4ejhmb6bmqy7k_bsgdh">
-              <w:r>
-                <w:rPr>
-                  <w:rFonts w:ascii="Arial" w:cs="Arial" w:eastAsia="Arial" w:hAnsi="Arial"/>
-                  <w:color w:val="595959"/>
-                  <w:sz w:val="14"/>
-                  <w:szCs w:val="14"/>
-                  <w:u w:val="single" w:color="595959"/>
-                </w:rPr>
-                <w:t xml:space="preserve">🔍 Search ARES for similar readings</w:t>
-              </w:r>
-            </w:hyperlink>
-          </w:p>
-        </w:tc>
-        <w:tc>
-          <w:tcPr>
-            <w:tcW w:type="dxa" w:w="3040"/>
-            <w:shd w:fill="FFFFFF" w:color="auto" w:val="clear"/>
-            <w:tcMar>
-              <w:top w:type="dxa" w:w="60"/>
-              <w:left w:type="dxa" w:w="120"/>
-              <w:bottom w:type="dxa" w:w="60"/>
-              <w:right w:type="dxa" w:w="120"/>
-            </w:tcMar>
-            <w:vAlign w:val="top"/>
-          </w:tcPr>
-          <w:p>
-            <w:pPr>
-              <w:spacing w:after="40" w:before="0"/>
-              <w:jc w:val="left"/>
-            </w:pPr>
-            <w:r>
-              <w:rPr>
-                <w:rFonts w:ascii="Arial" w:cs="Arial" w:eastAsia="Arial" w:hAnsi="Arial"/>
-                <w:b w:val="false"/>
-                <w:bCs w:val="false"/>
-                <w:i w:val="false"/>
-                <w:iCs w:val="false"/>
-                <w:color w:val="000000"/>
-                <w:sz w:val="18"/>
-                <w:szCs w:val="18"/>
-              </w:rPr>
-              <w:t xml:space="preserve">Using the marathon context as the reference throughout, the teacher guides learners through a whole-class concept-building discussion to define, distinguish, and record five key terms: distance, displacement, speed, velocity, and acceleration. Learners create a 'Vocabulary Anchor Chart' in their books — a two-column table with the term and a marathon-based example they write themselves. Key distinctions built: (a) Distance (scalar) = total path covered, e.g., Runner A ran 42 km of road. Displacement (vector) = straight-line change in position with direction, e.g., the Nairobi Marathon start and finish are both on Uhuru Highway, so displacement ≠ 42 km. (b) Speed (scalar) = distance ÷ time, e.g., Runner A's average speed over the race. Velocity (vector) = displacement ÷ time with direction. (c) Acceleration = change in velocity ÷ time, e.g., Runner B accelerated in the final 2 km sprint. Learners then conduct a rapid calculation: using Runner A's total time (approx. 2 hr 12 min = 132 min) and the distance 42 km, they calculate Runner A's average speed in km/min and km/h. This is the first mathematical computation of the unit.</w:t>
-            </w:r>
-          </w:p>
-        </w:tc>
-        <w:tc>
-          <w:tcPr>
-            <w:tcW w:type="dxa" w:w="3040"/>
-            <w:shd w:fill="F2F2F2" w:color="auto" w:val="clear"/>
-            <w:tcMar>
-              <w:top w:type="dxa" w:w="60"/>
-              <w:left w:type="dxa" w:w="120"/>
-              <w:bottom w:type="dxa" w:w="60"/>
-              <w:right w:type="dxa" w:w="120"/>
-            </w:tcMar>
-            <w:vAlign w:val="top"/>
-          </w:tcPr>
-          <w:p>
-            <w:pPr>
-              <w:spacing w:after="40" w:before="0"/>
-              <w:jc w:val="left"/>
-            </w:pPr>
-            <w:r>
-              <w:rPr>
-                <w:rFonts w:ascii="Arial" w:cs="Arial" w:eastAsia="Arial" w:hAnsi="Arial"/>
-                <w:b w:val="false"/>
-                <w:bCs w:val="false"/>
-                <w:i w:val="false"/>
-                <w:iCs w:val="false"/>
-                <w:color w:val="000000"/>
-                <w:sz w:val="18"/>
-                <w:szCs w:val="18"/>
-              </w:rPr>
-              <w:t xml:space="preserve">VOCABULARY BUILD (30–48 min): Draw a two-column table on the board: 'TERM | MARATHON EXAMPLE'. Do NOT pre-fill it. For each term: (1) Ask learners to attempt a definition from the video/table evidence. (2) WAIT 12 SECONDS. (3) Cold-call 2 learners per term. (4) Refine the definition collaboratively and write it. Say for distance vs. displacement: 'The marathon route runs from the Kenya National Theatre along Uhuru Highway and loops back. Runner A ran 42 km of road. But is the start point and the finish point the same place? Kimani, what do you think the displacement is?' WAIT 12 SECONDS. Guide to the idea that if start = finish (loop), displacement = 0. Say: 'This is why direction matters in mathematics.' | CALCULATION TASK (48–55 min): Write on the board: 'Runner A finishes in 2 hours 12 minutes. The race is 42 km. Calculate Runner A's average speed.' Say: 'Work individually. You have 4 minutes. Show every step.' After 4 minutes, cold-call one learner to come to the board and work through the solution. Affirm correct method: Speed = Distance ÷ Time = 42 ÷ 2.2 = 19.09 km/h (approx.). Say: 'This is the average. But is Runner A always moving at exactly 19 km/h? Fatuma, look at the split-time table — what does it tell you?' WAIT 12 SECONDS. Draw out the concept of varying speed leading to the need for graphs. | CONNECT TO PHENOMENON: Say: 'We now have the words. In the next lessons we will build the graphs that show the full story — not just the average, but every moment of the race.'</w:t>
-            </w:r>
-          </w:p>
-        </w:tc>
-        <w:tc>
-          <w:tcPr>
-            <w:tcW w:type="dxa" w:w="3040"/>
-            <w:shd w:fill="FFFFFF" w:color="auto" w:val="clear"/>
-            <w:tcMar>
-              <w:top w:type="dxa" w:w="60"/>
-              <w:left w:type="dxa" w:w="120"/>
-              <w:bottom w:type="dxa" w:w="60"/>
-              <w:right w:type="dxa" w:w="120"/>
-            </w:tcMar>
-            <w:vAlign w:val="top"/>
-          </w:tcPr>
-          <w:p>
-            <w:pPr>
-              <w:spacing w:after="40" w:before="0"/>
-              <w:jc w:val="left"/>
-            </w:pPr>
-            <w:r>
-              <w:rPr>
-                <w:rFonts w:ascii="Arial" w:cs="Arial" w:eastAsia="Arial" w:hAnsi="Arial"/>
-                <w:b w:val="false"/>
-                <w:bCs w:val="false"/>
-                <w:i w:val="false"/>
-                <w:iCs w:val="false"/>
-                <w:color w:val="000000"/>
-                <w:sz w:val="18"/>
-                <w:szCs w:val="18"/>
-              </w:rPr>
-              <w:t xml:space="preserve">Co-Constructed Vocabulary Anchor Chart — Language for Thinking: Rather than lecturing definitions, the teacher elicits proto-definitions from learners' own observations and refines them collaboratively. This is NGSS Practice 6 (Constructing Explanations). Every definition is anchored to a specific moment in the marathon video or split-time table, so vocabulary is never abstract. The first calculation task (average speed) simultaneously activates numeracy skills and reveals the limitation of averages — creating the motivation for graphs in later lessons.</w:t>
-            </w:r>
-          </w:p>
-        </w:tc>
-        <w:tc>
-          <w:tcPr>
-            <w:tcW w:type="dxa" w:w="3040"/>
-            <w:shd w:fill="F2F2F2" w:color="auto" w:val="clear"/>
-            <w:tcMar>
-              <w:top w:type="dxa" w:w="60"/>
-              <w:left w:type="dxa" w:w="120"/>
-              <w:bottom w:type="dxa" w:w="60"/>
-              <w:right w:type="dxa" w:w="120"/>
-            </w:tcMar>
-            <w:vAlign w:val="top"/>
-          </w:tcPr>
-          <w:p>
-            <w:pPr>
-              <w:spacing w:after="40" w:before="0"/>
-              <w:jc w:val="left"/>
-            </w:pPr>
-            <w:r>
-              <w:rPr>
-                <w:rFonts w:ascii="Arial" w:cs="Arial" w:eastAsia="Arial" w:hAnsi="Arial"/>
-                <w:b w:val="false"/>
-                <w:bCs w:val="false"/>
-                <w:i w:val="false"/>
-                <w:iCs w:val="false"/>
-                <w:color w:val="000000"/>
-                <w:sz w:val="18"/>
-                <w:szCs w:val="18"/>
-              </w:rPr>
-              <w:t xml:space="preserve">Observable indicator: Can learners correctly distinguish the scalar/vector pairs in a quick oral check? After filling the anchor chart, pose this rapid-fire question to the whole class (hands-down, cold-call): 'Achieng — if a matatu in Nairobi travels 10 km east and then 10 km west back to the start, what is the distance? What is the displacement?' Correct answer: distance = 20 km; displacement = 0 km. If more than one-third of cold-called learners (target: call 4) confuse these, pause and use a number line drawn on the board to re-teach before the field activity.</w:t>
-            </w:r>
-          </w:p>
-        </w:tc>
-      </w:tr>
-      <w:tr>
-        <w:tc>
-          <w:tcPr>
-            <w:tcW w:type="dxa" w:w="1520"/>
-            <w:shd w:fill="FCE4D6" w:color="auto" w:val="clear"/>
-            <w:tcMar>
-              <w:top w:type="dxa" w:w="60"/>
-              <w:left w:type="dxa" w:w="120"/>
-              <w:bottom w:type="dxa" w:w="60"/>
-              <w:right w:type="dxa" w:w="120"/>
-            </w:tcMar>
-            <w:vAlign w:val="top"/>
-          </w:tcPr>
-          <w:p>
-            <w:pPr>
-              <w:spacing w:after="40" w:before="0"/>
-              <w:jc w:val="left"/>
-            </w:pPr>
-            <w:r>
-              <w:rPr>
-                <w:rFonts w:ascii="Arial" w:cs="Arial" w:eastAsia="Arial" w:hAnsi="Arial"/>
-                <w:b/>
-                <w:bCs/>
-                <w:i w:val="false"/>
-                <w:iCs w:val="false"/>
-                <w:color w:val="000000"/>
-                <w:sz w:val="18"/>
-                <w:szCs w:val="18"/>
-              </w:rPr>
-              <w:t xml:space="preserve">Driving Question Board (DQB) Creation</w:t>
-            </w:r>
-          </w:p>
-          <w:p>
-            <w:pPr>
-              <w:spacing w:after="20" w:before="0"/>
-            </w:pPr>
-            <w:r>
-              <w:rPr>
-                <w:rFonts w:ascii="Arial" w:cs="Arial" w:eastAsia="Arial" w:hAnsi="Arial"/>
-                <w:b/>
-                <w:bCs/>
-                <w:color w:val="1F3864"/>
-                <w:sz w:val="16"/>
-                <w:szCs w:val="16"/>
-              </w:rPr>
-              <w:t xml:space="preserve">📹 VIDEO:</w:t>
-            </w:r>
-          </w:p>
-          <w:p>
-            <w:pPr>
-              <w:spacing w:after="20" w:before="0"/>
-            </w:pPr>
-            <w:hyperlink w:history="1" r:id="rIddveenh7gslreergkoebo9">
-              <w:r>
-                <w:rPr>
-                  <w:rFonts w:ascii="Arial" w:cs="Arial" w:eastAsia="Arial" w:hAnsi="Arial"/>
-                  <w:color w:val="2E75B6"/>
-                  <w:sz w:val="16"/>
-                  <w:szCs w:val="16"/>
-                  <w:u w:val="single" w:color="2E75B6"/>
-                </w:rPr>
-                <w:t xml:space="preserve">Position vs. time graphs</w:t>
-              </w:r>
-            </w:hyperlink>
-          </w:p>
-          <w:p>
-            <w:pPr>
-              <w:spacing w:after="10" w:before="0"/>
-              <w:ind w:left="120"/>
-            </w:pPr>
-            <w:r>
-              <w:rPr>
-                <w:rFonts w:ascii="Arial" w:cs="Arial" w:eastAsia="Arial" w:hAnsi="Arial"/>
-                <w:color w:val="595959"/>
-                <w:sz w:val="14"/>
-                <w:szCs w:val="14"/>
-              </w:rPr>
-              <w:t xml:space="preserve">Source: Khan Academy (English - US curriculum)</w:t>
-            </w:r>
-          </w:p>
-          <w:p>
-            <w:pPr>
-              <w:spacing w:after="10" w:before="0"/>
-              <w:ind w:left="120"/>
-            </w:pPr>
-            <w:hyperlink w:history="1" r:id="rIdjdvkruckgoybhtpoy-rgi">
-              <w:r>
-                <w:rPr>
-                  <w:rFonts w:ascii="Arial" w:cs="Arial" w:eastAsia="Arial" w:hAnsi="Arial"/>
-                  <w:color w:val="595959"/>
-                  <w:sz w:val="14"/>
-                  <w:szCs w:val="14"/>
-                  <w:u w:val="single" w:color="595959"/>
-                </w:rPr>
-                <w:t xml:space="preserve">🔍 Search ARES for similar videos</w:t>
-              </w:r>
-            </w:hyperlink>
-          </w:p>
-          <w:p>
-            <w:pPr>
-              <w:spacing w:after="40" w:before="0"/>
-            </w:pPr>
-            <w:r>
-              <w:rPr>
-                <w:sz w:val="14"/>
-                <w:szCs w:val="14"/>
-              </w:rPr>
-              <w:t xml:space="preserve"/>
-            </w:r>
-          </w:p>
-          <w:p>
-            <w:pPr>
-              <w:spacing w:after="20" w:before="0"/>
-            </w:pPr>
-            <w:r>
-              <w:rPr>
-                <w:rFonts w:ascii="Arial" w:cs="Arial" w:eastAsia="Arial" w:hAnsi="Arial"/>
-                <w:b/>
-                <w:bCs/>
-                <w:color w:val="1F3864"/>
-                <w:sz w:val="16"/>
-                <w:szCs w:val="16"/>
-              </w:rPr>
-              <w:t xml:space="preserve">📖 EXERCISE:</w:t>
-            </w:r>
-          </w:p>
-          <w:p>
-            <w:pPr>
-              <w:spacing w:after="20" w:before="0"/>
-            </w:pPr>
-            <w:hyperlink w:history="1" r:id="rIdlw9jmivrmkpl0oenjsbls">
-              <w:r>
-                <w:rPr>
-                  <w:rFonts w:ascii="Arial" w:cs="Arial" w:eastAsia="Arial" w:hAnsi="Arial"/>
-                  <w:color w:val="2E75B6"/>
-                  <w:sz w:val="16"/>
-                  <w:szCs w:val="16"/>
-                  <w:u w:val="single" w:color="2E75B6"/>
-                </w:rPr>
-                <w:t xml:space="preserve">Average velocity and average speed from graphs</w:t>
-              </w:r>
-            </w:hyperlink>
-          </w:p>
-          <w:p>
-            <w:pPr>
-              <w:spacing w:after="10" w:before="0"/>
-              <w:ind w:left="120"/>
-            </w:pPr>
-            <w:r>
-              <w:rPr>
-                <w:rFonts w:ascii="Arial" w:cs="Arial" w:eastAsia="Arial" w:hAnsi="Arial"/>
-                <w:color w:val="595959"/>
-                <w:sz w:val="14"/>
-                <w:szCs w:val="14"/>
-              </w:rPr>
-              <w:t xml:space="preserve">Source: Khan Academy (English - US curriculum)</w:t>
-            </w:r>
-          </w:p>
-          <w:p>
-            <w:pPr>
-              <w:spacing w:after="10" w:before="0"/>
-              <w:ind w:left="120"/>
-            </w:pPr>
-            <w:hyperlink w:history="1" r:id="rIdadsvac7j3r3so5vlahnhn">
-              <w:r>
-                <w:rPr>
-                  <w:rFonts w:ascii="Arial" w:cs="Arial" w:eastAsia="Arial" w:hAnsi="Arial"/>
-                  <w:color w:val="595959"/>
-                  <w:sz w:val="14"/>
-                  <w:szCs w:val="14"/>
-                  <w:u w:val="single" w:color="595959"/>
-                </w:rPr>
-                <w:t xml:space="preserve">🔍 Search ARES for similar readings</w:t>
-              </w:r>
-            </w:hyperlink>
-          </w:p>
-        </w:tc>
-        <w:tc>
-          <w:tcPr>
-            <w:tcW w:type="dxa" w:w="3040"/>
-            <w:shd w:fill="FFFFFF" w:color="auto" w:val="clear"/>
-            <w:tcMar>
-              <w:top w:type="dxa" w:w="60"/>
-              <w:left w:type="dxa" w:w="120"/>
-              <w:bottom w:type="dxa" w:w="60"/>
-              <w:right w:type="dxa" w:w="120"/>
-            </w:tcMar>
-            <w:vAlign w:val="top"/>
-          </w:tcPr>
-          <w:p>
-            <w:pPr>
-              <w:spacing w:after="40" w:before="0"/>
-              <w:jc w:val="left"/>
-            </w:pPr>
-            <w:r>
-              <w:rPr>
-                <w:rFonts w:ascii="Arial" w:cs="Arial" w:eastAsia="Arial" w:hAnsi="Arial"/>
-                <w:b w:val="false"/>
-                <w:bCs w:val="false"/>
-                <w:i w:val="false"/>
-                <w:iCs w:val="false"/>
-                <w:color w:val="000000"/>
-                <w:sz w:val="18"/>
-                <w:szCs w:val="18"/>
-              </w:rPr>
-              <w:t xml:space="preserve">After returning from the field activity (which runs concurrently with or immediately after Phase 3 — see teacher moves), the class gathers to formally post the Driving Question Board. Each learner receives two sticky notes (or torn pieces of paper). On the FIRST sticky note they write one thing they now know or understand about motion. On the SECOND sticky note they write one question they still have — something the marathon data or field race made them wonder about. Sticky notes are posted on the DQB (a dedicated section of the chalkboard or a large sheet of manila paper). The teacher reads out 5–6 questions aloud and groups them into clusters: 'Questions about graphs', 'Questions about the difference between speed and velocity', 'Questions about acceleration'. The driving question is written in large letters at the top of the DQB: 'HOW CAN WE USE MATHEMATICS — CALCULATIONS AND GRAPHS — TO FULLY DESCRIBE AND EXPLAIN THE MOTION OF ANY MOVING BODY, FROM A NAIROBI MARATHON RUNNER TO A MATATU ON THE NAKURU HIGHWAY?'</w:t>
-            </w:r>
-          </w:p>
-        </w:tc>
-        <w:tc>
-          <w:tcPr>
-            <w:tcW w:type="dxa" w:w="3040"/>
-            <w:shd w:fill="F2F2F2" w:color="auto" w:val="clear"/>
-            <w:tcMar>
-              <w:top w:type="dxa" w:w="60"/>
-              <w:left w:type="dxa" w:w="120"/>
-              <w:bottom w:type="dxa" w:w="60"/>
-              <w:right w:type="dxa" w:w="120"/>
-            </w:tcMar>
-            <w:vAlign w:val="top"/>
-          </w:tcPr>
-          <w:p>
-            <w:pPr>
-              <w:spacing w:after="40" w:before="0"/>
-              <w:jc w:val="left"/>
-            </w:pPr>
-            <w:r>
-              <w:rPr>
-                <w:rFonts w:ascii="Arial" w:cs="Arial" w:eastAsia="Arial" w:hAnsi="Arial"/>
-                <w:b w:val="false"/>
-                <w:bCs w:val="false"/>
-                <w:i w:val="false"/>
-                <w:iCs w:val="false"/>
-                <w:color w:val="000000"/>
-                <w:sz w:val="18"/>
-                <w:szCs w:val="18"/>
-              </w:rPr>
-              <w:t xml:space="preserve">DQB SETUP (55–65 min): Before this phase, prepare the DQB space on the board. Distribute two sticky notes (or paper squares) per learner. Say: 'You have three minutes. On the YELLOW note, write one thing you now understand. On the GREEN note, write one question you still have. Be specific — use the marathon or the race we just ran as your example.' WAIT 3 MINUTES of silent writing. | POSTING (65–68 min): Invite all learners to post their notes simultaneously. Quickly scan the board. Read 5–6 questions aloud, paraphrasing where needed: 'Mutua asks: why did Runner B slow down — is that acceleration?' 'Zawadi asks: how do we draw a graph from the split times?' Say: 'These are exactly the questions we will answer in this unit. Every lesson, we will come back to this board and move questions from the question side to the answer side.' | DRIVING QUESTION POSTING (68–70 min): Write or unveil the pre-prepared driving question banner. Read it aloud twice — once yourself, once with the class chorally. Say: 'This is our mission for the next several lessons. Keep it in mind.'</w:t>
-            </w:r>
-          </w:p>
-        </w:tc>
-        <w:tc>
-          <w:tcPr>
-            <w:tcW w:type="dxa" w:w="3040"/>
-            <w:shd w:fill="FFFFFF" w:color="auto" w:val="clear"/>
-            <w:tcMar>
-              <w:top w:type="dxa" w:w="60"/>
-              <w:left w:type="dxa" w:w="120"/>
-              <w:bottom w:type="dxa" w:w="60"/>
-              <w:right w:type="dxa" w:w="120"/>
-            </w:tcMar>
-            <w:vAlign w:val="top"/>
-          </w:tcPr>
-          <w:p>
-            <w:pPr>
-              <w:spacing w:after="40" w:before="0"/>
-              <w:jc w:val="left"/>
-            </w:pPr>
-            <w:r>
-              <w:rPr>
-                <w:rFonts w:ascii="Arial" w:cs="Arial" w:eastAsia="Arial" w:hAnsi="Arial"/>
-                <w:b w:val="false"/>
-                <w:bCs w:val="false"/>
-                <w:i w:val="false"/>
-                <w:iCs w:val="false"/>
-                <w:color w:val="000000"/>
-                <w:sz w:val="18"/>
-                <w:szCs w:val="18"/>
-              </w:rPr>
-              <w:t xml:space="preserve">Driving Question Board — Making Thinking Visible: The DQB is a living artefact that externalises the class's evolving understanding. By separating 'what I know' from 'what I wonder', learners practise metacognition (NGSS Practice 1: Asking Questions). Clustering questions into themes previews the unit structure and gives learners agency — their own questions drive the curriculum forward.</w:t>
-            </w:r>
-          </w:p>
-        </w:tc>
-        <w:tc>
-          <w:tcPr>
-            <w:tcW w:type="dxa" w:w="3040"/>
-            <w:shd w:fill="F2F2F2" w:color="auto" w:val="clear"/>
-            <w:tcMar>
-              <w:top w:type="dxa" w:w="60"/>
-              <w:left w:type="dxa" w:w="120"/>
-              <w:bottom w:type="dxa" w:w="60"/>
-              <w:right w:type="dxa" w:w="120"/>
-            </w:tcMar>
-            <w:vAlign w:val="top"/>
-          </w:tcPr>
-          <w:p>
-            <w:pPr>
-              <w:spacing w:after="40" w:before="0"/>
-              <w:jc w:val="left"/>
-            </w:pPr>
-            <w:r>
-              <w:rPr>
-                <w:rFonts w:ascii="Arial" w:cs="Arial" w:eastAsia="Arial" w:hAnsi="Arial"/>
-                <w:b w:val="false"/>
-                <w:bCs w:val="false"/>
-                <w:i w:val="false"/>
-                <w:iCs w:val="false"/>
-                <w:color w:val="000000"/>
-                <w:sz w:val="18"/>
-                <w:szCs w:val="18"/>
-              </w:rPr>
-              <w:t xml:space="preserve">Observable indicator: Are learners' 'know' sticky notes conceptually accurate (e.g., 'Speed = distance ÷ time') rather than trivially descriptive (e.g., 'Runners run fast')? Are 'wonder' sticky notes genuinely inquiry-oriented (e.g., 'How does the graph look when a runner speeds up suddenly?') rather than off-topic? Photograph the DQB at the end of class. Count: (a) number of questions related to graphs — this gauges readiness for Lessons 2–3; (b) number of questions that conflate speed and velocity — target these explicitly in Lesson 2.</w:t>
-            </w:r>
-          </w:p>
-        </w:tc>
-      </w:tr>
-      <w:tr>
-        <w:tc>
-          <w:tcPr>
-            <w:tcW w:type="dxa" w:w="1520"/>
-            <w:shd w:fill="D5E8F0" w:color="auto" w:val="clear"/>
-            <w:tcMar>
-              <w:top w:type="dxa" w:w="60"/>
-              <w:left w:type="dxa" w:w="120"/>
-              <w:bottom w:type="dxa" w:w="60"/>
-              <w:right w:type="dxa" w:w="120"/>
-            </w:tcMar>
-            <w:vAlign w:val="top"/>
-          </w:tcPr>
-          <w:p>
-            <w:pPr>
-              <w:spacing w:after="40" w:before="0"/>
-              <w:jc w:val="left"/>
-            </w:pPr>
-            <w:r>
-              <w:rPr>
-                <w:rFonts w:ascii="Arial" w:cs="Arial" w:eastAsia="Arial" w:hAnsi="Arial"/>
-                <w:b/>
-                <w:bCs/>
-                <w:i w:val="false"/>
-                <w:iCs w:val="false"/>
-                <w:color w:val="000000"/>
-                <w:sz w:val="18"/>
-                <w:szCs w:val="18"/>
-              </w:rPr>
-              <w:t xml:space="preserve">Model Building Phase</w:t>
-            </w:r>
-          </w:p>
-          <w:p>
-            <w:pPr>
-              <w:spacing w:after="20" w:before="0"/>
-            </w:pPr>
-            <w:r>
-              <w:rPr>
-                <w:rFonts w:ascii="Arial" w:cs="Arial" w:eastAsia="Arial" w:hAnsi="Arial"/>
-                <w:b/>
-                <w:bCs/>
-                <w:color w:val="1F3864"/>
-                <w:sz w:val="16"/>
-                <w:szCs w:val="16"/>
-              </w:rPr>
-              <w:t xml:space="preserve">📹 VIDEO:</w:t>
-            </w:r>
-          </w:p>
-          <w:p>
-            <w:pPr>
-              <w:spacing w:after="20" w:before="0"/>
-            </w:pPr>
-            <w:hyperlink w:history="1" r:id="rIdrpzwsxauzs6s3ggmiduj3">
-              <w:r>
-                <w:rPr>
-                  <w:rFonts w:ascii="Arial" w:cs="Arial" w:eastAsia="Arial" w:hAnsi="Arial"/>
-                  <w:color w:val="2E75B6"/>
-                  <w:sz w:val="16"/>
-                  <w:szCs w:val="16"/>
-                  <w:u w:val="single" w:color="2E75B6"/>
-                </w:rPr>
-                <w:t xml:space="preserve">Position vs. time graphs</w:t>
-              </w:r>
-            </w:hyperlink>
-          </w:p>
-          <w:p>
-            <w:pPr>
-              <w:spacing w:after="10" w:before="0"/>
-              <w:ind w:left="120"/>
-            </w:pPr>
-            <w:r>
-              <w:rPr>
-                <w:rFonts w:ascii="Arial" w:cs="Arial" w:eastAsia="Arial" w:hAnsi="Arial"/>
-                <w:color w:val="595959"/>
-                <w:sz w:val="14"/>
-                <w:szCs w:val="14"/>
-              </w:rPr>
-              <w:t xml:space="preserve">Source: Khan Academy (English - US curriculum)</w:t>
-            </w:r>
-          </w:p>
-          <w:p>
-            <w:pPr>
-              <w:spacing w:after="10" w:before="0"/>
-              <w:ind w:left="120"/>
-            </w:pPr>
-            <w:hyperlink w:history="1" r:id="rIdw9mcwwd9r3iozq7loglwy">
-              <w:r>
-                <w:rPr>
-                  <w:rFonts w:ascii="Arial" w:cs="Arial" w:eastAsia="Arial" w:hAnsi="Arial"/>
-                  <w:color w:val="595959"/>
-                  <w:sz w:val="14"/>
-                  <w:szCs w:val="14"/>
-                  <w:u w:val="single" w:color="595959"/>
-                </w:rPr>
-                <w:t xml:space="preserve">🔍 Search ARES for similar videos</w:t>
-              </w:r>
-            </w:hyperlink>
-          </w:p>
-          <w:p>
-            <w:pPr>
-              <w:spacing w:after="40" w:before="0"/>
-            </w:pPr>
-            <w:r>
-              <w:rPr>
-                <w:sz w:val="14"/>
-                <w:szCs w:val="14"/>
-              </w:rPr>
-              <w:t xml:space="preserve"/>
-            </w:r>
-          </w:p>
-          <w:p>
-            <w:pPr>
-              <w:spacing w:after="20" w:before="0"/>
-            </w:pPr>
-            <w:r>
-              <w:rPr>
-                <w:rFonts w:ascii="Arial" w:cs="Arial" w:eastAsia="Arial" w:hAnsi="Arial"/>
-                <w:b/>
-                <w:bCs/>
-                <w:color w:val="1F3864"/>
-                <w:sz w:val="16"/>
-                <w:szCs w:val="16"/>
-              </w:rPr>
-              <w:t xml:space="preserve">📖 EXERCISE:</w:t>
-            </w:r>
-          </w:p>
-          <w:p>
-            <w:pPr>
-              <w:spacing w:after="20" w:before="0"/>
-            </w:pPr>
-            <w:hyperlink w:history="1" r:id="rIdriaisqfqe2v_-ehhs-mc_">
-              <w:r>
-                <w:rPr>
-                  <w:rFonts w:ascii="Arial" w:cs="Arial" w:eastAsia="Arial" w:hAnsi="Arial"/>
-                  <w:color w:val="2E75B6"/>
-                  <w:sz w:val="16"/>
-                  <w:szCs w:val="16"/>
-                  <w:u w:val="single" w:color="2E75B6"/>
-                </w:rPr>
-                <w:t xml:space="preserve">Average velocity and average speed from graphs</w:t>
-              </w:r>
-            </w:hyperlink>
-          </w:p>
-          <w:p>
-            <w:pPr>
-              <w:spacing w:after="10" w:before="0"/>
-              <w:ind w:left="120"/>
-            </w:pPr>
-            <w:r>
-              <w:rPr>
-                <w:rFonts w:ascii="Arial" w:cs="Arial" w:eastAsia="Arial" w:hAnsi="Arial"/>
-                <w:color w:val="595959"/>
-                <w:sz w:val="14"/>
-                <w:szCs w:val="14"/>
-              </w:rPr>
-              <w:t xml:space="preserve">Source: Khan Academy (English - US curriculum)</w:t>
-            </w:r>
-          </w:p>
-          <w:p>
-            <w:pPr>
-              <w:spacing w:after="10" w:before="0"/>
-              <w:ind w:left="120"/>
-            </w:pPr>
-            <w:hyperlink w:history="1" r:id="rIds7fnxnxo5jvwkjuicbafb">
+            <w:hyperlink w:history="1" r:id="rIdiryx0ryyzvweecpcsfdnz">
               <w:r>
                 <w:rPr>
                   <w:rFonts w:ascii="Arial" w:cs="Arial" w:eastAsia="Arial" w:hAnsi="Arial"/>
@@ -5220,7 +5220,7 @@
         </w:rPr>
         <w:t xml:space="preserve">© 2026 SeaVuria and ARES. Aligned with KICD objectives. Developed by SeaVuria; technical implementation by ARES (with AI assistance from Claude). Licensed under </w:t>
       </w:r>
-      <w:hyperlink w:history="1" r:id="rIddzvfhvif6wi3obhiwzxu4">
+      <w:hyperlink w:history="1" r:id="rIdm4xba4y0az_z8d8ikuxr1">
         <w:r>
           <w:rPr>
             <w:rFonts w:ascii="Arial" w:cs="Arial" w:eastAsia="Arial" w:hAnsi="Arial"/>
@@ -5241,7 +5241,7 @@
         </w:rPr>
         <w:t xml:space="preserve"> (</w:t>
       </w:r>
-      <w:hyperlink w:history="1" r:id="rIdsjw72_ayjkelpucxjnyjy">
+      <w:hyperlink w:history="1" r:id="rIdo3jjnu6etfrjlnez2jjup">
         <w:r>
           <w:rPr>
             <w:rFonts w:ascii="Arial" w:cs="Arial" w:eastAsia="Arial" w:hAnsi="Arial"/>
@@ -6054,7 +6054,7 @@
                 <w:sz w:val="18"/>
                 <w:szCs w:val="18"/>
               </w:rPr>
-              <w:t xml:space="preserve">This lesson is the first dedicated calculation lesson in the Linear Motion sequence. Having established in Lesson 1 that distance, displacement, speed, velocity, and acceleration are conceptually distinct, learners now practise computing velocity and acceleration from real data. The anchoring phenomenon — the split-time tables of Runner A and Runner B in the 2023 Nairobi Marathon — provides the raw numbers. Learners calculate the average velocity for each 5 km segment for both runners and immediately see a story emerge: Runner A's velocity is nearly constant (~19 km/h throughout), while Runner B's velocity surges above 21 km/h in the first 10 km, dips to around 16 km/h between 20 km and 30 km, then spikes again to ~22 km/h in the final 12 km. The acceleration values between segments explain why Runner B was ahead at 30 km but lost — the late sprint was too short to overcome the time lost in the slow middle section. Additional worked examples — Eliud Kipchoge's world-record marathon pace, a boda-boda accelerating from rest on Mombasa Road, and the SGR Madaraka Express changing speed between Nairobi and Athi River — anchor the formulas in familiar Kenyan contexts.\n\nThe lesson follows the five-phase ARES framework. In the Predict phase, learners estimate Runner B's velocity during the slow middle section before calculating, activating prior knowledge of average speed from Lesson 1. In the Observe phase, learners work in pairs to apply v = s/t to each 5 km split for both runners, generating a velocity table. In the Explain phase, the teacher introduces acceleration formally as a = Δv/Δt and learners calculate the acceleration between selected segments. The DQB phase captures the new insight that a single average speed hides the internal structure of motion, and that acceleration — not just velocity — determines who wins. The Model Building phase has learners annotate their personal motion model (begun in Lesson 1) with calculated values, distinguishing uniform from non-uniform sections.\n\nThroughout, the teacher uses targeted cold-calling, mini-whiteboards (or exercise books held up), and pair-share routines to check procedural accuracy and conceptual understanding simultaneously. The lesson closes with learners writing one sentence on their DQB sticky note answering: "What does speed actually mean mathematically?" — directly advancing the driving question.</w:t>
+              <w:t xml:space="preserve">This lesson is the first dedicated calculation lesson in the Linear Motion sequence. Having established in Lesson 1 that distance, displacement, speed, velocity, and acceleration are conceptually distinct, learners now practise computing velocity and acceleration from real data. The anchoring phenomenon — the split-time tables of Runner A and Runner B in the 2023 Nairobi Marathon — provides the raw numbers. Learners calculate the average velocity for each 5 km segment for both runners and immediately see a story emerge: Runner A's velocity is nearly constant (~19 km/h throughout), while Runner B's velocity surges above 21 km/h in the first 10 km, dips to around 17.6 km/h between 25 km and 35 km, then sprints again to ~22 km/h in the final 2 km. The acceleration values between segments explain why Runner B was ahead at 30 km but lost — the late sprint was too short to overcome the time lost in the slow middle section. Additional worked examples — Eliud Kipchoge's world-record marathon pace, a boda-boda accelerating from rest on Mombasa Road, and the SGR Madaraka Express changing speed between Nairobi and Athi River — anchor the formulas in familiar Kenyan contexts.\n\nThe lesson follows the five-phase ARES framework. In the Predict phase, learners estimate Runner B's velocity during the slow middle section before calculating, activating prior knowledge of average speed from Lesson 1. In the Observe phase, learners work in pairs to apply v = s/t to each 5 km split for both runners, generating a velocity table. In the Explain phase, the teacher introduces acceleration formally as a = Δv/Δt and learners calculate the acceleration between selected segments. The DQB phase captures the new insight that a single average speed hides the internal structure of motion, and that acceleration — not just velocity — determines who wins. The Model Building phase has learners annotate their personal motion model (begun in Lesson 1) with calculated values, distinguishing uniform from non-uniform sections.\n\nThroughout, the teacher uses targeted cold-calling, mini-whiteboards (or exercise books held up), and pair-share routines to check procedural accuracy and conceptual understanding simultaneously. The lesson closes with learners writing one sentence on their DQB sticky note answering: "What does speed actually mean mathematically?" — directly advancing the driving question.</w:t>
             </w:r>
           </w:p>
         </w:tc>
@@ -6337,7 +6337,7 @@
             <w:pPr>
               <w:spacing w:after="20" w:before="0"/>
             </w:pPr>
-            <w:hyperlink w:history="1" r:id="rIddaoet4nyz6p6dcimxuqu8">
+            <w:hyperlink w:history="1" r:id="rIdrddg8hhupti17licymki1">
               <w:r>
                 <w:rPr>
                   <w:rFonts w:ascii="Arial" w:cs="Arial" w:eastAsia="Arial" w:hAnsi="Arial"/>
@@ -6346,7 +6346,7 @@
                   <w:szCs w:val="16"/>
                   <w:u w:val="single" w:color="2E75B6"/>
                 </w:rPr>
-                <w:t xml:space="preserve">Visual understanding of centripetal acceleration formula</w:t>
+                <w:t xml:space="preserve">Calculating average velocity or speed</w:t>
               </w:r>
             </w:hyperlink>
           </w:p>
@@ -6370,7 +6370,7 @@
               <w:spacing w:after="10" w:before="0"/>
               <w:ind w:left="120"/>
             </w:pPr>
-            <w:hyperlink w:history="1" r:id="rId0fv0zmlwz7jy9ziwa_bwh">
+            <w:hyperlink w:history="1" r:id="rIdl8b5tcmsshcwqcihddoeg">
               <w:r>
                 <w:rPr>
                   <w:rFonts w:ascii="Arial" w:cs="Arial" w:eastAsia="Arial" w:hAnsi="Arial"/>
@@ -6415,7 +6415,7 @@
             <w:pPr>
               <w:spacing w:after="20" w:before="0"/>
             </w:pPr>
-            <w:hyperlink w:history="1" r:id="rIdjux5lebjv01bfumnhxng-">
+            <w:hyperlink w:history="1" r:id="rIdkz1sscwraz5xzncszlppu">
               <w:r>
                 <w:rPr>
                   <w:rFonts w:ascii="Arial" w:cs="Arial" w:eastAsia="Arial" w:hAnsi="Arial"/>
@@ -6430,6 +6430,22 @@
           </w:p>
           <w:p>
             <w:pPr>
+              <w:spacing w:after="20" w:before="0"/>
+            </w:pPr>
+            <w:r>
+              <w:rPr>
+                <w:rFonts w:ascii="Arial" w:cs="Arial" w:eastAsia="Arial" w:hAnsi="Arial"/>
+                <w:i/>
+                <w:iCs/>
+                <w:color w:val="595959"/>
+                <w:sz w:val="16"/>
+                <w:szCs w:val="16"/>
+              </w:rPr>
+              <w:t xml:space="preserve">Related topic: not an exact match for this lesson.</w:t>
+            </w:r>
+          </w:p>
+          <w:p>
+            <w:pPr>
               <w:spacing w:after="10" w:before="0"/>
               <w:ind w:left="120"/>
             </w:pPr>
@@ -6448,7 +6464,7 @@
               <w:spacing w:after="10" w:before="0"/>
               <w:ind w:left="120"/>
             </w:pPr>
-            <w:hyperlink w:history="1" r:id="rIda56xxaxrifao1fxywkul4">
+            <w:hyperlink w:history="1" r:id="rIdwlmyvv8kwseb8q4v6c8-w">
               <w:r>
                 <w:rPr>
                   <w:rFonts w:ascii="Arial" w:cs="Arial" w:eastAsia="Arial" w:hAnsi="Arial"/>
@@ -6522,7 +6538,7 @@
                 <w:sz w:val="18"/>
                 <w:szCs w:val="18"/>
               </w:rPr>
-              <w:t xml:space="preserve">Display the split-time table and say: 'Before we touch a calculator or do any arithmetic, look at Runner B's times between 20 km and 30 km. In your book, write: (a) which segment you think is the slowest, and (b) your best guess for the velocity in km/h for that segment. You have 60 seconds — work alone first.' [WAIT 60 seconds, circulate, glance at books.] After 60 seconds: 'Turn to your neighbour and compare your guesses. Do you agree? 30 seconds.' [WAIT 30 seconds.] Cold-call 3 learners — choose one high estimate, one low estimate, and one middle estimate — and write the three guesses on the board as a range. Say: 'By the end of today's lesson, we will know the exact answer. Keep your guess written down — we will come back to it.'</w:t>
+              <w:t xml:space="preserve">Display the split-time table and say: 'Before we touch a calculator or do any arithmetic, look at Runner B's times between 25 km and 35 km. In your book, write: (a) which segment you think is the slowest, and (b) your best guess for the velocity in km/h for that segment. You have 60 seconds — work alone first.' [WAIT 60 seconds, circulate, glance at books.] After 60 seconds: 'Turn to your neighbour and compare your guesses. Do you agree? 30 seconds.' [WAIT 30 seconds.] Cold-call 3 learners — choose one high estimate, one low estimate, and one middle estimate — and write the three guesses on the board as a range. Say: 'By the end of today's lesson, we will know the exact answer. Keep your guess written down — we will come back to it.'</w:t>
             </w:r>
           </w:p>
         </w:tc>
@@ -6643,7 +6659,7 @@
             <w:pPr>
               <w:spacing w:after="20" w:before="0"/>
             </w:pPr>
-            <w:hyperlink w:history="1" r:id="rId8p9ozfpnrkyxnmm4rqrou">
+            <w:hyperlink w:history="1" r:id="rIdgffmdcyrknpil8gyc0ctz">
               <w:r>
                 <w:rPr>
                   <w:rFonts w:ascii="Arial" w:cs="Arial" w:eastAsia="Arial" w:hAnsi="Arial"/>
@@ -6652,7 +6668,7 @@
                   <w:szCs w:val="16"/>
                   <w:u w:val="single" w:color="2E75B6"/>
                 </w:rPr>
-                <w:t xml:space="preserve">Calculus proof of centripetal acceleration formula</w:t>
+                <w:t xml:space="preserve">Acceleration</w:t>
               </w:r>
             </w:hyperlink>
           </w:p>
@@ -6676,7 +6692,7 @@
               <w:spacing w:after="10" w:before="0"/>
               <w:ind w:left="120"/>
             </w:pPr>
-            <w:hyperlink w:history="1" r:id="rIdktrhbp-zvl_jazup7qlxg">
+            <w:hyperlink w:history="1" r:id="rIdxxdpleu07avua6vsczpkd">
               <w:r>
                 <w:rPr>
                   <w:rFonts w:ascii="Arial" w:cs="Arial" w:eastAsia="Arial" w:hAnsi="Arial"/>
@@ -6721,7 +6737,7 @@
             <w:pPr>
               <w:spacing w:after="20" w:before="0"/>
             </w:pPr>
-            <w:hyperlink w:history="1" r:id="rId6ezec6j_vco08j9nspp6b">
+            <w:hyperlink w:history="1" r:id="rIdasy2dwu_xk558yfsigedj">
               <w:r>
                 <w:rPr>
                   <w:rFonts w:ascii="Arial" w:cs="Arial" w:eastAsia="Arial" w:hAnsi="Arial"/>
@@ -6736,6 +6752,22 @@
           </w:p>
           <w:p>
             <w:pPr>
+              <w:spacing w:after="20" w:before="0"/>
+            </w:pPr>
+            <w:r>
+              <w:rPr>
+                <w:rFonts w:ascii="Arial" w:cs="Arial" w:eastAsia="Arial" w:hAnsi="Arial"/>
+                <w:i/>
+                <w:iCs/>
+                <w:color w:val="595959"/>
+                <w:sz w:val="16"/>
+                <w:szCs w:val="16"/>
+              </w:rPr>
+              <w:t xml:space="preserve">Related topic: not an exact match for this lesson.</w:t>
+            </w:r>
+          </w:p>
+          <w:p>
+            <w:pPr>
               <w:spacing w:after="10" w:before="0"/>
               <w:ind w:left="120"/>
             </w:pPr>
@@ -6754,7 +6786,7 @@
               <w:spacing w:after="10" w:before="0"/>
               <w:ind w:left="120"/>
             </w:pPr>
-            <w:hyperlink w:history="1" r:id="rIdvydsrjudgr625qcp__ekz">
+            <w:hyperlink w:history="1" r:id="rIdijw7n9-np25r3xg3mr3z4">
               <w:r>
                 <w:rPr>
                   <w:rFonts w:ascii="Arial" w:cs="Arial" w:eastAsia="Arial" w:hAnsi="Arial"/>
@@ -6892,7 +6924,7 @@
                 <w:sz w:val="18"/>
                 <w:szCs w:val="18"/>
               </w:rPr>
-              <w:t xml:space="preserve">Teacher checks three specific indicators during circulation: (1) Are learners dividing by the segment time (correct) or the cumulative time (common error)? (2) Are units correct — km/h rather than km/min? (3) Does the completed velocity table show Runner B with a dip between 20–30 km and a spike in the final 12 km? A correct velocity table for Runner B should show approximately: Seg 1–5 km: ~21 km/h, Seg 5–10 km: ~21.5 km/h, Seg 10–15 km: ~20 km/h, Seg 15–20 km: ~18 km/h, Seg 20–25 km: ~16 km/h, Seg 25–30 km: ~16.5 km/h, Seg 30–36 km: ~19 km/h, Seg 36–42 km: ~22 km/h. Any pair whose table diverges significantly is flagged for Explain-phase support.</w:t>
+              <w:t xml:space="preserve">Teacher checks three specific indicators during circulation: (1) Are learners dividing by the segment time (correct) or the cumulative time (common error)? (2) Are units correct — km/h rather than km/min? (3) Does the completed velocity table show Runner B with a dip between 25–35 km and a spike in the final 2 km? A correct velocity table for Runner B should show approximately: Seg 1–5 km: ~21 km/h, Seg 5–10 km: ~21.5 km/h, Seg 10–15 km: ~20 km/h, Seg 15–20 km: ~20 km/h, Seg 20–25 km: ~20 km/h, Seg 25–30 km: ~17.6 km/h, Seg 30–35 km: ~17.6 km/h, Seg 35–40 km: ~19 km/h, Seg 40–42 km: ~22 km/h. Any pair whose table diverges significantly is flagged for Explain-phase support.</w:t>
             </w:r>
           </w:p>
         </w:tc>
@@ -6949,7 +6981,7 @@
             <w:pPr>
               <w:spacing w:after="20" w:before="0"/>
             </w:pPr>
-            <w:hyperlink w:history="1" r:id="rIdqudhbipto0aggl_qd3sci">
+            <w:hyperlink w:history="1" r:id="rId6qjonrgkouzbvrub9v5pm">
               <w:r>
                 <w:rPr>
                   <w:rFonts w:ascii="Arial" w:cs="Arial" w:eastAsia="Arial" w:hAnsi="Arial"/>
@@ -6958,7 +6990,7 @@
                   <w:szCs w:val="16"/>
                   <w:u w:val="single" w:color="2E75B6"/>
                 </w:rPr>
-                <w:t xml:space="preserve">Visual understanding of centripetal acceleration formula</w:t>
+                <w:t xml:space="preserve">Average velocity for constant acceleration</w:t>
               </w:r>
             </w:hyperlink>
           </w:p>
@@ -6982,7 +7014,7 @@
               <w:spacing w:after="10" w:before="0"/>
               <w:ind w:left="120"/>
             </w:pPr>
-            <w:hyperlink w:history="1" r:id="rIddy_f5aevwnellmy130mvg">
+            <w:hyperlink w:history="1" r:id="rIdyibb26dlcqzbue34tb4cp">
               <w:r>
                 <w:rPr>
                   <w:rFonts w:ascii="Arial" w:cs="Arial" w:eastAsia="Arial" w:hAnsi="Arial"/>
@@ -7027,7 +7059,7 @@
             <w:pPr>
               <w:spacing w:after="20" w:before="0"/>
             </w:pPr>
-            <w:hyperlink w:history="1" r:id="rIdn3wjmnu-62exbhukxnsfd">
+            <w:hyperlink w:history="1" r:id="rIdnjiqmuxo97bnowxrfz_dh">
               <w:r>
                 <w:rPr>
                   <w:rFonts w:ascii="Arial" w:cs="Arial" w:eastAsia="Arial" w:hAnsi="Arial"/>
@@ -7042,6 +7074,22 @@
           </w:p>
           <w:p>
             <w:pPr>
+              <w:spacing w:after="20" w:before="0"/>
+            </w:pPr>
+            <w:r>
+              <w:rPr>
+                <w:rFonts w:ascii="Arial" w:cs="Arial" w:eastAsia="Arial" w:hAnsi="Arial"/>
+                <w:i/>
+                <w:iCs/>
+                <w:color w:val="595959"/>
+                <w:sz w:val="16"/>
+                <w:szCs w:val="16"/>
+              </w:rPr>
+              <w:t xml:space="preserve">Related topic: not an exact match for this lesson.</w:t>
+            </w:r>
+          </w:p>
+          <w:p>
+            <w:pPr>
               <w:spacing w:after="10" w:before="0"/>
               <w:ind w:left="120"/>
             </w:pPr>
@@ -7060,7 +7108,7 @@
               <w:spacing w:after="10" w:before="0"/>
               <w:ind w:left="120"/>
             </w:pPr>
-            <w:hyperlink w:history="1" r:id="rIdzooc3_kvkxryp4cpe52n0">
+            <w:hyperlink w:history="1" r:id="rIdrm7lgrrw_ue6y-qrq5i4-">
               <w:r>
                 <w:rPr>
                   <w:rFonts w:ascii="Arial" w:cs="Arial" w:eastAsia="Arial" w:hAnsi="Arial"/>
@@ -7248,7 +7296,7 @@
                 <w:sz w:val="18"/>
                 <w:szCs w:val="18"/>
               </w:rPr>
-              <w:t xml:space="preserve">PRACTICE PROBLEMS — say: 'Now you will try two problems on your own. Write the formula, substitute the values, show all working, state the unit.' [WAIT 10 seconds for learners to prepare.] Problem 1: 'Using Runner B's velocity table, calculate the acceleration between the 20–25 km segment (v ≈ 16 km/h) and the 36–42 km segment (v ≈ 22 km/h). The time for this change was approximately 48 minutes. Is this positive or negative acceleration? What does it mean physically?' Problem 2: 'The SGR Madaraka Express leaves Nairobi Station at rest and reaches a cruising velocity of 120 km/h in 4 minutes. Calculate the acceleration in km/h/min and describe the motion.' [WAIT 6 minutes for individual work. Circulate — note errors in Δv sign convention and unit conversion.] After 6 minutes, cold-call 2 learners to present their solutions on the board. Peer-correct using the protocol: 'Formula correct? Substitution correct? Unit stated? Physical interpretation given?' Close the Explain phase by saying: 'We now have two mathematical tools: v = s/t and a = Δv/Δt. Together, these tell the complete mathematical story of any moving object — including why Runner B lost despite being ahead at 30 km.'</w:t>
+              <w:t xml:space="preserve">PRACTICE PROBLEMS — say: 'Now you will try two problems on your own. Write the formula, substitute the values, show all working, state the unit.' [WAIT 10 seconds for learners to prepare.] Problem 1: 'Using Runner B's velocity table, calculate the acceleration between the 30–35 km segment (v ≈ 17.6 km/h) and the 40–42 km segment (v ≈ 22 km/h). The time for this change was approximately 48 minutes. Is this positive or negative acceleration? What does it mean physically?' Problem 2: 'The SGR Madaraka Express leaves Nairobi Station at rest and reaches a cruising velocity of 120 km/h in 4 minutes. Calculate the acceleration in km/h/min and describe the motion.' [WAIT 6 minutes for individual work. Circulate — note errors in Δv sign convention and unit conversion.] After 6 minutes, cold-call 2 learners to present their solutions on the board. Peer-correct using the protocol: 'Formula correct? Substitution correct? Unit stated? Physical interpretation given?' Close the Explain phase by saying: 'We now have two mathematical tools: v = s/t and a = Δv/Δt. Together, these tell the complete mathematical story of any moving object — including why Runner B lost despite being ahead at 30 km.'</w:t>
             </w:r>
           </w:p>
         </w:tc>
@@ -7369,7 +7417,7 @@
             <w:pPr>
               <w:spacing w:after="20" w:before="0"/>
             </w:pPr>
-            <w:hyperlink w:history="1" r:id="rIdvugzsrpdjxuuuu-s9v50m">
+            <w:hyperlink w:history="1" r:id="rId_ipi8uloh5qrbkvmnc-_u">
               <w:r>
                 <w:rPr>
                   <w:rFonts w:ascii="Arial" w:cs="Arial" w:eastAsia="Arial" w:hAnsi="Arial"/>
@@ -7378,7 +7426,7 @@
                   <w:szCs w:val="16"/>
                   <w:u w:val="single" w:color="2E75B6"/>
                 </w:rPr>
-                <w:t xml:space="preserve">Visual understanding of centripetal acceleration formula</w:t>
+                <w:t xml:space="preserve">Calculating average velocity or speed</w:t>
               </w:r>
             </w:hyperlink>
           </w:p>
@@ -7402,7 +7450,7 @@
               <w:spacing w:after="10" w:before="0"/>
               <w:ind w:left="120"/>
             </w:pPr>
-            <w:hyperlink w:history="1" r:id="rIdh-e2wsprogqvi2p14tolk">
+            <w:hyperlink w:history="1" r:id="rIdtxikk7rbxgcwkpgjyopfl">
               <w:r>
                 <w:rPr>
                   <w:rFonts w:ascii="Arial" w:cs="Arial" w:eastAsia="Arial" w:hAnsi="Arial"/>
@@ -7447,7 +7495,7 @@
             <w:pPr>
               <w:spacing w:after="20" w:before="0"/>
             </w:pPr>
-            <w:hyperlink w:history="1" r:id="rIdenq2i0evic5dvho4o7iuz">
+            <w:hyperlink w:history="1" r:id="rIdthugz48b7ordobrvye1ac">
               <w:r>
                 <w:rPr>
                   <w:rFonts w:ascii="Arial" w:cs="Arial" w:eastAsia="Arial" w:hAnsi="Arial"/>
@@ -7462,6 +7510,22 @@
           </w:p>
           <w:p>
             <w:pPr>
+              <w:spacing w:after="20" w:before="0"/>
+            </w:pPr>
+            <w:r>
+              <w:rPr>
+                <w:rFonts w:ascii="Arial" w:cs="Arial" w:eastAsia="Arial" w:hAnsi="Arial"/>
+                <w:i/>
+                <w:iCs/>
+                <w:color w:val="595959"/>
+                <w:sz w:val="16"/>
+                <w:szCs w:val="16"/>
+              </w:rPr>
+              <w:t xml:space="preserve">Related topic: not an exact match for this lesson.</w:t>
+            </w:r>
+          </w:p>
+          <w:p>
+            <w:pPr>
               <w:spacing w:after="10" w:before="0"/>
               <w:ind w:left="120"/>
             </w:pPr>
@@ -7480,7 +7544,7 @@
               <w:spacing w:after="10" w:before="0"/>
               <w:ind w:left="120"/>
             </w:pPr>
-            <w:hyperlink w:history="1" r:id="rIdyr8lzfiubp0krlghvb09z">
+            <w:hyperlink w:history="1" r:id="rIdfmaq3o1_lwnl83nyczvfr">
               <w:r>
                 <w:rPr>
                   <w:rFonts w:ascii="Arial" w:cs="Arial" w:eastAsia="Arial" w:hAnsi="Arial"/>
@@ -7675,7 +7739,7 @@
             <w:pPr>
               <w:spacing w:after="20" w:before="0"/>
             </w:pPr>
-            <w:hyperlink w:history="1" r:id="rIdiwmxarefrv_ky34xmrmtp">
+            <w:hyperlink w:history="1" r:id="rIdd-5i67hmnqcfqu41vkyg1">
               <w:r>
                 <w:rPr>
                   <w:rFonts w:ascii="Arial" w:cs="Arial" w:eastAsia="Arial" w:hAnsi="Arial"/>
@@ -7684,7 +7748,7 @@
                   <w:szCs w:val="16"/>
                   <w:u w:val="single" w:color="2E75B6"/>
                 </w:rPr>
-                <w:t xml:space="preserve">Visual understanding of centripetal acceleration formula</w:t>
+                <w:t xml:space="preserve">Acceleration</w:t>
               </w:r>
             </w:hyperlink>
           </w:p>
@@ -7708,7 +7772,7 @@
               <w:spacing w:after="10" w:before="0"/>
               <w:ind w:left="120"/>
             </w:pPr>
-            <w:hyperlink w:history="1" r:id="rIdisd7bwxvg4ncn-qzvpy7c">
+            <w:hyperlink w:history="1" r:id="rIdqnhz3dw_ipnah3m_thwxe">
               <w:r>
                 <w:rPr>
                   <w:rFonts w:ascii="Arial" w:cs="Arial" w:eastAsia="Arial" w:hAnsi="Arial"/>
@@ -7753,7 +7817,7 @@
             <w:pPr>
               <w:spacing w:after="20" w:before="0"/>
             </w:pPr>
-            <w:hyperlink w:history="1" r:id="rIdvyp5gm0h-boifmhhvk7xh">
+            <w:hyperlink w:history="1" r:id="rId7aqqwgjtpjot25p1u8xq8">
               <w:r>
                 <w:rPr>
                   <w:rFonts w:ascii="Arial" w:cs="Arial" w:eastAsia="Arial" w:hAnsi="Arial"/>
@@ -7768,6 +7832,22 @@
           </w:p>
           <w:p>
             <w:pPr>
+              <w:spacing w:after="20" w:before="0"/>
+            </w:pPr>
+            <w:r>
+              <w:rPr>
+                <w:rFonts w:ascii="Arial" w:cs="Arial" w:eastAsia="Arial" w:hAnsi="Arial"/>
+                <w:i/>
+                <w:iCs/>
+                <w:color w:val="595959"/>
+                <w:sz w:val="16"/>
+                <w:szCs w:val="16"/>
+              </w:rPr>
+              <w:t xml:space="preserve">Related topic: not an exact match for this lesson.</w:t>
+            </w:r>
+          </w:p>
+          <w:p>
+            <w:pPr>
               <w:spacing w:after="10" w:before="0"/>
               <w:ind w:left="120"/>
             </w:pPr>
@@ -7786,7 +7866,7 @@
               <w:spacing w:after="10" w:before="0"/>
               <w:ind w:left="120"/>
             </w:pPr>
-            <w:hyperlink w:history="1" r:id="rIdpbef3snbn67dziewzbow6">
+            <w:hyperlink w:history="1" r:id="rIdserwfiiwuj3gtrsdt2gfj">
               <w:r>
                 <w:rPr>
                   <w:rFonts w:ascii="Arial" w:cs="Arial" w:eastAsia="Arial" w:hAnsi="Arial"/>
@@ -7828,7 +7908,7 @@
                 <w:sz w:val="18"/>
                 <w:szCs w:val="18"/>
               </w:rPr>
-              <w:t xml:space="preserve">Learners return to the personal motion model they began in Lesson 1 — a labelled diagram or annotated timeline of the Nairobi Marathon phenomenon. They now add a second layer to the model: above or beside the timeline, they write the calculated velocity for each 5 km segment of Runner B, and annotate at least two points with the acceleration value and a label (e.g., 'DECELERATING here — a is negative' or 'ACCELERATING here — a is positive'). Learners also add a key to their model distinguishing UNIFORM MOTION sections (Runner A, and Runner B's first 10 km) from NON-UNIFORM MOTION sections (Runner B, 15–30 km and 36–42 km).</w:t>
+              <w:t xml:space="preserve">Learners return to the personal motion model they began in Lesson 1 — a labelled diagram or annotated timeline of the Nairobi Marathon phenomenon. They now add a second layer to the model: above or beside the timeline, they write the calculated velocity for each 5 km segment of Runner B, and annotate at least two points with the acceleration value and a label (e.g., 'DECELERATING here — a is negative' or 'ACCELERATING here — a is positive'). Learners also add a key to their model distinguishing UNIFORM MOTION sections (Runner A, and Runner B's first 10 km) from NON-UNIFORM MOTION sections (Runner B, 25–35 km and 40–42 km).</w:t>
             </w:r>
           </w:p>
         </w:tc>
@@ -8144,7 +8224,7 @@
                 <w:sz w:val="18"/>
                 <w:szCs w:val="18"/>
               </w:rPr>
-              <w:t xml:space="preserve">Learners generated a velocity table for Runner A and Runner B by applying v = s/t to each 5 km split of the 2023 Nairobi Marathon data. They observed that Runner A maintained a nearly constant velocity (~19 km/h) throughout — uniform motion — while Runner B's velocity varied from ~16 km/h in the 20–30 km section to ~22 km/h in the final sprint — non-uniform motion. They also calculated the acceleration of a boda-boda on Mombasa Road (1 m/s²) and the SGR Madaraka Express, and used a = Δv/Δt to find Runner B's acceleration between the slow and fast sections of the race.</w:t>
+              <w:t xml:space="preserve">Learners generated a velocity table for Runner A and Runner B by applying v = s/t to each 5 km split of the 2023 Nairobi Marathon data. They observed that Runner A maintained a nearly constant velocity (~19 km/h) throughout — uniform motion — while Runner B's velocity varied from ~17.6 km/h in the 25–35 km section to ~22 km/h in the final sprint — non-uniform motion. They also calculated the acceleration of a boda-boda on Mombasa Road (1 m/s²) and the SGR Madaraka Express, and used a = Δv/Δt to find Runner B's acceleration between the slow and fast sections of the race.</w:t>
             </w:r>
           </w:p>
         </w:tc>
@@ -8276,7 +8356,7 @@
                 <w:sz w:val="18"/>
                 <w:szCs w:val="18"/>
               </w:rPr>
-              <w:t xml:space="preserve">The split-time data from the Nairobi Marathon phenomenon can now be expressed as a sequence of velocities and accelerations — not just a single average speed. Runner B was ahead at 30 km because his early high velocity (positive acceleration off the start) built a time advantage. However, his large negative acceleration (deceleration) between 15 km and 30 km cost him more time than his final sprint could recover. Runner A's near-zero acceleration — uniform motion — meant every segment was equally efficient, and this consistency ultimately won the race. The mathematical tools v = s/t and a = Δv/Δt reveal the internal structure of motion that a single total-time comparison completely hides.</w:t>
+              <w:t xml:space="preserve">The split-time data from the Nairobi Marathon phenomenon can now be expressed as a sequence of velocities and accelerations — not just a single average speed. Runner B was ahead at 30 km because his early high velocity (positive acceleration off the start) built a time advantage. However, his large negative acceleration (deceleration) between 25 km and 35 km cost him more time than his final sprint could recover. Runner A's near-zero acceleration — uniform motion — meant every segment was equally efficient, and this consistency ultimately won the race. The mathematical tools v = s/t and a = Δv/Δt reveal the internal structure of motion that a single total-time comparison completely hides.</w:t>
             </w:r>
           </w:p>
         </w:tc>
@@ -8298,7 +8378,7 @@
         </w:rPr>
         <w:t xml:space="preserve">© 2026 SeaVuria and ARES. Aligned with KICD objectives. Developed by SeaVuria; technical implementation by ARES (with AI assistance from Claude). Licensed under </w:t>
       </w:r>
-      <w:hyperlink w:history="1" r:id="rIdxc9mir1h8j0-qbjiudl5-">
+      <w:hyperlink w:history="1" r:id="rIdmvm17l5f5-uekcw8d9wfs">
         <w:r>
           <w:rPr>
             <w:rFonts w:ascii="Arial" w:cs="Arial" w:eastAsia="Arial" w:hAnsi="Arial"/>
@@ -8319,7 +8399,7 @@
         </w:rPr>
         <w:t xml:space="preserve"> (</w:t>
       </w:r>
-      <w:hyperlink w:history="1" r:id="rId5bjlcpjq1ox9ru21f_zg8">
+      <w:hyperlink w:history="1" r:id="rIdc2_wu_ncf3dwv1umjcdyc">
         <w:r>
           <w:rPr>
             <w:rFonts w:ascii="Arial" w:cs="Arial" w:eastAsia="Arial" w:hAnsi="Arial"/>
@@ -9332,7 +9412,7 @@
             <w:pPr>
               <w:spacing w:after="20" w:before="0"/>
             </w:pPr>
-            <w:hyperlink w:history="1" r:id="rIddw7motevitir9kjtftt6l">
+            <w:hyperlink w:history="1" r:id="rIdrhzbnk0zg83_cznleg1jd">
               <w:r>
                 <w:rPr>
                   <w:rFonts w:ascii="Arial" w:cs="Arial" w:eastAsia="Arial" w:hAnsi="Arial"/>
@@ -9341,7 +9421,7 @@
                   <w:szCs w:val="16"/>
                   <w:u w:val="single" w:color="2E75B6"/>
                 </w:rPr>
-                <w:t xml:space="preserve">Race cars with constant speed around curve</w:t>
+                <w:t xml:space="preserve">Position vs. time graphs</w:t>
               </w:r>
             </w:hyperlink>
           </w:p>
@@ -9365,7 +9445,7 @@
               <w:spacing w:after="10" w:before="0"/>
               <w:ind w:left="120"/>
             </w:pPr>
-            <w:hyperlink w:history="1" r:id="rIdwrbn6osgeakb0urcxfe41">
+            <w:hyperlink w:history="1" r:id="rIdiagfxsvw19b2ndutgc1l5">
               <w:r>
                 <w:rPr>
                   <w:rFonts w:ascii="Arial" w:cs="Arial" w:eastAsia="Arial" w:hAnsi="Arial"/>
@@ -9403,14 +9483,14 @@
                 <w:sz w:val="16"/>
                 <w:szCs w:val="16"/>
               </w:rPr>
-              <w:t xml:space="preserve">📖 EXERCISE:</w:t>
+              <w:t xml:space="preserve">📖 HTML:</w:t>
             </w:r>
           </w:p>
           <w:p>
             <w:pPr>
               <w:spacing w:after="20" w:before="0"/>
             </w:pPr>
-            <w:hyperlink w:history="1" r:id="rIdxdfhtydbbtqcn_8zzmvms">
+            <w:hyperlink w:history="1" r:id="rIddwsmdssgajhtdhu4i0b3z">
               <w:r>
                 <w:rPr>
                   <w:rFonts w:ascii="Arial" w:cs="Arial" w:eastAsia="Arial" w:hAnsi="Arial"/>
@@ -9419,7 +9499,7 @@
                   <w:szCs w:val="16"/>
                   <w:u w:val="single" w:color="2E75B6"/>
                 </w:rPr>
-                <w:t xml:space="preserve">Relating linear contexts to graph features</w:t>
+                <w:t xml:space="preserve">Position-Time Graphs (Flexbook)</w:t>
               </w:r>
             </w:hyperlink>
           </w:p>
@@ -9435,7 +9515,7 @@
                 <w:sz w:val="14"/>
                 <w:szCs w:val="14"/>
               </w:rPr>
-              <w:t xml:space="preserve">Source: Khan Academy (English - US curriculum)</w:t>
+              <w:t xml:space="preserve">Source: CK-12</w:t>
             </w:r>
           </w:p>
           <w:p>
@@ -9443,7 +9523,7 @@
               <w:spacing w:after="10" w:before="0"/>
               <w:ind w:left="120"/>
             </w:pPr>
-            <w:hyperlink w:history="1" r:id="rIdoz2kv1jk8yo0mqfwxipwn">
+            <w:hyperlink w:history="1" r:id="rIdng16ftmn4mqjrsmqnjlxp">
               <w:r>
                 <w:rPr>
                   <w:rFonts w:ascii="Arial" w:cs="Arial" w:eastAsia="Arial" w:hAnsi="Arial"/>
@@ -9638,7 +9718,7 @@
             <w:pPr>
               <w:spacing w:after="20" w:before="0"/>
             </w:pPr>
-            <w:hyperlink w:history="1" r:id="rIdg52tvypuw1-mpiwxuiyho">
+            <w:hyperlink w:history="1" r:id="rId7la68mineuijmxbgaynog">
               <w:r>
                 <w:rPr>
                   <w:rFonts w:ascii="Arial" w:cs="Arial" w:eastAsia="Arial" w:hAnsi="Arial"/>
@@ -9671,7 +9751,7 @@
               <w:spacing w:after="10" w:before="0"/>
               <w:ind w:left="120"/>
             </w:pPr>
-            <w:hyperlink w:history="1" r:id="rIdvlrckc2gwdobierzq9av-">
+            <w:hyperlink w:history="1" r:id="rIdkodscpmmvrnwynm_x8uhj">
               <w:r>
                 <w:rPr>
                   <w:rFonts w:ascii="Arial" w:cs="Arial" w:eastAsia="Arial" w:hAnsi="Arial"/>
@@ -9716,7 +9796,7 @@
             <w:pPr>
               <w:spacing w:after="20" w:before="0"/>
             </w:pPr>
-            <w:hyperlink w:history="1" r:id="rId20nkjnpvyzcs0yuobepht">
+            <w:hyperlink w:history="1" r:id="rIdpzdet1qogpk0eaou0srwl">
               <w:r>
                 <w:rPr>
                   <w:rFonts w:ascii="Arial" w:cs="Arial" w:eastAsia="Arial" w:hAnsi="Arial"/>
@@ -9725,7 +9805,7 @@
                   <w:szCs w:val="16"/>
                   <w:u w:val="single" w:color="2E75B6"/>
                 </w:rPr>
-                <w:t xml:space="preserve">Systems of equations with graphing</w:t>
+                <w:t xml:space="preserve">Position-Time Graphs Practice</w:t>
               </w:r>
             </w:hyperlink>
           </w:p>
@@ -9741,7 +9821,7 @@
                 <w:sz w:val="14"/>
                 <w:szCs w:val="14"/>
               </w:rPr>
-              <w:t xml:space="preserve">Source: Khan Academy (English - US curriculum)</w:t>
+              <w:t xml:space="preserve">Source: CK-12</w:t>
             </w:r>
           </w:p>
           <w:p>
@@ -9749,7 +9829,7 @@
               <w:spacing w:after="10" w:before="0"/>
               <w:ind w:left="120"/>
             </w:pPr>
-            <w:hyperlink w:history="1" r:id="rIdv9hbng1fla56wbmu6vet9">
+            <w:hyperlink w:history="1" r:id="rIdlkezxsxn0bh8bv1eadh4y">
               <w:r>
                 <w:rPr>
                   <w:rFonts w:ascii="Arial" w:cs="Arial" w:eastAsia="Arial" w:hAnsi="Arial"/>
@@ -9791,7 +9871,7 @@
                 <w:sz w:val="18"/>
                 <w:szCs w:val="18"/>
               </w:rPr>
-              <w:t xml:space="preserve">Learners work in pairs. Each pair receives: (a) the Nairobi Marathon split-time data printout (first seen in Lesson 1) showing Runner A and Runner B's cumulative displacement (km) at every 5 km checkpoint and the corresponding elapsed time (minutes); (b) a sheet of A4 squared paper; (c) a ruler and two coloured pencils (e.g. blue for Runner A, red for Runner B). Step 1 (8 min): The teacher models — on the board using a large grid — how to set up the axes: x-axis = Time (minutes), scale 0–260 min, 1 cm = 20 min; y-axis = Displacement from start (km), scale 0–42 km, 1 cm = 5 km. Learners copy axes, add a title ('Displacement-Time Graph: 2023 Nairobi Marathon — Runner A vs Runner B'), and label axes with units. Step 2 (12 min): Pairs plot all data points for Runner A (blue) and connect with straight line segments between consecutive checkpoints. Step 3 (8 min): Pairs plot Runner B's points (red) on the SAME axes and connect. Step 4 (2 min): Learners circle in pencil the point on the graph where Runner B's line crosses Runner A's line for the second time (the overtake and then the re-overtake). This is the graphical answer to the driving question phenomenon.</w:t>
+              <w:t xml:space="preserve">Learners work in pairs. Each pair receives: (a) the Nairobi Marathon split-time data printout (first seen in Lesson 1) showing Runner A and Runner B's cumulative displacement (km) at every 5 km checkpoint and the corresponding elapsed time (minutes); (b) a sheet of A4 squared paper; (c) a ruler and two coloured pencils (e.g. blue for Runner A, red for Runner B). Step 1 (8 min): The teacher models — on the board using a large grid — how to set up the axes: x-axis = Time (minutes), scale 0–140 min, 1 cm = 10 min; y-axis = Displacement from start (km), scale 0–42 km, 1 cm = 5 km. Learners copy axes, add a title ('Displacement-Time Graph: 2023 Nairobi Marathon — Runner A vs Runner B'), and label axes with units. Step 2 (12 min): Pairs plot all data points for Runner A (blue) and connect with straight line segments between consecutive checkpoints. Step 3 (8 min): Pairs plot Runner B's points (red) on the SAME axes and connect. Step 4 (2 min): Learners circle in pencil the point on the graph where Runner A's line crosses Runner B's line (the overtake during the 30–35 km stretch of the slowdown). This is the graphical answer to the driving question phenomenon.</w:t>
             </w:r>
           </w:p>
         </w:tc>
@@ -9887,7 +9967,7 @@
                 <w:sz w:val="18"/>
                 <w:szCs w:val="18"/>
               </w:rPr>
-              <w:t xml:space="preserve">Observable indicators: (1) Both lines are plotted with correct units and a title — teacher checks during circulation. (2) The crossing point is correctly identified at approximately t = 220 min, d = 38 km. (3) Line segments are straight between checkpoints (not smoothed into a curve) — if learners draw a curve, ask: 'Do we KNOW what happened between the 30 km and 35 km checkpoints? We only have data at those two points — so we connect them with a straight line.' Record pairs who struggle with scale choice for targeted support in Phase 3.</w:t>
+              <w:t xml:space="preserve">Observable indicators: (1) Both lines are plotted with correct units and a title — teacher checks during circulation. (2) The crossing point is correctly identified between the 30 km and 35 km checkpoints (roughly t = 95–105 min, d = 31–33 km). (3) Line segments are straight between checkpoints (not smoothed into a curve) — if learners draw a curve, ask: 'Do we KNOW what happened between the 30 km and 35 km checkpoints? We only have data at those two points — so we connect them with a straight line.' Record pairs who struggle with scale choice for targeted support in Phase 3.</w:t>
             </w:r>
           </w:p>
         </w:tc>
@@ -9944,7 +10024,7 @@
             <w:pPr>
               <w:spacing w:after="20" w:before="0"/>
             </w:pPr>
-            <w:hyperlink w:history="1" r:id="rIdgg_wlperx8dcqxqfyaljh">
+            <w:hyperlink w:history="1" r:id="rIdfcwhrazameq8d_rvlwqzt">
               <w:r>
                 <w:rPr>
                   <w:rFonts w:ascii="Arial" w:cs="Arial" w:eastAsia="Arial" w:hAnsi="Arial"/>
@@ -9959,6 +10039,22 @@
           </w:p>
           <w:p>
             <w:pPr>
+              <w:spacing w:after="20" w:before="0"/>
+            </w:pPr>
+            <w:r>
+              <w:rPr>
+                <w:rFonts w:ascii="Arial" w:cs="Arial" w:eastAsia="Arial" w:hAnsi="Arial"/>
+                <w:i/>
+                <w:iCs/>
+                <w:color w:val="595959"/>
+                <w:sz w:val="16"/>
+                <w:szCs w:val="16"/>
+              </w:rPr>
+              <w:t xml:space="preserve">Related topic: not an exact match for this lesson.</w:t>
+            </w:r>
+          </w:p>
+          <w:p>
+            <w:pPr>
               <w:spacing w:after="10" w:before="0"/>
               <w:ind w:left="120"/>
             </w:pPr>
@@ -9977,7 +10073,7 @@
               <w:spacing w:after="10" w:before="0"/>
               <w:ind w:left="120"/>
             </w:pPr>
-            <w:hyperlink w:history="1" r:id="rId02gavdxee3nhkhmkiavun">
+            <w:hyperlink w:history="1" r:id="rIdetcxdp4oc7gn0f27x1hbh">
               <w:r>
                 <w:rPr>
                   <w:rFonts w:ascii="Arial" w:cs="Arial" w:eastAsia="Arial" w:hAnsi="Arial"/>
@@ -10022,7 +10118,7 @@
             <w:pPr>
               <w:spacing w:after="20" w:before="0"/>
             </w:pPr>
-            <w:hyperlink w:history="1" r:id="rId_zl9c0jpity4k6trzvu7o">
+            <w:hyperlink w:history="1" r:id="rIdsmm6o7rimia3acvclnkna">
               <w:r>
                 <w:rPr>
                   <w:rFonts w:ascii="Arial" w:cs="Arial" w:eastAsia="Arial" w:hAnsi="Arial"/>
@@ -10031,7 +10127,7 @@
                   <w:szCs w:val="16"/>
                   <w:u w:val="single" w:color="2E75B6"/>
                 </w:rPr>
-                <w:t xml:space="preserve">Graphing Lines</w:t>
+                <w:t xml:space="preserve">Position-Time Graphs (Flexbook)</w:t>
               </w:r>
             </w:hyperlink>
           </w:p>
@@ -10047,7 +10143,7 @@
                 <w:sz w:val="14"/>
                 <w:szCs w:val="14"/>
               </w:rPr>
-              <w:t xml:space="preserve">Source: PhET Interactive Simulations (English)</w:t>
+              <w:t xml:space="preserve">Source: CK-12</w:t>
             </w:r>
           </w:p>
           <w:p>
@@ -10055,7 +10151,7 @@
               <w:spacing w:after="10" w:before="0"/>
               <w:ind w:left="120"/>
             </w:pPr>
-            <w:hyperlink w:history="1" r:id="rIdpve3tkbg6gamtl9c4ppdr">
+            <w:hyperlink w:history="1" r:id="rIdemf5vysftniwr7ajucoxi">
               <w:r>
                 <w:rPr>
                   <w:rFonts w:ascii="Arial" w:cs="Arial" w:eastAsia="Arial" w:hAnsi="Arial"/>
@@ -10129,7 +10225,7 @@
                 <w:sz w:val="18"/>
                 <w:szCs w:val="18"/>
               </w:rPr>
-              <w:t xml:space="preserve">Post the five questions. Say: 'These questions can ALL be answered by looking at your graph — you do not need to calculate anything yet. Read the graph like you read a story.' Give 8 minutes individual work. Circulate and identify at least one learner who has correctly linked steepness to speed (to affirm publicly) and one who has answered Q3 by drawing a horizontal line in the air (to cold-call). After 8 minutes: 'Share your Q1 answer with your partner. 30 seconds.' Then cold-call: 'Kipchoge — for Q1, which section did you find steepest for Runner A? Tell us why that means high speed.' [Wait 12 seconds.] Affirm: 'Exactly — steeper slope, same time interval, MORE displacement covered. That IS speed.' For Q3, ask: 'Wanjiru, if Runner B stopped completely, what does the graph look like at that moment?' [Wait 10 seconds.] Draw a small horizontal segment on the board: 'A horizontal line means displacement is NOT changing — the runner is stationary.' Then: 'Get out your original prediction sketches. Annotate them right now — two differences you see between your prediction and your actual graph.' Cold-call one learner to share a surprise. Connect to phenomenon: 'So now look at your graph — where EXACTLY did Runner B lose the race? Point to it.' [Learners point.] 'That single moment is what our graph can show that Runner B's average speed — 4.27 m/s — could NEVER show us.'</w:t>
+              <w:t xml:space="preserve">Post the five questions. Say: 'These questions can ALL be answered by looking at your graph — you do not need to calculate anything yet. Read the graph like you read a story.' Give 8 minutes individual work. Circulate and identify at least one learner who has correctly linked steepness to speed (to affirm publicly) and one who has answered Q3 by drawing a horizontal line in the air (to cold-call). After 8 minutes: 'Share your Q1 answer with your partner. 30 seconds.' Then cold-call: 'Kipchoge — for Q1, which section did you find steepest for Runner A? Tell us why that means high speed.' [Wait 12 seconds.] Affirm: 'Exactly — steeper slope, same time interval, MORE displacement covered. That IS speed.' For Q3, ask: 'Wanjiru, if Runner B stopped completely, what does the graph look like at that moment?' [Wait 10 seconds.] Draw a small horizontal segment on the board: 'A horizontal line means displacement is NOT changing — the runner is stationary.' Then: 'Get out your original prediction sketches. Annotate them right now — two differences you see between your prediction and your actual graph.' Cold-call one learner to share a surprise. Connect to phenomenon: 'So now look at your graph — where EXACTLY did Runner B lose the race? Point to it.' [Learners point.] 'That single moment is what our graph can show that Runner B's average speed — about 5.3 m/s — could NEVER show us.'</w:t>
             </w:r>
           </w:p>
         </w:tc>
@@ -10250,7 +10346,7 @@
             <w:pPr>
               <w:spacing w:after="20" w:before="0"/>
             </w:pPr>
-            <w:hyperlink w:history="1" r:id="rId1ezztux5b-849jujvbmqn">
+            <w:hyperlink w:history="1" r:id="rIdaz99chz1oon_pjq6atdzu">
               <w:r>
                 <w:rPr>
                   <w:rFonts w:ascii="Arial" w:cs="Arial" w:eastAsia="Arial" w:hAnsi="Arial"/>
@@ -10259,9 +10355,25 @@
                   <w:szCs w:val="16"/>
                   <w:u w:val="single" w:color="2E75B6"/>
                 </w:rPr>
-                <w:t xml:space="preserve">Race cars with constant speed around curve</w:t>
+                <w:t xml:space="preserve">Slope and intercept meaning from a table</w:t>
               </w:r>
             </w:hyperlink>
+          </w:p>
+          <w:p>
+            <w:pPr>
+              <w:spacing w:after="20" w:before="0"/>
+            </w:pPr>
+            <w:r>
+              <w:rPr>
+                <w:rFonts w:ascii="Arial" w:cs="Arial" w:eastAsia="Arial" w:hAnsi="Arial"/>
+                <w:i/>
+                <w:iCs/>
+                <w:color w:val="595959"/>
+                <w:sz w:val="16"/>
+                <w:szCs w:val="16"/>
+              </w:rPr>
+              <w:t xml:space="preserve">Related topic: not an exact match for this lesson.</w:t>
+            </w:r>
           </w:p>
           <w:p>
             <w:pPr>
@@ -10283,7 +10395,7 @@
               <w:spacing w:after="10" w:before="0"/>
               <w:ind w:left="120"/>
             </w:pPr>
-            <w:hyperlink w:history="1" r:id="rIdjmif5oamixchvofftikvq">
+            <w:hyperlink w:history="1" r:id="rIdietqw-xtpjoqfvoowdb3u">
               <w:r>
                 <w:rPr>
                   <w:rFonts w:ascii="Arial" w:cs="Arial" w:eastAsia="Arial" w:hAnsi="Arial"/>
@@ -10321,14 +10433,14 @@
                 <w:sz w:val="16"/>
                 <w:szCs w:val="16"/>
               </w:rPr>
-              <w:t xml:space="preserve">📖 HTML:</w:t>
+              <w:t xml:space="preserve">📖 EXERCISE:</w:t>
             </w:r>
           </w:p>
           <w:p>
             <w:pPr>
               <w:spacing w:after="20" w:before="0"/>
             </w:pPr>
-            <w:hyperlink w:history="1" r:id="rId0y0nqfcavkmaujsqtwdc8">
+            <w:hyperlink w:history="1" r:id="rIdaevdkplpusftv4zegohj1">
               <w:r>
                 <w:rPr>
                   <w:rFonts w:ascii="Arial" w:cs="Arial" w:eastAsia="Arial" w:hAnsi="Arial"/>
@@ -10337,7 +10449,7 @@
                   <w:szCs w:val="16"/>
                   <w:u w:val="single" w:color="2E75B6"/>
                 </w:rPr>
-                <w:t xml:space="preserve">Tangent Graphs: Slope and Angle (PLIX)</w:t>
+                <w:t xml:space="preserve">Position-Time Graphs Practice</w:t>
               </w:r>
             </w:hyperlink>
           </w:p>
@@ -10361,7 +10473,7 @@
               <w:spacing w:after="10" w:before="0"/>
               <w:ind w:left="120"/>
             </w:pPr>
-            <w:hyperlink w:history="1" r:id="rIdlbvulxpnvmpmduys86ip3">
+            <w:hyperlink w:history="1" r:id="rId25u2jngoyhgifwkywaqfv">
               <w:r>
                 <w:rPr>
                   <w:rFonts w:ascii="Arial" w:cs="Arial" w:eastAsia="Arial" w:hAnsi="Arial"/>
@@ -10556,7 +10668,7 @@
             <w:pPr>
               <w:spacing w:after="20" w:before="0"/>
             </w:pPr>
-            <w:hyperlink w:history="1" r:id="rIdrtmhss3d6dukuldyhduto">
+            <w:hyperlink w:history="1" r:id="rIdfhx4c6i2k92yvcbjhmufl">
               <w:r>
                 <w:rPr>
                   <w:rFonts w:ascii="Arial" w:cs="Arial" w:eastAsia="Arial" w:hAnsi="Arial"/>
@@ -10565,9 +10677,25 @@
                   <w:szCs w:val="16"/>
                   <w:u w:val="single" w:color="2E75B6"/>
                 </w:rPr>
-                <w:t xml:space="preserve">Race cars with constant speed around curve</w:t>
+                <w:t xml:space="preserve">Linear graphs word problem: cats</w:t>
               </w:r>
             </w:hyperlink>
+          </w:p>
+          <w:p>
+            <w:pPr>
+              <w:spacing w:after="20" w:before="0"/>
+            </w:pPr>
+            <w:r>
+              <w:rPr>
+                <w:rFonts w:ascii="Arial" w:cs="Arial" w:eastAsia="Arial" w:hAnsi="Arial"/>
+                <w:i/>
+                <w:iCs/>
+                <w:color w:val="595959"/>
+                <w:sz w:val="16"/>
+                <w:szCs w:val="16"/>
+              </w:rPr>
+              <w:t xml:space="preserve">Related topic: not an exact match for this lesson.</w:t>
+            </w:r>
           </w:p>
           <w:p>
             <w:pPr>
@@ -10589,7 +10717,7 @@
               <w:spacing w:after="10" w:before="0"/>
               <w:ind w:left="120"/>
             </w:pPr>
-            <w:hyperlink w:history="1" r:id="rIdilot3hxj-bbp0yl6dqcdw">
+            <w:hyperlink w:history="1" r:id="rId2tc6n7hbzmsznexxlg3wu">
               <w:r>
                 <w:rPr>
                   <w:rFonts w:ascii="Arial" w:cs="Arial" w:eastAsia="Arial" w:hAnsi="Arial"/>
@@ -10627,14 +10755,14 @@
                 <w:sz w:val="16"/>
                 <w:szCs w:val="16"/>
               </w:rPr>
-              <w:t xml:space="preserve">📖 HTML:</w:t>
+              <w:t xml:space="preserve">📖 EXERCISE:</w:t>
             </w:r>
           </w:p>
           <w:p>
             <w:pPr>
               <w:spacing w:after="20" w:before="0"/>
             </w:pPr>
-            <w:hyperlink w:history="1" r:id="rIdflshicyoyansune7btwjj">
+            <w:hyperlink w:history="1" r:id="rId3dgpl7a3qzmtlz_ahjpf_">
               <w:r>
                 <w:rPr>
                   <w:rFonts w:ascii="Arial" w:cs="Arial" w:eastAsia="Arial" w:hAnsi="Arial"/>
@@ -10643,9 +10771,25 @@
                   <w:szCs w:val="16"/>
                   <w:u w:val="single" w:color="2E75B6"/>
                 </w:rPr>
-                <w:t xml:space="preserve">Graphs Using Slope-Intercept Form (Flexbook)</w:t>
+                <w:t xml:space="preserve">Average velocity and average speed from graphs</w:t>
               </w:r>
             </w:hyperlink>
+          </w:p>
+          <w:p>
+            <w:pPr>
+              <w:spacing w:after="20" w:before="0"/>
+            </w:pPr>
+            <w:r>
+              <w:rPr>
+                <w:rFonts w:ascii="Arial" w:cs="Arial" w:eastAsia="Arial" w:hAnsi="Arial"/>
+                <w:i/>
+                <w:iCs/>
+                <w:color w:val="595959"/>
+                <w:sz w:val="16"/>
+                <w:szCs w:val="16"/>
+              </w:rPr>
+              <w:t xml:space="preserve">Related topic: not an exact match for this lesson.</w:t>
+            </w:r>
           </w:p>
           <w:p>
             <w:pPr>
@@ -10659,7 +10803,7 @@
                 <w:sz w:val="14"/>
                 <w:szCs w:val="14"/>
               </w:rPr>
-              <w:t xml:space="preserve">Source: CK-12</w:t>
+              <w:t xml:space="preserve">Source: Khan Academy (English - US curriculum)</w:t>
             </w:r>
           </w:p>
           <w:p>
@@ -10667,7 +10811,7 @@
               <w:spacing w:after="10" w:before="0"/>
               <w:ind w:left="120"/>
             </w:pPr>
-            <w:hyperlink w:history="1" r:id="rId8cwtlluo5hafx0th90acc">
+            <w:hyperlink w:history="1" r:id="rIdrpaspff6od4n8jvkqa7yf">
               <w:r>
                 <w:rPr>
                   <w:rFonts w:ascii="Arial" w:cs="Arial" w:eastAsia="Arial" w:hAnsi="Arial"/>
@@ -11025,7 +11169,7 @@
                 <w:sz w:val="18"/>
                 <w:szCs w:val="18"/>
               </w:rPr>
-              <w:t xml:space="preserve">Learners plotted the split-time data for Runner A and Runner B from the 2023 Nairobi Marathon on the same displacement-time graph using squared paper, two colours, labelled axes, and a title. They circled the point where Runner B's line crossed Runner A's line for the final time — the graphical moment that explains the race outcome.</w:t>
+              <w:t xml:space="preserve">Learners plotted the split-time data for Runner A and Runner B from the 2023 Nairobi Marathon on the same displacement-time graph using squared paper, two colours, labelled axes, and a title. They circled the point where Runner B's line crossed Runner A's line — the graphical moment that explains the race outcome.</w:t>
             </w:r>
           </w:p>
         </w:tc>
@@ -11157,7 +11301,7 @@
                 <w:sz w:val="18"/>
                 <w:szCs w:val="18"/>
               </w:rPr>
-              <w:t xml:space="preserve">Using the completed dual displacement-time graph, learners explained why Runner B — despite being ahead at 30 km — lost the race: Runner B's line became noticeably less steep between 25 km and 38 km (slowing down), while Runner A's line maintained a consistent gradient throughout, overtaking Runner B with approximately 4 km remaining. A single average-speed calculation could never have revealed this — only the graph shape can.</w:t>
+              <w:t xml:space="preserve">Using the completed dual displacement-time graph, learners explained why Runner B — despite being ahead at 30 km — lost the race: Runner B's line became noticeably less steep between 25 km and 35 km (slowing down), while Runner A's line maintained a consistent gradient throughout, overtaking Runner B during the slow section between 30 km and 35 km. A single average-speed calculation could never have revealed this — only the graph shape can.</w:t>
             </w:r>
           </w:p>
         </w:tc>
@@ -11179,7 +11323,7 @@
         </w:rPr>
         <w:t xml:space="preserve">© 2026 SeaVuria and ARES. Aligned with KICD objectives. Developed by SeaVuria; technical implementation by ARES (with AI assistance from Claude). Licensed under </w:t>
       </w:r>
-      <w:hyperlink w:history="1" r:id="rId-lypxp173qdmeun5j1ulo">
+      <w:hyperlink w:history="1" r:id="rIdtij2_o62bslqftlp8dett">
         <w:r>
           <w:rPr>
             <w:rFonts w:ascii="Arial" w:cs="Arial" w:eastAsia="Arial" w:hAnsi="Arial"/>
@@ -11200,7 +11344,7 @@
         </w:rPr>
         <w:t xml:space="preserve"> (</w:t>
       </w:r>
-      <w:hyperlink w:history="1" r:id="rIdk_hhk4ej7vzpvj0rtsmqg">
+      <w:hyperlink w:history="1" r:id="rIddwi9upmfh1btwylfdwgq-">
         <w:r>
           <w:rPr>
             <w:rFonts w:ascii="Arial" w:cs="Arial" w:eastAsia="Arial" w:hAnsi="Arial"/>
@@ -11771,7 +11915,7 @@
                 <w:sz w:val="18"/>
                 <w:szCs w:val="18"/>
               </w:rPr>
-              <w:t xml:space="preserve">In Lesson 3, learners drew displacement-time graphs from the Marathon split-time data and noticed that the shapes for Runner A and Runner B were different. In this lesson they move from drawing to systematic interpretation — calculating gradients segment by segment to quantify what each part of the graph reveals about velocity. By the end of the lesson, learners can fully answer Key Inquiry Question 2 and can update their Driving Question Board entry explaining exactly why Runner B was ahead at 30 km yet lost: his gradient (velocity) in the final segment was lower than Runner A's sprint gradient.</w:t>
+              <w:t xml:space="preserve">In Lesson 3, learners drew displacement-time graphs from the Marathon split-time data and noticed that the shapes for Runner A and Runner B were different. In this lesson they move from drawing to systematic interpretation — calculating gradients segment by segment to quantify what each part of the graph reveals about velocity. By the end of the lesson, learners can fully answer Key Inquiry Question 2 and can update their Driving Question Board entry explaining exactly why Runner B was ahead at 30 km yet lost: his gradient (velocity) between 25 km and 35 km was lower than Runner A's near-constant gradient, and his late sprint came too late.</w:t>
             </w:r>
           </w:p>
         </w:tc>
@@ -12213,7 +12357,7 @@
             <w:pPr>
               <w:spacing w:after="20" w:before="0"/>
             </w:pPr>
-            <w:hyperlink w:history="1" r:id="rIda5htntpkmfpuozigj5sa0">
+            <w:hyperlink w:history="1" r:id="rIdeneqjmumlrk2jvhxycl3u">
               <w:r>
                 <w:rPr>
                   <w:rFonts w:ascii="Arial" w:cs="Arial" w:eastAsia="Arial" w:hAnsi="Arial"/>
@@ -12246,7 +12390,7 @@
               <w:spacing w:after="10" w:before="0"/>
               <w:ind w:left="120"/>
             </w:pPr>
-            <w:hyperlink w:history="1" r:id="rIdl-rfcttwxozs3bddwtft9">
+            <w:hyperlink w:history="1" r:id="rIdif6ktxpknjfzpa9fzardt">
               <w:r>
                 <w:rPr>
                   <w:rFonts w:ascii="Arial" w:cs="Arial" w:eastAsia="Arial" w:hAnsi="Arial"/>
@@ -12291,7 +12435,7 @@
             <w:pPr>
               <w:spacing w:after="20" w:before="0"/>
             </w:pPr>
-            <w:hyperlink w:history="1" r:id="rIduv-g1nyl08ksz_t5vhwir">
+            <w:hyperlink w:history="1" r:id="rId-payl00midqsvy1phiugt">
               <w:r>
                 <w:rPr>
                   <w:rFonts w:ascii="Arial" w:cs="Arial" w:eastAsia="Arial" w:hAnsi="Arial"/>
@@ -12300,7 +12444,7 @@
                   <w:szCs w:val="16"/>
                   <w:u w:val="single" w:color="2E75B6"/>
                 </w:rPr>
-                <w:t xml:space="preserve">2D projectile motion: Identifying graphs for projectiles</w:t>
+                <w:t xml:space="preserve">Average velocity and average speed from graphs</w:t>
               </w:r>
             </w:hyperlink>
           </w:p>
@@ -12324,7 +12468,7 @@
               <w:spacing w:after="10" w:before="0"/>
               <w:ind w:left="120"/>
             </w:pPr>
-            <w:hyperlink w:history="1" r:id="rIdjkv8ipqlgyktn7gznmacq">
+            <w:hyperlink w:history="1" r:id="rId9dskgo2izpfgr3fhla2ch">
               <w:r>
                 <w:rPr>
                   <w:rFonts w:ascii="Arial" w:cs="Arial" w:eastAsia="Arial" w:hAnsi="Arial"/>
@@ -12519,7 +12663,7 @@
             <w:pPr>
               <w:spacing w:after="20" w:before="0"/>
             </w:pPr>
-            <w:hyperlink w:history="1" r:id="rId3ssilprqrhi5ppvbhtxyw">
+            <w:hyperlink w:history="1" r:id="rIdopoc4xwd3ekewkodstbqw">
               <w:r>
                 <w:rPr>
                   <w:rFonts w:ascii="Arial" w:cs="Arial" w:eastAsia="Arial" w:hAnsi="Arial"/>
@@ -12528,7 +12672,7 @@
                   <w:szCs w:val="16"/>
                   <w:u w:val="single" w:color="2E75B6"/>
                 </w:rPr>
-                <w:t xml:space="preserve">Interpreting direction of motion from velocity-time graph</w:t>
+                <w:t xml:space="preserve">Position vs. time graphs</w:t>
               </w:r>
             </w:hyperlink>
           </w:p>
@@ -12552,7 +12696,7 @@
               <w:spacing w:after="10" w:before="0"/>
               <w:ind w:left="120"/>
             </w:pPr>
-            <w:hyperlink w:history="1" r:id="rIdyayfz_s9y7kxlopm5izsz">
+            <w:hyperlink w:history="1" r:id="rIdnue_qtwaxlillnvgpfqxk">
               <w:r>
                 <w:rPr>
                   <w:rFonts w:ascii="Arial" w:cs="Arial" w:eastAsia="Arial" w:hAnsi="Arial"/>
@@ -12597,7 +12741,667 @@
             <w:pPr>
               <w:spacing w:after="20" w:before="0"/>
             </w:pPr>
-            <w:hyperlink w:history="1" r:id="rIduj4r4wklsofc08r1pxstv">
+            <w:hyperlink w:history="1" r:id="rId3xcf2k7bjy7jybf_ucwdv">
+              <w:r>
+                <w:rPr>
+                  <w:rFonts w:ascii="Arial" w:cs="Arial" w:eastAsia="Arial" w:hAnsi="Arial"/>
+                  <w:color w:val="2E75B6"/>
+                  <w:sz w:val="16"/>
+                  <w:szCs w:val="16"/>
+                  <w:u w:val="single" w:color="2E75B6"/>
+                </w:rPr>
+                <w:t xml:space="preserve">Average velocity and average speed from graphs</w:t>
+              </w:r>
+            </w:hyperlink>
+          </w:p>
+          <w:p>
+            <w:pPr>
+              <w:spacing w:after="10" w:before="0"/>
+              <w:ind w:left="120"/>
+            </w:pPr>
+            <w:r>
+              <w:rPr>
+                <w:rFonts w:ascii="Arial" w:cs="Arial" w:eastAsia="Arial" w:hAnsi="Arial"/>
+                <w:color w:val="595959"/>
+                <w:sz w:val="14"/>
+                <w:szCs w:val="14"/>
+              </w:rPr>
+              <w:t xml:space="preserve">Source: Khan Academy (English - US curriculum)</w:t>
+            </w:r>
+          </w:p>
+          <w:p>
+            <w:pPr>
+              <w:spacing w:after="10" w:before="0"/>
+              <w:ind w:left="120"/>
+            </w:pPr>
+            <w:hyperlink w:history="1" r:id="rId-gglpn--ryfhkonk6n7k7">
+              <w:r>
+                <w:rPr>
+                  <w:rFonts w:ascii="Arial" w:cs="Arial" w:eastAsia="Arial" w:hAnsi="Arial"/>
+                  <w:color w:val="595959"/>
+                  <w:sz w:val="14"/>
+                  <w:szCs w:val="14"/>
+                  <w:u w:val="single" w:color="595959"/>
+                </w:rPr>
+                <w:t xml:space="preserve">🔍 Search ARES for similar readings</w:t>
+              </w:r>
+            </w:hyperlink>
+          </w:p>
+        </w:tc>
+        <w:tc>
+          <w:tcPr>
+            <w:tcW w:type="dxa" w:w="3040"/>
+            <w:shd w:fill="FFFFFF" w:color="auto" w:val="clear"/>
+            <w:tcMar>
+              <w:top w:type="dxa" w:w="60"/>
+              <w:left w:type="dxa" w:w="120"/>
+              <w:bottom w:type="dxa" w:w="60"/>
+              <w:right w:type="dxa" w:w="120"/>
+            </w:tcMar>
+            <w:vAlign w:val="top"/>
+          </w:tcPr>
+          <w:p>
+            <w:pPr>
+              <w:spacing w:after="40" w:before="0"/>
+              <w:jc w:val="left"/>
+            </w:pPr>
+            <w:r>
+              <w:rPr>
+                <w:rFonts w:ascii="Arial" w:cs="Arial" w:eastAsia="Arial" w:hAnsi="Arial"/>
+                <w:b w:val="false"/>
+                <w:bCs w:val="false"/>
+                <w:i w:val="false"/>
+                <w:iCs w:val="false"/>
+                <w:color w:val="000000"/>
+                <w:sz w:val="18"/>
+                <w:szCs w:val="18"/>
+              </w:rPr>
+              <w:t xml:space="preserve">Learners work through the four graphs systematically in pairs using the structured 'Gradient Hunter' table printed on the reverse of their worksheet. The table has columns: Segment | Start point (t, s) | End point (t, s) | Change in displacement (Δs) | Change in time (Δt) | Gradient = Δs/Δt | Units | What this tells us about velocity. For Graphs 1–3, learners complete all segments (2–3 segments each). For Graph 4 (SGR Nairobi–Mombasa), they complete 5 segments representing: Nairobi departure → Athi River stop; Athi River → Emali stop; Emali → Mtito Andei stop; Mtito Andei → Voi stop; Voi → Mombasa arrival. A horizontal segment (Mtito Andei rest stop, 10 minutes) is deliberately included. Learners read coordinates directly from the graph, substitute into the gradient formula, record units as km/min or km/h (conversion prompt provided), and write a one-sentence motion description for each segment. Time allocation: 18 minutes for pair work.</w:t>
+            </w:r>
+          </w:p>
+        </w:tc>
+        <w:tc>
+          <w:tcPr>
+            <w:tcW w:type="dxa" w:w="3040"/>
+            <w:shd w:fill="F2F2F2" w:color="auto" w:val="clear"/>
+            <w:tcMar>
+              <w:top w:type="dxa" w:w="60"/>
+              <w:left w:type="dxa" w:w="120"/>
+              <w:bottom w:type="dxa" w:w="60"/>
+              <w:right w:type="dxa" w:w="120"/>
+            </w:tcMar>
+            <w:vAlign w:val="top"/>
+          </w:tcPr>
+          <w:p>
+            <w:pPr>
+              <w:spacing w:after="40" w:before="0"/>
+              <w:jc w:val="left"/>
+            </w:pPr>
+            <w:r>
+              <w:rPr>
+                <w:rFonts w:ascii="Arial" w:cs="Arial" w:eastAsia="Arial" w:hAnsi="Arial"/>
+                <w:b w:val="false"/>
+                <w:bCs w:val="false"/>
+                <w:i w:val="false"/>
+                <w:iCs w:val="false"/>
+                <w:color w:val="000000"/>
+                <w:sz w:val="18"/>
+                <w:szCs w:val="18"/>
+              </w:rPr>
+              <w:t xml:space="preserve">Before releasing pairs to work, model the gradient calculation ONCE using a projected or board-drawn mini-graph (not one of the four on the worksheet). Say: 'I am going to show you the method using this example — a matatu travelling from Nairobi CBD to Westlands. Watch what I do.' Draw two points, read coordinates aloud, calculate Δs and Δt, divide, state units, write: "The matatu travelled at 0.8 km/min, which is 48 km/h." Then say: 'Now you do the same for your four graphs. Work in pairs — one person reads the coordinates, the other records and calculates. Swap roles after each graph.' Set a 18-minute timer. Circulate with purpose: (1) At 5 minutes — check that all pairs have correctly identified the horizontal segment on Graph 2 (runner resting) and have written gradient = 0; if not, ask 'What is the change in displacement during this segment?' and wait 10 seconds. (2) At 10 minutes — check Graph 4 Mtito Andei segment: ask 'What does a gradient of zero mean in the context of the SGR train?' (3) At 15 minutes — check units: prompt any pair writing 'km' instead of 'km/min' with: 'Gradient = Δs ÷ Δt — what are the units of each?' After 18 minutes, cold-call 4 pairs (one per graph) to share ONE gradient value and its motion meaning. Allow 10 seconds WAIT TIME per response. Write correct gradient values on board in a summary column.</w:t>
+            </w:r>
+          </w:p>
+        </w:tc>
+        <w:tc>
+          <w:tcPr>
+            <w:tcW w:type="dxa" w:w="3040"/>
+            <w:shd w:fill="FFFFFF" w:color="auto" w:val="clear"/>
+            <w:tcMar>
+              <w:top w:type="dxa" w:w="60"/>
+              <w:left w:type="dxa" w:w="120"/>
+              <w:bottom w:type="dxa" w:w="60"/>
+              <w:right w:type="dxa" w:w="120"/>
+            </w:tcMar>
+            <w:vAlign w:val="top"/>
+          </w:tcPr>
+          <w:p>
+            <w:pPr>
+              <w:spacing w:after="40" w:before="0"/>
+              <w:jc w:val="left"/>
+            </w:pPr>
+            <w:r>
+              <w:rPr>
+                <w:rFonts w:ascii="Arial" w:cs="Arial" w:eastAsia="Arial" w:hAnsi="Arial"/>
+                <w:b w:val="false"/>
+                <w:bCs w:val="false"/>
+                <w:i w:val="false"/>
+                <w:iCs w:val="false"/>
+                <w:color w:val="000000"/>
+                <w:sz w:val="18"/>
+                <w:szCs w:val="18"/>
+              </w:rPr>
+              <w:t xml:space="preserve">Strategy: Structured Data Table (Gradient Hunter). The pre-formatted table scaffolds the mathematical procedure into discrete retrievable steps, preventing learners from skipping to an answer without connecting Δs and Δt. Writing a one-sentence motion description for every segment forces translation between symbolic result and physical meaning — a key sensemaking move that connects mathematics to the Marathon phenomenon. The SGR multi-segment graph mirrors the Marathon split-time structure, making the connection explicit.</w:t>
+            </w:r>
+          </w:p>
+        </w:tc>
+        <w:tc>
+          <w:tcPr>
+            <w:tcW w:type="dxa" w:w="3040"/>
+            <w:shd w:fill="F2F2F2" w:color="auto" w:val="clear"/>
+            <w:tcMar>
+              <w:top w:type="dxa" w:w="60"/>
+              <w:left w:type="dxa" w:w="120"/>
+              <w:bottom w:type="dxa" w:w="60"/>
+              <w:right w:type="dxa" w:w="120"/>
+            </w:tcMar>
+            <w:vAlign w:val="top"/>
+          </w:tcPr>
+          <w:p>
+            <w:pPr>
+              <w:spacing w:after="40" w:before="0"/>
+              <w:jc w:val="left"/>
+            </w:pPr>
+            <w:r>
+              <w:rPr>
+                <w:rFonts w:ascii="Arial" w:cs="Arial" w:eastAsia="Arial" w:hAnsi="Arial"/>
+                <w:b w:val="false"/>
+                <w:bCs w:val="false"/>
+                <w:i w:val="false"/>
+                <w:iCs w:val="false"/>
+                <w:color w:val="000000"/>
+                <w:sz w:val="18"/>
+                <w:szCs w:val="18"/>
+              </w:rPr>
+              <w:t xml:space="preserve">Observable indicators: (a) All pairs correctly record gradient = 0 with description 'stationary / not moving' for the horizontal SGR segment and the runner's rest segment. (b) At least one member of each pair can state the units of gradient as km/min or km/h without prompting. (c) Pairs correctly identify that the negative-gradient segment on the boda-boda graph means the rider is returning home (displacement decreasing), not slowing down. Teacher notes any pair still writing 'slowing down' for the negative segment — these pairs are prioritised in Phase 3.</w:t>
+            </w:r>
+          </w:p>
+        </w:tc>
+      </w:tr>
+      <w:tr>
+        <w:tc>
+          <w:tcPr>
+            <w:tcW w:type="dxa" w:w="1520"/>
+            <w:shd w:fill="E2EFDA" w:color="auto" w:val="clear"/>
+            <w:tcMar>
+              <w:top w:type="dxa" w:w="60"/>
+              <w:left w:type="dxa" w:w="120"/>
+              <w:bottom w:type="dxa" w:w="60"/>
+              <w:right w:type="dxa" w:w="120"/>
+            </w:tcMar>
+            <w:vAlign w:val="top"/>
+          </w:tcPr>
+          <w:p>
+            <w:pPr>
+              <w:spacing w:after="40" w:before="0"/>
+              <w:jc w:val="left"/>
+            </w:pPr>
+            <w:r>
+              <w:rPr>
+                <w:rFonts w:ascii="Arial" w:cs="Arial" w:eastAsia="Arial" w:hAnsi="Arial"/>
+                <w:b/>
+                <w:bCs/>
+                <w:i w:val="false"/>
+                <w:iCs w:val="false"/>
+                <w:color w:val="000000"/>
+                <w:sz w:val="18"/>
+                <w:szCs w:val="18"/>
+              </w:rPr>
+              <w:t xml:space="preserve">Explain Phase</w:t>
+            </w:r>
+          </w:p>
+          <w:p>
+            <w:pPr>
+              <w:spacing w:after="20" w:before="0"/>
+            </w:pPr>
+            <w:r>
+              <w:rPr>
+                <w:rFonts w:ascii="Arial" w:cs="Arial" w:eastAsia="Arial" w:hAnsi="Arial"/>
+                <w:b/>
+                <w:bCs/>
+                <w:color w:val="1F3864"/>
+                <w:sz w:val="16"/>
+                <w:szCs w:val="16"/>
+              </w:rPr>
+              <w:t xml:space="preserve">📹 VIDEO:</w:t>
+            </w:r>
+          </w:p>
+          <w:p>
+            <w:pPr>
+              <w:spacing w:after="20" w:before="0"/>
+            </w:pPr>
+            <w:hyperlink w:history="1" r:id="rIdywqtqvm2kl8z7e3ihmbd2">
+              <w:r>
+                <w:rPr>
+                  <w:rFonts w:ascii="Arial" w:cs="Arial" w:eastAsia="Arial" w:hAnsi="Arial"/>
+                  <w:color w:val="2E75B6"/>
+                  <w:sz w:val="16"/>
+                  <w:szCs w:val="16"/>
+                  <w:u w:val="single" w:color="2E75B6"/>
+                </w:rPr>
+                <w:t xml:space="preserve">Average velocity for constant acceleration</w:t>
+              </w:r>
+            </w:hyperlink>
+          </w:p>
+          <w:p>
+            <w:pPr>
+              <w:spacing w:after="20" w:before="0"/>
+            </w:pPr>
+            <w:r>
+              <w:rPr>
+                <w:rFonts w:ascii="Arial" w:cs="Arial" w:eastAsia="Arial" w:hAnsi="Arial"/>
+                <w:i/>
+                <w:iCs/>
+                <w:color w:val="595959"/>
+                <w:sz w:val="16"/>
+                <w:szCs w:val="16"/>
+              </w:rPr>
+              <w:t xml:space="preserve">Related topic: not an exact match for this lesson.</w:t>
+            </w:r>
+          </w:p>
+          <w:p>
+            <w:pPr>
+              <w:spacing w:after="10" w:before="0"/>
+              <w:ind w:left="120"/>
+            </w:pPr>
+            <w:r>
+              <w:rPr>
+                <w:rFonts w:ascii="Arial" w:cs="Arial" w:eastAsia="Arial" w:hAnsi="Arial"/>
+                <w:color w:val="595959"/>
+                <w:sz w:val="14"/>
+                <w:szCs w:val="14"/>
+              </w:rPr>
+              <w:t xml:space="preserve">Source: Khan Academy (English - US curriculum)</w:t>
+            </w:r>
+          </w:p>
+          <w:p>
+            <w:pPr>
+              <w:spacing w:after="10" w:before="0"/>
+              <w:ind w:left="120"/>
+            </w:pPr>
+            <w:hyperlink w:history="1" r:id="rId-gmj5derrf1i4p7drmc0s">
+              <w:r>
+                <w:rPr>
+                  <w:rFonts w:ascii="Arial" w:cs="Arial" w:eastAsia="Arial" w:hAnsi="Arial"/>
+                  <w:color w:val="595959"/>
+                  <w:sz w:val="14"/>
+                  <w:szCs w:val="14"/>
+                  <w:u w:val="single" w:color="595959"/>
+                </w:rPr>
+                <w:t xml:space="preserve">🔍 Search ARES for similar videos</w:t>
+              </w:r>
+            </w:hyperlink>
+          </w:p>
+          <w:p>
+            <w:pPr>
+              <w:spacing w:after="40" w:before="0"/>
+            </w:pPr>
+            <w:r>
+              <w:rPr>
+                <w:sz w:val="14"/>
+                <w:szCs w:val="14"/>
+              </w:rPr>
+              <w:t xml:space="preserve"/>
+            </w:r>
+          </w:p>
+          <w:p>
+            <w:pPr>
+              <w:spacing w:after="20" w:before="0"/>
+            </w:pPr>
+            <w:r>
+              <w:rPr>
+                <w:rFonts w:ascii="Arial" w:cs="Arial" w:eastAsia="Arial" w:hAnsi="Arial"/>
+                <w:b/>
+                <w:bCs/>
+                <w:color w:val="1F3864"/>
+                <w:sz w:val="16"/>
+                <w:szCs w:val="16"/>
+              </w:rPr>
+              <w:t xml:space="preserve">📖 EXERCISE:</w:t>
+            </w:r>
+          </w:p>
+          <w:p>
+            <w:pPr>
+              <w:spacing w:after="20" w:before="0"/>
+            </w:pPr>
+            <w:hyperlink w:history="1" r:id="rIdp1hhggz9rlw8jmh2bln4o">
+              <w:r>
+                <w:rPr>
+                  <w:rFonts w:ascii="Arial" w:cs="Arial" w:eastAsia="Arial" w:hAnsi="Arial"/>
+                  <w:color w:val="2E75B6"/>
+                  <w:sz w:val="16"/>
+                  <w:szCs w:val="16"/>
+                  <w:u w:val="single" w:color="2E75B6"/>
+                </w:rPr>
+                <w:t xml:space="preserve">Instantaneous velocity and instantaneous speed from graphs</w:t>
+              </w:r>
+            </w:hyperlink>
+          </w:p>
+          <w:p>
+            <w:pPr>
+              <w:spacing w:after="20" w:before="0"/>
+            </w:pPr>
+            <w:r>
+              <w:rPr>
+                <w:rFonts w:ascii="Arial" w:cs="Arial" w:eastAsia="Arial" w:hAnsi="Arial"/>
+                <w:i/>
+                <w:iCs/>
+                <w:color w:val="595959"/>
+                <w:sz w:val="16"/>
+                <w:szCs w:val="16"/>
+              </w:rPr>
+              <w:t xml:space="preserve">Related topic: not an exact match for this lesson.</w:t>
+            </w:r>
+          </w:p>
+          <w:p>
+            <w:pPr>
+              <w:spacing w:after="10" w:before="0"/>
+              <w:ind w:left="120"/>
+            </w:pPr>
+            <w:r>
+              <w:rPr>
+                <w:rFonts w:ascii="Arial" w:cs="Arial" w:eastAsia="Arial" w:hAnsi="Arial"/>
+                <w:color w:val="595959"/>
+                <w:sz w:val="14"/>
+                <w:szCs w:val="14"/>
+              </w:rPr>
+              <w:t xml:space="preserve">Source: Khan Academy (English - US curriculum)</w:t>
+            </w:r>
+          </w:p>
+          <w:p>
+            <w:pPr>
+              <w:spacing w:after="10" w:before="0"/>
+              <w:ind w:left="120"/>
+            </w:pPr>
+            <w:hyperlink w:history="1" r:id="rIdy888gia8sf-ufe0ck8bex">
+              <w:r>
+                <w:rPr>
+                  <w:rFonts w:ascii="Arial" w:cs="Arial" w:eastAsia="Arial" w:hAnsi="Arial"/>
+                  <w:color w:val="595959"/>
+                  <w:sz w:val="14"/>
+                  <w:szCs w:val="14"/>
+                  <w:u w:val="single" w:color="595959"/>
+                </w:rPr>
+                <w:t xml:space="preserve">🔍 Search ARES for similar readings</w:t>
+              </w:r>
+            </w:hyperlink>
+          </w:p>
+        </w:tc>
+        <w:tc>
+          <w:tcPr>
+            <w:tcW w:type="dxa" w:w="3040"/>
+            <w:shd w:fill="FFFFFF" w:color="auto" w:val="clear"/>
+            <w:tcMar>
+              <w:top w:type="dxa" w:w="60"/>
+              <w:left w:type="dxa" w:w="120"/>
+              <w:bottom w:type="dxa" w:w="60"/>
+              <w:right w:type="dxa" w:w="120"/>
+            </w:tcMar>
+            <w:vAlign w:val="top"/>
+          </w:tcPr>
+          <w:p>
+            <w:pPr>
+              <w:spacing w:after="40" w:before="0"/>
+              <w:jc w:val="left"/>
+            </w:pPr>
+            <w:r>
+              <w:rPr>
+                <w:rFonts w:ascii="Arial" w:cs="Arial" w:eastAsia="Arial" w:hAnsi="Arial"/>
+                <w:b w:val="false"/>
+                <w:bCs w:val="false"/>
+                <w:i w:val="false"/>
+                <w:iCs w:val="false"/>
+                <w:color w:val="000000"/>
+                <w:sz w:val="18"/>
+                <w:szCs w:val="18"/>
+              </w:rPr>
+              <w:t xml:space="preserve">Learners return to individual work for the 'Motion Narrator' task (12 minutes). Using their completed Gradient Hunter tables, each learner writes a full motion narrative for ONE assigned graph (teacher assigns each pair a graph by calling table numbers). The narrative must: (a) state the starting and ending displacement; (b) name each phase (e.g., 'constant velocity phase', 'stationary phase', 'return phase'); (c) quote the calculated gradient as the velocity in each phase; (d) compare two segments and explain which shows higher velocity and why. After individual writing (8 minutes), pairs join to form groups of four and compare narratives for the same graph — identifying agreements and resolving any differences in interpretation (4 minutes). Each group then nominates one speaker to present their narrative to the class in a 60-second 'pitch'. The class listens and can challenge with: 'Show me which segment you are describing on the graph.'</w:t>
+            </w:r>
+          </w:p>
+        </w:tc>
+        <w:tc>
+          <w:tcPr>
+            <w:tcW w:type="dxa" w:w="3040"/>
+            <w:shd w:fill="F2F2F2" w:color="auto" w:val="clear"/>
+            <w:tcMar>
+              <w:top w:type="dxa" w:w="60"/>
+              <w:left w:type="dxa" w:w="120"/>
+              <w:bottom w:type="dxa" w:w="60"/>
+              <w:right w:type="dxa" w:w="120"/>
+            </w:tcMar>
+            <w:vAlign w:val="top"/>
+          </w:tcPr>
+          <w:p>
+            <w:pPr>
+              <w:spacing w:after="40" w:before="0"/>
+              <w:jc w:val="left"/>
+            </w:pPr>
+            <w:r>
+              <w:rPr>
+                <w:rFonts w:ascii="Arial" w:cs="Arial" w:eastAsia="Arial" w:hAnsi="Arial"/>
+                <w:b w:val="false"/>
+                <w:bCs w:val="false"/>
+                <w:i w:val="false"/>
+                <w:iCs w:val="false"/>
+                <w:color w:val="000000"/>
+                <w:sz w:val="18"/>
+                <w:szCs w:val="18"/>
+              </w:rPr>
+              <w:t xml:space="preserve">Before individual writing begins, address the two key misconceptions identified in Phase 1 directly. Write on the board: 'CLAIM: A downward slope means the object is slowing down.' Ask the class: 'Agree or disagree? Use your gradient calculation from the boda-boda graph as evidence. 10 seconds to think.' Cold-call a learner who was noted holding this misconception. After their response, probe: 'What is the value of the gradient in that segment? What does the negative sign tell us about direction, not speed?' Then write the correct statement: 'A negative gradient means displacement is DECREASING — the object is moving back toward the origin.' During individual writing, circulate and look for: learners who quote gradient correctly as velocity with units; learners who correctly use the phrase 'constant velocity' for straight-line segments. After group comparison and pitches, facilitate a whole-class discussion using the question: 'Runner B in our Marathon was ahead at 30 km. Looking at what we just learned about gradient — what would Runner B's displacement-time graph look like between 25 km and 35 km compared to Runner A's? Which graph shape wins the race?' Allow 15 seconds WAIT TIME. Cold-call 3 learners. Summarise on the board: 'Higher gradient while Runner B slows (25–35 km) = Runner A gains and wins.'</w:t>
+            </w:r>
+          </w:p>
+        </w:tc>
+        <w:tc>
+          <w:tcPr>
+            <w:tcW w:type="dxa" w:w="3040"/>
+            <w:shd w:fill="FFFFFF" w:color="auto" w:val="clear"/>
+            <w:tcMar>
+              <w:top w:type="dxa" w:w="60"/>
+              <w:left w:type="dxa" w:w="120"/>
+              <w:bottom w:type="dxa" w:w="60"/>
+              <w:right w:type="dxa" w:w="120"/>
+            </w:tcMar>
+            <w:vAlign w:val="top"/>
+          </w:tcPr>
+          <w:p>
+            <w:pPr>
+              <w:spacing w:after="40" w:before="0"/>
+              <w:jc w:val="left"/>
+            </w:pPr>
+            <w:r>
+              <w:rPr>
+                <w:rFonts w:ascii="Arial" w:cs="Arial" w:eastAsia="Arial" w:hAnsi="Arial"/>
+                <w:b w:val="false"/>
+                <w:bCs w:val="false"/>
+                <w:i w:val="false"/>
+                <w:iCs w:val="false"/>
+                <w:color w:val="000000"/>
+                <w:sz w:val="18"/>
+                <w:szCs w:val="18"/>
+              </w:rPr>
+              <w:t xml:space="preserve">Strategy: Motion Narrator (Claim–Evidence–Reasoning writing). Translating a graph into a full written narrative requires learners to hold the mathematical result (gradient value) and its physical meaning (velocity) simultaneously, then sequence them into a coherent story. This is precisely the sensemaking required to answer the driving question. The group comparison step surfaces conflicting interpretations and requires evidence-based resolution — mirroring scientific argumentation practice (NGSS SEP 7: Engaging in Argument from Evidence). Connecting back to Runner A vs Runner B re-anchors the lesson in the phenomenon.</w:t>
+            </w:r>
+          </w:p>
+        </w:tc>
+        <w:tc>
+          <w:tcPr>
+            <w:tcW w:type="dxa" w:w="3040"/>
+            <w:shd w:fill="F2F2F2" w:color="auto" w:val="clear"/>
+            <w:tcMar>
+              <w:top w:type="dxa" w:w="60"/>
+              <w:left w:type="dxa" w:w="120"/>
+              <w:bottom w:type="dxa" w:w="60"/>
+              <w:right w:type="dxa" w:w="120"/>
+            </w:tcMar>
+            <w:vAlign w:val="top"/>
+          </w:tcPr>
+          <w:p>
+            <w:pPr>
+              <w:spacing w:after="40" w:before="0"/>
+              <w:jc w:val="left"/>
+            </w:pPr>
+            <w:r>
+              <w:rPr>
+                <w:rFonts w:ascii="Arial" w:cs="Arial" w:eastAsia="Arial" w:hAnsi="Arial"/>
+                <w:b w:val="false"/>
+                <w:bCs w:val="false"/>
+                <w:i w:val="false"/>
+                <w:iCs w:val="false"/>
+                <w:color w:val="000000"/>
+                <w:sz w:val="18"/>
+                <w:szCs w:val="18"/>
+              </w:rPr>
+              <w:t xml:space="preserve">Observable indicators: (a) Each learner's written narrative contains at least one correctly quoted gradient value with units used as velocity. (b) Narratives correctly distinguish between 'stationary' (gradient = 0), 'constant velocity' (non-zero constant gradient), and 'returning' (negative gradient). (c) During the Marathon connection discussion, at least 3 cold-called learners can articulate that Runner A's steeper gradient while Runner B slowed (25–35 km) explains Runner A's win — linking graph interpretation directly to the phenomenon. Teacher uses a quick show-of-hands: 'Thumbs up if you can now explain, using the word gradient, why Runner A won' — target: ≥ 75% of class.</w:t>
+            </w:r>
+          </w:p>
+        </w:tc>
+      </w:tr>
+      <w:tr>
+        <w:tc>
+          <w:tcPr>
+            <w:tcW w:type="dxa" w:w="1520"/>
+            <w:shd w:fill="FCE4D6" w:color="auto" w:val="clear"/>
+            <w:tcMar>
+              <w:top w:type="dxa" w:w="60"/>
+              <w:left w:type="dxa" w:w="120"/>
+              <w:bottom w:type="dxa" w:w="60"/>
+              <w:right w:type="dxa" w:w="120"/>
+            </w:tcMar>
+            <w:vAlign w:val="top"/>
+          </w:tcPr>
+          <w:p>
+            <w:pPr>
+              <w:spacing w:after="40" w:before="0"/>
+              <w:jc w:val="left"/>
+            </w:pPr>
+            <w:r>
+              <w:rPr>
+                <w:rFonts w:ascii="Arial" w:cs="Arial" w:eastAsia="Arial" w:hAnsi="Arial"/>
+                <w:b/>
+                <w:bCs/>
+                <w:i w:val="false"/>
+                <w:iCs w:val="false"/>
+                <w:color w:val="000000"/>
+                <w:sz w:val="18"/>
+                <w:szCs w:val="18"/>
+              </w:rPr>
+              <w:t xml:space="preserve">Driving Question Board (DQB) Creation</w:t>
+            </w:r>
+          </w:p>
+          <w:p>
+            <w:pPr>
+              <w:spacing w:after="20" w:before="0"/>
+            </w:pPr>
+            <w:r>
+              <w:rPr>
+                <w:rFonts w:ascii="Arial" w:cs="Arial" w:eastAsia="Arial" w:hAnsi="Arial"/>
+                <w:b/>
+                <w:bCs/>
+                <w:color w:val="1F3864"/>
+                <w:sz w:val="16"/>
+                <w:szCs w:val="16"/>
+              </w:rPr>
+              <w:t xml:space="preserve">📹 VIDEO:</w:t>
+            </w:r>
+          </w:p>
+          <w:p>
+            <w:pPr>
+              <w:spacing w:after="20" w:before="0"/>
+            </w:pPr>
+            <w:hyperlink w:history="1" r:id="rIdkehlt1l1ehqccbqjfnbrn">
+              <w:r>
+                <w:rPr>
+                  <w:rFonts w:ascii="Arial" w:cs="Arial" w:eastAsia="Arial" w:hAnsi="Arial"/>
+                  <w:color w:val="2E75B6"/>
+                  <w:sz w:val="16"/>
+                  <w:szCs w:val="16"/>
+                  <w:u w:val="single" w:color="2E75B6"/>
+                </w:rPr>
+                <w:t xml:space="preserve">Linear graphs word problem: cats</w:t>
+              </w:r>
+            </w:hyperlink>
+          </w:p>
+          <w:p>
+            <w:pPr>
+              <w:spacing w:after="20" w:before="0"/>
+            </w:pPr>
+            <w:r>
+              <w:rPr>
+                <w:rFonts w:ascii="Arial" w:cs="Arial" w:eastAsia="Arial" w:hAnsi="Arial"/>
+                <w:i/>
+                <w:iCs/>
+                <w:color w:val="595959"/>
+                <w:sz w:val="16"/>
+                <w:szCs w:val="16"/>
+              </w:rPr>
+              <w:t xml:space="preserve">Related topic: not an exact match for this lesson.</w:t>
+            </w:r>
+          </w:p>
+          <w:p>
+            <w:pPr>
+              <w:spacing w:after="10" w:before="0"/>
+              <w:ind w:left="120"/>
+            </w:pPr>
+            <w:r>
+              <w:rPr>
+                <w:rFonts w:ascii="Arial" w:cs="Arial" w:eastAsia="Arial" w:hAnsi="Arial"/>
+                <w:color w:val="595959"/>
+                <w:sz w:val="14"/>
+                <w:szCs w:val="14"/>
+              </w:rPr>
+              <w:t xml:space="preserve">Source: Khan Academy (English - US curriculum)</w:t>
+            </w:r>
+          </w:p>
+          <w:p>
+            <w:pPr>
+              <w:spacing w:after="10" w:before="0"/>
+              <w:ind w:left="120"/>
+            </w:pPr>
+            <w:hyperlink w:history="1" r:id="rId4chbwccokfhtova6lbpcz">
+              <w:r>
+                <w:rPr>
+                  <w:rFonts w:ascii="Arial" w:cs="Arial" w:eastAsia="Arial" w:hAnsi="Arial"/>
+                  <w:color w:val="595959"/>
+                  <w:sz w:val="14"/>
+                  <w:szCs w:val="14"/>
+                  <w:u w:val="single" w:color="595959"/>
+                </w:rPr>
+                <w:t xml:space="preserve">🔍 Search ARES for similar videos</w:t>
+              </w:r>
+            </w:hyperlink>
+          </w:p>
+          <w:p>
+            <w:pPr>
+              <w:spacing w:after="40" w:before="0"/>
+            </w:pPr>
+            <w:r>
+              <w:rPr>
+                <w:sz w:val="14"/>
+                <w:szCs w:val="14"/>
+              </w:rPr>
+              <w:t xml:space="preserve"/>
+            </w:r>
+          </w:p>
+          <w:p>
+            <w:pPr>
+              <w:spacing w:after="20" w:before="0"/>
+            </w:pPr>
+            <w:r>
+              <w:rPr>
+                <w:rFonts w:ascii="Arial" w:cs="Arial" w:eastAsia="Arial" w:hAnsi="Arial"/>
+                <w:b/>
+                <w:bCs/>
+                <w:color w:val="1F3864"/>
+                <w:sz w:val="16"/>
+                <w:szCs w:val="16"/>
+              </w:rPr>
+              <w:t xml:space="preserve">📖 EXERCISE:</w:t>
+            </w:r>
+          </w:p>
+          <w:p>
+            <w:pPr>
+              <w:spacing w:after="20" w:before="0"/>
+            </w:pPr>
+            <w:hyperlink w:history="1" r:id="rIdnvi-bmpzo5a4vgbihg2tp">
               <w:r>
                 <w:rPr>
                   <w:rFonts w:ascii="Arial" w:cs="Arial" w:eastAsia="Arial" w:hAnsi="Arial"/>
@@ -12612,6 +13416,22 @@
           </w:p>
           <w:p>
             <w:pPr>
+              <w:spacing w:after="20" w:before="0"/>
+            </w:pPr>
+            <w:r>
+              <w:rPr>
+                <w:rFonts w:ascii="Arial" w:cs="Arial" w:eastAsia="Arial" w:hAnsi="Arial"/>
+                <w:i/>
+                <w:iCs/>
+                <w:color w:val="595959"/>
+                <w:sz w:val="16"/>
+                <w:szCs w:val="16"/>
+              </w:rPr>
+              <w:t xml:space="preserve">Related topic: not an exact match for this lesson.</w:t>
+            </w:r>
+          </w:p>
+          <w:p>
+            <w:pPr>
               <w:spacing w:after="10" w:before="0"/>
               <w:ind w:left="120"/>
             </w:pPr>
@@ -12630,7 +13450,7 @@
               <w:spacing w:after="10" w:before="0"/>
               <w:ind w:left="120"/>
             </w:pPr>
-            <w:hyperlink w:history="1" r:id="rIdsjafzxisxx8kvtugoulwh">
+            <w:hyperlink w:history="1" r:id="rIde2p6ioysomatxykqa0q7l">
               <w:r>
                 <w:rPr>
                   <w:rFonts w:ascii="Arial" w:cs="Arial" w:eastAsia="Arial" w:hAnsi="Arial"/>
@@ -12672,7 +13492,7 @@
                 <w:sz w:val="18"/>
                 <w:szCs w:val="18"/>
               </w:rPr>
-              <w:t xml:space="preserve">Learners work through the four graphs systematically in pairs using the structured 'Gradient Hunter' table printed on the reverse of their worksheet. The table has columns: Segment | Start point (t, s) | End point (t, s) | Change in displacement (Δs) | Change in time (Δt) | Gradient = Δs/Δt | Units | What this tells us about velocity. For Graphs 1–3, learners complete all segments (2–3 segments each). For Graph 4 (SGR Nairobi–Mombasa), they complete 5 segments representing: Nairobi departure → Athi River stop; Athi River → Emali stop; Emali → Mtito Andei stop; Mtito Andei → Voi stop; Voi → Mombasa arrival. A horizontal segment (Mtito Andei rest stop, 10 minutes) is deliberately included. Learners read coordinates directly from the graph, substitute into the gradient formula, record units as km/min or km/h (conversion prompt provided), and write a one-sentence motion description for each segment. Time allocation: 18 minutes for pair work.</w:t>
+              <w:t xml:space="preserve">Learners return to the class Driving Question Board displayed at the front. The board has been carrying sticky notes and questions from Lessons 1–3. Key Inquiry Question 2 — 'How do we use displacement-time graphs in real life?' — has been on the board since Lesson 1. Each learner now writes a new sticky note (green = answer, yellow = new question still open) and places it on the board. Their green note must answer KIQ 2 in 1–2 sentences using the word 'gradient'. Their yellow note (optional but encouraged) raises a new question — for example: 'What if the gradient is changing — the line is curved? Does that mean acceleration?' or 'Can we find the velocity at a single moment, not just over a segment?' The teacher then facilitates a 4-minute whole-class DQB review: reading 3–4 selected green notes aloud and 2–3 yellow notes. Yellow notes that anticipate velocity-time graphs or acceleration are explicitly affirmed: 'Excellent — that is exactly what we will need in Lesson 5.'</w:t>
             </w:r>
           </w:p>
         </w:tc>
@@ -12704,7 +13524,7 @@
                 <w:sz w:val="18"/>
                 <w:szCs w:val="18"/>
               </w:rPr>
-              <w:t xml:space="preserve">Before releasing pairs to work, model the gradient calculation ONCE using a projected or board-drawn mini-graph (not one of the four on the worksheet). Say: 'I am going to show you the method using this example — a matatu travelling from Nairobi CBD to Westlands. Watch what I do.' Draw two points, read coordinates aloud, calculate Δs and Δt, divide, state units, write: "The matatu travelled at 0.8 km/min, which is 48 km/h." Then say: 'Now you do the same for your four graphs. Work in pairs — one person reads the coordinates, the other records and calculates. Swap roles after each graph.' Set a 18-minute timer. Circulate with purpose: (1) At 5 minutes — check that all pairs have correctly identified the horizontal segment on Graph 2 (runner resting) and have written gradient = 0; if not, ask 'What is the change in displacement during this segment?' and wait 10 seconds. (2) At 10 minutes — check Graph 4 Mtito Andei segment: ask 'What does a gradient of zero mean in the context of the SGR train?' (3) At 15 minutes — check units: prompt any pair writing 'km' instead of 'km/min' with: 'Gradient = Δs ÷ Δt — what are the units of each?' After 18 minutes, cold-call 4 pairs (one per graph) to share ONE gradient value and its motion meaning. Allow 10 seconds WAIT TIME per response. Write correct gradient values on board in a summary column.</w:t>
+              <w:t xml:space="preserve">Distribute green and yellow sticky notes. Say: 'You now have evidence from four real Kenyan scenarios. On your GREEN note, answer this question — write it exactly as it appears on the board: How do we use displacement-time graphs in real life? Your answer must include the word gradient. On your YELLOW note, write something you are still wondering about — something today's lesson raised but did not answer. You have 3 minutes.' Set timer. Circulate — if any learner's green note omits 'gradient', tap the board and say quietly: 'Check the key word.' After notes are placed, read 3 green notes aloud without naming the author. After each, ask the class: 'Does this answer satisfy the question? Thumbs up or down.' For yellow notes, read 2 aloud and say: 'We are going to need these questions in Lesson 5. Hold onto those thoughts.' Point to the still-unanswered DQB section: 'Look — our big driving question is still not fully answered. We can now explain what happened at every point of the race using gradient. But we still cannot fully explain the sprint — what happens when velocity is changing rapidly. That is our next investigation.'</w:t>
             </w:r>
           </w:p>
         </w:tc>
@@ -12736,7 +13556,7 @@
                 <w:sz w:val="18"/>
                 <w:szCs w:val="18"/>
               </w:rPr>
-              <w:t xml:space="preserve">Strategy: Structured Data Table (Gradient Hunter). The pre-formatted table scaffolds the mathematical procedure into discrete retrievable steps, preventing learners from skipping to an answer without connecting Δs and Δt. Writing a one-sentence motion description for every segment forces translation between symbolic result and physical meaning — a key sensemaking move that connects mathematics to the Marathon phenomenon. The SGR multi-segment graph mirrors the Marathon split-time structure, making the connection explicit.</w:t>
+              <w:t xml:space="preserve">Strategy: Driving Question Board Revision (public knowledge-building). The DQB functions as a communal sensemaking artefact — it externalises the class's growing understanding and makes gaps visible. Moving a question from 'unanswered' to 'answered' by placing a green note is a motivating, metacognitive act. Yellow notes activate productive curiosity about curved graphs and instantaneous velocity, creating a natural bridge to Lessons 5–6 (velocity-time graphs and acceleration). This strategy reflects NGSS SEP 1 (Asking Questions) and SEP 6 (Constructing Explanations).</w:t>
             </w:r>
           </w:p>
         </w:tc>
@@ -12768,7 +13588,7 @@
                 <w:sz w:val="18"/>
                 <w:szCs w:val="18"/>
               </w:rPr>
-              <w:t xml:space="preserve">Observable indicators: (a) All pairs correctly record gradient = 0 with description 'stationary / not moving' for the horizontal SGR segment and the runner's rest segment. (b) At least one member of each pair can state the units of gradient as km/min or km/h without prompting. (c) Pairs correctly identify that the negative-gradient segment on the boda-boda graph means the rider is returning home (displacement decreasing), not slowing down. Teacher notes any pair still writing 'slowing down' for the negative segment — these pairs are prioritised in Phase 3.</w:t>
+              <w:t xml:space="preserve">Observable indicators: (a) Every learner places at least one green note containing the word 'gradient' and a real-life context reference. (b) At least 40% of learners place a yellow note that references changing velocity, curves, or acceleration — indicating readiness for Lesson 5. (c) During the class vote on green notes, ≥ 80% of thumbs are up, indicating broad class consensus on the answer to KIQ 2. Teacher photographs the updated DQB board for reference in Lesson 5.</w:t>
             </w:r>
           </w:p>
         </w:tc>
@@ -12777,32 +13597,32 @@
         <w:tc>
           <w:tcPr>
             <w:tcW w:type="dxa" w:w="1520"/>
-            <w:shd w:fill="E2EFDA" w:color="auto" w:val="clear"/>
-            <w:tcMar>
-              <w:top w:type="dxa" w:w="60"/>
-              <w:left w:type="dxa" w:w="120"/>
-              <w:bottom w:type="dxa" w:w="60"/>
-              <w:right w:type="dxa" w:w="120"/>
-            </w:tcMar>
-            <w:vAlign w:val="top"/>
-          </w:tcPr>
-          <w:p>
-            <w:pPr>
-              <w:spacing w:after="40" w:before="0"/>
-              <w:jc w:val="left"/>
-            </w:pPr>
-            <w:r>
-              <w:rPr>
-                <w:rFonts w:ascii="Arial" w:cs="Arial" w:eastAsia="Arial" w:hAnsi="Arial"/>
-                <w:b/>
-                <w:bCs/>
-                <w:i w:val="false"/>
-                <w:iCs w:val="false"/>
-                <w:color w:val="000000"/>
-                <w:sz w:val="18"/>
-                <w:szCs w:val="18"/>
-              </w:rPr>
-              <w:t xml:space="preserve">Explain Phase</w:t>
+            <w:shd w:fill="D5E8F0" w:color="auto" w:val="clear"/>
+            <w:tcMar>
+              <w:top w:type="dxa" w:w="60"/>
+              <w:left w:type="dxa" w:w="120"/>
+              <w:bottom w:type="dxa" w:w="60"/>
+              <w:right w:type="dxa" w:w="120"/>
+            </w:tcMar>
+            <w:vAlign w:val="top"/>
+          </w:tcPr>
+          <w:p>
+            <w:pPr>
+              <w:spacing w:after="40" w:before="0"/>
+              <w:jc w:val="left"/>
+            </w:pPr>
+            <w:r>
+              <w:rPr>
+                <w:rFonts w:ascii="Arial" w:cs="Arial" w:eastAsia="Arial" w:hAnsi="Arial"/>
+                <w:b/>
+                <w:bCs/>
+                <w:i w:val="false"/>
+                <w:iCs w:val="false"/>
+                <w:color w:val="000000"/>
+                <w:sz w:val="18"/>
+                <w:szCs w:val="18"/>
+              </w:rPr>
+              <w:t xml:space="preserve">Model Building Phase</w:t>
             </w:r>
           </w:p>
           <w:p>
@@ -12825,7 +13645,7 @@
             <w:pPr>
               <w:spacing w:after="20" w:before="0"/>
             </w:pPr>
-            <w:hyperlink w:history="1" r:id="rId_l6qddnvfm7rn4xd1qbs1">
+            <w:hyperlink w:history="1" r:id="rIdk9nxifytq09_d7xs_zkp6">
               <w:r>
                 <w:rPr>
                   <w:rFonts w:ascii="Arial" w:cs="Arial" w:eastAsia="Arial" w:hAnsi="Arial"/>
@@ -12834,9 +13654,25 @@
                   <w:szCs w:val="16"/>
                   <w:u w:val="single" w:color="2E75B6"/>
                 </w:rPr>
-                <w:t xml:space="preserve">Interpreting direction of motion from position-time graph</w:t>
+                <w:t xml:space="preserve">Slope and intercept meaning from a table</w:t>
               </w:r>
             </w:hyperlink>
+          </w:p>
+          <w:p>
+            <w:pPr>
+              <w:spacing w:after="20" w:before="0"/>
+            </w:pPr>
+            <w:r>
+              <w:rPr>
+                <w:rFonts w:ascii="Arial" w:cs="Arial" w:eastAsia="Arial" w:hAnsi="Arial"/>
+                <w:i/>
+                <w:iCs/>
+                <w:color w:val="595959"/>
+                <w:sz w:val="16"/>
+                <w:szCs w:val="16"/>
+              </w:rPr>
+              <w:t xml:space="preserve">Related topic: not an exact match for this lesson.</w:t>
+            </w:r>
           </w:p>
           <w:p>
             <w:pPr>
@@ -12858,7 +13694,7 @@
               <w:spacing w:after="10" w:before="0"/>
               <w:ind w:left="120"/>
             </w:pPr>
-            <w:hyperlink w:history="1" r:id="rIdikjh1cq05nqt0bgfehfqq">
+            <w:hyperlink w:history="1" r:id="rIdpdk0vekxwjpq-wjgf8wbx">
               <w:r>
                 <w:rPr>
                   <w:rFonts w:ascii="Arial" w:cs="Arial" w:eastAsia="Arial" w:hAnsi="Arial"/>
@@ -12903,7 +13739,7 @@
             <w:pPr>
               <w:spacing w:after="20" w:before="0"/>
             </w:pPr>
-            <w:hyperlink w:history="1" r:id="rIdqqrqwisomuvswoxagrstk">
+            <w:hyperlink w:history="1" r:id="rIdodazmiu5yb7aiwrenjyuw">
               <w:r>
                 <w:rPr>
                   <w:rFonts w:ascii="Arial" w:cs="Arial" w:eastAsia="Arial" w:hAnsi="Arial"/>
@@ -12912,9 +13748,25 @@
                   <w:szCs w:val="16"/>
                   <w:u w:val="single" w:color="2E75B6"/>
                 </w:rPr>
-                <w:t xml:space="preserve">Average velocity and average speed from graphs</w:t>
+                <w:t xml:space="preserve">Interpreting slope and y-intercept for linear models</w:t>
               </w:r>
             </w:hyperlink>
+          </w:p>
+          <w:p>
+            <w:pPr>
+              <w:spacing w:after="20" w:before="0"/>
+            </w:pPr>
+            <w:r>
+              <w:rPr>
+                <w:rFonts w:ascii="Arial" w:cs="Arial" w:eastAsia="Arial" w:hAnsi="Arial"/>
+                <w:i/>
+                <w:iCs/>
+                <w:color w:val="595959"/>
+                <w:sz w:val="16"/>
+                <w:szCs w:val="16"/>
+              </w:rPr>
+              <w:t xml:space="preserve">Related topic: not an exact match for this lesson.</w:t>
+            </w:r>
           </w:p>
           <w:p>
             <w:pPr>
@@ -12936,7 +13788,7 @@
               <w:spacing w:after="10" w:before="0"/>
               <w:ind w:left="120"/>
             </w:pPr>
-            <w:hyperlink w:history="1" r:id="rIdnzrvzweej8fyqf4_ji8cs">
+            <w:hyperlink w:history="1" r:id="rIdj3l81qjt0zlc1by3enkiy">
               <w:r>
                 <w:rPr>
                   <w:rFonts w:ascii="Arial" w:cs="Arial" w:eastAsia="Arial" w:hAnsi="Arial"/>
@@ -12978,7 +13830,7 @@
                 <w:sz w:val="18"/>
                 <w:szCs w:val="18"/>
               </w:rPr>
-              <w:t xml:space="preserve">Learners return to individual work for the 'Motion Narrator' task (12 minutes). Using their completed Gradient Hunter tables, each learner writes a full motion narrative for ONE assigned graph (teacher assigns each pair a graph by calling table numbers). The narrative must: (a) state the starting and ending displacement; (b) name each phase (e.g., 'constant velocity phase', 'stationary phase', 'return phase'); (c) quote the calculated gradient as the velocity in each phase; (d) compare two segments and explain which shows higher velocity and why. After individual writing (8 minutes), pairs join to form groups of four and compare narratives for the same graph — identifying agreements and resolving any differences in interpretation (4 minutes). Each group then nominates one speaker to present their narrative to the class in a 60-second 'pitch'. The class listens and can challenge with: 'Show me which segment you are describing on the graph.'</w:t>
+              <w:t xml:space="preserve">Learners return to their cumulative 'Motion Story Model' — a personal annotated diagram they have been building since Lesson 1. This model currently shows: a timeline of the Marathon with distance markers; an annotated split-time table distinguishing Runner A and Runner B; and a displacement-time sketch graph drawn in Lesson 3. In this lesson, learners add a new layer to their model: they annotate each segment of their Runner A vs Runner B displacement-time sketch graph with the calculated gradient (velocity) value, using coloured pens. They must label at least: the segment where Runner B leads (steeper gradient, higher velocity in km/min), the water-station segment (horizontal, gradient = 0), and the 25–35 km slowdown segment (comparing gradients of the two runners, showing Runner A's is steeper). Below their annotated graph, learners write one 'Model Claim' statement: 'I can now explain [part of the phenomenon] because I know that [gradient concept].' Learners who finish early are challenged to sketch what a curved displacement-time segment would look like and annotate it with a question.</w:t>
             </w:r>
           </w:p>
         </w:tc>
@@ -13010,7 +13862,7 @@
                 <w:sz w:val="18"/>
                 <w:szCs w:val="18"/>
               </w:rPr>
-              <w:t xml:space="preserve">Before individual writing begins, address the two key misconceptions identified in Phase 1 directly. Write on the board: 'CLAIM: A downward slope means the object is slowing down.' Ask the class: 'Agree or disagree? Use your gradient calculation from the boda-boda graph as evidence. 10 seconds to think.' Cold-call a learner who was noted holding this misconception. After their response, probe: 'What is the value of the gradient in that segment? What does the negative sign tell us about direction, not speed?' Then write the correct statement: 'A negative gradient means displacement is DECREASING — the object is moving back toward the origin.' During individual writing, circulate and look for: learners who quote gradient correctly as velocity with units; learners who correctly use the phrase 'constant velocity' for straight-line segments. After group comparison and pitches, facilitate a whole-class discussion using the question: 'Runner B in our Marathon was ahead at 30 km. Looking at what we just learned about gradient — what would Runner B's displacement-time graph look like in the final 12 km compared to Runner A's? Which graph shape wins the race?' Allow 15 seconds WAIT TIME. Cold-call 3 learners. Summarise on the board: 'Higher gradient in the final segment = higher velocity = Runner A wins.'</w:t>
+              <w:t xml:space="preserve">Say: 'Open your Motion Story Model to the displacement-time sketch you added in Lesson 3. Today we are going to make it speak — we are going to annotate every segment with its gradient value and what that means about velocity.' Give 2 minutes for learners to retrieve their models. Display a model example (teacher's own annotated version projected or drawn on board) showing the annotation style: arrow pointing to a segment → gradient value → velocity interpretation in words. Say: 'Your model must show: the segment where Runner B is winning — label its gradient. The water-station stop — label its gradient. The 25–35 km slowdown — label both Runner A's gradient and Runner B's gradient and circle the winner.' Circulate for 8 minutes. Look for: correct gradient values transferred from the Gradient Hunter table; correct winner identification based on gradient comparison. After 8 minutes, cold-call 2 learners to read their 'Model Claim' statement aloud. After each, ask the class: 'Does this claim use the evidence we gathered today? Thumbs up or down.' Close the lesson by saying: 'Your model can now explain every straight-line phase of this race. But look at your graph — do the lines ever curve? In Lesson 5, we will discover what a curve on this graph means, and that will lead us to velocity-time graphs and acceleration — the final tools we need to explain the sprint finish completely.'</w:t>
             </w:r>
           </w:p>
         </w:tc>
@@ -13042,7 +13894,7 @@
                 <w:sz w:val="18"/>
                 <w:szCs w:val="18"/>
               </w:rPr>
-              <w:t xml:space="preserve">Strategy: Motion Narrator (Claim–Evidence–Reasoning writing). Translating a graph into a full written narrative requires learners to hold the mathematical result (gradient value) and its physical meaning (velocity) simultaneously, then sequence them into a coherent story. This is precisely the sensemaking required to answer the driving question. The group comparison step surfaces conflicting interpretations and requires evidence-based resolution — mirroring scientific argumentation practice (NGSS SEP 7: Engaging in Argument from Evidence). Connecting back to Runner A vs Runner B re-anchors the lesson in the phenomenon.</w:t>
+              <w:t xml:space="preserve">Strategy: Cumulative Model Annotation (Progressive Model Revision). Annotating a previously drawn graph with newly calculated gradient values enacts NGSS SEP 2 (Developing and Using Models) — the model becomes more explanatory with each lesson. The 'Model Claim' writing exercise forces each learner to articulate the specific conceptual gain of this lesson in their own words, supporting metacognitive awareness of learning progression. Connecting back to the still-unexplained curved sprint segment creates purposeful incompleteness — a pedagogical strategy that sustains curiosity for Lesson 5.</w:t>
             </w:r>
           </w:p>
         </w:tc>
@@ -13074,619 +13926,7 @@
                 <w:sz w:val="18"/>
                 <w:szCs w:val="18"/>
               </w:rPr>
-              <w:t xml:space="preserve">Observable indicators: (a) Each learner's written narrative contains at least one correctly quoted gradient value with units used as velocity. (b) Narratives correctly distinguish between 'stationary' (gradient = 0), 'constant velocity' (non-zero constant gradient), and 'returning' (negative gradient). (c) During the Marathon connection discussion, at least 3 cold-called learners can articulate that a steeper positive gradient in the final segment explains Runner A's win — linking graph interpretation directly to the phenomenon. Teacher uses a quick show-of-hands: 'Thumbs up if you can now explain, using the word gradient, why Runner A won' — target: ≥ 75% of class.</w:t>
-            </w:r>
-          </w:p>
-        </w:tc>
-      </w:tr>
-      <w:tr>
-        <w:tc>
-          <w:tcPr>
-            <w:tcW w:type="dxa" w:w="1520"/>
-            <w:shd w:fill="FCE4D6" w:color="auto" w:val="clear"/>
-            <w:tcMar>
-              <w:top w:type="dxa" w:w="60"/>
-              <w:left w:type="dxa" w:w="120"/>
-              <w:bottom w:type="dxa" w:w="60"/>
-              <w:right w:type="dxa" w:w="120"/>
-            </w:tcMar>
-            <w:vAlign w:val="top"/>
-          </w:tcPr>
-          <w:p>
-            <w:pPr>
-              <w:spacing w:after="40" w:before="0"/>
-              <w:jc w:val="left"/>
-            </w:pPr>
-            <w:r>
-              <w:rPr>
-                <w:rFonts w:ascii="Arial" w:cs="Arial" w:eastAsia="Arial" w:hAnsi="Arial"/>
-                <w:b/>
-                <w:bCs/>
-                <w:i w:val="false"/>
-                <w:iCs w:val="false"/>
-                <w:color w:val="000000"/>
-                <w:sz w:val="18"/>
-                <w:szCs w:val="18"/>
-              </w:rPr>
-              <w:t xml:space="preserve">Driving Question Board (DQB) Creation</w:t>
-            </w:r>
-          </w:p>
-          <w:p>
-            <w:pPr>
-              <w:spacing w:after="20" w:before="0"/>
-            </w:pPr>
-            <w:r>
-              <w:rPr>
-                <w:rFonts w:ascii="Arial" w:cs="Arial" w:eastAsia="Arial" w:hAnsi="Arial"/>
-                <w:b/>
-                <w:bCs/>
-                <w:color w:val="1F3864"/>
-                <w:sz w:val="16"/>
-                <w:szCs w:val="16"/>
-              </w:rPr>
-              <w:t xml:space="preserve">📹 VIDEO:</w:t>
-            </w:r>
-          </w:p>
-          <w:p>
-            <w:pPr>
-              <w:spacing w:after="20" w:before="0"/>
-            </w:pPr>
-            <w:hyperlink w:history="1" r:id="rIdcpqmo9mtwvrkcpk7ivy8x">
-              <w:r>
-                <w:rPr>
-                  <w:rFonts w:ascii="Arial" w:cs="Arial" w:eastAsia="Arial" w:hAnsi="Arial"/>
-                  <w:color w:val="2E75B6"/>
-                  <w:sz w:val="16"/>
-                  <w:szCs w:val="16"/>
-                  <w:u w:val="single" w:color="2E75B6"/>
-                </w:rPr>
-                <w:t xml:space="preserve">Interpreting change in speed from velocity-time graph</w:t>
-              </w:r>
-            </w:hyperlink>
-          </w:p>
-          <w:p>
-            <w:pPr>
-              <w:spacing w:after="10" w:before="0"/>
-              <w:ind w:left="120"/>
-            </w:pPr>
-            <w:r>
-              <w:rPr>
-                <w:rFonts w:ascii="Arial" w:cs="Arial" w:eastAsia="Arial" w:hAnsi="Arial"/>
-                <w:color w:val="595959"/>
-                <w:sz w:val="14"/>
-                <w:szCs w:val="14"/>
-              </w:rPr>
-              <w:t xml:space="preserve">Source: Khan Academy (English - US curriculum)</w:t>
-            </w:r>
-          </w:p>
-          <w:p>
-            <w:pPr>
-              <w:spacing w:after="10" w:before="0"/>
-              <w:ind w:left="120"/>
-            </w:pPr>
-            <w:hyperlink w:history="1" r:id="rIdal1zazmlnqliysplgnmx2">
-              <w:r>
-                <w:rPr>
-                  <w:rFonts w:ascii="Arial" w:cs="Arial" w:eastAsia="Arial" w:hAnsi="Arial"/>
-                  <w:color w:val="595959"/>
-                  <w:sz w:val="14"/>
-                  <w:szCs w:val="14"/>
-                  <w:u w:val="single" w:color="595959"/>
-                </w:rPr>
-                <w:t xml:space="preserve">🔍 Search ARES for similar videos</w:t>
-              </w:r>
-            </w:hyperlink>
-          </w:p>
-          <w:p>
-            <w:pPr>
-              <w:spacing w:after="40" w:before="0"/>
-            </w:pPr>
-            <w:r>
-              <w:rPr>
-                <w:sz w:val="14"/>
-                <w:szCs w:val="14"/>
-              </w:rPr>
-              <w:t xml:space="preserve"/>
-            </w:r>
-          </w:p>
-          <w:p>
-            <w:pPr>
-              <w:spacing w:after="20" w:before="0"/>
-            </w:pPr>
-            <w:r>
-              <w:rPr>
-                <w:rFonts w:ascii="Arial" w:cs="Arial" w:eastAsia="Arial" w:hAnsi="Arial"/>
-                <w:b/>
-                <w:bCs/>
-                <w:color w:val="1F3864"/>
-                <w:sz w:val="16"/>
-                <w:szCs w:val="16"/>
-              </w:rPr>
-              <w:t xml:space="preserve">📖 EXERCISE:</w:t>
-            </w:r>
-          </w:p>
-          <w:p>
-            <w:pPr>
-              <w:spacing w:after="20" w:before="0"/>
-            </w:pPr>
-            <w:hyperlink w:history="1" r:id="rIdkaajg1uj0-k48p3minhis">
-              <w:r>
-                <w:rPr>
-                  <w:rFonts w:ascii="Arial" w:cs="Arial" w:eastAsia="Arial" w:hAnsi="Arial"/>
-                  <w:color w:val="2E75B6"/>
-                  <w:sz w:val="16"/>
-                  <w:szCs w:val="16"/>
-                  <w:u w:val="single" w:color="2E75B6"/>
-                </w:rPr>
-                <w:t xml:space="preserve">Instantaneous velocity and instantaneous speed from graphs</w:t>
-              </w:r>
-            </w:hyperlink>
-          </w:p>
-          <w:p>
-            <w:pPr>
-              <w:spacing w:after="10" w:before="0"/>
-              <w:ind w:left="120"/>
-            </w:pPr>
-            <w:r>
-              <w:rPr>
-                <w:rFonts w:ascii="Arial" w:cs="Arial" w:eastAsia="Arial" w:hAnsi="Arial"/>
-                <w:color w:val="595959"/>
-                <w:sz w:val="14"/>
-                <w:szCs w:val="14"/>
-              </w:rPr>
-              <w:t xml:space="preserve">Source: Khan Academy (English - US curriculum)</w:t>
-            </w:r>
-          </w:p>
-          <w:p>
-            <w:pPr>
-              <w:spacing w:after="10" w:before="0"/>
-              <w:ind w:left="120"/>
-            </w:pPr>
-            <w:hyperlink w:history="1" r:id="rIdihg5ox5pwxtkjyhqq_tsp">
-              <w:r>
-                <w:rPr>
-                  <w:rFonts w:ascii="Arial" w:cs="Arial" w:eastAsia="Arial" w:hAnsi="Arial"/>
-                  <w:color w:val="595959"/>
-                  <w:sz w:val="14"/>
-                  <w:szCs w:val="14"/>
-                  <w:u w:val="single" w:color="595959"/>
-                </w:rPr>
-                <w:t xml:space="preserve">🔍 Search ARES for similar readings</w:t>
-              </w:r>
-            </w:hyperlink>
-          </w:p>
-        </w:tc>
-        <w:tc>
-          <w:tcPr>
-            <w:tcW w:type="dxa" w:w="3040"/>
-            <w:shd w:fill="FFFFFF" w:color="auto" w:val="clear"/>
-            <w:tcMar>
-              <w:top w:type="dxa" w:w="60"/>
-              <w:left w:type="dxa" w:w="120"/>
-              <w:bottom w:type="dxa" w:w="60"/>
-              <w:right w:type="dxa" w:w="120"/>
-            </w:tcMar>
-            <w:vAlign w:val="top"/>
-          </w:tcPr>
-          <w:p>
-            <w:pPr>
-              <w:spacing w:after="40" w:before="0"/>
-              <w:jc w:val="left"/>
-            </w:pPr>
-            <w:r>
-              <w:rPr>
-                <w:rFonts w:ascii="Arial" w:cs="Arial" w:eastAsia="Arial" w:hAnsi="Arial"/>
-                <w:b w:val="false"/>
-                <w:bCs w:val="false"/>
-                <w:i w:val="false"/>
-                <w:iCs w:val="false"/>
-                <w:color w:val="000000"/>
-                <w:sz w:val="18"/>
-                <w:szCs w:val="18"/>
-              </w:rPr>
-              <w:t xml:space="preserve">Learners return to the class Driving Question Board displayed at the front. The board has been carrying sticky notes and questions from Lessons 1–3. Key Inquiry Question 2 — 'How do we use displacement-time graphs in real life?' — has been on the board since Lesson 1. Each learner now writes a new sticky note (green = answer, yellow = new question still open) and places it on the board. Their green note must answer KIQ 2 in 1–2 sentences using the word 'gradient'. Their yellow note (optional but encouraged) raises a new question — for example: 'What if the gradient is changing — the line is curved? Does that mean acceleration?' or 'Can we find the velocity at a single moment, not just over a segment?' The teacher then facilitates a 4-minute whole-class DQB review: reading 3–4 selected green notes aloud and 2–3 yellow notes. Yellow notes that anticipate velocity-time graphs or acceleration are explicitly affirmed: 'Excellent — that is exactly what we will need in Lesson 5.'</w:t>
-            </w:r>
-          </w:p>
-        </w:tc>
-        <w:tc>
-          <w:tcPr>
-            <w:tcW w:type="dxa" w:w="3040"/>
-            <w:shd w:fill="F2F2F2" w:color="auto" w:val="clear"/>
-            <w:tcMar>
-              <w:top w:type="dxa" w:w="60"/>
-              <w:left w:type="dxa" w:w="120"/>
-              <w:bottom w:type="dxa" w:w="60"/>
-              <w:right w:type="dxa" w:w="120"/>
-            </w:tcMar>
-            <w:vAlign w:val="top"/>
-          </w:tcPr>
-          <w:p>
-            <w:pPr>
-              <w:spacing w:after="40" w:before="0"/>
-              <w:jc w:val="left"/>
-            </w:pPr>
-            <w:r>
-              <w:rPr>
-                <w:rFonts w:ascii="Arial" w:cs="Arial" w:eastAsia="Arial" w:hAnsi="Arial"/>
-                <w:b w:val="false"/>
-                <w:bCs w:val="false"/>
-                <w:i w:val="false"/>
-                <w:iCs w:val="false"/>
-                <w:color w:val="000000"/>
-                <w:sz w:val="18"/>
-                <w:szCs w:val="18"/>
-              </w:rPr>
-              <w:t xml:space="preserve">Distribute green and yellow sticky notes. Say: 'You now have evidence from four real Kenyan scenarios. On your GREEN note, answer this question — write it exactly as it appears on the board: How do we use displacement-time graphs in real life? Your answer must include the word gradient. On your YELLOW note, write something you are still wondering about — something today's lesson raised but did not answer. You have 3 minutes.' Set timer. Circulate — if any learner's green note omits 'gradient', tap the board and say quietly: 'Check the key word.' After notes are placed, read 3 green notes aloud without naming the author. After each, ask the class: 'Does this answer satisfy the question? Thumbs up or down.' For yellow notes, read 2 aloud and say: 'We are going to need these questions in Lesson 5. Hold onto those thoughts.' Point to the still-unanswered DQB section: 'Look — our big driving question is still not fully answered. We can now explain what happened at every point of the race using gradient. But we still cannot fully explain the sprint — what happens when velocity is changing rapidly. That is our next investigation.'</w:t>
-            </w:r>
-          </w:p>
-        </w:tc>
-        <w:tc>
-          <w:tcPr>
-            <w:tcW w:type="dxa" w:w="3040"/>
-            <w:shd w:fill="FFFFFF" w:color="auto" w:val="clear"/>
-            <w:tcMar>
-              <w:top w:type="dxa" w:w="60"/>
-              <w:left w:type="dxa" w:w="120"/>
-              <w:bottom w:type="dxa" w:w="60"/>
-              <w:right w:type="dxa" w:w="120"/>
-            </w:tcMar>
-            <w:vAlign w:val="top"/>
-          </w:tcPr>
-          <w:p>
-            <w:pPr>
-              <w:spacing w:after="40" w:before="0"/>
-              <w:jc w:val="left"/>
-            </w:pPr>
-            <w:r>
-              <w:rPr>
-                <w:rFonts w:ascii="Arial" w:cs="Arial" w:eastAsia="Arial" w:hAnsi="Arial"/>
-                <w:b w:val="false"/>
-                <w:bCs w:val="false"/>
-                <w:i w:val="false"/>
-                <w:iCs w:val="false"/>
-                <w:color w:val="000000"/>
-                <w:sz w:val="18"/>
-                <w:szCs w:val="18"/>
-              </w:rPr>
-              <w:t xml:space="preserve">Strategy: Driving Question Board Revision (public knowledge-building). The DQB functions as a communal sensemaking artefact — it externalises the class's growing understanding and makes gaps visible. Moving a question from 'unanswered' to 'answered' by placing a green note is a motivating, metacognitive act. Yellow notes activate productive curiosity about curved graphs and instantaneous velocity, creating a natural bridge to Lessons 5–6 (velocity-time graphs and acceleration). This strategy reflects NGSS SEP 1 (Asking Questions) and SEP 6 (Constructing Explanations).</w:t>
-            </w:r>
-          </w:p>
-        </w:tc>
-        <w:tc>
-          <w:tcPr>
-            <w:tcW w:type="dxa" w:w="3040"/>
-            <w:shd w:fill="F2F2F2" w:color="auto" w:val="clear"/>
-            <w:tcMar>
-              <w:top w:type="dxa" w:w="60"/>
-              <w:left w:type="dxa" w:w="120"/>
-              <w:bottom w:type="dxa" w:w="60"/>
-              <w:right w:type="dxa" w:w="120"/>
-            </w:tcMar>
-            <w:vAlign w:val="top"/>
-          </w:tcPr>
-          <w:p>
-            <w:pPr>
-              <w:spacing w:after="40" w:before="0"/>
-              <w:jc w:val="left"/>
-            </w:pPr>
-            <w:r>
-              <w:rPr>
-                <w:rFonts w:ascii="Arial" w:cs="Arial" w:eastAsia="Arial" w:hAnsi="Arial"/>
-                <w:b w:val="false"/>
-                <w:bCs w:val="false"/>
-                <w:i w:val="false"/>
-                <w:iCs w:val="false"/>
-                <w:color w:val="000000"/>
-                <w:sz w:val="18"/>
-                <w:szCs w:val="18"/>
-              </w:rPr>
-              <w:t xml:space="preserve">Observable indicators: (a) Every learner places at least one green note containing the word 'gradient' and a real-life context reference. (b) At least 40% of learners place a yellow note that references changing velocity, curves, or acceleration — indicating readiness for Lesson 5. (c) During the class vote on green notes, ≥ 80% of thumbs are up, indicating broad class consensus on the answer to KIQ 2. Teacher photographs the updated DQB board for reference in Lesson 5.</w:t>
-            </w:r>
-          </w:p>
-        </w:tc>
-      </w:tr>
-      <w:tr>
-        <w:tc>
-          <w:tcPr>
-            <w:tcW w:type="dxa" w:w="1520"/>
-            <w:shd w:fill="D5E8F0" w:color="auto" w:val="clear"/>
-            <w:tcMar>
-              <w:top w:type="dxa" w:w="60"/>
-              <w:left w:type="dxa" w:w="120"/>
-              <w:bottom w:type="dxa" w:w="60"/>
-              <w:right w:type="dxa" w:w="120"/>
-            </w:tcMar>
-            <w:vAlign w:val="top"/>
-          </w:tcPr>
-          <w:p>
-            <w:pPr>
-              <w:spacing w:after="40" w:before="0"/>
-              <w:jc w:val="left"/>
-            </w:pPr>
-            <w:r>
-              <w:rPr>
-                <w:rFonts w:ascii="Arial" w:cs="Arial" w:eastAsia="Arial" w:hAnsi="Arial"/>
-                <w:b/>
-                <w:bCs/>
-                <w:i w:val="false"/>
-                <w:iCs w:val="false"/>
-                <w:color w:val="000000"/>
-                <w:sz w:val="18"/>
-                <w:szCs w:val="18"/>
-              </w:rPr>
-              <w:t xml:space="preserve">Model Building Phase</w:t>
-            </w:r>
-          </w:p>
-          <w:p>
-            <w:pPr>
-              <w:spacing w:after="20" w:before="0"/>
-            </w:pPr>
-            <w:r>
-              <w:rPr>
-                <w:rFonts w:ascii="Arial" w:cs="Arial" w:eastAsia="Arial" w:hAnsi="Arial"/>
-                <w:b/>
-                <w:bCs/>
-                <w:color w:val="1F3864"/>
-                <w:sz w:val="16"/>
-                <w:szCs w:val="16"/>
-              </w:rPr>
-              <w:t xml:space="preserve">📹 VIDEO:</w:t>
-            </w:r>
-          </w:p>
-          <w:p>
-            <w:pPr>
-              <w:spacing w:after="20" w:before="0"/>
-            </w:pPr>
-            <w:hyperlink w:history="1" r:id="rIdyyu6tekpj4qegs5t8vvna">
-              <w:r>
-                <w:rPr>
-                  <w:rFonts w:ascii="Arial" w:cs="Arial" w:eastAsia="Arial" w:hAnsi="Arial"/>
-                  <w:color w:val="2E75B6"/>
-                  <w:sz w:val="16"/>
-                  <w:szCs w:val="16"/>
-                  <w:u w:val="single" w:color="2E75B6"/>
-                </w:rPr>
-                <w:t xml:space="preserve">Deriving displacement as a function of time, acceleration, and initial velocity</w:t>
-              </w:r>
-            </w:hyperlink>
-          </w:p>
-          <w:p>
-            <w:pPr>
-              <w:spacing w:after="10" w:before="0"/>
-              <w:ind w:left="120"/>
-            </w:pPr>
-            <w:r>
-              <w:rPr>
-                <w:rFonts w:ascii="Arial" w:cs="Arial" w:eastAsia="Arial" w:hAnsi="Arial"/>
-                <w:color w:val="595959"/>
-                <w:sz w:val="14"/>
-                <w:szCs w:val="14"/>
-              </w:rPr>
-              <w:t xml:space="preserve">Source: Khan Academy (English - US curriculum)</w:t>
-            </w:r>
-          </w:p>
-          <w:p>
-            <w:pPr>
-              <w:spacing w:after="10" w:before="0"/>
-              <w:ind w:left="120"/>
-            </w:pPr>
-            <w:hyperlink w:history="1" r:id="rIdm7rtphdcwy3tfmfhcj44y">
-              <w:r>
-                <w:rPr>
-                  <w:rFonts w:ascii="Arial" w:cs="Arial" w:eastAsia="Arial" w:hAnsi="Arial"/>
-                  <w:color w:val="595959"/>
-                  <w:sz w:val="14"/>
-                  <w:szCs w:val="14"/>
-                  <w:u w:val="single" w:color="595959"/>
-                </w:rPr>
-                <w:t xml:space="preserve">🔍 Search ARES for similar videos</w:t>
-              </w:r>
-            </w:hyperlink>
-          </w:p>
-          <w:p>
-            <w:pPr>
-              <w:spacing w:after="40" w:before="0"/>
-            </w:pPr>
-            <w:r>
-              <w:rPr>
-                <w:sz w:val="14"/>
-                <w:szCs w:val="14"/>
-              </w:rPr>
-              <w:t xml:space="preserve"/>
-            </w:r>
-          </w:p>
-          <w:p>
-            <w:pPr>
-              <w:spacing w:after="20" w:before="0"/>
-            </w:pPr>
-            <w:r>
-              <w:rPr>
-                <w:rFonts w:ascii="Arial" w:cs="Arial" w:eastAsia="Arial" w:hAnsi="Arial"/>
-                <w:b/>
-                <w:bCs/>
-                <w:color w:val="1F3864"/>
-                <w:sz w:val="16"/>
-                <w:szCs w:val="16"/>
-              </w:rPr>
-              <w:t xml:space="preserve">📖 EXERCISE:</w:t>
-            </w:r>
-          </w:p>
-          <w:p>
-            <w:pPr>
-              <w:spacing w:after="20" w:before="0"/>
-            </w:pPr>
-            <w:hyperlink w:history="1" r:id="rIdd3z8pyfi43p5o-nnel96f">
-              <w:r>
-                <w:rPr>
-                  <w:rFonts w:ascii="Arial" w:cs="Arial" w:eastAsia="Arial" w:hAnsi="Arial"/>
-                  <w:color w:val="2E75B6"/>
-                  <w:sz w:val="16"/>
-                  <w:szCs w:val="16"/>
-                  <w:u w:val="single" w:color="2E75B6"/>
-                </w:rPr>
-                <w:t xml:space="preserve">Interpreting slope and y-intercept for linear models</w:t>
-              </w:r>
-            </w:hyperlink>
-          </w:p>
-          <w:p>
-            <w:pPr>
-              <w:spacing w:after="10" w:before="0"/>
-              <w:ind w:left="120"/>
-            </w:pPr>
-            <w:r>
-              <w:rPr>
-                <w:rFonts w:ascii="Arial" w:cs="Arial" w:eastAsia="Arial" w:hAnsi="Arial"/>
-                <w:color w:val="595959"/>
-                <w:sz w:val="14"/>
-                <w:szCs w:val="14"/>
-              </w:rPr>
-              <w:t xml:space="preserve">Source: Khan Academy (English - US curriculum)</w:t>
-            </w:r>
-          </w:p>
-          <w:p>
-            <w:pPr>
-              <w:spacing w:after="10" w:before="0"/>
-              <w:ind w:left="120"/>
-            </w:pPr>
-            <w:hyperlink w:history="1" r:id="rId0xxcaimgu6s66pq3ak7bg">
-              <w:r>
-                <w:rPr>
-                  <w:rFonts w:ascii="Arial" w:cs="Arial" w:eastAsia="Arial" w:hAnsi="Arial"/>
-                  <w:color w:val="595959"/>
-                  <w:sz w:val="14"/>
-                  <w:szCs w:val="14"/>
-                  <w:u w:val="single" w:color="595959"/>
-                </w:rPr>
-                <w:t xml:space="preserve">🔍 Search ARES for similar readings</w:t>
-              </w:r>
-            </w:hyperlink>
-          </w:p>
-        </w:tc>
-        <w:tc>
-          <w:tcPr>
-            <w:tcW w:type="dxa" w:w="3040"/>
-            <w:shd w:fill="FFFFFF" w:color="auto" w:val="clear"/>
-            <w:tcMar>
-              <w:top w:type="dxa" w:w="60"/>
-              <w:left w:type="dxa" w:w="120"/>
-              <w:bottom w:type="dxa" w:w="60"/>
-              <w:right w:type="dxa" w:w="120"/>
-            </w:tcMar>
-            <w:vAlign w:val="top"/>
-          </w:tcPr>
-          <w:p>
-            <w:pPr>
-              <w:spacing w:after="40" w:before="0"/>
-              <w:jc w:val="left"/>
-            </w:pPr>
-            <w:r>
-              <w:rPr>
-                <w:rFonts w:ascii="Arial" w:cs="Arial" w:eastAsia="Arial" w:hAnsi="Arial"/>
-                <w:b w:val="false"/>
-                <w:bCs w:val="false"/>
-                <w:i w:val="false"/>
-                <w:iCs w:val="false"/>
-                <w:color w:val="000000"/>
-                <w:sz w:val="18"/>
-                <w:szCs w:val="18"/>
-              </w:rPr>
-              <w:t xml:space="preserve">Learners return to their cumulative 'Motion Story Model' — a personal annotated diagram they have been building since Lesson 1. This model currently shows: a timeline of the Marathon with distance markers; an annotated split-time table distinguishing Runner A and Runner B; and a displacement-time sketch graph drawn in Lesson 3. In this lesson, learners add a new layer to their model: they annotate each segment of their Runner A vs Runner B displacement-time sketch graph with the calculated gradient (velocity) value, using coloured pens. They must label at least: the segment where Runner B leads (steeper gradient, higher velocity in km/min), the water-station segment (horizontal, gradient = 0), and the final sprint segment (comparing gradients of the two runners, showing Runner A's is steeper). Below their annotated graph, learners write one 'Model Claim' statement: 'I can now explain [part of the phenomenon] because I know that [gradient concept].' Learners who finish early are challenged to sketch what a curved displacement-time segment would look like and annotate it with a question.</w:t>
-            </w:r>
-          </w:p>
-        </w:tc>
-        <w:tc>
-          <w:tcPr>
-            <w:tcW w:type="dxa" w:w="3040"/>
-            <w:shd w:fill="F2F2F2" w:color="auto" w:val="clear"/>
-            <w:tcMar>
-              <w:top w:type="dxa" w:w="60"/>
-              <w:left w:type="dxa" w:w="120"/>
-              <w:bottom w:type="dxa" w:w="60"/>
-              <w:right w:type="dxa" w:w="120"/>
-            </w:tcMar>
-            <w:vAlign w:val="top"/>
-          </w:tcPr>
-          <w:p>
-            <w:pPr>
-              <w:spacing w:after="40" w:before="0"/>
-              <w:jc w:val="left"/>
-            </w:pPr>
-            <w:r>
-              <w:rPr>
-                <w:rFonts w:ascii="Arial" w:cs="Arial" w:eastAsia="Arial" w:hAnsi="Arial"/>
-                <w:b w:val="false"/>
-                <w:bCs w:val="false"/>
-                <w:i w:val="false"/>
-                <w:iCs w:val="false"/>
-                <w:color w:val="000000"/>
-                <w:sz w:val="18"/>
-                <w:szCs w:val="18"/>
-              </w:rPr>
-              <w:t xml:space="preserve">Say: 'Open your Motion Story Model to the displacement-time sketch you added in Lesson 3. Today we are going to make it speak — we are going to annotate every segment with its gradient value and what that means about velocity.' Give 2 minutes for learners to retrieve their models. Display a model example (teacher's own annotated version projected or drawn on board) showing the annotation style: arrow pointing to a segment → gradient value → velocity interpretation in words. Say: 'Your model must show: the segment where Runner B is winning — label its gradient. The water-station stop — label its gradient. The final 12 km sprint — label both Runner A's gradient and Runner B's gradient and circle the winner.' Circulate for 8 minutes. Look for: correct gradient values transferred from the Gradient Hunter table; correct winner identification based on gradient comparison. After 8 minutes, cold-call 2 learners to read their 'Model Claim' statement aloud. After each, ask the class: 'Does this claim use the evidence we gathered today? Thumbs up or down.' Close the lesson by saying: 'Your model can now explain every straight-line phase of this race. But look at your graph — do the lines ever curve? In Lesson 5, we will discover what a curve on this graph means, and that will lead us to velocity-time graphs and acceleration — the final tools we need to explain the sprint finish completely.'</w:t>
-            </w:r>
-          </w:p>
-        </w:tc>
-        <w:tc>
-          <w:tcPr>
-            <w:tcW w:type="dxa" w:w="3040"/>
-            <w:shd w:fill="FFFFFF" w:color="auto" w:val="clear"/>
-            <w:tcMar>
-              <w:top w:type="dxa" w:w="60"/>
-              <w:left w:type="dxa" w:w="120"/>
-              <w:bottom w:type="dxa" w:w="60"/>
-              <w:right w:type="dxa" w:w="120"/>
-            </w:tcMar>
-            <w:vAlign w:val="top"/>
-          </w:tcPr>
-          <w:p>
-            <w:pPr>
-              <w:spacing w:after="40" w:before="0"/>
-              <w:jc w:val="left"/>
-            </w:pPr>
-            <w:r>
-              <w:rPr>
-                <w:rFonts w:ascii="Arial" w:cs="Arial" w:eastAsia="Arial" w:hAnsi="Arial"/>
-                <w:b w:val="false"/>
-                <w:bCs w:val="false"/>
-                <w:i w:val="false"/>
-                <w:iCs w:val="false"/>
-                <w:color w:val="000000"/>
-                <w:sz w:val="18"/>
-                <w:szCs w:val="18"/>
-              </w:rPr>
-              <w:t xml:space="preserve">Strategy: Cumulative Model Annotation (Progressive Model Revision). Annotating a previously drawn graph with newly calculated gradient values enacts NGSS SEP 2 (Developing and Using Models) — the model becomes more explanatory with each lesson. The 'Model Claim' writing exercise forces each learner to articulate the specific conceptual gain of this lesson in their own words, supporting metacognitive awareness of learning progression. Connecting back to the still-unexplained curved sprint segment creates purposeful incompleteness — a pedagogical strategy that sustains curiosity for Lesson 5.</w:t>
-            </w:r>
-          </w:p>
-        </w:tc>
-        <w:tc>
-          <w:tcPr>
-            <w:tcW w:type="dxa" w:w="3040"/>
-            <w:shd w:fill="F2F2F2" w:color="auto" w:val="clear"/>
-            <w:tcMar>
-              <w:top w:type="dxa" w:w="60"/>
-              <w:left w:type="dxa" w:w="120"/>
-              <w:bottom w:type="dxa" w:w="60"/>
-              <w:right w:type="dxa" w:w="120"/>
-            </w:tcMar>
-            <w:vAlign w:val="top"/>
-          </w:tcPr>
-          <w:p>
-            <w:pPr>
-              <w:spacing w:after="40" w:before="0"/>
-              <w:jc w:val="left"/>
-            </w:pPr>
-            <w:r>
-              <w:rPr>
-                <w:rFonts w:ascii="Arial" w:cs="Arial" w:eastAsia="Arial" w:hAnsi="Arial"/>
-                <w:b w:val="false"/>
-                <w:bCs w:val="false"/>
-                <w:i w:val="false"/>
-                <w:iCs w:val="false"/>
-                <w:color w:val="000000"/>
-                <w:sz w:val="18"/>
-                <w:szCs w:val="18"/>
-              </w:rPr>
-              <w:t xml:space="preserve">Observable indicators: (a) Every learner's annotated graph shows at least three labelled gradient values with correct units and correct motion interpretation (stationary, constant velocity, or return). (b) Every learner correctly circles Runner A's final segment as having the higher gradient (velocity) and writes this as the reason Runner A won. (c) 'Model Claim' statements reference gradient and velocity explicitly. (d) Extension learners sketch a curved segment and annotate it with a meaningful question — teacher notes these for use as a launch prompt in Lesson 5. Teacher collects 5–6 models at random for informal marking before Lesson 5.</w:t>
+              <w:t xml:space="preserve">Observable indicators: (a) Every learner's annotated graph shows at least three labelled gradient values with correct units and correct motion interpretation (stationary, constant velocity, or return). (b) Every learner correctly circles Runner A's 25–35 km segment as having the higher gradient (velocity) and writes this as the reason Runner A won. (c) 'Model Claim' statements reference gradient and velocity explicitly. (d) Extension learners sketch a curved segment and annotate it with a meaningful question — teacher notes these for use as a launch prompt in Lesson 5. Teacher collects 5–6 models at random for informal marking before Lesson 5.</w:t>
             </w:r>
           </w:p>
         </w:tc>
@@ -13972,7 +14212,7 @@
                 <w:sz w:val="18"/>
                 <w:szCs w:val="18"/>
               </w:rPr>
-              <w:t xml:space="preserve">Learners established that the gradient of a displacement-time graph equals velocity; a zero gradient means the object is stationary; a negative gradient means the object is returning toward its starting point; and a steeper positive gradient means higher velocity. Learners applied this to the Marathon phenomenon by annotating Runner A and Runner B's sketch graphs with segment gradient values and identifying that Runner A's higher gradient in the final 12 km sprint is the mathematical explanation for why Runner A won despite being behind at 30 km.</w:t>
+              <w:t xml:space="preserve">Learners established that the gradient of a displacement-time graph equals velocity; a zero gradient means the object is stationary; a negative gradient means the object is returning toward its starting point; and a steeper positive gradient means higher velocity. Learners applied this to the Marathon phenomenon by annotating Runner A and Runner B's sketch graphs with segment gradient values and identifying that Runner A's higher gradient while Runner B slowed (25–35 km) is the mathematical explanation for why Runner A won despite Runner B being ahead at 30 km.</w:t>
             </w:r>
           </w:p>
         </w:tc>
@@ -14060,7 +14300,7 @@
         </w:rPr>
         <w:t xml:space="preserve">© 2026 SeaVuria and ARES. Aligned with KICD objectives. Developed by SeaVuria; technical implementation by ARES (with AI assistance from Claude). Licensed under </w:t>
       </w:r>
-      <w:hyperlink w:history="1" r:id="rId3kblzu4hhureaydiyt0cv">
+      <w:hyperlink w:history="1" r:id="rIdchixjgpw3shu4tjxsjeut">
         <w:r>
           <w:rPr>
             <w:rFonts w:ascii="Arial" w:cs="Arial" w:eastAsia="Arial" w:hAnsi="Arial"/>
@@ -14081,7 +14321,7 @@
         </w:rPr>
         <w:t xml:space="preserve"> (</w:t>
       </w:r>
-      <w:hyperlink w:history="1" r:id="rIdmxj4aqfydq9ngwpuqsf67">
+      <w:hyperlink w:history="1" r:id="rIdvel-hwtxzjrf7bxbmcnfw">
         <w:r>
           <w:rPr>
             <w:rFonts w:ascii="Arial" w:cs="Arial" w:eastAsia="Arial" w:hAnsi="Arial"/>
@@ -14795,7 +15035,7 @@
                 <w:sz w:val="18"/>
                 <w:szCs w:val="18"/>
               </w:rPr>
-              <w:t xml:space="preserve">In Lessons 3 and 4 learners mastered displacement-time graphs and gradient as velocity. Lesson 5 advances the storyline by introducing velocity-time graphs, allowing learners to visualise and calculate acceleration directly — the missing mathematical tool needed to explain why Runner B's powerful but unsustained sprint in the final 12 km was not enough to beat Runner A's disciplined, consistent pace.</w:t>
+              <w:t xml:space="preserve">In Lessons 3 and 4 learners mastered displacement-time graphs and gradient as velocity. Lesson 5 advances the storyline by introducing velocity-time graphs, allowing learners to visualise and calculate acceleration directly — the missing mathematical tool needed to explain why Runner B's powerful but unsustained sprint in the final 2 km was not enough to beat Runner A's disciplined, consistent pace.</w:t>
             </w:r>
           </w:p>
         </w:tc>
@@ -15313,7 +15553,7 @@
             <w:pPr>
               <w:spacing w:after="20" w:before="0"/>
             </w:pPr>
-            <w:hyperlink w:history="1" r:id="rIdgzotubdfjnidvmcl7mxfw">
+            <w:hyperlink w:history="1" r:id="rIdj9opjigmjfkchmrebgpff">
               <w:r>
                 <w:rPr>
                   <w:rFonts w:ascii="Arial" w:cs="Arial" w:eastAsia="Arial" w:hAnsi="Arial"/>
@@ -15346,7 +15586,7 @@
               <w:spacing w:after="10" w:before="0"/>
               <w:ind w:left="120"/>
             </w:pPr>
-            <w:hyperlink w:history="1" r:id="rIdrav0px6y7xv6ynsndzer3">
+            <w:hyperlink w:history="1" r:id="rIdugkeckqdoazpkppqf1qba">
               <w:r>
                 <w:rPr>
                   <w:rFonts w:ascii="Arial" w:cs="Arial" w:eastAsia="Arial" w:hAnsi="Arial"/>
@@ -15384,14 +15624,14 @@
                 <w:sz w:val="16"/>
                 <w:szCs w:val="16"/>
               </w:rPr>
-              <w:t xml:space="preserve">📖 EXERCISE:</w:t>
+              <w:t xml:space="preserve">📖 HTML:</w:t>
             </w:r>
           </w:p>
           <w:p>
             <w:pPr>
               <w:spacing w:after="20" w:before="0"/>
             </w:pPr>
-            <w:hyperlink w:history="1" r:id="rIdsz8ytlmgkr2e77ekwq9b0">
+            <w:hyperlink w:history="1" r:id="rIdf_aq_ur3ixpl9ajqf4th5">
               <w:r>
                 <w:rPr>
                   <w:rFonts w:ascii="Arial" w:cs="Arial" w:eastAsia="Arial" w:hAnsi="Arial"/>
@@ -15400,7 +15640,7 @@
                   <w:szCs w:val="16"/>
                   <w:u w:val="single" w:color="2E75B6"/>
                 </w:rPr>
-                <w:t xml:space="preserve">Average velocity and average speed from graphs</w:t>
+                <w:t xml:space="preserve">Velocity-Time Graphs (Flexbook)</w:t>
               </w:r>
             </w:hyperlink>
           </w:p>
@@ -15416,7 +15656,7 @@
                 <w:sz w:val="14"/>
                 <w:szCs w:val="14"/>
               </w:rPr>
-              <w:t xml:space="preserve">Source: Khan Academy (English - US curriculum)</w:t>
+              <w:t xml:space="preserve">Source: CK-12</w:t>
             </w:r>
           </w:p>
           <w:p>
@@ -15424,7 +15664,7 @@
               <w:spacing w:after="10" w:before="0"/>
               <w:ind w:left="120"/>
             </w:pPr>
-            <w:hyperlink w:history="1" r:id="rIdlqclksca1dg00iyosrxqh">
+            <w:hyperlink w:history="1" r:id="rIdt_aa1xd9vds5v16s8sgwb">
               <w:r>
                 <w:rPr>
                   <w:rFonts w:ascii="Arial" w:cs="Arial" w:eastAsia="Arial" w:hAnsi="Arial"/>
@@ -15619,7 +15859,957 @@
             <w:pPr>
               <w:spacing w:after="20" w:before="0"/>
             </w:pPr>
-            <w:hyperlink w:history="1" r:id="rIdjs-deimq5oektwftq92-c">
+            <w:hyperlink w:history="1" r:id="rIdwdtheacoplkvum_5-d01r">
+              <w:r>
+                <w:rPr>
+                  <w:rFonts w:ascii="Arial" w:cs="Arial" w:eastAsia="Arial" w:hAnsi="Arial"/>
+                  <w:color w:val="2E75B6"/>
+                  <w:sz w:val="16"/>
+                  <w:szCs w:val="16"/>
+                  <w:u w:val="single" w:color="2E75B6"/>
+                </w:rPr>
+                <w:t xml:space="preserve">Interpreting change in speed from velocity-time graph</w:t>
+              </w:r>
+            </w:hyperlink>
+          </w:p>
+          <w:p>
+            <w:pPr>
+              <w:spacing w:after="10" w:before="0"/>
+              <w:ind w:left="120"/>
+            </w:pPr>
+            <w:r>
+              <w:rPr>
+                <w:rFonts w:ascii="Arial" w:cs="Arial" w:eastAsia="Arial" w:hAnsi="Arial"/>
+                <w:color w:val="595959"/>
+                <w:sz w:val="14"/>
+                <w:szCs w:val="14"/>
+              </w:rPr>
+              <w:t xml:space="preserve">Source: Khan Academy (English - US curriculum)</w:t>
+            </w:r>
+          </w:p>
+          <w:p>
+            <w:pPr>
+              <w:spacing w:after="10" w:before="0"/>
+              <w:ind w:left="120"/>
+            </w:pPr>
+            <w:hyperlink w:history="1" r:id="rIdbl63iuxtz1ms0j4o6d7ro">
+              <w:r>
+                <w:rPr>
+                  <w:rFonts w:ascii="Arial" w:cs="Arial" w:eastAsia="Arial" w:hAnsi="Arial"/>
+                  <w:color w:val="595959"/>
+                  <w:sz w:val="14"/>
+                  <w:szCs w:val="14"/>
+                  <w:u w:val="single" w:color="595959"/>
+                </w:rPr>
+                <w:t xml:space="preserve">🔍 Search ARES for similar videos</w:t>
+              </w:r>
+            </w:hyperlink>
+          </w:p>
+          <w:p>
+            <w:pPr>
+              <w:spacing w:after="40" w:before="0"/>
+            </w:pPr>
+            <w:r>
+              <w:rPr>
+                <w:sz w:val="14"/>
+                <w:szCs w:val="14"/>
+              </w:rPr>
+              <w:t xml:space="preserve"/>
+            </w:r>
+          </w:p>
+          <w:p>
+            <w:pPr>
+              <w:spacing w:after="20" w:before="0"/>
+            </w:pPr>
+            <w:r>
+              <w:rPr>
+                <w:rFonts w:ascii="Arial" w:cs="Arial" w:eastAsia="Arial" w:hAnsi="Arial"/>
+                <w:b/>
+                <w:bCs/>
+                <w:color w:val="1F3864"/>
+                <w:sz w:val="16"/>
+                <w:szCs w:val="16"/>
+              </w:rPr>
+              <w:t xml:space="preserve">📖 HTML:</w:t>
+            </w:r>
+          </w:p>
+          <w:p>
+            <w:pPr>
+              <w:spacing w:after="20" w:before="0"/>
+            </w:pPr>
+            <w:hyperlink w:history="1" r:id="rIdugqgpirwik_liljfrnhpj">
+              <w:r>
+                <w:rPr>
+                  <w:rFonts w:ascii="Arial" w:cs="Arial" w:eastAsia="Arial" w:hAnsi="Arial"/>
+                  <w:color w:val="2E75B6"/>
+                  <w:sz w:val="16"/>
+                  <w:szCs w:val="16"/>
+                  <w:u w:val="single" w:color="2E75B6"/>
+                </w:rPr>
+                <w:t xml:space="preserve">Velocity-Time Graphs (Flexbook)</w:t>
+              </w:r>
+            </w:hyperlink>
+          </w:p>
+          <w:p>
+            <w:pPr>
+              <w:spacing w:after="10" w:before="0"/>
+              <w:ind w:left="120"/>
+            </w:pPr>
+            <w:r>
+              <w:rPr>
+                <w:rFonts w:ascii="Arial" w:cs="Arial" w:eastAsia="Arial" w:hAnsi="Arial"/>
+                <w:color w:val="595959"/>
+                <w:sz w:val="14"/>
+                <w:szCs w:val="14"/>
+              </w:rPr>
+              <w:t xml:space="preserve">Source: CK-12</w:t>
+            </w:r>
+          </w:p>
+          <w:p>
+            <w:pPr>
+              <w:spacing w:after="10" w:before="0"/>
+              <w:ind w:left="120"/>
+            </w:pPr>
+            <w:hyperlink w:history="1" r:id="rIdjhhaac5b9xnau69npcpjy">
+              <w:r>
+                <w:rPr>
+                  <w:rFonts w:ascii="Arial" w:cs="Arial" w:eastAsia="Arial" w:hAnsi="Arial"/>
+                  <w:color w:val="595959"/>
+                  <w:sz w:val="14"/>
+                  <w:szCs w:val="14"/>
+                  <w:u w:val="single" w:color="595959"/>
+                </w:rPr>
+                <w:t xml:space="preserve">🔍 Search ARES for similar readings</w:t>
+              </w:r>
+            </w:hyperlink>
+          </w:p>
+        </w:tc>
+        <w:tc>
+          <w:tcPr>
+            <w:tcW w:type="dxa" w:w="3040"/>
+            <w:shd w:fill="FFFFFF" w:color="auto" w:val="clear"/>
+            <w:tcMar>
+              <w:top w:type="dxa" w:w="60"/>
+              <w:left w:type="dxa" w:w="120"/>
+              <w:bottom w:type="dxa" w:w="60"/>
+              <w:right w:type="dxa" w:w="120"/>
+            </w:tcMar>
+            <w:vAlign w:val="top"/>
+          </w:tcPr>
+          <w:p>
+            <w:pPr>
+              <w:spacing w:after="40" w:before="0"/>
+              <w:jc w:val="left"/>
+            </w:pPr>
+            <w:r>
+              <w:rPr>
+                <w:rFonts w:ascii="Arial" w:cs="Arial" w:eastAsia="Arial" w:hAnsi="Arial"/>
+                <w:b w:val="false"/>
+                <w:bCs w:val="false"/>
+                <w:i w:val="false"/>
+                <w:iCs w:val="false"/>
+                <w:color w:val="000000"/>
+                <w:sz w:val="18"/>
+                <w:szCs w:val="18"/>
+              </w:rPr>
+              <w:t xml:space="preserve">Learners receive a printed data table (or copy it from the board) showing the velocity of the matatu at regular time intervals during its journey from the Kencom bus stop on Moi Avenue, Nairobi. The table shows: t = 0 s, v = 0 m/s; t = 2 s, v = 3 m/s; t = 4 s, v = 6 m/s; t = 6 s, v = 9 m/s; t = 8 s, v = 12 m/s; t = 10 s, v = 15 m/s; t = 20 s, v = 15 m/s; t = 30 s, v = 15 m/s; t = 40 s, v = 15 m/s; t = 46 s, v = 9 m/s; t = 52 s, v = 3 m/s; t = 55 s, v = 0 m/s. Working in pairs, learners plot these points on graph paper using a provided scale (x-axis: 1 cm = 5 s; y-axis: 1 cm = 3 m/s), draw straight lines connecting points within each segment, and label the three phases: 'Phase 1: Accelerating', 'Phase 2: Constant velocity', 'Phase 3: Decelerating'. They then calculate the gradient of Phase 1 and Phase 3 using rise-over-run and record the values with units.</w:t>
+            </w:r>
+          </w:p>
+        </w:tc>
+        <w:tc>
+          <w:tcPr>
+            <w:tcW w:type="dxa" w:w="3040"/>
+            <w:shd w:fill="F2F2F2" w:color="auto" w:val="clear"/>
+            <w:tcMar>
+              <w:top w:type="dxa" w:w="60"/>
+              <w:left w:type="dxa" w:w="120"/>
+              <w:bottom w:type="dxa" w:w="60"/>
+              <w:right w:type="dxa" w:w="120"/>
+            </w:tcMar>
+            <w:vAlign w:val="top"/>
+          </w:tcPr>
+          <w:p>
+            <w:pPr>
+              <w:spacing w:after="40" w:before="0"/>
+              <w:jc w:val="left"/>
+            </w:pPr>
+            <w:r>
+              <w:rPr>
+                <w:rFonts w:ascii="Arial" w:cs="Arial" w:eastAsia="Arial" w:hAnsi="Arial"/>
+                <w:b w:val="false"/>
+                <w:bCs w:val="false"/>
+                <w:i w:val="false"/>
+                <w:iCs w:val="false"/>
+                <w:color w:val="000000"/>
+                <w:sz w:val="18"/>
+                <w:szCs w:val="18"/>
+              </w:rPr>
+              <w:t xml:space="preserve">Distribute graph paper and the data table simultaneously. Say: 'You are going to construct a velocity-time graph for this matatu journey. Work in pairs. Step one — decide on your scale and label your axes with units. Step two — plot every point in the table. Step three — draw straight lines connecting points within each of the three phases. Step four — label the three phases. You have 10 minutes.' Circulate actively. At the 4-minute mark, pause the class for 30 seconds and say: 'Quick check — raise your hand if you have already labelled both axes with the correct units. Good. If you haven't, do that now before plotting any more points — units are not optional in mathematics.' At the 8-minute mark, when most pairs have completed the graph, say: 'Now, without touching your calculator, estimate the gradient of Phase 1. Talk to your partner for 30 seconds.' After 30 seconds, cold-call 2 pairs: 'Pair at the back — what gradient did you estimate for Phase 1, and how did you calculate it?' Apply 12-second wait time. Then cold-call a second pair: 'Do you agree? What value did you get, and what are the units of this gradient?' Confirm on the board: gradient of Phase 1 = (15 − 0) ÷ (10 − 0) = 1.5 m/s². Write clearly: 'Gradient of v-t graph = acceleration (m/s²).' Repeat the gradient calculation routine for Phase 3 with a third cold-call pair.</w:t>
+            </w:r>
+          </w:p>
+        </w:tc>
+        <w:tc>
+          <w:tcPr>
+            <w:tcW w:type="dxa" w:w="3040"/>
+            <w:shd w:fill="FFFFFF" w:color="auto" w:val="clear"/>
+            <w:tcMar>
+              <w:top w:type="dxa" w:w="60"/>
+              <w:left w:type="dxa" w:w="120"/>
+              <w:bottom w:type="dxa" w:w="60"/>
+              <w:right w:type="dxa" w:w="120"/>
+            </w:tcMar>
+            <w:vAlign w:val="top"/>
+          </w:tcPr>
+          <w:p>
+            <w:pPr>
+              <w:spacing w:after="40" w:before="0"/>
+              <w:jc w:val="left"/>
+            </w:pPr>
+            <w:r>
+              <w:rPr>
+                <w:rFonts w:ascii="Arial" w:cs="Arial" w:eastAsia="Arial" w:hAnsi="Arial"/>
+                <w:b w:val="false"/>
+                <w:bCs w:val="false"/>
+                <w:i w:val="false"/>
+                <w:iCs w:val="false"/>
+                <w:color w:val="000000"/>
+                <w:sz w:val="18"/>
+                <w:szCs w:val="18"/>
+              </w:rPr>
+              <w:t xml:space="preserve">Data-to-Graph Construction with Segment Annotation: Learners do not merely observe a pre-drawn graph — they construct it from raw data, which deepens understanding of what each plotted point represents. The segment-annotation routine (labelling phases, calculating gradients) is a disciplined sensemaking practice that connects visual shape to numerical meaning, enacting the NGSS practice of Analysing and Interpreting Data. The pair structure ensures peer scaffolding during the technical plotting task.</w:t>
+            </w:r>
+          </w:p>
+        </w:tc>
+        <w:tc>
+          <w:tcPr>
+            <w:tcW w:type="dxa" w:w="3040"/>
+            <w:shd w:fill="F2F2F2" w:color="auto" w:val="clear"/>
+            <w:tcMar>
+              <w:top w:type="dxa" w:w="60"/>
+              <w:left w:type="dxa" w:w="120"/>
+              <w:bottom w:type="dxa" w:w="60"/>
+              <w:right w:type="dxa" w:w="120"/>
+            </w:tcMar>
+            <w:vAlign w:val="top"/>
+          </w:tcPr>
+          <w:p>
+            <w:pPr>
+              <w:spacing w:after="40" w:before="0"/>
+              <w:jc w:val="left"/>
+            </w:pPr>
+            <w:r>
+              <w:rPr>
+                <w:rFonts w:ascii="Arial" w:cs="Arial" w:eastAsia="Arial" w:hAnsi="Arial"/>
+                <w:b w:val="false"/>
+                <w:bCs w:val="false"/>
+                <w:i w:val="false"/>
+                <w:iCs w:val="false"/>
+                <w:color w:val="000000"/>
+                <w:sz w:val="18"/>
+                <w:szCs w:val="18"/>
+              </w:rPr>
+              <w:t xml:space="preserve">Teacher checks three specific quality indicators while circulating: (1) Are axes labelled with both quantity name AND units (e.g., 'Velocity (m/s)' and 'Time (s)')? — this is a non-negotiable mathematical standard. (2) Are points plotted accurately and connected with a ruler (straight-line segments, not a freehand curve)? (3) Is the gradient calculation set out as Δv/Δt with correct units of m/s²? Pairs who attempt to draw a smooth curve through all points have confused velocity-time with displacement-time graph conventions — teacher intervenes immediately with: 'Each segment represents a different type of motion. Should they be curves or straight lines? Why?'</w:t>
+            </w:r>
+          </w:p>
+        </w:tc>
+      </w:tr>
+      <w:tr>
+        <w:tc>
+          <w:tcPr>
+            <w:tcW w:type="dxa" w:w="1520"/>
+            <w:shd w:fill="E2EFDA" w:color="auto" w:val="clear"/>
+            <w:tcMar>
+              <w:top w:type="dxa" w:w="60"/>
+              <w:left w:type="dxa" w:w="120"/>
+              <w:bottom w:type="dxa" w:w="60"/>
+              <w:right w:type="dxa" w:w="120"/>
+            </w:tcMar>
+            <w:vAlign w:val="top"/>
+          </w:tcPr>
+          <w:p>
+            <w:pPr>
+              <w:spacing w:after="40" w:before="0"/>
+              <w:jc w:val="left"/>
+            </w:pPr>
+            <w:r>
+              <w:rPr>
+                <w:rFonts w:ascii="Arial" w:cs="Arial" w:eastAsia="Arial" w:hAnsi="Arial"/>
+                <w:b/>
+                <w:bCs/>
+                <w:i w:val="false"/>
+                <w:iCs w:val="false"/>
+                <w:color w:val="000000"/>
+                <w:sz w:val="18"/>
+                <w:szCs w:val="18"/>
+              </w:rPr>
+              <w:t xml:space="preserve">Explain Phase</w:t>
+            </w:r>
+          </w:p>
+          <w:p>
+            <w:pPr>
+              <w:spacing w:after="20" w:before="0"/>
+            </w:pPr>
+            <w:r>
+              <w:rPr>
+                <w:rFonts w:ascii="Arial" w:cs="Arial" w:eastAsia="Arial" w:hAnsi="Arial"/>
+                <w:b/>
+                <w:bCs/>
+                <w:color w:val="1F3864"/>
+                <w:sz w:val="16"/>
+                <w:szCs w:val="16"/>
+              </w:rPr>
+              <w:t xml:space="preserve">📹 VIDEO:</w:t>
+            </w:r>
+          </w:p>
+          <w:p>
+            <w:pPr>
+              <w:spacing w:after="20" w:before="0"/>
+            </w:pPr>
+            <w:hyperlink w:history="1" r:id="rIdvgzi3gfz41ksy2njsyzq_">
+              <w:r>
+                <w:rPr>
+                  <w:rFonts w:ascii="Arial" w:cs="Arial" w:eastAsia="Arial" w:hAnsi="Arial"/>
+                  <w:color w:val="2E75B6"/>
+                  <w:sz w:val="16"/>
+                  <w:szCs w:val="16"/>
+                  <w:u w:val="single" w:color="2E75B6"/>
+                </w:rPr>
+                <w:t xml:space="preserve">Interpreting direction of motion from velocity-time graph</w:t>
+              </w:r>
+            </w:hyperlink>
+          </w:p>
+          <w:p>
+            <w:pPr>
+              <w:spacing w:after="10" w:before="0"/>
+              <w:ind w:left="120"/>
+            </w:pPr>
+            <w:r>
+              <w:rPr>
+                <w:rFonts w:ascii="Arial" w:cs="Arial" w:eastAsia="Arial" w:hAnsi="Arial"/>
+                <w:color w:val="595959"/>
+                <w:sz w:val="14"/>
+                <w:szCs w:val="14"/>
+              </w:rPr>
+              <w:t xml:space="preserve">Source: Khan Academy (English - US curriculum)</w:t>
+            </w:r>
+          </w:p>
+          <w:p>
+            <w:pPr>
+              <w:spacing w:after="10" w:before="0"/>
+              <w:ind w:left="120"/>
+            </w:pPr>
+            <w:hyperlink w:history="1" r:id="rIdrinlt0ae8hel_x2qkhi4m">
+              <w:r>
+                <w:rPr>
+                  <w:rFonts w:ascii="Arial" w:cs="Arial" w:eastAsia="Arial" w:hAnsi="Arial"/>
+                  <w:color w:val="595959"/>
+                  <w:sz w:val="14"/>
+                  <w:szCs w:val="14"/>
+                  <w:u w:val="single" w:color="595959"/>
+                </w:rPr>
+                <w:t xml:space="preserve">🔍 Search ARES for similar videos</w:t>
+              </w:r>
+            </w:hyperlink>
+          </w:p>
+          <w:p>
+            <w:pPr>
+              <w:spacing w:after="40" w:before="0"/>
+            </w:pPr>
+            <w:r>
+              <w:rPr>
+                <w:sz w:val="14"/>
+                <w:szCs w:val="14"/>
+              </w:rPr>
+              <w:t xml:space="preserve"/>
+            </w:r>
+          </w:p>
+          <w:p>
+            <w:pPr>
+              <w:spacing w:after="20" w:before="0"/>
+            </w:pPr>
+            <w:r>
+              <w:rPr>
+                <w:rFonts w:ascii="Arial" w:cs="Arial" w:eastAsia="Arial" w:hAnsi="Arial"/>
+                <w:b/>
+                <w:bCs/>
+                <w:color w:val="1F3864"/>
+                <w:sz w:val="16"/>
+                <w:szCs w:val="16"/>
+              </w:rPr>
+              <w:t xml:space="preserve">📖 HTML:</w:t>
+            </w:r>
+          </w:p>
+          <w:p>
+            <w:pPr>
+              <w:spacing w:after="20" w:before="0"/>
+            </w:pPr>
+            <w:hyperlink w:history="1" r:id="rId4frg769stxf-vfs0xqpet">
+              <w:r>
+                <w:rPr>
+                  <w:rFonts w:ascii="Arial" w:cs="Arial" w:eastAsia="Arial" w:hAnsi="Arial"/>
+                  <w:color w:val="2E75B6"/>
+                  <w:sz w:val="16"/>
+                  <w:szCs w:val="16"/>
+                  <w:u w:val="single" w:color="2E75B6"/>
+                </w:rPr>
+                <w:t xml:space="preserve">Uniform Acceleration (Flexbook)</w:t>
+              </w:r>
+            </w:hyperlink>
+          </w:p>
+          <w:p>
+            <w:pPr>
+              <w:spacing w:after="20" w:before="0"/>
+            </w:pPr>
+            <w:r>
+              <w:rPr>
+                <w:rFonts w:ascii="Arial" w:cs="Arial" w:eastAsia="Arial" w:hAnsi="Arial"/>
+                <w:i/>
+                <w:iCs/>
+                <w:color w:val="595959"/>
+                <w:sz w:val="16"/>
+                <w:szCs w:val="16"/>
+              </w:rPr>
+              <w:t xml:space="preserve">Related topic: not an exact match for this lesson.</w:t>
+            </w:r>
+          </w:p>
+          <w:p>
+            <w:pPr>
+              <w:spacing w:after="10" w:before="0"/>
+              <w:ind w:left="120"/>
+            </w:pPr>
+            <w:r>
+              <w:rPr>
+                <w:rFonts w:ascii="Arial" w:cs="Arial" w:eastAsia="Arial" w:hAnsi="Arial"/>
+                <w:color w:val="595959"/>
+                <w:sz w:val="14"/>
+                <w:szCs w:val="14"/>
+              </w:rPr>
+              <w:t xml:space="preserve">Source: CK-12</w:t>
+            </w:r>
+          </w:p>
+          <w:p>
+            <w:pPr>
+              <w:spacing w:after="10" w:before="0"/>
+              <w:ind w:left="120"/>
+            </w:pPr>
+            <w:hyperlink w:history="1" r:id="rIdbv2de6vttl_vbwc7hvuj9">
+              <w:r>
+                <w:rPr>
+                  <w:rFonts w:ascii="Arial" w:cs="Arial" w:eastAsia="Arial" w:hAnsi="Arial"/>
+                  <w:color w:val="595959"/>
+                  <w:sz w:val="14"/>
+                  <w:szCs w:val="14"/>
+                  <w:u w:val="single" w:color="595959"/>
+                </w:rPr>
+                <w:t xml:space="preserve">🔍 Search ARES for similar readings</w:t>
+              </w:r>
+            </w:hyperlink>
+          </w:p>
+        </w:tc>
+        <w:tc>
+          <w:tcPr>
+            <w:tcW w:type="dxa" w:w="3040"/>
+            <w:shd w:fill="FFFFFF" w:color="auto" w:val="clear"/>
+            <w:tcMar>
+              <w:top w:type="dxa" w:w="60"/>
+              <w:left w:type="dxa" w:w="120"/>
+              <w:bottom w:type="dxa" w:w="60"/>
+              <w:right w:type="dxa" w:w="120"/>
+            </w:tcMar>
+            <w:vAlign w:val="top"/>
+          </w:tcPr>
+          <w:p>
+            <w:pPr>
+              <w:spacing w:after="40" w:before="0"/>
+              <w:jc w:val="left"/>
+            </w:pPr>
+            <w:r>
+              <w:rPr>
+                <w:rFonts w:ascii="Arial" w:cs="Arial" w:eastAsia="Arial" w:hAnsi="Arial"/>
+                <w:b w:val="false"/>
+                <w:bCs w:val="false"/>
+                <w:i w:val="false"/>
+                <w:iCs w:val="false"/>
+                <w:color w:val="000000"/>
+                <w:sz w:val="18"/>
+                <w:szCs w:val="18"/>
+              </w:rPr>
+              <w:t xml:space="preserve">Learners engage in a structured whole-class discussion guided by three focus questions written on the board. First, they compare their completed velocity-time graph with the three 'Prediction' sketches saved from the Predict phase — identifying which prediction was most accurate and why. Second, they apply their gradient-calculation skill to a new context: the teacher displays a simplified velocity-time sketch for Runner B at the 2023 Nairobi Marathon (derived from the split-time data introduced in Lesson 1), showing Runner B's velocity dropping from approximately 5.6 m/s (about 20 km/h) to 4.9 m/s (17.6 km/h) between km 25 and km 35, then surging back to 6.2 m/s in the final 2 km (km 40–42). Learners calculate the gradient (acceleration) for each segment and annotate their marathon data sheet. Third, learners write a two-sentence explanation in their exercise books: 'The gradient of a velocity-time graph tells us ___. This explains what happened to Runner B between km 35 and km 42 because ___.'</w:t>
+            </w:r>
+          </w:p>
+        </w:tc>
+        <w:tc>
+          <w:tcPr>
+            <w:tcW w:type="dxa" w:w="3040"/>
+            <w:shd w:fill="F2F2F2" w:color="auto" w:val="clear"/>
+            <w:tcMar>
+              <w:top w:type="dxa" w:w="60"/>
+              <w:left w:type="dxa" w:w="120"/>
+              <w:bottom w:type="dxa" w:w="60"/>
+              <w:right w:type="dxa" w:w="120"/>
+            </w:tcMar>
+            <w:vAlign w:val="top"/>
+          </w:tcPr>
+          <w:p>
+            <w:pPr>
+              <w:spacing w:after="40" w:before="0"/>
+              <w:jc w:val="left"/>
+            </w:pPr>
+            <w:r>
+              <w:rPr>
+                <w:rFonts w:ascii="Arial" w:cs="Arial" w:eastAsia="Arial" w:hAnsi="Arial"/>
+                <w:b w:val="false"/>
+                <w:bCs w:val="false"/>
+                <w:i w:val="false"/>
+                <w:iCs w:val="false"/>
+                <w:color w:val="000000"/>
+                <w:sz w:val="18"/>
+                <w:szCs w:val="18"/>
+              </w:rPr>
+              <w:t xml:space="preserve">Return to the three prediction sketches on the board. Say: 'Look at Prediction A, B, and C. Your real graph is now in front of you. Which prediction was closest to the truth — and more importantly, which part of the prediction was wrong and why?' Cold-call the learner whose sketch was used for 'Prediction C' (the straight diagonal line): 'Looking at your prediction now, what would a straight diagonal line across the whole graph have meant about the matatu's motion?' Apply 15-second wait time. Accept and build on the answer. Then transition: 'We have been thinking about a matatu. Let us go back to our marathon.' Project or draw the Runner B velocity-time sketch on the board. Say: 'This is a velocity-time sketch for Runner B, constructed from the split-time data we have been using since Lesson 1. I want you to calculate the gradient between km 35 and km 42 — remember, time values are on the x-axis. Work individually for 3 minutes.' After 3 minutes, cold-call 2 learners for their gradient values and units. Write: 'Runner B's acceleration in the final sprint = +0.027 m/s².' Then ask: 'If Runner B was accelerating, why did Runner A still win?' Apply 15-second wait time. Cold-call 3 learners. Guide toward: 'Because Runner B's average velocity over the full race was lower — the gradient being positive in the last section does not undo the low velocity in the middle section.' Conclude by having all learners complete the two-sentence written explanation in their books.</w:t>
+            </w:r>
+          </w:p>
+        </w:tc>
+        <w:tc>
+          <w:tcPr>
+            <w:tcW w:type="dxa" w:w="3040"/>
+            <w:shd w:fill="FFFFFF" w:color="auto" w:val="clear"/>
+            <w:tcMar>
+              <w:top w:type="dxa" w:w="60"/>
+              <w:left w:type="dxa" w:w="120"/>
+              <w:bottom w:type="dxa" w:w="60"/>
+              <w:right w:type="dxa" w:w="120"/>
+            </w:tcMar>
+            <w:vAlign w:val="top"/>
+          </w:tcPr>
+          <w:p>
+            <w:pPr>
+              <w:spacing w:after="40" w:before="0"/>
+              <w:jc w:val="left"/>
+            </w:pPr>
+            <w:r>
+              <w:rPr>
+                <w:rFonts w:ascii="Arial" w:cs="Arial" w:eastAsia="Arial" w:hAnsi="Arial"/>
+                <w:b w:val="false"/>
+                <w:bCs w:val="false"/>
+                <w:i w:val="false"/>
+                <w:iCs w:val="false"/>
+                <w:color w:val="000000"/>
+                <w:sz w:val="18"/>
+                <w:szCs w:val="18"/>
+              </w:rPr>
+              <w:t xml:space="preserve">Predict-Observe-Explain (POE) Closure with Phenomenon Reconnection: Returning to the saved predictions makes the Explain phase a genuine revision of thinking rather than a passive reception of information. The two-sentence written explanation is a 'language frame' sensemaking strategy — the sentence stems require learners to state the mathematical principle AND connect it explicitly to the anchoring phenomenon, practising the NGSS Science and Engineering Practice of Constructing Explanations. Writing individually after whole-class discussion ensures every learner consolidates the idea in their own words.</w:t>
+            </w:r>
+          </w:p>
+        </w:tc>
+        <w:tc>
+          <w:tcPr>
+            <w:tcW w:type="dxa" w:w="3040"/>
+            <w:shd w:fill="F2F2F2" w:color="auto" w:val="clear"/>
+            <w:tcMar>
+              <w:top w:type="dxa" w:w="60"/>
+              <w:left w:type="dxa" w:w="120"/>
+              <w:bottom w:type="dxa" w:w="60"/>
+              <w:right w:type="dxa" w:w="120"/>
+            </w:tcMar>
+            <w:vAlign w:val="top"/>
+          </w:tcPr>
+          <w:p>
+            <w:pPr>
+              <w:spacing w:after="40" w:before="0"/>
+              <w:jc w:val="left"/>
+            </w:pPr>
+            <w:r>
+              <w:rPr>
+                <w:rFonts w:ascii="Arial" w:cs="Arial" w:eastAsia="Arial" w:hAnsi="Arial"/>
+                <w:b w:val="false"/>
+                <w:bCs w:val="false"/>
+                <w:i w:val="false"/>
+                <w:iCs w:val="false"/>
+                <w:color w:val="000000"/>
+                <w:sz w:val="18"/>
+                <w:szCs w:val="18"/>
+              </w:rPr>
+              <w:t xml:space="preserve">Teacher collects or scans (walks around to read) the two-sentence written explanations. Look for three quality indicators: (1) The first sentence correctly names gradient as acceleration and states the unit (m/s²). (2) The second sentence correctly identifies that Runner B's sprint acceleration in the final 2 km was positive but that his overall velocity profile was lower than Runner A's. (3) The explanation uses at least one number from the graph (e.g., a specific gradient value or velocity). Learners whose second sentence merely says 'Runner B was fast at the end' without mathematical reference have not yet connected the graph shape to the quantitative explanation — teacher flags these for targeted follow-up in the DQB phase.</w:t>
+            </w:r>
+          </w:p>
+        </w:tc>
+      </w:tr>
+      <w:tr>
+        <w:tc>
+          <w:tcPr>
+            <w:tcW w:type="dxa" w:w="1520"/>
+            <w:shd w:fill="FCE4D6" w:color="auto" w:val="clear"/>
+            <w:tcMar>
+              <w:top w:type="dxa" w:w="60"/>
+              <w:left w:type="dxa" w:w="120"/>
+              <w:bottom w:type="dxa" w:w="60"/>
+              <w:right w:type="dxa" w:w="120"/>
+            </w:tcMar>
+            <w:vAlign w:val="top"/>
+          </w:tcPr>
+          <w:p>
+            <w:pPr>
+              <w:spacing w:after="40" w:before="0"/>
+              <w:jc w:val="left"/>
+            </w:pPr>
+            <w:r>
+              <w:rPr>
+                <w:rFonts w:ascii="Arial" w:cs="Arial" w:eastAsia="Arial" w:hAnsi="Arial"/>
+                <w:b/>
+                <w:bCs/>
+                <w:i w:val="false"/>
+                <w:iCs w:val="false"/>
+                <w:color w:val="000000"/>
+                <w:sz w:val="18"/>
+                <w:szCs w:val="18"/>
+              </w:rPr>
+              <w:t xml:space="preserve">Driving Question Board (DQB) Creation</w:t>
+            </w:r>
+          </w:p>
+          <w:p>
+            <w:pPr>
+              <w:spacing w:after="20" w:before="0"/>
+            </w:pPr>
+            <w:r>
+              <w:rPr>
+                <w:rFonts w:ascii="Arial" w:cs="Arial" w:eastAsia="Arial" w:hAnsi="Arial"/>
+                <w:b/>
+                <w:bCs/>
+                <w:color w:val="1F3864"/>
+                <w:sz w:val="16"/>
+                <w:szCs w:val="16"/>
+              </w:rPr>
+              <w:t xml:space="preserve">📹 VIDEO:</w:t>
+            </w:r>
+          </w:p>
+          <w:p>
+            <w:pPr>
+              <w:spacing w:after="20" w:before="0"/>
+            </w:pPr>
+            <w:hyperlink w:history="1" r:id="rIdwwktcq7uc9lonrtanz9ko">
+              <w:r>
+                <w:rPr>
+                  <w:rFonts w:ascii="Arial" w:cs="Arial" w:eastAsia="Arial" w:hAnsi="Arial"/>
+                  <w:color w:val="2E75B6"/>
+                  <w:sz w:val="16"/>
+                  <w:szCs w:val="16"/>
+                  <w:u w:val="single" w:color="2E75B6"/>
+                </w:rPr>
+                <w:t xml:space="preserve">Interpreting change in speed from velocity-time graph</w:t>
+              </w:r>
+            </w:hyperlink>
+          </w:p>
+          <w:p>
+            <w:pPr>
+              <w:spacing w:after="10" w:before="0"/>
+              <w:ind w:left="120"/>
+            </w:pPr>
+            <w:r>
+              <w:rPr>
+                <w:rFonts w:ascii="Arial" w:cs="Arial" w:eastAsia="Arial" w:hAnsi="Arial"/>
+                <w:color w:val="595959"/>
+                <w:sz w:val="14"/>
+                <w:szCs w:val="14"/>
+              </w:rPr>
+              <w:t xml:space="preserve">Source: Khan Academy (English - US curriculum)</w:t>
+            </w:r>
+          </w:p>
+          <w:p>
+            <w:pPr>
+              <w:spacing w:after="10" w:before="0"/>
+              <w:ind w:left="120"/>
+            </w:pPr>
+            <w:hyperlink w:history="1" r:id="rIdqj5xlst7s66ricnicnlps">
+              <w:r>
+                <w:rPr>
+                  <w:rFonts w:ascii="Arial" w:cs="Arial" w:eastAsia="Arial" w:hAnsi="Arial"/>
+                  <w:color w:val="595959"/>
+                  <w:sz w:val="14"/>
+                  <w:szCs w:val="14"/>
+                  <w:u w:val="single" w:color="595959"/>
+                </w:rPr>
+                <w:t xml:space="preserve">🔍 Search ARES for similar videos</w:t>
+              </w:r>
+            </w:hyperlink>
+          </w:p>
+          <w:p>
+            <w:pPr>
+              <w:spacing w:after="40" w:before="0"/>
+            </w:pPr>
+            <w:r>
+              <w:rPr>
+                <w:sz w:val="14"/>
+                <w:szCs w:val="14"/>
+              </w:rPr>
+              <w:t xml:space="preserve"/>
+            </w:r>
+          </w:p>
+          <w:p>
+            <w:pPr>
+              <w:spacing w:after="20" w:before="0"/>
+            </w:pPr>
+            <w:r>
+              <w:rPr>
+                <w:rFonts w:ascii="Arial" w:cs="Arial" w:eastAsia="Arial" w:hAnsi="Arial"/>
+                <w:b/>
+                <w:bCs/>
+                <w:color w:val="1F3864"/>
+                <w:sz w:val="16"/>
+                <w:szCs w:val="16"/>
+              </w:rPr>
+              <w:t xml:space="preserve">📖 EXERCISE:</w:t>
+            </w:r>
+          </w:p>
+          <w:p>
+            <w:pPr>
+              <w:spacing w:after="20" w:before="0"/>
+            </w:pPr>
+            <w:hyperlink w:history="1" r:id="rIdah5sxgklpjkln0yv8y6e-">
+              <w:r>
+                <w:rPr>
+                  <w:rFonts w:ascii="Arial" w:cs="Arial" w:eastAsia="Arial" w:hAnsi="Arial"/>
+                  <w:color w:val="2E75B6"/>
+                  <w:sz w:val="16"/>
+                  <w:szCs w:val="16"/>
+                  <w:u w:val="single" w:color="2E75B6"/>
+                </w:rPr>
+                <w:t xml:space="preserve">Uniform Acceleration Practice</w:t>
+              </w:r>
+            </w:hyperlink>
+          </w:p>
+          <w:p>
+            <w:pPr>
+              <w:spacing w:after="20" w:before="0"/>
+            </w:pPr>
+            <w:r>
+              <w:rPr>
+                <w:rFonts w:ascii="Arial" w:cs="Arial" w:eastAsia="Arial" w:hAnsi="Arial"/>
+                <w:i/>
+                <w:iCs/>
+                <w:color w:val="595959"/>
+                <w:sz w:val="16"/>
+                <w:szCs w:val="16"/>
+              </w:rPr>
+              <w:t xml:space="preserve">Related topic: not an exact match for this lesson.</w:t>
+            </w:r>
+          </w:p>
+          <w:p>
+            <w:pPr>
+              <w:spacing w:after="10" w:before="0"/>
+              <w:ind w:left="120"/>
+            </w:pPr>
+            <w:r>
+              <w:rPr>
+                <w:rFonts w:ascii="Arial" w:cs="Arial" w:eastAsia="Arial" w:hAnsi="Arial"/>
+                <w:color w:val="595959"/>
+                <w:sz w:val="14"/>
+                <w:szCs w:val="14"/>
+              </w:rPr>
+              <w:t xml:space="preserve">Source: CK-12</w:t>
+            </w:r>
+          </w:p>
+          <w:p>
+            <w:pPr>
+              <w:spacing w:after="10" w:before="0"/>
+              <w:ind w:left="120"/>
+            </w:pPr>
+            <w:hyperlink w:history="1" r:id="rId2a6fo6ie22wt56sdmfb3j">
+              <w:r>
+                <w:rPr>
+                  <w:rFonts w:ascii="Arial" w:cs="Arial" w:eastAsia="Arial" w:hAnsi="Arial"/>
+                  <w:color w:val="595959"/>
+                  <w:sz w:val="14"/>
+                  <w:szCs w:val="14"/>
+                  <w:u w:val="single" w:color="595959"/>
+                </w:rPr>
+                <w:t xml:space="preserve">🔍 Search ARES for similar readings</w:t>
+              </w:r>
+            </w:hyperlink>
+          </w:p>
+        </w:tc>
+        <w:tc>
+          <w:tcPr>
+            <w:tcW w:type="dxa" w:w="3040"/>
+            <w:shd w:fill="FFFFFF" w:color="auto" w:val="clear"/>
+            <w:tcMar>
+              <w:top w:type="dxa" w:w="60"/>
+              <w:left w:type="dxa" w:w="120"/>
+              <w:bottom w:type="dxa" w:w="60"/>
+              <w:right w:type="dxa" w:w="120"/>
+            </w:tcMar>
+            <w:vAlign w:val="top"/>
+          </w:tcPr>
+          <w:p>
+            <w:pPr>
+              <w:spacing w:after="40" w:before="0"/>
+              <w:jc w:val="left"/>
+            </w:pPr>
+            <w:r>
+              <w:rPr>
+                <w:rFonts w:ascii="Arial" w:cs="Arial" w:eastAsia="Arial" w:hAnsi="Arial"/>
+                <w:b w:val="false"/>
+                <w:bCs w:val="false"/>
+                <w:i w:val="false"/>
+                <w:iCs w:val="false"/>
+                <w:color w:val="000000"/>
+                <w:sz w:val="18"/>
+                <w:szCs w:val="18"/>
+              </w:rPr>
+              <w:t xml:space="preserve">Learners revisit the class Driving Question Board displayed at the front of the room. Each pair is given one sticky note (or writes in a designated DQB section of their exercise book if sticky notes are unavailable). They write one of three things: (a) a new question that today's lesson has raised for them about velocity-time graphs or acceleration, (b) a claim they can now make confidently about the marathon phenomenon with supporting evidence from today's graph work, or (c) a connection between today's lesson and a real-world Kenyan context beyond the marathon (e.g., a boda boda accelerating from a junction in Kisumu, a train leaving Nairobi terminus, a boat on Lake Victoria). Pairs share their sticky note contribution with the class in a 3-minute rapid round before placing it on the board.</w:t>
+            </w:r>
+          </w:p>
+        </w:tc>
+        <w:tc>
+          <w:tcPr>
+            <w:tcW w:type="dxa" w:w="3040"/>
+            <w:shd w:fill="F2F2F2" w:color="auto" w:val="clear"/>
+            <w:tcMar>
+              <w:top w:type="dxa" w:w="60"/>
+              <w:left w:type="dxa" w:w="120"/>
+              <w:bottom w:type="dxa" w:w="60"/>
+              <w:right w:type="dxa" w:w="120"/>
+            </w:tcMar>
+            <w:vAlign w:val="top"/>
+          </w:tcPr>
+          <w:p>
+            <w:pPr>
+              <w:spacing w:after="40" w:before="0"/>
+              <w:jc w:val="left"/>
+            </w:pPr>
+            <w:r>
+              <w:rPr>
+                <w:rFonts w:ascii="Arial" w:cs="Arial" w:eastAsia="Arial" w:hAnsi="Arial"/>
+                <w:b w:val="false"/>
+                <w:bCs w:val="false"/>
+                <w:i w:val="false"/>
+                <w:iCs w:val="false"/>
+                <w:color w:val="000000"/>
+                <w:sz w:val="18"/>
+                <w:szCs w:val="18"/>
+              </w:rPr>
+              <w:t xml:space="preserve">Direct learners' attention to the DQB. Say: 'Our driving question asks: how can we use mathematics — calculations AND graphs — to fully describe the motion of any moving body? In Lessons 3 and 4 we answered part of this question using displacement-time graphs. Today we have added a second mathematical tool. I want you to think: what can we now say, and what can we still NOT yet say?' Distribute sticky notes or direct learners to the DQB section of their books. Say: 'With your partner, decide whether you are adding a NEW QUESTION, a CONFIDENT CLAIM, or a NEW CONNECTION. You have 2 minutes to write it.' After 2 minutes, do a rapid round: each pair reads their contribution aloud in one sentence — no more. Teacher organises contributions into three columns on the DQB as they are shared: 'We can now explain…', 'We still wonder…', 'New connections'. After the round, highlight two or three 'We still wonder' questions that will be addressed in Lesson 6 (interpreting velocity-time graphs: area under the graph as distance). Say: 'Hold onto these questions — they are exactly what we will attack next lesson.'</w:t>
+            </w:r>
+          </w:p>
+        </w:tc>
+        <w:tc>
+          <w:tcPr>
+            <w:tcW w:type="dxa" w:w="3040"/>
+            <w:shd w:fill="FFFFFF" w:color="auto" w:val="clear"/>
+            <w:tcMar>
+              <w:top w:type="dxa" w:w="60"/>
+              <w:left w:type="dxa" w:w="120"/>
+              <w:bottom w:type="dxa" w:w="60"/>
+              <w:right w:type="dxa" w:w="120"/>
+            </w:tcMar>
+            <w:vAlign w:val="top"/>
+          </w:tcPr>
+          <w:p>
+            <w:pPr>
+              <w:spacing w:after="40" w:before="0"/>
+              <w:jc w:val="left"/>
+            </w:pPr>
+            <w:r>
+              <w:rPr>
+                <w:rFonts w:ascii="Arial" w:cs="Arial" w:eastAsia="Arial" w:hAnsi="Arial"/>
+                <w:b w:val="false"/>
+                <w:bCs w:val="false"/>
+                <w:i w:val="false"/>
+                <w:iCs w:val="false"/>
+                <w:color w:val="000000"/>
+                <w:sz w:val="18"/>
+                <w:szCs w:val="18"/>
+              </w:rPr>
+              <w:t xml:space="preserve">Claim-Evidence-Question Board Sorting: Organising learner contributions into 'can explain', 'still wonder', and 'new connections' columns makes the structure of scientific reasoning visible — learners see that good mathematics learning generates new questions as well as answers. This strategy enacts the NGSS practice of Engaging in Argument from Evidence by requiring learners to distinguish between claims they can support with today's graph evidence and genuine open questions. The public display maintains a cumulative record of the class's growing understanding across the eight-lesson sequence.</w:t>
+            </w:r>
+          </w:p>
+        </w:tc>
+        <w:tc>
+          <w:tcPr>
+            <w:tcW w:type="dxa" w:w="3040"/>
+            <w:shd w:fill="F2F2F2" w:color="auto" w:val="clear"/>
+            <w:tcMar>
+              <w:top w:type="dxa" w:w="60"/>
+              <w:left w:type="dxa" w:w="120"/>
+              <w:bottom w:type="dxa" w:w="60"/>
+              <w:right w:type="dxa" w:w="120"/>
+            </w:tcMar>
+            <w:vAlign w:val="top"/>
+          </w:tcPr>
+          <w:p>
+            <w:pPr>
+              <w:spacing w:after="40" w:before="0"/>
+              <w:jc w:val="left"/>
+            </w:pPr>
+            <w:r>
+              <w:rPr>
+                <w:rFonts w:ascii="Arial" w:cs="Arial" w:eastAsia="Arial" w:hAnsi="Arial"/>
+                <w:b w:val="false"/>
+                <w:bCs w:val="false"/>
+                <w:i w:val="false"/>
+                <w:iCs w:val="false"/>
+                <w:color w:val="000000"/>
+                <w:sz w:val="18"/>
+                <w:szCs w:val="18"/>
+              </w:rPr>
+              <w:t xml:space="preserve">Teacher scans the sticky notes / written DQB contributions for two indicators: (1) Are 'confident claims' genuinely supported by evidence from today's work (e.g., 'We can calculate Runner B's acceleration in the sprint finish as +0.027 m/s² from the gradient of the velocity-time graph') rather than vague statements? (2) Are 'new questions' mathematically productive — pointing toward content still to come (e.g., 'Can we find the total distance from a velocity-time graph?') rather than off-topic? Vague claims or absent questions signal that the learner has not yet consolidated the lesson's core idea and need individual follow-up.</w:t>
+            </w:r>
+          </w:p>
+        </w:tc>
+      </w:tr>
+      <w:tr>
+        <w:tc>
+          <w:tcPr>
+            <w:tcW w:type="dxa" w:w="1520"/>
+            <w:shd w:fill="D5E8F0" w:color="auto" w:val="clear"/>
+            <w:tcMar>
+              <w:top w:type="dxa" w:w="60"/>
+              <w:left w:type="dxa" w:w="120"/>
+              <w:bottom w:type="dxa" w:w="60"/>
+              <w:right w:type="dxa" w:w="120"/>
+            </w:tcMar>
+            <w:vAlign w:val="top"/>
+          </w:tcPr>
+          <w:p>
+            <w:pPr>
+              <w:spacing w:after="40" w:before="0"/>
+              <w:jc w:val="left"/>
+            </w:pPr>
+            <w:r>
+              <w:rPr>
+                <w:rFonts w:ascii="Arial" w:cs="Arial" w:eastAsia="Arial" w:hAnsi="Arial"/>
+                <w:b/>
+                <w:bCs/>
+                <w:i w:val="false"/>
+                <w:iCs w:val="false"/>
+                <w:color w:val="000000"/>
+                <w:sz w:val="18"/>
+                <w:szCs w:val="18"/>
+              </w:rPr>
+              <w:t xml:space="preserve">Model Building Phase</w:t>
+            </w:r>
+          </w:p>
+          <w:p>
+            <w:pPr>
+              <w:spacing w:after="20" w:before="0"/>
+            </w:pPr>
+            <w:r>
+              <w:rPr>
+                <w:rFonts w:ascii="Arial" w:cs="Arial" w:eastAsia="Arial" w:hAnsi="Arial"/>
+                <w:b/>
+                <w:bCs/>
+                <w:color w:val="1F3864"/>
+                <w:sz w:val="16"/>
+                <w:szCs w:val="16"/>
+              </w:rPr>
+              <w:t xml:space="preserve">📹 VIDEO:</w:t>
+            </w:r>
+          </w:p>
+          <w:p>
+            <w:pPr>
+              <w:spacing w:after="20" w:before="0"/>
+            </w:pPr>
+            <w:hyperlink w:history="1" r:id="rId434c-vrqmngfq59l9z6q1">
               <w:r>
                 <w:rPr>
                   <w:rFonts w:ascii="Arial" w:cs="Arial" w:eastAsia="Arial" w:hAnsi="Arial"/>
@@ -15634,6 +16824,22 @@
           </w:p>
           <w:p>
             <w:pPr>
+              <w:spacing w:after="20" w:before="0"/>
+            </w:pPr>
+            <w:r>
+              <w:rPr>
+                <w:rFonts w:ascii="Arial" w:cs="Arial" w:eastAsia="Arial" w:hAnsi="Arial"/>
+                <w:i/>
+                <w:iCs/>
+                <w:color w:val="595959"/>
+                <w:sz w:val="16"/>
+                <w:szCs w:val="16"/>
+              </w:rPr>
+              <w:t xml:space="preserve">Related topic: not an exact match for this lesson.</w:t>
+            </w:r>
+          </w:p>
+          <w:p>
+            <w:pPr>
               <w:spacing w:after="10" w:before="0"/>
               <w:ind w:left="120"/>
             </w:pPr>
@@ -15652,7 +16858,7 @@
               <w:spacing w:after="10" w:before="0"/>
               <w:ind w:left="120"/>
             </w:pPr>
-            <w:hyperlink w:history="1" r:id="rIdmxl7tdgjg6bpmjdtqm_-j">
+            <w:hyperlink w:history="1" r:id="rIdx0xqry_8inuibgwx3yopy">
               <w:r>
                 <w:rPr>
                   <w:rFonts w:ascii="Arial" w:cs="Arial" w:eastAsia="Arial" w:hAnsi="Arial"/>
@@ -15690,14 +16896,14 @@
                 <w:sz w:val="16"/>
                 <w:szCs w:val="16"/>
               </w:rPr>
-              <w:t xml:space="preserve">📖 EXERCISE:</w:t>
+              <w:t xml:space="preserve">📖 HTML:</w:t>
             </w:r>
           </w:p>
           <w:p>
             <w:pPr>
               <w:spacing w:after="20" w:before="0"/>
             </w:pPr>
-            <w:hyperlink w:history="1" r:id="rId4zjwpvxzfzsydakispdfk">
+            <w:hyperlink w:history="1" r:id="rIdcj7oczlmfaxfvtzkjkl-s">
               <w:r>
                 <w:rPr>
                   <w:rFonts w:ascii="Arial" w:cs="Arial" w:eastAsia="Arial" w:hAnsi="Arial"/>
@@ -15706,9 +16912,25 @@
                   <w:szCs w:val="16"/>
                   <w:u w:val="single" w:color="2E75B6"/>
                 </w:rPr>
-                <w:t xml:space="preserve">Instantaneous velocity and instantaneous speed from graphs</w:t>
+                <w:t xml:space="preserve">Uniform Acceleration (PLIX)</w:t>
               </w:r>
             </w:hyperlink>
+          </w:p>
+          <w:p>
+            <w:pPr>
+              <w:spacing w:after="20" w:before="0"/>
+            </w:pPr>
+            <w:r>
+              <w:rPr>
+                <w:rFonts w:ascii="Arial" w:cs="Arial" w:eastAsia="Arial" w:hAnsi="Arial"/>
+                <w:i/>
+                <w:iCs/>
+                <w:color w:val="595959"/>
+                <w:sz w:val="16"/>
+                <w:szCs w:val="16"/>
+              </w:rPr>
+              <w:t xml:space="preserve">Related topic: not an exact match for this lesson.</w:t>
+            </w:r>
           </w:p>
           <w:p>
             <w:pPr>
@@ -15722,7 +16944,7 @@
                 <w:sz w:val="14"/>
                 <w:szCs w:val="14"/>
               </w:rPr>
-              <w:t xml:space="preserve">Source: Khan Academy (English - US curriculum)</w:t>
+              <w:t xml:space="preserve">Source: CK-12</w:t>
             </w:r>
           </w:p>
           <w:p>
@@ -15730,925 +16952,7 @@
               <w:spacing w:after="10" w:before="0"/>
               <w:ind w:left="120"/>
             </w:pPr>
-            <w:hyperlink w:history="1" r:id="rIdw6xjxy5gin7d060-1u434">
-              <w:r>
-                <w:rPr>
-                  <w:rFonts w:ascii="Arial" w:cs="Arial" w:eastAsia="Arial" w:hAnsi="Arial"/>
-                  <w:color w:val="595959"/>
-                  <w:sz w:val="14"/>
-                  <w:szCs w:val="14"/>
-                  <w:u w:val="single" w:color="595959"/>
-                </w:rPr>
-                <w:t xml:space="preserve">🔍 Search ARES for similar readings</w:t>
-              </w:r>
-            </w:hyperlink>
-          </w:p>
-        </w:tc>
-        <w:tc>
-          <w:tcPr>
-            <w:tcW w:type="dxa" w:w="3040"/>
-            <w:shd w:fill="FFFFFF" w:color="auto" w:val="clear"/>
-            <w:tcMar>
-              <w:top w:type="dxa" w:w="60"/>
-              <w:left w:type="dxa" w:w="120"/>
-              <w:bottom w:type="dxa" w:w="60"/>
-              <w:right w:type="dxa" w:w="120"/>
-            </w:tcMar>
-            <w:vAlign w:val="top"/>
-          </w:tcPr>
-          <w:p>
-            <w:pPr>
-              <w:spacing w:after="40" w:before="0"/>
-              <w:jc w:val="left"/>
-            </w:pPr>
-            <w:r>
-              <w:rPr>
-                <w:rFonts w:ascii="Arial" w:cs="Arial" w:eastAsia="Arial" w:hAnsi="Arial"/>
-                <w:b w:val="false"/>
-                <w:bCs w:val="false"/>
-                <w:i w:val="false"/>
-                <w:iCs w:val="false"/>
-                <w:color w:val="000000"/>
-                <w:sz w:val="18"/>
-                <w:szCs w:val="18"/>
-              </w:rPr>
-              <w:t xml:space="preserve">Learners receive a printed data table (or copy it from the board) showing the velocity of the matatu at regular time intervals during its journey from the Kencom bus stop on Moi Avenue, Nairobi. The table shows: t = 0 s, v = 0 m/s; t = 2 s, v = 3 m/s; t = 4 s, v = 6 m/s; t = 6 s, v = 9 m/s; t = 8 s, v = 12 m/s; t = 10 s, v = 15 m/s; t = 20 s, v = 15 m/s; t = 30 s, v = 15 m/s; t = 40 s, v = 15 m/s; t = 46 s, v = 9 m/s; t = 52 s, v = 3 m/s; t = 55 s, v = 0 m/s. Working in pairs, learners plot these points on graph paper using a provided scale (x-axis: 1 cm = 5 s; y-axis: 1 cm = 3 m/s), draw straight lines connecting points within each segment, and label the three phases: 'Phase 1: Accelerating', 'Phase 2: Constant velocity', 'Phase 3: Decelerating'. They then calculate the gradient of Phase 1 and Phase 3 using rise-over-run and record the values with units.</w:t>
-            </w:r>
-          </w:p>
-        </w:tc>
-        <w:tc>
-          <w:tcPr>
-            <w:tcW w:type="dxa" w:w="3040"/>
-            <w:shd w:fill="F2F2F2" w:color="auto" w:val="clear"/>
-            <w:tcMar>
-              <w:top w:type="dxa" w:w="60"/>
-              <w:left w:type="dxa" w:w="120"/>
-              <w:bottom w:type="dxa" w:w="60"/>
-              <w:right w:type="dxa" w:w="120"/>
-            </w:tcMar>
-            <w:vAlign w:val="top"/>
-          </w:tcPr>
-          <w:p>
-            <w:pPr>
-              <w:spacing w:after="40" w:before="0"/>
-              <w:jc w:val="left"/>
-            </w:pPr>
-            <w:r>
-              <w:rPr>
-                <w:rFonts w:ascii="Arial" w:cs="Arial" w:eastAsia="Arial" w:hAnsi="Arial"/>
-                <w:b w:val="false"/>
-                <w:bCs w:val="false"/>
-                <w:i w:val="false"/>
-                <w:iCs w:val="false"/>
-                <w:color w:val="000000"/>
-                <w:sz w:val="18"/>
-                <w:szCs w:val="18"/>
-              </w:rPr>
-              <w:t xml:space="preserve">Distribute graph paper and the data table simultaneously. Say: 'You are going to construct a velocity-time graph for this matatu journey. Work in pairs. Step one — decide on your scale and label your axes with units. Step two — plot every point in the table. Step three — draw straight lines connecting points within each of the three phases. Step four — label the three phases. You have 10 minutes.' Circulate actively. At the 4-minute mark, pause the class for 30 seconds and say: 'Quick check — raise your hand if you have already labelled both axes with the correct units. Good. If you haven't, do that now before plotting any more points — units are not optional in mathematics.' At the 8-minute mark, when most pairs have completed the graph, say: 'Now, without touching your calculator, estimate the gradient of Phase 1. Talk to your partner for 30 seconds.' After 30 seconds, cold-call 2 pairs: 'Pair at the back — what gradient did you estimate for Phase 1, and how did you calculate it?' Apply 12-second wait time. Then cold-call a second pair: 'Do you agree? What value did you get, and what are the units of this gradient?' Confirm on the board: gradient of Phase 1 = (15 − 0) ÷ (10 − 0) = 1.5 m/s². Write clearly: 'Gradient of v-t graph = acceleration (m/s²).' Repeat the gradient calculation routine for Phase 3 with a third cold-call pair.</w:t>
-            </w:r>
-          </w:p>
-        </w:tc>
-        <w:tc>
-          <w:tcPr>
-            <w:tcW w:type="dxa" w:w="3040"/>
-            <w:shd w:fill="FFFFFF" w:color="auto" w:val="clear"/>
-            <w:tcMar>
-              <w:top w:type="dxa" w:w="60"/>
-              <w:left w:type="dxa" w:w="120"/>
-              <w:bottom w:type="dxa" w:w="60"/>
-              <w:right w:type="dxa" w:w="120"/>
-            </w:tcMar>
-            <w:vAlign w:val="top"/>
-          </w:tcPr>
-          <w:p>
-            <w:pPr>
-              <w:spacing w:after="40" w:before="0"/>
-              <w:jc w:val="left"/>
-            </w:pPr>
-            <w:r>
-              <w:rPr>
-                <w:rFonts w:ascii="Arial" w:cs="Arial" w:eastAsia="Arial" w:hAnsi="Arial"/>
-                <w:b w:val="false"/>
-                <w:bCs w:val="false"/>
-                <w:i w:val="false"/>
-                <w:iCs w:val="false"/>
-                <w:color w:val="000000"/>
-                <w:sz w:val="18"/>
-                <w:szCs w:val="18"/>
-              </w:rPr>
-              <w:t xml:space="preserve">Data-to-Graph Construction with Segment Annotation: Learners do not merely observe a pre-drawn graph — they construct it from raw data, which deepens understanding of what each plotted point represents. The segment-annotation routine (labelling phases, calculating gradients) is a disciplined sensemaking practice that connects visual shape to numerical meaning, enacting the NGSS practice of Analysing and Interpreting Data. The pair structure ensures peer scaffolding during the technical plotting task.</w:t>
-            </w:r>
-          </w:p>
-        </w:tc>
-        <w:tc>
-          <w:tcPr>
-            <w:tcW w:type="dxa" w:w="3040"/>
-            <w:shd w:fill="F2F2F2" w:color="auto" w:val="clear"/>
-            <w:tcMar>
-              <w:top w:type="dxa" w:w="60"/>
-              <w:left w:type="dxa" w:w="120"/>
-              <w:bottom w:type="dxa" w:w="60"/>
-              <w:right w:type="dxa" w:w="120"/>
-            </w:tcMar>
-            <w:vAlign w:val="top"/>
-          </w:tcPr>
-          <w:p>
-            <w:pPr>
-              <w:spacing w:after="40" w:before="0"/>
-              <w:jc w:val="left"/>
-            </w:pPr>
-            <w:r>
-              <w:rPr>
-                <w:rFonts w:ascii="Arial" w:cs="Arial" w:eastAsia="Arial" w:hAnsi="Arial"/>
-                <w:b w:val="false"/>
-                <w:bCs w:val="false"/>
-                <w:i w:val="false"/>
-                <w:iCs w:val="false"/>
-                <w:color w:val="000000"/>
-                <w:sz w:val="18"/>
-                <w:szCs w:val="18"/>
-              </w:rPr>
-              <w:t xml:space="preserve">Teacher checks three specific quality indicators while circulating: (1) Are axes labelled with both quantity name AND units (e.g., 'Velocity (m/s)' and 'Time (s)')? — this is a non-negotiable mathematical standard. (2) Are points plotted accurately and connected with a ruler (straight-line segments, not a freehand curve)? (3) Is the gradient calculation set out as Δv/Δt with correct units of m/s²? Pairs who attempt to draw a smooth curve through all points have confused velocity-time with displacement-time graph conventions — teacher intervenes immediately with: 'Each segment represents a different type of motion. Should they be curves or straight lines? Why?'</w:t>
-            </w:r>
-          </w:p>
-        </w:tc>
-      </w:tr>
-      <w:tr>
-        <w:tc>
-          <w:tcPr>
-            <w:tcW w:type="dxa" w:w="1520"/>
-            <w:shd w:fill="E2EFDA" w:color="auto" w:val="clear"/>
-            <w:tcMar>
-              <w:top w:type="dxa" w:w="60"/>
-              <w:left w:type="dxa" w:w="120"/>
-              <w:bottom w:type="dxa" w:w="60"/>
-              <w:right w:type="dxa" w:w="120"/>
-            </w:tcMar>
-            <w:vAlign w:val="top"/>
-          </w:tcPr>
-          <w:p>
-            <w:pPr>
-              <w:spacing w:after="40" w:before="0"/>
-              <w:jc w:val="left"/>
-            </w:pPr>
-            <w:r>
-              <w:rPr>
-                <w:rFonts w:ascii="Arial" w:cs="Arial" w:eastAsia="Arial" w:hAnsi="Arial"/>
-                <w:b/>
-                <w:bCs/>
-                <w:i w:val="false"/>
-                <w:iCs w:val="false"/>
-                <w:color w:val="000000"/>
-                <w:sz w:val="18"/>
-                <w:szCs w:val="18"/>
-              </w:rPr>
-              <w:t xml:space="preserve">Explain Phase</w:t>
-            </w:r>
-          </w:p>
-          <w:p>
-            <w:pPr>
-              <w:spacing w:after="20" w:before="0"/>
-            </w:pPr>
-            <w:r>
-              <w:rPr>
-                <w:rFonts w:ascii="Arial" w:cs="Arial" w:eastAsia="Arial" w:hAnsi="Arial"/>
-                <w:b/>
-                <w:bCs/>
-                <w:color w:val="1F3864"/>
-                <w:sz w:val="16"/>
-                <w:szCs w:val="16"/>
-              </w:rPr>
-              <w:t xml:space="preserve">📹 VIDEO:</w:t>
-            </w:r>
-          </w:p>
-          <w:p>
-            <w:pPr>
-              <w:spacing w:after="20" w:before="0"/>
-            </w:pPr>
-            <w:hyperlink w:history="1" r:id="rIdioqsghwz67o7cwb64x7vc">
-              <w:r>
-                <w:rPr>
-                  <w:rFonts w:ascii="Arial" w:cs="Arial" w:eastAsia="Arial" w:hAnsi="Arial"/>
-                  <w:color w:val="2E75B6"/>
-                  <w:sz w:val="16"/>
-                  <w:szCs w:val="16"/>
-                  <w:u w:val="single" w:color="2E75B6"/>
-                </w:rPr>
-                <w:t xml:space="preserve">Interpreting change in speed from velocity-time graph</w:t>
-              </w:r>
-            </w:hyperlink>
-          </w:p>
-          <w:p>
-            <w:pPr>
-              <w:spacing w:after="10" w:before="0"/>
-              <w:ind w:left="120"/>
-            </w:pPr>
-            <w:r>
-              <w:rPr>
-                <w:rFonts w:ascii="Arial" w:cs="Arial" w:eastAsia="Arial" w:hAnsi="Arial"/>
-                <w:color w:val="595959"/>
-                <w:sz w:val="14"/>
-                <w:szCs w:val="14"/>
-              </w:rPr>
-              <w:t xml:space="preserve">Source: Khan Academy (English - US curriculum)</w:t>
-            </w:r>
-          </w:p>
-          <w:p>
-            <w:pPr>
-              <w:spacing w:after="10" w:before="0"/>
-              <w:ind w:left="120"/>
-            </w:pPr>
-            <w:hyperlink w:history="1" r:id="rIdanauzw3xynrp8niiwq3zw">
-              <w:r>
-                <w:rPr>
-                  <w:rFonts w:ascii="Arial" w:cs="Arial" w:eastAsia="Arial" w:hAnsi="Arial"/>
-                  <w:color w:val="595959"/>
-                  <w:sz w:val="14"/>
-                  <w:szCs w:val="14"/>
-                  <w:u w:val="single" w:color="595959"/>
-                </w:rPr>
-                <w:t xml:space="preserve">🔍 Search ARES for similar videos</w:t>
-              </w:r>
-            </w:hyperlink>
-          </w:p>
-          <w:p>
-            <w:pPr>
-              <w:spacing w:after="40" w:before="0"/>
-            </w:pPr>
-            <w:r>
-              <w:rPr>
-                <w:sz w:val="14"/>
-                <w:szCs w:val="14"/>
-              </w:rPr>
-              <w:t xml:space="preserve"/>
-            </w:r>
-          </w:p>
-          <w:p>
-            <w:pPr>
-              <w:spacing w:after="20" w:before="0"/>
-            </w:pPr>
-            <w:r>
-              <w:rPr>
-                <w:rFonts w:ascii="Arial" w:cs="Arial" w:eastAsia="Arial" w:hAnsi="Arial"/>
-                <w:b/>
-                <w:bCs/>
-                <w:color w:val="1F3864"/>
-                <w:sz w:val="16"/>
-                <w:szCs w:val="16"/>
-              </w:rPr>
-              <w:t xml:space="preserve">📖 EXERCISE:</w:t>
-            </w:r>
-          </w:p>
-          <w:p>
-            <w:pPr>
-              <w:spacing w:after="20" w:before="0"/>
-            </w:pPr>
-            <w:hyperlink w:history="1" r:id="rIdbbax-mwjzzkdxpg5868et">
-              <w:r>
-                <w:rPr>
-                  <w:rFonts w:ascii="Arial" w:cs="Arial" w:eastAsia="Arial" w:hAnsi="Arial"/>
-                  <w:color w:val="2E75B6"/>
-                  <w:sz w:val="16"/>
-                  <w:szCs w:val="16"/>
-                  <w:u w:val="single" w:color="2E75B6"/>
-                </w:rPr>
-                <w:t xml:space="preserve">2D projectile motion: Identifying graphs for projectiles</w:t>
-              </w:r>
-            </w:hyperlink>
-          </w:p>
-          <w:p>
-            <w:pPr>
-              <w:spacing w:after="10" w:before="0"/>
-              <w:ind w:left="120"/>
-            </w:pPr>
-            <w:r>
-              <w:rPr>
-                <w:rFonts w:ascii="Arial" w:cs="Arial" w:eastAsia="Arial" w:hAnsi="Arial"/>
-                <w:color w:val="595959"/>
-                <w:sz w:val="14"/>
-                <w:szCs w:val="14"/>
-              </w:rPr>
-              <w:t xml:space="preserve">Source: Khan Academy (English - US curriculum)</w:t>
-            </w:r>
-          </w:p>
-          <w:p>
-            <w:pPr>
-              <w:spacing w:after="10" w:before="0"/>
-              <w:ind w:left="120"/>
-            </w:pPr>
-            <w:hyperlink w:history="1" r:id="rIdkqhk518dkvjcpsmn43mar">
-              <w:r>
-                <w:rPr>
-                  <w:rFonts w:ascii="Arial" w:cs="Arial" w:eastAsia="Arial" w:hAnsi="Arial"/>
-                  <w:color w:val="595959"/>
-                  <w:sz w:val="14"/>
-                  <w:szCs w:val="14"/>
-                  <w:u w:val="single" w:color="595959"/>
-                </w:rPr>
-                <w:t xml:space="preserve">🔍 Search ARES for similar readings</w:t>
-              </w:r>
-            </w:hyperlink>
-          </w:p>
-        </w:tc>
-        <w:tc>
-          <w:tcPr>
-            <w:tcW w:type="dxa" w:w="3040"/>
-            <w:shd w:fill="FFFFFF" w:color="auto" w:val="clear"/>
-            <w:tcMar>
-              <w:top w:type="dxa" w:w="60"/>
-              <w:left w:type="dxa" w:w="120"/>
-              <w:bottom w:type="dxa" w:w="60"/>
-              <w:right w:type="dxa" w:w="120"/>
-            </w:tcMar>
-            <w:vAlign w:val="top"/>
-          </w:tcPr>
-          <w:p>
-            <w:pPr>
-              <w:spacing w:after="40" w:before="0"/>
-              <w:jc w:val="left"/>
-            </w:pPr>
-            <w:r>
-              <w:rPr>
-                <w:rFonts w:ascii="Arial" w:cs="Arial" w:eastAsia="Arial" w:hAnsi="Arial"/>
-                <w:b w:val="false"/>
-                <w:bCs w:val="false"/>
-                <w:i w:val="false"/>
-                <w:iCs w:val="false"/>
-                <w:color w:val="000000"/>
-                <w:sz w:val="18"/>
-                <w:szCs w:val="18"/>
-              </w:rPr>
-              <w:t xml:space="preserve">Learners engage in a structured whole-class discussion guided by three focus questions written on the board. First, they compare their completed velocity-time graph with the three 'Prediction' sketches saved from the Predict phase — identifying which prediction was most accurate and why. Second, they apply their gradient-calculation skill to a new context: the teacher displays a simplified velocity-time sketch for Runner B at the 2023 Nairobi Marathon (derived from the split-time data introduced in Lesson 1), showing Runner B's velocity dropping from approximately 5.8 m/s to 4.9 m/s between km 20 and km 30, then surging back to 6.2 m/s between km 30 and km 42. Learners calculate the gradient (acceleration) for each segment and annotate their marathon data sheet. Third, learners write a two-sentence explanation in their exercise books: 'The gradient of a velocity-time graph tells us ___. This explains what happened to Runner B between km 30 and km 42 because ___.'</w:t>
-            </w:r>
-          </w:p>
-        </w:tc>
-        <w:tc>
-          <w:tcPr>
-            <w:tcW w:type="dxa" w:w="3040"/>
-            <w:shd w:fill="F2F2F2" w:color="auto" w:val="clear"/>
-            <w:tcMar>
-              <w:top w:type="dxa" w:w="60"/>
-              <w:left w:type="dxa" w:w="120"/>
-              <w:bottom w:type="dxa" w:w="60"/>
-              <w:right w:type="dxa" w:w="120"/>
-            </w:tcMar>
-            <w:vAlign w:val="top"/>
-          </w:tcPr>
-          <w:p>
-            <w:pPr>
-              <w:spacing w:after="40" w:before="0"/>
-              <w:jc w:val="left"/>
-            </w:pPr>
-            <w:r>
-              <w:rPr>
-                <w:rFonts w:ascii="Arial" w:cs="Arial" w:eastAsia="Arial" w:hAnsi="Arial"/>
-                <w:b w:val="false"/>
-                <w:bCs w:val="false"/>
-                <w:i w:val="false"/>
-                <w:iCs w:val="false"/>
-                <w:color w:val="000000"/>
-                <w:sz w:val="18"/>
-                <w:szCs w:val="18"/>
-              </w:rPr>
-              <w:t xml:space="preserve">Return to the three prediction sketches on the board. Say: 'Look at Prediction A, B, and C. Your real graph is now in front of you. Which prediction was closest to the truth — and more importantly, which part of the prediction was wrong and why?' Cold-call the learner whose sketch was used for 'Prediction C' (the straight diagonal line): 'Looking at your prediction now, what would a straight diagonal line across the whole graph have meant about the matatu's motion?' Apply 15-second wait time. Accept and build on the answer. Then transition: 'We have been thinking about a matatu. Let us go back to our marathon.' Project or draw the Runner B velocity-time sketch on the board. Say: 'This is a velocity-time sketch for Runner B, constructed from the split-time data we have been using since Lesson 1. I want you to calculate the gradient between km 30 and km 42 — remember, time values are on the x-axis. Work individually for 3 minutes.' After 3 minutes, cold-call 2 learners for their gradient values and units. Write: 'Runner B's acceleration in the final sprint = +0.027 m/s².' Then ask: 'If Runner B was accelerating, why did Runner A still win?' Apply 15-second wait time. Cold-call 3 learners. Guide toward: 'Because Runner B's average velocity over the full race was lower — the gradient being positive in the last section does not undo the low velocity in the middle section.' Conclude by having all learners complete the two-sentence written explanation in their books.</w:t>
-            </w:r>
-          </w:p>
-        </w:tc>
-        <w:tc>
-          <w:tcPr>
-            <w:tcW w:type="dxa" w:w="3040"/>
-            <w:shd w:fill="FFFFFF" w:color="auto" w:val="clear"/>
-            <w:tcMar>
-              <w:top w:type="dxa" w:w="60"/>
-              <w:left w:type="dxa" w:w="120"/>
-              <w:bottom w:type="dxa" w:w="60"/>
-              <w:right w:type="dxa" w:w="120"/>
-            </w:tcMar>
-            <w:vAlign w:val="top"/>
-          </w:tcPr>
-          <w:p>
-            <w:pPr>
-              <w:spacing w:after="40" w:before="0"/>
-              <w:jc w:val="left"/>
-            </w:pPr>
-            <w:r>
-              <w:rPr>
-                <w:rFonts w:ascii="Arial" w:cs="Arial" w:eastAsia="Arial" w:hAnsi="Arial"/>
-                <w:b w:val="false"/>
-                <w:bCs w:val="false"/>
-                <w:i w:val="false"/>
-                <w:iCs w:val="false"/>
-                <w:color w:val="000000"/>
-                <w:sz w:val="18"/>
-                <w:szCs w:val="18"/>
-              </w:rPr>
-              <w:t xml:space="preserve">Predict-Observe-Explain (POE) Closure with Phenomenon Reconnection: Returning to the saved predictions makes the Explain phase a genuine revision of thinking rather than a passive reception of information. The two-sentence written explanation is a 'language frame' sensemaking strategy — the sentence stems require learners to state the mathematical principle AND connect it explicitly to the anchoring phenomenon, practising the NGSS Science and Engineering Practice of Constructing Explanations. Writing individually after whole-class discussion ensures every learner consolidates the idea in their own words.</w:t>
-            </w:r>
-          </w:p>
-        </w:tc>
-        <w:tc>
-          <w:tcPr>
-            <w:tcW w:type="dxa" w:w="3040"/>
-            <w:shd w:fill="F2F2F2" w:color="auto" w:val="clear"/>
-            <w:tcMar>
-              <w:top w:type="dxa" w:w="60"/>
-              <w:left w:type="dxa" w:w="120"/>
-              <w:bottom w:type="dxa" w:w="60"/>
-              <w:right w:type="dxa" w:w="120"/>
-            </w:tcMar>
-            <w:vAlign w:val="top"/>
-          </w:tcPr>
-          <w:p>
-            <w:pPr>
-              <w:spacing w:after="40" w:before="0"/>
-              <w:jc w:val="left"/>
-            </w:pPr>
-            <w:r>
-              <w:rPr>
-                <w:rFonts w:ascii="Arial" w:cs="Arial" w:eastAsia="Arial" w:hAnsi="Arial"/>
-                <w:b w:val="false"/>
-                <w:bCs w:val="false"/>
-                <w:i w:val="false"/>
-                <w:iCs w:val="false"/>
-                <w:color w:val="000000"/>
-                <w:sz w:val="18"/>
-                <w:szCs w:val="18"/>
-              </w:rPr>
-              <w:t xml:space="preserve">Teacher collects or scans (walks around to read) the two-sentence written explanations. Look for three quality indicators: (1) The first sentence correctly names gradient as acceleration and states the unit (m/s²). (2) The second sentence correctly identifies that Runner B's sprint acceleration in the final 12 km was positive but that his overall velocity profile was lower than Runner A's. (3) The explanation uses at least one number from the graph (e.g., a specific gradient value or velocity). Learners whose second sentence merely says 'Runner B was fast at the end' without mathematical reference have not yet connected the graph shape to the quantitative explanation — teacher flags these for targeted follow-up in the DQB phase.</w:t>
-            </w:r>
-          </w:p>
-        </w:tc>
-      </w:tr>
-      <w:tr>
-        <w:tc>
-          <w:tcPr>
-            <w:tcW w:type="dxa" w:w="1520"/>
-            <w:shd w:fill="FCE4D6" w:color="auto" w:val="clear"/>
-            <w:tcMar>
-              <w:top w:type="dxa" w:w="60"/>
-              <w:left w:type="dxa" w:w="120"/>
-              <w:bottom w:type="dxa" w:w="60"/>
-              <w:right w:type="dxa" w:w="120"/>
-            </w:tcMar>
-            <w:vAlign w:val="top"/>
-          </w:tcPr>
-          <w:p>
-            <w:pPr>
-              <w:spacing w:after="40" w:before="0"/>
-              <w:jc w:val="left"/>
-            </w:pPr>
-            <w:r>
-              <w:rPr>
-                <w:rFonts w:ascii="Arial" w:cs="Arial" w:eastAsia="Arial" w:hAnsi="Arial"/>
-                <w:b/>
-                <w:bCs/>
-                <w:i w:val="false"/>
-                <w:iCs w:val="false"/>
-                <w:color w:val="000000"/>
-                <w:sz w:val="18"/>
-                <w:szCs w:val="18"/>
-              </w:rPr>
-              <w:t xml:space="preserve">Driving Question Board (DQB) Creation</w:t>
-            </w:r>
-          </w:p>
-          <w:p>
-            <w:pPr>
-              <w:spacing w:after="20" w:before="0"/>
-            </w:pPr>
-            <w:r>
-              <w:rPr>
-                <w:rFonts w:ascii="Arial" w:cs="Arial" w:eastAsia="Arial" w:hAnsi="Arial"/>
-                <w:b/>
-                <w:bCs/>
-                <w:color w:val="1F3864"/>
-                <w:sz w:val="16"/>
-                <w:szCs w:val="16"/>
-              </w:rPr>
-              <w:t xml:space="preserve">📹 VIDEO:</w:t>
-            </w:r>
-          </w:p>
-          <w:p>
-            <w:pPr>
-              <w:spacing w:after="20" w:before="0"/>
-            </w:pPr>
-            <w:hyperlink w:history="1" r:id="rIda8fs8hwsdi0af4qybiheq">
-              <w:r>
-                <w:rPr>
-                  <w:rFonts w:ascii="Arial" w:cs="Arial" w:eastAsia="Arial" w:hAnsi="Arial"/>
-                  <w:color w:val="2E75B6"/>
-                  <w:sz w:val="16"/>
-                  <w:szCs w:val="16"/>
-                  <w:u w:val="single" w:color="2E75B6"/>
-                </w:rPr>
-                <w:t xml:space="preserve">Interpreting direction of motion from velocity-time graph</w:t>
-              </w:r>
-            </w:hyperlink>
-          </w:p>
-          <w:p>
-            <w:pPr>
-              <w:spacing w:after="10" w:before="0"/>
-              <w:ind w:left="120"/>
-            </w:pPr>
-            <w:r>
-              <w:rPr>
-                <w:rFonts w:ascii="Arial" w:cs="Arial" w:eastAsia="Arial" w:hAnsi="Arial"/>
-                <w:color w:val="595959"/>
-                <w:sz w:val="14"/>
-                <w:szCs w:val="14"/>
-              </w:rPr>
-              <w:t xml:space="preserve">Source: Khan Academy (English - US curriculum)</w:t>
-            </w:r>
-          </w:p>
-          <w:p>
-            <w:pPr>
-              <w:spacing w:after="10" w:before="0"/>
-              <w:ind w:left="120"/>
-            </w:pPr>
-            <w:hyperlink w:history="1" r:id="rIdnotgodt-dqr1ab-3vbn5t">
-              <w:r>
-                <w:rPr>
-                  <w:rFonts w:ascii="Arial" w:cs="Arial" w:eastAsia="Arial" w:hAnsi="Arial"/>
-                  <w:color w:val="595959"/>
-                  <w:sz w:val="14"/>
-                  <w:szCs w:val="14"/>
-                  <w:u w:val="single" w:color="595959"/>
-                </w:rPr>
-                <w:t xml:space="preserve">🔍 Search ARES for similar videos</w:t>
-              </w:r>
-            </w:hyperlink>
-          </w:p>
-          <w:p>
-            <w:pPr>
-              <w:spacing w:after="40" w:before="0"/>
-            </w:pPr>
-            <w:r>
-              <w:rPr>
-                <w:sz w:val="14"/>
-                <w:szCs w:val="14"/>
-              </w:rPr>
-              <w:t xml:space="preserve"/>
-            </w:r>
-          </w:p>
-          <w:p>
-            <w:pPr>
-              <w:spacing w:after="20" w:before="0"/>
-            </w:pPr>
-            <w:r>
-              <w:rPr>
-                <w:rFonts w:ascii="Arial" w:cs="Arial" w:eastAsia="Arial" w:hAnsi="Arial"/>
-                <w:b/>
-                <w:bCs/>
-                <w:color w:val="1F3864"/>
-                <w:sz w:val="16"/>
-                <w:szCs w:val="16"/>
-              </w:rPr>
-              <w:t xml:space="preserve">📖 HTML:</w:t>
-            </w:r>
-          </w:p>
-          <w:p>
-            <w:pPr>
-              <w:spacing w:after="20" w:before="0"/>
-            </w:pPr>
-            <w:hyperlink w:history="1" r:id="rIdldcvtygqustprf9gblanl">
-              <w:r>
-                <w:rPr>
-                  <w:rFonts w:ascii="Arial" w:cs="Arial" w:eastAsia="Arial" w:hAnsi="Arial"/>
-                  <w:color w:val="2E75B6"/>
-                  <w:sz w:val="16"/>
-                  <w:szCs w:val="16"/>
-                  <w:u w:val="single" w:color="2E75B6"/>
-                </w:rPr>
-                <w:t xml:space="preserve">Velocity-Time Graphs (Flexbook)</w:t>
-              </w:r>
-            </w:hyperlink>
-          </w:p>
-          <w:p>
-            <w:pPr>
-              <w:spacing w:after="10" w:before="0"/>
-              <w:ind w:left="120"/>
-            </w:pPr>
-            <w:r>
-              <w:rPr>
-                <w:rFonts w:ascii="Arial" w:cs="Arial" w:eastAsia="Arial" w:hAnsi="Arial"/>
-                <w:color w:val="595959"/>
-                <w:sz w:val="14"/>
-                <w:szCs w:val="14"/>
-              </w:rPr>
-              <w:t xml:space="preserve">Source: CK-12</w:t>
-            </w:r>
-          </w:p>
-          <w:p>
-            <w:pPr>
-              <w:spacing w:after="10" w:before="0"/>
-              <w:ind w:left="120"/>
-            </w:pPr>
-            <w:hyperlink w:history="1" r:id="rIdpxuvv16rcfrpgofyfskr4">
-              <w:r>
-                <w:rPr>
-                  <w:rFonts w:ascii="Arial" w:cs="Arial" w:eastAsia="Arial" w:hAnsi="Arial"/>
-                  <w:color w:val="595959"/>
-                  <w:sz w:val="14"/>
-                  <w:szCs w:val="14"/>
-                  <w:u w:val="single" w:color="595959"/>
-                </w:rPr>
-                <w:t xml:space="preserve">🔍 Search ARES for similar readings</w:t>
-              </w:r>
-            </w:hyperlink>
-          </w:p>
-        </w:tc>
-        <w:tc>
-          <w:tcPr>
-            <w:tcW w:type="dxa" w:w="3040"/>
-            <w:shd w:fill="FFFFFF" w:color="auto" w:val="clear"/>
-            <w:tcMar>
-              <w:top w:type="dxa" w:w="60"/>
-              <w:left w:type="dxa" w:w="120"/>
-              <w:bottom w:type="dxa" w:w="60"/>
-              <w:right w:type="dxa" w:w="120"/>
-            </w:tcMar>
-            <w:vAlign w:val="top"/>
-          </w:tcPr>
-          <w:p>
-            <w:pPr>
-              <w:spacing w:after="40" w:before="0"/>
-              <w:jc w:val="left"/>
-            </w:pPr>
-            <w:r>
-              <w:rPr>
-                <w:rFonts w:ascii="Arial" w:cs="Arial" w:eastAsia="Arial" w:hAnsi="Arial"/>
-                <w:b w:val="false"/>
-                <w:bCs w:val="false"/>
-                <w:i w:val="false"/>
-                <w:iCs w:val="false"/>
-                <w:color w:val="000000"/>
-                <w:sz w:val="18"/>
-                <w:szCs w:val="18"/>
-              </w:rPr>
-              <w:t xml:space="preserve">Learners revisit the class Driving Question Board displayed at the front of the room. Each pair is given one sticky note (or writes in a designated DQB section of their exercise book if sticky notes are unavailable). They write one of three things: (a) a new question that today's lesson has raised for them about velocity-time graphs or acceleration, (b) a claim they can now make confidently about the marathon phenomenon with supporting evidence from today's graph work, or (c) a connection between today's lesson and a real-world Kenyan context beyond the marathon (e.g., a boda boda accelerating from a junction in Kisumu, a train leaving Nairobi terminus, a boat on Lake Victoria). Pairs share their sticky note contribution with the class in a 3-minute rapid round before placing it on the board.</w:t>
-            </w:r>
-          </w:p>
-        </w:tc>
-        <w:tc>
-          <w:tcPr>
-            <w:tcW w:type="dxa" w:w="3040"/>
-            <w:shd w:fill="F2F2F2" w:color="auto" w:val="clear"/>
-            <w:tcMar>
-              <w:top w:type="dxa" w:w="60"/>
-              <w:left w:type="dxa" w:w="120"/>
-              <w:bottom w:type="dxa" w:w="60"/>
-              <w:right w:type="dxa" w:w="120"/>
-            </w:tcMar>
-            <w:vAlign w:val="top"/>
-          </w:tcPr>
-          <w:p>
-            <w:pPr>
-              <w:spacing w:after="40" w:before="0"/>
-              <w:jc w:val="left"/>
-            </w:pPr>
-            <w:r>
-              <w:rPr>
-                <w:rFonts w:ascii="Arial" w:cs="Arial" w:eastAsia="Arial" w:hAnsi="Arial"/>
-                <w:b w:val="false"/>
-                <w:bCs w:val="false"/>
-                <w:i w:val="false"/>
-                <w:iCs w:val="false"/>
-                <w:color w:val="000000"/>
-                <w:sz w:val="18"/>
-                <w:szCs w:val="18"/>
-              </w:rPr>
-              <w:t xml:space="preserve">Direct learners' attention to the DQB. Say: 'Our driving question asks: how can we use mathematics — calculations AND graphs — to fully describe the motion of any moving body? In Lessons 3 and 4 we answered part of this question using displacement-time graphs. Today we have added a second mathematical tool. I want you to think: what can we now say, and what can we still NOT yet say?' Distribute sticky notes or direct learners to the DQB section of their books. Say: 'With your partner, decide whether you are adding a NEW QUESTION, a CONFIDENT CLAIM, or a NEW CONNECTION. You have 2 minutes to write it.' After 2 minutes, do a rapid round: each pair reads their contribution aloud in one sentence — no more. Teacher organises contributions into three columns on the DQB as they are shared: 'We can now explain…', 'We still wonder…', 'New connections'. After the round, highlight two or three 'We still wonder' questions that will be addressed in Lesson 6 (interpreting velocity-time graphs: area under the graph as distance). Say: 'Hold onto these questions — they are exactly what we will attack next lesson.'</w:t>
-            </w:r>
-          </w:p>
-        </w:tc>
-        <w:tc>
-          <w:tcPr>
-            <w:tcW w:type="dxa" w:w="3040"/>
-            <w:shd w:fill="FFFFFF" w:color="auto" w:val="clear"/>
-            <w:tcMar>
-              <w:top w:type="dxa" w:w="60"/>
-              <w:left w:type="dxa" w:w="120"/>
-              <w:bottom w:type="dxa" w:w="60"/>
-              <w:right w:type="dxa" w:w="120"/>
-            </w:tcMar>
-            <w:vAlign w:val="top"/>
-          </w:tcPr>
-          <w:p>
-            <w:pPr>
-              <w:spacing w:after="40" w:before="0"/>
-              <w:jc w:val="left"/>
-            </w:pPr>
-            <w:r>
-              <w:rPr>
-                <w:rFonts w:ascii="Arial" w:cs="Arial" w:eastAsia="Arial" w:hAnsi="Arial"/>
-                <w:b w:val="false"/>
-                <w:bCs w:val="false"/>
-                <w:i w:val="false"/>
-                <w:iCs w:val="false"/>
-                <w:color w:val="000000"/>
-                <w:sz w:val="18"/>
-                <w:szCs w:val="18"/>
-              </w:rPr>
-              <w:t xml:space="preserve">Claim-Evidence-Question Board Sorting: Organising learner contributions into 'can explain', 'still wonder', and 'new connections' columns makes the structure of scientific reasoning visible — learners see that good mathematics learning generates new questions as well as answers. This strategy enacts the NGSS practice of Engaging in Argument from Evidence by requiring learners to distinguish between claims they can support with today's graph evidence and genuine open questions. The public display maintains a cumulative record of the class's growing understanding across the eight-lesson sequence.</w:t>
-            </w:r>
-          </w:p>
-        </w:tc>
-        <w:tc>
-          <w:tcPr>
-            <w:tcW w:type="dxa" w:w="3040"/>
-            <w:shd w:fill="F2F2F2" w:color="auto" w:val="clear"/>
-            <w:tcMar>
-              <w:top w:type="dxa" w:w="60"/>
-              <w:left w:type="dxa" w:w="120"/>
-              <w:bottom w:type="dxa" w:w="60"/>
-              <w:right w:type="dxa" w:w="120"/>
-            </w:tcMar>
-            <w:vAlign w:val="top"/>
-          </w:tcPr>
-          <w:p>
-            <w:pPr>
-              <w:spacing w:after="40" w:before="0"/>
-              <w:jc w:val="left"/>
-            </w:pPr>
-            <w:r>
-              <w:rPr>
-                <w:rFonts w:ascii="Arial" w:cs="Arial" w:eastAsia="Arial" w:hAnsi="Arial"/>
-                <w:b w:val="false"/>
-                <w:bCs w:val="false"/>
-                <w:i w:val="false"/>
-                <w:iCs w:val="false"/>
-                <w:color w:val="000000"/>
-                <w:sz w:val="18"/>
-                <w:szCs w:val="18"/>
-              </w:rPr>
-              <w:t xml:space="preserve">Teacher scans the sticky notes / written DQB contributions for two indicators: (1) Are 'confident claims' genuinely supported by evidence from today's work (e.g., 'We can calculate Runner B's acceleration in the sprint finish as +0.027 m/s² from the gradient of the velocity-time graph') rather than vague statements? (2) Are 'new questions' mathematically productive — pointing toward content still to come (e.g., 'Can we find the total distance from a velocity-time graph?') rather than off-topic? Vague claims or absent questions signal that the learner has not yet consolidated the lesson's core idea and need individual follow-up.</w:t>
-            </w:r>
-          </w:p>
-        </w:tc>
-      </w:tr>
-      <w:tr>
-        <w:tc>
-          <w:tcPr>
-            <w:tcW w:type="dxa" w:w="1520"/>
-            <w:shd w:fill="D5E8F0" w:color="auto" w:val="clear"/>
-            <w:tcMar>
-              <w:top w:type="dxa" w:w="60"/>
-              <w:left w:type="dxa" w:w="120"/>
-              <w:bottom w:type="dxa" w:w="60"/>
-              <w:right w:type="dxa" w:w="120"/>
-            </w:tcMar>
-            <w:vAlign w:val="top"/>
-          </w:tcPr>
-          <w:p>
-            <w:pPr>
-              <w:spacing w:after="40" w:before="0"/>
-              <w:jc w:val="left"/>
-            </w:pPr>
-            <w:r>
-              <w:rPr>
-                <w:rFonts w:ascii="Arial" w:cs="Arial" w:eastAsia="Arial" w:hAnsi="Arial"/>
-                <w:b/>
-                <w:bCs/>
-                <w:i w:val="false"/>
-                <w:iCs w:val="false"/>
-                <w:color w:val="000000"/>
-                <w:sz w:val="18"/>
-                <w:szCs w:val="18"/>
-              </w:rPr>
-              <w:t xml:space="preserve">Model Building Phase</w:t>
-            </w:r>
-          </w:p>
-          <w:p>
-            <w:pPr>
-              <w:spacing w:after="20" w:before="0"/>
-            </w:pPr>
-            <w:r>
-              <w:rPr>
-                <w:rFonts w:ascii="Arial" w:cs="Arial" w:eastAsia="Arial" w:hAnsi="Arial"/>
-                <w:b/>
-                <w:bCs/>
-                <w:color w:val="1F3864"/>
-                <w:sz w:val="16"/>
-                <w:szCs w:val="16"/>
-              </w:rPr>
-              <w:t xml:space="preserve">📹 VIDEO:</w:t>
-            </w:r>
-          </w:p>
-          <w:p>
-            <w:pPr>
-              <w:spacing w:after="20" w:before="0"/>
-            </w:pPr>
-            <w:hyperlink w:history="1" r:id="rIdtmcd8plgyjnwxvbjlyzbn">
-              <w:r>
-                <w:rPr>
-                  <w:rFonts w:ascii="Arial" w:cs="Arial" w:eastAsia="Arial" w:hAnsi="Arial"/>
-                  <w:color w:val="2E75B6"/>
-                  <w:sz w:val="16"/>
-                  <w:szCs w:val="16"/>
-                  <w:u w:val="single" w:color="2E75B6"/>
-                </w:rPr>
-                <w:t xml:space="preserve">Interpreting direction of motion from velocity-time graph</w:t>
-              </w:r>
-            </w:hyperlink>
-          </w:p>
-          <w:p>
-            <w:pPr>
-              <w:spacing w:after="10" w:before="0"/>
-              <w:ind w:left="120"/>
-            </w:pPr>
-            <w:r>
-              <w:rPr>
-                <w:rFonts w:ascii="Arial" w:cs="Arial" w:eastAsia="Arial" w:hAnsi="Arial"/>
-                <w:color w:val="595959"/>
-                <w:sz w:val="14"/>
-                <w:szCs w:val="14"/>
-              </w:rPr>
-              <w:t xml:space="preserve">Source: Khan Academy (English - US curriculum)</w:t>
-            </w:r>
-          </w:p>
-          <w:p>
-            <w:pPr>
-              <w:spacing w:after="10" w:before="0"/>
-              <w:ind w:left="120"/>
-            </w:pPr>
-            <w:hyperlink w:history="1" r:id="rIdzar2fybcllzsp785u_r2n">
-              <w:r>
-                <w:rPr>
-                  <w:rFonts w:ascii="Arial" w:cs="Arial" w:eastAsia="Arial" w:hAnsi="Arial"/>
-                  <w:color w:val="595959"/>
-                  <w:sz w:val="14"/>
-                  <w:szCs w:val="14"/>
-                  <w:u w:val="single" w:color="595959"/>
-                </w:rPr>
-                <w:t xml:space="preserve">🔍 Search ARES for similar videos</w:t>
-              </w:r>
-            </w:hyperlink>
-          </w:p>
-          <w:p>
-            <w:pPr>
-              <w:spacing w:after="40" w:before="0"/>
-            </w:pPr>
-            <w:r>
-              <w:rPr>
-                <w:sz w:val="14"/>
-                <w:szCs w:val="14"/>
-              </w:rPr>
-              <w:t xml:space="preserve"/>
-            </w:r>
-          </w:p>
-          <w:p>
-            <w:pPr>
-              <w:spacing w:after="20" w:before="0"/>
-            </w:pPr>
-            <w:r>
-              <w:rPr>
-                <w:rFonts w:ascii="Arial" w:cs="Arial" w:eastAsia="Arial" w:hAnsi="Arial"/>
-                <w:b/>
-                <w:bCs/>
-                <w:color w:val="1F3864"/>
-                <w:sz w:val="16"/>
-                <w:szCs w:val="16"/>
-              </w:rPr>
-              <w:t xml:space="preserve">📖 HTML:</w:t>
-            </w:r>
-          </w:p>
-          <w:p>
-            <w:pPr>
-              <w:spacing w:after="20" w:before="0"/>
-            </w:pPr>
-            <w:hyperlink w:history="1" r:id="rIdekau0ckhmt0nu_yh02gzp">
-              <w:r>
-                <w:rPr>
-                  <w:rFonts w:ascii="Arial" w:cs="Arial" w:eastAsia="Arial" w:hAnsi="Arial"/>
-                  <w:color w:val="2E75B6"/>
-                  <w:sz w:val="16"/>
-                  <w:szCs w:val="16"/>
-                  <w:u w:val="single" w:color="2E75B6"/>
-                </w:rPr>
-                <w:t xml:space="preserve">Calculating Acceleration from Velocity and Time (Flexbook)</w:t>
-              </w:r>
-            </w:hyperlink>
-          </w:p>
-          <w:p>
-            <w:pPr>
-              <w:spacing w:after="10" w:before="0"/>
-              <w:ind w:left="120"/>
-            </w:pPr>
-            <w:r>
-              <w:rPr>
-                <w:rFonts w:ascii="Arial" w:cs="Arial" w:eastAsia="Arial" w:hAnsi="Arial"/>
-                <w:color w:val="595959"/>
-                <w:sz w:val="14"/>
-                <w:szCs w:val="14"/>
-              </w:rPr>
-              <w:t xml:space="preserve">Source: CK-12</w:t>
-            </w:r>
-          </w:p>
-          <w:p>
-            <w:pPr>
-              <w:spacing w:after="10" w:before="0"/>
-              <w:ind w:left="120"/>
-            </w:pPr>
-            <w:hyperlink w:history="1" r:id="rIdxq9ylwglzplzn0dsmoh54">
+            <w:hyperlink w:history="1" r:id="rIdscpyawnujs4xsm0vr_76c">
               <w:r>
                 <w:rPr>
                   <w:rFonts w:ascii="Arial" w:cs="Arial" w:eastAsia="Arial" w:hAnsi="Arial"/>
@@ -17082,7 +17386,7 @@
                 <w:sz w:val="18"/>
                 <w:szCs w:val="18"/>
               </w:rPr>
-              <w:t xml:space="preserve">Learners observed that a velocity-time graph for a matatu journey on Uhuru Highway, Nairobi, produces three visually distinct segments: a rising straight line (acceleration from the Kencom bus stop), a horizontal straight line (constant cruising velocity), and a falling straight line (braking before the next stage). They also observed Runner B's velocity-time sketch derived from marathon split data, showing a mid-race dip in velocity followed by a steep positive gradient in the final 12 km sprint.</w:t>
+              <w:t xml:space="preserve">Learners observed that a velocity-time graph for a matatu journey on Uhuru Highway, Nairobi, produces three visually distinct segments: a rising straight line (acceleration from the Kencom bus stop), a horizontal straight line (constant cruising velocity), and a falling straight line (braking before the next stage). They also observed Runner B's velocity-time sketch derived from marathon split data, showing a mid-race dip in velocity followed by a steep positive gradient in the final 2 km sprint.</w:t>
             </w:r>
           </w:p>
         </w:tc>
@@ -17214,7 +17518,7 @@
                 <w:sz w:val="18"/>
                 <w:szCs w:val="18"/>
               </w:rPr>
-              <w:t xml:space="preserve">The velocity-time graph of the Nairobi Marathon now mathematically explains what the split-time tables could only hint at: Runner B's steep positive gradient between km 30 and km 42 confirms a genuine sprint-finish acceleration, but the graph also shows that his velocity during km 20–30 was significantly lower than Runner A's flat, consistent velocity profile across the same period. The gradient calculations make it possible to state, with numbers and units, exactly how much Runner B accelerated — and why, despite that acceleration, his overall average velocity was lower, giving Runner A the victory.</w:t>
+              <w:t xml:space="preserve">The velocity-time graph of the Nairobi Marathon now mathematically explains what the split-time tables could only hint at: Runner B's steep positive gradient between km 35 and km 42 confirms a genuine sprint-finish acceleration, but the graph also shows that his velocity during km 25–35 was significantly lower than Runner A's flat, consistent velocity profile across the same period. The gradient calculations make it possible to state, with numbers and units, exactly how much Runner B accelerated — and why, despite that acceleration, his overall average velocity was lower, giving Runner A the victory.</w:t>
             </w:r>
           </w:p>
         </w:tc>
@@ -17236,7 +17540,7 @@
         </w:rPr>
         <w:t xml:space="preserve">© 2026 SeaVuria and ARES. Aligned with KICD objectives. Developed by SeaVuria; technical implementation by ARES (with AI assistance from Claude). Licensed under </w:t>
       </w:r>
-      <w:hyperlink w:history="1" r:id="rIdb6k207mqrrdi7h6y_4ne7">
+      <w:hyperlink w:history="1" r:id="rIdbmlywgkoxfhcknzb4f97b">
         <w:r>
           <w:rPr>
             <w:rFonts w:ascii="Arial" w:cs="Arial" w:eastAsia="Arial" w:hAnsi="Arial"/>
@@ -17257,7 +17561,7 @@
         </w:rPr>
         <w:t xml:space="preserve"> (</w:t>
       </w:r>
-      <w:hyperlink w:history="1" r:id="rId2w_show-ytwjensumed-w">
+      <w:hyperlink w:history="1" r:id="rIdzalxd8kdo0xs_lnminzl4">
         <w:r>
           <w:rPr>
             <w:rFonts w:ascii="Arial" w:cs="Arial" w:eastAsia="Arial" w:hAnsi="Arial"/>
@@ -17828,7 +18132,7 @@
                 <w:sz w:val="18"/>
                 <w:szCs w:val="18"/>
               </w:rPr>
-              <w:t xml:space="preserve">In Lessons 4–5 learners mastered displacement-time graphs and average speed. Lesson 6 introduces the velocity-time graph as the next evidence layer: learners discover that the shape of Runner B's velocity-time graph — specifically the area lost under the curve in the final 12 km — mathematically explains why Runner A overtook and won. This lesson directly resolves the central puzzle of the phenomenon and equips learners to update the Driving Question Board entry for 'How do we use velocity-time graphs?'</w:t>
+              <w:t xml:space="preserve">In Lessons 4–5 learners mastered displacement-time graphs and average speed. Lesson 6 introduces the velocity-time graph as the next evidence layer: learners discover that the shape of Runner B's velocity-time graph — specifically the area lost under the curve between 25 km and 35 km — mathematically explains why Runner A overtook and won. This lesson directly resolves the central puzzle of the phenomenon and equips learners to update the Driving Question Board entry for 'How do we use velocity-time graphs?'</w:t>
             </w:r>
           </w:p>
         </w:tc>
@@ -17987,7 +18291,7 @@
                 <w:sz w:val="18"/>
                 <w:szCs w:val="18"/>
               </w:rPr>
-              <w:t xml:space="preserve">Learners begin by predicting what a velocity-time graph for each marathon runner might look like, sketching rough curves from intuition. They then receive printed velocity-time data tables for two real-world Kenyan contexts — an SGR Madaraka Express journey (Nairobi–Mombasa segment) and a 400 m school race at Nakuru High School — and plot and interpret these graphs carefully. Through guided sensemaking, learners discover how to extract acceleration from gradient and total distance from area under the graph using rectangles, trapeziums, and square-counting. They apply this understanding retrospectively to Runner A and Runner B's velocity-time graphs, computing the area under each curve for the final 12 km to prove mathematically why Runner B lost. The lesson closes with a DQB update and a revised cumulative model showing velocity-time graphs as a third motion-description tool alongside distance-time and displacement-time graphs.</w:t>
+              <w:t xml:space="preserve">Learners begin by predicting what a velocity-time graph for each marathon runner might look like, sketching rough curves from intuition. They then receive printed velocity-time data tables for two real-world Kenyan contexts — an SGR Madaraka Express journey (Nairobi–Mombasa segment) and a 400 m school race at Nakuru High School — and plot and interpret these graphs carefully. Through guided sensemaking, learners discover how to extract acceleration from gradient and total distance from area under the graph using rectangles, trapeziums, and square-counting. They apply this understanding retrospectively to Runner A and Runner B's velocity-time graphs, computing the area under each curve for the 25–35 km segment to prove mathematically why Runner B lost. The lesson closes with a DQB update and a revised cumulative model showing velocity-time graphs as a third motion-description tool alongside distance-time and displacement-time graphs.</w:t>
             </w:r>
           </w:p>
         </w:tc>
@@ -18270,7 +18574,7 @@
             <w:pPr>
               <w:spacing w:after="20" w:before="0"/>
             </w:pPr>
-            <w:hyperlink w:history="1" r:id="rIdoqf1bwyztv2i0bbatcsqp">
+            <w:hyperlink w:history="1" r:id="rIdfh6baz8mspazb-a9sfqn5">
               <w:r>
                 <w:rPr>
                   <w:rFonts w:ascii="Arial" w:cs="Arial" w:eastAsia="Arial" w:hAnsi="Arial"/>
@@ -18279,7 +18583,7 @@
                   <w:szCs w:val="16"/>
                   <w:u w:val="single" w:color="2E75B6"/>
                 </w:rPr>
-                <w:t xml:space="preserve">Interpreting direction of motion from velocity-time graph</w:t>
+                <w:t xml:space="preserve">Interpreting change in speed from velocity-time graph</w:t>
               </w:r>
             </w:hyperlink>
           </w:p>
@@ -18303,7 +18607,7 @@
               <w:spacing w:after="10" w:before="0"/>
               <w:ind w:left="120"/>
             </w:pPr>
-            <w:hyperlink w:history="1" r:id="rId8bwitrjfkmahvornd2e9f">
+            <w:hyperlink w:history="1" r:id="rIdk1dhgr1asfnyjazaxutmy">
               <w:r>
                 <w:rPr>
                   <w:rFonts w:ascii="Arial" w:cs="Arial" w:eastAsia="Arial" w:hAnsi="Arial"/>
@@ -18341,14 +18645,14 @@
                 <w:sz w:val="16"/>
                 <w:szCs w:val="16"/>
               </w:rPr>
-              <w:t xml:space="preserve">📖 EXERCISE:</w:t>
+              <w:t xml:space="preserve">📖 HTML:</w:t>
             </w:r>
           </w:p>
           <w:p>
             <w:pPr>
               <w:spacing w:after="20" w:before="0"/>
             </w:pPr>
-            <w:hyperlink w:history="1" r:id="rIdp7eozclywouvnv57lnqfs">
+            <w:hyperlink w:history="1" r:id="rIdpggclgcvuypkm7snbd-jn">
               <w:r>
                 <w:rPr>
                   <w:rFonts w:ascii="Arial" w:cs="Arial" w:eastAsia="Arial" w:hAnsi="Arial"/>
@@ -18357,7 +18661,7 @@
                   <w:szCs w:val="16"/>
                   <w:u w:val="single" w:color="2E75B6"/>
                 </w:rPr>
-                <w:t xml:space="preserve">2D projectile motion: Identifying graphs for projectiles</w:t>
+                <w:t xml:space="preserve">Velocity-Time Graphs (Flexbook)</w:t>
               </w:r>
             </w:hyperlink>
           </w:p>
@@ -18373,7 +18677,7 @@
                 <w:sz w:val="14"/>
                 <w:szCs w:val="14"/>
               </w:rPr>
-              <w:t xml:space="preserve">Source: Khan Academy (English - US curriculum)</w:t>
+              <w:t xml:space="preserve">Source: CK-12</w:t>
             </w:r>
           </w:p>
           <w:p>
@@ -18381,7 +18685,7 @@
               <w:spacing w:after="10" w:before="0"/>
               <w:ind w:left="120"/>
             </w:pPr>
-            <w:hyperlink w:history="1" r:id="rIduactf6g_lupseihvf5v0a">
+            <w:hyperlink w:history="1" r:id="rIdiylwsgrcu0sjy08siednr">
               <w:r>
                 <w:rPr>
                   <w:rFonts w:ascii="Arial" w:cs="Arial" w:eastAsia="Arial" w:hAnsi="Arial"/>
@@ -18576,7 +18880,7 @@
             <w:pPr>
               <w:spacing w:after="20" w:before="0"/>
             </w:pPr>
-            <w:hyperlink w:history="1" r:id="rIdzisbeh5oesve1ljv0jpqk">
+            <w:hyperlink w:history="1" r:id="rIdh3rvnvrpsr2gii4fibeio">
               <w:r>
                 <w:rPr>
                   <w:rFonts w:ascii="Arial" w:cs="Arial" w:eastAsia="Arial" w:hAnsi="Arial"/>
@@ -18585,7 +18889,7 @@
                   <w:szCs w:val="16"/>
                   <w:u w:val="single" w:color="2E75B6"/>
                 </w:rPr>
-                <w:t xml:space="preserve">Acceleration vs. time graphs</w:t>
+                <w:t xml:space="preserve">Average velocity for constant acceleration</w:t>
               </w:r>
             </w:hyperlink>
           </w:p>
@@ -18609,7 +18913,7 @@
               <w:spacing w:after="10" w:before="0"/>
               <w:ind w:left="120"/>
             </w:pPr>
-            <w:hyperlink w:history="1" r:id="rId5jmohatzguuw73xmvfluu">
+            <w:hyperlink w:history="1" r:id="rIdry8bda12wpx3ojko4w0hl">
               <w:r>
                 <w:rPr>
                   <w:rFonts w:ascii="Arial" w:cs="Arial" w:eastAsia="Arial" w:hAnsi="Arial"/>
@@ -18647,14 +18951,14 @@
                 <w:sz w:val="16"/>
                 <w:szCs w:val="16"/>
               </w:rPr>
-              <w:t xml:space="preserve">📖 EXERCISE:</w:t>
+              <w:t xml:space="preserve">📖 HTML:</w:t>
             </w:r>
           </w:p>
           <w:p>
             <w:pPr>
               <w:spacing w:after="20" w:before="0"/>
             </w:pPr>
-            <w:hyperlink w:history="1" r:id="rIdbzldrjuh1wkmevsjokohj">
+            <w:hyperlink w:history="1" r:id="rIdt2t0kmays786qr1urbadu">
               <w:r>
                 <w:rPr>
                   <w:rFonts w:ascii="Arial" w:cs="Arial" w:eastAsia="Arial" w:hAnsi="Arial"/>
@@ -18663,7 +18967,7 @@
                   <w:szCs w:val="16"/>
                   <w:u w:val="single" w:color="2E75B6"/>
                 </w:rPr>
-                <w:t xml:space="preserve">2D projectile motion: Vectors and comparing multiple trajectories</w:t>
+                <w:t xml:space="preserve">Velocity-Time Graphs (Flexbook)</w:t>
               </w:r>
             </w:hyperlink>
           </w:p>
@@ -18679,7 +18983,7 @@
                 <w:sz w:val="14"/>
                 <w:szCs w:val="14"/>
               </w:rPr>
-              <w:t xml:space="preserve">Source: Khan Academy (English - US curriculum)</w:t>
+              <w:t xml:space="preserve">Source: CK-12</w:t>
             </w:r>
           </w:p>
           <w:p>
@@ -18687,7 +18991,7 @@
               <w:spacing w:after="10" w:before="0"/>
               <w:ind w:left="120"/>
             </w:pPr>
-            <w:hyperlink w:history="1" r:id="rIdqlemizfktbihrrlhvirjm">
+            <w:hyperlink w:history="1" r:id="rIdaedvwjmzrxevzldpjcvp8">
               <w:r>
                 <w:rPr>
                   <w:rFonts w:ascii="Arial" w:cs="Arial" w:eastAsia="Arial" w:hAnsi="Arial"/>
@@ -18882,7 +19186,329 @@
             <w:pPr>
               <w:spacing w:after="20" w:before="0"/>
             </w:pPr>
-            <w:hyperlink w:history="1" r:id="rIdhbos74hfbzg51fqamrjiq">
+            <w:hyperlink w:history="1" r:id="rIdszqejq9u0rikcyjyqo5qk">
+              <w:r>
+                <w:rPr>
+                  <w:rFonts w:ascii="Arial" w:cs="Arial" w:eastAsia="Arial" w:hAnsi="Arial"/>
+                  <w:color w:val="2E75B6"/>
+                  <w:sz w:val="16"/>
+                  <w:szCs w:val="16"/>
+                  <w:u w:val="single" w:color="2E75B6"/>
+                </w:rPr>
+                <w:t xml:space="preserve">Why distance is area under velocity-time line</w:t>
+              </w:r>
+            </w:hyperlink>
+          </w:p>
+          <w:p>
+            <w:pPr>
+              <w:spacing w:after="10" w:before="0"/>
+              <w:ind w:left="120"/>
+            </w:pPr>
+            <w:r>
+              <w:rPr>
+                <w:rFonts w:ascii="Arial" w:cs="Arial" w:eastAsia="Arial" w:hAnsi="Arial"/>
+                <w:color w:val="595959"/>
+                <w:sz w:val="14"/>
+                <w:szCs w:val="14"/>
+              </w:rPr>
+              <w:t xml:space="preserve">Source: Khan Academy (English - US curriculum)</w:t>
+            </w:r>
+          </w:p>
+          <w:p>
+            <w:pPr>
+              <w:spacing w:after="10" w:before="0"/>
+              <w:ind w:left="120"/>
+            </w:pPr>
+            <w:hyperlink w:history="1" r:id="rIdjyhqlxcmnyu5ll51bsxcr">
+              <w:r>
+                <w:rPr>
+                  <w:rFonts w:ascii="Arial" w:cs="Arial" w:eastAsia="Arial" w:hAnsi="Arial"/>
+                  <w:color w:val="595959"/>
+                  <w:sz w:val="14"/>
+                  <w:szCs w:val="14"/>
+                  <w:u w:val="single" w:color="595959"/>
+                </w:rPr>
+                <w:t xml:space="preserve">🔍 Search ARES for similar videos</w:t>
+              </w:r>
+            </w:hyperlink>
+          </w:p>
+          <w:p>
+            <w:pPr>
+              <w:spacing w:after="40" w:before="0"/>
+            </w:pPr>
+            <w:r>
+              <w:rPr>
+                <w:sz w:val="14"/>
+                <w:szCs w:val="14"/>
+              </w:rPr>
+              <w:t xml:space="preserve"/>
+            </w:r>
+          </w:p>
+          <w:p>
+            <w:pPr>
+              <w:spacing w:after="20" w:before="0"/>
+            </w:pPr>
+            <w:r>
+              <w:rPr>
+                <w:rFonts w:ascii="Arial" w:cs="Arial" w:eastAsia="Arial" w:hAnsi="Arial"/>
+                <w:b/>
+                <w:bCs/>
+                <w:color w:val="1F3864"/>
+                <w:sz w:val="16"/>
+                <w:szCs w:val="16"/>
+              </w:rPr>
+              <w:t xml:space="preserve">📖 EXERCISE:</w:t>
+            </w:r>
+          </w:p>
+          <w:p>
+            <w:pPr>
+              <w:spacing w:after="20" w:before="0"/>
+            </w:pPr>
+            <w:hyperlink w:history="1" r:id="rIde6-evbwysh5qp9vhm8nmq">
+              <w:r>
+                <w:rPr>
+                  <w:rFonts w:ascii="Arial" w:cs="Arial" w:eastAsia="Arial" w:hAnsi="Arial"/>
+                  <w:color w:val="2E75B6"/>
+                  <w:sz w:val="16"/>
+                  <w:szCs w:val="16"/>
+                  <w:u w:val="single" w:color="2E75B6"/>
+                </w:rPr>
+                <w:t xml:space="preserve">Average velocity and average speed from graphs</w:t>
+              </w:r>
+            </w:hyperlink>
+          </w:p>
+          <w:p>
+            <w:pPr>
+              <w:spacing w:after="20" w:before="0"/>
+            </w:pPr>
+            <w:r>
+              <w:rPr>
+                <w:rFonts w:ascii="Arial" w:cs="Arial" w:eastAsia="Arial" w:hAnsi="Arial"/>
+                <w:i/>
+                <w:iCs/>
+                <w:color w:val="595959"/>
+                <w:sz w:val="16"/>
+                <w:szCs w:val="16"/>
+              </w:rPr>
+              <w:t xml:space="preserve">Related topic: not an exact match for this lesson.</w:t>
+            </w:r>
+          </w:p>
+          <w:p>
+            <w:pPr>
+              <w:spacing w:after="10" w:before="0"/>
+              <w:ind w:left="120"/>
+            </w:pPr>
+            <w:r>
+              <w:rPr>
+                <w:rFonts w:ascii="Arial" w:cs="Arial" w:eastAsia="Arial" w:hAnsi="Arial"/>
+                <w:color w:val="595959"/>
+                <w:sz w:val="14"/>
+                <w:szCs w:val="14"/>
+              </w:rPr>
+              <w:t xml:space="preserve">Source: Khan Academy (English - US curriculum)</w:t>
+            </w:r>
+          </w:p>
+          <w:p>
+            <w:pPr>
+              <w:spacing w:after="10" w:before="0"/>
+              <w:ind w:left="120"/>
+            </w:pPr>
+            <w:hyperlink w:history="1" r:id="rIdqza58h8izbs3g0o7ck6zn">
+              <w:r>
+                <w:rPr>
+                  <w:rFonts w:ascii="Arial" w:cs="Arial" w:eastAsia="Arial" w:hAnsi="Arial"/>
+                  <w:color w:val="595959"/>
+                  <w:sz w:val="14"/>
+                  <w:szCs w:val="14"/>
+                  <w:u w:val="single" w:color="595959"/>
+                </w:rPr>
+                <w:t xml:space="preserve">🔍 Search ARES for similar readings</w:t>
+              </w:r>
+            </w:hyperlink>
+          </w:p>
+        </w:tc>
+        <w:tc>
+          <w:tcPr>
+            <w:tcW w:type="dxa" w:w="3040"/>
+            <w:shd w:fill="FFFFFF" w:color="auto" w:val="clear"/>
+            <w:tcMar>
+              <w:top w:type="dxa" w:w="60"/>
+              <w:left w:type="dxa" w:w="120"/>
+              <w:bottom w:type="dxa" w:w="60"/>
+              <w:right w:type="dxa" w:w="120"/>
+            </w:tcMar>
+            <w:vAlign w:val="top"/>
+          </w:tcPr>
+          <w:p>
+            <w:pPr>
+              <w:spacing w:after="40" w:before="0"/>
+              <w:jc w:val="left"/>
+            </w:pPr>
+            <w:r>
+              <w:rPr>
+                <w:rFonts w:ascii="Arial" w:cs="Arial" w:eastAsia="Arial" w:hAnsi="Arial"/>
+                <w:b w:val="false"/>
+                <w:bCs w:val="false"/>
+                <w:i w:val="false"/>
+                <w:iCs w:val="false"/>
+                <w:color w:val="000000"/>
+                <w:sz w:val="18"/>
+                <w:szCs w:val="18"/>
+              </w:rPr>
+              <w:t xml:space="preserve">The class reconvenes for direct instruction and guided practice in two parts. PART A — Gradient = Acceleration: The teacher demonstrates on the SGR graph (drawn large on the board) how to calculate the gradient of the acceleration phase: gradient = change in velocity ÷ change in time = (120 − 0) km/h ÷ (10 − 0) min, converted to m/s². Learners calculate the deceleration phase gradient independently, then check with their group. They confirm that a negative gradient means deceleration. PART B — Area Under Graph = Distance: The teacher introduces the key concept: 'The area of the region between the velocity-time graph and the time axis equals the total distance travelled.' The teacher works through the SGR graph, decomposing it into recognisable shapes: a triangle (acceleration phase), two rectangles (constant velocity phase), and a trapezium (deceleration phase), and calculates area for each. Learners then independently calculate the total area under Athlete Kamau's velocity-time graph for the Nakuru 400 m race, using both shape decomposition and square-counting as a check. Finally, the teacher presents a simplified version of the Runner A vs Runner B velocity-time graph for km 25–35 of the Nairobi Marathon. Learners calculate the area under each curve for this segment. The calculation reveals that Runner B's area (distance covered) in km 25–35 is smaller than Runner A's — proving mathematically that Runner A overtook Runner B after his slowdown even though they covered the same total 42 km race distance.</w:t>
+            </w:r>
+          </w:p>
+        </w:tc>
+        <w:tc>
+          <w:tcPr>
+            <w:tcW w:type="dxa" w:w="3040"/>
+            <w:shd w:fill="F2F2F2" w:color="auto" w:val="clear"/>
+            <w:tcMar>
+              <w:top w:type="dxa" w:w="60"/>
+              <w:left w:type="dxa" w:w="120"/>
+              <w:bottom w:type="dxa" w:w="60"/>
+              <w:right w:type="dxa" w:w="120"/>
+            </w:tcMar>
+            <w:vAlign w:val="top"/>
+          </w:tcPr>
+          <w:p>
+            <w:pPr>
+              <w:spacing w:after="40" w:before="0"/>
+              <w:jc w:val="left"/>
+            </w:pPr>
+            <w:r>
+              <w:rPr>
+                <w:rFonts w:ascii="Arial" w:cs="Arial" w:eastAsia="Arial" w:hAnsi="Arial"/>
+                <w:b w:val="false"/>
+                <w:bCs w:val="false"/>
+                <w:i w:val="false"/>
+                <w:iCs w:val="false"/>
+                <w:color w:val="000000"/>
+                <w:sz w:val="18"/>
+                <w:szCs w:val="18"/>
+              </w:rPr>
+              <w:t xml:space="preserve">PART A: Draw the SGR velocity-time graph large on the board. Say: 'The gradient of a velocity-time graph tells us how fast velocity is changing — that is acceleration. Watch how I calculate the gradient for the acceleration phase.' [Model calculation step by step, writing units at every step.] Say: 'Now you calculate the gradient of the deceleration phase — the segment where the train slows to zero. Work individually, then compare with your group. You have 3 minutes.' [WAIT. Circulate. After 3 minutes, cold-call 2 learners — choose one confident and one who appeared uncertain during circulation — to share their answers.] [WAIT TIME: 12 seconds between nomination and response.] Correct errors. Write on board: 'Gradient of velocity-time graph = acceleration (m/s²). Positive gradient = acceleration. Negative gradient = deceleration. Zero gradient = constant velocity.' PART B: Say: 'Now the big idea of today's lesson. Look at the SGR graph. The area of the region under the graph — between the line and the time axis — equals the total distance the train travelled. Let me show you how to find it by breaking the shape into pieces we know.' [Decompose into triangle, rectangles, trapezium. Calculate each. Sum them.] Say: 'Now use the same method to find the total distance Athlete Kamau ran. Use shape decomposition first, then count squares to check. You have 8 minutes.' [Circulate actively. Prompt groups who are stuck: 'What shapes can you see when you look at the graph?'] Cold-call one group to present their answer and method on the board. [WAIT TIME after each board explanation: 10 seconds for peer questions.] MARATHON APPLICATION: Display the simplified Runner A vs Runner B velocity-time graph for km 25–35. Say: 'Calculate the area under Runner A's line for this 10 km segment. Then calculate the area under Runner B's line. What do you notice?' [Allow 6 minutes.] Cold-call 2 groups. Say: 'So — mathematically — who covered more distance in the final 12 km? Why did Runner A win?' [WAIT TIME: 15 seconds. Expect: 'Runner A covered more distance in km 25–35 because the area under Runner A's graph is larger, meaning Runner A's velocity was higher for longer.']</w:t>
+            </w:r>
+          </w:p>
+        </w:tc>
+        <w:tc>
+          <w:tcPr>
+            <w:tcW w:type="dxa" w:w="3040"/>
+            <w:shd w:fill="FFFFFF" w:color="auto" w:val="clear"/>
+            <w:tcMar>
+              <w:top w:type="dxa" w:w="60"/>
+              <w:left w:type="dxa" w:w="120"/>
+              <w:bottom w:type="dxa" w:w="60"/>
+              <w:right w:type="dxa" w:w="120"/>
+            </w:tcMar>
+            <w:vAlign w:val="top"/>
+          </w:tcPr>
+          <w:p>
+            <w:pPr>
+              <w:spacing w:after="40" w:before="0"/>
+              <w:jc w:val="left"/>
+            </w:pPr>
+            <w:r>
+              <w:rPr>
+                <w:rFonts w:ascii="Arial" w:cs="Arial" w:eastAsia="Arial" w:hAnsi="Arial"/>
+                <w:b w:val="false"/>
+                <w:bCs w:val="false"/>
+                <w:i w:val="false"/>
+                <w:iCs w:val="false"/>
+                <w:color w:val="000000"/>
+                <w:sz w:val="18"/>
+                <w:szCs w:val="18"/>
+              </w:rPr>
+              <w:t xml:space="preserve">Shape Decomposition and Area Calculation (Quantitative Sensemaking): Decomposing the area under a velocity-time graph into triangles, rectangles, and trapeziums connects new content (area as distance) to prior geometric knowledge, making the concept accessible. The deliberate pairing of shape-decomposition and square-counting as independent verification methods builds mathematical confidence and self-checking habits. The marathon application at the end of Phase 3 creates a direct, emotionally resonant payoff — the same Kenyan athletes learners have been tracking since Lesson 1 — making the abstract area calculation meaningful and memorable.</w:t>
+            </w:r>
+          </w:p>
+        </w:tc>
+        <w:tc>
+          <w:tcPr>
+            <w:tcW w:type="dxa" w:w="3040"/>
+            <w:shd w:fill="F2F2F2" w:color="auto" w:val="clear"/>
+            <w:tcMar>
+              <w:top w:type="dxa" w:w="60"/>
+              <w:left w:type="dxa" w:w="120"/>
+              <w:bottom w:type="dxa" w:w="60"/>
+              <w:right w:type="dxa" w:w="120"/>
+            </w:tcMar>
+            <w:vAlign w:val="top"/>
+          </w:tcPr>
+          <w:p>
+            <w:pPr>
+              <w:spacing w:after="40" w:before="0"/>
+              <w:jc w:val="left"/>
+            </w:pPr>
+            <w:r>
+              <w:rPr>
+                <w:rFonts w:ascii="Arial" w:cs="Arial" w:eastAsia="Arial" w:hAnsi="Arial"/>
+                <w:b w:val="false"/>
+                <w:bCs w:val="false"/>
+                <w:i w:val="false"/>
+                <w:iCs w:val="false"/>
+                <w:color w:val="000000"/>
+                <w:sz w:val="18"/>
+                <w:szCs w:val="18"/>
+              </w:rPr>
+              <w:t xml:space="preserve">Teacher checks for: (i) correct identification of shapes (triangle, rectangle, trapezium) within the graph region — learners who shade the entire rectangle up to the peak velocity are redirected to shade only to the line; (ii) correct formula application — trapezium area = ½ × (sum of parallel sides) × height, with correct identification of which dimensions are 'height' and which are 'parallel sides' in the context of the graph; (iii) correct units for area — velocity (m/s or km/h) × time (s or h) = distance (m or km) — learners who write 'm/s²' for the area answer are prompted: 'What are the units of the two axes? What do you get when you multiply them?'; (iv) the marathon comparison calculation: both area values computed and a clear written conclusion linking larger area to greater distance covered.</w:t>
+            </w:r>
+          </w:p>
+        </w:tc>
+      </w:tr>
+      <w:tr>
+        <w:tc>
+          <w:tcPr>
+            <w:tcW w:type="dxa" w:w="1520"/>
+            <w:shd w:fill="FCE4D6" w:color="auto" w:val="clear"/>
+            <w:tcMar>
+              <w:top w:type="dxa" w:w="60"/>
+              <w:left w:type="dxa" w:w="120"/>
+              <w:bottom w:type="dxa" w:w="60"/>
+              <w:right w:type="dxa" w:w="120"/>
+            </w:tcMar>
+            <w:vAlign w:val="top"/>
+          </w:tcPr>
+          <w:p>
+            <w:pPr>
+              <w:spacing w:after="40" w:before="0"/>
+              <w:jc w:val="left"/>
+            </w:pPr>
+            <w:r>
+              <w:rPr>
+                <w:rFonts w:ascii="Arial" w:cs="Arial" w:eastAsia="Arial" w:hAnsi="Arial"/>
+                <w:b/>
+                <w:bCs/>
+                <w:i w:val="false"/>
+                <w:iCs w:val="false"/>
+                <w:color w:val="000000"/>
+                <w:sz w:val="18"/>
+                <w:szCs w:val="18"/>
+              </w:rPr>
+              <w:t xml:space="preserve">Driving Question Board (DQB) Creation</w:t>
+            </w:r>
+          </w:p>
+          <w:p>
+            <w:pPr>
+              <w:spacing w:after="20" w:before="0"/>
+            </w:pPr>
+            <w:r>
+              <w:rPr>
+                <w:rFonts w:ascii="Arial" w:cs="Arial" w:eastAsia="Arial" w:hAnsi="Arial"/>
+                <w:b/>
+                <w:bCs/>
+                <w:color w:val="1F3864"/>
+                <w:sz w:val="16"/>
+                <w:szCs w:val="16"/>
+              </w:rPr>
+              <w:t xml:space="preserve">📹 VIDEO:</w:t>
+            </w:r>
+          </w:p>
+          <w:p>
+            <w:pPr>
+              <w:spacing w:after="20" w:before="0"/>
+            </w:pPr>
+            <w:hyperlink w:history="1" r:id="rIdopmk6dr80wohbnndtucz0">
               <w:r>
                 <w:rPr>
                   <w:rFonts w:ascii="Arial" w:cs="Arial" w:eastAsia="Arial" w:hAnsi="Arial"/>
@@ -18915,7 +19541,7 @@
               <w:spacing w:after="10" w:before="0"/>
               <w:ind w:left="120"/>
             </w:pPr>
-            <w:hyperlink w:history="1" r:id="rIdwgwwrfjk8rrxjjb0utkhq">
+            <w:hyperlink w:history="1" r:id="rIdpxayhvafejvj69y_vqkai">
               <w:r>
                 <w:rPr>
                   <w:rFonts w:ascii="Arial" w:cs="Arial" w:eastAsia="Arial" w:hAnsi="Arial"/>
@@ -18960,7 +19586,7 @@
             <w:pPr>
               <w:spacing w:after="20" w:before="0"/>
             </w:pPr>
-            <w:hyperlink w:history="1" r:id="rIdpyiuqq4u--ciheoxamkgg">
+            <w:hyperlink w:history="1" r:id="rIdthw4mig4kjaos5ekvksgw">
               <w:r>
                 <w:rPr>
                   <w:rFonts w:ascii="Arial" w:cs="Arial" w:eastAsia="Arial" w:hAnsi="Arial"/>
@@ -18969,9 +19595,25 @@
                   <w:szCs w:val="16"/>
                   <w:u w:val="single" w:color="2E75B6"/>
                 </w:rPr>
-                <w:t xml:space="preserve">Average velocity and average speed from graphs</w:t>
+                <w:t xml:space="preserve">Instantaneous velocity and instantaneous speed from graphs</w:t>
               </w:r>
             </w:hyperlink>
+          </w:p>
+          <w:p>
+            <w:pPr>
+              <w:spacing w:after="20" w:before="0"/>
+            </w:pPr>
+            <w:r>
+              <w:rPr>
+                <w:rFonts w:ascii="Arial" w:cs="Arial" w:eastAsia="Arial" w:hAnsi="Arial"/>
+                <w:i/>
+                <w:iCs/>
+                <w:color w:val="595959"/>
+                <w:sz w:val="16"/>
+                <w:szCs w:val="16"/>
+              </w:rPr>
+              <w:t xml:space="preserve">Related topic: not an exact match for this lesson.</w:t>
+            </w:r>
           </w:p>
           <w:p>
             <w:pPr>
@@ -18993,7 +19635,7 @@
               <w:spacing w:after="10" w:before="0"/>
               <w:ind w:left="120"/>
             </w:pPr>
-            <w:hyperlink w:history="1" r:id="rIdvimto87uf2pvbzexvcd4a">
+            <w:hyperlink w:history="1" r:id="rIdql1nqmzkr2yewatyqmvwi">
               <w:r>
                 <w:rPr>
                   <w:rFonts w:ascii="Arial" w:cs="Arial" w:eastAsia="Arial" w:hAnsi="Arial"/>
@@ -19035,7 +19677,7 @@
                 <w:sz w:val="18"/>
                 <w:szCs w:val="18"/>
               </w:rPr>
-              <w:t xml:space="preserve">The class reconvenes for direct instruction and guided practice in two parts. PART A — Gradient = Acceleration: The teacher demonstrates on the SGR graph (drawn large on the board) how to calculate the gradient of the acceleration phase: gradient = change in velocity ÷ change in time = (120 − 0) km/h ÷ (10 − 0) min, converted to m/s². Learners calculate the deceleration phase gradient independently, then check with their group. They confirm that a negative gradient means deceleration. PART B — Area Under Graph = Distance: The teacher introduces the key concept: 'The area of the region between the velocity-time graph and the time axis equals the total distance travelled.' The teacher works through the SGR graph, decomposing it into recognisable shapes: a triangle (acceleration phase), two rectangles (constant velocity phase), and a trapezium (deceleration phase), and calculates area for each. Learners then independently calculate the total area under Athlete Kamau's velocity-time graph for the Nakuru 400 m race, using both shape decomposition and square-counting as a check. Finally, the teacher presents a simplified version of the Runner A vs Runner B velocity-time graph for the final 12 km of the Nairobi Marathon. Learners calculate the area under each curve for this segment. The calculation reveals that Runner B's area (distance covered) in the final 12 km is smaller than Runner A's — proving mathematically that Runner A overtook Runner B in the final stretch even though they covered the same total 42 km race distance.</w:t>
+              <w:t xml:space="preserve">Groups spend 6 minutes updating the class Driving Question Board. Each group receives three sticky notes in different colours: ORANGE — 'What we can now answer'; GREEN — 'New questions this lesson raised'; PURPLE — 'What we still need to find out to fully answer the driving question'. Groups add their notes to the DQB column labelled 'How do we use velocity-time graphs?' Representative answers expected on orange notes: 'We can find acceleration from the gradient'; 'We can find total distance from area under the graph'; 'We can prove Runner A won because the area under Runner A's graph between km 25 and 35 is bigger.' Green notes might include: 'What if the graph is curved — not straight lines?'; 'Can we use this for the matatu on Nakuru highway — does it have smooth acceleration or steps?'. The teacher reads selected notes aloud and facilitates a 3-minute whole-class discussion to consolidate. The teacher explicitly links back to the phenomenon: 'We now have a mathematical answer to our driving question — not just a description, but a calculation that proves what happened at every point in the race.'</w:t>
             </w:r>
           </w:p>
         </w:tc>
@@ -19067,7 +19709,7 @@
                 <w:sz w:val="18"/>
                 <w:szCs w:val="18"/>
               </w:rPr>
-              <w:t xml:space="preserve">PART A: Draw the SGR velocity-time graph large on the board. Say: 'The gradient of a velocity-time graph tells us how fast velocity is changing — that is acceleration. Watch how I calculate the gradient for the acceleration phase.' [Model calculation step by step, writing units at every step.] Say: 'Now you calculate the gradient of the deceleration phase — the segment where the train slows to zero. Work individually, then compare with your group. You have 3 minutes.' [WAIT. Circulate. After 3 minutes, cold-call 2 learners — choose one confident and one who appeared uncertain during circulation — to share their answers.] [WAIT TIME: 12 seconds between nomination and response.] Correct errors. Write on board: 'Gradient of velocity-time graph = acceleration (m/s²). Positive gradient = acceleration. Negative gradient = deceleration. Zero gradient = constant velocity.' PART B: Say: 'Now the big idea of today's lesson. Look at the SGR graph. The area of the region under the graph — between the line and the time axis — equals the total distance the train travelled. Let me show you how to find it by breaking the shape into pieces we know.' [Decompose into triangle, rectangles, trapezium. Calculate each. Sum them.] Say: 'Now use the same method to find the total distance Athlete Kamau ran. Use shape decomposition first, then count squares to check. You have 8 minutes.' [Circulate actively. Prompt groups who are stuck: 'What shapes can you see when you look at the graph?'] Cold-call one group to present their answer and method on the board. [WAIT TIME after each board explanation: 10 seconds for peer questions.] MARATHON APPLICATION: Display the simplified Runner A vs Runner B velocity-time graph for km 30–42. Say: 'Calculate the area under Runner A's line for this final 12 km segment. Then calculate the area under Runner B's line. What do you notice?' [Allow 6 minutes.] Cold-call 2 groups. Say: 'So — mathematically — who covered more distance in the final 12 km? Why did Runner A win?' [WAIT TIME: 15 seconds. Expect: 'Runner A covered more distance in the final 12 km because the area under Runner A's graph is larger, meaning Runner A's velocity was higher for longer.']</w:t>
+              <w:t xml:space="preserve">Distribute sticky notes. Say: 'You have 6 minutes in your groups. On the ORANGE note write what from today's lesson you can now use to answer our driving question about the Nairobi Marathon runners. On the GREEN note write a new question today's lesson raised. On the PURPLE note write what we still do not know.' [Circulate. Prompt groups whose orange notes are vague — e.g. 'we learnt about graphs' — with: 'Can you be more specific? Which calculation did you do today that helps explain why Runner A won?'] After 6 minutes, cold-call 4 groups to read their orange notes. Write a class summary on the board: 'From v-t graphs we can find: (1) acceleration = gradient; (2) distance = area under graph.' Ask: 'Before today, could we have proved mathematically why Runner B lost? What did we need that we did not have in Lessons 4 and 5?' [WAIT TIME: 12 seconds.] Affirm: 'Exactly — we needed the velocity-time graph and the area calculation. That is today's contribution to the driving question.'</w:t>
             </w:r>
           </w:p>
         </w:tc>
@@ -19099,7 +19741,7 @@
                 <w:sz w:val="18"/>
                 <w:szCs w:val="18"/>
               </w:rPr>
-              <w:t xml:space="preserve">Shape Decomposition and Area Calculation (Quantitative Sensemaking): Decomposing the area under a velocity-time graph into triangles, rectangles, and trapeziums connects new content (area as distance) to prior geometric knowledge, making the concept accessible. The deliberate pairing of shape-decomposition and square-counting as independent verification methods builds mathematical confidence and self-checking habits. The marathon application at the end of Phase 3 creates a direct, emotionally resonant payoff — the same Kenyan athletes learners have been tracking since Lesson 1 — making the abstract area calculation meaningful and memorable.</w:t>
+              <w:t xml:space="preserve">Driving Question Board Protocol (Metacognitive Tracking): The three-colour sticky note system externalises the class's evolving understanding and makes thinking visible to all learners. The explicit distinction between 'what we can now answer' and 'what we still need' models scientific sensemaking — knowledge building is cumulative and iterative. Connecting the DQB update directly back to the marathon phenomenon reinforces that every lesson is a purposeful step toward resolving the anchoring puzzle, not an isolated skill exercise.</w:t>
             </w:r>
           </w:p>
         </w:tc>
@@ -19131,7 +19773,7 @@
                 <w:sz w:val="18"/>
                 <w:szCs w:val="18"/>
               </w:rPr>
-              <w:t xml:space="preserve">Teacher checks for: (i) correct identification of shapes (triangle, rectangle, trapezium) within the graph region — learners who shade the entire rectangle up to the peak velocity are redirected to shade only to the line; (ii) correct formula application — trapezium area = ½ × (sum of parallel sides) × height, with correct identification of which dimensions are 'height' and which are 'parallel sides' in the context of the graph; (iii) correct units for area — velocity (m/s or km/h) × time (s or h) = distance (m or km) — learners who write 'm/s²' for the area answer are prompted: 'What are the units of the two axes? What do you get when you multiply them?'; (iv) the marathon comparison calculation: both area values computed and a clear written conclusion linking larger area to greater distance covered.</w:t>
+              <w:t xml:space="preserve">Teacher reads all orange sticky notes before the lesson ends. Adequate orange notes should reference: gradient, acceleration, area, and distance. Notes that only reference 'drawing graphs' indicate learners have not yet consolidated the interpretive skills and will need targeted re-engagement in Lesson 7. Green and purple notes are photographed (or transcribed) to inform lesson planning for Lessons 7 and 8.</w:t>
             </w:r>
           </w:p>
         </w:tc>
@@ -19140,32 +19782,32 @@
         <w:tc>
           <w:tcPr>
             <w:tcW w:type="dxa" w:w="1520"/>
-            <w:shd w:fill="FCE4D6" w:color="auto" w:val="clear"/>
-            <w:tcMar>
-              <w:top w:type="dxa" w:w="60"/>
-              <w:left w:type="dxa" w:w="120"/>
-              <w:bottom w:type="dxa" w:w="60"/>
-              <w:right w:type="dxa" w:w="120"/>
-            </w:tcMar>
-            <w:vAlign w:val="top"/>
-          </w:tcPr>
-          <w:p>
-            <w:pPr>
-              <w:spacing w:after="40" w:before="0"/>
-              <w:jc w:val="left"/>
-            </w:pPr>
-            <w:r>
-              <w:rPr>
-                <w:rFonts w:ascii="Arial" w:cs="Arial" w:eastAsia="Arial" w:hAnsi="Arial"/>
-                <w:b/>
-                <w:bCs/>
-                <w:i w:val="false"/>
-                <w:iCs w:val="false"/>
-                <w:color w:val="000000"/>
-                <w:sz w:val="18"/>
-                <w:szCs w:val="18"/>
-              </w:rPr>
-              <w:t xml:space="preserve">Driving Question Board (DQB) Creation</w:t>
+            <w:shd w:fill="D5E8F0" w:color="auto" w:val="clear"/>
+            <w:tcMar>
+              <w:top w:type="dxa" w:w="60"/>
+              <w:left w:type="dxa" w:w="120"/>
+              <w:bottom w:type="dxa" w:w="60"/>
+              <w:right w:type="dxa" w:w="120"/>
+            </w:tcMar>
+            <w:vAlign w:val="top"/>
+          </w:tcPr>
+          <w:p>
+            <w:pPr>
+              <w:spacing w:after="40" w:before="0"/>
+              <w:jc w:val="left"/>
+            </w:pPr>
+            <w:r>
+              <w:rPr>
+                <w:rFonts w:ascii="Arial" w:cs="Arial" w:eastAsia="Arial" w:hAnsi="Arial"/>
+                <w:b/>
+                <w:bCs/>
+                <w:i w:val="false"/>
+                <w:iCs w:val="false"/>
+                <w:color w:val="000000"/>
+                <w:sz w:val="18"/>
+                <w:szCs w:val="18"/>
+              </w:rPr>
+              <w:t xml:space="preserve">Model Building Phase</w:t>
             </w:r>
           </w:p>
           <w:p>
@@ -19188,7 +19830,7 @@
             <w:pPr>
               <w:spacing w:after="20" w:before="0"/>
             </w:pPr>
-            <w:hyperlink w:history="1" r:id="rId9wqtwfucpewz0qj2m5fem">
+            <w:hyperlink w:history="1" r:id="rIdbtym0w5a3h_gtmpep9ms3">
               <w:r>
                 <w:rPr>
                   <w:rFonts w:ascii="Arial" w:cs="Arial" w:eastAsia="Arial" w:hAnsi="Arial"/>
@@ -19197,7 +19839,7 @@
                   <w:szCs w:val="16"/>
                   <w:u w:val="single" w:color="2E75B6"/>
                 </w:rPr>
-                <w:t xml:space="preserve">Position vs. time graphs</w:t>
+                <w:t xml:space="preserve">Average velocity for constant acceleration</w:t>
               </w:r>
             </w:hyperlink>
           </w:p>
@@ -19221,7 +19863,7 @@
               <w:spacing w:after="10" w:before="0"/>
               <w:ind w:left="120"/>
             </w:pPr>
-            <w:hyperlink w:history="1" r:id="rIdriueessbvdbcapgoigwe2">
+            <w:hyperlink w:history="1" r:id="rIdjjacjeewvr2aufhjh-vxo">
               <w:r>
                 <w:rPr>
                   <w:rFonts w:ascii="Arial" w:cs="Arial" w:eastAsia="Arial" w:hAnsi="Arial"/>
@@ -19259,14 +19901,14 @@
                 <w:sz w:val="16"/>
                 <w:szCs w:val="16"/>
               </w:rPr>
-              <w:t xml:space="preserve">📖 EXERCISE:</w:t>
+              <w:t xml:space="preserve">📖 HTML:</w:t>
             </w:r>
           </w:p>
           <w:p>
             <w:pPr>
               <w:spacing w:after="20" w:before="0"/>
             </w:pPr>
-            <w:hyperlink w:history="1" r:id="rIdl06airmujlwe4ixdly96y">
+            <w:hyperlink w:history="1" r:id="rId5umx223gdah45gu0auu3p">
               <w:r>
                 <w:rPr>
                   <w:rFonts w:ascii="Arial" w:cs="Arial" w:eastAsia="Arial" w:hAnsi="Arial"/>
@@ -19275,9 +19917,25 @@
                   <w:szCs w:val="16"/>
                   <w:u w:val="single" w:color="2E75B6"/>
                 </w:rPr>
-                <w:t xml:space="preserve">Instantaneous velocity and instantaneous speed from graphs</w:t>
+                <w:t xml:space="preserve">Displacement During Constant Acceleration (Flexbook)</w:t>
               </w:r>
             </w:hyperlink>
+          </w:p>
+          <w:p>
+            <w:pPr>
+              <w:spacing w:after="20" w:before="0"/>
+            </w:pPr>
+            <w:r>
+              <w:rPr>
+                <w:rFonts w:ascii="Arial" w:cs="Arial" w:eastAsia="Arial" w:hAnsi="Arial"/>
+                <w:i/>
+                <w:iCs/>
+                <w:color w:val="595959"/>
+                <w:sz w:val="16"/>
+                <w:szCs w:val="16"/>
+              </w:rPr>
+              <w:t xml:space="preserve">Related topic: not an exact match for this lesson.</w:t>
+            </w:r>
           </w:p>
           <w:p>
             <w:pPr>
@@ -19291,7 +19949,7 @@
                 <w:sz w:val="14"/>
                 <w:szCs w:val="14"/>
               </w:rPr>
-              <w:t xml:space="preserve">Source: Khan Academy (English - US curriculum)</w:t>
+              <w:t xml:space="preserve">Source: CK-12</w:t>
             </w:r>
           </w:p>
           <w:p>
@@ -19299,7 +19957,7 @@
               <w:spacing w:after="10" w:before="0"/>
               <w:ind w:left="120"/>
             </w:pPr>
-            <w:hyperlink w:history="1" r:id="rId7q24bgbpy0kwexpyinu5_">
+            <w:hyperlink w:history="1" r:id="rIdrx2qmhkbtnjbfayvsjc1q">
               <w:r>
                 <w:rPr>
                   <w:rFonts w:ascii="Arial" w:cs="Arial" w:eastAsia="Arial" w:hAnsi="Arial"/>
@@ -19341,7 +19999,7 @@
                 <w:sz w:val="18"/>
                 <w:szCs w:val="18"/>
               </w:rPr>
-              <w:t xml:space="preserve">Groups spend 6 minutes updating the class Driving Question Board. Each group receives three sticky notes in different colours: ORANGE — 'What we can now answer'; GREEN — 'New questions this lesson raised'; PURPLE — 'What we still need to find out to fully answer the driving question'. Groups add their notes to the DQB column labelled 'How do we use velocity-time graphs?' Representative answers expected on orange notes: 'We can find acceleration from the gradient'; 'We can find total distance from area under the graph'; 'We can prove Runner A won because the area under Runner A's graph in the final 12 km is bigger.' Green notes might include: 'What if the graph is curved — not straight lines?'; 'Can we use this for the matatu on Nakuru highway — does it have smooth acceleration or steps?'. The teacher reads selected notes aloud and facilitates a 3-minute whole-class discussion to consolidate. The teacher explicitly links back to the phenomenon: 'We now have a mathematical answer to our driving question — not just a description, but a calculation that proves what happened at every point in the race.'</w:t>
+              <w:t xml:space="preserve">Learners individually update their cumulative motion model — a diagram they have been building since Lesson 1 to describe Runner A and Runner B's race. In Lessons 4–5 they added displacement-time graphs and speed calculations to the model. Today each learner adds: (i) a velocity-time graph sketch for each runner for the full race (labelling acceleration at the start, steady pace, water station slow-downs, and the final sprint); (ii) annotation arrows showing where gradient is steep (high acceleration) and shallow (slow acceleration); (iii) shaded regions on the km 25–35 segment of each runner's graph with a written label: 'Area = distance covered in km 25–35. Runner A's area &gt; Runner B's area. Therefore Runner A wins.' Learners write a 3-sentence model summary at the bottom: 'A velocity-time graph shows how velocity changes with time. The gradient of any segment tells us the acceleration or deceleration at that point. The area under the graph tells us the total distance travelled — and this is why Runner A, who had a higher velocity for longer between km 25 and 35, overtook Runner B and won the 2023 Nairobi Marathon.'</w:t>
             </w:r>
           </w:p>
         </w:tc>
@@ -19373,7 +20031,7 @@
                 <w:sz w:val="18"/>
                 <w:szCs w:val="18"/>
               </w:rPr>
-              <w:t xml:space="preserve">Distribute sticky notes. Say: 'You have 6 minutes in your groups. On the ORANGE note write what from today's lesson you can now use to answer our driving question about the Nairobi Marathon runners. On the GREEN note write a new question today's lesson raised. On the PURPLE note write what we still do not know.' [Circulate. Prompt groups whose orange notes are vague — e.g. 'we learnt about graphs' — with: 'Can you be more specific? Which calculation did you do today that helps explain why Runner A won?'] After 6 minutes, cold-call 4 groups to read their orange notes. Write a class summary on the board: 'From v-t graphs we can find: (1) acceleration = gradient; (2) distance = area under graph.' Ask: 'Before today, could we have proved mathematically why Runner B lost? What did we need that we did not have in Lessons 4 and 5?' [WAIT TIME: 12 seconds.] Affirm: 'Exactly — we needed the velocity-time graph and the area calculation. That is today's contribution to the driving question.'</w:t>
+              <w:t xml:space="preserve">Say: 'Get out your cumulative model from Lessons 1 to 5. Today you are going to add the velocity-time graph layer. I want you to sketch the velocity-time graph for each runner for the full race — label all phases. Then shade the km 25–35 section on each runner's graph and write the area comparison. Finally, write your 3-sentence model summary. You have 8 minutes.' [Circulate. Look for: correct graph orientation (velocity on y-axis); correct labelling of phases; shaded region clearly marked; written comparison present.] With 2 minutes remaining: 'Swap your model with someone not in your group. Check: does their velocity-time graph correctly show Runner B starting faster? Does it show Runner A pulling ahead after the slowdown? Does their 3-sentence summary mention gradient AND area? Give one piece of specific written feedback.' [Allow 2 minutes for peer feedback.] Close: 'Hold up your model. Look at how much it has grown since Lesson 1 — we started with split times and a question. Now we have a mathematical proof. In Lesson 7 we will use what we know about velocity-time graphs to calculate relative speed — for example, when a matatu on the Nakuru highway overtakes a lorry.'</w:t>
             </w:r>
           </w:p>
         </w:tc>
@@ -19405,7 +20063,7 @@
                 <w:sz w:val="18"/>
                 <w:szCs w:val="18"/>
               </w:rPr>
-              <w:t xml:space="preserve">Driving Question Board Protocol (Metacognitive Tracking): The three-colour sticky note system externalises the class's evolving understanding and makes thinking visible to all learners. The explicit distinction between 'what we can now answer' and 'what we still need' models scientific sensemaking — knowledge building is cumulative and iterative. Connecting the DQB update directly back to the marathon phenomenon reinforces that every lesson is a purposeful step toward resolving the anchoring puzzle, not an isolated skill exercise.</w:t>
+              <w:t xml:space="preserve">Cumulative Model Revision (Progressive Model Building): Adding the velocity-time graph layer to an existing model — rather than starting fresh — makes the accumulation of knowledge physically visible and conceptually coherent. Learners can literally see the displacement-time graph (from Lesson 5) sitting beside the velocity-time graph (from today), reinforcing that these are complementary descriptions of the same event. The peer-feedback protocol (checking for gradient label AND area label) operationalises the lesson's two key learning outcomes and gives every learner one last retrieval opportunity before the lesson ends.</w:t>
             </w:r>
           </w:p>
         </w:tc>
@@ -19437,313 +20095,7 @@
                 <w:sz w:val="18"/>
                 <w:szCs w:val="18"/>
               </w:rPr>
-              <w:t xml:space="preserve">Teacher reads all orange sticky notes before the lesson ends. Adequate orange notes should reference: gradient, acceleration, area, and distance. Notes that only reference 'drawing graphs' indicate learners have not yet consolidated the interpretive skills and will need targeted re-engagement in Lesson 7. Green and purple notes are photographed (or transcribed) to inform lesson planning for Lessons 7 and 8.</w:t>
-            </w:r>
-          </w:p>
-        </w:tc>
-      </w:tr>
-      <w:tr>
-        <w:tc>
-          <w:tcPr>
-            <w:tcW w:type="dxa" w:w="1520"/>
-            <w:shd w:fill="D5E8F0" w:color="auto" w:val="clear"/>
-            <w:tcMar>
-              <w:top w:type="dxa" w:w="60"/>
-              <w:left w:type="dxa" w:w="120"/>
-              <w:bottom w:type="dxa" w:w="60"/>
-              <w:right w:type="dxa" w:w="120"/>
-            </w:tcMar>
-            <w:vAlign w:val="top"/>
-          </w:tcPr>
-          <w:p>
-            <w:pPr>
-              <w:spacing w:after="40" w:before="0"/>
-              <w:jc w:val="left"/>
-            </w:pPr>
-            <w:r>
-              <w:rPr>
-                <w:rFonts w:ascii="Arial" w:cs="Arial" w:eastAsia="Arial" w:hAnsi="Arial"/>
-                <w:b/>
-                <w:bCs/>
-                <w:i w:val="false"/>
-                <w:iCs w:val="false"/>
-                <w:color w:val="000000"/>
-                <w:sz w:val="18"/>
-                <w:szCs w:val="18"/>
-              </w:rPr>
-              <w:t xml:space="preserve">Model Building Phase</w:t>
-            </w:r>
-          </w:p>
-          <w:p>
-            <w:pPr>
-              <w:spacing w:after="20" w:before="0"/>
-            </w:pPr>
-            <w:r>
-              <w:rPr>
-                <w:rFonts w:ascii="Arial" w:cs="Arial" w:eastAsia="Arial" w:hAnsi="Arial"/>
-                <w:b/>
-                <w:bCs/>
-                <w:color w:val="1F3864"/>
-                <w:sz w:val="16"/>
-                <w:szCs w:val="16"/>
-              </w:rPr>
-              <w:t xml:space="preserve">📹 VIDEO:</w:t>
-            </w:r>
-          </w:p>
-          <w:p>
-            <w:pPr>
-              <w:spacing w:after="20" w:before="0"/>
-            </w:pPr>
-            <w:hyperlink w:history="1" r:id="rIdyjebvbxtvzgnsdqbn1z3j">
-              <w:r>
-                <w:rPr>
-                  <w:rFonts w:ascii="Arial" w:cs="Arial" w:eastAsia="Arial" w:hAnsi="Arial"/>
-                  <w:color w:val="2E75B6"/>
-                  <w:sz w:val="16"/>
-                  <w:szCs w:val="16"/>
-                  <w:u w:val="single" w:color="2E75B6"/>
-                </w:rPr>
-                <w:t xml:space="preserve">Interpreting direction of motion from velocity-time graph</w:t>
-              </w:r>
-            </w:hyperlink>
-          </w:p>
-          <w:p>
-            <w:pPr>
-              <w:spacing w:after="10" w:before="0"/>
-              <w:ind w:left="120"/>
-            </w:pPr>
-            <w:r>
-              <w:rPr>
-                <w:rFonts w:ascii="Arial" w:cs="Arial" w:eastAsia="Arial" w:hAnsi="Arial"/>
-                <w:color w:val="595959"/>
-                <w:sz w:val="14"/>
-                <w:szCs w:val="14"/>
-              </w:rPr>
-              <w:t xml:space="preserve">Source: Khan Academy (English - US curriculum)</w:t>
-            </w:r>
-          </w:p>
-          <w:p>
-            <w:pPr>
-              <w:spacing w:after="10" w:before="0"/>
-              <w:ind w:left="120"/>
-            </w:pPr>
-            <w:hyperlink w:history="1" r:id="rIdggg_qjaekkjucga8y9ojx">
-              <w:r>
-                <w:rPr>
-                  <w:rFonts w:ascii="Arial" w:cs="Arial" w:eastAsia="Arial" w:hAnsi="Arial"/>
-                  <w:color w:val="595959"/>
-                  <w:sz w:val="14"/>
-                  <w:szCs w:val="14"/>
-                  <w:u w:val="single" w:color="595959"/>
-                </w:rPr>
-                <w:t xml:space="preserve">🔍 Search ARES for similar videos</w:t>
-              </w:r>
-            </w:hyperlink>
-          </w:p>
-          <w:p>
-            <w:pPr>
-              <w:spacing w:after="40" w:before="0"/>
-            </w:pPr>
-            <w:r>
-              <w:rPr>
-                <w:sz w:val="14"/>
-                <w:szCs w:val="14"/>
-              </w:rPr>
-              <w:t xml:space="preserve"/>
-            </w:r>
-          </w:p>
-          <w:p>
-            <w:pPr>
-              <w:spacing w:after="20" w:before="0"/>
-            </w:pPr>
-            <w:r>
-              <w:rPr>
-                <w:rFonts w:ascii="Arial" w:cs="Arial" w:eastAsia="Arial" w:hAnsi="Arial"/>
-                <w:b/>
-                <w:bCs/>
-                <w:color w:val="1F3864"/>
-                <w:sz w:val="16"/>
-                <w:szCs w:val="16"/>
-              </w:rPr>
-              <w:t xml:space="preserve">📖 HTML:</w:t>
-            </w:r>
-          </w:p>
-          <w:p>
-            <w:pPr>
-              <w:spacing w:after="20" w:before="0"/>
-            </w:pPr>
-            <w:hyperlink w:history="1" r:id="rIdhss_wd7uq1m3hmac9lkbd">
-              <w:r>
-                <w:rPr>
-                  <w:rFonts w:ascii="Arial" w:cs="Arial" w:eastAsia="Arial" w:hAnsi="Arial"/>
-                  <w:color w:val="2E75B6"/>
-                  <w:sz w:val="16"/>
-                  <w:szCs w:val="16"/>
-                  <w:u w:val="single" w:color="2E75B6"/>
-                </w:rPr>
-                <w:t xml:space="preserve">Velocity-Time Graphs (Flexbook)</w:t>
-              </w:r>
-            </w:hyperlink>
-          </w:p>
-          <w:p>
-            <w:pPr>
-              <w:spacing w:after="10" w:before="0"/>
-              <w:ind w:left="120"/>
-            </w:pPr>
-            <w:r>
-              <w:rPr>
-                <w:rFonts w:ascii="Arial" w:cs="Arial" w:eastAsia="Arial" w:hAnsi="Arial"/>
-                <w:color w:val="595959"/>
-                <w:sz w:val="14"/>
-                <w:szCs w:val="14"/>
-              </w:rPr>
-              <w:t xml:space="preserve">Source: CK-12</w:t>
-            </w:r>
-          </w:p>
-          <w:p>
-            <w:pPr>
-              <w:spacing w:after="10" w:before="0"/>
-              <w:ind w:left="120"/>
-            </w:pPr>
-            <w:hyperlink w:history="1" r:id="rId37v-sfeijdqfll70roqb5">
-              <w:r>
-                <w:rPr>
-                  <w:rFonts w:ascii="Arial" w:cs="Arial" w:eastAsia="Arial" w:hAnsi="Arial"/>
-                  <w:color w:val="595959"/>
-                  <w:sz w:val="14"/>
-                  <w:szCs w:val="14"/>
-                  <w:u w:val="single" w:color="595959"/>
-                </w:rPr>
-                <w:t xml:space="preserve">🔍 Search ARES for similar readings</w:t>
-              </w:r>
-            </w:hyperlink>
-          </w:p>
-        </w:tc>
-        <w:tc>
-          <w:tcPr>
-            <w:tcW w:type="dxa" w:w="3040"/>
-            <w:shd w:fill="FFFFFF" w:color="auto" w:val="clear"/>
-            <w:tcMar>
-              <w:top w:type="dxa" w:w="60"/>
-              <w:left w:type="dxa" w:w="120"/>
-              <w:bottom w:type="dxa" w:w="60"/>
-              <w:right w:type="dxa" w:w="120"/>
-            </w:tcMar>
-            <w:vAlign w:val="top"/>
-          </w:tcPr>
-          <w:p>
-            <w:pPr>
-              <w:spacing w:after="40" w:before="0"/>
-              <w:jc w:val="left"/>
-            </w:pPr>
-            <w:r>
-              <w:rPr>
-                <w:rFonts w:ascii="Arial" w:cs="Arial" w:eastAsia="Arial" w:hAnsi="Arial"/>
-                <w:b w:val="false"/>
-                <w:bCs w:val="false"/>
-                <w:i w:val="false"/>
-                <w:iCs w:val="false"/>
-                <w:color w:val="000000"/>
-                <w:sz w:val="18"/>
-                <w:szCs w:val="18"/>
-              </w:rPr>
-              <w:t xml:space="preserve">Learners individually update their cumulative motion model — a diagram they have been building since Lesson 1 to describe Runner A and Runner B's race. In Lessons 4–5 they added displacement-time graphs and speed calculations to the model. Today each learner adds: (i) a velocity-time graph sketch for each runner for the full race (labelling acceleration at the start, steady pace, water station slow-downs, and the final sprint); (ii) annotation arrows showing where gradient is steep (high acceleration) and shallow (slow acceleration); (iii) shaded regions on the final 12 km segment of each runner's graph with a written label: 'Area = distance covered in final 12 km. Runner A's area &gt; Runner B's area. Therefore Runner A wins.' Learners write a 3-sentence model summary at the bottom: 'A velocity-time graph shows how velocity changes with time. The gradient of any segment tells us the acceleration or deceleration at that point. The area under the graph tells us the total distance travelled — and this is why Runner A, who had a higher velocity for longer in the final 12 km, overtook Runner B and won the 2023 Nairobi Marathon.'</w:t>
-            </w:r>
-          </w:p>
-        </w:tc>
-        <w:tc>
-          <w:tcPr>
-            <w:tcW w:type="dxa" w:w="3040"/>
-            <w:shd w:fill="F2F2F2" w:color="auto" w:val="clear"/>
-            <w:tcMar>
-              <w:top w:type="dxa" w:w="60"/>
-              <w:left w:type="dxa" w:w="120"/>
-              <w:bottom w:type="dxa" w:w="60"/>
-              <w:right w:type="dxa" w:w="120"/>
-            </w:tcMar>
-            <w:vAlign w:val="top"/>
-          </w:tcPr>
-          <w:p>
-            <w:pPr>
-              <w:spacing w:after="40" w:before="0"/>
-              <w:jc w:val="left"/>
-            </w:pPr>
-            <w:r>
-              <w:rPr>
-                <w:rFonts w:ascii="Arial" w:cs="Arial" w:eastAsia="Arial" w:hAnsi="Arial"/>
-                <w:b w:val="false"/>
-                <w:bCs w:val="false"/>
-                <w:i w:val="false"/>
-                <w:iCs w:val="false"/>
-                <w:color w:val="000000"/>
-                <w:sz w:val="18"/>
-                <w:szCs w:val="18"/>
-              </w:rPr>
-              <w:t xml:space="preserve">Say: 'Get out your cumulative model from Lessons 1 to 5. Today you are going to add the velocity-time graph layer. I want you to sketch the velocity-time graph for each runner for the full race — label all phases. Then shade the final 12 km section on each runner's graph and write the area comparison. Finally, write your 3-sentence model summary. You have 8 minutes.' [Circulate. Look for: correct graph orientation (velocity on y-axis); correct labelling of phases; shaded region clearly marked; written comparison present.] With 2 minutes remaining: 'Swap your model with someone not in your group. Check: does their velocity-time graph correctly show Runner B starting faster? Does it show Runner A pulling ahead in the final section? Does their 3-sentence summary mention gradient AND area? Give one piece of specific written feedback.' [Allow 2 minutes for peer feedback.] Close: 'Hold up your model. Look at how much it has grown since Lesson 1 — we started with split times and a question. Now we have a mathematical proof. In Lesson 7 we will use what we know about velocity-time graphs to calculate relative speed — for example, when a matatu on the Nakuru highway overtakes a lorry.'</w:t>
-            </w:r>
-          </w:p>
-        </w:tc>
-        <w:tc>
-          <w:tcPr>
-            <w:tcW w:type="dxa" w:w="3040"/>
-            <w:shd w:fill="FFFFFF" w:color="auto" w:val="clear"/>
-            <w:tcMar>
-              <w:top w:type="dxa" w:w="60"/>
-              <w:left w:type="dxa" w:w="120"/>
-              <w:bottom w:type="dxa" w:w="60"/>
-              <w:right w:type="dxa" w:w="120"/>
-            </w:tcMar>
-            <w:vAlign w:val="top"/>
-          </w:tcPr>
-          <w:p>
-            <w:pPr>
-              <w:spacing w:after="40" w:before="0"/>
-              <w:jc w:val="left"/>
-            </w:pPr>
-            <w:r>
-              <w:rPr>
-                <w:rFonts w:ascii="Arial" w:cs="Arial" w:eastAsia="Arial" w:hAnsi="Arial"/>
-                <w:b w:val="false"/>
-                <w:bCs w:val="false"/>
-                <w:i w:val="false"/>
-                <w:iCs w:val="false"/>
-                <w:color w:val="000000"/>
-                <w:sz w:val="18"/>
-                <w:szCs w:val="18"/>
-              </w:rPr>
-              <w:t xml:space="preserve">Cumulative Model Revision (Progressive Model Building): Adding the velocity-time graph layer to an existing model — rather than starting fresh — makes the accumulation of knowledge physically visible and conceptually coherent. Learners can literally see the displacement-time graph (from Lesson 5) sitting beside the velocity-time graph (from today), reinforcing that these are complementary descriptions of the same event. The peer-feedback protocol (checking for gradient label AND area label) operationalises the lesson's two key learning outcomes and gives every learner one last retrieval opportunity before the lesson ends.</w:t>
-            </w:r>
-          </w:p>
-        </w:tc>
-        <w:tc>
-          <w:tcPr>
-            <w:tcW w:type="dxa" w:w="3040"/>
-            <w:shd w:fill="F2F2F2" w:color="auto" w:val="clear"/>
-            <w:tcMar>
-              <w:top w:type="dxa" w:w="60"/>
-              <w:left w:type="dxa" w:w="120"/>
-              <w:bottom w:type="dxa" w:w="60"/>
-              <w:right w:type="dxa" w:w="120"/>
-            </w:tcMar>
-            <w:vAlign w:val="top"/>
-          </w:tcPr>
-          <w:p>
-            <w:pPr>
-              <w:spacing w:after="40" w:before="0"/>
-              <w:jc w:val="left"/>
-            </w:pPr>
-            <w:r>
-              <w:rPr>
-                <w:rFonts w:ascii="Arial" w:cs="Arial" w:eastAsia="Arial" w:hAnsi="Arial"/>
-                <w:b w:val="false"/>
-                <w:bCs w:val="false"/>
-                <w:i w:val="false"/>
-                <w:iCs w:val="false"/>
-                <w:color w:val="000000"/>
-                <w:sz w:val="18"/>
-                <w:szCs w:val="18"/>
-              </w:rPr>
-              <w:t xml:space="preserve">Teacher collects or photographs 6–8 models (stratified by ability group) to review before Lesson 7. Success criteria checked: (i) velocity-time graph present with velocity on y-axis and time on x-axis; (ii) at least two phases labelled (e.g. acceleration, constant velocity, deceleration); (iii) final 12 km shaded on both runners' graphs; (iv) written area comparison present and correct in direction (Runner A area &gt; Runner B area); (v) 3-sentence summary references both gradient (acceleration) and area (distance). Learners with fewer than 3 of 5 criteria met are flagged for a 5-minute catch-up at the start of Lesson 7.</w:t>
+              <w:t xml:space="preserve">Teacher collects or photographs 6–8 models (stratified by ability group) to review before Lesson 7. Success criteria checked: (i) velocity-time graph present with velocity on y-axis and time on x-axis; (ii) at least two phases labelled (e.g. acceleration, constant velocity, deceleration); (iii) km 25–35 shaded on both runners' graphs; (iv) written area comparison present and correct in direction (Runner A area &gt; Runner B area); (v) 3-sentence summary references both gradient (acceleration) and area (distance). Learners with fewer than 3 of 5 criteria met are flagged for a 5-minute catch-up at the start of Lesson 7.</w:t>
             </w:r>
           </w:p>
         </w:tc>
@@ -19963,7 +20315,7 @@
                 <w:sz w:val="18"/>
                 <w:szCs w:val="18"/>
               </w:rPr>
-              <w:t xml:space="preserve">Learners plotted and examined velocity-time graphs for two Kenyan real-world contexts: the SGR Madaraka Express journey out of Nairobi and a 400 m athletics race at Nakuru High School. They identified and labelled three motion phases — acceleration, constant velocity, and deceleration — by observing the shape and slope of each graph segment. They also observed a simplified velocity-time graph comparing Runner A and Runner B's motion in the final 12 km of the 2023 Nairobi Marathon.</w:t>
+              <w:t xml:space="preserve">Learners plotted and examined velocity-time graphs for two Kenyan real-world contexts: the SGR Madaraka Express journey out of Nairobi and a 400 m athletics race at Nakuru High School. They identified and labelled three motion phases — acceleration, constant velocity, and deceleration — by observing the shape and slope of each graph segment. They also observed a simplified velocity-time graph comparing Runner A and Runner B's motion between km 25 and 35 of the 2023 Nairobi Marathon.</w:t>
             </w:r>
           </w:p>
         </w:tc>
@@ -20029,7 +20381,7 @@
                 <w:sz w:val="18"/>
                 <w:szCs w:val="18"/>
               </w:rPr>
-              <w:t xml:space="preserve">Learners learned that: (i) the gradient of a velocity-time graph equals acceleration — a steep positive gradient means rapid acceleration, a negative gradient means deceleration, and a zero gradient (horizontal line) means constant velocity; (ii) the area of the region between the velocity-time graph and the time axis equals the total distance (displacement) travelled; (iii) this area can be calculated by decomposing the region into rectangles and trapeziums, or by counting grid squares; (iv) comparing the areas under Runner A's and Runner B's velocity-time graphs for the final 12 km mathematically proves that Runner A covered more ground in that segment and therefore overtook Runner B to win the race.</w:t>
+              <w:t xml:space="preserve">Learners learned that: (i) the gradient of a velocity-time graph equals acceleration — a steep positive gradient means rapid acceleration, a negative gradient means deceleration, and a zero gradient (horizontal line) means constant velocity; (ii) the area of the region between the velocity-time graph and the time axis equals the total distance (displacement) travelled; (iii) this area can be calculated by decomposing the region into rectangles and trapeziums, or by counting grid squares; (iv) comparing the areas under Runner A's and Runner B's velocity-time graphs for km 25–35 mathematically proves that Runner A covered more ground in that segment and therefore overtook Runner B to win the race.</w:t>
             </w:r>
           </w:p>
         </w:tc>
@@ -20095,7 +20447,7 @@
                 <w:sz w:val="18"/>
                 <w:szCs w:val="18"/>
               </w:rPr>
-              <w:t xml:space="preserve">Learners explained, using their area calculations, why Runner B lost the 2023 Nairobi Marathon despite leading at the 30 km mark: Runner B's velocity dropped significantly in the final 12 km (smaller area under the graph = less distance covered per unit time), while Runner A maintained a higher velocity for longer (larger area = more distance covered). This resolved the central puzzle of the phenomenon and directly answered the key inquiry question 'How do we use velocity-time graphs?' Learners updated their cumulative models and the Driving Question Board to reflect this mathematical explanation.</w:t>
+              <w:t xml:space="preserve">Learners explained, using their area calculations, why Runner B lost the 2023 Nairobi Marathon despite leading at the 30 km mark: Runner B's velocity dropped significantly between km 25 and 35 (smaller area under the graph = less distance covered per unit time), while Runner A maintained a higher velocity for longer (larger area = more distance covered). This resolved the central puzzle of the phenomenon and directly answered the key inquiry question 'How do we use velocity-time graphs?' Learners updated their cumulative models and the Driving Question Board to reflect this mathematical explanation.</w:t>
             </w:r>
           </w:p>
         </w:tc>
@@ -20117,7 +20469,7 @@
         </w:rPr>
         <w:t xml:space="preserve">© 2026 SeaVuria and ARES. Aligned with KICD objectives. Developed by SeaVuria; technical implementation by ARES (with AI assistance from Claude). Licensed under </w:t>
       </w:r>
-      <w:hyperlink w:history="1" r:id="rIddqgp5vwinb57l8ksfgock">
+      <w:hyperlink w:history="1" r:id="rIdkcucu9j98getxlel-eivi">
         <w:r>
           <w:rPr>
             <w:rFonts w:ascii="Arial" w:cs="Arial" w:eastAsia="Arial" w:hAnsi="Arial"/>
@@ -20138,7 +20490,7 @@
         </w:rPr>
         <w:t xml:space="preserve"> (</w:t>
       </w:r>
-      <w:hyperlink w:history="1" r:id="rIdvubqsndwhddzp98wqzkte">
+      <w:hyperlink w:history="1" r:id="rIdolym5nhilapnarzkc-o7a">
         <w:r>
           <w:rPr>
             <w:rFonts w:ascii="Arial" w:cs="Arial" w:eastAsia="Arial" w:hAnsi="Arial"/>
@@ -20792,7 +21144,7 @@
                 <w:sz w:val="18"/>
                 <w:szCs w:val="18"/>
               </w:rPr>
-              <w:t xml:space="preserve">Lessons 1–6 built the complete mathematical toolkit for describing a SINGLE body in motion (distance, displacement, velocity, acceleration, displacement-time graphs, velocity-time graphs, and area under a graph). Lesson 7 now introduces the critical next layer: what happens when TWO bodies are moving at the same time? By using the matatu-overtaking supporting phenomenon — a matatu travelling at 90 km/h overtaking a bus travelling at 60 km/h on the Nakuru–Nairobi highway — learners discover that the speed each driver perceives the other to have is not their absolute speed but their RELATIVE speed. This bridges directly to the marathon phenomenon: Runner A appeared to 'fly past' Runner B in the final sprint not because Runner A suddenly ran 21 km/h, but because Runner B had slowed to 17 km/h, making the relative speed between them 4 km/h — the actual overtaking speed. Learners now have a complete quantitative explanation for every event in the 2023 Nairobi Marathon.</w:t>
+              <w:t xml:space="preserve">Lessons 1–6 built the complete mathematical toolkit for describing a SINGLE body in motion (distance, displacement, velocity, acceleration, displacement-time graphs, velocity-time graphs, and area under a graph). Lesson 7 now introduces the critical next layer: what happens when TWO bodies are moving at the same time? By using the matatu-overtaking supporting phenomenon — a matatu travelling at 90 km/h overtaking a bus travelling at 60 km/h on the Nakuru–Nairobi highway — learners discover that the speed each driver perceives the other to have is not their absolute speed but their RELATIVE speed. This bridges directly to the marathon phenomenon: Runner A overtook Runner B in the later part of the race (during the 30–35 km stretch), not because Runner A suddenly sped up, but because Runner B had slowed to about 17.6 km/h while Runner A held a steady 19 km/h, making the relative speed between them only about 1.4 km/h — the actual overtaking speed. Learners now have a complete quantitative explanation for every event in the 2023 Nairobi Marathon.</w:t>
             </w:r>
           </w:p>
         </w:tc>
@@ -21027,7 +21379,7 @@
                 <w:sz w:val="18"/>
                 <w:szCs w:val="18"/>
               </w:rPr>
-              <w:t xml:space="preserve">Throughout the lesson learners connect back to the marathon anchoring phenomenon: Runner A's dramatic overtake of Runner B in the final 2 km is now fully explained not just by the velocity-time graph shapes from Lesson 6, but by the precise relative speed between the two athletes at that moment. The Driving Question Board is updated to show that the driving question is now answerable in full, setting up Lesson 8 as the synthesis and consolidation lesson.</w:t>
+              <w:t xml:space="preserve">Throughout the lesson learners connect back to the marathon anchoring phenomenon: Runner A's overtake of Runner B during the slow middle section (25–35 km) is now fully explained not just by the velocity-time graph shapes from Lesson 6, but by the precise relative speed between the two athletes at that moment. The Driving Question Board is updated to show that the driving question is now answerable in full, setting up Lesson 8 as the synthesis and consolidation lesson.</w:t>
             </w:r>
           </w:p>
         </w:tc>
@@ -21310,7 +21662,7 @@
             <w:pPr>
               <w:spacing w:after="20" w:before="0"/>
             </w:pPr>
-            <w:hyperlink w:history="1" r:id="rIdi5jsz2d4zgkax4vnco8q7">
+            <w:hyperlink w:history="1" r:id="rIdm4-odzuhf5sa4pykadca7">
               <w:r>
                 <w:rPr>
                   <w:rFonts w:ascii="Arial" w:cs="Arial" w:eastAsia="Arial" w:hAnsi="Arial"/>
@@ -21343,7 +21695,7 @@
               <w:spacing w:after="10" w:before="0"/>
               <w:ind w:left="120"/>
             </w:pPr>
-            <w:hyperlink w:history="1" r:id="rIdccyxit6djrbspvu8pc-xj">
+            <w:hyperlink w:history="1" r:id="rId44rhwyhnykx9uunphktlt">
               <w:r>
                 <w:rPr>
                   <w:rFonts w:ascii="Arial" w:cs="Arial" w:eastAsia="Arial" w:hAnsi="Arial"/>
@@ -21405,7 +21757,7 @@
               <w:spacing w:after="10" w:before="0"/>
               <w:ind w:left="120"/>
             </w:pPr>
-            <w:hyperlink w:history="1" r:id="rIdyql6u9umprr3zuk3l8_o_">
+            <w:hyperlink w:history="1" r:id="rIdkkykrwzwfsgpjlbnfboaq">
               <w:r>
                 <w:rPr>
                   <w:rFonts w:ascii="Arial" w:cs="Arial" w:eastAsia="Arial" w:hAnsi="Arial"/>
@@ -21615,7 +21967,7 @@
             <w:pPr>
               <w:spacing w:after="20" w:before="0"/>
             </w:pPr>
-            <w:hyperlink w:history="1" r:id="rIdvxsdjdhsxwqvh2nzat4a1">
+            <w:hyperlink w:history="1" r:id="rIdywrckbozrdautqmw4c8gt">
               <w:r>
                 <w:rPr>
                   <w:rFonts w:ascii="Arial" w:cs="Arial" w:eastAsia="Arial" w:hAnsi="Arial"/>
@@ -21624,7 +21976,7 @@
                   <w:szCs w:val="16"/>
                   <w:u w:val="single" w:color="2E75B6"/>
                 </w:rPr>
-                <w:t xml:space="preserve">Relative speed of sound in solids, liquids, and gases</w:t>
+                <w:t xml:space="preserve">Finding Speed when Objects Travel in Opposite Directions</w:t>
               </w:r>
             </w:hyperlink>
           </w:p>
@@ -21640,7 +21992,7 @@
                 <w:sz w:val="14"/>
                 <w:szCs w:val="14"/>
               </w:rPr>
-              <w:t xml:space="preserve">Source: Khan Academy (English - US curriculum)</w:t>
+              <w:t xml:space="preserve">Source: CK-12</w:t>
             </w:r>
           </w:p>
           <w:p>
@@ -21648,7 +22000,7 @@
               <w:spacing w:after="10" w:before="0"/>
               <w:ind w:left="120"/>
             </w:pPr>
-            <w:hyperlink w:history="1" r:id="rIdjr8hc-dlcaau2rnprmnpz">
+            <w:hyperlink w:history="1" r:id="rIdvjy3xo-wt-bv2nedhjwkn">
               <w:r>
                 <w:rPr>
                   <w:rFonts w:ascii="Arial" w:cs="Arial" w:eastAsia="Arial" w:hAnsi="Arial"/>
@@ -21710,7 +22062,7 @@
               <w:spacing w:after="10" w:before="0"/>
               <w:ind w:left="120"/>
             </w:pPr>
-            <w:hyperlink w:history="1" r:id="rIdputtvf65s_4z-_s-rtp2e">
+            <w:hyperlink w:history="1" r:id="rId_gmv9ncaytwyhnszrivlm">
               <w:r>
                 <w:rPr>
                   <w:rFonts w:ascii="Arial" w:cs="Arial" w:eastAsia="Arial" w:hAnsi="Arial"/>
@@ -21767,7 +22119,7 @@
                 <w:sz w:val="18"/>
                 <w:szCs w:val="18"/>
               </w:rPr>
-              <w:t xml:space="preserve">Students work in pairs on a structured data-gathering activity using three carefully sequenced worked scenarios printed on a single A4 activity sheet (or copied from the board into exercise books). SCENARIO 1 (Same direction — the matatu): Matatu speed = 90 km/h; Bus speed = 60 km/h; Gap = 0.5 km. Students are told: 'From the matatu driver's seat, the bus is NOT stationary — it is moving away at 60 km/h. The matatu gains on the bus at a rate of (90 − 60) = 30 km/h. Use this closing speed to calculate how long it takes the matatu to cover the 0.5 km gap.' Students calculate time = 0.5 ÷ 30 hours = 1 minute. They then calculate how far the oncoming car travels in that same 1 minute at 100 km/h, and compare it to the 3 km gap. SCENARIO 2 (Opposite direction — Lake Victoria ferries): A passenger ferry leaves Kisumu at 25 km/h heading to Homa Bay. A cargo vessel leaves Homa Bay at 15 km/h heading to Kisumu. The ports are 60 km apart. Students use relative speed = 25 + 15 = 40 km/h to find when and where the vessels meet. SCENARIO 3 (Runners — connecting to the marathon): In the final 2 km of the Nairobi Marathon, Runner A is travelling at 21 km/h and Runner B (who is 200 m ahead) has slowed to 17 km/h. Students calculate the relative speed (4 km/h) and the time for Runner A to close the 200 m gap.</w:t>
+              <w:t xml:space="preserve">Students work in pairs on a structured data-gathering activity using three carefully sequenced worked scenarios printed on a single A4 activity sheet (or copied from the board into exercise books). SCENARIO 1 (Same direction — the matatu): Matatu speed = 90 km/h; Bus speed = 60 km/h; Gap = 0.5 km. Students are told: 'From the matatu driver's seat, the bus is NOT stationary — it is moving away at 60 km/h. The matatu gains on the bus at a rate of (90 − 60) = 30 km/h. Use this closing speed to calculate how long it takes the matatu to cover the 0.5 km gap.' Students calculate time = 0.5 ÷ 30 hours = 1 minute. They then calculate how far the oncoming car travels in that same 1 minute at 100 km/h, and compare it to the 3 km gap. SCENARIO 2 (Opposite direction — Lake Victoria ferries): A passenger ferry leaves Kisumu at 25 km/h heading to Homa Bay. A cargo vessel leaves Homa Bay at 15 km/h heading to Kisumu. The ports are 60 km apart. Students use relative speed = 25 + 15 = 40 km/h to find when and where the vessels meet. SCENARIO 3 (Runners — connecting to the marathon): During the slow middle section of the Nairobi Marathon (25–35 km), Runner A is travelling at 19 km/h and Runner B (who is 200 m ahead) has slowed to about 17.6 km/h. Students calculate the relative speed (about 1.4 km/h) and the time for Runner A to close the 200 m gap (about 8.6 minutes).</w:t>
             </w:r>
           </w:p>
         </w:tc>
@@ -21920,7 +22272,7 @@
             <w:pPr>
               <w:spacing w:after="20" w:before="0"/>
             </w:pPr>
-            <w:hyperlink w:history="1" r:id="rIdvyrv9waxfamemqoztofos">
+            <w:hyperlink w:history="1" r:id="rId0v7djs_umbbqfiiw-upu0">
               <w:r>
                 <w:rPr>
                   <w:rFonts w:ascii="Arial" w:cs="Arial" w:eastAsia="Arial" w:hAnsi="Arial"/>
@@ -21929,9 +22281,25 @@
                   <w:szCs w:val="16"/>
                   <w:u w:val="single" w:color="2E75B6"/>
                 </w:rPr>
-                <w:t xml:space="preserve">Mach numbers</w:t>
+                <w:t xml:space="preserve">Interpreting direction of motion from velocity-time graph</w:t>
               </w:r>
             </w:hyperlink>
+          </w:p>
+          <w:p>
+            <w:pPr>
+              <w:spacing w:after="20" w:before="0"/>
+            </w:pPr>
+            <w:r>
+              <w:rPr>
+                <w:rFonts w:ascii="Arial" w:cs="Arial" w:eastAsia="Arial" w:hAnsi="Arial"/>
+                <w:i/>
+                <w:iCs/>
+                <w:color w:val="595959"/>
+                <w:sz w:val="16"/>
+                <w:szCs w:val="16"/>
+              </w:rPr>
+              <w:t xml:space="preserve">Related topic: not an exact match for this lesson.</w:t>
+            </w:r>
           </w:p>
           <w:p>
             <w:pPr>
@@ -21953,7 +22321,7 @@
               <w:spacing w:after="10" w:before="0"/>
               <w:ind w:left="120"/>
             </w:pPr>
-            <w:hyperlink w:history="1" r:id="rIdjbn7shd0tajzirfwqa4af">
+            <w:hyperlink w:history="1" r:id="rIdphrgbpnfrxrg42fxgb67o">
               <w:r>
                 <w:rPr>
                   <w:rFonts w:ascii="Arial" w:cs="Arial" w:eastAsia="Arial" w:hAnsi="Arial"/>
@@ -22015,7 +22383,7 @@
               <w:spacing w:after="10" w:before="0"/>
               <w:ind w:left="120"/>
             </w:pPr>
-            <w:hyperlink w:history="1" r:id="rIdz00tua0whaluyljl3euly">
+            <w:hyperlink w:history="1" r:id="rId0z8p0yuxnst92tbulzvvx">
               <w:r>
                 <w:rPr>
                   <w:rFonts w:ascii="Arial" w:cs="Arial" w:eastAsia="Arial" w:hAnsi="Arial"/>
@@ -22225,7 +22593,7 @@
             <w:pPr>
               <w:spacing w:after="20" w:before="0"/>
             </w:pPr>
-            <w:hyperlink w:history="1" r:id="rIdjnkbjtzvpffvtflss4kcy">
+            <w:hyperlink w:history="1" r:id="rIdmantsfj5cyfoinjpf-ppa">
               <w:r>
                 <w:rPr>
                   <w:rFonts w:ascii="Arial" w:cs="Arial" w:eastAsia="Arial" w:hAnsi="Arial"/>
@@ -22234,9 +22602,25 @@
                   <w:szCs w:val="16"/>
                   <w:u w:val="single" w:color="2E75B6"/>
                 </w:rPr>
-                <w:t xml:space="preserve">Mach numbers -dubbed(KY)</w:t>
+                <w:t xml:space="preserve">Interpreting direction of motion from position-time graph</w:t>
               </w:r>
             </w:hyperlink>
+          </w:p>
+          <w:p>
+            <w:pPr>
+              <w:spacing w:after="20" w:before="0"/>
+            </w:pPr>
+            <w:r>
+              <w:rPr>
+                <w:rFonts w:ascii="Arial" w:cs="Arial" w:eastAsia="Arial" w:hAnsi="Arial"/>
+                <w:i/>
+                <w:iCs/>
+                <w:color w:val="595959"/>
+                <w:sz w:val="16"/>
+                <w:szCs w:val="16"/>
+              </w:rPr>
+              <w:t xml:space="preserve">Related topic: not an exact match for this lesson.</w:t>
+            </w:r>
           </w:p>
           <w:p>
             <w:pPr>
@@ -22250,7 +22634,7 @@
                 <w:sz w:val="14"/>
                 <w:szCs w:val="14"/>
               </w:rPr>
-              <w:t xml:space="preserve">Source: Khan Academy (Kiswahili)</w:t>
+              <w:t xml:space="preserve">Source: Khan Academy (English - US curriculum)</w:t>
             </w:r>
           </w:p>
           <w:p>
@@ -22258,7 +22642,7 @@
               <w:spacing w:after="10" w:before="0"/>
               <w:ind w:left="120"/>
             </w:pPr>
-            <w:hyperlink w:history="1" r:id="rIdhjtpev6pwsrgptuojyzqa">
+            <w:hyperlink w:history="1" r:id="rIdjniay5tepxbkbaxtssphk">
               <w:r>
                 <w:rPr>
                   <w:rFonts w:ascii="Arial" w:cs="Arial" w:eastAsia="Arial" w:hAnsi="Arial"/>
@@ -22320,7 +22704,7 @@
               <w:spacing w:after="10" w:before="0"/>
               <w:ind w:left="120"/>
             </w:pPr>
-            <w:hyperlink w:history="1" r:id="rIdt5iwsypvoz00rro4v-qwd">
+            <w:hyperlink w:history="1" r:id="rIdj5svew0kudxio1wsxwzoa">
               <w:r>
                 <w:rPr>
                   <w:rFonts w:ascii="Arial" w:cs="Arial" w:eastAsia="Arial" w:hAnsi="Arial"/>
@@ -22530,7 +22914,7 @@
             <w:pPr>
               <w:spacing w:after="20" w:before="0"/>
             </w:pPr>
-            <w:hyperlink w:history="1" r:id="rIdvfxdcnasg5r8g90zsvgje">
+            <w:hyperlink w:history="1" r:id="rIdkuvcdz4vbee0q8gc_axcr">
               <w:r>
                 <w:rPr>
                   <w:rFonts w:ascii="Arial" w:cs="Arial" w:eastAsia="Arial" w:hAnsi="Arial"/>
@@ -22539,9 +22923,25 @@
                   <w:szCs w:val="16"/>
                   <w:u w:val="single" w:color="2E75B6"/>
                 </w:rPr>
-                <w:t xml:space="preserve">Magnetic force between two currents going in opposite directions -dubbed(KY)</w:t>
+                <w:t xml:space="preserve">Instantaneous speed and velocity</w:t>
               </w:r>
             </w:hyperlink>
+          </w:p>
+          <w:p>
+            <w:pPr>
+              <w:spacing w:after="20" w:before="0"/>
+            </w:pPr>
+            <w:r>
+              <w:rPr>
+                <w:rFonts w:ascii="Arial" w:cs="Arial" w:eastAsia="Arial" w:hAnsi="Arial"/>
+                <w:i/>
+                <w:iCs/>
+                <w:color w:val="595959"/>
+                <w:sz w:val="16"/>
+                <w:szCs w:val="16"/>
+              </w:rPr>
+              <w:t xml:space="preserve">Related topic: not an exact match for this lesson.</w:t>
+            </w:r>
           </w:p>
           <w:p>
             <w:pPr>
@@ -22555,7 +22955,7 @@
                 <w:sz w:val="14"/>
                 <w:szCs w:val="14"/>
               </w:rPr>
-              <w:t xml:space="preserve">Source: Khan Academy (Kiswahili)</w:t>
+              <w:t xml:space="preserve">Source: Khan Academy (English - US curriculum)</w:t>
             </w:r>
           </w:p>
           <w:p>
@@ -22563,7 +22963,7 @@
               <w:spacing w:after="10" w:before="0"/>
               <w:ind w:left="120"/>
             </w:pPr>
-            <w:hyperlink w:history="1" r:id="rIdf1wpnrslocftqx32qv7ir">
+            <w:hyperlink w:history="1" r:id="rIduph85ykn9ypgzybq-o46l">
               <w:r>
                 <w:rPr>
                   <w:rFonts w:ascii="Arial" w:cs="Arial" w:eastAsia="Arial" w:hAnsi="Arial"/>
@@ -22625,7 +23025,7 @@
               <w:spacing w:after="10" w:before="0"/>
               <w:ind w:left="120"/>
             </w:pPr>
-            <w:hyperlink w:history="1" r:id="rId7j6yibuovbxabxi-dgksb">
+            <w:hyperlink w:history="1" r:id="rIdpifu4yqj16pbgi1ggv6d1">
               <w:r>
                 <w:rPr>
                   <w:rFonts w:ascii="Arial" w:cs="Arial" w:eastAsia="Arial" w:hAnsi="Arial"/>
@@ -22682,7 +23082,7 @@
                 <w:sz w:val="18"/>
                 <w:szCs w:val="18"/>
               </w:rPr>
-              <w:t xml:space="preserve">Each student returns to their cumulative 'Motion Model' — the annotated diagram they have been building since Lesson 1 that represents the complete story of the 2023 Nairobi Marathon using every mathematical tool learned so far. In Lesson 7, students add a NEW layer to their model: a two-body diagram showing the final 2 km of the race. They draw two parallel horizontal arrows (representing Runner A and Runner B moving in the same direction), label the arrows with the velocities from Lesson 6's velocity-time graph (Runner A: 21 km/h, Runner B: 17 km/h), write the relative speed calculation beside the diagram (21 − 17 = 4 km/h), and annotate the 200 m gap with the time calculation showing when Runner A catches Runner B. Below the diagram they write a one-sentence 'mathematical story' of the overtake in plain English, for example: 'From Runner B's perspective, Runner A appeared to be approaching at only 4 km/h — but that was enough to close the 200 m gap in 3 minutes and win the race.'</w:t>
+              <w:t xml:space="preserve">Each student returns to their cumulative 'Motion Model' — the annotated diagram they have been building since Lesson 1 that represents the complete story of the 2023 Nairobi Marathon using every mathematical tool learned so far. In Lesson 7, students add a NEW layer to their model: a two-body diagram showing the overtake with about 4 km to go. They draw two parallel horizontal arrows (representing Runner A and Runner B moving in the same direction), label the arrows with the velocities from Lesson 6's velocity-time graph (Runner A: 21 km/h, Runner B: 17 km/h), write the relative speed calculation beside the diagram (21 − 17 = 4 km/h), and annotate the 200 m gap with the time calculation showing when Runner A catches Runner B. Below the diagram they write a one-sentence 'mathematical story' of the overtake in plain English, for example: 'From Runner B's perspective, Runner A appeared to be approaching at only 4 km/h — but that was enough to close the 200 m gap in 3 minutes and win the race.'</w:t>
             </w:r>
           </w:p>
         </w:tc>
@@ -23074,7 +23474,7 @@
                 <w:sz w:val="18"/>
                 <w:szCs w:val="18"/>
               </w:rPr>
-              <w:t xml:space="preserve">We observed (through calculation) that a matatu travelling at 90 km/h approaches a bus travelling in the same direction at 60 km/h at a closing speed of only 30 km/h — meaning the overtake takes much longer than the driver expects. We also observed that two Lake Victoria ferries travelling towards each other close the gap between them at 40 km/h (the SUM of their speeds), and that Runner A appeared to approach Runner B at just 4 km/h in the final sprint — the DIFFERENCE of their velocities.</w:t>
+              <w:t xml:space="preserve">We observed (through calculation) that a matatu travelling at 90 km/h approaches a bus travelling in the same direction at 60 km/h at a closing speed of only 30 km/h — meaning the overtake takes much longer than the driver expects. We also observed that two Lake Victoria ferries travelling towards each other close the gap between them at 40 km/h (the SUM of their speeds), and that Runner A appeared to approach Runner B at just 1.4 km/h when overtaking — the DIFFERENCE of their velocities.</w:t>
             </w:r>
           </w:p>
         </w:tc>
@@ -23206,7 +23606,7 @@
                 <w:sz w:val="18"/>
                 <w:szCs w:val="18"/>
               </w:rPr>
-              <w:t xml:space="preserve">This explains a crucial part of the marathon phenomenon: Runner A did not need to run faster than Runner B's top speed to overtake him — Runner A only needed to run faster than Runner B's CURRENT speed. Because Runner B had slowed to 17 km/h and Runner A was running at 21 km/h, the relative speed between them was 4 km/h. At that closing rate, Runner A covered the 200 m gap in approximately 3 minutes. The same mathematics also explains the NTSA road-safety context: a head-on collision between two vehicles both doing 80 km/h has a relative speed of 160 km/h — four times more dangerous than a rear-end collision between a 90 km/h matatu and a 60 km/h bus. Mathematics does not just describe motion — it saves lives.</w:t>
+              <w:t xml:space="preserve">This explains a crucial part of the marathon phenomenon: Runner A did not need to run faster than Runner B's earlier pace to overtake him — Runner A only needed to run faster than Runner B's CURRENT speed. Because Runner B had slowed to about 17.6 km/h and Runner A was running at about 19 km/h, the relative speed between them was about 1.4 km/h. At that closing rate, Runner A covered the 200 m gap in approximately 8.6 minutes. The same mathematics also explains the NTSA road-safety context: a head-on collision between two vehicles both doing 80 km/h has a relative speed of 160 km/h — four times more dangerous than a rear-end collision between a 90 km/h matatu and a 60 km/h bus. Mathematics does not just describe motion — it saves lives.</w:t>
             </w:r>
           </w:p>
         </w:tc>
@@ -23228,7 +23628,7 @@
         </w:rPr>
         <w:t xml:space="preserve">© 2026 SeaVuria and ARES. Aligned with KICD objectives. Developed by SeaVuria; technical implementation by ARES (with AI assistance from Claude). Licensed under </w:t>
       </w:r>
-      <w:hyperlink w:history="1" r:id="rIdxgmkyc0gcsou-8mryzmbu">
+      <w:hyperlink w:history="1" r:id="rIdwa6atqthr1xcljwrpthpu">
         <w:r>
           <w:rPr>
             <w:rFonts w:ascii="Arial" w:cs="Arial" w:eastAsia="Arial" w:hAnsi="Arial"/>
@@ -23249,7 +23649,7 @@
         </w:rPr>
         <w:t xml:space="preserve"> (</w:t>
       </w:r>
-      <w:hyperlink w:history="1" r:id="rIdwtoniotpjfstnhqfqrie1">
+      <w:hyperlink w:history="1" r:id="rIdtmnmpi_wfkgc4vxosf1u3">
         <w:r>
           <w:rPr>
             <w:rFonts w:ascii="Arial" w:cs="Arial" w:eastAsia="Arial" w:hAnsi="Arial"/>
@@ -24262,7 +24662,7 @@
             <w:pPr>
               <w:spacing w:after="20" w:before="0"/>
             </w:pPr>
-            <w:hyperlink w:history="1" r:id="rIdmralqftpoi4mwygsupxva">
+            <w:hyperlink w:history="1" r:id="rIds4ebj9o1l2p1c_az1kewr">
               <w:r>
                 <w:rPr>
                   <w:rFonts w:ascii="Arial" w:cs="Arial" w:eastAsia="Arial" w:hAnsi="Arial"/>
@@ -24295,7 +24695,7 @@
               <w:spacing w:after="10" w:before="0"/>
               <w:ind w:left="120"/>
             </w:pPr>
-            <w:hyperlink w:history="1" r:id="rIdb-62otmp2ntswvkpcodi7">
+            <w:hyperlink w:history="1" r:id="rIdo6o5u1w8frqvywabaq4vu">
               <w:r>
                 <w:rPr>
                   <w:rFonts w:ascii="Arial" w:cs="Arial" w:eastAsia="Arial" w:hAnsi="Arial"/>
@@ -24340,7 +24740,7 @@
             <w:pPr>
               <w:spacing w:after="20" w:before="0"/>
             </w:pPr>
-            <w:hyperlink w:history="1" r:id="rId5kpbwtaxxri-plry4kx0e">
+            <w:hyperlink w:history="1" r:id="rIdvkrnxo8qiqnfm1rcvlcsa">
               <w:r>
                 <w:rPr>
                   <w:rFonts w:ascii="Arial" w:cs="Arial" w:eastAsia="Arial" w:hAnsi="Arial"/>
@@ -24373,7 +24773,7 @@
               <w:spacing w:after="10" w:before="0"/>
               <w:ind w:left="120"/>
             </w:pPr>
-            <w:hyperlink w:history="1" r:id="rId7y2n7jg6gpq4r5b0swzs7">
+            <w:hyperlink w:history="1" r:id="rIdjxaefasp5wkeq3l7fbptm">
               <w:r>
                 <w:rPr>
                   <w:rFonts w:ascii="Arial" w:cs="Arial" w:eastAsia="Arial" w:hAnsi="Arial"/>
@@ -24568,7 +24968,7 @@
             <w:pPr>
               <w:spacing w:after="20" w:before="0"/>
             </w:pPr>
-            <w:hyperlink w:history="1" r:id="rIdfvcxmq1trswkkprornhau">
+            <w:hyperlink w:history="1" r:id="rIdpyqeyq88qkejih49glggo">
               <w:r>
                 <w:rPr>
                   <w:rFonts w:ascii="Arial" w:cs="Arial" w:eastAsia="Arial" w:hAnsi="Arial"/>
@@ -24601,7 +25001,7 @@
               <w:spacing w:after="10" w:before="0"/>
               <w:ind w:left="120"/>
             </w:pPr>
-            <w:hyperlink w:history="1" r:id="rIdsknqhe5iagnkl4zc5jnyc">
+            <w:hyperlink w:history="1" r:id="rId57bgkraxa1fkne3mcujcd">
               <w:r>
                 <w:rPr>
                   <w:rFonts w:ascii="Arial" w:cs="Arial" w:eastAsia="Arial" w:hAnsi="Arial"/>
@@ -24646,7 +25046,7 @@
             <w:pPr>
               <w:spacing w:after="20" w:before="0"/>
             </w:pPr>
-            <w:hyperlink w:history="1" r:id="rIdbla_nbrhjz6mk9_amwqfc">
+            <w:hyperlink w:history="1" r:id="rIdnkefdgeerzxzqejopqxfe">
               <w:r>
                 <w:rPr>
                   <w:rFonts w:ascii="Arial" w:cs="Arial" w:eastAsia="Arial" w:hAnsi="Arial"/>
@@ -24679,7 +25079,7 @@
               <w:spacing w:after="10" w:before="0"/>
               <w:ind w:left="120"/>
             </w:pPr>
-            <w:hyperlink w:history="1" r:id="rIdzejb93dug4anhfmi30ygp">
+            <w:hyperlink w:history="1" r:id="rIdgpdctrs4fs3zxx9uvu_py">
               <w:r>
                 <w:rPr>
                   <w:rFonts w:ascii="Arial" w:cs="Arial" w:eastAsia="Arial" w:hAnsi="Arial"/>
@@ -24874,7 +25274,7 @@
             <w:pPr>
               <w:spacing w:after="20" w:before="0"/>
             </w:pPr>
-            <w:hyperlink w:history="1" r:id="rIdmd1xkndkk9_zsmvhibuay">
+            <w:hyperlink w:history="1" r:id="rIdczo-susny4tq7fhytpeqm">
               <w:r>
                 <w:rPr>
                   <w:rFonts w:ascii="Arial" w:cs="Arial" w:eastAsia="Arial" w:hAnsi="Arial"/>
@@ -24883,9 +25283,25 @@
                   <w:szCs w:val="16"/>
                   <w:u w:val="single" w:color="2E75B6"/>
                 </w:rPr>
-                <w:t xml:space="preserve">Position vs. time graphs</w:t>
+                <w:t xml:space="preserve">Acceleration vs. time graphs</w:t>
               </w:r>
             </w:hyperlink>
+          </w:p>
+          <w:p>
+            <w:pPr>
+              <w:spacing w:after="20" w:before="0"/>
+            </w:pPr>
+            <w:r>
+              <w:rPr>
+                <w:rFonts w:ascii="Arial" w:cs="Arial" w:eastAsia="Arial" w:hAnsi="Arial"/>
+                <w:i/>
+                <w:iCs/>
+                <w:color w:val="595959"/>
+                <w:sz w:val="16"/>
+                <w:szCs w:val="16"/>
+              </w:rPr>
+              <w:t xml:space="preserve">Related topic: not an exact match for this lesson.</w:t>
+            </w:r>
           </w:p>
           <w:p>
             <w:pPr>
@@ -24907,7 +25323,7 @@
               <w:spacing w:after="10" w:before="0"/>
               <w:ind w:left="120"/>
             </w:pPr>
-            <w:hyperlink w:history="1" r:id="rId4ettbhbjd7wfy1kilopgi">
+            <w:hyperlink w:history="1" r:id="rIdwnbty3hzf9xosayj6lfsr">
               <w:r>
                 <w:rPr>
                   <w:rFonts w:ascii="Arial" w:cs="Arial" w:eastAsia="Arial" w:hAnsi="Arial"/>
@@ -24952,7 +25368,7 @@
             <w:pPr>
               <w:spacing w:after="20" w:before="0"/>
             </w:pPr>
-            <w:hyperlink w:history="1" r:id="rIdkqkfvedmjuctytix4krlz">
+            <w:hyperlink w:history="1" r:id="rIdockzazql63ubkxh62yaje">
               <w:r>
                 <w:rPr>
                   <w:rFonts w:ascii="Arial" w:cs="Arial" w:eastAsia="Arial" w:hAnsi="Arial"/>
@@ -24985,7 +25401,7 @@
               <w:spacing w:after="10" w:before="0"/>
               <w:ind w:left="120"/>
             </w:pPr>
-            <w:hyperlink w:history="1" r:id="rIdu_5qvjgwlxu_ug7tpss5b">
+            <w:hyperlink w:history="1" r:id="rIdc3lv0lby7iz8slqdth9ud">
               <w:r>
                 <w:rPr>
                   <w:rFonts w:ascii="Arial" w:cs="Arial" w:eastAsia="Arial" w:hAnsi="Arial"/>
@@ -25180,7 +25596,7 @@
             <w:pPr>
               <w:spacing w:after="20" w:before="0"/>
             </w:pPr>
-            <w:hyperlink w:history="1" r:id="rIdv9b7l1slwsf1huszel35i">
+            <w:hyperlink w:history="1" r:id="rId0sk1bde52ekqj7xjowlh9">
               <w:r>
                 <w:rPr>
                   <w:rFonts w:ascii="Arial" w:cs="Arial" w:eastAsia="Arial" w:hAnsi="Arial"/>
@@ -25189,9 +25605,25 @@
                   <w:szCs w:val="16"/>
                   <w:u w:val="single" w:color="2E75B6"/>
                 </w:rPr>
-                <w:t xml:space="preserve">Position vs. time graphs</w:t>
+                <w:t xml:space="preserve">Deriving displacement as a function of time, acceleration, and initial velocity</w:t>
               </w:r>
             </w:hyperlink>
+          </w:p>
+          <w:p>
+            <w:pPr>
+              <w:spacing w:after="20" w:before="0"/>
+            </w:pPr>
+            <w:r>
+              <w:rPr>
+                <w:rFonts w:ascii="Arial" w:cs="Arial" w:eastAsia="Arial" w:hAnsi="Arial"/>
+                <w:i/>
+                <w:iCs/>
+                <w:color w:val="595959"/>
+                <w:sz w:val="16"/>
+                <w:szCs w:val="16"/>
+              </w:rPr>
+              <w:t xml:space="preserve">Related topic: not an exact match for this lesson.</w:t>
+            </w:r>
           </w:p>
           <w:p>
             <w:pPr>
@@ -25213,7 +25645,7 @@
               <w:spacing w:after="10" w:before="0"/>
               <w:ind w:left="120"/>
             </w:pPr>
-            <w:hyperlink w:history="1" r:id="rId5qvynw-7shjjjoty6zmt7">
+            <w:hyperlink w:history="1" r:id="rIdphqjd4txf7dfrd6oddwrq">
               <w:r>
                 <w:rPr>
                   <w:rFonts w:ascii="Arial" w:cs="Arial" w:eastAsia="Arial" w:hAnsi="Arial"/>
@@ -25258,7 +25690,329 @@
             <w:pPr>
               <w:spacing w:after="20" w:before="0"/>
             </w:pPr>
-            <w:hyperlink w:history="1" r:id="rIdd7rdjwqgikd9aol9vl3mq">
+            <w:hyperlink w:history="1" r:id="rIdtzpks2cp4awwyzhc2dr3b">
+              <w:r>
+                <w:rPr>
+                  <w:rFonts w:ascii="Arial" w:cs="Arial" w:eastAsia="Arial" w:hAnsi="Arial"/>
+                  <w:color w:val="2E75B6"/>
+                  <w:sz w:val="16"/>
+                  <w:szCs w:val="16"/>
+                  <w:u w:val="single" w:color="2E75B6"/>
+                </w:rPr>
+                <w:t xml:space="preserve">Average velocity and average speed from graphs</w:t>
+              </w:r>
+            </w:hyperlink>
+          </w:p>
+          <w:p>
+            <w:pPr>
+              <w:spacing w:after="10" w:before="0"/>
+              <w:ind w:left="120"/>
+            </w:pPr>
+            <w:r>
+              <w:rPr>
+                <w:rFonts w:ascii="Arial" w:cs="Arial" w:eastAsia="Arial" w:hAnsi="Arial"/>
+                <w:color w:val="595959"/>
+                <w:sz w:val="14"/>
+                <w:szCs w:val="14"/>
+              </w:rPr>
+              <w:t xml:space="preserve">Source: Khan Academy (English - US curriculum)</w:t>
+            </w:r>
+          </w:p>
+          <w:p>
+            <w:pPr>
+              <w:spacing w:after="10" w:before="0"/>
+              <w:ind w:left="120"/>
+            </w:pPr>
+            <w:hyperlink w:history="1" r:id="rIdh8ff8__dvazkmcmnkvpmq">
+              <w:r>
+                <w:rPr>
+                  <w:rFonts w:ascii="Arial" w:cs="Arial" w:eastAsia="Arial" w:hAnsi="Arial"/>
+                  <w:color w:val="595959"/>
+                  <w:sz w:val="14"/>
+                  <w:szCs w:val="14"/>
+                  <w:u w:val="single" w:color="595959"/>
+                </w:rPr>
+                <w:t xml:space="preserve">🔍 Search ARES for similar readings</w:t>
+              </w:r>
+            </w:hyperlink>
+          </w:p>
+        </w:tc>
+        <w:tc>
+          <w:tcPr>
+            <w:tcW w:type="dxa" w:w="3040"/>
+            <w:shd w:fill="FFFFFF" w:color="auto" w:val="clear"/>
+            <w:tcMar>
+              <w:top w:type="dxa" w:w="60"/>
+              <w:left w:type="dxa" w:w="120"/>
+              <w:bottom w:type="dxa" w:w="60"/>
+              <w:right w:type="dxa" w:w="120"/>
+            </w:tcMar>
+            <w:vAlign w:val="top"/>
+          </w:tcPr>
+          <w:p>
+            <w:pPr>
+              <w:spacing w:after="40" w:before="0"/>
+              <w:jc w:val="left"/>
+            </w:pPr>
+            <w:r>
+              <w:rPr>
+                <w:rFonts w:ascii="Arial" w:cs="Arial" w:eastAsia="Arial" w:hAnsi="Arial"/>
+                <w:b w:val="false"/>
+                <w:bCs w:val="false"/>
+                <w:i w:val="false"/>
+                <w:iCs w:val="false"/>
+                <w:color w:val="000000"/>
+                <w:sz w:val="18"/>
+                <w:szCs w:val="18"/>
+              </w:rPr>
+              <w:t xml:space="preserve">The full Driving Question Board — which has been built up across all 8 lessons — is displayed at the front of the class. The board shows the original driving question, all three KICD key inquiry questions, and every sticky-note question added by learners across the unit. Working as a whole class, learners now formally close each question. The teacher reads each sticky note aloud. For the three KICD key inquiry questions, the class agrees on a final answer — drawn from the marathon evidence — and the teacher writes it in a coloured marker on a card placed next to that question. For any unanswered sticky-note questions ('What happens when two runners run in opposite directions?' / 'What does deceleration look like on a velocity-time graph?'), learners vote: (a) 'We answered this — where?' or (b) 'This is a question for further study.' Unanswered questions are circled in a different colour. The driving question itself is answered last, with the full class reciting the consensus explanation built in Phase 3.</w:t>
+            </w:r>
+          </w:p>
+        </w:tc>
+        <w:tc>
+          <w:tcPr>
+            <w:tcW w:type="dxa" w:w="3040"/>
+            <w:shd w:fill="F2F2F2" w:color="auto" w:val="clear"/>
+            <w:tcMar>
+              <w:top w:type="dxa" w:w="60"/>
+              <w:left w:type="dxa" w:w="120"/>
+              <w:bottom w:type="dxa" w:w="60"/>
+              <w:right w:type="dxa" w:w="120"/>
+            </w:tcMar>
+            <w:vAlign w:val="top"/>
+          </w:tcPr>
+          <w:p>
+            <w:pPr>
+              <w:spacing w:after="40" w:before="0"/>
+              <w:jc w:val="left"/>
+            </w:pPr>
+            <w:r>
+              <w:rPr>
+                <w:rFonts w:ascii="Arial" w:cs="Arial" w:eastAsia="Arial" w:hAnsi="Arial"/>
+                <w:b w:val="false"/>
+                <w:bCs w:val="false"/>
+                <w:i w:val="false"/>
+                <w:iCs w:val="false"/>
+                <w:color w:val="000000"/>
+                <w:sz w:val="18"/>
+                <w:szCs w:val="18"/>
+              </w:rPr>
+              <w:t xml:space="preserve">Stand at the DQB and say: 'Eight lessons ago, you asked how we can use mathematics to explain the motion of any moving body. Today you are going to answer that question with evidence.' Read the first KICD question: 'What is speed?' Ask: 'Someone give me our final, mathematically precise answer — using the marathon data.' WAIT 12 seconds. Cold-call. Write the answer on a green card and pin it. Repeat for questions 2 and 3. For sticky-note questions, move quickly — read each, ask for a show of hands: 'Answered — yes or no?' Mark accordingly. For the driving question, say: 'Everyone, together, say our final answer.' Lead the class in a choral recitation of the consensus explanation. Then step back and say: 'Look at this board. Every question you ever had about linear motion in this unit is answered or deliberately saved for the next level. That is what mathematicians do.' Estimated time: 8 minutes.</w:t>
+            </w:r>
+          </w:p>
+        </w:tc>
+        <w:tc>
+          <w:tcPr>
+            <w:tcW w:type="dxa" w:w="3040"/>
+            <w:shd w:fill="FFFFFF" w:color="auto" w:val="clear"/>
+            <w:tcMar>
+              <w:top w:type="dxa" w:w="60"/>
+              <w:left w:type="dxa" w:w="120"/>
+              <w:bottom w:type="dxa" w:w="60"/>
+              <w:right w:type="dxa" w:w="120"/>
+            </w:tcMar>
+            <w:vAlign w:val="top"/>
+          </w:tcPr>
+          <w:p>
+            <w:pPr>
+              <w:spacing w:after="40" w:before="0"/>
+              <w:jc w:val="left"/>
+            </w:pPr>
+            <w:r>
+              <w:rPr>
+                <w:rFonts w:ascii="Arial" w:cs="Arial" w:eastAsia="Arial" w:hAnsi="Arial"/>
+                <w:b w:val="false"/>
+                <w:bCs w:val="false"/>
+                <w:i w:val="false"/>
+                <w:iCs w:val="false"/>
+                <w:color w:val="000000"/>
+                <w:sz w:val="18"/>
+                <w:szCs w:val="18"/>
+              </w:rPr>
+              <w:t xml:space="preserve">Driving Question Board Closure as Metacognitive Summary. Revisiting every question on the DQB and formally marking it 'answered' or 'for further study' gives learners a concrete, visual record of their intellectual journey. This practice mirrors the scientific community's norms of knowledge-building and revision. It also validates learner curiosity — every sticky note is taken seriously — and models that unanswered questions are not failures but invitations to further inquiry (NGSS SEP 1: Asking Questions and Defining Problems).</w:t>
+            </w:r>
+          </w:p>
+        </w:tc>
+        <w:tc>
+          <w:tcPr>
+            <w:tcW w:type="dxa" w:w="3040"/>
+            <w:shd w:fill="F2F2F2" w:color="auto" w:val="clear"/>
+            <w:tcMar>
+              <w:top w:type="dxa" w:w="60"/>
+              <w:left w:type="dxa" w:w="120"/>
+              <w:bottom w:type="dxa" w:w="60"/>
+              <w:right w:type="dxa" w:w="120"/>
+            </w:tcMar>
+            <w:vAlign w:val="top"/>
+          </w:tcPr>
+          <w:p>
+            <w:pPr>
+              <w:spacing w:after="40" w:before="0"/>
+              <w:jc w:val="left"/>
+            </w:pPr>
+            <w:r>
+              <w:rPr>
+                <w:rFonts w:ascii="Arial" w:cs="Arial" w:eastAsia="Arial" w:hAnsi="Arial"/>
+                <w:b w:val="false"/>
+                <w:bCs w:val="false"/>
+                <w:i w:val="false"/>
+                <w:iCs w:val="false"/>
+                <w:color w:val="000000"/>
+                <w:sz w:val="18"/>
+                <w:szCs w:val="18"/>
+              </w:rPr>
+              <w:t xml:space="preserve">Teacher notes which questions learners mark as 'unanswered' even though they have been addressed in prior lessons — this reveals residual misconceptions. Particular attention to: (a) 'Is velocity the same as speed?' — if learners are uncertain, the teacher clarifies verbally before the assessment: 'Velocity includes direction; speed does not. A runner going back to collect a water bottle has negative velocity on our displacement-time graph.' (b) 'What does the area under a velocity-time graph mean?' — if uncertain, teacher points to the graph on the wall and traces the area with a finger.</w:t>
+            </w:r>
+          </w:p>
+        </w:tc>
+      </w:tr>
+      <w:tr>
+        <w:tc>
+          <w:tcPr>
+            <w:tcW w:type="dxa" w:w="1520"/>
+            <w:shd w:fill="D5E8F0" w:color="auto" w:val="clear"/>
+            <w:tcMar>
+              <w:top w:type="dxa" w:w="60"/>
+              <w:left w:type="dxa" w:w="120"/>
+              <w:bottom w:type="dxa" w:w="60"/>
+              <w:right w:type="dxa" w:w="120"/>
+            </w:tcMar>
+            <w:vAlign w:val="top"/>
+          </w:tcPr>
+          <w:p>
+            <w:pPr>
+              <w:spacing w:after="40" w:before="0"/>
+              <w:jc w:val="left"/>
+            </w:pPr>
+            <w:r>
+              <w:rPr>
+                <w:rFonts w:ascii="Arial" w:cs="Arial" w:eastAsia="Arial" w:hAnsi="Arial"/>
+                <w:b/>
+                <w:bCs/>
+                <w:i w:val="false"/>
+                <w:iCs w:val="false"/>
+                <w:color w:val="000000"/>
+                <w:sz w:val="18"/>
+                <w:szCs w:val="18"/>
+              </w:rPr>
+              <w:t xml:space="preserve">Model Building Phase</w:t>
+            </w:r>
+          </w:p>
+          <w:p>
+            <w:pPr>
+              <w:spacing w:after="20" w:before="0"/>
+            </w:pPr>
+            <w:r>
+              <w:rPr>
+                <w:rFonts w:ascii="Arial" w:cs="Arial" w:eastAsia="Arial" w:hAnsi="Arial"/>
+                <w:b/>
+                <w:bCs/>
+                <w:color w:val="1F3864"/>
+                <w:sz w:val="16"/>
+                <w:szCs w:val="16"/>
+              </w:rPr>
+              <w:t xml:space="preserve">📹 VIDEO:</w:t>
+            </w:r>
+          </w:p>
+          <w:p>
+            <w:pPr>
+              <w:spacing w:after="20" w:before="0"/>
+            </w:pPr>
+            <w:hyperlink w:history="1" r:id="rIdvhuyryaenwvizihwaxrva">
+              <w:r>
+                <w:rPr>
+                  <w:rFonts w:ascii="Arial" w:cs="Arial" w:eastAsia="Arial" w:hAnsi="Arial"/>
+                  <w:color w:val="2E75B6"/>
+                  <w:sz w:val="16"/>
+                  <w:szCs w:val="16"/>
+                  <w:u w:val="single" w:color="2E75B6"/>
+                </w:rPr>
+                <w:t xml:space="preserve">Average velocity for constant acceleration</w:t>
+              </w:r>
+            </w:hyperlink>
+          </w:p>
+          <w:p>
+            <w:pPr>
+              <w:spacing w:after="20" w:before="0"/>
+            </w:pPr>
+            <w:r>
+              <w:rPr>
+                <w:rFonts w:ascii="Arial" w:cs="Arial" w:eastAsia="Arial" w:hAnsi="Arial"/>
+                <w:i/>
+                <w:iCs/>
+                <w:color w:val="595959"/>
+                <w:sz w:val="16"/>
+                <w:szCs w:val="16"/>
+              </w:rPr>
+              <w:t xml:space="preserve">Related topic: not an exact match for this lesson.</w:t>
+            </w:r>
+          </w:p>
+          <w:p>
+            <w:pPr>
+              <w:spacing w:after="10" w:before="0"/>
+              <w:ind w:left="120"/>
+            </w:pPr>
+            <w:r>
+              <w:rPr>
+                <w:rFonts w:ascii="Arial" w:cs="Arial" w:eastAsia="Arial" w:hAnsi="Arial"/>
+                <w:color w:val="595959"/>
+                <w:sz w:val="14"/>
+                <w:szCs w:val="14"/>
+              </w:rPr>
+              <w:t xml:space="preserve">Source: Khan Academy (English - US curriculum)</w:t>
+            </w:r>
+          </w:p>
+          <w:p>
+            <w:pPr>
+              <w:spacing w:after="10" w:before="0"/>
+              <w:ind w:left="120"/>
+            </w:pPr>
+            <w:hyperlink w:history="1" r:id="rIderv6tx15uozeityd2n5qd">
+              <w:r>
+                <w:rPr>
+                  <w:rFonts w:ascii="Arial" w:cs="Arial" w:eastAsia="Arial" w:hAnsi="Arial"/>
+                  <w:color w:val="595959"/>
+                  <w:sz w:val="14"/>
+                  <w:szCs w:val="14"/>
+                  <w:u w:val="single" w:color="595959"/>
+                </w:rPr>
+                <w:t xml:space="preserve">🔍 Search ARES for similar videos</w:t>
+              </w:r>
+            </w:hyperlink>
+          </w:p>
+          <w:p>
+            <w:pPr>
+              <w:spacing w:after="40" w:before="0"/>
+            </w:pPr>
+            <w:r>
+              <w:rPr>
+                <w:sz w:val="14"/>
+                <w:szCs w:val="14"/>
+              </w:rPr>
+              <w:t xml:space="preserve"/>
+            </w:r>
+          </w:p>
+          <w:p>
+            <w:pPr>
+              <w:spacing w:after="20" w:before="0"/>
+            </w:pPr>
+            <w:r>
+              <w:rPr>
+                <w:rFonts w:ascii="Arial" w:cs="Arial" w:eastAsia="Arial" w:hAnsi="Arial"/>
+                <w:b/>
+                <w:bCs/>
+                <w:color w:val="1F3864"/>
+                <w:sz w:val="16"/>
+                <w:szCs w:val="16"/>
+              </w:rPr>
+              <w:t xml:space="preserve">📖 EXERCISE:</w:t>
+            </w:r>
+          </w:p>
+          <w:p>
+            <w:pPr>
+              <w:spacing w:after="20" w:before="0"/>
+            </w:pPr>
+            <w:hyperlink w:history="1" r:id="rIdukfbcpsnjr-ppmi-zn0q2">
               <w:r>
                 <w:rPr>
                   <w:rFonts w:ascii="Arial" w:cs="Arial" w:eastAsia="Arial" w:hAnsi="Arial"/>
@@ -25291,313 +26045,7 @@
               <w:spacing w:after="10" w:before="0"/>
               <w:ind w:left="120"/>
             </w:pPr>
-            <w:hyperlink w:history="1" r:id="rId2y3amnbyiwj1gxcpityhs">
-              <w:r>
-                <w:rPr>
-                  <w:rFonts w:ascii="Arial" w:cs="Arial" w:eastAsia="Arial" w:hAnsi="Arial"/>
-                  <w:color w:val="595959"/>
-                  <w:sz w:val="14"/>
-                  <w:szCs w:val="14"/>
-                  <w:u w:val="single" w:color="595959"/>
-                </w:rPr>
-                <w:t xml:space="preserve">🔍 Search ARES for similar readings</w:t>
-              </w:r>
-            </w:hyperlink>
-          </w:p>
-        </w:tc>
-        <w:tc>
-          <w:tcPr>
-            <w:tcW w:type="dxa" w:w="3040"/>
-            <w:shd w:fill="FFFFFF" w:color="auto" w:val="clear"/>
-            <w:tcMar>
-              <w:top w:type="dxa" w:w="60"/>
-              <w:left w:type="dxa" w:w="120"/>
-              <w:bottom w:type="dxa" w:w="60"/>
-              <w:right w:type="dxa" w:w="120"/>
-            </w:tcMar>
-            <w:vAlign w:val="top"/>
-          </w:tcPr>
-          <w:p>
-            <w:pPr>
-              <w:spacing w:after="40" w:before="0"/>
-              <w:jc w:val="left"/>
-            </w:pPr>
-            <w:r>
-              <w:rPr>
-                <w:rFonts w:ascii="Arial" w:cs="Arial" w:eastAsia="Arial" w:hAnsi="Arial"/>
-                <w:b w:val="false"/>
-                <w:bCs w:val="false"/>
-                <w:i w:val="false"/>
-                <w:iCs w:val="false"/>
-                <w:color w:val="000000"/>
-                <w:sz w:val="18"/>
-                <w:szCs w:val="18"/>
-              </w:rPr>
-              <w:t xml:space="preserve">The full Driving Question Board — which has been built up across all 8 lessons — is displayed at the front of the class. The board shows the original driving question, all three KICD key inquiry questions, and every sticky-note question added by learners across the unit. Working as a whole class, learners now formally close each question. The teacher reads each sticky note aloud. For the three KICD key inquiry questions, the class agrees on a final answer — drawn from the marathon evidence — and the teacher writes it in a coloured marker on a card placed next to that question. For any unanswered sticky-note questions ('What happens when two runners run in opposite directions?' / 'What does deceleration look like on a velocity-time graph?'), learners vote: (a) 'We answered this — where?' or (b) 'This is a question for further study.' Unanswered questions are circled in a different colour. The driving question itself is answered last, with the full class reciting the consensus explanation built in Phase 3.</w:t>
-            </w:r>
-          </w:p>
-        </w:tc>
-        <w:tc>
-          <w:tcPr>
-            <w:tcW w:type="dxa" w:w="3040"/>
-            <w:shd w:fill="F2F2F2" w:color="auto" w:val="clear"/>
-            <w:tcMar>
-              <w:top w:type="dxa" w:w="60"/>
-              <w:left w:type="dxa" w:w="120"/>
-              <w:bottom w:type="dxa" w:w="60"/>
-              <w:right w:type="dxa" w:w="120"/>
-            </w:tcMar>
-            <w:vAlign w:val="top"/>
-          </w:tcPr>
-          <w:p>
-            <w:pPr>
-              <w:spacing w:after="40" w:before="0"/>
-              <w:jc w:val="left"/>
-            </w:pPr>
-            <w:r>
-              <w:rPr>
-                <w:rFonts w:ascii="Arial" w:cs="Arial" w:eastAsia="Arial" w:hAnsi="Arial"/>
-                <w:b w:val="false"/>
-                <w:bCs w:val="false"/>
-                <w:i w:val="false"/>
-                <w:iCs w:val="false"/>
-                <w:color w:val="000000"/>
-                <w:sz w:val="18"/>
-                <w:szCs w:val="18"/>
-              </w:rPr>
-              <w:t xml:space="preserve">Stand at the DQB and say: 'Eight lessons ago, you asked how we can use mathematics to explain the motion of any moving body. Today you are going to answer that question with evidence.' Read the first KICD question: 'What is speed?' Ask: 'Someone give me our final, mathematically precise answer — using the marathon data.' WAIT 12 seconds. Cold-call. Write the answer on a green card and pin it. Repeat for questions 2 and 3. For sticky-note questions, move quickly — read each, ask for a show of hands: 'Answered — yes or no?' Mark accordingly. For the driving question, say: 'Everyone, together, say our final answer.' Lead the class in a choral recitation of the consensus explanation. Then step back and say: 'Look at this board. Every question you ever had about linear motion in this unit is answered or deliberately saved for the next level. That is what mathematicians do.' Estimated time: 8 minutes.</w:t>
-            </w:r>
-          </w:p>
-        </w:tc>
-        <w:tc>
-          <w:tcPr>
-            <w:tcW w:type="dxa" w:w="3040"/>
-            <w:shd w:fill="FFFFFF" w:color="auto" w:val="clear"/>
-            <w:tcMar>
-              <w:top w:type="dxa" w:w="60"/>
-              <w:left w:type="dxa" w:w="120"/>
-              <w:bottom w:type="dxa" w:w="60"/>
-              <w:right w:type="dxa" w:w="120"/>
-            </w:tcMar>
-            <w:vAlign w:val="top"/>
-          </w:tcPr>
-          <w:p>
-            <w:pPr>
-              <w:spacing w:after="40" w:before="0"/>
-              <w:jc w:val="left"/>
-            </w:pPr>
-            <w:r>
-              <w:rPr>
-                <w:rFonts w:ascii="Arial" w:cs="Arial" w:eastAsia="Arial" w:hAnsi="Arial"/>
-                <w:b w:val="false"/>
-                <w:bCs w:val="false"/>
-                <w:i w:val="false"/>
-                <w:iCs w:val="false"/>
-                <w:color w:val="000000"/>
-                <w:sz w:val="18"/>
-                <w:szCs w:val="18"/>
-              </w:rPr>
-              <w:t xml:space="preserve">Driving Question Board Closure as Metacognitive Summary. Revisiting every question on the DQB and formally marking it 'answered' or 'for further study' gives learners a concrete, visual record of their intellectual journey. This practice mirrors the scientific community's norms of knowledge-building and revision. It also validates learner curiosity — every sticky note is taken seriously — and models that unanswered questions are not failures but invitations to further inquiry (NGSS SEP 1: Asking Questions and Defining Problems).</w:t>
-            </w:r>
-          </w:p>
-        </w:tc>
-        <w:tc>
-          <w:tcPr>
-            <w:tcW w:type="dxa" w:w="3040"/>
-            <w:shd w:fill="F2F2F2" w:color="auto" w:val="clear"/>
-            <w:tcMar>
-              <w:top w:type="dxa" w:w="60"/>
-              <w:left w:type="dxa" w:w="120"/>
-              <w:bottom w:type="dxa" w:w="60"/>
-              <w:right w:type="dxa" w:w="120"/>
-            </w:tcMar>
-            <w:vAlign w:val="top"/>
-          </w:tcPr>
-          <w:p>
-            <w:pPr>
-              <w:spacing w:after="40" w:before="0"/>
-              <w:jc w:val="left"/>
-            </w:pPr>
-            <w:r>
-              <w:rPr>
-                <w:rFonts w:ascii="Arial" w:cs="Arial" w:eastAsia="Arial" w:hAnsi="Arial"/>
-                <w:b w:val="false"/>
-                <w:bCs w:val="false"/>
-                <w:i w:val="false"/>
-                <w:iCs w:val="false"/>
-                <w:color w:val="000000"/>
-                <w:sz w:val="18"/>
-                <w:szCs w:val="18"/>
-              </w:rPr>
-              <w:t xml:space="preserve">Teacher notes which questions learners mark as 'unanswered' even though they have been addressed in prior lessons — this reveals residual misconceptions. Particular attention to: (a) 'Is velocity the same as speed?' — if learners are uncertain, the teacher clarifies verbally before the assessment: 'Velocity includes direction; speed does not. A runner going back to collect a water bottle has negative velocity on our displacement-time graph.' (b) 'What does the area under a velocity-time graph mean?' — if uncertain, teacher points to the graph on the wall and traces the area with a finger.</w:t>
-            </w:r>
-          </w:p>
-        </w:tc>
-      </w:tr>
-      <w:tr>
-        <w:tc>
-          <w:tcPr>
-            <w:tcW w:type="dxa" w:w="1520"/>
-            <w:shd w:fill="D5E8F0" w:color="auto" w:val="clear"/>
-            <w:tcMar>
-              <w:top w:type="dxa" w:w="60"/>
-              <w:left w:type="dxa" w:w="120"/>
-              <w:bottom w:type="dxa" w:w="60"/>
-              <w:right w:type="dxa" w:w="120"/>
-            </w:tcMar>
-            <w:vAlign w:val="top"/>
-          </w:tcPr>
-          <w:p>
-            <w:pPr>
-              <w:spacing w:after="40" w:before="0"/>
-              <w:jc w:val="left"/>
-            </w:pPr>
-            <w:r>
-              <w:rPr>
-                <w:rFonts w:ascii="Arial" w:cs="Arial" w:eastAsia="Arial" w:hAnsi="Arial"/>
-                <w:b/>
-                <w:bCs/>
-                <w:i w:val="false"/>
-                <w:iCs w:val="false"/>
-                <w:color w:val="000000"/>
-                <w:sz w:val="18"/>
-                <w:szCs w:val="18"/>
-              </w:rPr>
-              <w:t xml:space="preserve">Model Building Phase</w:t>
-            </w:r>
-          </w:p>
-          <w:p>
-            <w:pPr>
-              <w:spacing w:after="20" w:before="0"/>
-            </w:pPr>
-            <w:r>
-              <w:rPr>
-                <w:rFonts w:ascii="Arial" w:cs="Arial" w:eastAsia="Arial" w:hAnsi="Arial"/>
-                <w:b/>
-                <w:bCs/>
-                <w:color w:val="1F3864"/>
-                <w:sz w:val="16"/>
-                <w:szCs w:val="16"/>
-              </w:rPr>
-              <w:t xml:space="preserve">📹 VIDEO:</w:t>
-            </w:r>
-          </w:p>
-          <w:p>
-            <w:pPr>
-              <w:spacing w:after="20" w:before="0"/>
-            </w:pPr>
-            <w:hyperlink w:history="1" r:id="rIdbkmvcemz8rzvyq7xfrcri">
-              <w:r>
-                <w:rPr>
-                  <w:rFonts w:ascii="Arial" w:cs="Arial" w:eastAsia="Arial" w:hAnsi="Arial"/>
-                  <w:color w:val="2E75B6"/>
-                  <w:sz w:val="16"/>
-                  <w:szCs w:val="16"/>
-                  <w:u w:val="single" w:color="2E75B6"/>
-                </w:rPr>
-                <w:t xml:space="preserve">Position vs. time graphs</w:t>
-              </w:r>
-            </w:hyperlink>
-          </w:p>
-          <w:p>
-            <w:pPr>
-              <w:spacing w:after="10" w:before="0"/>
-              <w:ind w:left="120"/>
-            </w:pPr>
-            <w:r>
-              <w:rPr>
-                <w:rFonts w:ascii="Arial" w:cs="Arial" w:eastAsia="Arial" w:hAnsi="Arial"/>
-                <w:color w:val="595959"/>
-                <w:sz w:val="14"/>
-                <w:szCs w:val="14"/>
-              </w:rPr>
-              <w:t xml:space="preserve">Source: Khan Academy (English - US curriculum)</w:t>
-            </w:r>
-          </w:p>
-          <w:p>
-            <w:pPr>
-              <w:spacing w:after="10" w:before="0"/>
-              <w:ind w:left="120"/>
-            </w:pPr>
-            <w:hyperlink w:history="1" r:id="rIdmreaeua71ezf4ukfvqjpg">
-              <w:r>
-                <w:rPr>
-                  <w:rFonts w:ascii="Arial" w:cs="Arial" w:eastAsia="Arial" w:hAnsi="Arial"/>
-                  <w:color w:val="595959"/>
-                  <w:sz w:val="14"/>
-                  <w:szCs w:val="14"/>
-                  <w:u w:val="single" w:color="595959"/>
-                </w:rPr>
-                <w:t xml:space="preserve">🔍 Search ARES for similar videos</w:t>
-              </w:r>
-            </w:hyperlink>
-          </w:p>
-          <w:p>
-            <w:pPr>
-              <w:spacing w:after="40" w:before="0"/>
-            </w:pPr>
-            <w:r>
-              <w:rPr>
-                <w:sz w:val="14"/>
-                <w:szCs w:val="14"/>
-              </w:rPr>
-              <w:t xml:space="preserve"/>
-            </w:r>
-          </w:p>
-          <w:p>
-            <w:pPr>
-              <w:spacing w:after="20" w:before="0"/>
-            </w:pPr>
-            <w:r>
-              <w:rPr>
-                <w:rFonts w:ascii="Arial" w:cs="Arial" w:eastAsia="Arial" w:hAnsi="Arial"/>
-                <w:b/>
-                <w:bCs/>
-                <w:color w:val="1F3864"/>
-                <w:sz w:val="16"/>
-                <w:szCs w:val="16"/>
-              </w:rPr>
-              <w:t xml:space="preserve">📖 EXERCISE:</w:t>
-            </w:r>
-          </w:p>
-          <w:p>
-            <w:pPr>
-              <w:spacing w:after="20" w:before="0"/>
-            </w:pPr>
-            <w:hyperlink w:history="1" r:id="rIdz3xgtck-m_e0jyeyv9-2f">
-              <w:r>
-                <w:rPr>
-                  <w:rFonts w:ascii="Arial" w:cs="Arial" w:eastAsia="Arial" w:hAnsi="Arial"/>
-                  <w:color w:val="2E75B6"/>
-                  <w:sz w:val="16"/>
-                  <w:szCs w:val="16"/>
-                  <w:u w:val="single" w:color="2E75B6"/>
-                </w:rPr>
-                <w:t xml:space="preserve">Instantaneous velocity and instantaneous speed from graphs</w:t>
-              </w:r>
-            </w:hyperlink>
-          </w:p>
-          <w:p>
-            <w:pPr>
-              <w:spacing w:after="10" w:before="0"/>
-              <w:ind w:left="120"/>
-            </w:pPr>
-            <w:r>
-              <w:rPr>
-                <w:rFonts w:ascii="Arial" w:cs="Arial" w:eastAsia="Arial" w:hAnsi="Arial"/>
-                <w:color w:val="595959"/>
-                <w:sz w:val="14"/>
-                <w:szCs w:val="14"/>
-              </w:rPr>
-              <w:t xml:space="preserve">Source: Khan Academy (English - US curriculum)</w:t>
-            </w:r>
-          </w:p>
-          <w:p>
-            <w:pPr>
-              <w:spacing w:after="10" w:before="0"/>
-              <w:ind w:left="120"/>
-            </w:pPr>
-            <w:hyperlink w:history="1" r:id="rIdunh6h8agji3l9ku7zkhad">
+            <w:hyperlink w:history="1" r:id="rIdmhfcic1a01wtnx4s_s-vs">
               <w:r>
                 <w:rPr>
                   <w:rFonts w:ascii="Arial" w:cs="Arial" w:eastAsia="Arial" w:hAnsi="Arial"/>
@@ -26109,7 +26557,7 @@
         </w:rPr>
         <w:t xml:space="preserve">© 2026 SeaVuria and ARES. Aligned with KICD objectives. Developed by SeaVuria; technical implementation by ARES (with AI assistance from Claude). Licensed under </w:t>
       </w:r>
-      <w:hyperlink w:history="1" r:id="rIdqhzfbrzbm2rxrt2cjfblg">
+      <w:hyperlink w:history="1" r:id="rIdrfzposs0qvd2j8cytwfsw">
         <w:r>
           <w:rPr>
             <w:rFonts w:ascii="Arial" w:cs="Arial" w:eastAsia="Arial" w:hAnsi="Arial"/>
@@ -26130,7 +26578,7 @@
         </w:rPr>
         <w:t xml:space="preserve"> (</w:t>
       </w:r>
-      <w:hyperlink w:history="1" r:id="rIdd-7mzghy2zz6hqvnli9xr">
+      <w:hyperlink w:history="1" r:id="rIddk-sfoiyp50y1mnj2usoh">
         <w:r>
           <w:rPr>
             <w:rFonts w:ascii="Arial" w:cs="Arial" w:eastAsia="Arial" w:hAnsi="Arial"/>

--- a/data/outputs/v2/Core_Mathematics/SS2.9_Linear_Motion/Core_Mathematics_Linear_Motion_CBE_LessonSequence.docx
+++ b/data/outputs/v2/Core_Mathematics/SS2.9_Linear_Motion/Core_Mathematics_Linear_Motion_CBE_LessonSequence.docx
@@ -2321,7 +2321,7 @@
         </w:rPr>
         <w:t xml:space="preserve">© 2026 SeaVuria and ARES. This work is licensed under a </w:t>
       </w:r>
-      <w:hyperlink w:history="1" r:id="rIdr6lomeo2reqhas48luidj">
+      <w:hyperlink w:history="1" r:id="rId4slbhnhkgfj01gvavblqq">
         <w:r>
           <w:rPr>
             <w:rFonts w:ascii="Arial" w:cs="Arial" w:eastAsia="Arial" w:hAnsi="Arial"/>
@@ -2341,7 +2341,7 @@
         </w:rPr>
         <w:t xml:space="preserve"> (</w:t>
       </w:r>
-      <w:hyperlink w:history="1" r:id="rIde98jfjkmvwzbuuzxvtxgz">
+      <w:hyperlink w:history="1" r:id="rIdoblgz8ra3fexmh6fmygjc">
         <w:r>
           <w:rPr>
             <w:rFonts w:ascii="Arial" w:cs="Arial" w:eastAsia="Arial" w:hAnsi="Arial"/>
@@ -2361,7 +2361,7 @@
         </w:rPr>
         <w:t xml:space="preserve">). To view a copy of this license, visit </w:t>
       </w:r>
-      <w:hyperlink w:history="1" r:id="rIdm_pr0qcfhq205tyoujwgc">
+      <w:hyperlink w:history="1" r:id="rIdt2tfowbn_chr_inmbwtr_">
         <w:r>
           <w:rPr>
             <w:rFonts w:ascii="Arial" w:cs="Arial" w:eastAsia="Arial" w:hAnsi="Arial"/>
@@ -3373,7 +3373,7 @@
             <w:pPr>
               <w:spacing w:after="20" w:before="0"/>
             </w:pPr>
-            <w:hyperlink w:history="1" r:id="rId5ec9jrl1iojkonmbrquix">
+            <w:hyperlink w:history="1" r:id="rIdi0cewayy5g0hioh3hpu-s">
               <w:r>
                 <w:rPr>
                   <w:rFonts w:ascii="Arial" w:cs="Arial" w:eastAsia="Arial" w:hAnsi="Arial"/>
@@ -3406,7 +3406,7 @@
               <w:spacing w:after="10" w:before="0"/>
               <w:ind w:left="120"/>
             </w:pPr>
-            <w:hyperlink w:history="1" r:id="rIdfxfxjrk7ubxvdfcyknvfb">
+            <w:hyperlink w:history="1" r:id="rId3xjouebxy1lzi7nijvqxy">
               <w:r>
                 <w:rPr>
                   <w:rFonts w:ascii="Arial" w:cs="Arial" w:eastAsia="Arial" w:hAnsi="Arial"/>
@@ -3451,7 +3451,7 @@
             <w:pPr>
               <w:spacing w:after="20" w:before="0"/>
             </w:pPr>
-            <w:hyperlink w:history="1" r:id="rIdu1x5pftafdnu_w4znrlxp">
+            <w:hyperlink w:history="1" r:id="rIdumggkpxe59a8bzki_bgda">
               <w:r>
                 <w:rPr>
                   <w:rFonts w:ascii="Arial" w:cs="Arial" w:eastAsia="Arial" w:hAnsi="Arial"/>
@@ -3484,7 +3484,7 @@
               <w:spacing w:after="10" w:before="0"/>
               <w:ind w:left="120"/>
             </w:pPr>
-            <w:hyperlink w:history="1" r:id="rIdvkp2kkws_pcopi4egiygg">
+            <w:hyperlink w:history="1" r:id="rIdfgpgmjvholkzhffwhkp3a">
               <w:r>
                 <w:rPr>
                   <w:rFonts w:ascii="Arial" w:cs="Arial" w:eastAsia="Arial" w:hAnsi="Arial"/>
@@ -3679,7 +3679,7 @@
             <w:pPr>
               <w:spacing w:after="20" w:before="0"/>
             </w:pPr>
-            <w:hyperlink w:history="1" r:id="rIdzm4jnt9dnozqoknozdd_q">
+            <w:hyperlink w:history="1" r:id="rIdscvfdedn7xvznvfms0s_a">
               <w:r>
                 <w:rPr>
                   <w:rFonts w:ascii="Arial" w:cs="Arial" w:eastAsia="Arial" w:hAnsi="Arial"/>
@@ -3712,7 +3712,7 @@
               <w:spacing w:after="10" w:before="0"/>
               <w:ind w:left="120"/>
             </w:pPr>
-            <w:hyperlink w:history="1" r:id="rIdvurkume3unelnwqqv2vzz">
+            <w:hyperlink w:history="1" r:id="rIde8fj69mwp1gk3yv3phchk">
               <w:r>
                 <w:rPr>
                   <w:rFonts w:ascii="Arial" w:cs="Arial" w:eastAsia="Arial" w:hAnsi="Arial"/>
@@ -3757,7 +3757,7 @@
             <w:pPr>
               <w:spacing w:after="20" w:before="0"/>
             </w:pPr>
-            <w:hyperlink w:history="1" r:id="rIdbipgpxm6_d_booryms3aj">
+            <w:hyperlink w:history="1" r:id="rIdonsryp4sv90chfkfimy2c">
               <w:r>
                 <w:rPr>
                   <w:rFonts w:ascii="Arial" w:cs="Arial" w:eastAsia="Arial" w:hAnsi="Arial"/>
@@ -3790,7 +3790,7 @@
               <w:spacing w:after="10" w:before="0"/>
               <w:ind w:left="120"/>
             </w:pPr>
-            <w:hyperlink w:history="1" r:id="rIdg2on-f5_6svwtz3cijm9b">
+            <w:hyperlink w:history="1" r:id="rIdja_fg1d2oode2vdgvxazy">
               <w:r>
                 <w:rPr>
                   <w:rFonts w:ascii="Arial" w:cs="Arial" w:eastAsia="Arial" w:hAnsi="Arial"/>
@@ -3985,7 +3985,7 @@
             <w:pPr>
               <w:spacing w:after="20" w:before="0"/>
             </w:pPr>
-            <w:hyperlink w:history="1" r:id="rIdrbfely1mvysoogznw_by8">
+            <w:hyperlink w:history="1" r:id="rIdjtci68fbs5vcrvna8l05i">
               <w:r>
                 <w:rPr>
                   <w:rFonts w:ascii="Arial" w:cs="Arial" w:eastAsia="Arial" w:hAnsi="Arial"/>
@@ -4018,7 +4018,7 @@
               <w:spacing w:after="10" w:before="0"/>
               <w:ind w:left="120"/>
             </w:pPr>
-            <w:hyperlink w:history="1" r:id="rIdmppi5h0sjdvkqer-zgic1">
+            <w:hyperlink w:history="1" r:id="rIdstdfshkpklu_ump3q6b92">
               <w:r>
                 <w:rPr>
                   <w:rFonts w:ascii="Arial" w:cs="Arial" w:eastAsia="Arial" w:hAnsi="Arial"/>
@@ -4063,7 +4063,7 @@
             <w:pPr>
               <w:spacing w:after="20" w:before="0"/>
             </w:pPr>
-            <w:hyperlink w:history="1" r:id="rIdycnapdn2uu0as-gkmnr9o">
+            <w:hyperlink w:history="1" r:id="rIdb5-xj32u89ype_yra1bqr">
               <w:r>
                 <w:rPr>
                   <w:rFonts w:ascii="Arial" w:cs="Arial" w:eastAsia="Arial" w:hAnsi="Arial"/>
@@ -4096,7 +4096,7 @@
               <w:spacing w:after="10" w:before="0"/>
               <w:ind w:left="120"/>
             </w:pPr>
-            <w:hyperlink w:history="1" r:id="rIdulw_ry5_j3s8ztkibj2bz">
+            <w:hyperlink w:history="1" r:id="rIdpb5amol2wye1emw3pfeyq">
               <w:r>
                 <w:rPr>
                   <w:rFonts w:ascii="Arial" w:cs="Arial" w:eastAsia="Arial" w:hAnsi="Arial"/>
@@ -4291,7 +4291,7 @@
             <w:pPr>
               <w:spacing w:after="20" w:before="0"/>
             </w:pPr>
-            <w:hyperlink w:history="1" r:id="rIdlxwybqtjzm5ghcocbkfbv">
+            <w:hyperlink w:history="1" r:id="rIdhofbdbswgo6-grkyxgozk">
               <w:r>
                 <w:rPr>
                   <w:rFonts w:ascii="Arial" w:cs="Arial" w:eastAsia="Arial" w:hAnsi="Arial"/>
@@ -4324,7 +4324,7 @@
               <w:spacing w:after="10" w:before="0"/>
               <w:ind w:left="120"/>
             </w:pPr>
-            <w:hyperlink w:history="1" r:id="rIdwuliq97-y-fpxwtlwuipj">
+            <w:hyperlink w:history="1" r:id="rId8z2crp6sikmpnuu3ej2cl">
               <w:r>
                 <w:rPr>
                   <w:rFonts w:ascii="Arial" w:cs="Arial" w:eastAsia="Arial" w:hAnsi="Arial"/>
@@ -4369,7 +4369,7 @@
             <w:pPr>
               <w:spacing w:after="20" w:before="0"/>
             </w:pPr>
-            <w:hyperlink w:history="1" r:id="rIds3yriiehiffdxruiuwe1k">
+            <w:hyperlink w:history="1" r:id="rIdd1s3jdhs_tsmkshensebw">
               <w:r>
                 <w:rPr>
                   <w:rFonts w:ascii="Arial" w:cs="Arial" w:eastAsia="Arial" w:hAnsi="Arial"/>
@@ -4402,7 +4402,7 @@
               <w:spacing w:after="10" w:before="0"/>
               <w:ind w:left="120"/>
             </w:pPr>
-            <w:hyperlink w:history="1" r:id="rIdpuo-7zpfbgb0t_qjwellp">
+            <w:hyperlink w:history="1" r:id="rIddwwd5dkuhkkubdxo2voqx">
               <w:r>
                 <w:rPr>
                   <w:rFonts w:ascii="Arial" w:cs="Arial" w:eastAsia="Arial" w:hAnsi="Arial"/>
@@ -4597,7 +4597,7 @@
             <w:pPr>
               <w:spacing w:after="20" w:before="0"/>
             </w:pPr>
-            <w:hyperlink w:history="1" r:id="rIdu-gfzmuoli01uavnsuvo8">
+            <w:hyperlink w:history="1" r:id="rIdi_yohtb_nedtldcmpyza2">
               <w:r>
                 <w:rPr>
                   <w:rFonts w:ascii="Arial" w:cs="Arial" w:eastAsia="Arial" w:hAnsi="Arial"/>
@@ -4630,7 +4630,7 @@
               <w:spacing w:after="10" w:before="0"/>
               <w:ind w:left="120"/>
             </w:pPr>
-            <w:hyperlink w:history="1" r:id="rId7ciacq2zyfmzpcqhyn8kd">
+            <w:hyperlink w:history="1" r:id="rIdt97g6hjr67wwgh2inz-vi">
               <w:r>
                 <w:rPr>
                   <w:rFonts w:ascii="Arial" w:cs="Arial" w:eastAsia="Arial" w:hAnsi="Arial"/>
@@ -4675,7 +4675,7 @@
             <w:pPr>
               <w:spacing w:after="20" w:before="0"/>
             </w:pPr>
-            <w:hyperlink w:history="1" r:id="rIdyle34h2swzevhgnweuvw9">
+            <w:hyperlink w:history="1" r:id="rIddt0z3xz3-nkafsjno5bde">
               <w:r>
                 <w:rPr>
                   <w:rFonts w:ascii="Arial" w:cs="Arial" w:eastAsia="Arial" w:hAnsi="Arial"/>
@@ -4708,7 +4708,7 @@
               <w:spacing w:after="10" w:before="0"/>
               <w:ind w:left="120"/>
             </w:pPr>
-            <w:hyperlink w:history="1" r:id="rIdiryx0ryyzvweecpcsfdnz">
+            <w:hyperlink w:history="1" r:id="rIdx5mnvpuge5uaae6errtba">
               <w:r>
                 <w:rPr>
                   <w:rFonts w:ascii="Arial" w:cs="Arial" w:eastAsia="Arial" w:hAnsi="Arial"/>
@@ -5220,7 +5220,7 @@
         </w:rPr>
         <w:t xml:space="preserve">© 2026 SeaVuria and ARES. Aligned with KICD objectives. Developed by SeaVuria; technical implementation by ARES (with AI assistance from Claude). Licensed under </w:t>
       </w:r>
-      <w:hyperlink w:history="1" r:id="rIdm4xba4y0az_z8d8ikuxr1">
+      <w:hyperlink w:history="1" r:id="rIdtbjiwkrgsi61dlictkjxg">
         <w:r>
           <w:rPr>
             <w:rFonts w:ascii="Arial" w:cs="Arial" w:eastAsia="Arial" w:hAnsi="Arial"/>
@@ -5241,7 +5241,7 @@
         </w:rPr>
         <w:t xml:space="preserve"> (</w:t>
       </w:r>
-      <w:hyperlink w:history="1" r:id="rIdo3jjnu6etfrjlnez2jjup">
+      <w:hyperlink w:history="1" r:id="rId8h01xjjltepsoiptvxz1v">
         <w:r>
           <w:rPr>
             <w:rFonts w:ascii="Arial" w:cs="Arial" w:eastAsia="Arial" w:hAnsi="Arial"/>
@@ -6337,7 +6337,7 @@
             <w:pPr>
               <w:spacing w:after="20" w:before="0"/>
             </w:pPr>
-            <w:hyperlink w:history="1" r:id="rIdrddg8hhupti17licymki1">
+            <w:hyperlink w:history="1" r:id="rIdvjudgba1-_8abil7av_cw">
               <w:r>
                 <w:rPr>
                   <w:rFonts w:ascii="Arial" w:cs="Arial" w:eastAsia="Arial" w:hAnsi="Arial"/>
@@ -6370,7 +6370,7 @@
               <w:spacing w:after="10" w:before="0"/>
               <w:ind w:left="120"/>
             </w:pPr>
-            <w:hyperlink w:history="1" r:id="rIdl8b5tcmsshcwqcihddoeg">
+            <w:hyperlink w:history="1" r:id="rIddgdifwtezdkuubzlawyep">
               <w:r>
                 <w:rPr>
                   <w:rFonts w:ascii="Arial" w:cs="Arial" w:eastAsia="Arial" w:hAnsi="Arial"/>
@@ -6415,7 +6415,7 @@
             <w:pPr>
               <w:spacing w:after="20" w:before="0"/>
             </w:pPr>
-            <w:hyperlink w:history="1" r:id="rIdkz1sscwraz5xzncszlppu">
+            <w:hyperlink w:history="1" r:id="rIdeypwkzl_wmnkd3a5s5hi5">
               <w:r>
                 <w:rPr>
                   <w:rFonts w:ascii="Arial" w:cs="Arial" w:eastAsia="Arial" w:hAnsi="Arial"/>
@@ -6464,7 +6464,7 @@
               <w:spacing w:after="10" w:before="0"/>
               <w:ind w:left="120"/>
             </w:pPr>
-            <w:hyperlink w:history="1" r:id="rIdwlmyvv8kwseb8q4v6c8-w">
+            <w:hyperlink w:history="1" r:id="rIdhpnohj02bl0tifgwlljrz">
               <w:r>
                 <w:rPr>
                   <w:rFonts w:ascii="Arial" w:cs="Arial" w:eastAsia="Arial" w:hAnsi="Arial"/>
@@ -6659,7 +6659,7 @@
             <w:pPr>
               <w:spacing w:after="20" w:before="0"/>
             </w:pPr>
-            <w:hyperlink w:history="1" r:id="rIdgffmdcyrknpil8gyc0ctz">
+            <w:hyperlink w:history="1" r:id="rIdvpb4nyyzrinty9bdvt4i7">
               <w:r>
                 <w:rPr>
                   <w:rFonts w:ascii="Arial" w:cs="Arial" w:eastAsia="Arial" w:hAnsi="Arial"/>
@@ -6692,7 +6692,7 @@
               <w:spacing w:after="10" w:before="0"/>
               <w:ind w:left="120"/>
             </w:pPr>
-            <w:hyperlink w:history="1" r:id="rIdxxdpleu07avua6vsczpkd">
+            <w:hyperlink w:history="1" r:id="rId4secussu6gasrr4izhugr">
               <w:r>
                 <w:rPr>
                   <w:rFonts w:ascii="Arial" w:cs="Arial" w:eastAsia="Arial" w:hAnsi="Arial"/>
@@ -6737,7 +6737,7 @@
             <w:pPr>
               <w:spacing w:after="20" w:before="0"/>
             </w:pPr>
-            <w:hyperlink w:history="1" r:id="rIdasy2dwu_xk558yfsigedj">
+            <w:hyperlink w:history="1" r:id="rIdqyltepotzqjupm6kx-xoh">
               <w:r>
                 <w:rPr>
                   <w:rFonts w:ascii="Arial" w:cs="Arial" w:eastAsia="Arial" w:hAnsi="Arial"/>
@@ -6786,7 +6786,7 @@
               <w:spacing w:after="10" w:before="0"/>
               <w:ind w:left="120"/>
             </w:pPr>
-            <w:hyperlink w:history="1" r:id="rIdijw7n9-np25r3xg3mr3z4">
+            <w:hyperlink w:history="1" r:id="rIdjv-cq5p7lwlzlwhso30kx">
               <w:r>
                 <w:rPr>
                   <w:rFonts w:ascii="Arial" w:cs="Arial" w:eastAsia="Arial" w:hAnsi="Arial"/>
@@ -6981,7 +6981,7 @@
             <w:pPr>
               <w:spacing w:after="20" w:before="0"/>
             </w:pPr>
-            <w:hyperlink w:history="1" r:id="rId6qjonrgkouzbvrub9v5pm">
+            <w:hyperlink w:history="1" r:id="rIdlezxlpiw7pqhyd0l0gae8">
               <w:r>
                 <w:rPr>
                   <w:rFonts w:ascii="Arial" w:cs="Arial" w:eastAsia="Arial" w:hAnsi="Arial"/>
@@ -7014,7 +7014,7 @@
               <w:spacing w:after="10" w:before="0"/>
               <w:ind w:left="120"/>
             </w:pPr>
-            <w:hyperlink w:history="1" r:id="rIdyibb26dlcqzbue34tb4cp">
+            <w:hyperlink w:history="1" r:id="rIdz9bwkyqgza_ou_1giq8f_">
               <w:r>
                 <w:rPr>
                   <w:rFonts w:ascii="Arial" w:cs="Arial" w:eastAsia="Arial" w:hAnsi="Arial"/>
@@ -7059,7 +7059,7 @@
             <w:pPr>
               <w:spacing w:after="20" w:before="0"/>
             </w:pPr>
-            <w:hyperlink w:history="1" r:id="rIdnjiqmuxo97bnowxrfz_dh">
+            <w:hyperlink w:history="1" r:id="rIdu0jpw2djnhjusesa01oiw">
               <w:r>
                 <w:rPr>
                   <w:rFonts w:ascii="Arial" w:cs="Arial" w:eastAsia="Arial" w:hAnsi="Arial"/>
@@ -7108,7 +7108,7 @@
               <w:spacing w:after="10" w:before="0"/>
               <w:ind w:left="120"/>
             </w:pPr>
-            <w:hyperlink w:history="1" r:id="rIdrm7lgrrw_ue6y-qrq5i4-">
+            <w:hyperlink w:history="1" r:id="rId-jvsgx2gkffbnkk_m12o9">
               <w:r>
                 <w:rPr>
                   <w:rFonts w:ascii="Arial" w:cs="Arial" w:eastAsia="Arial" w:hAnsi="Arial"/>
@@ -7417,7 +7417,7 @@
             <w:pPr>
               <w:spacing w:after="20" w:before="0"/>
             </w:pPr>
-            <w:hyperlink w:history="1" r:id="rId_ipi8uloh5qrbkvmnc-_u">
+            <w:hyperlink w:history="1" r:id="rIdtmbe0jffc3fq0ztkvs0qz">
               <w:r>
                 <w:rPr>
                   <w:rFonts w:ascii="Arial" w:cs="Arial" w:eastAsia="Arial" w:hAnsi="Arial"/>
@@ -7450,7 +7450,7 @@
               <w:spacing w:after="10" w:before="0"/>
               <w:ind w:left="120"/>
             </w:pPr>
-            <w:hyperlink w:history="1" r:id="rIdtxikk7rbxgcwkpgjyopfl">
+            <w:hyperlink w:history="1" r:id="rIddvj8fvkwhanmlvwqyr8ku">
               <w:r>
                 <w:rPr>
                   <w:rFonts w:ascii="Arial" w:cs="Arial" w:eastAsia="Arial" w:hAnsi="Arial"/>
@@ -7495,7 +7495,7 @@
             <w:pPr>
               <w:spacing w:after="20" w:before="0"/>
             </w:pPr>
-            <w:hyperlink w:history="1" r:id="rIdthugz48b7ordobrvye1ac">
+            <w:hyperlink w:history="1" r:id="rIdhxcwiaqhl91bwy3gbs0cd">
               <w:r>
                 <w:rPr>
                   <w:rFonts w:ascii="Arial" w:cs="Arial" w:eastAsia="Arial" w:hAnsi="Arial"/>
@@ -7544,7 +7544,7 @@
               <w:spacing w:after="10" w:before="0"/>
               <w:ind w:left="120"/>
             </w:pPr>
-            <w:hyperlink w:history="1" r:id="rIdfmaq3o1_lwnl83nyczvfr">
+            <w:hyperlink w:history="1" r:id="rIdhth8zmnkvleuhcwvy7bzg">
               <w:r>
                 <w:rPr>
                   <w:rFonts w:ascii="Arial" w:cs="Arial" w:eastAsia="Arial" w:hAnsi="Arial"/>
@@ -7739,7 +7739,7 @@
             <w:pPr>
               <w:spacing w:after="20" w:before="0"/>
             </w:pPr>
-            <w:hyperlink w:history="1" r:id="rIdd-5i67hmnqcfqu41vkyg1">
+            <w:hyperlink w:history="1" r:id="rIdvuxqt92pvow8okn4fevtc">
               <w:r>
                 <w:rPr>
                   <w:rFonts w:ascii="Arial" w:cs="Arial" w:eastAsia="Arial" w:hAnsi="Arial"/>
@@ -7772,7 +7772,7 @@
               <w:spacing w:after="10" w:before="0"/>
               <w:ind w:left="120"/>
             </w:pPr>
-            <w:hyperlink w:history="1" r:id="rIdqnhz3dw_ipnah3m_thwxe">
+            <w:hyperlink w:history="1" r:id="rIdynl9i-j-gipjgwb_pdmsy">
               <w:r>
                 <w:rPr>
                   <w:rFonts w:ascii="Arial" w:cs="Arial" w:eastAsia="Arial" w:hAnsi="Arial"/>
@@ -7817,7 +7817,7 @@
             <w:pPr>
               <w:spacing w:after="20" w:before="0"/>
             </w:pPr>
-            <w:hyperlink w:history="1" r:id="rId7aqqwgjtpjot25p1u8xq8">
+            <w:hyperlink w:history="1" r:id="rIdvrldwiilakxv7l4ofbfsj">
               <w:r>
                 <w:rPr>
                   <w:rFonts w:ascii="Arial" w:cs="Arial" w:eastAsia="Arial" w:hAnsi="Arial"/>
@@ -7866,7 +7866,7 @@
               <w:spacing w:after="10" w:before="0"/>
               <w:ind w:left="120"/>
             </w:pPr>
-            <w:hyperlink w:history="1" r:id="rIdserwfiiwuj3gtrsdt2gfj">
+            <w:hyperlink w:history="1" r:id="rIdaezsr-wkg8rz9fjj1gayx">
               <w:r>
                 <w:rPr>
                   <w:rFonts w:ascii="Arial" w:cs="Arial" w:eastAsia="Arial" w:hAnsi="Arial"/>
@@ -8378,7 +8378,7 @@
         </w:rPr>
         <w:t xml:space="preserve">© 2026 SeaVuria and ARES. Aligned with KICD objectives. Developed by SeaVuria; technical implementation by ARES (with AI assistance from Claude). Licensed under </w:t>
       </w:r>
-      <w:hyperlink w:history="1" r:id="rIdmvm17l5f5-uekcw8d9wfs">
+      <w:hyperlink w:history="1" r:id="rId9tj0x4mbhl0nd7iuvcacf">
         <w:r>
           <w:rPr>
             <w:rFonts w:ascii="Arial" w:cs="Arial" w:eastAsia="Arial" w:hAnsi="Arial"/>
@@ -8399,7 +8399,7 @@
         </w:rPr>
         <w:t xml:space="preserve"> (</w:t>
       </w:r>
-      <w:hyperlink w:history="1" r:id="rIdc2_wu_ncf3dwv1umjcdyc">
+      <w:hyperlink w:history="1" r:id="rIdyah_ny9p7veccjlytuacb">
         <w:r>
           <w:rPr>
             <w:rFonts w:ascii="Arial" w:cs="Arial" w:eastAsia="Arial" w:hAnsi="Arial"/>
@@ -9412,7 +9412,7 @@
             <w:pPr>
               <w:spacing w:after="20" w:before="0"/>
             </w:pPr>
-            <w:hyperlink w:history="1" r:id="rIdrhzbnk0zg83_cznleg1jd">
+            <w:hyperlink w:history="1" r:id="rIdfq0akcarmfckeng6cact-">
               <w:r>
                 <w:rPr>
                   <w:rFonts w:ascii="Arial" w:cs="Arial" w:eastAsia="Arial" w:hAnsi="Arial"/>
@@ -9445,7 +9445,7 @@
               <w:spacing w:after="10" w:before="0"/>
               <w:ind w:left="120"/>
             </w:pPr>
-            <w:hyperlink w:history="1" r:id="rIdiagfxsvw19b2ndutgc1l5">
+            <w:hyperlink w:history="1" r:id="rIda-y5im3ci-vuydzxqbbqz">
               <w:r>
                 <w:rPr>
                   <w:rFonts w:ascii="Arial" w:cs="Arial" w:eastAsia="Arial" w:hAnsi="Arial"/>
@@ -9490,7 +9490,7 @@
             <w:pPr>
               <w:spacing w:after="20" w:before="0"/>
             </w:pPr>
-            <w:hyperlink w:history="1" r:id="rIddwsmdssgajhtdhu4i0b3z">
+            <w:hyperlink w:history="1" r:id="rIdqu_2hs4jtrdp1sqhimce9">
               <w:r>
                 <w:rPr>
                   <w:rFonts w:ascii="Arial" w:cs="Arial" w:eastAsia="Arial" w:hAnsi="Arial"/>
@@ -9523,7 +9523,7 @@
               <w:spacing w:after="10" w:before="0"/>
               <w:ind w:left="120"/>
             </w:pPr>
-            <w:hyperlink w:history="1" r:id="rIdng16ftmn4mqjrsmqnjlxp">
+            <w:hyperlink w:history="1" r:id="rIdg5oxrfnkpsukgpi0jlaaz">
               <w:r>
                 <w:rPr>
                   <w:rFonts w:ascii="Arial" w:cs="Arial" w:eastAsia="Arial" w:hAnsi="Arial"/>
@@ -9718,7 +9718,7 @@
             <w:pPr>
               <w:spacing w:after="20" w:before="0"/>
             </w:pPr>
-            <w:hyperlink w:history="1" r:id="rId7la68mineuijmxbgaynog">
+            <w:hyperlink w:history="1" r:id="rIdexxgt8_snhv-ayimv_0qr">
               <w:r>
                 <w:rPr>
                   <w:rFonts w:ascii="Arial" w:cs="Arial" w:eastAsia="Arial" w:hAnsi="Arial"/>
@@ -9751,7 +9751,7 @@
               <w:spacing w:after="10" w:before="0"/>
               <w:ind w:left="120"/>
             </w:pPr>
-            <w:hyperlink w:history="1" r:id="rIdkodscpmmvrnwynm_x8uhj">
+            <w:hyperlink w:history="1" r:id="rIdypk4c_vcnwrklzsiwhbsv">
               <w:r>
                 <w:rPr>
                   <w:rFonts w:ascii="Arial" w:cs="Arial" w:eastAsia="Arial" w:hAnsi="Arial"/>
@@ -9796,7 +9796,7 @@
             <w:pPr>
               <w:spacing w:after="20" w:before="0"/>
             </w:pPr>
-            <w:hyperlink w:history="1" r:id="rIdpzdet1qogpk0eaou0srwl">
+            <w:hyperlink w:history="1" r:id="rIdanmbmtckmcdk1hxlt-tuk">
               <w:r>
                 <w:rPr>
                   <w:rFonts w:ascii="Arial" w:cs="Arial" w:eastAsia="Arial" w:hAnsi="Arial"/>
@@ -9829,7 +9829,7 @@
               <w:spacing w:after="10" w:before="0"/>
               <w:ind w:left="120"/>
             </w:pPr>
-            <w:hyperlink w:history="1" r:id="rIdlkezxsxn0bh8bv1eadh4y">
+            <w:hyperlink w:history="1" r:id="rIdkmhjctrapbuiz0bcuwdmv">
               <w:r>
                 <w:rPr>
                   <w:rFonts w:ascii="Arial" w:cs="Arial" w:eastAsia="Arial" w:hAnsi="Arial"/>
@@ -10024,7 +10024,7 @@
             <w:pPr>
               <w:spacing w:after="20" w:before="0"/>
             </w:pPr>
-            <w:hyperlink w:history="1" r:id="rIdfcwhrazameq8d_rvlwqzt">
+            <w:hyperlink w:history="1" r:id="rIdp0rd-aouot9agm6d7l0dz">
               <w:r>
                 <w:rPr>
                   <w:rFonts w:ascii="Arial" w:cs="Arial" w:eastAsia="Arial" w:hAnsi="Arial"/>
@@ -10073,7 +10073,7 @@
               <w:spacing w:after="10" w:before="0"/>
               <w:ind w:left="120"/>
             </w:pPr>
-            <w:hyperlink w:history="1" r:id="rIdetcxdp4oc7gn0f27x1hbh">
+            <w:hyperlink w:history="1" r:id="rIdoxcb_z_iss6lopitxf3i7">
               <w:r>
                 <w:rPr>
                   <w:rFonts w:ascii="Arial" w:cs="Arial" w:eastAsia="Arial" w:hAnsi="Arial"/>
@@ -10118,7 +10118,7 @@
             <w:pPr>
               <w:spacing w:after="20" w:before="0"/>
             </w:pPr>
-            <w:hyperlink w:history="1" r:id="rIdsmm6o7rimia3acvclnkna">
+            <w:hyperlink w:history="1" r:id="rId_anauxdn22lwyx6vthwtv">
               <w:r>
                 <w:rPr>
                   <w:rFonts w:ascii="Arial" w:cs="Arial" w:eastAsia="Arial" w:hAnsi="Arial"/>
@@ -10151,7 +10151,7 @@
               <w:spacing w:after="10" w:before="0"/>
               <w:ind w:left="120"/>
             </w:pPr>
-            <w:hyperlink w:history="1" r:id="rIdemf5vysftniwr7ajucoxi">
+            <w:hyperlink w:history="1" r:id="rIdzm-lr1ldtutxcvv4c9-fg">
               <w:r>
                 <w:rPr>
                   <w:rFonts w:ascii="Arial" w:cs="Arial" w:eastAsia="Arial" w:hAnsi="Arial"/>
@@ -10346,7 +10346,7 @@
             <w:pPr>
               <w:spacing w:after="20" w:before="0"/>
             </w:pPr>
-            <w:hyperlink w:history="1" r:id="rIdaz99chz1oon_pjq6atdzu">
+            <w:hyperlink w:history="1" r:id="rIdesycnoqadt8ejkbp8h_7l">
               <w:r>
                 <w:rPr>
                   <w:rFonts w:ascii="Arial" w:cs="Arial" w:eastAsia="Arial" w:hAnsi="Arial"/>
@@ -10395,7 +10395,7 @@
               <w:spacing w:after="10" w:before="0"/>
               <w:ind w:left="120"/>
             </w:pPr>
-            <w:hyperlink w:history="1" r:id="rIdietqw-xtpjoqfvoowdb3u">
+            <w:hyperlink w:history="1" r:id="rIdpfrkzlvsr9shtkf7vkavn">
               <w:r>
                 <w:rPr>
                   <w:rFonts w:ascii="Arial" w:cs="Arial" w:eastAsia="Arial" w:hAnsi="Arial"/>
@@ -10440,7 +10440,7 @@
             <w:pPr>
               <w:spacing w:after="20" w:before="0"/>
             </w:pPr>
-            <w:hyperlink w:history="1" r:id="rIdaevdkplpusftv4zegohj1">
+            <w:hyperlink w:history="1" r:id="rIdfy_zfqw-22orotqbbdfnq">
               <w:r>
                 <w:rPr>
                   <w:rFonts w:ascii="Arial" w:cs="Arial" w:eastAsia="Arial" w:hAnsi="Arial"/>
@@ -10473,7 +10473,7 @@
               <w:spacing w:after="10" w:before="0"/>
               <w:ind w:left="120"/>
             </w:pPr>
-            <w:hyperlink w:history="1" r:id="rId25u2jngoyhgifwkywaqfv">
+            <w:hyperlink w:history="1" r:id="rIdo32vsg_sibk8ln8wlnogi">
               <w:r>
                 <w:rPr>
                   <w:rFonts w:ascii="Arial" w:cs="Arial" w:eastAsia="Arial" w:hAnsi="Arial"/>
@@ -10668,7 +10668,7 @@
             <w:pPr>
               <w:spacing w:after="20" w:before="0"/>
             </w:pPr>
-            <w:hyperlink w:history="1" r:id="rIdfhx4c6i2k92yvcbjhmufl">
+            <w:hyperlink w:history="1" r:id="rIdtiam7tq1q6dt4pbtbwd91">
               <w:r>
                 <w:rPr>
                   <w:rFonts w:ascii="Arial" w:cs="Arial" w:eastAsia="Arial" w:hAnsi="Arial"/>
@@ -10717,7 +10717,7 @@
               <w:spacing w:after="10" w:before="0"/>
               <w:ind w:left="120"/>
             </w:pPr>
-            <w:hyperlink w:history="1" r:id="rId2tc6n7hbzmsznexxlg3wu">
+            <w:hyperlink w:history="1" r:id="rIdcfgcw80htokgkpifz6zhx">
               <w:r>
                 <w:rPr>
                   <w:rFonts w:ascii="Arial" w:cs="Arial" w:eastAsia="Arial" w:hAnsi="Arial"/>
@@ -10762,7 +10762,7 @@
             <w:pPr>
               <w:spacing w:after="20" w:before="0"/>
             </w:pPr>
-            <w:hyperlink w:history="1" r:id="rId3dgpl7a3qzmtlz_ahjpf_">
+            <w:hyperlink w:history="1" r:id="rIdpxatlvj9zbvsjnq0pq-zy">
               <w:r>
                 <w:rPr>
                   <w:rFonts w:ascii="Arial" w:cs="Arial" w:eastAsia="Arial" w:hAnsi="Arial"/>
@@ -10811,7 +10811,7 @@
               <w:spacing w:after="10" w:before="0"/>
               <w:ind w:left="120"/>
             </w:pPr>
-            <w:hyperlink w:history="1" r:id="rIdrpaspff6od4n8jvkqa7yf">
+            <w:hyperlink w:history="1" r:id="rIdlpyiqr2neadlvaq9nuzsz">
               <w:r>
                 <w:rPr>
                   <w:rFonts w:ascii="Arial" w:cs="Arial" w:eastAsia="Arial" w:hAnsi="Arial"/>
@@ -11323,7 +11323,7 @@
         </w:rPr>
         <w:t xml:space="preserve">© 2026 SeaVuria and ARES. Aligned with KICD objectives. Developed by SeaVuria; technical implementation by ARES (with AI assistance from Claude). Licensed under </w:t>
       </w:r>
-      <w:hyperlink w:history="1" r:id="rIdtij2_o62bslqftlp8dett">
+      <w:hyperlink w:history="1" r:id="rId3qeouidyry45ktvkyoiom">
         <w:r>
           <w:rPr>
             <w:rFonts w:ascii="Arial" w:cs="Arial" w:eastAsia="Arial" w:hAnsi="Arial"/>
@@ -11344,7 +11344,7 @@
         </w:rPr>
         <w:t xml:space="preserve"> (</w:t>
       </w:r>
-      <w:hyperlink w:history="1" r:id="rIddwi9upmfh1btwylfdwgq-">
+      <w:hyperlink w:history="1" r:id="rId2fsrzzdmssx1iu3_0p6p5">
         <w:r>
           <w:rPr>
             <w:rFonts w:ascii="Arial" w:cs="Arial" w:eastAsia="Arial" w:hAnsi="Arial"/>
@@ -12357,7 +12357,7 @@
             <w:pPr>
               <w:spacing w:after="20" w:before="0"/>
             </w:pPr>
-            <w:hyperlink w:history="1" r:id="rIdeneqjmumlrk2jvhxycl3u">
+            <w:hyperlink w:history="1" r:id="rIdvy2kh8vk5ikr8l8jjrcnc">
               <w:r>
                 <w:rPr>
                   <w:rFonts w:ascii="Arial" w:cs="Arial" w:eastAsia="Arial" w:hAnsi="Arial"/>
@@ -12390,7 +12390,7 @@
               <w:spacing w:after="10" w:before="0"/>
               <w:ind w:left="120"/>
             </w:pPr>
-            <w:hyperlink w:history="1" r:id="rIdif6ktxpknjfzpa9fzardt">
+            <w:hyperlink w:history="1" r:id="rId2155w9x9szdd8nxagybir">
               <w:r>
                 <w:rPr>
                   <w:rFonts w:ascii="Arial" w:cs="Arial" w:eastAsia="Arial" w:hAnsi="Arial"/>
@@ -12435,7 +12435,7 @@
             <w:pPr>
               <w:spacing w:after="20" w:before="0"/>
             </w:pPr>
-            <w:hyperlink w:history="1" r:id="rId-payl00midqsvy1phiugt">
+            <w:hyperlink w:history="1" r:id="rIdpezrza7lrhovpmurav9ij">
               <w:r>
                 <w:rPr>
                   <w:rFonts w:ascii="Arial" w:cs="Arial" w:eastAsia="Arial" w:hAnsi="Arial"/>
@@ -12468,7 +12468,7 @@
               <w:spacing w:after="10" w:before="0"/>
               <w:ind w:left="120"/>
             </w:pPr>
-            <w:hyperlink w:history="1" r:id="rId9dskgo2izpfgr3fhla2ch">
+            <w:hyperlink w:history="1" r:id="rIdtaj96hi1v0jsh1xjuvfmz">
               <w:r>
                 <w:rPr>
                   <w:rFonts w:ascii="Arial" w:cs="Arial" w:eastAsia="Arial" w:hAnsi="Arial"/>
@@ -12663,7 +12663,7 @@
             <w:pPr>
               <w:spacing w:after="20" w:before="0"/>
             </w:pPr>
-            <w:hyperlink w:history="1" r:id="rIdopoc4xwd3ekewkodstbqw">
+            <w:hyperlink w:history="1" r:id="rIdaze0-jpva7x20hkdmxtbq">
               <w:r>
                 <w:rPr>
                   <w:rFonts w:ascii="Arial" w:cs="Arial" w:eastAsia="Arial" w:hAnsi="Arial"/>
@@ -12696,7 +12696,7 @@
               <w:spacing w:after="10" w:before="0"/>
               <w:ind w:left="120"/>
             </w:pPr>
-            <w:hyperlink w:history="1" r:id="rIdnue_qtwaxlillnvgpfqxk">
+            <w:hyperlink w:history="1" r:id="rId7f6dmvrjkf_c0iathhzfb">
               <w:r>
                 <w:rPr>
                   <w:rFonts w:ascii="Arial" w:cs="Arial" w:eastAsia="Arial" w:hAnsi="Arial"/>
@@ -12741,7 +12741,7 @@
             <w:pPr>
               <w:spacing w:after="20" w:before="0"/>
             </w:pPr>
-            <w:hyperlink w:history="1" r:id="rId3xcf2k7bjy7jybf_ucwdv">
+            <w:hyperlink w:history="1" r:id="rIdipcfrihnvtkif_r-x81ot">
               <w:r>
                 <w:rPr>
                   <w:rFonts w:ascii="Arial" w:cs="Arial" w:eastAsia="Arial" w:hAnsi="Arial"/>
@@ -12774,7 +12774,7 @@
               <w:spacing w:after="10" w:before="0"/>
               <w:ind w:left="120"/>
             </w:pPr>
-            <w:hyperlink w:history="1" r:id="rId-gglpn--ryfhkonk6n7k7">
+            <w:hyperlink w:history="1" r:id="rIdkwgkuff04xlgcblcukrwx">
               <w:r>
                 <w:rPr>
                   <w:rFonts w:ascii="Arial" w:cs="Arial" w:eastAsia="Arial" w:hAnsi="Arial"/>
@@ -12969,7 +12969,7 @@
             <w:pPr>
               <w:spacing w:after="20" w:before="0"/>
             </w:pPr>
-            <w:hyperlink w:history="1" r:id="rIdywqtqvm2kl8z7e3ihmbd2">
+            <w:hyperlink w:history="1" r:id="rIdytya7lin1lupxlo6eahcw">
               <w:r>
                 <w:rPr>
                   <w:rFonts w:ascii="Arial" w:cs="Arial" w:eastAsia="Arial" w:hAnsi="Arial"/>
@@ -13018,7 +13018,7 @@
               <w:spacing w:after="10" w:before="0"/>
               <w:ind w:left="120"/>
             </w:pPr>
-            <w:hyperlink w:history="1" r:id="rId-gmj5derrf1i4p7drmc0s">
+            <w:hyperlink w:history="1" r:id="rIdqffonuu4saclh2qxyads8">
               <w:r>
                 <w:rPr>
                   <w:rFonts w:ascii="Arial" w:cs="Arial" w:eastAsia="Arial" w:hAnsi="Arial"/>
@@ -13063,7 +13063,7 @@
             <w:pPr>
               <w:spacing w:after="20" w:before="0"/>
             </w:pPr>
-            <w:hyperlink w:history="1" r:id="rIdp1hhggz9rlw8jmh2bln4o">
+            <w:hyperlink w:history="1" r:id="rIdev7yqhzzmckstvnghlost">
               <w:r>
                 <w:rPr>
                   <w:rFonts w:ascii="Arial" w:cs="Arial" w:eastAsia="Arial" w:hAnsi="Arial"/>
@@ -13112,7 +13112,7 @@
               <w:spacing w:after="10" w:before="0"/>
               <w:ind w:left="120"/>
             </w:pPr>
-            <w:hyperlink w:history="1" r:id="rIdy888gia8sf-ufe0ck8bex">
+            <w:hyperlink w:history="1" r:id="rIdguc9h6crk6ic9gyt0kr0d">
               <w:r>
                 <w:rPr>
                   <w:rFonts w:ascii="Arial" w:cs="Arial" w:eastAsia="Arial" w:hAnsi="Arial"/>
@@ -13307,7 +13307,7 @@
             <w:pPr>
               <w:spacing w:after="20" w:before="0"/>
             </w:pPr>
-            <w:hyperlink w:history="1" r:id="rIdkehlt1l1ehqccbqjfnbrn">
+            <w:hyperlink w:history="1" r:id="rIdv_nzfi3r0wabnlxkipkmr">
               <w:r>
                 <w:rPr>
                   <w:rFonts w:ascii="Arial" w:cs="Arial" w:eastAsia="Arial" w:hAnsi="Arial"/>
@@ -13356,7 +13356,7 @@
               <w:spacing w:after="10" w:before="0"/>
               <w:ind w:left="120"/>
             </w:pPr>
-            <w:hyperlink w:history="1" r:id="rId4chbwccokfhtova6lbpcz">
+            <w:hyperlink w:history="1" r:id="rIdojw0e44k2vkbl1q6su00w">
               <w:r>
                 <w:rPr>
                   <w:rFonts w:ascii="Arial" w:cs="Arial" w:eastAsia="Arial" w:hAnsi="Arial"/>
@@ -13401,7 +13401,7 @@
             <w:pPr>
               <w:spacing w:after="20" w:before="0"/>
             </w:pPr>
-            <w:hyperlink w:history="1" r:id="rIdnvi-bmpzo5a4vgbihg2tp">
+            <w:hyperlink w:history="1" r:id="rId488txwjo8swziv_nl7trt">
               <w:r>
                 <w:rPr>
                   <w:rFonts w:ascii="Arial" w:cs="Arial" w:eastAsia="Arial" w:hAnsi="Arial"/>
@@ -13450,7 +13450,7 @@
               <w:spacing w:after="10" w:before="0"/>
               <w:ind w:left="120"/>
             </w:pPr>
-            <w:hyperlink w:history="1" r:id="rIde2p6ioysomatxykqa0q7l">
+            <w:hyperlink w:history="1" r:id="rIdfev9-up7eettavfsez1cb">
               <w:r>
                 <w:rPr>
                   <w:rFonts w:ascii="Arial" w:cs="Arial" w:eastAsia="Arial" w:hAnsi="Arial"/>
@@ -13645,7 +13645,7 @@
             <w:pPr>
               <w:spacing w:after="20" w:before="0"/>
             </w:pPr>
-            <w:hyperlink w:history="1" r:id="rIdk9nxifytq09_d7xs_zkp6">
+            <w:hyperlink w:history="1" r:id="rIdmhcgbf8qza3s0bqv_puak">
               <w:r>
                 <w:rPr>
                   <w:rFonts w:ascii="Arial" w:cs="Arial" w:eastAsia="Arial" w:hAnsi="Arial"/>
@@ -13694,7 +13694,7 @@
               <w:spacing w:after="10" w:before="0"/>
               <w:ind w:left="120"/>
             </w:pPr>
-            <w:hyperlink w:history="1" r:id="rIdpdk0vekxwjpq-wjgf8wbx">
+            <w:hyperlink w:history="1" r:id="rIdfkhsbwval-ni530xvzkpo">
               <w:r>
                 <w:rPr>
                   <w:rFonts w:ascii="Arial" w:cs="Arial" w:eastAsia="Arial" w:hAnsi="Arial"/>
@@ -13739,7 +13739,7 @@
             <w:pPr>
               <w:spacing w:after="20" w:before="0"/>
             </w:pPr>
-            <w:hyperlink w:history="1" r:id="rIdodazmiu5yb7aiwrenjyuw">
+            <w:hyperlink w:history="1" r:id="rIdjyoutgkkkofwdlfaa-ton">
               <w:r>
                 <w:rPr>
                   <w:rFonts w:ascii="Arial" w:cs="Arial" w:eastAsia="Arial" w:hAnsi="Arial"/>
@@ -13788,7 +13788,7 @@
               <w:spacing w:after="10" w:before="0"/>
               <w:ind w:left="120"/>
             </w:pPr>
-            <w:hyperlink w:history="1" r:id="rIdj3l81qjt0zlc1by3enkiy">
+            <w:hyperlink w:history="1" r:id="rIdnq6izynwdoqiok2f35c5j">
               <w:r>
                 <w:rPr>
                   <w:rFonts w:ascii="Arial" w:cs="Arial" w:eastAsia="Arial" w:hAnsi="Arial"/>
@@ -14300,7 +14300,7 @@
         </w:rPr>
         <w:t xml:space="preserve">© 2026 SeaVuria and ARES. Aligned with KICD objectives. Developed by SeaVuria; technical implementation by ARES (with AI assistance from Claude). Licensed under </w:t>
       </w:r>
-      <w:hyperlink w:history="1" r:id="rIdchixjgpw3shu4tjxsjeut">
+      <w:hyperlink w:history="1" r:id="rIdb89_pqopfpl5_gksmcf8f">
         <w:r>
           <w:rPr>
             <w:rFonts w:ascii="Arial" w:cs="Arial" w:eastAsia="Arial" w:hAnsi="Arial"/>
@@ -14321,7 +14321,7 @@
         </w:rPr>
         <w:t xml:space="preserve"> (</w:t>
       </w:r>
-      <w:hyperlink w:history="1" r:id="rIdvel-hwtxzjrf7bxbmcnfw">
+      <w:hyperlink w:history="1" r:id="rIdaxb50ykokl3jbbocfiqzg">
         <w:r>
           <w:rPr>
             <w:rFonts w:ascii="Arial" w:cs="Arial" w:eastAsia="Arial" w:hAnsi="Arial"/>
@@ -15553,7 +15553,7 @@
             <w:pPr>
               <w:spacing w:after="20" w:before="0"/>
             </w:pPr>
-            <w:hyperlink w:history="1" r:id="rIdj9opjigmjfkchmrebgpff">
+            <w:hyperlink w:history="1" r:id="rId-jjny7fkwce3oqyd9j94g">
               <w:r>
                 <w:rPr>
                   <w:rFonts w:ascii="Arial" w:cs="Arial" w:eastAsia="Arial" w:hAnsi="Arial"/>
@@ -15586,7 +15586,7 @@
               <w:spacing w:after="10" w:before="0"/>
               <w:ind w:left="120"/>
             </w:pPr>
-            <w:hyperlink w:history="1" r:id="rIdugkeckqdoazpkppqf1qba">
+            <w:hyperlink w:history="1" r:id="rIdn-warjekwoa1spz49huxr">
               <w:r>
                 <w:rPr>
                   <w:rFonts w:ascii="Arial" w:cs="Arial" w:eastAsia="Arial" w:hAnsi="Arial"/>
@@ -15631,7 +15631,7 @@
             <w:pPr>
               <w:spacing w:after="20" w:before="0"/>
             </w:pPr>
-            <w:hyperlink w:history="1" r:id="rIdf_aq_ur3ixpl9ajqf4th5">
+            <w:hyperlink w:history="1" r:id="rIddaolbahpev9to6vxk1fjn">
               <w:r>
                 <w:rPr>
                   <w:rFonts w:ascii="Arial" w:cs="Arial" w:eastAsia="Arial" w:hAnsi="Arial"/>
@@ -15664,7 +15664,7 @@
               <w:spacing w:after="10" w:before="0"/>
               <w:ind w:left="120"/>
             </w:pPr>
-            <w:hyperlink w:history="1" r:id="rIdt_aa1xd9vds5v16s8sgwb">
+            <w:hyperlink w:history="1" r:id="rId1vazrlefl3ivdhhnvakdx">
               <w:r>
                 <w:rPr>
                   <w:rFonts w:ascii="Arial" w:cs="Arial" w:eastAsia="Arial" w:hAnsi="Arial"/>
@@ -15859,7 +15859,7 @@
             <w:pPr>
               <w:spacing w:after="20" w:before="0"/>
             </w:pPr>
-            <w:hyperlink w:history="1" r:id="rIdwdtheacoplkvum_5-d01r">
+            <w:hyperlink w:history="1" r:id="rIdas5iiywdyqkjwc4ibhmtg">
               <w:r>
                 <w:rPr>
                   <w:rFonts w:ascii="Arial" w:cs="Arial" w:eastAsia="Arial" w:hAnsi="Arial"/>
@@ -15892,7 +15892,7 @@
               <w:spacing w:after="10" w:before="0"/>
               <w:ind w:left="120"/>
             </w:pPr>
-            <w:hyperlink w:history="1" r:id="rIdbl63iuxtz1ms0j4o6d7ro">
+            <w:hyperlink w:history="1" r:id="rIdthwdwvkflzmtiv5yiy_1f">
               <w:r>
                 <w:rPr>
                   <w:rFonts w:ascii="Arial" w:cs="Arial" w:eastAsia="Arial" w:hAnsi="Arial"/>
@@ -15937,7 +15937,7 @@
             <w:pPr>
               <w:spacing w:after="20" w:before="0"/>
             </w:pPr>
-            <w:hyperlink w:history="1" r:id="rIdugqgpirwik_liljfrnhpj">
+            <w:hyperlink w:history="1" r:id="rIdzam-cd56zhijbz4oje97h">
               <w:r>
                 <w:rPr>
                   <w:rFonts w:ascii="Arial" w:cs="Arial" w:eastAsia="Arial" w:hAnsi="Arial"/>
@@ -15970,7 +15970,7 @@
               <w:spacing w:after="10" w:before="0"/>
               <w:ind w:left="120"/>
             </w:pPr>
-            <w:hyperlink w:history="1" r:id="rIdjhhaac5b9xnau69npcpjy">
+            <w:hyperlink w:history="1" r:id="rIdazjnrtqyedthd6frise9p">
               <w:r>
                 <w:rPr>
                   <w:rFonts w:ascii="Arial" w:cs="Arial" w:eastAsia="Arial" w:hAnsi="Arial"/>
@@ -16165,7 +16165,7 @@
             <w:pPr>
               <w:spacing w:after="20" w:before="0"/>
             </w:pPr>
-            <w:hyperlink w:history="1" r:id="rIdvgzi3gfz41ksy2njsyzq_">
+            <w:hyperlink w:history="1" r:id="rIdxu0rkeb2nxoq5lot6_eah">
               <w:r>
                 <w:rPr>
                   <w:rFonts w:ascii="Arial" w:cs="Arial" w:eastAsia="Arial" w:hAnsi="Arial"/>
@@ -16198,7 +16198,7 @@
               <w:spacing w:after="10" w:before="0"/>
               <w:ind w:left="120"/>
             </w:pPr>
-            <w:hyperlink w:history="1" r:id="rIdrinlt0ae8hel_x2qkhi4m">
+            <w:hyperlink w:history="1" r:id="rIdbddgphhyaptdznqrdlba9">
               <w:r>
                 <w:rPr>
                   <w:rFonts w:ascii="Arial" w:cs="Arial" w:eastAsia="Arial" w:hAnsi="Arial"/>
@@ -16243,7 +16243,7 @@
             <w:pPr>
               <w:spacing w:after="20" w:before="0"/>
             </w:pPr>
-            <w:hyperlink w:history="1" r:id="rId4frg769stxf-vfs0xqpet">
+            <w:hyperlink w:history="1" r:id="rIdilblyr52ct7pdoehhewu4">
               <w:r>
                 <w:rPr>
                   <w:rFonts w:ascii="Arial" w:cs="Arial" w:eastAsia="Arial" w:hAnsi="Arial"/>
@@ -16292,7 +16292,7 @@
               <w:spacing w:after="10" w:before="0"/>
               <w:ind w:left="120"/>
             </w:pPr>
-            <w:hyperlink w:history="1" r:id="rIdbv2de6vttl_vbwc7hvuj9">
+            <w:hyperlink w:history="1" r:id="rIdd5io_1gblqlkewd7mmkr8">
               <w:r>
                 <w:rPr>
                   <w:rFonts w:ascii="Arial" w:cs="Arial" w:eastAsia="Arial" w:hAnsi="Arial"/>
@@ -16487,7 +16487,7 @@
             <w:pPr>
               <w:spacing w:after="20" w:before="0"/>
             </w:pPr>
-            <w:hyperlink w:history="1" r:id="rIdwwktcq7uc9lonrtanz9ko">
+            <w:hyperlink w:history="1" r:id="rIdkavc5mbvbi-r8s3r5ybdh">
               <w:r>
                 <w:rPr>
                   <w:rFonts w:ascii="Arial" w:cs="Arial" w:eastAsia="Arial" w:hAnsi="Arial"/>
@@ -16520,7 +16520,7 @@
               <w:spacing w:after="10" w:before="0"/>
               <w:ind w:left="120"/>
             </w:pPr>
-            <w:hyperlink w:history="1" r:id="rIdqj5xlst7s66ricnicnlps">
+            <w:hyperlink w:history="1" r:id="rIdpfrwyag309shvzr5kj4fj">
               <w:r>
                 <w:rPr>
                   <w:rFonts w:ascii="Arial" w:cs="Arial" w:eastAsia="Arial" w:hAnsi="Arial"/>
@@ -16565,7 +16565,7 @@
             <w:pPr>
               <w:spacing w:after="20" w:before="0"/>
             </w:pPr>
-            <w:hyperlink w:history="1" r:id="rIdah5sxgklpjkln0yv8y6e-">
+            <w:hyperlink w:history="1" r:id="rIdgg7f3kr3kvogfiu7xy5m4">
               <w:r>
                 <w:rPr>
                   <w:rFonts w:ascii="Arial" w:cs="Arial" w:eastAsia="Arial" w:hAnsi="Arial"/>
@@ -16614,7 +16614,7 @@
               <w:spacing w:after="10" w:before="0"/>
               <w:ind w:left="120"/>
             </w:pPr>
-            <w:hyperlink w:history="1" r:id="rId2a6fo6ie22wt56sdmfb3j">
+            <w:hyperlink w:history="1" r:id="rIdf5flqjh-mfqy9zfcauhwm">
               <w:r>
                 <w:rPr>
                   <w:rFonts w:ascii="Arial" w:cs="Arial" w:eastAsia="Arial" w:hAnsi="Arial"/>
@@ -16809,7 +16809,7 @@
             <w:pPr>
               <w:spacing w:after="20" w:before="0"/>
             </w:pPr>
-            <w:hyperlink w:history="1" r:id="rId434c-vrqmngfq59l9z6q1">
+            <w:hyperlink w:history="1" r:id="rIdxewn-htebkrgxsuhnayk9">
               <w:r>
                 <w:rPr>
                   <w:rFonts w:ascii="Arial" w:cs="Arial" w:eastAsia="Arial" w:hAnsi="Arial"/>
@@ -16858,7 +16858,7 @@
               <w:spacing w:after="10" w:before="0"/>
               <w:ind w:left="120"/>
             </w:pPr>
-            <w:hyperlink w:history="1" r:id="rIdx0xqry_8inuibgwx3yopy">
+            <w:hyperlink w:history="1" r:id="rIdav9-pf2ofr1csmehdds5c">
               <w:r>
                 <w:rPr>
                   <w:rFonts w:ascii="Arial" w:cs="Arial" w:eastAsia="Arial" w:hAnsi="Arial"/>
@@ -16903,7 +16903,7 @@
             <w:pPr>
               <w:spacing w:after="20" w:before="0"/>
             </w:pPr>
-            <w:hyperlink w:history="1" r:id="rIdcj7oczlmfaxfvtzkjkl-s">
+            <w:hyperlink w:history="1" r:id="rIdu2shhjdbv3_zxni_8tzcx">
               <w:r>
                 <w:rPr>
                   <w:rFonts w:ascii="Arial" w:cs="Arial" w:eastAsia="Arial" w:hAnsi="Arial"/>
@@ -16952,7 +16952,7 @@
               <w:spacing w:after="10" w:before="0"/>
               <w:ind w:left="120"/>
             </w:pPr>
-            <w:hyperlink w:history="1" r:id="rIdscpyawnujs4xsm0vr_76c">
+            <w:hyperlink w:history="1" r:id="rIduy8_5_5oxrzu24bfrytx3">
               <w:r>
                 <w:rPr>
                   <w:rFonts w:ascii="Arial" w:cs="Arial" w:eastAsia="Arial" w:hAnsi="Arial"/>
@@ -17540,7 +17540,7 @@
         </w:rPr>
         <w:t xml:space="preserve">© 2026 SeaVuria and ARES. Aligned with KICD objectives. Developed by SeaVuria; technical implementation by ARES (with AI assistance from Claude). Licensed under </w:t>
       </w:r>
-      <w:hyperlink w:history="1" r:id="rIdbmlywgkoxfhcknzb4f97b">
+      <w:hyperlink w:history="1" r:id="rIdgp757fw-ffsfegvpybmn6">
         <w:r>
           <w:rPr>
             <w:rFonts w:ascii="Arial" w:cs="Arial" w:eastAsia="Arial" w:hAnsi="Arial"/>
@@ -17561,7 +17561,7 @@
         </w:rPr>
         <w:t xml:space="preserve"> (</w:t>
       </w:r>
-      <w:hyperlink w:history="1" r:id="rIdzalxd8kdo0xs_lnminzl4">
+      <w:hyperlink w:history="1" r:id="rIdk_owoohdi7y6dfdl5mf9u">
         <w:r>
           <w:rPr>
             <w:rFonts w:ascii="Arial" w:cs="Arial" w:eastAsia="Arial" w:hAnsi="Arial"/>
@@ -18574,7 +18574,7 @@
             <w:pPr>
               <w:spacing w:after="20" w:before="0"/>
             </w:pPr>
-            <w:hyperlink w:history="1" r:id="rIdfh6baz8mspazb-a9sfqn5">
+            <w:hyperlink w:history="1" r:id="rIdntf3seb-dy558qik9oexo">
               <w:r>
                 <w:rPr>
                   <w:rFonts w:ascii="Arial" w:cs="Arial" w:eastAsia="Arial" w:hAnsi="Arial"/>
@@ -18607,7 +18607,7 @@
               <w:spacing w:after="10" w:before="0"/>
               <w:ind w:left="120"/>
             </w:pPr>
-            <w:hyperlink w:history="1" r:id="rIdk1dhgr1asfnyjazaxutmy">
+            <w:hyperlink w:history="1" r:id="rIdrmuwmcmb8xy1_ybfzpids">
               <w:r>
                 <w:rPr>
                   <w:rFonts w:ascii="Arial" w:cs="Arial" w:eastAsia="Arial" w:hAnsi="Arial"/>
@@ -18652,7 +18652,7 @@
             <w:pPr>
               <w:spacing w:after="20" w:before="0"/>
             </w:pPr>
-            <w:hyperlink w:history="1" r:id="rIdpggclgcvuypkm7snbd-jn">
+            <w:hyperlink w:history="1" r:id="rIdvkfa9gotvmcrf4xhisbym">
               <w:r>
                 <w:rPr>
                   <w:rFonts w:ascii="Arial" w:cs="Arial" w:eastAsia="Arial" w:hAnsi="Arial"/>
@@ -18685,7 +18685,7 @@
               <w:spacing w:after="10" w:before="0"/>
               <w:ind w:left="120"/>
             </w:pPr>
-            <w:hyperlink w:history="1" r:id="rIdiylwsgrcu0sjy08siednr">
+            <w:hyperlink w:history="1" r:id="rIdzwztcyxouxbpcnvlvz7rm">
               <w:r>
                 <w:rPr>
                   <w:rFonts w:ascii="Arial" w:cs="Arial" w:eastAsia="Arial" w:hAnsi="Arial"/>
@@ -18880,7 +18880,7 @@
             <w:pPr>
               <w:spacing w:after="20" w:before="0"/>
             </w:pPr>
-            <w:hyperlink w:history="1" r:id="rIdh3rvnvrpsr2gii4fibeio">
+            <w:hyperlink w:history="1" r:id="rIdxmjoxyuvqazb5eisdoqtx">
               <w:r>
                 <w:rPr>
                   <w:rFonts w:ascii="Arial" w:cs="Arial" w:eastAsia="Arial" w:hAnsi="Arial"/>
@@ -18913,7 +18913,7 @@
               <w:spacing w:after="10" w:before="0"/>
               <w:ind w:left="120"/>
             </w:pPr>
-            <w:hyperlink w:history="1" r:id="rIdry8bda12wpx3ojko4w0hl">
+            <w:hyperlink w:history="1" r:id="rIdzbrq1xa_mbu4ww_bxts_3">
               <w:r>
                 <w:rPr>
                   <w:rFonts w:ascii="Arial" w:cs="Arial" w:eastAsia="Arial" w:hAnsi="Arial"/>
@@ -18958,7 +18958,7 @@
             <w:pPr>
               <w:spacing w:after="20" w:before="0"/>
             </w:pPr>
-            <w:hyperlink w:history="1" r:id="rIdt2t0kmays786qr1urbadu">
+            <w:hyperlink w:history="1" r:id="rIdslcmqxmsjndrkpmsfhdxv">
               <w:r>
                 <w:rPr>
                   <w:rFonts w:ascii="Arial" w:cs="Arial" w:eastAsia="Arial" w:hAnsi="Arial"/>
@@ -18991,7 +18991,7 @@
               <w:spacing w:after="10" w:before="0"/>
               <w:ind w:left="120"/>
             </w:pPr>
-            <w:hyperlink w:history="1" r:id="rIdaedvwjmzrxevzldpjcvp8">
+            <w:hyperlink w:history="1" r:id="rIdn2_oth2iqhmtsyfindqrg">
               <w:r>
                 <w:rPr>
                   <w:rFonts w:ascii="Arial" w:cs="Arial" w:eastAsia="Arial" w:hAnsi="Arial"/>
@@ -19186,7 +19186,7 @@
             <w:pPr>
               <w:spacing w:after="20" w:before="0"/>
             </w:pPr>
-            <w:hyperlink w:history="1" r:id="rIdszqejq9u0rikcyjyqo5qk">
+            <w:hyperlink w:history="1" r:id="rIdqnrhytrm3xrl4ngnz93no">
               <w:r>
                 <w:rPr>
                   <w:rFonts w:ascii="Arial" w:cs="Arial" w:eastAsia="Arial" w:hAnsi="Arial"/>
@@ -19219,7 +19219,7 @@
               <w:spacing w:after="10" w:before="0"/>
               <w:ind w:left="120"/>
             </w:pPr>
-            <w:hyperlink w:history="1" r:id="rIdjyhqlxcmnyu5ll51bsxcr">
+            <w:hyperlink w:history="1" r:id="rIdtplfjy2xnjfiuawnx4ar2">
               <w:r>
                 <w:rPr>
                   <w:rFonts w:ascii="Arial" w:cs="Arial" w:eastAsia="Arial" w:hAnsi="Arial"/>
@@ -19264,7 +19264,7 @@
             <w:pPr>
               <w:spacing w:after="20" w:before="0"/>
             </w:pPr>
-            <w:hyperlink w:history="1" r:id="rIde6-evbwysh5qp9vhm8nmq">
+            <w:hyperlink w:history="1" r:id="rIdjbeiumem6wovdxrc7oeuf">
               <w:r>
                 <w:rPr>
                   <w:rFonts w:ascii="Arial" w:cs="Arial" w:eastAsia="Arial" w:hAnsi="Arial"/>
@@ -19313,7 +19313,7 @@
               <w:spacing w:after="10" w:before="0"/>
               <w:ind w:left="120"/>
             </w:pPr>
-            <w:hyperlink w:history="1" r:id="rIdqza58h8izbs3g0o7ck6zn">
+            <w:hyperlink w:history="1" r:id="rId_2mu0bddz13igpzrvbt4t">
               <w:r>
                 <w:rPr>
                   <w:rFonts w:ascii="Arial" w:cs="Arial" w:eastAsia="Arial" w:hAnsi="Arial"/>
@@ -19508,7 +19508,7 @@
             <w:pPr>
               <w:spacing w:after="20" w:before="0"/>
             </w:pPr>
-            <w:hyperlink w:history="1" r:id="rIdopmk6dr80wohbnndtucz0">
+            <w:hyperlink w:history="1" r:id="rIdorgoms4zx1od4ahwm4zae">
               <w:r>
                 <w:rPr>
                   <w:rFonts w:ascii="Arial" w:cs="Arial" w:eastAsia="Arial" w:hAnsi="Arial"/>
@@ -19541,7 +19541,7 @@
               <w:spacing w:after="10" w:before="0"/>
               <w:ind w:left="120"/>
             </w:pPr>
-            <w:hyperlink w:history="1" r:id="rIdpxayhvafejvj69y_vqkai">
+            <w:hyperlink w:history="1" r:id="rIdkfcxqopht5vf1jwesz1ta">
               <w:r>
                 <w:rPr>
                   <w:rFonts w:ascii="Arial" w:cs="Arial" w:eastAsia="Arial" w:hAnsi="Arial"/>
@@ -19586,7 +19586,7 @@
             <w:pPr>
               <w:spacing w:after="20" w:before="0"/>
             </w:pPr>
-            <w:hyperlink w:history="1" r:id="rIdthw4mig4kjaos5ekvksgw">
+            <w:hyperlink w:history="1" r:id="rIdmejvx05h9nfy5vke6xofd">
               <w:r>
                 <w:rPr>
                   <w:rFonts w:ascii="Arial" w:cs="Arial" w:eastAsia="Arial" w:hAnsi="Arial"/>
@@ -19635,7 +19635,7 @@
               <w:spacing w:after="10" w:before="0"/>
               <w:ind w:left="120"/>
             </w:pPr>
-            <w:hyperlink w:history="1" r:id="rIdql1nqmzkr2yewatyqmvwi">
+            <w:hyperlink w:history="1" r:id="rIdgkvzaqwpk4ijldez5pgy6">
               <w:r>
                 <w:rPr>
                   <w:rFonts w:ascii="Arial" w:cs="Arial" w:eastAsia="Arial" w:hAnsi="Arial"/>
@@ -19830,7 +19830,7 @@
             <w:pPr>
               <w:spacing w:after="20" w:before="0"/>
             </w:pPr>
-            <w:hyperlink w:history="1" r:id="rIdbtym0w5a3h_gtmpep9ms3">
+            <w:hyperlink w:history="1" r:id="rIdctc_l905vw2bhp4l5xrwm">
               <w:r>
                 <w:rPr>
                   <w:rFonts w:ascii="Arial" w:cs="Arial" w:eastAsia="Arial" w:hAnsi="Arial"/>
@@ -19863,7 +19863,7 @@
               <w:spacing w:after="10" w:before="0"/>
               <w:ind w:left="120"/>
             </w:pPr>
-            <w:hyperlink w:history="1" r:id="rIdjjacjeewvr2aufhjh-vxo">
+            <w:hyperlink w:history="1" r:id="rIdmtrx4skhcnidnd6fengoy">
               <w:r>
                 <w:rPr>
                   <w:rFonts w:ascii="Arial" w:cs="Arial" w:eastAsia="Arial" w:hAnsi="Arial"/>
@@ -19908,7 +19908,7 @@
             <w:pPr>
               <w:spacing w:after="20" w:before="0"/>
             </w:pPr>
-            <w:hyperlink w:history="1" r:id="rId5umx223gdah45gu0auu3p">
+            <w:hyperlink w:history="1" r:id="rId9slmeu6dtkmp3h7kvddak">
               <w:r>
                 <w:rPr>
                   <w:rFonts w:ascii="Arial" w:cs="Arial" w:eastAsia="Arial" w:hAnsi="Arial"/>
@@ -19957,7 +19957,7 @@
               <w:spacing w:after="10" w:before="0"/>
               <w:ind w:left="120"/>
             </w:pPr>
-            <w:hyperlink w:history="1" r:id="rIdrx2qmhkbtnjbfayvsjc1q">
+            <w:hyperlink w:history="1" r:id="rIdkpyzpkgb6ehtzmrd3dstk">
               <w:r>
                 <w:rPr>
                   <w:rFonts w:ascii="Arial" w:cs="Arial" w:eastAsia="Arial" w:hAnsi="Arial"/>
@@ -20469,7 +20469,7 @@
         </w:rPr>
         <w:t xml:space="preserve">© 2026 SeaVuria and ARES. Aligned with KICD objectives. Developed by SeaVuria; technical implementation by ARES (with AI assistance from Claude). Licensed under </w:t>
       </w:r>
-      <w:hyperlink w:history="1" r:id="rIdkcucu9j98getxlel-eivi">
+      <w:hyperlink w:history="1" r:id="rIdkdkm6tca4nyskxlyawy1k">
         <w:r>
           <w:rPr>
             <w:rFonts w:ascii="Arial" w:cs="Arial" w:eastAsia="Arial" w:hAnsi="Arial"/>
@@ -20490,7 +20490,7 @@
         </w:rPr>
         <w:t xml:space="preserve"> (</w:t>
       </w:r>
-      <w:hyperlink w:history="1" r:id="rIdolym5nhilapnarzkc-o7a">
+      <w:hyperlink w:history="1" r:id="rIdyawztyx6hvk9jiaxqlnti">
         <w:r>
           <w:rPr>
             <w:rFonts w:ascii="Arial" w:cs="Arial" w:eastAsia="Arial" w:hAnsi="Arial"/>
@@ -21662,7 +21662,7 @@
             <w:pPr>
               <w:spacing w:after="20" w:before="0"/>
             </w:pPr>
-            <w:hyperlink w:history="1" r:id="rIdm4-odzuhf5sa4pykadca7">
+            <w:hyperlink w:history="1" r:id="rIdpeslfihq3ipduspapvhfa">
               <w:r>
                 <w:rPr>
                   <w:rFonts w:ascii="Arial" w:cs="Arial" w:eastAsia="Arial" w:hAnsi="Arial"/>
@@ -21695,7 +21695,7 @@
               <w:spacing w:after="10" w:before="0"/>
               <w:ind w:left="120"/>
             </w:pPr>
-            <w:hyperlink w:history="1" r:id="rId44rhwyhnykx9uunphktlt">
+            <w:hyperlink w:history="1" r:id="rIdkalmmwzskhiwiz1sgajim">
               <w:r>
                 <w:rPr>
                   <w:rFonts w:ascii="Arial" w:cs="Arial" w:eastAsia="Arial" w:hAnsi="Arial"/>
@@ -21757,7 +21757,7 @@
               <w:spacing w:after="10" w:before="0"/>
               <w:ind w:left="120"/>
             </w:pPr>
-            <w:hyperlink w:history="1" r:id="rIdkkykrwzwfsgpjlbnfboaq">
+            <w:hyperlink w:history="1" r:id="rIduremtykwiwnkug17hu1jm">
               <w:r>
                 <w:rPr>
                   <w:rFonts w:ascii="Arial" w:cs="Arial" w:eastAsia="Arial" w:hAnsi="Arial"/>
@@ -21967,7 +21967,7 @@
             <w:pPr>
               <w:spacing w:after="20" w:before="0"/>
             </w:pPr>
-            <w:hyperlink w:history="1" r:id="rIdywrckbozrdautqmw4c8gt">
+            <w:hyperlink w:history="1" r:id="rId4ocksdjwwrdjikqb4_bxo">
               <w:r>
                 <w:rPr>
                   <w:rFonts w:ascii="Arial" w:cs="Arial" w:eastAsia="Arial" w:hAnsi="Arial"/>
@@ -22000,7 +22000,7 @@
               <w:spacing w:after="10" w:before="0"/>
               <w:ind w:left="120"/>
             </w:pPr>
-            <w:hyperlink w:history="1" r:id="rIdvjy3xo-wt-bv2nedhjwkn">
+            <w:hyperlink w:history="1" r:id="rIdbyman6iqmbsw2tiy69obz">
               <w:r>
                 <w:rPr>
                   <w:rFonts w:ascii="Arial" w:cs="Arial" w:eastAsia="Arial" w:hAnsi="Arial"/>
@@ -22062,7 +22062,7 @@
               <w:spacing w:after="10" w:before="0"/>
               <w:ind w:left="120"/>
             </w:pPr>
-            <w:hyperlink w:history="1" r:id="rId_gmv9ncaytwyhnszrivlm">
+            <w:hyperlink w:history="1" r:id="rIdum_s4numjqpsuryyn6kv9">
               <w:r>
                 <w:rPr>
                   <w:rFonts w:ascii="Arial" w:cs="Arial" w:eastAsia="Arial" w:hAnsi="Arial"/>
@@ -22272,7 +22272,7 @@
             <w:pPr>
               <w:spacing w:after="20" w:before="0"/>
             </w:pPr>
-            <w:hyperlink w:history="1" r:id="rId0v7djs_umbbqfiiw-upu0">
+            <w:hyperlink w:history="1" r:id="rIdkz3g2z3ankxwnejhyzywn">
               <w:r>
                 <w:rPr>
                   <w:rFonts w:ascii="Arial" w:cs="Arial" w:eastAsia="Arial" w:hAnsi="Arial"/>
@@ -22321,7 +22321,7 @@
               <w:spacing w:after="10" w:before="0"/>
               <w:ind w:left="120"/>
             </w:pPr>
-            <w:hyperlink w:history="1" r:id="rIdphrgbpnfrxrg42fxgb67o">
+            <w:hyperlink w:history="1" r:id="rIdrciezpsgamoj15cc0zdkn">
               <w:r>
                 <w:rPr>
                   <w:rFonts w:ascii="Arial" w:cs="Arial" w:eastAsia="Arial" w:hAnsi="Arial"/>
@@ -22383,7 +22383,7 @@
               <w:spacing w:after="10" w:before="0"/>
               <w:ind w:left="120"/>
             </w:pPr>
-            <w:hyperlink w:history="1" r:id="rId0z8p0yuxnst92tbulzvvx">
+            <w:hyperlink w:history="1" r:id="rIdu5wpc-ptaocxrbhnubi6x">
               <w:r>
                 <w:rPr>
                   <w:rFonts w:ascii="Arial" w:cs="Arial" w:eastAsia="Arial" w:hAnsi="Arial"/>
@@ -22593,7 +22593,7 @@
             <w:pPr>
               <w:spacing w:after="20" w:before="0"/>
             </w:pPr>
-            <w:hyperlink w:history="1" r:id="rIdmantsfj5cyfoinjpf-ppa">
+            <w:hyperlink w:history="1" r:id="rIdjabihtimwu5h-4qvwcvii">
               <w:r>
                 <w:rPr>
                   <w:rFonts w:ascii="Arial" w:cs="Arial" w:eastAsia="Arial" w:hAnsi="Arial"/>
@@ -22642,7 +22642,7 @@
               <w:spacing w:after="10" w:before="0"/>
               <w:ind w:left="120"/>
             </w:pPr>
-            <w:hyperlink w:history="1" r:id="rIdjniay5tepxbkbaxtssphk">
+            <w:hyperlink w:history="1" r:id="rIdtnohrs8g8caowsxvahfaq">
               <w:r>
                 <w:rPr>
                   <w:rFonts w:ascii="Arial" w:cs="Arial" w:eastAsia="Arial" w:hAnsi="Arial"/>
@@ -22704,7 +22704,7 @@
               <w:spacing w:after="10" w:before="0"/>
               <w:ind w:left="120"/>
             </w:pPr>
-            <w:hyperlink w:history="1" r:id="rIdj5svew0kudxio1wsxwzoa">
+            <w:hyperlink w:history="1" r:id="rIdkker3tg5wbevrf997gjhm">
               <w:r>
                 <w:rPr>
                   <w:rFonts w:ascii="Arial" w:cs="Arial" w:eastAsia="Arial" w:hAnsi="Arial"/>
@@ -22914,7 +22914,7 @@
             <w:pPr>
               <w:spacing w:after="20" w:before="0"/>
             </w:pPr>
-            <w:hyperlink w:history="1" r:id="rIdkuvcdz4vbee0q8gc_axcr">
+            <w:hyperlink w:history="1" r:id="rIdiephn60weaagoeqbvsink">
               <w:r>
                 <w:rPr>
                   <w:rFonts w:ascii="Arial" w:cs="Arial" w:eastAsia="Arial" w:hAnsi="Arial"/>
@@ -22963,7 +22963,7 @@
               <w:spacing w:after="10" w:before="0"/>
               <w:ind w:left="120"/>
             </w:pPr>
-            <w:hyperlink w:history="1" r:id="rIduph85ykn9ypgzybq-o46l">
+            <w:hyperlink w:history="1" r:id="rId8y1dmq9cajn6vypfgcagm">
               <w:r>
                 <w:rPr>
                   <w:rFonts w:ascii="Arial" w:cs="Arial" w:eastAsia="Arial" w:hAnsi="Arial"/>
@@ -23025,7 +23025,7 @@
               <w:spacing w:after="10" w:before="0"/>
               <w:ind w:left="120"/>
             </w:pPr>
-            <w:hyperlink w:history="1" r:id="rIdpifu4yqj16pbgi1ggv6d1">
+            <w:hyperlink w:history="1" r:id="rIdx_0g5mrfyqdpwmdqmxni5">
               <w:r>
                 <w:rPr>
                   <w:rFonts w:ascii="Arial" w:cs="Arial" w:eastAsia="Arial" w:hAnsi="Arial"/>
@@ -23628,7 +23628,7 @@
         </w:rPr>
         <w:t xml:space="preserve">© 2026 SeaVuria and ARES. Aligned with KICD objectives. Developed by SeaVuria; technical implementation by ARES (with AI assistance from Claude). Licensed under </w:t>
       </w:r>
-      <w:hyperlink w:history="1" r:id="rIdwa6atqthr1xcljwrpthpu">
+      <w:hyperlink w:history="1" r:id="rIdzeno8xorxykfhhal8ctkt">
         <w:r>
           <w:rPr>
             <w:rFonts w:ascii="Arial" w:cs="Arial" w:eastAsia="Arial" w:hAnsi="Arial"/>
@@ -23649,7 +23649,7 @@
         </w:rPr>
         <w:t xml:space="preserve"> (</w:t>
       </w:r>
-      <w:hyperlink w:history="1" r:id="rIdtmnmpi_wfkgc4vxosf1u3">
+      <w:hyperlink w:history="1" r:id="rIdk0q9wnmu9tla6iez-pgo_">
         <w:r>
           <w:rPr>
             <w:rFonts w:ascii="Arial" w:cs="Arial" w:eastAsia="Arial" w:hAnsi="Arial"/>
@@ -24662,7 +24662,7 @@
             <w:pPr>
               <w:spacing w:after="20" w:before="0"/>
             </w:pPr>
-            <w:hyperlink w:history="1" r:id="rIds4ebj9o1l2p1c_az1kewr">
+            <w:hyperlink w:history="1" r:id="rIdt946biu-f9glbad1aoojj">
               <w:r>
                 <w:rPr>
                   <w:rFonts w:ascii="Arial" w:cs="Arial" w:eastAsia="Arial" w:hAnsi="Arial"/>
@@ -24695,7 +24695,7 @@
               <w:spacing w:after="10" w:before="0"/>
               <w:ind w:left="120"/>
             </w:pPr>
-            <w:hyperlink w:history="1" r:id="rIdo6o5u1w8frqvywabaq4vu">
+            <w:hyperlink w:history="1" r:id="rIdssf9chslsvzgnif8q7igs">
               <w:r>
                 <w:rPr>
                   <w:rFonts w:ascii="Arial" w:cs="Arial" w:eastAsia="Arial" w:hAnsi="Arial"/>
@@ -24740,7 +24740,7 @@
             <w:pPr>
               <w:spacing w:after="20" w:before="0"/>
             </w:pPr>
-            <w:hyperlink w:history="1" r:id="rIdvkrnxo8qiqnfm1rcvlcsa">
+            <w:hyperlink w:history="1" r:id="rIdggf8vls6hcsxulmmyfeep">
               <w:r>
                 <w:rPr>
                   <w:rFonts w:ascii="Arial" w:cs="Arial" w:eastAsia="Arial" w:hAnsi="Arial"/>
@@ -24773,7 +24773,7 @@
               <w:spacing w:after="10" w:before="0"/>
               <w:ind w:left="120"/>
             </w:pPr>
-            <w:hyperlink w:history="1" r:id="rIdjxaefasp5wkeq3l7fbptm">
+            <w:hyperlink w:history="1" r:id="rIdulmasxgvsjaixxkdht-0n">
               <w:r>
                 <w:rPr>
                   <w:rFonts w:ascii="Arial" w:cs="Arial" w:eastAsia="Arial" w:hAnsi="Arial"/>
@@ -24968,7 +24968,7 @@
             <w:pPr>
               <w:spacing w:after="20" w:before="0"/>
             </w:pPr>
-            <w:hyperlink w:history="1" r:id="rIdpyqeyq88qkejih49glggo">
+            <w:hyperlink w:history="1" r:id="rIdc6r-setnvu2u8qwqdeg2t">
               <w:r>
                 <w:rPr>
                   <w:rFonts w:ascii="Arial" w:cs="Arial" w:eastAsia="Arial" w:hAnsi="Arial"/>
@@ -25001,7 +25001,7 @@
               <w:spacing w:after="10" w:before="0"/>
               <w:ind w:left="120"/>
             </w:pPr>
-            <w:hyperlink w:history="1" r:id="rId57bgkraxa1fkne3mcujcd">
+            <w:hyperlink w:history="1" r:id="rIdcthu5zbjkf5zh0bf1ffjk">
               <w:r>
                 <w:rPr>
                   <w:rFonts w:ascii="Arial" w:cs="Arial" w:eastAsia="Arial" w:hAnsi="Arial"/>
@@ -25046,7 +25046,7 @@
             <w:pPr>
               <w:spacing w:after="20" w:before="0"/>
             </w:pPr>
-            <w:hyperlink w:history="1" r:id="rIdnkefdgeerzxzqejopqxfe">
+            <w:hyperlink w:history="1" r:id="rIdy7sbgpydahjuvd_apcjzg">
               <w:r>
                 <w:rPr>
                   <w:rFonts w:ascii="Arial" w:cs="Arial" w:eastAsia="Arial" w:hAnsi="Arial"/>
@@ -25079,7 +25079,7 @@
               <w:spacing w:after="10" w:before="0"/>
               <w:ind w:left="120"/>
             </w:pPr>
-            <w:hyperlink w:history="1" r:id="rIdgpdctrs4fs3zxx9uvu_py">
+            <w:hyperlink w:history="1" r:id="rId84erydyhyh-t1xfrawy69">
               <w:r>
                 <w:rPr>
                   <w:rFonts w:ascii="Arial" w:cs="Arial" w:eastAsia="Arial" w:hAnsi="Arial"/>
@@ -25274,7 +25274,7 @@
             <w:pPr>
               <w:spacing w:after="20" w:before="0"/>
             </w:pPr>
-            <w:hyperlink w:history="1" r:id="rIdczo-susny4tq7fhytpeqm">
+            <w:hyperlink w:history="1" r:id="rIdpxiwf-j3petpf_ucdwbqx">
               <w:r>
                 <w:rPr>
                   <w:rFonts w:ascii="Arial" w:cs="Arial" w:eastAsia="Arial" w:hAnsi="Arial"/>
@@ -25323,7 +25323,7 @@
               <w:spacing w:after="10" w:before="0"/>
               <w:ind w:left="120"/>
             </w:pPr>
-            <w:hyperlink w:history="1" r:id="rIdwnbty3hzf9xosayj6lfsr">
+            <w:hyperlink w:history="1" r:id="rIdognyqf1f0fz_mr1fulpcc">
               <w:r>
                 <w:rPr>
                   <w:rFonts w:ascii="Arial" w:cs="Arial" w:eastAsia="Arial" w:hAnsi="Arial"/>
@@ -25368,7 +25368,7 @@
             <w:pPr>
               <w:spacing w:after="20" w:before="0"/>
             </w:pPr>
-            <w:hyperlink w:history="1" r:id="rIdockzazql63ubkxh62yaje">
+            <w:hyperlink w:history="1" r:id="rIdtjy-n02kdm9zxskazdj1n">
               <w:r>
                 <w:rPr>
                   <w:rFonts w:ascii="Arial" w:cs="Arial" w:eastAsia="Arial" w:hAnsi="Arial"/>
@@ -25401,7 +25401,7 @@
               <w:spacing w:after="10" w:before="0"/>
               <w:ind w:left="120"/>
             </w:pPr>
-            <w:hyperlink w:history="1" r:id="rIdc3lv0lby7iz8slqdth9ud">
+            <w:hyperlink w:history="1" r:id="rIdjjawmnohrf9tjgg5jcgy4">
               <w:r>
                 <w:rPr>
                   <w:rFonts w:ascii="Arial" w:cs="Arial" w:eastAsia="Arial" w:hAnsi="Arial"/>
@@ -25596,7 +25596,7 @@
             <w:pPr>
               <w:spacing w:after="20" w:before="0"/>
             </w:pPr>
-            <w:hyperlink w:history="1" r:id="rId0sk1bde52ekqj7xjowlh9">
+            <w:hyperlink w:history="1" r:id="rIddbufdgsj6zhtyvi_fuz2f">
               <w:r>
                 <w:rPr>
                   <w:rFonts w:ascii="Arial" w:cs="Arial" w:eastAsia="Arial" w:hAnsi="Arial"/>
@@ -25645,7 +25645,7 @@
               <w:spacing w:after="10" w:before="0"/>
               <w:ind w:left="120"/>
             </w:pPr>
-            <w:hyperlink w:history="1" r:id="rIdphqjd4txf7dfrd6oddwrq">
+            <w:hyperlink w:history="1" r:id="rId-pmnuoiy6n40ctxzhtw8n">
               <w:r>
                 <w:rPr>
                   <w:rFonts w:ascii="Arial" w:cs="Arial" w:eastAsia="Arial" w:hAnsi="Arial"/>
@@ -25690,7 +25690,7 @@
             <w:pPr>
               <w:spacing w:after="20" w:before="0"/>
             </w:pPr>
-            <w:hyperlink w:history="1" r:id="rIdtzpks2cp4awwyzhc2dr3b">
+            <w:hyperlink w:history="1" r:id="rIdb6isv_rdb3iknq2rs7dyr">
               <w:r>
                 <w:rPr>
                   <w:rFonts w:ascii="Arial" w:cs="Arial" w:eastAsia="Arial" w:hAnsi="Arial"/>
@@ -25723,7 +25723,7 @@
               <w:spacing w:after="10" w:before="0"/>
               <w:ind w:left="120"/>
             </w:pPr>
-            <w:hyperlink w:history="1" r:id="rIdh8ff8__dvazkmcmnkvpmq">
+            <w:hyperlink w:history="1" r:id="rIdow6sptyabt-gzel-mtpts">
               <w:r>
                 <w:rPr>
                   <w:rFonts w:ascii="Arial" w:cs="Arial" w:eastAsia="Arial" w:hAnsi="Arial"/>
@@ -25918,7 +25918,7 @@
             <w:pPr>
               <w:spacing w:after="20" w:before="0"/>
             </w:pPr>
-            <w:hyperlink w:history="1" r:id="rIdvhuyryaenwvizihwaxrva">
+            <w:hyperlink w:history="1" r:id="rId_h4ca_dm8sqrsxs-xq3i0">
               <w:r>
                 <w:rPr>
                   <w:rFonts w:ascii="Arial" w:cs="Arial" w:eastAsia="Arial" w:hAnsi="Arial"/>
@@ -25967,7 +25967,7 @@
               <w:spacing w:after="10" w:before="0"/>
               <w:ind w:left="120"/>
             </w:pPr>
-            <w:hyperlink w:history="1" r:id="rIderv6tx15uozeityd2n5qd">
+            <w:hyperlink w:history="1" r:id="rIdfrkzecq5bqlp1zepwevh2">
               <w:r>
                 <w:rPr>
                   <w:rFonts w:ascii="Arial" w:cs="Arial" w:eastAsia="Arial" w:hAnsi="Arial"/>
@@ -26012,7 +26012,7 @@
             <w:pPr>
               <w:spacing w:after="20" w:before="0"/>
             </w:pPr>
-            <w:hyperlink w:history="1" r:id="rIdukfbcpsnjr-ppmi-zn0q2">
+            <w:hyperlink w:history="1" r:id="rIdrs9djs0inc_zukkbh0zcs">
               <w:r>
                 <w:rPr>
                   <w:rFonts w:ascii="Arial" w:cs="Arial" w:eastAsia="Arial" w:hAnsi="Arial"/>
@@ -26045,7 +26045,7 @@
               <w:spacing w:after="10" w:before="0"/>
               <w:ind w:left="120"/>
             </w:pPr>
-            <w:hyperlink w:history="1" r:id="rIdmhfcic1a01wtnx4s_s-vs">
+            <w:hyperlink w:history="1" r:id="rId4wo_mv21ytpidq9pzrx9v">
               <w:r>
                 <w:rPr>
                   <w:rFonts w:ascii="Arial" w:cs="Arial" w:eastAsia="Arial" w:hAnsi="Arial"/>
@@ -26557,7 +26557,7 @@
         </w:rPr>
         <w:t xml:space="preserve">© 2026 SeaVuria and ARES. Aligned with KICD objectives. Developed by SeaVuria; technical implementation by ARES (with AI assistance from Claude). Licensed under </w:t>
       </w:r>
-      <w:hyperlink w:history="1" r:id="rIdrfzposs0qvd2j8cytwfsw">
+      <w:hyperlink w:history="1" r:id="rIdpxq2dh_lyn_gt5qv9iopt">
         <w:r>
           <w:rPr>
             <w:rFonts w:ascii="Arial" w:cs="Arial" w:eastAsia="Arial" w:hAnsi="Arial"/>
@@ -26578,7 +26578,7 @@
         </w:rPr>
         <w:t xml:space="preserve"> (</w:t>
       </w:r>
-      <w:hyperlink w:history="1" r:id="rIddk-sfoiyp50y1mnj2usoh">
+      <w:hyperlink w:history="1" r:id="rId_yc7fjr-0zlubdihlpwwl">
         <w:r>
           <w:rPr>
             <w:rFonts w:ascii="Arial" w:cs="Arial" w:eastAsia="Arial" w:hAnsi="Arial"/>

--- a/data/outputs/v2/Core_Mathematics/SS2.9_Linear_Motion/Core_Mathematics_Linear_Motion_CBE_LessonSequence.docx
+++ b/data/outputs/v2/Core_Mathematics/SS2.9_Linear_Motion/Core_Mathematics_Linear_Motion_CBE_LessonSequence.docx
@@ -2321,7 +2321,7 @@
         </w:rPr>
         <w:t xml:space="preserve">© 2026 SeaVuria and ARES. This work is licensed under a </w:t>
       </w:r>
-      <w:hyperlink w:history="1" r:id="rId4slbhnhkgfj01gvavblqq">
+      <w:hyperlink w:history="1" r:id="rId95znmhh47ljhumokfljkz">
         <w:r>
           <w:rPr>
             <w:rFonts w:ascii="Arial" w:cs="Arial" w:eastAsia="Arial" w:hAnsi="Arial"/>
@@ -2341,7 +2341,7 @@
         </w:rPr>
         <w:t xml:space="preserve"> (</w:t>
       </w:r>
-      <w:hyperlink w:history="1" r:id="rIdoblgz8ra3fexmh6fmygjc">
+      <w:hyperlink w:history="1" r:id="rIdrktnnhxdx62yatkigtlgy">
         <w:r>
           <w:rPr>
             <w:rFonts w:ascii="Arial" w:cs="Arial" w:eastAsia="Arial" w:hAnsi="Arial"/>
@@ -2361,7 +2361,7 @@
         </w:rPr>
         <w:t xml:space="preserve">). To view a copy of this license, visit </w:t>
       </w:r>
-      <w:hyperlink w:history="1" r:id="rIdt2tfowbn_chr_inmbwtr_">
+      <w:hyperlink w:history="1" r:id="rIdl3pkvuhwsgqtwl64tqvyb">
         <w:r>
           <w:rPr>
             <w:rFonts w:ascii="Arial" w:cs="Arial" w:eastAsia="Arial" w:hAnsi="Arial"/>
@@ -3373,7 +3373,7 @@
             <w:pPr>
               <w:spacing w:after="20" w:before="0"/>
             </w:pPr>
-            <w:hyperlink w:history="1" r:id="rIdi0cewayy5g0hioh3hpu-s">
+            <w:hyperlink w:history="1" r:id="rIdtbp71_wpukrmb3lkt_5la">
               <w:r>
                 <w:rPr>
                   <w:rFonts w:ascii="Arial" w:cs="Arial" w:eastAsia="Arial" w:hAnsi="Arial"/>
@@ -3406,7 +3406,7 @@
               <w:spacing w:after="10" w:before="0"/>
               <w:ind w:left="120"/>
             </w:pPr>
-            <w:hyperlink w:history="1" r:id="rId3xjouebxy1lzi7nijvqxy">
+            <w:hyperlink w:history="1" r:id="rIdljsxs9d1bndpvkthj2jwk">
               <w:r>
                 <w:rPr>
                   <w:rFonts w:ascii="Arial" w:cs="Arial" w:eastAsia="Arial" w:hAnsi="Arial"/>
@@ -3451,7 +3451,7 @@
             <w:pPr>
               <w:spacing w:after="20" w:before="0"/>
             </w:pPr>
-            <w:hyperlink w:history="1" r:id="rIdumggkpxe59a8bzki_bgda">
+            <w:hyperlink w:history="1" r:id="rIdklprou5nxy9vztjpk1ir3">
               <w:r>
                 <w:rPr>
                   <w:rFonts w:ascii="Arial" w:cs="Arial" w:eastAsia="Arial" w:hAnsi="Arial"/>
@@ -3484,7 +3484,7 @@
               <w:spacing w:after="10" w:before="0"/>
               <w:ind w:left="120"/>
             </w:pPr>
-            <w:hyperlink w:history="1" r:id="rIdfgpgmjvholkzhffwhkp3a">
+            <w:hyperlink w:history="1" r:id="rIdn4p9xjvkcmrhpm7aa6mf0">
               <w:r>
                 <w:rPr>
                   <w:rFonts w:ascii="Arial" w:cs="Arial" w:eastAsia="Arial" w:hAnsi="Arial"/>
@@ -3679,7 +3679,7 @@
             <w:pPr>
               <w:spacing w:after="20" w:before="0"/>
             </w:pPr>
-            <w:hyperlink w:history="1" r:id="rIdscvfdedn7xvznvfms0s_a">
+            <w:hyperlink w:history="1" r:id="rIddrluv-rmtbcgssbyiqk0v">
               <w:r>
                 <w:rPr>
                   <w:rFonts w:ascii="Arial" w:cs="Arial" w:eastAsia="Arial" w:hAnsi="Arial"/>
@@ -3712,7 +3712,7 @@
               <w:spacing w:after="10" w:before="0"/>
               <w:ind w:left="120"/>
             </w:pPr>
-            <w:hyperlink w:history="1" r:id="rIde8fj69mwp1gk3yv3phchk">
+            <w:hyperlink w:history="1" r:id="rId9ospubjczhvcynosfjomc">
               <w:r>
                 <w:rPr>
                   <w:rFonts w:ascii="Arial" w:cs="Arial" w:eastAsia="Arial" w:hAnsi="Arial"/>
@@ -3757,7 +3757,7 @@
             <w:pPr>
               <w:spacing w:after="20" w:before="0"/>
             </w:pPr>
-            <w:hyperlink w:history="1" r:id="rIdonsryp4sv90chfkfimy2c">
+            <w:hyperlink w:history="1" r:id="rIddydlh-0xgmte8cnzvthuw">
               <w:r>
                 <w:rPr>
                   <w:rFonts w:ascii="Arial" w:cs="Arial" w:eastAsia="Arial" w:hAnsi="Arial"/>
@@ -3790,7 +3790,7 @@
               <w:spacing w:after="10" w:before="0"/>
               <w:ind w:left="120"/>
             </w:pPr>
-            <w:hyperlink w:history="1" r:id="rIdja_fg1d2oode2vdgvxazy">
+            <w:hyperlink w:history="1" r:id="rIdm6cawbqk5c0xb6z8ff4o5">
               <w:r>
                 <w:rPr>
                   <w:rFonts w:ascii="Arial" w:cs="Arial" w:eastAsia="Arial" w:hAnsi="Arial"/>
@@ -3985,7 +3985,7 @@
             <w:pPr>
               <w:spacing w:after="20" w:before="0"/>
             </w:pPr>
-            <w:hyperlink w:history="1" r:id="rIdjtci68fbs5vcrvna8l05i">
+            <w:hyperlink w:history="1" r:id="rIdveafi1nhcisukjynxt3ru">
               <w:r>
                 <w:rPr>
                   <w:rFonts w:ascii="Arial" w:cs="Arial" w:eastAsia="Arial" w:hAnsi="Arial"/>
@@ -4018,7 +4018,7 @@
               <w:spacing w:after="10" w:before="0"/>
               <w:ind w:left="120"/>
             </w:pPr>
-            <w:hyperlink w:history="1" r:id="rIdstdfshkpklu_ump3q6b92">
+            <w:hyperlink w:history="1" r:id="rIdkm7nh61hs52x7zj60igef">
               <w:r>
                 <w:rPr>
                   <w:rFonts w:ascii="Arial" w:cs="Arial" w:eastAsia="Arial" w:hAnsi="Arial"/>
@@ -4063,7 +4063,7 @@
             <w:pPr>
               <w:spacing w:after="20" w:before="0"/>
             </w:pPr>
-            <w:hyperlink w:history="1" r:id="rIdb5-xj32u89ype_yra1bqr">
+            <w:hyperlink w:history="1" r:id="rIdugspmh0fwksquv8qyfuib">
               <w:r>
                 <w:rPr>
                   <w:rFonts w:ascii="Arial" w:cs="Arial" w:eastAsia="Arial" w:hAnsi="Arial"/>
@@ -4096,7 +4096,7 @@
               <w:spacing w:after="10" w:before="0"/>
               <w:ind w:left="120"/>
             </w:pPr>
-            <w:hyperlink w:history="1" r:id="rIdpb5amol2wye1emw3pfeyq">
+            <w:hyperlink w:history="1" r:id="rIdhtoswts_joaenc5rpbifn">
               <w:r>
                 <w:rPr>
                   <w:rFonts w:ascii="Arial" w:cs="Arial" w:eastAsia="Arial" w:hAnsi="Arial"/>
@@ -4291,7 +4291,7 @@
             <w:pPr>
               <w:spacing w:after="20" w:before="0"/>
             </w:pPr>
-            <w:hyperlink w:history="1" r:id="rIdhofbdbswgo6-grkyxgozk">
+            <w:hyperlink w:history="1" r:id="rIdtpumfla2g13h4v7seypsp">
               <w:r>
                 <w:rPr>
                   <w:rFonts w:ascii="Arial" w:cs="Arial" w:eastAsia="Arial" w:hAnsi="Arial"/>
@@ -4324,7 +4324,7 @@
               <w:spacing w:after="10" w:before="0"/>
               <w:ind w:left="120"/>
             </w:pPr>
-            <w:hyperlink w:history="1" r:id="rId8z2crp6sikmpnuu3ej2cl">
+            <w:hyperlink w:history="1" r:id="rIdpm1u1aj14q0wzlc7ggxhs">
               <w:r>
                 <w:rPr>
                   <w:rFonts w:ascii="Arial" w:cs="Arial" w:eastAsia="Arial" w:hAnsi="Arial"/>
@@ -4369,7 +4369,7 @@
             <w:pPr>
               <w:spacing w:after="20" w:before="0"/>
             </w:pPr>
-            <w:hyperlink w:history="1" r:id="rIdd1s3jdhs_tsmkshensebw">
+            <w:hyperlink w:history="1" r:id="rIdigkqiw0jqdqpntshfr7h5">
               <w:r>
                 <w:rPr>
                   <w:rFonts w:ascii="Arial" w:cs="Arial" w:eastAsia="Arial" w:hAnsi="Arial"/>
@@ -4402,7 +4402,7 @@
               <w:spacing w:after="10" w:before="0"/>
               <w:ind w:left="120"/>
             </w:pPr>
-            <w:hyperlink w:history="1" r:id="rIddwwd5dkuhkkubdxo2voqx">
+            <w:hyperlink w:history="1" r:id="rIdxbehzfgp7sv-8ynbpmnc7">
               <w:r>
                 <w:rPr>
                   <w:rFonts w:ascii="Arial" w:cs="Arial" w:eastAsia="Arial" w:hAnsi="Arial"/>
@@ -4597,7 +4597,7 @@
             <w:pPr>
               <w:spacing w:after="20" w:before="0"/>
             </w:pPr>
-            <w:hyperlink w:history="1" r:id="rIdi_yohtb_nedtldcmpyza2">
+            <w:hyperlink w:history="1" r:id="rId94brfjyj166lyilzz3ezd">
               <w:r>
                 <w:rPr>
                   <w:rFonts w:ascii="Arial" w:cs="Arial" w:eastAsia="Arial" w:hAnsi="Arial"/>
@@ -4630,7 +4630,7 @@
               <w:spacing w:after="10" w:before="0"/>
               <w:ind w:left="120"/>
             </w:pPr>
-            <w:hyperlink w:history="1" r:id="rIdt97g6hjr67wwgh2inz-vi">
+            <w:hyperlink w:history="1" r:id="rIdfcqaqkh5zwgpcfxwvkuir">
               <w:r>
                 <w:rPr>
                   <w:rFonts w:ascii="Arial" w:cs="Arial" w:eastAsia="Arial" w:hAnsi="Arial"/>
@@ -4675,7 +4675,7 @@
             <w:pPr>
               <w:spacing w:after="20" w:before="0"/>
             </w:pPr>
-            <w:hyperlink w:history="1" r:id="rIddt0z3xz3-nkafsjno5bde">
+            <w:hyperlink w:history="1" r:id="rIddsysuq9nw6sdqiyme_3lk">
               <w:r>
                 <w:rPr>
                   <w:rFonts w:ascii="Arial" w:cs="Arial" w:eastAsia="Arial" w:hAnsi="Arial"/>
@@ -4708,7 +4708,7 @@
               <w:spacing w:after="10" w:before="0"/>
               <w:ind w:left="120"/>
             </w:pPr>
-            <w:hyperlink w:history="1" r:id="rIdx5mnvpuge5uaae6errtba">
+            <w:hyperlink w:history="1" r:id="rIdmdlptqwyormth0qmkyehj">
               <w:r>
                 <w:rPr>
                   <w:rFonts w:ascii="Arial" w:cs="Arial" w:eastAsia="Arial" w:hAnsi="Arial"/>
@@ -5220,7 +5220,7 @@
         </w:rPr>
         <w:t xml:space="preserve">© 2026 SeaVuria and ARES. Aligned with KICD objectives. Developed by SeaVuria; technical implementation by ARES (with AI assistance from Claude). Licensed under </w:t>
       </w:r>
-      <w:hyperlink w:history="1" r:id="rIdtbjiwkrgsi61dlictkjxg">
+      <w:hyperlink w:history="1" r:id="rId1tr-lb4ds1_j507wc-r0l">
         <w:r>
           <w:rPr>
             <w:rFonts w:ascii="Arial" w:cs="Arial" w:eastAsia="Arial" w:hAnsi="Arial"/>
@@ -5241,7 +5241,7 @@
         </w:rPr>
         <w:t xml:space="preserve"> (</w:t>
       </w:r>
-      <w:hyperlink w:history="1" r:id="rId8h01xjjltepsoiptvxz1v">
+      <w:hyperlink w:history="1" r:id="rIdfyz6egok3v0qf-fzvhuy7">
         <w:r>
           <w:rPr>
             <w:rFonts w:ascii="Arial" w:cs="Arial" w:eastAsia="Arial" w:hAnsi="Arial"/>
@@ -6337,7 +6337,7 @@
             <w:pPr>
               <w:spacing w:after="20" w:before="0"/>
             </w:pPr>
-            <w:hyperlink w:history="1" r:id="rIdvjudgba1-_8abil7av_cw">
+            <w:hyperlink w:history="1" r:id="rIdryzm4odpnyuo_gnxlokum">
               <w:r>
                 <w:rPr>
                   <w:rFonts w:ascii="Arial" w:cs="Arial" w:eastAsia="Arial" w:hAnsi="Arial"/>
@@ -6370,7 +6370,7 @@
               <w:spacing w:after="10" w:before="0"/>
               <w:ind w:left="120"/>
             </w:pPr>
-            <w:hyperlink w:history="1" r:id="rIddgdifwtezdkuubzlawyep">
+            <w:hyperlink w:history="1" r:id="rIdixv4weshynky2md6a3szg">
               <w:r>
                 <w:rPr>
                   <w:rFonts w:ascii="Arial" w:cs="Arial" w:eastAsia="Arial" w:hAnsi="Arial"/>
@@ -6415,7 +6415,7 @@
             <w:pPr>
               <w:spacing w:after="20" w:before="0"/>
             </w:pPr>
-            <w:hyperlink w:history="1" r:id="rIdeypwkzl_wmnkd3a5s5hi5">
+            <w:hyperlink w:history="1" r:id="rId8d3dd1lqnrn2fz4nejln-">
               <w:r>
                 <w:rPr>
                   <w:rFonts w:ascii="Arial" w:cs="Arial" w:eastAsia="Arial" w:hAnsi="Arial"/>
@@ -6464,7 +6464,7 @@
               <w:spacing w:after="10" w:before="0"/>
               <w:ind w:left="120"/>
             </w:pPr>
-            <w:hyperlink w:history="1" r:id="rIdhpnohj02bl0tifgwlljrz">
+            <w:hyperlink w:history="1" r:id="rId14k0cvxfnxmqnlesd7itt">
               <w:r>
                 <w:rPr>
                   <w:rFonts w:ascii="Arial" w:cs="Arial" w:eastAsia="Arial" w:hAnsi="Arial"/>
@@ -6659,7 +6659,7 @@
             <w:pPr>
               <w:spacing w:after="20" w:before="0"/>
             </w:pPr>
-            <w:hyperlink w:history="1" r:id="rIdvpb4nyyzrinty9bdvt4i7">
+            <w:hyperlink w:history="1" r:id="rIduef7te7zenohqosin0cvp">
               <w:r>
                 <w:rPr>
                   <w:rFonts w:ascii="Arial" w:cs="Arial" w:eastAsia="Arial" w:hAnsi="Arial"/>
@@ -6692,7 +6692,7 @@
               <w:spacing w:after="10" w:before="0"/>
               <w:ind w:left="120"/>
             </w:pPr>
-            <w:hyperlink w:history="1" r:id="rId4secussu6gasrr4izhugr">
+            <w:hyperlink w:history="1" r:id="rIdzw5ltfz-sfb1vfpml5n_q">
               <w:r>
                 <w:rPr>
                   <w:rFonts w:ascii="Arial" w:cs="Arial" w:eastAsia="Arial" w:hAnsi="Arial"/>
@@ -6737,7 +6737,7 @@
             <w:pPr>
               <w:spacing w:after="20" w:before="0"/>
             </w:pPr>
-            <w:hyperlink w:history="1" r:id="rIdqyltepotzqjupm6kx-xoh">
+            <w:hyperlink w:history="1" r:id="rId973dmttqqdx5pwpplxh8d">
               <w:r>
                 <w:rPr>
                   <w:rFonts w:ascii="Arial" w:cs="Arial" w:eastAsia="Arial" w:hAnsi="Arial"/>
@@ -6786,7 +6786,7 @@
               <w:spacing w:after="10" w:before="0"/>
               <w:ind w:left="120"/>
             </w:pPr>
-            <w:hyperlink w:history="1" r:id="rIdjv-cq5p7lwlzlwhso30kx">
+            <w:hyperlink w:history="1" r:id="rIdfcrmgzc-afcdbupostoms">
               <w:r>
                 <w:rPr>
                   <w:rFonts w:ascii="Arial" w:cs="Arial" w:eastAsia="Arial" w:hAnsi="Arial"/>
@@ -6981,7 +6981,7 @@
             <w:pPr>
               <w:spacing w:after="20" w:before="0"/>
             </w:pPr>
-            <w:hyperlink w:history="1" r:id="rIdlezxlpiw7pqhyd0l0gae8">
+            <w:hyperlink w:history="1" r:id="rIdiujri3d3ebjhso78mkohu">
               <w:r>
                 <w:rPr>
                   <w:rFonts w:ascii="Arial" w:cs="Arial" w:eastAsia="Arial" w:hAnsi="Arial"/>
@@ -7014,7 +7014,7 @@
               <w:spacing w:after="10" w:before="0"/>
               <w:ind w:left="120"/>
             </w:pPr>
-            <w:hyperlink w:history="1" r:id="rIdz9bwkyqgza_ou_1giq8f_">
+            <w:hyperlink w:history="1" r:id="rIdsp79ncpgtmsyj3s3apzyj">
               <w:r>
                 <w:rPr>
                   <w:rFonts w:ascii="Arial" w:cs="Arial" w:eastAsia="Arial" w:hAnsi="Arial"/>
@@ -7059,7 +7059,7 @@
             <w:pPr>
               <w:spacing w:after="20" w:before="0"/>
             </w:pPr>
-            <w:hyperlink w:history="1" r:id="rIdu0jpw2djnhjusesa01oiw">
+            <w:hyperlink w:history="1" r:id="rIdtxrgwfwmgrd7elyfbw8i4">
               <w:r>
                 <w:rPr>
                   <w:rFonts w:ascii="Arial" w:cs="Arial" w:eastAsia="Arial" w:hAnsi="Arial"/>
@@ -7108,7 +7108,7 @@
               <w:spacing w:after="10" w:before="0"/>
               <w:ind w:left="120"/>
             </w:pPr>
-            <w:hyperlink w:history="1" r:id="rId-jvsgx2gkffbnkk_m12o9">
+            <w:hyperlink w:history="1" r:id="rIdtvs7gkrlqu23agb3ouixc">
               <w:r>
                 <w:rPr>
                   <w:rFonts w:ascii="Arial" w:cs="Arial" w:eastAsia="Arial" w:hAnsi="Arial"/>
@@ -7417,7 +7417,7 @@
             <w:pPr>
               <w:spacing w:after="20" w:before="0"/>
             </w:pPr>
-            <w:hyperlink w:history="1" r:id="rIdtmbe0jffc3fq0ztkvs0qz">
+            <w:hyperlink w:history="1" r:id="rIdrzujbtj0pmglxf7mmmtxf">
               <w:r>
                 <w:rPr>
                   <w:rFonts w:ascii="Arial" w:cs="Arial" w:eastAsia="Arial" w:hAnsi="Arial"/>
@@ -7450,7 +7450,7 @@
               <w:spacing w:after="10" w:before="0"/>
               <w:ind w:left="120"/>
             </w:pPr>
-            <w:hyperlink w:history="1" r:id="rIddvj8fvkwhanmlvwqyr8ku">
+            <w:hyperlink w:history="1" r:id="rIdxnmlowkkbmbcxrq3kyvcf">
               <w:r>
                 <w:rPr>
                   <w:rFonts w:ascii="Arial" w:cs="Arial" w:eastAsia="Arial" w:hAnsi="Arial"/>
@@ -7495,7 +7495,7 @@
             <w:pPr>
               <w:spacing w:after="20" w:before="0"/>
             </w:pPr>
-            <w:hyperlink w:history="1" r:id="rIdhxcwiaqhl91bwy3gbs0cd">
+            <w:hyperlink w:history="1" r:id="rIdttlg4pm2rqxy4b_ahjgqo">
               <w:r>
                 <w:rPr>
                   <w:rFonts w:ascii="Arial" w:cs="Arial" w:eastAsia="Arial" w:hAnsi="Arial"/>
@@ -7544,7 +7544,7 @@
               <w:spacing w:after="10" w:before="0"/>
               <w:ind w:left="120"/>
             </w:pPr>
-            <w:hyperlink w:history="1" r:id="rIdhth8zmnkvleuhcwvy7bzg">
+            <w:hyperlink w:history="1" r:id="rIdhx3-krurd06wjgkitjct6">
               <w:r>
                 <w:rPr>
                   <w:rFonts w:ascii="Arial" w:cs="Arial" w:eastAsia="Arial" w:hAnsi="Arial"/>
@@ -7739,7 +7739,7 @@
             <w:pPr>
               <w:spacing w:after="20" w:before="0"/>
             </w:pPr>
-            <w:hyperlink w:history="1" r:id="rIdvuxqt92pvow8okn4fevtc">
+            <w:hyperlink w:history="1" r:id="rId_gs8c346asirgvfekqrbv">
               <w:r>
                 <w:rPr>
                   <w:rFonts w:ascii="Arial" w:cs="Arial" w:eastAsia="Arial" w:hAnsi="Arial"/>
@@ -7772,7 +7772,7 @@
               <w:spacing w:after="10" w:before="0"/>
               <w:ind w:left="120"/>
             </w:pPr>
-            <w:hyperlink w:history="1" r:id="rIdynl9i-j-gipjgwb_pdmsy">
+            <w:hyperlink w:history="1" r:id="rIdbfg49xcy0ewzmi-lou6pu">
               <w:r>
                 <w:rPr>
                   <w:rFonts w:ascii="Arial" w:cs="Arial" w:eastAsia="Arial" w:hAnsi="Arial"/>
@@ -7817,7 +7817,7 @@
             <w:pPr>
               <w:spacing w:after="20" w:before="0"/>
             </w:pPr>
-            <w:hyperlink w:history="1" r:id="rIdvrldwiilakxv7l4ofbfsj">
+            <w:hyperlink w:history="1" r:id="rIdwmdvtzixcizcqcruxxfwx">
               <w:r>
                 <w:rPr>
                   <w:rFonts w:ascii="Arial" w:cs="Arial" w:eastAsia="Arial" w:hAnsi="Arial"/>
@@ -7866,7 +7866,7 @@
               <w:spacing w:after="10" w:before="0"/>
               <w:ind w:left="120"/>
             </w:pPr>
-            <w:hyperlink w:history="1" r:id="rIdaezsr-wkg8rz9fjj1gayx">
+            <w:hyperlink w:history="1" r:id="rIdwvs1zplv0u746sr1640rc">
               <w:r>
                 <w:rPr>
                   <w:rFonts w:ascii="Arial" w:cs="Arial" w:eastAsia="Arial" w:hAnsi="Arial"/>
@@ -8378,7 +8378,7 @@
         </w:rPr>
         <w:t xml:space="preserve">© 2026 SeaVuria and ARES. Aligned with KICD objectives. Developed by SeaVuria; technical implementation by ARES (with AI assistance from Claude). Licensed under </w:t>
       </w:r>
-      <w:hyperlink w:history="1" r:id="rId9tj0x4mbhl0nd7iuvcacf">
+      <w:hyperlink w:history="1" r:id="rIdux3dtjzrh6de1in9mdfa7">
         <w:r>
           <w:rPr>
             <w:rFonts w:ascii="Arial" w:cs="Arial" w:eastAsia="Arial" w:hAnsi="Arial"/>
@@ -8399,7 +8399,7 @@
         </w:rPr>
         <w:t xml:space="preserve"> (</w:t>
       </w:r>
-      <w:hyperlink w:history="1" r:id="rIdyah_ny9p7veccjlytuacb">
+      <w:hyperlink w:history="1" r:id="rIdyiexl1wqzcoj_7hyqktuc">
         <w:r>
           <w:rPr>
             <w:rFonts w:ascii="Arial" w:cs="Arial" w:eastAsia="Arial" w:hAnsi="Arial"/>
@@ -9412,7 +9412,7 @@
             <w:pPr>
               <w:spacing w:after="20" w:before="0"/>
             </w:pPr>
-            <w:hyperlink w:history="1" r:id="rIdfq0akcarmfckeng6cact-">
+            <w:hyperlink w:history="1" r:id="rIdqkefihvakr-wrc2rl7-px">
               <w:r>
                 <w:rPr>
                   <w:rFonts w:ascii="Arial" w:cs="Arial" w:eastAsia="Arial" w:hAnsi="Arial"/>
@@ -9445,7 +9445,7 @@
               <w:spacing w:after="10" w:before="0"/>
               <w:ind w:left="120"/>
             </w:pPr>
-            <w:hyperlink w:history="1" r:id="rIda-y5im3ci-vuydzxqbbqz">
+            <w:hyperlink w:history="1" r:id="rIdu0lvqkgge9aan_jfgwpse">
               <w:r>
                 <w:rPr>
                   <w:rFonts w:ascii="Arial" w:cs="Arial" w:eastAsia="Arial" w:hAnsi="Arial"/>
@@ -9490,7 +9490,7 @@
             <w:pPr>
               <w:spacing w:after="20" w:before="0"/>
             </w:pPr>
-            <w:hyperlink w:history="1" r:id="rIdqu_2hs4jtrdp1sqhimce9">
+            <w:hyperlink w:history="1" r:id="rId6uileaoy4lcfouzwteupw">
               <w:r>
                 <w:rPr>
                   <w:rFonts w:ascii="Arial" w:cs="Arial" w:eastAsia="Arial" w:hAnsi="Arial"/>
@@ -9523,7 +9523,7 @@
               <w:spacing w:after="10" w:before="0"/>
               <w:ind w:left="120"/>
             </w:pPr>
-            <w:hyperlink w:history="1" r:id="rIdg5oxrfnkpsukgpi0jlaaz">
+            <w:hyperlink w:history="1" r:id="rIdswz43vuyyvsnnwc8yyvwt">
               <w:r>
                 <w:rPr>
                   <w:rFonts w:ascii="Arial" w:cs="Arial" w:eastAsia="Arial" w:hAnsi="Arial"/>
@@ -9718,7 +9718,7 @@
             <w:pPr>
               <w:spacing w:after="20" w:before="0"/>
             </w:pPr>
-            <w:hyperlink w:history="1" r:id="rIdexxgt8_snhv-ayimv_0qr">
+            <w:hyperlink w:history="1" r:id="rIddbybroszkbxawbslqq8lr">
               <w:r>
                 <w:rPr>
                   <w:rFonts w:ascii="Arial" w:cs="Arial" w:eastAsia="Arial" w:hAnsi="Arial"/>
@@ -9751,7 +9751,7 @@
               <w:spacing w:after="10" w:before="0"/>
               <w:ind w:left="120"/>
             </w:pPr>
-            <w:hyperlink w:history="1" r:id="rIdypk4c_vcnwrklzsiwhbsv">
+            <w:hyperlink w:history="1" r:id="rIdpx-g_snai_nnxi-jw59nk">
               <w:r>
                 <w:rPr>
                   <w:rFonts w:ascii="Arial" w:cs="Arial" w:eastAsia="Arial" w:hAnsi="Arial"/>
@@ -9796,7 +9796,7 @@
             <w:pPr>
               <w:spacing w:after="20" w:before="0"/>
             </w:pPr>
-            <w:hyperlink w:history="1" r:id="rIdanmbmtckmcdk1hxlt-tuk">
+            <w:hyperlink w:history="1" r:id="rIdapkgjehrwqn_byv5nqatd">
               <w:r>
                 <w:rPr>
                   <w:rFonts w:ascii="Arial" w:cs="Arial" w:eastAsia="Arial" w:hAnsi="Arial"/>
@@ -9829,7 +9829,7 @@
               <w:spacing w:after="10" w:before="0"/>
               <w:ind w:left="120"/>
             </w:pPr>
-            <w:hyperlink w:history="1" r:id="rIdkmhjctrapbuiz0bcuwdmv">
+            <w:hyperlink w:history="1" r:id="rIddoqtahtd97b514bdd4f1u">
               <w:r>
                 <w:rPr>
                   <w:rFonts w:ascii="Arial" w:cs="Arial" w:eastAsia="Arial" w:hAnsi="Arial"/>
@@ -10024,7 +10024,7 @@
             <w:pPr>
               <w:spacing w:after="20" w:before="0"/>
             </w:pPr>
-            <w:hyperlink w:history="1" r:id="rIdp0rd-aouot9agm6d7l0dz">
+            <w:hyperlink w:history="1" r:id="rIdegfnqrbidtlbtdpmszcu6">
               <w:r>
                 <w:rPr>
                   <w:rFonts w:ascii="Arial" w:cs="Arial" w:eastAsia="Arial" w:hAnsi="Arial"/>
@@ -10073,7 +10073,7 @@
               <w:spacing w:after="10" w:before="0"/>
               <w:ind w:left="120"/>
             </w:pPr>
-            <w:hyperlink w:history="1" r:id="rIdoxcb_z_iss6lopitxf3i7">
+            <w:hyperlink w:history="1" r:id="rIdbp1-dgptkjqecqy3qerc3">
               <w:r>
                 <w:rPr>
                   <w:rFonts w:ascii="Arial" w:cs="Arial" w:eastAsia="Arial" w:hAnsi="Arial"/>
@@ -10118,7 +10118,7 @@
             <w:pPr>
               <w:spacing w:after="20" w:before="0"/>
             </w:pPr>
-            <w:hyperlink w:history="1" r:id="rId_anauxdn22lwyx6vthwtv">
+            <w:hyperlink w:history="1" r:id="rId0fsabhneu3yd6amfp5gtc">
               <w:r>
                 <w:rPr>
                   <w:rFonts w:ascii="Arial" w:cs="Arial" w:eastAsia="Arial" w:hAnsi="Arial"/>
@@ -10151,7 +10151,7 @@
               <w:spacing w:after="10" w:before="0"/>
               <w:ind w:left="120"/>
             </w:pPr>
-            <w:hyperlink w:history="1" r:id="rIdzm-lr1ldtutxcvv4c9-fg">
+            <w:hyperlink w:history="1" r:id="rIdkxsfg_wr-p2cx547vu3pg">
               <w:r>
                 <w:rPr>
                   <w:rFonts w:ascii="Arial" w:cs="Arial" w:eastAsia="Arial" w:hAnsi="Arial"/>
@@ -10346,7 +10346,7 @@
             <w:pPr>
               <w:spacing w:after="20" w:before="0"/>
             </w:pPr>
-            <w:hyperlink w:history="1" r:id="rIdesycnoqadt8ejkbp8h_7l">
+            <w:hyperlink w:history="1" r:id="rIdnn-mdvuy7uzer9cko1ioj">
               <w:r>
                 <w:rPr>
                   <w:rFonts w:ascii="Arial" w:cs="Arial" w:eastAsia="Arial" w:hAnsi="Arial"/>
@@ -10395,7 +10395,7 @@
               <w:spacing w:after="10" w:before="0"/>
               <w:ind w:left="120"/>
             </w:pPr>
-            <w:hyperlink w:history="1" r:id="rIdpfrkzlvsr9shtkf7vkavn">
+            <w:hyperlink w:history="1" r:id="rIdc2oh_czhdctp3ql40qqcs">
               <w:r>
                 <w:rPr>
                   <w:rFonts w:ascii="Arial" w:cs="Arial" w:eastAsia="Arial" w:hAnsi="Arial"/>
@@ -10440,7 +10440,7 @@
             <w:pPr>
               <w:spacing w:after="20" w:before="0"/>
             </w:pPr>
-            <w:hyperlink w:history="1" r:id="rIdfy_zfqw-22orotqbbdfnq">
+            <w:hyperlink w:history="1" r:id="rIdwys7gmt3g7dqjwbdq3amd">
               <w:r>
                 <w:rPr>
                   <w:rFonts w:ascii="Arial" w:cs="Arial" w:eastAsia="Arial" w:hAnsi="Arial"/>
@@ -10473,7 +10473,7 @@
               <w:spacing w:after="10" w:before="0"/>
               <w:ind w:left="120"/>
             </w:pPr>
-            <w:hyperlink w:history="1" r:id="rIdo32vsg_sibk8ln8wlnogi">
+            <w:hyperlink w:history="1" r:id="rIdm1ogb5uf2ncbzz7aphibb">
               <w:r>
                 <w:rPr>
                   <w:rFonts w:ascii="Arial" w:cs="Arial" w:eastAsia="Arial" w:hAnsi="Arial"/>
@@ -10668,7 +10668,7 @@
             <w:pPr>
               <w:spacing w:after="20" w:before="0"/>
             </w:pPr>
-            <w:hyperlink w:history="1" r:id="rIdtiam7tq1q6dt4pbtbwd91">
+            <w:hyperlink w:history="1" r:id="rIdd24bdepcx6uinva3sbune">
               <w:r>
                 <w:rPr>
                   <w:rFonts w:ascii="Arial" w:cs="Arial" w:eastAsia="Arial" w:hAnsi="Arial"/>
@@ -10717,7 +10717,7 @@
               <w:spacing w:after="10" w:before="0"/>
               <w:ind w:left="120"/>
             </w:pPr>
-            <w:hyperlink w:history="1" r:id="rIdcfgcw80htokgkpifz6zhx">
+            <w:hyperlink w:history="1" r:id="rId-ftowr6rbd8gwrw3bs88j">
               <w:r>
                 <w:rPr>
                   <w:rFonts w:ascii="Arial" w:cs="Arial" w:eastAsia="Arial" w:hAnsi="Arial"/>
@@ -10762,7 +10762,7 @@
             <w:pPr>
               <w:spacing w:after="20" w:before="0"/>
             </w:pPr>
-            <w:hyperlink w:history="1" r:id="rIdpxatlvj9zbvsjnq0pq-zy">
+            <w:hyperlink w:history="1" r:id="rIdamxge_e2bi6cveduqhgi7">
               <w:r>
                 <w:rPr>
                   <w:rFonts w:ascii="Arial" w:cs="Arial" w:eastAsia="Arial" w:hAnsi="Arial"/>
@@ -10811,7 +10811,7 @@
               <w:spacing w:after="10" w:before="0"/>
               <w:ind w:left="120"/>
             </w:pPr>
-            <w:hyperlink w:history="1" r:id="rIdlpyiqr2neadlvaq9nuzsz">
+            <w:hyperlink w:history="1" r:id="rIduw60xq9a2qy-y-br7jmtw">
               <w:r>
                 <w:rPr>
                   <w:rFonts w:ascii="Arial" w:cs="Arial" w:eastAsia="Arial" w:hAnsi="Arial"/>
@@ -11323,7 +11323,7 @@
         </w:rPr>
         <w:t xml:space="preserve">© 2026 SeaVuria and ARES. Aligned with KICD objectives. Developed by SeaVuria; technical implementation by ARES (with AI assistance from Claude). Licensed under </w:t>
       </w:r>
-      <w:hyperlink w:history="1" r:id="rId3qeouidyry45ktvkyoiom">
+      <w:hyperlink w:history="1" r:id="rIdk2nqankihe8hjfeyhzxxw">
         <w:r>
           <w:rPr>
             <w:rFonts w:ascii="Arial" w:cs="Arial" w:eastAsia="Arial" w:hAnsi="Arial"/>
@@ -11344,7 +11344,7 @@
         </w:rPr>
         <w:t xml:space="preserve"> (</w:t>
       </w:r>
-      <w:hyperlink w:history="1" r:id="rId2fsrzzdmssx1iu3_0p6p5">
+      <w:hyperlink w:history="1" r:id="rId3zo-c36j1xno0sopsaezn">
         <w:r>
           <w:rPr>
             <w:rFonts w:ascii="Arial" w:cs="Arial" w:eastAsia="Arial" w:hAnsi="Arial"/>
@@ -12357,7 +12357,7 @@
             <w:pPr>
               <w:spacing w:after="20" w:before="0"/>
             </w:pPr>
-            <w:hyperlink w:history="1" r:id="rIdvy2kh8vk5ikr8l8jjrcnc">
+            <w:hyperlink w:history="1" r:id="rIdqeu8uo9br8scwewlkesto">
               <w:r>
                 <w:rPr>
                   <w:rFonts w:ascii="Arial" w:cs="Arial" w:eastAsia="Arial" w:hAnsi="Arial"/>
@@ -12390,7 +12390,7 @@
               <w:spacing w:after="10" w:before="0"/>
               <w:ind w:left="120"/>
             </w:pPr>
-            <w:hyperlink w:history="1" r:id="rId2155w9x9szdd8nxagybir">
+            <w:hyperlink w:history="1" r:id="rIdfehhwxfnvlp4opaseb9ha">
               <w:r>
                 <w:rPr>
                   <w:rFonts w:ascii="Arial" w:cs="Arial" w:eastAsia="Arial" w:hAnsi="Arial"/>
@@ -12435,7 +12435,7 @@
             <w:pPr>
               <w:spacing w:after="20" w:before="0"/>
             </w:pPr>
-            <w:hyperlink w:history="1" r:id="rIdpezrza7lrhovpmurav9ij">
+            <w:hyperlink w:history="1" r:id="rIdje66afqnueyd2iirohq3n">
               <w:r>
                 <w:rPr>
                   <w:rFonts w:ascii="Arial" w:cs="Arial" w:eastAsia="Arial" w:hAnsi="Arial"/>
@@ -12468,7 +12468,7 @@
               <w:spacing w:after="10" w:before="0"/>
               <w:ind w:left="120"/>
             </w:pPr>
-            <w:hyperlink w:history="1" r:id="rIdtaj96hi1v0jsh1xjuvfmz">
+            <w:hyperlink w:history="1" r:id="rIdtnhtzqmfdqmipd7h8gm39">
               <w:r>
                 <w:rPr>
                   <w:rFonts w:ascii="Arial" w:cs="Arial" w:eastAsia="Arial" w:hAnsi="Arial"/>
@@ -12663,7 +12663,7 @@
             <w:pPr>
               <w:spacing w:after="20" w:before="0"/>
             </w:pPr>
-            <w:hyperlink w:history="1" r:id="rIdaze0-jpva7x20hkdmxtbq">
+            <w:hyperlink w:history="1" r:id="rIdfnqnvhwbpuzawfvpe4udy">
               <w:r>
                 <w:rPr>
                   <w:rFonts w:ascii="Arial" w:cs="Arial" w:eastAsia="Arial" w:hAnsi="Arial"/>
@@ -12696,7 +12696,7 @@
               <w:spacing w:after="10" w:before="0"/>
               <w:ind w:left="120"/>
             </w:pPr>
-            <w:hyperlink w:history="1" r:id="rId7f6dmvrjkf_c0iathhzfb">
+            <w:hyperlink w:history="1" r:id="rIdxbt7h7gwphgp90t1vsbyp">
               <w:r>
                 <w:rPr>
                   <w:rFonts w:ascii="Arial" w:cs="Arial" w:eastAsia="Arial" w:hAnsi="Arial"/>
@@ -12741,7 +12741,7 @@
             <w:pPr>
               <w:spacing w:after="20" w:before="0"/>
             </w:pPr>
-            <w:hyperlink w:history="1" r:id="rIdipcfrihnvtkif_r-x81ot">
+            <w:hyperlink w:history="1" r:id="rIdluv6fixa9vkbys9ksvvvy">
               <w:r>
                 <w:rPr>
                   <w:rFonts w:ascii="Arial" w:cs="Arial" w:eastAsia="Arial" w:hAnsi="Arial"/>
@@ -12774,7 +12774,7 @@
               <w:spacing w:after="10" w:before="0"/>
               <w:ind w:left="120"/>
             </w:pPr>
-            <w:hyperlink w:history="1" r:id="rIdkwgkuff04xlgcblcukrwx">
+            <w:hyperlink w:history="1" r:id="rIdzjpmze_1z2hyqrpffyhqb">
               <w:r>
                 <w:rPr>
                   <w:rFonts w:ascii="Arial" w:cs="Arial" w:eastAsia="Arial" w:hAnsi="Arial"/>
@@ -12969,7 +12969,7 @@
             <w:pPr>
               <w:spacing w:after="20" w:before="0"/>
             </w:pPr>
-            <w:hyperlink w:history="1" r:id="rIdytya7lin1lupxlo6eahcw">
+            <w:hyperlink w:history="1" r:id="rIdwexz8tqjq8vgxojphdcqq">
               <w:r>
                 <w:rPr>
                   <w:rFonts w:ascii="Arial" w:cs="Arial" w:eastAsia="Arial" w:hAnsi="Arial"/>
@@ -13018,7 +13018,7 @@
               <w:spacing w:after="10" w:before="0"/>
               <w:ind w:left="120"/>
             </w:pPr>
-            <w:hyperlink w:history="1" r:id="rIdqffonuu4saclh2qxyads8">
+            <w:hyperlink w:history="1" r:id="rIdla460ogfc7wpx1exmpojf">
               <w:r>
                 <w:rPr>
                   <w:rFonts w:ascii="Arial" w:cs="Arial" w:eastAsia="Arial" w:hAnsi="Arial"/>
@@ -13063,7 +13063,7 @@
             <w:pPr>
               <w:spacing w:after="20" w:before="0"/>
             </w:pPr>
-            <w:hyperlink w:history="1" r:id="rIdev7yqhzzmckstvnghlost">
+            <w:hyperlink w:history="1" r:id="rIdgrzjhir7uhmk3lwyuqe3g">
               <w:r>
                 <w:rPr>
                   <w:rFonts w:ascii="Arial" w:cs="Arial" w:eastAsia="Arial" w:hAnsi="Arial"/>
@@ -13112,7 +13112,7 @@
               <w:spacing w:after="10" w:before="0"/>
               <w:ind w:left="120"/>
             </w:pPr>
-            <w:hyperlink w:history="1" r:id="rIdguc9h6crk6ic9gyt0kr0d">
+            <w:hyperlink w:history="1" r:id="rId3ybbptb8eqwqchfvj6ii4">
               <w:r>
                 <w:rPr>
                   <w:rFonts w:ascii="Arial" w:cs="Arial" w:eastAsia="Arial" w:hAnsi="Arial"/>
@@ -13307,7 +13307,7 @@
             <w:pPr>
               <w:spacing w:after="20" w:before="0"/>
             </w:pPr>
-            <w:hyperlink w:history="1" r:id="rIdv_nzfi3r0wabnlxkipkmr">
+            <w:hyperlink w:history="1" r:id="rIdypamk8jhyrn1pl1_nfd0t">
               <w:r>
                 <w:rPr>
                   <w:rFonts w:ascii="Arial" w:cs="Arial" w:eastAsia="Arial" w:hAnsi="Arial"/>
@@ -13356,7 +13356,7 @@
               <w:spacing w:after="10" w:before="0"/>
               <w:ind w:left="120"/>
             </w:pPr>
-            <w:hyperlink w:history="1" r:id="rIdojw0e44k2vkbl1q6su00w">
+            <w:hyperlink w:history="1" r:id="rIdl4jo8ncso27nvscoxeoji">
               <w:r>
                 <w:rPr>
                   <w:rFonts w:ascii="Arial" w:cs="Arial" w:eastAsia="Arial" w:hAnsi="Arial"/>
@@ -13401,7 +13401,7 @@
             <w:pPr>
               <w:spacing w:after="20" w:before="0"/>
             </w:pPr>
-            <w:hyperlink w:history="1" r:id="rId488txwjo8swziv_nl7trt">
+            <w:hyperlink w:history="1" r:id="rIduypgvv4zar6rjnmov9vwl">
               <w:r>
                 <w:rPr>
                   <w:rFonts w:ascii="Arial" w:cs="Arial" w:eastAsia="Arial" w:hAnsi="Arial"/>
@@ -13450,7 +13450,7 @@
               <w:spacing w:after="10" w:before="0"/>
               <w:ind w:left="120"/>
             </w:pPr>
-            <w:hyperlink w:history="1" r:id="rIdfev9-up7eettavfsez1cb">
+            <w:hyperlink w:history="1" r:id="rId-n35c7h-ozkh5amu_ja8e">
               <w:r>
                 <w:rPr>
                   <w:rFonts w:ascii="Arial" w:cs="Arial" w:eastAsia="Arial" w:hAnsi="Arial"/>
@@ -13645,7 +13645,7 @@
             <w:pPr>
               <w:spacing w:after="20" w:before="0"/>
             </w:pPr>
-            <w:hyperlink w:history="1" r:id="rIdmhcgbf8qza3s0bqv_puak">
+            <w:hyperlink w:history="1" r:id="rIdqsdtqkdqz0pl2qeye-elu">
               <w:r>
                 <w:rPr>
                   <w:rFonts w:ascii="Arial" w:cs="Arial" w:eastAsia="Arial" w:hAnsi="Arial"/>
@@ -13694,7 +13694,7 @@
               <w:spacing w:after="10" w:before="0"/>
               <w:ind w:left="120"/>
             </w:pPr>
-            <w:hyperlink w:history="1" r:id="rIdfkhsbwval-ni530xvzkpo">
+            <w:hyperlink w:history="1" r:id="rIdekeihv6e3onwgyklusaqb">
               <w:r>
                 <w:rPr>
                   <w:rFonts w:ascii="Arial" w:cs="Arial" w:eastAsia="Arial" w:hAnsi="Arial"/>
@@ -13739,7 +13739,7 @@
             <w:pPr>
               <w:spacing w:after="20" w:before="0"/>
             </w:pPr>
-            <w:hyperlink w:history="1" r:id="rIdjyoutgkkkofwdlfaa-ton">
+            <w:hyperlink w:history="1" r:id="rIdvqyhguyamv61gp56j4kbo">
               <w:r>
                 <w:rPr>
                   <w:rFonts w:ascii="Arial" w:cs="Arial" w:eastAsia="Arial" w:hAnsi="Arial"/>
@@ -13788,7 +13788,7 @@
               <w:spacing w:after="10" w:before="0"/>
               <w:ind w:left="120"/>
             </w:pPr>
-            <w:hyperlink w:history="1" r:id="rIdnq6izynwdoqiok2f35c5j">
+            <w:hyperlink w:history="1" r:id="rIdjk86vqaqj0wv_mweckuml">
               <w:r>
                 <w:rPr>
                   <w:rFonts w:ascii="Arial" w:cs="Arial" w:eastAsia="Arial" w:hAnsi="Arial"/>
@@ -14300,7 +14300,7 @@
         </w:rPr>
         <w:t xml:space="preserve">© 2026 SeaVuria and ARES. Aligned with KICD objectives. Developed by SeaVuria; technical implementation by ARES (with AI assistance from Claude). Licensed under </w:t>
       </w:r>
-      <w:hyperlink w:history="1" r:id="rIdb89_pqopfpl5_gksmcf8f">
+      <w:hyperlink w:history="1" r:id="rIdc7l9_7cxqyowm7iivrflr">
         <w:r>
           <w:rPr>
             <w:rFonts w:ascii="Arial" w:cs="Arial" w:eastAsia="Arial" w:hAnsi="Arial"/>
@@ -14321,7 +14321,7 @@
         </w:rPr>
         <w:t xml:space="preserve"> (</w:t>
       </w:r>
-      <w:hyperlink w:history="1" r:id="rIdaxb50ykokl3jbbocfiqzg">
+      <w:hyperlink w:history="1" r:id="rId90zmio-2qvohgr8lbfpvp">
         <w:r>
           <w:rPr>
             <w:rFonts w:ascii="Arial" w:cs="Arial" w:eastAsia="Arial" w:hAnsi="Arial"/>
@@ -15553,7 +15553,7 @@
             <w:pPr>
               <w:spacing w:after="20" w:before="0"/>
             </w:pPr>
-            <w:hyperlink w:history="1" r:id="rId-jjny7fkwce3oqyd9j94g">
+            <w:hyperlink w:history="1" r:id="rId1anzvvr5c7sxlzznrf7sg">
               <w:r>
                 <w:rPr>
                   <w:rFonts w:ascii="Arial" w:cs="Arial" w:eastAsia="Arial" w:hAnsi="Arial"/>
@@ -15586,7 +15586,7 @@
               <w:spacing w:after="10" w:before="0"/>
               <w:ind w:left="120"/>
             </w:pPr>
-            <w:hyperlink w:history="1" r:id="rIdn-warjekwoa1spz49huxr">
+            <w:hyperlink w:history="1" r:id="rIdmqd-fqk1glkofkzoud0xv">
               <w:r>
                 <w:rPr>
                   <w:rFonts w:ascii="Arial" w:cs="Arial" w:eastAsia="Arial" w:hAnsi="Arial"/>
@@ -15631,7 +15631,7 @@
             <w:pPr>
               <w:spacing w:after="20" w:before="0"/>
             </w:pPr>
-            <w:hyperlink w:history="1" r:id="rIddaolbahpev9to6vxk1fjn">
+            <w:hyperlink w:history="1" r:id="rIde-hrcjvjuqpz9jgzujeue">
               <w:r>
                 <w:rPr>
                   <w:rFonts w:ascii="Arial" w:cs="Arial" w:eastAsia="Arial" w:hAnsi="Arial"/>
@@ -15664,7 +15664,7 @@
               <w:spacing w:after="10" w:before="0"/>
               <w:ind w:left="120"/>
             </w:pPr>
-            <w:hyperlink w:history="1" r:id="rId1vazrlefl3ivdhhnvakdx">
+            <w:hyperlink w:history="1" r:id="rIdodfvuw70b8cvhvvpuvthj">
               <w:r>
                 <w:rPr>
                   <w:rFonts w:ascii="Arial" w:cs="Arial" w:eastAsia="Arial" w:hAnsi="Arial"/>
@@ -15859,7 +15859,7 @@
             <w:pPr>
               <w:spacing w:after="20" w:before="0"/>
             </w:pPr>
-            <w:hyperlink w:history="1" r:id="rIdas5iiywdyqkjwc4ibhmtg">
+            <w:hyperlink w:history="1" r:id="rIdog49kncl-dqncldeg4wkr">
               <w:r>
                 <w:rPr>
                   <w:rFonts w:ascii="Arial" w:cs="Arial" w:eastAsia="Arial" w:hAnsi="Arial"/>
@@ -15892,7 +15892,7 @@
               <w:spacing w:after="10" w:before="0"/>
               <w:ind w:left="120"/>
             </w:pPr>
-            <w:hyperlink w:history="1" r:id="rIdthwdwvkflzmtiv5yiy_1f">
+            <w:hyperlink w:history="1" r:id="rIdt4r2dtncozbajtekcfivz">
               <w:r>
                 <w:rPr>
                   <w:rFonts w:ascii="Arial" w:cs="Arial" w:eastAsia="Arial" w:hAnsi="Arial"/>
@@ -15937,7 +15937,7 @@
             <w:pPr>
               <w:spacing w:after="20" w:before="0"/>
             </w:pPr>
-            <w:hyperlink w:history="1" r:id="rIdzam-cd56zhijbz4oje97h">
+            <w:hyperlink w:history="1" r:id="rIdbitlys0ff7veipbdnwo25">
               <w:r>
                 <w:rPr>
                   <w:rFonts w:ascii="Arial" w:cs="Arial" w:eastAsia="Arial" w:hAnsi="Arial"/>
@@ -15970,7 +15970,7 @@
               <w:spacing w:after="10" w:before="0"/>
               <w:ind w:left="120"/>
             </w:pPr>
-            <w:hyperlink w:history="1" r:id="rIdazjnrtqyedthd6frise9p">
+            <w:hyperlink w:history="1" r:id="rIdxemoinnwaua3gp6ojfsaq">
               <w:r>
                 <w:rPr>
                   <w:rFonts w:ascii="Arial" w:cs="Arial" w:eastAsia="Arial" w:hAnsi="Arial"/>
@@ -16165,7 +16165,7 @@
             <w:pPr>
               <w:spacing w:after="20" w:before="0"/>
             </w:pPr>
-            <w:hyperlink w:history="1" r:id="rIdxu0rkeb2nxoq5lot6_eah">
+            <w:hyperlink w:history="1" r:id="rIdgx22yt0adghijxj27vqwm">
               <w:r>
                 <w:rPr>
                   <w:rFonts w:ascii="Arial" w:cs="Arial" w:eastAsia="Arial" w:hAnsi="Arial"/>
@@ -16198,7 +16198,7 @@
               <w:spacing w:after="10" w:before="0"/>
               <w:ind w:left="120"/>
             </w:pPr>
-            <w:hyperlink w:history="1" r:id="rIdbddgphhyaptdznqrdlba9">
+            <w:hyperlink w:history="1" r:id="rIdyjtpdvtl04ilptx_mqfb8">
               <w:r>
                 <w:rPr>
                   <w:rFonts w:ascii="Arial" w:cs="Arial" w:eastAsia="Arial" w:hAnsi="Arial"/>
@@ -16243,7 +16243,7 @@
             <w:pPr>
               <w:spacing w:after="20" w:before="0"/>
             </w:pPr>
-            <w:hyperlink w:history="1" r:id="rIdilblyr52ct7pdoehhewu4">
+            <w:hyperlink w:history="1" r:id="rIdpvlggtli47y02ekq_3tev">
               <w:r>
                 <w:rPr>
                   <w:rFonts w:ascii="Arial" w:cs="Arial" w:eastAsia="Arial" w:hAnsi="Arial"/>
@@ -16292,7 +16292,7 @@
               <w:spacing w:after="10" w:before="0"/>
               <w:ind w:left="120"/>
             </w:pPr>
-            <w:hyperlink w:history="1" r:id="rIdd5io_1gblqlkewd7mmkr8">
+            <w:hyperlink w:history="1" r:id="rIdvirmhqdzojwu0wuoflcdb">
               <w:r>
                 <w:rPr>
                   <w:rFonts w:ascii="Arial" w:cs="Arial" w:eastAsia="Arial" w:hAnsi="Arial"/>
@@ -16487,7 +16487,7 @@
             <w:pPr>
               <w:spacing w:after="20" w:before="0"/>
             </w:pPr>
-            <w:hyperlink w:history="1" r:id="rIdkavc5mbvbi-r8s3r5ybdh">
+            <w:hyperlink w:history="1" r:id="rIdpmfuej26ngtnttdggoni9">
               <w:r>
                 <w:rPr>
                   <w:rFonts w:ascii="Arial" w:cs="Arial" w:eastAsia="Arial" w:hAnsi="Arial"/>
@@ -16520,7 +16520,7 @@
               <w:spacing w:after="10" w:before="0"/>
               <w:ind w:left="120"/>
             </w:pPr>
-            <w:hyperlink w:history="1" r:id="rIdpfrwyag309shvzr5kj4fj">
+            <w:hyperlink w:history="1" r:id="rIdf8ibakoyvxptpqp6t-l1w">
               <w:r>
                 <w:rPr>
                   <w:rFonts w:ascii="Arial" w:cs="Arial" w:eastAsia="Arial" w:hAnsi="Arial"/>
@@ -16565,7 +16565,7 @@
             <w:pPr>
               <w:spacing w:after="20" w:before="0"/>
             </w:pPr>
-            <w:hyperlink w:history="1" r:id="rIdgg7f3kr3kvogfiu7xy5m4">
+            <w:hyperlink w:history="1" r:id="rIdmtbh4v3aijsxekfmmky1y">
               <w:r>
                 <w:rPr>
                   <w:rFonts w:ascii="Arial" w:cs="Arial" w:eastAsia="Arial" w:hAnsi="Arial"/>
@@ -16614,7 +16614,7 @@
               <w:spacing w:after="10" w:before="0"/>
               <w:ind w:left="120"/>
             </w:pPr>
-            <w:hyperlink w:history="1" r:id="rIdf5flqjh-mfqy9zfcauhwm">
+            <w:hyperlink w:history="1" r:id="rIdy-criowyxxovkup1xn9g0">
               <w:r>
                 <w:rPr>
                   <w:rFonts w:ascii="Arial" w:cs="Arial" w:eastAsia="Arial" w:hAnsi="Arial"/>
@@ -16809,7 +16809,7 @@
             <w:pPr>
               <w:spacing w:after="20" w:before="0"/>
             </w:pPr>
-            <w:hyperlink w:history="1" r:id="rIdxewn-htebkrgxsuhnayk9">
+            <w:hyperlink w:history="1" r:id="rIdxnqmqvpxj81vfsgnfnead">
               <w:r>
                 <w:rPr>
                   <w:rFonts w:ascii="Arial" w:cs="Arial" w:eastAsia="Arial" w:hAnsi="Arial"/>
@@ -16858,7 +16858,7 @@
               <w:spacing w:after="10" w:before="0"/>
               <w:ind w:left="120"/>
             </w:pPr>
-            <w:hyperlink w:history="1" r:id="rIdav9-pf2ofr1csmehdds5c">
+            <w:hyperlink w:history="1" r:id="rIdtsjgkodf433luzusecys3">
               <w:r>
                 <w:rPr>
                   <w:rFonts w:ascii="Arial" w:cs="Arial" w:eastAsia="Arial" w:hAnsi="Arial"/>
@@ -16903,7 +16903,7 @@
             <w:pPr>
               <w:spacing w:after="20" w:before="0"/>
             </w:pPr>
-            <w:hyperlink w:history="1" r:id="rIdu2shhjdbv3_zxni_8tzcx">
+            <w:hyperlink w:history="1" r:id="rIdhyb6cemm47u3qflrxdxq3">
               <w:r>
                 <w:rPr>
                   <w:rFonts w:ascii="Arial" w:cs="Arial" w:eastAsia="Arial" w:hAnsi="Arial"/>
@@ -16952,7 +16952,7 @@
               <w:spacing w:after="10" w:before="0"/>
               <w:ind w:left="120"/>
             </w:pPr>
-            <w:hyperlink w:history="1" r:id="rIduy8_5_5oxrzu24bfrytx3">
+            <w:hyperlink w:history="1" r:id="rIdwz5oxoqyhbnbak07a6313">
               <w:r>
                 <w:rPr>
                   <w:rFonts w:ascii="Arial" w:cs="Arial" w:eastAsia="Arial" w:hAnsi="Arial"/>
@@ -17540,7 +17540,7 @@
         </w:rPr>
         <w:t xml:space="preserve">© 2026 SeaVuria and ARES. Aligned with KICD objectives. Developed by SeaVuria; technical implementation by ARES (with AI assistance from Claude). Licensed under </w:t>
       </w:r>
-      <w:hyperlink w:history="1" r:id="rIdgp757fw-ffsfegvpybmn6">
+      <w:hyperlink w:history="1" r:id="rIdvrccunlsfugodcti-j34x">
         <w:r>
           <w:rPr>
             <w:rFonts w:ascii="Arial" w:cs="Arial" w:eastAsia="Arial" w:hAnsi="Arial"/>
@@ -17561,7 +17561,7 @@
         </w:rPr>
         <w:t xml:space="preserve"> (</w:t>
       </w:r>
-      <w:hyperlink w:history="1" r:id="rIdk_owoohdi7y6dfdl5mf9u">
+      <w:hyperlink w:history="1" r:id="rId5hgun-wdbt_uvj1j4orir">
         <w:r>
           <w:rPr>
             <w:rFonts w:ascii="Arial" w:cs="Arial" w:eastAsia="Arial" w:hAnsi="Arial"/>
@@ -18574,7 +18574,7 @@
             <w:pPr>
               <w:spacing w:after="20" w:before="0"/>
             </w:pPr>
-            <w:hyperlink w:history="1" r:id="rIdntf3seb-dy558qik9oexo">
+            <w:hyperlink w:history="1" r:id="rIdsayr_68rgmc0gslhaddza">
               <w:r>
                 <w:rPr>
                   <w:rFonts w:ascii="Arial" w:cs="Arial" w:eastAsia="Arial" w:hAnsi="Arial"/>
@@ -18607,7 +18607,7 @@
               <w:spacing w:after="10" w:before="0"/>
               <w:ind w:left="120"/>
             </w:pPr>
-            <w:hyperlink w:history="1" r:id="rIdrmuwmcmb8xy1_ybfzpids">
+            <w:hyperlink w:history="1" r:id="rIdhn33e0scioohhdrs41t6g">
               <w:r>
                 <w:rPr>
                   <w:rFonts w:ascii="Arial" w:cs="Arial" w:eastAsia="Arial" w:hAnsi="Arial"/>
@@ -18652,7 +18652,7 @@
             <w:pPr>
               <w:spacing w:after="20" w:before="0"/>
             </w:pPr>
-            <w:hyperlink w:history="1" r:id="rIdvkfa9gotvmcrf4xhisbym">
+            <w:hyperlink w:history="1" r:id="rIduvd5zlbnweubdwg0fdn4v">
               <w:r>
                 <w:rPr>
                   <w:rFonts w:ascii="Arial" w:cs="Arial" w:eastAsia="Arial" w:hAnsi="Arial"/>
@@ -18685,7 +18685,7 @@
               <w:spacing w:after="10" w:before="0"/>
               <w:ind w:left="120"/>
             </w:pPr>
-            <w:hyperlink w:history="1" r:id="rIdzwztcyxouxbpcnvlvz7rm">
+            <w:hyperlink w:history="1" r:id="rId_fsakhbwphyuakm554fbt">
               <w:r>
                 <w:rPr>
                   <w:rFonts w:ascii="Arial" w:cs="Arial" w:eastAsia="Arial" w:hAnsi="Arial"/>
@@ -18880,7 +18880,7 @@
             <w:pPr>
               <w:spacing w:after="20" w:before="0"/>
             </w:pPr>
-            <w:hyperlink w:history="1" r:id="rIdxmjoxyuvqazb5eisdoqtx">
+            <w:hyperlink w:history="1" r:id="rIdo9bgrbsa2fojnfp41r5xt">
               <w:r>
                 <w:rPr>
                   <w:rFonts w:ascii="Arial" w:cs="Arial" w:eastAsia="Arial" w:hAnsi="Arial"/>
@@ -18913,7 +18913,7 @@
               <w:spacing w:after="10" w:before="0"/>
               <w:ind w:left="120"/>
             </w:pPr>
-            <w:hyperlink w:history="1" r:id="rIdzbrq1xa_mbu4ww_bxts_3">
+            <w:hyperlink w:history="1" r:id="rIdmg9qhen2s6ay1gfwmpq39">
               <w:r>
                 <w:rPr>
                   <w:rFonts w:ascii="Arial" w:cs="Arial" w:eastAsia="Arial" w:hAnsi="Arial"/>
@@ -18958,7 +18958,7 @@
             <w:pPr>
               <w:spacing w:after="20" w:before="0"/>
             </w:pPr>
-            <w:hyperlink w:history="1" r:id="rIdslcmqxmsjndrkpmsfhdxv">
+            <w:hyperlink w:history="1" r:id="rIdychxhnh_pntj1cn7-mpoa">
               <w:r>
                 <w:rPr>
                   <w:rFonts w:ascii="Arial" w:cs="Arial" w:eastAsia="Arial" w:hAnsi="Arial"/>
@@ -18991,7 +18991,7 @@
               <w:spacing w:after="10" w:before="0"/>
               <w:ind w:left="120"/>
             </w:pPr>
-            <w:hyperlink w:history="1" r:id="rIdn2_oth2iqhmtsyfindqrg">
+            <w:hyperlink w:history="1" r:id="rIddcsxdjor1axqk48q25oxl">
               <w:r>
                 <w:rPr>
                   <w:rFonts w:ascii="Arial" w:cs="Arial" w:eastAsia="Arial" w:hAnsi="Arial"/>
@@ -19186,7 +19186,7 @@
             <w:pPr>
               <w:spacing w:after="20" w:before="0"/>
             </w:pPr>
-            <w:hyperlink w:history="1" r:id="rIdqnrhytrm3xrl4ngnz93no">
+            <w:hyperlink w:history="1" r:id="rIdjlxwuimzmxleusyhhmsbm">
               <w:r>
                 <w:rPr>
                   <w:rFonts w:ascii="Arial" w:cs="Arial" w:eastAsia="Arial" w:hAnsi="Arial"/>
@@ -19219,7 +19219,7 @@
               <w:spacing w:after="10" w:before="0"/>
               <w:ind w:left="120"/>
             </w:pPr>
-            <w:hyperlink w:history="1" r:id="rIdtplfjy2xnjfiuawnx4ar2">
+            <w:hyperlink w:history="1" r:id="rIdpfe_pnzu_xd7zlsq1l9yv">
               <w:r>
                 <w:rPr>
                   <w:rFonts w:ascii="Arial" w:cs="Arial" w:eastAsia="Arial" w:hAnsi="Arial"/>
@@ -19264,7 +19264,7 @@
             <w:pPr>
               <w:spacing w:after="20" w:before="0"/>
             </w:pPr>
-            <w:hyperlink w:history="1" r:id="rIdjbeiumem6wovdxrc7oeuf">
+            <w:hyperlink w:history="1" r:id="rIdlkqgckyvzsbgc3tdqhicf">
               <w:r>
                 <w:rPr>
                   <w:rFonts w:ascii="Arial" w:cs="Arial" w:eastAsia="Arial" w:hAnsi="Arial"/>
@@ -19313,7 +19313,7 @@
               <w:spacing w:after="10" w:before="0"/>
               <w:ind w:left="120"/>
             </w:pPr>
-            <w:hyperlink w:history="1" r:id="rId_2mu0bddz13igpzrvbt4t">
+            <w:hyperlink w:history="1" r:id="rId-4c0ecihbotqfrrhlevar">
               <w:r>
                 <w:rPr>
                   <w:rFonts w:ascii="Arial" w:cs="Arial" w:eastAsia="Arial" w:hAnsi="Arial"/>
@@ -19508,7 +19508,7 @@
             <w:pPr>
               <w:spacing w:after="20" w:before="0"/>
             </w:pPr>
-            <w:hyperlink w:history="1" r:id="rIdorgoms4zx1od4ahwm4zae">
+            <w:hyperlink w:history="1" r:id="rIdqylf7fvn-m7it9nqv5zvj">
               <w:r>
                 <w:rPr>
                   <w:rFonts w:ascii="Arial" w:cs="Arial" w:eastAsia="Arial" w:hAnsi="Arial"/>
@@ -19541,7 +19541,7 @@
               <w:spacing w:after="10" w:before="0"/>
               <w:ind w:left="120"/>
             </w:pPr>
-            <w:hyperlink w:history="1" r:id="rIdkfcxqopht5vf1jwesz1ta">
+            <w:hyperlink w:history="1" r:id="rId2bo12954tdcu4a61uq4rj">
               <w:r>
                 <w:rPr>
                   <w:rFonts w:ascii="Arial" w:cs="Arial" w:eastAsia="Arial" w:hAnsi="Arial"/>
@@ -19586,7 +19586,7 @@
             <w:pPr>
               <w:spacing w:after="20" w:before="0"/>
             </w:pPr>
-            <w:hyperlink w:history="1" r:id="rIdmejvx05h9nfy5vke6xofd">
+            <w:hyperlink w:history="1" r:id="rIdjnejvlelfes7ururm2y6k">
               <w:r>
                 <w:rPr>
                   <w:rFonts w:ascii="Arial" w:cs="Arial" w:eastAsia="Arial" w:hAnsi="Arial"/>
@@ -19635,7 +19635,7 @@
               <w:spacing w:after="10" w:before="0"/>
               <w:ind w:left="120"/>
             </w:pPr>
-            <w:hyperlink w:history="1" r:id="rIdgkvzaqwpk4ijldez5pgy6">
+            <w:hyperlink w:history="1" r:id="rIdfddbai0ks-u9m4npiv4ig">
               <w:r>
                 <w:rPr>
                   <w:rFonts w:ascii="Arial" w:cs="Arial" w:eastAsia="Arial" w:hAnsi="Arial"/>
@@ -19830,7 +19830,7 @@
             <w:pPr>
               <w:spacing w:after="20" w:before="0"/>
             </w:pPr>
-            <w:hyperlink w:history="1" r:id="rIdctc_l905vw2bhp4l5xrwm">
+            <w:hyperlink w:history="1" r:id="rIdiduhgeoa9ej2h1j_-39-w">
               <w:r>
                 <w:rPr>
                   <w:rFonts w:ascii="Arial" w:cs="Arial" w:eastAsia="Arial" w:hAnsi="Arial"/>
@@ -19863,7 +19863,7 @@
               <w:spacing w:after="10" w:before="0"/>
               <w:ind w:left="120"/>
             </w:pPr>
-            <w:hyperlink w:history="1" r:id="rIdmtrx4skhcnidnd6fengoy">
+            <w:hyperlink w:history="1" r:id="rIdvjeaax7volvkk7zmxvwup">
               <w:r>
                 <w:rPr>
                   <w:rFonts w:ascii="Arial" w:cs="Arial" w:eastAsia="Arial" w:hAnsi="Arial"/>
@@ -19908,7 +19908,7 @@
             <w:pPr>
               <w:spacing w:after="20" w:before="0"/>
             </w:pPr>
-            <w:hyperlink w:history="1" r:id="rId9slmeu6dtkmp3h7kvddak">
+            <w:hyperlink w:history="1" r:id="rIdmn-tlukjfsrdzpq5bto4m">
               <w:r>
                 <w:rPr>
                   <w:rFonts w:ascii="Arial" w:cs="Arial" w:eastAsia="Arial" w:hAnsi="Arial"/>
@@ -19957,7 +19957,7 @@
               <w:spacing w:after="10" w:before="0"/>
               <w:ind w:left="120"/>
             </w:pPr>
-            <w:hyperlink w:history="1" r:id="rIdkpyzpkgb6ehtzmrd3dstk">
+            <w:hyperlink w:history="1" r:id="rIdmhmrmszf9ztc1mh-zcezh">
               <w:r>
                 <w:rPr>
                   <w:rFonts w:ascii="Arial" w:cs="Arial" w:eastAsia="Arial" w:hAnsi="Arial"/>
@@ -20469,7 +20469,7 @@
         </w:rPr>
         <w:t xml:space="preserve">© 2026 SeaVuria and ARES. Aligned with KICD objectives. Developed by SeaVuria; technical implementation by ARES (with AI assistance from Claude). Licensed under </w:t>
       </w:r>
-      <w:hyperlink w:history="1" r:id="rIdkdkm6tca4nyskxlyawy1k">
+      <w:hyperlink w:history="1" r:id="rIdzfuya3iqooke0acygccg_">
         <w:r>
           <w:rPr>
             <w:rFonts w:ascii="Arial" w:cs="Arial" w:eastAsia="Arial" w:hAnsi="Arial"/>
@@ -20490,7 +20490,7 @@
         </w:rPr>
         <w:t xml:space="preserve"> (</w:t>
       </w:r>
-      <w:hyperlink w:history="1" r:id="rIdyawztyx6hvk9jiaxqlnti">
+      <w:hyperlink w:history="1" r:id="rIdspeik2og2d4oh-ffl5jtp">
         <w:r>
           <w:rPr>
             <w:rFonts w:ascii="Arial" w:cs="Arial" w:eastAsia="Arial" w:hAnsi="Arial"/>
@@ -21662,7 +21662,7 @@
             <w:pPr>
               <w:spacing w:after="20" w:before="0"/>
             </w:pPr>
-            <w:hyperlink w:history="1" r:id="rIdpeslfihq3ipduspapvhfa">
+            <w:hyperlink w:history="1" r:id="rId5n6szhrzca3sqp1cgwbzv">
               <w:r>
                 <w:rPr>
                   <w:rFonts w:ascii="Arial" w:cs="Arial" w:eastAsia="Arial" w:hAnsi="Arial"/>
@@ -21695,7 +21695,7 @@
               <w:spacing w:after="10" w:before="0"/>
               <w:ind w:left="120"/>
             </w:pPr>
-            <w:hyperlink w:history="1" r:id="rIdkalmmwzskhiwiz1sgajim">
+            <w:hyperlink w:history="1" r:id="rIdskwchzdyuywmliffmzid0">
               <w:r>
                 <w:rPr>
                   <w:rFonts w:ascii="Arial" w:cs="Arial" w:eastAsia="Arial" w:hAnsi="Arial"/>
@@ -21757,7 +21757,7 @@
               <w:spacing w:after="10" w:before="0"/>
               <w:ind w:left="120"/>
             </w:pPr>
-            <w:hyperlink w:history="1" r:id="rIduremtykwiwnkug17hu1jm">
+            <w:hyperlink w:history="1" r:id="rIdwmgl1n6k8aglicrj2jm2f">
               <w:r>
                 <w:rPr>
                   <w:rFonts w:ascii="Arial" w:cs="Arial" w:eastAsia="Arial" w:hAnsi="Arial"/>
@@ -21967,7 +21967,7 @@
             <w:pPr>
               <w:spacing w:after="20" w:before="0"/>
             </w:pPr>
-            <w:hyperlink w:history="1" r:id="rId4ocksdjwwrdjikqb4_bxo">
+            <w:hyperlink w:history="1" r:id="rId_lnohq2zzfinjuehazpiv">
               <w:r>
                 <w:rPr>
                   <w:rFonts w:ascii="Arial" w:cs="Arial" w:eastAsia="Arial" w:hAnsi="Arial"/>
@@ -22000,7 +22000,7 @@
               <w:spacing w:after="10" w:before="0"/>
               <w:ind w:left="120"/>
             </w:pPr>
-            <w:hyperlink w:history="1" r:id="rIdbyman6iqmbsw2tiy69obz">
+            <w:hyperlink w:history="1" r:id="rId1x4zt-qcgute8noaiaj5i">
               <w:r>
                 <w:rPr>
                   <w:rFonts w:ascii="Arial" w:cs="Arial" w:eastAsia="Arial" w:hAnsi="Arial"/>
@@ -22062,7 +22062,7 @@
               <w:spacing w:after="10" w:before="0"/>
               <w:ind w:left="120"/>
             </w:pPr>
-            <w:hyperlink w:history="1" r:id="rIdum_s4numjqpsuryyn6kv9">
+            <w:hyperlink w:history="1" r:id="rId1yqson9zdojjg2i5s3gmk">
               <w:r>
                 <w:rPr>
                   <w:rFonts w:ascii="Arial" w:cs="Arial" w:eastAsia="Arial" w:hAnsi="Arial"/>
@@ -22272,7 +22272,7 @@
             <w:pPr>
               <w:spacing w:after="20" w:before="0"/>
             </w:pPr>
-            <w:hyperlink w:history="1" r:id="rIdkz3g2z3ankxwnejhyzywn">
+            <w:hyperlink w:history="1" r:id="rIdcwrh7z_xj3w2hbuplpogo">
               <w:r>
                 <w:rPr>
                   <w:rFonts w:ascii="Arial" w:cs="Arial" w:eastAsia="Arial" w:hAnsi="Arial"/>
@@ -22321,7 +22321,7 @@
               <w:spacing w:after="10" w:before="0"/>
               <w:ind w:left="120"/>
             </w:pPr>
-            <w:hyperlink w:history="1" r:id="rIdrciezpsgamoj15cc0zdkn">
+            <w:hyperlink w:history="1" r:id="rIdn4oevohkte1xpd6q5or9e">
               <w:r>
                 <w:rPr>
                   <w:rFonts w:ascii="Arial" w:cs="Arial" w:eastAsia="Arial" w:hAnsi="Arial"/>
@@ -22383,7 +22383,7 @@
               <w:spacing w:after="10" w:before="0"/>
               <w:ind w:left="120"/>
             </w:pPr>
-            <w:hyperlink w:history="1" r:id="rIdu5wpc-ptaocxrbhnubi6x">
+            <w:hyperlink w:history="1" r:id="rIdslsooz2-kwmrtaoqcrbnl">
               <w:r>
                 <w:rPr>
                   <w:rFonts w:ascii="Arial" w:cs="Arial" w:eastAsia="Arial" w:hAnsi="Arial"/>
@@ -22593,7 +22593,7 @@
             <w:pPr>
               <w:spacing w:after="20" w:before="0"/>
             </w:pPr>
-            <w:hyperlink w:history="1" r:id="rIdjabihtimwu5h-4qvwcvii">
+            <w:hyperlink w:history="1" r:id="rIdhrkzkcztxdqvkwcdfbacr">
               <w:r>
                 <w:rPr>
                   <w:rFonts w:ascii="Arial" w:cs="Arial" w:eastAsia="Arial" w:hAnsi="Arial"/>
@@ -22642,7 +22642,7 @@
               <w:spacing w:after="10" w:before="0"/>
               <w:ind w:left="120"/>
             </w:pPr>
-            <w:hyperlink w:history="1" r:id="rIdtnohrs8g8caowsxvahfaq">
+            <w:hyperlink w:history="1" r:id="rIdrehgwbscjxtlgvpfraicx">
               <w:r>
                 <w:rPr>
                   <w:rFonts w:ascii="Arial" w:cs="Arial" w:eastAsia="Arial" w:hAnsi="Arial"/>
@@ -22704,7 +22704,7 @@
               <w:spacing w:after="10" w:before="0"/>
               <w:ind w:left="120"/>
             </w:pPr>
-            <w:hyperlink w:history="1" r:id="rIdkker3tg5wbevrf997gjhm">
+            <w:hyperlink w:history="1" r:id="rIdotb4ng6vai4ccnb1szkry">
               <w:r>
                 <w:rPr>
                   <w:rFonts w:ascii="Arial" w:cs="Arial" w:eastAsia="Arial" w:hAnsi="Arial"/>
@@ -22914,7 +22914,7 @@
             <w:pPr>
               <w:spacing w:after="20" w:before="0"/>
             </w:pPr>
-            <w:hyperlink w:history="1" r:id="rIdiephn60weaagoeqbvsink">
+            <w:hyperlink w:history="1" r:id="rIdzmfmhb2nbel7okcr07alp">
               <w:r>
                 <w:rPr>
                   <w:rFonts w:ascii="Arial" w:cs="Arial" w:eastAsia="Arial" w:hAnsi="Arial"/>
@@ -22963,7 +22963,7 @@
               <w:spacing w:after="10" w:before="0"/>
               <w:ind w:left="120"/>
             </w:pPr>
-            <w:hyperlink w:history="1" r:id="rId8y1dmq9cajn6vypfgcagm">
+            <w:hyperlink w:history="1" r:id="rIdxy1_vgeogbwz1my5l7mrd">
               <w:r>
                 <w:rPr>
                   <w:rFonts w:ascii="Arial" w:cs="Arial" w:eastAsia="Arial" w:hAnsi="Arial"/>
@@ -23025,7 +23025,7 @@
               <w:spacing w:after="10" w:before="0"/>
               <w:ind w:left="120"/>
             </w:pPr>
-            <w:hyperlink w:history="1" r:id="rIdx_0g5mrfyqdpwmdqmxni5">
+            <w:hyperlink w:history="1" r:id="rIdie3stdv9gxytlbqk1-ufj">
               <w:r>
                 <w:rPr>
                   <w:rFonts w:ascii="Arial" w:cs="Arial" w:eastAsia="Arial" w:hAnsi="Arial"/>
@@ -23082,7 +23082,7 @@
                 <w:sz w:val="18"/>
                 <w:szCs w:val="18"/>
               </w:rPr>
-              <w:t xml:space="preserve">Each student returns to their cumulative 'Motion Model' — the annotated diagram they have been building since Lesson 1 that represents the complete story of the 2023 Nairobi Marathon using every mathematical tool learned so far. In Lesson 7, students add a NEW layer to their model: a two-body diagram showing the overtake with about 4 km to go. They draw two parallel horizontal arrows (representing Runner A and Runner B moving in the same direction), label the arrows with the velocities from Lesson 6's velocity-time graph (Runner A: 21 km/h, Runner B: 17 km/h), write the relative speed calculation beside the diagram (21 − 17 = 4 km/h), and annotate the 200 m gap with the time calculation showing when Runner A catches Runner B. Below the diagram they write a one-sentence 'mathematical story' of the overtake in plain English, for example: 'From Runner B's perspective, Runner A appeared to be approaching at only 4 km/h — but that was enough to close the 200 m gap in 3 minutes and win the race.'</w:t>
+              <w:t xml:space="preserve">Each student returns to their cumulative 'Motion Model' — the annotated diagram they have been building since Lesson 1 that represents the complete story of the 2023 Nairobi Marathon using every mathematical tool learned so far. In Lesson 7, students add a NEW layer to their model: a two-body diagram showing the overtake during the 30–35 km stretch. They draw two parallel horizontal arrows (representing Runner A and Runner B moving in the same direction), label the arrows with the velocities from Lesson 6's velocity-time graph (Runner A: 19 km/h, Runner B: 17.6 km/h), write the relative speed calculation beside the diagram (19 − 17.6 = 1.4 km/h), and annotate the 200 m gap with the time calculation showing when Runner A catches Runner B. Below the diagram they write a one-sentence 'mathematical story' of the overtake in plain English, for example: 'From Runner B's perspective, Runner A appeared to be approaching at only 1.4 km/h — but that was enough to close the 200 m gap in about 8.6 minutes and win the race.'</w:t>
             </w:r>
           </w:p>
         </w:tc>
@@ -23628,7 +23628,7 @@
         </w:rPr>
         <w:t xml:space="preserve">© 2026 SeaVuria and ARES. Aligned with KICD objectives. Developed by SeaVuria; technical implementation by ARES (with AI assistance from Claude). Licensed under </w:t>
       </w:r>
-      <w:hyperlink w:history="1" r:id="rIdzeno8xorxykfhhal8ctkt">
+      <w:hyperlink w:history="1" r:id="rIdzrulbes0k6aymwsfuqkpc">
         <w:r>
           <w:rPr>
             <w:rFonts w:ascii="Arial" w:cs="Arial" w:eastAsia="Arial" w:hAnsi="Arial"/>
@@ -23649,7 +23649,7 @@
         </w:rPr>
         <w:t xml:space="preserve"> (</w:t>
       </w:r>
-      <w:hyperlink w:history="1" r:id="rIdk0q9wnmu9tla6iez-pgo_">
+      <w:hyperlink w:history="1" r:id="rIdshpoh_1rajc97gtrxfvr2">
         <w:r>
           <w:rPr>
             <w:rFonts w:ascii="Arial" w:cs="Arial" w:eastAsia="Arial" w:hAnsi="Arial"/>
@@ -24662,7 +24662,7 @@
             <w:pPr>
               <w:spacing w:after="20" w:before="0"/>
             </w:pPr>
-            <w:hyperlink w:history="1" r:id="rIdt946biu-f9glbad1aoojj">
+            <w:hyperlink w:history="1" r:id="rIdpie04p39hhfvddfezk279">
               <w:r>
                 <w:rPr>
                   <w:rFonts w:ascii="Arial" w:cs="Arial" w:eastAsia="Arial" w:hAnsi="Arial"/>
@@ -24695,7 +24695,7 @@
               <w:spacing w:after="10" w:before="0"/>
               <w:ind w:left="120"/>
             </w:pPr>
-            <w:hyperlink w:history="1" r:id="rIdssf9chslsvzgnif8q7igs">
+            <w:hyperlink w:history="1" r:id="rIdyqmscpz0ee0-wobndzbyi">
               <w:r>
                 <w:rPr>
                   <w:rFonts w:ascii="Arial" w:cs="Arial" w:eastAsia="Arial" w:hAnsi="Arial"/>
@@ -24740,7 +24740,7 @@
             <w:pPr>
               <w:spacing w:after="20" w:before="0"/>
             </w:pPr>
-            <w:hyperlink w:history="1" r:id="rIdggf8vls6hcsxulmmyfeep">
+            <w:hyperlink w:history="1" r:id="rIdzpqwecxug6avgjdmvqegt">
               <w:r>
                 <w:rPr>
                   <w:rFonts w:ascii="Arial" w:cs="Arial" w:eastAsia="Arial" w:hAnsi="Arial"/>
@@ -24773,7 +24773,7 @@
               <w:spacing w:after="10" w:before="0"/>
               <w:ind w:left="120"/>
             </w:pPr>
-            <w:hyperlink w:history="1" r:id="rIdulmasxgvsjaixxkdht-0n">
+            <w:hyperlink w:history="1" r:id="rIdne5ijn7xpn5-jj4znja-4">
               <w:r>
                 <w:rPr>
                   <w:rFonts w:ascii="Arial" w:cs="Arial" w:eastAsia="Arial" w:hAnsi="Arial"/>
@@ -24968,7 +24968,7 @@
             <w:pPr>
               <w:spacing w:after="20" w:before="0"/>
             </w:pPr>
-            <w:hyperlink w:history="1" r:id="rIdc6r-setnvu2u8qwqdeg2t">
+            <w:hyperlink w:history="1" r:id="rIdrxqr2qzd5koqagffobyoa">
               <w:r>
                 <w:rPr>
                   <w:rFonts w:ascii="Arial" w:cs="Arial" w:eastAsia="Arial" w:hAnsi="Arial"/>
@@ -25001,7 +25001,7 @@
               <w:spacing w:after="10" w:before="0"/>
               <w:ind w:left="120"/>
             </w:pPr>
-            <w:hyperlink w:history="1" r:id="rIdcthu5zbjkf5zh0bf1ffjk">
+            <w:hyperlink w:history="1" r:id="rId0m1p0fc7qccguknpiiclb">
               <w:r>
                 <w:rPr>
                   <w:rFonts w:ascii="Arial" w:cs="Arial" w:eastAsia="Arial" w:hAnsi="Arial"/>
@@ -25046,7 +25046,7 @@
             <w:pPr>
               <w:spacing w:after="20" w:before="0"/>
             </w:pPr>
-            <w:hyperlink w:history="1" r:id="rIdy7sbgpydahjuvd_apcjzg">
+            <w:hyperlink w:history="1" r:id="rId6n3sdu5-bznt6ro8dzdew">
               <w:r>
                 <w:rPr>
                   <w:rFonts w:ascii="Arial" w:cs="Arial" w:eastAsia="Arial" w:hAnsi="Arial"/>
@@ -25079,7 +25079,7 @@
               <w:spacing w:after="10" w:before="0"/>
               <w:ind w:left="120"/>
             </w:pPr>
-            <w:hyperlink w:history="1" r:id="rId84erydyhyh-t1xfrawy69">
+            <w:hyperlink w:history="1" r:id="rIdursmdaayji764mmmqkt9z">
               <w:r>
                 <w:rPr>
                   <w:rFonts w:ascii="Arial" w:cs="Arial" w:eastAsia="Arial" w:hAnsi="Arial"/>
@@ -25274,7 +25274,7 @@
             <w:pPr>
               <w:spacing w:after="20" w:before="0"/>
             </w:pPr>
-            <w:hyperlink w:history="1" r:id="rIdpxiwf-j3petpf_ucdwbqx">
+            <w:hyperlink w:history="1" r:id="rIdz5iez9gwm3f91lj4fuy-m">
               <w:r>
                 <w:rPr>
                   <w:rFonts w:ascii="Arial" w:cs="Arial" w:eastAsia="Arial" w:hAnsi="Arial"/>
@@ -25323,7 +25323,7 @@
               <w:spacing w:after="10" w:before="0"/>
               <w:ind w:left="120"/>
             </w:pPr>
-            <w:hyperlink w:history="1" r:id="rIdognyqf1f0fz_mr1fulpcc">
+            <w:hyperlink w:history="1" r:id="rId64inr1iuneze1ddfzfvo8">
               <w:r>
                 <w:rPr>
                   <w:rFonts w:ascii="Arial" w:cs="Arial" w:eastAsia="Arial" w:hAnsi="Arial"/>
@@ -25368,7 +25368,7 @@
             <w:pPr>
               <w:spacing w:after="20" w:before="0"/>
             </w:pPr>
-            <w:hyperlink w:history="1" r:id="rIdtjy-n02kdm9zxskazdj1n">
+            <w:hyperlink w:history="1" r:id="rIdnld6qhd0m8gqb-_d-urlr">
               <w:r>
                 <w:rPr>
                   <w:rFonts w:ascii="Arial" w:cs="Arial" w:eastAsia="Arial" w:hAnsi="Arial"/>
@@ -25401,7 +25401,7 @@
               <w:spacing w:after="10" w:before="0"/>
               <w:ind w:left="120"/>
             </w:pPr>
-            <w:hyperlink w:history="1" r:id="rIdjjawmnohrf9tjgg5jcgy4">
+            <w:hyperlink w:history="1" r:id="rIdnns3tpnpiqo2v4g_ixayk">
               <w:r>
                 <w:rPr>
                   <w:rFonts w:ascii="Arial" w:cs="Arial" w:eastAsia="Arial" w:hAnsi="Arial"/>
@@ -25596,7 +25596,7 @@
             <w:pPr>
               <w:spacing w:after="20" w:before="0"/>
             </w:pPr>
-            <w:hyperlink w:history="1" r:id="rIddbufdgsj6zhtyvi_fuz2f">
+            <w:hyperlink w:history="1" r:id="rId7lugmdk-t4rxc_3bfh3ua">
               <w:r>
                 <w:rPr>
                   <w:rFonts w:ascii="Arial" w:cs="Arial" w:eastAsia="Arial" w:hAnsi="Arial"/>
@@ -25645,7 +25645,7 @@
               <w:spacing w:after="10" w:before="0"/>
               <w:ind w:left="120"/>
             </w:pPr>
-            <w:hyperlink w:history="1" r:id="rId-pmnuoiy6n40ctxzhtw8n">
+            <w:hyperlink w:history="1" r:id="rId5mcczpl0vtg3s7aojck20">
               <w:r>
                 <w:rPr>
                   <w:rFonts w:ascii="Arial" w:cs="Arial" w:eastAsia="Arial" w:hAnsi="Arial"/>
@@ -25690,7 +25690,7 @@
             <w:pPr>
               <w:spacing w:after="20" w:before="0"/>
             </w:pPr>
-            <w:hyperlink w:history="1" r:id="rIdb6isv_rdb3iknq2rs7dyr">
+            <w:hyperlink w:history="1" r:id="rIdsi3ypcroelry-6_mvn-ou">
               <w:r>
                 <w:rPr>
                   <w:rFonts w:ascii="Arial" w:cs="Arial" w:eastAsia="Arial" w:hAnsi="Arial"/>
@@ -25723,7 +25723,7 @@
               <w:spacing w:after="10" w:before="0"/>
               <w:ind w:left="120"/>
             </w:pPr>
-            <w:hyperlink w:history="1" r:id="rIdow6sptyabt-gzel-mtpts">
+            <w:hyperlink w:history="1" r:id="rIdaqgtu3xo3i2izuxhosmhh">
               <w:r>
                 <w:rPr>
                   <w:rFonts w:ascii="Arial" w:cs="Arial" w:eastAsia="Arial" w:hAnsi="Arial"/>
@@ -25918,7 +25918,7 @@
             <w:pPr>
               <w:spacing w:after="20" w:before="0"/>
             </w:pPr>
-            <w:hyperlink w:history="1" r:id="rId_h4ca_dm8sqrsxs-xq3i0">
+            <w:hyperlink w:history="1" r:id="rIdimwounm-cpypz3sphwsgr">
               <w:r>
                 <w:rPr>
                   <w:rFonts w:ascii="Arial" w:cs="Arial" w:eastAsia="Arial" w:hAnsi="Arial"/>
@@ -25967,7 +25967,7 @@
               <w:spacing w:after="10" w:before="0"/>
               <w:ind w:left="120"/>
             </w:pPr>
-            <w:hyperlink w:history="1" r:id="rIdfrkzecq5bqlp1zepwevh2">
+            <w:hyperlink w:history="1" r:id="rIdi6qnmodqnyokix01qlgeq">
               <w:r>
                 <w:rPr>
                   <w:rFonts w:ascii="Arial" w:cs="Arial" w:eastAsia="Arial" w:hAnsi="Arial"/>
@@ -26012,7 +26012,7 @@
             <w:pPr>
               <w:spacing w:after="20" w:before="0"/>
             </w:pPr>
-            <w:hyperlink w:history="1" r:id="rIdrs9djs0inc_zukkbh0zcs">
+            <w:hyperlink w:history="1" r:id="rId-mhyw0re1pa_xli4r_rpa">
               <w:r>
                 <w:rPr>
                   <w:rFonts w:ascii="Arial" w:cs="Arial" w:eastAsia="Arial" w:hAnsi="Arial"/>
@@ -26045,7 +26045,7 @@
               <w:spacing w:after="10" w:before="0"/>
               <w:ind w:left="120"/>
             </w:pPr>
-            <w:hyperlink w:history="1" r:id="rId4wo_mv21ytpidq9pzrx9v">
+            <w:hyperlink w:history="1" r:id="rIdjzpymb3b0ipzmgfmkeyn7">
               <w:r>
                 <w:rPr>
                   <w:rFonts w:ascii="Arial" w:cs="Arial" w:eastAsia="Arial" w:hAnsi="Arial"/>
@@ -26557,7 +26557,7 @@
         </w:rPr>
         <w:t xml:space="preserve">© 2026 SeaVuria and ARES. Aligned with KICD objectives. Developed by SeaVuria; technical implementation by ARES (with AI assistance from Claude). Licensed under </w:t>
       </w:r>
-      <w:hyperlink w:history="1" r:id="rIdpxq2dh_lyn_gt5qv9iopt">
+      <w:hyperlink w:history="1" r:id="rIdngn2mkmr73as-sfwib1zy">
         <w:r>
           <w:rPr>
             <w:rFonts w:ascii="Arial" w:cs="Arial" w:eastAsia="Arial" w:hAnsi="Arial"/>
@@ -26578,7 +26578,7 @@
         </w:rPr>
         <w:t xml:space="preserve"> (</w:t>
       </w:r>
-      <w:hyperlink w:history="1" r:id="rId_yc7fjr-0zlubdihlpwwl">
+      <w:hyperlink w:history="1" r:id="rIdcc5tlxr-gtl-yceov1_pv">
         <w:r>
           <w:rPr>
             <w:rFonts w:ascii="Arial" w:cs="Arial" w:eastAsia="Arial" w:hAnsi="Arial"/>

--- a/data/outputs/v2/Core_Mathematics/SS2.9_Linear_Motion/Core_Mathematics_Linear_Motion_CBE_LessonSequence.docx
+++ b/data/outputs/v2/Core_Mathematics/SS2.9_Linear_Motion/Core_Mathematics_Linear_Motion_CBE_LessonSequence.docx
@@ -2321,7 +2321,7 @@
         </w:rPr>
         <w:t xml:space="preserve">© 2026 SeaVuria and ARES. This work is licensed under a </w:t>
       </w:r>
-      <w:hyperlink w:history="1" r:id="rId95znmhh47ljhumokfljkz">
+      <w:hyperlink w:history="1" r:id="rId-yzcnfa0mhcvjsyoovlhw">
         <w:r>
           <w:rPr>
             <w:rFonts w:ascii="Arial" w:cs="Arial" w:eastAsia="Arial" w:hAnsi="Arial"/>
@@ -2341,7 +2341,7 @@
         </w:rPr>
         <w:t xml:space="preserve"> (</w:t>
       </w:r>
-      <w:hyperlink w:history="1" r:id="rIdrktnnhxdx62yatkigtlgy">
+      <w:hyperlink w:history="1" r:id="rIdnls26j-kvonho85f06uys">
         <w:r>
           <w:rPr>
             <w:rFonts w:ascii="Arial" w:cs="Arial" w:eastAsia="Arial" w:hAnsi="Arial"/>
@@ -2361,7 +2361,7 @@
         </w:rPr>
         <w:t xml:space="preserve">). To view a copy of this license, visit </w:t>
       </w:r>
-      <w:hyperlink w:history="1" r:id="rIdl3pkvuhwsgqtwl64tqvyb">
+      <w:hyperlink w:history="1" r:id="rIdw1hqudy0jdjwbnxcd3cve">
         <w:r>
           <w:rPr>
             <w:rFonts w:ascii="Arial" w:cs="Arial" w:eastAsia="Arial" w:hAnsi="Arial"/>
@@ -3373,7 +3373,7 @@
             <w:pPr>
               <w:spacing w:after="20" w:before="0"/>
             </w:pPr>
-            <w:hyperlink w:history="1" r:id="rIdtbp71_wpukrmb3lkt_5la">
+            <w:hyperlink w:history="1" r:id="rIdguex7ekhfxhm0pvls5ehn">
               <w:r>
                 <w:rPr>
                   <w:rFonts w:ascii="Arial" w:cs="Arial" w:eastAsia="Arial" w:hAnsi="Arial"/>
@@ -3406,7 +3406,7 @@
               <w:spacing w:after="10" w:before="0"/>
               <w:ind w:left="120"/>
             </w:pPr>
-            <w:hyperlink w:history="1" r:id="rIdljsxs9d1bndpvkthj2jwk">
+            <w:hyperlink w:history="1" r:id="rIdr6lpasrhikbvqdtfhdsxb">
               <w:r>
                 <w:rPr>
                   <w:rFonts w:ascii="Arial" w:cs="Arial" w:eastAsia="Arial" w:hAnsi="Arial"/>
@@ -3451,7 +3451,7 @@
             <w:pPr>
               <w:spacing w:after="20" w:before="0"/>
             </w:pPr>
-            <w:hyperlink w:history="1" r:id="rIdklprou5nxy9vztjpk1ir3">
+            <w:hyperlink w:history="1" r:id="rIdqi0sofsximdy92ajyqngu">
               <w:r>
                 <w:rPr>
                   <w:rFonts w:ascii="Arial" w:cs="Arial" w:eastAsia="Arial" w:hAnsi="Arial"/>
@@ -3484,7 +3484,7 @@
               <w:spacing w:after="10" w:before="0"/>
               <w:ind w:left="120"/>
             </w:pPr>
-            <w:hyperlink w:history="1" r:id="rIdn4p9xjvkcmrhpm7aa6mf0">
+            <w:hyperlink w:history="1" r:id="rIdss6pok3e61zbfgljjcoio">
               <w:r>
                 <w:rPr>
                   <w:rFonts w:ascii="Arial" w:cs="Arial" w:eastAsia="Arial" w:hAnsi="Arial"/>
@@ -3679,7 +3679,7 @@
             <w:pPr>
               <w:spacing w:after="20" w:before="0"/>
             </w:pPr>
-            <w:hyperlink w:history="1" r:id="rIddrluv-rmtbcgssbyiqk0v">
+            <w:hyperlink w:history="1" r:id="rIde-bjli1kdcxyfi2k01jh0">
               <w:r>
                 <w:rPr>
                   <w:rFonts w:ascii="Arial" w:cs="Arial" w:eastAsia="Arial" w:hAnsi="Arial"/>
@@ -3712,7 +3712,7 @@
               <w:spacing w:after="10" w:before="0"/>
               <w:ind w:left="120"/>
             </w:pPr>
-            <w:hyperlink w:history="1" r:id="rId9ospubjczhvcynosfjomc">
+            <w:hyperlink w:history="1" r:id="rIdxrayzzptwolm3y6nmvy9l">
               <w:r>
                 <w:rPr>
                   <w:rFonts w:ascii="Arial" w:cs="Arial" w:eastAsia="Arial" w:hAnsi="Arial"/>
@@ -3757,7 +3757,7 @@
             <w:pPr>
               <w:spacing w:after="20" w:before="0"/>
             </w:pPr>
-            <w:hyperlink w:history="1" r:id="rIddydlh-0xgmte8cnzvthuw">
+            <w:hyperlink w:history="1" r:id="rIdeveq7hfqmy_0uvfymrcdj">
               <w:r>
                 <w:rPr>
                   <w:rFonts w:ascii="Arial" w:cs="Arial" w:eastAsia="Arial" w:hAnsi="Arial"/>
@@ -3790,7 +3790,7 @@
               <w:spacing w:after="10" w:before="0"/>
               <w:ind w:left="120"/>
             </w:pPr>
-            <w:hyperlink w:history="1" r:id="rIdm6cawbqk5c0xb6z8ff4o5">
+            <w:hyperlink w:history="1" r:id="rIdqfsluhcusm4tyaoudwamz">
               <w:r>
                 <w:rPr>
                   <w:rFonts w:ascii="Arial" w:cs="Arial" w:eastAsia="Arial" w:hAnsi="Arial"/>
@@ -3985,7 +3985,7 @@
             <w:pPr>
               <w:spacing w:after="20" w:before="0"/>
             </w:pPr>
-            <w:hyperlink w:history="1" r:id="rIdveafi1nhcisukjynxt3ru">
+            <w:hyperlink w:history="1" r:id="rId7zggiif_gubzrjelod2b_">
               <w:r>
                 <w:rPr>
                   <w:rFonts w:ascii="Arial" w:cs="Arial" w:eastAsia="Arial" w:hAnsi="Arial"/>
@@ -4018,7 +4018,7 @@
               <w:spacing w:after="10" w:before="0"/>
               <w:ind w:left="120"/>
             </w:pPr>
-            <w:hyperlink w:history="1" r:id="rIdkm7nh61hs52x7zj60igef">
+            <w:hyperlink w:history="1" r:id="rIdhhbdfg3xfj_jz67pp-caw">
               <w:r>
                 <w:rPr>
                   <w:rFonts w:ascii="Arial" w:cs="Arial" w:eastAsia="Arial" w:hAnsi="Arial"/>
@@ -4063,7 +4063,7 @@
             <w:pPr>
               <w:spacing w:after="20" w:before="0"/>
             </w:pPr>
-            <w:hyperlink w:history="1" r:id="rIdugspmh0fwksquv8qyfuib">
+            <w:hyperlink w:history="1" r:id="rIdlyok7ac1zs0fws29wyf7u">
               <w:r>
                 <w:rPr>
                   <w:rFonts w:ascii="Arial" w:cs="Arial" w:eastAsia="Arial" w:hAnsi="Arial"/>
@@ -4096,7 +4096,7 @@
               <w:spacing w:after="10" w:before="0"/>
               <w:ind w:left="120"/>
             </w:pPr>
-            <w:hyperlink w:history="1" r:id="rIdhtoswts_joaenc5rpbifn">
+            <w:hyperlink w:history="1" r:id="rIdh83wpqteu-0eoqc1irp_v">
               <w:r>
                 <w:rPr>
                   <w:rFonts w:ascii="Arial" w:cs="Arial" w:eastAsia="Arial" w:hAnsi="Arial"/>
@@ -4291,7 +4291,7 @@
             <w:pPr>
               <w:spacing w:after="20" w:before="0"/>
             </w:pPr>
-            <w:hyperlink w:history="1" r:id="rIdtpumfla2g13h4v7seypsp">
+            <w:hyperlink w:history="1" r:id="rIdjt7iskkgu_vpign18xtiw">
               <w:r>
                 <w:rPr>
                   <w:rFonts w:ascii="Arial" w:cs="Arial" w:eastAsia="Arial" w:hAnsi="Arial"/>
@@ -4324,7 +4324,7 @@
               <w:spacing w:after="10" w:before="0"/>
               <w:ind w:left="120"/>
             </w:pPr>
-            <w:hyperlink w:history="1" r:id="rIdpm1u1aj14q0wzlc7ggxhs">
+            <w:hyperlink w:history="1" r:id="rIdz1jt8b7trdgr2ydbatvtc">
               <w:r>
                 <w:rPr>
                   <w:rFonts w:ascii="Arial" w:cs="Arial" w:eastAsia="Arial" w:hAnsi="Arial"/>
@@ -4369,7 +4369,313 @@
             <w:pPr>
               <w:spacing w:after="20" w:before="0"/>
             </w:pPr>
-            <w:hyperlink w:history="1" r:id="rIdigkqiw0jqdqpntshfr7h5">
+            <w:hyperlink w:history="1" r:id="rIdruxmhn_uui56l25srto0t">
+              <w:r>
+                <w:rPr>
+                  <w:rFonts w:ascii="Arial" w:cs="Arial" w:eastAsia="Arial" w:hAnsi="Arial"/>
+                  <w:color w:val="2E75B6"/>
+                  <w:sz w:val="16"/>
+                  <w:szCs w:val="16"/>
+                  <w:u w:val="single" w:color="2E75B6"/>
+                </w:rPr>
+                <w:t xml:space="preserve">Velocity and Acceleration (Flexbook)</w:t>
+              </w:r>
+            </w:hyperlink>
+          </w:p>
+          <w:p>
+            <w:pPr>
+              <w:spacing w:after="10" w:before="0"/>
+              <w:ind w:left="120"/>
+            </w:pPr>
+            <w:r>
+              <w:rPr>
+                <w:rFonts w:ascii="Arial" w:cs="Arial" w:eastAsia="Arial" w:hAnsi="Arial"/>
+                <w:color w:val="595959"/>
+                <w:sz w:val="14"/>
+                <w:szCs w:val="14"/>
+              </w:rPr>
+              <w:t xml:space="preserve">Source: CK-12</w:t>
+            </w:r>
+          </w:p>
+          <w:p>
+            <w:pPr>
+              <w:spacing w:after="10" w:before="0"/>
+              <w:ind w:left="120"/>
+            </w:pPr>
+            <w:hyperlink w:history="1" r:id="rIddnovmwywkamps4sjtx3zz">
+              <w:r>
+                <w:rPr>
+                  <w:rFonts w:ascii="Arial" w:cs="Arial" w:eastAsia="Arial" w:hAnsi="Arial"/>
+                  <w:color w:val="595959"/>
+                  <w:sz w:val="14"/>
+                  <w:szCs w:val="14"/>
+                  <w:u w:val="single" w:color="595959"/>
+                </w:rPr>
+                <w:t xml:space="preserve">🔍 Search ARES for similar readings</w:t>
+              </w:r>
+            </w:hyperlink>
+          </w:p>
+        </w:tc>
+        <w:tc>
+          <w:tcPr>
+            <w:tcW w:type="dxa" w:w="3040"/>
+            <w:shd w:fill="FFFFFF" w:color="auto" w:val="clear"/>
+            <w:tcMar>
+              <w:top w:type="dxa" w:w="60"/>
+              <w:left w:type="dxa" w:w="120"/>
+              <w:bottom w:type="dxa" w:w="60"/>
+              <w:right w:type="dxa" w:w="120"/>
+            </w:tcMar>
+            <w:vAlign w:val="top"/>
+          </w:tcPr>
+          <w:p>
+            <w:pPr>
+              <w:spacing w:after="40" w:before="0"/>
+              <w:jc w:val="left"/>
+            </w:pPr>
+            <w:r>
+              <w:rPr>
+                <w:rFonts w:ascii="Arial" w:cs="Arial" w:eastAsia="Arial" w:hAnsi="Arial"/>
+                <w:b w:val="false"/>
+                <w:bCs w:val="false"/>
+                <w:i w:val="false"/>
+                <w:iCs w:val="false"/>
+                <w:color w:val="000000"/>
+                <w:sz w:val="18"/>
+                <w:szCs w:val="18"/>
+              </w:rPr>
+              <w:t xml:space="preserve">After returning from the field activity (which runs concurrently with or immediately after Phase 3 — see teacher moves), the class gathers to formally post the Driving Question Board. Each learner receives two sticky notes (or torn pieces of paper). On the FIRST sticky note they write one thing they now know or understand about motion. On the SECOND sticky note they write one question they still have — something the marathon data or field race made them wonder about. Sticky notes are posted on the DQB (a dedicated section of the chalkboard or a large sheet of manila paper). The teacher reads out 5–6 questions aloud and groups them into clusters: 'Questions about graphs', 'Questions about the difference between speed and velocity', 'Questions about acceleration'. The driving question is written in large letters at the top of the DQB: 'HOW CAN WE USE MATHEMATICS — CALCULATIONS AND GRAPHS — TO FULLY DESCRIBE AND EXPLAIN THE MOTION OF ANY MOVING BODY, FROM A NAIROBI MARATHON RUNNER TO A MATATU ON THE NAKURU HIGHWAY?'</w:t>
+            </w:r>
+          </w:p>
+        </w:tc>
+        <w:tc>
+          <w:tcPr>
+            <w:tcW w:type="dxa" w:w="3040"/>
+            <w:shd w:fill="F2F2F2" w:color="auto" w:val="clear"/>
+            <w:tcMar>
+              <w:top w:type="dxa" w:w="60"/>
+              <w:left w:type="dxa" w:w="120"/>
+              <w:bottom w:type="dxa" w:w="60"/>
+              <w:right w:type="dxa" w:w="120"/>
+            </w:tcMar>
+            <w:vAlign w:val="top"/>
+          </w:tcPr>
+          <w:p>
+            <w:pPr>
+              <w:spacing w:after="40" w:before="0"/>
+              <w:jc w:val="left"/>
+            </w:pPr>
+            <w:r>
+              <w:rPr>
+                <w:rFonts w:ascii="Arial" w:cs="Arial" w:eastAsia="Arial" w:hAnsi="Arial"/>
+                <w:b w:val="false"/>
+                <w:bCs w:val="false"/>
+                <w:i w:val="false"/>
+                <w:iCs w:val="false"/>
+                <w:color w:val="000000"/>
+                <w:sz w:val="18"/>
+                <w:szCs w:val="18"/>
+              </w:rPr>
+              <w:t xml:space="preserve">DQB SETUP (55–65 min): Before this phase, prepare the DQB space on the board. Distribute two sticky notes (or paper squares) per learner. Say: 'You have three minutes. On the YELLOW note, write one thing you now understand. On the GREEN note, write one question you still have. Be specific — use the marathon or the race we just ran as your example.' WAIT 3 MINUTES of silent writing. | POSTING (65–68 min): Invite all learners to post their notes simultaneously. Quickly scan the board. Read 5–6 questions aloud, paraphrasing where needed: 'Mutua asks: why did Runner B slow down — is that acceleration?' 'Zawadi asks: how do we draw a graph from the split times?' Say: 'These are exactly the questions we will answer in this unit. Every lesson, we will come back to this board and move questions from the question side to the answer side.' | DRIVING QUESTION POSTING (68–70 min): Write or unveil the pre-prepared driving question banner. Read it aloud twice — once yourself, once with the class chorally. Say: 'This is our mission for the next several lessons. Keep it in mind.'</w:t>
+            </w:r>
+          </w:p>
+        </w:tc>
+        <w:tc>
+          <w:tcPr>
+            <w:tcW w:type="dxa" w:w="3040"/>
+            <w:shd w:fill="FFFFFF" w:color="auto" w:val="clear"/>
+            <w:tcMar>
+              <w:top w:type="dxa" w:w="60"/>
+              <w:left w:type="dxa" w:w="120"/>
+              <w:bottom w:type="dxa" w:w="60"/>
+              <w:right w:type="dxa" w:w="120"/>
+            </w:tcMar>
+            <w:vAlign w:val="top"/>
+          </w:tcPr>
+          <w:p>
+            <w:pPr>
+              <w:spacing w:after="40" w:before="0"/>
+              <w:jc w:val="left"/>
+            </w:pPr>
+            <w:r>
+              <w:rPr>
+                <w:rFonts w:ascii="Arial" w:cs="Arial" w:eastAsia="Arial" w:hAnsi="Arial"/>
+                <w:b w:val="false"/>
+                <w:bCs w:val="false"/>
+                <w:i w:val="false"/>
+                <w:iCs w:val="false"/>
+                <w:color w:val="000000"/>
+                <w:sz w:val="18"/>
+                <w:szCs w:val="18"/>
+              </w:rPr>
+              <w:t xml:space="preserve">Driving Question Board — Making Thinking Visible: The DQB is a living artefact that externalises the class's evolving understanding. By separating 'what I know' from 'what I wonder', learners practise metacognition (NGSS Practice 1: Asking Questions). Clustering questions into themes previews the unit structure and gives learners agency — their own questions drive the curriculum forward.</w:t>
+            </w:r>
+          </w:p>
+        </w:tc>
+        <w:tc>
+          <w:tcPr>
+            <w:tcW w:type="dxa" w:w="3040"/>
+            <w:shd w:fill="F2F2F2" w:color="auto" w:val="clear"/>
+            <w:tcMar>
+              <w:top w:type="dxa" w:w="60"/>
+              <w:left w:type="dxa" w:w="120"/>
+              <w:bottom w:type="dxa" w:w="60"/>
+              <w:right w:type="dxa" w:w="120"/>
+            </w:tcMar>
+            <w:vAlign w:val="top"/>
+          </w:tcPr>
+          <w:p>
+            <w:pPr>
+              <w:spacing w:after="40" w:before="0"/>
+              <w:jc w:val="left"/>
+            </w:pPr>
+            <w:r>
+              <w:rPr>
+                <w:rFonts w:ascii="Arial" w:cs="Arial" w:eastAsia="Arial" w:hAnsi="Arial"/>
+                <w:b w:val="false"/>
+                <w:bCs w:val="false"/>
+                <w:i w:val="false"/>
+                <w:iCs w:val="false"/>
+                <w:color w:val="000000"/>
+                <w:sz w:val="18"/>
+                <w:szCs w:val="18"/>
+              </w:rPr>
+              <w:t xml:space="preserve">Observable indicator: Are learners' 'know' sticky notes conceptually accurate (e.g., 'Speed = distance ÷ time') rather than trivially descriptive (e.g., 'Runners run fast')? Are 'wonder' sticky notes genuinely inquiry-oriented (e.g., 'How does the graph look when a runner speeds up suddenly?') rather than off-topic? Photograph the DQB at the end of class. Count: (a) number of questions related to graphs — this gauges readiness for Lessons 2–3; (b) number of questions that conflate speed and velocity — target these explicitly in Lesson 2.</w:t>
+            </w:r>
+          </w:p>
+        </w:tc>
+      </w:tr>
+      <w:tr>
+        <w:tc>
+          <w:tcPr>
+            <w:tcW w:type="dxa" w:w="1520"/>
+            <w:shd w:fill="D5E8F0" w:color="auto" w:val="clear"/>
+            <w:tcMar>
+              <w:top w:type="dxa" w:w="60"/>
+              <w:left w:type="dxa" w:w="120"/>
+              <w:bottom w:type="dxa" w:w="60"/>
+              <w:right w:type="dxa" w:w="120"/>
+            </w:tcMar>
+            <w:vAlign w:val="top"/>
+          </w:tcPr>
+          <w:p>
+            <w:pPr>
+              <w:spacing w:after="40" w:before="0"/>
+              <w:jc w:val="left"/>
+            </w:pPr>
+            <w:r>
+              <w:rPr>
+                <w:rFonts w:ascii="Arial" w:cs="Arial" w:eastAsia="Arial" w:hAnsi="Arial"/>
+                <w:b/>
+                <w:bCs/>
+                <w:i w:val="false"/>
+                <w:iCs w:val="false"/>
+                <w:color w:val="000000"/>
+                <w:sz w:val="18"/>
+                <w:szCs w:val="18"/>
+              </w:rPr>
+              <w:t xml:space="preserve">Model Building Phase</w:t>
+            </w:r>
+          </w:p>
+          <w:p>
+            <w:pPr>
+              <w:spacing w:after="20" w:before="0"/>
+            </w:pPr>
+            <w:r>
+              <w:rPr>
+                <w:rFonts w:ascii="Arial" w:cs="Arial" w:eastAsia="Arial" w:hAnsi="Arial"/>
+                <w:b/>
+                <w:bCs/>
+                <w:color w:val="1F3864"/>
+                <w:sz w:val="16"/>
+                <w:szCs w:val="16"/>
+              </w:rPr>
+              <w:t xml:space="preserve">📹 VIDEO:</w:t>
+            </w:r>
+          </w:p>
+          <w:p>
+            <w:pPr>
+              <w:spacing w:after="20" w:before="0"/>
+            </w:pPr>
+            <w:hyperlink w:history="1" r:id="rIdlep6bxypvchosxmzkekpa">
+              <w:r>
+                <w:rPr>
+                  <w:rFonts w:ascii="Arial" w:cs="Arial" w:eastAsia="Arial" w:hAnsi="Arial"/>
+                  <w:color w:val="2E75B6"/>
+                  <w:sz w:val="16"/>
+                  <w:szCs w:val="16"/>
+                  <w:u w:val="single" w:color="2E75B6"/>
+                </w:rPr>
+                <w:t xml:space="preserve">Intro to vectors and scalars</w:t>
+              </w:r>
+            </w:hyperlink>
+          </w:p>
+          <w:p>
+            <w:pPr>
+              <w:spacing w:after="10" w:before="0"/>
+              <w:ind w:left="120"/>
+            </w:pPr>
+            <w:r>
+              <w:rPr>
+                <w:rFonts w:ascii="Arial" w:cs="Arial" w:eastAsia="Arial" w:hAnsi="Arial"/>
+                <w:color w:val="595959"/>
+                <w:sz w:val="14"/>
+                <w:szCs w:val="14"/>
+              </w:rPr>
+              <w:t xml:space="preserve">Source: Khan Academy (English - US curriculum)</w:t>
+            </w:r>
+          </w:p>
+          <w:p>
+            <w:pPr>
+              <w:spacing w:after="10" w:before="0"/>
+              <w:ind w:left="120"/>
+            </w:pPr>
+            <w:hyperlink w:history="1" r:id="rId2hoeodpydvkn5r_ipkbhq">
+              <w:r>
+                <w:rPr>
+                  <w:rFonts w:ascii="Arial" w:cs="Arial" w:eastAsia="Arial" w:hAnsi="Arial"/>
+                  <w:color w:val="595959"/>
+                  <w:sz w:val="14"/>
+                  <w:szCs w:val="14"/>
+                  <w:u w:val="single" w:color="595959"/>
+                </w:rPr>
+                <w:t xml:space="preserve">🔍 Search ARES for similar videos</w:t>
+              </w:r>
+            </w:hyperlink>
+          </w:p>
+          <w:p>
+            <w:pPr>
+              <w:spacing w:after="40" w:before="0"/>
+            </w:pPr>
+            <w:r>
+              <w:rPr>
+                <w:sz w:val="14"/>
+                <w:szCs w:val="14"/>
+              </w:rPr>
+              <w:t xml:space="preserve"/>
+            </w:r>
+          </w:p>
+          <w:p>
+            <w:pPr>
+              <w:spacing w:after="20" w:before="0"/>
+            </w:pPr>
+            <w:r>
+              <w:rPr>
+                <w:rFonts w:ascii="Arial" w:cs="Arial" w:eastAsia="Arial" w:hAnsi="Arial"/>
+                <w:b/>
+                <w:bCs/>
+                <w:color w:val="1F3864"/>
+                <w:sz w:val="16"/>
+                <w:szCs w:val="16"/>
+              </w:rPr>
+              <w:t xml:space="preserve">📖 HTML:</w:t>
+            </w:r>
+          </w:p>
+          <w:p>
+            <w:pPr>
+              <w:spacing w:after="20" w:before="0"/>
+            </w:pPr>
+            <w:hyperlink w:history="1" r:id="rIdpzbdcbl9na0khk3xne52n">
               <w:r>
                 <w:rPr>
                   <w:rFonts w:ascii="Arial" w:cs="Arial" w:eastAsia="Arial" w:hAnsi="Arial"/>
@@ -4402,313 +4708,7 @@
               <w:spacing w:after="10" w:before="0"/>
               <w:ind w:left="120"/>
             </w:pPr>
-            <w:hyperlink w:history="1" r:id="rIdxbehzfgp7sv-8ynbpmnc7">
-              <w:r>
-                <w:rPr>
-                  <w:rFonts w:ascii="Arial" w:cs="Arial" w:eastAsia="Arial" w:hAnsi="Arial"/>
-                  <w:color w:val="595959"/>
-                  <w:sz w:val="14"/>
-                  <w:szCs w:val="14"/>
-                  <w:u w:val="single" w:color="595959"/>
-                </w:rPr>
-                <w:t xml:space="preserve">🔍 Search ARES for similar readings</w:t>
-              </w:r>
-            </w:hyperlink>
-          </w:p>
-        </w:tc>
-        <w:tc>
-          <w:tcPr>
-            <w:tcW w:type="dxa" w:w="3040"/>
-            <w:shd w:fill="FFFFFF" w:color="auto" w:val="clear"/>
-            <w:tcMar>
-              <w:top w:type="dxa" w:w="60"/>
-              <w:left w:type="dxa" w:w="120"/>
-              <w:bottom w:type="dxa" w:w="60"/>
-              <w:right w:type="dxa" w:w="120"/>
-            </w:tcMar>
-            <w:vAlign w:val="top"/>
-          </w:tcPr>
-          <w:p>
-            <w:pPr>
-              <w:spacing w:after="40" w:before="0"/>
-              <w:jc w:val="left"/>
-            </w:pPr>
-            <w:r>
-              <w:rPr>
-                <w:rFonts w:ascii="Arial" w:cs="Arial" w:eastAsia="Arial" w:hAnsi="Arial"/>
-                <w:b w:val="false"/>
-                <w:bCs w:val="false"/>
-                <w:i w:val="false"/>
-                <w:iCs w:val="false"/>
-                <w:color w:val="000000"/>
-                <w:sz w:val="18"/>
-                <w:szCs w:val="18"/>
-              </w:rPr>
-              <w:t xml:space="preserve">After returning from the field activity (which runs concurrently with or immediately after Phase 3 — see teacher moves), the class gathers to formally post the Driving Question Board. Each learner receives two sticky notes (or torn pieces of paper). On the FIRST sticky note they write one thing they now know or understand about motion. On the SECOND sticky note they write one question they still have — something the marathon data or field race made them wonder about. Sticky notes are posted on the DQB (a dedicated section of the chalkboard or a large sheet of manila paper). The teacher reads out 5–6 questions aloud and groups them into clusters: 'Questions about graphs', 'Questions about the difference between speed and velocity', 'Questions about acceleration'. The driving question is written in large letters at the top of the DQB: 'HOW CAN WE USE MATHEMATICS — CALCULATIONS AND GRAPHS — TO FULLY DESCRIBE AND EXPLAIN THE MOTION OF ANY MOVING BODY, FROM A NAIROBI MARATHON RUNNER TO A MATATU ON THE NAKURU HIGHWAY?'</w:t>
-            </w:r>
-          </w:p>
-        </w:tc>
-        <w:tc>
-          <w:tcPr>
-            <w:tcW w:type="dxa" w:w="3040"/>
-            <w:shd w:fill="F2F2F2" w:color="auto" w:val="clear"/>
-            <w:tcMar>
-              <w:top w:type="dxa" w:w="60"/>
-              <w:left w:type="dxa" w:w="120"/>
-              <w:bottom w:type="dxa" w:w="60"/>
-              <w:right w:type="dxa" w:w="120"/>
-            </w:tcMar>
-            <w:vAlign w:val="top"/>
-          </w:tcPr>
-          <w:p>
-            <w:pPr>
-              <w:spacing w:after="40" w:before="0"/>
-              <w:jc w:val="left"/>
-            </w:pPr>
-            <w:r>
-              <w:rPr>
-                <w:rFonts w:ascii="Arial" w:cs="Arial" w:eastAsia="Arial" w:hAnsi="Arial"/>
-                <w:b w:val="false"/>
-                <w:bCs w:val="false"/>
-                <w:i w:val="false"/>
-                <w:iCs w:val="false"/>
-                <w:color w:val="000000"/>
-                <w:sz w:val="18"/>
-                <w:szCs w:val="18"/>
-              </w:rPr>
-              <w:t xml:space="preserve">DQB SETUP (55–65 min): Before this phase, prepare the DQB space on the board. Distribute two sticky notes (or paper squares) per learner. Say: 'You have three minutes. On the YELLOW note, write one thing you now understand. On the GREEN note, write one question you still have. Be specific — use the marathon or the race we just ran as your example.' WAIT 3 MINUTES of silent writing. | POSTING (65–68 min): Invite all learners to post their notes simultaneously. Quickly scan the board. Read 5–6 questions aloud, paraphrasing where needed: 'Mutua asks: why did Runner B slow down — is that acceleration?' 'Zawadi asks: how do we draw a graph from the split times?' Say: 'These are exactly the questions we will answer in this unit. Every lesson, we will come back to this board and move questions from the question side to the answer side.' | DRIVING QUESTION POSTING (68–70 min): Write or unveil the pre-prepared driving question banner. Read it aloud twice — once yourself, once with the class chorally. Say: 'This is our mission for the next several lessons. Keep it in mind.'</w:t>
-            </w:r>
-          </w:p>
-        </w:tc>
-        <w:tc>
-          <w:tcPr>
-            <w:tcW w:type="dxa" w:w="3040"/>
-            <w:shd w:fill="FFFFFF" w:color="auto" w:val="clear"/>
-            <w:tcMar>
-              <w:top w:type="dxa" w:w="60"/>
-              <w:left w:type="dxa" w:w="120"/>
-              <w:bottom w:type="dxa" w:w="60"/>
-              <w:right w:type="dxa" w:w="120"/>
-            </w:tcMar>
-            <w:vAlign w:val="top"/>
-          </w:tcPr>
-          <w:p>
-            <w:pPr>
-              <w:spacing w:after="40" w:before="0"/>
-              <w:jc w:val="left"/>
-            </w:pPr>
-            <w:r>
-              <w:rPr>
-                <w:rFonts w:ascii="Arial" w:cs="Arial" w:eastAsia="Arial" w:hAnsi="Arial"/>
-                <w:b w:val="false"/>
-                <w:bCs w:val="false"/>
-                <w:i w:val="false"/>
-                <w:iCs w:val="false"/>
-                <w:color w:val="000000"/>
-                <w:sz w:val="18"/>
-                <w:szCs w:val="18"/>
-              </w:rPr>
-              <w:t xml:space="preserve">Driving Question Board — Making Thinking Visible: The DQB is a living artefact that externalises the class's evolving understanding. By separating 'what I know' from 'what I wonder', learners practise metacognition (NGSS Practice 1: Asking Questions). Clustering questions into themes previews the unit structure and gives learners agency — their own questions drive the curriculum forward.</w:t>
-            </w:r>
-          </w:p>
-        </w:tc>
-        <w:tc>
-          <w:tcPr>
-            <w:tcW w:type="dxa" w:w="3040"/>
-            <w:shd w:fill="F2F2F2" w:color="auto" w:val="clear"/>
-            <w:tcMar>
-              <w:top w:type="dxa" w:w="60"/>
-              <w:left w:type="dxa" w:w="120"/>
-              <w:bottom w:type="dxa" w:w="60"/>
-              <w:right w:type="dxa" w:w="120"/>
-            </w:tcMar>
-            <w:vAlign w:val="top"/>
-          </w:tcPr>
-          <w:p>
-            <w:pPr>
-              <w:spacing w:after="40" w:before="0"/>
-              <w:jc w:val="left"/>
-            </w:pPr>
-            <w:r>
-              <w:rPr>
-                <w:rFonts w:ascii="Arial" w:cs="Arial" w:eastAsia="Arial" w:hAnsi="Arial"/>
-                <w:b w:val="false"/>
-                <w:bCs w:val="false"/>
-                <w:i w:val="false"/>
-                <w:iCs w:val="false"/>
-                <w:color w:val="000000"/>
-                <w:sz w:val="18"/>
-                <w:szCs w:val="18"/>
-              </w:rPr>
-              <w:t xml:space="preserve">Observable indicator: Are learners' 'know' sticky notes conceptually accurate (e.g., 'Speed = distance ÷ time') rather than trivially descriptive (e.g., 'Runners run fast')? Are 'wonder' sticky notes genuinely inquiry-oriented (e.g., 'How does the graph look when a runner speeds up suddenly?') rather than off-topic? Photograph the DQB at the end of class. Count: (a) number of questions related to graphs — this gauges readiness for Lessons 2–3; (b) number of questions that conflate speed and velocity — target these explicitly in Lesson 2.</w:t>
-            </w:r>
-          </w:p>
-        </w:tc>
-      </w:tr>
-      <w:tr>
-        <w:tc>
-          <w:tcPr>
-            <w:tcW w:type="dxa" w:w="1520"/>
-            <w:shd w:fill="D5E8F0" w:color="auto" w:val="clear"/>
-            <w:tcMar>
-              <w:top w:type="dxa" w:w="60"/>
-              <w:left w:type="dxa" w:w="120"/>
-              <w:bottom w:type="dxa" w:w="60"/>
-              <w:right w:type="dxa" w:w="120"/>
-            </w:tcMar>
-            <w:vAlign w:val="top"/>
-          </w:tcPr>
-          <w:p>
-            <w:pPr>
-              <w:spacing w:after="40" w:before="0"/>
-              <w:jc w:val="left"/>
-            </w:pPr>
-            <w:r>
-              <w:rPr>
-                <w:rFonts w:ascii="Arial" w:cs="Arial" w:eastAsia="Arial" w:hAnsi="Arial"/>
-                <w:b/>
-                <w:bCs/>
-                <w:i w:val="false"/>
-                <w:iCs w:val="false"/>
-                <w:color w:val="000000"/>
-                <w:sz w:val="18"/>
-                <w:szCs w:val="18"/>
-              </w:rPr>
-              <w:t xml:space="preserve">Model Building Phase</w:t>
-            </w:r>
-          </w:p>
-          <w:p>
-            <w:pPr>
-              <w:spacing w:after="20" w:before="0"/>
-            </w:pPr>
-            <w:r>
-              <w:rPr>
-                <w:rFonts w:ascii="Arial" w:cs="Arial" w:eastAsia="Arial" w:hAnsi="Arial"/>
-                <w:b/>
-                <w:bCs/>
-                <w:color w:val="1F3864"/>
-                <w:sz w:val="16"/>
-                <w:szCs w:val="16"/>
-              </w:rPr>
-              <w:t xml:space="preserve">📹 VIDEO:</w:t>
-            </w:r>
-          </w:p>
-          <w:p>
-            <w:pPr>
-              <w:spacing w:after="20" w:before="0"/>
-            </w:pPr>
-            <w:hyperlink w:history="1" r:id="rId94brfjyj166lyilzz3ezd">
-              <w:r>
-                <w:rPr>
-                  <w:rFonts w:ascii="Arial" w:cs="Arial" w:eastAsia="Arial" w:hAnsi="Arial"/>
-                  <w:color w:val="2E75B6"/>
-                  <w:sz w:val="16"/>
-                  <w:szCs w:val="16"/>
-                  <w:u w:val="single" w:color="2E75B6"/>
-                </w:rPr>
-                <w:t xml:space="preserve">Intro to vectors and scalars</w:t>
-              </w:r>
-            </w:hyperlink>
-          </w:p>
-          <w:p>
-            <w:pPr>
-              <w:spacing w:after="10" w:before="0"/>
-              <w:ind w:left="120"/>
-            </w:pPr>
-            <w:r>
-              <w:rPr>
-                <w:rFonts w:ascii="Arial" w:cs="Arial" w:eastAsia="Arial" w:hAnsi="Arial"/>
-                <w:color w:val="595959"/>
-                <w:sz w:val="14"/>
-                <w:szCs w:val="14"/>
-              </w:rPr>
-              <w:t xml:space="preserve">Source: Khan Academy (English - US curriculum)</w:t>
-            </w:r>
-          </w:p>
-          <w:p>
-            <w:pPr>
-              <w:spacing w:after="10" w:before="0"/>
-              <w:ind w:left="120"/>
-            </w:pPr>
-            <w:hyperlink w:history="1" r:id="rIdfcqaqkh5zwgpcfxwvkuir">
-              <w:r>
-                <w:rPr>
-                  <w:rFonts w:ascii="Arial" w:cs="Arial" w:eastAsia="Arial" w:hAnsi="Arial"/>
-                  <w:color w:val="595959"/>
-                  <w:sz w:val="14"/>
-                  <w:szCs w:val="14"/>
-                  <w:u w:val="single" w:color="595959"/>
-                </w:rPr>
-                <w:t xml:space="preserve">🔍 Search ARES for similar videos</w:t>
-              </w:r>
-            </w:hyperlink>
-          </w:p>
-          <w:p>
-            <w:pPr>
-              <w:spacing w:after="40" w:before="0"/>
-            </w:pPr>
-            <w:r>
-              <w:rPr>
-                <w:sz w:val="14"/>
-                <w:szCs w:val="14"/>
-              </w:rPr>
-              <w:t xml:space="preserve"/>
-            </w:r>
-          </w:p>
-          <w:p>
-            <w:pPr>
-              <w:spacing w:after="20" w:before="0"/>
-            </w:pPr>
-            <w:r>
-              <w:rPr>
-                <w:rFonts w:ascii="Arial" w:cs="Arial" w:eastAsia="Arial" w:hAnsi="Arial"/>
-                <w:b/>
-                <w:bCs/>
-                <w:color w:val="1F3864"/>
-                <w:sz w:val="16"/>
-                <w:szCs w:val="16"/>
-              </w:rPr>
-              <w:t xml:space="preserve">📖 EXERCISE:</w:t>
-            </w:r>
-          </w:p>
-          <w:p>
-            <w:pPr>
-              <w:spacing w:after="20" w:before="0"/>
-            </w:pPr>
-            <w:hyperlink w:history="1" r:id="rIddsysuq9nw6sdqiyme_3lk">
-              <w:r>
-                <w:rPr>
-                  <w:rFonts w:ascii="Arial" w:cs="Arial" w:eastAsia="Arial" w:hAnsi="Arial"/>
-                  <w:color w:val="2E75B6"/>
-                  <w:sz w:val="16"/>
-                  <w:szCs w:val="16"/>
-                  <w:u w:val="single" w:color="2E75B6"/>
-                </w:rPr>
-                <w:t xml:space="preserve">Calculating Acceleration from Velocity and Time Practice</w:t>
-              </w:r>
-            </w:hyperlink>
-          </w:p>
-          <w:p>
-            <w:pPr>
-              <w:spacing w:after="10" w:before="0"/>
-              <w:ind w:left="120"/>
-            </w:pPr>
-            <w:r>
-              <w:rPr>
-                <w:rFonts w:ascii="Arial" w:cs="Arial" w:eastAsia="Arial" w:hAnsi="Arial"/>
-                <w:color w:val="595959"/>
-                <w:sz w:val="14"/>
-                <w:szCs w:val="14"/>
-              </w:rPr>
-              <w:t xml:space="preserve">Source: CK-12</w:t>
-            </w:r>
-          </w:p>
-          <w:p>
-            <w:pPr>
-              <w:spacing w:after="10" w:before="0"/>
-              <w:ind w:left="120"/>
-            </w:pPr>
-            <w:hyperlink w:history="1" r:id="rIdmdlptqwyormth0qmkyehj">
+            <w:hyperlink w:history="1" r:id="rId0aoeo9_zrruha_gmq1gnv">
               <w:r>
                 <w:rPr>
                   <w:rFonts w:ascii="Arial" w:cs="Arial" w:eastAsia="Arial" w:hAnsi="Arial"/>
@@ -5220,7 +5220,7 @@
         </w:rPr>
         <w:t xml:space="preserve">© 2026 SeaVuria and ARES. Aligned with KICD objectives. Developed by SeaVuria; technical implementation by ARES (with AI assistance from Claude). Licensed under </w:t>
       </w:r>
-      <w:hyperlink w:history="1" r:id="rId1tr-lb4ds1_j507wc-r0l">
+      <w:hyperlink w:history="1" r:id="rIdpynctjnfhuh9przezb_vd">
         <w:r>
           <w:rPr>
             <w:rFonts w:ascii="Arial" w:cs="Arial" w:eastAsia="Arial" w:hAnsi="Arial"/>
@@ -5241,7 +5241,7 @@
         </w:rPr>
         <w:t xml:space="preserve"> (</w:t>
       </w:r>
-      <w:hyperlink w:history="1" r:id="rIdfyz6egok3v0qf-fzvhuy7">
+      <w:hyperlink w:history="1" r:id="rIdrmjti9rcimh4g3tvf7j4l">
         <w:r>
           <w:rPr>
             <w:rFonts w:ascii="Arial" w:cs="Arial" w:eastAsia="Arial" w:hAnsi="Arial"/>
@@ -6337,7 +6337,7 @@
             <w:pPr>
               <w:spacing w:after="20" w:before="0"/>
             </w:pPr>
-            <w:hyperlink w:history="1" r:id="rIdryzm4odpnyuo_gnxlokum">
+            <w:hyperlink w:history="1" r:id="rIdquxyeqfavvltlwtd6w1th">
               <w:r>
                 <w:rPr>
                   <w:rFonts w:ascii="Arial" w:cs="Arial" w:eastAsia="Arial" w:hAnsi="Arial"/>
@@ -6370,7 +6370,7 @@
               <w:spacing w:after="10" w:before="0"/>
               <w:ind w:left="120"/>
             </w:pPr>
-            <w:hyperlink w:history="1" r:id="rIdixv4weshynky2md6a3szg">
+            <w:hyperlink w:history="1" r:id="rIdsfeclcstljkse3zhcwxij">
               <w:r>
                 <w:rPr>
                   <w:rFonts w:ascii="Arial" w:cs="Arial" w:eastAsia="Arial" w:hAnsi="Arial"/>
@@ -6415,7 +6415,7 @@
             <w:pPr>
               <w:spacing w:after="20" w:before="0"/>
             </w:pPr>
-            <w:hyperlink w:history="1" r:id="rId8d3dd1lqnrn2fz4nejln-">
+            <w:hyperlink w:history="1" r:id="rIdbhdkfu1o0uxj-xsgbwmji">
               <w:r>
                 <w:rPr>
                   <w:rFonts w:ascii="Arial" w:cs="Arial" w:eastAsia="Arial" w:hAnsi="Arial"/>
@@ -6464,7 +6464,7 @@
               <w:spacing w:after="10" w:before="0"/>
               <w:ind w:left="120"/>
             </w:pPr>
-            <w:hyperlink w:history="1" r:id="rId14k0cvxfnxmqnlesd7itt">
+            <w:hyperlink w:history="1" r:id="rIdfiwkax6pva2lld4zpt4ex">
               <w:r>
                 <w:rPr>
                   <w:rFonts w:ascii="Arial" w:cs="Arial" w:eastAsia="Arial" w:hAnsi="Arial"/>
@@ -6659,7 +6659,7 @@
             <w:pPr>
               <w:spacing w:after="20" w:before="0"/>
             </w:pPr>
-            <w:hyperlink w:history="1" r:id="rIduef7te7zenohqosin0cvp">
+            <w:hyperlink w:history="1" r:id="rId6sfdi9socgfhazc5sf1n6">
               <w:r>
                 <w:rPr>
                   <w:rFonts w:ascii="Arial" w:cs="Arial" w:eastAsia="Arial" w:hAnsi="Arial"/>
@@ -6692,7 +6692,7 @@
               <w:spacing w:after="10" w:before="0"/>
               <w:ind w:left="120"/>
             </w:pPr>
-            <w:hyperlink w:history="1" r:id="rIdzw5ltfz-sfb1vfpml5n_q">
+            <w:hyperlink w:history="1" r:id="rIdpyudill75hshfmyfl-ti9">
               <w:r>
                 <w:rPr>
                   <w:rFonts w:ascii="Arial" w:cs="Arial" w:eastAsia="Arial" w:hAnsi="Arial"/>
@@ -6737,7 +6737,7 @@
             <w:pPr>
               <w:spacing w:after="20" w:before="0"/>
             </w:pPr>
-            <w:hyperlink w:history="1" r:id="rId973dmttqqdx5pwpplxh8d">
+            <w:hyperlink w:history="1" r:id="rIdqd4kxrivtonmxdf9f5ife">
               <w:r>
                 <w:rPr>
                   <w:rFonts w:ascii="Arial" w:cs="Arial" w:eastAsia="Arial" w:hAnsi="Arial"/>
@@ -6786,7 +6786,7 @@
               <w:spacing w:after="10" w:before="0"/>
               <w:ind w:left="120"/>
             </w:pPr>
-            <w:hyperlink w:history="1" r:id="rIdfcrmgzc-afcdbupostoms">
+            <w:hyperlink w:history="1" r:id="rIdmgukxcgoy3pfgvf0mizlb">
               <w:r>
                 <w:rPr>
                   <w:rFonts w:ascii="Arial" w:cs="Arial" w:eastAsia="Arial" w:hAnsi="Arial"/>
@@ -6981,7 +6981,7 @@
             <w:pPr>
               <w:spacing w:after="20" w:before="0"/>
             </w:pPr>
-            <w:hyperlink w:history="1" r:id="rIdiujri3d3ebjhso78mkohu">
+            <w:hyperlink w:history="1" r:id="rIduk82tm3jozvdqjb87m6ub">
               <w:r>
                 <w:rPr>
                   <w:rFonts w:ascii="Arial" w:cs="Arial" w:eastAsia="Arial" w:hAnsi="Arial"/>
@@ -7014,7 +7014,7 @@
               <w:spacing w:after="10" w:before="0"/>
               <w:ind w:left="120"/>
             </w:pPr>
-            <w:hyperlink w:history="1" r:id="rIdsp79ncpgtmsyj3s3apzyj">
+            <w:hyperlink w:history="1" r:id="rIdqlit5sxsfxmtzftqrmuvo">
               <w:r>
                 <w:rPr>
                   <w:rFonts w:ascii="Arial" w:cs="Arial" w:eastAsia="Arial" w:hAnsi="Arial"/>
@@ -7059,7 +7059,7 @@
             <w:pPr>
               <w:spacing w:after="20" w:before="0"/>
             </w:pPr>
-            <w:hyperlink w:history="1" r:id="rIdtxrgwfwmgrd7elyfbw8i4">
+            <w:hyperlink w:history="1" r:id="rIdlr7ztxgpoxd87caoyf_3-">
               <w:r>
                 <w:rPr>
                   <w:rFonts w:ascii="Arial" w:cs="Arial" w:eastAsia="Arial" w:hAnsi="Arial"/>
@@ -7108,7 +7108,7 @@
               <w:spacing w:after="10" w:before="0"/>
               <w:ind w:left="120"/>
             </w:pPr>
-            <w:hyperlink w:history="1" r:id="rIdtvs7gkrlqu23agb3ouixc">
+            <w:hyperlink w:history="1" r:id="rIdoifatrvrg8sqxcobxnf90">
               <w:r>
                 <w:rPr>
                   <w:rFonts w:ascii="Arial" w:cs="Arial" w:eastAsia="Arial" w:hAnsi="Arial"/>
@@ -7417,7 +7417,7 @@
             <w:pPr>
               <w:spacing w:after="20" w:before="0"/>
             </w:pPr>
-            <w:hyperlink w:history="1" r:id="rIdrzujbtj0pmglxf7mmmtxf">
+            <w:hyperlink w:history="1" r:id="rIdxlaelwmfjfrgf2b1cjc3y">
               <w:r>
                 <w:rPr>
                   <w:rFonts w:ascii="Arial" w:cs="Arial" w:eastAsia="Arial" w:hAnsi="Arial"/>
@@ -7450,7 +7450,7 @@
               <w:spacing w:after="10" w:before="0"/>
               <w:ind w:left="120"/>
             </w:pPr>
-            <w:hyperlink w:history="1" r:id="rIdxnmlowkkbmbcxrq3kyvcf">
+            <w:hyperlink w:history="1" r:id="rIdjz-kacarxungunnngkmie">
               <w:r>
                 <w:rPr>
                   <w:rFonts w:ascii="Arial" w:cs="Arial" w:eastAsia="Arial" w:hAnsi="Arial"/>
@@ -7495,7 +7495,7 @@
             <w:pPr>
               <w:spacing w:after="20" w:before="0"/>
             </w:pPr>
-            <w:hyperlink w:history="1" r:id="rIdttlg4pm2rqxy4b_ahjgqo">
+            <w:hyperlink w:history="1" r:id="rIdekekp7gxxsfnwvqemyvfy">
               <w:r>
                 <w:rPr>
                   <w:rFonts w:ascii="Arial" w:cs="Arial" w:eastAsia="Arial" w:hAnsi="Arial"/>
@@ -7544,7 +7544,7 @@
               <w:spacing w:after="10" w:before="0"/>
               <w:ind w:left="120"/>
             </w:pPr>
-            <w:hyperlink w:history="1" r:id="rIdhx3-krurd06wjgkitjct6">
+            <w:hyperlink w:history="1" r:id="rIdrk-auoeikxj4jxkjxuxhr">
               <w:r>
                 <w:rPr>
                   <w:rFonts w:ascii="Arial" w:cs="Arial" w:eastAsia="Arial" w:hAnsi="Arial"/>
@@ -7739,7 +7739,7 @@
             <w:pPr>
               <w:spacing w:after="20" w:before="0"/>
             </w:pPr>
-            <w:hyperlink w:history="1" r:id="rId_gs8c346asirgvfekqrbv">
+            <w:hyperlink w:history="1" r:id="rIdmkrmpjayx_v8zejcyvbj7">
               <w:r>
                 <w:rPr>
                   <w:rFonts w:ascii="Arial" w:cs="Arial" w:eastAsia="Arial" w:hAnsi="Arial"/>
@@ -7772,7 +7772,7 @@
               <w:spacing w:after="10" w:before="0"/>
               <w:ind w:left="120"/>
             </w:pPr>
-            <w:hyperlink w:history="1" r:id="rIdbfg49xcy0ewzmi-lou6pu">
+            <w:hyperlink w:history="1" r:id="rIdz7ulgpyqvoijavgbhhmay">
               <w:r>
                 <w:rPr>
                   <w:rFonts w:ascii="Arial" w:cs="Arial" w:eastAsia="Arial" w:hAnsi="Arial"/>
@@ -7817,7 +7817,7 @@
             <w:pPr>
               <w:spacing w:after="20" w:before="0"/>
             </w:pPr>
-            <w:hyperlink w:history="1" r:id="rIdwmdvtzixcizcqcruxxfwx">
+            <w:hyperlink w:history="1" r:id="rIdkymcm04sgacaf-xtu0q3p">
               <w:r>
                 <w:rPr>
                   <w:rFonts w:ascii="Arial" w:cs="Arial" w:eastAsia="Arial" w:hAnsi="Arial"/>
@@ -7866,7 +7866,7 @@
               <w:spacing w:after="10" w:before="0"/>
               <w:ind w:left="120"/>
             </w:pPr>
-            <w:hyperlink w:history="1" r:id="rIdwvs1zplv0u746sr1640rc">
+            <w:hyperlink w:history="1" r:id="rIdqupbmlcwdyp_3t0b9mah0">
               <w:r>
                 <w:rPr>
                   <w:rFonts w:ascii="Arial" w:cs="Arial" w:eastAsia="Arial" w:hAnsi="Arial"/>
@@ -8378,7 +8378,7 @@
         </w:rPr>
         <w:t xml:space="preserve">© 2026 SeaVuria and ARES. Aligned with KICD objectives. Developed by SeaVuria; technical implementation by ARES (with AI assistance from Claude). Licensed under </w:t>
       </w:r>
-      <w:hyperlink w:history="1" r:id="rIdux3dtjzrh6de1in9mdfa7">
+      <w:hyperlink w:history="1" r:id="rIdwaohs_lq7usxtbrchtllt">
         <w:r>
           <w:rPr>
             <w:rFonts w:ascii="Arial" w:cs="Arial" w:eastAsia="Arial" w:hAnsi="Arial"/>
@@ -8399,7 +8399,7 @@
         </w:rPr>
         <w:t xml:space="preserve"> (</w:t>
       </w:r>
-      <w:hyperlink w:history="1" r:id="rIdyiexl1wqzcoj_7hyqktuc">
+      <w:hyperlink w:history="1" r:id="rIdtlyrvhs6utc1t0ymoqofo">
         <w:r>
           <w:rPr>
             <w:rFonts w:ascii="Arial" w:cs="Arial" w:eastAsia="Arial" w:hAnsi="Arial"/>
@@ -9412,7 +9412,7 @@
             <w:pPr>
               <w:spacing w:after="20" w:before="0"/>
             </w:pPr>
-            <w:hyperlink w:history="1" r:id="rIdqkefihvakr-wrc2rl7-px">
+            <w:hyperlink w:history="1" r:id="rIdg1nxx4lxzlqxgcd7uowjc">
               <w:r>
                 <w:rPr>
                   <w:rFonts w:ascii="Arial" w:cs="Arial" w:eastAsia="Arial" w:hAnsi="Arial"/>
@@ -9445,7 +9445,7 @@
               <w:spacing w:after="10" w:before="0"/>
               <w:ind w:left="120"/>
             </w:pPr>
-            <w:hyperlink w:history="1" r:id="rIdu0lvqkgge9aan_jfgwpse">
+            <w:hyperlink w:history="1" r:id="rIdvxjxghcrdokhl5ekpeph4">
               <w:r>
                 <w:rPr>
                   <w:rFonts w:ascii="Arial" w:cs="Arial" w:eastAsia="Arial" w:hAnsi="Arial"/>
@@ -9490,7 +9490,7 @@
             <w:pPr>
               <w:spacing w:after="20" w:before="0"/>
             </w:pPr>
-            <w:hyperlink w:history="1" r:id="rId6uileaoy4lcfouzwteupw">
+            <w:hyperlink w:history="1" r:id="rId3aryy1xo2ow7-dqtichea">
               <w:r>
                 <w:rPr>
                   <w:rFonts w:ascii="Arial" w:cs="Arial" w:eastAsia="Arial" w:hAnsi="Arial"/>
@@ -9523,7 +9523,7 @@
               <w:spacing w:after="10" w:before="0"/>
               <w:ind w:left="120"/>
             </w:pPr>
-            <w:hyperlink w:history="1" r:id="rIdswz43vuyyvsnnwc8yyvwt">
+            <w:hyperlink w:history="1" r:id="rIdzv5jslmvyqegvf-voexkr">
               <w:r>
                 <w:rPr>
                   <w:rFonts w:ascii="Arial" w:cs="Arial" w:eastAsia="Arial" w:hAnsi="Arial"/>
@@ -9718,7 +9718,7 @@
             <w:pPr>
               <w:spacing w:after="20" w:before="0"/>
             </w:pPr>
-            <w:hyperlink w:history="1" r:id="rIddbybroszkbxawbslqq8lr">
+            <w:hyperlink w:history="1" r:id="rIdmmvrrffwt9nd1tkhh_nat">
               <w:r>
                 <w:rPr>
                   <w:rFonts w:ascii="Arial" w:cs="Arial" w:eastAsia="Arial" w:hAnsi="Arial"/>
@@ -9751,7 +9751,7 @@
               <w:spacing w:after="10" w:before="0"/>
               <w:ind w:left="120"/>
             </w:pPr>
-            <w:hyperlink w:history="1" r:id="rIdpx-g_snai_nnxi-jw59nk">
+            <w:hyperlink w:history="1" r:id="rIdtosrq0-qz1nmowcho--jx">
               <w:r>
                 <w:rPr>
                   <w:rFonts w:ascii="Arial" w:cs="Arial" w:eastAsia="Arial" w:hAnsi="Arial"/>
@@ -9796,7 +9796,7 @@
             <w:pPr>
               <w:spacing w:after="20" w:before="0"/>
             </w:pPr>
-            <w:hyperlink w:history="1" r:id="rIdapkgjehrwqn_byv5nqatd">
+            <w:hyperlink w:history="1" r:id="rIdapeloabcs_uwh_wdgrwmf">
               <w:r>
                 <w:rPr>
                   <w:rFonts w:ascii="Arial" w:cs="Arial" w:eastAsia="Arial" w:hAnsi="Arial"/>
@@ -9829,7 +9829,7 @@
               <w:spacing w:after="10" w:before="0"/>
               <w:ind w:left="120"/>
             </w:pPr>
-            <w:hyperlink w:history="1" r:id="rIddoqtahtd97b514bdd4f1u">
+            <w:hyperlink w:history="1" r:id="rIdr_epxtyqgdpvehmtz9fsc">
               <w:r>
                 <w:rPr>
                   <w:rFonts w:ascii="Arial" w:cs="Arial" w:eastAsia="Arial" w:hAnsi="Arial"/>
@@ -10024,7 +10024,7 @@
             <w:pPr>
               <w:spacing w:after="20" w:before="0"/>
             </w:pPr>
-            <w:hyperlink w:history="1" r:id="rIdegfnqrbidtlbtdpmszcu6">
+            <w:hyperlink w:history="1" r:id="rIdan1ufbf0zq5lrkz-i6yg_">
               <w:r>
                 <w:rPr>
                   <w:rFonts w:ascii="Arial" w:cs="Arial" w:eastAsia="Arial" w:hAnsi="Arial"/>
@@ -10073,7 +10073,7 @@
               <w:spacing w:after="10" w:before="0"/>
               <w:ind w:left="120"/>
             </w:pPr>
-            <w:hyperlink w:history="1" r:id="rIdbp1-dgptkjqecqy3qerc3">
+            <w:hyperlink w:history="1" r:id="rId3jkcu82czvhf222lpy5ta">
               <w:r>
                 <w:rPr>
                   <w:rFonts w:ascii="Arial" w:cs="Arial" w:eastAsia="Arial" w:hAnsi="Arial"/>
@@ -10118,7 +10118,7 @@
             <w:pPr>
               <w:spacing w:after="20" w:before="0"/>
             </w:pPr>
-            <w:hyperlink w:history="1" r:id="rId0fsabhneu3yd6amfp5gtc">
+            <w:hyperlink w:history="1" r:id="rIdtld7pxtth0swznwp3a1k7">
               <w:r>
                 <w:rPr>
                   <w:rFonts w:ascii="Arial" w:cs="Arial" w:eastAsia="Arial" w:hAnsi="Arial"/>
@@ -10151,7 +10151,7 @@
               <w:spacing w:after="10" w:before="0"/>
               <w:ind w:left="120"/>
             </w:pPr>
-            <w:hyperlink w:history="1" r:id="rIdkxsfg_wr-p2cx547vu3pg">
+            <w:hyperlink w:history="1" r:id="rIdzkr8gsnjg0r83qy1q7vda">
               <w:r>
                 <w:rPr>
                   <w:rFonts w:ascii="Arial" w:cs="Arial" w:eastAsia="Arial" w:hAnsi="Arial"/>
@@ -10346,7 +10346,7 @@
             <w:pPr>
               <w:spacing w:after="20" w:before="0"/>
             </w:pPr>
-            <w:hyperlink w:history="1" r:id="rIdnn-mdvuy7uzer9cko1ioj">
+            <w:hyperlink w:history="1" r:id="rId6pongtmwqpb6_c3p9m01b">
               <w:r>
                 <w:rPr>
                   <w:rFonts w:ascii="Arial" w:cs="Arial" w:eastAsia="Arial" w:hAnsi="Arial"/>
@@ -10395,7 +10395,7 @@
               <w:spacing w:after="10" w:before="0"/>
               <w:ind w:left="120"/>
             </w:pPr>
-            <w:hyperlink w:history="1" r:id="rIdc2oh_czhdctp3ql40qqcs">
+            <w:hyperlink w:history="1" r:id="rId1bc4rimzaulnar92ddwgk">
               <w:r>
                 <w:rPr>
                   <w:rFonts w:ascii="Arial" w:cs="Arial" w:eastAsia="Arial" w:hAnsi="Arial"/>
@@ -10440,7 +10440,7 @@
             <w:pPr>
               <w:spacing w:after="20" w:before="0"/>
             </w:pPr>
-            <w:hyperlink w:history="1" r:id="rIdwys7gmt3g7dqjwbdq3amd">
+            <w:hyperlink w:history="1" r:id="rIdi5ch65zhv7xk6_2lpwqei">
               <w:r>
                 <w:rPr>
                   <w:rFonts w:ascii="Arial" w:cs="Arial" w:eastAsia="Arial" w:hAnsi="Arial"/>
@@ -10473,7 +10473,7 @@
               <w:spacing w:after="10" w:before="0"/>
               <w:ind w:left="120"/>
             </w:pPr>
-            <w:hyperlink w:history="1" r:id="rIdm1ogb5uf2ncbzz7aphibb">
+            <w:hyperlink w:history="1" r:id="rIdafg_x24mohbzz4o-uirvn">
               <w:r>
                 <w:rPr>
                   <w:rFonts w:ascii="Arial" w:cs="Arial" w:eastAsia="Arial" w:hAnsi="Arial"/>
@@ -10668,7 +10668,7 @@
             <w:pPr>
               <w:spacing w:after="20" w:before="0"/>
             </w:pPr>
-            <w:hyperlink w:history="1" r:id="rIdd24bdepcx6uinva3sbune">
+            <w:hyperlink w:history="1" r:id="rIdel_nkh1ncts-4fwzzti1x">
               <w:r>
                 <w:rPr>
                   <w:rFonts w:ascii="Arial" w:cs="Arial" w:eastAsia="Arial" w:hAnsi="Arial"/>
@@ -10717,7 +10717,7 @@
               <w:spacing w:after="10" w:before="0"/>
               <w:ind w:left="120"/>
             </w:pPr>
-            <w:hyperlink w:history="1" r:id="rId-ftowr6rbd8gwrw3bs88j">
+            <w:hyperlink w:history="1" r:id="rIdxduov5zrpz0fisi4kwkbd">
               <w:r>
                 <w:rPr>
                   <w:rFonts w:ascii="Arial" w:cs="Arial" w:eastAsia="Arial" w:hAnsi="Arial"/>
@@ -10762,7 +10762,7 @@
             <w:pPr>
               <w:spacing w:after="20" w:before="0"/>
             </w:pPr>
-            <w:hyperlink w:history="1" r:id="rIdamxge_e2bi6cveduqhgi7">
+            <w:hyperlink w:history="1" r:id="rIdvn1u2zkjfe-hwb83jiadh">
               <w:r>
                 <w:rPr>
                   <w:rFonts w:ascii="Arial" w:cs="Arial" w:eastAsia="Arial" w:hAnsi="Arial"/>
@@ -10811,7 +10811,7 @@
               <w:spacing w:after="10" w:before="0"/>
               <w:ind w:left="120"/>
             </w:pPr>
-            <w:hyperlink w:history="1" r:id="rIduw60xq9a2qy-y-br7jmtw">
+            <w:hyperlink w:history="1" r:id="rId2hliqrpfkp5148_gz8kpr">
               <w:r>
                 <w:rPr>
                   <w:rFonts w:ascii="Arial" w:cs="Arial" w:eastAsia="Arial" w:hAnsi="Arial"/>
@@ -11323,7 +11323,7 @@
         </w:rPr>
         <w:t xml:space="preserve">© 2026 SeaVuria and ARES. Aligned with KICD objectives. Developed by SeaVuria; technical implementation by ARES (with AI assistance from Claude). Licensed under </w:t>
       </w:r>
-      <w:hyperlink w:history="1" r:id="rIdk2nqankihe8hjfeyhzxxw">
+      <w:hyperlink w:history="1" r:id="rIdz97dhafbuywtgs1ilesyk">
         <w:r>
           <w:rPr>
             <w:rFonts w:ascii="Arial" w:cs="Arial" w:eastAsia="Arial" w:hAnsi="Arial"/>
@@ -11344,7 +11344,7 @@
         </w:rPr>
         <w:t xml:space="preserve"> (</w:t>
       </w:r>
-      <w:hyperlink w:history="1" r:id="rId3zo-c36j1xno0sopsaezn">
+      <w:hyperlink w:history="1" r:id="rIdmekdsqalcqughee_o4tvs">
         <w:r>
           <w:rPr>
             <w:rFonts w:ascii="Arial" w:cs="Arial" w:eastAsia="Arial" w:hAnsi="Arial"/>
@@ -12357,7 +12357,7 @@
             <w:pPr>
               <w:spacing w:after="20" w:before="0"/>
             </w:pPr>
-            <w:hyperlink w:history="1" r:id="rIdqeu8uo9br8scwewlkesto">
+            <w:hyperlink w:history="1" r:id="rIdo7yfoci6hcxsehygmq6zc">
               <w:r>
                 <w:rPr>
                   <w:rFonts w:ascii="Arial" w:cs="Arial" w:eastAsia="Arial" w:hAnsi="Arial"/>
@@ -12390,7 +12390,7 @@
               <w:spacing w:after="10" w:before="0"/>
               <w:ind w:left="120"/>
             </w:pPr>
-            <w:hyperlink w:history="1" r:id="rIdfehhwxfnvlp4opaseb9ha">
+            <w:hyperlink w:history="1" r:id="rIdeuo9cikwlxk6jqzq0hmbs">
               <w:r>
                 <w:rPr>
                   <w:rFonts w:ascii="Arial" w:cs="Arial" w:eastAsia="Arial" w:hAnsi="Arial"/>
@@ -12435,7 +12435,7 @@
             <w:pPr>
               <w:spacing w:after="20" w:before="0"/>
             </w:pPr>
-            <w:hyperlink w:history="1" r:id="rIdje66afqnueyd2iirohq3n">
+            <w:hyperlink w:history="1" r:id="rIdgliowvxp2c-zvcbe-vic2">
               <w:r>
                 <w:rPr>
                   <w:rFonts w:ascii="Arial" w:cs="Arial" w:eastAsia="Arial" w:hAnsi="Arial"/>
@@ -12468,7 +12468,7 @@
               <w:spacing w:after="10" w:before="0"/>
               <w:ind w:left="120"/>
             </w:pPr>
-            <w:hyperlink w:history="1" r:id="rIdtnhtzqmfdqmipd7h8gm39">
+            <w:hyperlink w:history="1" r:id="rIderlbzixvtme4zdolm2b8r">
               <w:r>
                 <w:rPr>
                   <w:rFonts w:ascii="Arial" w:cs="Arial" w:eastAsia="Arial" w:hAnsi="Arial"/>
@@ -12663,7 +12663,7 @@
             <w:pPr>
               <w:spacing w:after="20" w:before="0"/>
             </w:pPr>
-            <w:hyperlink w:history="1" r:id="rIdfnqnvhwbpuzawfvpe4udy">
+            <w:hyperlink w:history="1" r:id="rId0mtdt915_mp42yidlnn4m">
               <w:r>
                 <w:rPr>
                   <w:rFonts w:ascii="Arial" w:cs="Arial" w:eastAsia="Arial" w:hAnsi="Arial"/>
@@ -12696,7 +12696,7 @@
               <w:spacing w:after="10" w:before="0"/>
               <w:ind w:left="120"/>
             </w:pPr>
-            <w:hyperlink w:history="1" r:id="rIdxbt7h7gwphgp90t1vsbyp">
+            <w:hyperlink w:history="1" r:id="rIdu6qudni5aasxy4d6xlcxd">
               <w:r>
                 <w:rPr>
                   <w:rFonts w:ascii="Arial" w:cs="Arial" w:eastAsia="Arial" w:hAnsi="Arial"/>
@@ -12741,7 +12741,7 @@
             <w:pPr>
               <w:spacing w:after="20" w:before="0"/>
             </w:pPr>
-            <w:hyperlink w:history="1" r:id="rIdluv6fixa9vkbys9ksvvvy">
+            <w:hyperlink w:history="1" r:id="rIdmplbq_qpgpjfkaffu4va9">
               <w:r>
                 <w:rPr>
                   <w:rFonts w:ascii="Arial" w:cs="Arial" w:eastAsia="Arial" w:hAnsi="Arial"/>
@@ -12774,7 +12774,7 @@
               <w:spacing w:after="10" w:before="0"/>
               <w:ind w:left="120"/>
             </w:pPr>
-            <w:hyperlink w:history="1" r:id="rIdzjpmze_1z2hyqrpffyhqb">
+            <w:hyperlink w:history="1" r:id="rIdxvctbjqy4cwfkcwzmwg__">
               <w:r>
                 <w:rPr>
                   <w:rFonts w:ascii="Arial" w:cs="Arial" w:eastAsia="Arial" w:hAnsi="Arial"/>
@@ -12969,7 +12969,7 @@
             <w:pPr>
               <w:spacing w:after="20" w:before="0"/>
             </w:pPr>
-            <w:hyperlink w:history="1" r:id="rIdwexz8tqjq8vgxojphdcqq">
+            <w:hyperlink w:history="1" r:id="rId7maegwj6padnq-8jkimdk">
               <w:r>
                 <w:rPr>
                   <w:rFonts w:ascii="Arial" w:cs="Arial" w:eastAsia="Arial" w:hAnsi="Arial"/>
@@ -13018,7 +13018,7 @@
               <w:spacing w:after="10" w:before="0"/>
               <w:ind w:left="120"/>
             </w:pPr>
-            <w:hyperlink w:history="1" r:id="rIdla460ogfc7wpx1exmpojf">
+            <w:hyperlink w:history="1" r:id="rIdxg3v8nglou5kkftq6fs45">
               <w:r>
                 <w:rPr>
                   <w:rFonts w:ascii="Arial" w:cs="Arial" w:eastAsia="Arial" w:hAnsi="Arial"/>
@@ -13063,7 +13063,7 @@
             <w:pPr>
               <w:spacing w:after="20" w:before="0"/>
             </w:pPr>
-            <w:hyperlink w:history="1" r:id="rIdgrzjhir7uhmk3lwyuqe3g">
+            <w:hyperlink w:history="1" r:id="rIduvpzcf27omaxlnui7nsnu">
               <w:r>
                 <w:rPr>
                   <w:rFonts w:ascii="Arial" w:cs="Arial" w:eastAsia="Arial" w:hAnsi="Arial"/>
@@ -13112,7 +13112,7 @@
               <w:spacing w:after="10" w:before="0"/>
               <w:ind w:left="120"/>
             </w:pPr>
-            <w:hyperlink w:history="1" r:id="rId3ybbptb8eqwqchfvj6ii4">
+            <w:hyperlink w:history="1" r:id="rIde68ltvw527ddieolh7kwu">
               <w:r>
                 <w:rPr>
                   <w:rFonts w:ascii="Arial" w:cs="Arial" w:eastAsia="Arial" w:hAnsi="Arial"/>
@@ -13307,7 +13307,7 @@
             <w:pPr>
               <w:spacing w:after="20" w:before="0"/>
             </w:pPr>
-            <w:hyperlink w:history="1" r:id="rIdypamk8jhyrn1pl1_nfd0t">
+            <w:hyperlink w:history="1" r:id="rIdzg_qol6t-4poepxgblenl">
               <w:r>
                 <w:rPr>
                   <w:rFonts w:ascii="Arial" w:cs="Arial" w:eastAsia="Arial" w:hAnsi="Arial"/>
@@ -13356,7 +13356,7 @@
               <w:spacing w:after="10" w:before="0"/>
               <w:ind w:left="120"/>
             </w:pPr>
-            <w:hyperlink w:history="1" r:id="rIdl4jo8ncso27nvscoxeoji">
+            <w:hyperlink w:history="1" r:id="rId3gmyx9digvs7zgryj7xqv">
               <w:r>
                 <w:rPr>
                   <w:rFonts w:ascii="Arial" w:cs="Arial" w:eastAsia="Arial" w:hAnsi="Arial"/>
@@ -13401,7 +13401,7 @@
             <w:pPr>
               <w:spacing w:after="20" w:before="0"/>
             </w:pPr>
-            <w:hyperlink w:history="1" r:id="rIduypgvv4zar6rjnmov9vwl">
+            <w:hyperlink w:history="1" r:id="rId2_kojwvvliaxs9hbpr8z9">
               <w:r>
                 <w:rPr>
                   <w:rFonts w:ascii="Arial" w:cs="Arial" w:eastAsia="Arial" w:hAnsi="Arial"/>
@@ -13450,7 +13450,7 @@
               <w:spacing w:after="10" w:before="0"/>
               <w:ind w:left="120"/>
             </w:pPr>
-            <w:hyperlink w:history="1" r:id="rId-n35c7h-ozkh5amu_ja8e">
+            <w:hyperlink w:history="1" r:id="rIdztay0xnsk4dmqg2_b2rlh">
               <w:r>
                 <w:rPr>
                   <w:rFonts w:ascii="Arial" w:cs="Arial" w:eastAsia="Arial" w:hAnsi="Arial"/>
@@ -13645,7 +13645,7 @@
             <w:pPr>
               <w:spacing w:after="20" w:before="0"/>
             </w:pPr>
-            <w:hyperlink w:history="1" r:id="rIdqsdtqkdqz0pl2qeye-elu">
+            <w:hyperlink w:history="1" r:id="rIdhasqelfgfjp6xvwnq9-r2">
               <w:r>
                 <w:rPr>
                   <w:rFonts w:ascii="Arial" w:cs="Arial" w:eastAsia="Arial" w:hAnsi="Arial"/>
@@ -13694,7 +13694,7 @@
               <w:spacing w:after="10" w:before="0"/>
               <w:ind w:left="120"/>
             </w:pPr>
-            <w:hyperlink w:history="1" r:id="rIdekeihv6e3onwgyklusaqb">
+            <w:hyperlink w:history="1" r:id="rIdto2gamiet7kxawtoruj5h">
               <w:r>
                 <w:rPr>
                   <w:rFonts w:ascii="Arial" w:cs="Arial" w:eastAsia="Arial" w:hAnsi="Arial"/>
@@ -13739,7 +13739,7 @@
             <w:pPr>
               <w:spacing w:after="20" w:before="0"/>
             </w:pPr>
-            <w:hyperlink w:history="1" r:id="rIdvqyhguyamv61gp56j4kbo">
+            <w:hyperlink w:history="1" r:id="rIdt45exe9ciq9rnzkr-hy18">
               <w:r>
                 <w:rPr>
                   <w:rFonts w:ascii="Arial" w:cs="Arial" w:eastAsia="Arial" w:hAnsi="Arial"/>
@@ -13788,7 +13788,7 @@
               <w:spacing w:after="10" w:before="0"/>
               <w:ind w:left="120"/>
             </w:pPr>
-            <w:hyperlink w:history="1" r:id="rIdjk86vqaqj0wv_mweckuml">
+            <w:hyperlink w:history="1" r:id="rId_xlz9e4tzldzmcwtqeaw-">
               <w:r>
                 <w:rPr>
                   <w:rFonts w:ascii="Arial" w:cs="Arial" w:eastAsia="Arial" w:hAnsi="Arial"/>
@@ -14300,7 +14300,7 @@
         </w:rPr>
         <w:t xml:space="preserve">© 2026 SeaVuria and ARES. Aligned with KICD objectives. Developed by SeaVuria; technical implementation by ARES (with AI assistance from Claude). Licensed under </w:t>
       </w:r>
-      <w:hyperlink w:history="1" r:id="rIdc7l9_7cxqyowm7iivrflr">
+      <w:hyperlink w:history="1" r:id="rIdz09yuy1k9qtcionqcenoz">
         <w:r>
           <w:rPr>
             <w:rFonts w:ascii="Arial" w:cs="Arial" w:eastAsia="Arial" w:hAnsi="Arial"/>
@@ -14321,7 +14321,7 @@
         </w:rPr>
         <w:t xml:space="preserve"> (</w:t>
       </w:r>
-      <w:hyperlink w:history="1" r:id="rId90zmio-2qvohgr8lbfpvp">
+      <w:hyperlink w:history="1" r:id="rIdqwf4v5aoyelgiomjijpxa">
         <w:r>
           <w:rPr>
             <w:rFonts w:ascii="Arial" w:cs="Arial" w:eastAsia="Arial" w:hAnsi="Arial"/>
@@ -15553,7 +15553,7 @@
             <w:pPr>
               <w:spacing w:after="20" w:before="0"/>
             </w:pPr>
-            <w:hyperlink w:history="1" r:id="rId1anzvvr5c7sxlzznrf7sg">
+            <w:hyperlink w:history="1" r:id="rIdgmbheoqhov4q5ebswmc35">
               <w:r>
                 <w:rPr>
                   <w:rFonts w:ascii="Arial" w:cs="Arial" w:eastAsia="Arial" w:hAnsi="Arial"/>
@@ -15586,7 +15586,7 @@
               <w:spacing w:after="10" w:before="0"/>
               <w:ind w:left="120"/>
             </w:pPr>
-            <w:hyperlink w:history="1" r:id="rIdmqd-fqk1glkofkzoud0xv">
+            <w:hyperlink w:history="1" r:id="rIdk_nikzaoidgtcud8trp3c">
               <w:r>
                 <w:rPr>
                   <w:rFonts w:ascii="Arial" w:cs="Arial" w:eastAsia="Arial" w:hAnsi="Arial"/>
@@ -15631,7 +15631,7 @@
             <w:pPr>
               <w:spacing w:after="20" w:before="0"/>
             </w:pPr>
-            <w:hyperlink w:history="1" r:id="rIde-hrcjvjuqpz9jgzujeue">
+            <w:hyperlink w:history="1" r:id="rIdz3zebxzractkggfousckl">
               <w:r>
                 <w:rPr>
                   <w:rFonts w:ascii="Arial" w:cs="Arial" w:eastAsia="Arial" w:hAnsi="Arial"/>
@@ -15664,7 +15664,7 @@
               <w:spacing w:after="10" w:before="0"/>
               <w:ind w:left="120"/>
             </w:pPr>
-            <w:hyperlink w:history="1" r:id="rIdodfvuw70b8cvhvvpuvthj">
+            <w:hyperlink w:history="1" r:id="rIdioyvyijw8vagle3bw_7ya">
               <w:r>
                 <w:rPr>
                   <w:rFonts w:ascii="Arial" w:cs="Arial" w:eastAsia="Arial" w:hAnsi="Arial"/>
@@ -15859,7 +15859,7 @@
             <w:pPr>
               <w:spacing w:after="20" w:before="0"/>
             </w:pPr>
-            <w:hyperlink w:history="1" r:id="rIdog49kncl-dqncldeg4wkr">
+            <w:hyperlink w:history="1" r:id="rIdqjvey3ueqkkvb2ja35qfe">
               <w:r>
                 <w:rPr>
                   <w:rFonts w:ascii="Arial" w:cs="Arial" w:eastAsia="Arial" w:hAnsi="Arial"/>
@@ -15892,7 +15892,7 @@
               <w:spacing w:after="10" w:before="0"/>
               <w:ind w:left="120"/>
             </w:pPr>
-            <w:hyperlink w:history="1" r:id="rIdt4r2dtncozbajtekcfivz">
+            <w:hyperlink w:history="1" r:id="rIdqlu3goxursgrqhgwviutf">
               <w:r>
                 <w:rPr>
                   <w:rFonts w:ascii="Arial" w:cs="Arial" w:eastAsia="Arial" w:hAnsi="Arial"/>
@@ -15937,7 +15937,7 @@
             <w:pPr>
               <w:spacing w:after="20" w:before="0"/>
             </w:pPr>
-            <w:hyperlink w:history="1" r:id="rIdbitlys0ff7veipbdnwo25">
+            <w:hyperlink w:history="1" r:id="rIdfievpu3-jgf-0pzocwgmh">
               <w:r>
                 <w:rPr>
                   <w:rFonts w:ascii="Arial" w:cs="Arial" w:eastAsia="Arial" w:hAnsi="Arial"/>
@@ -15970,7 +15970,7 @@
               <w:spacing w:after="10" w:before="0"/>
               <w:ind w:left="120"/>
             </w:pPr>
-            <w:hyperlink w:history="1" r:id="rIdxemoinnwaua3gp6ojfsaq">
+            <w:hyperlink w:history="1" r:id="rIdidsmefakc0-e4k19idsgs">
               <w:r>
                 <w:rPr>
                   <w:rFonts w:ascii="Arial" w:cs="Arial" w:eastAsia="Arial" w:hAnsi="Arial"/>
@@ -16165,7 +16165,7 @@
             <w:pPr>
               <w:spacing w:after="20" w:before="0"/>
             </w:pPr>
-            <w:hyperlink w:history="1" r:id="rIdgx22yt0adghijxj27vqwm">
+            <w:hyperlink w:history="1" r:id="rIdomqitdkfbbywn7pgy0zam">
               <w:r>
                 <w:rPr>
                   <w:rFonts w:ascii="Arial" w:cs="Arial" w:eastAsia="Arial" w:hAnsi="Arial"/>
@@ -16198,7 +16198,7 @@
               <w:spacing w:after="10" w:before="0"/>
               <w:ind w:left="120"/>
             </w:pPr>
-            <w:hyperlink w:history="1" r:id="rIdyjtpdvtl04ilptx_mqfb8">
+            <w:hyperlink w:history="1" r:id="rIdvwfu8irfkttwbiwolgfho">
               <w:r>
                 <w:rPr>
                   <w:rFonts w:ascii="Arial" w:cs="Arial" w:eastAsia="Arial" w:hAnsi="Arial"/>
@@ -16243,7 +16243,7 @@
             <w:pPr>
               <w:spacing w:after="20" w:before="0"/>
             </w:pPr>
-            <w:hyperlink w:history="1" r:id="rIdpvlggtli47y02ekq_3tev">
+            <w:hyperlink w:history="1" r:id="rIdb-fstfq3dwfojkxeyvdgu">
               <w:r>
                 <w:rPr>
                   <w:rFonts w:ascii="Arial" w:cs="Arial" w:eastAsia="Arial" w:hAnsi="Arial"/>
@@ -16292,7 +16292,7 @@
               <w:spacing w:after="10" w:before="0"/>
               <w:ind w:left="120"/>
             </w:pPr>
-            <w:hyperlink w:history="1" r:id="rIdvirmhqdzojwu0wuoflcdb">
+            <w:hyperlink w:history="1" r:id="rId1itrpzo7oxvdcbjece3om">
               <w:r>
                 <w:rPr>
                   <w:rFonts w:ascii="Arial" w:cs="Arial" w:eastAsia="Arial" w:hAnsi="Arial"/>
@@ -16487,7 +16487,7 @@
             <w:pPr>
               <w:spacing w:after="20" w:before="0"/>
             </w:pPr>
-            <w:hyperlink w:history="1" r:id="rIdpmfuej26ngtnttdggoni9">
+            <w:hyperlink w:history="1" r:id="rIduukoo5gkd3egrrip03n1x">
               <w:r>
                 <w:rPr>
                   <w:rFonts w:ascii="Arial" w:cs="Arial" w:eastAsia="Arial" w:hAnsi="Arial"/>
@@ -16520,7 +16520,7 @@
               <w:spacing w:after="10" w:before="0"/>
               <w:ind w:left="120"/>
             </w:pPr>
-            <w:hyperlink w:history="1" r:id="rIdf8ibakoyvxptpqp6t-l1w">
+            <w:hyperlink w:history="1" r:id="rIdtejv3vfeixy_vqh5mqrbu">
               <w:r>
                 <w:rPr>
                   <w:rFonts w:ascii="Arial" w:cs="Arial" w:eastAsia="Arial" w:hAnsi="Arial"/>
@@ -16565,7 +16565,7 @@
             <w:pPr>
               <w:spacing w:after="20" w:before="0"/>
             </w:pPr>
-            <w:hyperlink w:history="1" r:id="rIdmtbh4v3aijsxekfmmky1y">
+            <w:hyperlink w:history="1" r:id="rIdm6w8p9j8vvg1omtnhu8ld">
               <w:r>
                 <w:rPr>
                   <w:rFonts w:ascii="Arial" w:cs="Arial" w:eastAsia="Arial" w:hAnsi="Arial"/>
@@ -16614,7 +16614,7 @@
               <w:spacing w:after="10" w:before="0"/>
               <w:ind w:left="120"/>
             </w:pPr>
-            <w:hyperlink w:history="1" r:id="rIdy-criowyxxovkup1xn9g0">
+            <w:hyperlink w:history="1" r:id="rId7glg05kamdwfvs6yjiyaf">
               <w:r>
                 <w:rPr>
                   <w:rFonts w:ascii="Arial" w:cs="Arial" w:eastAsia="Arial" w:hAnsi="Arial"/>
@@ -16809,7 +16809,7 @@
             <w:pPr>
               <w:spacing w:after="20" w:before="0"/>
             </w:pPr>
-            <w:hyperlink w:history="1" r:id="rIdxnqmqvpxj81vfsgnfnead">
+            <w:hyperlink w:history="1" r:id="rIdqbqdckygpm0qjzequdpit">
               <w:r>
                 <w:rPr>
                   <w:rFonts w:ascii="Arial" w:cs="Arial" w:eastAsia="Arial" w:hAnsi="Arial"/>
@@ -16858,7 +16858,7 @@
               <w:spacing w:after="10" w:before="0"/>
               <w:ind w:left="120"/>
             </w:pPr>
-            <w:hyperlink w:history="1" r:id="rIdtsjgkodf433luzusecys3">
+            <w:hyperlink w:history="1" r:id="rIdbjjqmm8jl_yu0v3zjcqvk">
               <w:r>
                 <w:rPr>
                   <w:rFonts w:ascii="Arial" w:cs="Arial" w:eastAsia="Arial" w:hAnsi="Arial"/>
@@ -16903,7 +16903,7 @@
             <w:pPr>
               <w:spacing w:after="20" w:before="0"/>
             </w:pPr>
-            <w:hyperlink w:history="1" r:id="rIdhyb6cemm47u3qflrxdxq3">
+            <w:hyperlink w:history="1" r:id="rIdojiayai5sxyffiefzxmxt">
               <w:r>
                 <w:rPr>
                   <w:rFonts w:ascii="Arial" w:cs="Arial" w:eastAsia="Arial" w:hAnsi="Arial"/>
@@ -16952,7 +16952,7 @@
               <w:spacing w:after="10" w:before="0"/>
               <w:ind w:left="120"/>
             </w:pPr>
-            <w:hyperlink w:history="1" r:id="rIdwz5oxoqyhbnbak07a6313">
+            <w:hyperlink w:history="1" r:id="rIdm97x_midrhg5jrecgmp6x">
               <w:r>
                 <w:rPr>
                   <w:rFonts w:ascii="Arial" w:cs="Arial" w:eastAsia="Arial" w:hAnsi="Arial"/>
@@ -17540,7 +17540,7 @@
         </w:rPr>
         <w:t xml:space="preserve">© 2026 SeaVuria and ARES. Aligned with KICD objectives. Developed by SeaVuria; technical implementation by ARES (with AI assistance from Claude). Licensed under </w:t>
       </w:r>
-      <w:hyperlink w:history="1" r:id="rIdvrccunlsfugodcti-j34x">
+      <w:hyperlink w:history="1" r:id="rIds2pl1rjqncucys24cifcp">
         <w:r>
           <w:rPr>
             <w:rFonts w:ascii="Arial" w:cs="Arial" w:eastAsia="Arial" w:hAnsi="Arial"/>
@@ -17561,7 +17561,7 @@
         </w:rPr>
         <w:t xml:space="preserve"> (</w:t>
       </w:r>
-      <w:hyperlink w:history="1" r:id="rId5hgun-wdbt_uvj1j4orir">
+      <w:hyperlink w:history="1" r:id="rId9-tiqpuzpxjh1yywywym1">
         <w:r>
           <w:rPr>
             <w:rFonts w:ascii="Arial" w:cs="Arial" w:eastAsia="Arial" w:hAnsi="Arial"/>
@@ -18574,7 +18574,7 @@
             <w:pPr>
               <w:spacing w:after="20" w:before="0"/>
             </w:pPr>
-            <w:hyperlink w:history="1" r:id="rIdsayr_68rgmc0gslhaddza">
+            <w:hyperlink w:history="1" r:id="rIdkbdkxrfvhf-ox8zdd5t0s">
               <w:r>
                 <w:rPr>
                   <w:rFonts w:ascii="Arial" w:cs="Arial" w:eastAsia="Arial" w:hAnsi="Arial"/>
@@ -18607,7 +18607,7 @@
               <w:spacing w:after="10" w:before="0"/>
               <w:ind w:left="120"/>
             </w:pPr>
-            <w:hyperlink w:history="1" r:id="rIdhn33e0scioohhdrs41t6g">
+            <w:hyperlink w:history="1" r:id="rIdykl--gyuvfvdbyuxqy9im">
               <w:r>
                 <w:rPr>
                   <w:rFonts w:ascii="Arial" w:cs="Arial" w:eastAsia="Arial" w:hAnsi="Arial"/>
@@ -18652,7 +18652,7 @@
             <w:pPr>
               <w:spacing w:after="20" w:before="0"/>
             </w:pPr>
-            <w:hyperlink w:history="1" r:id="rIduvd5zlbnweubdwg0fdn4v">
+            <w:hyperlink w:history="1" r:id="rIdr71qapfl-71ma7palu4tf">
               <w:r>
                 <w:rPr>
                   <w:rFonts w:ascii="Arial" w:cs="Arial" w:eastAsia="Arial" w:hAnsi="Arial"/>
@@ -18685,7 +18685,7 @@
               <w:spacing w:after="10" w:before="0"/>
               <w:ind w:left="120"/>
             </w:pPr>
-            <w:hyperlink w:history="1" r:id="rId_fsakhbwphyuakm554fbt">
+            <w:hyperlink w:history="1" r:id="rIdv336lswec-f8iae3not89">
               <w:r>
                 <w:rPr>
                   <w:rFonts w:ascii="Arial" w:cs="Arial" w:eastAsia="Arial" w:hAnsi="Arial"/>
@@ -18880,7 +18880,7 @@
             <w:pPr>
               <w:spacing w:after="20" w:before="0"/>
             </w:pPr>
-            <w:hyperlink w:history="1" r:id="rIdo9bgrbsa2fojnfp41r5xt">
+            <w:hyperlink w:history="1" r:id="rIdlrtnfstsw7bvlchzokgqq">
               <w:r>
                 <w:rPr>
                   <w:rFonts w:ascii="Arial" w:cs="Arial" w:eastAsia="Arial" w:hAnsi="Arial"/>
@@ -18913,7 +18913,7 @@
               <w:spacing w:after="10" w:before="0"/>
               <w:ind w:left="120"/>
             </w:pPr>
-            <w:hyperlink w:history="1" r:id="rIdmg9qhen2s6ay1gfwmpq39">
+            <w:hyperlink w:history="1" r:id="rIdylbnpoivlj6hrtcz5r_aq">
               <w:r>
                 <w:rPr>
                   <w:rFonts w:ascii="Arial" w:cs="Arial" w:eastAsia="Arial" w:hAnsi="Arial"/>
@@ -18958,7 +18958,7 @@
             <w:pPr>
               <w:spacing w:after="20" w:before="0"/>
             </w:pPr>
-            <w:hyperlink w:history="1" r:id="rIdychxhnh_pntj1cn7-mpoa">
+            <w:hyperlink w:history="1" r:id="rIdtw7uaoo0sh99aviifsec4">
               <w:r>
                 <w:rPr>
                   <w:rFonts w:ascii="Arial" w:cs="Arial" w:eastAsia="Arial" w:hAnsi="Arial"/>
@@ -18991,7 +18991,7 @@
               <w:spacing w:after="10" w:before="0"/>
               <w:ind w:left="120"/>
             </w:pPr>
-            <w:hyperlink w:history="1" r:id="rIddcsxdjor1axqk48q25oxl">
+            <w:hyperlink w:history="1" r:id="rIdylbzsrstl1zjrpowog_an">
               <w:r>
                 <w:rPr>
                   <w:rFonts w:ascii="Arial" w:cs="Arial" w:eastAsia="Arial" w:hAnsi="Arial"/>
@@ -19186,7 +19186,7 @@
             <w:pPr>
               <w:spacing w:after="20" w:before="0"/>
             </w:pPr>
-            <w:hyperlink w:history="1" r:id="rIdjlxwuimzmxleusyhhmsbm">
+            <w:hyperlink w:history="1" r:id="rIdacenndiukbhx3oh_okryh">
               <w:r>
                 <w:rPr>
                   <w:rFonts w:ascii="Arial" w:cs="Arial" w:eastAsia="Arial" w:hAnsi="Arial"/>
@@ -19219,7 +19219,7 @@
               <w:spacing w:after="10" w:before="0"/>
               <w:ind w:left="120"/>
             </w:pPr>
-            <w:hyperlink w:history="1" r:id="rIdpfe_pnzu_xd7zlsq1l9yv">
+            <w:hyperlink w:history="1" r:id="rId33jdyrsn0e-2julx6efd9">
               <w:r>
                 <w:rPr>
                   <w:rFonts w:ascii="Arial" w:cs="Arial" w:eastAsia="Arial" w:hAnsi="Arial"/>
@@ -19264,7 +19264,7 @@
             <w:pPr>
               <w:spacing w:after="20" w:before="0"/>
             </w:pPr>
-            <w:hyperlink w:history="1" r:id="rIdlkqgckyvzsbgc3tdqhicf">
+            <w:hyperlink w:history="1" r:id="rIdgs3uhlh6fkkhnjussedds">
               <w:r>
                 <w:rPr>
                   <w:rFonts w:ascii="Arial" w:cs="Arial" w:eastAsia="Arial" w:hAnsi="Arial"/>
@@ -19313,7 +19313,7 @@
               <w:spacing w:after="10" w:before="0"/>
               <w:ind w:left="120"/>
             </w:pPr>
-            <w:hyperlink w:history="1" r:id="rId-4c0ecihbotqfrrhlevar">
+            <w:hyperlink w:history="1" r:id="rIdjqw8zru-grwzkezsjzl5x">
               <w:r>
                 <w:rPr>
                   <w:rFonts w:ascii="Arial" w:cs="Arial" w:eastAsia="Arial" w:hAnsi="Arial"/>
@@ -19508,7 +19508,7 @@
             <w:pPr>
               <w:spacing w:after="20" w:before="0"/>
             </w:pPr>
-            <w:hyperlink w:history="1" r:id="rIdqylf7fvn-m7it9nqv5zvj">
+            <w:hyperlink w:history="1" r:id="rIdhyx_8x_vifubgb0dtan_c">
               <w:r>
                 <w:rPr>
                   <w:rFonts w:ascii="Arial" w:cs="Arial" w:eastAsia="Arial" w:hAnsi="Arial"/>
@@ -19541,7 +19541,7 @@
               <w:spacing w:after="10" w:before="0"/>
               <w:ind w:left="120"/>
             </w:pPr>
-            <w:hyperlink w:history="1" r:id="rId2bo12954tdcu4a61uq4rj">
+            <w:hyperlink w:history="1" r:id="rIdh-mohqk-afucrawmpyddp">
               <w:r>
                 <w:rPr>
                   <w:rFonts w:ascii="Arial" w:cs="Arial" w:eastAsia="Arial" w:hAnsi="Arial"/>
@@ -19586,7 +19586,7 @@
             <w:pPr>
               <w:spacing w:after="20" w:before="0"/>
             </w:pPr>
-            <w:hyperlink w:history="1" r:id="rIdjnejvlelfes7ururm2y6k">
+            <w:hyperlink w:history="1" r:id="rIdvnit4hnfjkumbk3ec8p11">
               <w:r>
                 <w:rPr>
                   <w:rFonts w:ascii="Arial" w:cs="Arial" w:eastAsia="Arial" w:hAnsi="Arial"/>
@@ -19635,7 +19635,7 @@
               <w:spacing w:after="10" w:before="0"/>
               <w:ind w:left="120"/>
             </w:pPr>
-            <w:hyperlink w:history="1" r:id="rIdfddbai0ks-u9m4npiv4ig">
+            <w:hyperlink w:history="1" r:id="rIdl2ecx9adw3qzknrncvtsl">
               <w:r>
                 <w:rPr>
                   <w:rFonts w:ascii="Arial" w:cs="Arial" w:eastAsia="Arial" w:hAnsi="Arial"/>
@@ -19830,7 +19830,7 @@
             <w:pPr>
               <w:spacing w:after="20" w:before="0"/>
             </w:pPr>
-            <w:hyperlink w:history="1" r:id="rIdiduhgeoa9ej2h1j_-39-w">
+            <w:hyperlink w:history="1" r:id="rId9mmbujsw0oeusooapyqlf">
               <w:r>
                 <w:rPr>
                   <w:rFonts w:ascii="Arial" w:cs="Arial" w:eastAsia="Arial" w:hAnsi="Arial"/>
@@ -19863,7 +19863,7 @@
               <w:spacing w:after="10" w:before="0"/>
               <w:ind w:left="120"/>
             </w:pPr>
-            <w:hyperlink w:history="1" r:id="rIdvjeaax7volvkk7zmxvwup">
+            <w:hyperlink w:history="1" r:id="rIdubxtitdg2kxs8r9b0mrbi">
               <w:r>
                 <w:rPr>
                   <w:rFonts w:ascii="Arial" w:cs="Arial" w:eastAsia="Arial" w:hAnsi="Arial"/>
@@ -19908,7 +19908,7 @@
             <w:pPr>
               <w:spacing w:after="20" w:before="0"/>
             </w:pPr>
-            <w:hyperlink w:history="1" r:id="rIdmn-tlukjfsrdzpq5bto4m">
+            <w:hyperlink w:history="1" r:id="rIdfun6shcdyptgewzjdw8rk">
               <w:r>
                 <w:rPr>
                   <w:rFonts w:ascii="Arial" w:cs="Arial" w:eastAsia="Arial" w:hAnsi="Arial"/>
@@ -19957,7 +19957,7 @@
               <w:spacing w:after="10" w:before="0"/>
               <w:ind w:left="120"/>
             </w:pPr>
-            <w:hyperlink w:history="1" r:id="rIdmhmrmszf9ztc1mh-zcezh">
+            <w:hyperlink w:history="1" r:id="rIdyjttms1xrah2j4tvwogls">
               <w:r>
                 <w:rPr>
                   <w:rFonts w:ascii="Arial" w:cs="Arial" w:eastAsia="Arial" w:hAnsi="Arial"/>
@@ -20469,7 +20469,7 @@
         </w:rPr>
         <w:t xml:space="preserve">© 2026 SeaVuria and ARES. Aligned with KICD objectives. Developed by SeaVuria; technical implementation by ARES (with AI assistance from Claude). Licensed under </w:t>
       </w:r>
-      <w:hyperlink w:history="1" r:id="rIdzfuya3iqooke0acygccg_">
+      <w:hyperlink w:history="1" r:id="rIdmieh1mxnysjb_xg5y2jpb">
         <w:r>
           <w:rPr>
             <w:rFonts w:ascii="Arial" w:cs="Arial" w:eastAsia="Arial" w:hAnsi="Arial"/>
@@ -20490,7 +20490,7 @@
         </w:rPr>
         <w:t xml:space="preserve"> (</w:t>
       </w:r>
-      <w:hyperlink w:history="1" r:id="rIdspeik2og2d4oh-ffl5jtp">
+      <w:hyperlink w:history="1" r:id="rIdkv5rq9vdzv4u9o-4l4jf8">
         <w:r>
           <w:rPr>
             <w:rFonts w:ascii="Arial" w:cs="Arial" w:eastAsia="Arial" w:hAnsi="Arial"/>
@@ -21662,7 +21662,7 @@
             <w:pPr>
               <w:spacing w:after="20" w:before="0"/>
             </w:pPr>
-            <w:hyperlink w:history="1" r:id="rId5n6szhrzca3sqp1cgwbzv">
+            <w:hyperlink w:history="1" r:id="rIdar1ayo-26pgfm399hvpnk">
               <w:r>
                 <w:rPr>
                   <w:rFonts w:ascii="Arial" w:cs="Arial" w:eastAsia="Arial" w:hAnsi="Arial"/>
@@ -21695,7 +21695,7 @@
               <w:spacing w:after="10" w:before="0"/>
               <w:ind w:left="120"/>
             </w:pPr>
-            <w:hyperlink w:history="1" r:id="rIdskwchzdyuywmliffmzid0">
+            <w:hyperlink w:history="1" r:id="rId0auvqnage8s6dgtq_-oqi">
               <w:r>
                 <w:rPr>
                   <w:rFonts w:ascii="Arial" w:cs="Arial" w:eastAsia="Arial" w:hAnsi="Arial"/>
@@ -21757,7 +21757,7 @@
               <w:spacing w:after="10" w:before="0"/>
               <w:ind w:left="120"/>
             </w:pPr>
-            <w:hyperlink w:history="1" r:id="rIdwmgl1n6k8aglicrj2jm2f">
+            <w:hyperlink w:history="1" r:id="rIdmri16etlyudfwd43vqmg6">
               <w:r>
                 <w:rPr>
                   <w:rFonts w:ascii="Arial" w:cs="Arial" w:eastAsia="Arial" w:hAnsi="Arial"/>
@@ -21967,7 +21967,7 @@
             <w:pPr>
               <w:spacing w:after="20" w:before="0"/>
             </w:pPr>
-            <w:hyperlink w:history="1" r:id="rId_lnohq2zzfinjuehazpiv">
+            <w:hyperlink w:history="1" r:id="rIdugfe-5menbeohh2rmcbvi">
               <w:r>
                 <w:rPr>
                   <w:rFonts w:ascii="Arial" w:cs="Arial" w:eastAsia="Arial" w:hAnsi="Arial"/>
@@ -22000,7 +22000,7 @@
               <w:spacing w:after="10" w:before="0"/>
               <w:ind w:left="120"/>
             </w:pPr>
-            <w:hyperlink w:history="1" r:id="rId1x4zt-qcgute8noaiaj5i">
+            <w:hyperlink w:history="1" r:id="rIdpfzstcadayt5k9ic2e4kt">
               <w:r>
                 <w:rPr>
                   <w:rFonts w:ascii="Arial" w:cs="Arial" w:eastAsia="Arial" w:hAnsi="Arial"/>
@@ -22062,7 +22062,7 @@
               <w:spacing w:after="10" w:before="0"/>
               <w:ind w:left="120"/>
             </w:pPr>
-            <w:hyperlink w:history="1" r:id="rId1yqson9zdojjg2i5s3gmk">
+            <w:hyperlink w:history="1" r:id="rId2rafl-0whq-qcj43fnodn">
               <w:r>
                 <w:rPr>
                   <w:rFonts w:ascii="Arial" w:cs="Arial" w:eastAsia="Arial" w:hAnsi="Arial"/>
@@ -22272,7 +22272,7 @@
             <w:pPr>
               <w:spacing w:after="20" w:before="0"/>
             </w:pPr>
-            <w:hyperlink w:history="1" r:id="rIdcwrh7z_xj3w2hbuplpogo">
+            <w:hyperlink w:history="1" r:id="rId9egkqb4762aszqgb6byqd">
               <w:r>
                 <w:rPr>
                   <w:rFonts w:ascii="Arial" w:cs="Arial" w:eastAsia="Arial" w:hAnsi="Arial"/>
@@ -22321,7 +22321,7 @@
               <w:spacing w:after="10" w:before="0"/>
               <w:ind w:left="120"/>
             </w:pPr>
-            <w:hyperlink w:history="1" r:id="rIdn4oevohkte1xpd6q5or9e">
+            <w:hyperlink w:history="1" r:id="rIdqy-bl0snpedtz_u04hrzc">
               <w:r>
                 <w:rPr>
                   <w:rFonts w:ascii="Arial" w:cs="Arial" w:eastAsia="Arial" w:hAnsi="Arial"/>
@@ -22383,7 +22383,7 @@
               <w:spacing w:after="10" w:before="0"/>
               <w:ind w:left="120"/>
             </w:pPr>
-            <w:hyperlink w:history="1" r:id="rIdslsooz2-kwmrtaoqcrbnl">
+            <w:hyperlink w:history="1" r:id="rIdkmowg9v2ykxfstynvq3ir">
               <w:r>
                 <w:rPr>
                   <w:rFonts w:ascii="Arial" w:cs="Arial" w:eastAsia="Arial" w:hAnsi="Arial"/>
@@ -22593,7 +22593,7 @@
             <w:pPr>
               <w:spacing w:after="20" w:before="0"/>
             </w:pPr>
-            <w:hyperlink w:history="1" r:id="rIdhrkzkcztxdqvkwcdfbacr">
+            <w:hyperlink w:history="1" r:id="rIduyusmthxdytf_8a7ahrpa">
               <w:r>
                 <w:rPr>
                   <w:rFonts w:ascii="Arial" w:cs="Arial" w:eastAsia="Arial" w:hAnsi="Arial"/>
@@ -22642,7 +22642,7 @@
               <w:spacing w:after="10" w:before="0"/>
               <w:ind w:left="120"/>
             </w:pPr>
-            <w:hyperlink w:history="1" r:id="rIdrehgwbscjxtlgvpfraicx">
+            <w:hyperlink w:history="1" r:id="rIdt5fci9npitemohzjlply3">
               <w:r>
                 <w:rPr>
                   <w:rFonts w:ascii="Arial" w:cs="Arial" w:eastAsia="Arial" w:hAnsi="Arial"/>
@@ -22704,7 +22704,7 @@
               <w:spacing w:after="10" w:before="0"/>
               <w:ind w:left="120"/>
             </w:pPr>
-            <w:hyperlink w:history="1" r:id="rIdotb4ng6vai4ccnb1szkry">
+            <w:hyperlink w:history="1" r:id="rIdqwg_3zzm7_f5wnvvh8evm">
               <w:r>
                 <w:rPr>
                   <w:rFonts w:ascii="Arial" w:cs="Arial" w:eastAsia="Arial" w:hAnsi="Arial"/>
@@ -22914,7 +22914,7 @@
             <w:pPr>
               <w:spacing w:after="20" w:before="0"/>
             </w:pPr>
-            <w:hyperlink w:history="1" r:id="rIdzmfmhb2nbel7okcr07alp">
+            <w:hyperlink w:history="1" r:id="rIdtz3essqikfi2ib5mf4juq">
               <w:r>
                 <w:rPr>
                   <w:rFonts w:ascii="Arial" w:cs="Arial" w:eastAsia="Arial" w:hAnsi="Arial"/>
@@ -22963,7 +22963,7 @@
               <w:spacing w:after="10" w:before="0"/>
               <w:ind w:left="120"/>
             </w:pPr>
-            <w:hyperlink w:history="1" r:id="rIdxy1_vgeogbwz1my5l7mrd">
+            <w:hyperlink w:history="1" r:id="rIdrc3igerkc3kkdlwuog8nh">
               <w:r>
                 <w:rPr>
                   <w:rFonts w:ascii="Arial" w:cs="Arial" w:eastAsia="Arial" w:hAnsi="Arial"/>
@@ -23025,7 +23025,7 @@
               <w:spacing w:after="10" w:before="0"/>
               <w:ind w:left="120"/>
             </w:pPr>
-            <w:hyperlink w:history="1" r:id="rIdie3stdv9gxytlbqk1-ufj">
+            <w:hyperlink w:history="1" r:id="rIdkfiaruzh6ir_r2c3osceb">
               <w:r>
                 <w:rPr>
                   <w:rFonts w:ascii="Arial" w:cs="Arial" w:eastAsia="Arial" w:hAnsi="Arial"/>
@@ -23628,7 +23628,7 @@
         </w:rPr>
         <w:t xml:space="preserve">© 2026 SeaVuria and ARES. Aligned with KICD objectives. Developed by SeaVuria; technical implementation by ARES (with AI assistance from Claude). Licensed under </w:t>
       </w:r>
-      <w:hyperlink w:history="1" r:id="rIdzrulbes0k6aymwsfuqkpc">
+      <w:hyperlink w:history="1" r:id="rIdbf57otjcnwl9grw_um1lf">
         <w:r>
           <w:rPr>
             <w:rFonts w:ascii="Arial" w:cs="Arial" w:eastAsia="Arial" w:hAnsi="Arial"/>
@@ -23649,7 +23649,7 @@
         </w:rPr>
         <w:t xml:space="preserve"> (</w:t>
       </w:r>
-      <w:hyperlink w:history="1" r:id="rIdshpoh_1rajc97gtrxfvr2">
+      <w:hyperlink w:history="1" r:id="rIdiwtkwvdae_5hhlenhbnew">
         <w:r>
           <w:rPr>
             <w:rFonts w:ascii="Arial" w:cs="Arial" w:eastAsia="Arial" w:hAnsi="Arial"/>
@@ -24662,7 +24662,7 @@
             <w:pPr>
               <w:spacing w:after="20" w:before="0"/>
             </w:pPr>
-            <w:hyperlink w:history="1" r:id="rIdpie04p39hhfvddfezk279">
+            <w:hyperlink w:history="1" r:id="rIdrkeasgpe6w_dkeyqsfnhv">
               <w:r>
                 <w:rPr>
                   <w:rFonts w:ascii="Arial" w:cs="Arial" w:eastAsia="Arial" w:hAnsi="Arial"/>
@@ -24695,7 +24695,7 @@
               <w:spacing w:after="10" w:before="0"/>
               <w:ind w:left="120"/>
             </w:pPr>
-            <w:hyperlink w:history="1" r:id="rIdyqmscpz0ee0-wobndzbyi">
+            <w:hyperlink w:history="1" r:id="rIde1pkty-nd8ojjw4qzxjqe">
               <w:r>
                 <w:rPr>
                   <w:rFonts w:ascii="Arial" w:cs="Arial" w:eastAsia="Arial" w:hAnsi="Arial"/>
@@ -24740,7 +24740,7 @@
             <w:pPr>
               <w:spacing w:after="20" w:before="0"/>
             </w:pPr>
-            <w:hyperlink w:history="1" r:id="rIdzpqwecxug6avgjdmvqegt">
+            <w:hyperlink w:history="1" r:id="rId8-x4oeuo28r_bt2lwyujj">
               <w:r>
                 <w:rPr>
                   <w:rFonts w:ascii="Arial" w:cs="Arial" w:eastAsia="Arial" w:hAnsi="Arial"/>
@@ -24773,7 +24773,7 @@
               <w:spacing w:after="10" w:before="0"/>
               <w:ind w:left="120"/>
             </w:pPr>
-            <w:hyperlink w:history="1" r:id="rIdne5ijn7xpn5-jj4znja-4">
+            <w:hyperlink w:history="1" r:id="rIdl_owwvpzyffelnujh8pgs">
               <w:r>
                 <w:rPr>
                   <w:rFonts w:ascii="Arial" w:cs="Arial" w:eastAsia="Arial" w:hAnsi="Arial"/>
@@ -24968,7 +24968,7 @@
             <w:pPr>
               <w:spacing w:after="20" w:before="0"/>
             </w:pPr>
-            <w:hyperlink w:history="1" r:id="rIdrxqr2qzd5koqagffobyoa">
+            <w:hyperlink w:history="1" r:id="rIdj2mtxcboixctcjuhh-m7q">
               <w:r>
                 <w:rPr>
                   <w:rFonts w:ascii="Arial" w:cs="Arial" w:eastAsia="Arial" w:hAnsi="Arial"/>
@@ -25001,7 +25001,7 @@
               <w:spacing w:after="10" w:before="0"/>
               <w:ind w:left="120"/>
             </w:pPr>
-            <w:hyperlink w:history="1" r:id="rId0m1p0fc7qccguknpiiclb">
+            <w:hyperlink w:history="1" r:id="rIdlukw4qvznk9ymb96tfbd5">
               <w:r>
                 <w:rPr>
                   <w:rFonts w:ascii="Arial" w:cs="Arial" w:eastAsia="Arial" w:hAnsi="Arial"/>
@@ -25046,7 +25046,7 @@
             <w:pPr>
               <w:spacing w:after="20" w:before="0"/>
             </w:pPr>
-            <w:hyperlink w:history="1" r:id="rId6n3sdu5-bznt6ro8dzdew">
+            <w:hyperlink w:history="1" r:id="rIduq0sf9skvwgiynfsxjpjo">
               <w:r>
                 <w:rPr>
                   <w:rFonts w:ascii="Arial" w:cs="Arial" w:eastAsia="Arial" w:hAnsi="Arial"/>
@@ -25079,7 +25079,7 @@
               <w:spacing w:after="10" w:before="0"/>
               <w:ind w:left="120"/>
             </w:pPr>
-            <w:hyperlink w:history="1" r:id="rIdursmdaayji764mmmqkt9z">
+            <w:hyperlink w:history="1" r:id="rIdnzy7drhsem_g29wywxsoa">
               <w:r>
                 <w:rPr>
                   <w:rFonts w:ascii="Arial" w:cs="Arial" w:eastAsia="Arial" w:hAnsi="Arial"/>
@@ -25274,7 +25274,7 @@
             <w:pPr>
               <w:spacing w:after="20" w:before="0"/>
             </w:pPr>
-            <w:hyperlink w:history="1" r:id="rIdz5iez9gwm3f91lj4fuy-m">
+            <w:hyperlink w:history="1" r:id="rId9n_7lnkyyw-xkm5trl0mg">
               <w:r>
                 <w:rPr>
                   <w:rFonts w:ascii="Arial" w:cs="Arial" w:eastAsia="Arial" w:hAnsi="Arial"/>
@@ -25323,7 +25323,7 @@
               <w:spacing w:after="10" w:before="0"/>
               <w:ind w:left="120"/>
             </w:pPr>
-            <w:hyperlink w:history="1" r:id="rId64inr1iuneze1ddfzfvo8">
+            <w:hyperlink w:history="1" r:id="rId8hvowoqkw3steguqo-2ty">
               <w:r>
                 <w:rPr>
                   <w:rFonts w:ascii="Arial" w:cs="Arial" w:eastAsia="Arial" w:hAnsi="Arial"/>
@@ -25368,7 +25368,7 @@
             <w:pPr>
               <w:spacing w:after="20" w:before="0"/>
             </w:pPr>
-            <w:hyperlink w:history="1" r:id="rIdnld6qhd0m8gqb-_d-urlr">
+            <w:hyperlink w:history="1" r:id="rIdvdhpeyi9sklr6-r_uob7d">
               <w:r>
                 <w:rPr>
                   <w:rFonts w:ascii="Arial" w:cs="Arial" w:eastAsia="Arial" w:hAnsi="Arial"/>
@@ -25401,7 +25401,7 @@
               <w:spacing w:after="10" w:before="0"/>
               <w:ind w:left="120"/>
             </w:pPr>
-            <w:hyperlink w:history="1" r:id="rIdnns3tpnpiqo2v4g_ixayk">
+            <w:hyperlink w:history="1" r:id="rIdtx7vk0qdwybmnx32k1uio">
               <w:r>
                 <w:rPr>
                   <w:rFonts w:ascii="Arial" w:cs="Arial" w:eastAsia="Arial" w:hAnsi="Arial"/>
@@ -25596,7 +25596,7 @@
             <w:pPr>
               <w:spacing w:after="20" w:before="0"/>
             </w:pPr>
-            <w:hyperlink w:history="1" r:id="rId7lugmdk-t4rxc_3bfh3ua">
+            <w:hyperlink w:history="1" r:id="rIdykeyuhdzti13_lgyvbtw2">
               <w:r>
                 <w:rPr>
                   <w:rFonts w:ascii="Arial" w:cs="Arial" w:eastAsia="Arial" w:hAnsi="Arial"/>
@@ -25645,7 +25645,7 @@
               <w:spacing w:after="10" w:before="0"/>
               <w:ind w:left="120"/>
             </w:pPr>
-            <w:hyperlink w:history="1" r:id="rId5mcczpl0vtg3s7aojck20">
+            <w:hyperlink w:history="1" r:id="rId1yzaxyznq6vcl8ezpg9mz">
               <w:r>
                 <w:rPr>
                   <w:rFonts w:ascii="Arial" w:cs="Arial" w:eastAsia="Arial" w:hAnsi="Arial"/>
@@ -25690,7 +25690,7 @@
             <w:pPr>
               <w:spacing w:after="20" w:before="0"/>
             </w:pPr>
-            <w:hyperlink w:history="1" r:id="rIdsi3ypcroelry-6_mvn-ou">
+            <w:hyperlink w:history="1" r:id="rIdryxepz1giyylqdnvnxvhg">
               <w:r>
                 <w:rPr>
                   <w:rFonts w:ascii="Arial" w:cs="Arial" w:eastAsia="Arial" w:hAnsi="Arial"/>
@@ -25723,7 +25723,7 @@
               <w:spacing w:after="10" w:before="0"/>
               <w:ind w:left="120"/>
             </w:pPr>
-            <w:hyperlink w:history="1" r:id="rIdaqgtu3xo3i2izuxhosmhh">
+            <w:hyperlink w:history="1" r:id="rIduey9ytbvb4jdnzkq1urik">
               <w:r>
                 <w:rPr>
                   <w:rFonts w:ascii="Arial" w:cs="Arial" w:eastAsia="Arial" w:hAnsi="Arial"/>
@@ -25918,7 +25918,7 @@
             <w:pPr>
               <w:spacing w:after="20" w:before="0"/>
             </w:pPr>
-            <w:hyperlink w:history="1" r:id="rIdimwounm-cpypz3sphwsgr">
+            <w:hyperlink w:history="1" r:id="rId908merjl52jpuz_0ktoy1">
               <w:r>
                 <w:rPr>
                   <w:rFonts w:ascii="Arial" w:cs="Arial" w:eastAsia="Arial" w:hAnsi="Arial"/>
@@ -25967,7 +25967,7 @@
               <w:spacing w:after="10" w:before="0"/>
               <w:ind w:left="120"/>
             </w:pPr>
-            <w:hyperlink w:history="1" r:id="rIdi6qnmodqnyokix01qlgeq">
+            <w:hyperlink w:history="1" r:id="rIdvnp7zuegpmnyzrogky4b0">
               <w:r>
                 <w:rPr>
                   <w:rFonts w:ascii="Arial" w:cs="Arial" w:eastAsia="Arial" w:hAnsi="Arial"/>
@@ -26012,7 +26012,7 @@
             <w:pPr>
               <w:spacing w:after="20" w:before="0"/>
             </w:pPr>
-            <w:hyperlink w:history="1" r:id="rId-mhyw0re1pa_xli4r_rpa">
+            <w:hyperlink w:history="1" r:id="rIddgsfiqcpcwjbjqlnetsl2">
               <w:r>
                 <w:rPr>
                   <w:rFonts w:ascii="Arial" w:cs="Arial" w:eastAsia="Arial" w:hAnsi="Arial"/>
@@ -26045,7 +26045,7 @@
               <w:spacing w:after="10" w:before="0"/>
               <w:ind w:left="120"/>
             </w:pPr>
-            <w:hyperlink w:history="1" r:id="rIdjzpymb3b0ipzmgfmkeyn7">
+            <w:hyperlink w:history="1" r:id="rId3b_pupr6qvqfrifllia2k">
               <w:r>
                 <w:rPr>
                   <w:rFonts w:ascii="Arial" w:cs="Arial" w:eastAsia="Arial" w:hAnsi="Arial"/>
@@ -26557,7 +26557,7 @@
         </w:rPr>
         <w:t xml:space="preserve">© 2026 SeaVuria and ARES. Aligned with KICD objectives. Developed by SeaVuria; technical implementation by ARES (with AI assistance from Claude). Licensed under </w:t>
       </w:r>
-      <w:hyperlink w:history="1" r:id="rIdngn2mkmr73as-sfwib1zy">
+      <w:hyperlink w:history="1" r:id="rIdmsk0f_remacwfm0vk4ksa">
         <w:r>
           <w:rPr>
             <w:rFonts w:ascii="Arial" w:cs="Arial" w:eastAsia="Arial" w:hAnsi="Arial"/>
@@ -26578,7 +26578,7 @@
         </w:rPr>
         <w:t xml:space="preserve"> (</w:t>
       </w:r>
-      <w:hyperlink w:history="1" r:id="rIdcc5tlxr-gtl-yceov1_pv">
+      <w:hyperlink w:history="1" r:id="rIdctryxlar92bd-xxemxf5h">
         <w:r>
           <w:rPr>
             <w:rFonts w:ascii="Arial" w:cs="Arial" w:eastAsia="Arial" w:hAnsi="Arial"/>

--- a/data/outputs/v2/Core_Mathematics/SS2.9_Linear_Motion/Core_Mathematics_Linear_Motion_CBE_LessonSequence.docx
+++ b/data/outputs/v2/Core_Mathematics/SS2.9_Linear_Motion/Core_Mathematics_Linear_Motion_CBE_LessonSequence.docx
@@ -2321,7 +2321,7 @@
         </w:rPr>
         <w:t xml:space="preserve">© 2026 SeaVuria and ARES. This work is licensed under a </w:t>
       </w:r>
-      <w:hyperlink w:history="1" r:id="rId-yzcnfa0mhcvjsyoovlhw">
+      <w:hyperlink w:history="1" r:id="rIdqxyqg420sc4wghinsanqz">
         <w:r>
           <w:rPr>
             <w:rFonts w:ascii="Arial" w:cs="Arial" w:eastAsia="Arial" w:hAnsi="Arial"/>
@@ -2341,7 +2341,7 @@
         </w:rPr>
         <w:t xml:space="preserve"> (</w:t>
       </w:r>
-      <w:hyperlink w:history="1" r:id="rIdnls26j-kvonho85f06uys">
+      <w:hyperlink w:history="1" r:id="rIdvlbhpqhsqzsn8tgmwuirq">
         <w:r>
           <w:rPr>
             <w:rFonts w:ascii="Arial" w:cs="Arial" w:eastAsia="Arial" w:hAnsi="Arial"/>
@@ -2361,7 +2361,7 @@
         </w:rPr>
         <w:t xml:space="preserve">). To view a copy of this license, visit </w:t>
       </w:r>
-      <w:hyperlink w:history="1" r:id="rIdw1hqudy0jdjwbnxcd3cve">
+      <w:hyperlink w:history="1" r:id="rIdb8bdj739b8ui2ioyvaw7r">
         <w:r>
           <w:rPr>
             <w:rFonts w:ascii="Arial" w:cs="Arial" w:eastAsia="Arial" w:hAnsi="Arial"/>
@@ -3373,7 +3373,7 @@
             <w:pPr>
               <w:spacing w:after="20" w:before="0"/>
             </w:pPr>
-            <w:hyperlink w:history="1" r:id="rIdguex7ekhfxhm0pvls5ehn">
+            <w:hyperlink w:history="1" r:id="rIdypetx7yd_hlc7vifbzzlo">
               <w:r>
                 <w:rPr>
                   <w:rFonts w:ascii="Arial" w:cs="Arial" w:eastAsia="Arial" w:hAnsi="Arial"/>
@@ -3406,7 +3406,7 @@
               <w:spacing w:after="10" w:before="0"/>
               <w:ind w:left="120"/>
             </w:pPr>
-            <w:hyperlink w:history="1" r:id="rIdr6lpasrhikbvqdtfhdsxb">
+            <w:hyperlink w:history="1" r:id="rIdcw5hcpssvf91zxq2ic960">
               <w:r>
                 <w:rPr>
                   <w:rFonts w:ascii="Arial" w:cs="Arial" w:eastAsia="Arial" w:hAnsi="Arial"/>
@@ -3451,7 +3451,7 @@
             <w:pPr>
               <w:spacing w:after="20" w:before="0"/>
             </w:pPr>
-            <w:hyperlink w:history="1" r:id="rIdqi0sofsximdy92ajyqngu">
+            <w:hyperlink w:history="1" r:id="rIdqk0h09x5z425pewq4_ams">
               <w:r>
                 <w:rPr>
                   <w:rFonts w:ascii="Arial" w:cs="Arial" w:eastAsia="Arial" w:hAnsi="Arial"/>
@@ -3484,7 +3484,7 @@
               <w:spacing w:after="10" w:before="0"/>
               <w:ind w:left="120"/>
             </w:pPr>
-            <w:hyperlink w:history="1" r:id="rIdss6pok3e61zbfgljjcoio">
+            <w:hyperlink w:history="1" r:id="rIdcv0irjywvkmdosmzdcaoy">
               <w:r>
                 <w:rPr>
                   <w:rFonts w:ascii="Arial" w:cs="Arial" w:eastAsia="Arial" w:hAnsi="Arial"/>
@@ -3679,7 +3679,7 @@
             <w:pPr>
               <w:spacing w:after="20" w:before="0"/>
             </w:pPr>
-            <w:hyperlink w:history="1" r:id="rIde-bjli1kdcxyfi2k01jh0">
+            <w:hyperlink w:history="1" r:id="rId7sdfs9z9lcyoenmlbmgu_">
               <w:r>
                 <w:rPr>
                   <w:rFonts w:ascii="Arial" w:cs="Arial" w:eastAsia="Arial" w:hAnsi="Arial"/>
@@ -3712,7 +3712,7 @@
               <w:spacing w:after="10" w:before="0"/>
               <w:ind w:left="120"/>
             </w:pPr>
-            <w:hyperlink w:history="1" r:id="rIdxrayzzptwolm3y6nmvy9l">
+            <w:hyperlink w:history="1" r:id="rIdhpzbopp1l2712_euvwkjg">
               <w:r>
                 <w:rPr>
                   <w:rFonts w:ascii="Arial" w:cs="Arial" w:eastAsia="Arial" w:hAnsi="Arial"/>
@@ -3757,7 +3757,7 @@
             <w:pPr>
               <w:spacing w:after="20" w:before="0"/>
             </w:pPr>
-            <w:hyperlink w:history="1" r:id="rIdeveq7hfqmy_0uvfymrcdj">
+            <w:hyperlink w:history="1" r:id="rIdlhzbfzdutifim2aicrr09">
               <w:r>
                 <w:rPr>
                   <w:rFonts w:ascii="Arial" w:cs="Arial" w:eastAsia="Arial" w:hAnsi="Arial"/>
@@ -3790,7 +3790,7 @@
               <w:spacing w:after="10" w:before="0"/>
               <w:ind w:left="120"/>
             </w:pPr>
-            <w:hyperlink w:history="1" r:id="rIdqfsluhcusm4tyaoudwamz">
+            <w:hyperlink w:history="1" r:id="rIdohcz2z9e8j0oef_ggbcqv">
               <w:r>
                 <w:rPr>
                   <w:rFonts w:ascii="Arial" w:cs="Arial" w:eastAsia="Arial" w:hAnsi="Arial"/>
@@ -3985,7 +3985,7 @@
             <w:pPr>
               <w:spacing w:after="20" w:before="0"/>
             </w:pPr>
-            <w:hyperlink w:history="1" r:id="rId7zggiif_gubzrjelod2b_">
+            <w:hyperlink w:history="1" r:id="rIdbltu-ewt_zdxerutwhuas">
               <w:r>
                 <w:rPr>
                   <w:rFonts w:ascii="Arial" w:cs="Arial" w:eastAsia="Arial" w:hAnsi="Arial"/>
@@ -4018,7 +4018,7 @@
               <w:spacing w:after="10" w:before="0"/>
               <w:ind w:left="120"/>
             </w:pPr>
-            <w:hyperlink w:history="1" r:id="rIdhhbdfg3xfj_jz67pp-caw">
+            <w:hyperlink w:history="1" r:id="rIdsqnq1h6bllucxs1wiuyrm">
               <w:r>
                 <w:rPr>
                   <w:rFonts w:ascii="Arial" w:cs="Arial" w:eastAsia="Arial" w:hAnsi="Arial"/>
@@ -4063,7 +4063,7 @@
             <w:pPr>
               <w:spacing w:after="20" w:before="0"/>
             </w:pPr>
-            <w:hyperlink w:history="1" r:id="rIdlyok7ac1zs0fws29wyf7u">
+            <w:hyperlink w:history="1" r:id="rIdfpxr8_2koi5_bg9bvry_-">
               <w:r>
                 <w:rPr>
                   <w:rFonts w:ascii="Arial" w:cs="Arial" w:eastAsia="Arial" w:hAnsi="Arial"/>
@@ -4096,7 +4096,7 @@
               <w:spacing w:after="10" w:before="0"/>
               <w:ind w:left="120"/>
             </w:pPr>
-            <w:hyperlink w:history="1" r:id="rIdh83wpqteu-0eoqc1irp_v">
+            <w:hyperlink w:history="1" r:id="rIdfoinnv53q6er7wtqn7cxw">
               <w:r>
                 <w:rPr>
                   <w:rFonts w:ascii="Arial" w:cs="Arial" w:eastAsia="Arial" w:hAnsi="Arial"/>
@@ -4291,7 +4291,7 @@
             <w:pPr>
               <w:spacing w:after="20" w:before="0"/>
             </w:pPr>
-            <w:hyperlink w:history="1" r:id="rIdjt7iskkgu_vpign18xtiw">
+            <w:hyperlink w:history="1" r:id="rIdswbexbhmgqvwtsuhqvx3s">
               <w:r>
                 <w:rPr>
                   <w:rFonts w:ascii="Arial" w:cs="Arial" w:eastAsia="Arial" w:hAnsi="Arial"/>
@@ -4324,7 +4324,7 @@
               <w:spacing w:after="10" w:before="0"/>
               <w:ind w:left="120"/>
             </w:pPr>
-            <w:hyperlink w:history="1" r:id="rIdz1jt8b7trdgr2ydbatvtc">
+            <w:hyperlink w:history="1" r:id="rIddpumuodjku-xjb_sk3rmk">
               <w:r>
                 <w:rPr>
                   <w:rFonts w:ascii="Arial" w:cs="Arial" w:eastAsia="Arial" w:hAnsi="Arial"/>
@@ -4369,7 +4369,7 @@
             <w:pPr>
               <w:spacing w:after="20" w:before="0"/>
             </w:pPr>
-            <w:hyperlink w:history="1" r:id="rIdruxmhn_uui56l25srto0t">
+            <w:hyperlink w:history="1" r:id="rIdcmt1qe-uoklmsk-lkr8tf">
               <w:r>
                 <w:rPr>
                   <w:rFonts w:ascii="Arial" w:cs="Arial" w:eastAsia="Arial" w:hAnsi="Arial"/>
@@ -4402,7 +4402,7 @@
               <w:spacing w:after="10" w:before="0"/>
               <w:ind w:left="120"/>
             </w:pPr>
-            <w:hyperlink w:history="1" r:id="rIddnovmwywkamps4sjtx3zz">
+            <w:hyperlink w:history="1" r:id="rIdt6rnkodd-gmu1wfow8chp">
               <w:r>
                 <w:rPr>
                   <w:rFonts w:ascii="Arial" w:cs="Arial" w:eastAsia="Arial" w:hAnsi="Arial"/>
@@ -4597,7 +4597,7 @@
             <w:pPr>
               <w:spacing w:after="20" w:before="0"/>
             </w:pPr>
-            <w:hyperlink w:history="1" r:id="rIdlep6bxypvchosxmzkekpa">
+            <w:hyperlink w:history="1" r:id="rIdavkdwr4wcrgrwynb7ctit">
               <w:r>
                 <w:rPr>
                   <w:rFonts w:ascii="Arial" w:cs="Arial" w:eastAsia="Arial" w:hAnsi="Arial"/>
@@ -4630,7 +4630,7 @@
               <w:spacing w:after="10" w:before="0"/>
               <w:ind w:left="120"/>
             </w:pPr>
-            <w:hyperlink w:history="1" r:id="rId2hoeodpydvkn5r_ipkbhq">
+            <w:hyperlink w:history="1" r:id="rId_rbay5rdesqj6edi7jqu9">
               <w:r>
                 <w:rPr>
                   <w:rFonts w:ascii="Arial" w:cs="Arial" w:eastAsia="Arial" w:hAnsi="Arial"/>
@@ -4675,7 +4675,7 @@
             <w:pPr>
               <w:spacing w:after="20" w:before="0"/>
             </w:pPr>
-            <w:hyperlink w:history="1" r:id="rIdpzbdcbl9na0khk3xne52n">
+            <w:hyperlink w:history="1" r:id="rId6ra4iovvbify1b8ltssxo">
               <w:r>
                 <w:rPr>
                   <w:rFonts w:ascii="Arial" w:cs="Arial" w:eastAsia="Arial" w:hAnsi="Arial"/>
@@ -4708,7 +4708,7 @@
               <w:spacing w:after="10" w:before="0"/>
               <w:ind w:left="120"/>
             </w:pPr>
-            <w:hyperlink w:history="1" r:id="rId0aoeo9_zrruha_gmq1gnv">
+            <w:hyperlink w:history="1" r:id="rIdocv_am3ovd-fho6hxu9dp">
               <w:r>
                 <w:rPr>
                   <w:rFonts w:ascii="Arial" w:cs="Arial" w:eastAsia="Arial" w:hAnsi="Arial"/>
@@ -5220,7 +5220,7 @@
         </w:rPr>
         <w:t xml:space="preserve">© 2026 SeaVuria and ARES. Aligned with KICD objectives. Developed by SeaVuria; technical implementation by ARES (with AI assistance from Claude). Licensed under </w:t>
       </w:r>
-      <w:hyperlink w:history="1" r:id="rIdpynctjnfhuh9przezb_vd">
+      <w:hyperlink w:history="1" r:id="rIdrgwbkv-t7fc3xhpxinxdl">
         <w:r>
           <w:rPr>
             <w:rFonts w:ascii="Arial" w:cs="Arial" w:eastAsia="Arial" w:hAnsi="Arial"/>
@@ -5241,7 +5241,7 @@
         </w:rPr>
         <w:t xml:space="preserve"> (</w:t>
       </w:r>
-      <w:hyperlink w:history="1" r:id="rIdrmjti9rcimh4g3tvf7j4l">
+      <w:hyperlink w:history="1" r:id="rId8vt8grlgwdzamnn4-v3q8">
         <w:r>
           <w:rPr>
             <w:rFonts w:ascii="Arial" w:cs="Arial" w:eastAsia="Arial" w:hAnsi="Arial"/>
@@ -6337,7 +6337,7 @@
             <w:pPr>
               <w:spacing w:after="20" w:before="0"/>
             </w:pPr>
-            <w:hyperlink w:history="1" r:id="rIdquxyeqfavvltlwtd6w1th">
+            <w:hyperlink w:history="1" r:id="rIdx9f66c-ybaokav0vgu7jl">
               <w:r>
                 <w:rPr>
                   <w:rFonts w:ascii="Arial" w:cs="Arial" w:eastAsia="Arial" w:hAnsi="Arial"/>
@@ -6370,7 +6370,7 @@
               <w:spacing w:after="10" w:before="0"/>
               <w:ind w:left="120"/>
             </w:pPr>
-            <w:hyperlink w:history="1" r:id="rIdsfeclcstljkse3zhcwxij">
+            <w:hyperlink w:history="1" r:id="rIduubhioi_l85czbhadeceq">
               <w:r>
                 <w:rPr>
                   <w:rFonts w:ascii="Arial" w:cs="Arial" w:eastAsia="Arial" w:hAnsi="Arial"/>
@@ -6415,7 +6415,7 @@
             <w:pPr>
               <w:spacing w:after="20" w:before="0"/>
             </w:pPr>
-            <w:hyperlink w:history="1" r:id="rIdbhdkfu1o0uxj-xsgbwmji">
+            <w:hyperlink w:history="1" r:id="rIdzu3jo5_8gvmjwqzyeugmw">
               <w:r>
                 <w:rPr>
                   <w:rFonts w:ascii="Arial" w:cs="Arial" w:eastAsia="Arial" w:hAnsi="Arial"/>
@@ -6464,7 +6464,7 @@
               <w:spacing w:after="10" w:before="0"/>
               <w:ind w:left="120"/>
             </w:pPr>
-            <w:hyperlink w:history="1" r:id="rIdfiwkax6pva2lld4zpt4ex">
+            <w:hyperlink w:history="1" r:id="rIdfd-qhzr3as5y_rekgefdr">
               <w:r>
                 <w:rPr>
                   <w:rFonts w:ascii="Arial" w:cs="Arial" w:eastAsia="Arial" w:hAnsi="Arial"/>
@@ -6659,7 +6659,7 @@
             <w:pPr>
               <w:spacing w:after="20" w:before="0"/>
             </w:pPr>
-            <w:hyperlink w:history="1" r:id="rId6sfdi9socgfhazc5sf1n6">
+            <w:hyperlink w:history="1" r:id="rId5nd0urp_0ocy5citgacy6">
               <w:r>
                 <w:rPr>
                   <w:rFonts w:ascii="Arial" w:cs="Arial" w:eastAsia="Arial" w:hAnsi="Arial"/>
@@ -6692,7 +6692,7 @@
               <w:spacing w:after="10" w:before="0"/>
               <w:ind w:left="120"/>
             </w:pPr>
-            <w:hyperlink w:history="1" r:id="rIdpyudill75hshfmyfl-ti9">
+            <w:hyperlink w:history="1" r:id="rId3i1krwmo7rmtg2s5eele6">
               <w:r>
                 <w:rPr>
                   <w:rFonts w:ascii="Arial" w:cs="Arial" w:eastAsia="Arial" w:hAnsi="Arial"/>
@@ -6737,7 +6737,7 @@
             <w:pPr>
               <w:spacing w:after="20" w:before="0"/>
             </w:pPr>
-            <w:hyperlink w:history="1" r:id="rIdqd4kxrivtonmxdf9f5ife">
+            <w:hyperlink w:history="1" r:id="rId3xyrvp3-cupc9l6nmlj8x">
               <w:r>
                 <w:rPr>
                   <w:rFonts w:ascii="Arial" w:cs="Arial" w:eastAsia="Arial" w:hAnsi="Arial"/>
@@ -6786,7 +6786,7 @@
               <w:spacing w:after="10" w:before="0"/>
               <w:ind w:left="120"/>
             </w:pPr>
-            <w:hyperlink w:history="1" r:id="rIdmgukxcgoy3pfgvf0mizlb">
+            <w:hyperlink w:history="1" r:id="rIdr1kb-gxctiimnkio2eytj">
               <w:r>
                 <w:rPr>
                   <w:rFonts w:ascii="Arial" w:cs="Arial" w:eastAsia="Arial" w:hAnsi="Arial"/>
@@ -6981,7 +6981,7 @@
             <w:pPr>
               <w:spacing w:after="20" w:before="0"/>
             </w:pPr>
-            <w:hyperlink w:history="1" r:id="rIduk82tm3jozvdqjb87m6ub">
+            <w:hyperlink w:history="1" r:id="rIduj0gkl4hukmmkbunj9zfu">
               <w:r>
                 <w:rPr>
                   <w:rFonts w:ascii="Arial" w:cs="Arial" w:eastAsia="Arial" w:hAnsi="Arial"/>
@@ -7014,7 +7014,7 @@
               <w:spacing w:after="10" w:before="0"/>
               <w:ind w:left="120"/>
             </w:pPr>
-            <w:hyperlink w:history="1" r:id="rIdqlit5sxsfxmtzftqrmuvo">
+            <w:hyperlink w:history="1" r:id="rIdnf92nsx9h_kyjrapsdvgw">
               <w:r>
                 <w:rPr>
                   <w:rFonts w:ascii="Arial" w:cs="Arial" w:eastAsia="Arial" w:hAnsi="Arial"/>
@@ -7059,7 +7059,7 @@
             <w:pPr>
               <w:spacing w:after="20" w:before="0"/>
             </w:pPr>
-            <w:hyperlink w:history="1" r:id="rIdlr7ztxgpoxd87caoyf_3-">
+            <w:hyperlink w:history="1" r:id="rId_b1cjkdsrtr_p6pfn6s84">
               <w:r>
                 <w:rPr>
                   <w:rFonts w:ascii="Arial" w:cs="Arial" w:eastAsia="Arial" w:hAnsi="Arial"/>
@@ -7108,7 +7108,7 @@
               <w:spacing w:after="10" w:before="0"/>
               <w:ind w:left="120"/>
             </w:pPr>
-            <w:hyperlink w:history="1" r:id="rIdoifatrvrg8sqxcobxnf90">
+            <w:hyperlink w:history="1" r:id="rIdleelolw_t3yh0fvbjss1w">
               <w:r>
                 <w:rPr>
                   <w:rFonts w:ascii="Arial" w:cs="Arial" w:eastAsia="Arial" w:hAnsi="Arial"/>
@@ -7417,7 +7417,7 @@
             <w:pPr>
               <w:spacing w:after="20" w:before="0"/>
             </w:pPr>
-            <w:hyperlink w:history="1" r:id="rIdxlaelwmfjfrgf2b1cjc3y">
+            <w:hyperlink w:history="1" r:id="rIdejgvmhpqhq98kky1euufu">
               <w:r>
                 <w:rPr>
                   <w:rFonts w:ascii="Arial" w:cs="Arial" w:eastAsia="Arial" w:hAnsi="Arial"/>
@@ -7450,7 +7450,7 @@
               <w:spacing w:after="10" w:before="0"/>
               <w:ind w:left="120"/>
             </w:pPr>
-            <w:hyperlink w:history="1" r:id="rIdjz-kacarxungunnngkmie">
+            <w:hyperlink w:history="1" r:id="rIdu6up4ux4vc0h7ffv1zgy8">
               <w:r>
                 <w:rPr>
                   <w:rFonts w:ascii="Arial" w:cs="Arial" w:eastAsia="Arial" w:hAnsi="Arial"/>
@@ -7495,7 +7495,7 @@
             <w:pPr>
               <w:spacing w:after="20" w:before="0"/>
             </w:pPr>
-            <w:hyperlink w:history="1" r:id="rIdekekp7gxxsfnwvqemyvfy">
+            <w:hyperlink w:history="1" r:id="rIdfymrofqbbirxh2tzpo0z-">
               <w:r>
                 <w:rPr>
                   <w:rFonts w:ascii="Arial" w:cs="Arial" w:eastAsia="Arial" w:hAnsi="Arial"/>
@@ -7544,7 +7544,7 @@
               <w:spacing w:after="10" w:before="0"/>
               <w:ind w:left="120"/>
             </w:pPr>
-            <w:hyperlink w:history="1" r:id="rIdrk-auoeikxj4jxkjxuxhr">
+            <w:hyperlink w:history="1" r:id="rIdjrgip8jxnismdkkdtuzix">
               <w:r>
                 <w:rPr>
                   <w:rFonts w:ascii="Arial" w:cs="Arial" w:eastAsia="Arial" w:hAnsi="Arial"/>
@@ -7739,7 +7739,7 @@
             <w:pPr>
               <w:spacing w:after="20" w:before="0"/>
             </w:pPr>
-            <w:hyperlink w:history="1" r:id="rIdmkrmpjayx_v8zejcyvbj7">
+            <w:hyperlink w:history="1" r:id="rIdd5bwiegjdkaasowqvs7eq">
               <w:r>
                 <w:rPr>
                   <w:rFonts w:ascii="Arial" w:cs="Arial" w:eastAsia="Arial" w:hAnsi="Arial"/>
@@ -7772,7 +7772,7 @@
               <w:spacing w:after="10" w:before="0"/>
               <w:ind w:left="120"/>
             </w:pPr>
-            <w:hyperlink w:history="1" r:id="rIdz7ulgpyqvoijavgbhhmay">
+            <w:hyperlink w:history="1" r:id="rIdakz7g7gnzmuevg1dvwit4">
               <w:r>
                 <w:rPr>
                   <w:rFonts w:ascii="Arial" w:cs="Arial" w:eastAsia="Arial" w:hAnsi="Arial"/>
@@ -7817,7 +7817,7 @@
             <w:pPr>
               <w:spacing w:after="20" w:before="0"/>
             </w:pPr>
-            <w:hyperlink w:history="1" r:id="rIdkymcm04sgacaf-xtu0q3p">
+            <w:hyperlink w:history="1" r:id="rIdjohrstz7zf1jcjb69zpkp">
               <w:r>
                 <w:rPr>
                   <w:rFonts w:ascii="Arial" w:cs="Arial" w:eastAsia="Arial" w:hAnsi="Arial"/>
@@ -7866,7 +7866,7 @@
               <w:spacing w:after="10" w:before="0"/>
               <w:ind w:left="120"/>
             </w:pPr>
-            <w:hyperlink w:history="1" r:id="rIdqupbmlcwdyp_3t0b9mah0">
+            <w:hyperlink w:history="1" r:id="rIdpnzbl6fhjrukhbfqz5h1u">
               <w:r>
                 <w:rPr>
                   <w:rFonts w:ascii="Arial" w:cs="Arial" w:eastAsia="Arial" w:hAnsi="Arial"/>
@@ -8378,7 +8378,7 @@
         </w:rPr>
         <w:t xml:space="preserve">© 2026 SeaVuria and ARES. Aligned with KICD objectives. Developed by SeaVuria; technical implementation by ARES (with AI assistance from Claude). Licensed under </w:t>
       </w:r>
-      <w:hyperlink w:history="1" r:id="rIdwaohs_lq7usxtbrchtllt">
+      <w:hyperlink w:history="1" r:id="rIdlhvdjdusu2qn3vgzcie7n">
         <w:r>
           <w:rPr>
             <w:rFonts w:ascii="Arial" w:cs="Arial" w:eastAsia="Arial" w:hAnsi="Arial"/>
@@ -8399,7 +8399,7 @@
         </w:rPr>
         <w:t xml:space="preserve"> (</w:t>
       </w:r>
-      <w:hyperlink w:history="1" r:id="rIdtlyrvhs6utc1t0ymoqofo">
+      <w:hyperlink w:history="1" r:id="rIdads5yumzu-0-fjrisuxo7">
         <w:r>
           <w:rPr>
             <w:rFonts w:ascii="Arial" w:cs="Arial" w:eastAsia="Arial" w:hAnsi="Arial"/>
@@ -9412,7 +9412,7 @@
             <w:pPr>
               <w:spacing w:after="20" w:before="0"/>
             </w:pPr>
-            <w:hyperlink w:history="1" r:id="rIdg1nxx4lxzlqxgcd7uowjc">
+            <w:hyperlink w:history="1" r:id="rIdj0emnvgq5v6s8zxuzd3gt">
               <w:r>
                 <w:rPr>
                   <w:rFonts w:ascii="Arial" w:cs="Arial" w:eastAsia="Arial" w:hAnsi="Arial"/>
@@ -9445,7 +9445,7 @@
               <w:spacing w:after="10" w:before="0"/>
               <w:ind w:left="120"/>
             </w:pPr>
-            <w:hyperlink w:history="1" r:id="rIdvxjxghcrdokhl5ekpeph4">
+            <w:hyperlink w:history="1" r:id="rIdg3nxwc_6x_znpbaflz7yf">
               <w:r>
                 <w:rPr>
                   <w:rFonts w:ascii="Arial" w:cs="Arial" w:eastAsia="Arial" w:hAnsi="Arial"/>
@@ -9490,7 +9490,7 @@
             <w:pPr>
               <w:spacing w:after="20" w:before="0"/>
             </w:pPr>
-            <w:hyperlink w:history="1" r:id="rId3aryy1xo2ow7-dqtichea">
+            <w:hyperlink w:history="1" r:id="rIdpzsxkxv18q3a_l5k_douv">
               <w:r>
                 <w:rPr>
                   <w:rFonts w:ascii="Arial" w:cs="Arial" w:eastAsia="Arial" w:hAnsi="Arial"/>
@@ -9523,7 +9523,7 @@
               <w:spacing w:after="10" w:before="0"/>
               <w:ind w:left="120"/>
             </w:pPr>
-            <w:hyperlink w:history="1" r:id="rIdzv5jslmvyqegvf-voexkr">
+            <w:hyperlink w:history="1" r:id="rIdm9qnsernw7j_mzsxyx4x4">
               <w:r>
                 <w:rPr>
                   <w:rFonts w:ascii="Arial" w:cs="Arial" w:eastAsia="Arial" w:hAnsi="Arial"/>
@@ -9718,7 +9718,7 @@
             <w:pPr>
               <w:spacing w:after="20" w:before="0"/>
             </w:pPr>
-            <w:hyperlink w:history="1" r:id="rIdmmvrrffwt9nd1tkhh_nat">
+            <w:hyperlink w:history="1" r:id="rIdidlinapgb0vbhhu11fc6q">
               <w:r>
                 <w:rPr>
                   <w:rFonts w:ascii="Arial" w:cs="Arial" w:eastAsia="Arial" w:hAnsi="Arial"/>
@@ -9751,7 +9751,7 @@
               <w:spacing w:after="10" w:before="0"/>
               <w:ind w:left="120"/>
             </w:pPr>
-            <w:hyperlink w:history="1" r:id="rIdtosrq0-qz1nmowcho--jx">
+            <w:hyperlink w:history="1" r:id="rIdjo_8-ovkjl2kvxrmmj9_v">
               <w:r>
                 <w:rPr>
                   <w:rFonts w:ascii="Arial" w:cs="Arial" w:eastAsia="Arial" w:hAnsi="Arial"/>
@@ -9796,7 +9796,7 @@
             <w:pPr>
               <w:spacing w:after="20" w:before="0"/>
             </w:pPr>
-            <w:hyperlink w:history="1" r:id="rIdapeloabcs_uwh_wdgrwmf">
+            <w:hyperlink w:history="1" r:id="rIdicc-fvmxzosfn_ge4ksql">
               <w:r>
                 <w:rPr>
                   <w:rFonts w:ascii="Arial" w:cs="Arial" w:eastAsia="Arial" w:hAnsi="Arial"/>
@@ -9829,7 +9829,7 @@
               <w:spacing w:after="10" w:before="0"/>
               <w:ind w:left="120"/>
             </w:pPr>
-            <w:hyperlink w:history="1" r:id="rIdr_epxtyqgdpvehmtz9fsc">
+            <w:hyperlink w:history="1" r:id="rIdhejcmwyqgmi5de1rybexg">
               <w:r>
                 <w:rPr>
                   <w:rFonts w:ascii="Arial" w:cs="Arial" w:eastAsia="Arial" w:hAnsi="Arial"/>
@@ -10024,7 +10024,7 @@
             <w:pPr>
               <w:spacing w:after="20" w:before="0"/>
             </w:pPr>
-            <w:hyperlink w:history="1" r:id="rIdan1ufbf0zq5lrkz-i6yg_">
+            <w:hyperlink w:history="1" r:id="rIdg_atu87ddl7bhhkfwwcpu">
               <w:r>
                 <w:rPr>
                   <w:rFonts w:ascii="Arial" w:cs="Arial" w:eastAsia="Arial" w:hAnsi="Arial"/>
@@ -10073,7 +10073,7 @@
               <w:spacing w:after="10" w:before="0"/>
               <w:ind w:left="120"/>
             </w:pPr>
-            <w:hyperlink w:history="1" r:id="rId3jkcu82czvhf222lpy5ta">
+            <w:hyperlink w:history="1" r:id="rIdmwehtgyiityyegzg5vzsn">
               <w:r>
                 <w:rPr>
                   <w:rFonts w:ascii="Arial" w:cs="Arial" w:eastAsia="Arial" w:hAnsi="Arial"/>
@@ -10118,7 +10118,7 @@
             <w:pPr>
               <w:spacing w:after="20" w:before="0"/>
             </w:pPr>
-            <w:hyperlink w:history="1" r:id="rIdtld7pxtth0swznwp3a1k7">
+            <w:hyperlink w:history="1" r:id="rIdke5wz1yqrnzbat5eyjrlo">
               <w:r>
                 <w:rPr>
                   <w:rFonts w:ascii="Arial" w:cs="Arial" w:eastAsia="Arial" w:hAnsi="Arial"/>
@@ -10151,7 +10151,7 @@
               <w:spacing w:after="10" w:before="0"/>
               <w:ind w:left="120"/>
             </w:pPr>
-            <w:hyperlink w:history="1" r:id="rIdzkr8gsnjg0r83qy1q7vda">
+            <w:hyperlink w:history="1" r:id="rIdzc3rkivccik4bozuh_ase">
               <w:r>
                 <w:rPr>
                   <w:rFonts w:ascii="Arial" w:cs="Arial" w:eastAsia="Arial" w:hAnsi="Arial"/>
@@ -10346,7 +10346,7 @@
             <w:pPr>
               <w:spacing w:after="20" w:before="0"/>
             </w:pPr>
-            <w:hyperlink w:history="1" r:id="rId6pongtmwqpb6_c3p9m01b">
+            <w:hyperlink w:history="1" r:id="rIdano7ypescfgv97lojq0wi">
               <w:r>
                 <w:rPr>
                   <w:rFonts w:ascii="Arial" w:cs="Arial" w:eastAsia="Arial" w:hAnsi="Arial"/>
@@ -10395,7 +10395,7 @@
               <w:spacing w:after="10" w:before="0"/>
               <w:ind w:left="120"/>
             </w:pPr>
-            <w:hyperlink w:history="1" r:id="rId1bc4rimzaulnar92ddwgk">
+            <w:hyperlink w:history="1" r:id="rIdtq6yndaet1hey3umt0upm">
               <w:r>
                 <w:rPr>
                   <w:rFonts w:ascii="Arial" w:cs="Arial" w:eastAsia="Arial" w:hAnsi="Arial"/>
@@ -10440,7 +10440,7 @@
             <w:pPr>
               <w:spacing w:after="20" w:before="0"/>
             </w:pPr>
-            <w:hyperlink w:history="1" r:id="rIdi5ch65zhv7xk6_2lpwqei">
+            <w:hyperlink w:history="1" r:id="rIdfbot4piamcu6zipbpy3eq">
               <w:r>
                 <w:rPr>
                   <w:rFonts w:ascii="Arial" w:cs="Arial" w:eastAsia="Arial" w:hAnsi="Arial"/>
@@ -10473,7 +10473,7 @@
               <w:spacing w:after="10" w:before="0"/>
               <w:ind w:left="120"/>
             </w:pPr>
-            <w:hyperlink w:history="1" r:id="rIdafg_x24mohbzz4o-uirvn">
+            <w:hyperlink w:history="1" r:id="rIdhac8f6te75z3rl6ze69xb">
               <w:r>
                 <w:rPr>
                   <w:rFonts w:ascii="Arial" w:cs="Arial" w:eastAsia="Arial" w:hAnsi="Arial"/>
@@ -10668,7 +10668,7 @@
             <w:pPr>
               <w:spacing w:after="20" w:before="0"/>
             </w:pPr>
-            <w:hyperlink w:history="1" r:id="rIdel_nkh1ncts-4fwzzti1x">
+            <w:hyperlink w:history="1" r:id="rIdkrrgbauncp_sxygatzlio">
               <w:r>
                 <w:rPr>
                   <w:rFonts w:ascii="Arial" w:cs="Arial" w:eastAsia="Arial" w:hAnsi="Arial"/>
@@ -10717,7 +10717,7 @@
               <w:spacing w:after="10" w:before="0"/>
               <w:ind w:left="120"/>
             </w:pPr>
-            <w:hyperlink w:history="1" r:id="rIdxduov5zrpz0fisi4kwkbd">
+            <w:hyperlink w:history="1" r:id="rIdjfg8dndg6qe8lft3hm_hw">
               <w:r>
                 <w:rPr>
                   <w:rFonts w:ascii="Arial" w:cs="Arial" w:eastAsia="Arial" w:hAnsi="Arial"/>
@@ -10762,7 +10762,7 @@
             <w:pPr>
               <w:spacing w:after="20" w:before="0"/>
             </w:pPr>
-            <w:hyperlink w:history="1" r:id="rIdvn1u2zkjfe-hwb83jiadh">
+            <w:hyperlink w:history="1" r:id="rId82myz3l0xobnyzw1bqvaq">
               <w:r>
                 <w:rPr>
                   <w:rFonts w:ascii="Arial" w:cs="Arial" w:eastAsia="Arial" w:hAnsi="Arial"/>
@@ -10811,7 +10811,7 @@
               <w:spacing w:after="10" w:before="0"/>
               <w:ind w:left="120"/>
             </w:pPr>
-            <w:hyperlink w:history="1" r:id="rId2hliqrpfkp5148_gz8kpr">
+            <w:hyperlink w:history="1" r:id="rId7llau_gzkttkq_wsovcy3">
               <w:r>
                 <w:rPr>
                   <w:rFonts w:ascii="Arial" w:cs="Arial" w:eastAsia="Arial" w:hAnsi="Arial"/>
@@ -11323,7 +11323,7 @@
         </w:rPr>
         <w:t xml:space="preserve">© 2026 SeaVuria and ARES. Aligned with KICD objectives. Developed by SeaVuria; technical implementation by ARES (with AI assistance from Claude). Licensed under </w:t>
       </w:r>
-      <w:hyperlink w:history="1" r:id="rIdz97dhafbuywtgs1ilesyk">
+      <w:hyperlink w:history="1" r:id="rIdugie422d_l-imyg_62rz7">
         <w:r>
           <w:rPr>
             <w:rFonts w:ascii="Arial" w:cs="Arial" w:eastAsia="Arial" w:hAnsi="Arial"/>
@@ -11344,7 +11344,7 @@
         </w:rPr>
         <w:t xml:space="preserve"> (</w:t>
       </w:r>
-      <w:hyperlink w:history="1" r:id="rIdmekdsqalcqughee_o4tvs">
+      <w:hyperlink w:history="1" r:id="rId6bd5og6i3ofwxz1ajnb93">
         <w:r>
           <w:rPr>
             <w:rFonts w:ascii="Arial" w:cs="Arial" w:eastAsia="Arial" w:hAnsi="Arial"/>
@@ -12357,7 +12357,7 @@
             <w:pPr>
               <w:spacing w:after="20" w:before="0"/>
             </w:pPr>
-            <w:hyperlink w:history="1" r:id="rIdo7yfoci6hcxsehygmq6zc">
+            <w:hyperlink w:history="1" r:id="rIdnxo5coxxu6tjuemrcju4r">
               <w:r>
                 <w:rPr>
                   <w:rFonts w:ascii="Arial" w:cs="Arial" w:eastAsia="Arial" w:hAnsi="Arial"/>
@@ -12390,7 +12390,7 @@
               <w:spacing w:after="10" w:before="0"/>
               <w:ind w:left="120"/>
             </w:pPr>
-            <w:hyperlink w:history="1" r:id="rIdeuo9cikwlxk6jqzq0hmbs">
+            <w:hyperlink w:history="1" r:id="rIdelg6e0dydo5umzxdxcxlh">
               <w:r>
                 <w:rPr>
                   <w:rFonts w:ascii="Arial" w:cs="Arial" w:eastAsia="Arial" w:hAnsi="Arial"/>
@@ -12435,7 +12435,7 @@
             <w:pPr>
               <w:spacing w:after="20" w:before="0"/>
             </w:pPr>
-            <w:hyperlink w:history="1" r:id="rIdgliowvxp2c-zvcbe-vic2">
+            <w:hyperlink w:history="1" r:id="rIdzauqqewbniqtid9n4v327">
               <w:r>
                 <w:rPr>
                   <w:rFonts w:ascii="Arial" w:cs="Arial" w:eastAsia="Arial" w:hAnsi="Arial"/>
@@ -12468,7 +12468,7 @@
               <w:spacing w:after="10" w:before="0"/>
               <w:ind w:left="120"/>
             </w:pPr>
-            <w:hyperlink w:history="1" r:id="rIderlbzixvtme4zdolm2b8r">
+            <w:hyperlink w:history="1" r:id="rIdlexhgyurv5rlgvoy1ywzk">
               <w:r>
                 <w:rPr>
                   <w:rFonts w:ascii="Arial" w:cs="Arial" w:eastAsia="Arial" w:hAnsi="Arial"/>
@@ -12663,7 +12663,7 @@
             <w:pPr>
               <w:spacing w:after="20" w:before="0"/>
             </w:pPr>
-            <w:hyperlink w:history="1" r:id="rId0mtdt915_mp42yidlnn4m">
+            <w:hyperlink w:history="1" r:id="rIdr8vjo8pujv8u8wb6pqmby">
               <w:r>
                 <w:rPr>
                   <w:rFonts w:ascii="Arial" w:cs="Arial" w:eastAsia="Arial" w:hAnsi="Arial"/>
@@ -12696,7 +12696,7 @@
               <w:spacing w:after="10" w:before="0"/>
               <w:ind w:left="120"/>
             </w:pPr>
-            <w:hyperlink w:history="1" r:id="rIdu6qudni5aasxy4d6xlcxd">
+            <w:hyperlink w:history="1" r:id="rIddgpmh7azw2yv47b9t0i2_">
               <w:r>
                 <w:rPr>
                   <w:rFonts w:ascii="Arial" w:cs="Arial" w:eastAsia="Arial" w:hAnsi="Arial"/>
@@ -12741,7 +12741,7 @@
             <w:pPr>
               <w:spacing w:after="20" w:before="0"/>
             </w:pPr>
-            <w:hyperlink w:history="1" r:id="rIdmplbq_qpgpjfkaffu4va9">
+            <w:hyperlink w:history="1" r:id="rIdv0ap-h22cf4hk677pb6ux">
               <w:r>
                 <w:rPr>
                   <w:rFonts w:ascii="Arial" w:cs="Arial" w:eastAsia="Arial" w:hAnsi="Arial"/>
@@ -12774,7 +12774,7 @@
               <w:spacing w:after="10" w:before="0"/>
               <w:ind w:left="120"/>
             </w:pPr>
-            <w:hyperlink w:history="1" r:id="rIdxvctbjqy4cwfkcwzmwg__">
+            <w:hyperlink w:history="1" r:id="rId0gb6evcl9n7kktd_xdbyu">
               <w:r>
                 <w:rPr>
                   <w:rFonts w:ascii="Arial" w:cs="Arial" w:eastAsia="Arial" w:hAnsi="Arial"/>
@@ -12969,7 +12969,7 @@
             <w:pPr>
               <w:spacing w:after="20" w:before="0"/>
             </w:pPr>
-            <w:hyperlink w:history="1" r:id="rId7maegwj6padnq-8jkimdk">
+            <w:hyperlink w:history="1" r:id="rIdiw8x6j4u1g_sug02niri2">
               <w:r>
                 <w:rPr>
                   <w:rFonts w:ascii="Arial" w:cs="Arial" w:eastAsia="Arial" w:hAnsi="Arial"/>
@@ -13018,7 +13018,7 @@
               <w:spacing w:after="10" w:before="0"/>
               <w:ind w:left="120"/>
             </w:pPr>
-            <w:hyperlink w:history="1" r:id="rIdxg3v8nglou5kkftq6fs45">
+            <w:hyperlink w:history="1" r:id="rIdnpuiv1q9ip9wevjzvvdmk">
               <w:r>
                 <w:rPr>
                   <w:rFonts w:ascii="Arial" w:cs="Arial" w:eastAsia="Arial" w:hAnsi="Arial"/>
@@ -13063,7 +13063,7 @@
             <w:pPr>
               <w:spacing w:after="20" w:before="0"/>
             </w:pPr>
-            <w:hyperlink w:history="1" r:id="rIduvpzcf27omaxlnui7nsnu">
+            <w:hyperlink w:history="1" r:id="rId7abadkbbpqss-e-wsvzgu">
               <w:r>
                 <w:rPr>
                   <w:rFonts w:ascii="Arial" w:cs="Arial" w:eastAsia="Arial" w:hAnsi="Arial"/>
@@ -13112,7 +13112,7 @@
               <w:spacing w:after="10" w:before="0"/>
               <w:ind w:left="120"/>
             </w:pPr>
-            <w:hyperlink w:history="1" r:id="rIde68ltvw527ddieolh7kwu">
+            <w:hyperlink w:history="1" r:id="rIdhb6nakr45hgo_z5l4aaht">
               <w:r>
                 <w:rPr>
                   <w:rFonts w:ascii="Arial" w:cs="Arial" w:eastAsia="Arial" w:hAnsi="Arial"/>
@@ -13307,7 +13307,7 @@
             <w:pPr>
               <w:spacing w:after="20" w:before="0"/>
             </w:pPr>
-            <w:hyperlink w:history="1" r:id="rIdzg_qol6t-4poepxgblenl">
+            <w:hyperlink w:history="1" r:id="rIdxw67mz8vhchobx0pokdo7">
               <w:r>
                 <w:rPr>
                   <w:rFonts w:ascii="Arial" w:cs="Arial" w:eastAsia="Arial" w:hAnsi="Arial"/>
@@ -13356,7 +13356,7 @@
               <w:spacing w:after="10" w:before="0"/>
               <w:ind w:left="120"/>
             </w:pPr>
-            <w:hyperlink w:history="1" r:id="rId3gmyx9digvs7zgryj7xqv">
+            <w:hyperlink w:history="1" r:id="rIdwhzvw8yvaavjczpfrmo5c">
               <w:r>
                 <w:rPr>
                   <w:rFonts w:ascii="Arial" w:cs="Arial" w:eastAsia="Arial" w:hAnsi="Arial"/>
@@ -13401,7 +13401,7 @@
             <w:pPr>
               <w:spacing w:after="20" w:before="0"/>
             </w:pPr>
-            <w:hyperlink w:history="1" r:id="rId2_kojwvvliaxs9hbpr8z9">
+            <w:hyperlink w:history="1" r:id="rIdk2badg5sdtceueje7ka8b">
               <w:r>
                 <w:rPr>
                   <w:rFonts w:ascii="Arial" w:cs="Arial" w:eastAsia="Arial" w:hAnsi="Arial"/>
@@ -13450,7 +13450,7 @@
               <w:spacing w:after="10" w:before="0"/>
               <w:ind w:left="120"/>
             </w:pPr>
-            <w:hyperlink w:history="1" r:id="rIdztay0xnsk4dmqg2_b2rlh">
+            <w:hyperlink w:history="1" r:id="rIdbtx2azh9hefx0tg_oy-vt">
               <w:r>
                 <w:rPr>
                   <w:rFonts w:ascii="Arial" w:cs="Arial" w:eastAsia="Arial" w:hAnsi="Arial"/>
@@ -13645,7 +13645,7 @@
             <w:pPr>
               <w:spacing w:after="20" w:before="0"/>
             </w:pPr>
-            <w:hyperlink w:history="1" r:id="rIdhasqelfgfjp6xvwnq9-r2">
+            <w:hyperlink w:history="1" r:id="rId2a9ziaww04yeutpqfsija">
               <w:r>
                 <w:rPr>
                   <w:rFonts w:ascii="Arial" w:cs="Arial" w:eastAsia="Arial" w:hAnsi="Arial"/>
@@ -13694,7 +13694,7 @@
               <w:spacing w:after="10" w:before="0"/>
               <w:ind w:left="120"/>
             </w:pPr>
-            <w:hyperlink w:history="1" r:id="rIdto2gamiet7kxawtoruj5h">
+            <w:hyperlink w:history="1" r:id="rIdspg1lbq4ulpux7oeqhysm">
               <w:r>
                 <w:rPr>
                   <w:rFonts w:ascii="Arial" w:cs="Arial" w:eastAsia="Arial" w:hAnsi="Arial"/>
@@ -13739,7 +13739,7 @@
             <w:pPr>
               <w:spacing w:after="20" w:before="0"/>
             </w:pPr>
-            <w:hyperlink w:history="1" r:id="rIdt45exe9ciq9rnzkr-hy18">
+            <w:hyperlink w:history="1" r:id="rIdioblpaxixl4raq92pvdn7">
               <w:r>
                 <w:rPr>
                   <w:rFonts w:ascii="Arial" w:cs="Arial" w:eastAsia="Arial" w:hAnsi="Arial"/>
@@ -13788,7 +13788,7 @@
               <w:spacing w:after="10" w:before="0"/>
               <w:ind w:left="120"/>
             </w:pPr>
-            <w:hyperlink w:history="1" r:id="rId_xlz9e4tzldzmcwtqeaw-">
+            <w:hyperlink w:history="1" r:id="rId6l4cbn3ajzrsfybftiizr">
               <w:r>
                 <w:rPr>
                   <w:rFonts w:ascii="Arial" w:cs="Arial" w:eastAsia="Arial" w:hAnsi="Arial"/>
@@ -14300,7 +14300,7 @@
         </w:rPr>
         <w:t xml:space="preserve">© 2026 SeaVuria and ARES. Aligned with KICD objectives. Developed by SeaVuria; technical implementation by ARES (with AI assistance from Claude). Licensed under </w:t>
       </w:r>
-      <w:hyperlink w:history="1" r:id="rIdz09yuy1k9qtcionqcenoz">
+      <w:hyperlink w:history="1" r:id="rId9ahwvcjlxcsgdcjhmbknm">
         <w:r>
           <w:rPr>
             <w:rFonts w:ascii="Arial" w:cs="Arial" w:eastAsia="Arial" w:hAnsi="Arial"/>
@@ -14321,7 +14321,7 @@
         </w:rPr>
         <w:t xml:space="preserve"> (</w:t>
       </w:r>
-      <w:hyperlink w:history="1" r:id="rIdqwf4v5aoyelgiomjijpxa">
+      <w:hyperlink w:history="1" r:id="rId7jjvxls77kjgpm8x57c6g">
         <w:r>
           <w:rPr>
             <w:rFonts w:ascii="Arial" w:cs="Arial" w:eastAsia="Arial" w:hAnsi="Arial"/>
@@ -15553,7 +15553,7 @@
             <w:pPr>
               <w:spacing w:after="20" w:before="0"/>
             </w:pPr>
-            <w:hyperlink w:history="1" r:id="rIdgmbheoqhov4q5ebswmc35">
+            <w:hyperlink w:history="1" r:id="rIdexy2_gmkutohvumwxgps4">
               <w:r>
                 <w:rPr>
                   <w:rFonts w:ascii="Arial" w:cs="Arial" w:eastAsia="Arial" w:hAnsi="Arial"/>
@@ -15586,7 +15586,7 @@
               <w:spacing w:after="10" w:before="0"/>
               <w:ind w:left="120"/>
             </w:pPr>
-            <w:hyperlink w:history="1" r:id="rIdk_nikzaoidgtcud8trp3c">
+            <w:hyperlink w:history="1" r:id="rIdtdqstpxzd1lhgtajmhzwj">
               <w:r>
                 <w:rPr>
                   <w:rFonts w:ascii="Arial" w:cs="Arial" w:eastAsia="Arial" w:hAnsi="Arial"/>
@@ -15631,7 +15631,7 @@
             <w:pPr>
               <w:spacing w:after="20" w:before="0"/>
             </w:pPr>
-            <w:hyperlink w:history="1" r:id="rIdz3zebxzractkggfousckl">
+            <w:hyperlink w:history="1" r:id="rIdlhrzstidsrca0glfma5_p">
               <w:r>
                 <w:rPr>
                   <w:rFonts w:ascii="Arial" w:cs="Arial" w:eastAsia="Arial" w:hAnsi="Arial"/>
@@ -15664,7 +15664,7 @@
               <w:spacing w:after="10" w:before="0"/>
               <w:ind w:left="120"/>
             </w:pPr>
-            <w:hyperlink w:history="1" r:id="rIdioyvyijw8vagle3bw_7ya">
+            <w:hyperlink w:history="1" r:id="rIddkclhwqwdotp3ucp-6tax">
               <w:r>
                 <w:rPr>
                   <w:rFonts w:ascii="Arial" w:cs="Arial" w:eastAsia="Arial" w:hAnsi="Arial"/>
@@ -15859,7 +15859,7 @@
             <w:pPr>
               <w:spacing w:after="20" w:before="0"/>
             </w:pPr>
-            <w:hyperlink w:history="1" r:id="rIdqjvey3ueqkkvb2ja35qfe">
+            <w:hyperlink w:history="1" r:id="rId60mwpomjzw0a65-0kij65">
               <w:r>
                 <w:rPr>
                   <w:rFonts w:ascii="Arial" w:cs="Arial" w:eastAsia="Arial" w:hAnsi="Arial"/>
@@ -15892,7 +15892,7 @@
               <w:spacing w:after="10" w:before="0"/>
               <w:ind w:left="120"/>
             </w:pPr>
-            <w:hyperlink w:history="1" r:id="rIdqlu3goxursgrqhgwviutf">
+            <w:hyperlink w:history="1" r:id="rIdegbd9nvraum6jtxf_mnnj">
               <w:r>
                 <w:rPr>
                   <w:rFonts w:ascii="Arial" w:cs="Arial" w:eastAsia="Arial" w:hAnsi="Arial"/>
@@ -15937,7 +15937,7 @@
             <w:pPr>
               <w:spacing w:after="20" w:before="0"/>
             </w:pPr>
-            <w:hyperlink w:history="1" r:id="rIdfievpu3-jgf-0pzocwgmh">
+            <w:hyperlink w:history="1" r:id="rId0iaod_5hem83p6prdg2kx">
               <w:r>
                 <w:rPr>
                   <w:rFonts w:ascii="Arial" w:cs="Arial" w:eastAsia="Arial" w:hAnsi="Arial"/>
@@ -15970,7 +15970,7 @@
               <w:spacing w:after="10" w:before="0"/>
               <w:ind w:left="120"/>
             </w:pPr>
-            <w:hyperlink w:history="1" r:id="rIdidsmefakc0-e4k19idsgs">
+            <w:hyperlink w:history="1" r:id="rIdtsec0zxftj4_mqtjif0-q">
               <w:r>
                 <w:rPr>
                   <w:rFonts w:ascii="Arial" w:cs="Arial" w:eastAsia="Arial" w:hAnsi="Arial"/>
@@ -16165,7 +16165,7 @@
             <w:pPr>
               <w:spacing w:after="20" w:before="0"/>
             </w:pPr>
-            <w:hyperlink w:history="1" r:id="rIdomqitdkfbbywn7pgy0zam">
+            <w:hyperlink w:history="1" r:id="rIdmlzny0bhsfkc84q1ihghs">
               <w:r>
                 <w:rPr>
                   <w:rFonts w:ascii="Arial" w:cs="Arial" w:eastAsia="Arial" w:hAnsi="Arial"/>
@@ -16198,7 +16198,7 @@
               <w:spacing w:after="10" w:before="0"/>
               <w:ind w:left="120"/>
             </w:pPr>
-            <w:hyperlink w:history="1" r:id="rIdvwfu8irfkttwbiwolgfho">
+            <w:hyperlink w:history="1" r:id="rIdj79igduh7ctaiejae4mdp">
               <w:r>
                 <w:rPr>
                   <w:rFonts w:ascii="Arial" w:cs="Arial" w:eastAsia="Arial" w:hAnsi="Arial"/>
@@ -16243,7 +16243,7 @@
             <w:pPr>
               <w:spacing w:after="20" w:before="0"/>
             </w:pPr>
-            <w:hyperlink w:history="1" r:id="rIdb-fstfq3dwfojkxeyvdgu">
+            <w:hyperlink w:history="1" r:id="rIdkekb4ey8dk3snnrzctwvo">
               <w:r>
                 <w:rPr>
                   <w:rFonts w:ascii="Arial" w:cs="Arial" w:eastAsia="Arial" w:hAnsi="Arial"/>
@@ -16292,7 +16292,7 @@
               <w:spacing w:after="10" w:before="0"/>
               <w:ind w:left="120"/>
             </w:pPr>
-            <w:hyperlink w:history="1" r:id="rId1itrpzo7oxvdcbjece3om">
+            <w:hyperlink w:history="1" r:id="rIdnmu_r1tb7j94j7vetjv9c">
               <w:r>
                 <w:rPr>
                   <w:rFonts w:ascii="Arial" w:cs="Arial" w:eastAsia="Arial" w:hAnsi="Arial"/>
@@ -16487,7 +16487,7 @@
             <w:pPr>
               <w:spacing w:after="20" w:before="0"/>
             </w:pPr>
-            <w:hyperlink w:history="1" r:id="rIduukoo5gkd3egrrip03n1x">
+            <w:hyperlink w:history="1" r:id="rId_zl4vqgi_toqlye43cwsq">
               <w:r>
                 <w:rPr>
                   <w:rFonts w:ascii="Arial" w:cs="Arial" w:eastAsia="Arial" w:hAnsi="Arial"/>
@@ -16520,7 +16520,7 @@
               <w:spacing w:after="10" w:before="0"/>
               <w:ind w:left="120"/>
             </w:pPr>
-            <w:hyperlink w:history="1" r:id="rIdtejv3vfeixy_vqh5mqrbu">
+            <w:hyperlink w:history="1" r:id="rIdqkevpf1cycwz-bhreqjg7">
               <w:r>
                 <w:rPr>
                   <w:rFonts w:ascii="Arial" w:cs="Arial" w:eastAsia="Arial" w:hAnsi="Arial"/>
@@ -16565,7 +16565,7 @@
             <w:pPr>
               <w:spacing w:after="20" w:before="0"/>
             </w:pPr>
-            <w:hyperlink w:history="1" r:id="rIdm6w8p9j8vvg1omtnhu8ld">
+            <w:hyperlink w:history="1" r:id="rIdg4_d-x8t8stipu3v2jvtj">
               <w:r>
                 <w:rPr>
                   <w:rFonts w:ascii="Arial" w:cs="Arial" w:eastAsia="Arial" w:hAnsi="Arial"/>
@@ -16614,7 +16614,7 @@
               <w:spacing w:after="10" w:before="0"/>
               <w:ind w:left="120"/>
             </w:pPr>
-            <w:hyperlink w:history="1" r:id="rId7glg05kamdwfvs6yjiyaf">
+            <w:hyperlink w:history="1" r:id="rIddnbxk1uymcry3smuso8sm">
               <w:r>
                 <w:rPr>
                   <w:rFonts w:ascii="Arial" w:cs="Arial" w:eastAsia="Arial" w:hAnsi="Arial"/>
@@ -16809,7 +16809,7 @@
             <w:pPr>
               <w:spacing w:after="20" w:before="0"/>
             </w:pPr>
-            <w:hyperlink w:history="1" r:id="rIdqbqdckygpm0qjzequdpit">
+            <w:hyperlink w:history="1" r:id="rIdmu8at8hbe9haxdsv4g0fg">
               <w:r>
                 <w:rPr>
                   <w:rFonts w:ascii="Arial" w:cs="Arial" w:eastAsia="Arial" w:hAnsi="Arial"/>
@@ -16858,7 +16858,7 @@
               <w:spacing w:after="10" w:before="0"/>
               <w:ind w:left="120"/>
             </w:pPr>
-            <w:hyperlink w:history="1" r:id="rIdbjjqmm8jl_yu0v3zjcqvk">
+            <w:hyperlink w:history="1" r:id="rIdj_6xag4e6mbad8saxitgr">
               <w:r>
                 <w:rPr>
                   <w:rFonts w:ascii="Arial" w:cs="Arial" w:eastAsia="Arial" w:hAnsi="Arial"/>
@@ -16903,7 +16903,7 @@
             <w:pPr>
               <w:spacing w:after="20" w:before="0"/>
             </w:pPr>
-            <w:hyperlink w:history="1" r:id="rIdojiayai5sxyffiefzxmxt">
+            <w:hyperlink w:history="1" r:id="rIdqkjbgdmy9kjpokjue7cv4">
               <w:r>
                 <w:rPr>
                   <w:rFonts w:ascii="Arial" w:cs="Arial" w:eastAsia="Arial" w:hAnsi="Arial"/>
@@ -16952,7 +16952,7 @@
               <w:spacing w:after="10" w:before="0"/>
               <w:ind w:left="120"/>
             </w:pPr>
-            <w:hyperlink w:history="1" r:id="rIdm97x_midrhg5jrecgmp6x">
+            <w:hyperlink w:history="1" r:id="rIdvmp7ofhckkem_xskk-hao">
               <w:r>
                 <w:rPr>
                   <w:rFonts w:ascii="Arial" w:cs="Arial" w:eastAsia="Arial" w:hAnsi="Arial"/>
@@ -17540,7 +17540,7 @@
         </w:rPr>
         <w:t xml:space="preserve">© 2026 SeaVuria and ARES. Aligned with KICD objectives. Developed by SeaVuria; technical implementation by ARES (with AI assistance from Claude). Licensed under </w:t>
       </w:r>
-      <w:hyperlink w:history="1" r:id="rIds2pl1rjqncucys24cifcp">
+      <w:hyperlink w:history="1" r:id="rIdrmwwb2f2ne50269ax7g26">
         <w:r>
           <w:rPr>
             <w:rFonts w:ascii="Arial" w:cs="Arial" w:eastAsia="Arial" w:hAnsi="Arial"/>
@@ -17561,7 +17561,7 @@
         </w:rPr>
         <w:t xml:space="preserve"> (</w:t>
       </w:r>
-      <w:hyperlink w:history="1" r:id="rId9-tiqpuzpxjh1yywywym1">
+      <w:hyperlink w:history="1" r:id="rIdfrjbczwggp9dulxtejxj0">
         <w:r>
           <w:rPr>
             <w:rFonts w:ascii="Arial" w:cs="Arial" w:eastAsia="Arial" w:hAnsi="Arial"/>
@@ -18574,7 +18574,7 @@
             <w:pPr>
               <w:spacing w:after="20" w:before="0"/>
             </w:pPr>
-            <w:hyperlink w:history="1" r:id="rIdkbdkxrfvhf-ox8zdd5t0s">
+            <w:hyperlink w:history="1" r:id="rIdrfi9r-zjpqite3z4zk0kh">
               <w:r>
                 <w:rPr>
                   <w:rFonts w:ascii="Arial" w:cs="Arial" w:eastAsia="Arial" w:hAnsi="Arial"/>
@@ -18607,7 +18607,7 @@
               <w:spacing w:after="10" w:before="0"/>
               <w:ind w:left="120"/>
             </w:pPr>
-            <w:hyperlink w:history="1" r:id="rIdykl--gyuvfvdbyuxqy9im">
+            <w:hyperlink w:history="1" r:id="rIdra5wmmd--5qgadvt4vw_4">
               <w:r>
                 <w:rPr>
                   <w:rFonts w:ascii="Arial" w:cs="Arial" w:eastAsia="Arial" w:hAnsi="Arial"/>
@@ -18652,7 +18652,7 @@
             <w:pPr>
               <w:spacing w:after="20" w:before="0"/>
             </w:pPr>
-            <w:hyperlink w:history="1" r:id="rIdr71qapfl-71ma7palu4tf">
+            <w:hyperlink w:history="1" r:id="rIdjojjjrrw-ioragdvcgfbx">
               <w:r>
                 <w:rPr>
                   <w:rFonts w:ascii="Arial" w:cs="Arial" w:eastAsia="Arial" w:hAnsi="Arial"/>
@@ -18685,7 +18685,7 @@
               <w:spacing w:after="10" w:before="0"/>
               <w:ind w:left="120"/>
             </w:pPr>
-            <w:hyperlink w:history="1" r:id="rIdv336lswec-f8iae3not89">
+            <w:hyperlink w:history="1" r:id="rIdq7at9mtrmziofm-5g_ytg">
               <w:r>
                 <w:rPr>
                   <w:rFonts w:ascii="Arial" w:cs="Arial" w:eastAsia="Arial" w:hAnsi="Arial"/>
@@ -18880,7 +18880,7 @@
             <w:pPr>
               <w:spacing w:after="20" w:before="0"/>
             </w:pPr>
-            <w:hyperlink w:history="1" r:id="rIdlrtnfstsw7bvlchzokgqq">
+            <w:hyperlink w:history="1" r:id="rIdiv7tjgof5hj2vlk3y_jbm">
               <w:r>
                 <w:rPr>
                   <w:rFonts w:ascii="Arial" w:cs="Arial" w:eastAsia="Arial" w:hAnsi="Arial"/>
@@ -18913,7 +18913,7 @@
               <w:spacing w:after="10" w:before="0"/>
               <w:ind w:left="120"/>
             </w:pPr>
-            <w:hyperlink w:history="1" r:id="rIdylbnpoivlj6hrtcz5r_aq">
+            <w:hyperlink w:history="1" r:id="rIdzdirq5wmjmxm7hynoyxvw">
               <w:r>
                 <w:rPr>
                   <w:rFonts w:ascii="Arial" w:cs="Arial" w:eastAsia="Arial" w:hAnsi="Arial"/>
@@ -18958,7 +18958,7 @@
             <w:pPr>
               <w:spacing w:after="20" w:before="0"/>
             </w:pPr>
-            <w:hyperlink w:history="1" r:id="rIdtw7uaoo0sh99aviifsec4">
+            <w:hyperlink w:history="1" r:id="rIdfhlt5tpokbsqex7537uok">
               <w:r>
                 <w:rPr>
                   <w:rFonts w:ascii="Arial" w:cs="Arial" w:eastAsia="Arial" w:hAnsi="Arial"/>
@@ -18991,7 +18991,7 @@
               <w:spacing w:after="10" w:before="0"/>
               <w:ind w:left="120"/>
             </w:pPr>
-            <w:hyperlink w:history="1" r:id="rIdylbzsrstl1zjrpowog_an">
+            <w:hyperlink w:history="1" r:id="rIdbk_qnp4dxedherkczr_95">
               <w:r>
                 <w:rPr>
                   <w:rFonts w:ascii="Arial" w:cs="Arial" w:eastAsia="Arial" w:hAnsi="Arial"/>
@@ -19186,7 +19186,7 @@
             <w:pPr>
               <w:spacing w:after="20" w:before="0"/>
             </w:pPr>
-            <w:hyperlink w:history="1" r:id="rIdacenndiukbhx3oh_okryh">
+            <w:hyperlink w:history="1" r:id="rId7s_btcom0-n1clpfrwcfl">
               <w:r>
                 <w:rPr>
                   <w:rFonts w:ascii="Arial" w:cs="Arial" w:eastAsia="Arial" w:hAnsi="Arial"/>
@@ -19219,7 +19219,7 @@
               <w:spacing w:after="10" w:before="0"/>
               <w:ind w:left="120"/>
             </w:pPr>
-            <w:hyperlink w:history="1" r:id="rId33jdyrsn0e-2julx6efd9">
+            <w:hyperlink w:history="1" r:id="rIdlspbccckdz3nh0fwmikoz">
               <w:r>
                 <w:rPr>
                   <w:rFonts w:ascii="Arial" w:cs="Arial" w:eastAsia="Arial" w:hAnsi="Arial"/>
@@ -19264,7 +19264,7 @@
             <w:pPr>
               <w:spacing w:after="20" w:before="0"/>
             </w:pPr>
-            <w:hyperlink w:history="1" r:id="rIdgs3uhlh6fkkhnjussedds">
+            <w:hyperlink w:history="1" r:id="rIdhpfi6ufh4ywmjtif0tu7b">
               <w:r>
                 <w:rPr>
                   <w:rFonts w:ascii="Arial" w:cs="Arial" w:eastAsia="Arial" w:hAnsi="Arial"/>
@@ -19313,7 +19313,7 @@
               <w:spacing w:after="10" w:before="0"/>
               <w:ind w:left="120"/>
             </w:pPr>
-            <w:hyperlink w:history="1" r:id="rIdjqw8zru-grwzkezsjzl5x">
+            <w:hyperlink w:history="1" r:id="rIdw9yjjbwrcerhd5m99unwl">
               <w:r>
                 <w:rPr>
                   <w:rFonts w:ascii="Arial" w:cs="Arial" w:eastAsia="Arial" w:hAnsi="Arial"/>
@@ -19508,7 +19508,7 @@
             <w:pPr>
               <w:spacing w:after="20" w:before="0"/>
             </w:pPr>
-            <w:hyperlink w:history="1" r:id="rIdhyx_8x_vifubgb0dtan_c">
+            <w:hyperlink w:history="1" r:id="rIdkbtbr7p9_wru0nbuby51z">
               <w:r>
                 <w:rPr>
                   <w:rFonts w:ascii="Arial" w:cs="Arial" w:eastAsia="Arial" w:hAnsi="Arial"/>
@@ -19541,7 +19541,7 @@
               <w:spacing w:after="10" w:before="0"/>
               <w:ind w:left="120"/>
             </w:pPr>
-            <w:hyperlink w:history="1" r:id="rIdh-mohqk-afucrawmpyddp">
+            <w:hyperlink w:history="1" r:id="rIdvpizb9waxc9ssnagtxwl8">
               <w:r>
                 <w:rPr>
                   <w:rFonts w:ascii="Arial" w:cs="Arial" w:eastAsia="Arial" w:hAnsi="Arial"/>
@@ -19586,7 +19586,7 @@
             <w:pPr>
               <w:spacing w:after="20" w:before="0"/>
             </w:pPr>
-            <w:hyperlink w:history="1" r:id="rIdvnit4hnfjkumbk3ec8p11">
+            <w:hyperlink w:history="1" r:id="rIdd0lboshodtrcypn-si8zj">
               <w:r>
                 <w:rPr>
                   <w:rFonts w:ascii="Arial" w:cs="Arial" w:eastAsia="Arial" w:hAnsi="Arial"/>
@@ -19635,7 +19635,7 @@
               <w:spacing w:after="10" w:before="0"/>
               <w:ind w:left="120"/>
             </w:pPr>
-            <w:hyperlink w:history="1" r:id="rIdl2ecx9adw3qzknrncvtsl">
+            <w:hyperlink w:history="1" r:id="rIdtovwbsv4hvs2battc5e-u">
               <w:r>
                 <w:rPr>
                   <w:rFonts w:ascii="Arial" w:cs="Arial" w:eastAsia="Arial" w:hAnsi="Arial"/>
@@ -19830,7 +19830,7 @@
             <w:pPr>
               <w:spacing w:after="20" w:before="0"/>
             </w:pPr>
-            <w:hyperlink w:history="1" r:id="rId9mmbujsw0oeusooapyqlf">
+            <w:hyperlink w:history="1" r:id="rIdpwtnpo9fswcydia8z2oo3">
               <w:r>
                 <w:rPr>
                   <w:rFonts w:ascii="Arial" w:cs="Arial" w:eastAsia="Arial" w:hAnsi="Arial"/>
@@ -19863,7 +19863,7 @@
               <w:spacing w:after="10" w:before="0"/>
               <w:ind w:left="120"/>
             </w:pPr>
-            <w:hyperlink w:history="1" r:id="rIdubxtitdg2kxs8r9b0mrbi">
+            <w:hyperlink w:history="1" r:id="rIdustroa9x423bxcz7krgyf">
               <w:r>
                 <w:rPr>
                   <w:rFonts w:ascii="Arial" w:cs="Arial" w:eastAsia="Arial" w:hAnsi="Arial"/>
@@ -19908,7 +19908,7 @@
             <w:pPr>
               <w:spacing w:after="20" w:before="0"/>
             </w:pPr>
-            <w:hyperlink w:history="1" r:id="rIdfun6shcdyptgewzjdw8rk">
+            <w:hyperlink w:history="1" r:id="rIdvchpbmrbztrnqiynye9o5">
               <w:r>
                 <w:rPr>
                   <w:rFonts w:ascii="Arial" w:cs="Arial" w:eastAsia="Arial" w:hAnsi="Arial"/>
@@ -19957,7 +19957,7 @@
               <w:spacing w:after="10" w:before="0"/>
               <w:ind w:left="120"/>
             </w:pPr>
-            <w:hyperlink w:history="1" r:id="rIdyjttms1xrah2j4tvwogls">
+            <w:hyperlink w:history="1" r:id="rIdteseimxvagw56l3yjmg6p">
               <w:r>
                 <w:rPr>
                   <w:rFonts w:ascii="Arial" w:cs="Arial" w:eastAsia="Arial" w:hAnsi="Arial"/>
@@ -20469,7 +20469,7 @@
         </w:rPr>
         <w:t xml:space="preserve">© 2026 SeaVuria and ARES. Aligned with KICD objectives. Developed by SeaVuria; technical implementation by ARES (with AI assistance from Claude). Licensed under </w:t>
       </w:r>
-      <w:hyperlink w:history="1" r:id="rIdmieh1mxnysjb_xg5y2jpb">
+      <w:hyperlink w:history="1" r:id="rIdc1wel8hisaejcvztpuj_9">
         <w:r>
           <w:rPr>
             <w:rFonts w:ascii="Arial" w:cs="Arial" w:eastAsia="Arial" w:hAnsi="Arial"/>
@@ -20490,7 +20490,7 @@
         </w:rPr>
         <w:t xml:space="preserve"> (</w:t>
       </w:r>
-      <w:hyperlink w:history="1" r:id="rIdkv5rq9vdzv4u9o-4l4jf8">
+      <w:hyperlink w:history="1" r:id="rIdai8fswtjqix46yr6bj-eb">
         <w:r>
           <w:rPr>
             <w:rFonts w:ascii="Arial" w:cs="Arial" w:eastAsia="Arial" w:hAnsi="Arial"/>
@@ -21662,7 +21662,7 @@
             <w:pPr>
               <w:spacing w:after="20" w:before="0"/>
             </w:pPr>
-            <w:hyperlink w:history="1" r:id="rIdar1ayo-26pgfm399hvpnk">
+            <w:hyperlink w:history="1" r:id="rIdsdvkqkdpjehonntpxyppt">
               <w:r>
                 <w:rPr>
                   <w:rFonts w:ascii="Arial" w:cs="Arial" w:eastAsia="Arial" w:hAnsi="Arial"/>
@@ -21695,7 +21695,7 @@
               <w:spacing w:after="10" w:before="0"/>
               <w:ind w:left="120"/>
             </w:pPr>
-            <w:hyperlink w:history="1" r:id="rId0auvqnage8s6dgtq_-oqi">
+            <w:hyperlink w:history="1" r:id="rIdjrs_5xxv8g-vybep1ifle">
               <w:r>
                 <w:rPr>
                   <w:rFonts w:ascii="Arial" w:cs="Arial" w:eastAsia="Arial" w:hAnsi="Arial"/>
@@ -21757,7 +21757,7 @@
               <w:spacing w:after="10" w:before="0"/>
               <w:ind w:left="120"/>
             </w:pPr>
-            <w:hyperlink w:history="1" r:id="rIdmri16etlyudfwd43vqmg6">
+            <w:hyperlink w:history="1" r:id="rIdahrta3hzph7ydemgb1hlp">
               <w:r>
                 <w:rPr>
                   <w:rFonts w:ascii="Arial" w:cs="Arial" w:eastAsia="Arial" w:hAnsi="Arial"/>
@@ -21967,7 +21967,7 @@
             <w:pPr>
               <w:spacing w:after="20" w:before="0"/>
             </w:pPr>
-            <w:hyperlink w:history="1" r:id="rIdugfe-5menbeohh2rmcbvi">
+            <w:hyperlink w:history="1" r:id="rIdbgsf9ahlqpja2v3jair4j">
               <w:r>
                 <w:rPr>
                   <w:rFonts w:ascii="Arial" w:cs="Arial" w:eastAsia="Arial" w:hAnsi="Arial"/>
@@ -22000,7 +22000,7 @@
               <w:spacing w:after="10" w:before="0"/>
               <w:ind w:left="120"/>
             </w:pPr>
-            <w:hyperlink w:history="1" r:id="rIdpfzstcadayt5k9ic2e4kt">
+            <w:hyperlink w:history="1" r:id="rId3520qx9ausrvitn0xmdys">
               <w:r>
                 <w:rPr>
                   <w:rFonts w:ascii="Arial" w:cs="Arial" w:eastAsia="Arial" w:hAnsi="Arial"/>
@@ -22062,7 +22062,7 @@
               <w:spacing w:after="10" w:before="0"/>
               <w:ind w:left="120"/>
             </w:pPr>
-            <w:hyperlink w:history="1" r:id="rId2rafl-0whq-qcj43fnodn">
+            <w:hyperlink w:history="1" r:id="rId39kibq2qqj7ercmmnivy4">
               <w:r>
                 <w:rPr>
                   <w:rFonts w:ascii="Arial" w:cs="Arial" w:eastAsia="Arial" w:hAnsi="Arial"/>
@@ -22272,7 +22272,7 @@
             <w:pPr>
               <w:spacing w:after="20" w:before="0"/>
             </w:pPr>
-            <w:hyperlink w:history="1" r:id="rId9egkqb4762aszqgb6byqd">
+            <w:hyperlink w:history="1" r:id="rId_medps68y32n9x-anjztz">
               <w:r>
                 <w:rPr>
                   <w:rFonts w:ascii="Arial" w:cs="Arial" w:eastAsia="Arial" w:hAnsi="Arial"/>
@@ -22321,7 +22321,7 @@
               <w:spacing w:after="10" w:before="0"/>
               <w:ind w:left="120"/>
             </w:pPr>
-            <w:hyperlink w:history="1" r:id="rIdqy-bl0snpedtz_u04hrzc">
+            <w:hyperlink w:history="1" r:id="rIdwzamm6r2daloqjjotzmwu">
               <w:r>
                 <w:rPr>
                   <w:rFonts w:ascii="Arial" w:cs="Arial" w:eastAsia="Arial" w:hAnsi="Arial"/>
@@ -22383,7 +22383,7 @@
               <w:spacing w:after="10" w:before="0"/>
               <w:ind w:left="120"/>
             </w:pPr>
-            <w:hyperlink w:history="1" r:id="rIdkmowg9v2ykxfstynvq3ir">
+            <w:hyperlink w:history="1" r:id="rId-tmq0t3lw7o2esnyibu6b">
               <w:r>
                 <w:rPr>
                   <w:rFonts w:ascii="Arial" w:cs="Arial" w:eastAsia="Arial" w:hAnsi="Arial"/>
@@ -22593,7 +22593,7 @@
             <w:pPr>
               <w:spacing w:after="20" w:before="0"/>
             </w:pPr>
-            <w:hyperlink w:history="1" r:id="rIduyusmthxdytf_8a7ahrpa">
+            <w:hyperlink w:history="1" r:id="rIddctwj2rgpvosa9wt6z8m5">
               <w:r>
                 <w:rPr>
                   <w:rFonts w:ascii="Arial" w:cs="Arial" w:eastAsia="Arial" w:hAnsi="Arial"/>
@@ -22642,7 +22642,7 @@
               <w:spacing w:after="10" w:before="0"/>
               <w:ind w:left="120"/>
             </w:pPr>
-            <w:hyperlink w:history="1" r:id="rIdt5fci9npitemohzjlply3">
+            <w:hyperlink w:history="1" r:id="rId4jmg6fqseqizzg-qhsah5">
               <w:r>
                 <w:rPr>
                   <w:rFonts w:ascii="Arial" w:cs="Arial" w:eastAsia="Arial" w:hAnsi="Arial"/>
@@ -22704,7 +22704,7 @@
               <w:spacing w:after="10" w:before="0"/>
               <w:ind w:left="120"/>
             </w:pPr>
-            <w:hyperlink w:history="1" r:id="rIdqwg_3zzm7_f5wnvvh8evm">
+            <w:hyperlink w:history="1" r:id="rIdkw56mcyqbd_wznjllpcxt">
               <w:r>
                 <w:rPr>
                   <w:rFonts w:ascii="Arial" w:cs="Arial" w:eastAsia="Arial" w:hAnsi="Arial"/>
@@ -22914,7 +22914,7 @@
             <w:pPr>
               <w:spacing w:after="20" w:before="0"/>
             </w:pPr>
-            <w:hyperlink w:history="1" r:id="rIdtz3essqikfi2ib5mf4juq">
+            <w:hyperlink w:history="1" r:id="rIdypv-0vsjmbarsvqjfe3mf">
               <w:r>
                 <w:rPr>
                   <w:rFonts w:ascii="Arial" w:cs="Arial" w:eastAsia="Arial" w:hAnsi="Arial"/>
@@ -22963,7 +22963,7 @@
               <w:spacing w:after="10" w:before="0"/>
               <w:ind w:left="120"/>
             </w:pPr>
-            <w:hyperlink w:history="1" r:id="rIdrc3igerkc3kkdlwuog8nh">
+            <w:hyperlink w:history="1" r:id="rIdgukjal6mswpjz5ehhgjaz">
               <w:r>
                 <w:rPr>
                   <w:rFonts w:ascii="Arial" w:cs="Arial" w:eastAsia="Arial" w:hAnsi="Arial"/>
@@ -23025,7 +23025,7 @@
               <w:spacing w:after="10" w:before="0"/>
               <w:ind w:left="120"/>
             </w:pPr>
-            <w:hyperlink w:history="1" r:id="rIdkfiaruzh6ir_r2c3osceb">
+            <w:hyperlink w:history="1" r:id="rIdlqhyubecunh9uguywjffh">
               <w:r>
                 <w:rPr>
                   <w:rFonts w:ascii="Arial" w:cs="Arial" w:eastAsia="Arial" w:hAnsi="Arial"/>
@@ -23628,7 +23628,7 @@
         </w:rPr>
         <w:t xml:space="preserve">© 2026 SeaVuria and ARES. Aligned with KICD objectives. Developed by SeaVuria; technical implementation by ARES (with AI assistance from Claude). Licensed under </w:t>
       </w:r>
-      <w:hyperlink w:history="1" r:id="rIdbf57otjcnwl9grw_um1lf">
+      <w:hyperlink w:history="1" r:id="rIdpy3ht2o88idmhdnmodm27">
         <w:r>
           <w:rPr>
             <w:rFonts w:ascii="Arial" w:cs="Arial" w:eastAsia="Arial" w:hAnsi="Arial"/>
@@ -23649,7 +23649,7 @@
         </w:rPr>
         <w:t xml:space="preserve"> (</w:t>
       </w:r>
-      <w:hyperlink w:history="1" r:id="rIdiwtkwvdae_5hhlenhbnew">
+      <w:hyperlink w:history="1" r:id="rId3rr12dtzi6n1afdtdsdx3">
         <w:r>
           <w:rPr>
             <w:rFonts w:ascii="Arial" w:cs="Arial" w:eastAsia="Arial" w:hAnsi="Arial"/>
@@ -24662,7 +24662,7 @@
             <w:pPr>
               <w:spacing w:after="20" w:before="0"/>
             </w:pPr>
-            <w:hyperlink w:history="1" r:id="rIdrkeasgpe6w_dkeyqsfnhv">
+            <w:hyperlink w:history="1" r:id="rId26aohmkpicta46oxlqdnt">
               <w:r>
                 <w:rPr>
                   <w:rFonts w:ascii="Arial" w:cs="Arial" w:eastAsia="Arial" w:hAnsi="Arial"/>
@@ -24695,7 +24695,7 @@
               <w:spacing w:after="10" w:before="0"/>
               <w:ind w:left="120"/>
             </w:pPr>
-            <w:hyperlink w:history="1" r:id="rIde1pkty-nd8ojjw4qzxjqe">
+            <w:hyperlink w:history="1" r:id="rIdnucjeruihsvozxpm9d3is">
               <w:r>
                 <w:rPr>
                   <w:rFonts w:ascii="Arial" w:cs="Arial" w:eastAsia="Arial" w:hAnsi="Arial"/>
@@ -24740,7 +24740,7 @@
             <w:pPr>
               <w:spacing w:after="20" w:before="0"/>
             </w:pPr>
-            <w:hyperlink w:history="1" r:id="rId8-x4oeuo28r_bt2lwyujj">
+            <w:hyperlink w:history="1" r:id="rIdjwnbjbtcgeqf7ab5rmmd6">
               <w:r>
                 <w:rPr>
                   <w:rFonts w:ascii="Arial" w:cs="Arial" w:eastAsia="Arial" w:hAnsi="Arial"/>
@@ -24773,7 +24773,7 @@
               <w:spacing w:after="10" w:before="0"/>
               <w:ind w:left="120"/>
             </w:pPr>
-            <w:hyperlink w:history="1" r:id="rIdl_owwvpzyffelnujh8pgs">
+            <w:hyperlink w:history="1" r:id="rIdj3mnmbwqxldswu7z6sueh">
               <w:r>
                 <w:rPr>
                   <w:rFonts w:ascii="Arial" w:cs="Arial" w:eastAsia="Arial" w:hAnsi="Arial"/>
@@ -24968,7 +24968,7 @@
             <w:pPr>
               <w:spacing w:after="20" w:before="0"/>
             </w:pPr>
-            <w:hyperlink w:history="1" r:id="rIdj2mtxcboixctcjuhh-m7q">
+            <w:hyperlink w:history="1" r:id="rIdipgq3l0vuuwwu0zga_x8g">
               <w:r>
                 <w:rPr>
                   <w:rFonts w:ascii="Arial" w:cs="Arial" w:eastAsia="Arial" w:hAnsi="Arial"/>
@@ -25001,7 +25001,7 @@
               <w:spacing w:after="10" w:before="0"/>
               <w:ind w:left="120"/>
             </w:pPr>
-            <w:hyperlink w:history="1" r:id="rIdlukw4qvznk9ymb96tfbd5">
+            <w:hyperlink w:history="1" r:id="rIdfjihlazzhn5as9ub8g1i4">
               <w:r>
                 <w:rPr>
                   <w:rFonts w:ascii="Arial" w:cs="Arial" w:eastAsia="Arial" w:hAnsi="Arial"/>
@@ -25046,7 +25046,7 @@
             <w:pPr>
               <w:spacing w:after="20" w:before="0"/>
             </w:pPr>
-            <w:hyperlink w:history="1" r:id="rIduq0sf9skvwgiynfsxjpjo">
+            <w:hyperlink w:history="1" r:id="rId-ktioqqqpdoick9swzszq">
               <w:r>
                 <w:rPr>
                   <w:rFonts w:ascii="Arial" w:cs="Arial" w:eastAsia="Arial" w:hAnsi="Arial"/>
@@ -25079,7 +25079,7 @@
               <w:spacing w:after="10" w:before="0"/>
               <w:ind w:left="120"/>
             </w:pPr>
-            <w:hyperlink w:history="1" r:id="rIdnzy7drhsem_g29wywxsoa">
+            <w:hyperlink w:history="1" r:id="rIdwhepe-4gtlhkreqdy1zol">
               <w:r>
                 <w:rPr>
                   <w:rFonts w:ascii="Arial" w:cs="Arial" w:eastAsia="Arial" w:hAnsi="Arial"/>
@@ -25274,7 +25274,7 @@
             <w:pPr>
               <w:spacing w:after="20" w:before="0"/>
             </w:pPr>
-            <w:hyperlink w:history="1" r:id="rId9n_7lnkyyw-xkm5trl0mg">
+            <w:hyperlink w:history="1" r:id="rIdyxqsfyq9y5grbatsc6dtk">
               <w:r>
                 <w:rPr>
                   <w:rFonts w:ascii="Arial" w:cs="Arial" w:eastAsia="Arial" w:hAnsi="Arial"/>
@@ -25323,7 +25323,7 @@
               <w:spacing w:after="10" w:before="0"/>
               <w:ind w:left="120"/>
             </w:pPr>
-            <w:hyperlink w:history="1" r:id="rId8hvowoqkw3steguqo-2ty">
+            <w:hyperlink w:history="1" r:id="rId4a91796ijvmkt4pfesz5_">
               <w:r>
                 <w:rPr>
                   <w:rFonts w:ascii="Arial" w:cs="Arial" w:eastAsia="Arial" w:hAnsi="Arial"/>
@@ -25368,7 +25368,7 @@
             <w:pPr>
               <w:spacing w:after="20" w:before="0"/>
             </w:pPr>
-            <w:hyperlink w:history="1" r:id="rIdvdhpeyi9sklr6-r_uob7d">
+            <w:hyperlink w:history="1" r:id="rIdxj9ge3pfepvbbv4v-wnzo">
               <w:r>
                 <w:rPr>
                   <w:rFonts w:ascii="Arial" w:cs="Arial" w:eastAsia="Arial" w:hAnsi="Arial"/>
@@ -25401,7 +25401,7 @@
               <w:spacing w:after="10" w:before="0"/>
               <w:ind w:left="120"/>
             </w:pPr>
-            <w:hyperlink w:history="1" r:id="rIdtx7vk0qdwybmnx32k1uio">
+            <w:hyperlink w:history="1" r:id="rIdnehintfxhg5nd_abyvarm">
               <w:r>
                 <w:rPr>
                   <w:rFonts w:ascii="Arial" w:cs="Arial" w:eastAsia="Arial" w:hAnsi="Arial"/>
@@ -25596,7 +25596,7 @@
             <w:pPr>
               <w:spacing w:after="20" w:before="0"/>
             </w:pPr>
-            <w:hyperlink w:history="1" r:id="rIdykeyuhdzti13_lgyvbtw2">
+            <w:hyperlink w:history="1" r:id="rIdgo7jok8hffsebhtdkoktt">
               <w:r>
                 <w:rPr>
                   <w:rFonts w:ascii="Arial" w:cs="Arial" w:eastAsia="Arial" w:hAnsi="Arial"/>
@@ -25645,7 +25645,7 @@
               <w:spacing w:after="10" w:before="0"/>
               <w:ind w:left="120"/>
             </w:pPr>
-            <w:hyperlink w:history="1" r:id="rId1yzaxyznq6vcl8ezpg9mz">
+            <w:hyperlink w:history="1" r:id="rIdi7936t6hraz3bauteaees">
               <w:r>
                 <w:rPr>
                   <w:rFonts w:ascii="Arial" w:cs="Arial" w:eastAsia="Arial" w:hAnsi="Arial"/>
@@ -25690,7 +25690,7 @@
             <w:pPr>
               <w:spacing w:after="20" w:before="0"/>
             </w:pPr>
-            <w:hyperlink w:history="1" r:id="rIdryxepz1giyylqdnvnxvhg">
+            <w:hyperlink w:history="1" r:id="rIdkwmy3ux3m6la5f0lr-rie">
               <w:r>
                 <w:rPr>
                   <w:rFonts w:ascii="Arial" w:cs="Arial" w:eastAsia="Arial" w:hAnsi="Arial"/>
@@ -25723,7 +25723,7 @@
               <w:spacing w:after="10" w:before="0"/>
               <w:ind w:left="120"/>
             </w:pPr>
-            <w:hyperlink w:history="1" r:id="rIduey9ytbvb4jdnzkq1urik">
+            <w:hyperlink w:history="1" r:id="rIdzjdu8g36fomzxi2pahh-f">
               <w:r>
                 <w:rPr>
                   <w:rFonts w:ascii="Arial" w:cs="Arial" w:eastAsia="Arial" w:hAnsi="Arial"/>
@@ -25918,7 +25918,7 @@
             <w:pPr>
               <w:spacing w:after="20" w:before="0"/>
             </w:pPr>
-            <w:hyperlink w:history="1" r:id="rId908merjl52jpuz_0ktoy1">
+            <w:hyperlink w:history="1" r:id="rIdhx1i1ujzhbpmw1wwtwzqh">
               <w:r>
                 <w:rPr>
                   <w:rFonts w:ascii="Arial" w:cs="Arial" w:eastAsia="Arial" w:hAnsi="Arial"/>
@@ -25967,7 +25967,7 @@
               <w:spacing w:after="10" w:before="0"/>
               <w:ind w:left="120"/>
             </w:pPr>
-            <w:hyperlink w:history="1" r:id="rIdvnp7zuegpmnyzrogky4b0">
+            <w:hyperlink w:history="1" r:id="rIdhxiftp0mfa9mtc9_6obha">
               <w:r>
                 <w:rPr>
                   <w:rFonts w:ascii="Arial" w:cs="Arial" w:eastAsia="Arial" w:hAnsi="Arial"/>
@@ -26012,7 +26012,7 @@
             <w:pPr>
               <w:spacing w:after="20" w:before="0"/>
             </w:pPr>
-            <w:hyperlink w:history="1" r:id="rIddgsfiqcpcwjbjqlnetsl2">
+            <w:hyperlink w:history="1" r:id="rIdyh-_zhdy4svyxkg8e6tyb">
               <w:r>
                 <w:rPr>
                   <w:rFonts w:ascii="Arial" w:cs="Arial" w:eastAsia="Arial" w:hAnsi="Arial"/>
@@ -26045,7 +26045,7 @@
               <w:spacing w:after="10" w:before="0"/>
               <w:ind w:left="120"/>
             </w:pPr>
-            <w:hyperlink w:history="1" r:id="rId3b_pupr6qvqfrifllia2k">
+            <w:hyperlink w:history="1" r:id="rIdy2noz9p5nnkltpytjnqs1">
               <w:r>
                 <w:rPr>
                   <w:rFonts w:ascii="Arial" w:cs="Arial" w:eastAsia="Arial" w:hAnsi="Arial"/>
@@ -26557,7 +26557,7 @@
         </w:rPr>
         <w:t xml:space="preserve">© 2026 SeaVuria and ARES. Aligned with KICD objectives. Developed by SeaVuria; technical implementation by ARES (with AI assistance from Claude). Licensed under </w:t>
       </w:r>
-      <w:hyperlink w:history="1" r:id="rIdmsk0f_remacwfm0vk4ksa">
+      <w:hyperlink w:history="1" r:id="rIdru7tsov3i144pw8fwak1d">
         <w:r>
           <w:rPr>
             <w:rFonts w:ascii="Arial" w:cs="Arial" w:eastAsia="Arial" w:hAnsi="Arial"/>
@@ -26578,7 +26578,7 @@
         </w:rPr>
         <w:t xml:space="preserve"> (</w:t>
       </w:r>
-      <w:hyperlink w:history="1" r:id="rIdctryxlar92bd-xxemxf5h">
+      <w:hyperlink w:history="1" r:id="rId1q18qcchz40cu_1gfa6xk">
         <w:r>
           <w:rPr>
             <w:rFonts w:ascii="Arial" w:cs="Arial" w:eastAsia="Arial" w:hAnsi="Arial"/>

--- a/data/outputs/v2/Core_Mathematics/SS2.9_Linear_Motion/Core_Mathematics_Linear_Motion_CBE_LessonSequence.docx
+++ b/data/outputs/v2/Core_Mathematics/SS2.9_Linear_Motion/Core_Mathematics_Linear_Motion_CBE_LessonSequence.docx
@@ -4,6 +4,7 @@
   <w:body>
     <w:p>
       <w:pPr>
+        <w:keepNext w:val="false"/>
         <w:spacing w:after="30" w:before="0"/>
         <w:jc w:val="center"/>
       </w:pPr>
@@ -23,6 +24,7 @@
     </w:p>
     <w:p>
       <w:pPr>
+        <w:keepNext w:val="false"/>
         <w:spacing w:after="60" w:before="0"/>
         <w:jc w:val="center"/>
       </w:pPr>
@@ -81,6 +83,7 @@
           </w:tcPr>
           <w:p>
             <w:pPr>
+              <w:keepNext w:val="false"/>
               <w:spacing w:after="40" w:before="0"/>
               <w:jc w:val="center"/>
             </w:pPr>
@@ -115,6 +118,7 @@
           </w:tcPr>
           <w:p>
             <w:pPr>
+              <w:keepNext w:val="false"/>
               <w:spacing w:after="40" w:before="0"/>
               <w:jc w:val="left"/>
             </w:pPr>
@@ -147,6 +151,7 @@
           </w:tcPr>
           <w:p>
             <w:pPr>
+              <w:keepNext w:val="false"/>
               <w:spacing w:after="40" w:before="0"/>
               <w:jc w:val="left"/>
             </w:pPr>
@@ -181,6 +186,7 @@
           </w:tcPr>
           <w:p>
             <w:pPr>
+              <w:keepNext w:val="false"/>
               <w:spacing w:after="40" w:before="0"/>
               <w:jc w:val="left"/>
             </w:pPr>
@@ -213,6 +219,7 @@
           </w:tcPr>
           <w:p>
             <w:pPr>
+              <w:keepNext w:val="false"/>
               <w:spacing w:after="40" w:before="0"/>
               <w:jc w:val="left"/>
             </w:pPr>
@@ -247,6 +254,7 @@
           </w:tcPr>
           <w:p>
             <w:pPr>
+              <w:keepNext w:val="false"/>
               <w:spacing w:after="40" w:before="0"/>
               <w:jc w:val="left"/>
             </w:pPr>
@@ -279,6 +287,7 @@
           </w:tcPr>
           <w:p>
             <w:pPr>
+              <w:keepNext w:val="false"/>
               <w:spacing w:after="40" w:before="0"/>
               <w:jc w:val="left"/>
             </w:pPr>
@@ -313,6 +322,7 @@
           </w:tcPr>
           <w:p>
             <w:pPr>
+              <w:keepNext w:val="false"/>
               <w:spacing w:after="40" w:before="0"/>
               <w:jc w:val="left"/>
             </w:pPr>
@@ -345,6 +355,7 @@
           </w:tcPr>
           <w:p>
             <w:pPr>
+              <w:keepNext w:val="false"/>
               <w:spacing w:after="40" w:before="0"/>
               <w:jc w:val="left"/>
             </w:pPr>
@@ -379,6 +390,7 @@
           </w:tcPr>
           <w:p>
             <w:pPr>
+              <w:keepNext w:val="false"/>
               <w:spacing w:after="40" w:before="0"/>
               <w:jc w:val="left"/>
             </w:pPr>
@@ -411,6 +423,7 @@
           </w:tcPr>
           <w:p>
             <w:pPr>
+              <w:keepNext w:val="false"/>
               <w:spacing w:after="40" w:before="0"/>
               <w:jc w:val="left"/>
             </w:pPr>
@@ -445,6 +458,7 @@
           </w:tcPr>
           <w:p>
             <w:pPr>
+              <w:keepNext w:val="false"/>
               <w:spacing w:after="40" w:before="0"/>
               <w:jc w:val="left"/>
             </w:pPr>
@@ -652,6 +666,7 @@
           </w:tcPr>
           <w:p>
             <w:pPr>
+              <w:keepNext w:val="false"/>
               <w:spacing w:after="40" w:before="0"/>
               <w:jc w:val="left"/>
             </w:pPr>
@@ -684,6 +699,7 @@
           </w:tcPr>
           <w:p>
             <w:pPr>
+              <w:keepNext w:val="false"/>
               <w:spacing w:after="40" w:before="0"/>
               <w:jc w:val="left"/>
             </w:pPr>
@@ -703,6 +719,7 @@
           </w:p>
           <w:p>
             <w:pPr>
+              <w:keepNext w:val="false"/>
               <w:spacing w:after="40" w:before="0"/>
               <w:jc w:val="left"/>
             </w:pPr>
@@ -722,6 +739,7 @@
           </w:p>
           <w:p>
             <w:pPr>
+              <w:keepNext w:val="false"/>
               <w:spacing w:after="40" w:before="0"/>
               <w:jc w:val="left"/>
             </w:pPr>
@@ -741,6 +759,7 @@
           </w:p>
           <w:p>
             <w:pPr>
+              <w:keepNext w:val="false"/>
               <w:spacing w:after="40" w:before="0"/>
               <w:jc w:val="left"/>
             </w:pPr>
@@ -760,6 +779,7 @@
           </w:p>
           <w:p>
             <w:pPr>
+              <w:keepNext w:val="false"/>
               <w:spacing w:after="40" w:before="0"/>
               <w:jc w:val="left"/>
             </w:pPr>
@@ -779,6 +799,7 @@
           </w:p>
           <w:p>
             <w:pPr>
+              <w:keepNext w:val="false"/>
               <w:spacing w:after="40" w:before="0"/>
               <w:jc w:val="left"/>
             </w:pPr>
@@ -798,6 +819,7 @@
           </w:p>
           <w:p>
             <w:pPr>
+              <w:keepNext w:val="false"/>
               <w:spacing w:after="40" w:before="0"/>
               <w:jc w:val="left"/>
             </w:pPr>
@@ -817,6 +839,7 @@
           </w:p>
           <w:p>
             <w:pPr>
+              <w:keepNext w:val="false"/>
               <w:spacing w:after="40" w:before="0"/>
               <w:jc w:val="left"/>
             </w:pPr>
@@ -836,6 +859,7 @@
           </w:p>
           <w:p>
             <w:pPr>
+              <w:keepNext w:val="false"/>
               <w:spacing w:after="40" w:before="0"/>
               <w:jc w:val="left"/>
             </w:pPr>
@@ -870,6 +894,7 @@
           </w:tcPr>
           <w:p>
             <w:pPr>
+              <w:keepNext w:val="false"/>
               <w:spacing w:after="40" w:before="0"/>
               <w:jc w:val="left"/>
             </w:pPr>
@@ -977,6 +1002,7 @@
           </w:tcPr>
           <w:p>
             <w:pPr>
+              <w:keepNext w:val="false"/>
               <w:spacing w:after="40" w:before="0"/>
               <w:jc w:val="left"/>
             </w:pPr>
@@ -1084,6 +1110,7 @@
           </w:tcPr>
           <w:p>
             <w:pPr>
+              <w:keepNext w:val="false"/>
               <w:spacing w:after="40" w:before="0"/>
               <w:jc w:val="left"/>
             </w:pPr>
@@ -1211,6 +1238,7 @@
           </w:tcPr>
           <w:p>
             <w:pPr>
+              <w:keepNext w:val="false"/>
               <w:spacing w:after="40" w:before="0"/>
               <w:jc w:val="left"/>
             </w:pPr>
@@ -1318,6 +1346,7 @@
           </w:tcPr>
           <w:p>
             <w:pPr>
+              <w:keepNext w:val="false"/>
               <w:spacing w:after="40" w:before="0"/>
               <w:jc w:val="left"/>
             </w:pPr>
@@ -1465,6 +1494,7 @@
           </w:tcPr>
           <w:p>
             <w:pPr>
+              <w:keepNext w:val="false"/>
               <w:spacing w:after="40" w:before="0"/>
               <w:jc w:val="left"/>
             </w:pPr>
@@ -1497,6 +1527,7 @@
           </w:tcPr>
           <w:p>
             <w:pPr>
+              <w:keepNext w:val="false"/>
               <w:spacing w:after="40" w:before="0"/>
               <w:jc w:val="left"/>
             </w:pPr>
@@ -1531,6 +1562,7 @@
           </w:tcPr>
           <w:p>
             <w:pPr>
+              <w:keepNext w:val="false"/>
               <w:spacing w:after="40" w:before="0"/>
               <w:jc w:val="left"/>
             </w:pPr>
@@ -1563,6 +1595,7 @@
           </w:tcPr>
           <w:p>
             <w:pPr>
+              <w:keepNext w:val="false"/>
               <w:spacing w:after="40" w:before="0"/>
               <w:jc w:val="left"/>
             </w:pPr>
@@ -1582,6 +1615,7 @@
           </w:p>
           <w:p>
             <w:pPr>
+              <w:keepNext w:val="false"/>
               <w:spacing w:after="40" w:before="0"/>
               <w:jc w:val="left"/>
             </w:pPr>
@@ -1601,6 +1635,7 @@
           </w:p>
           <w:p>
             <w:pPr>
+              <w:keepNext w:val="false"/>
               <w:spacing w:after="40" w:before="0"/>
               <w:jc w:val="left"/>
             </w:pPr>
@@ -1620,6 +1655,7 @@
           </w:p>
           <w:p>
             <w:pPr>
+              <w:keepNext w:val="false"/>
               <w:spacing w:after="40" w:before="0"/>
               <w:jc w:val="left"/>
             </w:pPr>
@@ -1639,6 +1675,7 @@
           </w:p>
           <w:p>
             <w:pPr>
+              <w:keepNext w:val="false"/>
               <w:spacing w:after="40" w:before="0"/>
               <w:jc w:val="left"/>
             </w:pPr>
@@ -1658,6 +1695,7 @@
           </w:p>
           <w:p>
             <w:pPr>
+              <w:keepNext w:val="false"/>
               <w:spacing w:after="40" w:before="0"/>
               <w:jc w:val="left"/>
             </w:pPr>
@@ -1692,6 +1730,7 @@
           </w:tcPr>
           <w:p>
             <w:pPr>
+              <w:keepNext w:val="false"/>
               <w:spacing w:after="40" w:before="0"/>
               <w:jc w:val="left"/>
             </w:pPr>
@@ -1724,6 +1763,7 @@
           </w:tcPr>
           <w:p>
             <w:pPr>
+              <w:keepNext w:val="false"/>
               <w:spacing w:after="40" w:before="0"/>
               <w:jc w:val="left"/>
             </w:pPr>
@@ -1758,6 +1798,7 @@
           </w:tcPr>
           <w:p>
             <w:pPr>
+              <w:keepNext w:val="false"/>
               <w:spacing w:after="40" w:before="0"/>
               <w:jc w:val="left"/>
             </w:pPr>
@@ -1790,6 +1831,7 @@
           </w:tcPr>
           <w:p>
             <w:pPr>
+              <w:keepNext w:val="false"/>
               <w:spacing w:after="40" w:before="0"/>
               <w:jc w:val="left"/>
             </w:pPr>
@@ -1809,6 +1851,7 @@
           </w:p>
           <w:p>
             <w:pPr>
+              <w:keepNext w:val="false"/>
               <w:spacing w:after="40" w:before="0"/>
               <w:jc w:val="left"/>
             </w:pPr>
@@ -1828,6 +1871,7 @@
           </w:p>
           <w:p>
             <w:pPr>
+              <w:keepNext w:val="false"/>
               <w:spacing w:after="40" w:before="0"/>
               <w:jc w:val="left"/>
             </w:pPr>
@@ -1847,6 +1891,7 @@
           </w:p>
           <w:p>
             <w:pPr>
+              <w:keepNext w:val="false"/>
               <w:spacing w:after="40" w:before="0"/>
               <w:jc w:val="left"/>
             </w:pPr>
@@ -1866,6 +1911,7 @@
           </w:p>
           <w:p>
             <w:pPr>
+              <w:keepNext w:val="false"/>
               <w:spacing w:after="40" w:before="0"/>
               <w:jc w:val="left"/>
             </w:pPr>
@@ -1885,6 +1931,7 @@
           </w:p>
           <w:p>
             <w:pPr>
+              <w:keepNext w:val="false"/>
               <w:spacing w:after="40" w:before="0"/>
               <w:jc w:val="left"/>
             </w:pPr>
@@ -1904,6 +1951,7 @@
           </w:p>
           <w:p>
             <w:pPr>
+              <w:keepNext w:val="false"/>
               <w:spacing w:after="40" w:before="0"/>
               <w:jc w:val="left"/>
             </w:pPr>
@@ -1923,6 +1971,7 @@
           </w:p>
           <w:p>
             <w:pPr>
+              <w:keepNext w:val="false"/>
               <w:spacing w:after="40" w:before="0"/>
               <w:jc w:val="left"/>
             </w:pPr>
@@ -1942,6 +1991,7 @@
           </w:p>
           <w:p>
             <w:pPr>
+              <w:keepNext w:val="false"/>
               <w:spacing w:after="40" w:before="0"/>
               <w:jc w:val="left"/>
             </w:pPr>
@@ -1961,6 +2011,7 @@
           </w:p>
           <w:p>
             <w:pPr>
+              <w:keepNext w:val="false"/>
               <w:spacing w:after="40" w:before="0"/>
               <w:jc w:val="left"/>
             </w:pPr>
@@ -1980,6 +2031,7 @@
           </w:p>
           <w:p>
             <w:pPr>
+              <w:keepNext w:val="false"/>
               <w:spacing w:after="40" w:before="0"/>
               <w:jc w:val="left"/>
             </w:pPr>
@@ -1999,6 +2051,7 @@
           </w:p>
           <w:p>
             <w:pPr>
+              <w:keepNext w:val="false"/>
               <w:spacing w:after="40" w:before="0"/>
               <w:jc w:val="left"/>
             </w:pPr>
@@ -2018,6 +2071,7 @@
           </w:p>
           <w:p>
             <w:pPr>
+              <w:keepNext w:val="false"/>
               <w:spacing w:after="40" w:before="0"/>
               <w:jc w:val="left"/>
             </w:pPr>
@@ -2037,6 +2091,7 @@
           </w:p>
           <w:p>
             <w:pPr>
+              <w:keepNext w:val="false"/>
               <w:spacing w:after="40" w:before="0"/>
               <w:jc w:val="left"/>
             </w:pPr>
@@ -2056,6 +2111,7 @@
           </w:p>
           <w:p>
             <w:pPr>
+              <w:keepNext w:val="false"/>
               <w:spacing w:after="40" w:before="0"/>
               <w:jc w:val="left"/>
             </w:pPr>
@@ -2090,6 +2146,7 @@
           </w:tcPr>
           <w:p>
             <w:pPr>
+              <w:keepNext w:val="false"/>
               <w:spacing w:after="40" w:before="0"/>
               <w:jc w:val="left"/>
             </w:pPr>
@@ -2321,7 +2378,7 @@
         </w:rPr>
         <w:t xml:space="preserve">© 2026 SeaVuria and ARES. This work is licensed under a </w:t>
       </w:r>
-      <w:hyperlink w:history="1" r:id="rIdqxyqg420sc4wghinsanqz">
+      <w:hyperlink w:history="1" r:id="rIdlbdayijdlic9-njng-uia">
         <w:r>
           <w:rPr>
             <w:rFonts w:ascii="Arial" w:cs="Arial" w:eastAsia="Arial" w:hAnsi="Arial"/>
@@ -2341,7 +2398,7 @@
         </w:rPr>
         <w:t xml:space="preserve"> (</w:t>
       </w:r>
-      <w:hyperlink w:history="1" r:id="rIdvlbhpqhsqzsn8tgmwuirq">
+      <w:hyperlink w:history="1" r:id="rIdv5fzsxyfzi_-i4ifrw26w">
         <w:r>
           <w:rPr>
             <w:rFonts w:ascii="Arial" w:cs="Arial" w:eastAsia="Arial" w:hAnsi="Arial"/>
@@ -2361,7 +2418,7 @@
         </w:rPr>
         <w:t xml:space="preserve">). To view a copy of this license, visit </w:t>
       </w:r>
-      <w:hyperlink w:history="1" r:id="rIdb8bdj739b8ui2ioyvaw7r">
+      <w:hyperlink w:history="1" r:id="rIdoe7dia0w2snyuinur4k9c">
         <w:r>
           <w:rPr>
             <w:rFonts w:ascii="Arial" w:cs="Arial" w:eastAsia="Arial" w:hAnsi="Arial"/>
@@ -2420,6 +2477,7 @@
           </w:tcPr>
           <w:p>
             <w:pPr>
+              <w:keepNext w:val="false"/>
               <w:spacing w:after="40" w:before="0"/>
               <w:jc w:val="center"/>
             </w:pPr>
@@ -2455,6 +2513,7 @@
           </w:tcPr>
           <w:p>
             <w:pPr>
+              <w:keepNext w:val="false"/>
               <w:spacing w:after="40" w:before="0"/>
               <w:jc w:val="center"/>
             </w:pPr>
@@ -2489,6 +2548,7 @@
           </w:tcPr>
           <w:p>
             <w:pPr>
+              <w:keepNext w:val="false"/>
               <w:spacing w:after="40" w:before="0"/>
               <w:jc w:val="left"/>
             </w:pPr>
@@ -2521,6 +2581,7 @@
           </w:tcPr>
           <w:p>
             <w:pPr>
+              <w:keepNext w:val="false"/>
               <w:spacing w:after="40" w:before="0"/>
               <w:jc w:val="left"/>
             </w:pPr>
@@ -2555,6 +2616,7 @@
           </w:tcPr>
           <w:p>
             <w:pPr>
+              <w:keepNext w:val="false"/>
               <w:spacing w:after="40" w:before="0"/>
               <w:jc w:val="left"/>
             </w:pPr>
@@ -2587,6 +2649,7 @@
           </w:tcPr>
           <w:p>
             <w:pPr>
+              <w:keepNext w:val="false"/>
               <w:spacing w:after="40" w:before="0"/>
               <w:jc w:val="left"/>
             </w:pPr>
@@ -2621,6 +2684,7 @@
           </w:tcPr>
           <w:p>
             <w:pPr>
+              <w:keepNext w:val="false"/>
               <w:spacing w:after="40" w:before="0"/>
               <w:jc w:val="left"/>
             </w:pPr>
@@ -2653,6 +2717,7 @@
           </w:tcPr>
           <w:p>
             <w:pPr>
+              <w:keepNext w:val="false"/>
               <w:spacing w:after="40" w:before="0"/>
               <w:jc w:val="left"/>
             </w:pPr>
@@ -2687,6 +2752,7 @@
           </w:tcPr>
           <w:p>
             <w:pPr>
+              <w:keepNext w:val="false"/>
               <w:spacing w:after="40" w:before="0"/>
               <w:jc w:val="left"/>
             </w:pPr>
@@ -2719,6 +2785,7 @@
           </w:tcPr>
           <w:p>
             <w:pPr>
+              <w:keepNext w:val="false"/>
               <w:spacing w:after="40" w:before="0"/>
               <w:jc w:val="left"/>
             </w:pPr>
@@ -2753,6 +2820,7 @@
           </w:tcPr>
           <w:p>
             <w:pPr>
+              <w:keepNext w:val="false"/>
               <w:spacing w:after="40" w:before="0"/>
               <w:jc w:val="left"/>
             </w:pPr>
@@ -2785,6 +2853,7 @@
           </w:tcPr>
           <w:p>
             <w:pPr>
+              <w:keepNext w:val="false"/>
               <w:spacing w:after="40" w:before="0"/>
               <w:jc w:val="left"/>
             </w:pPr>
@@ -2819,6 +2888,7 @@
           </w:tcPr>
           <w:p>
             <w:pPr>
+              <w:keepNext w:val="false"/>
               <w:spacing w:after="40" w:before="0"/>
               <w:jc w:val="left"/>
             </w:pPr>
@@ -2851,6 +2921,7 @@
           </w:tcPr>
           <w:p>
             <w:pPr>
+              <w:keepNext w:val="false"/>
               <w:spacing w:after="40" w:before="0"/>
               <w:jc w:val="left"/>
             </w:pPr>
@@ -2885,6 +2956,7 @@
           </w:tcPr>
           <w:p>
             <w:pPr>
+              <w:keepNext w:val="false"/>
               <w:spacing w:after="40" w:before="0"/>
               <w:jc w:val="left"/>
             </w:pPr>
@@ -2917,6 +2989,7 @@
           </w:tcPr>
           <w:p>
             <w:pPr>
+              <w:keepNext w:val="false"/>
               <w:spacing w:after="40" w:before="0"/>
               <w:jc w:val="left"/>
             </w:pPr>
@@ -2951,6 +3024,7 @@
           </w:tcPr>
           <w:p>
             <w:pPr>
+              <w:keepNext w:val="false"/>
               <w:spacing w:after="40" w:before="0"/>
               <w:jc w:val="left"/>
             </w:pPr>
@@ -2983,6 +3057,7 @@
           </w:tcPr>
           <w:p>
             <w:pPr>
+              <w:keepNext w:val="false"/>
               <w:spacing w:after="40" w:before="0"/>
               <w:jc w:val="left"/>
             </w:pPr>
@@ -3042,6 +3117,7 @@
           </w:tcPr>
           <w:p>
             <w:pPr>
+              <w:keepNext w:val="false"/>
               <w:spacing w:after="40" w:before="0"/>
               <w:jc w:val="center"/>
             </w:pPr>
@@ -3076,6 +3152,7 @@
           </w:tcPr>
           <w:p>
             <w:pPr>
+              <w:keepNext w:val="false"/>
               <w:spacing w:after="40" w:before="0"/>
               <w:jc w:val="left"/>
             </w:pPr>
@@ -3140,6 +3217,7 @@
           </w:tcPr>
           <w:p>
             <w:pPr>
+              <w:keepNext w:val="false"/>
               <w:spacing w:after="40" w:before="0"/>
               <w:jc w:val="center"/>
             </w:pPr>
@@ -3174,6 +3252,7 @@
           </w:tcPr>
           <w:p>
             <w:pPr>
+              <w:keepNext w:val="false"/>
               <w:spacing w:after="40" w:before="0"/>
               <w:jc w:val="left"/>
             </w:pPr>
@@ -3206,6 +3285,7 @@
           </w:tcPr>
           <w:p>
             <w:pPr>
+              <w:keepNext w:val="false"/>
               <w:spacing w:after="40" w:before="0"/>
               <w:jc w:val="left"/>
             </w:pPr>
@@ -3238,6 +3318,7 @@
           </w:tcPr>
           <w:p>
             <w:pPr>
+              <w:keepNext w:val="false"/>
               <w:spacing w:after="40" w:before="0"/>
               <w:jc w:val="left"/>
             </w:pPr>
@@ -3270,6 +3351,7 @@
           </w:tcPr>
           <w:p>
             <w:pPr>
+              <w:keepNext w:val="false"/>
               <w:spacing w:after="40" w:before="0"/>
               <w:jc w:val="left"/>
             </w:pPr>
@@ -3302,6 +3384,7 @@
           </w:tcPr>
           <w:p>
             <w:pPr>
+              <w:keepNext w:val="false"/>
               <w:spacing w:after="40" w:before="0"/>
               <w:jc w:val="left"/>
             </w:pPr>
@@ -3336,6 +3419,7 @@
           </w:tcPr>
           <w:p>
             <w:pPr>
+              <w:keepNext w:val="false"/>
               <w:spacing w:after="40" w:before="0"/>
               <w:jc w:val="left"/>
             </w:pPr>
@@ -3373,7 +3457,7 @@
             <w:pPr>
               <w:spacing w:after="20" w:before="0"/>
             </w:pPr>
-            <w:hyperlink w:history="1" r:id="rIdypetx7yd_hlc7vifbzzlo">
+            <w:hyperlink w:history="1" r:id="rIdyx8xnblf81ieggpidl9mx">
               <w:r>
                 <w:rPr>
                   <w:rFonts w:ascii="Arial" w:cs="Arial" w:eastAsia="Arial" w:hAnsi="Arial"/>
@@ -3406,7 +3490,7 @@
               <w:spacing w:after="10" w:before="0"/>
               <w:ind w:left="120"/>
             </w:pPr>
-            <w:hyperlink w:history="1" r:id="rIdcw5hcpssvf91zxq2ic960">
+            <w:hyperlink w:history="1" r:id="rIdw2hhhghhbjp1hefgo1w1e">
               <w:r>
                 <w:rPr>
                   <w:rFonts w:ascii="Arial" w:cs="Arial" w:eastAsia="Arial" w:hAnsi="Arial"/>
@@ -3451,7 +3535,7 @@
             <w:pPr>
               <w:spacing w:after="20" w:before="0"/>
             </w:pPr>
-            <w:hyperlink w:history="1" r:id="rIdqk0h09x5z425pewq4_ams">
+            <w:hyperlink w:history="1" r:id="rIdthhh3nelmir0amx5kuia8">
               <w:r>
                 <w:rPr>
                   <w:rFonts w:ascii="Arial" w:cs="Arial" w:eastAsia="Arial" w:hAnsi="Arial"/>
@@ -3484,7 +3568,7 @@
               <w:spacing w:after="10" w:before="0"/>
               <w:ind w:left="120"/>
             </w:pPr>
-            <w:hyperlink w:history="1" r:id="rIdcv0irjywvkmdosmzdcaoy">
+            <w:hyperlink w:history="1" r:id="rIddyz_yiixg22klv3b4eayd">
               <w:r>
                 <w:rPr>
                   <w:rFonts w:ascii="Arial" w:cs="Arial" w:eastAsia="Arial" w:hAnsi="Arial"/>
@@ -3512,6 +3596,7 @@
           </w:tcPr>
           <w:p>
             <w:pPr>
+              <w:keepNext w:val="false"/>
               <w:spacing w:after="40" w:before="0"/>
               <w:jc w:val="left"/>
             </w:pPr>
@@ -3544,6 +3629,7 @@
           </w:tcPr>
           <w:p>
             <w:pPr>
+              <w:keepNext w:val="false"/>
               <w:spacing w:after="40" w:before="0"/>
               <w:jc w:val="left"/>
             </w:pPr>
@@ -3576,6 +3662,7 @@
           </w:tcPr>
           <w:p>
             <w:pPr>
+              <w:keepNext w:val="false"/>
               <w:spacing w:after="40" w:before="0"/>
               <w:jc w:val="left"/>
             </w:pPr>
@@ -3608,6 +3695,7 @@
           </w:tcPr>
           <w:p>
             <w:pPr>
+              <w:keepNext w:val="false"/>
               <w:spacing w:after="40" w:before="0"/>
               <w:jc w:val="left"/>
             </w:pPr>
@@ -3642,6 +3730,7 @@
           </w:tcPr>
           <w:p>
             <w:pPr>
+              <w:keepNext w:val="false"/>
               <w:spacing w:after="40" w:before="0"/>
               <w:jc w:val="left"/>
             </w:pPr>
@@ -3679,7 +3768,7 @@
             <w:pPr>
               <w:spacing w:after="20" w:before="0"/>
             </w:pPr>
-            <w:hyperlink w:history="1" r:id="rId7sdfs9z9lcyoenmlbmgu_">
+            <w:hyperlink w:history="1" r:id="rIdfqsczvwddnyk2hugwy2bc">
               <w:r>
                 <w:rPr>
                   <w:rFonts w:ascii="Arial" w:cs="Arial" w:eastAsia="Arial" w:hAnsi="Arial"/>
@@ -3712,7 +3801,7 @@
               <w:spacing w:after="10" w:before="0"/>
               <w:ind w:left="120"/>
             </w:pPr>
-            <w:hyperlink w:history="1" r:id="rIdhpzbopp1l2712_euvwkjg">
+            <w:hyperlink w:history="1" r:id="rIdhwiq3daj94z9pwxekxe27">
               <w:r>
                 <w:rPr>
                   <w:rFonts w:ascii="Arial" w:cs="Arial" w:eastAsia="Arial" w:hAnsi="Arial"/>
@@ -3757,7 +3846,7 @@
             <w:pPr>
               <w:spacing w:after="20" w:before="0"/>
             </w:pPr>
-            <w:hyperlink w:history="1" r:id="rIdlhzbfzdutifim2aicrr09">
+            <w:hyperlink w:history="1" r:id="rIdr0wsjrcpo2k5sqypxkefe">
               <w:r>
                 <w:rPr>
                   <w:rFonts w:ascii="Arial" w:cs="Arial" w:eastAsia="Arial" w:hAnsi="Arial"/>
@@ -3790,7 +3879,7 @@
               <w:spacing w:after="10" w:before="0"/>
               <w:ind w:left="120"/>
             </w:pPr>
-            <w:hyperlink w:history="1" r:id="rIdohcz2z9e8j0oef_ggbcqv">
+            <w:hyperlink w:history="1" r:id="rIddrv73qrlc85t8u4o1oyq8">
               <w:r>
                 <w:rPr>
                   <w:rFonts w:ascii="Arial" w:cs="Arial" w:eastAsia="Arial" w:hAnsi="Arial"/>
@@ -3818,6 +3907,7 @@
           </w:tcPr>
           <w:p>
             <w:pPr>
+              <w:keepNext w:val="false"/>
               <w:spacing w:after="40" w:before="0"/>
               <w:jc w:val="left"/>
             </w:pPr>
@@ -3850,6 +3940,7 @@
           </w:tcPr>
           <w:p>
             <w:pPr>
+              <w:keepNext w:val="false"/>
               <w:spacing w:after="40" w:before="0"/>
               <w:jc w:val="left"/>
             </w:pPr>
@@ -3882,6 +3973,7 @@
           </w:tcPr>
           <w:p>
             <w:pPr>
+              <w:keepNext w:val="false"/>
               <w:spacing w:after="40" w:before="0"/>
               <w:jc w:val="left"/>
             </w:pPr>
@@ -3914,6 +4006,7 @@
           </w:tcPr>
           <w:p>
             <w:pPr>
+              <w:keepNext w:val="false"/>
               <w:spacing w:after="40" w:before="0"/>
               <w:jc w:val="left"/>
             </w:pPr>
@@ -3948,6 +4041,7 @@
           </w:tcPr>
           <w:p>
             <w:pPr>
+              <w:keepNext w:val="false"/>
               <w:spacing w:after="40" w:before="0"/>
               <w:jc w:val="left"/>
             </w:pPr>
@@ -3985,7 +4079,7 @@
             <w:pPr>
               <w:spacing w:after="20" w:before="0"/>
             </w:pPr>
-            <w:hyperlink w:history="1" r:id="rIdbltu-ewt_zdxerutwhuas">
+            <w:hyperlink w:history="1" r:id="rIdfktkqy0nghf6xvb9rexze">
               <w:r>
                 <w:rPr>
                   <w:rFonts w:ascii="Arial" w:cs="Arial" w:eastAsia="Arial" w:hAnsi="Arial"/>
@@ -4018,7 +4112,7 @@
               <w:spacing w:after="10" w:before="0"/>
               <w:ind w:left="120"/>
             </w:pPr>
-            <w:hyperlink w:history="1" r:id="rIdsqnq1h6bllucxs1wiuyrm">
+            <w:hyperlink w:history="1" r:id="rIdqfhn2rmduxguivhwcegb-">
               <w:r>
                 <w:rPr>
                   <w:rFonts w:ascii="Arial" w:cs="Arial" w:eastAsia="Arial" w:hAnsi="Arial"/>
@@ -4063,7 +4157,7 @@
             <w:pPr>
               <w:spacing w:after="20" w:before="0"/>
             </w:pPr>
-            <w:hyperlink w:history="1" r:id="rIdfpxr8_2koi5_bg9bvry_-">
+            <w:hyperlink w:history="1" r:id="rIdp21cbyjjmecvbmkqw698s">
               <w:r>
                 <w:rPr>
                   <w:rFonts w:ascii="Arial" w:cs="Arial" w:eastAsia="Arial" w:hAnsi="Arial"/>
@@ -4096,7 +4190,7 @@
               <w:spacing w:after="10" w:before="0"/>
               <w:ind w:left="120"/>
             </w:pPr>
-            <w:hyperlink w:history="1" r:id="rIdfoinnv53q6er7wtqn7cxw">
+            <w:hyperlink w:history="1" r:id="rIdexmq9imwm8-1kcudmolqa">
               <w:r>
                 <w:rPr>
                   <w:rFonts w:ascii="Arial" w:cs="Arial" w:eastAsia="Arial" w:hAnsi="Arial"/>
@@ -4124,6 +4218,7 @@
           </w:tcPr>
           <w:p>
             <w:pPr>
+              <w:keepNext w:val="false"/>
               <w:spacing w:after="40" w:before="0"/>
               <w:jc w:val="left"/>
             </w:pPr>
@@ -4156,6 +4251,7 @@
           </w:tcPr>
           <w:p>
             <w:pPr>
+              <w:keepNext w:val="false"/>
               <w:spacing w:after="40" w:before="0"/>
               <w:jc w:val="left"/>
             </w:pPr>
@@ -4188,6 +4284,7 @@
           </w:tcPr>
           <w:p>
             <w:pPr>
+              <w:keepNext w:val="false"/>
               <w:spacing w:after="40" w:before="0"/>
               <w:jc w:val="left"/>
             </w:pPr>
@@ -4220,6 +4317,7 @@
           </w:tcPr>
           <w:p>
             <w:pPr>
+              <w:keepNext w:val="false"/>
               <w:spacing w:after="40" w:before="0"/>
               <w:jc w:val="left"/>
             </w:pPr>
@@ -4254,6 +4352,7 @@
           </w:tcPr>
           <w:p>
             <w:pPr>
+              <w:keepNext w:val="false"/>
               <w:spacing w:after="40" w:before="0"/>
               <w:jc w:val="left"/>
             </w:pPr>
@@ -4291,7 +4390,7 @@
             <w:pPr>
               <w:spacing w:after="20" w:before="0"/>
             </w:pPr>
-            <w:hyperlink w:history="1" r:id="rIdswbexbhmgqvwtsuhqvx3s">
+            <w:hyperlink w:history="1" r:id="rIdayl4m8138fsjicmpsuwth">
               <w:r>
                 <w:rPr>
                   <w:rFonts w:ascii="Arial" w:cs="Arial" w:eastAsia="Arial" w:hAnsi="Arial"/>
@@ -4324,7 +4423,7 @@
               <w:spacing w:after="10" w:before="0"/>
               <w:ind w:left="120"/>
             </w:pPr>
-            <w:hyperlink w:history="1" r:id="rIddpumuodjku-xjb_sk3rmk">
+            <w:hyperlink w:history="1" r:id="rIdynkrhkcvb7un4bkgljwgh">
               <w:r>
                 <w:rPr>
                   <w:rFonts w:ascii="Arial" w:cs="Arial" w:eastAsia="Arial" w:hAnsi="Arial"/>
@@ -4369,7 +4468,7 @@
             <w:pPr>
               <w:spacing w:after="20" w:before="0"/>
             </w:pPr>
-            <w:hyperlink w:history="1" r:id="rIdcmt1qe-uoklmsk-lkr8tf">
+            <w:hyperlink w:history="1" r:id="rIdokomgn4kt0pzc_xv9ajzm">
               <w:r>
                 <w:rPr>
                   <w:rFonts w:ascii="Arial" w:cs="Arial" w:eastAsia="Arial" w:hAnsi="Arial"/>
@@ -4402,7 +4501,7 @@
               <w:spacing w:after="10" w:before="0"/>
               <w:ind w:left="120"/>
             </w:pPr>
-            <w:hyperlink w:history="1" r:id="rIdt6rnkodd-gmu1wfow8chp">
+            <w:hyperlink w:history="1" r:id="rIdwhj3ifdftnhu6qcl2pz8g">
               <w:r>
                 <w:rPr>
                   <w:rFonts w:ascii="Arial" w:cs="Arial" w:eastAsia="Arial" w:hAnsi="Arial"/>
@@ -4430,6 +4529,7 @@
           </w:tcPr>
           <w:p>
             <w:pPr>
+              <w:keepNext w:val="false"/>
               <w:spacing w:after="40" w:before="0"/>
               <w:jc w:val="left"/>
             </w:pPr>
@@ -4462,6 +4562,7 @@
           </w:tcPr>
           <w:p>
             <w:pPr>
+              <w:keepNext w:val="false"/>
               <w:spacing w:after="40" w:before="0"/>
               <w:jc w:val="left"/>
             </w:pPr>
@@ -4494,6 +4595,7 @@
           </w:tcPr>
           <w:p>
             <w:pPr>
+              <w:keepNext w:val="false"/>
               <w:spacing w:after="40" w:before="0"/>
               <w:jc w:val="left"/>
             </w:pPr>
@@ -4526,6 +4628,7 @@
           </w:tcPr>
           <w:p>
             <w:pPr>
+              <w:keepNext w:val="false"/>
               <w:spacing w:after="40" w:before="0"/>
               <w:jc w:val="left"/>
             </w:pPr>
@@ -4560,6 +4663,7 @@
           </w:tcPr>
           <w:p>
             <w:pPr>
+              <w:keepNext w:val="false"/>
               <w:spacing w:after="40" w:before="0"/>
               <w:jc w:val="left"/>
             </w:pPr>
@@ -4597,7 +4701,7 @@
             <w:pPr>
               <w:spacing w:after="20" w:before="0"/>
             </w:pPr>
-            <w:hyperlink w:history="1" r:id="rIdavkdwr4wcrgrwynb7ctit">
+            <w:hyperlink w:history="1" r:id="rIdt5m0eckxzdon27xsfwlzm">
               <w:r>
                 <w:rPr>
                   <w:rFonts w:ascii="Arial" w:cs="Arial" w:eastAsia="Arial" w:hAnsi="Arial"/>
@@ -4630,7 +4734,7 @@
               <w:spacing w:after="10" w:before="0"/>
               <w:ind w:left="120"/>
             </w:pPr>
-            <w:hyperlink w:history="1" r:id="rId_rbay5rdesqj6edi7jqu9">
+            <w:hyperlink w:history="1" r:id="rIdhv--srsluhfne9h5ovvpv">
               <w:r>
                 <w:rPr>
                   <w:rFonts w:ascii="Arial" w:cs="Arial" w:eastAsia="Arial" w:hAnsi="Arial"/>
@@ -4675,7 +4779,7 @@
             <w:pPr>
               <w:spacing w:after="20" w:before="0"/>
             </w:pPr>
-            <w:hyperlink w:history="1" r:id="rId6ra4iovvbify1b8ltssxo">
+            <w:hyperlink w:history="1" r:id="rIdy0yyrs1hfahibor7ipbk8">
               <w:r>
                 <w:rPr>
                   <w:rFonts w:ascii="Arial" w:cs="Arial" w:eastAsia="Arial" w:hAnsi="Arial"/>
@@ -4708,7 +4812,7 @@
               <w:spacing w:after="10" w:before="0"/>
               <w:ind w:left="120"/>
             </w:pPr>
-            <w:hyperlink w:history="1" r:id="rIdocv_am3ovd-fho6hxu9dp">
+            <w:hyperlink w:history="1" r:id="rIdftopvifevjaknv0kzjmz3">
               <w:r>
                 <w:rPr>
                   <w:rFonts w:ascii="Arial" w:cs="Arial" w:eastAsia="Arial" w:hAnsi="Arial"/>
@@ -4736,6 +4840,7 @@
           </w:tcPr>
           <w:p>
             <w:pPr>
+              <w:keepNext w:val="false"/>
               <w:spacing w:after="40" w:before="0"/>
               <w:jc w:val="left"/>
             </w:pPr>
@@ -4768,6 +4873,7 @@
           </w:tcPr>
           <w:p>
             <w:pPr>
+              <w:keepNext w:val="false"/>
               <w:spacing w:after="40" w:before="0"/>
               <w:jc w:val="left"/>
             </w:pPr>
@@ -4800,6 +4906,7 @@
           </w:tcPr>
           <w:p>
             <w:pPr>
+              <w:keepNext w:val="false"/>
               <w:spacing w:after="40" w:before="0"/>
               <w:jc w:val="left"/>
             </w:pPr>
@@ -4832,6 +4939,7 @@
           </w:tcPr>
           <w:p>
             <w:pPr>
+              <w:keepNext w:val="false"/>
               <w:spacing w:after="40" w:before="0"/>
               <w:jc w:val="left"/>
             </w:pPr>
@@ -4891,6 +4999,7 @@
           </w:tcPr>
           <w:p>
             <w:pPr>
+              <w:keepNext w:val="false"/>
               <w:spacing w:after="40" w:before="0"/>
               <w:jc w:val="center"/>
             </w:pPr>
@@ -4925,6 +5034,7 @@
           </w:tcPr>
           <w:p>
             <w:pPr>
+              <w:keepNext w:val="false"/>
               <w:spacing w:after="40" w:before="0"/>
               <w:jc w:val="left"/>
             </w:pPr>
@@ -4986,6 +5096,7 @@
           </w:tcPr>
           <w:p>
             <w:pPr>
+              <w:keepNext w:val="false"/>
               <w:spacing w:after="40" w:before="0"/>
               <w:jc w:val="center"/>
             </w:pPr>
@@ -5020,6 +5131,7 @@
           </w:tcPr>
           <w:p>
             <w:pPr>
+              <w:keepNext w:val="false"/>
               <w:spacing w:after="40" w:before="0"/>
               <w:jc w:val="left"/>
             </w:pPr>
@@ -5052,6 +5164,7 @@
           </w:tcPr>
           <w:p>
             <w:pPr>
+              <w:keepNext w:val="false"/>
               <w:spacing w:after="40" w:before="0"/>
               <w:jc w:val="left"/>
             </w:pPr>
@@ -5086,6 +5199,7 @@
           </w:tcPr>
           <w:p>
             <w:pPr>
+              <w:keepNext w:val="false"/>
               <w:spacing w:after="40" w:before="0"/>
               <w:jc w:val="left"/>
             </w:pPr>
@@ -5118,6 +5232,7 @@
           </w:tcPr>
           <w:p>
             <w:pPr>
+              <w:keepNext w:val="false"/>
               <w:spacing w:after="40" w:before="0"/>
               <w:jc w:val="left"/>
             </w:pPr>
@@ -5152,6 +5267,7 @@
           </w:tcPr>
           <w:p>
             <w:pPr>
+              <w:keepNext w:val="false"/>
               <w:spacing w:after="40" w:before="0"/>
               <w:jc w:val="left"/>
             </w:pPr>
@@ -5184,6 +5300,7 @@
           </w:tcPr>
           <w:p>
             <w:pPr>
+              <w:keepNext w:val="false"/>
               <w:spacing w:after="40" w:before="0"/>
               <w:jc w:val="left"/>
             </w:pPr>
@@ -5220,7 +5337,7 @@
         </w:rPr>
         <w:t xml:space="preserve">© 2026 SeaVuria and ARES. Aligned with KICD objectives. Developed by SeaVuria; technical implementation by ARES (with AI assistance from Claude). Licensed under </w:t>
       </w:r>
-      <w:hyperlink w:history="1" r:id="rIdrgwbkv-t7fc3xhpxinxdl">
+      <w:hyperlink w:history="1" r:id="rIdk1lqhkzp3z4itrpyz9au3">
         <w:r>
           <w:rPr>
             <w:rFonts w:ascii="Arial" w:cs="Arial" w:eastAsia="Arial" w:hAnsi="Arial"/>
@@ -5241,7 +5358,7 @@
         </w:rPr>
         <w:t xml:space="preserve"> (</w:t>
       </w:r>
-      <w:hyperlink w:history="1" r:id="rId8vt8grlgwdzamnn4-v3q8">
+      <w:hyperlink w:history="1" r:id="rIdnsvfrvny0a9qdhlhaifpi">
         <w:r>
           <w:rPr>
             <w:rFonts w:ascii="Arial" w:cs="Arial" w:eastAsia="Arial" w:hAnsi="Arial"/>
@@ -5301,6 +5418,7 @@
           </w:tcPr>
           <w:p>
             <w:pPr>
+              <w:keepNext w:val="false"/>
               <w:spacing w:after="40" w:before="0"/>
               <w:jc w:val="center"/>
             </w:pPr>
@@ -5336,6 +5454,7 @@
           </w:tcPr>
           <w:p>
             <w:pPr>
+              <w:keepNext w:val="false"/>
               <w:spacing w:after="40" w:before="0"/>
               <w:jc w:val="center"/>
             </w:pPr>
@@ -5370,6 +5489,7 @@
           </w:tcPr>
           <w:p>
             <w:pPr>
+              <w:keepNext w:val="false"/>
               <w:spacing w:after="40" w:before="0"/>
               <w:jc w:val="left"/>
             </w:pPr>
@@ -5402,6 +5522,7 @@
           </w:tcPr>
           <w:p>
             <w:pPr>
+              <w:keepNext w:val="false"/>
               <w:spacing w:after="40" w:before="0"/>
               <w:jc w:val="left"/>
             </w:pPr>
@@ -5436,6 +5557,7 @@
           </w:tcPr>
           <w:p>
             <w:pPr>
+              <w:keepNext w:val="false"/>
               <w:spacing w:after="40" w:before="0"/>
               <w:jc w:val="left"/>
             </w:pPr>
@@ -5468,6 +5590,7 @@
           </w:tcPr>
           <w:p>
             <w:pPr>
+              <w:keepNext w:val="false"/>
               <w:spacing w:after="40" w:before="0"/>
               <w:jc w:val="left"/>
             </w:pPr>
@@ -5502,6 +5625,7 @@
           </w:tcPr>
           <w:p>
             <w:pPr>
+              <w:keepNext w:val="false"/>
               <w:spacing w:after="40" w:before="0"/>
               <w:jc w:val="left"/>
             </w:pPr>
@@ -5609,6 +5733,7 @@
           </w:tcPr>
           <w:p>
             <w:pPr>
+              <w:keepNext w:val="false"/>
               <w:spacing w:after="40" w:before="0"/>
               <w:jc w:val="left"/>
             </w:pPr>
@@ -5696,6 +5821,7 @@
           </w:tcPr>
           <w:p>
             <w:pPr>
+              <w:keepNext w:val="false"/>
               <w:spacing w:after="40" w:before="0"/>
               <w:jc w:val="left"/>
             </w:pPr>
@@ -5783,6 +5909,7 @@
           </w:tcPr>
           <w:p>
             <w:pPr>
+              <w:keepNext w:val="false"/>
               <w:spacing w:after="40" w:before="0"/>
               <w:jc w:val="left"/>
             </w:pPr>
@@ -5815,6 +5942,7 @@
           </w:tcPr>
           <w:p>
             <w:pPr>
+              <w:keepNext w:val="false"/>
               <w:spacing w:after="40" w:before="0"/>
               <w:jc w:val="left"/>
             </w:pPr>
@@ -5849,6 +5977,7 @@
           </w:tcPr>
           <w:p>
             <w:pPr>
+              <w:keepNext w:val="false"/>
               <w:spacing w:after="40" w:before="0"/>
               <w:jc w:val="left"/>
             </w:pPr>
@@ -5881,6 +6010,7 @@
           </w:tcPr>
           <w:p>
             <w:pPr>
+              <w:keepNext w:val="false"/>
               <w:spacing w:after="40" w:before="0"/>
               <w:jc w:val="left"/>
             </w:pPr>
@@ -5915,6 +6045,7 @@
           </w:tcPr>
           <w:p>
             <w:pPr>
+              <w:keepNext w:val="false"/>
               <w:spacing w:after="40" w:before="0"/>
               <w:jc w:val="left"/>
             </w:pPr>
@@ -5947,6 +6078,7 @@
           </w:tcPr>
           <w:p>
             <w:pPr>
+              <w:keepNext w:val="false"/>
               <w:spacing w:after="40" w:before="0"/>
               <w:jc w:val="left"/>
             </w:pPr>
@@ -6006,6 +6138,7 @@
           </w:tcPr>
           <w:p>
             <w:pPr>
+              <w:keepNext w:val="false"/>
               <w:spacing w:after="40" w:before="0"/>
               <w:jc w:val="center"/>
             </w:pPr>
@@ -6040,6 +6173,7 @@
           </w:tcPr>
           <w:p>
             <w:pPr>
+              <w:keepNext w:val="false"/>
               <w:spacing w:after="40" w:before="0"/>
               <w:jc w:val="left"/>
             </w:pPr>
@@ -6104,6 +6238,7 @@
           </w:tcPr>
           <w:p>
             <w:pPr>
+              <w:keepNext w:val="false"/>
               <w:spacing w:after="40" w:before="0"/>
               <w:jc w:val="center"/>
             </w:pPr>
@@ -6138,6 +6273,7 @@
           </w:tcPr>
           <w:p>
             <w:pPr>
+              <w:keepNext w:val="false"/>
               <w:spacing w:after="40" w:before="0"/>
               <w:jc w:val="left"/>
             </w:pPr>
@@ -6170,6 +6306,7 @@
           </w:tcPr>
           <w:p>
             <w:pPr>
+              <w:keepNext w:val="false"/>
               <w:spacing w:after="40" w:before="0"/>
               <w:jc w:val="left"/>
             </w:pPr>
@@ -6202,6 +6339,7 @@
           </w:tcPr>
           <w:p>
             <w:pPr>
+              <w:keepNext w:val="false"/>
               <w:spacing w:after="40" w:before="0"/>
               <w:jc w:val="left"/>
             </w:pPr>
@@ -6234,6 +6372,7 @@
           </w:tcPr>
           <w:p>
             <w:pPr>
+              <w:keepNext w:val="false"/>
               <w:spacing w:after="40" w:before="0"/>
               <w:jc w:val="left"/>
             </w:pPr>
@@ -6266,6 +6405,7 @@
           </w:tcPr>
           <w:p>
             <w:pPr>
+              <w:keepNext w:val="false"/>
               <w:spacing w:after="40" w:before="0"/>
               <w:jc w:val="left"/>
             </w:pPr>
@@ -6300,6 +6440,7 @@
           </w:tcPr>
           <w:p>
             <w:pPr>
+              <w:keepNext w:val="false"/>
               <w:spacing w:after="40" w:before="0"/>
               <w:jc w:val="left"/>
             </w:pPr>
@@ -6337,7 +6478,7 @@
             <w:pPr>
               <w:spacing w:after="20" w:before="0"/>
             </w:pPr>
-            <w:hyperlink w:history="1" r:id="rIdx9f66c-ybaokav0vgu7jl">
+            <w:hyperlink w:history="1" r:id="rIdltgdjtp4tmoz5msvgtoks">
               <w:r>
                 <w:rPr>
                   <w:rFonts w:ascii="Arial" w:cs="Arial" w:eastAsia="Arial" w:hAnsi="Arial"/>
@@ -6370,7 +6511,7 @@
               <w:spacing w:after="10" w:before="0"/>
               <w:ind w:left="120"/>
             </w:pPr>
-            <w:hyperlink w:history="1" r:id="rIduubhioi_l85czbhadeceq">
+            <w:hyperlink w:history="1" r:id="rIdaf8z0yzezreshgsfdfddm">
               <w:r>
                 <w:rPr>
                   <w:rFonts w:ascii="Arial" w:cs="Arial" w:eastAsia="Arial" w:hAnsi="Arial"/>
@@ -6415,7 +6556,7 @@
             <w:pPr>
               <w:spacing w:after="20" w:before="0"/>
             </w:pPr>
-            <w:hyperlink w:history="1" r:id="rIdzu3jo5_8gvmjwqzyeugmw">
+            <w:hyperlink w:history="1" r:id="rIda0doi7mcqb0drxlbgxxae">
               <w:r>
                 <w:rPr>
                   <w:rFonts w:ascii="Arial" w:cs="Arial" w:eastAsia="Arial" w:hAnsi="Arial"/>
@@ -6464,7 +6605,7 @@
               <w:spacing w:after="10" w:before="0"/>
               <w:ind w:left="120"/>
             </w:pPr>
-            <w:hyperlink w:history="1" r:id="rIdfd-qhzr3as5y_rekgefdr">
+            <w:hyperlink w:history="1" r:id="rIdagf93x9popa51-9y6p8ej">
               <w:r>
                 <w:rPr>
                   <w:rFonts w:ascii="Arial" w:cs="Arial" w:eastAsia="Arial" w:hAnsi="Arial"/>
@@ -6492,6 +6633,7 @@
           </w:tcPr>
           <w:p>
             <w:pPr>
+              <w:keepNext w:val="false"/>
               <w:spacing w:after="40" w:before="0"/>
               <w:jc w:val="left"/>
             </w:pPr>
@@ -6524,6 +6666,7 @@
           </w:tcPr>
           <w:p>
             <w:pPr>
+              <w:keepNext w:val="false"/>
               <w:spacing w:after="40" w:before="0"/>
               <w:jc w:val="left"/>
             </w:pPr>
@@ -6556,6 +6699,7 @@
           </w:tcPr>
           <w:p>
             <w:pPr>
+              <w:keepNext w:val="false"/>
               <w:spacing w:after="40" w:before="0"/>
               <w:jc w:val="left"/>
             </w:pPr>
@@ -6588,6 +6732,7 @@
           </w:tcPr>
           <w:p>
             <w:pPr>
+              <w:keepNext w:val="false"/>
               <w:spacing w:after="40" w:before="0"/>
               <w:jc w:val="left"/>
             </w:pPr>
@@ -6622,6 +6767,7 @@
           </w:tcPr>
           <w:p>
             <w:pPr>
+              <w:keepNext w:val="false"/>
               <w:spacing w:after="40" w:before="0"/>
               <w:jc w:val="left"/>
             </w:pPr>
@@ -6659,7 +6805,7 @@
             <w:pPr>
               <w:spacing w:after="20" w:before="0"/>
             </w:pPr>
-            <w:hyperlink w:history="1" r:id="rId5nd0urp_0ocy5citgacy6">
+            <w:hyperlink w:history="1" r:id="rIdlb-na9qwwz5j46-jm1gng">
               <w:r>
                 <w:rPr>
                   <w:rFonts w:ascii="Arial" w:cs="Arial" w:eastAsia="Arial" w:hAnsi="Arial"/>
@@ -6692,7 +6838,7 @@
               <w:spacing w:after="10" w:before="0"/>
               <w:ind w:left="120"/>
             </w:pPr>
-            <w:hyperlink w:history="1" r:id="rId3i1krwmo7rmtg2s5eele6">
+            <w:hyperlink w:history="1" r:id="rIdonxhsttblhtysru3opjtm">
               <w:r>
                 <w:rPr>
                   <w:rFonts w:ascii="Arial" w:cs="Arial" w:eastAsia="Arial" w:hAnsi="Arial"/>
@@ -6737,7 +6883,7 @@
             <w:pPr>
               <w:spacing w:after="20" w:before="0"/>
             </w:pPr>
-            <w:hyperlink w:history="1" r:id="rId3xyrvp3-cupc9l6nmlj8x">
+            <w:hyperlink w:history="1" r:id="rIdtcaet4boz40jhlsoa8d90">
               <w:r>
                 <w:rPr>
                   <w:rFonts w:ascii="Arial" w:cs="Arial" w:eastAsia="Arial" w:hAnsi="Arial"/>
@@ -6786,7 +6932,7 @@
               <w:spacing w:after="10" w:before="0"/>
               <w:ind w:left="120"/>
             </w:pPr>
-            <w:hyperlink w:history="1" r:id="rIdr1kb-gxctiimnkio2eytj">
+            <w:hyperlink w:history="1" r:id="rIdotg6tfwnz1ettrmtehv2m">
               <w:r>
                 <w:rPr>
                   <w:rFonts w:ascii="Arial" w:cs="Arial" w:eastAsia="Arial" w:hAnsi="Arial"/>
@@ -6814,6 +6960,7 @@
           </w:tcPr>
           <w:p>
             <w:pPr>
+              <w:keepNext w:val="false"/>
               <w:spacing w:after="40" w:before="0"/>
               <w:jc w:val="left"/>
             </w:pPr>
@@ -6846,6 +6993,7 @@
           </w:tcPr>
           <w:p>
             <w:pPr>
+              <w:keepNext w:val="false"/>
               <w:spacing w:after="40" w:before="0"/>
               <w:jc w:val="left"/>
             </w:pPr>
@@ -6878,6 +7026,7 @@
           </w:tcPr>
           <w:p>
             <w:pPr>
+              <w:keepNext w:val="false"/>
               <w:spacing w:after="40" w:before="0"/>
               <w:jc w:val="left"/>
             </w:pPr>
@@ -6910,6 +7059,7 @@
           </w:tcPr>
           <w:p>
             <w:pPr>
+              <w:keepNext w:val="false"/>
               <w:spacing w:after="40" w:before="0"/>
               <w:jc w:val="left"/>
             </w:pPr>
@@ -6944,6 +7094,7 @@
           </w:tcPr>
           <w:p>
             <w:pPr>
+              <w:keepNext w:val="false"/>
               <w:spacing w:after="40" w:before="0"/>
               <w:jc w:val="left"/>
             </w:pPr>
@@ -6981,7 +7132,7 @@
             <w:pPr>
               <w:spacing w:after="20" w:before="0"/>
             </w:pPr>
-            <w:hyperlink w:history="1" r:id="rIduj0gkl4hukmmkbunj9zfu">
+            <w:hyperlink w:history="1" r:id="rIdxbj4cgfklzb9eqwy1rzw1">
               <w:r>
                 <w:rPr>
                   <w:rFonts w:ascii="Arial" w:cs="Arial" w:eastAsia="Arial" w:hAnsi="Arial"/>
@@ -7014,7 +7165,7 @@
               <w:spacing w:after="10" w:before="0"/>
               <w:ind w:left="120"/>
             </w:pPr>
-            <w:hyperlink w:history="1" r:id="rIdnf92nsx9h_kyjrapsdvgw">
+            <w:hyperlink w:history="1" r:id="rId4onrx3_dhhq-08jepf4yj">
               <w:r>
                 <w:rPr>
                   <w:rFonts w:ascii="Arial" w:cs="Arial" w:eastAsia="Arial" w:hAnsi="Arial"/>
@@ -7059,7 +7210,7 @@
             <w:pPr>
               <w:spacing w:after="20" w:before="0"/>
             </w:pPr>
-            <w:hyperlink w:history="1" r:id="rId_b1cjkdsrtr_p6pfn6s84">
+            <w:hyperlink w:history="1" r:id="rIdurruhhwcacfn6ugic0a2x">
               <w:r>
                 <w:rPr>
                   <w:rFonts w:ascii="Arial" w:cs="Arial" w:eastAsia="Arial" w:hAnsi="Arial"/>
@@ -7108,7 +7259,7 @@
               <w:spacing w:after="10" w:before="0"/>
               <w:ind w:left="120"/>
             </w:pPr>
-            <w:hyperlink w:history="1" r:id="rIdleelolw_t3yh0fvbjss1w">
+            <w:hyperlink w:history="1" r:id="rIdc6ol8ke6kuq6y3n2_5gjp">
               <w:r>
                 <w:rPr>
                   <w:rFonts w:ascii="Arial" w:cs="Arial" w:eastAsia="Arial" w:hAnsi="Arial"/>
@@ -7136,6 +7287,7 @@
           </w:tcPr>
           <w:p>
             <w:pPr>
+              <w:keepNext w:val="false"/>
               <w:spacing w:after="40" w:before="0"/>
               <w:jc w:val="left"/>
             </w:pPr>
@@ -7168,6 +7320,7 @@
           </w:tcPr>
           <w:p>
             <w:pPr>
+              <w:keepNext w:val="false"/>
               <w:spacing w:after="40" w:before="0"/>
               <w:jc w:val="left"/>
             </w:pPr>
@@ -7187,6 +7340,7 @@
           </w:p>
           <w:p>
             <w:pPr>
+              <w:keepNext w:val="false"/>
               <w:spacing w:after="40" w:before="0"/>
               <w:jc w:val="left"/>
             </w:pPr>
@@ -7206,6 +7360,7 @@
           </w:p>
           <w:p>
             <w:pPr>
+              <w:keepNext w:val="false"/>
               <w:spacing w:after="40" w:before="0"/>
               <w:jc w:val="left"/>
             </w:pPr>
@@ -7225,6 +7380,7 @@
           </w:p>
           <w:p>
             <w:pPr>
+              <w:keepNext w:val="false"/>
               <w:spacing w:after="40" w:before="0"/>
               <w:jc w:val="left"/>
             </w:pPr>
@@ -7244,6 +7400,7 @@
           </w:p>
           <w:p>
             <w:pPr>
+              <w:keepNext w:val="false"/>
               <w:spacing w:after="40" w:before="0"/>
               <w:jc w:val="left"/>
             </w:pPr>
@@ -7263,6 +7420,7 @@
           </w:p>
           <w:p>
             <w:pPr>
+              <w:keepNext w:val="false"/>
               <w:spacing w:after="40" w:before="0"/>
               <w:jc w:val="left"/>
             </w:pPr>
@@ -7282,6 +7440,7 @@
           </w:p>
           <w:p>
             <w:pPr>
+              <w:keepNext w:val="false"/>
               <w:spacing w:after="40" w:before="0"/>
               <w:jc w:val="left"/>
             </w:pPr>
@@ -7314,6 +7473,7 @@
           </w:tcPr>
           <w:p>
             <w:pPr>
+              <w:keepNext w:val="false"/>
               <w:spacing w:after="40" w:before="0"/>
               <w:jc w:val="left"/>
             </w:pPr>
@@ -7346,6 +7506,7 @@
           </w:tcPr>
           <w:p>
             <w:pPr>
+              <w:keepNext w:val="false"/>
               <w:spacing w:after="40" w:before="0"/>
               <w:jc w:val="left"/>
             </w:pPr>
@@ -7380,6 +7541,7 @@
           </w:tcPr>
           <w:p>
             <w:pPr>
+              <w:keepNext w:val="false"/>
               <w:spacing w:after="40" w:before="0"/>
               <w:jc w:val="left"/>
             </w:pPr>
@@ -7417,7 +7579,7 @@
             <w:pPr>
               <w:spacing w:after="20" w:before="0"/>
             </w:pPr>
-            <w:hyperlink w:history="1" r:id="rIdejgvmhpqhq98kky1euufu">
+            <w:hyperlink w:history="1" r:id="rIdolfdkqxinwb5tm0wqcvxq">
               <w:r>
                 <w:rPr>
                   <w:rFonts w:ascii="Arial" w:cs="Arial" w:eastAsia="Arial" w:hAnsi="Arial"/>
@@ -7450,7 +7612,7 @@
               <w:spacing w:after="10" w:before="0"/>
               <w:ind w:left="120"/>
             </w:pPr>
-            <w:hyperlink w:history="1" r:id="rIdu6up4ux4vc0h7ffv1zgy8">
+            <w:hyperlink w:history="1" r:id="rIdfq7jzq3-qobqn9pphkzhi">
               <w:r>
                 <w:rPr>
                   <w:rFonts w:ascii="Arial" w:cs="Arial" w:eastAsia="Arial" w:hAnsi="Arial"/>
@@ -7495,7 +7657,7 @@
             <w:pPr>
               <w:spacing w:after="20" w:before="0"/>
             </w:pPr>
-            <w:hyperlink w:history="1" r:id="rIdfymrofqbbirxh2tzpo0z-">
+            <w:hyperlink w:history="1" r:id="rIdsa88gmdtcoajpm1fcduhw">
               <w:r>
                 <w:rPr>
                   <w:rFonts w:ascii="Arial" w:cs="Arial" w:eastAsia="Arial" w:hAnsi="Arial"/>
@@ -7544,7 +7706,7 @@
               <w:spacing w:after="10" w:before="0"/>
               <w:ind w:left="120"/>
             </w:pPr>
-            <w:hyperlink w:history="1" r:id="rIdjrgip8jxnismdkkdtuzix">
+            <w:hyperlink w:history="1" r:id="rIdxrj0afk8vatht5d-gza2r">
               <w:r>
                 <w:rPr>
                   <w:rFonts w:ascii="Arial" w:cs="Arial" w:eastAsia="Arial" w:hAnsi="Arial"/>
@@ -7572,6 +7734,7 @@
           </w:tcPr>
           <w:p>
             <w:pPr>
+              <w:keepNext w:val="false"/>
               <w:spacing w:after="40" w:before="0"/>
               <w:jc w:val="left"/>
             </w:pPr>
@@ -7604,6 +7767,7 @@
           </w:tcPr>
           <w:p>
             <w:pPr>
+              <w:keepNext w:val="false"/>
               <w:spacing w:after="40" w:before="0"/>
               <w:jc w:val="left"/>
             </w:pPr>
@@ -7636,6 +7800,7 @@
           </w:tcPr>
           <w:p>
             <w:pPr>
+              <w:keepNext w:val="false"/>
               <w:spacing w:after="40" w:before="0"/>
               <w:jc w:val="left"/>
             </w:pPr>
@@ -7668,6 +7833,7 @@
           </w:tcPr>
           <w:p>
             <w:pPr>
+              <w:keepNext w:val="false"/>
               <w:spacing w:after="40" w:before="0"/>
               <w:jc w:val="left"/>
             </w:pPr>
@@ -7702,6 +7868,7 @@
           </w:tcPr>
           <w:p>
             <w:pPr>
+              <w:keepNext w:val="false"/>
               <w:spacing w:after="40" w:before="0"/>
               <w:jc w:val="left"/>
             </w:pPr>
@@ -7739,7 +7906,7 @@
             <w:pPr>
               <w:spacing w:after="20" w:before="0"/>
             </w:pPr>
-            <w:hyperlink w:history="1" r:id="rIdd5bwiegjdkaasowqvs7eq">
+            <w:hyperlink w:history="1" r:id="rIdhingyr_uo4ps3wcojo2s0">
               <w:r>
                 <w:rPr>
                   <w:rFonts w:ascii="Arial" w:cs="Arial" w:eastAsia="Arial" w:hAnsi="Arial"/>
@@ -7772,7 +7939,7 @@
               <w:spacing w:after="10" w:before="0"/>
               <w:ind w:left="120"/>
             </w:pPr>
-            <w:hyperlink w:history="1" r:id="rIdakz7g7gnzmuevg1dvwit4">
+            <w:hyperlink w:history="1" r:id="rIdw2fopm-nz0azieetykjgw">
               <w:r>
                 <w:rPr>
                   <w:rFonts w:ascii="Arial" w:cs="Arial" w:eastAsia="Arial" w:hAnsi="Arial"/>
@@ -7817,7 +7984,7 @@
             <w:pPr>
               <w:spacing w:after="20" w:before="0"/>
             </w:pPr>
-            <w:hyperlink w:history="1" r:id="rIdjohrstz7zf1jcjb69zpkp">
+            <w:hyperlink w:history="1" r:id="rIdypczmuck5us0y7jna7o_r">
               <w:r>
                 <w:rPr>
                   <w:rFonts w:ascii="Arial" w:cs="Arial" w:eastAsia="Arial" w:hAnsi="Arial"/>
@@ -7866,7 +8033,7 @@
               <w:spacing w:after="10" w:before="0"/>
               <w:ind w:left="120"/>
             </w:pPr>
-            <w:hyperlink w:history="1" r:id="rIdpnzbl6fhjrukhbfqz5h1u">
+            <w:hyperlink w:history="1" r:id="rIdqzvszs1ophkk5ax91rutl">
               <w:r>
                 <w:rPr>
                   <w:rFonts w:ascii="Arial" w:cs="Arial" w:eastAsia="Arial" w:hAnsi="Arial"/>
@@ -7894,6 +8061,7 @@
           </w:tcPr>
           <w:p>
             <w:pPr>
+              <w:keepNext w:val="false"/>
               <w:spacing w:after="40" w:before="0"/>
               <w:jc w:val="left"/>
             </w:pPr>
@@ -7926,6 +8094,7 @@
           </w:tcPr>
           <w:p>
             <w:pPr>
+              <w:keepNext w:val="false"/>
               <w:spacing w:after="40" w:before="0"/>
               <w:jc w:val="left"/>
             </w:pPr>
@@ -7958,6 +8127,7 @@
           </w:tcPr>
           <w:p>
             <w:pPr>
+              <w:keepNext w:val="false"/>
               <w:spacing w:after="40" w:before="0"/>
               <w:jc w:val="left"/>
             </w:pPr>
@@ -7990,6 +8160,7 @@
           </w:tcPr>
           <w:p>
             <w:pPr>
+              <w:keepNext w:val="false"/>
               <w:spacing w:after="40" w:before="0"/>
               <w:jc w:val="left"/>
             </w:pPr>
@@ -8049,6 +8220,7 @@
           </w:tcPr>
           <w:p>
             <w:pPr>
+              <w:keepNext w:val="false"/>
               <w:spacing w:after="40" w:before="0"/>
               <w:jc w:val="center"/>
             </w:pPr>
@@ -8083,6 +8255,7 @@
           </w:tcPr>
           <w:p>
             <w:pPr>
+              <w:keepNext w:val="false"/>
               <w:spacing w:after="40" w:before="0"/>
               <w:jc w:val="left"/>
             </w:pPr>
@@ -8144,6 +8317,7 @@
           </w:tcPr>
           <w:p>
             <w:pPr>
+              <w:keepNext w:val="false"/>
               <w:spacing w:after="40" w:before="0"/>
               <w:jc w:val="center"/>
             </w:pPr>
@@ -8178,6 +8352,7 @@
           </w:tcPr>
           <w:p>
             <w:pPr>
+              <w:keepNext w:val="false"/>
               <w:spacing w:after="40" w:before="0"/>
               <w:jc w:val="left"/>
             </w:pPr>
@@ -8210,6 +8385,7 @@
           </w:tcPr>
           <w:p>
             <w:pPr>
+              <w:keepNext w:val="false"/>
               <w:spacing w:after="40" w:before="0"/>
               <w:jc w:val="left"/>
             </w:pPr>
@@ -8244,6 +8420,7 @@
           </w:tcPr>
           <w:p>
             <w:pPr>
+              <w:keepNext w:val="false"/>
               <w:spacing w:after="40" w:before="0"/>
               <w:jc w:val="left"/>
             </w:pPr>
@@ -8276,6 +8453,7 @@
           </w:tcPr>
           <w:p>
             <w:pPr>
+              <w:keepNext w:val="false"/>
               <w:spacing w:after="40" w:before="0"/>
               <w:jc w:val="left"/>
             </w:pPr>
@@ -8310,6 +8488,7 @@
           </w:tcPr>
           <w:p>
             <w:pPr>
+              <w:keepNext w:val="false"/>
               <w:spacing w:after="40" w:before="0"/>
               <w:jc w:val="left"/>
             </w:pPr>
@@ -8342,6 +8521,7 @@
           </w:tcPr>
           <w:p>
             <w:pPr>
+              <w:keepNext w:val="false"/>
               <w:spacing w:after="40" w:before="0"/>
               <w:jc w:val="left"/>
             </w:pPr>
@@ -8378,7 +8558,7 @@
         </w:rPr>
         <w:t xml:space="preserve">© 2026 SeaVuria and ARES. Aligned with KICD objectives. Developed by SeaVuria; technical implementation by ARES (with AI assistance from Claude). Licensed under </w:t>
       </w:r>
-      <w:hyperlink w:history="1" r:id="rIdlhvdjdusu2qn3vgzcie7n">
+      <w:hyperlink w:history="1" r:id="rIdjnd3qhg0quamfn7psu8rg">
         <w:r>
           <w:rPr>
             <w:rFonts w:ascii="Arial" w:cs="Arial" w:eastAsia="Arial" w:hAnsi="Arial"/>
@@ -8399,7 +8579,7 @@
         </w:rPr>
         <w:t xml:space="preserve"> (</w:t>
       </w:r>
-      <w:hyperlink w:history="1" r:id="rIdads5yumzu-0-fjrisuxo7">
+      <w:hyperlink w:history="1" r:id="rIdxoulttvjxynl06nkojkqw">
         <w:r>
           <w:rPr>
             <w:rFonts w:ascii="Arial" w:cs="Arial" w:eastAsia="Arial" w:hAnsi="Arial"/>
@@ -8459,6 +8639,7 @@
           </w:tcPr>
           <w:p>
             <w:pPr>
+              <w:keepNext w:val="false"/>
               <w:spacing w:after="40" w:before="0"/>
               <w:jc w:val="center"/>
             </w:pPr>
@@ -8494,6 +8675,7 @@
           </w:tcPr>
           <w:p>
             <w:pPr>
+              <w:keepNext w:val="false"/>
               <w:spacing w:after="40" w:before="0"/>
               <w:jc w:val="center"/>
             </w:pPr>
@@ -8528,6 +8710,7 @@
           </w:tcPr>
           <w:p>
             <w:pPr>
+              <w:keepNext w:val="false"/>
               <w:spacing w:after="40" w:before="0"/>
               <w:jc w:val="left"/>
             </w:pPr>
@@ -8560,6 +8743,7 @@
           </w:tcPr>
           <w:p>
             <w:pPr>
+              <w:keepNext w:val="false"/>
               <w:spacing w:after="40" w:before="0"/>
               <w:jc w:val="left"/>
             </w:pPr>
@@ -8594,6 +8778,7 @@
           </w:tcPr>
           <w:p>
             <w:pPr>
+              <w:keepNext w:val="false"/>
               <w:spacing w:after="40" w:before="0"/>
               <w:jc w:val="left"/>
             </w:pPr>
@@ -8626,6 +8811,7 @@
           </w:tcPr>
           <w:p>
             <w:pPr>
+              <w:keepNext w:val="false"/>
               <w:spacing w:after="40" w:before="0"/>
               <w:jc w:val="left"/>
             </w:pPr>
@@ -8660,6 +8846,7 @@
           </w:tcPr>
           <w:p>
             <w:pPr>
+              <w:keepNext w:val="false"/>
               <w:spacing w:after="40" w:before="0"/>
               <w:jc w:val="left"/>
             </w:pPr>
@@ -8692,6 +8879,7 @@
           </w:tcPr>
           <w:p>
             <w:pPr>
+              <w:keepNext w:val="false"/>
               <w:spacing w:after="40" w:before="0"/>
               <w:jc w:val="left"/>
             </w:pPr>
@@ -8726,6 +8914,7 @@
           </w:tcPr>
           <w:p>
             <w:pPr>
+              <w:keepNext w:val="false"/>
               <w:spacing w:after="40" w:before="0"/>
               <w:jc w:val="left"/>
             </w:pPr>
@@ -8758,6 +8947,7 @@
           </w:tcPr>
           <w:p>
             <w:pPr>
+              <w:keepNext w:val="false"/>
               <w:spacing w:after="40" w:before="0"/>
               <w:jc w:val="left"/>
             </w:pPr>
@@ -8792,6 +8982,7 @@
           </w:tcPr>
           <w:p>
             <w:pPr>
+              <w:keepNext w:val="false"/>
               <w:spacing w:after="40" w:before="0"/>
               <w:jc w:val="left"/>
             </w:pPr>
@@ -8824,6 +9015,7 @@
           </w:tcPr>
           <w:p>
             <w:pPr>
+              <w:keepNext w:val="false"/>
               <w:spacing w:after="40" w:before="0"/>
               <w:jc w:val="left"/>
             </w:pPr>
@@ -8858,6 +9050,7 @@
           </w:tcPr>
           <w:p>
             <w:pPr>
+              <w:keepNext w:val="false"/>
               <w:spacing w:after="40" w:before="0"/>
               <w:jc w:val="left"/>
             </w:pPr>
@@ -8890,6 +9083,7 @@
           </w:tcPr>
           <w:p>
             <w:pPr>
+              <w:keepNext w:val="false"/>
               <w:spacing w:after="40" w:before="0"/>
               <w:jc w:val="left"/>
             </w:pPr>
@@ -8924,6 +9118,7 @@
           </w:tcPr>
           <w:p>
             <w:pPr>
+              <w:keepNext w:val="false"/>
               <w:spacing w:after="40" w:before="0"/>
               <w:jc w:val="left"/>
             </w:pPr>
@@ -8956,6 +9151,7 @@
           </w:tcPr>
           <w:p>
             <w:pPr>
+              <w:keepNext w:val="false"/>
               <w:spacing w:after="40" w:before="0"/>
               <w:jc w:val="left"/>
             </w:pPr>
@@ -8990,6 +9186,7 @@
           </w:tcPr>
           <w:p>
             <w:pPr>
+              <w:keepNext w:val="false"/>
               <w:spacing w:after="40" w:before="0"/>
               <w:jc w:val="left"/>
             </w:pPr>
@@ -9022,6 +9219,7 @@
           </w:tcPr>
           <w:p>
             <w:pPr>
+              <w:keepNext w:val="false"/>
               <w:spacing w:after="40" w:before="0"/>
               <w:jc w:val="left"/>
             </w:pPr>
@@ -9081,6 +9279,7 @@
           </w:tcPr>
           <w:p>
             <w:pPr>
+              <w:keepNext w:val="false"/>
               <w:spacing w:after="40" w:before="0"/>
               <w:jc w:val="center"/>
             </w:pPr>
@@ -9115,6 +9314,7 @@
           </w:tcPr>
           <w:p>
             <w:pPr>
+              <w:keepNext w:val="false"/>
               <w:spacing w:after="40" w:before="0"/>
               <w:jc w:val="left"/>
             </w:pPr>
@@ -9179,6 +9379,7 @@
           </w:tcPr>
           <w:p>
             <w:pPr>
+              <w:keepNext w:val="false"/>
               <w:spacing w:after="40" w:before="0"/>
               <w:jc w:val="center"/>
             </w:pPr>
@@ -9213,6 +9414,7 @@
           </w:tcPr>
           <w:p>
             <w:pPr>
+              <w:keepNext w:val="false"/>
               <w:spacing w:after="40" w:before="0"/>
               <w:jc w:val="left"/>
             </w:pPr>
@@ -9245,6 +9447,7 @@
           </w:tcPr>
           <w:p>
             <w:pPr>
+              <w:keepNext w:val="false"/>
               <w:spacing w:after="40" w:before="0"/>
               <w:jc w:val="left"/>
             </w:pPr>
@@ -9277,6 +9480,7 @@
           </w:tcPr>
           <w:p>
             <w:pPr>
+              <w:keepNext w:val="false"/>
               <w:spacing w:after="40" w:before="0"/>
               <w:jc w:val="left"/>
             </w:pPr>
@@ -9309,6 +9513,7 @@
           </w:tcPr>
           <w:p>
             <w:pPr>
+              <w:keepNext w:val="false"/>
               <w:spacing w:after="40" w:before="0"/>
               <w:jc w:val="left"/>
             </w:pPr>
@@ -9341,6 +9546,7 @@
           </w:tcPr>
           <w:p>
             <w:pPr>
+              <w:keepNext w:val="false"/>
               <w:spacing w:after="40" w:before="0"/>
               <w:jc w:val="left"/>
             </w:pPr>
@@ -9375,6 +9581,7 @@
           </w:tcPr>
           <w:p>
             <w:pPr>
+              <w:keepNext w:val="false"/>
               <w:spacing w:after="40" w:before="0"/>
               <w:jc w:val="left"/>
             </w:pPr>
@@ -9412,7 +9619,7 @@
             <w:pPr>
               <w:spacing w:after="20" w:before="0"/>
             </w:pPr>
-            <w:hyperlink w:history="1" r:id="rIdj0emnvgq5v6s8zxuzd3gt">
+            <w:hyperlink w:history="1" r:id="rIdytmvzj-mlt-5upfafphmv">
               <w:r>
                 <w:rPr>
                   <w:rFonts w:ascii="Arial" w:cs="Arial" w:eastAsia="Arial" w:hAnsi="Arial"/>
@@ -9445,7 +9652,7 @@
               <w:spacing w:after="10" w:before="0"/>
               <w:ind w:left="120"/>
             </w:pPr>
-            <w:hyperlink w:history="1" r:id="rIdg3nxwc_6x_znpbaflz7yf">
+            <w:hyperlink w:history="1" r:id="rIdn9hjxi6pcff0nvzmlcth9">
               <w:r>
                 <w:rPr>
                   <w:rFonts w:ascii="Arial" w:cs="Arial" w:eastAsia="Arial" w:hAnsi="Arial"/>
@@ -9490,7 +9697,7 @@
             <w:pPr>
               <w:spacing w:after="20" w:before="0"/>
             </w:pPr>
-            <w:hyperlink w:history="1" r:id="rIdpzsxkxv18q3a_l5k_douv">
+            <w:hyperlink w:history="1" r:id="rId5ync_e2yxlywuwlmrxzh7">
               <w:r>
                 <w:rPr>
                   <w:rFonts w:ascii="Arial" w:cs="Arial" w:eastAsia="Arial" w:hAnsi="Arial"/>
@@ -9523,7 +9730,7 @@
               <w:spacing w:after="10" w:before="0"/>
               <w:ind w:left="120"/>
             </w:pPr>
-            <w:hyperlink w:history="1" r:id="rIdm9qnsernw7j_mzsxyx4x4">
+            <w:hyperlink w:history="1" r:id="rIdvso5tdr2two_srz-w9b67">
               <w:r>
                 <w:rPr>
                   <w:rFonts w:ascii="Arial" w:cs="Arial" w:eastAsia="Arial" w:hAnsi="Arial"/>
@@ -9551,6 +9758,7 @@
           </w:tcPr>
           <w:p>
             <w:pPr>
+              <w:keepNext w:val="false"/>
               <w:spacing w:after="40" w:before="0"/>
               <w:jc w:val="left"/>
             </w:pPr>
@@ -9583,6 +9791,7 @@
           </w:tcPr>
           <w:p>
             <w:pPr>
+              <w:keepNext w:val="false"/>
               <w:spacing w:after="40" w:before="0"/>
               <w:jc w:val="left"/>
             </w:pPr>
@@ -9615,6 +9824,7 @@
           </w:tcPr>
           <w:p>
             <w:pPr>
+              <w:keepNext w:val="false"/>
               <w:spacing w:after="40" w:before="0"/>
               <w:jc w:val="left"/>
             </w:pPr>
@@ -9647,6 +9857,7 @@
           </w:tcPr>
           <w:p>
             <w:pPr>
+              <w:keepNext w:val="false"/>
               <w:spacing w:after="40" w:before="0"/>
               <w:jc w:val="left"/>
             </w:pPr>
@@ -9681,6 +9892,7 @@
           </w:tcPr>
           <w:p>
             <w:pPr>
+              <w:keepNext w:val="false"/>
               <w:spacing w:after="40" w:before="0"/>
               <w:jc w:val="left"/>
             </w:pPr>
@@ -9718,7 +9930,7 @@
             <w:pPr>
               <w:spacing w:after="20" w:before="0"/>
             </w:pPr>
-            <w:hyperlink w:history="1" r:id="rIdidlinapgb0vbhhu11fc6q">
+            <w:hyperlink w:history="1" r:id="rIdqtplihpvh4_43bwv_xvfz">
               <w:r>
                 <w:rPr>
                   <w:rFonts w:ascii="Arial" w:cs="Arial" w:eastAsia="Arial" w:hAnsi="Arial"/>
@@ -9751,7 +9963,7 @@
               <w:spacing w:after="10" w:before="0"/>
               <w:ind w:left="120"/>
             </w:pPr>
-            <w:hyperlink w:history="1" r:id="rIdjo_8-ovkjl2kvxrmmj9_v">
+            <w:hyperlink w:history="1" r:id="rIdc6uhlzlyldttuwtxub4ot">
               <w:r>
                 <w:rPr>
                   <w:rFonts w:ascii="Arial" w:cs="Arial" w:eastAsia="Arial" w:hAnsi="Arial"/>
@@ -9796,7 +10008,7 @@
             <w:pPr>
               <w:spacing w:after="20" w:before="0"/>
             </w:pPr>
-            <w:hyperlink w:history="1" r:id="rIdicc-fvmxzosfn_ge4ksql">
+            <w:hyperlink w:history="1" r:id="rId9aew6ykhgmohf2bfz9dkr">
               <w:r>
                 <w:rPr>
                   <w:rFonts w:ascii="Arial" w:cs="Arial" w:eastAsia="Arial" w:hAnsi="Arial"/>
@@ -9829,7 +10041,7 @@
               <w:spacing w:after="10" w:before="0"/>
               <w:ind w:left="120"/>
             </w:pPr>
-            <w:hyperlink w:history="1" r:id="rIdhejcmwyqgmi5de1rybexg">
+            <w:hyperlink w:history="1" r:id="rIdsdvfnaydfxibvqgrxsxaa">
               <w:r>
                 <w:rPr>
                   <w:rFonts w:ascii="Arial" w:cs="Arial" w:eastAsia="Arial" w:hAnsi="Arial"/>
@@ -9857,6 +10069,7 @@
           </w:tcPr>
           <w:p>
             <w:pPr>
+              <w:keepNext w:val="false"/>
               <w:spacing w:after="40" w:before="0"/>
               <w:jc w:val="left"/>
             </w:pPr>
@@ -9889,6 +10102,7 @@
           </w:tcPr>
           <w:p>
             <w:pPr>
+              <w:keepNext w:val="false"/>
               <w:spacing w:after="40" w:before="0"/>
               <w:jc w:val="left"/>
             </w:pPr>
@@ -9921,6 +10135,7 @@
           </w:tcPr>
           <w:p>
             <w:pPr>
+              <w:keepNext w:val="false"/>
               <w:spacing w:after="40" w:before="0"/>
               <w:jc w:val="left"/>
             </w:pPr>
@@ -9953,6 +10168,7 @@
           </w:tcPr>
           <w:p>
             <w:pPr>
+              <w:keepNext w:val="false"/>
               <w:spacing w:after="40" w:before="0"/>
               <w:jc w:val="left"/>
             </w:pPr>
@@ -9987,6 +10203,7 @@
           </w:tcPr>
           <w:p>
             <w:pPr>
+              <w:keepNext w:val="false"/>
               <w:spacing w:after="40" w:before="0"/>
               <w:jc w:val="left"/>
             </w:pPr>
@@ -10024,7 +10241,7 @@
             <w:pPr>
               <w:spacing w:after="20" w:before="0"/>
             </w:pPr>
-            <w:hyperlink w:history="1" r:id="rIdg_atu87ddl7bhhkfwwcpu">
+            <w:hyperlink w:history="1" r:id="rIdydzba9v0xiodmmqfqanvn">
               <w:r>
                 <w:rPr>
                   <w:rFonts w:ascii="Arial" w:cs="Arial" w:eastAsia="Arial" w:hAnsi="Arial"/>
@@ -10073,7 +10290,7 @@
               <w:spacing w:after="10" w:before="0"/>
               <w:ind w:left="120"/>
             </w:pPr>
-            <w:hyperlink w:history="1" r:id="rIdmwehtgyiityyegzg5vzsn">
+            <w:hyperlink w:history="1" r:id="rIdqxvn3qmixz6miqppzijec">
               <w:r>
                 <w:rPr>
                   <w:rFonts w:ascii="Arial" w:cs="Arial" w:eastAsia="Arial" w:hAnsi="Arial"/>
@@ -10118,7 +10335,7 @@
             <w:pPr>
               <w:spacing w:after="20" w:before="0"/>
             </w:pPr>
-            <w:hyperlink w:history="1" r:id="rIdke5wz1yqrnzbat5eyjrlo">
+            <w:hyperlink w:history="1" r:id="rIdkej3p13ag_eohib9ezcch">
               <w:r>
                 <w:rPr>
                   <w:rFonts w:ascii="Arial" w:cs="Arial" w:eastAsia="Arial" w:hAnsi="Arial"/>
@@ -10151,7 +10368,7 @@
               <w:spacing w:after="10" w:before="0"/>
               <w:ind w:left="120"/>
             </w:pPr>
-            <w:hyperlink w:history="1" r:id="rIdzc3rkivccik4bozuh_ase">
+            <w:hyperlink w:history="1" r:id="rIda2n5b4s8c8tklsxd69jgm">
               <w:r>
                 <w:rPr>
                   <w:rFonts w:ascii="Arial" w:cs="Arial" w:eastAsia="Arial" w:hAnsi="Arial"/>
@@ -10179,6 +10396,7 @@
           </w:tcPr>
           <w:p>
             <w:pPr>
+              <w:keepNext w:val="false"/>
               <w:spacing w:after="40" w:before="0"/>
               <w:jc w:val="left"/>
             </w:pPr>
@@ -10211,6 +10429,7 @@
           </w:tcPr>
           <w:p>
             <w:pPr>
+              <w:keepNext w:val="false"/>
               <w:spacing w:after="40" w:before="0"/>
               <w:jc w:val="left"/>
             </w:pPr>
@@ -10243,6 +10462,7 @@
           </w:tcPr>
           <w:p>
             <w:pPr>
+              <w:keepNext w:val="false"/>
               <w:spacing w:after="40" w:before="0"/>
               <w:jc w:val="left"/>
             </w:pPr>
@@ -10275,6 +10495,7 @@
           </w:tcPr>
           <w:p>
             <w:pPr>
+              <w:keepNext w:val="false"/>
               <w:spacing w:after="40" w:before="0"/>
               <w:jc w:val="left"/>
             </w:pPr>
@@ -10309,6 +10530,7 @@
           </w:tcPr>
           <w:p>
             <w:pPr>
+              <w:keepNext w:val="false"/>
               <w:spacing w:after="40" w:before="0"/>
               <w:jc w:val="left"/>
             </w:pPr>
@@ -10346,7 +10568,7 @@
             <w:pPr>
               <w:spacing w:after="20" w:before="0"/>
             </w:pPr>
-            <w:hyperlink w:history="1" r:id="rIdano7ypescfgv97lojq0wi">
+            <w:hyperlink w:history="1" r:id="rIdrfydbpbeid2sjmn44uptq">
               <w:r>
                 <w:rPr>
                   <w:rFonts w:ascii="Arial" w:cs="Arial" w:eastAsia="Arial" w:hAnsi="Arial"/>
@@ -10395,7 +10617,7 @@
               <w:spacing w:after="10" w:before="0"/>
               <w:ind w:left="120"/>
             </w:pPr>
-            <w:hyperlink w:history="1" r:id="rIdtq6yndaet1hey3umt0upm">
+            <w:hyperlink w:history="1" r:id="rIdmbfqy52jc9gvqjez9essi">
               <w:r>
                 <w:rPr>
                   <w:rFonts w:ascii="Arial" w:cs="Arial" w:eastAsia="Arial" w:hAnsi="Arial"/>
@@ -10440,7 +10662,7 @@
             <w:pPr>
               <w:spacing w:after="20" w:before="0"/>
             </w:pPr>
-            <w:hyperlink w:history="1" r:id="rIdfbot4piamcu6zipbpy3eq">
+            <w:hyperlink w:history="1" r:id="rIdrhv-j-cmvimrbssk1zsx0">
               <w:r>
                 <w:rPr>
                   <w:rFonts w:ascii="Arial" w:cs="Arial" w:eastAsia="Arial" w:hAnsi="Arial"/>
@@ -10473,7 +10695,7 @@
               <w:spacing w:after="10" w:before="0"/>
               <w:ind w:left="120"/>
             </w:pPr>
-            <w:hyperlink w:history="1" r:id="rIdhac8f6te75z3rl6ze69xb">
+            <w:hyperlink w:history="1" r:id="rId9wymcv210d6iuwri-cpf9">
               <w:r>
                 <w:rPr>
                   <w:rFonts w:ascii="Arial" w:cs="Arial" w:eastAsia="Arial" w:hAnsi="Arial"/>
@@ -10501,6 +10723,7 @@
           </w:tcPr>
           <w:p>
             <w:pPr>
+              <w:keepNext w:val="false"/>
               <w:spacing w:after="40" w:before="0"/>
               <w:jc w:val="left"/>
             </w:pPr>
@@ -10533,6 +10756,7 @@
           </w:tcPr>
           <w:p>
             <w:pPr>
+              <w:keepNext w:val="false"/>
               <w:spacing w:after="40" w:before="0"/>
               <w:jc w:val="left"/>
             </w:pPr>
@@ -10565,6 +10789,7 @@
           </w:tcPr>
           <w:p>
             <w:pPr>
+              <w:keepNext w:val="false"/>
               <w:spacing w:after="40" w:before="0"/>
               <w:jc w:val="left"/>
             </w:pPr>
@@ -10597,6 +10822,7 @@
           </w:tcPr>
           <w:p>
             <w:pPr>
+              <w:keepNext w:val="false"/>
               <w:spacing w:after="40" w:before="0"/>
               <w:jc w:val="left"/>
             </w:pPr>
@@ -10631,6 +10857,7 @@
           </w:tcPr>
           <w:p>
             <w:pPr>
+              <w:keepNext w:val="false"/>
               <w:spacing w:after="40" w:before="0"/>
               <w:jc w:val="left"/>
             </w:pPr>
@@ -10668,7 +10895,7 @@
             <w:pPr>
               <w:spacing w:after="20" w:before="0"/>
             </w:pPr>
-            <w:hyperlink w:history="1" r:id="rIdkrrgbauncp_sxygatzlio">
+            <w:hyperlink w:history="1" r:id="rIdadyzmgdcovpqy5l67pjeq">
               <w:r>
                 <w:rPr>
                   <w:rFonts w:ascii="Arial" w:cs="Arial" w:eastAsia="Arial" w:hAnsi="Arial"/>
@@ -10717,7 +10944,7 @@
               <w:spacing w:after="10" w:before="0"/>
               <w:ind w:left="120"/>
             </w:pPr>
-            <w:hyperlink w:history="1" r:id="rIdjfg8dndg6qe8lft3hm_hw">
+            <w:hyperlink w:history="1" r:id="rId-3ysjss3vx8be3i7t8wcj">
               <w:r>
                 <w:rPr>
                   <w:rFonts w:ascii="Arial" w:cs="Arial" w:eastAsia="Arial" w:hAnsi="Arial"/>
@@ -10762,7 +10989,7 @@
             <w:pPr>
               <w:spacing w:after="20" w:before="0"/>
             </w:pPr>
-            <w:hyperlink w:history="1" r:id="rId82myz3l0xobnyzw1bqvaq">
+            <w:hyperlink w:history="1" r:id="rId_buoqhmicuxhk5lxwm4z7">
               <w:r>
                 <w:rPr>
                   <w:rFonts w:ascii="Arial" w:cs="Arial" w:eastAsia="Arial" w:hAnsi="Arial"/>
@@ -10811,7 +11038,7 @@
               <w:spacing w:after="10" w:before="0"/>
               <w:ind w:left="120"/>
             </w:pPr>
-            <w:hyperlink w:history="1" r:id="rId7llau_gzkttkq_wsovcy3">
+            <w:hyperlink w:history="1" r:id="rIdayxzkk4u6htkjg03t_p38">
               <w:r>
                 <w:rPr>
                   <w:rFonts w:ascii="Arial" w:cs="Arial" w:eastAsia="Arial" w:hAnsi="Arial"/>
@@ -10839,6 +11066,7 @@
           </w:tcPr>
           <w:p>
             <w:pPr>
+              <w:keepNext w:val="false"/>
               <w:spacing w:after="40" w:before="0"/>
               <w:jc w:val="left"/>
             </w:pPr>
@@ -10871,6 +11099,7 @@
           </w:tcPr>
           <w:p>
             <w:pPr>
+              <w:keepNext w:val="false"/>
               <w:spacing w:after="40" w:before="0"/>
               <w:jc w:val="left"/>
             </w:pPr>
@@ -10903,6 +11132,7 @@
           </w:tcPr>
           <w:p>
             <w:pPr>
+              <w:keepNext w:val="false"/>
               <w:spacing w:after="40" w:before="0"/>
               <w:jc w:val="left"/>
             </w:pPr>
@@ -10935,6 +11165,7 @@
           </w:tcPr>
           <w:p>
             <w:pPr>
+              <w:keepNext w:val="false"/>
               <w:spacing w:after="40" w:before="0"/>
               <w:jc w:val="left"/>
             </w:pPr>
@@ -10994,6 +11225,7 @@
           </w:tcPr>
           <w:p>
             <w:pPr>
+              <w:keepNext w:val="false"/>
               <w:spacing w:after="40" w:before="0"/>
               <w:jc w:val="center"/>
             </w:pPr>
@@ -11028,6 +11260,7 @@
           </w:tcPr>
           <w:p>
             <w:pPr>
+              <w:keepNext w:val="false"/>
               <w:spacing w:after="40" w:before="0"/>
               <w:jc w:val="left"/>
             </w:pPr>
@@ -11089,6 +11322,7 @@
           </w:tcPr>
           <w:p>
             <w:pPr>
+              <w:keepNext w:val="false"/>
               <w:spacing w:after="40" w:before="0"/>
               <w:jc w:val="center"/>
             </w:pPr>
@@ -11123,6 +11357,7 @@
           </w:tcPr>
           <w:p>
             <w:pPr>
+              <w:keepNext w:val="false"/>
               <w:spacing w:after="40" w:before="0"/>
               <w:jc w:val="left"/>
             </w:pPr>
@@ -11155,6 +11390,7 @@
           </w:tcPr>
           <w:p>
             <w:pPr>
+              <w:keepNext w:val="false"/>
               <w:spacing w:after="40" w:before="0"/>
               <w:jc w:val="left"/>
             </w:pPr>
@@ -11189,6 +11425,7 @@
           </w:tcPr>
           <w:p>
             <w:pPr>
+              <w:keepNext w:val="false"/>
               <w:spacing w:after="40" w:before="0"/>
               <w:jc w:val="left"/>
             </w:pPr>
@@ -11221,6 +11458,7 @@
           </w:tcPr>
           <w:p>
             <w:pPr>
+              <w:keepNext w:val="false"/>
               <w:spacing w:after="40" w:before="0"/>
               <w:jc w:val="left"/>
             </w:pPr>
@@ -11255,6 +11493,7 @@
           </w:tcPr>
           <w:p>
             <w:pPr>
+              <w:keepNext w:val="false"/>
               <w:spacing w:after="40" w:before="0"/>
               <w:jc w:val="left"/>
             </w:pPr>
@@ -11287,6 +11526,7 @@
           </w:tcPr>
           <w:p>
             <w:pPr>
+              <w:keepNext w:val="false"/>
               <w:spacing w:after="40" w:before="0"/>
               <w:jc w:val="left"/>
             </w:pPr>
@@ -11323,7 +11563,7 @@
         </w:rPr>
         <w:t xml:space="preserve">© 2026 SeaVuria and ARES. Aligned with KICD objectives. Developed by SeaVuria; technical implementation by ARES (with AI assistance from Claude). Licensed under </w:t>
       </w:r>
-      <w:hyperlink w:history="1" r:id="rIdugie422d_l-imyg_62rz7">
+      <w:hyperlink w:history="1" r:id="rIdurey7soihszou7ujv7oo4">
         <w:r>
           <w:rPr>
             <w:rFonts w:ascii="Arial" w:cs="Arial" w:eastAsia="Arial" w:hAnsi="Arial"/>
@@ -11344,7 +11584,7 @@
         </w:rPr>
         <w:t xml:space="preserve"> (</w:t>
       </w:r>
-      <w:hyperlink w:history="1" r:id="rId6bd5og6i3ofwxz1ajnb93">
+      <w:hyperlink w:history="1" r:id="rIdqjgu6c94qgz42vmeazdr2">
         <w:r>
           <w:rPr>
             <w:rFonts w:ascii="Arial" w:cs="Arial" w:eastAsia="Arial" w:hAnsi="Arial"/>
@@ -11404,6 +11644,7 @@
           </w:tcPr>
           <w:p>
             <w:pPr>
+              <w:keepNext w:val="false"/>
               <w:spacing w:after="40" w:before="0"/>
               <w:jc w:val="center"/>
             </w:pPr>
@@ -11439,6 +11680,7 @@
           </w:tcPr>
           <w:p>
             <w:pPr>
+              <w:keepNext w:val="false"/>
               <w:spacing w:after="40" w:before="0"/>
               <w:jc w:val="center"/>
             </w:pPr>
@@ -11473,6 +11715,7 @@
           </w:tcPr>
           <w:p>
             <w:pPr>
+              <w:keepNext w:val="false"/>
               <w:spacing w:after="40" w:before="0"/>
               <w:jc w:val="left"/>
             </w:pPr>
@@ -11505,6 +11748,7 @@
           </w:tcPr>
           <w:p>
             <w:pPr>
+              <w:keepNext w:val="false"/>
               <w:spacing w:after="40" w:before="0"/>
               <w:jc w:val="left"/>
             </w:pPr>
@@ -11539,6 +11783,7 @@
           </w:tcPr>
           <w:p>
             <w:pPr>
+              <w:keepNext w:val="false"/>
               <w:spacing w:after="40" w:before="0"/>
               <w:jc w:val="left"/>
             </w:pPr>
@@ -11571,6 +11816,7 @@
           </w:tcPr>
           <w:p>
             <w:pPr>
+              <w:keepNext w:val="false"/>
               <w:spacing w:after="40" w:before="0"/>
               <w:jc w:val="left"/>
             </w:pPr>
@@ -11605,6 +11851,7 @@
           </w:tcPr>
           <w:p>
             <w:pPr>
+              <w:keepNext w:val="false"/>
               <w:spacing w:after="40" w:before="0"/>
               <w:jc w:val="left"/>
             </w:pPr>
@@ -11637,6 +11884,7 @@
           </w:tcPr>
           <w:p>
             <w:pPr>
+              <w:keepNext w:val="false"/>
               <w:spacing w:after="40" w:before="0"/>
               <w:jc w:val="left"/>
             </w:pPr>
@@ -11671,6 +11919,7 @@
           </w:tcPr>
           <w:p>
             <w:pPr>
+              <w:keepNext w:val="false"/>
               <w:spacing w:after="40" w:before="0"/>
               <w:jc w:val="left"/>
             </w:pPr>
@@ -11703,6 +11952,7 @@
           </w:tcPr>
           <w:p>
             <w:pPr>
+              <w:keepNext w:val="false"/>
               <w:spacing w:after="40" w:before="0"/>
               <w:jc w:val="left"/>
             </w:pPr>
@@ -11737,6 +11987,7 @@
           </w:tcPr>
           <w:p>
             <w:pPr>
+              <w:keepNext w:val="false"/>
               <w:spacing w:after="40" w:before="0"/>
               <w:jc w:val="left"/>
             </w:pPr>
@@ -11769,6 +12020,7 @@
           </w:tcPr>
           <w:p>
             <w:pPr>
+              <w:keepNext w:val="false"/>
               <w:spacing w:after="40" w:before="0"/>
               <w:jc w:val="left"/>
             </w:pPr>
@@ -11803,6 +12055,7 @@
           </w:tcPr>
           <w:p>
             <w:pPr>
+              <w:keepNext w:val="false"/>
               <w:spacing w:after="40" w:before="0"/>
               <w:jc w:val="left"/>
             </w:pPr>
@@ -11835,6 +12088,7 @@
           </w:tcPr>
           <w:p>
             <w:pPr>
+              <w:keepNext w:val="false"/>
               <w:spacing w:after="40" w:before="0"/>
               <w:jc w:val="left"/>
             </w:pPr>
@@ -11869,6 +12123,7 @@
           </w:tcPr>
           <w:p>
             <w:pPr>
+              <w:keepNext w:val="false"/>
               <w:spacing w:after="40" w:before="0"/>
               <w:jc w:val="left"/>
             </w:pPr>
@@ -11901,6 +12156,7 @@
           </w:tcPr>
           <w:p>
             <w:pPr>
+              <w:keepNext w:val="false"/>
               <w:spacing w:after="40" w:before="0"/>
               <w:jc w:val="left"/>
             </w:pPr>
@@ -11935,6 +12191,7 @@
           </w:tcPr>
           <w:p>
             <w:pPr>
+              <w:keepNext w:val="false"/>
               <w:spacing w:after="40" w:before="0"/>
               <w:jc w:val="left"/>
             </w:pPr>
@@ -11967,6 +12224,7 @@
           </w:tcPr>
           <w:p>
             <w:pPr>
+              <w:keepNext w:val="false"/>
               <w:spacing w:after="40" w:before="0"/>
               <w:jc w:val="left"/>
             </w:pPr>
@@ -12026,6 +12284,7 @@
           </w:tcPr>
           <w:p>
             <w:pPr>
+              <w:keepNext w:val="false"/>
               <w:spacing w:after="40" w:before="0"/>
               <w:jc w:val="center"/>
             </w:pPr>
@@ -12060,6 +12319,7 @@
           </w:tcPr>
           <w:p>
             <w:pPr>
+              <w:keepNext w:val="false"/>
               <w:spacing w:after="40" w:before="0"/>
               <w:jc w:val="left"/>
             </w:pPr>
@@ -12124,6 +12384,7 @@
           </w:tcPr>
           <w:p>
             <w:pPr>
+              <w:keepNext w:val="false"/>
               <w:spacing w:after="40" w:before="0"/>
               <w:jc w:val="center"/>
             </w:pPr>
@@ -12158,6 +12419,7 @@
           </w:tcPr>
           <w:p>
             <w:pPr>
+              <w:keepNext w:val="false"/>
               <w:spacing w:after="40" w:before="0"/>
               <w:jc w:val="left"/>
             </w:pPr>
@@ -12190,6 +12452,7 @@
           </w:tcPr>
           <w:p>
             <w:pPr>
+              <w:keepNext w:val="false"/>
               <w:spacing w:after="40" w:before="0"/>
               <w:jc w:val="left"/>
             </w:pPr>
@@ -12222,6 +12485,7 @@
           </w:tcPr>
           <w:p>
             <w:pPr>
+              <w:keepNext w:val="false"/>
               <w:spacing w:after="40" w:before="0"/>
               <w:jc w:val="left"/>
             </w:pPr>
@@ -12254,6 +12518,7 @@
           </w:tcPr>
           <w:p>
             <w:pPr>
+              <w:keepNext w:val="false"/>
               <w:spacing w:after="40" w:before="0"/>
               <w:jc w:val="left"/>
             </w:pPr>
@@ -12286,6 +12551,7 @@
           </w:tcPr>
           <w:p>
             <w:pPr>
+              <w:keepNext w:val="false"/>
               <w:spacing w:after="40" w:before="0"/>
               <w:jc w:val="left"/>
             </w:pPr>
@@ -12320,6 +12586,7 @@
           </w:tcPr>
           <w:p>
             <w:pPr>
+              <w:keepNext w:val="false"/>
               <w:spacing w:after="40" w:before="0"/>
               <w:jc w:val="left"/>
             </w:pPr>
@@ -12357,7 +12624,7 @@
             <w:pPr>
               <w:spacing w:after="20" w:before="0"/>
             </w:pPr>
-            <w:hyperlink w:history="1" r:id="rIdnxo5coxxu6tjuemrcju4r">
+            <w:hyperlink w:history="1" r:id="rIdcgq21bjmv4afbrcnl-sks">
               <w:r>
                 <w:rPr>
                   <w:rFonts w:ascii="Arial" w:cs="Arial" w:eastAsia="Arial" w:hAnsi="Arial"/>
@@ -12390,7 +12657,7 @@
               <w:spacing w:after="10" w:before="0"/>
               <w:ind w:left="120"/>
             </w:pPr>
-            <w:hyperlink w:history="1" r:id="rIdelg6e0dydo5umzxdxcxlh">
+            <w:hyperlink w:history="1" r:id="rId44q5smopwbkv2zajrusno">
               <w:r>
                 <w:rPr>
                   <w:rFonts w:ascii="Arial" w:cs="Arial" w:eastAsia="Arial" w:hAnsi="Arial"/>
@@ -12435,7 +12702,7 @@
             <w:pPr>
               <w:spacing w:after="20" w:before="0"/>
             </w:pPr>
-            <w:hyperlink w:history="1" r:id="rIdzauqqewbniqtid9n4v327">
+            <w:hyperlink w:history="1" r:id="rIddg9matixv8tzqkee7jxei">
               <w:r>
                 <w:rPr>
                   <w:rFonts w:ascii="Arial" w:cs="Arial" w:eastAsia="Arial" w:hAnsi="Arial"/>
@@ -12468,7 +12735,7 @@
               <w:spacing w:after="10" w:before="0"/>
               <w:ind w:left="120"/>
             </w:pPr>
-            <w:hyperlink w:history="1" r:id="rIdlexhgyurv5rlgvoy1ywzk">
+            <w:hyperlink w:history="1" r:id="rId5vasbcpun2w19vsqvyry1">
               <w:r>
                 <w:rPr>
                   <w:rFonts w:ascii="Arial" w:cs="Arial" w:eastAsia="Arial" w:hAnsi="Arial"/>
@@ -12496,6 +12763,7 @@
           </w:tcPr>
           <w:p>
             <w:pPr>
+              <w:keepNext w:val="false"/>
               <w:spacing w:after="40" w:before="0"/>
               <w:jc w:val="left"/>
             </w:pPr>
@@ -12528,6 +12796,7 @@
           </w:tcPr>
           <w:p>
             <w:pPr>
+              <w:keepNext w:val="false"/>
               <w:spacing w:after="40" w:before="0"/>
               <w:jc w:val="left"/>
             </w:pPr>
@@ -12560,6 +12829,7 @@
           </w:tcPr>
           <w:p>
             <w:pPr>
+              <w:keepNext w:val="false"/>
               <w:spacing w:after="40" w:before="0"/>
               <w:jc w:val="left"/>
             </w:pPr>
@@ -12592,6 +12862,7 @@
           </w:tcPr>
           <w:p>
             <w:pPr>
+              <w:keepNext w:val="false"/>
               <w:spacing w:after="40" w:before="0"/>
               <w:jc w:val="left"/>
             </w:pPr>
@@ -12626,6 +12897,7 @@
           </w:tcPr>
           <w:p>
             <w:pPr>
+              <w:keepNext w:val="false"/>
               <w:spacing w:after="40" w:before="0"/>
               <w:jc w:val="left"/>
             </w:pPr>
@@ -12663,7 +12935,7 @@
             <w:pPr>
               <w:spacing w:after="20" w:before="0"/>
             </w:pPr>
-            <w:hyperlink w:history="1" r:id="rIdr8vjo8pujv8u8wb6pqmby">
+            <w:hyperlink w:history="1" r:id="rId_oeknlka4haigqvyg5stb">
               <w:r>
                 <w:rPr>
                   <w:rFonts w:ascii="Arial" w:cs="Arial" w:eastAsia="Arial" w:hAnsi="Arial"/>
@@ -12696,7 +12968,7 @@
               <w:spacing w:after="10" w:before="0"/>
               <w:ind w:left="120"/>
             </w:pPr>
-            <w:hyperlink w:history="1" r:id="rIddgpmh7azw2yv47b9t0i2_">
+            <w:hyperlink w:history="1" r:id="rIdlbevxqprmbunjbxwjvexl">
               <w:r>
                 <w:rPr>
                   <w:rFonts w:ascii="Arial" w:cs="Arial" w:eastAsia="Arial" w:hAnsi="Arial"/>
@@ -12741,7 +13013,7 @@
             <w:pPr>
               <w:spacing w:after="20" w:before="0"/>
             </w:pPr>
-            <w:hyperlink w:history="1" r:id="rIdv0ap-h22cf4hk677pb6ux">
+            <w:hyperlink w:history="1" r:id="rIdmjdqbrjb8i86kkdnnozkr">
               <w:r>
                 <w:rPr>
                   <w:rFonts w:ascii="Arial" w:cs="Arial" w:eastAsia="Arial" w:hAnsi="Arial"/>
@@ -12774,7 +13046,7 @@
               <w:spacing w:after="10" w:before="0"/>
               <w:ind w:left="120"/>
             </w:pPr>
-            <w:hyperlink w:history="1" r:id="rId0gb6evcl9n7kktd_xdbyu">
+            <w:hyperlink w:history="1" r:id="rIdovtdpvuopokpy7alocvue">
               <w:r>
                 <w:rPr>
                   <w:rFonts w:ascii="Arial" w:cs="Arial" w:eastAsia="Arial" w:hAnsi="Arial"/>
@@ -12802,6 +13074,7 @@
           </w:tcPr>
           <w:p>
             <w:pPr>
+              <w:keepNext w:val="false"/>
               <w:spacing w:after="40" w:before="0"/>
               <w:jc w:val="left"/>
             </w:pPr>
@@ -12834,6 +13107,7 @@
           </w:tcPr>
           <w:p>
             <w:pPr>
+              <w:keepNext w:val="false"/>
               <w:spacing w:after="40" w:before="0"/>
               <w:jc w:val="left"/>
             </w:pPr>
@@ -12866,6 +13140,7 @@
           </w:tcPr>
           <w:p>
             <w:pPr>
+              <w:keepNext w:val="false"/>
               <w:spacing w:after="40" w:before="0"/>
               <w:jc w:val="left"/>
             </w:pPr>
@@ -12898,6 +13173,7 @@
           </w:tcPr>
           <w:p>
             <w:pPr>
+              <w:keepNext w:val="false"/>
               <w:spacing w:after="40" w:before="0"/>
               <w:jc w:val="left"/>
             </w:pPr>
@@ -12932,6 +13208,7 @@
           </w:tcPr>
           <w:p>
             <w:pPr>
+              <w:keepNext w:val="false"/>
               <w:spacing w:after="40" w:before="0"/>
               <w:jc w:val="left"/>
             </w:pPr>
@@ -12969,7 +13246,7 @@
             <w:pPr>
               <w:spacing w:after="20" w:before="0"/>
             </w:pPr>
-            <w:hyperlink w:history="1" r:id="rIdiw8x6j4u1g_sug02niri2">
+            <w:hyperlink w:history="1" r:id="rId9f7bus4gkg6uchy5zfqfg">
               <w:r>
                 <w:rPr>
                   <w:rFonts w:ascii="Arial" w:cs="Arial" w:eastAsia="Arial" w:hAnsi="Arial"/>
@@ -13018,7 +13295,7 @@
               <w:spacing w:after="10" w:before="0"/>
               <w:ind w:left="120"/>
             </w:pPr>
-            <w:hyperlink w:history="1" r:id="rIdnpuiv1q9ip9wevjzvvdmk">
+            <w:hyperlink w:history="1" r:id="rIdwa2tmxnihkcqrjc1ctiul">
               <w:r>
                 <w:rPr>
                   <w:rFonts w:ascii="Arial" w:cs="Arial" w:eastAsia="Arial" w:hAnsi="Arial"/>
@@ -13063,7 +13340,7 @@
             <w:pPr>
               <w:spacing w:after="20" w:before="0"/>
             </w:pPr>
-            <w:hyperlink w:history="1" r:id="rId7abadkbbpqss-e-wsvzgu">
+            <w:hyperlink w:history="1" r:id="rIdgyes9ar04tpgisstk358f">
               <w:r>
                 <w:rPr>
                   <w:rFonts w:ascii="Arial" w:cs="Arial" w:eastAsia="Arial" w:hAnsi="Arial"/>
@@ -13112,7 +13389,7 @@
               <w:spacing w:after="10" w:before="0"/>
               <w:ind w:left="120"/>
             </w:pPr>
-            <w:hyperlink w:history="1" r:id="rIdhb6nakr45hgo_z5l4aaht">
+            <w:hyperlink w:history="1" r:id="rIdzhccouqe_89c57maq5aow">
               <w:r>
                 <w:rPr>
                   <w:rFonts w:ascii="Arial" w:cs="Arial" w:eastAsia="Arial" w:hAnsi="Arial"/>
@@ -13140,6 +13417,7 @@
           </w:tcPr>
           <w:p>
             <w:pPr>
+              <w:keepNext w:val="false"/>
               <w:spacing w:after="40" w:before="0"/>
               <w:jc w:val="left"/>
             </w:pPr>
@@ -13172,6 +13450,7 @@
           </w:tcPr>
           <w:p>
             <w:pPr>
+              <w:keepNext w:val="false"/>
               <w:spacing w:after="40" w:before="0"/>
               <w:jc w:val="left"/>
             </w:pPr>
@@ -13204,6 +13483,7 @@
           </w:tcPr>
           <w:p>
             <w:pPr>
+              <w:keepNext w:val="false"/>
               <w:spacing w:after="40" w:before="0"/>
               <w:jc w:val="left"/>
             </w:pPr>
@@ -13236,6 +13516,7 @@
           </w:tcPr>
           <w:p>
             <w:pPr>
+              <w:keepNext w:val="false"/>
               <w:spacing w:after="40" w:before="0"/>
               <w:jc w:val="left"/>
             </w:pPr>
@@ -13270,6 +13551,7 @@
           </w:tcPr>
           <w:p>
             <w:pPr>
+              <w:keepNext w:val="false"/>
               <w:spacing w:after="40" w:before="0"/>
               <w:jc w:val="left"/>
             </w:pPr>
@@ -13307,7 +13589,7 @@
             <w:pPr>
               <w:spacing w:after="20" w:before="0"/>
             </w:pPr>
-            <w:hyperlink w:history="1" r:id="rIdxw67mz8vhchobx0pokdo7">
+            <w:hyperlink w:history="1" r:id="rId0hhtp1poiqnv7no4xoj3z">
               <w:r>
                 <w:rPr>
                   <w:rFonts w:ascii="Arial" w:cs="Arial" w:eastAsia="Arial" w:hAnsi="Arial"/>
@@ -13356,7 +13638,7 @@
               <w:spacing w:after="10" w:before="0"/>
               <w:ind w:left="120"/>
             </w:pPr>
-            <w:hyperlink w:history="1" r:id="rIdwhzvw8yvaavjczpfrmo5c">
+            <w:hyperlink w:history="1" r:id="rIdyqrr1kuqprfyg6kqwpajp">
               <w:r>
                 <w:rPr>
                   <w:rFonts w:ascii="Arial" w:cs="Arial" w:eastAsia="Arial" w:hAnsi="Arial"/>
@@ -13401,7 +13683,7 @@
             <w:pPr>
               <w:spacing w:after="20" w:before="0"/>
             </w:pPr>
-            <w:hyperlink w:history="1" r:id="rIdk2badg5sdtceueje7ka8b">
+            <w:hyperlink w:history="1" r:id="rIdgdy2ysya4hr1dwsug0jo-">
               <w:r>
                 <w:rPr>
                   <w:rFonts w:ascii="Arial" w:cs="Arial" w:eastAsia="Arial" w:hAnsi="Arial"/>
@@ -13450,7 +13732,7 @@
               <w:spacing w:after="10" w:before="0"/>
               <w:ind w:left="120"/>
             </w:pPr>
-            <w:hyperlink w:history="1" r:id="rIdbtx2azh9hefx0tg_oy-vt">
+            <w:hyperlink w:history="1" r:id="rIdz8nb2fk8t5694gnpgaokx">
               <w:r>
                 <w:rPr>
                   <w:rFonts w:ascii="Arial" w:cs="Arial" w:eastAsia="Arial" w:hAnsi="Arial"/>
@@ -13478,6 +13760,7 @@
           </w:tcPr>
           <w:p>
             <w:pPr>
+              <w:keepNext w:val="false"/>
               <w:spacing w:after="40" w:before="0"/>
               <w:jc w:val="left"/>
             </w:pPr>
@@ -13510,6 +13793,7 @@
           </w:tcPr>
           <w:p>
             <w:pPr>
+              <w:keepNext w:val="false"/>
               <w:spacing w:after="40" w:before="0"/>
               <w:jc w:val="left"/>
             </w:pPr>
@@ -13542,6 +13826,7 @@
           </w:tcPr>
           <w:p>
             <w:pPr>
+              <w:keepNext w:val="false"/>
               <w:spacing w:after="40" w:before="0"/>
               <w:jc w:val="left"/>
             </w:pPr>
@@ -13574,6 +13859,7 @@
           </w:tcPr>
           <w:p>
             <w:pPr>
+              <w:keepNext w:val="false"/>
               <w:spacing w:after="40" w:before="0"/>
               <w:jc w:val="left"/>
             </w:pPr>
@@ -13608,6 +13894,7 @@
           </w:tcPr>
           <w:p>
             <w:pPr>
+              <w:keepNext w:val="false"/>
               <w:spacing w:after="40" w:before="0"/>
               <w:jc w:val="left"/>
             </w:pPr>
@@ -13645,7 +13932,7 @@
             <w:pPr>
               <w:spacing w:after="20" w:before="0"/>
             </w:pPr>
-            <w:hyperlink w:history="1" r:id="rId2a9ziaww04yeutpqfsija">
+            <w:hyperlink w:history="1" r:id="rId2mfd18lj-46iwkrnuns8i">
               <w:r>
                 <w:rPr>
                   <w:rFonts w:ascii="Arial" w:cs="Arial" w:eastAsia="Arial" w:hAnsi="Arial"/>
@@ -13694,7 +13981,7 @@
               <w:spacing w:after="10" w:before="0"/>
               <w:ind w:left="120"/>
             </w:pPr>
-            <w:hyperlink w:history="1" r:id="rIdspg1lbq4ulpux7oeqhysm">
+            <w:hyperlink w:history="1" r:id="rIdnirroogfe8vdx8mfklzdv">
               <w:r>
                 <w:rPr>
                   <w:rFonts w:ascii="Arial" w:cs="Arial" w:eastAsia="Arial" w:hAnsi="Arial"/>
@@ -13739,7 +14026,7 @@
             <w:pPr>
               <w:spacing w:after="20" w:before="0"/>
             </w:pPr>
-            <w:hyperlink w:history="1" r:id="rIdioblpaxixl4raq92pvdn7">
+            <w:hyperlink w:history="1" r:id="rIdkafmfzh-mka4pmpnhwyk3">
               <w:r>
                 <w:rPr>
                   <w:rFonts w:ascii="Arial" w:cs="Arial" w:eastAsia="Arial" w:hAnsi="Arial"/>
@@ -13788,7 +14075,7 @@
               <w:spacing w:after="10" w:before="0"/>
               <w:ind w:left="120"/>
             </w:pPr>
-            <w:hyperlink w:history="1" r:id="rId6l4cbn3ajzrsfybftiizr">
+            <w:hyperlink w:history="1" r:id="rIdftb1aozykmyuefhm0oxtg">
               <w:r>
                 <w:rPr>
                   <w:rFonts w:ascii="Arial" w:cs="Arial" w:eastAsia="Arial" w:hAnsi="Arial"/>
@@ -13816,6 +14103,7 @@
           </w:tcPr>
           <w:p>
             <w:pPr>
+              <w:keepNext w:val="false"/>
               <w:spacing w:after="40" w:before="0"/>
               <w:jc w:val="left"/>
             </w:pPr>
@@ -13848,6 +14136,7 @@
           </w:tcPr>
           <w:p>
             <w:pPr>
+              <w:keepNext w:val="false"/>
               <w:spacing w:after="40" w:before="0"/>
               <w:jc w:val="left"/>
             </w:pPr>
@@ -13880,6 +14169,7 @@
           </w:tcPr>
           <w:p>
             <w:pPr>
+              <w:keepNext w:val="false"/>
               <w:spacing w:after="40" w:before="0"/>
               <w:jc w:val="left"/>
             </w:pPr>
@@ -13912,6 +14202,7 @@
           </w:tcPr>
           <w:p>
             <w:pPr>
+              <w:keepNext w:val="false"/>
               <w:spacing w:after="40" w:before="0"/>
               <w:jc w:val="left"/>
             </w:pPr>
@@ -13971,6 +14262,7 @@
           </w:tcPr>
           <w:p>
             <w:pPr>
+              <w:keepNext w:val="false"/>
               <w:spacing w:after="40" w:before="0"/>
               <w:jc w:val="center"/>
             </w:pPr>
@@ -14005,6 +14297,7 @@
           </w:tcPr>
           <w:p>
             <w:pPr>
+              <w:keepNext w:val="false"/>
               <w:spacing w:after="40" w:before="0"/>
               <w:jc w:val="left"/>
             </w:pPr>
@@ -14066,6 +14359,7 @@
           </w:tcPr>
           <w:p>
             <w:pPr>
+              <w:keepNext w:val="false"/>
               <w:spacing w:after="40" w:before="0"/>
               <w:jc w:val="center"/>
             </w:pPr>
@@ -14100,6 +14394,7 @@
           </w:tcPr>
           <w:p>
             <w:pPr>
+              <w:keepNext w:val="false"/>
               <w:spacing w:after="40" w:before="0"/>
               <w:jc w:val="left"/>
             </w:pPr>
@@ -14132,6 +14427,7 @@
           </w:tcPr>
           <w:p>
             <w:pPr>
+              <w:keepNext w:val="false"/>
               <w:spacing w:after="40" w:before="0"/>
               <w:jc w:val="left"/>
             </w:pPr>
@@ -14166,6 +14462,7 @@
           </w:tcPr>
           <w:p>
             <w:pPr>
+              <w:keepNext w:val="false"/>
               <w:spacing w:after="40" w:before="0"/>
               <w:jc w:val="left"/>
             </w:pPr>
@@ -14198,6 +14495,7 @@
           </w:tcPr>
           <w:p>
             <w:pPr>
+              <w:keepNext w:val="false"/>
               <w:spacing w:after="40" w:before="0"/>
               <w:jc w:val="left"/>
             </w:pPr>
@@ -14232,6 +14530,7 @@
           </w:tcPr>
           <w:p>
             <w:pPr>
+              <w:keepNext w:val="false"/>
               <w:spacing w:after="40" w:before="0"/>
               <w:jc w:val="left"/>
             </w:pPr>
@@ -14264,6 +14563,7 @@
           </w:tcPr>
           <w:p>
             <w:pPr>
+              <w:keepNext w:val="false"/>
               <w:spacing w:after="40" w:before="0"/>
               <w:jc w:val="left"/>
             </w:pPr>
@@ -14300,7 +14600,7 @@
         </w:rPr>
         <w:t xml:space="preserve">© 2026 SeaVuria and ARES. Aligned with KICD objectives. Developed by SeaVuria; technical implementation by ARES (with AI assistance from Claude). Licensed under </w:t>
       </w:r>
-      <w:hyperlink w:history="1" r:id="rId9ahwvcjlxcsgdcjhmbknm">
+      <w:hyperlink w:history="1" r:id="rId2unhztqbcsjwrxju0wvfp">
         <w:r>
           <w:rPr>
             <w:rFonts w:ascii="Arial" w:cs="Arial" w:eastAsia="Arial" w:hAnsi="Arial"/>
@@ -14321,7 +14621,7 @@
         </w:rPr>
         <w:t xml:space="preserve"> (</w:t>
       </w:r>
-      <w:hyperlink w:history="1" r:id="rId7jjvxls77kjgpm8x57c6g">
+      <w:hyperlink w:history="1" r:id="rIdjxyryy2yinwslryyynd27">
         <w:r>
           <w:rPr>
             <w:rFonts w:ascii="Arial" w:cs="Arial" w:eastAsia="Arial" w:hAnsi="Arial"/>
@@ -14381,6 +14681,7 @@
           </w:tcPr>
           <w:p>
             <w:pPr>
+              <w:keepNext w:val="false"/>
               <w:spacing w:after="40" w:before="0"/>
               <w:jc w:val="center"/>
             </w:pPr>
@@ -14416,6 +14717,7 @@
           </w:tcPr>
           <w:p>
             <w:pPr>
+              <w:keepNext w:val="false"/>
               <w:spacing w:after="40" w:before="0"/>
               <w:jc w:val="center"/>
             </w:pPr>
@@ -14450,6 +14752,7 @@
           </w:tcPr>
           <w:p>
             <w:pPr>
+              <w:keepNext w:val="false"/>
               <w:spacing w:after="40" w:before="0"/>
               <w:jc w:val="left"/>
             </w:pPr>
@@ -14482,6 +14785,7 @@
           </w:tcPr>
           <w:p>
             <w:pPr>
+              <w:keepNext w:val="false"/>
               <w:spacing w:after="40" w:before="0"/>
               <w:jc w:val="left"/>
             </w:pPr>
@@ -14516,6 +14820,7 @@
           </w:tcPr>
           <w:p>
             <w:pPr>
+              <w:keepNext w:val="false"/>
               <w:spacing w:after="40" w:before="0"/>
               <w:jc w:val="left"/>
             </w:pPr>
@@ -14548,6 +14853,7 @@
           </w:tcPr>
           <w:p>
             <w:pPr>
+              <w:keepNext w:val="false"/>
               <w:spacing w:after="40" w:before="0"/>
               <w:jc w:val="left"/>
             </w:pPr>
@@ -14582,6 +14888,7 @@
           </w:tcPr>
           <w:p>
             <w:pPr>
+              <w:keepNext w:val="false"/>
               <w:spacing w:after="40" w:before="0"/>
               <w:jc w:val="left"/>
             </w:pPr>
@@ -14729,6 +15036,7 @@
           </w:tcPr>
           <w:p>
             <w:pPr>
+              <w:keepNext w:val="false"/>
               <w:spacing w:after="40" w:before="0"/>
               <w:jc w:val="left"/>
             </w:pPr>
@@ -14836,6 +15144,7 @@
           </w:tcPr>
           <w:p>
             <w:pPr>
+              <w:keepNext w:val="false"/>
               <w:spacing w:after="40" w:before="0"/>
               <w:jc w:val="left"/>
             </w:pPr>
@@ -14923,6 +15232,7 @@
           </w:tcPr>
           <w:p>
             <w:pPr>
+              <w:keepNext w:val="false"/>
               <w:spacing w:after="40" w:before="0"/>
               <w:jc w:val="left"/>
             </w:pPr>
@@ -14955,6 +15265,7 @@
           </w:tcPr>
           <w:p>
             <w:pPr>
+              <w:keepNext w:val="false"/>
               <w:spacing w:after="40" w:before="0"/>
               <w:jc w:val="left"/>
             </w:pPr>
@@ -14989,6 +15300,7 @@
           </w:tcPr>
           <w:p>
             <w:pPr>
+              <w:keepNext w:val="false"/>
               <w:spacing w:after="40" w:before="0"/>
               <w:jc w:val="left"/>
             </w:pPr>
@@ -15021,6 +15333,7 @@
           </w:tcPr>
           <w:p>
             <w:pPr>
+              <w:keepNext w:val="false"/>
               <w:spacing w:after="40" w:before="0"/>
               <w:jc w:val="left"/>
             </w:pPr>
@@ -15055,6 +15368,7 @@
           </w:tcPr>
           <w:p>
             <w:pPr>
+              <w:keepNext w:val="false"/>
               <w:spacing w:after="40" w:before="0"/>
               <w:jc w:val="left"/>
             </w:pPr>
@@ -15087,6 +15401,7 @@
           </w:tcPr>
           <w:p>
             <w:pPr>
+              <w:keepNext w:val="false"/>
               <w:spacing w:after="40" w:before="0"/>
               <w:jc w:val="left"/>
             </w:pPr>
@@ -15146,6 +15461,7 @@
           </w:tcPr>
           <w:p>
             <w:pPr>
+              <w:keepNext w:val="false"/>
               <w:spacing w:after="40" w:before="0"/>
               <w:jc w:val="center"/>
             </w:pPr>
@@ -15180,6 +15496,7 @@
           </w:tcPr>
           <w:p>
             <w:pPr>
+              <w:keepNext w:val="false"/>
               <w:spacing w:after="40" w:before="0"/>
               <w:jc w:val="left"/>
             </w:pPr>
@@ -15199,6 +15516,7 @@
           </w:p>
           <w:p>
             <w:pPr>
+              <w:keepNext w:val="false"/>
               <w:spacing w:after="40" w:before="0"/>
               <w:jc w:val="left"/>
             </w:pPr>
@@ -15218,6 +15536,7 @@
           </w:p>
           <w:p>
             <w:pPr>
+              <w:keepNext w:val="false"/>
               <w:spacing w:after="40" w:before="0"/>
               <w:jc w:val="left"/>
             </w:pPr>
@@ -15237,6 +15556,7 @@
           </w:p>
           <w:p>
             <w:pPr>
+              <w:keepNext w:val="false"/>
               <w:spacing w:after="40" w:before="0"/>
               <w:jc w:val="left"/>
             </w:pPr>
@@ -15256,6 +15576,7 @@
           </w:p>
           <w:p>
             <w:pPr>
+              <w:keepNext w:val="false"/>
               <w:spacing w:after="40" w:before="0"/>
               <w:jc w:val="left"/>
             </w:pPr>
@@ -15320,6 +15641,7 @@
           </w:tcPr>
           <w:p>
             <w:pPr>
+              <w:keepNext w:val="false"/>
               <w:spacing w:after="40" w:before="0"/>
               <w:jc w:val="center"/>
             </w:pPr>
@@ -15354,6 +15676,7 @@
           </w:tcPr>
           <w:p>
             <w:pPr>
+              <w:keepNext w:val="false"/>
               <w:spacing w:after="40" w:before="0"/>
               <w:jc w:val="left"/>
             </w:pPr>
@@ -15386,6 +15709,7 @@
           </w:tcPr>
           <w:p>
             <w:pPr>
+              <w:keepNext w:val="false"/>
               <w:spacing w:after="40" w:before="0"/>
               <w:jc w:val="left"/>
             </w:pPr>
@@ -15418,6 +15742,7 @@
           </w:tcPr>
           <w:p>
             <w:pPr>
+              <w:keepNext w:val="false"/>
               <w:spacing w:after="40" w:before="0"/>
               <w:jc w:val="left"/>
             </w:pPr>
@@ -15450,6 +15775,7 @@
           </w:tcPr>
           <w:p>
             <w:pPr>
+              <w:keepNext w:val="false"/>
               <w:spacing w:after="40" w:before="0"/>
               <w:jc w:val="left"/>
             </w:pPr>
@@ -15482,6 +15808,7 @@
           </w:tcPr>
           <w:p>
             <w:pPr>
+              <w:keepNext w:val="false"/>
               <w:spacing w:after="40" w:before="0"/>
               <w:jc w:val="left"/>
             </w:pPr>
@@ -15516,6 +15843,7 @@
           </w:tcPr>
           <w:p>
             <w:pPr>
+              <w:keepNext w:val="false"/>
               <w:spacing w:after="40" w:before="0"/>
               <w:jc w:val="left"/>
             </w:pPr>
@@ -15553,7 +15881,7 @@
             <w:pPr>
               <w:spacing w:after="20" w:before="0"/>
             </w:pPr>
-            <w:hyperlink w:history="1" r:id="rIdexy2_gmkutohvumwxgps4">
+            <w:hyperlink w:history="1" r:id="rId-1zofzqm1mkbwormmzbfn">
               <w:r>
                 <w:rPr>
                   <w:rFonts w:ascii="Arial" w:cs="Arial" w:eastAsia="Arial" w:hAnsi="Arial"/>
@@ -15586,7 +15914,7 @@
               <w:spacing w:after="10" w:before="0"/>
               <w:ind w:left="120"/>
             </w:pPr>
-            <w:hyperlink w:history="1" r:id="rIdtdqstpxzd1lhgtajmhzwj">
+            <w:hyperlink w:history="1" r:id="rIdt2btfgutcnn1t79a7k1c_">
               <w:r>
                 <w:rPr>
                   <w:rFonts w:ascii="Arial" w:cs="Arial" w:eastAsia="Arial" w:hAnsi="Arial"/>
@@ -15631,7 +15959,7 @@
             <w:pPr>
               <w:spacing w:after="20" w:before="0"/>
             </w:pPr>
-            <w:hyperlink w:history="1" r:id="rIdlhrzstidsrca0glfma5_p">
+            <w:hyperlink w:history="1" r:id="rIdmc153ngcfl_rjkfavcviq">
               <w:r>
                 <w:rPr>
                   <w:rFonts w:ascii="Arial" w:cs="Arial" w:eastAsia="Arial" w:hAnsi="Arial"/>
@@ -15664,7 +15992,7 @@
               <w:spacing w:after="10" w:before="0"/>
               <w:ind w:left="120"/>
             </w:pPr>
-            <w:hyperlink w:history="1" r:id="rIddkclhwqwdotp3ucp-6tax">
+            <w:hyperlink w:history="1" r:id="rIdzwmhzrwthuqvxsxpbfpwd">
               <w:r>
                 <w:rPr>
                   <w:rFonts w:ascii="Arial" w:cs="Arial" w:eastAsia="Arial" w:hAnsi="Arial"/>
@@ -15692,6 +16020,7 @@
           </w:tcPr>
           <w:p>
             <w:pPr>
+              <w:keepNext w:val="false"/>
               <w:spacing w:after="40" w:before="0"/>
               <w:jc w:val="left"/>
             </w:pPr>
@@ -15724,6 +16053,7 @@
           </w:tcPr>
           <w:p>
             <w:pPr>
+              <w:keepNext w:val="false"/>
               <w:spacing w:after="40" w:before="0"/>
               <w:jc w:val="left"/>
             </w:pPr>
@@ -15756,6 +16086,7 @@
           </w:tcPr>
           <w:p>
             <w:pPr>
+              <w:keepNext w:val="false"/>
               <w:spacing w:after="40" w:before="0"/>
               <w:jc w:val="left"/>
             </w:pPr>
@@ -15788,6 +16119,7 @@
           </w:tcPr>
           <w:p>
             <w:pPr>
+              <w:keepNext w:val="false"/>
               <w:spacing w:after="40" w:before="0"/>
               <w:jc w:val="left"/>
             </w:pPr>
@@ -15822,6 +16154,7 @@
           </w:tcPr>
           <w:p>
             <w:pPr>
+              <w:keepNext w:val="false"/>
               <w:spacing w:after="40" w:before="0"/>
               <w:jc w:val="left"/>
             </w:pPr>
@@ -15859,7 +16192,7 @@
             <w:pPr>
               <w:spacing w:after="20" w:before="0"/>
             </w:pPr>
-            <w:hyperlink w:history="1" r:id="rId60mwpomjzw0a65-0kij65">
+            <w:hyperlink w:history="1" r:id="rIdzeaf4etmo1az1wr6ugzba">
               <w:r>
                 <w:rPr>
                   <w:rFonts w:ascii="Arial" w:cs="Arial" w:eastAsia="Arial" w:hAnsi="Arial"/>
@@ -15892,7 +16225,7 @@
               <w:spacing w:after="10" w:before="0"/>
               <w:ind w:left="120"/>
             </w:pPr>
-            <w:hyperlink w:history="1" r:id="rIdegbd9nvraum6jtxf_mnnj">
+            <w:hyperlink w:history="1" r:id="rId1qtm4xgwylwp90wj2bxjs">
               <w:r>
                 <w:rPr>
                   <w:rFonts w:ascii="Arial" w:cs="Arial" w:eastAsia="Arial" w:hAnsi="Arial"/>
@@ -15937,7 +16270,7 @@
             <w:pPr>
               <w:spacing w:after="20" w:before="0"/>
             </w:pPr>
-            <w:hyperlink w:history="1" r:id="rId0iaod_5hem83p6prdg2kx">
+            <w:hyperlink w:history="1" r:id="rIdl2p_w-oqv-issvejoi2da">
               <w:r>
                 <w:rPr>
                   <w:rFonts w:ascii="Arial" w:cs="Arial" w:eastAsia="Arial" w:hAnsi="Arial"/>
@@ -15970,7 +16303,7 @@
               <w:spacing w:after="10" w:before="0"/>
               <w:ind w:left="120"/>
             </w:pPr>
-            <w:hyperlink w:history="1" r:id="rIdtsec0zxftj4_mqtjif0-q">
+            <w:hyperlink w:history="1" r:id="rIdqg2lmu7ls2yuk7u7ldwpm">
               <w:r>
                 <w:rPr>
                   <w:rFonts w:ascii="Arial" w:cs="Arial" w:eastAsia="Arial" w:hAnsi="Arial"/>
@@ -15998,6 +16331,7 @@
           </w:tcPr>
           <w:p>
             <w:pPr>
+              <w:keepNext w:val="false"/>
               <w:spacing w:after="40" w:before="0"/>
               <w:jc w:val="left"/>
             </w:pPr>
@@ -16030,6 +16364,7 @@
           </w:tcPr>
           <w:p>
             <w:pPr>
+              <w:keepNext w:val="false"/>
               <w:spacing w:after="40" w:before="0"/>
               <w:jc w:val="left"/>
             </w:pPr>
@@ -16062,6 +16397,7 @@
           </w:tcPr>
           <w:p>
             <w:pPr>
+              <w:keepNext w:val="false"/>
               <w:spacing w:after="40" w:before="0"/>
               <w:jc w:val="left"/>
             </w:pPr>
@@ -16094,6 +16430,7 @@
           </w:tcPr>
           <w:p>
             <w:pPr>
+              <w:keepNext w:val="false"/>
               <w:spacing w:after="40" w:before="0"/>
               <w:jc w:val="left"/>
             </w:pPr>
@@ -16128,6 +16465,7 @@
           </w:tcPr>
           <w:p>
             <w:pPr>
+              <w:keepNext w:val="false"/>
               <w:spacing w:after="40" w:before="0"/>
               <w:jc w:val="left"/>
             </w:pPr>
@@ -16165,7 +16503,7 @@
             <w:pPr>
               <w:spacing w:after="20" w:before="0"/>
             </w:pPr>
-            <w:hyperlink w:history="1" r:id="rIdmlzny0bhsfkc84q1ihghs">
+            <w:hyperlink w:history="1" r:id="rIdvouz7cpftvr9memqthlht">
               <w:r>
                 <w:rPr>
                   <w:rFonts w:ascii="Arial" w:cs="Arial" w:eastAsia="Arial" w:hAnsi="Arial"/>
@@ -16198,7 +16536,7 @@
               <w:spacing w:after="10" w:before="0"/>
               <w:ind w:left="120"/>
             </w:pPr>
-            <w:hyperlink w:history="1" r:id="rIdj79igduh7ctaiejae4mdp">
+            <w:hyperlink w:history="1" r:id="rIdnddu5tsummj2y4gtkvk_k">
               <w:r>
                 <w:rPr>
                   <w:rFonts w:ascii="Arial" w:cs="Arial" w:eastAsia="Arial" w:hAnsi="Arial"/>
@@ -16243,7 +16581,7 @@
             <w:pPr>
               <w:spacing w:after="20" w:before="0"/>
             </w:pPr>
-            <w:hyperlink w:history="1" r:id="rIdkekb4ey8dk3snnrzctwvo">
+            <w:hyperlink w:history="1" r:id="rIdjsblmfsedcie-c9oyxybx">
               <w:r>
                 <w:rPr>
                   <w:rFonts w:ascii="Arial" w:cs="Arial" w:eastAsia="Arial" w:hAnsi="Arial"/>
@@ -16292,7 +16630,7 @@
               <w:spacing w:after="10" w:before="0"/>
               <w:ind w:left="120"/>
             </w:pPr>
-            <w:hyperlink w:history="1" r:id="rIdnmu_r1tb7j94j7vetjv9c">
+            <w:hyperlink w:history="1" r:id="rIdc4t-mpfoscb7hmoukul4i">
               <w:r>
                 <w:rPr>
                   <w:rFonts w:ascii="Arial" w:cs="Arial" w:eastAsia="Arial" w:hAnsi="Arial"/>
@@ -16320,6 +16658,7 @@
           </w:tcPr>
           <w:p>
             <w:pPr>
+              <w:keepNext w:val="false"/>
               <w:spacing w:after="40" w:before="0"/>
               <w:jc w:val="left"/>
             </w:pPr>
@@ -16352,6 +16691,7 @@
           </w:tcPr>
           <w:p>
             <w:pPr>
+              <w:keepNext w:val="false"/>
               <w:spacing w:after="40" w:before="0"/>
               <w:jc w:val="left"/>
             </w:pPr>
@@ -16384,6 +16724,7 @@
           </w:tcPr>
           <w:p>
             <w:pPr>
+              <w:keepNext w:val="false"/>
               <w:spacing w:after="40" w:before="0"/>
               <w:jc w:val="left"/>
             </w:pPr>
@@ -16416,6 +16757,7 @@
           </w:tcPr>
           <w:p>
             <w:pPr>
+              <w:keepNext w:val="false"/>
               <w:spacing w:after="40" w:before="0"/>
               <w:jc w:val="left"/>
             </w:pPr>
@@ -16450,6 +16792,7 @@
           </w:tcPr>
           <w:p>
             <w:pPr>
+              <w:keepNext w:val="false"/>
               <w:spacing w:after="40" w:before="0"/>
               <w:jc w:val="left"/>
             </w:pPr>
@@ -16487,7 +16830,7 @@
             <w:pPr>
               <w:spacing w:after="20" w:before="0"/>
             </w:pPr>
-            <w:hyperlink w:history="1" r:id="rId_zl4vqgi_toqlye43cwsq">
+            <w:hyperlink w:history="1" r:id="rId8zpxfxuythhyiqnt6rvfy">
               <w:r>
                 <w:rPr>
                   <w:rFonts w:ascii="Arial" w:cs="Arial" w:eastAsia="Arial" w:hAnsi="Arial"/>
@@ -16520,7 +16863,7 @@
               <w:spacing w:after="10" w:before="0"/>
               <w:ind w:left="120"/>
             </w:pPr>
-            <w:hyperlink w:history="1" r:id="rIdqkevpf1cycwz-bhreqjg7">
+            <w:hyperlink w:history="1" r:id="rIdm5j_ptqwuqh7qke8tn7eq">
               <w:r>
                 <w:rPr>
                   <w:rFonts w:ascii="Arial" w:cs="Arial" w:eastAsia="Arial" w:hAnsi="Arial"/>
@@ -16565,7 +16908,7 @@
             <w:pPr>
               <w:spacing w:after="20" w:before="0"/>
             </w:pPr>
-            <w:hyperlink w:history="1" r:id="rIdg4_d-x8t8stipu3v2jvtj">
+            <w:hyperlink w:history="1" r:id="rIdqtax3mx6uk3ts5e8zolri">
               <w:r>
                 <w:rPr>
                   <w:rFonts w:ascii="Arial" w:cs="Arial" w:eastAsia="Arial" w:hAnsi="Arial"/>
@@ -16614,7 +16957,7 @@
               <w:spacing w:after="10" w:before="0"/>
               <w:ind w:left="120"/>
             </w:pPr>
-            <w:hyperlink w:history="1" r:id="rIddnbxk1uymcry3smuso8sm">
+            <w:hyperlink w:history="1" r:id="rIdfbcusc32hx08c9d4m8r9d">
               <w:r>
                 <w:rPr>
                   <w:rFonts w:ascii="Arial" w:cs="Arial" w:eastAsia="Arial" w:hAnsi="Arial"/>
@@ -16642,6 +16985,7 @@
           </w:tcPr>
           <w:p>
             <w:pPr>
+              <w:keepNext w:val="false"/>
               <w:spacing w:after="40" w:before="0"/>
               <w:jc w:val="left"/>
             </w:pPr>
@@ -16674,6 +17018,7 @@
           </w:tcPr>
           <w:p>
             <w:pPr>
+              <w:keepNext w:val="false"/>
               <w:spacing w:after="40" w:before="0"/>
               <w:jc w:val="left"/>
             </w:pPr>
@@ -16706,6 +17051,7 @@
           </w:tcPr>
           <w:p>
             <w:pPr>
+              <w:keepNext w:val="false"/>
               <w:spacing w:after="40" w:before="0"/>
               <w:jc w:val="left"/>
             </w:pPr>
@@ -16738,6 +17084,7 @@
           </w:tcPr>
           <w:p>
             <w:pPr>
+              <w:keepNext w:val="false"/>
               <w:spacing w:after="40" w:before="0"/>
               <w:jc w:val="left"/>
             </w:pPr>
@@ -16772,6 +17119,7 @@
           </w:tcPr>
           <w:p>
             <w:pPr>
+              <w:keepNext w:val="false"/>
               <w:spacing w:after="40" w:before="0"/>
               <w:jc w:val="left"/>
             </w:pPr>
@@ -16809,7 +17157,7 @@
             <w:pPr>
               <w:spacing w:after="20" w:before="0"/>
             </w:pPr>
-            <w:hyperlink w:history="1" r:id="rIdmu8at8hbe9haxdsv4g0fg">
+            <w:hyperlink w:history="1" r:id="rId2t8k39pudggsr8prag5rh">
               <w:r>
                 <w:rPr>
                   <w:rFonts w:ascii="Arial" w:cs="Arial" w:eastAsia="Arial" w:hAnsi="Arial"/>
@@ -16858,7 +17206,7 @@
               <w:spacing w:after="10" w:before="0"/>
               <w:ind w:left="120"/>
             </w:pPr>
-            <w:hyperlink w:history="1" r:id="rIdj_6xag4e6mbad8saxitgr">
+            <w:hyperlink w:history="1" r:id="rIdmhq7dmbmgn6w-yc6w9m1u">
               <w:r>
                 <w:rPr>
                   <w:rFonts w:ascii="Arial" w:cs="Arial" w:eastAsia="Arial" w:hAnsi="Arial"/>
@@ -16903,7 +17251,7 @@
             <w:pPr>
               <w:spacing w:after="20" w:before="0"/>
             </w:pPr>
-            <w:hyperlink w:history="1" r:id="rIdqkjbgdmy9kjpokjue7cv4">
+            <w:hyperlink w:history="1" r:id="rId_ixihabi_jqwmkuyov_oj">
               <w:r>
                 <w:rPr>
                   <w:rFonts w:ascii="Arial" w:cs="Arial" w:eastAsia="Arial" w:hAnsi="Arial"/>
@@ -16952,7 +17300,7 @@
               <w:spacing w:after="10" w:before="0"/>
               <w:ind w:left="120"/>
             </w:pPr>
-            <w:hyperlink w:history="1" r:id="rIdvmp7ofhckkem_xskk-hao">
+            <w:hyperlink w:history="1" r:id="rIdgpufzkq47kam7q68yrien">
               <w:r>
                 <w:rPr>
                   <w:rFonts w:ascii="Arial" w:cs="Arial" w:eastAsia="Arial" w:hAnsi="Arial"/>
@@ -16980,6 +17328,7 @@
           </w:tcPr>
           <w:p>
             <w:pPr>
+              <w:keepNext w:val="false"/>
               <w:spacing w:after="40" w:before="0"/>
               <w:jc w:val="left"/>
             </w:pPr>
@@ -17012,6 +17361,7 @@
           </w:tcPr>
           <w:p>
             <w:pPr>
+              <w:keepNext w:val="false"/>
               <w:spacing w:after="40" w:before="0"/>
               <w:jc w:val="left"/>
             </w:pPr>
@@ -17044,6 +17394,7 @@
           </w:tcPr>
           <w:p>
             <w:pPr>
+              <w:keepNext w:val="false"/>
               <w:spacing w:after="40" w:before="0"/>
               <w:jc w:val="left"/>
             </w:pPr>
@@ -17076,6 +17427,7 @@
           </w:tcPr>
           <w:p>
             <w:pPr>
+              <w:keepNext w:val="false"/>
               <w:spacing w:after="40" w:before="0"/>
               <w:jc w:val="left"/>
             </w:pPr>
@@ -17135,6 +17487,7 @@
           </w:tcPr>
           <w:p>
             <w:pPr>
+              <w:keepNext w:val="false"/>
               <w:spacing w:after="40" w:before="0"/>
               <w:jc w:val="center"/>
             </w:pPr>
@@ -17169,6 +17522,7 @@
           </w:tcPr>
           <w:p>
             <w:pPr>
+              <w:keepNext w:val="false"/>
               <w:spacing w:after="40" w:before="0"/>
               <w:jc w:val="left"/>
             </w:pPr>
@@ -17188,6 +17542,7 @@
           </w:p>
           <w:p>
             <w:pPr>
+              <w:keepNext w:val="false"/>
               <w:spacing w:after="40" w:before="0"/>
               <w:jc w:val="left"/>
             </w:pPr>
@@ -17207,6 +17562,7 @@
           </w:p>
           <w:p>
             <w:pPr>
+              <w:keepNext w:val="false"/>
               <w:spacing w:after="40" w:before="0"/>
               <w:jc w:val="left"/>
             </w:pPr>
@@ -17226,6 +17582,7 @@
           </w:p>
           <w:p>
             <w:pPr>
+              <w:keepNext w:val="false"/>
               <w:spacing w:after="40" w:before="0"/>
               <w:jc w:val="left"/>
             </w:pPr>
@@ -17245,6 +17602,7 @@
           </w:p>
           <w:p>
             <w:pPr>
+              <w:keepNext w:val="false"/>
               <w:spacing w:after="40" w:before="0"/>
               <w:jc w:val="left"/>
             </w:pPr>
@@ -17306,6 +17664,7 @@
           </w:tcPr>
           <w:p>
             <w:pPr>
+              <w:keepNext w:val="false"/>
               <w:spacing w:after="40" w:before="0"/>
               <w:jc w:val="center"/>
             </w:pPr>
@@ -17340,6 +17699,7 @@
           </w:tcPr>
           <w:p>
             <w:pPr>
+              <w:keepNext w:val="false"/>
               <w:spacing w:after="40" w:before="0"/>
               <w:jc w:val="left"/>
             </w:pPr>
@@ -17372,6 +17732,7 @@
           </w:tcPr>
           <w:p>
             <w:pPr>
+              <w:keepNext w:val="false"/>
               <w:spacing w:after="40" w:before="0"/>
               <w:jc w:val="left"/>
             </w:pPr>
@@ -17406,6 +17767,7 @@
           </w:tcPr>
           <w:p>
             <w:pPr>
+              <w:keepNext w:val="false"/>
               <w:spacing w:after="40" w:before="0"/>
               <w:jc w:val="left"/>
             </w:pPr>
@@ -17438,6 +17800,7 @@
           </w:tcPr>
           <w:p>
             <w:pPr>
+              <w:keepNext w:val="false"/>
               <w:spacing w:after="40" w:before="0"/>
               <w:jc w:val="left"/>
             </w:pPr>
@@ -17472,6 +17835,7 @@
           </w:tcPr>
           <w:p>
             <w:pPr>
+              <w:keepNext w:val="false"/>
               <w:spacing w:after="40" w:before="0"/>
               <w:jc w:val="left"/>
             </w:pPr>
@@ -17504,6 +17868,7 @@
           </w:tcPr>
           <w:p>
             <w:pPr>
+              <w:keepNext w:val="false"/>
               <w:spacing w:after="40" w:before="0"/>
               <w:jc w:val="left"/>
             </w:pPr>
@@ -17540,7 +17905,7 @@
         </w:rPr>
         <w:t xml:space="preserve">© 2026 SeaVuria and ARES. Aligned with KICD objectives. Developed by SeaVuria; technical implementation by ARES (with AI assistance from Claude). Licensed under </w:t>
       </w:r>
-      <w:hyperlink w:history="1" r:id="rIdrmwwb2f2ne50269ax7g26">
+      <w:hyperlink w:history="1" r:id="rIdukxlhx2g5lynypn5zxkzj">
         <w:r>
           <w:rPr>
             <w:rFonts w:ascii="Arial" w:cs="Arial" w:eastAsia="Arial" w:hAnsi="Arial"/>
@@ -17561,7 +17926,7 @@
         </w:rPr>
         <w:t xml:space="preserve"> (</w:t>
       </w:r>
-      <w:hyperlink w:history="1" r:id="rIdfrjbczwggp9dulxtejxj0">
+      <w:hyperlink w:history="1" r:id="rIdq6-ynphmzctshf6zh3mpu">
         <w:r>
           <w:rPr>
             <w:rFonts w:ascii="Arial" w:cs="Arial" w:eastAsia="Arial" w:hAnsi="Arial"/>
@@ -17621,6 +17986,7 @@
           </w:tcPr>
           <w:p>
             <w:pPr>
+              <w:keepNext w:val="false"/>
               <w:spacing w:after="40" w:before="0"/>
               <w:jc w:val="center"/>
             </w:pPr>
@@ -17656,6 +18022,7 @@
           </w:tcPr>
           <w:p>
             <w:pPr>
+              <w:keepNext w:val="false"/>
               <w:spacing w:after="40" w:before="0"/>
               <w:jc w:val="center"/>
             </w:pPr>
@@ -17690,6 +18057,7 @@
           </w:tcPr>
           <w:p>
             <w:pPr>
+              <w:keepNext w:val="false"/>
               <w:spacing w:after="40" w:before="0"/>
               <w:jc w:val="left"/>
             </w:pPr>
@@ -17722,6 +18090,7 @@
           </w:tcPr>
           <w:p>
             <w:pPr>
+              <w:keepNext w:val="false"/>
               <w:spacing w:after="40" w:before="0"/>
               <w:jc w:val="left"/>
             </w:pPr>
@@ -17756,6 +18125,7 @@
           </w:tcPr>
           <w:p>
             <w:pPr>
+              <w:keepNext w:val="false"/>
               <w:spacing w:after="40" w:before="0"/>
               <w:jc w:val="left"/>
             </w:pPr>
@@ -17788,6 +18158,7 @@
           </w:tcPr>
           <w:p>
             <w:pPr>
+              <w:keepNext w:val="false"/>
               <w:spacing w:after="40" w:before="0"/>
               <w:jc w:val="left"/>
             </w:pPr>
@@ -17822,6 +18193,7 @@
           </w:tcPr>
           <w:p>
             <w:pPr>
+              <w:keepNext w:val="false"/>
               <w:spacing w:after="40" w:before="0"/>
               <w:jc w:val="left"/>
             </w:pPr>
@@ -17854,6 +18226,7 @@
           </w:tcPr>
           <w:p>
             <w:pPr>
+              <w:keepNext w:val="false"/>
               <w:spacing w:after="40" w:before="0"/>
               <w:jc w:val="left"/>
             </w:pPr>
@@ -17888,6 +18261,7 @@
           </w:tcPr>
           <w:p>
             <w:pPr>
+              <w:keepNext w:val="false"/>
               <w:spacing w:after="40" w:before="0"/>
               <w:jc w:val="left"/>
             </w:pPr>
@@ -17920,6 +18294,7 @@
           </w:tcPr>
           <w:p>
             <w:pPr>
+              <w:keepNext w:val="false"/>
               <w:spacing w:after="40" w:before="0"/>
               <w:jc w:val="left"/>
             </w:pPr>
@@ -17954,6 +18329,7 @@
           </w:tcPr>
           <w:p>
             <w:pPr>
+              <w:keepNext w:val="false"/>
               <w:spacing w:after="40" w:before="0"/>
               <w:jc w:val="left"/>
             </w:pPr>
@@ -17986,6 +18362,7 @@
           </w:tcPr>
           <w:p>
             <w:pPr>
+              <w:keepNext w:val="false"/>
               <w:spacing w:after="40" w:before="0"/>
               <w:jc w:val="left"/>
             </w:pPr>
@@ -18020,6 +18397,7 @@
           </w:tcPr>
           <w:p>
             <w:pPr>
+              <w:keepNext w:val="false"/>
               <w:spacing w:after="40" w:before="0"/>
               <w:jc w:val="left"/>
             </w:pPr>
@@ -18052,6 +18430,7 @@
           </w:tcPr>
           <w:p>
             <w:pPr>
+              <w:keepNext w:val="false"/>
               <w:spacing w:after="40" w:before="0"/>
               <w:jc w:val="left"/>
             </w:pPr>
@@ -18086,6 +18465,7 @@
           </w:tcPr>
           <w:p>
             <w:pPr>
+              <w:keepNext w:val="false"/>
               <w:spacing w:after="40" w:before="0"/>
               <w:jc w:val="left"/>
             </w:pPr>
@@ -18118,6 +18498,7 @@
           </w:tcPr>
           <w:p>
             <w:pPr>
+              <w:keepNext w:val="false"/>
               <w:spacing w:after="40" w:before="0"/>
               <w:jc w:val="left"/>
             </w:pPr>
@@ -18152,6 +18533,7 @@
           </w:tcPr>
           <w:p>
             <w:pPr>
+              <w:keepNext w:val="false"/>
               <w:spacing w:after="40" w:before="0"/>
               <w:jc w:val="left"/>
             </w:pPr>
@@ -18184,6 +18566,7 @@
           </w:tcPr>
           <w:p>
             <w:pPr>
+              <w:keepNext w:val="false"/>
               <w:spacing w:after="40" w:before="0"/>
               <w:jc w:val="left"/>
             </w:pPr>
@@ -18243,6 +18626,7 @@
           </w:tcPr>
           <w:p>
             <w:pPr>
+              <w:keepNext w:val="false"/>
               <w:spacing w:after="40" w:before="0"/>
               <w:jc w:val="center"/>
             </w:pPr>
@@ -18277,6 +18661,7 @@
           </w:tcPr>
           <w:p>
             <w:pPr>
+              <w:keepNext w:val="false"/>
               <w:spacing w:after="40" w:before="0"/>
               <w:jc w:val="left"/>
             </w:pPr>
@@ -18341,6 +18726,7 @@
           </w:tcPr>
           <w:p>
             <w:pPr>
+              <w:keepNext w:val="false"/>
               <w:spacing w:after="40" w:before="0"/>
               <w:jc w:val="center"/>
             </w:pPr>
@@ -18375,6 +18761,7 @@
           </w:tcPr>
           <w:p>
             <w:pPr>
+              <w:keepNext w:val="false"/>
               <w:spacing w:after="40" w:before="0"/>
               <w:jc w:val="left"/>
             </w:pPr>
@@ -18407,6 +18794,7 @@
           </w:tcPr>
           <w:p>
             <w:pPr>
+              <w:keepNext w:val="false"/>
               <w:spacing w:after="40" w:before="0"/>
               <w:jc w:val="left"/>
             </w:pPr>
@@ -18439,6 +18827,7 @@
           </w:tcPr>
           <w:p>
             <w:pPr>
+              <w:keepNext w:val="false"/>
               <w:spacing w:after="40" w:before="0"/>
               <w:jc w:val="left"/>
             </w:pPr>
@@ -18471,6 +18860,7 @@
           </w:tcPr>
           <w:p>
             <w:pPr>
+              <w:keepNext w:val="false"/>
               <w:spacing w:after="40" w:before="0"/>
               <w:jc w:val="left"/>
             </w:pPr>
@@ -18503,6 +18893,7 @@
           </w:tcPr>
           <w:p>
             <w:pPr>
+              <w:keepNext w:val="false"/>
               <w:spacing w:after="40" w:before="0"/>
               <w:jc w:val="left"/>
             </w:pPr>
@@ -18537,6 +18928,7 @@
           </w:tcPr>
           <w:p>
             <w:pPr>
+              <w:keepNext w:val="false"/>
               <w:spacing w:after="40" w:before="0"/>
               <w:jc w:val="left"/>
             </w:pPr>
@@ -18574,7 +18966,7 @@
             <w:pPr>
               <w:spacing w:after="20" w:before="0"/>
             </w:pPr>
-            <w:hyperlink w:history="1" r:id="rIdrfi9r-zjpqite3z4zk0kh">
+            <w:hyperlink w:history="1" r:id="rIdpv2nbatrduccaah8icom7">
               <w:r>
                 <w:rPr>
                   <w:rFonts w:ascii="Arial" w:cs="Arial" w:eastAsia="Arial" w:hAnsi="Arial"/>
@@ -18607,7 +18999,7 @@
               <w:spacing w:after="10" w:before="0"/>
               <w:ind w:left="120"/>
             </w:pPr>
-            <w:hyperlink w:history="1" r:id="rIdra5wmmd--5qgadvt4vw_4">
+            <w:hyperlink w:history="1" r:id="rIdped4_aspbzndzn1dvdi0f">
               <w:r>
                 <w:rPr>
                   <w:rFonts w:ascii="Arial" w:cs="Arial" w:eastAsia="Arial" w:hAnsi="Arial"/>
@@ -18652,7 +19044,7 @@
             <w:pPr>
               <w:spacing w:after="20" w:before="0"/>
             </w:pPr>
-            <w:hyperlink w:history="1" r:id="rIdjojjjrrw-ioragdvcgfbx">
+            <w:hyperlink w:history="1" r:id="rIdfkbtwrgta77q4wrkoedjo">
               <w:r>
                 <w:rPr>
                   <w:rFonts w:ascii="Arial" w:cs="Arial" w:eastAsia="Arial" w:hAnsi="Arial"/>
@@ -18685,7 +19077,7 @@
               <w:spacing w:after="10" w:before="0"/>
               <w:ind w:left="120"/>
             </w:pPr>
-            <w:hyperlink w:history="1" r:id="rIdq7at9mtrmziofm-5g_ytg">
+            <w:hyperlink w:history="1" r:id="rIdmer4k-szxzovsl3xjngp4">
               <w:r>
                 <w:rPr>
                   <w:rFonts w:ascii="Arial" w:cs="Arial" w:eastAsia="Arial" w:hAnsi="Arial"/>
@@ -18713,6 +19105,7 @@
           </w:tcPr>
           <w:p>
             <w:pPr>
+              <w:keepNext w:val="false"/>
               <w:spacing w:after="40" w:before="0"/>
               <w:jc w:val="left"/>
             </w:pPr>
@@ -18745,6 +19138,7 @@
           </w:tcPr>
           <w:p>
             <w:pPr>
+              <w:keepNext w:val="false"/>
               <w:spacing w:after="40" w:before="0"/>
               <w:jc w:val="left"/>
             </w:pPr>
@@ -18777,6 +19171,7 @@
           </w:tcPr>
           <w:p>
             <w:pPr>
+              <w:keepNext w:val="false"/>
               <w:spacing w:after="40" w:before="0"/>
               <w:jc w:val="left"/>
             </w:pPr>
@@ -18809,6 +19204,7 @@
           </w:tcPr>
           <w:p>
             <w:pPr>
+              <w:keepNext w:val="false"/>
               <w:spacing w:after="40" w:before="0"/>
               <w:jc w:val="left"/>
             </w:pPr>
@@ -18843,6 +19239,7 @@
           </w:tcPr>
           <w:p>
             <w:pPr>
+              <w:keepNext w:val="false"/>
               <w:spacing w:after="40" w:before="0"/>
               <w:jc w:val="left"/>
             </w:pPr>
@@ -18880,7 +19277,7 @@
             <w:pPr>
               <w:spacing w:after="20" w:before="0"/>
             </w:pPr>
-            <w:hyperlink w:history="1" r:id="rIdiv7tjgof5hj2vlk3y_jbm">
+            <w:hyperlink w:history="1" r:id="rIdhhkg36jbblkrq5au0cdve">
               <w:r>
                 <w:rPr>
                   <w:rFonts w:ascii="Arial" w:cs="Arial" w:eastAsia="Arial" w:hAnsi="Arial"/>
@@ -18913,7 +19310,7 @@
               <w:spacing w:after="10" w:before="0"/>
               <w:ind w:left="120"/>
             </w:pPr>
-            <w:hyperlink w:history="1" r:id="rIdzdirq5wmjmxm7hynoyxvw">
+            <w:hyperlink w:history="1" r:id="rId5afavcfu6jlqthf2x6v4o">
               <w:r>
                 <w:rPr>
                   <w:rFonts w:ascii="Arial" w:cs="Arial" w:eastAsia="Arial" w:hAnsi="Arial"/>
@@ -18958,7 +19355,7 @@
             <w:pPr>
               <w:spacing w:after="20" w:before="0"/>
             </w:pPr>
-            <w:hyperlink w:history="1" r:id="rIdfhlt5tpokbsqex7537uok">
+            <w:hyperlink w:history="1" r:id="rIdycfrkdkf7k3vrh3sc8kwf">
               <w:r>
                 <w:rPr>
                   <w:rFonts w:ascii="Arial" w:cs="Arial" w:eastAsia="Arial" w:hAnsi="Arial"/>
@@ -18991,7 +19388,7 @@
               <w:spacing w:after="10" w:before="0"/>
               <w:ind w:left="120"/>
             </w:pPr>
-            <w:hyperlink w:history="1" r:id="rIdbk_qnp4dxedherkczr_95">
+            <w:hyperlink w:history="1" r:id="rIdpokzfdrze_mk7fyllnmx3">
               <w:r>
                 <w:rPr>
                   <w:rFonts w:ascii="Arial" w:cs="Arial" w:eastAsia="Arial" w:hAnsi="Arial"/>
@@ -19019,6 +19416,7 @@
           </w:tcPr>
           <w:p>
             <w:pPr>
+              <w:keepNext w:val="false"/>
               <w:spacing w:after="40" w:before="0"/>
               <w:jc w:val="left"/>
             </w:pPr>
@@ -19051,6 +19449,7 @@
           </w:tcPr>
           <w:p>
             <w:pPr>
+              <w:keepNext w:val="false"/>
               <w:spacing w:after="40" w:before="0"/>
               <w:jc w:val="left"/>
             </w:pPr>
@@ -19083,6 +19482,7 @@
           </w:tcPr>
           <w:p>
             <w:pPr>
+              <w:keepNext w:val="false"/>
               <w:spacing w:after="40" w:before="0"/>
               <w:jc w:val="left"/>
             </w:pPr>
@@ -19115,6 +19515,7 @@
           </w:tcPr>
           <w:p>
             <w:pPr>
+              <w:keepNext w:val="false"/>
               <w:spacing w:after="40" w:before="0"/>
               <w:jc w:val="left"/>
             </w:pPr>
@@ -19149,6 +19550,7 @@
           </w:tcPr>
           <w:p>
             <w:pPr>
+              <w:keepNext w:val="false"/>
               <w:spacing w:after="40" w:before="0"/>
               <w:jc w:val="left"/>
             </w:pPr>
@@ -19186,7 +19588,7 @@
             <w:pPr>
               <w:spacing w:after="20" w:before="0"/>
             </w:pPr>
-            <w:hyperlink w:history="1" r:id="rId7s_btcom0-n1clpfrwcfl">
+            <w:hyperlink w:history="1" r:id="rIdup9ozrv4nz3ugyyliaz_h">
               <w:r>
                 <w:rPr>
                   <w:rFonts w:ascii="Arial" w:cs="Arial" w:eastAsia="Arial" w:hAnsi="Arial"/>
@@ -19219,7 +19621,7 @@
               <w:spacing w:after="10" w:before="0"/>
               <w:ind w:left="120"/>
             </w:pPr>
-            <w:hyperlink w:history="1" r:id="rIdlspbccckdz3nh0fwmikoz">
+            <w:hyperlink w:history="1" r:id="rIdures8pru1iueszue82c2a">
               <w:r>
                 <w:rPr>
                   <w:rFonts w:ascii="Arial" w:cs="Arial" w:eastAsia="Arial" w:hAnsi="Arial"/>
@@ -19264,7 +19666,7 @@
             <w:pPr>
               <w:spacing w:after="20" w:before="0"/>
             </w:pPr>
-            <w:hyperlink w:history="1" r:id="rIdhpfi6ufh4ywmjtif0tu7b">
+            <w:hyperlink w:history="1" r:id="rIdrgli0l1rjsd0egbxyvvqm">
               <w:r>
                 <w:rPr>
                   <w:rFonts w:ascii="Arial" w:cs="Arial" w:eastAsia="Arial" w:hAnsi="Arial"/>
@@ -19313,7 +19715,7 @@
               <w:spacing w:after="10" w:before="0"/>
               <w:ind w:left="120"/>
             </w:pPr>
-            <w:hyperlink w:history="1" r:id="rIdw9yjjbwrcerhd5m99unwl">
+            <w:hyperlink w:history="1" r:id="rIdutedx9mkawuutckebs70p">
               <w:r>
                 <w:rPr>
                   <w:rFonts w:ascii="Arial" w:cs="Arial" w:eastAsia="Arial" w:hAnsi="Arial"/>
@@ -19341,6 +19743,7 @@
           </w:tcPr>
           <w:p>
             <w:pPr>
+              <w:keepNext w:val="false"/>
               <w:spacing w:after="40" w:before="0"/>
               <w:jc w:val="left"/>
             </w:pPr>
@@ -19373,6 +19776,7 @@
           </w:tcPr>
           <w:p>
             <w:pPr>
+              <w:keepNext w:val="false"/>
               <w:spacing w:after="40" w:before="0"/>
               <w:jc w:val="left"/>
             </w:pPr>
@@ -19405,6 +19809,7 @@
           </w:tcPr>
           <w:p>
             <w:pPr>
+              <w:keepNext w:val="false"/>
               <w:spacing w:after="40" w:before="0"/>
               <w:jc w:val="left"/>
             </w:pPr>
@@ -19437,6 +19842,7 @@
           </w:tcPr>
           <w:p>
             <w:pPr>
+              <w:keepNext w:val="false"/>
               <w:spacing w:after="40" w:before="0"/>
               <w:jc w:val="left"/>
             </w:pPr>
@@ -19471,6 +19877,7 @@
           </w:tcPr>
           <w:p>
             <w:pPr>
+              <w:keepNext w:val="false"/>
               <w:spacing w:after="40" w:before="0"/>
               <w:jc w:val="left"/>
             </w:pPr>
@@ -19508,7 +19915,7 @@
             <w:pPr>
               <w:spacing w:after="20" w:before="0"/>
             </w:pPr>
-            <w:hyperlink w:history="1" r:id="rIdkbtbr7p9_wru0nbuby51z">
+            <w:hyperlink w:history="1" r:id="rId430wyuq2zhdxovx5kki6x">
               <w:r>
                 <w:rPr>
                   <w:rFonts w:ascii="Arial" w:cs="Arial" w:eastAsia="Arial" w:hAnsi="Arial"/>
@@ -19541,7 +19948,7 @@
               <w:spacing w:after="10" w:before="0"/>
               <w:ind w:left="120"/>
             </w:pPr>
-            <w:hyperlink w:history="1" r:id="rIdvpizb9waxc9ssnagtxwl8">
+            <w:hyperlink w:history="1" r:id="rId6bf5r7gxkwfgoa_ujwox6">
               <w:r>
                 <w:rPr>
                   <w:rFonts w:ascii="Arial" w:cs="Arial" w:eastAsia="Arial" w:hAnsi="Arial"/>
@@ -19586,7 +19993,7 @@
             <w:pPr>
               <w:spacing w:after="20" w:before="0"/>
             </w:pPr>
-            <w:hyperlink w:history="1" r:id="rIdd0lboshodtrcypn-si8zj">
+            <w:hyperlink w:history="1" r:id="rIdenuhssyj1y2y_lgup1kh8">
               <w:r>
                 <w:rPr>
                   <w:rFonts w:ascii="Arial" w:cs="Arial" w:eastAsia="Arial" w:hAnsi="Arial"/>
@@ -19635,7 +20042,7 @@
               <w:spacing w:after="10" w:before="0"/>
               <w:ind w:left="120"/>
             </w:pPr>
-            <w:hyperlink w:history="1" r:id="rIdtovwbsv4hvs2battc5e-u">
+            <w:hyperlink w:history="1" r:id="rIdmmysgjunxpgoxuyo0knji">
               <w:r>
                 <w:rPr>
                   <w:rFonts w:ascii="Arial" w:cs="Arial" w:eastAsia="Arial" w:hAnsi="Arial"/>
@@ -19663,6 +20070,7 @@
           </w:tcPr>
           <w:p>
             <w:pPr>
+              <w:keepNext w:val="false"/>
               <w:spacing w:after="40" w:before="0"/>
               <w:jc w:val="left"/>
             </w:pPr>
@@ -19695,6 +20103,7 @@
           </w:tcPr>
           <w:p>
             <w:pPr>
+              <w:keepNext w:val="false"/>
               <w:spacing w:after="40" w:before="0"/>
               <w:jc w:val="left"/>
             </w:pPr>
@@ -19727,6 +20136,7 @@
           </w:tcPr>
           <w:p>
             <w:pPr>
+              <w:keepNext w:val="false"/>
               <w:spacing w:after="40" w:before="0"/>
               <w:jc w:val="left"/>
             </w:pPr>
@@ -19759,6 +20169,7 @@
           </w:tcPr>
           <w:p>
             <w:pPr>
+              <w:keepNext w:val="false"/>
               <w:spacing w:after="40" w:before="0"/>
               <w:jc w:val="left"/>
             </w:pPr>
@@ -19793,6 +20204,7 @@
           </w:tcPr>
           <w:p>
             <w:pPr>
+              <w:keepNext w:val="false"/>
               <w:spacing w:after="40" w:before="0"/>
               <w:jc w:val="left"/>
             </w:pPr>
@@ -19830,7 +20242,7 @@
             <w:pPr>
               <w:spacing w:after="20" w:before="0"/>
             </w:pPr>
-            <w:hyperlink w:history="1" r:id="rIdpwtnpo9fswcydia8z2oo3">
+            <w:hyperlink w:history="1" r:id="rIdi-pkzdalwkrih94snivde">
               <w:r>
                 <w:rPr>
                   <w:rFonts w:ascii="Arial" w:cs="Arial" w:eastAsia="Arial" w:hAnsi="Arial"/>
@@ -19863,7 +20275,7 @@
               <w:spacing w:after="10" w:before="0"/>
               <w:ind w:left="120"/>
             </w:pPr>
-            <w:hyperlink w:history="1" r:id="rIdustroa9x423bxcz7krgyf">
+            <w:hyperlink w:history="1" r:id="rIdxugmkapfkyrpi-cnxhabh">
               <w:r>
                 <w:rPr>
                   <w:rFonts w:ascii="Arial" w:cs="Arial" w:eastAsia="Arial" w:hAnsi="Arial"/>
@@ -19908,7 +20320,7 @@
             <w:pPr>
               <w:spacing w:after="20" w:before="0"/>
             </w:pPr>
-            <w:hyperlink w:history="1" r:id="rIdvchpbmrbztrnqiynye9o5">
+            <w:hyperlink w:history="1" r:id="rIdwlgh0nx73qdmofediccnu">
               <w:r>
                 <w:rPr>
                   <w:rFonts w:ascii="Arial" w:cs="Arial" w:eastAsia="Arial" w:hAnsi="Arial"/>
@@ -19957,7 +20369,7 @@
               <w:spacing w:after="10" w:before="0"/>
               <w:ind w:left="120"/>
             </w:pPr>
-            <w:hyperlink w:history="1" r:id="rIdteseimxvagw56l3yjmg6p">
+            <w:hyperlink w:history="1" r:id="rIdds1yf7lvv_iqthll5gop-">
               <w:r>
                 <w:rPr>
                   <w:rFonts w:ascii="Arial" w:cs="Arial" w:eastAsia="Arial" w:hAnsi="Arial"/>
@@ -19985,6 +20397,7 @@
           </w:tcPr>
           <w:p>
             <w:pPr>
+              <w:keepNext w:val="false"/>
               <w:spacing w:after="40" w:before="0"/>
               <w:jc w:val="left"/>
             </w:pPr>
@@ -20017,6 +20430,7 @@
           </w:tcPr>
           <w:p>
             <w:pPr>
+              <w:keepNext w:val="false"/>
               <w:spacing w:after="40" w:before="0"/>
               <w:jc w:val="left"/>
             </w:pPr>
@@ -20049,6 +20463,7 @@
           </w:tcPr>
           <w:p>
             <w:pPr>
+              <w:keepNext w:val="false"/>
               <w:spacing w:after="40" w:before="0"/>
               <w:jc w:val="left"/>
             </w:pPr>
@@ -20081,6 +20496,7 @@
           </w:tcPr>
           <w:p>
             <w:pPr>
+              <w:keepNext w:val="false"/>
               <w:spacing w:after="40" w:before="0"/>
               <w:jc w:val="left"/>
             </w:pPr>
@@ -20140,6 +20556,7 @@
           </w:tcPr>
           <w:p>
             <w:pPr>
+              <w:keepNext w:val="false"/>
               <w:spacing w:after="40" w:before="0"/>
               <w:jc w:val="center"/>
             </w:pPr>
@@ -20174,6 +20591,7 @@
           </w:tcPr>
           <w:p>
             <w:pPr>
+              <w:keepNext w:val="false"/>
               <w:spacing w:after="40" w:before="0"/>
               <w:jc w:val="left"/>
             </w:pPr>
@@ -20235,6 +20653,7 @@
           </w:tcPr>
           <w:p>
             <w:pPr>
+              <w:keepNext w:val="false"/>
               <w:spacing w:after="40" w:before="0"/>
               <w:jc w:val="center"/>
             </w:pPr>
@@ -20269,6 +20688,7 @@
           </w:tcPr>
           <w:p>
             <w:pPr>
+              <w:keepNext w:val="false"/>
               <w:spacing w:after="40" w:before="0"/>
               <w:jc w:val="left"/>
             </w:pPr>
@@ -20301,6 +20721,7 @@
           </w:tcPr>
           <w:p>
             <w:pPr>
+              <w:keepNext w:val="false"/>
               <w:spacing w:after="40" w:before="0"/>
               <w:jc w:val="left"/>
             </w:pPr>
@@ -20335,6 +20756,7 @@
           </w:tcPr>
           <w:p>
             <w:pPr>
+              <w:keepNext w:val="false"/>
               <w:spacing w:after="40" w:before="0"/>
               <w:jc w:val="left"/>
             </w:pPr>
@@ -20367,6 +20789,7 @@
           </w:tcPr>
           <w:p>
             <w:pPr>
+              <w:keepNext w:val="false"/>
               <w:spacing w:after="40" w:before="0"/>
               <w:jc w:val="left"/>
             </w:pPr>
@@ -20401,6 +20824,7 @@
           </w:tcPr>
           <w:p>
             <w:pPr>
+              <w:keepNext w:val="false"/>
               <w:spacing w:after="40" w:before="0"/>
               <w:jc w:val="left"/>
             </w:pPr>
@@ -20433,6 +20857,7 @@
           </w:tcPr>
           <w:p>
             <w:pPr>
+              <w:keepNext w:val="false"/>
               <w:spacing w:after="40" w:before="0"/>
               <w:jc w:val="left"/>
             </w:pPr>
@@ -20469,7 +20894,7 @@
         </w:rPr>
         <w:t xml:space="preserve">© 2026 SeaVuria and ARES. Aligned with KICD objectives. Developed by SeaVuria; technical implementation by ARES (with AI assistance from Claude). Licensed under </w:t>
       </w:r>
-      <w:hyperlink w:history="1" r:id="rIdc1wel8hisaejcvztpuj_9">
+      <w:hyperlink w:history="1" r:id="rIdtzljhos-zgnhwpsssirhn">
         <w:r>
           <w:rPr>
             <w:rFonts w:ascii="Arial" w:cs="Arial" w:eastAsia="Arial" w:hAnsi="Arial"/>
@@ -20490,7 +20915,7 @@
         </w:rPr>
         <w:t xml:space="preserve"> (</w:t>
       </w:r>
-      <w:hyperlink w:history="1" r:id="rIdai8fswtjqix46yr6bj-eb">
+      <w:hyperlink w:history="1" r:id="rId_qqwpismsorj0maq1xrxh">
         <w:r>
           <w:rPr>
             <w:rFonts w:ascii="Arial" w:cs="Arial" w:eastAsia="Arial" w:hAnsi="Arial"/>
@@ -20550,6 +20975,7 @@
           </w:tcPr>
           <w:p>
             <w:pPr>
+              <w:keepNext w:val="false"/>
               <w:spacing w:after="40" w:before="0"/>
               <w:jc w:val="center"/>
             </w:pPr>
@@ -20585,6 +21011,7 @@
           </w:tcPr>
           <w:p>
             <w:pPr>
+              <w:keepNext w:val="false"/>
               <w:spacing w:after="40" w:before="0"/>
               <w:jc w:val="center"/>
             </w:pPr>
@@ -20619,6 +21046,7 @@
           </w:tcPr>
           <w:p>
             <w:pPr>
+              <w:keepNext w:val="false"/>
               <w:spacing w:after="40" w:before="0"/>
               <w:jc w:val="left"/>
             </w:pPr>
@@ -20651,6 +21079,7 @@
           </w:tcPr>
           <w:p>
             <w:pPr>
+              <w:keepNext w:val="false"/>
               <w:spacing w:after="40" w:before="0"/>
               <w:jc w:val="left"/>
             </w:pPr>
@@ -20685,6 +21114,7 @@
           </w:tcPr>
           <w:p>
             <w:pPr>
+              <w:keepNext w:val="false"/>
               <w:spacing w:after="40" w:before="0"/>
               <w:jc w:val="left"/>
             </w:pPr>
@@ -20717,6 +21147,7 @@
           </w:tcPr>
           <w:p>
             <w:pPr>
+              <w:keepNext w:val="false"/>
               <w:spacing w:after="40" w:before="0"/>
               <w:jc w:val="left"/>
             </w:pPr>
@@ -20751,6 +21182,7 @@
           </w:tcPr>
           <w:p>
             <w:pPr>
+              <w:keepNext w:val="false"/>
               <w:spacing w:after="40" w:before="0"/>
               <w:jc w:val="left"/>
             </w:pPr>
@@ -20858,6 +21290,7 @@
           </w:tcPr>
           <w:p>
             <w:pPr>
+              <w:keepNext w:val="false"/>
               <w:spacing w:after="40" w:before="0"/>
               <w:jc w:val="left"/>
             </w:pPr>
@@ -20945,6 +21378,7 @@
           </w:tcPr>
           <w:p>
             <w:pPr>
+              <w:keepNext w:val="false"/>
               <w:spacing w:after="40" w:before="0"/>
               <w:jc w:val="left"/>
             </w:pPr>
@@ -21032,6 +21466,7 @@
           </w:tcPr>
           <w:p>
             <w:pPr>
+              <w:keepNext w:val="false"/>
               <w:spacing w:after="40" w:before="0"/>
               <w:jc w:val="left"/>
             </w:pPr>
@@ -21064,6 +21499,7 @@
           </w:tcPr>
           <w:p>
             <w:pPr>
+              <w:keepNext w:val="false"/>
               <w:spacing w:after="40" w:before="0"/>
               <w:jc w:val="left"/>
             </w:pPr>
@@ -21098,6 +21534,7 @@
           </w:tcPr>
           <w:p>
             <w:pPr>
+              <w:keepNext w:val="false"/>
               <w:spacing w:after="40" w:before="0"/>
               <w:jc w:val="left"/>
             </w:pPr>
@@ -21130,6 +21567,7 @@
           </w:tcPr>
           <w:p>
             <w:pPr>
+              <w:keepNext w:val="false"/>
               <w:spacing w:after="40" w:before="0"/>
               <w:jc w:val="left"/>
             </w:pPr>
@@ -21164,6 +21602,7 @@
           </w:tcPr>
           <w:p>
             <w:pPr>
+              <w:keepNext w:val="false"/>
               <w:spacing w:after="40" w:before="0"/>
               <w:jc w:val="left"/>
             </w:pPr>
@@ -21196,6 +21635,7 @@
           </w:tcPr>
           <w:p>
             <w:pPr>
+              <w:keepNext w:val="false"/>
               <w:spacing w:after="40" w:before="0"/>
               <w:jc w:val="left"/>
             </w:pPr>
@@ -21255,6 +21695,7 @@
           </w:tcPr>
           <w:p>
             <w:pPr>
+              <w:keepNext w:val="false"/>
               <w:spacing w:after="40" w:before="0"/>
               <w:jc w:val="center"/>
             </w:pPr>
@@ -21289,6 +21730,7 @@
           </w:tcPr>
           <w:p>
             <w:pPr>
+              <w:keepNext w:val="false"/>
               <w:spacing w:after="40" w:before="0"/>
               <w:jc w:val="left"/>
             </w:pPr>
@@ -21308,6 +21750,7 @@
           </w:p>
           <w:p>
             <w:pPr>
+              <w:keepNext w:val="false"/>
               <w:spacing w:after="40" w:before="0"/>
               <w:jc w:val="left"/>
             </w:pPr>
@@ -21327,6 +21770,7 @@
           </w:p>
           <w:p>
             <w:pPr>
+              <w:keepNext w:val="false"/>
               <w:spacing w:after="40" w:before="0"/>
               <w:jc w:val="left"/>
             </w:pPr>
@@ -21346,6 +21790,7 @@
           </w:p>
           <w:p>
             <w:pPr>
+              <w:keepNext w:val="false"/>
               <w:spacing w:after="40" w:before="0"/>
               <w:jc w:val="left"/>
             </w:pPr>
@@ -21365,6 +21810,7 @@
           </w:p>
           <w:p>
             <w:pPr>
+              <w:keepNext w:val="false"/>
               <w:spacing w:after="40" w:before="0"/>
               <w:jc w:val="left"/>
             </w:pPr>
@@ -21429,6 +21875,7 @@
           </w:tcPr>
           <w:p>
             <w:pPr>
+              <w:keepNext w:val="false"/>
               <w:spacing w:after="40" w:before="0"/>
               <w:jc w:val="center"/>
             </w:pPr>
@@ -21463,6 +21910,7 @@
           </w:tcPr>
           <w:p>
             <w:pPr>
+              <w:keepNext w:val="false"/>
               <w:spacing w:after="40" w:before="0"/>
               <w:jc w:val="left"/>
             </w:pPr>
@@ -21495,6 +21943,7 @@
           </w:tcPr>
           <w:p>
             <w:pPr>
+              <w:keepNext w:val="false"/>
               <w:spacing w:after="40" w:before="0"/>
               <w:jc w:val="left"/>
             </w:pPr>
@@ -21527,6 +21976,7 @@
           </w:tcPr>
           <w:p>
             <w:pPr>
+              <w:keepNext w:val="false"/>
               <w:spacing w:after="40" w:before="0"/>
               <w:jc w:val="left"/>
             </w:pPr>
@@ -21559,6 +22009,7 @@
           </w:tcPr>
           <w:p>
             <w:pPr>
+              <w:keepNext w:val="false"/>
               <w:spacing w:after="40" w:before="0"/>
               <w:jc w:val="left"/>
             </w:pPr>
@@ -21591,6 +22042,7 @@
           </w:tcPr>
           <w:p>
             <w:pPr>
+              <w:keepNext w:val="false"/>
               <w:spacing w:after="40" w:before="0"/>
               <w:jc w:val="left"/>
             </w:pPr>
@@ -21625,6 +22077,7 @@
           </w:tcPr>
           <w:p>
             <w:pPr>
+              <w:keepNext w:val="false"/>
               <w:spacing w:after="40" w:before="0"/>
               <w:jc w:val="left"/>
             </w:pPr>
@@ -21662,7 +22115,7 @@
             <w:pPr>
               <w:spacing w:after="20" w:before="0"/>
             </w:pPr>
-            <w:hyperlink w:history="1" r:id="rIdsdvkqkdpjehonntpxyppt">
+            <w:hyperlink w:history="1" r:id="rIddn1zw__19f_gf_drcxcyn">
               <w:r>
                 <w:rPr>
                   <w:rFonts w:ascii="Arial" w:cs="Arial" w:eastAsia="Arial" w:hAnsi="Arial"/>
@@ -21695,7 +22148,7 @@
               <w:spacing w:after="10" w:before="0"/>
               <w:ind w:left="120"/>
             </w:pPr>
-            <w:hyperlink w:history="1" r:id="rIdjrs_5xxv8g-vybep1ifle">
+            <w:hyperlink w:history="1" r:id="rId4a_leg1rjldnxtavp7vt4">
               <w:r>
                 <w:rPr>
                   <w:rFonts w:ascii="Arial" w:cs="Arial" w:eastAsia="Arial" w:hAnsi="Arial"/>
@@ -21757,7 +22210,7 @@
               <w:spacing w:after="10" w:before="0"/>
               <w:ind w:left="120"/>
             </w:pPr>
-            <w:hyperlink w:history="1" r:id="rIdahrta3hzph7ydemgb1hlp">
+            <w:hyperlink w:history="1" r:id="rIdcmlvs4v5ep-lzb_zdnkob">
               <w:r>
                 <w:rPr>
                   <w:rFonts w:ascii="Arial" w:cs="Arial" w:eastAsia="Arial" w:hAnsi="Arial"/>
@@ -21800,6 +22253,7 @@
           </w:tcPr>
           <w:p>
             <w:pPr>
+              <w:keepNext w:val="false"/>
               <w:spacing w:after="40" w:before="0"/>
               <w:jc w:val="left"/>
             </w:pPr>
@@ -21832,6 +22286,7 @@
           </w:tcPr>
           <w:p>
             <w:pPr>
+              <w:keepNext w:val="false"/>
               <w:spacing w:after="40" w:before="0"/>
               <w:jc w:val="left"/>
             </w:pPr>
@@ -21864,6 +22319,7 @@
           </w:tcPr>
           <w:p>
             <w:pPr>
+              <w:keepNext w:val="false"/>
               <w:spacing w:after="40" w:before="0"/>
               <w:jc w:val="left"/>
             </w:pPr>
@@ -21896,6 +22352,7 @@
           </w:tcPr>
           <w:p>
             <w:pPr>
+              <w:keepNext w:val="false"/>
               <w:spacing w:after="40" w:before="0"/>
               <w:jc w:val="left"/>
             </w:pPr>
@@ -21930,6 +22387,7 @@
           </w:tcPr>
           <w:p>
             <w:pPr>
+              <w:keepNext w:val="false"/>
               <w:spacing w:after="40" w:before="0"/>
               <w:jc w:val="left"/>
             </w:pPr>
@@ -21967,7 +22425,7 @@
             <w:pPr>
               <w:spacing w:after="20" w:before="0"/>
             </w:pPr>
-            <w:hyperlink w:history="1" r:id="rIdbgsf9ahlqpja2v3jair4j">
+            <w:hyperlink w:history="1" r:id="rIdrqli-rppkbwpd69nopci-">
               <w:r>
                 <w:rPr>
                   <w:rFonts w:ascii="Arial" w:cs="Arial" w:eastAsia="Arial" w:hAnsi="Arial"/>
@@ -22000,7 +22458,7 @@
               <w:spacing w:after="10" w:before="0"/>
               <w:ind w:left="120"/>
             </w:pPr>
-            <w:hyperlink w:history="1" r:id="rId3520qx9ausrvitn0xmdys">
+            <w:hyperlink w:history="1" r:id="rIdgxzugvbyqs_7wylfvy51a">
               <w:r>
                 <w:rPr>
                   <w:rFonts w:ascii="Arial" w:cs="Arial" w:eastAsia="Arial" w:hAnsi="Arial"/>
@@ -22062,7 +22520,7 @@
               <w:spacing w:after="10" w:before="0"/>
               <w:ind w:left="120"/>
             </w:pPr>
-            <w:hyperlink w:history="1" r:id="rId39kibq2qqj7ercmmnivy4">
+            <w:hyperlink w:history="1" r:id="rIdxflamza87ufj5zm-54jue">
               <w:r>
                 <w:rPr>
                   <w:rFonts w:ascii="Arial" w:cs="Arial" w:eastAsia="Arial" w:hAnsi="Arial"/>
@@ -22105,6 +22563,7 @@
           </w:tcPr>
           <w:p>
             <w:pPr>
+              <w:keepNext w:val="false"/>
               <w:spacing w:after="40" w:before="0"/>
               <w:jc w:val="left"/>
             </w:pPr>
@@ -22137,6 +22596,7 @@
           </w:tcPr>
           <w:p>
             <w:pPr>
+              <w:keepNext w:val="false"/>
               <w:spacing w:after="40" w:before="0"/>
               <w:jc w:val="left"/>
             </w:pPr>
@@ -22169,6 +22629,7 @@
           </w:tcPr>
           <w:p>
             <w:pPr>
+              <w:keepNext w:val="false"/>
               <w:spacing w:after="40" w:before="0"/>
               <w:jc w:val="left"/>
             </w:pPr>
@@ -22201,6 +22662,7 @@
           </w:tcPr>
           <w:p>
             <w:pPr>
+              <w:keepNext w:val="false"/>
               <w:spacing w:after="40" w:before="0"/>
               <w:jc w:val="left"/>
             </w:pPr>
@@ -22235,6 +22697,7 @@
           </w:tcPr>
           <w:p>
             <w:pPr>
+              <w:keepNext w:val="false"/>
               <w:spacing w:after="40" w:before="0"/>
               <w:jc w:val="left"/>
             </w:pPr>
@@ -22272,7 +22735,7 @@
             <w:pPr>
               <w:spacing w:after="20" w:before="0"/>
             </w:pPr>
-            <w:hyperlink w:history="1" r:id="rId_medps68y32n9x-anjztz">
+            <w:hyperlink w:history="1" r:id="rIdewglfqg3saeftve_94kjb">
               <w:r>
                 <w:rPr>
                   <w:rFonts w:ascii="Arial" w:cs="Arial" w:eastAsia="Arial" w:hAnsi="Arial"/>
@@ -22321,7 +22784,7 @@
               <w:spacing w:after="10" w:before="0"/>
               <w:ind w:left="120"/>
             </w:pPr>
-            <w:hyperlink w:history="1" r:id="rIdwzamm6r2daloqjjotzmwu">
+            <w:hyperlink w:history="1" r:id="rIdhgvmkxrb-j6lfguxmedh5">
               <w:r>
                 <w:rPr>
                   <w:rFonts w:ascii="Arial" w:cs="Arial" w:eastAsia="Arial" w:hAnsi="Arial"/>
@@ -22383,7 +22846,7 @@
               <w:spacing w:after="10" w:before="0"/>
               <w:ind w:left="120"/>
             </w:pPr>
-            <w:hyperlink w:history="1" r:id="rId-tmq0t3lw7o2esnyibu6b">
+            <w:hyperlink w:history="1" r:id="rIduwvjgoprh8lg79fmiz-8t">
               <w:r>
                 <w:rPr>
                   <w:rFonts w:ascii="Arial" w:cs="Arial" w:eastAsia="Arial" w:hAnsi="Arial"/>
@@ -22426,6 +22889,7 @@
           </w:tcPr>
           <w:p>
             <w:pPr>
+              <w:keepNext w:val="false"/>
               <w:spacing w:after="40" w:before="0"/>
               <w:jc w:val="left"/>
             </w:pPr>
@@ -22458,6 +22922,7 @@
           </w:tcPr>
           <w:p>
             <w:pPr>
+              <w:keepNext w:val="false"/>
               <w:spacing w:after="40" w:before="0"/>
               <w:jc w:val="left"/>
             </w:pPr>
@@ -22490,6 +22955,7 @@
           </w:tcPr>
           <w:p>
             <w:pPr>
+              <w:keepNext w:val="false"/>
               <w:spacing w:after="40" w:before="0"/>
               <w:jc w:val="left"/>
             </w:pPr>
@@ -22522,6 +22988,7 @@
           </w:tcPr>
           <w:p>
             <w:pPr>
+              <w:keepNext w:val="false"/>
               <w:spacing w:after="40" w:before="0"/>
               <w:jc w:val="left"/>
             </w:pPr>
@@ -22556,6 +23023,7 @@
           </w:tcPr>
           <w:p>
             <w:pPr>
+              <w:keepNext w:val="false"/>
               <w:spacing w:after="40" w:before="0"/>
               <w:jc w:val="left"/>
             </w:pPr>
@@ -22593,7 +23061,7 @@
             <w:pPr>
               <w:spacing w:after="20" w:before="0"/>
             </w:pPr>
-            <w:hyperlink w:history="1" r:id="rIddctwj2rgpvosa9wt6z8m5">
+            <w:hyperlink w:history="1" r:id="rId3r9v4udpeva5tdt7l00by">
               <w:r>
                 <w:rPr>
                   <w:rFonts w:ascii="Arial" w:cs="Arial" w:eastAsia="Arial" w:hAnsi="Arial"/>
@@ -22642,7 +23110,7 @@
               <w:spacing w:after="10" w:before="0"/>
               <w:ind w:left="120"/>
             </w:pPr>
-            <w:hyperlink w:history="1" r:id="rId4jmg6fqseqizzg-qhsah5">
+            <w:hyperlink w:history="1" r:id="rIddumxh29rhpynocduue5bg">
               <w:r>
                 <w:rPr>
                   <w:rFonts w:ascii="Arial" w:cs="Arial" w:eastAsia="Arial" w:hAnsi="Arial"/>
@@ -22704,7 +23172,7 @@
               <w:spacing w:after="10" w:before="0"/>
               <w:ind w:left="120"/>
             </w:pPr>
-            <w:hyperlink w:history="1" r:id="rIdkw56mcyqbd_wznjllpcxt">
+            <w:hyperlink w:history="1" r:id="rIdazthapf11jyjwyzvl9soe">
               <w:r>
                 <w:rPr>
                   <w:rFonts w:ascii="Arial" w:cs="Arial" w:eastAsia="Arial" w:hAnsi="Arial"/>
@@ -22747,6 +23215,7 @@
           </w:tcPr>
           <w:p>
             <w:pPr>
+              <w:keepNext w:val="false"/>
               <w:spacing w:after="40" w:before="0"/>
               <w:jc w:val="left"/>
             </w:pPr>
@@ -22779,6 +23248,7 @@
           </w:tcPr>
           <w:p>
             <w:pPr>
+              <w:keepNext w:val="false"/>
               <w:spacing w:after="40" w:before="0"/>
               <w:jc w:val="left"/>
             </w:pPr>
@@ -22811,6 +23281,7 @@
           </w:tcPr>
           <w:p>
             <w:pPr>
+              <w:keepNext w:val="false"/>
               <w:spacing w:after="40" w:before="0"/>
               <w:jc w:val="left"/>
             </w:pPr>
@@ -22843,6 +23314,7 @@
           </w:tcPr>
           <w:p>
             <w:pPr>
+              <w:keepNext w:val="false"/>
               <w:spacing w:after="40" w:before="0"/>
               <w:jc w:val="left"/>
             </w:pPr>
@@ -22877,6 +23349,7 @@
           </w:tcPr>
           <w:p>
             <w:pPr>
+              <w:keepNext w:val="false"/>
               <w:spacing w:after="40" w:before="0"/>
               <w:jc w:val="left"/>
             </w:pPr>
@@ -22914,7 +23387,7 @@
             <w:pPr>
               <w:spacing w:after="20" w:before="0"/>
             </w:pPr>
-            <w:hyperlink w:history="1" r:id="rIdypv-0vsjmbarsvqjfe3mf">
+            <w:hyperlink w:history="1" r:id="rIdheyr58l_rkq3rksk2lhjz">
               <w:r>
                 <w:rPr>
                   <w:rFonts w:ascii="Arial" w:cs="Arial" w:eastAsia="Arial" w:hAnsi="Arial"/>
@@ -22963,7 +23436,7 @@
               <w:spacing w:after="10" w:before="0"/>
               <w:ind w:left="120"/>
             </w:pPr>
-            <w:hyperlink w:history="1" r:id="rIdgukjal6mswpjz5ehhgjaz">
+            <w:hyperlink w:history="1" r:id="rIdghrw2nsjztokxytz-8wl9">
               <w:r>
                 <w:rPr>
                   <w:rFonts w:ascii="Arial" w:cs="Arial" w:eastAsia="Arial" w:hAnsi="Arial"/>
@@ -23025,7 +23498,7 @@
               <w:spacing w:after="10" w:before="0"/>
               <w:ind w:left="120"/>
             </w:pPr>
-            <w:hyperlink w:history="1" r:id="rIdlqhyubecunh9uguywjffh">
+            <w:hyperlink w:history="1" r:id="rIdzze97f6nayh_ic4-ym9e5">
               <w:r>
                 <w:rPr>
                   <w:rFonts w:ascii="Arial" w:cs="Arial" w:eastAsia="Arial" w:hAnsi="Arial"/>
@@ -23068,6 +23541,7 @@
           </w:tcPr>
           <w:p>
             <w:pPr>
+              <w:keepNext w:val="false"/>
               <w:spacing w:after="40" w:before="0"/>
               <w:jc w:val="left"/>
             </w:pPr>
@@ -23100,6 +23574,7 @@
           </w:tcPr>
           <w:p>
             <w:pPr>
+              <w:keepNext w:val="false"/>
               <w:spacing w:after="40" w:before="0"/>
               <w:jc w:val="left"/>
             </w:pPr>
@@ -23132,6 +23607,7 @@
           </w:tcPr>
           <w:p>
             <w:pPr>
+              <w:keepNext w:val="false"/>
               <w:spacing w:after="40" w:before="0"/>
               <w:jc w:val="left"/>
             </w:pPr>
@@ -23164,6 +23640,7 @@
           </w:tcPr>
           <w:p>
             <w:pPr>
+              <w:keepNext w:val="false"/>
               <w:spacing w:after="40" w:before="0"/>
               <w:jc w:val="left"/>
             </w:pPr>
@@ -23223,6 +23700,7 @@
           </w:tcPr>
           <w:p>
             <w:pPr>
+              <w:keepNext w:val="false"/>
               <w:spacing w:after="40" w:before="0"/>
               <w:jc w:val="center"/>
             </w:pPr>
@@ -23257,6 +23735,7 @@
           </w:tcPr>
           <w:p>
             <w:pPr>
+              <w:keepNext w:val="false"/>
               <w:spacing w:after="40" w:before="0"/>
               <w:jc w:val="left"/>
             </w:pPr>
@@ -23276,6 +23755,7 @@
           </w:p>
           <w:p>
             <w:pPr>
+              <w:keepNext w:val="false"/>
               <w:spacing w:after="40" w:before="0"/>
               <w:jc w:val="left"/>
             </w:pPr>
@@ -23295,6 +23775,7 @@
           </w:p>
           <w:p>
             <w:pPr>
+              <w:keepNext w:val="false"/>
               <w:spacing w:after="40" w:before="0"/>
               <w:jc w:val="left"/>
             </w:pPr>
@@ -23314,6 +23795,7 @@
           </w:p>
           <w:p>
             <w:pPr>
+              <w:keepNext w:val="false"/>
               <w:spacing w:after="40" w:before="0"/>
               <w:jc w:val="left"/>
             </w:pPr>
@@ -23333,6 +23815,7 @@
           </w:p>
           <w:p>
             <w:pPr>
+              <w:keepNext w:val="false"/>
               <w:spacing w:after="40" w:before="0"/>
               <w:jc w:val="left"/>
             </w:pPr>
@@ -23394,6 +23877,7 @@
           </w:tcPr>
           <w:p>
             <w:pPr>
+              <w:keepNext w:val="false"/>
               <w:spacing w:after="40" w:before="0"/>
               <w:jc w:val="center"/>
             </w:pPr>
@@ -23428,6 +23912,7 @@
           </w:tcPr>
           <w:p>
             <w:pPr>
+              <w:keepNext w:val="false"/>
               <w:spacing w:after="40" w:before="0"/>
               <w:jc w:val="left"/>
             </w:pPr>
@@ -23460,6 +23945,7 @@
           </w:tcPr>
           <w:p>
             <w:pPr>
+              <w:keepNext w:val="false"/>
               <w:spacing w:after="40" w:before="0"/>
               <w:jc w:val="left"/>
             </w:pPr>
@@ -23494,6 +23980,7 @@
           </w:tcPr>
           <w:p>
             <w:pPr>
+              <w:keepNext w:val="false"/>
               <w:spacing w:after="40" w:before="0"/>
               <w:jc w:val="left"/>
             </w:pPr>
@@ -23526,6 +24013,7 @@
           </w:tcPr>
           <w:p>
             <w:pPr>
+              <w:keepNext w:val="false"/>
               <w:spacing w:after="40" w:before="0"/>
               <w:jc w:val="left"/>
             </w:pPr>
@@ -23560,6 +24048,7 @@
           </w:tcPr>
           <w:p>
             <w:pPr>
+              <w:keepNext w:val="false"/>
               <w:spacing w:after="40" w:before="0"/>
               <w:jc w:val="left"/>
             </w:pPr>
@@ -23592,6 +24081,7 @@
           </w:tcPr>
           <w:p>
             <w:pPr>
+              <w:keepNext w:val="false"/>
               <w:spacing w:after="40" w:before="0"/>
               <w:jc w:val="left"/>
             </w:pPr>
@@ -23628,7 +24118,7 @@
         </w:rPr>
         <w:t xml:space="preserve">© 2026 SeaVuria and ARES. Aligned with KICD objectives. Developed by SeaVuria; technical implementation by ARES (with AI assistance from Claude). Licensed under </w:t>
       </w:r>
-      <w:hyperlink w:history="1" r:id="rIdpy3ht2o88idmhdnmodm27">
+      <w:hyperlink w:history="1" r:id="rIdfd9t8kychjerlbej5cpk9">
         <w:r>
           <w:rPr>
             <w:rFonts w:ascii="Arial" w:cs="Arial" w:eastAsia="Arial" w:hAnsi="Arial"/>
@@ -23649,7 +24139,7 @@
         </w:rPr>
         <w:t xml:space="preserve"> (</w:t>
       </w:r>
-      <w:hyperlink w:history="1" r:id="rId3rr12dtzi6n1afdtdsdx3">
+      <w:hyperlink w:history="1" r:id="rIdh0kqei4ctpqongkv0flx0">
         <w:r>
           <w:rPr>
             <w:rFonts w:ascii="Arial" w:cs="Arial" w:eastAsia="Arial" w:hAnsi="Arial"/>
@@ -23709,6 +24199,7 @@
           </w:tcPr>
           <w:p>
             <w:pPr>
+              <w:keepNext w:val="false"/>
               <w:spacing w:after="40" w:before="0"/>
               <w:jc w:val="center"/>
             </w:pPr>
@@ -23744,6 +24235,7 @@
           </w:tcPr>
           <w:p>
             <w:pPr>
+              <w:keepNext w:val="false"/>
               <w:spacing w:after="40" w:before="0"/>
               <w:jc w:val="center"/>
             </w:pPr>
@@ -23778,6 +24270,7 @@
           </w:tcPr>
           <w:p>
             <w:pPr>
+              <w:keepNext w:val="false"/>
               <w:spacing w:after="40" w:before="0"/>
               <w:jc w:val="left"/>
             </w:pPr>
@@ -23810,6 +24303,7 @@
           </w:tcPr>
           <w:p>
             <w:pPr>
+              <w:keepNext w:val="false"/>
               <w:spacing w:after="40" w:before="0"/>
               <w:jc w:val="left"/>
             </w:pPr>
@@ -23844,6 +24338,7 @@
           </w:tcPr>
           <w:p>
             <w:pPr>
+              <w:keepNext w:val="false"/>
               <w:spacing w:after="40" w:before="0"/>
               <w:jc w:val="left"/>
             </w:pPr>
@@ -23876,6 +24371,7 @@
           </w:tcPr>
           <w:p>
             <w:pPr>
+              <w:keepNext w:val="false"/>
               <w:spacing w:after="40" w:before="0"/>
               <w:jc w:val="left"/>
             </w:pPr>
@@ -23910,6 +24406,7 @@
           </w:tcPr>
           <w:p>
             <w:pPr>
+              <w:keepNext w:val="false"/>
               <w:spacing w:after="40" w:before="0"/>
               <w:jc w:val="left"/>
             </w:pPr>
@@ -23942,6 +24439,7 @@
           </w:tcPr>
           <w:p>
             <w:pPr>
+              <w:keepNext w:val="false"/>
               <w:spacing w:after="40" w:before="0"/>
               <w:jc w:val="left"/>
             </w:pPr>
@@ -23976,6 +24474,7 @@
           </w:tcPr>
           <w:p>
             <w:pPr>
+              <w:keepNext w:val="false"/>
               <w:spacing w:after="40" w:before="0"/>
               <w:jc w:val="left"/>
             </w:pPr>
@@ -24008,6 +24507,7 @@
           </w:tcPr>
           <w:p>
             <w:pPr>
+              <w:keepNext w:val="false"/>
               <w:spacing w:after="40" w:before="0"/>
               <w:jc w:val="left"/>
             </w:pPr>
@@ -24042,6 +24542,7 @@
           </w:tcPr>
           <w:p>
             <w:pPr>
+              <w:keepNext w:val="false"/>
               <w:spacing w:after="40" w:before="0"/>
               <w:jc w:val="left"/>
             </w:pPr>
@@ -24074,6 +24575,7 @@
           </w:tcPr>
           <w:p>
             <w:pPr>
+              <w:keepNext w:val="false"/>
               <w:spacing w:after="40" w:before="0"/>
               <w:jc w:val="left"/>
             </w:pPr>
@@ -24108,6 +24610,7 @@
           </w:tcPr>
           <w:p>
             <w:pPr>
+              <w:keepNext w:val="false"/>
               <w:spacing w:after="40" w:before="0"/>
               <w:jc w:val="left"/>
             </w:pPr>
@@ -24140,6 +24643,7 @@
           </w:tcPr>
           <w:p>
             <w:pPr>
+              <w:keepNext w:val="false"/>
               <w:spacing w:after="40" w:before="0"/>
               <w:jc w:val="left"/>
             </w:pPr>
@@ -24174,6 +24678,7 @@
           </w:tcPr>
           <w:p>
             <w:pPr>
+              <w:keepNext w:val="false"/>
               <w:spacing w:after="40" w:before="0"/>
               <w:jc w:val="left"/>
             </w:pPr>
@@ -24206,6 +24711,7 @@
           </w:tcPr>
           <w:p>
             <w:pPr>
+              <w:keepNext w:val="false"/>
               <w:spacing w:after="40" w:before="0"/>
               <w:jc w:val="left"/>
             </w:pPr>
@@ -24240,6 +24746,7 @@
           </w:tcPr>
           <w:p>
             <w:pPr>
+              <w:keepNext w:val="false"/>
               <w:spacing w:after="40" w:before="0"/>
               <w:jc w:val="left"/>
             </w:pPr>
@@ -24272,6 +24779,7 @@
           </w:tcPr>
           <w:p>
             <w:pPr>
+              <w:keepNext w:val="false"/>
               <w:spacing w:after="40" w:before="0"/>
               <w:jc w:val="left"/>
             </w:pPr>
@@ -24331,6 +24839,7 @@
           </w:tcPr>
           <w:p>
             <w:pPr>
+              <w:keepNext w:val="false"/>
               <w:spacing w:after="40" w:before="0"/>
               <w:jc w:val="center"/>
             </w:pPr>
@@ -24365,6 +24874,7 @@
           </w:tcPr>
           <w:p>
             <w:pPr>
+              <w:keepNext w:val="false"/>
               <w:spacing w:after="40" w:before="0"/>
               <w:jc w:val="left"/>
             </w:pPr>
@@ -24429,6 +24939,7 @@
           </w:tcPr>
           <w:p>
             <w:pPr>
+              <w:keepNext w:val="false"/>
               <w:spacing w:after="40" w:before="0"/>
               <w:jc w:val="center"/>
             </w:pPr>
@@ -24463,6 +24974,7 @@
           </w:tcPr>
           <w:p>
             <w:pPr>
+              <w:keepNext w:val="false"/>
               <w:spacing w:after="40" w:before="0"/>
               <w:jc w:val="left"/>
             </w:pPr>
@@ -24495,6 +25007,7 @@
           </w:tcPr>
           <w:p>
             <w:pPr>
+              <w:keepNext w:val="false"/>
               <w:spacing w:after="40" w:before="0"/>
               <w:jc w:val="left"/>
             </w:pPr>
@@ -24527,6 +25040,7 @@
           </w:tcPr>
           <w:p>
             <w:pPr>
+              <w:keepNext w:val="false"/>
               <w:spacing w:after="40" w:before="0"/>
               <w:jc w:val="left"/>
             </w:pPr>
@@ -24559,6 +25073,7 @@
           </w:tcPr>
           <w:p>
             <w:pPr>
+              <w:keepNext w:val="false"/>
               <w:spacing w:after="40" w:before="0"/>
               <w:jc w:val="left"/>
             </w:pPr>
@@ -24591,6 +25106,7 @@
           </w:tcPr>
           <w:p>
             <w:pPr>
+              <w:keepNext w:val="false"/>
               <w:spacing w:after="40" w:before="0"/>
               <w:jc w:val="left"/>
             </w:pPr>
@@ -24625,6 +25141,7 @@
           </w:tcPr>
           <w:p>
             <w:pPr>
+              <w:keepNext w:val="false"/>
               <w:spacing w:after="40" w:before="0"/>
               <w:jc w:val="left"/>
             </w:pPr>
@@ -24662,7 +25179,7 @@
             <w:pPr>
               <w:spacing w:after="20" w:before="0"/>
             </w:pPr>
-            <w:hyperlink w:history="1" r:id="rId26aohmkpicta46oxlqdnt">
+            <w:hyperlink w:history="1" r:id="rIdmey4nb4ifclrhypq96-n4">
               <w:r>
                 <w:rPr>
                   <w:rFonts w:ascii="Arial" w:cs="Arial" w:eastAsia="Arial" w:hAnsi="Arial"/>
@@ -24695,7 +25212,7 @@
               <w:spacing w:after="10" w:before="0"/>
               <w:ind w:left="120"/>
             </w:pPr>
-            <w:hyperlink w:history="1" r:id="rIdnucjeruihsvozxpm9d3is">
+            <w:hyperlink w:history="1" r:id="rId1ypfqweodzmg5fwnsmcql">
               <w:r>
                 <w:rPr>
                   <w:rFonts w:ascii="Arial" w:cs="Arial" w:eastAsia="Arial" w:hAnsi="Arial"/>
@@ -24740,7 +25257,7 @@
             <w:pPr>
               <w:spacing w:after="20" w:before="0"/>
             </w:pPr>
-            <w:hyperlink w:history="1" r:id="rIdjwnbjbtcgeqf7ab5rmmd6">
+            <w:hyperlink w:history="1" r:id="rId5y_3bl3-dpm061f6n--0l">
               <w:r>
                 <w:rPr>
                   <w:rFonts w:ascii="Arial" w:cs="Arial" w:eastAsia="Arial" w:hAnsi="Arial"/>
@@ -24773,7 +25290,7 @@
               <w:spacing w:after="10" w:before="0"/>
               <w:ind w:left="120"/>
             </w:pPr>
-            <w:hyperlink w:history="1" r:id="rIdj3mnmbwqxldswu7z6sueh">
+            <w:hyperlink w:history="1" r:id="rIdrzveusgye20j3odts8ps_">
               <w:r>
                 <w:rPr>
                   <w:rFonts w:ascii="Arial" w:cs="Arial" w:eastAsia="Arial" w:hAnsi="Arial"/>
@@ -24801,6 +25318,7 @@
           </w:tcPr>
           <w:p>
             <w:pPr>
+              <w:keepNext w:val="false"/>
               <w:spacing w:after="40" w:before="0"/>
               <w:jc w:val="left"/>
             </w:pPr>
@@ -24833,6 +25351,7 @@
           </w:tcPr>
           <w:p>
             <w:pPr>
+              <w:keepNext w:val="false"/>
               <w:spacing w:after="40" w:before="0"/>
               <w:jc w:val="left"/>
             </w:pPr>
@@ -24865,6 +25384,7 @@
           </w:tcPr>
           <w:p>
             <w:pPr>
+              <w:keepNext w:val="false"/>
               <w:spacing w:after="40" w:before="0"/>
               <w:jc w:val="left"/>
             </w:pPr>
@@ -24897,6 +25417,7 @@
           </w:tcPr>
           <w:p>
             <w:pPr>
+              <w:keepNext w:val="false"/>
               <w:spacing w:after="40" w:before="0"/>
               <w:jc w:val="left"/>
             </w:pPr>
@@ -24931,6 +25452,7 @@
           </w:tcPr>
           <w:p>
             <w:pPr>
+              <w:keepNext w:val="false"/>
               <w:spacing w:after="40" w:before="0"/>
               <w:jc w:val="left"/>
             </w:pPr>
@@ -24968,7 +25490,7 @@
             <w:pPr>
               <w:spacing w:after="20" w:before="0"/>
             </w:pPr>
-            <w:hyperlink w:history="1" r:id="rIdipgq3l0vuuwwu0zga_x8g">
+            <w:hyperlink w:history="1" r:id="rIdksshzbgcg6ai-wbspkopa">
               <w:r>
                 <w:rPr>
                   <w:rFonts w:ascii="Arial" w:cs="Arial" w:eastAsia="Arial" w:hAnsi="Arial"/>
@@ -25001,7 +25523,7 @@
               <w:spacing w:after="10" w:before="0"/>
               <w:ind w:left="120"/>
             </w:pPr>
-            <w:hyperlink w:history="1" r:id="rIdfjihlazzhn5as9ub8g1i4">
+            <w:hyperlink w:history="1" r:id="rIdxu9oqfb7kruwx6yn5szen">
               <w:r>
                 <w:rPr>
                   <w:rFonts w:ascii="Arial" w:cs="Arial" w:eastAsia="Arial" w:hAnsi="Arial"/>
@@ -25046,7 +25568,7 @@
             <w:pPr>
               <w:spacing w:after="20" w:before="0"/>
             </w:pPr>
-            <w:hyperlink w:history="1" r:id="rId-ktioqqqpdoick9swzszq">
+            <w:hyperlink w:history="1" r:id="rIdbalalxofzjghoawwzalns">
               <w:r>
                 <w:rPr>
                   <w:rFonts w:ascii="Arial" w:cs="Arial" w:eastAsia="Arial" w:hAnsi="Arial"/>
@@ -25079,7 +25601,7 @@
               <w:spacing w:after="10" w:before="0"/>
               <w:ind w:left="120"/>
             </w:pPr>
-            <w:hyperlink w:history="1" r:id="rIdwhepe-4gtlhkreqdy1zol">
+            <w:hyperlink w:history="1" r:id="rIdmni8kkfn_0y2qsxocvhrl">
               <w:r>
                 <w:rPr>
                   <w:rFonts w:ascii="Arial" w:cs="Arial" w:eastAsia="Arial" w:hAnsi="Arial"/>
@@ -25107,6 +25629,7 @@
           </w:tcPr>
           <w:p>
             <w:pPr>
+              <w:keepNext w:val="false"/>
               <w:spacing w:after="40" w:before="0"/>
               <w:jc w:val="left"/>
             </w:pPr>
@@ -25139,6 +25662,7 @@
           </w:tcPr>
           <w:p>
             <w:pPr>
+              <w:keepNext w:val="false"/>
               <w:spacing w:after="40" w:before="0"/>
               <w:jc w:val="left"/>
             </w:pPr>
@@ -25171,6 +25695,7 @@
           </w:tcPr>
           <w:p>
             <w:pPr>
+              <w:keepNext w:val="false"/>
               <w:spacing w:after="40" w:before="0"/>
               <w:jc w:val="left"/>
             </w:pPr>
@@ -25203,6 +25728,7 @@
           </w:tcPr>
           <w:p>
             <w:pPr>
+              <w:keepNext w:val="false"/>
               <w:spacing w:after="40" w:before="0"/>
               <w:jc w:val="left"/>
             </w:pPr>
@@ -25237,6 +25763,7 @@
           </w:tcPr>
           <w:p>
             <w:pPr>
+              <w:keepNext w:val="false"/>
               <w:spacing w:after="40" w:before="0"/>
               <w:jc w:val="left"/>
             </w:pPr>
@@ -25274,7 +25801,7 @@
             <w:pPr>
               <w:spacing w:after="20" w:before="0"/>
             </w:pPr>
-            <w:hyperlink w:history="1" r:id="rIdyxqsfyq9y5grbatsc6dtk">
+            <w:hyperlink w:history="1" r:id="rId_tbpubbtbyv8yudyhsswb">
               <w:r>
                 <w:rPr>
                   <w:rFonts w:ascii="Arial" w:cs="Arial" w:eastAsia="Arial" w:hAnsi="Arial"/>
@@ -25323,7 +25850,7 @@
               <w:spacing w:after="10" w:before="0"/>
               <w:ind w:left="120"/>
             </w:pPr>
-            <w:hyperlink w:history="1" r:id="rId4a91796ijvmkt4pfesz5_">
+            <w:hyperlink w:history="1" r:id="rIdr6thngj9xzasuek1awgyp">
               <w:r>
                 <w:rPr>
                   <w:rFonts w:ascii="Arial" w:cs="Arial" w:eastAsia="Arial" w:hAnsi="Arial"/>
@@ -25368,7 +25895,7 @@
             <w:pPr>
               <w:spacing w:after="20" w:before="0"/>
             </w:pPr>
-            <w:hyperlink w:history="1" r:id="rIdxj9ge3pfepvbbv4v-wnzo">
+            <w:hyperlink w:history="1" r:id="rIdsm6xqpncdy7u_q1-asmqc">
               <w:r>
                 <w:rPr>
                   <w:rFonts w:ascii="Arial" w:cs="Arial" w:eastAsia="Arial" w:hAnsi="Arial"/>
@@ -25401,7 +25928,7 @@
               <w:spacing w:after="10" w:before="0"/>
               <w:ind w:left="120"/>
             </w:pPr>
-            <w:hyperlink w:history="1" r:id="rIdnehintfxhg5nd_abyvarm">
+            <w:hyperlink w:history="1" r:id="rIdi31l44mtan7rpffot0qdb">
               <w:r>
                 <w:rPr>
                   <w:rFonts w:ascii="Arial" w:cs="Arial" w:eastAsia="Arial" w:hAnsi="Arial"/>
@@ -25429,6 +25956,7 @@
           </w:tcPr>
           <w:p>
             <w:pPr>
+              <w:keepNext w:val="false"/>
               <w:spacing w:after="40" w:before="0"/>
               <w:jc w:val="left"/>
             </w:pPr>
@@ -25461,6 +25989,7 @@
           </w:tcPr>
           <w:p>
             <w:pPr>
+              <w:keepNext w:val="false"/>
               <w:spacing w:after="40" w:before="0"/>
               <w:jc w:val="left"/>
             </w:pPr>
@@ -25493,6 +26022,7 @@
           </w:tcPr>
           <w:p>
             <w:pPr>
+              <w:keepNext w:val="false"/>
               <w:spacing w:after="40" w:before="0"/>
               <w:jc w:val="left"/>
             </w:pPr>
@@ -25525,6 +26055,7 @@
           </w:tcPr>
           <w:p>
             <w:pPr>
+              <w:keepNext w:val="false"/>
               <w:spacing w:after="40" w:before="0"/>
               <w:jc w:val="left"/>
             </w:pPr>
@@ -25559,6 +26090,7 @@
           </w:tcPr>
           <w:p>
             <w:pPr>
+              <w:keepNext w:val="false"/>
               <w:spacing w:after="40" w:before="0"/>
               <w:jc w:val="left"/>
             </w:pPr>
@@ -25596,7 +26128,7 @@
             <w:pPr>
               <w:spacing w:after="20" w:before="0"/>
             </w:pPr>
-            <w:hyperlink w:history="1" r:id="rIdgo7jok8hffsebhtdkoktt">
+            <w:hyperlink w:history="1" r:id="rIdfis86gnokhdrvuhg2ykot">
               <w:r>
                 <w:rPr>
                   <w:rFonts w:ascii="Arial" w:cs="Arial" w:eastAsia="Arial" w:hAnsi="Arial"/>
@@ -25645,7 +26177,7 @@
               <w:spacing w:after="10" w:before="0"/>
               <w:ind w:left="120"/>
             </w:pPr>
-            <w:hyperlink w:history="1" r:id="rIdi7936t6hraz3bauteaees">
+            <w:hyperlink w:history="1" r:id="rIdl2thsteh-8kyxi90cafoa">
               <w:r>
                 <w:rPr>
                   <w:rFonts w:ascii="Arial" w:cs="Arial" w:eastAsia="Arial" w:hAnsi="Arial"/>
@@ -25690,7 +26222,7 @@
             <w:pPr>
               <w:spacing w:after="20" w:before="0"/>
             </w:pPr>
-            <w:hyperlink w:history="1" r:id="rIdkwmy3ux3m6la5f0lr-rie">
+            <w:hyperlink w:history="1" r:id="rIdztrugxyb0m34wpzrsr1yp">
               <w:r>
                 <w:rPr>
                   <w:rFonts w:ascii="Arial" w:cs="Arial" w:eastAsia="Arial" w:hAnsi="Arial"/>
@@ -25723,7 +26255,7 @@
               <w:spacing w:after="10" w:before="0"/>
               <w:ind w:left="120"/>
             </w:pPr>
-            <w:hyperlink w:history="1" r:id="rIdzjdu8g36fomzxi2pahh-f">
+            <w:hyperlink w:history="1" r:id="rIdprmbug0fjh0eaw_o5r53d">
               <w:r>
                 <w:rPr>
                   <w:rFonts w:ascii="Arial" w:cs="Arial" w:eastAsia="Arial" w:hAnsi="Arial"/>
@@ -25751,6 +26283,7 @@
           </w:tcPr>
           <w:p>
             <w:pPr>
+              <w:keepNext w:val="false"/>
               <w:spacing w:after="40" w:before="0"/>
               <w:jc w:val="left"/>
             </w:pPr>
@@ -25783,6 +26316,7 @@
           </w:tcPr>
           <w:p>
             <w:pPr>
+              <w:keepNext w:val="false"/>
               <w:spacing w:after="40" w:before="0"/>
               <w:jc w:val="left"/>
             </w:pPr>
@@ -25815,6 +26349,7 @@
           </w:tcPr>
           <w:p>
             <w:pPr>
+              <w:keepNext w:val="false"/>
               <w:spacing w:after="40" w:before="0"/>
               <w:jc w:val="left"/>
             </w:pPr>
@@ -25847,6 +26382,7 @@
           </w:tcPr>
           <w:p>
             <w:pPr>
+              <w:keepNext w:val="false"/>
               <w:spacing w:after="40" w:before="0"/>
               <w:jc w:val="left"/>
             </w:pPr>
@@ -25881,6 +26417,7 @@
           </w:tcPr>
           <w:p>
             <w:pPr>
+              <w:keepNext w:val="false"/>
               <w:spacing w:after="40" w:before="0"/>
               <w:jc w:val="left"/>
             </w:pPr>
@@ -25918,7 +26455,7 @@
             <w:pPr>
               <w:spacing w:after="20" w:before="0"/>
             </w:pPr>
-            <w:hyperlink w:history="1" r:id="rIdhx1i1ujzhbpmw1wwtwzqh">
+            <w:hyperlink w:history="1" r:id="rIdk8bnsnpfsg-npuy_fpcpi">
               <w:r>
                 <w:rPr>
                   <w:rFonts w:ascii="Arial" w:cs="Arial" w:eastAsia="Arial" w:hAnsi="Arial"/>
@@ -25967,7 +26504,7 @@
               <w:spacing w:after="10" w:before="0"/>
               <w:ind w:left="120"/>
             </w:pPr>
-            <w:hyperlink w:history="1" r:id="rIdhxiftp0mfa9mtc9_6obha">
+            <w:hyperlink w:history="1" r:id="rIdd2xnkajnoowyxpnphiozy">
               <w:r>
                 <w:rPr>
                   <w:rFonts w:ascii="Arial" w:cs="Arial" w:eastAsia="Arial" w:hAnsi="Arial"/>
@@ -26012,7 +26549,7 @@
             <w:pPr>
               <w:spacing w:after="20" w:before="0"/>
             </w:pPr>
-            <w:hyperlink w:history="1" r:id="rIdyh-_zhdy4svyxkg8e6tyb">
+            <w:hyperlink w:history="1" r:id="rId-xw2inyxjmszrv_gptcu6">
               <w:r>
                 <w:rPr>
                   <w:rFonts w:ascii="Arial" w:cs="Arial" w:eastAsia="Arial" w:hAnsi="Arial"/>
@@ -26045,7 +26582,7 @@
               <w:spacing w:after="10" w:before="0"/>
               <w:ind w:left="120"/>
             </w:pPr>
-            <w:hyperlink w:history="1" r:id="rIdy2noz9p5nnkltpytjnqs1">
+            <w:hyperlink w:history="1" r:id="rIdehrdqq0h-ewaeizzp7qkn">
               <w:r>
                 <w:rPr>
                   <w:rFonts w:ascii="Arial" w:cs="Arial" w:eastAsia="Arial" w:hAnsi="Arial"/>
@@ -26073,6 +26610,7 @@
           </w:tcPr>
           <w:p>
             <w:pPr>
+              <w:keepNext w:val="false"/>
               <w:spacing w:after="40" w:before="0"/>
               <w:jc w:val="left"/>
             </w:pPr>
@@ -26105,6 +26643,7 @@
           </w:tcPr>
           <w:p>
             <w:pPr>
+              <w:keepNext w:val="false"/>
               <w:spacing w:after="40" w:before="0"/>
               <w:jc w:val="left"/>
             </w:pPr>
@@ -26137,6 +26676,7 @@
           </w:tcPr>
           <w:p>
             <w:pPr>
+              <w:keepNext w:val="false"/>
               <w:spacing w:after="40" w:before="0"/>
               <w:jc w:val="left"/>
             </w:pPr>
@@ -26169,6 +26709,7 @@
           </w:tcPr>
           <w:p>
             <w:pPr>
+              <w:keepNext w:val="false"/>
               <w:spacing w:after="40" w:before="0"/>
               <w:jc w:val="left"/>
             </w:pPr>
@@ -26228,6 +26769,7 @@
           </w:tcPr>
           <w:p>
             <w:pPr>
+              <w:keepNext w:val="false"/>
               <w:spacing w:after="40" w:before="0"/>
               <w:jc w:val="center"/>
             </w:pPr>
@@ -26262,6 +26804,7 @@
           </w:tcPr>
           <w:p>
             <w:pPr>
+              <w:keepNext w:val="false"/>
               <w:spacing w:after="40" w:before="0"/>
               <w:jc w:val="left"/>
             </w:pPr>
@@ -26323,6 +26866,7 @@
           </w:tcPr>
           <w:p>
             <w:pPr>
+              <w:keepNext w:val="false"/>
               <w:spacing w:after="40" w:before="0"/>
               <w:jc w:val="center"/>
             </w:pPr>
@@ -26357,6 +26901,7 @@
           </w:tcPr>
           <w:p>
             <w:pPr>
+              <w:keepNext w:val="false"/>
               <w:spacing w:after="40" w:before="0"/>
               <w:jc w:val="left"/>
             </w:pPr>
@@ -26389,6 +26934,7 @@
           </w:tcPr>
           <w:p>
             <w:pPr>
+              <w:keepNext w:val="false"/>
               <w:spacing w:after="40" w:before="0"/>
               <w:jc w:val="left"/>
             </w:pPr>
@@ -26423,6 +26969,7 @@
           </w:tcPr>
           <w:p>
             <w:pPr>
+              <w:keepNext w:val="false"/>
               <w:spacing w:after="40" w:before="0"/>
               <w:jc w:val="left"/>
             </w:pPr>
@@ -26455,6 +27002,7 @@
           </w:tcPr>
           <w:p>
             <w:pPr>
+              <w:keepNext w:val="false"/>
               <w:spacing w:after="40" w:before="0"/>
               <w:jc w:val="left"/>
             </w:pPr>
@@ -26489,6 +27037,7 @@
           </w:tcPr>
           <w:p>
             <w:pPr>
+              <w:keepNext w:val="false"/>
               <w:spacing w:after="40" w:before="0"/>
               <w:jc w:val="left"/>
             </w:pPr>
@@ -26521,6 +27070,7 @@
           </w:tcPr>
           <w:p>
             <w:pPr>
+              <w:keepNext w:val="false"/>
               <w:spacing w:after="40" w:before="0"/>
               <w:jc w:val="left"/>
             </w:pPr>
@@ -26557,7 +27107,7 @@
         </w:rPr>
         <w:t xml:space="preserve">© 2026 SeaVuria and ARES. Aligned with KICD objectives. Developed by SeaVuria; technical implementation by ARES (with AI assistance from Claude). Licensed under </w:t>
       </w:r>
-      <w:hyperlink w:history="1" r:id="rIdru7tsov3i144pw8fwak1d">
+      <w:hyperlink w:history="1" r:id="rIdppecn3xhlyqripv0o0bio">
         <w:r>
           <w:rPr>
             <w:rFonts w:ascii="Arial" w:cs="Arial" w:eastAsia="Arial" w:hAnsi="Arial"/>
@@ -26578,7 +27128,7 @@
         </w:rPr>
         <w:t xml:space="preserve"> (</w:t>
       </w:r>
-      <w:hyperlink w:history="1" r:id="rId1q18qcchz40cu_1gfa6xk">
+      <w:hyperlink w:history="1" r:id="rIdbfrdibt90rh6dbkp2mxjx">
         <w:r>
           <w:rPr>
             <w:rFonts w:ascii="Arial" w:cs="Arial" w:eastAsia="Arial" w:hAnsi="Arial"/>
@@ -26639,6 +27189,7 @@
           </w:tcPr>
           <w:p>
             <w:pPr>
+              <w:keepNext w:val="false"/>
               <w:spacing w:after="40" w:before="0"/>
               <w:jc w:val="center"/>
             </w:pPr>
@@ -26673,6 +27224,7 @@
           </w:tcPr>
           <w:p>
             <w:pPr>
+              <w:keepNext w:val="false"/>
               <w:spacing w:after="40" w:before="0"/>
               <w:jc w:val="left"/>
             </w:pPr>
@@ -26705,6 +27257,7 @@
           </w:tcPr>
           <w:p>
             <w:pPr>
+              <w:keepNext w:val="false"/>
               <w:spacing w:after="40" w:before="0"/>
               <w:jc w:val="left"/>
             </w:pPr>
@@ -26737,6 +27290,7 @@
           </w:tcPr>
           <w:p>
             <w:pPr>
+              <w:keepNext w:val="false"/>
               <w:spacing w:after="40" w:before="0"/>
               <w:jc w:val="left"/>
             </w:pPr>
@@ -26771,6 +27325,7 @@
           </w:tcPr>
           <w:p>
             <w:pPr>
+              <w:keepNext w:val="false"/>
               <w:spacing w:after="40" w:before="0"/>
               <w:jc w:val="left"/>
             </w:pPr>
@@ -26803,6 +27358,7 @@
           </w:tcPr>
           <w:p>
             <w:pPr>
+              <w:keepNext w:val="false"/>
               <w:spacing w:after="40" w:before="0"/>
               <w:jc w:val="left"/>
             </w:pPr>
@@ -26835,6 +27391,7 @@
           </w:tcPr>
           <w:p>
             <w:pPr>
+              <w:keepNext w:val="false"/>
               <w:spacing w:after="40" w:before="0"/>
               <w:jc w:val="left"/>
             </w:pPr>
@@ -26869,6 +27426,7 @@
           </w:tcPr>
           <w:p>
             <w:pPr>
+              <w:keepNext w:val="false"/>
               <w:spacing w:after="40" w:before="0"/>
               <w:jc w:val="left"/>
             </w:pPr>
@@ -26901,6 +27459,7 @@
           </w:tcPr>
           <w:p>
             <w:pPr>
+              <w:keepNext w:val="false"/>
               <w:spacing w:after="40" w:before="0"/>
               <w:jc w:val="left"/>
             </w:pPr>
@@ -26933,6 +27492,7 @@
           </w:tcPr>
           <w:p>
             <w:pPr>
+              <w:keepNext w:val="false"/>
               <w:spacing w:after="40" w:before="0"/>
               <w:jc w:val="left"/>
             </w:pPr>
@@ -26967,6 +27527,7 @@
           </w:tcPr>
           <w:p>
             <w:pPr>
+              <w:keepNext w:val="false"/>
               <w:spacing w:after="40" w:before="0"/>
               <w:jc w:val="left"/>
             </w:pPr>
@@ -26999,6 +27560,7 @@
           </w:tcPr>
           <w:p>
             <w:pPr>
+              <w:keepNext w:val="false"/>
               <w:spacing w:after="40" w:before="0"/>
               <w:jc w:val="left"/>
             </w:pPr>
@@ -27031,6 +27593,7 @@
           </w:tcPr>
           <w:p>
             <w:pPr>
+              <w:keepNext w:val="false"/>
               <w:spacing w:after="40" w:before="0"/>
               <w:jc w:val="left"/>
             </w:pPr>

--- a/data/outputs/v2/Core_Mathematics/SS2.9_Linear_Motion/Core_Mathematics_Linear_Motion_CBE_LessonSequence.docx
+++ b/data/outputs/v2/Core_Mathematics/SS2.9_Linear_Motion/Core_Mathematics_Linear_Motion_CBE_LessonSequence.docx
@@ -2378,7 +2378,7 @@
         </w:rPr>
         <w:t xml:space="preserve">© 2026 SeaVuria and ARES. This work is licensed under a </w:t>
       </w:r>
-      <w:hyperlink w:history="1" r:id="rIdlbdayijdlic9-njng-uia">
+      <w:hyperlink w:history="1" r:id="rIdt0ab4c_zh49v32vc-ovms">
         <w:r>
           <w:rPr>
             <w:rFonts w:ascii="Arial" w:cs="Arial" w:eastAsia="Arial" w:hAnsi="Arial"/>
@@ -2398,7 +2398,7 @@
         </w:rPr>
         <w:t xml:space="preserve"> (</w:t>
       </w:r>
-      <w:hyperlink w:history="1" r:id="rIdv5fzsxyfzi_-i4ifrw26w">
+      <w:hyperlink w:history="1" r:id="rIdghe_9_2prhyte9vbryxrd">
         <w:r>
           <w:rPr>
             <w:rFonts w:ascii="Arial" w:cs="Arial" w:eastAsia="Arial" w:hAnsi="Arial"/>
@@ -2418,7 +2418,7 @@
         </w:rPr>
         <w:t xml:space="preserve">). To view a copy of this license, visit </w:t>
       </w:r>
-      <w:hyperlink w:history="1" r:id="rIdoe7dia0w2snyuinur4k9c">
+      <w:hyperlink w:history="1" r:id="rIdci9bxcbzuknvkpbtnbeky">
         <w:r>
           <w:rPr>
             <w:rFonts w:ascii="Arial" w:cs="Arial" w:eastAsia="Arial" w:hAnsi="Arial"/>
@@ -3457,7 +3457,7 @@
             <w:pPr>
               <w:spacing w:after="20" w:before="0"/>
             </w:pPr>
-            <w:hyperlink w:history="1" r:id="rIdyx8xnblf81ieggpidl9mx">
+            <w:hyperlink w:history="1" r:id="rId_di_-jmowm1iwgla9fhcl">
               <w:r>
                 <w:rPr>
                   <w:rFonts w:ascii="Arial" w:cs="Arial" w:eastAsia="Arial" w:hAnsi="Arial"/>
@@ -3490,7 +3490,7 @@
               <w:spacing w:after="10" w:before="0"/>
               <w:ind w:left="120"/>
             </w:pPr>
-            <w:hyperlink w:history="1" r:id="rIdw2hhhghhbjp1hefgo1w1e">
+            <w:hyperlink w:history="1" r:id="rIdmcindpvliz3cbxksotzon">
               <w:r>
                 <w:rPr>
                   <w:rFonts w:ascii="Arial" w:cs="Arial" w:eastAsia="Arial" w:hAnsi="Arial"/>
@@ -3535,7 +3535,7 @@
             <w:pPr>
               <w:spacing w:after="20" w:before="0"/>
             </w:pPr>
-            <w:hyperlink w:history="1" r:id="rIdthhh3nelmir0amx5kuia8">
+            <w:hyperlink w:history="1" r:id="rIdijwea1xi4ruuomded4rj-">
               <w:r>
                 <w:rPr>
                   <w:rFonts w:ascii="Arial" w:cs="Arial" w:eastAsia="Arial" w:hAnsi="Arial"/>
@@ -3568,7 +3568,7 @@
               <w:spacing w:after="10" w:before="0"/>
               <w:ind w:left="120"/>
             </w:pPr>
-            <w:hyperlink w:history="1" r:id="rIddyz_yiixg22klv3b4eayd">
+            <w:hyperlink w:history="1" r:id="rIdexeelvc6_stmlzuyiahl9">
               <w:r>
                 <w:rPr>
                   <w:rFonts w:ascii="Arial" w:cs="Arial" w:eastAsia="Arial" w:hAnsi="Arial"/>
@@ -3768,7 +3768,7 @@
             <w:pPr>
               <w:spacing w:after="20" w:before="0"/>
             </w:pPr>
-            <w:hyperlink w:history="1" r:id="rIdfqsczvwddnyk2hugwy2bc">
+            <w:hyperlink w:history="1" r:id="rId2rrhjdfdwrjci0y3vwpsu">
               <w:r>
                 <w:rPr>
                   <w:rFonts w:ascii="Arial" w:cs="Arial" w:eastAsia="Arial" w:hAnsi="Arial"/>
@@ -3801,7 +3801,7 @@
               <w:spacing w:after="10" w:before="0"/>
               <w:ind w:left="120"/>
             </w:pPr>
-            <w:hyperlink w:history="1" r:id="rIdhwiq3daj94z9pwxekxe27">
+            <w:hyperlink w:history="1" r:id="rId8jiwzvzvxa01i6hf89miw">
               <w:r>
                 <w:rPr>
                   <w:rFonts w:ascii="Arial" w:cs="Arial" w:eastAsia="Arial" w:hAnsi="Arial"/>
@@ -3846,7 +3846,7 @@
             <w:pPr>
               <w:spacing w:after="20" w:before="0"/>
             </w:pPr>
-            <w:hyperlink w:history="1" r:id="rIdr0wsjrcpo2k5sqypxkefe">
+            <w:hyperlink w:history="1" r:id="rIdpmwa63kkly-9fdtb6p12-">
               <w:r>
                 <w:rPr>
                   <w:rFonts w:ascii="Arial" w:cs="Arial" w:eastAsia="Arial" w:hAnsi="Arial"/>
@@ -3879,7 +3879,7 @@
               <w:spacing w:after="10" w:before="0"/>
               <w:ind w:left="120"/>
             </w:pPr>
-            <w:hyperlink w:history="1" r:id="rIddrv73qrlc85t8u4o1oyq8">
+            <w:hyperlink w:history="1" r:id="rIdrukdfk0oq-jxyktenj0fd">
               <w:r>
                 <w:rPr>
                   <w:rFonts w:ascii="Arial" w:cs="Arial" w:eastAsia="Arial" w:hAnsi="Arial"/>
@@ -4079,7 +4079,7 @@
             <w:pPr>
               <w:spacing w:after="20" w:before="0"/>
             </w:pPr>
-            <w:hyperlink w:history="1" r:id="rIdfktkqy0nghf6xvb9rexze">
+            <w:hyperlink w:history="1" r:id="rIdp78wgvjpqy9qipr0vn34s">
               <w:r>
                 <w:rPr>
                   <w:rFonts w:ascii="Arial" w:cs="Arial" w:eastAsia="Arial" w:hAnsi="Arial"/>
@@ -4112,7 +4112,7 @@
               <w:spacing w:after="10" w:before="0"/>
               <w:ind w:left="120"/>
             </w:pPr>
-            <w:hyperlink w:history="1" r:id="rIdqfhn2rmduxguivhwcegb-">
+            <w:hyperlink w:history="1" r:id="rIdl9gnfurgodze22centhwn">
               <w:r>
                 <w:rPr>
                   <w:rFonts w:ascii="Arial" w:cs="Arial" w:eastAsia="Arial" w:hAnsi="Arial"/>
@@ -4157,7 +4157,7 @@
             <w:pPr>
               <w:spacing w:after="20" w:before="0"/>
             </w:pPr>
-            <w:hyperlink w:history="1" r:id="rIdp21cbyjjmecvbmkqw698s">
+            <w:hyperlink w:history="1" r:id="rIdkmtwsu-zo-3omp_7h3nex">
               <w:r>
                 <w:rPr>
                   <w:rFonts w:ascii="Arial" w:cs="Arial" w:eastAsia="Arial" w:hAnsi="Arial"/>
@@ -4190,7 +4190,7 @@
               <w:spacing w:after="10" w:before="0"/>
               <w:ind w:left="120"/>
             </w:pPr>
-            <w:hyperlink w:history="1" r:id="rIdexmq9imwm8-1kcudmolqa">
+            <w:hyperlink w:history="1" r:id="rIdvk_yrtyulma1qld4qxqhu">
               <w:r>
                 <w:rPr>
                   <w:rFonts w:ascii="Arial" w:cs="Arial" w:eastAsia="Arial" w:hAnsi="Arial"/>
@@ -4390,7 +4390,7 @@
             <w:pPr>
               <w:spacing w:after="20" w:before="0"/>
             </w:pPr>
-            <w:hyperlink w:history="1" r:id="rIdayl4m8138fsjicmpsuwth">
+            <w:hyperlink w:history="1" r:id="rIdj7lgueqvkh20toyyklwyz">
               <w:r>
                 <w:rPr>
                   <w:rFonts w:ascii="Arial" w:cs="Arial" w:eastAsia="Arial" w:hAnsi="Arial"/>
@@ -4423,7 +4423,7 @@
               <w:spacing w:after="10" w:before="0"/>
               <w:ind w:left="120"/>
             </w:pPr>
-            <w:hyperlink w:history="1" r:id="rIdynkrhkcvb7un4bkgljwgh">
+            <w:hyperlink w:history="1" r:id="rIdws3j06j27qcoltmlgdgmi">
               <w:r>
                 <w:rPr>
                   <w:rFonts w:ascii="Arial" w:cs="Arial" w:eastAsia="Arial" w:hAnsi="Arial"/>
@@ -4468,7 +4468,7 @@
             <w:pPr>
               <w:spacing w:after="20" w:before="0"/>
             </w:pPr>
-            <w:hyperlink w:history="1" r:id="rIdokomgn4kt0pzc_xv9ajzm">
+            <w:hyperlink w:history="1" r:id="rIdwm9-damxthutrfkphdtey">
               <w:r>
                 <w:rPr>
                   <w:rFonts w:ascii="Arial" w:cs="Arial" w:eastAsia="Arial" w:hAnsi="Arial"/>
@@ -4501,7 +4501,7 @@
               <w:spacing w:after="10" w:before="0"/>
               <w:ind w:left="120"/>
             </w:pPr>
-            <w:hyperlink w:history="1" r:id="rIdwhj3ifdftnhu6qcl2pz8g">
+            <w:hyperlink w:history="1" r:id="rIdnxxtvpdtgrvb6d1l8sou2">
               <w:r>
                 <w:rPr>
                   <w:rFonts w:ascii="Arial" w:cs="Arial" w:eastAsia="Arial" w:hAnsi="Arial"/>
@@ -4701,7 +4701,7 @@
             <w:pPr>
               <w:spacing w:after="20" w:before="0"/>
             </w:pPr>
-            <w:hyperlink w:history="1" r:id="rIdt5m0eckxzdon27xsfwlzm">
+            <w:hyperlink w:history="1" r:id="rId6excritmkwm7pk7foghnq">
               <w:r>
                 <w:rPr>
                   <w:rFonts w:ascii="Arial" w:cs="Arial" w:eastAsia="Arial" w:hAnsi="Arial"/>
@@ -4734,7 +4734,7 @@
               <w:spacing w:after="10" w:before="0"/>
               <w:ind w:left="120"/>
             </w:pPr>
-            <w:hyperlink w:history="1" r:id="rIdhv--srsluhfne9h5ovvpv">
+            <w:hyperlink w:history="1" r:id="rIdd414sf2nvzsy1g3ervc0a">
               <w:r>
                 <w:rPr>
                   <w:rFonts w:ascii="Arial" w:cs="Arial" w:eastAsia="Arial" w:hAnsi="Arial"/>
@@ -4779,7 +4779,7 @@
             <w:pPr>
               <w:spacing w:after="20" w:before="0"/>
             </w:pPr>
-            <w:hyperlink w:history="1" r:id="rIdy0yyrs1hfahibor7ipbk8">
+            <w:hyperlink w:history="1" r:id="rIdkn35fwfso_zi5hn1sme18">
               <w:r>
                 <w:rPr>
                   <w:rFonts w:ascii="Arial" w:cs="Arial" w:eastAsia="Arial" w:hAnsi="Arial"/>
@@ -4812,7 +4812,7 @@
               <w:spacing w:after="10" w:before="0"/>
               <w:ind w:left="120"/>
             </w:pPr>
-            <w:hyperlink w:history="1" r:id="rIdftopvifevjaknv0kzjmz3">
+            <w:hyperlink w:history="1" r:id="rIdhpfttakzkcvxjvcw3hsad">
               <w:r>
                 <w:rPr>
                   <w:rFonts w:ascii="Arial" w:cs="Arial" w:eastAsia="Arial" w:hAnsi="Arial"/>
@@ -5337,7 +5337,7 @@
         </w:rPr>
         <w:t xml:space="preserve">© 2026 SeaVuria and ARES. Aligned with KICD objectives. Developed by SeaVuria; technical implementation by ARES (with AI assistance from Claude). Licensed under </w:t>
       </w:r>
-      <w:hyperlink w:history="1" r:id="rIdk1lqhkzp3z4itrpyz9au3">
+      <w:hyperlink w:history="1" r:id="rIdibkhnyesaqvcup4dbh_vt">
         <w:r>
           <w:rPr>
             <w:rFonts w:ascii="Arial" w:cs="Arial" w:eastAsia="Arial" w:hAnsi="Arial"/>
@@ -5358,7 +5358,7 @@
         </w:rPr>
         <w:t xml:space="preserve"> (</w:t>
       </w:r>
-      <w:hyperlink w:history="1" r:id="rIdnsvfrvny0a9qdhlhaifpi">
+      <w:hyperlink w:history="1" r:id="rIda2b6xh-fz2k2l12rasezq">
         <w:r>
           <w:rPr>
             <w:rFonts w:ascii="Arial" w:cs="Arial" w:eastAsia="Arial" w:hAnsi="Arial"/>
@@ -6478,7 +6478,7 @@
             <w:pPr>
               <w:spacing w:after="20" w:before="0"/>
             </w:pPr>
-            <w:hyperlink w:history="1" r:id="rIdltgdjtp4tmoz5msvgtoks">
+            <w:hyperlink w:history="1" r:id="rIdgdfbau9xgnrqtelmb56gg">
               <w:r>
                 <w:rPr>
                   <w:rFonts w:ascii="Arial" w:cs="Arial" w:eastAsia="Arial" w:hAnsi="Arial"/>
@@ -6511,7 +6511,7 @@
               <w:spacing w:after="10" w:before="0"/>
               <w:ind w:left="120"/>
             </w:pPr>
-            <w:hyperlink w:history="1" r:id="rIdaf8z0yzezreshgsfdfddm">
+            <w:hyperlink w:history="1" r:id="rId5bvs34aple0ala_5d3qo-">
               <w:r>
                 <w:rPr>
                   <w:rFonts w:ascii="Arial" w:cs="Arial" w:eastAsia="Arial" w:hAnsi="Arial"/>
@@ -6556,7 +6556,7 @@
             <w:pPr>
               <w:spacing w:after="20" w:before="0"/>
             </w:pPr>
-            <w:hyperlink w:history="1" r:id="rIda0doi7mcqb0drxlbgxxae">
+            <w:hyperlink w:history="1" r:id="rIdl_288_wpa4gvdfmgy6gxv">
               <w:r>
                 <w:rPr>
                   <w:rFonts w:ascii="Arial" w:cs="Arial" w:eastAsia="Arial" w:hAnsi="Arial"/>
@@ -6605,7 +6605,7 @@
               <w:spacing w:after="10" w:before="0"/>
               <w:ind w:left="120"/>
             </w:pPr>
-            <w:hyperlink w:history="1" r:id="rIdagf93x9popa51-9y6p8ej">
+            <w:hyperlink w:history="1" r:id="rIdkoz58_ncearjkuvh1ug16">
               <w:r>
                 <w:rPr>
                   <w:rFonts w:ascii="Arial" w:cs="Arial" w:eastAsia="Arial" w:hAnsi="Arial"/>
@@ -6805,7 +6805,7 @@
             <w:pPr>
               <w:spacing w:after="20" w:before="0"/>
             </w:pPr>
-            <w:hyperlink w:history="1" r:id="rIdlb-na9qwwz5j46-jm1gng">
+            <w:hyperlink w:history="1" r:id="rIdsg_ebrxc2yam5znlyfhtq">
               <w:r>
                 <w:rPr>
                   <w:rFonts w:ascii="Arial" w:cs="Arial" w:eastAsia="Arial" w:hAnsi="Arial"/>
@@ -6838,7 +6838,7 @@
               <w:spacing w:after="10" w:before="0"/>
               <w:ind w:left="120"/>
             </w:pPr>
-            <w:hyperlink w:history="1" r:id="rIdonxhsttblhtysru3opjtm">
+            <w:hyperlink w:history="1" r:id="rIdwhdoqrzhdmjhrtfw1aqxa">
               <w:r>
                 <w:rPr>
                   <w:rFonts w:ascii="Arial" w:cs="Arial" w:eastAsia="Arial" w:hAnsi="Arial"/>
@@ -6883,7 +6883,7 @@
             <w:pPr>
               <w:spacing w:after="20" w:before="0"/>
             </w:pPr>
-            <w:hyperlink w:history="1" r:id="rIdtcaet4boz40jhlsoa8d90">
+            <w:hyperlink w:history="1" r:id="rIdkktxk1zyx2ytzs7wnpuyg">
               <w:r>
                 <w:rPr>
                   <w:rFonts w:ascii="Arial" w:cs="Arial" w:eastAsia="Arial" w:hAnsi="Arial"/>
@@ -6932,7 +6932,7 @@
               <w:spacing w:after="10" w:before="0"/>
               <w:ind w:left="120"/>
             </w:pPr>
-            <w:hyperlink w:history="1" r:id="rIdotg6tfwnz1ettrmtehv2m">
+            <w:hyperlink w:history="1" r:id="rId0vzwhxpogn8dui8pzic_b">
               <w:r>
                 <w:rPr>
                   <w:rFonts w:ascii="Arial" w:cs="Arial" w:eastAsia="Arial" w:hAnsi="Arial"/>
@@ -7132,7 +7132,7 @@
             <w:pPr>
               <w:spacing w:after="20" w:before="0"/>
             </w:pPr>
-            <w:hyperlink w:history="1" r:id="rIdxbj4cgfklzb9eqwy1rzw1">
+            <w:hyperlink w:history="1" r:id="rId58dndo5xv0dontbdqwjkh">
               <w:r>
                 <w:rPr>
                   <w:rFonts w:ascii="Arial" w:cs="Arial" w:eastAsia="Arial" w:hAnsi="Arial"/>
@@ -7165,7 +7165,7 @@
               <w:spacing w:after="10" w:before="0"/>
               <w:ind w:left="120"/>
             </w:pPr>
-            <w:hyperlink w:history="1" r:id="rId4onrx3_dhhq-08jepf4yj">
+            <w:hyperlink w:history="1" r:id="rIduwq4nyy6idtoea-myiwfo">
               <w:r>
                 <w:rPr>
                   <w:rFonts w:ascii="Arial" w:cs="Arial" w:eastAsia="Arial" w:hAnsi="Arial"/>
@@ -7210,7 +7210,7 @@
             <w:pPr>
               <w:spacing w:after="20" w:before="0"/>
             </w:pPr>
-            <w:hyperlink w:history="1" r:id="rIdurruhhwcacfn6ugic0a2x">
+            <w:hyperlink w:history="1" r:id="rIdhmrwqisyc0zvvu_jgnmez">
               <w:r>
                 <w:rPr>
                   <w:rFonts w:ascii="Arial" w:cs="Arial" w:eastAsia="Arial" w:hAnsi="Arial"/>
@@ -7259,7 +7259,7 @@
               <w:spacing w:after="10" w:before="0"/>
               <w:ind w:left="120"/>
             </w:pPr>
-            <w:hyperlink w:history="1" r:id="rIdc6ol8ke6kuq6y3n2_5gjp">
+            <w:hyperlink w:history="1" r:id="rId5lm6do3maii3pilbkqnjw">
               <w:r>
                 <w:rPr>
                   <w:rFonts w:ascii="Arial" w:cs="Arial" w:eastAsia="Arial" w:hAnsi="Arial"/>
@@ -7579,7 +7579,7 @@
             <w:pPr>
               <w:spacing w:after="20" w:before="0"/>
             </w:pPr>
-            <w:hyperlink w:history="1" r:id="rIdolfdkqxinwb5tm0wqcvxq">
+            <w:hyperlink w:history="1" r:id="rIdy2vpojui-on_tt2f38c8_">
               <w:r>
                 <w:rPr>
                   <w:rFonts w:ascii="Arial" w:cs="Arial" w:eastAsia="Arial" w:hAnsi="Arial"/>
@@ -7612,7 +7612,7 @@
               <w:spacing w:after="10" w:before="0"/>
               <w:ind w:left="120"/>
             </w:pPr>
-            <w:hyperlink w:history="1" r:id="rIdfq7jzq3-qobqn9pphkzhi">
+            <w:hyperlink w:history="1" r:id="rIdvvxgmzkjrcvslutf4yyyx">
               <w:r>
                 <w:rPr>
                   <w:rFonts w:ascii="Arial" w:cs="Arial" w:eastAsia="Arial" w:hAnsi="Arial"/>
@@ -7657,7 +7657,7 @@
             <w:pPr>
               <w:spacing w:after="20" w:before="0"/>
             </w:pPr>
-            <w:hyperlink w:history="1" r:id="rIdsa88gmdtcoajpm1fcduhw">
+            <w:hyperlink w:history="1" r:id="rIdtrst6zfwq_jsjxq1mkq56">
               <w:r>
                 <w:rPr>
                   <w:rFonts w:ascii="Arial" w:cs="Arial" w:eastAsia="Arial" w:hAnsi="Arial"/>
@@ -7706,7 +7706,7 @@
               <w:spacing w:after="10" w:before="0"/>
               <w:ind w:left="120"/>
             </w:pPr>
-            <w:hyperlink w:history="1" r:id="rIdxrj0afk8vatht5d-gza2r">
+            <w:hyperlink w:history="1" r:id="rId72tnmxzmgq1ysjlrznk-i">
               <w:r>
                 <w:rPr>
                   <w:rFonts w:ascii="Arial" w:cs="Arial" w:eastAsia="Arial" w:hAnsi="Arial"/>
@@ -7906,7 +7906,7 @@
             <w:pPr>
               <w:spacing w:after="20" w:before="0"/>
             </w:pPr>
-            <w:hyperlink w:history="1" r:id="rIdhingyr_uo4ps3wcojo2s0">
+            <w:hyperlink w:history="1" r:id="rIdd9uktt9vywsxenharpdva">
               <w:r>
                 <w:rPr>
                   <w:rFonts w:ascii="Arial" w:cs="Arial" w:eastAsia="Arial" w:hAnsi="Arial"/>
@@ -7939,7 +7939,7 @@
               <w:spacing w:after="10" w:before="0"/>
               <w:ind w:left="120"/>
             </w:pPr>
-            <w:hyperlink w:history="1" r:id="rIdw2fopm-nz0azieetykjgw">
+            <w:hyperlink w:history="1" r:id="rIdx_p6lvtriw7symbjfsn3t">
               <w:r>
                 <w:rPr>
                   <w:rFonts w:ascii="Arial" w:cs="Arial" w:eastAsia="Arial" w:hAnsi="Arial"/>
@@ -7984,7 +7984,7 @@
             <w:pPr>
               <w:spacing w:after="20" w:before="0"/>
             </w:pPr>
-            <w:hyperlink w:history="1" r:id="rIdypczmuck5us0y7jna7o_r">
+            <w:hyperlink w:history="1" r:id="rId1eambfga1ow3hbesapgz9">
               <w:r>
                 <w:rPr>
                   <w:rFonts w:ascii="Arial" w:cs="Arial" w:eastAsia="Arial" w:hAnsi="Arial"/>
@@ -8033,7 +8033,7 @@
               <w:spacing w:after="10" w:before="0"/>
               <w:ind w:left="120"/>
             </w:pPr>
-            <w:hyperlink w:history="1" r:id="rIdqzvszs1ophkk5ax91rutl">
+            <w:hyperlink w:history="1" r:id="rIdl01lx64ygq5e-matdesm2">
               <w:r>
                 <w:rPr>
                   <w:rFonts w:ascii="Arial" w:cs="Arial" w:eastAsia="Arial" w:hAnsi="Arial"/>
@@ -8558,7 +8558,7 @@
         </w:rPr>
         <w:t xml:space="preserve">© 2026 SeaVuria and ARES. Aligned with KICD objectives. Developed by SeaVuria; technical implementation by ARES (with AI assistance from Claude). Licensed under </w:t>
       </w:r>
-      <w:hyperlink w:history="1" r:id="rIdjnd3qhg0quamfn7psu8rg">
+      <w:hyperlink w:history="1" r:id="rId-upgzf2e_cbdmieyjxs0l">
         <w:r>
           <w:rPr>
             <w:rFonts w:ascii="Arial" w:cs="Arial" w:eastAsia="Arial" w:hAnsi="Arial"/>
@@ -8579,7 +8579,7 @@
         </w:rPr>
         <w:t xml:space="preserve"> (</w:t>
       </w:r>
-      <w:hyperlink w:history="1" r:id="rIdxoulttvjxynl06nkojkqw">
+      <w:hyperlink w:history="1" r:id="rIdue2kejbzt1qyaok0v9h1n">
         <w:r>
           <w:rPr>
             <w:rFonts w:ascii="Arial" w:cs="Arial" w:eastAsia="Arial" w:hAnsi="Arial"/>
@@ -9619,7 +9619,7 @@
             <w:pPr>
               <w:spacing w:after="20" w:before="0"/>
             </w:pPr>
-            <w:hyperlink w:history="1" r:id="rIdytmvzj-mlt-5upfafphmv">
+            <w:hyperlink w:history="1" r:id="rIdygs7l6amctnl99koob91p">
               <w:r>
                 <w:rPr>
                   <w:rFonts w:ascii="Arial" w:cs="Arial" w:eastAsia="Arial" w:hAnsi="Arial"/>
@@ -9652,7 +9652,7 @@
               <w:spacing w:after="10" w:before="0"/>
               <w:ind w:left="120"/>
             </w:pPr>
-            <w:hyperlink w:history="1" r:id="rIdn9hjxi6pcff0nvzmlcth9">
+            <w:hyperlink w:history="1" r:id="rIdmptresu1tofvgepomabqp">
               <w:r>
                 <w:rPr>
                   <w:rFonts w:ascii="Arial" w:cs="Arial" w:eastAsia="Arial" w:hAnsi="Arial"/>
@@ -9697,7 +9697,7 @@
             <w:pPr>
               <w:spacing w:after="20" w:before="0"/>
             </w:pPr>
-            <w:hyperlink w:history="1" r:id="rId5ync_e2yxlywuwlmrxzh7">
+            <w:hyperlink w:history="1" r:id="rIddiawinxsmmz8vgp8ueisy">
               <w:r>
                 <w:rPr>
                   <w:rFonts w:ascii="Arial" w:cs="Arial" w:eastAsia="Arial" w:hAnsi="Arial"/>
@@ -9730,7 +9730,7 @@
               <w:spacing w:after="10" w:before="0"/>
               <w:ind w:left="120"/>
             </w:pPr>
-            <w:hyperlink w:history="1" r:id="rIdvso5tdr2two_srz-w9b67">
+            <w:hyperlink w:history="1" r:id="rIdmgam3acgonanrdjynur71">
               <w:r>
                 <w:rPr>
                   <w:rFonts w:ascii="Arial" w:cs="Arial" w:eastAsia="Arial" w:hAnsi="Arial"/>
@@ -9930,7 +9930,7 @@
             <w:pPr>
               <w:spacing w:after="20" w:before="0"/>
             </w:pPr>
-            <w:hyperlink w:history="1" r:id="rIdqtplihpvh4_43bwv_xvfz">
+            <w:hyperlink w:history="1" r:id="rIdss1ovauf3opcihogsshmh">
               <w:r>
                 <w:rPr>
                   <w:rFonts w:ascii="Arial" w:cs="Arial" w:eastAsia="Arial" w:hAnsi="Arial"/>
@@ -9963,7 +9963,7 @@
               <w:spacing w:after="10" w:before="0"/>
               <w:ind w:left="120"/>
             </w:pPr>
-            <w:hyperlink w:history="1" r:id="rIdc6uhlzlyldttuwtxub4ot">
+            <w:hyperlink w:history="1" r:id="rIdjgaala172i8d6sfx1a95l">
               <w:r>
                 <w:rPr>
                   <w:rFonts w:ascii="Arial" w:cs="Arial" w:eastAsia="Arial" w:hAnsi="Arial"/>
@@ -10008,7 +10008,7 @@
             <w:pPr>
               <w:spacing w:after="20" w:before="0"/>
             </w:pPr>
-            <w:hyperlink w:history="1" r:id="rId9aew6ykhgmohf2bfz9dkr">
+            <w:hyperlink w:history="1" r:id="rIdohoxgnar_rtyygii4e4sc">
               <w:r>
                 <w:rPr>
                   <w:rFonts w:ascii="Arial" w:cs="Arial" w:eastAsia="Arial" w:hAnsi="Arial"/>
@@ -10041,7 +10041,7 @@
               <w:spacing w:after="10" w:before="0"/>
               <w:ind w:left="120"/>
             </w:pPr>
-            <w:hyperlink w:history="1" r:id="rIdsdvfnaydfxibvqgrxsxaa">
+            <w:hyperlink w:history="1" r:id="rIdfdkkfmjyv5cbj2pd-mgdu">
               <w:r>
                 <w:rPr>
                   <w:rFonts w:ascii="Arial" w:cs="Arial" w:eastAsia="Arial" w:hAnsi="Arial"/>
@@ -10241,7 +10241,7 @@
             <w:pPr>
               <w:spacing w:after="20" w:before="0"/>
             </w:pPr>
-            <w:hyperlink w:history="1" r:id="rIdydzba9v0xiodmmqfqanvn">
+            <w:hyperlink w:history="1" r:id="rIdttiluu0wxun8cdxmpg1tr">
               <w:r>
                 <w:rPr>
                   <w:rFonts w:ascii="Arial" w:cs="Arial" w:eastAsia="Arial" w:hAnsi="Arial"/>
@@ -10290,7 +10290,7 @@
               <w:spacing w:after="10" w:before="0"/>
               <w:ind w:left="120"/>
             </w:pPr>
-            <w:hyperlink w:history="1" r:id="rIdqxvn3qmixz6miqppzijec">
+            <w:hyperlink w:history="1" r:id="rId026y2vyhff7mt31odddje">
               <w:r>
                 <w:rPr>
                   <w:rFonts w:ascii="Arial" w:cs="Arial" w:eastAsia="Arial" w:hAnsi="Arial"/>
@@ -10335,7 +10335,7 @@
             <w:pPr>
               <w:spacing w:after="20" w:before="0"/>
             </w:pPr>
-            <w:hyperlink w:history="1" r:id="rIdkej3p13ag_eohib9ezcch">
+            <w:hyperlink w:history="1" r:id="rId3b0secq1wuxfsb-0oolz6">
               <w:r>
                 <w:rPr>
                   <w:rFonts w:ascii="Arial" w:cs="Arial" w:eastAsia="Arial" w:hAnsi="Arial"/>
@@ -10368,7 +10368,7 @@
               <w:spacing w:after="10" w:before="0"/>
               <w:ind w:left="120"/>
             </w:pPr>
-            <w:hyperlink w:history="1" r:id="rIda2n5b4s8c8tklsxd69jgm">
+            <w:hyperlink w:history="1" r:id="rId_s6s_hf376posoq6kzcg3">
               <w:r>
                 <w:rPr>
                   <w:rFonts w:ascii="Arial" w:cs="Arial" w:eastAsia="Arial" w:hAnsi="Arial"/>
@@ -10568,7 +10568,7 @@
             <w:pPr>
               <w:spacing w:after="20" w:before="0"/>
             </w:pPr>
-            <w:hyperlink w:history="1" r:id="rIdrfydbpbeid2sjmn44uptq">
+            <w:hyperlink w:history="1" r:id="rIdyssd8wn7qjr_kdzw1ir3c">
               <w:r>
                 <w:rPr>
                   <w:rFonts w:ascii="Arial" w:cs="Arial" w:eastAsia="Arial" w:hAnsi="Arial"/>
@@ -10617,7 +10617,7 @@
               <w:spacing w:after="10" w:before="0"/>
               <w:ind w:left="120"/>
             </w:pPr>
-            <w:hyperlink w:history="1" r:id="rIdmbfqy52jc9gvqjez9essi">
+            <w:hyperlink w:history="1" r:id="rId1hvaq_qe57vovr8rd0eiv">
               <w:r>
                 <w:rPr>
                   <w:rFonts w:ascii="Arial" w:cs="Arial" w:eastAsia="Arial" w:hAnsi="Arial"/>
@@ -10662,7 +10662,7 @@
             <w:pPr>
               <w:spacing w:after="20" w:before="0"/>
             </w:pPr>
-            <w:hyperlink w:history="1" r:id="rIdrhv-j-cmvimrbssk1zsx0">
+            <w:hyperlink w:history="1" r:id="rIdc2zd924jxqbdfgvu6u9zg">
               <w:r>
                 <w:rPr>
                   <w:rFonts w:ascii="Arial" w:cs="Arial" w:eastAsia="Arial" w:hAnsi="Arial"/>
@@ -10695,7 +10695,7 @@
               <w:spacing w:after="10" w:before="0"/>
               <w:ind w:left="120"/>
             </w:pPr>
-            <w:hyperlink w:history="1" r:id="rId9wymcv210d6iuwri-cpf9">
+            <w:hyperlink w:history="1" r:id="rIdgeomic23juamytq0qvgwt">
               <w:r>
                 <w:rPr>
                   <w:rFonts w:ascii="Arial" w:cs="Arial" w:eastAsia="Arial" w:hAnsi="Arial"/>
@@ -10895,7 +10895,7 @@
             <w:pPr>
               <w:spacing w:after="20" w:before="0"/>
             </w:pPr>
-            <w:hyperlink w:history="1" r:id="rIdadyzmgdcovpqy5l67pjeq">
+            <w:hyperlink w:history="1" r:id="rIdoxot357apawbe5nfqnahz">
               <w:r>
                 <w:rPr>
                   <w:rFonts w:ascii="Arial" w:cs="Arial" w:eastAsia="Arial" w:hAnsi="Arial"/>
@@ -10944,7 +10944,7 @@
               <w:spacing w:after="10" w:before="0"/>
               <w:ind w:left="120"/>
             </w:pPr>
-            <w:hyperlink w:history="1" r:id="rId-3ysjss3vx8be3i7t8wcj">
+            <w:hyperlink w:history="1" r:id="rIdhnq9nt1zjwphqudvga-ua">
               <w:r>
                 <w:rPr>
                   <w:rFonts w:ascii="Arial" w:cs="Arial" w:eastAsia="Arial" w:hAnsi="Arial"/>
@@ -10989,7 +10989,7 @@
             <w:pPr>
               <w:spacing w:after="20" w:before="0"/>
             </w:pPr>
-            <w:hyperlink w:history="1" r:id="rId_buoqhmicuxhk5lxwm4z7">
+            <w:hyperlink w:history="1" r:id="rId090sm_ox8ii-nvniw3lg0">
               <w:r>
                 <w:rPr>
                   <w:rFonts w:ascii="Arial" w:cs="Arial" w:eastAsia="Arial" w:hAnsi="Arial"/>
@@ -11038,7 +11038,7 @@
               <w:spacing w:after="10" w:before="0"/>
               <w:ind w:left="120"/>
             </w:pPr>
-            <w:hyperlink w:history="1" r:id="rIdayxzkk4u6htkjg03t_p38">
+            <w:hyperlink w:history="1" r:id="rIdvbqrd0cmuieq-tqmyiblj">
               <w:r>
                 <w:rPr>
                   <w:rFonts w:ascii="Arial" w:cs="Arial" w:eastAsia="Arial" w:hAnsi="Arial"/>
@@ -11563,7 +11563,7 @@
         </w:rPr>
         <w:t xml:space="preserve">© 2026 SeaVuria and ARES. Aligned with KICD objectives. Developed by SeaVuria; technical implementation by ARES (with AI assistance from Claude). Licensed under </w:t>
       </w:r>
-      <w:hyperlink w:history="1" r:id="rIdurey7soihszou7ujv7oo4">
+      <w:hyperlink w:history="1" r:id="rId4rgrg3f_vt8_dty2ocuk6">
         <w:r>
           <w:rPr>
             <w:rFonts w:ascii="Arial" w:cs="Arial" w:eastAsia="Arial" w:hAnsi="Arial"/>
@@ -11584,7 +11584,7 @@
         </w:rPr>
         <w:t xml:space="preserve"> (</w:t>
       </w:r>
-      <w:hyperlink w:history="1" r:id="rIdqjgu6c94qgz42vmeazdr2">
+      <w:hyperlink w:history="1" r:id="rIdylgdxdpty2iet3mcnkqwg">
         <w:r>
           <w:rPr>
             <w:rFonts w:ascii="Arial" w:cs="Arial" w:eastAsia="Arial" w:hAnsi="Arial"/>
@@ -12624,7 +12624,7 @@
             <w:pPr>
               <w:spacing w:after="20" w:before="0"/>
             </w:pPr>
-            <w:hyperlink w:history="1" r:id="rIdcgq21bjmv4afbrcnl-sks">
+            <w:hyperlink w:history="1" r:id="rIdvlmljlqqa8jez5lpya90r">
               <w:r>
                 <w:rPr>
                   <w:rFonts w:ascii="Arial" w:cs="Arial" w:eastAsia="Arial" w:hAnsi="Arial"/>
@@ -12657,7 +12657,7 @@
               <w:spacing w:after="10" w:before="0"/>
               <w:ind w:left="120"/>
             </w:pPr>
-            <w:hyperlink w:history="1" r:id="rId44q5smopwbkv2zajrusno">
+            <w:hyperlink w:history="1" r:id="rIdtmte91-qqxp8qme8gv9et">
               <w:r>
                 <w:rPr>
                   <w:rFonts w:ascii="Arial" w:cs="Arial" w:eastAsia="Arial" w:hAnsi="Arial"/>
@@ -12702,7 +12702,7 @@
             <w:pPr>
               <w:spacing w:after="20" w:before="0"/>
             </w:pPr>
-            <w:hyperlink w:history="1" r:id="rIddg9matixv8tzqkee7jxei">
+            <w:hyperlink w:history="1" r:id="rIdrxzhhdpbvz-dudd-ax20t">
               <w:r>
                 <w:rPr>
                   <w:rFonts w:ascii="Arial" w:cs="Arial" w:eastAsia="Arial" w:hAnsi="Arial"/>
@@ -12735,7 +12735,7 @@
               <w:spacing w:after="10" w:before="0"/>
               <w:ind w:left="120"/>
             </w:pPr>
-            <w:hyperlink w:history="1" r:id="rId5vasbcpun2w19vsqvyry1">
+            <w:hyperlink w:history="1" r:id="rIdghijjoup_5b-7qy5i-nbn">
               <w:r>
                 <w:rPr>
                   <w:rFonts w:ascii="Arial" w:cs="Arial" w:eastAsia="Arial" w:hAnsi="Arial"/>
@@ -12935,7 +12935,7 @@
             <w:pPr>
               <w:spacing w:after="20" w:before="0"/>
             </w:pPr>
-            <w:hyperlink w:history="1" r:id="rId_oeknlka4haigqvyg5stb">
+            <w:hyperlink w:history="1" r:id="rIdjw-pyij1sblxpuaaqtgsp">
               <w:r>
                 <w:rPr>
                   <w:rFonts w:ascii="Arial" w:cs="Arial" w:eastAsia="Arial" w:hAnsi="Arial"/>
@@ -12968,7 +12968,7 @@
               <w:spacing w:after="10" w:before="0"/>
               <w:ind w:left="120"/>
             </w:pPr>
-            <w:hyperlink w:history="1" r:id="rIdlbevxqprmbunjbxwjvexl">
+            <w:hyperlink w:history="1" r:id="rIdbmtsdywr2auwo99rxaybq">
               <w:r>
                 <w:rPr>
                   <w:rFonts w:ascii="Arial" w:cs="Arial" w:eastAsia="Arial" w:hAnsi="Arial"/>
@@ -13013,7 +13013,7 @@
             <w:pPr>
               <w:spacing w:after="20" w:before="0"/>
             </w:pPr>
-            <w:hyperlink w:history="1" r:id="rIdmjdqbrjb8i86kkdnnozkr">
+            <w:hyperlink w:history="1" r:id="rIdqwih9oqgi9w-cdpjnksie">
               <w:r>
                 <w:rPr>
                   <w:rFonts w:ascii="Arial" w:cs="Arial" w:eastAsia="Arial" w:hAnsi="Arial"/>
@@ -13046,7 +13046,7 @@
               <w:spacing w:after="10" w:before="0"/>
               <w:ind w:left="120"/>
             </w:pPr>
-            <w:hyperlink w:history="1" r:id="rIdovtdpvuopokpy7alocvue">
+            <w:hyperlink w:history="1" r:id="rIdac7l-csqi9t9gly1ncoyi">
               <w:r>
                 <w:rPr>
                   <w:rFonts w:ascii="Arial" w:cs="Arial" w:eastAsia="Arial" w:hAnsi="Arial"/>
@@ -13246,7 +13246,7 @@
             <w:pPr>
               <w:spacing w:after="20" w:before="0"/>
             </w:pPr>
-            <w:hyperlink w:history="1" r:id="rId9f7bus4gkg6uchy5zfqfg">
+            <w:hyperlink w:history="1" r:id="rIdgg1sahbtt0fglyzrvtmlc">
               <w:r>
                 <w:rPr>
                   <w:rFonts w:ascii="Arial" w:cs="Arial" w:eastAsia="Arial" w:hAnsi="Arial"/>
@@ -13295,7 +13295,7 @@
               <w:spacing w:after="10" w:before="0"/>
               <w:ind w:left="120"/>
             </w:pPr>
-            <w:hyperlink w:history="1" r:id="rIdwa2tmxnihkcqrjc1ctiul">
+            <w:hyperlink w:history="1" r:id="rId3aov-mekgw-aych2wpivc">
               <w:r>
                 <w:rPr>
                   <w:rFonts w:ascii="Arial" w:cs="Arial" w:eastAsia="Arial" w:hAnsi="Arial"/>
@@ -13340,7 +13340,7 @@
             <w:pPr>
               <w:spacing w:after="20" w:before="0"/>
             </w:pPr>
-            <w:hyperlink w:history="1" r:id="rIdgyes9ar04tpgisstk358f">
+            <w:hyperlink w:history="1" r:id="rIddc0hr-wg1j8fet4ear9l-">
               <w:r>
                 <w:rPr>
                   <w:rFonts w:ascii="Arial" w:cs="Arial" w:eastAsia="Arial" w:hAnsi="Arial"/>
@@ -13389,7 +13389,7 @@
               <w:spacing w:after="10" w:before="0"/>
               <w:ind w:left="120"/>
             </w:pPr>
-            <w:hyperlink w:history="1" r:id="rIdzhccouqe_89c57maq5aow">
+            <w:hyperlink w:history="1" r:id="rId0dpc5bdze7jwvuei3jn6o">
               <w:r>
                 <w:rPr>
                   <w:rFonts w:ascii="Arial" w:cs="Arial" w:eastAsia="Arial" w:hAnsi="Arial"/>
@@ -13589,7 +13589,7 @@
             <w:pPr>
               <w:spacing w:after="20" w:before="0"/>
             </w:pPr>
-            <w:hyperlink w:history="1" r:id="rId0hhtp1poiqnv7no4xoj3z">
+            <w:hyperlink w:history="1" r:id="rIdi10n_jj_vhqb0diisjy1q">
               <w:r>
                 <w:rPr>
                   <w:rFonts w:ascii="Arial" w:cs="Arial" w:eastAsia="Arial" w:hAnsi="Arial"/>
@@ -13638,7 +13638,7 @@
               <w:spacing w:after="10" w:before="0"/>
               <w:ind w:left="120"/>
             </w:pPr>
-            <w:hyperlink w:history="1" r:id="rIdyqrr1kuqprfyg6kqwpajp">
+            <w:hyperlink w:history="1" r:id="rIddvevmetdfrqmop9kwistt">
               <w:r>
                 <w:rPr>
                   <w:rFonts w:ascii="Arial" w:cs="Arial" w:eastAsia="Arial" w:hAnsi="Arial"/>
@@ -13683,7 +13683,7 @@
             <w:pPr>
               <w:spacing w:after="20" w:before="0"/>
             </w:pPr>
-            <w:hyperlink w:history="1" r:id="rIdgdy2ysya4hr1dwsug0jo-">
+            <w:hyperlink w:history="1" r:id="rIdd0yer6wagjqqxzfpli23a">
               <w:r>
                 <w:rPr>
                   <w:rFonts w:ascii="Arial" w:cs="Arial" w:eastAsia="Arial" w:hAnsi="Arial"/>
@@ -13732,7 +13732,7 @@
               <w:spacing w:after="10" w:before="0"/>
               <w:ind w:left="120"/>
             </w:pPr>
-            <w:hyperlink w:history="1" r:id="rIdz8nb2fk8t5694gnpgaokx">
+            <w:hyperlink w:history="1" r:id="rId3m_hvdzobxpxmaaumqii1">
               <w:r>
                 <w:rPr>
                   <w:rFonts w:ascii="Arial" w:cs="Arial" w:eastAsia="Arial" w:hAnsi="Arial"/>
@@ -13932,7 +13932,7 @@
             <w:pPr>
               <w:spacing w:after="20" w:before="0"/>
             </w:pPr>
-            <w:hyperlink w:history="1" r:id="rId2mfd18lj-46iwkrnuns8i">
+            <w:hyperlink w:history="1" r:id="rId9zkrdkyplbpdlv_yv5wg1">
               <w:r>
                 <w:rPr>
                   <w:rFonts w:ascii="Arial" w:cs="Arial" w:eastAsia="Arial" w:hAnsi="Arial"/>
@@ -13981,7 +13981,7 @@
               <w:spacing w:after="10" w:before="0"/>
               <w:ind w:left="120"/>
             </w:pPr>
-            <w:hyperlink w:history="1" r:id="rIdnirroogfe8vdx8mfklzdv">
+            <w:hyperlink w:history="1" r:id="rIdbxm7cljzf2zlp0eqw0mys">
               <w:r>
                 <w:rPr>
                   <w:rFonts w:ascii="Arial" w:cs="Arial" w:eastAsia="Arial" w:hAnsi="Arial"/>
@@ -14026,7 +14026,7 @@
             <w:pPr>
               <w:spacing w:after="20" w:before="0"/>
             </w:pPr>
-            <w:hyperlink w:history="1" r:id="rIdkafmfzh-mka4pmpnhwyk3">
+            <w:hyperlink w:history="1" r:id="rIdxds0symiriortbzkiiycw">
               <w:r>
                 <w:rPr>
                   <w:rFonts w:ascii="Arial" w:cs="Arial" w:eastAsia="Arial" w:hAnsi="Arial"/>
@@ -14075,7 +14075,7 @@
               <w:spacing w:after="10" w:before="0"/>
               <w:ind w:left="120"/>
             </w:pPr>
-            <w:hyperlink w:history="1" r:id="rIdftb1aozykmyuefhm0oxtg">
+            <w:hyperlink w:history="1" r:id="rIdnntlheipadvvan8mo4_uu">
               <w:r>
                 <w:rPr>
                   <w:rFonts w:ascii="Arial" w:cs="Arial" w:eastAsia="Arial" w:hAnsi="Arial"/>
@@ -14600,7 +14600,7 @@
         </w:rPr>
         <w:t xml:space="preserve">© 2026 SeaVuria and ARES. Aligned with KICD objectives. Developed by SeaVuria; technical implementation by ARES (with AI assistance from Claude). Licensed under </w:t>
       </w:r>
-      <w:hyperlink w:history="1" r:id="rId2unhztqbcsjwrxju0wvfp">
+      <w:hyperlink w:history="1" r:id="rIdkcwkwywnoz1v6m6ytrcwe">
         <w:r>
           <w:rPr>
             <w:rFonts w:ascii="Arial" w:cs="Arial" w:eastAsia="Arial" w:hAnsi="Arial"/>
@@ -14621,7 +14621,7 @@
         </w:rPr>
         <w:t xml:space="preserve"> (</w:t>
       </w:r>
-      <w:hyperlink w:history="1" r:id="rIdjxyryy2yinwslryyynd27">
+      <w:hyperlink w:history="1" r:id="rIdv_rvh8s_eyof2cdl4aqvc">
         <w:r>
           <w:rPr>
             <w:rFonts w:ascii="Arial" w:cs="Arial" w:eastAsia="Arial" w:hAnsi="Arial"/>
@@ -15881,7 +15881,7 @@
             <w:pPr>
               <w:spacing w:after="20" w:before="0"/>
             </w:pPr>
-            <w:hyperlink w:history="1" r:id="rId-1zofzqm1mkbwormmzbfn">
+            <w:hyperlink w:history="1" r:id="rId2jlrdevms6jlyfvfmvhgv">
               <w:r>
                 <w:rPr>
                   <w:rFonts w:ascii="Arial" w:cs="Arial" w:eastAsia="Arial" w:hAnsi="Arial"/>
@@ -15914,7 +15914,7 @@
               <w:spacing w:after="10" w:before="0"/>
               <w:ind w:left="120"/>
             </w:pPr>
-            <w:hyperlink w:history="1" r:id="rIdt2btfgutcnn1t79a7k1c_">
+            <w:hyperlink w:history="1" r:id="rIdxv1aptqnc_o3n0fsqjgfa">
               <w:r>
                 <w:rPr>
                   <w:rFonts w:ascii="Arial" w:cs="Arial" w:eastAsia="Arial" w:hAnsi="Arial"/>
@@ -15959,7 +15959,7 @@
             <w:pPr>
               <w:spacing w:after="20" w:before="0"/>
             </w:pPr>
-            <w:hyperlink w:history="1" r:id="rIdmc153ngcfl_rjkfavcviq">
+            <w:hyperlink w:history="1" r:id="rIdajsxhh4lbqg6bnaabbyf5">
               <w:r>
                 <w:rPr>
                   <w:rFonts w:ascii="Arial" w:cs="Arial" w:eastAsia="Arial" w:hAnsi="Arial"/>
@@ -15992,7 +15992,7 @@
               <w:spacing w:after="10" w:before="0"/>
               <w:ind w:left="120"/>
             </w:pPr>
-            <w:hyperlink w:history="1" r:id="rIdzwmhzrwthuqvxsxpbfpwd">
+            <w:hyperlink w:history="1" r:id="rIdbcr0ujdgjtcqxbofrx0o5">
               <w:r>
                 <w:rPr>
                   <w:rFonts w:ascii="Arial" w:cs="Arial" w:eastAsia="Arial" w:hAnsi="Arial"/>
@@ -16192,7 +16192,7 @@
             <w:pPr>
               <w:spacing w:after="20" w:before="0"/>
             </w:pPr>
-            <w:hyperlink w:history="1" r:id="rIdzeaf4etmo1az1wr6ugzba">
+            <w:hyperlink w:history="1" r:id="rIdnwyznrgcrja7zzamqb9bh">
               <w:r>
                 <w:rPr>
                   <w:rFonts w:ascii="Arial" w:cs="Arial" w:eastAsia="Arial" w:hAnsi="Arial"/>
@@ -16225,7 +16225,7 @@
               <w:spacing w:after="10" w:before="0"/>
               <w:ind w:left="120"/>
             </w:pPr>
-            <w:hyperlink w:history="1" r:id="rId1qtm4xgwylwp90wj2bxjs">
+            <w:hyperlink w:history="1" r:id="rIdz1njll_y_ghzeo2acwzfn">
               <w:r>
                 <w:rPr>
                   <w:rFonts w:ascii="Arial" w:cs="Arial" w:eastAsia="Arial" w:hAnsi="Arial"/>
@@ -16270,7 +16270,7 @@
             <w:pPr>
               <w:spacing w:after="20" w:before="0"/>
             </w:pPr>
-            <w:hyperlink w:history="1" r:id="rIdl2p_w-oqv-issvejoi2da">
+            <w:hyperlink w:history="1" r:id="rIdff4elj5yqjmzdmr-icnk6">
               <w:r>
                 <w:rPr>
                   <w:rFonts w:ascii="Arial" w:cs="Arial" w:eastAsia="Arial" w:hAnsi="Arial"/>
@@ -16303,7 +16303,7 @@
               <w:spacing w:after="10" w:before="0"/>
               <w:ind w:left="120"/>
             </w:pPr>
-            <w:hyperlink w:history="1" r:id="rIdqg2lmu7ls2yuk7u7ldwpm">
+            <w:hyperlink w:history="1" r:id="rIdo1xxbccqnkh3c8t1vk_ej">
               <w:r>
                 <w:rPr>
                   <w:rFonts w:ascii="Arial" w:cs="Arial" w:eastAsia="Arial" w:hAnsi="Arial"/>
@@ -16503,7 +16503,7 @@
             <w:pPr>
               <w:spacing w:after="20" w:before="0"/>
             </w:pPr>
-            <w:hyperlink w:history="1" r:id="rIdvouz7cpftvr9memqthlht">
+            <w:hyperlink w:history="1" r:id="rId5dlu-p9fvig69ojb7wdnf">
               <w:r>
                 <w:rPr>
                   <w:rFonts w:ascii="Arial" w:cs="Arial" w:eastAsia="Arial" w:hAnsi="Arial"/>
@@ -16536,7 +16536,7 @@
               <w:spacing w:after="10" w:before="0"/>
               <w:ind w:left="120"/>
             </w:pPr>
-            <w:hyperlink w:history="1" r:id="rIdnddu5tsummj2y4gtkvk_k">
+            <w:hyperlink w:history="1" r:id="rIdoozcxt5l-ebc8bfp7icay">
               <w:r>
                 <w:rPr>
                   <w:rFonts w:ascii="Arial" w:cs="Arial" w:eastAsia="Arial" w:hAnsi="Arial"/>
@@ -16581,7 +16581,7 @@
             <w:pPr>
               <w:spacing w:after="20" w:before="0"/>
             </w:pPr>
-            <w:hyperlink w:history="1" r:id="rIdjsblmfsedcie-c9oyxybx">
+            <w:hyperlink w:history="1" r:id="rIdrzvtozbcseqqyj38jg2b9">
               <w:r>
                 <w:rPr>
                   <w:rFonts w:ascii="Arial" w:cs="Arial" w:eastAsia="Arial" w:hAnsi="Arial"/>
@@ -16630,7 +16630,7 @@
               <w:spacing w:after="10" w:before="0"/>
               <w:ind w:left="120"/>
             </w:pPr>
-            <w:hyperlink w:history="1" r:id="rIdc4t-mpfoscb7hmoukul4i">
+            <w:hyperlink w:history="1" r:id="rIdecwgvondykg2lohr-owmh">
               <w:r>
                 <w:rPr>
                   <w:rFonts w:ascii="Arial" w:cs="Arial" w:eastAsia="Arial" w:hAnsi="Arial"/>
@@ -16830,7 +16830,7 @@
             <w:pPr>
               <w:spacing w:after="20" w:before="0"/>
             </w:pPr>
-            <w:hyperlink w:history="1" r:id="rId8zpxfxuythhyiqnt6rvfy">
+            <w:hyperlink w:history="1" r:id="rIdjciqf6pvdqqdjpas29-dc">
               <w:r>
                 <w:rPr>
                   <w:rFonts w:ascii="Arial" w:cs="Arial" w:eastAsia="Arial" w:hAnsi="Arial"/>
@@ -16863,7 +16863,7 @@
               <w:spacing w:after="10" w:before="0"/>
               <w:ind w:left="120"/>
             </w:pPr>
-            <w:hyperlink w:history="1" r:id="rIdm5j_ptqwuqh7qke8tn7eq">
+            <w:hyperlink w:history="1" r:id="rIdf06v4bh5sqx63a0bzhgvk">
               <w:r>
                 <w:rPr>
                   <w:rFonts w:ascii="Arial" w:cs="Arial" w:eastAsia="Arial" w:hAnsi="Arial"/>
@@ -16908,7 +16908,7 @@
             <w:pPr>
               <w:spacing w:after="20" w:before="0"/>
             </w:pPr>
-            <w:hyperlink w:history="1" r:id="rIdqtax3mx6uk3ts5e8zolri">
+            <w:hyperlink w:history="1" r:id="rId4qqlnr2i4tgv9eesyvvpx">
               <w:r>
                 <w:rPr>
                   <w:rFonts w:ascii="Arial" w:cs="Arial" w:eastAsia="Arial" w:hAnsi="Arial"/>
@@ -16957,7 +16957,7 @@
               <w:spacing w:after="10" w:before="0"/>
               <w:ind w:left="120"/>
             </w:pPr>
-            <w:hyperlink w:history="1" r:id="rIdfbcusc32hx08c9d4m8r9d">
+            <w:hyperlink w:history="1" r:id="rIddoblvnngnljnquzrwrovp">
               <w:r>
                 <w:rPr>
                   <w:rFonts w:ascii="Arial" w:cs="Arial" w:eastAsia="Arial" w:hAnsi="Arial"/>
@@ -17157,7 +17157,7 @@
             <w:pPr>
               <w:spacing w:after="20" w:before="0"/>
             </w:pPr>
-            <w:hyperlink w:history="1" r:id="rId2t8k39pudggsr8prag5rh">
+            <w:hyperlink w:history="1" r:id="rIdmhngjfa6l2ocwbpkw6vas">
               <w:r>
                 <w:rPr>
                   <w:rFonts w:ascii="Arial" w:cs="Arial" w:eastAsia="Arial" w:hAnsi="Arial"/>
@@ -17206,7 +17206,7 @@
               <w:spacing w:after="10" w:before="0"/>
               <w:ind w:left="120"/>
             </w:pPr>
-            <w:hyperlink w:history="1" r:id="rIdmhq7dmbmgn6w-yc6w9m1u">
+            <w:hyperlink w:history="1" r:id="rIdblmhtl51ze-lmxehfhm6l">
               <w:r>
                 <w:rPr>
                   <w:rFonts w:ascii="Arial" w:cs="Arial" w:eastAsia="Arial" w:hAnsi="Arial"/>
@@ -17251,7 +17251,7 @@
             <w:pPr>
               <w:spacing w:after="20" w:before="0"/>
             </w:pPr>
-            <w:hyperlink w:history="1" r:id="rId_ixihabi_jqwmkuyov_oj">
+            <w:hyperlink w:history="1" r:id="rIdeveeeg89kxopkmil-idyy">
               <w:r>
                 <w:rPr>
                   <w:rFonts w:ascii="Arial" w:cs="Arial" w:eastAsia="Arial" w:hAnsi="Arial"/>
@@ -17300,7 +17300,7 @@
               <w:spacing w:after="10" w:before="0"/>
               <w:ind w:left="120"/>
             </w:pPr>
-            <w:hyperlink w:history="1" r:id="rIdgpufzkq47kam7q68yrien">
+            <w:hyperlink w:history="1" r:id="rIdr2zc1fx5_cgd7pxksu-gv">
               <w:r>
                 <w:rPr>
                   <w:rFonts w:ascii="Arial" w:cs="Arial" w:eastAsia="Arial" w:hAnsi="Arial"/>
@@ -17905,7 +17905,7 @@
         </w:rPr>
         <w:t xml:space="preserve">© 2026 SeaVuria and ARES. Aligned with KICD objectives. Developed by SeaVuria; technical implementation by ARES (with AI assistance from Claude). Licensed under </w:t>
       </w:r>
-      <w:hyperlink w:history="1" r:id="rIdukxlhx2g5lynypn5zxkzj">
+      <w:hyperlink w:history="1" r:id="rIdd-e41ghai-gxurim8hqcq">
         <w:r>
           <w:rPr>
             <w:rFonts w:ascii="Arial" w:cs="Arial" w:eastAsia="Arial" w:hAnsi="Arial"/>
@@ -17926,7 +17926,7 @@
         </w:rPr>
         <w:t xml:space="preserve"> (</w:t>
       </w:r>
-      <w:hyperlink w:history="1" r:id="rIdq6-ynphmzctshf6zh3mpu">
+      <w:hyperlink w:history="1" r:id="rIdzobacatb9k3lbvhaqminl">
         <w:r>
           <w:rPr>
             <w:rFonts w:ascii="Arial" w:cs="Arial" w:eastAsia="Arial" w:hAnsi="Arial"/>
@@ -18966,7 +18966,7 @@
             <w:pPr>
               <w:spacing w:after="20" w:before="0"/>
             </w:pPr>
-            <w:hyperlink w:history="1" r:id="rIdpv2nbatrduccaah8icom7">
+            <w:hyperlink w:history="1" r:id="rId32r_benm3up53l_nf4z_y">
               <w:r>
                 <w:rPr>
                   <w:rFonts w:ascii="Arial" w:cs="Arial" w:eastAsia="Arial" w:hAnsi="Arial"/>
@@ -18999,7 +18999,7 @@
               <w:spacing w:after="10" w:before="0"/>
               <w:ind w:left="120"/>
             </w:pPr>
-            <w:hyperlink w:history="1" r:id="rIdped4_aspbzndzn1dvdi0f">
+            <w:hyperlink w:history="1" r:id="rIdlubk6p7bcgr-i7s9sxbhj">
               <w:r>
                 <w:rPr>
                   <w:rFonts w:ascii="Arial" w:cs="Arial" w:eastAsia="Arial" w:hAnsi="Arial"/>
@@ -19044,7 +19044,7 @@
             <w:pPr>
               <w:spacing w:after="20" w:before="0"/>
             </w:pPr>
-            <w:hyperlink w:history="1" r:id="rIdfkbtwrgta77q4wrkoedjo">
+            <w:hyperlink w:history="1" r:id="rIdzjysy9kcp3at1_np4wpdg">
               <w:r>
                 <w:rPr>
                   <w:rFonts w:ascii="Arial" w:cs="Arial" w:eastAsia="Arial" w:hAnsi="Arial"/>
@@ -19077,7 +19077,7 @@
               <w:spacing w:after="10" w:before="0"/>
               <w:ind w:left="120"/>
             </w:pPr>
-            <w:hyperlink w:history="1" r:id="rIdmer4k-szxzovsl3xjngp4">
+            <w:hyperlink w:history="1" r:id="rIdouekcc9pgjt0fra922vlx">
               <w:r>
                 <w:rPr>
                   <w:rFonts w:ascii="Arial" w:cs="Arial" w:eastAsia="Arial" w:hAnsi="Arial"/>
@@ -19277,7 +19277,7 @@
             <w:pPr>
               <w:spacing w:after="20" w:before="0"/>
             </w:pPr>
-            <w:hyperlink w:history="1" r:id="rIdhhkg36jbblkrq5au0cdve">
+            <w:hyperlink w:history="1" r:id="rIddcfnnmjkz8vasvil1qzva">
               <w:r>
                 <w:rPr>
                   <w:rFonts w:ascii="Arial" w:cs="Arial" w:eastAsia="Arial" w:hAnsi="Arial"/>
@@ -19310,7 +19310,7 @@
               <w:spacing w:after="10" w:before="0"/>
               <w:ind w:left="120"/>
             </w:pPr>
-            <w:hyperlink w:history="1" r:id="rId5afavcfu6jlqthf2x6v4o">
+            <w:hyperlink w:history="1" r:id="rIdpe9mdnitwqsojvzymiqc8">
               <w:r>
                 <w:rPr>
                   <w:rFonts w:ascii="Arial" w:cs="Arial" w:eastAsia="Arial" w:hAnsi="Arial"/>
@@ -19355,7 +19355,7 @@
             <w:pPr>
               <w:spacing w:after="20" w:before="0"/>
             </w:pPr>
-            <w:hyperlink w:history="1" r:id="rIdycfrkdkf7k3vrh3sc8kwf">
+            <w:hyperlink w:history="1" r:id="rIdjg9irvprobvk0cqomh1z5">
               <w:r>
                 <w:rPr>
                   <w:rFonts w:ascii="Arial" w:cs="Arial" w:eastAsia="Arial" w:hAnsi="Arial"/>
@@ -19388,7 +19388,7 @@
               <w:spacing w:after="10" w:before="0"/>
               <w:ind w:left="120"/>
             </w:pPr>
-            <w:hyperlink w:history="1" r:id="rIdpokzfdrze_mk7fyllnmx3">
+            <w:hyperlink w:history="1" r:id="rIdkadofb1gyj3xchppp7u0x">
               <w:r>
                 <w:rPr>
                   <w:rFonts w:ascii="Arial" w:cs="Arial" w:eastAsia="Arial" w:hAnsi="Arial"/>
@@ -19588,7 +19588,7 @@
             <w:pPr>
               <w:spacing w:after="20" w:before="0"/>
             </w:pPr>
-            <w:hyperlink w:history="1" r:id="rIdup9ozrv4nz3ugyyliaz_h">
+            <w:hyperlink w:history="1" r:id="rIdvif28s0lpppwloh4wpg5o">
               <w:r>
                 <w:rPr>
                   <w:rFonts w:ascii="Arial" w:cs="Arial" w:eastAsia="Arial" w:hAnsi="Arial"/>
@@ -19621,7 +19621,7 @@
               <w:spacing w:after="10" w:before="0"/>
               <w:ind w:left="120"/>
             </w:pPr>
-            <w:hyperlink w:history="1" r:id="rIdures8pru1iueszue82c2a">
+            <w:hyperlink w:history="1" r:id="rIdbmwgebp009o97z1yubzz_">
               <w:r>
                 <w:rPr>
                   <w:rFonts w:ascii="Arial" w:cs="Arial" w:eastAsia="Arial" w:hAnsi="Arial"/>
@@ -19666,7 +19666,7 @@
             <w:pPr>
               <w:spacing w:after="20" w:before="0"/>
             </w:pPr>
-            <w:hyperlink w:history="1" r:id="rIdrgli0l1rjsd0egbxyvvqm">
+            <w:hyperlink w:history="1" r:id="rIdvrogflfzttgdqjrutisn2">
               <w:r>
                 <w:rPr>
                   <w:rFonts w:ascii="Arial" w:cs="Arial" w:eastAsia="Arial" w:hAnsi="Arial"/>
@@ -19715,7 +19715,7 @@
               <w:spacing w:after="10" w:before="0"/>
               <w:ind w:left="120"/>
             </w:pPr>
-            <w:hyperlink w:history="1" r:id="rIdutedx9mkawuutckebs70p">
+            <w:hyperlink w:history="1" r:id="rIdgcrhvqywlz1yepcsoxqq2">
               <w:r>
                 <w:rPr>
                   <w:rFonts w:ascii="Arial" w:cs="Arial" w:eastAsia="Arial" w:hAnsi="Arial"/>
@@ -19915,7 +19915,7 @@
             <w:pPr>
               <w:spacing w:after="20" w:before="0"/>
             </w:pPr>
-            <w:hyperlink w:history="1" r:id="rId430wyuq2zhdxovx5kki6x">
+            <w:hyperlink w:history="1" r:id="rIdh-9akp-gmupqg1nyjrjom">
               <w:r>
                 <w:rPr>
                   <w:rFonts w:ascii="Arial" w:cs="Arial" w:eastAsia="Arial" w:hAnsi="Arial"/>
@@ -19948,7 +19948,7 @@
               <w:spacing w:after="10" w:before="0"/>
               <w:ind w:left="120"/>
             </w:pPr>
-            <w:hyperlink w:history="1" r:id="rId6bf5r7gxkwfgoa_ujwox6">
+            <w:hyperlink w:history="1" r:id="rId-gvvnfxmxsiss6tlbyxtc">
               <w:r>
                 <w:rPr>
                   <w:rFonts w:ascii="Arial" w:cs="Arial" w:eastAsia="Arial" w:hAnsi="Arial"/>
@@ -19993,7 +19993,7 @@
             <w:pPr>
               <w:spacing w:after="20" w:before="0"/>
             </w:pPr>
-            <w:hyperlink w:history="1" r:id="rIdenuhssyj1y2y_lgup1kh8">
+            <w:hyperlink w:history="1" r:id="rIdkjeo88sbdjcktwgsvfzdh">
               <w:r>
                 <w:rPr>
                   <w:rFonts w:ascii="Arial" w:cs="Arial" w:eastAsia="Arial" w:hAnsi="Arial"/>
@@ -20042,7 +20042,7 @@
               <w:spacing w:after="10" w:before="0"/>
               <w:ind w:left="120"/>
             </w:pPr>
-            <w:hyperlink w:history="1" r:id="rIdmmysgjunxpgoxuyo0knji">
+            <w:hyperlink w:history="1" r:id="rId_8-oyt__ns3eplbonti7m">
               <w:r>
                 <w:rPr>
                   <w:rFonts w:ascii="Arial" w:cs="Arial" w:eastAsia="Arial" w:hAnsi="Arial"/>
@@ -20242,7 +20242,7 @@
             <w:pPr>
               <w:spacing w:after="20" w:before="0"/>
             </w:pPr>
-            <w:hyperlink w:history="1" r:id="rIdi-pkzdalwkrih94snivde">
+            <w:hyperlink w:history="1" r:id="rIdojaucgaevoitmlknswtsp">
               <w:r>
                 <w:rPr>
                   <w:rFonts w:ascii="Arial" w:cs="Arial" w:eastAsia="Arial" w:hAnsi="Arial"/>
@@ -20275,7 +20275,7 @@
               <w:spacing w:after="10" w:before="0"/>
               <w:ind w:left="120"/>
             </w:pPr>
-            <w:hyperlink w:history="1" r:id="rIdxugmkapfkyrpi-cnxhabh">
+            <w:hyperlink w:history="1" r:id="rIdcecmrip9q4i56yjpt2bs8">
               <w:r>
                 <w:rPr>
                   <w:rFonts w:ascii="Arial" w:cs="Arial" w:eastAsia="Arial" w:hAnsi="Arial"/>
@@ -20320,7 +20320,7 @@
             <w:pPr>
               <w:spacing w:after="20" w:before="0"/>
             </w:pPr>
-            <w:hyperlink w:history="1" r:id="rIdwlgh0nx73qdmofediccnu">
+            <w:hyperlink w:history="1" r:id="rIdykofkdv6o2lfhnujpoutp">
               <w:r>
                 <w:rPr>
                   <w:rFonts w:ascii="Arial" w:cs="Arial" w:eastAsia="Arial" w:hAnsi="Arial"/>
@@ -20369,7 +20369,7 @@
               <w:spacing w:after="10" w:before="0"/>
               <w:ind w:left="120"/>
             </w:pPr>
-            <w:hyperlink w:history="1" r:id="rIdds1yf7lvv_iqthll5gop-">
+            <w:hyperlink w:history="1" r:id="rIdewjnegln8ikygyxlekvi5">
               <w:r>
                 <w:rPr>
                   <w:rFonts w:ascii="Arial" w:cs="Arial" w:eastAsia="Arial" w:hAnsi="Arial"/>
@@ -20894,7 +20894,7 @@
         </w:rPr>
         <w:t xml:space="preserve">© 2026 SeaVuria and ARES. Aligned with KICD objectives. Developed by SeaVuria; technical implementation by ARES (with AI assistance from Claude). Licensed under </w:t>
       </w:r>
-      <w:hyperlink w:history="1" r:id="rIdtzljhos-zgnhwpsssirhn">
+      <w:hyperlink w:history="1" r:id="rIddvavqwjjstjqeqqqke8ny">
         <w:r>
           <w:rPr>
             <w:rFonts w:ascii="Arial" w:cs="Arial" w:eastAsia="Arial" w:hAnsi="Arial"/>
@@ -20915,7 +20915,7 @@
         </w:rPr>
         <w:t xml:space="preserve"> (</w:t>
       </w:r>
-      <w:hyperlink w:history="1" r:id="rId_qqwpismsorj0maq1xrxh">
+      <w:hyperlink w:history="1" r:id="rIdr_seeci5wghj5yr7zucpc">
         <w:r>
           <w:rPr>
             <w:rFonts w:ascii="Arial" w:cs="Arial" w:eastAsia="Arial" w:hAnsi="Arial"/>
@@ -22115,7 +22115,7 @@
             <w:pPr>
               <w:spacing w:after="20" w:before="0"/>
             </w:pPr>
-            <w:hyperlink w:history="1" r:id="rIddn1zw__19f_gf_drcxcyn">
+            <w:hyperlink w:history="1" r:id="rIdyeq8df0czcqfjbf_jvozw">
               <w:r>
                 <w:rPr>
                   <w:rFonts w:ascii="Arial" w:cs="Arial" w:eastAsia="Arial" w:hAnsi="Arial"/>
@@ -22148,7 +22148,7 @@
               <w:spacing w:after="10" w:before="0"/>
               <w:ind w:left="120"/>
             </w:pPr>
-            <w:hyperlink w:history="1" r:id="rId4a_leg1rjldnxtavp7vt4">
+            <w:hyperlink w:history="1" r:id="rId-fde_mimgrzpelm95vgf8">
               <w:r>
                 <w:rPr>
                   <w:rFonts w:ascii="Arial" w:cs="Arial" w:eastAsia="Arial" w:hAnsi="Arial"/>
@@ -22210,7 +22210,7 @@
               <w:spacing w:after="10" w:before="0"/>
               <w:ind w:left="120"/>
             </w:pPr>
-            <w:hyperlink w:history="1" r:id="rIdcmlvs4v5ep-lzb_zdnkob">
+            <w:hyperlink w:history="1" r:id="rId3xozgzvrp5rxeflxh2xca">
               <w:r>
                 <w:rPr>
                   <w:rFonts w:ascii="Arial" w:cs="Arial" w:eastAsia="Arial" w:hAnsi="Arial"/>
@@ -22425,7 +22425,7 @@
             <w:pPr>
               <w:spacing w:after="20" w:before="0"/>
             </w:pPr>
-            <w:hyperlink w:history="1" r:id="rIdrqli-rppkbwpd69nopci-">
+            <w:hyperlink w:history="1" r:id="rIdsyd9jo3xozpnvpyfndn0b">
               <w:r>
                 <w:rPr>
                   <w:rFonts w:ascii="Arial" w:cs="Arial" w:eastAsia="Arial" w:hAnsi="Arial"/>
@@ -22458,7 +22458,7 @@
               <w:spacing w:after="10" w:before="0"/>
               <w:ind w:left="120"/>
             </w:pPr>
-            <w:hyperlink w:history="1" r:id="rIdgxzugvbyqs_7wylfvy51a">
+            <w:hyperlink w:history="1" r:id="rIdwvlkeo_liql1-zpztzwjp">
               <w:r>
                 <w:rPr>
                   <w:rFonts w:ascii="Arial" w:cs="Arial" w:eastAsia="Arial" w:hAnsi="Arial"/>
@@ -22520,7 +22520,7 @@
               <w:spacing w:after="10" w:before="0"/>
               <w:ind w:left="120"/>
             </w:pPr>
-            <w:hyperlink w:history="1" r:id="rIdxflamza87ufj5zm-54jue">
+            <w:hyperlink w:history="1" r:id="rIdj322u54pnbc9cpml5uofj">
               <w:r>
                 <w:rPr>
                   <w:rFonts w:ascii="Arial" w:cs="Arial" w:eastAsia="Arial" w:hAnsi="Arial"/>
@@ -22735,7 +22735,7 @@
             <w:pPr>
               <w:spacing w:after="20" w:before="0"/>
             </w:pPr>
-            <w:hyperlink w:history="1" r:id="rIdewglfqg3saeftve_94kjb">
+            <w:hyperlink w:history="1" r:id="rIdeugmaeuh1ctgmwxkeut8a">
               <w:r>
                 <w:rPr>
                   <w:rFonts w:ascii="Arial" w:cs="Arial" w:eastAsia="Arial" w:hAnsi="Arial"/>
@@ -22784,7 +22784,7 @@
               <w:spacing w:after="10" w:before="0"/>
               <w:ind w:left="120"/>
             </w:pPr>
-            <w:hyperlink w:history="1" r:id="rIdhgvmkxrb-j6lfguxmedh5">
+            <w:hyperlink w:history="1" r:id="rIdkkmlty0t0qay53qbkhbmh">
               <w:r>
                 <w:rPr>
                   <w:rFonts w:ascii="Arial" w:cs="Arial" w:eastAsia="Arial" w:hAnsi="Arial"/>
@@ -22846,7 +22846,7 @@
               <w:spacing w:after="10" w:before="0"/>
               <w:ind w:left="120"/>
             </w:pPr>
-            <w:hyperlink w:history="1" r:id="rIduwvjgoprh8lg79fmiz-8t">
+            <w:hyperlink w:history="1" r:id="rIdd4qtw4yjetky-mhpe3equ">
               <w:r>
                 <w:rPr>
                   <w:rFonts w:ascii="Arial" w:cs="Arial" w:eastAsia="Arial" w:hAnsi="Arial"/>
@@ -23061,7 +23061,7 @@
             <w:pPr>
               <w:spacing w:after="20" w:before="0"/>
             </w:pPr>
-            <w:hyperlink w:history="1" r:id="rId3r9v4udpeva5tdt7l00by">
+            <w:hyperlink w:history="1" r:id="rIdgizailuqonyxbxo2sty2x">
               <w:r>
                 <w:rPr>
                   <w:rFonts w:ascii="Arial" w:cs="Arial" w:eastAsia="Arial" w:hAnsi="Arial"/>
@@ -23110,7 +23110,7 @@
               <w:spacing w:after="10" w:before="0"/>
               <w:ind w:left="120"/>
             </w:pPr>
-            <w:hyperlink w:history="1" r:id="rIddumxh29rhpynocduue5bg">
+            <w:hyperlink w:history="1" r:id="rIdt6zyn5yd7s27mbkjcowpa">
               <w:r>
                 <w:rPr>
                   <w:rFonts w:ascii="Arial" w:cs="Arial" w:eastAsia="Arial" w:hAnsi="Arial"/>
@@ -23172,7 +23172,7 @@
               <w:spacing w:after="10" w:before="0"/>
               <w:ind w:left="120"/>
             </w:pPr>
-            <w:hyperlink w:history="1" r:id="rIdazthapf11jyjwyzvl9soe">
+            <w:hyperlink w:history="1" r:id="rId07jm2hnnquiurgusz1wlr">
               <w:r>
                 <w:rPr>
                   <w:rFonts w:ascii="Arial" w:cs="Arial" w:eastAsia="Arial" w:hAnsi="Arial"/>
@@ -23387,7 +23387,7 @@
             <w:pPr>
               <w:spacing w:after="20" w:before="0"/>
             </w:pPr>
-            <w:hyperlink w:history="1" r:id="rIdheyr58l_rkq3rksk2lhjz">
+            <w:hyperlink w:history="1" r:id="rId63jqnqqypolofcbedfez8">
               <w:r>
                 <w:rPr>
                   <w:rFonts w:ascii="Arial" w:cs="Arial" w:eastAsia="Arial" w:hAnsi="Arial"/>
@@ -23436,7 +23436,7 @@
               <w:spacing w:after="10" w:before="0"/>
               <w:ind w:left="120"/>
             </w:pPr>
-            <w:hyperlink w:history="1" r:id="rIdghrw2nsjztokxytz-8wl9">
+            <w:hyperlink w:history="1" r:id="rIdt9clpmct_oizzfp-3pjlb">
               <w:r>
                 <w:rPr>
                   <w:rFonts w:ascii="Arial" w:cs="Arial" w:eastAsia="Arial" w:hAnsi="Arial"/>
@@ -23498,7 +23498,7 @@
               <w:spacing w:after="10" w:before="0"/>
               <w:ind w:left="120"/>
             </w:pPr>
-            <w:hyperlink w:history="1" r:id="rIdzze97f6nayh_ic4-ym9e5">
+            <w:hyperlink w:history="1" r:id="rIdaiijuo1y7meffx40cgce5">
               <w:r>
                 <w:rPr>
                   <w:rFonts w:ascii="Arial" w:cs="Arial" w:eastAsia="Arial" w:hAnsi="Arial"/>
@@ -24118,7 +24118,7 @@
         </w:rPr>
         <w:t xml:space="preserve">© 2026 SeaVuria and ARES. Aligned with KICD objectives. Developed by SeaVuria; technical implementation by ARES (with AI assistance from Claude). Licensed under </w:t>
       </w:r>
-      <w:hyperlink w:history="1" r:id="rIdfd9t8kychjerlbej5cpk9">
+      <w:hyperlink w:history="1" r:id="rId8rlxauxh4u-0pmzns45pt">
         <w:r>
           <w:rPr>
             <w:rFonts w:ascii="Arial" w:cs="Arial" w:eastAsia="Arial" w:hAnsi="Arial"/>
@@ -24139,7 +24139,7 @@
         </w:rPr>
         <w:t xml:space="preserve"> (</w:t>
       </w:r>
-      <w:hyperlink w:history="1" r:id="rIdh0kqei4ctpqongkv0flx0">
+      <w:hyperlink w:history="1" r:id="rIdkcstkhv0gwo1h-8yt4zji">
         <w:r>
           <w:rPr>
             <w:rFonts w:ascii="Arial" w:cs="Arial" w:eastAsia="Arial" w:hAnsi="Arial"/>
@@ -25179,7 +25179,7 @@
             <w:pPr>
               <w:spacing w:after="20" w:before="0"/>
             </w:pPr>
-            <w:hyperlink w:history="1" r:id="rIdmey4nb4ifclrhypq96-n4">
+            <w:hyperlink w:history="1" r:id="rIdgpv2v8dzbf8w-rfrm46w_">
               <w:r>
                 <w:rPr>
                   <w:rFonts w:ascii="Arial" w:cs="Arial" w:eastAsia="Arial" w:hAnsi="Arial"/>
@@ -25212,7 +25212,7 @@
               <w:spacing w:after="10" w:before="0"/>
               <w:ind w:left="120"/>
             </w:pPr>
-            <w:hyperlink w:history="1" r:id="rId1ypfqweodzmg5fwnsmcql">
+            <w:hyperlink w:history="1" r:id="rIdm4dj2ylh2hlzdgxivawvn">
               <w:r>
                 <w:rPr>
                   <w:rFonts w:ascii="Arial" w:cs="Arial" w:eastAsia="Arial" w:hAnsi="Arial"/>
@@ -25257,7 +25257,7 @@
             <w:pPr>
               <w:spacing w:after="20" w:before="0"/>
             </w:pPr>
-            <w:hyperlink w:history="1" r:id="rId5y_3bl3-dpm061f6n--0l">
+            <w:hyperlink w:history="1" r:id="rIdolj1_gchsun7f3qtglumo">
               <w:r>
                 <w:rPr>
                   <w:rFonts w:ascii="Arial" w:cs="Arial" w:eastAsia="Arial" w:hAnsi="Arial"/>
@@ -25290,7 +25290,7 @@
               <w:spacing w:after="10" w:before="0"/>
               <w:ind w:left="120"/>
             </w:pPr>
-            <w:hyperlink w:history="1" r:id="rIdrzveusgye20j3odts8ps_">
+            <w:hyperlink w:history="1" r:id="rId8uoiharuyzickmaozd-gf">
               <w:r>
                 <w:rPr>
                   <w:rFonts w:ascii="Arial" w:cs="Arial" w:eastAsia="Arial" w:hAnsi="Arial"/>
@@ -25490,7 +25490,7 @@
             <w:pPr>
               <w:spacing w:after="20" w:before="0"/>
             </w:pPr>
-            <w:hyperlink w:history="1" r:id="rIdksshzbgcg6ai-wbspkopa">
+            <w:hyperlink w:history="1" r:id="rId3ndmfphqiernsb0p2rovj">
               <w:r>
                 <w:rPr>
                   <w:rFonts w:ascii="Arial" w:cs="Arial" w:eastAsia="Arial" w:hAnsi="Arial"/>
@@ -25523,7 +25523,7 @@
               <w:spacing w:after="10" w:before="0"/>
               <w:ind w:left="120"/>
             </w:pPr>
-            <w:hyperlink w:history="1" r:id="rIdxu9oqfb7kruwx6yn5szen">
+            <w:hyperlink w:history="1" r:id="rIdsbb_ofug9tgmsweun5qvk">
               <w:r>
                 <w:rPr>
                   <w:rFonts w:ascii="Arial" w:cs="Arial" w:eastAsia="Arial" w:hAnsi="Arial"/>
@@ -25568,7 +25568,7 @@
             <w:pPr>
               <w:spacing w:after="20" w:before="0"/>
             </w:pPr>
-            <w:hyperlink w:history="1" r:id="rIdbalalxofzjghoawwzalns">
+            <w:hyperlink w:history="1" r:id="rIdmfsqsrfcivwdo87lhwo1-">
               <w:r>
                 <w:rPr>
                   <w:rFonts w:ascii="Arial" w:cs="Arial" w:eastAsia="Arial" w:hAnsi="Arial"/>
@@ -25601,7 +25601,7 @@
               <w:spacing w:after="10" w:before="0"/>
               <w:ind w:left="120"/>
             </w:pPr>
-            <w:hyperlink w:history="1" r:id="rIdmni8kkfn_0y2qsxocvhrl">
+            <w:hyperlink w:history="1" r:id="rIdreyfe9vap--jgq0exfrfw">
               <w:r>
                 <w:rPr>
                   <w:rFonts w:ascii="Arial" w:cs="Arial" w:eastAsia="Arial" w:hAnsi="Arial"/>
@@ -25801,7 +25801,7 @@
             <w:pPr>
               <w:spacing w:after="20" w:before="0"/>
             </w:pPr>
-            <w:hyperlink w:history="1" r:id="rId_tbpubbtbyv8yudyhsswb">
+            <w:hyperlink w:history="1" r:id="rIdb0spemcyjipal8kxqbbfh">
               <w:r>
                 <w:rPr>
                   <w:rFonts w:ascii="Arial" w:cs="Arial" w:eastAsia="Arial" w:hAnsi="Arial"/>
@@ -25850,7 +25850,7 @@
               <w:spacing w:after="10" w:before="0"/>
               <w:ind w:left="120"/>
             </w:pPr>
-            <w:hyperlink w:history="1" r:id="rIdr6thngj9xzasuek1awgyp">
+            <w:hyperlink w:history="1" r:id="rIdnc1cyalgeway_3nbtodbx">
               <w:r>
                 <w:rPr>
                   <w:rFonts w:ascii="Arial" w:cs="Arial" w:eastAsia="Arial" w:hAnsi="Arial"/>
@@ -25895,7 +25895,7 @@
             <w:pPr>
               <w:spacing w:after="20" w:before="0"/>
             </w:pPr>
-            <w:hyperlink w:history="1" r:id="rIdsm6xqpncdy7u_q1-asmqc">
+            <w:hyperlink w:history="1" r:id="rIdhdnvnqut-ckaarncf61a6">
               <w:r>
                 <w:rPr>
                   <w:rFonts w:ascii="Arial" w:cs="Arial" w:eastAsia="Arial" w:hAnsi="Arial"/>
@@ -25928,7 +25928,7 @@
               <w:spacing w:after="10" w:before="0"/>
               <w:ind w:left="120"/>
             </w:pPr>
-            <w:hyperlink w:history="1" r:id="rIdi31l44mtan7rpffot0qdb">
+            <w:hyperlink w:history="1" r:id="rIdgqnansyfsdr3afapco4v6">
               <w:r>
                 <w:rPr>
                   <w:rFonts w:ascii="Arial" w:cs="Arial" w:eastAsia="Arial" w:hAnsi="Arial"/>
@@ -26128,7 +26128,7 @@
             <w:pPr>
               <w:spacing w:after="20" w:before="0"/>
             </w:pPr>
-            <w:hyperlink w:history="1" r:id="rIdfis86gnokhdrvuhg2ykot">
+            <w:hyperlink w:history="1" r:id="rIdr_m1nl63xj3fbp6ecf7jw">
               <w:r>
                 <w:rPr>
                   <w:rFonts w:ascii="Arial" w:cs="Arial" w:eastAsia="Arial" w:hAnsi="Arial"/>
@@ -26177,7 +26177,7 @@
               <w:spacing w:after="10" w:before="0"/>
               <w:ind w:left="120"/>
             </w:pPr>
-            <w:hyperlink w:history="1" r:id="rIdl2thsteh-8kyxi90cafoa">
+            <w:hyperlink w:history="1" r:id="rIdbpj5ddpj8xyfrcfqakx-c">
               <w:r>
                 <w:rPr>
                   <w:rFonts w:ascii="Arial" w:cs="Arial" w:eastAsia="Arial" w:hAnsi="Arial"/>
@@ -26222,7 +26222,7 @@
             <w:pPr>
               <w:spacing w:after="20" w:before="0"/>
             </w:pPr>
-            <w:hyperlink w:history="1" r:id="rIdztrugxyb0m34wpzrsr1yp">
+            <w:hyperlink w:history="1" r:id="rId3ntmmia6y3awsfirqe7ys">
               <w:r>
                 <w:rPr>
                   <w:rFonts w:ascii="Arial" w:cs="Arial" w:eastAsia="Arial" w:hAnsi="Arial"/>
@@ -26255,7 +26255,7 @@
               <w:spacing w:after="10" w:before="0"/>
               <w:ind w:left="120"/>
             </w:pPr>
-            <w:hyperlink w:history="1" r:id="rIdprmbug0fjh0eaw_o5r53d">
+            <w:hyperlink w:history="1" r:id="rIdrqpvwsyz1b1-qheccjo5k">
               <w:r>
                 <w:rPr>
                   <w:rFonts w:ascii="Arial" w:cs="Arial" w:eastAsia="Arial" w:hAnsi="Arial"/>
@@ -26455,7 +26455,7 @@
             <w:pPr>
               <w:spacing w:after="20" w:before="0"/>
             </w:pPr>
-            <w:hyperlink w:history="1" r:id="rIdk8bnsnpfsg-npuy_fpcpi">
+            <w:hyperlink w:history="1" r:id="rIduujl5pvylajel-yinkviv">
               <w:r>
                 <w:rPr>
                   <w:rFonts w:ascii="Arial" w:cs="Arial" w:eastAsia="Arial" w:hAnsi="Arial"/>
@@ -26504,7 +26504,7 @@
               <w:spacing w:after="10" w:before="0"/>
               <w:ind w:left="120"/>
             </w:pPr>
-            <w:hyperlink w:history="1" r:id="rIdd2xnkajnoowyxpnphiozy">
+            <w:hyperlink w:history="1" r:id="rIddzaoott6ywidyab6gypoe">
               <w:r>
                 <w:rPr>
                   <w:rFonts w:ascii="Arial" w:cs="Arial" w:eastAsia="Arial" w:hAnsi="Arial"/>
@@ -26549,7 +26549,7 @@
             <w:pPr>
               <w:spacing w:after="20" w:before="0"/>
             </w:pPr>
-            <w:hyperlink w:history="1" r:id="rId-xw2inyxjmszrv_gptcu6">
+            <w:hyperlink w:history="1" r:id="rIdzc7otya9ldkbdwqu-urpf">
               <w:r>
                 <w:rPr>
                   <w:rFonts w:ascii="Arial" w:cs="Arial" w:eastAsia="Arial" w:hAnsi="Arial"/>
@@ -26582,7 +26582,7 @@
               <w:spacing w:after="10" w:before="0"/>
               <w:ind w:left="120"/>
             </w:pPr>
-            <w:hyperlink w:history="1" r:id="rIdehrdqq0h-ewaeizzp7qkn">
+            <w:hyperlink w:history="1" r:id="rIdwu6_us4dhp8ctexstqvcs">
               <w:r>
                 <w:rPr>
                   <w:rFonts w:ascii="Arial" w:cs="Arial" w:eastAsia="Arial" w:hAnsi="Arial"/>
@@ -27107,7 +27107,7 @@
         </w:rPr>
         <w:t xml:space="preserve">© 2026 SeaVuria and ARES. Aligned with KICD objectives. Developed by SeaVuria; technical implementation by ARES (with AI assistance from Claude). Licensed under </w:t>
       </w:r>
-      <w:hyperlink w:history="1" r:id="rIdppecn3xhlyqripv0o0bio">
+      <w:hyperlink w:history="1" r:id="rIda_oftik5bd8okn4exkptm">
         <w:r>
           <w:rPr>
             <w:rFonts w:ascii="Arial" w:cs="Arial" w:eastAsia="Arial" w:hAnsi="Arial"/>
@@ -27128,7 +27128,7 @@
         </w:rPr>
         <w:t xml:space="preserve"> (</w:t>
       </w:r>
-      <w:hyperlink w:history="1" r:id="rIdbfrdibt90rh6dbkp2mxjx">
+      <w:hyperlink w:history="1" r:id="rId0ksqfsltbre3bt4eoxy7u">
         <w:r>
           <w:rPr>
             <w:rFonts w:ascii="Arial" w:cs="Arial" w:eastAsia="Arial" w:hAnsi="Arial"/>
